--- a/Books/RPG_Books/ThePrincessAndThePlayer/Book_ThePrincessAndThePlayer.docx
+++ b/Books/RPG_Books/ThePrincessAndThePlayer/Book_ThePrincessAndThePlayer.docx
@@ -1374,15 +1374,7 @@
     </w:p>
     <w:p>
       <w:r>
-        <w:t xml:space="preserve">“But why give them a chance at getting strong?” Greater Demon </w:t>
-      </w:r>
-      <w:proofErr w:type="spellStart"/>
-      <w:r>
-        <w:t>Dweeler</w:t>
-      </w:r>
-      <w:proofErr w:type="spellEnd"/>
-      <w:r>
-        <w:t xml:space="preserve"> </w:t>
+        <w:t xml:space="preserve">“But why give them a chance at getting strong?” Greater Demon Dweeler </w:t>
       </w:r>
       <w:r>
         <w:t>asked</w:t>
@@ -2110,7 +2102,13 @@
         <w:t>Another</w:t>
       </w:r>
       <w:r>
-        <w:t xml:space="preserve"> milestone was achieved when researchers s</w:t>
+        <w:t xml:space="preserve"> milestone was achieved when </w:t>
+      </w:r>
+      <w:r>
+        <w:t>a team I headed</w:t>
+      </w:r>
+      <w:r>
+        <w:t xml:space="preserve"> s</w:t>
       </w:r>
       <w:r>
         <w:t>olve</w:t>
@@ -2150,10 +2148,10 @@
         <w:pStyle w:val="Quote2"/>
       </w:pPr>
       <w:r>
-        <w:t>“Which is more believable; that 0.00001 % of that rock is actual matter or that none of it is actual matter? The answer is that none of it is actual matter and what we call matter is just</w:t>
-      </w:r>
-      <w:r>
-        <w:t xml:space="preserve"> a standing wave in an infinitely large hologram.</w:t>
+        <w:t>“Which is more believable; that 0.00001 % of that rock is actual matter or that none of it is actual matter? The answer is that none of it is actual matter</w:t>
+      </w:r>
+      <w:r>
+        <w:t>.</w:t>
       </w:r>
     </w:p>
     <w:p>
@@ -2161,6 +2159,23 @@
         <w:pStyle w:val="Quote2"/>
       </w:pPr>
       <w:r>
+        <w:t>“W</w:t>
+      </w:r>
+      <w:r>
+        <w:t>hat we call matter is just</w:t>
+      </w:r>
+      <w:r>
+        <w:t xml:space="preserve"> a standing wave </w:t>
+      </w:r>
+      <w:r>
+        <w:t>in a space of infinite possibilities.</w:t>
+      </w:r>
+    </w:p>
+    <w:p>
+      <w:pPr>
+        <w:pStyle w:val="Quote2"/>
+      </w:pPr>
+      <w:r>
         <w:t>“That is why fundamental particles act as they do.</w:t>
       </w:r>
       <w:r>
@@ -2172,6 +2187,7 @@
         <w:pStyle w:val="Quote2"/>
       </w:pPr>
       <w:r>
+        <w:lastRenderedPageBreak/>
         <w:t xml:space="preserve">“This was proven experimentally by Nobel Prize winning Dr. Albert </w:t>
       </w:r>
       <w:proofErr w:type="spellStart"/>
@@ -2197,14 +2213,304 @@
         <w:pStyle w:val="Quote2"/>
       </w:pPr>
       <w:r>
+        <w:t xml:space="preserve">“Fast forward to three years ago when Quantum </w:t>
+      </w:r>
+      <w:r>
+        <w:t>Entertainment</w:t>
+      </w:r>
+      <w:r>
+        <w:t xml:space="preserve"> created the first holodeck.”</w:t>
+      </w:r>
+    </w:p>
+    <w:p>
+      <w:pPr>
+        <w:pStyle w:val="Quote2"/>
+      </w:pPr>
+      <w:r>
+        <w:t>An image of a 3 by 3 meter room appeared with a person in the c</w:t>
+      </w:r>
+      <w:r>
+        <w:t>enter</w:t>
+      </w:r>
+      <w:r>
+        <w:t>, interacting with objects that were physical to the person but disappeared when the power was turned off.</w:t>
+      </w:r>
+    </w:p>
+    <w:p>
+      <w:pPr>
+        <w:pStyle w:val="Quote2"/>
+      </w:pPr>
+      <w:r>
+        <w:t>“This was just a</w:t>
+      </w:r>
+      <w:r>
+        <w:t xml:space="preserve"> proof of concept</w:t>
+      </w:r>
+      <w:r>
+        <w:t xml:space="preserve"> then</w:t>
+      </w:r>
+      <w:r>
+        <w:t xml:space="preserve">, since that tiny room was supported by a </w:t>
+      </w:r>
+      <w:r>
+        <w:t>12-story</w:t>
+      </w:r>
+      <w:r>
+        <w:t xml:space="preserve"> </w:t>
+      </w:r>
+      <w:r>
+        <w:t xml:space="preserve">warehouse the size of a football field, full of </w:t>
+      </w:r>
+      <w:r>
+        <w:t xml:space="preserve">experimental </w:t>
+      </w:r>
+      <w:r>
+        <w:t xml:space="preserve">equipment. It also required </w:t>
+      </w:r>
+      <w:r>
+        <w:t>gigawatts</w:t>
+      </w:r>
+      <w:r>
+        <w:t xml:space="preserve"> of power.</w:t>
+      </w:r>
+    </w:p>
+    <w:p>
+      <w:pPr>
+        <w:pStyle w:val="Quote2"/>
+      </w:pPr>
+      <w:r>
+        <w:t xml:space="preserve">“It was a herculean task, </w:t>
+      </w:r>
+      <w:r>
+        <w:t xml:space="preserve">directing terrawatts of power </w:t>
+      </w:r>
+      <w:r>
+        <w:t>through vast arrays of custom built circuits</w:t>
+      </w:r>
+      <w:r>
+        <w:t xml:space="preserve">, but </w:t>
+      </w:r>
+      <w:r>
+        <w:t xml:space="preserve">under my guidance </w:t>
+      </w:r>
+      <w:r>
+        <w:t>we pulled it off</w:t>
+      </w:r>
+      <w:r>
+        <w:t>.”</w:t>
+      </w:r>
+    </w:p>
+    <w:p>
+      <w:r>
+        <w:t>“Damn,” Gigi said. “I don’t know which is bigger, his brain or his ego.”</w:t>
+      </w:r>
+    </w:p>
+    <w:p>
+      <w:pPr>
+        <w:pStyle w:val="Quote2"/>
+      </w:pPr>
+      <w:r>
+        <w:t xml:space="preserve">“Is virtual matter dangerous?” Bob </w:t>
+      </w:r>
+      <w:r>
+        <w:t>asked</w:t>
+      </w:r>
+      <w:r>
+        <w:t>. “What if someone eats it?”</w:t>
+      </w:r>
+    </w:p>
+    <w:p>
+      <w:pPr>
+        <w:pStyle w:val="Quote2"/>
+      </w:pPr>
+      <w:r>
+        <w:t>“That’s the funny thing</w:t>
+      </w:r>
+      <w:r>
+        <w:t>,</w:t>
+      </w:r>
+      <w:r>
+        <w:t xml:space="preserve"> Bob,” Dr. </w:t>
+      </w:r>
+      <w:r>
+        <w:t>Everworth</w:t>
+      </w:r>
+      <w:r>
+        <w:t xml:space="preserve"> sa</w:t>
+      </w:r>
+      <w:r>
+        <w:t>id</w:t>
+      </w:r>
+      <w:r>
+        <w:t>. “</w:t>
+      </w:r>
+      <w:r>
+        <w:t>Tiny</w:t>
+      </w:r>
+      <w:r>
+        <w:t xml:space="preserve"> quantities of virtual matter seem safe</w:t>
+      </w:r>
+      <w:r>
+        <w:t xml:space="preserve"> to eat</w:t>
+      </w:r>
+      <w:r>
+        <w:t>. And yes, animal</w:t>
+      </w:r>
+      <w:r>
+        <w:t>s fed too much will die when removed from the field.</w:t>
+      </w:r>
+    </w:p>
+    <w:p>
+      <w:pPr>
+        <w:pStyle w:val="Quote2"/>
+      </w:pPr>
+      <w:r>
+        <w:t>“The only advice I can give to you is don’t eat virtual matter.</w:t>
+      </w:r>
+    </w:p>
+    <w:p>
+      <w:pPr>
+        <w:pStyle w:val="Quote2"/>
+      </w:pPr>
+      <w:r>
+        <w:t xml:space="preserve">“Now that the groundwork is laid, I can talk about Holoworld. Holoworld is </w:t>
+      </w:r>
+      <w:r>
+        <w:t xml:space="preserve">a revolution in matter </w:t>
+      </w:r>
+      <w:r>
+        <w:t>engineering. It is</w:t>
+      </w:r>
+      <w:r>
+        <w:t xml:space="preserve"> </w:t>
+      </w:r>
+      <w:r>
+        <w:t>finally out of stealth mode and is being initialized now.”</w:t>
+      </w:r>
+    </w:p>
+    <w:p>
+      <w:pPr>
+        <w:pStyle w:val="Quote2"/>
+      </w:pPr>
+      <w:r>
+        <w:t>The camera zoom</w:t>
+      </w:r>
+      <w:r>
+        <w:t>ed</w:t>
+      </w:r>
+      <w:r>
+        <w:t xml:space="preserve"> into Western Australia.</w:t>
+      </w:r>
+    </w:p>
+    <w:p>
+      <w:pPr>
+        <w:pStyle w:val="Quote2"/>
+      </w:pPr>
+      <w:r>
+        <w:t xml:space="preserve">“We </w:t>
+      </w:r>
+      <w:r>
+        <w:t>secured</w:t>
+      </w:r>
+      <w:r>
+        <w:t xml:space="preserve"> millions of </w:t>
+      </w:r>
+      <w:r>
+        <w:t>hectares</w:t>
+      </w:r>
+      <w:r>
+        <w:t xml:space="preserve"> of </w:t>
+      </w:r>
+      <w:r>
+        <w:t xml:space="preserve">barren </w:t>
+      </w:r>
+      <w:r>
+        <w:t xml:space="preserve">and </w:t>
+      </w:r>
+      <w:r>
+        <w:t>wasted</w:t>
+      </w:r>
+      <w:r>
+        <w:t xml:space="preserve"> </w:t>
+      </w:r>
+      <w:r>
+        <w:t xml:space="preserve">land </w:t>
+      </w:r>
+      <w:r>
+        <w:t xml:space="preserve">throughout the world. This way no one is </w:t>
+      </w:r>
+      <w:r>
+        <w:t>inconvenienced</w:t>
+      </w:r>
+      <w:r>
+        <w:t>. Best of all, local governments and people will benefit from the tax revenues generated by the project</w:t>
+      </w:r>
+      <w:r>
+        <w:t xml:space="preserve">,” Dr. </w:t>
+      </w:r>
+      <w:r>
+        <w:t xml:space="preserve">Everworth </w:t>
+      </w:r>
+      <w:r>
+        <w:t>orate</w:t>
+      </w:r>
+      <w:r>
+        <w:t>d</w:t>
+      </w:r>
+      <w:r>
+        <w:t>.</w:t>
+      </w:r>
+    </w:p>
+    <w:p>
+      <w:pPr>
+        <w:pStyle w:val="Quote2"/>
+      </w:pPr>
+      <w:r>
+        <w:t>The next view show</w:t>
+      </w:r>
+      <w:r>
+        <w:t>ed</w:t>
+      </w:r>
+      <w:r>
+        <w:t xml:space="preserve"> robotic crew erecting 100 m</w:t>
+      </w:r>
+      <w:r>
+        <w:t>eter</w:t>
+      </w:r>
+      <w:r>
+        <w:t xml:space="preserve"> pillars throughout the </w:t>
+      </w:r>
+      <w:r>
+        <w:t xml:space="preserve">Australian </w:t>
+      </w:r>
+      <w:r>
+        <w:t>badlands.</w:t>
+      </w:r>
+    </w:p>
+    <w:p>
+      <w:pPr>
+        <w:pStyle w:val="Quote2"/>
+      </w:pPr>
+      <w:r>
+        <w:t xml:space="preserve">“These emitters draw their power from </w:t>
+      </w:r>
+      <w:r>
+        <w:t>our revolutionary custom-built power system</w:t>
+      </w:r>
+      <w:r>
+        <w:t>, allowing for a holodeck experience like no other.</w:t>
+      </w:r>
+    </w:p>
+    <w:p>
+      <w:pPr>
+        <w:pStyle w:val="Quote2"/>
+      </w:pPr>
+      <w:r>
         <w:lastRenderedPageBreak/>
-        <w:t xml:space="preserve">“Fast forward to three years ago when Quantum </w:t>
-      </w:r>
-      <w:r>
-        <w:t>Entertainment</w:t>
-      </w:r>
-      <w:r>
-        <w:t xml:space="preserve"> created the first holodeck.”</w:t>
+        <w:t>“And yes, we have plenty of backup power for emergencies.</w:t>
+      </w:r>
+      <w:r>
+        <w:t>”</w:t>
       </w:r>
     </w:p>
     <w:p>
@@ -2212,13 +2518,46 @@
         <w:pStyle w:val="Quote2"/>
       </w:pPr>
       <w:r>
-        <w:t>An image of a 3 by 3 meter room appeared with a person in the c</w:t>
-      </w:r>
-      <w:r>
-        <w:t>enter</w:t>
-      </w:r>
-      <w:r>
-        <w:t>, interacting with objects that were physical to the person but disappeared when the power was turned off.</w:t>
+        <w:t>The video fast-forward</w:t>
+      </w:r>
+      <w:r>
+        <w:t>ed</w:t>
+      </w:r>
+      <w:r>
+        <w:t xml:space="preserve"> and the pillars </w:t>
+      </w:r>
+      <w:r>
+        <w:t>lit</w:t>
+      </w:r>
+      <w:r>
+        <w:t xml:space="preserve"> up with power. </w:t>
+      </w:r>
+      <w:r>
+        <w:t>The glow expand</w:t>
+      </w:r>
+      <w:r>
+        <w:t>ed</w:t>
+      </w:r>
+      <w:r>
+        <w:t xml:space="preserve"> to encompass the entire property and then form</w:t>
+      </w:r>
+      <w:r>
+        <w:t>ed</w:t>
+      </w:r>
+      <w:r>
+        <w:t xml:space="preserve"> a </w:t>
+      </w:r>
+      <w:r>
+        <w:t>mirrored</w:t>
+      </w:r>
+      <w:r>
+        <w:t xml:space="preserve"> </w:t>
+      </w:r>
+      <w:r>
+        <w:t xml:space="preserve">flattened </w:t>
+      </w:r>
+      <w:r>
+        <w:t>bubble.</w:t>
       </w:r>
     </w:p>
     <w:p>
@@ -2226,37 +2565,226 @@
         <w:pStyle w:val="Quote2"/>
       </w:pPr>
       <w:r>
-        <w:t>“This was just a</w:t>
-      </w:r>
-      <w:r>
-        <w:t xml:space="preserve"> proof of concept</w:t>
-      </w:r>
-      <w:r>
-        <w:t xml:space="preserve"> then</w:t>
-      </w:r>
-      <w:r>
-        <w:t xml:space="preserve">, since that tiny room was supported by a </w:t>
-      </w:r>
-      <w:r>
-        <w:t>12-story</w:t>
+        <w:t xml:space="preserve">“That was last week,” Dr. Everworth </w:t>
+      </w:r>
+      <w:r>
+        <w:t>explained</w:t>
+      </w:r>
+      <w:r>
+        <w:t xml:space="preserve">. </w:t>
+      </w:r>
+      <w:r>
+        <w:t>“</w:t>
+      </w:r>
+      <w:r>
+        <w:t xml:space="preserve">If you notice the mirror finish that reflects 99.97% of light. This will help reduce </w:t>
+      </w:r>
+      <w:r>
+        <w:t xml:space="preserve">the effects of </w:t>
+      </w:r>
+      <w:r>
+        <w:t>global warming. No thanks are needed.</w:t>
+      </w:r>
+      <w:r>
+        <w:t xml:space="preserve"> We are just doing our part to protect the planet.</w:t>
+      </w:r>
+      <w:r>
+        <w:t>”</w:t>
+      </w:r>
+    </w:p>
+    <w:p>
+      <w:pPr>
+        <w:pStyle w:val="Quote2"/>
+      </w:pPr>
+      <w:r>
+        <w:t>Dr. Everworth paused, but no praise was forthcoming. He continued.</w:t>
+      </w:r>
+    </w:p>
+    <w:p>
+      <w:pPr>
+        <w:pStyle w:val="Quote2"/>
+      </w:pPr>
+      <w:r>
+        <w:t xml:space="preserve">“Unfortunately </w:t>
+      </w:r>
+      <w:r>
+        <w:t>we can’t allow anyone to see within.</w:t>
+      </w:r>
+      <w:r>
+        <w:t xml:space="preserve"> After all, where’s the fun in that?</w:t>
+      </w:r>
+    </w:p>
+    <w:p>
+      <w:pPr>
+        <w:pStyle w:val="Quote2"/>
+      </w:pPr>
+      <w:r>
+        <w:t xml:space="preserve">“Don’t worry. Doors will open on the </w:t>
+      </w:r>
+      <w:r>
+        <w:t>Spring Equinox</w:t>
+      </w:r>
+      <w:r>
+        <w:t>, 5 months from now</w:t>
+      </w:r>
+      <w:r>
+        <w:t>.”</w:t>
+      </w:r>
+    </w:p>
+    <w:p>
+      <w:pPr>
+        <w:pStyle w:val="Quote2"/>
+      </w:pPr>
+      <w:r>
+        <w:t xml:space="preserve">“Isn’t it </w:t>
+      </w:r>
+      <w:r>
+        <w:t>Fall Equinox</w:t>
+      </w:r>
+      <w:r>
+        <w:t xml:space="preserve"> in Australia?” Bob </w:t>
+      </w:r>
+      <w:r>
+        <w:t>asked</w:t>
+      </w:r>
+      <w:r>
+        <w:t>.</w:t>
+      </w:r>
+    </w:p>
+    <w:p>
+      <w:pPr>
+        <w:pStyle w:val="Quote2"/>
+      </w:pPr>
+      <w:r>
+        <w:t>“Why yes it is,” Dr. Everworth replie</w:t>
+      </w:r>
+      <w:r>
+        <w:t>d</w:t>
+      </w:r>
+      <w:r>
+        <w:t xml:space="preserve"> with an evil </w:t>
+      </w:r>
+      <w:r>
+        <w:t>chuckle</w:t>
+      </w:r>
+      <w:r>
+        <w:t xml:space="preserve"> and a hungry glint in his eyes</w:t>
+      </w:r>
+      <w:r>
+        <w:t>.</w:t>
+      </w:r>
+      <w:r>
+        <w:t xml:space="preserve"> “It’s </w:t>
+      </w:r>
+      <w:r>
+        <w:t xml:space="preserve">all </w:t>
+      </w:r>
+      <w:r>
+        <w:t>going to fall.”</w:t>
+      </w:r>
+    </w:p>
+    <w:p>
+      <w:r>
+        <w:t xml:space="preserve">“Damn that man gives me the creeps,” </w:t>
+      </w:r>
+      <w:r>
+        <w:t>Gigi</w:t>
+      </w:r>
+      <w:r>
+        <w:t xml:space="preserve"> sa</w:t>
+      </w:r>
+      <w:r>
+        <w:t>id</w:t>
+      </w:r>
+      <w:r>
+        <w:t xml:space="preserve"> with a shudder. The sentiment </w:t>
+      </w:r>
+      <w:r>
+        <w:t>was</w:t>
+      </w:r>
+      <w:r>
+        <w:t xml:space="preserve"> reflected in the rest of my family.</w:t>
+      </w:r>
+    </w:p>
+    <w:p>
+      <w:r>
+        <w:t>I agree</w:t>
+      </w:r>
+      <w:r>
+        <w:t>d</w:t>
+      </w:r>
+      <w:r>
+        <w:t>. The man seem</w:t>
+      </w:r>
+      <w:r>
+        <w:t>ed</w:t>
+      </w:r>
+      <w:r>
+        <w:t xml:space="preserve"> downright demonic.</w:t>
+      </w:r>
+    </w:p>
+    <w:p>
+      <w:pPr>
+        <w:pStyle w:val="Quote2"/>
+      </w:pPr>
+      <w:r>
+        <w:t xml:space="preserve">“What can you tell us of what’s in that dome?” Bob </w:t>
+      </w:r>
+      <w:r>
+        <w:t>asked</w:t>
+      </w:r>
+      <w:r>
+        <w:t>.</w:t>
+      </w:r>
+    </w:p>
+    <w:p>
+      <w:pPr>
+        <w:pStyle w:val="Quote2"/>
+      </w:pPr>
+      <w:r>
+        <w:t xml:space="preserve">“Well Bob, that’s the secret, isn’t it?” Dr. </w:t>
+      </w:r>
+      <w:r>
+        <w:t>Everworth</w:t>
       </w:r>
       <w:r>
         <w:t xml:space="preserve"> </w:t>
       </w:r>
       <w:r>
-        <w:t xml:space="preserve">warehouse the size of a football field, full of </w:t>
-      </w:r>
-      <w:r>
-        <w:t xml:space="preserve">experimental </w:t>
-      </w:r>
-      <w:r>
-        <w:t xml:space="preserve">equipment. It also required </w:t>
-      </w:r>
-      <w:r>
-        <w:t>gigawatts</w:t>
-      </w:r>
-      <w:r>
-        <w:t xml:space="preserve"> of power.</w:t>
+        <w:t>asked</w:t>
+      </w:r>
+      <w:r>
+        <w:t xml:space="preserve"> with a chuckle. “We </w:t>
+      </w:r>
+      <w:r>
+        <w:t xml:space="preserve">are </w:t>
+      </w:r>
+      <w:r>
+        <w:t>creat</w:t>
+      </w:r>
+      <w:r>
+        <w:t>ing</w:t>
+      </w:r>
+      <w:r>
+        <w:t xml:space="preserve"> an MMORPG game made flesh. It’s a fantasy world </w:t>
+      </w:r>
+      <w:r>
+        <w:t xml:space="preserve">called </w:t>
+      </w:r>
+      <w:r>
+        <w:t>Incursion</w:t>
+      </w:r>
+      <w:r>
+        <w:t>. P</w:t>
+      </w:r>
+      <w:r>
+        <w:t>eople can play as warriors, rogues and mages</w:t>
+      </w:r>
+      <w:r>
+        <w:t>, to name just three classes</w:t>
+      </w:r>
+      <w:r>
+        <w:t>.”</w:t>
       </w:r>
     </w:p>
     <w:p>
@@ -2264,7 +2792,7 @@
         <w:pStyle w:val="Quote2"/>
       </w:pPr>
       <w:r>
-        <w:t>“It was a herculean task, like making fusion a reality.”</w:t>
+        <w:t>“Can we play as other races such as elves, dwarves, and beast kin?”</w:t>
       </w:r>
     </w:p>
     <w:p>
@@ -2272,13 +2800,216 @@
         <w:pStyle w:val="Quote2"/>
       </w:pPr>
       <w:r>
-        <w:t xml:space="preserve">“Is virtual matter dangerous?” Bob </w:t>
+        <w:t>“Well Bob, do you really want</w:t>
+      </w:r>
+      <w:r>
+        <w:t xml:space="preserve"> the </w:t>
+      </w:r>
+      <w:r>
+        <w:t>s</w:t>
+      </w:r>
+      <w:r>
+        <w:t>ystem to modify your body using virtual matter?”</w:t>
+      </w:r>
+    </w:p>
+    <w:p>
+      <w:pPr>
+        <w:pStyle w:val="Quote2"/>
+      </w:pPr>
+      <w:r>
+        <w:t>Bob swallow</w:t>
+      </w:r>
+      <w:r>
+        <w:t>ed</w:t>
+      </w:r>
+      <w:r>
+        <w:t xml:space="preserve"> in</w:t>
+      </w:r>
+      <w:r>
+        <w:t xml:space="preserve"> fright and sa</w:t>
+      </w:r>
+      <w:r>
+        <w:t>id</w:t>
+      </w:r>
+      <w:r>
+        <w:t xml:space="preserve">, “I guess not. But why is it called Incursion? That sounds like a Sci-Fi </w:t>
+      </w:r>
+      <w:r>
+        <w:t>RPG</w:t>
+      </w:r>
+      <w:r>
+        <w:t>.”</w:t>
+      </w:r>
+    </w:p>
+    <w:p>
+      <w:pPr>
+        <w:pStyle w:val="Quote2"/>
+      </w:pPr>
+      <w:r>
+        <w:lastRenderedPageBreak/>
+        <w:t xml:space="preserve">“You’ll find out,” Dr. Everworth </w:t>
+      </w:r>
+      <w:r>
+        <w:t>s</w:t>
+      </w:r>
+      <w:r>
+        <w:t>ang</w:t>
+      </w:r>
+      <w:r>
+        <w:t xml:space="preserve"> sinisterly</w:t>
+      </w:r>
+      <w:r>
+        <w:t xml:space="preserve"> as he g</w:t>
+      </w:r>
+      <w:r>
+        <w:t>a</w:t>
+      </w:r>
+      <w:r>
+        <w:t>ve the world a toothy grin</w:t>
+      </w:r>
+      <w:r>
+        <w:t>.</w:t>
+      </w:r>
+    </w:p>
+    <w:p>
+      <w:pPr>
+        <w:pStyle w:val="Quote2"/>
+      </w:pPr>
+      <w:r>
+        <w:t>“</w:t>
+      </w:r>
+      <w:r>
+        <w:t xml:space="preserve">Our system connects with the neural </w:t>
+      </w:r>
+      <w:r>
+        <w:t>implants</w:t>
+      </w:r>
+      <w:r>
+        <w:t xml:space="preserve"> of people who have them,” Dr. </w:t>
+      </w:r>
+      <w:r>
+        <w:t>Everworth</w:t>
+      </w:r>
+      <w:r>
+        <w:t xml:space="preserve"> </w:t>
+      </w:r>
+      <w:r>
+        <w:t>explained</w:t>
+      </w:r>
+      <w:r>
+        <w:t xml:space="preserve">. “It can also create temporary neural </w:t>
+      </w:r>
+      <w:r>
+        <w:t>implants</w:t>
+      </w:r>
+      <w:r>
+        <w:t xml:space="preserve"> for people who don’t have then</w:t>
+      </w:r>
+      <w:r>
+        <w:t>. For legal reasons</w:t>
+      </w:r>
+      <w:r>
+        <w:t>,</w:t>
+      </w:r>
+      <w:r>
+        <w:t xml:space="preserve"> </w:t>
+      </w:r>
+      <w:r>
+        <w:t xml:space="preserve">they </w:t>
+      </w:r>
+      <w:r>
+        <w:t>must be</w:t>
+      </w:r>
+      <w:r>
+        <w:t xml:space="preserve"> </w:t>
+      </w:r>
+      <w:r>
+        <w:t xml:space="preserve">at least </w:t>
+      </w:r>
+      <w:r>
+        <w:t>1</w:t>
+      </w:r>
+      <w:r>
+        <w:t>8</w:t>
+      </w:r>
+      <w:r>
+        <w:t xml:space="preserve"> years </w:t>
+      </w:r>
+      <w:r>
+        <w:t>old</w:t>
+      </w:r>
+      <w:r>
+        <w:t xml:space="preserve"> and give written consen</w:t>
+      </w:r>
+      <w:r>
+        <w:t>t</w:t>
+      </w:r>
+      <w:r>
+        <w:t>.”</w:t>
+      </w:r>
+    </w:p>
+    <w:p>
+      <w:pPr>
+        <w:pStyle w:val="Quote2"/>
+      </w:pPr>
+      <w:r>
+        <w:t xml:space="preserve">“I can’t wait,” Bob </w:t>
+      </w:r>
+      <w:r>
+        <w:t>exclaimed</w:t>
+      </w:r>
+      <w:r>
+        <w:t>.</w:t>
+      </w:r>
+    </w:p>
+    <w:p>
+      <w:pPr>
+        <w:pStyle w:val="Quote2"/>
+      </w:pPr>
+      <w:r>
+        <w:t>“</w:t>
+      </w:r>
+      <w:r>
+        <w:t>Isn’t the wait half the fun</w:t>
+      </w:r>
+      <w:r>
+        <w:t>?</w:t>
+      </w:r>
+      <w:r>
+        <w:t xml:space="preserve">” Dr. </w:t>
+      </w:r>
+      <w:r>
+        <w:t>Everworth</w:t>
+      </w:r>
+      <w:r>
+        <w:t xml:space="preserve"> </w:t>
       </w:r>
       <w:r>
         <w:t>asked</w:t>
       </w:r>
       <w:r>
-        <w:t>. “What if someone eats it?”</w:t>
+        <w:t xml:space="preserve">. “At </w:t>
+      </w:r>
+      <w:r>
+        <w:t>$95.00</w:t>
+      </w:r>
+      <w:r>
+        <w:t xml:space="preserve"> </w:t>
+      </w:r>
+      <w:r>
+        <w:t xml:space="preserve">US </w:t>
+      </w:r>
+      <w:r>
+        <w:t>a day plus tax, it’s not cheap, but definite</w:t>
+      </w:r>
+      <w:r>
+        <w:t xml:space="preserve">ly worth </w:t>
+      </w:r>
+      <w:r>
+        <w:t xml:space="preserve">spending </w:t>
+      </w:r>
+      <w:r>
+        <w:t>a week or month there.”</w:t>
       </w:r>
     </w:p>
     <w:p>
@@ -2286,19 +3017,428 @@
         <w:pStyle w:val="Quote2"/>
       </w:pPr>
       <w:r>
-        <w:t>“That’s the funny thing</w:t>
+        <w:t xml:space="preserve">“It’s cheaper than Disney,” Bob </w:t>
+      </w:r>
+      <w:r>
+        <w:t>note</w:t>
+      </w:r>
+      <w:r>
+        <w:t>d</w:t>
+      </w:r>
+      <w:r>
+        <w:t>.</w:t>
+      </w:r>
+    </w:p>
+    <w:p>
+      <w:pPr>
+        <w:pStyle w:val="Quote2"/>
+      </w:pPr>
+      <w:r>
+        <w:t xml:space="preserve">“Even better, you </w:t>
+      </w:r>
+      <w:r>
+        <w:t xml:space="preserve">can </w:t>
+      </w:r>
+      <w:r>
+        <w:t xml:space="preserve">get a yearly membership for </w:t>
+      </w:r>
+      <w:r>
+        <w:t xml:space="preserve">only </w:t>
+      </w:r>
+      <w:r>
+        <w:t>$4</w:t>
       </w:r>
       <w:r>
         <w:t>,</w:t>
       </w:r>
       <w:r>
+        <w:t>995.00</w:t>
+      </w:r>
+      <w:r>
+        <w:t xml:space="preserve"> US</w:t>
+      </w:r>
+      <w:r>
+        <w:t xml:space="preserve">,” </w:t>
+      </w:r>
+      <w:r>
+        <w:t>Dr. Everworth add</w:t>
+      </w:r>
+      <w:r>
+        <w:t>ed</w:t>
+      </w:r>
+      <w:r>
+        <w:t>. “We even have packages for people on government assisted living and retirees.</w:t>
+      </w:r>
+      <w:r>
+        <w:t xml:space="preserve"> Kids 16 and 1</w:t>
+      </w:r>
+      <w:r>
+        <w:t>7</w:t>
+      </w:r>
+      <w:r>
+        <w:t xml:space="preserve"> get a discount of $1</w:t>
+      </w:r>
+      <w:r>
+        <w:t>,</w:t>
+      </w:r>
+      <w:r>
+        <w:t>000</w:t>
+      </w:r>
+      <w:r>
+        <w:t xml:space="preserve"> US</w:t>
+      </w:r>
+      <w:r>
+        <w:t xml:space="preserve"> on the yearly membership</w:t>
+      </w:r>
+      <w:r>
+        <w:t>.</w:t>
+      </w:r>
+    </w:p>
+    <w:p>
+      <w:pPr>
+        <w:pStyle w:val="Quote2"/>
+      </w:pPr>
+      <w:r>
+        <w:t>“Unfortunately no one under 16 is allowed.”</w:t>
+      </w:r>
+    </w:p>
+    <w:p>
+      <w:pPr>
+        <w:pStyle w:val="Quote2"/>
+      </w:pPr>
+      <w:r>
+        <w:t>“You heard it here</w:t>
+      </w:r>
+      <w:r>
+        <w:t xml:space="preserve"> </w:t>
+      </w:r>
+      <w:r>
+        <w:t>first</w:t>
+      </w:r>
+      <w:r>
+        <w:t>,” Bob s</w:t>
+      </w:r>
+      <w:r>
+        <w:t>aid</w:t>
+      </w:r>
+      <w:r>
+        <w:t>. “</w:t>
+      </w:r>
+      <w:r>
+        <w:t xml:space="preserve">I plan </w:t>
+      </w:r>
+      <w:r>
+        <w:t xml:space="preserve">on getting a yearly membership, and then will </w:t>
+      </w:r>
+      <w:r>
+        <w:t>spend a few weeks recording my experiences there. Is that allowed?”</w:t>
+      </w:r>
+    </w:p>
+    <w:p>
+      <w:pPr>
+        <w:pStyle w:val="Quote2"/>
+      </w:pPr>
+      <w:r>
+        <w:t>“</w:t>
+      </w:r>
+      <w:r>
+        <w:t>Absolutely</w:t>
+      </w:r>
+      <w:r>
+        <w:t xml:space="preserve">, Bob,” Dr. </w:t>
+      </w:r>
+      <w:r>
+        <w:t>Everworth</w:t>
+      </w:r>
+      <w:r>
+        <w:t xml:space="preserve"> </w:t>
+      </w:r>
+      <w:r>
+        <w:t>affirm</w:t>
+      </w:r>
+      <w:r>
+        <w:t>ed</w:t>
+      </w:r>
+      <w:r>
+        <w:t xml:space="preserve"> with a smile. “</w:t>
+      </w:r>
+      <w:r>
+        <w:t xml:space="preserve">We encourage sharing your experiences with the world. </w:t>
+      </w:r>
+      <w:r>
+        <w:t xml:space="preserve">Everyone’s travel </w:t>
+      </w:r>
+      <w:r>
+        <w:t>in our game world</w:t>
+      </w:r>
+      <w:r>
+        <w:t xml:space="preserve"> is 100% unique</w:t>
+      </w:r>
+      <w:r>
+        <w:t>.</w:t>
+      </w:r>
+    </w:p>
+    <w:p>
+      <w:pPr>
+        <w:pStyle w:val="Quote2"/>
+      </w:pPr>
+      <w:r>
+        <w:t xml:space="preserve">“The only exceptions are the </w:t>
+      </w:r>
+      <w:r>
+        <w:t>tutorial</w:t>
+      </w:r>
+      <w:r>
+        <w:t xml:space="preserve"> quests</w:t>
+      </w:r>
+      <w:r>
+        <w:t xml:space="preserve"> in the starter cit</w:t>
+      </w:r>
+      <w:r>
+        <w:t>ies</w:t>
+      </w:r>
+      <w:r>
+        <w:t>.”</w:t>
+      </w:r>
+    </w:p>
+    <w:p>
+      <w:pPr>
+        <w:pStyle w:val="Quote2"/>
+      </w:pPr>
+      <w:r>
+        <w:t xml:space="preserve">“Thank you for being on my show Dr. </w:t>
+      </w:r>
+      <w:r>
+        <w:t>Everworth</w:t>
+      </w:r>
+      <w:r>
+        <w:t>.”</w:t>
+      </w:r>
+    </w:p>
+    <w:p>
+      <w:pPr>
+        <w:pStyle w:val="Quote2"/>
+      </w:pPr>
+      <w:r>
+        <w:t>“</w:t>
+      </w:r>
+      <w:r>
+        <w:t>Absolutely</w:t>
+      </w:r>
+      <w:r>
         <w:t xml:space="preserve"> Bob,” Dr. </w:t>
       </w:r>
       <w:r>
         <w:t>Everworth</w:t>
       </w:r>
       <w:r>
-        <w:t xml:space="preserve"> sa</w:t>
+        <w:t xml:space="preserve"> replie</w:t>
+      </w:r>
+      <w:r>
+        <w:t>d</w:t>
+      </w:r>
+      <w:r>
+        <w:t xml:space="preserve"> with a smile.</w:t>
+      </w:r>
+    </w:p>
+    <w:p>
+      <w:pPr>
+        <w:pStyle w:val="Quote2"/>
+      </w:pPr>
+      <w:r>
+        <w:t xml:space="preserve">“Please see the description below for more details </w:t>
+      </w:r>
+      <w:r>
+        <w:t>on</w:t>
+      </w:r>
+      <w:r>
+        <w:t xml:space="preserve"> how to get tickets for </w:t>
+      </w:r>
+      <w:r>
+        <w:t xml:space="preserve">what </w:t>
+      </w:r>
+      <w:r>
+        <w:t>should be the most amazing MMORPG experience in the history of the world.”</w:t>
+      </w:r>
+    </w:p>
+    <w:p>
+      <w:r>
+        <w:t xml:space="preserve">I turned off the video with a shudder. </w:t>
+      </w:r>
+      <w:r>
+        <w:t>Dr. Everworth</w:t>
+      </w:r>
+      <w:r>
+        <w:t xml:space="preserve"> g</w:t>
+      </w:r>
+      <w:r>
+        <w:t>a</w:t>
+      </w:r>
+      <w:r>
+        <w:t>ve</w:t>
+      </w:r>
+      <w:r>
+        <w:t xml:space="preserve"> me the shivers, like a predator waiting for its next victim.</w:t>
+      </w:r>
+      <w:r>
+        <w:t xml:space="preserve"> He did</w:t>
+      </w:r>
+      <w:r>
+        <w:t>n’t hide his air of superiority, reminding me of a certain American president.</w:t>
+      </w:r>
+    </w:p>
+    <w:p>
+      <w:r>
+        <w:lastRenderedPageBreak/>
+        <w:t xml:space="preserve">“What do you think?” I </w:t>
+      </w:r>
+      <w:r>
+        <w:t>asked</w:t>
+      </w:r>
+      <w:r>
+        <w:t>.</w:t>
+      </w:r>
+    </w:p>
+    <w:p>
+      <w:r>
+        <w:t xml:space="preserve">“You’re too young,” </w:t>
+      </w:r>
+      <w:r>
+        <w:t>M</w:t>
+      </w:r>
+      <w:r>
+        <w:t>other declare</w:t>
+      </w:r>
+      <w:r>
+        <w:t>d</w:t>
+      </w:r>
+      <w:r>
+        <w:t>, “Besides, what about school?</w:t>
+      </w:r>
+      <w:r>
+        <w:t>”</w:t>
+      </w:r>
+    </w:p>
+    <w:p>
+      <w:r>
+        <w:t xml:space="preserve">“I am hoping to go in the summer </w:t>
+      </w:r>
+      <w:r>
+        <w:t>after</w:t>
+      </w:r>
+      <w:r>
+        <w:t xml:space="preserve"> school </w:t>
+      </w:r>
+      <w:r>
+        <w:t>finishes</w:t>
+      </w:r>
+      <w:r>
+        <w:t xml:space="preserve">. I’ll be </w:t>
+      </w:r>
+      <w:r>
+        <w:t>16</w:t>
+      </w:r>
+      <w:r>
+        <w:t xml:space="preserve"> by then</w:t>
+      </w:r>
+      <w:r>
+        <w:t xml:space="preserve">,” I </w:t>
+      </w:r>
+      <w:r>
+        <w:t>argued</w:t>
+      </w:r>
+      <w:r>
+        <w:t>.</w:t>
+      </w:r>
+    </w:p>
+    <w:p>
+      <w:r>
+        <w:t xml:space="preserve">“That man </w:t>
+      </w:r>
+      <w:r>
+        <w:t>gives me the willies</w:t>
+      </w:r>
+      <w:r>
+        <w:t xml:space="preserve">,” my </w:t>
+      </w:r>
+      <w:r>
+        <w:t>eldest</w:t>
+      </w:r>
+      <w:r>
+        <w:t xml:space="preserve"> sister </w:t>
+      </w:r>
+      <w:r>
+        <w:t>Emily</w:t>
+      </w:r>
+      <w:r>
+        <w:t xml:space="preserve"> s</w:t>
+      </w:r>
+      <w:r>
+        <w:t>aid</w:t>
+      </w:r>
+      <w:r>
+        <w:t>. “He’s like a demon.”</w:t>
+      </w:r>
+    </w:p>
+    <w:p>
+      <w:r>
+        <w:t xml:space="preserve">And yes, I’m second oldest. My other </w:t>
+      </w:r>
+      <w:r>
+        <w:t>2</w:t>
+      </w:r>
+      <w:r>
+        <w:t xml:space="preserve"> brothers and </w:t>
+      </w:r>
+      <w:r>
+        <w:t>2</w:t>
+      </w:r>
+      <w:r>
+        <w:t xml:space="preserve"> sisters agree</w:t>
+      </w:r>
+      <w:r>
+        <w:t>d</w:t>
+      </w:r>
+      <w:r>
+        <w:t xml:space="preserve"> that man </w:t>
+      </w:r>
+      <w:r>
+        <w:t>was</w:t>
+      </w:r>
+      <w:r>
+        <w:t xml:space="preserve"> evil. </w:t>
+      </w:r>
+      <w:r>
+        <w:t>Including</w:t>
+      </w:r>
+      <w:r>
+        <w:t xml:space="preserve"> my youngest sister Rainbow, who </w:t>
+      </w:r>
+      <w:r>
+        <w:t xml:space="preserve">just turned </w:t>
+      </w:r>
+      <w:r>
+        <w:t>3</w:t>
+      </w:r>
+      <w:r>
+        <w:t xml:space="preserve"> years old</w:t>
+      </w:r>
+      <w:r>
+        <w:t>.</w:t>
+      </w:r>
+      <w:r>
+        <w:t xml:space="preserve"> “He’s a bad man.”</w:t>
+      </w:r>
+    </w:p>
+    <w:p>
+      <w:r>
+        <w:t xml:space="preserve">“I agree,” </w:t>
+      </w:r>
+      <w:r>
+        <w:t xml:space="preserve">Grammy </w:t>
+      </w:r>
+      <w:r>
+        <w:t>sa</w:t>
       </w:r>
       <w:r>
         <w:t>id</w:t>
@@ -2307,1399 +3447,350 @@
         <w:t>. “</w:t>
       </w:r>
       <w:r>
-        <w:t>Tiny</w:t>
-      </w:r>
-      <w:r>
-        <w:t xml:space="preserve"> quantities of virtual matter seem safe</w:t>
-      </w:r>
-      <w:r>
-        <w:t xml:space="preserve"> to eat</w:t>
-      </w:r>
-      <w:r>
-        <w:t>. And yes, animal</w:t>
-      </w:r>
-      <w:r>
-        <w:t>s fed too much will die when removed from the field.</w:t>
-      </w:r>
-    </w:p>
-    <w:p>
-      <w:pPr>
-        <w:pStyle w:val="Quote2"/>
-      </w:pPr>
-      <w:r>
-        <w:t>“The only advice I can give to you is don’t eat virtual matter.</w:t>
-      </w:r>
-    </w:p>
-    <w:p>
-      <w:pPr>
-        <w:pStyle w:val="Quote2"/>
-      </w:pPr>
-      <w:r>
-        <w:t xml:space="preserve">“Now that the groundwork is laid, I can talk about Holoworld. Holoworld is </w:t>
-      </w:r>
-      <w:r>
-        <w:t xml:space="preserve">a revolution in matter </w:t>
-      </w:r>
-      <w:r>
-        <w:t>engineering. It is</w:t>
+        <w:t>I don’t think you should deal with these people</w:t>
+      </w:r>
+      <w:r>
+        <w:t>.”</w:t>
+      </w:r>
+    </w:p>
+    <w:p>
+      <w:r>
+        <w:t>“It doesn’t matter what kind of people they are,” I argue</w:t>
+      </w:r>
+      <w:r>
+        <w:t>d</w:t>
+      </w:r>
+      <w:r>
+        <w:t xml:space="preserve">. “There is no way the Australian or any other government would approve it </w:t>
+      </w:r>
+      <w:r>
+        <w:t xml:space="preserve">if it </w:t>
+      </w:r>
+      <w:r>
+        <w:t>weren’t safe.”</w:t>
+      </w:r>
+    </w:p>
+    <w:p>
+      <w:r>
+        <w:t>No one could deny that.</w:t>
+      </w:r>
+    </w:p>
+    <w:p>
+      <w:r>
+        <w:t>“</w:t>
+      </w:r>
+      <w:r>
+        <w:t xml:space="preserve">I already have a </w:t>
+      </w:r>
+      <w:r>
+        <w:t xml:space="preserve">neuralnet </w:t>
+      </w:r>
+      <w:r>
+        <w:t xml:space="preserve">and </w:t>
+      </w:r>
+      <w:r>
+        <w:t xml:space="preserve">I already saved up enough </w:t>
+      </w:r>
+      <w:r>
+        <w:t>money</w:t>
       </w:r>
       <w:r>
         <w:t xml:space="preserve"> </w:t>
       </w:r>
       <w:r>
-        <w:t>finally out of stealth mode and is being initialized now.”</w:t>
-      </w:r>
-    </w:p>
-    <w:p>
-      <w:pPr>
-        <w:pStyle w:val="Quote2"/>
-      </w:pPr>
-      <w:r>
-        <w:t>The camera zoom</w:t>
+        <w:t xml:space="preserve">for the </w:t>
+      </w:r>
+      <w:r>
+        <w:t xml:space="preserve">yearly </w:t>
+      </w:r>
+      <w:r>
+        <w:t>membership. It’s only</w:t>
+      </w:r>
+      <w:r>
+        <w:t xml:space="preserve"> until school begins in the fall</w:t>
+      </w:r>
+      <w:r>
+        <w:t>. What better way to spend the summer than getting firsthand experience o</w:t>
+      </w:r>
+      <w:r>
+        <w:t>n</w:t>
+      </w:r>
+      <w:r>
+        <w:t xml:space="preserve"> a subject I will be work</w:t>
+      </w:r>
+      <w:r>
+        <w:t>ing on for the rest of my life?</w:t>
+      </w:r>
+    </w:p>
+    <w:p>
+      <w:r>
+        <w:t>“You already know I always get excellent grades in school.”</w:t>
+      </w:r>
+    </w:p>
+    <w:p>
+      <w:r>
+        <w:t xml:space="preserve">In case you are </w:t>
+      </w:r>
+      <w:r>
+        <w:t>wondering</w:t>
+      </w:r>
+      <w:r>
+        <w:t>, I’m learning how to make games</w:t>
+      </w:r>
+      <w:r>
+        <w:t xml:space="preserve"> in my spare time</w:t>
+      </w:r>
+      <w:r>
+        <w:t>.</w:t>
+      </w:r>
+      <w:r>
+        <w:t xml:space="preserve"> I believe gaming is the future of </w:t>
+      </w:r>
+      <w:r>
+        <w:t>entertainment</w:t>
+      </w:r>
+      <w:r>
+        <w:t xml:space="preserve">. With AI </w:t>
+      </w:r>
+      <w:r>
+        <w:t>firmly entrenched in life</w:t>
+      </w:r>
+      <w:r>
+        <w:t>, what else is there for a person to do?</w:t>
+      </w:r>
+    </w:p>
+    <w:p>
+      <w:r>
+        <w:lastRenderedPageBreak/>
+        <w:t>And yes</w:t>
+      </w:r>
+      <w:r>
+        <w:t xml:space="preserve">, with the use of AI, games practically write themselves. All I need to do is </w:t>
+      </w:r>
+      <w:r>
+        <w:t xml:space="preserve">supply the </w:t>
+      </w:r>
+      <w:r>
+        <w:t>prompts for what I want the game to be like.</w:t>
+      </w:r>
+      <w:r>
+        <w:t xml:space="preserve"> World building is fun.</w:t>
+      </w:r>
+    </w:p>
+    <w:p>
+      <w:r>
+        <w:t xml:space="preserve">I recently started a channel dedicated to gaming. </w:t>
+      </w:r>
+      <w:r>
+        <w:t>My fans love it when I play on extreme mode. They also love my banter.</w:t>
+      </w:r>
+    </w:p>
+    <w:p>
+      <w:r>
+        <w:t>Unfortunately,</w:t>
+      </w:r>
+      <w:r>
+        <w:t xml:space="preserve"> I’m limited in how much I can play. </w:t>
+      </w:r>
+      <w:r>
+        <w:t>I can only play 1</w:t>
+      </w:r>
+      <w:r>
+        <w:t xml:space="preserve"> hour </w:t>
+      </w:r>
+      <w:r>
+        <w:t xml:space="preserve">on </w:t>
+      </w:r>
+      <w:r>
+        <w:t xml:space="preserve">weekdays, and </w:t>
+      </w:r>
+      <w:r>
+        <w:t>2 hours</w:t>
+      </w:r>
+      <w:r>
+        <w:t xml:space="preserve"> on</w:t>
+      </w:r>
+      <w:r>
+        <w:t xml:space="preserve"> </w:t>
+      </w:r>
+      <w:r>
+        <w:t>weekends</w:t>
+      </w:r>
+      <w:r>
+        <w:t>.</w:t>
+      </w:r>
+      <w:r>
+        <w:t xml:space="preserve"> Thank God for my AI trainer, which really helped me sharpen my gaming skills.</w:t>
+      </w:r>
+    </w:p>
+    <w:p>
+      <w:r>
+        <w:t xml:space="preserve">“I don’t know,” </w:t>
+      </w:r>
+      <w:r>
+        <w:t xml:space="preserve">Mother </w:t>
+      </w:r>
+      <w:r>
+        <w:t>grumble</w:t>
+      </w:r>
+      <w:r>
+        <w:t>d</w:t>
+      </w:r>
+      <w:r>
+        <w:t>. “You already spend too much time with your computers</w:t>
+      </w:r>
+      <w:r>
+        <w:t xml:space="preserve"> and video games</w:t>
+      </w:r>
+      <w:r>
+        <w:t>. When will you get regular friends</w:t>
+      </w:r>
+      <w:r>
+        <w:t>?</w:t>
+      </w:r>
+      <w:r>
+        <w:t xml:space="preserve"> </w:t>
+      </w:r>
+      <w:r>
+        <w:t xml:space="preserve">And I don’t mind you getting </w:t>
+      </w:r>
+      <w:r>
+        <w:t xml:space="preserve">a girl or </w:t>
+      </w:r>
+      <w:r>
+        <w:t xml:space="preserve">a </w:t>
+      </w:r>
+      <w:r>
+        <w:t>boy friend</w:t>
+      </w:r>
+      <w:r>
+        <w:t xml:space="preserve"> </w:t>
+      </w:r>
+      <w:r>
+        <w:t>as long as it</w:t>
+      </w:r>
+      <w:r>
+        <w:t xml:space="preserve"> doesn’t interfere with schooling</w:t>
+      </w:r>
+      <w:r>
+        <w:t>.</w:t>
+      </w:r>
+      <w:r>
+        <w:t>”</w:t>
+      </w:r>
+    </w:p>
+    <w:p>
+      <w:r>
+        <w:t xml:space="preserve">“That shouldn’t be a problem since </w:t>
+      </w:r>
+      <w:r>
+        <w:t>Luke Solarsmith</w:t>
+      </w:r>
+      <w:r>
+        <w:t xml:space="preserve"> is a handsome young man,” </w:t>
+      </w:r>
+      <w:r>
+        <w:t>Gigi</w:t>
+      </w:r>
+      <w:r>
+        <w:t xml:space="preserve"> </w:t>
+      </w:r>
+      <w:r>
+        <w:t>declare</w:t>
+      </w:r>
+      <w:r>
+        <w:t>d</w:t>
+      </w:r>
+      <w:r>
+        <w:t xml:space="preserve"> proudly</w:t>
+      </w:r>
+      <w:r>
+        <w:t>.</w:t>
+      </w:r>
+    </w:p>
+    <w:p>
+      <w:r>
+        <w:t xml:space="preserve">As you can guess I’m not very social. Little babies love me, as well as old people. However, for some reason </w:t>
+      </w:r>
+      <w:r>
+        <w:t>people</w:t>
+      </w:r>
+      <w:r>
+        <w:t xml:space="preserve"> my age ignore me.</w:t>
+      </w:r>
+    </w:p>
+    <w:p>
+      <w:r>
+        <w:t xml:space="preserve">Or maybe </w:t>
+      </w:r>
+      <w:r>
+        <w:t xml:space="preserve">as </w:t>
+      </w:r>
+      <w:r>
+        <w:t>M</w:t>
+      </w:r>
+      <w:r>
+        <w:t xml:space="preserve">other would </w:t>
+      </w:r>
+      <w:r>
+        <w:t>say</w:t>
+      </w:r>
+      <w:r>
+        <w:t>, I don’t make the effort</w:t>
+      </w:r>
+      <w:r>
+        <w:t>.</w:t>
+      </w:r>
+    </w:p>
+    <w:p>
+      <w:r>
+        <w:t>“I will be meeting actual people there,” I point</w:t>
       </w:r>
       <w:r>
         <w:t>ed</w:t>
       </w:r>
       <w:r>
-        <w:t xml:space="preserve"> into Western Australia.</w:t>
-      </w:r>
-    </w:p>
-    <w:p>
-      <w:pPr>
-        <w:pStyle w:val="Quote2"/>
-      </w:pPr>
-      <w:r>
-        <w:t xml:space="preserve">“We </w:t>
-      </w:r>
-      <w:r>
-        <w:t>secured</w:t>
-      </w:r>
-      <w:r>
-        <w:t xml:space="preserve"> millions of </w:t>
-      </w:r>
-      <w:r>
-        <w:t>hectares</w:t>
-      </w:r>
-      <w:r>
-        <w:t xml:space="preserve"> of </w:t>
-      </w:r>
-      <w:r>
-        <w:t xml:space="preserve">barren </w:t>
-      </w:r>
-      <w:r>
-        <w:t xml:space="preserve">and desert </w:t>
-      </w:r>
-      <w:r>
-        <w:t xml:space="preserve">land </w:t>
-      </w:r>
-      <w:r>
-        <w:t xml:space="preserve">throughout the world. This way no one is </w:t>
-      </w:r>
-      <w:r>
-        <w:t>inconvenienced</w:t>
-      </w:r>
-      <w:r>
-        <w:t>. Best of all, local governments and people will benefit from the tax revenues generated by the project</w:t>
-      </w:r>
-      <w:r>
-        <w:t xml:space="preserve">,” Dr. </w:t>
-      </w:r>
-      <w:r>
-        <w:t xml:space="preserve">Everworth </w:t>
-      </w:r>
-      <w:r>
-        <w:t>orate</w:t>
-      </w:r>
-      <w:r>
-        <w:t>d</w:t>
+        <w:t xml:space="preserve"> out.</w:t>
+      </w:r>
+      <w:r>
+        <w:t xml:space="preserve"> “Also, according to the web </w:t>
+      </w:r>
+      <w:r>
+        <w:t>site</w:t>
+      </w:r>
+      <w:r>
+        <w:t>, the system encourages social interaction. Many boss</w:t>
+      </w:r>
+      <w:r>
+        <w:t xml:space="preserve"> battles </w:t>
+      </w:r>
+      <w:r>
+        <w:t>are designed for team play</w:t>
       </w:r>
       <w:r>
         <w:t>.</w:t>
       </w:r>
     </w:p>
     <w:p>
-      <w:pPr>
-        <w:pStyle w:val="Quote2"/>
-      </w:pPr>
-      <w:r>
-        <w:t>The next view show</w:t>
-      </w:r>
-      <w:r>
-        <w:t>ed</w:t>
-      </w:r>
-      <w:r>
-        <w:t xml:space="preserve"> robotic crew erecting 100 m</w:t>
-      </w:r>
-      <w:r>
-        <w:t>eter</w:t>
-      </w:r>
-      <w:r>
-        <w:t xml:space="preserve"> pillars throughout the badlands.</w:t>
-      </w:r>
-    </w:p>
-    <w:p>
-      <w:pPr>
-        <w:pStyle w:val="Quote2"/>
-      </w:pPr>
-      <w:r>
-        <w:t>“These emitters draw their power from several multi-terawatt fusion reactors, allowing for a holodeck experience like no other.</w:t>
-      </w:r>
-    </w:p>
-    <w:p>
-      <w:pPr>
-        <w:pStyle w:val="Quote2"/>
-      </w:pPr>
-      <w:r>
-        <w:t>“And yes, we have plenty of backup power for emergencies.</w:t>
-      </w:r>
-      <w:r>
-        <w:t>”</w:t>
-      </w:r>
-    </w:p>
-    <w:p>
-      <w:pPr>
-        <w:pStyle w:val="Quote2"/>
-      </w:pPr>
-      <w:r>
-        <w:t>The video fast-forward</w:t>
-      </w:r>
-      <w:r>
-        <w:t>ed</w:t>
-      </w:r>
-      <w:r>
-        <w:t xml:space="preserve"> and the pillars </w:t>
-      </w:r>
-      <w:r>
-        <w:t>lit</w:t>
-      </w:r>
-      <w:r>
-        <w:t xml:space="preserve"> up with power. </w:t>
-      </w:r>
-      <w:r>
-        <w:t>The glow expand</w:t>
-      </w:r>
-      <w:r>
-        <w:t>ed</w:t>
-      </w:r>
-      <w:r>
-        <w:t xml:space="preserve"> to encompass the entire property and then form</w:t>
-      </w:r>
-      <w:r>
-        <w:t>ed</w:t>
-      </w:r>
-      <w:r>
-        <w:t xml:space="preserve"> a </w:t>
-      </w:r>
-      <w:r>
-        <w:t>mirrored</w:t>
-      </w:r>
-      <w:r>
-        <w:t xml:space="preserve"> </w:t>
-      </w:r>
-      <w:r>
-        <w:t xml:space="preserve">flattened </w:t>
-      </w:r>
-      <w:r>
-        <w:t>bubble.</w:t>
-      </w:r>
-    </w:p>
-    <w:p>
-      <w:pPr>
-        <w:pStyle w:val="Quote2"/>
-      </w:pPr>
-      <w:r>
-        <w:lastRenderedPageBreak/>
-        <w:t xml:space="preserve">“That was last week,” Dr. Everworth </w:t>
-      </w:r>
-      <w:r>
-        <w:t>explained</w:t>
-      </w:r>
-      <w:r>
-        <w:t xml:space="preserve">. </w:t>
-      </w:r>
-      <w:r>
-        <w:t>“</w:t>
-      </w:r>
-      <w:r>
-        <w:t xml:space="preserve">If you notice the mirror finish that reflects 99.97% of light. This will help reduce </w:t>
-      </w:r>
-      <w:r>
-        <w:t xml:space="preserve">the effects of </w:t>
-      </w:r>
-      <w:r>
-        <w:t>global warming. No thanks are needed.</w:t>
-      </w:r>
-      <w:r>
-        <w:t xml:space="preserve"> We are just doing our part to protect the planet.</w:t>
-      </w:r>
-    </w:p>
-    <w:p>
-      <w:pPr>
-        <w:pStyle w:val="Quote2"/>
-      </w:pPr>
-      <w:r>
-        <w:t xml:space="preserve">“Unfortunately </w:t>
-      </w:r>
-      <w:r>
-        <w:t>we can’t allow anyone to see within.</w:t>
-      </w:r>
-      <w:r>
-        <w:t xml:space="preserve"> After all, where’s the fun in that?</w:t>
-      </w:r>
-    </w:p>
-    <w:p>
-      <w:pPr>
-        <w:pStyle w:val="Quote2"/>
-      </w:pPr>
-      <w:r>
-        <w:t xml:space="preserve">“Don’t worry. Doors will open on the </w:t>
-      </w:r>
-      <w:r>
-        <w:t>Spring Equinox</w:t>
-      </w:r>
-      <w:r>
-        <w:t>, 5 months from now</w:t>
-      </w:r>
-      <w:r>
-        <w:t>.”</w:t>
-      </w:r>
-    </w:p>
-    <w:p>
-      <w:pPr>
-        <w:pStyle w:val="Quote2"/>
-      </w:pPr>
-      <w:r>
-        <w:t xml:space="preserve">“Isn’t it </w:t>
-      </w:r>
-      <w:r>
-        <w:t>Fall Equinox</w:t>
-      </w:r>
-      <w:r>
-        <w:t xml:space="preserve"> in Australia?” Bob </w:t>
-      </w:r>
-      <w:r>
-        <w:t>asked</w:t>
-      </w:r>
-      <w:r>
-        <w:t>.</w:t>
-      </w:r>
-    </w:p>
-    <w:p>
-      <w:pPr>
-        <w:pStyle w:val="Quote2"/>
-      </w:pPr>
-      <w:r>
-        <w:t>“Why yes it is,” Dr. Everworth replie</w:t>
-      </w:r>
-      <w:r>
-        <w:t>d</w:t>
-      </w:r>
-      <w:r>
-        <w:t xml:space="preserve"> with an evil </w:t>
-      </w:r>
-      <w:r>
-        <w:t>chuckle</w:t>
-      </w:r>
-      <w:r>
-        <w:t xml:space="preserve"> and a hungry glint in his eyes</w:t>
-      </w:r>
-      <w:r>
-        <w:t>.</w:t>
-      </w:r>
-      <w:r>
-        <w:t xml:space="preserve"> “It’s going to fall alright.”</w:t>
-      </w:r>
-    </w:p>
-    <w:p>
-      <w:r>
-        <w:t xml:space="preserve">“Damn that man gives me the creeps,” </w:t>
-      </w:r>
-      <w:r>
-        <w:t>Gigi</w:t>
-      </w:r>
-      <w:r>
-        <w:t xml:space="preserve"> sa</w:t>
+      <w:r>
+        <w:t>“Don’t forget, this is physical. That means I will have plenty of exercise,” I sa</w:t>
       </w:r>
       <w:r>
         <w:t>id</w:t>
       </w:r>
       <w:r>
-        <w:t xml:space="preserve"> with a shudder. The sentiment </w:t>
-      </w:r>
-      <w:r>
-        <w:t>was</w:t>
-      </w:r>
-      <w:r>
-        <w:t xml:space="preserve"> reflected in the rest of my family.</w:t>
-      </w:r>
-    </w:p>
-    <w:p>
-      <w:r>
-        <w:t>I agree</w:t>
-      </w:r>
-      <w:r>
-        <w:t>d</w:t>
-      </w:r>
-      <w:r>
-        <w:t>. The man seem</w:t>
-      </w:r>
-      <w:r>
-        <w:t>ed</w:t>
-      </w:r>
-      <w:r>
-        <w:t xml:space="preserve"> downright demonic.</w:t>
-      </w:r>
-    </w:p>
-    <w:p>
-      <w:pPr>
-        <w:pStyle w:val="Quote2"/>
-      </w:pPr>
-      <w:r>
-        <w:t xml:space="preserve">“What can you tell us of what’s in that dome?” Bob </w:t>
-      </w:r>
-      <w:r>
-        <w:t>asked</w:t>
-      </w:r>
-      <w:r>
-        <w:t>.</w:t>
-      </w:r>
-    </w:p>
-    <w:p>
-      <w:pPr>
-        <w:pStyle w:val="Quote2"/>
-      </w:pPr>
-      <w:r>
-        <w:t xml:space="preserve">“Well Bob, that’s the secret, isn’t it?” Dr. </w:t>
-      </w:r>
-      <w:r>
-        <w:t>Everworth</w:t>
-      </w:r>
-      <w:r>
-        <w:t xml:space="preserve"> </w:t>
-      </w:r>
-      <w:r>
-        <w:t>asked</w:t>
-      </w:r>
-      <w:r>
-        <w:t xml:space="preserve"> with a chuckle. “We </w:t>
-      </w:r>
-      <w:r>
-        <w:t xml:space="preserve">are </w:t>
-      </w:r>
-      <w:r>
-        <w:t>creat</w:t>
-      </w:r>
-      <w:r>
-        <w:t>ing</w:t>
-      </w:r>
-      <w:r>
-        <w:t xml:space="preserve"> an MMORPG game made flesh. It’s a fantasy world </w:t>
-      </w:r>
-      <w:r>
-        <w:t xml:space="preserve">called </w:t>
-      </w:r>
-      <w:r>
-        <w:t>Incursion</w:t>
-      </w:r>
-      <w:r>
-        <w:t>. P</w:t>
-      </w:r>
-      <w:r>
-        <w:t>eople can play as warriors, rogues and mages</w:t>
-      </w:r>
-      <w:r>
-        <w:t>, to name just three classes</w:t>
-      </w:r>
-      <w:r>
-        <w:t>.”</w:t>
-      </w:r>
-    </w:p>
-    <w:p>
-      <w:pPr>
-        <w:pStyle w:val="Quote2"/>
-      </w:pPr>
-      <w:r>
-        <w:t>“Can we play as other races such as elves, dwarves, and beast kin?”</w:t>
-      </w:r>
-    </w:p>
-    <w:p>
-      <w:pPr>
-        <w:pStyle w:val="Quote2"/>
-      </w:pPr>
-      <w:r>
-        <w:t>“Well Bob, do you really want</w:t>
-      </w:r>
-      <w:r>
-        <w:t xml:space="preserve"> the </w:t>
-      </w:r>
-      <w:r>
-        <w:t>s</w:t>
-      </w:r>
-      <w:r>
-        <w:t>ystem to modify your body using virtual matter?”</w:t>
-      </w:r>
-    </w:p>
-    <w:p>
-      <w:pPr>
-        <w:pStyle w:val="Quote2"/>
-      </w:pPr>
-      <w:r>
-        <w:t>Bob swallow</w:t>
-      </w:r>
-      <w:r>
-        <w:t>ed</w:t>
-      </w:r>
-      <w:r>
-        <w:t xml:space="preserve"> in</w:t>
-      </w:r>
-      <w:r>
-        <w:t xml:space="preserve"> fright and sa</w:t>
-      </w:r>
-      <w:r>
-        <w:t>id</w:t>
-      </w:r>
-      <w:r>
-        <w:t xml:space="preserve">, “I guess not. But why is it called Incursion? That sounds like a Sci-Fi </w:t>
-      </w:r>
-      <w:r>
-        <w:t>RPG</w:t>
-      </w:r>
-      <w:r>
-        <w:t>.”</w:t>
-      </w:r>
-    </w:p>
-    <w:p>
-      <w:pPr>
-        <w:pStyle w:val="Quote2"/>
-      </w:pPr>
-      <w:r>
-        <w:t xml:space="preserve">“You’ll find out,” Dr. Everworth </w:t>
-      </w:r>
-      <w:r>
-        <w:t>s</w:t>
-      </w:r>
-      <w:r>
-        <w:t>ang</w:t>
-      </w:r>
-      <w:r>
-        <w:t xml:space="preserve"> sinisterly</w:t>
-      </w:r>
-      <w:r>
-        <w:t xml:space="preserve"> as he g</w:t>
-      </w:r>
-      <w:r>
-        <w:t>a</w:t>
-      </w:r>
-      <w:r>
-        <w:t>ve the world a toothy grin</w:t>
-      </w:r>
-      <w:r>
-        <w:t>.</w:t>
-      </w:r>
-    </w:p>
-    <w:p>
-      <w:pPr>
-        <w:pStyle w:val="Quote2"/>
-      </w:pPr>
-      <w:r>
-        <w:t>“</w:t>
-      </w:r>
-      <w:r>
-        <w:t xml:space="preserve">Our system connects with the neural </w:t>
-      </w:r>
-      <w:r>
-        <w:t>implants</w:t>
-      </w:r>
-      <w:r>
-        <w:t xml:space="preserve"> of people who have them,” Dr. </w:t>
-      </w:r>
-      <w:r>
-        <w:t>Everworth</w:t>
-      </w:r>
-      <w:r>
-        <w:t xml:space="preserve"> </w:t>
-      </w:r>
-      <w:r>
-        <w:t>explained</w:t>
-      </w:r>
-      <w:r>
-        <w:t xml:space="preserve">. “It can also create temporary neural </w:t>
-      </w:r>
-      <w:r>
-        <w:t>implants</w:t>
-      </w:r>
-      <w:r>
-        <w:t xml:space="preserve"> for people who don’t have then</w:t>
-      </w:r>
-      <w:r>
-        <w:t>. For legal reasons</w:t>
-      </w:r>
-      <w:r>
-        <w:t>,</w:t>
-      </w:r>
-      <w:r>
-        <w:t xml:space="preserve"> </w:t>
-      </w:r>
-      <w:r>
-        <w:t xml:space="preserve">they </w:t>
-      </w:r>
-      <w:r>
-        <w:t>must be</w:t>
-      </w:r>
-      <w:r>
-        <w:t xml:space="preserve"> </w:t>
-      </w:r>
-      <w:r>
-        <w:t xml:space="preserve">at least </w:t>
-      </w:r>
-      <w:r>
-        <w:t>1</w:t>
-      </w:r>
-      <w:r>
-        <w:t>8</w:t>
-      </w:r>
-      <w:r>
-        <w:t xml:space="preserve"> years </w:t>
-      </w:r>
-      <w:r>
-        <w:t>old</w:t>
-      </w:r>
-      <w:r>
-        <w:t xml:space="preserve"> and give written consen</w:t>
-      </w:r>
-      <w:r>
-        <w:t>t</w:t>
-      </w:r>
-      <w:r>
-        <w:t>.”</w:t>
-      </w:r>
-    </w:p>
-    <w:p>
-      <w:pPr>
-        <w:pStyle w:val="Quote2"/>
-      </w:pPr>
-      <w:r>
-        <w:t xml:space="preserve">“I can’t wait,” Bob </w:t>
-      </w:r>
-      <w:r>
-        <w:t>exclaimed</w:t>
-      </w:r>
-      <w:r>
-        <w:t>.</w:t>
-      </w:r>
-    </w:p>
-    <w:p>
-      <w:pPr>
-        <w:pStyle w:val="Quote2"/>
-      </w:pPr>
-      <w:r>
-        <w:lastRenderedPageBreak/>
-        <w:t>“</w:t>
-      </w:r>
-      <w:r>
-        <w:t>Isn’t the wait half the fun</w:t>
-      </w:r>
-      <w:r>
-        <w:t>?</w:t>
-      </w:r>
-      <w:r>
-        <w:t xml:space="preserve">” Dr. </w:t>
-      </w:r>
-      <w:r>
-        <w:t>Everworth</w:t>
-      </w:r>
-      <w:r>
-        <w:t xml:space="preserve"> </w:t>
-      </w:r>
-      <w:r>
-        <w:t>asked</w:t>
-      </w:r>
-      <w:r>
-        <w:t xml:space="preserve">. “At </w:t>
-      </w:r>
-      <w:r>
-        <w:t>$95.00</w:t>
-      </w:r>
-      <w:r>
-        <w:t xml:space="preserve"> </w:t>
-      </w:r>
-      <w:r>
-        <w:t xml:space="preserve">US </w:t>
-      </w:r>
-      <w:r>
-        <w:t>a day plus tax, it’s not cheap, but definite</w:t>
-      </w:r>
-      <w:r>
-        <w:t xml:space="preserve">ly worth </w:t>
-      </w:r>
-      <w:r>
-        <w:t xml:space="preserve">spending </w:t>
-      </w:r>
-      <w:r>
-        <w:t>a week or month there.”</w:t>
-      </w:r>
-    </w:p>
-    <w:p>
-      <w:pPr>
-        <w:pStyle w:val="Quote2"/>
-      </w:pPr>
-      <w:r>
-        <w:t xml:space="preserve">“It’s cheaper than Disney,” Bob </w:t>
-      </w:r>
-      <w:r>
-        <w:t>note</w:t>
-      </w:r>
-      <w:r>
-        <w:t>d</w:t>
-      </w:r>
-      <w:r>
-        <w:t>.</w:t>
-      </w:r>
-    </w:p>
-    <w:p>
-      <w:pPr>
-        <w:pStyle w:val="Quote2"/>
-      </w:pPr>
-      <w:r>
-        <w:t xml:space="preserve">“Even better, you </w:t>
-      </w:r>
-      <w:r>
-        <w:t xml:space="preserve">can </w:t>
-      </w:r>
-      <w:r>
-        <w:t xml:space="preserve">get a yearly membership for </w:t>
-      </w:r>
-      <w:r>
-        <w:t xml:space="preserve">only </w:t>
-      </w:r>
-      <w:r>
-        <w:t>$4</w:t>
-      </w:r>
-      <w:r>
-        <w:t>,</w:t>
-      </w:r>
-      <w:r>
-        <w:t>995.00</w:t>
-      </w:r>
-      <w:r>
-        <w:t xml:space="preserve"> US</w:t>
-      </w:r>
-      <w:r>
-        <w:t xml:space="preserve">,” </w:t>
-      </w:r>
-      <w:r>
-        <w:t>Dr. Everworth add</w:t>
-      </w:r>
-      <w:r>
-        <w:t>ed</w:t>
-      </w:r>
-      <w:r>
-        <w:t>. “We even have packages for people on government assisted living and retirees.</w:t>
-      </w:r>
-      <w:r>
-        <w:t xml:space="preserve"> Kids 16 and 1</w:t>
-      </w:r>
-      <w:r>
-        <w:t>7</w:t>
-      </w:r>
-      <w:r>
-        <w:t xml:space="preserve"> get a discount of $1</w:t>
-      </w:r>
-      <w:r>
-        <w:t>,</w:t>
-      </w:r>
-      <w:r>
-        <w:t>000</w:t>
-      </w:r>
-      <w:r>
-        <w:t xml:space="preserve"> US</w:t>
-      </w:r>
-      <w:r>
-        <w:t xml:space="preserve"> on the yearly membership</w:t>
-      </w:r>
-      <w:r>
-        <w:t>.</w:t>
-      </w:r>
-    </w:p>
-    <w:p>
-      <w:pPr>
-        <w:pStyle w:val="Quote2"/>
-      </w:pPr>
-      <w:r>
-        <w:t>“Unfortunately no one under 16 is allowed.”</w:t>
-      </w:r>
-    </w:p>
-    <w:p>
-      <w:pPr>
-        <w:pStyle w:val="Quote2"/>
-      </w:pPr>
-      <w:r>
-        <w:t>“You heard it here</w:t>
-      </w:r>
-      <w:r>
-        <w:t xml:space="preserve"> </w:t>
-      </w:r>
-      <w:r>
-        <w:t>first</w:t>
-      </w:r>
-      <w:r>
-        <w:t>,” Bob s</w:t>
-      </w:r>
-      <w:r>
-        <w:t>aid</w:t>
-      </w:r>
-      <w:r>
-        <w:t>. “</w:t>
-      </w:r>
-      <w:r>
-        <w:t xml:space="preserve">I plan </w:t>
-      </w:r>
-      <w:r>
-        <w:t xml:space="preserve">on getting a yearly membership, and then will </w:t>
-      </w:r>
-      <w:r>
-        <w:t>spend a few weeks recording my experiences there. Is that allowed?”</w:t>
-      </w:r>
-    </w:p>
-    <w:p>
-      <w:pPr>
-        <w:pStyle w:val="Quote2"/>
-      </w:pPr>
-      <w:r>
-        <w:t>“</w:t>
-      </w:r>
-      <w:r>
-        <w:t>Absolutely</w:t>
-      </w:r>
-      <w:r>
-        <w:t xml:space="preserve">, Bob,” Dr. </w:t>
-      </w:r>
-      <w:r>
-        <w:t>Everworth</w:t>
-      </w:r>
-      <w:r>
-        <w:t xml:space="preserve"> </w:t>
-      </w:r>
-      <w:r>
-        <w:t>affirm</w:t>
-      </w:r>
-      <w:r>
-        <w:t>ed</w:t>
-      </w:r>
-      <w:r>
-        <w:t xml:space="preserve"> with a smile. “</w:t>
-      </w:r>
-      <w:r>
-        <w:t xml:space="preserve">We encourage sharing your experiences with the world. </w:t>
-      </w:r>
-      <w:r>
-        <w:t xml:space="preserve">Everyone’s travel </w:t>
-      </w:r>
-      <w:r>
-        <w:t>in our game world</w:t>
-      </w:r>
-      <w:r>
-        <w:t xml:space="preserve"> is 100% unique</w:t>
-      </w:r>
-      <w:r>
-        <w:t>.</w:t>
-      </w:r>
-    </w:p>
-    <w:p>
-      <w:pPr>
-        <w:pStyle w:val="Quote2"/>
-      </w:pPr>
-      <w:r>
-        <w:t xml:space="preserve">“The only exceptions are the </w:t>
-      </w:r>
-      <w:r>
-        <w:t>tutorial</w:t>
-      </w:r>
-      <w:r>
-        <w:t xml:space="preserve"> quests</w:t>
-      </w:r>
-      <w:r>
-        <w:t xml:space="preserve"> in the starter cit</w:t>
-      </w:r>
-      <w:r>
-        <w:t>ies</w:t>
-      </w:r>
-      <w:r>
-        <w:t>.”</w:t>
-      </w:r>
-    </w:p>
-    <w:p>
-      <w:pPr>
-        <w:pStyle w:val="Quote2"/>
-      </w:pPr>
-      <w:r>
-        <w:t xml:space="preserve">“Thank you for being on my show Dr. </w:t>
-      </w:r>
-      <w:r>
-        <w:t>Everworth</w:t>
-      </w:r>
-      <w:r>
-        <w:t>.”</w:t>
-      </w:r>
-    </w:p>
-    <w:p>
-      <w:pPr>
-        <w:pStyle w:val="Quote2"/>
-      </w:pPr>
-      <w:r>
-        <w:t>“</w:t>
-      </w:r>
-      <w:r>
-        <w:t>Absolutely</w:t>
-      </w:r>
-      <w:r>
-        <w:t xml:space="preserve"> Bob,” Dr. </w:t>
-      </w:r>
-      <w:r>
-        <w:t>Everworth</w:t>
-      </w:r>
-      <w:r>
-        <w:t xml:space="preserve"> replie</w:t>
-      </w:r>
-      <w:r>
-        <w:t>d</w:t>
-      </w:r>
-      <w:r>
-        <w:t xml:space="preserve"> with a smile.</w:t>
-      </w:r>
-    </w:p>
-    <w:p>
-      <w:pPr>
-        <w:pStyle w:val="Quote2"/>
-      </w:pPr>
-      <w:r>
-        <w:t xml:space="preserve">“Please see the description below for more details </w:t>
-      </w:r>
-      <w:r>
-        <w:t>on</w:t>
-      </w:r>
-      <w:r>
-        <w:t xml:space="preserve"> how to get tickets for </w:t>
-      </w:r>
-      <w:r>
-        <w:t xml:space="preserve">what </w:t>
-      </w:r>
-      <w:r>
-        <w:t>should be the most amazing MMORPG experience in the history of the world.”</w:t>
-      </w:r>
-    </w:p>
-    <w:p>
-      <w:r>
-        <w:t xml:space="preserve">I turned off the video with a shudder. </w:t>
-      </w:r>
-      <w:r>
-        <w:t>Dr. Everworth</w:t>
-      </w:r>
-      <w:r>
-        <w:t xml:space="preserve"> g</w:t>
-      </w:r>
-      <w:r>
-        <w:t>a</w:t>
-      </w:r>
-      <w:r>
-        <w:t>ve</w:t>
-      </w:r>
-      <w:r>
-        <w:t xml:space="preserve"> me the shivers, like a predator waiting for its next victim.</w:t>
-      </w:r>
-      <w:r>
-        <w:t xml:space="preserve"> He didn’t hide his air of superiority.</w:t>
-      </w:r>
-    </w:p>
-    <w:p>
-      <w:r>
-        <w:t xml:space="preserve">“What do you think?” I </w:t>
-      </w:r>
-      <w:r>
-        <w:t>asked</w:t>
-      </w:r>
-      <w:r>
-        <w:t>.</w:t>
-      </w:r>
-    </w:p>
-    <w:p>
-      <w:r>
-        <w:t xml:space="preserve">“You’re too young,” </w:t>
-      </w:r>
-      <w:r>
-        <w:t>M</w:t>
-      </w:r>
-      <w:r>
-        <w:t>other declare</w:t>
-      </w:r>
-      <w:r>
-        <w:t>d</w:t>
-      </w:r>
-      <w:r>
-        <w:t>, “Besides, what about school?</w:t>
-      </w:r>
-      <w:r>
-        <w:t>”</w:t>
-      </w:r>
-    </w:p>
-    <w:p>
-      <w:r>
-        <w:t xml:space="preserve">“I am hoping to go in the summer </w:t>
-      </w:r>
-      <w:r>
-        <w:t>after</w:t>
-      </w:r>
-      <w:r>
-        <w:t xml:space="preserve"> school </w:t>
-      </w:r>
-      <w:r>
-        <w:t>finishes</w:t>
-      </w:r>
-      <w:r>
-        <w:t xml:space="preserve">. I’ll be </w:t>
-      </w:r>
-      <w:r>
-        <w:t>16</w:t>
-      </w:r>
-      <w:r>
-        <w:t xml:space="preserve"> by then</w:t>
-      </w:r>
-      <w:r>
-        <w:t xml:space="preserve">,” I </w:t>
-      </w:r>
-      <w:r>
-        <w:t>argued</w:t>
-      </w:r>
-      <w:r>
-        <w:t>.</w:t>
-      </w:r>
-    </w:p>
-    <w:p>
-      <w:r>
-        <w:lastRenderedPageBreak/>
-        <w:t xml:space="preserve">“That man </w:t>
-      </w:r>
-      <w:r>
-        <w:t>gives me the willies</w:t>
-      </w:r>
-      <w:r>
-        <w:t xml:space="preserve">,” my </w:t>
-      </w:r>
-      <w:r>
-        <w:t>eldest</w:t>
-      </w:r>
-      <w:r>
-        <w:t xml:space="preserve"> sister </w:t>
-      </w:r>
-      <w:r>
-        <w:t>Emily</w:t>
-      </w:r>
-      <w:r>
-        <w:t xml:space="preserve"> s</w:t>
-      </w:r>
-      <w:r>
-        <w:t>aid</w:t>
-      </w:r>
-      <w:r>
-        <w:t>. “He’s like a demon.”</w:t>
-      </w:r>
-    </w:p>
-    <w:p>
-      <w:r>
-        <w:t xml:space="preserve">And yes, I’m second oldest. My other </w:t>
-      </w:r>
-      <w:r>
-        <w:t>2</w:t>
-      </w:r>
-      <w:r>
-        <w:t xml:space="preserve"> brothers and </w:t>
-      </w:r>
-      <w:r>
-        <w:t>2</w:t>
-      </w:r>
-      <w:r>
-        <w:t xml:space="preserve"> sisters agree</w:t>
-      </w:r>
-      <w:r>
-        <w:t>d</w:t>
-      </w:r>
-      <w:r>
-        <w:t xml:space="preserve"> that man </w:t>
-      </w:r>
-      <w:r>
-        <w:t>was</w:t>
-      </w:r>
-      <w:r>
-        <w:t xml:space="preserve"> evil. </w:t>
-      </w:r>
-      <w:r>
-        <w:t>Including</w:t>
-      </w:r>
-      <w:r>
-        <w:t xml:space="preserve"> my youngest sister Rainbow, who </w:t>
-      </w:r>
-      <w:r>
-        <w:t xml:space="preserve">just turned </w:t>
-      </w:r>
-      <w:r>
-        <w:t>3</w:t>
-      </w:r>
-      <w:r>
-        <w:t xml:space="preserve"> years old</w:t>
-      </w:r>
-      <w:r>
-        <w:t>.</w:t>
-      </w:r>
-      <w:r>
-        <w:t xml:space="preserve"> “He’s a bad man.”</w:t>
-      </w:r>
-    </w:p>
-    <w:p>
-      <w:r>
-        <w:t xml:space="preserve">“I agree,” </w:t>
-      </w:r>
-      <w:r>
-        <w:t xml:space="preserve">Grammy </w:t>
-      </w:r>
-      <w:r>
-        <w:t>sa</w:t>
-      </w:r>
-      <w:r>
-        <w:t>id</w:t>
-      </w:r>
-      <w:r>
-        <w:t>. “</w:t>
-      </w:r>
-      <w:r>
-        <w:t>I don’t think you should deal with these people</w:t>
-      </w:r>
-      <w:r>
-        <w:t>.”</w:t>
-      </w:r>
-    </w:p>
-    <w:p>
-      <w:r>
-        <w:t>“It doesn’t matter what kind of people they are,” I argue</w:t>
-      </w:r>
-      <w:r>
-        <w:t>d</w:t>
-      </w:r>
-      <w:r>
-        <w:t xml:space="preserve">. “There is no way the Australian or any other government would approve it </w:t>
-      </w:r>
-      <w:r>
-        <w:t xml:space="preserve">if it </w:t>
-      </w:r>
-      <w:r>
-        <w:t>weren’t safe.”</w:t>
-      </w:r>
-    </w:p>
-    <w:p>
-      <w:r>
-        <w:t>No one could deny that.</w:t>
-      </w:r>
-    </w:p>
-    <w:p>
-      <w:r>
-        <w:t>“</w:t>
-      </w:r>
-      <w:r>
-        <w:t xml:space="preserve">I already have a Neurolink and </w:t>
-      </w:r>
-      <w:r>
-        <w:t xml:space="preserve">I already saved up enough </w:t>
-      </w:r>
-      <w:r>
-        <w:t>money</w:t>
-      </w:r>
-      <w:r>
-        <w:t xml:space="preserve"> </w:t>
-      </w:r>
-      <w:r>
-        <w:t xml:space="preserve">for the </w:t>
-      </w:r>
-      <w:r>
-        <w:t xml:space="preserve">yearly </w:t>
-      </w:r>
-      <w:r>
-        <w:t>membership. It’s only</w:t>
-      </w:r>
-      <w:r>
-        <w:t xml:space="preserve"> until school begins in the fall</w:t>
-      </w:r>
-      <w:r>
-        <w:t>. What better way to spend the summer than getting firsthand experience o</w:t>
-      </w:r>
-      <w:r>
-        <w:t>n</w:t>
-      </w:r>
-      <w:r>
-        <w:t xml:space="preserve"> a subject I will be work</w:t>
-      </w:r>
-      <w:r>
-        <w:t>ing on for the rest of my life?</w:t>
-      </w:r>
-    </w:p>
-    <w:p>
-      <w:r>
-        <w:t>“You already know I always get excellent grades in school.”</w:t>
-      </w:r>
-    </w:p>
-    <w:p>
-      <w:r>
-        <w:t xml:space="preserve">In case you are </w:t>
-      </w:r>
-      <w:r>
-        <w:t>wondering</w:t>
-      </w:r>
-      <w:r>
-        <w:t>, I’m learning how to make games</w:t>
-      </w:r>
-      <w:r>
-        <w:t xml:space="preserve"> in my spare time</w:t>
-      </w:r>
-      <w:r>
-        <w:t>.</w:t>
-      </w:r>
-      <w:r>
-        <w:t xml:space="preserve"> I believe gaming is the future of </w:t>
-      </w:r>
-      <w:r>
-        <w:t>entertainment</w:t>
-      </w:r>
-      <w:r>
-        <w:t xml:space="preserve">. With AI </w:t>
-      </w:r>
-      <w:r>
-        <w:t>firmly entrenched in life</w:t>
-      </w:r>
-      <w:r>
-        <w:t>, what else is there for a person to do?</w:t>
-      </w:r>
-    </w:p>
-    <w:p>
-      <w:r>
-        <w:t>And yes</w:t>
-      </w:r>
-      <w:r>
-        <w:t xml:space="preserve">, with the use of AI, games practically write themselves. All I need to do is </w:t>
-      </w:r>
-      <w:r>
-        <w:t xml:space="preserve">supply the </w:t>
-      </w:r>
-      <w:r>
-        <w:t>prompts for what I want the game to be like.</w:t>
-      </w:r>
-    </w:p>
-    <w:p>
-      <w:r>
-        <w:t xml:space="preserve">I recently started a channel dedicated to gaming. </w:t>
-      </w:r>
-      <w:r>
-        <w:t>My fans love it when I play on extreme mode. They also love my banter.</w:t>
-      </w:r>
-    </w:p>
-    <w:p>
-      <w:r>
-        <w:lastRenderedPageBreak/>
-        <w:t>Unfortunately,</w:t>
-      </w:r>
-      <w:r>
-        <w:t xml:space="preserve"> I’m limited in how much I can play. </w:t>
-      </w:r>
-      <w:r>
-        <w:t>I can only play 1</w:t>
-      </w:r>
-      <w:r>
-        <w:t xml:space="preserve"> hour </w:t>
-      </w:r>
-      <w:r>
-        <w:t xml:space="preserve">on </w:t>
-      </w:r>
-      <w:r>
-        <w:t xml:space="preserve">weekdays, and </w:t>
-      </w:r>
-      <w:r>
-        <w:t>2 hours</w:t>
-      </w:r>
-      <w:r>
-        <w:t xml:space="preserve"> on</w:t>
-      </w:r>
-      <w:r>
-        <w:t xml:space="preserve"> </w:t>
-      </w:r>
-      <w:r>
-        <w:t>weekends</w:t>
-      </w:r>
-      <w:r>
-        <w:t>.</w:t>
-      </w:r>
-      <w:r>
-        <w:t xml:space="preserve"> Thank God for my AI trainer, which really helped me sharpen my gaming skills.</w:t>
-      </w:r>
-    </w:p>
-    <w:p>
-      <w:r>
-        <w:t xml:space="preserve">“I don’t know,” </w:t>
-      </w:r>
-      <w:r>
-        <w:t xml:space="preserve">Mother </w:t>
-      </w:r>
-      <w:r>
-        <w:t>grumble</w:t>
-      </w:r>
-      <w:r>
-        <w:t>d</w:t>
-      </w:r>
-      <w:r>
-        <w:t>. “You already spend too much time with your computers</w:t>
-      </w:r>
-      <w:r>
-        <w:t xml:space="preserve"> and video games</w:t>
-      </w:r>
-      <w:r>
-        <w:t>. When will you get regular friends</w:t>
-      </w:r>
-      <w:r>
-        <w:t>?</w:t>
-      </w:r>
-      <w:r>
-        <w:t xml:space="preserve"> </w:t>
-      </w:r>
-      <w:r>
-        <w:t xml:space="preserve">And I don’t mind you getting </w:t>
-      </w:r>
-      <w:r>
-        <w:t xml:space="preserve">a girl or </w:t>
-      </w:r>
-      <w:r>
-        <w:t xml:space="preserve">a </w:t>
-      </w:r>
-      <w:r>
-        <w:t>boy friend</w:t>
-      </w:r>
-      <w:r>
-        <w:t xml:space="preserve"> </w:t>
-      </w:r>
-      <w:r>
-        <w:t>as long as it</w:t>
-      </w:r>
-      <w:r>
-        <w:t xml:space="preserve"> doesn’t interfere with schooling</w:t>
-      </w:r>
-      <w:r>
-        <w:t>.</w:t>
-      </w:r>
-      <w:r>
-        <w:t>”</w:t>
-      </w:r>
-    </w:p>
-    <w:p>
-      <w:r>
-        <w:t xml:space="preserve">“That shouldn’t be a problem since </w:t>
-      </w:r>
-      <w:r>
-        <w:t>Luke Solarsmith</w:t>
-      </w:r>
-      <w:r>
-        <w:t xml:space="preserve"> is a handsome young man,” </w:t>
-      </w:r>
-      <w:r>
-        <w:t>Gigi</w:t>
-      </w:r>
-      <w:r>
-        <w:t xml:space="preserve"> </w:t>
-      </w:r>
-      <w:r>
-        <w:t>declare</w:t>
-      </w:r>
-      <w:r>
-        <w:t>d</w:t>
-      </w:r>
-      <w:r>
-        <w:t xml:space="preserve"> proudly</w:t>
-      </w:r>
-      <w:r>
-        <w:t>.</w:t>
-      </w:r>
-    </w:p>
-    <w:p>
-      <w:r>
-        <w:t xml:space="preserve">As you can guess I’m not very social. Little babies love me, as well as old people. However, for some reason </w:t>
-      </w:r>
-      <w:r>
-        <w:t>people</w:t>
-      </w:r>
-      <w:r>
-        <w:t xml:space="preserve"> my age ignore me.</w:t>
-      </w:r>
-    </w:p>
-    <w:p>
-      <w:r>
-        <w:t xml:space="preserve">Or maybe </w:t>
-      </w:r>
-      <w:r>
-        <w:t xml:space="preserve">as </w:t>
-      </w:r>
-      <w:r>
-        <w:t>M</w:t>
-      </w:r>
-      <w:r>
-        <w:t xml:space="preserve">other would </w:t>
-      </w:r>
-      <w:r>
-        <w:t>say</w:t>
-      </w:r>
-      <w:r>
-        <w:t>, I don’t make the effort</w:t>
-      </w:r>
-      <w:r>
-        <w:t>.</w:t>
-      </w:r>
-    </w:p>
-    <w:p>
-      <w:r>
-        <w:t>“I will be meeting actual people there,” I point</w:t>
-      </w:r>
-      <w:r>
-        <w:t>ed</w:t>
-      </w:r>
-      <w:r>
-        <w:t xml:space="preserve"> out.</w:t>
-      </w:r>
-      <w:r>
-        <w:t xml:space="preserve"> “Also, according to the web </w:t>
-      </w:r>
-      <w:r>
-        <w:t>site</w:t>
-      </w:r>
-      <w:r>
-        <w:t>, the system encourages social interaction. Many boss</w:t>
-      </w:r>
-      <w:r>
-        <w:t xml:space="preserve"> battles </w:t>
-      </w:r>
-      <w:r>
-        <w:t>are designed for team play</w:t>
-      </w:r>
-      <w:r>
-        <w:t>.</w:t>
-      </w:r>
-    </w:p>
-    <w:p>
-      <w:r>
-        <w:t>“Don’t forget, this is physical. That means I will have plenty of exercise,” I sa</w:t>
-      </w:r>
-      <w:r>
-        <w:t>id</w:t>
-      </w:r>
-      <w:r>
         <w:t>, completing my pitch.</w:t>
       </w:r>
     </w:p>
     <w:p>
       <w:r>
-        <w:t>“We’ll think about it,” Was the best I could get.</w:t>
+        <w:t xml:space="preserve">“We’ll think about it,” </w:t>
+      </w:r>
+      <w:r>
+        <w:t>w</w:t>
+      </w:r>
+      <w:r>
+        <w:t>as the best I could get.</w:t>
       </w:r>
     </w:p>
     <w:p>
@@ -3966,16 +4057,16 @@
     </w:p>
     <w:p>
       <w:r>
-        <w:t xml:space="preserve">One of them </w:t>
-      </w:r>
-      <w:r>
-        <w:t>was</w:t>
-      </w:r>
-      <w:r>
-        <w:t xml:space="preserve"> on Route 66 in the United States.</w:t>
-      </w:r>
-      <w:r>
-        <w:t xml:space="preserve"> But that was small.</w:t>
+        <w:t xml:space="preserve">There was even one in </w:t>
+      </w:r>
+      <w:r>
+        <w:t xml:space="preserve">Saskatchewan, </w:t>
+      </w:r>
+      <w:r>
+        <w:t xml:space="preserve">Canada. However, </w:t>
+      </w:r>
+      <w:r>
+        <w:t>Australia was recommended for teens my age.</w:t>
       </w:r>
     </w:p>
     <w:p>
@@ -4207,22 +4298,909 @@
     <w:p>
       <w:r>
         <w:lastRenderedPageBreak/>
-        <w:t xml:space="preserve">For whatever reason, all guests </w:t>
+        <w:t>For whatever reason</w:t>
+      </w:r>
+      <w:r>
+        <w:t>, my plane was filled entirely with teenagers.</w:t>
+      </w:r>
+    </w:p>
+    <w:p>
+      <w:r>
+        <w:t>The noise in the plane increase</w:t>
+      </w:r>
+      <w:r>
+        <w:t>d</w:t>
+      </w:r>
+      <w:r>
+        <w:t xml:space="preserve"> as </w:t>
+      </w:r>
+      <w:r>
+        <w:t xml:space="preserve">teens </w:t>
+      </w:r>
+      <w:r>
+        <w:t>went</w:t>
+      </w:r>
+      <w:r>
+        <w:t xml:space="preserve"> wild with excitement and impatience.</w:t>
+      </w:r>
+    </w:p>
+    <w:p>
+      <w:r>
+        <w:t>The plane started descending.</w:t>
+      </w:r>
+    </w:p>
+    <w:p>
+      <w:r>
+        <w:t>I started my commentary for my next video. My AI helper would edit the footage before posting.</w:t>
+      </w:r>
+    </w:p>
+    <w:p>
+      <w:r>
+        <w:t xml:space="preserve">For the benefit of my viewers, </w:t>
+      </w:r>
+      <w:r>
+        <w:t xml:space="preserve">I </w:t>
+      </w:r>
+      <w:r>
+        <w:t>wondered</w:t>
+      </w:r>
+      <w:r>
+        <w:t xml:space="preserve"> what it would be like to be in an actual MMORPG. Physically attacking monsters and being splattered with monster guts.</w:t>
+      </w:r>
+      <w:r>
+        <w:t xml:space="preserve"> Would it be painful? Would it be traumatizing?</w:t>
+      </w:r>
+      <w:r>
+        <w:t xml:space="preserve"> Countless people have pondered </w:t>
+      </w:r>
+      <w:r>
+        <w:t>the question</w:t>
+      </w:r>
+      <w:r>
+        <w:t xml:space="preserve">, and I will soon </w:t>
+      </w:r>
+      <w:r>
+        <w:t>know the answer</w:t>
+      </w:r>
+      <w:r>
+        <w:t>.</w:t>
+      </w:r>
+    </w:p>
+    <w:p>
+      <w:r>
+        <w:t>Yes I saw plenty of videos, but that’s not the same as being there.</w:t>
+      </w:r>
+    </w:p>
+    <w:p>
+      <w:r>
+        <w:t>The plane landed and taxied to a halt.</w:t>
+      </w:r>
+    </w:p>
+    <w:p>
+      <w:r>
+        <w:t>After an agonizing wait t</w:t>
+      </w:r>
+      <w:r>
+        <w:t>he plane door open</w:t>
+      </w:r>
+      <w:r>
+        <w:t>ed</w:t>
+      </w:r>
+      <w:r>
+        <w:t xml:space="preserve"> and we disembark</w:t>
+      </w:r>
+      <w:r>
+        <w:t>ed</w:t>
+      </w:r>
+      <w:r>
+        <w:t>. I d</w:t>
+      </w:r>
+      <w:r>
+        <w:t>id</w:t>
+      </w:r>
+      <w:r>
+        <w:t xml:space="preserve">n’t </w:t>
+      </w:r>
+      <w:r>
+        <w:t>bring</w:t>
+      </w:r>
+      <w:r>
+        <w:t xml:space="preserve"> luggage since everything would</w:t>
+      </w:r>
+      <w:r>
+        <w:t xml:space="preserve"> be supplied by the game.</w:t>
+      </w:r>
+    </w:p>
+    <w:p>
+      <w:r>
+        <w:t>I sen</w:t>
+      </w:r>
+      <w:r>
+        <w:t>t</w:t>
+      </w:r>
+      <w:r>
+        <w:t xml:space="preserve"> my mum a text message, </w:t>
+      </w:r>
+      <w:r>
+        <w:t>sa</w:t>
+      </w:r>
+      <w:r>
+        <w:t>y</w:t>
+      </w:r>
+      <w:r>
+        <w:t>ing I arrived safely.</w:t>
+      </w:r>
+      <w:r>
+        <w:t xml:space="preserve"> She replie</w:t>
+      </w:r>
+      <w:r>
+        <w:t>d</w:t>
+      </w:r>
+      <w:r>
+        <w:t xml:space="preserve"> moments later, reminding me to meditate before going to sleep.</w:t>
+      </w:r>
+    </w:p>
+    <w:p>
+      <w:r>
+        <w:t>With our family</w:t>
+      </w:r>
+      <w:r>
+        <w:t>,</w:t>
+      </w:r>
+      <w:r>
+        <w:t xml:space="preserve"> meditation is almost a religion. So for good or bad, I’ve been </w:t>
+      </w:r>
+      <w:r>
+        <w:t>meditating</w:t>
+      </w:r>
+      <w:r>
+        <w:t xml:space="preserve"> all my life. That hasn’t made me calmer. </w:t>
+      </w:r>
+    </w:p>
+    <w:p>
+      <w:r>
+        <w:t xml:space="preserve">All around me </w:t>
+      </w:r>
+      <w:r>
+        <w:t>fellow players</w:t>
+      </w:r>
+      <w:r>
+        <w:t xml:space="preserve"> chat</w:t>
+      </w:r>
+      <w:r>
+        <w:t>ted</w:t>
+      </w:r>
+      <w:r>
+        <w:t>, excited about our new adventure.</w:t>
+      </w:r>
+    </w:p>
+    <w:p>
+      <w:r>
+        <w:t>In front of us</w:t>
+      </w:r>
+      <w:r>
+        <w:t xml:space="preserve"> </w:t>
+      </w:r>
+      <w:r>
+        <w:t>was</w:t>
+      </w:r>
+      <w:r>
+        <w:t xml:space="preserve"> a large wooden sailing ship parked next to the dome.</w:t>
+      </w:r>
+      <w:r>
+        <w:t xml:space="preserve"> </w:t>
+      </w:r>
+      <w:r>
+        <w:t>To the left of the</w:t>
+      </w:r>
+      <w:r>
+        <w:t xml:space="preserve"> ship </w:t>
       </w:r>
       <w:r>
         <w:t>were</w:t>
       </w:r>
       <w:r>
-        <w:t xml:space="preserve"> divided by age group. Each group </w:t>
+        <w:t xml:space="preserve"> a stage and a large screen.</w:t>
+      </w:r>
+    </w:p>
+    <w:p>
+      <w:r>
+        <w:lastRenderedPageBreak/>
+        <w:t>A group of teenagers t</w:t>
+      </w:r>
+      <w:r>
+        <w:t>ook</w:t>
+      </w:r>
+      <w:r>
+        <w:t xml:space="preserve"> </w:t>
+      </w:r>
+      <w:r>
+        <w:t>selfie</w:t>
+      </w:r>
+      <w:r>
+        <w:t>s</w:t>
+      </w:r>
+      <w:r>
+        <w:t xml:space="preserve"> with the dome </w:t>
+      </w:r>
+      <w:r>
+        <w:t xml:space="preserve">and </w:t>
+      </w:r>
+      <w:r>
+        <w:t>ship</w:t>
+      </w:r>
+      <w:r>
+        <w:t xml:space="preserve"> </w:t>
+      </w:r>
+      <w:r>
+        <w:t>as the background.</w:t>
+      </w:r>
+    </w:p>
+    <w:p>
+      <w:r>
+        <w:t>A man in a</w:t>
+      </w:r>
+      <w:r>
+        <w:t xml:space="preserve"> middle ages</w:t>
+      </w:r>
+      <w:r>
+        <w:t xml:space="preserve"> navy uniform call</w:t>
+      </w:r>
+      <w:r>
+        <w:t>ed</w:t>
+      </w:r>
+      <w:r>
+        <w:t xml:space="preserve"> out</w:t>
+      </w:r>
+      <w:r>
+        <w:t>, sounding like a pirate</w:t>
+      </w:r>
+      <w:r>
+        <w:t xml:space="preserve">, “Greetings </w:t>
+      </w:r>
+      <w:r>
+        <w:t xml:space="preserve">me </w:t>
+      </w:r>
+      <w:r>
+        <w:t>mat</w:t>
+      </w:r>
+      <w:r>
+        <w:t>i</w:t>
+      </w:r>
+      <w:r>
+        <w:t>es</w:t>
+      </w:r>
+      <w:r>
+        <w:t xml:space="preserve">. </w:t>
+      </w:r>
+      <w:r>
+        <w:t>You may call me</w:t>
+      </w:r>
+      <w:r>
+        <w:t xml:space="preserve"> Captain Haddock of the galleon Sturgeon</w:t>
+      </w:r>
+      <w:r>
+        <w:t>.</w:t>
+      </w:r>
+      <w:r>
+        <w:t>”</w:t>
+      </w:r>
+    </w:p>
+    <w:p>
+      <w:r>
+        <w:t>A parrot sitting on Haddock’s shoulder screeched, “Step to attention, step to attention.”</w:t>
+      </w:r>
+    </w:p>
+    <w:p>
+      <w:r>
+        <w:t>The captain wait</w:t>
+      </w:r>
+      <w:r>
+        <w:t>ed</w:t>
+      </w:r>
+      <w:r>
+        <w:t xml:space="preserve"> as everyone flock</w:t>
+      </w:r>
+      <w:r>
+        <w:t>ed</w:t>
+      </w:r>
+      <w:r>
+        <w:t xml:space="preserve"> to the stage.</w:t>
+      </w:r>
+    </w:p>
+    <w:p>
+      <w:r>
+        <w:t>The screen lit up and show</w:t>
+      </w:r>
+      <w:r>
+        <w:t>ed</w:t>
+      </w:r>
+      <w:r>
+        <w:t xml:space="preserve"> cartoon images. T</w:t>
+      </w:r>
+      <w:r>
+        <w:t xml:space="preserve">he first </w:t>
+      </w:r>
+      <w:r>
+        <w:t>image</w:t>
+      </w:r>
+      <w:r>
+        <w:t xml:space="preserve"> </w:t>
+      </w:r>
+      <w:r>
+        <w:t>was</w:t>
+      </w:r>
+      <w:r>
+        <w:t xml:space="preserve"> a</w:t>
+      </w:r>
+      <w:r>
+        <w:t xml:space="preserve"> </w:t>
+      </w:r>
+      <w:r>
+        <w:t>roughly circular</w:t>
+      </w:r>
+      <w:r>
+        <w:t xml:space="preserve"> continent </w:t>
+      </w:r>
+      <w:r>
+        <w:t>with mountain ranges, lakes</w:t>
+      </w:r>
+      <w:r>
+        <w:t>, canyons,</w:t>
+      </w:r>
+      <w:r>
+        <w:t xml:space="preserve"> and forests. Other illustrations show</w:t>
+      </w:r>
+      <w:r>
+        <w:t>ed</w:t>
+      </w:r>
+      <w:r>
+        <w:t xml:space="preserve"> </w:t>
+      </w:r>
+      <w:r>
+        <w:t xml:space="preserve">ancient </w:t>
+      </w:r>
+      <w:r>
+        <w:t xml:space="preserve">temples, </w:t>
+      </w:r>
+      <w:r>
+        <w:t>treacherous</w:t>
+      </w:r>
+      <w:r>
+        <w:t xml:space="preserve"> </w:t>
+      </w:r>
+      <w:r>
+        <w:t xml:space="preserve">gorges, </w:t>
+      </w:r>
+      <w:r>
+        <w:t xml:space="preserve">eerie </w:t>
+      </w:r>
+      <w:r>
+        <w:t xml:space="preserve">dungeons, </w:t>
+      </w:r>
+      <w:r>
+        <w:t>draugr</w:t>
+      </w:r>
+      <w:r>
+        <w:t xml:space="preserve">-infested swamps, </w:t>
+      </w:r>
+      <w:r>
+        <w:t xml:space="preserve">flying palaces, </w:t>
+      </w:r>
+      <w:r>
+        <w:t xml:space="preserve">and other </w:t>
+      </w:r>
+      <w:r>
+        <w:t>wonders</w:t>
+      </w:r>
+      <w:r>
+        <w:t>.</w:t>
+      </w:r>
+    </w:p>
+    <w:p>
+      <w:r>
+        <w:t xml:space="preserve">“Let me tell you a fictional story for your </w:t>
+      </w:r>
+      <w:r>
+        <w:t>entertainment</w:t>
+      </w:r>
+      <w:r>
+        <w:t xml:space="preserve">…” Captain Haddock </w:t>
+      </w:r>
+      <w:r>
+        <w:t>orate</w:t>
+      </w:r>
+      <w:r>
+        <w:t>d</w:t>
+      </w:r>
+      <w:r>
+        <w:t>. He put a pipe in his mouth and colorful bubbles drift</w:t>
+      </w:r>
+      <w:r>
+        <w:t>ed</w:t>
+      </w:r>
+      <w:r>
+        <w:t xml:space="preserve"> out</w:t>
+      </w:r>
+      <w:r>
+        <w:t>.</w:t>
+      </w:r>
+    </w:p>
+    <w:p>
+      <w:pPr>
+        <w:pStyle w:val="Quote2"/>
+      </w:pPr>
+      <w:r>
+        <w:t>In t</w:t>
+      </w:r>
+      <w:r>
+        <w:t xml:space="preserve">he </w:t>
+      </w:r>
+      <w:r>
+        <w:t xml:space="preserve">beginning the </w:t>
+      </w:r>
+      <w:r>
+        <w:t>world was a peaceful place where all the created races lived in harmony.</w:t>
+      </w:r>
+    </w:p>
+    <w:p>
+      <w:pPr>
+        <w:pStyle w:val="Quote2"/>
+      </w:pPr>
+      <w:r>
+        <w:t>“Then the gates of the underworld opened, filling the world with nightmare creatures. These creatures ha</w:t>
+      </w:r>
+      <w:r>
+        <w:t>d</w:t>
+      </w:r>
+      <w:r>
+        <w:t xml:space="preserve"> little intelligence, desiring only the taste of </w:t>
+      </w:r>
+      <w:r>
+        <w:t xml:space="preserve">human </w:t>
+      </w:r>
+      <w:r>
+        <w:t>flesh and the scrams of victims.</w:t>
+      </w:r>
+    </w:p>
+    <w:p>
+      <w:pPr>
+        <w:pStyle w:val="Quote2"/>
+      </w:pPr>
+      <w:r>
+        <w:t xml:space="preserve">“In desperation, the nations of the world banded together </w:t>
+      </w:r>
+      <w:r>
+        <w:t>to fight.</w:t>
+      </w:r>
+      <w:r>
+        <w:t xml:space="preserve"> </w:t>
+      </w:r>
+      <w:r>
+        <w:t>Year after year, decade after decade the war raged. Finally a band of heroes stepped forth and closed the infernal gates</w:t>
+      </w:r>
+      <w:r>
+        <w:t>.</w:t>
+      </w:r>
+    </w:p>
+    <w:p>
+      <w:pPr>
+        <w:pStyle w:val="Quote2"/>
+      </w:pPr>
+      <w:r>
+        <w:t>“</w:t>
+      </w:r>
+      <w:r>
+        <w:t xml:space="preserve">For ten thousand years the world </w:t>
+      </w:r>
+      <w:r>
+        <w:t>has been</w:t>
+      </w:r>
+      <w:r>
+        <w:t xml:space="preserve"> free of demons</w:t>
+      </w:r>
+      <w:r>
+        <w:t xml:space="preserve"> and their monster underlings.</w:t>
+      </w:r>
+    </w:p>
+    <w:p>
+      <w:pPr>
+        <w:pStyle w:val="Quote2"/>
+      </w:pPr>
+      <w:r>
+        <w:t>“</w:t>
+      </w:r>
+      <w:r>
+        <w:t>Unfortunately</w:t>
+      </w:r>
+      <w:r>
+        <w:t>,</w:t>
+      </w:r>
+      <w:r>
+        <w:t xml:space="preserve"> </w:t>
+      </w:r>
+      <w:r>
+        <w:t>the portals to the underworld are once again opening.</w:t>
+      </w:r>
+    </w:p>
+    <w:p>
+      <w:pPr>
+        <w:pStyle w:val="Quote2"/>
+      </w:pPr>
+      <w:r>
+        <w:lastRenderedPageBreak/>
+        <w:t xml:space="preserve">“Monsters are once again </w:t>
+      </w:r>
+      <w:r>
+        <w:t xml:space="preserve">repopulating long-forgotten dungeons and </w:t>
+      </w:r>
+      <w:r>
+        <w:t>flooding out of nether portals</w:t>
+      </w:r>
+      <w:r>
+        <w:t xml:space="preserve"> and dimensional riffs</w:t>
+      </w:r>
+      <w:r>
+        <w:t>.</w:t>
+      </w:r>
+    </w:p>
+    <w:p>
+      <w:pPr>
+        <w:pStyle w:val="Quote2"/>
+      </w:pPr>
+      <w:r>
+        <w:t>“Will you go out there and help protect these people from unspeakable evil?</w:t>
+      </w:r>
+      <w:r>
+        <w:t xml:space="preserve"> Will you become the heroes of legend and bring the peace this land </w:t>
+      </w:r>
+      <w:r>
+        <w:t xml:space="preserve">desperately </w:t>
+      </w:r>
+      <w:r>
+        <w:t>needs?”</w:t>
+      </w:r>
+    </w:p>
+    <w:p>
+      <w:r>
+        <w:t>An image of me flashe</w:t>
+      </w:r>
+      <w:r>
+        <w:t>d</w:t>
+      </w:r>
+      <w:r>
+        <w:t xml:space="preserve"> on the screen. I look</w:t>
+      </w:r>
+      <w:r>
+        <w:t>ed</w:t>
+      </w:r>
+      <w:r>
+        <w:t xml:space="preserve"> </w:t>
+      </w:r>
+      <w:r>
+        <w:t>amazing</w:t>
+      </w:r>
+      <w:r>
+        <w:t xml:space="preserve"> with a princely </w:t>
+      </w:r>
+      <w:r>
+        <w:t xml:space="preserve">forehead </w:t>
+      </w:r>
+      <w:r>
+        <w:t xml:space="preserve">tiara and </w:t>
+      </w:r>
+      <w:r>
+        <w:t>royal</w:t>
+      </w:r>
+      <w:r>
+        <w:t xml:space="preserve"> clothes.</w:t>
+      </w:r>
+      <w:r>
+        <w:t xml:space="preserve"> I was surrounded by cute girls. I was a beloved king.</w:t>
+      </w:r>
+    </w:p>
+    <w:p>
+      <w:r>
+        <w:t>“Hey that’s me,” a cute girl to my right sa</w:t>
+      </w:r>
+      <w:r>
+        <w:t>id</w:t>
+      </w:r>
+      <w:r>
+        <w:t>.</w:t>
+      </w:r>
+      <w:r>
+        <w:t xml:space="preserve"> “I look hot.”</w:t>
+      </w:r>
+    </w:p>
+    <w:p>
+      <w:r>
+        <w:t>“No that’s me,” a guy next to the girl denie</w:t>
+      </w:r>
+      <w:r>
+        <w:t>d</w:t>
+      </w:r>
+      <w:r>
+        <w:t>.</w:t>
+      </w:r>
+    </w:p>
+    <w:p>
+      <w:r>
+        <w:t>It seem</w:t>
+      </w:r>
+      <w:r>
+        <w:t>ed</w:t>
+      </w:r>
+      <w:r>
+        <w:t xml:space="preserve"> everyone s</w:t>
+      </w:r>
+      <w:r>
+        <w:t>aw</w:t>
+      </w:r>
+      <w:r>
+        <w:t xml:space="preserve"> themselves. I briefly </w:t>
+      </w:r>
+      <w:r>
+        <w:t>wondered</w:t>
+      </w:r>
+      <w:r>
+        <w:t xml:space="preserve"> how they pulled that trick off.</w:t>
+      </w:r>
+    </w:p>
+    <w:p>
+      <w:pPr>
+        <w:pStyle w:val="Quote2"/>
+      </w:pPr>
+      <w:r>
+        <w:t>“</w:t>
+      </w:r>
+      <w:r>
+        <w:t xml:space="preserve">Board the Sturgeon and </w:t>
+      </w:r>
+      <w:r>
+        <w:t>enter</w:t>
+      </w:r>
+      <w:r>
+        <w:t xml:space="preserve"> your rooms. Once sorted out, meet me on deck. And welcome to Incursion, the </w:t>
+      </w:r>
+      <w:r>
+        <w:t xml:space="preserve">ultimate </w:t>
+      </w:r>
+      <w:r>
+        <w:t>gaming</w:t>
+      </w:r>
+      <w:r>
+        <w:t xml:space="preserve"> experience</w:t>
+      </w:r>
+      <w:r>
+        <w:t>.”</w:t>
+      </w:r>
+    </w:p>
+    <w:p>
+      <w:r>
+        <w:t>I climb</w:t>
+      </w:r>
+      <w:r>
+        <w:t>ed</w:t>
+      </w:r>
+      <w:r>
+        <w:t xml:space="preserve"> aboard the Sturgeon</w:t>
+      </w:r>
+      <w:r>
+        <w:t xml:space="preserve"> </w:t>
+      </w:r>
+      <w:r>
+        <w:t>as a</w:t>
+      </w:r>
+      <w:r>
+        <w:t>nother</w:t>
+      </w:r>
+      <w:r>
+        <w:t xml:space="preserve"> plane land</w:t>
+      </w:r>
+      <w:r>
+        <w:t>ed</w:t>
+      </w:r>
+      <w:r>
+        <w:t>.</w:t>
+      </w:r>
+      <w:r>
+        <w:t xml:space="preserve"> The plane we came </w:t>
+      </w:r>
+      <w:r>
+        <w:t>on</w:t>
+      </w:r>
+      <w:r>
+        <w:t xml:space="preserve"> </w:t>
+      </w:r>
+      <w:r>
+        <w:t>was</w:t>
+      </w:r>
+      <w:r>
+        <w:t xml:space="preserve"> </w:t>
+      </w:r>
+      <w:r>
+        <w:t>nowhere to be seen</w:t>
+      </w:r>
+      <w:r>
+        <w:t>.</w:t>
+      </w:r>
+    </w:p>
+    <w:p>
+      <w:r>
+        <w:t xml:space="preserve">There </w:t>
+      </w:r>
+      <w:r>
+        <w:t>was</w:t>
+      </w:r>
+      <w:r>
+        <w:t xml:space="preserve"> no question. This attraction </w:t>
+      </w:r>
+      <w:r>
+        <w:t>was</w:t>
+      </w:r>
+      <w:r>
+        <w:t xml:space="preserve"> busy. A sailor hand</w:t>
+      </w:r>
+      <w:r>
+        <w:t>ed</w:t>
+      </w:r>
+      <w:r>
+        <w:t xml:space="preserve"> me a</w:t>
+      </w:r>
+      <w:r>
+        <w:t xml:space="preserve"> rusty iron key with the room number 207. </w:t>
+      </w:r>
+      <w:r>
+        <w:t>One flight of stairs up, I f</w:t>
+      </w:r>
+      <w:r>
+        <w:t>ou</w:t>
+      </w:r>
+      <w:r>
+        <w:t>nd my room</w:t>
+      </w:r>
+      <w:r>
+        <w:t>. I insert</w:t>
+      </w:r>
+      <w:r>
+        <w:t>ed</w:t>
+      </w:r>
+      <w:r>
+        <w:t xml:space="preserve"> the key and </w:t>
+      </w:r>
+      <w:r>
+        <w:t xml:space="preserve">the </w:t>
+      </w:r>
+      <w:r>
+        <w:t>door creakily opened</w:t>
+      </w:r>
+      <w:r>
+        <w:t>.</w:t>
+      </w:r>
+    </w:p>
+    <w:p>
+      <w:r>
+        <w:t>A moment later the key disappear</w:t>
+      </w:r>
+      <w:r>
+        <w:t>ed</w:t>
+      </w:r>
+      <w:r>
+        <w:t>. What the hell?</w:t>
+      </w:r>
+      <w:r>
+        <w:t xml:space="preserve"> No one mentioned that on YouTube.</w:t>
+      </w:r>
+    </w:p>
+    <w:p>
+      <w:r>
+        <w:t xml:space="preserve">I </w:t>
       </w:r>
       <w:r>
         <w:t>entered</w:t>
       </w:r>
       <w:r>
-        <w:t xml:space="preserve"> the dome </w:t>
-      </w:r>
-      <w:r>
-        <w:t>via 7 equally spaced entrances</w:t>
+        <w:t xml:space="preserve"> the room and the door </w:t>
+      </w:r>
+      <w:r>
+        <w:t>slammed</w:t>
+      </w:r>
+      <w:r>
+        <w:t xml:space="preserve"> shut behind me. </w:t>
+      </w:r>
+      <w:r>
+        <w:t>L</w:t>
+      </w:r>
+      <w:r>
+        <w:t>ook</w:t>
+      </w:r>
+      <w:r>
+        <w:t>ing</w:t>
+      </w:r>
+      <w:r>
+        <w:t xml:space="preserve"> around </w:t>
+      </w:r>
+      <w:r>
+        <w:t>I s</w:t>
+      </w:r>
+      <w:r>
+        <w:t>aw</w:t>
+      </w:r>
+      <w:r>
+        <w:t xml:space="preserve"> a bed</w:t>
+      </w:r>
+      <w:r>
+        <w:t xml:space="preserve">, </w:t>
+      </w:r>
+      <w:r>
+        <w:t>a trunk</w:t>
+      </w:r>
+      <w:r>
+        <w:t>,</w:t>
+      </w:r>
+      <w:r>
+        <w:t xml:space="preserve"> </w:t>
+      </w:r>
+      <w:r>
+        <w:t xml:space="preserve">a </w:t>
+      </w:r>
+      <w:r>
+        <w:t xml:space="preserve">writing </w:t>
+      </w:r>
+      <w:r>
+        <w:t>desk</w:t>
+      </w:r>
+      <w:r>
+        <w:t xml:space="preserve"> and chair</w:t>
+      </w:r>
+      <w:r>
+        <w:t>. The desk contain</w:t>
+      </w:r>
+      <w:r>
+        <w:t>ed</w:t>
+      </w:r>
+      <w:r>
+        <w:t xml:space="preserve"> a sheet of paper with </w:t>
+      </w:r>
+      <w:r>
+        <w:t>instructions.</w:t>
+      </w:r>
+    </w:p>
+    <w:p>
+      <w:r>
+        <w:lastRenderedPageBreak/>
+        <w:t>Reading, the instructions sa</w:t>
+      </w:r>
+      <w:r>
+        <w:t>id</w:t>
+      </w:r>
+      <w:r>
+        <w:t xml:space="preserve">, “Please stow ALL your equipment – yes, even </w:t>
+      </w:r>
+      <w:r>
+        <w:rPr>
+          <w:i/>
+        </w:rPr>
+        <w:t>those</w:t>
+      </w:r>
+      <w:r>
+        <w:t xml:space="preserve"> </w:t>
+      </w:r>
+      <w:r>
+        <w:t>pieces of equipment</w:t>
+      </w:r>
+      <w:r>
+        <w:t xml:space="preserve">. Starter equipment will become </w:t>
+      </w:r>
+      <w:r>
+        <w:t xml:space="preserve">available </w:t>
+      </w:r>
+      <w:r>
+        <w:t>once</w:t>
+      </w:r>
+      <w:r>
+        <w:t xml:space="preserve"> you comply</w:t>
       </w:r>
       <w:r>
         <w:t>.</w:t>
@@ -4230,1541 +5208,590 @@
     </w:p>
     <w:p>
       <w:r>
-        <w:t>I was</w:t>
-      </w:r>
-      <w:r>
-        <w:t xml:space="preserve"> in the 16-1</w:t>
-      </w:r>
-      <w:r>
-        <w:t>7</w:t>
+        <w:t>“P.s. Those who don’t comply will walk the plank – Ha, ha.”</w:t>
+      </w:r>
+    </w:p>
+    <w:p>
+      <w:r>
+        <w:t>I undress</w:t>
+      </w:r>
+      <w:r>
+        <w:t>ed</w:t>
+      </w:r>
+      <w:r>
+        <w:t xml:space="preserve"> and remove</w:t>
+      </w:r>
+      <w:r>
+        <w:t>d</w:t>
+      </w:r>
+      <w:r>
+        <w:t xml:space="preserve"> even my underwear</w:t>
+      </w:r>
+      <w:r>
+        <w:t>, making sure I d</w:t>
+      </w:r>
+      <w:r>
+        <w:t>id</w:t>
+      </w:r>
+      <w:r>
+        <w:t>n’t look at the wall-mounted mirror</w:t>
+      </w:r>
+      <w:r>
+        <w:t>. I</w:t>
+      </w:r>
+      <w:r>
+        <w:t xml:space="preserve"> was</w:t>
+      </w:r>
+      <w:r>
+        <w:t xml:space="preserve"> now naked – corrections, I</w:t>
+      </w:r>
+      <w:r>
+        <w:t xml:space="preserve"> wasn’t</w:t>
+      </w:r>
+      <w:r>
+        <w:t xml:space="preserve"> naked. I</w:t>
+      </w:r>
+      <w:r>
+        <w:t xml:space="preserve"> was</w:t>
+      </w:r>
+      <w:r>
+        <w:t xml:space="preserve"> wearing </w:t>
+      </w:r>
+      <w:r>
+        <w:t xml:space="preserve">bike </w:t>
+      </w:r>
+      <w:r>
+        <w:t>shorts</w:t>
+      </w:r>
+      <w:r>
+        <w:t>.</w:t>
+      </w:r>
+    </w:p>
+    <w:p>
+      <w:r>
+        <w:t>I fel</w:t>
+      </w:r>
+      <w:r>
+        <w:t>t</w:t>
+      </w:r>
+      <w:r>
+        <w:t xml:space="preserve"> myself and discover</w:t>
+      </w:r>
+      <w:r>
+        <w:t>ed</w:t>
+      </w:r>
+      <w:r>
+        <w:t xml:space="preserve"> the shorts seem</w:t>
+      </w:r>
+      <w:r>
+        <w:t>ed</w:t>
+      </w:r>
+      <w:r>
+        <w:t xml:space="preserve"> part of me. Talk about rated PG.</w:t>
+      </w:r>
+      <w:r>
+        <w:t xml:space="preserve"> Also, what the hell?</w:t>
       </w:r>
       <w:r>
         <w:t xml:space="preserve"> </w:t>
       </w:r>
       <w:r>
-        <w:t>age</w:t>
-      </w:r>
-      <w:r>
-        <w:t>-</w:t>
-      </w:r>
-      <w:r>
-        <w:t xml:space="preserve">group. The other groups </w:t>
+        <w:t>Wasn</w:t>
+      </w:r>
+      <w:r>
+        <w:t>’t I outside the dome?</w:t>
+      </w:r>
+    </w:p>
+    <w:p>
+      <w:r>
+        <w:t xml:space="preserve">A </w:t>
+      </w:r>
+      <w:r>
+        <w:t>worry</w:t>
+      </w:r>
+      <w:r>
+        <w:t xml:space="preserve"> </w:t>
+      </w:r>
+      <w:r>
+        <w:t>entered</w:t>
+      </w:r>
+      <w:r>
+        <w:t xml:space="preserve"> my mind. How do I go to the toilet?</w:t>
+      </w:r>
+    </w:p>
+    <w:p>
+      <w:r>
+        <w:t>Then I remember</w:t>
+      </w:r>
+      <w:r>
+        <w:t>ed</w:t>
+      </w:r>
+      <w:r>
+        <w:t xml:space="preserve">, the game boards did mention this. People 18 years old and older </w:t>
+      </w:r>
+      <w:r>
+        <w:t>had the option of being naked in appropriate locations.</w:t>
+      </w:r>
+    </w:p>
+    <w:p>
+      <w:r>
+        <w:t xml:space="preserve">Apparently, </w:t>
+      </w:r>
+      <w:r>
+        <w:t>undergarments were mandatory</w:t>
+      </w:r>
+      <w:r>
+        <w:t xml:space="preserve"> </w:t>
+      </w:r>
+      <w:r>
+        <w:t xml:space="preserve">minors </w:t>
+      </w:r>
+      <w:r>
+        <w:t>for unknown reasons.</w:t>
+      </w:r>
+      <w:r>
+        <w:t xml:space="preserve"> Perhaps they want</w:t>
+      </w:r>
+      <w:r>
+        <w:t>ed</w:t>
+      </w:r>
+      <w:r>
+        <w:t xml:space="preserve"> to preserve the purity of youths, or some such nonsense.</w:t>
+      </w:r>
+    </w:p>
+    <w:p>
+      <w:r>
+        <w:t>A screen pop</w:t>
+      </w:r>
+      <w:r>
+        <w:t>ped</w:t>
+      </w:r>
+      <w:r>
+        <w:t xml:space="preserve"> up in my </w:t>
+      </w:r>
+      <w:r>
+        <w:t>neuralnet</w:t>
+      </w:r>
+      <w:r>
+        <w:t>.</w:t>
+      </w:r>
+    </w:p>
+    <w:p>
+      <w:r>
+        <w:t xml:space="preserve">The screen </w:t>
+      </w:r>
+      <w:r>
+        <w:t>asked</w:t>
+      </w:r>
+      <w:r>
+        <w:t xml:space="preserve"> me if I want</w:t>
+      </w:r>
+      <w:r>
+        <w:t>ed</w:t>
+      </w:r>
+      <w:r>
+        <w:t xml:space="preserve"> to customize my </w:t>
+      </w:r>
+      <w:r>
+        <w:t>undergarments</w:t>
+      </w:r>
+      <w:r>
+        <w:t>.</w:t>
+      </w:r>
+      <w:r>
+        <w:t xml:space="preserve"> </w:t>
+      </w:r>
+      <w:r>
+        <w:t>On the list, I notice</w:t>
+      </w:r>
+      <w:r>
+        <w:t>d</w:t>
+      </w:r>
+      <w:r>
+        <w:t xml:space="preserve"> tops </w:t>
       </w:r>
       <w:r>
         <w:t>were</w:t>
       </w:r>
       <w:r>
-        <w:t xml:space="preserve"> 1</w:t>
-      </w:r>
-      <w:r>
-        <w:t>8</w:t>
-      </w:r>
-      <w:r>
-        <w:t>-25, 26-35, 36-45, 46-55, 56-65, and finally everyone above 66.</w:t>
-      </w:r>
-    </w:p>
-    <w:p>
-      <w:r>
-        <w:t>And there’s that 66 again.</w:t>
-      </w:r>
-    </w:p>
-    <w:p>
-      <w:r>
-        <w:t xml:space="preserve">I </w:t>
-      </w:r>
-      <w:r>
-        <w:t>wondered</w:t>
-      </w:r>
-      <w:r>
-        <w:t xml:space="preserve"> why they </w:t>
+        <w:t xml:space="preserve"> available</w:t>
+      </w:r>
+      <w:r>
+        <w:t xml:space="preserve">. Being overly pudgy in all the wrong places I </w:t>
+      </w:r>
+      <w:r>
+        <w:t xml:space="preserve">make a </w:t>
+      </w:r>
+      <w:r>
+        <w:t>select</w:t>
+      </w:r>
+      <w:r>
+        <w:t>ion</w:t>
+      </w:r>
+      <w:r>
+        <w:t>.</w:t>
+      </w:r>
+    </w:p>
+    <w:p>
+      <w:r>
+        <w:t xml:space="preserve">And </w:t>
+      </w:r>
+      <w:r>
+        <w:t>yes,</w:t>
+      </w:r>
+      <w:r>
+        <w:t xml:space="preserve"> I always </w:t>
+      </w:r>
+      <w:r>
+        <w:t>wore T</w:t>
+      </w:r>
+      <w:r>
+        <w:t>-shirts</w:t>
+      </w:r>
+      <w:r>
+        <w:t xml:space="preserve"> when going to the beach</w:t>
+      </w:r>
+      <w:r>
+        <w:t xml:space="preserve"> and the pool</w:t>
+      </w:r>
+      <w:r>
+        <w:t>.</w:t>
+      </w:r>
+      <w:r>
+        <w:t xml:space="preserve"> </w:t>
+      </w:r>
+      <w:r>
+        <w:t>Sure,</w:t>
+      </w:r>
+      <w:r>
+        <w:t xml:space="preserve"> I could go for surgery, but that always felt embarrassing. I could also exercise, but I </w:t>
+      </w:r>
+      <w:r>
+        <w:t>never</w:t>
+      </w:r>
+      <w:r>
+        <w:t xml:space="preserve"> have time for that – and </w:t>
+      </w:r>
+      <w:r>
+        <w:t>was</w:t>
+      </w:r>
+      <w:r>
+        <w:t xml:space="preserve"> too lazy.</w:t>
+      </w:r>
+    </w:p>
+    <w:p>
+      <w:r>
+        <w:t>Speaking of exercis</w:t>
+      </w:r>
+      <w:r>
+        <w:t>ing</w:t>
+      </w:r>
+      <w:r>
+        <w:t>, I should have done so</w:t>
+      </w:r>
+      <w:r>
+        <w:t>me</w:t>
+      </w:r>
+      <w:r>
+        <w:t xml:space="preserve"> before coming.</w:t>
+      </w:r>
+    </w:p>
+    <w:p>
+      <w:r>
+        <w:lastRenderedPageBreak/>
+        <w:t>I flip</w:t>
+      </w:r>
+      <w:r>
+        <w:t>ped</w:t>
+      </w:r>
+      <w:r>
+        <w:t xml:space="preserve"> through designs and settle</w:t>
       </w:r>
       <w:r>
         <w:t>d</w:t>
       </w:r>
       <w:r>
-        <w:t>id</w:t>
-      </w:r>
-      <w:r>
-        <w:t>n’t join the 16-17 with the 18-25 groups. Then they would have exactly 6 groups.</w:t>
-      </w:r>
-    </w:p>
-    <w:p>
-      <w:r>
-        <w:t>The noise in the plane increase</w:t>
+        <w:t xml:space="preserve"> on a </w:t>
+      </w:r>
+      <w:r>
+        <w:t xml:space="preserve">black </w:t>
+      </w:r>
+      <w:r>
+        <w:t xml:space="preserve">background with </w:t>
+      </w:r>
+      <w:r>
+        <w:t xml:space="preserve">the </w:t>
+      </w:r>
+      <w:r>
+        <w:t>silhouette</w:t>
+      </w:r>
+      <w:r>
+        <w:t>s</w:t>
+      </w:r>
+      <w:r>
+        <w:t xml:space="preserve"> </w:t>
+      </w:r>
+      <w:r>
+        <w:t xml:space="preserve">of </w:t>
+      </w:r>
+      <w:r>
+        <w:t xml:space="preserve">white </w:t>
+      </w:r>
+      <w:r>
+        <w:t>ravens.</w:t>
+      </w:r>
+      <w:r>
+        <w:t xml:space="preserve"> I look</w:t>
+      </w:r>
+      <w:r>
+        <w:t>ed</w:t>
+      </w:r>
+      <w:r>
+        <w:t xml:space="preserve"> in the mirror. My top and shorts </w:t>
+      </w:r>
+      <w:r>
+        <w:t>were</w:t>
+      </w:r>
+      <w:r>
+        <w:t xml:space="preserve"> good enough for the beach.</w:t>
+      </w:r>
+    </w:p>
+    <w:p>
+      <w:r>
+        <w:t>I click</w:t>
+      </w:r>
+      <w:r>
+        <w:t>ed</w:t>
+      </w:r>
+      <w:r>
+        <w:t xml:space="preserve"> </w:t>
+      </w:r>
+      <w:r>
+        <w:t>‘</w:t>
+      </w:r>
+      <w:r>
+        <w:t>Next</w:t>
+      </w:r>
+      <w:r>
+        <w:t>’</w:t>
+      </w:r>
+      <w:r>
+        <w:t>.</w:t>
+      </w:r>
+    </w:p>
+    <w:p>
+      <w:r>
+        <w:t xml:space="preserve">A new </w:t>
+      </w:r>
+      <w:r>
+        <w:t xml:space="preserve">neuralnet </w:t>
+      </w:r>
+      <w:r>
+        <w:t>screen show</w:t>
+      </w:r>
+      <w:r>
+        <w:t>ed</w:t>
+      </w:r>
+      <w:r>
+        <w:t xml:space="preserve"> starter clothes.</w:t>
+      </w:r>
+      <w:r>
+        <w:t xml:space="preserve"> </w:t>
+      </w:r>
+      <w:r>
+        <w:t>I g</w:t>
+      </w:r>
+      <w:r>
+        <w:t>o</w:t>
+      </w:r>
+      <w:r>
+        <w:t>t a choice between male</w:t>
+      </w:r>
+      <w:r>
+        <w:t>,</w:t>
+      </w:r>
+      <w:r>
+        <w:t xml:space="preserve"> female</w:t>
+      </w:r>
+      <w:r>
+        <w:t xml:space="preserve">, and </w:t>
+      </w:r>
+      <w:r>
+        <w:t>gender-neutral</w:t>
+      </w:r>
+      <w:r>
+        <w:t xml:space="preserve"> clothes. There </w:t>
+      </w:r>
+      <w:r>
+        <w:t>were</w:t>
+      </w:r>
+      <w:r>
+        <w:t xml:space="preserve"> also choices that indicate</w:t>
       </w:r>
       <w:r>
         <w:t>d</w:t>
       </w:r>
       <w:r>
-        <w:t xml:space="preserve"> as </w:t>
-      </w:r>
-      <w:r>
-        <w:t xml:space="preserve">teens </w:t>
+        <w:t xml:space="preserve"> different professions, such as warrior or mage.</w:t>
+      </w:r>
+    </w:p>
+    <w:p>
+      <w:r>
+        <w:t>However</w:t>
+      </w:r>
+      <w:r>
+        <w:t>,</w:t>
+      </w:r>
+      <w:r>
+        <w:t xml:space="preserve"> the choices </w:t>
+      </w:r>
+      <w:r>
+        <w:t>were</w:t>
+      </w:r>
+      <w:r>
+        <w:t xml:space="preserve"> limited.</w:t>
+      </w:r>
+    </w:p>
+    <w:p>
+      <w:r>
+        <w:t xml:space="preserve">In the end I </w:t>
       </w:r>
       <w:r>
         <w:t>went</w:t>
       </w:r>
       <w:r>
-        <w:t xml:space="preserve"> wild with excitement and impatience.</w:t>
-      </w:r>
-    </w:p>
-    <w:p>
-      <w:r>
-        <w:t>The plane started descending.</w:t>
-      </w:r>
-    </w:p>
-    <w:p>
-      <w:r>
-        <w:t>I started my commentary for my next video. My AI helper would edit the footage before posting.</w:t>
-      </w:r>
-    </w:p>
-    <w:p>
-      <w:r>
-        <w:t xml:space="preserve">For the benefit of my viewers, </w:t>
-      </w:r>
-      <w:r>
-        <w:t xml:space="preserve">I </w:t>
-      </w:r>
-      <w:r>
-        <w:t>wondered</w:t>
-      </w:r>
-      <w:r>
-        <w:t xml:space="preserve"> what it would be like to be in an actual MMORPG. Physically attacking monsters and being splattered with monster guts.</w:t>
-      </w:r>
-      <w:r>
-        <w:t xml:space="preserve"> Would it be painful? Would it be traumatizing?</w:t>
-      </w:r>
-      <w:r>
-        <w:t xml:space="preserve"> Countless people have pondered </w:t>
-      </w:r>
-      <w:r>
-        <w:t>the question</w:t>
-      </w:r>
-      <w:r>
-        <w:t xml:space="preserve">, and I will soon </w:t>
-      </w:r>
-      <w:r>
-        <w:t>know the answer</w:t>
-      </w:r>
-      <w:r>
-        <w:t>.</w:t>
-      </w:r>
-    </w:p>
-    <w:p>
-      <w:r>
-        <w:t>Yes I saw plenty of videos, but that’s not the same as being there.</w:t>
-      </w:r>
-    </w:p>
-    <w:p>
-      <w:r>
-        <w:t>The plane landed and taxied to a halt.</w:t>
-      </w:r>
-    </w:p>
-    <w:p>
-      <w:r>
-        <w:t>After an agonizing wait t</w:t>
-      </w:r>
-      <w:r>
-        <w:t>he plane door open</w:t>
+        <w:t xml:space="preserve"> for the gender neutral dark rogue look and crude cotton clothes appear</w:t>
       </w:r>
       <w:r>
         <w:t>ed</w:t>
       </w:r>
       <w:r>
-        <w:t xml:space="preserve"> and we disembark</w:t>
+        <w:t xml:space="preserve"> on the bed, along with a simple ring.</w:t>
+      </w:r>
+    </w:p>
+    <w:p>
+      <w:r>
+        <w:t>Why gender neutral? Because rogues should be unidentifiable.</w:t>
+      </w:r>
+    </w:p>
+    <w:p>
+      <w:r>
+        <w:t>I put on the clothes</w:t>
+      </w:r>
+      <w:r>
+        <w:t xml:space="preserve"> and boots</w:t>
+      </w:r>
+      <w:r>
+        <w:t xml:space="preserve"> and examine</w:t>
+      </w:r>
+      <w:r>
+        <w:t>d</w:t>
+      </w:r>
+      <w:r>
+        <w:t xml:space="preserve"> the ring.</w:t>
+      </w:r>
+      <w:r>
+        <w:t xml:space="preserve"> Glowing text appear</w:t>
       </w:r>
       <w:r>
         <w:t>ed</w:t>
       </w:r>
       <w:r>
-        <w:t>. I d</w:t>
-      </w:r>
-      <w:r>
-        <w:t>id</w:t>
-      </w:r>
-      <w:r>
-        <w:t xml:space="preserve">n’t </w:t>
-      </w:r>
-      <w:r>
-        <w:t>bring</w:t>
-      </w:r>
-      <w:r>
-        <w:t xml:space="preserve"> luggage since everything would</w:t>
-      </w:r>
-      <w:r>
-        <w:t xml:space="preserve"> be supplied by the game.</w:t>
-      </w:r>
-    </w:p>
-    <w:p>
-      <w:r>
-        <w:t>I sen</w:t>
-      </w:r>
-      <w:r>
-        <w:t>t</w:t>
-      </w:r>
-      <w:r>
-        <w:t xml:space="preserve"> my mum a text message, </w:t>
-      </w:r>
-      <w:r>
-        <w:t>sa</w:t>
-      </w:r>
-      <w:r>
-        <w:t>y</w:t>
-      </w:r>
-      <w:r>
-        <w:t>ing I arrived safely.</w:t>
-      </w:r>
-      <w:r>
-        <w:t xml:space="preserve"> She replie</w:t>
-      </w:r>
-      <w:r>
-        <w:t>d</w:t>
-      </w:r>
-      <w:r>
-        <w:t xml:space="preserve"> moments later, reminding me to meditate before going to sleep.</w:t>
+        <w:t xml:space="preserve"> above the ring in my visual field.</w:t>
+      </w:r>
+    </w:p>
+    <w:p>
+      <w:pPr>
+        <w:pStyle w:val="StatusMessage"/>
+      </w:pPr>
+      <w:r>
+        <w:t>Minor Ring of Holding</w:t>
+      </w:r>
+      <w:r>
+        <w:t xml:space="preserve"> (Game bound)</w:t>
+      </w:r>
+    </w:p>
+    <w:p>
+      <w:pPr>
+        <w:pStyle w:val="StatusMessage"/>
+      </w:pPr>
+      <w:r>
+        <w:t>10 Slots, Stacks up to 30</w:t>
+      </w:r>
+    </w:p>
+    <w:p>
+      <w:r>
+        <w:t xml:space="preserve">I put on the ring. The next </w:t>
+      </w:r>
+      <w:r>
+        <w:t>neuralnet</w:t>
+      </w:r>
+      <w:r>
+        <w:t xml:space="preserve"> </w:t>
+      </w:r>
+      <w:r>
+        <w:t>screen appear</w:t>
+      </w:r>
+      <w:r>
+        <w:t>ed</w:t>
+      </w:r>
+      <w:r>
+        <w:t xml:space="preserve">, showing </w:t>
+      </w:r>
+      <w:r>
+        <w:t xml:space="preserve">me starter weapons. I </w:t>
+      </w:r>
+      <w:r>
+        <w:t>could</w:t>
+      </w:r>
+      <w:r>
+        <w:t xml:space="preserve"> only choose one primary</w:t>
+      </w:r>
+      <w:r>
+        <w:t xml:space="preserve"> </w:t>
+      </w:r>
+      <w:r>
+        <w:t>weapon and one minor weapon.</w:t>
+      </w:r>
+    </w:p>
+    <w:p>
+      <w:r>
+        <w:t xml:space="preserve">I chose a crude bow and a </w:t>
+      </w:r>
+      <w:r>
+        <w:t xml:space="preserve">rusty </w:t>
+      </w:r>
+      <w:r>
+        <w:t>throwing knife.</w:t>
+      </w:r>
+    </w:p>
+    <w:p>
+      <w:r>
+        <w:t>The bow appear</w:t>
+      </w:r>
+      <w:r>
+        <w:t>ed</w:t>
+      </w:r>
+      <w:r>
+        <w:t xml:space="preserve"> on the bed, along with a quiver of 10 arrows and the knife.</w:t>
+      </w:r>
+    </w:p>
+    <w:p>
+      <w:r>
+        <w:t>I picked up the rusty knife and found it was surprisingly sharp.</w:t>
+      </w:r>
+    </w:p>
+    <w:p>
+      <w:pPr>
+        <w:pStyle w:val="StatusMessage"/>
+      </w:pPr>
+      <w:r>
+        <w:t>Place weapons into storage</w:t>
       </w:r>
     </w:p>
     <w:p>
       <w:r>
         <w:lastRenderedPageBreak/>
-        <w:t>With our family</w:t>
-      </w:r>
-      <w:r>
-        <w:t>,</w:t>
-      </w:r>
-      <w:r>
-        <w:t xml:space="preserve"> meditation is almost a religion. So for good or bad, I’ve been </w:t>
-      </w:r>
-      <w:r>
-        <w:t>meditating</w:t>
-      </w:r>
-      <w:r>
-        <w:t xml:space="preserve"> all my life. That hasn’t made me calmer. </w:t>
-      </w:r>
-    </w:p>
-    <w:p>
-      <w:r>
-        <w:t xml:space="preserve">All around me </w:t>
-      </w:r>
-      <w:r>
-        <w:t>fellow players</w:t>
-      </w:r>
-      <w:r>
-        <w:t xml:space="preserve"> chat</w:t>
-      </w:r>
-      <w:r>
-        <w:t>ted</w:t>
-      </w:r>
-      <w:r>
-        <w:t>, excited about our new adventure.</w:t>
-      </w:r>
-    </w:p>
-    <w:p>
-      <w:r>
-        <w:t>In front of us</w:t>
-      </w:r>
-      <w:r>
-        <w:t xml:space="preserve"> </w:t>
-      </w:r>
-      <w:r>
-        <w:t>was</w:t>
-      </w:r>
-      <w:r>
-        <w:t xml:space="preserve"> a large wooden sailing ship parked next to the dome.</w:t>
-      </w:r>
-      <w:r>
-        <w:t xml:space="preserve"> </w:t>
-      </w:r>
-      <w:r>
-        <w:t>To the left of the</w:t>
-      </w:r>
-      <w:r>
-        <w:t xml:space="preserve"> ship </w:t>
-      </w:r>
-      <w:r>
-        <w:t>were</w:t>
-      </w:r>
-      <w:r>
-        <w:t xml:space="preserve"> a stage and a large screen.</w:t>
-      </w:r>
-    </w:p>
-    <w:p>
-      <w:r>
-        <w:t>A group of teenagers t</w:t>
-      </w:r>
-      <w:r>
-        <w:t>ook</w:t>
-      </w:r>
-      <w:r>
-        <w:t xml:space="preserve"> </w:t>
-      </w:r>
-      <w:r>
-        <w:t>selfie</w:t>
-      </w:r>
-      <w:r>
-        <w:t>s</w:t>
-      </w:r>
-      <w:r>
-        <w:t xml:space="preserve"> with the dome </w:t>
-      </w:r>
-      <w:r>
-        <w:t xml:space="preserve">and </w:t>
-      </w:r>
-      <w:r>
-        <w:t>ship</w:t>
-      </w:r>
-      <w:r>
-        <w:t xml:space="preserve"> </w:t>
-      </w:r>
-      <w:r>
-        <w:t>as the background.</w:t>
-      </w:r>
-    </w:p>
-    <w:p>
-      <w:r>
-        <w:t>A man in a</w:t>
-      </w:r>
-      <w:r>
-        <w:t xml:space="preserve"> middle ages</w:t>
-      </w:r>
-      <w:r>
-        <w:t xml:space="preserve"> navy uniform call</w:t>
-      </w:r>
-      <w:r>
-        <w:t>ed</w:t>
-      </w:r>
-      <w:r>
-        <w:t xml:space="preserve"> out</w:t>
-      </w:r>
-      <w:r>
-        <w:t>, sounding like a pirate</w:t>
-      </w:r>
-      <w:r>
-        <w:t xml:space="preserve">, “Greetings </w:t>
-      </w:r>
-      <w:r>
-        <w:t xml:space="preserve">me </w:t>
-      </w:r>
-      <w:r>
-        <w:t>mat</w:t>
-      </w:r>
-      <w:r>
-        <w:t>i</w:t>
-      </w:r>
-      <w:r>
-        <w:t>es</w:t>
-      </w:r>
-      <w:r>
-        <w:t xml:space="preserve">. </w:t>
-      </w:r>
-      <w:r>
-        <w:t>You may call me</w:t>
-      </w:r>
-      <w:r>
-        <w:t xml:space="preserve"> Captain Haddock of the galleon Sturgeon</w:t>
-      </w:r>
-      <w:r>
-        <w:t>.</w:t>
-      </w:r>
-      <w:r>
-        <w:t>”</w:t>
-      </w:r>
-    </w:p>
-    <w:p>
-      <w:r>
-        <w:t>The captain wait</w:t>
-      </w:r>
-      <w:r>
-        <w:t>ed</w:t>
-      </w:r>
-      <w:r>
-        <w:t xml:space="preserve"> as everyone flock</w:t>
-      </w:r>
-      <w:r>
-        <w:t>ed</w:t>
-      </w:r>
-      <w:r>
-        <w:t xml:space="preserve"> to the stage.</w:t>
-      </w:r>
-    </w:p>
-    <w:p>
-      <w:r>
-        <w:t>The screen lit up and show</w:t>
-      </w:r>
-      <w:r>
-        <w:t>ed</w:t>
-      </w:r>
-      <w:r>
-        <w:t xml:space="preserve"> cartoon images. T</w:t>
-      </w:r>
-      <w:r>
-        <w:t xml:space="preserve">he first </w:t>
-      </w:r>
-      <w:r>
-        <w:t>image</w:t>
-      </w:r>
-      <w:r>
-        <w:t xml:space="preserve"> </w:t>
-      </w:r>
-      <w:r>
-        <w:t>was</w:t>
-      </w:r>
-      <w:r>
-        <w:t xml:space="preserve"> a</w:t>
-      </w:r>
-      <w:r>
-        <w:t xml:space="preserve"> </w:t>
-      </w:r>
-      <w:r>
-        <w:t>roughly circular</w:t>
-      </w:r>
-      <w:r>
-        <w:t xml:space="preserve"> continent </w:t>
-      </w:r>
-      <w:r>
-        <w:t>with mountain ranges, lakes</w:t>
-      </w:r>
-      <w:r>
-        <w:t>, canyons,</w:t>
-      </w:r>
-      <w:r>
-        <w:t xml:space="preserve"> and forests. Other illustrations show</w:t>
-      </w:r>
-      <w:r>
-        <w:t>ed</w:t>
-      </w:r>
-      <w:r>
-        <w:t xml:space="preserve"> </w:t>
-      </w:r>
-      <w:r>
-        <w:t xml:space="preserve">ancient </w:t>
-      </w:r>
-      <w:r>
-        <w:t xml:space="preserve">temples, </w:t>
-      </w:r>
-      <w:r>
-        <w:t>treacherous</w:t>
-      </w:r>
-      <w:r>
-        <w:t xml:space="preserve"> </w:t>
-      </w:r>
-      <w:r>
-        <w:t xml:space="preserve">gorges, </w:t>
-      </w:r>
-      <w:r>
-        <w:t xml:space="preserve">eerie </w:t>
-      </w:r>
-      <w:r>
-        <w:t xml:space="preserve">dungeons, </w:t>
-      </w:r>
-      <w:r>
-        <w:t>draugr</w:t>
-      </w:r>
-      <w:r>
-        <w:t xml:space="preserve">-infested swamps, </w:t>
-      </w:r>
-      <w:r>
-        <w:t xml:space="preserve">flying palaces, </w:t>
-      </w:r>
-      <w:r>
-        <w:t xml:space="preserve">and other </w:t>
-      </w:r>
-      <w:r>
-        <w:t>wonders</w:t>
-      </w:r>
-      <w:r>
-        <w:t>.</w:t>
-      </w:r>
-    </w:p>
-    <w:p>
-      <w:r>
-        <w:t xml:space="preserve">“Let me tell you a fictional story for your </w:t>
-      </w:r>
-      <w:r>
-        <w:t>entertainment</w:t>
-      </w:r>
-      <w:r>
-        <w:t xml:space="preserve">…” Captain Haddock </w:t>
-      </w:r>
-      <w:r>
-        <w:t>orate</w:t>
-      </w:r>
-      <w:r>
-        <w:t>d</w:t>
-      </w:r>
-      <w:r>
-        <w:t>. He put a pipe in his mouth and colorful bubbles drift</w:t>
-      </w:r>
-      <w:r>
-        <w:t>ed</w:t>
-      </w:r>
-      <w:r>
-        <w:t xml:space="preserve"> out</w:t>
-      </w:r>
-      <w:r>
-        <w:t>.</w:t>
-      </w:r>
-    </w:p>
-    <w:p>
-      <w:pPr>
-        <w:pStyle w:val="Quote2"/>
-      </w:pPr>
-      <w:r>
-        <w:t>In t</w:t>
-      </w:r>
-      <w:r>
-        <w:t xml:space="preserve">he </w:t>
-      </w:r>
-      <w:r>
-        <w:t xml:space="preserve">beginning the </w:t>
-      </w:r>
-      <w:r>
-        <w:t>world was a peaceful place where all the created races lived in harmony.</w:t>
-      </w:r>
-    </w:p>
-    <w:p>
-      <w:pPr>
-        <w:pStyle w:val="Quote2"/>
-      </w:pPr>
-      <w:r>
-        <w:t>“Then the gates of the underworld opened, filling the world with nightmare creatures. These creatures ha</w:t>
-      </w:r>
-      <w:r>
-        <w:t>d</w:t>
-      </w:r>
-      <w:r>
-        <w:t xml:space="preserve"> little intelligence, desiring only the taste of </w:t>
-      </w:r>
-      <w:r>
-        <w:t xml:space="preserve">human </w:t>
-      </w:r>
-      <w:r>
-        <w:t>flesh and the scrams of victims.</w:t>
-      </w:r>
-    </w:p>
-    <w:p>
-      <w:pPr>
-        <w:pStyle w:val="Quote2"/>
-      </w:pPr>
-      <w:r>
-        <w:lastRenderedPageBreak/>
-        <w:t xml:space="preserve">“In desperation, the nations of the world banded together </w:t>
-      </w:r>
-      <w:r>
-        <w:t>to fight.</w:t>
-      </w:r>
-      <w:r>
-        <w:t xml:space="preserve"> </w:t>
-      </w:r>
-      <w:r>
-        <w:t>Year after year, decade after decade the war raged. Finally a band of heroes stepped forth and closed the infernal gates</w:t>
-      </w:r>
-      <w:r>
-        <w:t>.</w:t>
-      </w:r>
-    </w:p>
-    <w:p>
-      <w:pPr>
-        <w:pStyle w:val="Quote2"/>
-      </w:pPr>
-      <w:r>
-        <w:t>“</w:t>
-      </w:r>
-      <w:r>
-        <w:t xml:space="preserve">For ten thousand years the world </w:t>
-      </w:r>
-      <w:r>
-        <w:t>has been</w:t>
-      </w:r>
-      <w:r>
-        <w:t xml:space="preserve"> free of demons</w:t>
-      </w:r>
-      <w:r>
-        <w:t xml:space="preserve"> and their monster underlings.</w:t>
-      </w:r>
-    </w:p>
-    <w:p>
-      <w:pPr>
-        <w:pStyle w:val="Quote2"/>
-      </w:pPr>
-      <w:r>
-        <w:t>“</w:t>
-      </w:r>
-      <w:r>
-        <w:t>Unfortunately</w:t>
-      </w:r>
-      <w:r>
-        <w:t>,</w:t>
-      </w:r>
-      <w:r>
-        <w:t xml:space="preserve"> </w:t>
-      </w:r>
-      <w:r>
-        <w:t>the portals to the underworld are once again opening.</w:t>
-      </w:r>
-    </w:p>
-    <w:p>
-      <w:pPr>
-        <w:pStyle w:val="Quote2"/>
-      </w:pPr>
-      <w:r>
-        <w:t xml:space="preserve">“Monsters are once again </w:t>
-      </w:r>
-      <w:r>
-        <w:t xml:space="preserve">repopulating long-forgotten dungeons and </w:t>
-      </w:r>
-      <w:r>
-        <w:t>flooding out of nether portals</w:t>
-      </w:r>
-      <w:r>
-        <w:t xml:space="preserve"> and dimensional riffs</w:t>
-      </w:r>
-      <w:r>
-        <w:t>.</w:t>
-      </w:r>
-    </w:p>
-    <w:p>
-      <w:pPr>
-        <w:pStyle w:val="Quote2"/>
-      </w:pPr>
-      <w:r>
-        <w:t>“Will you go out there and help protect these people from unspeakable evil?</w:t>
-      </w:r>
-      <w:r>
-        <w:t xml:space="preserve"> Will you become the heroes of legend and bring the peace this land </w:t>
-      </w:r>
-      <w:r>
-        <w:t xml:space="preserve">desperately </w:t>
-      </w:r>
-      <w:r>
-        <w:t>needs?”</w:t>
-      </w:r>
-    </w:p>
-    <w:p>
-      <w:r>
-        <w:t>An image of me flashe</w:t>
-      </w:r>
-      <w:r>
-        <w:t>d</w:t>
-      </w:r>
-      <w:r>
-        <w:t xml:space="preserve"> on the screen. I look</w:t>
-      </w:r>
-      <w:r>
-        <w:t>ed</w:t>
-      </w:r>
-      <w:r>
-        <w:t xml:space="preserve"> </w:t>
-      </w:r>
-      <w:r>
-        <w:t>amazing</w:t>
-      </w:r>
-      <w:r>
-        <w:t xml:space="preserve"> with a princely </w:t>
-      </w:r>
-      <w:r>
-        <w:t xml:space="preserve">forehead </w:t>
-      </w:r>
-      <w:r>
-        <w:t xml:space="preserve">tiara and </w:t>
-      </w:r>
-      <w:r>
-        <w:t>royal</w:t>
-      </w:r>
-      <w:r>
-        <w:t xml:space="preserve"> clothes.</w:t>
-      </w:r>
-      <w:r>
-        <w:t xml:space="preserve"> I was surrounded by cute girls. I was a beloved king.</w:t>
-      </w:r>
-    </w:p>
-    <w:p>
-      <w:r>
-        <w:t>“Hey that’s me,” a cute girl to my right sa</w:t>
-      </w:r>
-      <w:r>
-        <w:t>id</w:t>
-      </w:r>
-      <w:r>
-        <w:t>.</w:t>
-      </w:r>
-      <w:r>
-        <w:t xml:space="preserve"> “I look hot.”</w:t>
-      </w:r>
-    </w:p>
-    <w:p>
-      <w:r>
-        <w:t>“No that’s me,” a guy next to the girl denie</w:t>
-      </w:r>
-      <w:r>
-        <w:t>d</w:t>
-      </w:r>
-      <w:r>
-        <w:t>.</w:t>
-      </w:r>
-    </w:p>
-    <w:p>
-      <w:r>
-        <w:t>It seem</w:t>
-      </w:r>
-      <w:r>
-        <w:t>ed</w:t>
-      </w:r>
-      <w:r>
-        <w:t xml:space="preserve"> everyone s</w:t>
-      </w:r>
-      <w:r>
-        <w:t>aw</w:t>
-      </w:r>
-      <w:r>
-        <w:t xml:space="preserve"> themselves. I briefly </w:t>
-      </w:r>
-      <w:r>
-        <w:t>wondered</w:t>
-      </w:r>
-      <w:r>
-        <w:t xml:space="preserve"> how they pulled that trick off.</w:t>
-      </w:r>
-    </w:p>
-    <w:p>
-      <w:pPr>
-        <w:pStyle w:val="Quote2"/>
-      </w:pPr>
-      <w:r>
-        <w:t>“</w:t>
-      </w:r>
-      <w:r>
-        <w:t xml:space="preserve">Board the Sturgeon and </w:t>
-      </w:r>
-      <w:r>
-        <w:t>enter</w:t>
-      </w:r>
-      <w:r>
-        <w:t xml:space="preserve"> your rooms. Once sorted out, meet me on deck. And welcome to Incursion, the </w:t>
-      </w:r>
-      <w:r>
-        <w:t xml:space="preserve">ultimate </w:t>
-      </w:r>
-      <w:r>
-        <w:t>gaming</w:t>
-      </w:r>
-      <w:r>
-        <w:t xml:space="preserve"> experience</w:t>
-      </w:r>
-      <w:r>
-        <w:t>.”</w:t>
-      </w:r>
-    </w:p>
-    <w:p>
-      <w:r>
-        <w:t>I climb</w:t>
-      </w:r>
-      <w:r>
-        <w:t>ed</w:t>
-      </w:r>
-      <w:r>
-        <w:t xml:space="preserve"> aboard the Sturgeon</w:t>
-      </w:r>
-      <w:r>
-        <w:t xml:space="preserve"> </w:t>
-      </w:r>
-      <w:r>
-        <w:t>as a</w:t>
-      </w:r>
-      <w:r>
-        <w:t>nother</w:t>
-      </w:r>
-      <w:r>
-        <w:t xml:space="preserve"> plane land</w:t>
-      </w:r>
-      <w:r>
-        <w:t>ed</w:t>
-      </w:r>
-      <w:r>
-        <w:t>.</w:t>
-      </w:r>
-      <w:r>
-        <w:t xml:space="preserve"> The plane we came </w:t>
-      </w:r>
-      <w:r>
-        <w:t>on</w:t>
-      </w:r>
-      <w:r>
-        <w:t xml:space="preserve"> </w:t>
-      </w:r>
-      <w:r>
-        <w:t>was</w:t>
-      </w:r>
-      <w:r>
-        <w:t xml:space="preserve"> </w:t>
-      </w:r>
-      <w:r>
-        <w:t>nowhere to be seen</w:t>
-      </w:r>
-      <w:r>
-        <w:t>.</w:t>
-      </w:r>
-    </w:p>
-    <w:p>
-      <w:r>
-        <w:t xml:space="preserve">There </w:t>
-      </w:r>
-      <w:r>
-        <w:t>was</w:t>
-      </w:r>
-      <w:r>
-        <w:t xml:space="preserve"> no question. This attraction </w:t>
-      </w:r>
-      <w:r>
-        <w:t>was</w:t>
-      </w:r>
-      <w:r>
-        <w:t xml:space="preserve"> busy. A sailor hand</w:t>
-      </w:r>
-      <w:r>
-        <w:t>ed</w:t>
-      </w:r>
-      <w:r>
-        <w:t xml:space="preserve"> me a</w:t>
-      </w:r>
-      <w:r>
-        <w:t xml:space="preserve"> rusty iron key with the room number 207. </w:t>
-      </w:r>
-      <w:r>
-        <w:t>One flight of stairs up, I f</w:t>
-      </w:r>
-      <w:r>
-        <w:t>ou</w:t>
-      </w:r>
-      <w:r>
-        <w:t>nd my room</w:t>
-      </w:r>
-      <w:r>
-        <w:t>. I insert</w:t>
-      </w:r>
-      <w:r>
-        <w:t>ed</w:t>
-      </w:r>
-      <w:r>
-        <w:t xml:space="preserve"> the key and </w:t>
-      </w:r>
-      <w:r>
-        <w:t xml:space="preserve">the </w:t>
-      </w:r>
-      <w:r>
-        <w:t>door creakily opened</w:t>
-      </w:r>
-      <w:r>
-        <w:t>.</w:t>
-      </w:r>
-    </w:p>
-    <w:p>
-      <w:r>
-        <w:t>A moment later the key disappear</w:t>
-      </w:r>
-      <w:r>
-        <w:t>ed</w:t>
-      </w:r>
-      <w:r>
-        <w:t>. What the hell?</w:t>
-      </w:r>
-      <w:r>
-        <w:t xml:space="preserve"> No one mentioned that on YouTube.</w:t>
-      </w:r>
-    </w:p>
-    <w:p>
-      <w:r>
-        <w:lastRenderedPageBreak/>
-        <w:t xml:space="preserve">I </w:t>
-      </w:r>
-      <w:r>
-        <w:t>entered</w:t>
-      </w:r>
-      <w:r>
-        <w:t xml:space="preserve"> the room and the door </w:t>
-      </w:r>
-      <w:r>
-        <w:t>slammed</w:t>
-      </w:r>
-      <w:r>
-        <w:t xml:space="preserve"> shut behind me. </w:t>
-      </w:r>
-      <w:r>
-        <w:t>L</w:t>
-      </w:r>
-      <w:r>
-        <w:t>ook</w:t>
-      </w:r>
-      <w:r>
-        <w:t>ing</w:t>
-      </w:r>
-      <w:r>
-        <w:t xml:space="preserve"> around </w:t>
-      </w:r>
-      <w:r>
-        <w:t>I s</w:t>
-      </w:r>
-      <w:r>
-        <w:t>aw</w:t>
-      </w:r>
-      <w:r>
-        <w:t xml:space="preserve"> a bed</w:t>
-      </w:r>
-      <w:r>
-        <w:t xml:space="preserve">, </w:t>
-      </w:r>
-      <w:r>
-        <w:t>a trunk</w:t>
-      </w:r>
-      <w:r>
-        <w:t>,</w:t>
-      </w:r>
-      <w:r>
-        <w:t xml:space="preserve"> </w:t>
-      </w:r>
-      <w:r>
-        <w:t xml:space="preserve">a </w:t>
-      </w:r>
-      <w:r>
-        <w:t xml:space="preserve">writing </w:t>
-      </w:r>
-      <w:r>
-        <w:t>desk</w:t>
-      </w:r>
-      <w:r>
-        <w:t xml:space="preserve"> and chair</w:t>
-      </w:r>
-      <w:r>
-        <w:t>. The desk contain</w:t>
-      </w:r>
-      <w:r>
-        <w:t>ed</w:t>
-      </w:r>
-      <w:r>
-        <w:t xml:space="preserve"> a sheet of paper with </w:t>
-      </w:r>
-      <w:r>
-        <w:t>instructions.</w:t>
-      </w:r>
-    </w:p>
-    <w:p>
-      <w:r>
-        <w:t>Reading, the instructions sa</w:t>
-      </w:r>
-      <w:r>
-        <w:t>id</w:t>
-      </w:r>
-      <w:r>
-        <w:t xml:space="preserve">, “Please stow ALL your equipment – yes, even </w:t>
-      </w:r>
-      <w:r>
-        <w:rPr>
-          <w:i/>
-        </w:rPr>
-        <w:t>those</w:t>
-      </w:r>
-      <w:r>
-        <w:t xml:space="preserve"> </w:t>
-      </w:r>
-      <w:r>
-        <w:t>pieces of equipment</w:t>
-      </w:r>
-      <w:r>
-        <w:t xml:space="preserve">. Starter equipment will become </w:t>
-      </w:r>
-      <w:r>
-        <w:t xml:space="preserve">available </w:t>
-      </w:r>
-      <w:r>
-        <w:t>once</w:t>
-      </w:r>
-      <w:r>
-        <w:t xml:space="preserve"> you comply</w:t>
-      </w:r>
-      <w:r>
-        <w:t>.</w:t>
-      </w:r>
-    </w:p>
-    <w:p>
-      <w:r>
-        <w:t>“P.s. Those who don’t comply will walk the plank – Ha, ha.”</w:t>
-      </w:r>
-    </w:p>
-    <w:p>
-      <w:r>
-        <w:t>I undress</w:t>
-      </w:r>
-      <w:r>
-        <w:t>ed</w:t>
-      </w:r>
-      <w:r>
-        <w:t xml:space="preserve"> and remove</w:t>
-      </w:r>
-      <w:r>
-        <w:t>d</w:t>
-      </w:r>
-      <w:r>
-        <w:t xml:space="preserve"> even my underwear</w:t>
-      </w:r>
-      <w:r>
-        <w:t>, making sure I d</w:t>
-      </w:r>
-      <w:r>
-        <w:t>id</w:t>
-      </w:r>
-      <w:r>
-        <w:t>n’t look at the wall-mounted mirror</w:t>
-      </w:r>
-      <w:r>
-        <w:t>. I</w:t>
-      </w:r>
-      <w:r>
-        <w:t xml:space="preserve"> was</w:t>
-      </w:r>
-      <w:r>
-        <w:t xml:space="preserve"> now naked – corrections, I</w:t>
-      </w:r>
-      <w:r>
-        <w:t xml:space="preserve"> wasn’t</w:t>
-      </w:r>
-      <w:r>
-        <w:t xml:space="preserve"> naked. I</w:t>
-      </w:r>
-      <w:r>
-        <w:t xml:space="preserve"> was</w:t>
-      </w:r>
-      <w:r>
-        <w:t xml:space="preserve"> wearing </w:t>
-      </w:r>
-      <w:r>
-        <w:t xml:space="preserve">bike </w:t>
-      </w:r>
-      <w:r>
-        <w:t>shorts</w:t>
-      </w:r>
-      <w:r>
-        <w:t>.</w:t>
-      </w:r>
-    </w:p>
-    <w:p>
-      <w:r>
-        <w:t>I fel</w:t>
-      </w:r>
-      <w:r>
-        <w:t>t</w:t>
-      </w:r>
-      <w:r>
-        <w:t xml:space="preserve"> myself and discover</w:t>
-      </w:r>
-      <w:r>
-        <w:t>ed</w:t>
-      </w:r>
-      <w:r>
-        <w:t xml:space="preserve"> the shorts seem</w:t>
-      </w:r>
-      <w:r>
-        <w:t>ed</w:t>
-      </w:r>
-      <w:r>
-        <w:t xml:space="preserve"> part of me. Talk about rated PG.</w:t>
-      </w:r>
-      <w:r>
-        <w:t xml:space="preserve"> Also, what the hell?</w:t>
-      </w:r>
-      <w:r>
-        <w:t xml:space="preserve"> Aren’t I outside the dome?</w:t>
-      </w:r>
-    </w:p>
-    <w:p>
-      <w:r>
-        <w:t xml:space="preserve">A </w:t>
-      </w:r>
-      <w:r>
-        <w:t>worry</w:t>
-      </w:r>
-      <w:r>
-        <w:t xml:space="preserve"> </w:t>
-      </w:r>
-      <w:r>
-        <w:t>entered</w:t>
-      </w:r>
-      <w:r>
-        <w:t xml:space="preserve"> my mind. How do I go to the toilet?</w:t>
-      </w:r>
-    </w:p>
-    <w:p>
-      <w:r>
-        <w:t>Then I remember</w:t>
-      </w:r>
-      <w:r>
-        <w:t>ed</w:t>
-      </w:r>
-      <w:r>
-        <w:t xml:space="preserve">, the game boards did mention this. People 18 years old and older </w:t>
-      </w:r>
-      <w:r>
-        <w:t>had the option of being naked in appropriate locations.</w:t>
-      </w:r>
-    </w:p>
-    <w:p>
-      <w:r>
-        <w:t xml:space="preserve">Apparently, </w:t>
-      </w:r>
-      <w:r>
-        <w:t>undergarments were mandatory</w:t>
-      </w:r>
-      <w:r>
-        <w:t xml:space="preserve"> </w:t>
-      </w:r>
-      <w:r>
-        <w:t xml:space="preserve">minors </w:t>
-      </w:r>
-      <w:r>
-        <w:t>for unknown reasons.</w:t>
-      </w:r>
-      <w:r>
-        <w:t xml:space="preserve"> Perhaps they want</w:t>
-      </w:r>
-      <w:r>
-        <w:t>ed</w:t>
-      </w:r>
-      <w:r>
-        <w:t xml:space="preserve"> to preserve the purity of youths, or some such nonsense.</w:t>
-      </w:r>
-    </w:p>
-    <w:p>
-      <w:r>
-        <w:t>A screen pop</w:t>
-      </w:r>
-      <w:r>
-        <w:t>ped</w:t>
-      </w:r>
-      <w:r>
-        <w:t xml:space="preserve"> up in my </w:t>
-      </w:r>
-      <w:r>
-        <w:t>neuralnet</w:t>
-      </w:r>
-      <w:r>
-        <w:t>.</w:t>
-      </w:r>
-    </w:p>
-    <w:p>
-      <w:r>
-        <w:t xml:space="preserve">The screen </w:t>
-      </w:r>
-      <w:r>
-        <w:t>asked</w:t>
-      </w:r>
-      <w:r>
-        <w:t xml:space="preserve"> me if I want</w:t>
-      </w:r>
-      <w:r>
-        <w:t>ed</w:t>
-      </w:r>
-      <w:r>
-        <w:t xml:space="preserve"> to customize my </w:t>
-      </w:r>
-      <w:r>
-        <w:t>undergarments</w:t>
-      </w:r>
-      <w:r>
-        <w:t>.</w:t>
-      </w:r>
-      <w:r>
-        <w:t xml:space="preserve"> </w:t>
-      </w:r>
-      <w:r>
-        <w:t>On the list, I notice</w:t>
-      </w:r>
-      <w:r>
-        <w:t>d</w:t>
-      </w:r>
-      <w:r>
-        <w:t xml:space="preserve"> tops </w:t>
-      </w:r>
-      <w:r>
-        <w:t>were</w:t>
-      </w:r>
-      <w:r>
-        <w:t xml:space="preserve"> available</w:t>
-      </w:r>
-      <w:r>
-        <w:t xml:space="preserve">. Being overly pudgy in all the wrong places I </w:t>
-      </w:r>
-      <w:r>
-        <w:t xml:space="preserve">make a </w:t>
-      </w:r>
-      <w:r>
-        <w:t>select</w:t>
-      </w:r>
-      <w:r>
-        <w:t>ion</w:t>
-      </w:r>
-      <w:r>
-        <w:t>.</w:t>
-      </w:r>
-    </w:p>
-    <w:p>
-      <w:r>
-        <w:lastRenderedPageBreak/>
-        <w:t xml:space="preserve">And </w:t>
-      </w:r>
-      <w:r>
-        <w:t>yes,</w:t>
-      </w:r>
-      <w:r>
-        <w:t xml:space="preserve"> I always </w:t>
-      </w:r>
-      <w:r>
-        <w:t>wore T</w:t>
-      </w:r>
-      <w:r>
-        <w:t>-shirts</w:t>
-      </w:r>
-      <w:r>
-        <w:t xml:space="preserve"> when going to the beach</w:t>
-      </w:r>
-      <w:r>
-        <w:t xml:space="preserve"> and the pool</w:t>
-      </w:r>
-      <w:r>
-        <w:t>.</w:t>
-      </w:r>
-      <w:r>
-        <w:t xml:space="preserve"> </w:t>
-      </w:r>
-      <w:r>
-        <w:t>Sure,</w:t>
-      </w:r>
-      <w:r>
-        <w:t xml:space="preserve"> I could go for surgery, but that always felt embarrassing. I could also exercise, but I </w:t>
-      </w:r>
-      <w:r>
-        <w:t>never</w:t>
-      </w:r>
-      <w:r>
-        <w:t xml:space="preserve"> have time for that – and </w:t>
-      </w:r>
-      <w:r>
-        <w:t>was</w:t>
-      </w:r>
-      <w:r>
-        <w:t xml:space="preserve"> too lazy.</w:t>
-      </w:r>
-    </w:p>
-    <w:p>
-      <w:r>
-        <w:t>Speaking of exercis</w:t>
-      </w:r>
-      <w:r>
-        <w:t>ing</w:t>
-      </w:r>
-      <w:r>
-        <w:t>, I should have done so</w:t>
-      </w:r>
-      <w:r>
-        <w:t>me</w:t>
-      </w:r>
-      <w:r>
-        <w:t xml:space="preserve"> before coming.</w:t>
-      </w:r>
-    </w:p>
-    <w:p>
-      <w:r>
-        <w:t>I flip</w:t>
-      </w:r>
-      <w:r>
-        <w:t>ped</w:t>
-      </w:r>
-      <w:r>
-        <w:t xml:space="preserve"> through designs and settle</w:t>
-      </w:r>
-      <w:r>
-        <w:t>d</w:t>
-      </w:r>
-      <w:r>
-        <w:t xml:space="preserve"> on a </w:t>
-      </w:r>
-      <w:r>
-        <w:t xml:space="preserve">black </w:t>
-      </w:r>
-      <w:r>
-        <w:t xml:space="preserve">background with </w:t>
-      </w:r>
-      <w:r>
-        <w:t xml:space="preserve">the </w:t>
-      </w:r>
-      <w:r>
-        <w:t>silhouette</w:t>
-      </w:r>
-      <w:r>
-        <w:t>s</w:t>
-      </w:r>
-      <w:r>
-        <w:t xml:space="preserve"> </w:t>
-      </w:r>
-      <w:r>
-        <w:t xml:space="preserve">of </w:t>
-      </w:r>
-      <w:r>
-        <w:t xml:space="preserve">white </w:t>
-      </w:r>
-      <w:r>
-        <w:t>ravens.</w:t>
-      </w:r>
-      <w:r>
-        <w:t xml:space="preserve"> I look</w:t>
-      </w:r>
-      <w:r>
-        <w:t>ed</w:t>
-      </w:r>
-      <w:r>
-        <w:t xml:space="preserve"> in the mirror. My top and shorts </w:t>
-      </w:r>
-      <w:r>
-        <w:t>were</w:t>
-      </w:r>
-      <w:r>
-        <w:t xml:space="preserve"> good enough for the beach.</w:t>
-      </w:r>
-    </w:p>
-    <w:p>
-      <w:r>
-        <w:t>I click</w:t>
-      </w:r>
-      <w:r>
-        <w:t>ed</w:t>
-      </w:r>
-      <w:r>
-        <w:t xml:space="preserve"> </w:t>
-      </w:r>
-      <w:r>
-        <w:t>‘</w:t>
-      </w:r>
-      <w:r>
-        <w:t>Next</w:t>
-      </w:r>
-      <w:r>
-        <w:t>’</w:t>
-      </w:r>
-      <w:r>
-        <w:t>.</w:t>
-      </w:r>
-    </w:p>
-    <w:p>
-      <w:r>
-        <w:t xml:space="preserve">A new </w:t>
-      </w:r>
-      <w:r>
-        <w:t xml:space="preserve">neuralnet </w:t>
-      </w:r>
-      <w:r>
-        <w:t>screen show</w:t>
-      </w:r>
-      <w:r>
-        <w:t>ed</w:t>
-      </w:r>
-      <w:r>
-        <w:t xml:space="preserve"> starter clothes.</w:t>
-      </w:r>
-      <w:r>
-        <w:t xml:space="preserve"> </w:t>
-      </w:r>
-      <w:r>
-        <w:t>I g</w:t>
-      </w:r>
-      <w:r>
-        <w:t>o</w:t>
-      </w:r>
-      <w:r>
-        <w:t>t a choice between male</w:t>
-      </w:r>
-      <w:r>
-        <w:t>,</w:t>
-      </w:r>
-      <w:r>
-        <w:t xml:space="preserve"> female</w:t>
-      </w:r>
-      <w:r>
-        <w:t xml:space="preserve">, and </w:t>
-      </w:r>
-      <w:r>
-        <w:t>gender-neutral</w:t>
-      </w:r>
-      <w:r>
-        <w:t xml:space="preserve"> clothes. There </w:t>
-      </w:r>
-      <w:r>
-        <w:t>were</w:t>
-      </w:r>
-      <w:r>
-        <w:t xml:space="preserve"> also choices that indicate</w:t>
-      </w:r>
-      <w:r>
-        <w:t>d</w:t>
-      </w:r>
-      <w:r>
-        <w:t xml:space="preserve"> different professions, such as warrior or mage.</w:t>
-      </w:r>
-    </w:p>
-    <w:p>
-      <w:r>
-        <w:t>However</w:t>
-      </w:r>
-      <w:r>
-        <w:t>,</w:t>
-      </w:r>
-      <w:r>
-        <w:t xml:space="preserve"> the choices </w:t>
-      </w:r>
-      <w:r>
-        <w:t>were</w:t>
-      </w:r>
-      <w:r>
-        <w:t xml:space="preserve"> limited.</w:t>
-      </w:r>
-    </w:p>
-    <w:p>
-      <w:r>
-        <w:t xml:space="preserve">In the end I </w:t>
-      </w:r>
-      <w:r>
-        <w:t>went</w:t>
-      </w:r>
-      <w:r>
-        <w:t xml:space="preserve"> for the gender neutral dark rogue look and crude cotton clothes appear</w:t>
-      </w:r>
-      <w:r>
-        <w:t>ed</w:t>
-      </w:r>
-      <w:r>
-        <w:t xml:space="preserve"> on the bed, along with a simple ring.</w:t>
-      </w:r>
-    </w:p>
-    <w:p>
-      <w:r>
-        <w:t>Why gender neutral? Because rogues should be unidentifiable.</w:t>
-      </w:r>
-    </w:p>
-    <w:p>
-      <w:r>
-        <w:t>I put on the clothes</w:t>
-      </w:r>
-      <w:r>
-        <w:t xml:space="preserve"> and boots</w:t>
-      </w:r>
-      <w:r>
-        <w:t xml:space="preserve"> and examine</w:t>
-      </w:r>
-      <w:r>
-        <w:t>d</w:t>
-      </w:r>
-      <w:r>
-        <w:t xml:space="preserve"> the ring.</w:t>
-      </w:r>
-      <w:r>
-        <w:t xml:space="preserve"> Glowing text appear</w:t>
-      </w:r>
-      <w:r>
-        <w:t>ed</w:t>
-      </w:r>
-      <w:r>
-        <w:t xml:space="preserve"> above the ring in my visual field.</w:t>
-      </w:r>
-    </w:p>
-    <w:p>
-      <w:pPr>
-        <w:pStyle w:val="StatusMessage"/>
-      </w:pPr>
-      <w:r>
-        <w:t>Minor Ring of Holding</w:t>
-      </w:r>
-      <w:r>
-        <w:t xml:space="preserve"> (Game bound)</w:t>
-      </w:r>
-    </w:p>
-    <w:p>
-      <w:pPr>
-        <w:pStyle w:val="StatusMessage"/>
-      </w:pPr>
-      <w:r>
-        <w:t>10 Slots, Stacks up to 30</w:t>
-      </w:r>
-    </w:p>
-    <w:p>
-      <w:r>
-        <w:t xml:space="preserve">I put on the ring. The next </w:t>
-      </w:r>
-      <w:r>
-        <w:t>neuralnet</w:t>
-      </w:r>
-      <w:r>
-        <w:t xml:space="preserve"> </w:t>
-      </w:r>
-      <w:r>
-        <w:t>screen appear</w:t>
-      </w:r>
-      <w:r>
-        <w:t>ed</w:t>
-      </w:r>
-      <w:r>
-        <w:t xml:space="preserve">, showing </w:t>
-      </w:r>
-      <w:r>
-        <w:t xml:space="preserve">me starter weapons. I </w:t>
-      </w:r>
-      <w:r>
-        <w:t>could</w:t>
-      </w:r>
-      <w:r>
-        <w:t xml:space="preserve"> only choose one primary</w:t>
-      </w:r>
-      <w:r>
-        <w:t xml:space="preserve"> </w:t>
-      </w:r>
-      <w:r>
-        <w:t>weapon and one minor weapon.</w:t>
-      </w:r>
-    </w:p>
-    <w:p>
-      <w:r>
-        <w:t xml:space="preserve">I chose a crude bow and a </w:t>
-      </w:r>
-      <w:r>
-        <w:t xml:space="preserve">rusty </w:t>
-      </w:r>
-      <w:r>
-        <w:t>throwing knife.</w:t>
-      </w:r>
-    </w:p>
-    <w:p>
-      <w:r>
-        <w:lastRenderedPageBreak/>
-        <w:t>The bow appear</w:t>
-      </w:r>
-      <w:r>
-        <w:t>ed</w:t>
-      </w:r>
-      <w:r>
-        <w:t xml:space="preserve"> on the bed, along with a quiver of 10 arrows and the knife.</w:t>
-      </w:r>
-    </w:p>
-    <w:p>
-      <w:r>
-        <w:t>I picked up the rusty knife and found it was surprisingly sharp.</w:t>
-      </w:r>
-    </w:p>
-    <w:p>
-      <w:pPr>
-        <w:pStyle w:val="StatusMessage"/>
-      </w:pPr>
-      <w:r>
-        <w:t>Place weapons into storage</w:t>
-      </w:r>
-    </w:p>
-    <w:p>
-      <w:r>
         <w:t>As I examine</w:t>
       </w:r>
       <w:r>
@@ -6220,112 +6247,121 @@
         <w:rPr>
           <w:b/>
         </w:rPr>
+        <w:t>HP</w:t>
+      </w:r>
+      <w:r>
+        <w:rPr>
+          <w:b/>
+        </w:rPr>
+        <w:t xml:space="preserve"> (hit points)</w:t>
+      </w:r>
+      <w:r>
+        <w:rPr>
+          <w:b/>
+        </w:rPr>
+        <w:t>:</w:t>
+      </w:r>
+      <w:r>
+        <w:tab/>
+      </w:r>
+      <w:r>
+        <w:t>5</w:t>
+      </w:r>
+      <w:r>
+        <w:t>00</w:t>
+      </w:r>
+    </w:p>
+    <w:p>
+      <w:pPr>
+        <w:pStyle w:val="NoSpacing"/>
+      </w:pPr>
+      <w:r>
+        <w:rPr>
+          <w:b/>
+        </w:rPr>
+        <w:t>MP</w:t>
+      </w:r>
+      <w:r>
+        <w:rPr>
+          <w:b/>
+        </w:rPr>
+        <w:t xml:space="preserve"> (magic points)</w:t>
+      </w:r>
+      <w:r>
+        <w:rPr>
+          <w:b/>
+        </w:rPr>
+        <w:t>:</w:t>
+      </w:r>
+      <w:r>
+        <w:tab/>
+      </w:r>
+      <w:r>
+        <w:t>500</w:t>
+      </w:r>
+    </w:p>
+    <w:p>
+      <w:pPr>
+        <w:pStyle w:val="NoSpacing"/>
+      </w:pPr>
+      <w:r>
+        <w:rPr>
+          <w:b/>
+        </w:rPr>
+        <w:t>SP</w:t>
+      </w:r>
+      <w:r>
+        <w:rPr>
+          <w:b/>
+        </w:rPr>
+        <w:t xml:space="preserve"> (spirit points)</w:t>
+      </w:r>
+      <w:r>
+        <w:rPr>
+          <w:b/>
+        </w:rPr>
+        <w:t>:</w:t>
+      </w:r>
+      <w:r>
+        <w:tab/>
+      </w:r>
+      <w:r>
+        <w:t>50</w:t>
+      </w:r>
+      <w:r>
+        <w:t>0</w:t>
+      </w:r>
+    </w:p>
+    <w:p>
+      <w:r>
+        <w:rPr>
+          <w:b/>
+        </w:rPr>
+        <w:t>Unspent Stat Points:</w:t>
+      </w:r>
+      <w:r>
+        <w:t xml:space="preserve"> 1</w:t>
+      </w:r>
+      <w:r>
+        <w:t>0</w:t>
+      </w:r>
+    </w:p>
+    <w:p>
+      <w:r>
         <w:lastRenderedPageBreak/>
-        <w:t>HP</w:t>
-      </w:r>
-      <w:r>
-        <w:rPr>
-          <w:b/>
-        </w:rPr>
-        <w:t xml:space="preserve"> (hit points)</w:t>
-      </w:r>
-      <w:r>
-        <w:rPr>
-          <w:b/>
-        </w:rPr>
-        <w:t>:</w:t>
-      </w:r>
-      <w:r>
-        <w:tab/>
-      </w:r>
-      <w:r>
-        <w:t>5</w:t>
-      </w:r>
-      <w:r>
-        <w:t>00</w:t>
-      </w:r>
-    </w:p>
-    <w:p>
-      <w:pPr>
-        <w:pStyle w:val="NoSpacing"/>
-      </w:pPr>
-      <w:r>
-        <w:rPr>
-          <w:b/>
-        </w:rPr>
-        <w:t>MP</w:t>
-      </w:r>
-      <w:r>
-        <w:rPr>
-          <w:b/>
-        </w:rPr>
-        <w:t xml:space="preserve"> (magic points)</w:t>
-      </w:r>
-      <w:r>
-        <w:rPr>
-          <w:b/>
-        </w:rPr>
-        <w:t>:</w:t>
-      </w:r>
-      <w:r>
-        <w:tab/>
-      </w:r>
-      <w:r>
-        <w:t>500</w:t>
-      </w:r>
-    </w:p>
-    <w:p>
-      <w:pPr>
-        <w:pStyle w:val="NoSpacing"/>
-      </w:pPr>
-      <w:r>
-        <w:rPr>
-          <w:b/>
-        </w:rPr>
-        <w:t>SP</w:t>
-      </w:r>
-      <w:r>
-        <w:rPr>
-          <w:b/>
-        </w:rPr>
-        <w:t xml:space="preserve"> (spirit points)</w:t>
-      </w:r>
-      <w:r>
-        <w:rPr>
-          <w:b/>
-        </w:rPr>
-        <w:t>:</w:t>
-      </w:r>
-      <w:r>
-        <w:tab/>
-      </w:r>
-      <w:r>
-        <w:t>50</w:t>
+        <w:t>I ha</w:t>
+      </w:r>
+      <w:r>
+        <w:t>d</w:t>
+      </w:r>
+      <w:r>
+        <w:t xml:space="preserve"> 1</w:t>
       </w:r>
       <w:r>
         <w:t>0</w:t>
       </w:r>
-    </w:p>
-    <w:p>
-      <w:r>
-        <w:rPr>
-          <w:b/>
-        </w:rPr>
-        <w:t>Unspent Stat Points:</w:t>
-      </w:r>
-      <w:r>
-        <w:t xml:space="preserve"> 15</w:t>
-      </w:r>
-    </w:p>
-    <w:p>
-      <w:r>
-        <w:t>I ha</w:t>
-      </w:r>
-      <w:r>
-        <w:t>d</w:t>
-      </w:r>
-      <w:r>
-        <w:t xml:space="preserve"> 15 free stats. </w:t>
+      <w:r>
+        <w:t xml:space="preserve"> free stats. </w:t>
       </w:r>
       <w:r>
         <w:t>I le</w:t>
@@ -6346,7 +6382,13 @@
         <w:t>e</w:t>
       </w:r>
       <w:r>
-        <w:t>w what class to go for.</w:t>
+        <w:t>w what class</w:t>
+      </w:r>
+      <w:r>
+        <w:t>es were available</w:t>
+      </w:r>
+      <w:r>
+        <w:t>.</w:t>
       </w:r>
     </w:p>
     <w:p>
@@ -6802,7 +6844,6 @@
         <w:rPr>
           <w:b/>
         </w:rPr>
-        <w:lastRenderedPageBreak/>
         <w:t>Pain:</w:t>
       </w:r>
       <w:r>
@@ -6865,6 +6906,7 @@
         <w:rPr>
           <w:b/>
         </w:rPr>
+        <w:lastRenderedPageBreak/>
         <w:t>Annoying:</w:t>
       </w:r>
       <w:r>
@@ -7000,6 +7042,17 @@
     </w:p>
     <w:p>
       <w:r>
+        <w:rPr>
+          <w:b/>
+        </w:rPr>
+        <w:t>NOTE</w:t>
+      </w:r>
+      <w:r>
+        <w:t>: See main contract for additional details.</w:t>
+      </w:r>
+    </w:p>
+    <w:p>
+      <w:r>
         <w:t>Apparently,</w:t>
       </w:r>
       <w:r>
@@ -7015,7 +7068,7 @@
         <w:t>play on extreme</w:t>
       </w:r>
       <w:r>
-        <w:t>.</w:t>
+        <w:t xml:space="preserve"> - Or not.</w:t>
       </w:r>
     </w:p>
     <w:p>
@@ -7304,7 +7357,16 @@
         <w:t xml:space="preserve"> more in line w</w:t>
       </w:r>
       <w:r>
-        <w:t>ith the No Pain, No Gain theme.</w:t>
+        <w:t xml:space="preserve">ith the </w:t>
+      </w:r>
+      <w:r>
+        <w:rPr>
+          <w:i/>
+        </w:rPr>
+        <w:t>No Pain, No Gain</w:t>
+      </w:r>
+      <w:r>
+        <w:t xml:space="preserve"> theme.</w:t>
       </w:r>
       <w:r>
         <w:t xml:space="preserve"> It was in the name.</w:t>
@@ -7467,6 +7529,15 @@
         <w:pStyle w:val="StatusMessage"/>
       </w:pPr>
       <w:r>
+        <w:t>While in Beta,</w:t>
+      </w:r>
+      <w:r>
+        <w:t xml:space="preserve"> </w:t>
+      </w:r>
+      <w:r>
+        <w:br/>
+      </w:r>
+      <w:r>
         <w:t>Distribution of Knowledge of Essence Cultivation</w:t>
       </w:r>
       <w:r>
@@ -7831,6 +7902,7 @@
         <w:rPr>
           <w:b/>
         </w:rPr>
+        <w:lastRenderedPageBreak/>
         <w:t>Stamina:</w:t>
       </w:r>
       <w:r>
@@ -7850,7 +7922,6 @@
         <w:rPr>
           <w:b/>
         </w:rPr>
-        <w:lastRenderedPageBreak/>
         <w:t>Vitality:</w:t>
       </w:r>
       <w:r>
@@ -8329,7 +8400,13 @@
     <w:p>
       <w:r>
         <w:lastRenderedPageBreak/>
-        <w:t xml:space="preserve">Why Raven Solarsmith? It’s because Solarsmith </w:t>
+        <w:t>Why Raven Solarsmith? It</w:t>
+      </w:r>
+      <w:r>
+        <w:t xml:space="preserve"> wa</w:t>
+      </w:r>
+      <w:r>
+        <w:t xml:space="preserve">s because Solarsmith </w:t>
       </w:r>
       <w:r>
         <w:t>was</w:t>
@@ -8855,12 +8932,25 @@
     </w:p>
     <w:p>
       <w:r>
-        <w:t>Captain Haddock stepped onto the platform at the front of the ship (Bow I suppose) and greeted everyone.</w:t>
-      </w:r>
-    </w:p>
-    <w:p>
-      <w:r>
-        <w:t>“Welcome aboard maties. Isn’t it a great day to go sailing? Now that everyone has finished setting up we can start orientation.”</w:t>
+        <w:t>Haddock stepped onto the platform at the front of the ship (Bow I suppose) and greeted everyone.</w:t>
+      </w:r>
+    </w:p>
+    <w:p>
+      <w:r>
+        <w:t>“Welcome aboard maties,” Haddock bellowed.</w:t>
+      </w:r>
+    </w:p>
+    <w:p>
+      <w:r>
+        <w:t>“Welcome aboard. Welcome aboard,” the parrot screeched.</w:t>
+      </w:r>
+    </w:p>
+    <w:p>
+      <w:r>
+        <w:t>“</w:t>
+      </w:r>
+      <w:r>
+        <w:t>Isn’t it a great day to go sailing? Now that everyone has finished setting up we can start orientation.”</w:t>
       </w:r>
     </w:p>
     <w:p>
@@ -9033,7 +9123,10 @@
         <w:t xml:space="preserve">over </w:t>
       </w:r>
       <w:r>
-        <w:t xml:space="preserve">437 </w:t>
+        <w:t>8</w:t>
+      </w:r>
+      <w:r>
+        <w:t xml:space="preserve">37 </w:t>
       </w:r>
       <w:r>
         <w:t>multi-</w:t>
@@ -9045,7 +9138,11 @@
         <w:t xml:space="preserve">Many could afford multi-hectare islands. </w:t>
       </w:r>
       <w:r>
-        <w:t xml:space="preserve">However, why would people spend money on a game asset…Skip that. People have already spent billions on NFTs, or non-fungible tokens. </w:t>
+        <w:t xml:space="preserve">However, why would people spend </w:t>
+      </w:r>
+      <w:r>
+        <w:lastRenderedPageBreak/>
+        <w:t xml:space="preserve">money on a game asset…Skip that. People have already spent billions on NFTs, or non-fungible tokens. </w:t>
       </w:r>
       <w:r>
         <w:t xml:space="preserve">And most of the stuff was crap. </w:t>
@@ -9056,292 +9153,301 @@
     </w:p>
     <w:p>
       <w:r>
+        <w:t xml:space="preserve">Actually, this was better, </w:t>
+      </w:r>
+      <w:r>
+        <w:t>since it would make an excellent retirement home</w:t>
+      </w:r>
+      <w:r>
+        <w:t>.</w:t>
+      </w:r>
+      <w:r>
+        <w:t xml:space="preserve"> Living in a luxury villa, looking down on people, seemed perfect for the type of people drawn to power.</w:t>
+      </w:r>
+    </w:p>
+    <w:p>
+      <w:r>
+        <w:t>“Don’t worry everyone,” the captain add</w:t>
+      </w:r>
+      <w:r>
+        <w:t>ed</w:t>
+      </w:r>
+      <w:r>
+        <w:t>. “Everything can be obtained through adventuring. Then you can sell your gold for Earth currency.”</w:t>
+      </w:r>
+    </w:p>
+    <w:p>
+      <w:r>
+        <w:t>I sigh</w:t>
+      </w:r>
+      <w:r>
+        <w:t>ed</w:t>
+      </w:r>
+      <w:r>
+        <w:t>. None of this ma</w:t>
+      </w:r>
+      <w:r>
+        <w:t>de</w:t>
+      </w:r>
+      <w:r>
+        <w:t xml:space="preserve"> any sense. Using crypto currency in games </w:t>
+      </w:r>
+      <w:r>
+        <w:t>was</w:t>
+      </w:r>
+      <w:r>
+        <w:t xml:space="preserve">n’t new, and neither </w:t>
+      </w:r>
+      <w:r>
+        <w:t>was</w:t>
+      </w:r>
+      <w:r>
+        <w:t xml:space="preserve"> pay to win. However, </w:t>
+      </w:r>
+      <w:r>
+        <w:t>could</w:t>
+      </w:r>
+      <w:r>
+        <w:t xml:space="preserve"> they </w:t>
+      </w:r>
+      <w:r>
+        <w:t xml:space="preserve">really </w:t>
+      </w:r>
+      <w:r>
+        <w:t xml:space="preserve">make a profit with their </w:t>
+      </w:r>
+      <w:r>
+        <w:t>scheme?</w:t>
+      </w:r>
+      <w:r>
+        <w:t xml:space="preserve"> Although with the islands, they clearly have.</w:t>
+      </w:r>
+    </w:p>
+    <w:p>
+      <w:r>
+        <w:t>But would even 5 trillion cover the expenses of all worldwide domes?</w:t>
+      </w:r>
+      <w:r>
+        <w:t xml:space="preserve"> How much did they actually spend? </w:t>
+      </w:r>
+      <w:r>
+        <w:t>No financial data was ever released.</w:t>
+      </w:r>
+      <w:r>
+        <w:t xml:space="preserve"> Also, </w:t>
+      </w:r>
+      <w:r>
+        <w:t>you can’t just move trillions of US dollars out of the blue without economic consequences</w:t>
+      </w:r>
+      <w:r>
+        <w:t>.</w:t>
+      </w:r>
+    </w:p>
+    <w:p>
+      <w:r>
+        <w:t>And yet no red flags were raised. Strange</w:t>
+      </w:r>
+      <w:r>
+        <w:t>…</w:t>
+      </w:r>
+    </w:p>
+    <w:p>
+      <w:r>
+        <w:t>The other players g</w:t>
+      </w:r>
+      <w:r>
+        <w:t>o</w:t>
+      </w:r>
+      <w:r>
+        <w:t xml:space="preserve">t </w:t>
+      </w:r>
+      <w:r>
+        <w:t>excited,</w:t>
+      </w:r>
+      <w:r>
+        <w:t xml:space="preserve"> and debate start</w:t>
+      </w:r>
+      <w:r>
+        <w:t>ed</w:t>
+      </w:r>
+      <w:r>
+        <w:t xml:space="preserve"> as to how much actual money they </w:t>
+      </w:r>
+      <w:r>
+        <w:t>could</w:t>
+      </w:r>
+      <w:r>
+        <w:t xml:space="preserve"> make playing the game.</w:t>
+      </w:r>
+    </w:p>
+    <w:p>
+      <w:r>
+        <w:t>The captain waited while everyone talked.</w:t>
+      </w:r>
+    </w:p>
+    <w:p>
+      <w:r>
+        <w:t xml:space="preserve">“How do we pee?” a </w:t>
+      </w:r>
+      <w:r>
+        <w:t>teenage girl</w:t>
+      </w:r>
+      <w:r>
+        <w:t xml:space="preserve"> </w:t>
+      </w:r>
+      <w:r>
+        <w:t>asked</w:t>
+      </w:r>
+      <w:r>
+        <w:t>, interrupting everyone</w:t>
+      </w:r>
+      <w:r>
+        <w:t>. She</w:t>
+      </w:r>
+      <w:r>
+        <w:t xml:space="preserve"> was</w:t>
+      </w:r>
+      <w:r>
+        <w:t xml:space="preserve"> cute, which </w:t>
+      </w:r>
+      <w:r>
+        <w:t>meant</w:t>
+      </w:r>
+      <w:r>
+        <w:t xml:space="preserve"> she ha</w:t>
+      </w:r>
+      <w:r>
+        <w:t>d</w:t>
+      </w:r>
+      <w:r>
+        <w:t xml:space="preserve"> someone.</w:t>
+      </w:r>
+      <w:r>
+        <w:t xml:space="preserve"> I </w:t>
+      </w:r>
+      <w:r>
+        <w:t>was</w:t>
+      </w:r>
+      <w:r>
+        <w:t xml:space="preserve"> unfortunately</w:t>
+      </w:r>
+      <w:r>
+        <w:t xml:space="preserve"> right.</w:t>
+      </w:r>
+    </w:p>
+    <w:p>
+      <w:r>
+        <w:t xml:space="preserve">“This game is PG for </w:t>
+      </w:r>
+      <w:r>
+        <w:t xml:space="preserve">kids </w:t>
+      </w:r>
+      <w:r>
+        <w:t>16 and 17</w:t>
+      </w:r>
+      <w:r>
+        <w:t xml:space="preserve">,” </w:t>
+      </w:r>
+      <w:r>
+        <w:t>Haddock replie</w:t>
+      </w:r>
+      <w:r>
+        <w:t>d</w:t>
+      </w:r>
+      <w:r>
+        <w:t xml:space="preserve">. “You don’t need to worry about that, even if your settings are on </w:t>
+      </w:r>
+      <w:r>
+        <w:t>No Pain, No Gain</w:t>
+      </w:r>
+      <w:r>
+        <w:t xml:space="preserve">. The technical term is System </w:t>
+      </w:r>
+      <w:r>
+        <w:t>Fudgery</w:t>
+      </w:r>
+      <w:r>
+        <w:t>.”</w:t>
+      </w:r>
+    </w:p>
+    <w:p>
+      <w:r>
         <w:lastRenderedPageBreak/>
-        <w:t xml:space="preserve">Actually, this was better, </w:t>
-      </w:r>
-      <w:r>
-        <w:t>since it would make an excellent retirement home</w:t>
+        <w:t xml:space="preserve">“What happens if we travel too far away?” I </w:t>
+      </w:r>
+      <w:r>
+        <w:t>asked</w:t>
       </w:r>
       <w:r>
         <w:t>.</w:t>
       </w:r>
-      <w:r>
-        <w:t xml:space="preserve"> Living in a luxury villa, looking down on people, seemed perfect for the type of people drawn to power.</w:t>
-      </w:r>
-    </w:p>
-    <w:p>
-      <w:r>
-        <w:t>“Don’t worry everyone,” the captain add</w:t>
+    </w:p>
+    <w:p>
+      <w:r>
+        <w:t>Just then an enormous creature resembling a Dune worm shot out of the ocean and breache</w:t>
+      </w:r>
+      <w:r>
+        <w:t>d</w:t>
+      </w:r>
+      <w:r>
+        <w:t xml:space="preserve"> like a whale. The ship rock</w:t>
       </w:r>
       <w:r>
         <w:t>ed</w:t>
       </w:r>
       <w:r>
-        <w:t>. “Everything can be obtained through adventuring. Then you can sell your gold for Earth currency.”</w:t>
-      </w:r>
-    </w:p>
-    <w:p>
-      <w:r>
-        <w:t>I sigh</w:t>
-      </w:r>
-      <w:r>
-        <w:t>ed</w:t>
-      </w:r>
-      <w:r>
-        <w:t>. None of this ma</w:t>
-      </w:r>
-      <w:r>
-        <w:t>de</w:t>
-      </w:r>
-      <w:r>
-        <w:t xml:space="preserve"> any sense. Using crypto currency in games </w:t>
-      </w:r>
-      <w:r>
-        <w:t>was</w:t>
-      </w:r>
-      <w:r>
-        <w:t xml:space="preserve">n’t new, and neither </w:t>
-      </w:r>
-      <w:r>
-        <w:t>was</w:t>
-      </w:r>
-      <w:r>
-        <w:t xml:space="preserve"> pay to win. However, </w:t>
-      </w:r>
-      <w:r>
-        <w:t>could</w:t>
-      </w:r>
-      <w:r>
-        <w:t xml:space="preserve"> they make a profit with their </w:t>
-      </w:r>
-      <w:r>
-        <w:t>scheme?</w:t>
-      </w:r>
-      <w:r>
-        <w:t xml:space="preserve"> Although with the islands, they clearly have.</w:t>
-      </w:r>
-    </w:p>
-    <w:p>
-      <w:r>
-        <w:t>But would even 5 trillion cover the expenses of all worldwide domes?</w:t>
-      </w:r>
-      <w:r>
-        <w:t xml:space="preserve"> How much did they actually spend? </w:t>
-      </w:r>
-      <w:r>
-        <w:t>No financial data was ever released.</w:t>
-      </w:r>
-      <w:r>
-        <w:t xml:space="preserve"> Also, the economies of the world weren’t designed for that amount of economic activity.</w:t>
-      </w:r>
-    </w:p>
-    <w:p>
-      <w:r>
-        <w:t>The actual construction was less than a year.</w:t>
-      </w:r>
-    </w:p>
-    <w:p>
-      <w:r>
-        <w:t>And yet no red flags were raised. Strange</w:t>
-      </w:r>
-      <w:r>
-        <w:t>…</w:t>
-      </w:r>
-    </w:p>
-    <w:p>
-      <w:r>
-        <w:t>The other players g</w:t>
-      </w:r>
-      <w:r>
-        <w:t>o</w:t>
-      </w:r>
-      <w:r>
-        <w:t xml:space="preserve">t </w:t>
-      </w:r>
-      <w:r>
-        <w:t>excited,</w:t>
-      </w:r>
-      <w:r>
-        <w:t xml:space="preserve"> and debate start</w:t>
-      </w:r>
-      <w:r>
-        <w:t>ed</w:t>
-      </w:r>
-      <w:r>
-        <w:t xml:space="preserve"> as to how much actual money they </w:t>
-      </w:r>
-      <w:r>
-        <w:t>could</w:t>
-      </w:r>
-      <w:r>
-        <w:t xml:space="preserve"> make playing the game.</w:t>
-      </w:r>
-    </w:p>
-    <w:p>
-      <w:r>
-        <w:t>The captain waited while everyone talked.</w:t>
-      </w:r>
-    </w:p>
-    <w:p>
-      <w:r>
-        <w:t xml:space="preserve">“How do we pee?” a </w:t>
-      </w:r>
-      <w:r>
-        <w:t>teenage girl</w:t>
-      </w:r>
-      <w:r>
-        <w:t xml:space="preserve"> </w:t>
-      </w:r>
-      <w:r>
-        <w:t>asked</w:t>
-      </w:r>
-      <w:r>
-        <w:t>, interrupting everyone</w:t>
-      </w:r>
-      <w:r>
-        <w:t>. She</w:t>
-      </w:r>
-      <w:r>
-        <w:t xml:space="preserve"> was</w:t>
-      </w:r>
-      <w:r>
-        <w:t xml:space="preserve"> cute, which </w:t>
-      </w:r>
-      <w:r>
-        <w:t>meant</w:t>
-      </w:r>
-      <w:r>
-        <w:t xml:space="preserve"> she ha</w:t>
+        <w:t xml:space="preserve"> as the wake hit it.</w:t>
+      </w:r>
+    </w:p>
+    <w:p>
+      <w:r>
+        <w:t>“That’s the leviathan,” Haddock replie</w:t>
       </w:r>
       <w:r>
         <w:t>d</w:t>
       </w:r>
       <w:r>
-        <w:t xml:space="preserve"> someone.</w:t>
-      </w:r>
-      <w:r>
-        <w:t xml:space="preserve"> I </w:t>
-      </w:r>
-      <w:r>
-        <w:t>was</w:t>
-      </w:r>
-      <w:r>
-        <w:t xml:space="preserve"> unfortunately</w:t>
-      </w:r>
-      <w:r>
-        <w:t xml:space="preserve"> right.</w:t>
-      </w:r>
-    </w:p>
-    <w:p>
-      <w:r>
-        <w:t xml:space="preserve">“This game is PG for </w:t>
-      </w:r>
-      <w:r>
-        <w:t xml:space="preserve">kids </w:t>
-      </w:r>
-      <w:r>
-        <w:t>16 and 17</w:t>
-      </w:r>
-      <w:r>
-        <w:t xml:space="preserve">,” </w:t>
-      </w:r>
-      <w:r>
-        <w:t>Haddock replie</w:t>
-      </w:r>
-      <w:r>
-        <w:t>d</w:t>
-      </w:r>
-      <w:r>
-        <w:t xml:space="preserve">. “You don’t need to worry about that, even if your settings are on </w:t>
-      </w:r>
-      <w:r>
-        <w:t>No Pain, No Gain</w:t>
-      </w:r>
-      <w:r>
-        <w:t xml:space="preserve">. The technical term is System </w:t>
-      </w:r>
-      <w:r>
-        <w:t>Fudgery</w:t>
-      </w:r>
-      <w:r>
-        <w:t>.”</w:t>
-      </w:r>
-    </w:p>
-    <w:p>
-      <w:r>
-        <w:t xml:space="preserve">“What happens if we travel too far away?” I </w:t>
-      </w:r>
-      <w:r>
-        <w:t>asked</w:t>
+        <w:t>. “It will attack anyone who sails beyond the continental shelf. It can’t reach us here since the water is too shallow. It would just beach.</w:t>
+      </w:r>
+    </w:p>
+    <w:p>
+      <w:r>
+        <w:t>“</w:t>
+      </w:r>
+      <w:r>
+        <w:t>The fisher folk will be pleased. It renews life in the ocean every time it breaches</w:t>
+      </w:r>
+      <w:r>
+        <w:t>, and it hasn’t been seen in years</w:t>
       </w:r>
       <w:r>
         <w:t>.</w:t>
       </w:r>
-    </w:p>
-    <w:p>
-      <w:r>
-        <w:lastRenderedPageBreak/>
-        <w:t>Just then an enormous creature resembling a Dune worm shot out of the ocean and breache</w:t>
-      </w:r>
-      <w:r>
-        <w:t>d</w:t>
-      </w:r>
-      <w:r>
-        <w:t xml:space="preserve"> like a whale. The ship rock</w:t>
-      </w:r>
-      <w:r>
-        <w:t>ed</w:t>
-      </w:r>
-      <w:r>
-        <w:t xml:space="preserve"> as the wake hit it.</w:t>
-      </w:r>
-    </w:p>
-    <w:p>
-      <w:r>
-        <w:t>“That’s the leviathan,” Haddock replie</w:t>
-      </w:r>
-      <w:r>
-        <w:t>d</w:t>
-      </w:r>
-      <w:r>
-        <w:t>. “It will attack anyone who sails beyond the continental shelf. It can’t reach us here since the water is too shallow. It would just beach.</w:t>
-      </w:r>
-    </w:p>
-    <w:p>
-      <w:r>
-        <w:t>“</w:t>
-      </w:r>
-      <w:r>
-        <w:t>The fisher folk will be pleased. It renews life in the ocean every time it breaches</w:t>
-      </w:r>
-      <w:r>
-        <w:t>, and it hasn’t been seen in years</w:t>
+      <w:r>
+        <w:t xml:space="preserve"> Then again no one has been foolish enough to sail past the shelf.”</w:t>
+      </w:r>
+    </w:p>
+    <w:p>
+      <w:r>
+        <w:t>No doubt there were similar flight restrictions. The devs wouldn’t want people crashing out of the sandbox, even if that sandbox was huge.</w:t>
+      </w:r>
+      <w:r>
+        <w:t xml:space="preserve"> There were </w:t>
+      </w:r>
+      <w:r>
+        <w:t>many</w:t>
+      </w:r>
+      <w:r>
+        <w:t xml:space="preserve"> ways to solve the out-of-bounds issue</w:t>
+      </w:r>
+      <w:r>
+        <w:t xml:space="preserve"> without affecting user experience</w:t>
       </w:r>
       <w:r>
         <w:t>.</w:t>
       </w:r>
       <w:r>
-        <w:t xml:space="preserve"> Then again no one has been foolish enough to sail past the shelf.”</w:t>
-      </w:r>
-    </w:p>
-    <w:p>
-      <w:r>
-        <w:t>No doubt there were similar flight restrictions. The devs wouldn’t want people crashing out of the sandbox, even if that sandbox was huge.</w:t>
-      </w:r>
-      <w:r>
-        <w:t xml:space="preserve"> There were </w:t>
-      </w:r>
-      <w:r>
-        <w:t>many</w:t>
-      </w:r>
-      <w:r>
-        <w:t xml:space="preserve"> ways to solve the out-of-bounds issue</w:t>
-      </w:r>
-      <w:r>
-        <w:t xml:space="preserve"> without affecting user experience</w:t>
-      </w:r>
-      <w:r>
-        <w:t>.</w:t>
+        <w:t>&lt;&gt;</w:t>
       </w:r>
     </w:p>
     <w:p>
@@ -51029,7 +51135,7 @@
             <w:rPr>
               <w:noProof/>
             </w:rPr>
-            <w:t>208</w:t>
+            <w:t>28</w:t>
           </w:r>
         </w:fldSimple>
       </w:p>
@@ -51060,7 +51166,7 @@
             <w:rPr>
               <w:noProof/>
             </w:rPr>
-            <w:t>205</w:t>
+            <w:t>101</w:t>
           </w:r>
         </w:fldSimple>
       </w:p>
@@ -51255,7 +51361,7 @@
         <v:path o:extrusionok="f" gradientshapeok="t" o:connecttype="rect"/>
         <o:lock v:ext="edit" aspectratio="t"/>
       </v:shapetype>
-      <v:shape id="_x0000_i1030" type="#_x0000_t75" style="width:3in;height:3in;visibility:visible" o:bullet="t">
+      <v:shape id="_x0000_i1068" type="#_x0000_t75" style="width:3in;height:3in;visibility:visible" o:bullet="t">
         <v:imagedata r:id="rId1" o:title="MC900065312[1]"/>
       </v:shape>
     </w:pict>
@@ -53610,7 +53716,7 @@
 </file>
 
 <file path=customXml/itemProps1.xml><?xml version="1.0" encoding="utf-8"?>
-<ds:datastoreItem xmlns:ds="http://schemas.openxmlformats.org/officeDocument/2006/customXml" ds:itemID="{FD6AC8D8-20CC-4851-998A-92AE8DB7A223}">
+<ds:datastoreItem xmlns:ds="http://schemas.openxmlformats.org/officeDocument/2006/customXml" ds:itemID="{AC38253C-335E-4648-BA1E-26A0234A2495}">
   <ds:schemaRefs>
     <ds:schemaRef ds:uri="http://schemas.openxmlformats.org/officeDocument/2006/bibliography"/>
   </ds:schemaRefs>

--- a/Books/RPG_Books/ThePrincessAndThePlayer/Book_ThePrincessAndThePlayer.docx
+++ b/Books/RPG_Books/ThePrincessAndThePlayer/Book_ThePrincessAndThePlayer.docx
@@ -193,7 +193,7 @@
       <w:r>
         <w:fldChar w:fldCharType="separate"/>
       </w:r>
-      <w:hyperlink w:anchor="_Toc205828795" w:history="1">
+      <w:hyperlink w:anchor="_Toc213012775" w:history="1">
         <w:r>
           <w:rPr>
             <w:rStyle w:val="Hyperlink"/>
@@ -220,7 +220,7 @@
             <w:noProof/>
             <w:webHidden/>
           </w:rPr>
-          <w:instrText xml:space="preserve"> PAGEREF _Toc205828795 \h </w:instrText>
+          <w:instrText xml:space="preserve"> PAGEREF _Toc213012775 \h </w:instrText>
         </w:r>
         <w:r>
           <w:rPr>
@@ -260,7 +260,7 @@
           <w:sz w:val="22"/>
         </w:rPr>
       </w:pPr>
-      <w:hyperlink w:anchor="_Toc205828796" w:history="1">
+      <w:hyperlink w:anchor="_Toc213012776" w:history="1">
         <w:r>
           <w:rPr>
             <w:rStyle w:val="Hyperlink"/>
@@ -287,7 +287,7 @@
             <w:noProof/>
             <w:webHidden/>
           </w:rPr>
-          <w:instrText xml:space="preserve"> PAGEREF _Toc205828796 \h </w:instrText>
+          <w:instrText xml:space="preserve"> PAGEREF _Toc213012776 \h </w:instrText>
         </w:r>
         <w:r>
           <w:rPr>
@@ -327,7 +327,7 @@
           <w:sz w:val="22"/>
         </w:rPr>
       </w:pPr>
-      <w:hyperlink w:anchor="_Toc205828797" w:history="1">
+      <w:hyperlink w:anchor="_Toc213012777" w:history="1">
         <w:r>
           <w:rPr>
             <w:rStyle w:val="Hyperlink"/>
@@ -354,7 +354,7 @@
             <w:noProof/>
             <w:webHidden/>
           </w:rPr>
-          <w:instrText xml:space="preserve"> PAGEREF _Toc205828797 \h </w:instrText>
+          <w:instrText xml:space="preserve"> PAGEREF _Toc213012777 \h </w:instrText>
         </w:r>
         <w:r>
           <w:rPr>
@@ -394,7 +394,7 @@
           <w:sz w:val="22"/>
         </w:rPr>
       </w:pPr>
-      <w:hyperlink w:anchor="_Toc205828798" w:history="1">
+      <w:hyperlink w:anchor="_Toc213012778" w:history="1">
         <w:r>
           <w:rPr>
             <w:rStyle w:val="Hyperlink"/>
@@ -421,7 +421,7 @@
             <w:noProof/>
             <w:webHidden/>
           </w:rPr>
-          <w:instrText xml:space="preserve"> PAGEREF _Toc205828798 \h </w:instrText>
+          <w:instrText xml:space="preserve"> PAGEREF _Toc213012778 \h </w:instrText>
         </w:r>
         <w:r>
           <w:rPr>
@@ -461,7 +461,7 @@
           <w:sz w:val="22"/>
         </w:rPr>
       </w:pPr>
-      <w:hyperlink w:anchor="_Toc205828799" w:history="1">
+      <w:hyperlink w:anchor="_Toc213012779" w:history="1">
         <w:r>
           <w:rPr>
             <w:rStyle w:val="Hyperlink"/>
@@ -488,7 +488,7 @@
             <w:noProof/>
             <w:webHidden/>
           </w:rPr>
-          <w:instrText xml:space="preserve"> PAGEREF _Toc205828799 \h </w:instrText>
+          <w:instrText xml:space="preserve"> PAGEREF _Toc213012779 \h </w:instrText>
         </w:r>
         <w:r>
           <w:rPr>
@@ -528,7 +528,7 @@
           <w:sz w:val="22"/>
         </w:rPr>
       </w:pPr>
-      <w:hyperlink w:anchor="_Toc205828800" w:history="1">
+      <w:hyperlink w:anchor="_Toc213012780" w:history="1">
         <w:r>
           <w:rPr>
             <w:rStyle w:val="Hyperlink"/>
@@ -555,7 +555,7 @@
             <w:noProof/>
             <w:webHidden/>
           </w:rPr>
-          <w:instrText xml:space="preserve"> PAGEREF _Toc205828800 \h </w:instrText>
+          <w:instrText xml:space="preserve"> PAGEREF _Toc213012780 \h </w:instrText>
         </w:r>
         <w:r>
           <w:rPr>
@@ -575,7 +575,7 @@
             <w:noProof/>
             <w:webHidden/>
           </w:rPr>
-          <w:t>169</w:t>
+          <w:t>170</w:t>
         </w:r>
         <w:r>
           <w:rPr>
@@ -595,7 +595,7 @@
           <w:sz w:val="22"/>
         </w:rPr>
       </w:pPr>
-      <w:hyperlink w:anchor="_Toc205828801" w:history="1">
+      <w:hyperlink w:anchor="_Toc213012781" w:history="1">
         <w:r>
           <w:rPr>
             <w:rStyle w:val="Hyperlink"/>
@@ -622,7 +622,7 @@
             <w:noProof/>
             <w:webHidden/>
           </w:rPr>
-          <w:instrText xml:space="preserve"> PAGEREF _Toc205828801 \h </w:instrText>
+          <w:instrText xml:space="preserve"> PAGEREF _Toc213012781 \h </w:instrText>
         </w:r>
         <w:r>
           <w:rPr>
@@ -687,7 +687,7 @@
       <w:pPr>
         <w:pStyle w:val="H2"/>
       </w:pPr>
-      <w:bookmarkStart w:id="0" w:name="_Toc205828795"/>
+      <w:bookmarkStart w:id="0" w:name="_Toc213012775"/>
       <w:r>
         <w:lastRenderedPageBreak/>
         <w:t>Prolog</w:t>
@@ -1112,7 +1112,7 @@
           <w:noProof/>
         </w:rPr>
         <w:pict>
-          <v:shape id="Picture 3" o:spid="_x0000_i1025" type="#_x0000_t75" style="width:22.55pt;height:8.3pt;visibility:visible" o:bullet="t">
+          <v:shape id="Picture 3" o:spid="_x0000_i1025" type="#_x0000_t75" style="width:22.5pt;height:8.2pt;visibility:visible" o:bullet="t">
             <v:imagedata r:id="rId13" o:title="MC900065312[1]"/>
           </v:shape>
         </w:pict>
@@ -1408,8 +1408,13 @@
         </w:rPr>
         <w:t xml:space="preserve"> dimwitted buffoon, </w:t>
       </w:r>
-      <w:r>
-        <w:t>Dailion replie</w:t>
+      <w:proofErr w:type="spellStart"/>
+      <w:r>
+        <w:t>Dailion</w:t>
+      </w:r>
+      <w:proofErr w:type="spellEnd"/>
+      <w:r>
+        <w:t xml:space="preserve"> replie</w:t>
       </w:r>
       <w:r>
         <w:t>d</w:t>
@@ -1418,125 +1423,160 @@
         <w:t xml:space="preserve"> </w:t>
       </w:r>
       <w:r>
-        <w:t>with a smile but</w:t>
+        <w:t xml:space="preserve">with </w:t>
+      </w:r>
+      <w:r>
+        <w:t>disgust hidden behind a radiant</w:t>
+      </w:r>
+      <w:r>
+        <w:t xml:space="preserve"> smile</w:t>
+      </w:r>
+      <w:r>
+        <w:t>.</w:t>
+      </w:r>
+    </w:p>
+    <w:p>
+      <w:r>
+        <w:rPr>
+          <w:i/>
+        </w:rPr>
+        <w:t>They should know the answer. Why do I have to spell it out every</w:t>
+      </w:r>
+      <w:r>
+        <w:rPr>
+          <w:i/>
+        </w:rPr>
+        <w:t>,</w:t>
+      </w:r>
+      <w:r>
+        <w:rPr>
+          <w:i/>
+        </w:rPr>
+        <w:t xml:space="preserve"> single</w:t>
+      </w:r>
+      <w:r>
+        <w:rPr>
+          <w:i/>
+        </w:rPr>
+        <w:t>,</w:t>
+      </w:r>
+      <w:r>
+        <w:rPr>
+          <w:i/>
+        </w:rPr>
+        <w:t xml:space="preserve"> time?</w:t>
+      </w:r>
+      <w:r>
+        <w:rPr>
+          <w:i/>
+        </w:rPr>
+        <w:t xml:space="preserve"> That</w:t>
+      </w:r>
+      <w:r>
+        <w:rPr>
+          <w:i/>
+        </w:rPr>
+        <w:t xml:space="preserve"> i</w:t>
+      </w:r>
+      <w:r>
+        <w:rPr>
+          <w:i/>
+        </w:rPr>
+        <w:t>s why they need someone smart to lead them, someone like me.</w:t>
+      </w:r>
+      <w:r>
+        <w:rPr>
+          <w:i/>
+        </w:rPr>
+        <w:t xml:space="preserve"> Yes, Demon King </w:t>
+      </w:r>
+      <w:r>
+        <w:rPr>
+          <w:i/>
+        </w:rPr>
+        <w:t>Dailion</w:t>
+      </w:r>
+      <w:r>
+        <w:rPr>
+          <w:i/>
+        </w:rPr>
+        <w:t xml:space="preserve"> sound</w:t>
+      </w:r>
+      <w:r>
+        <w:rPr>
+          <w:i/>
+        </w:rPr>
+        <w:t>s</w:t>
+      </w:r>
+      <w:r>
+        <w:rPr>
+          <w:i/>
+        </w:rPr>
+        <w:t xml:space="preserve"> very nice indeed.</w:t>
+      </w:r>
+    </w:p>
+    <w:p>
+      <w:r>
+        <w:t xml:space="preserve">“First, the </w:t>
+      </w:r>
+      <w:r>
+        <w:rPr>
+          <w:b/>
+        </w:rPr>
+        <w:t>[</w:t>
+      </w:r>
+      <w:r>
+        <w:rPr>
+          <w:b/>
+        </w:rPr>
+        <w:t>Essence</w:t>
+      </w:r>
+      <w:r>
+        <w:rPr>
+          <w:b/>
+        </w:rPr>
+        <w:t>]</w:t>
+      </w:r>
+      <w:r>
+        <w:t xml:space="preserve"> embodied within the humans is the power that will draw the tendrils of ether onto the planet. Making them stronger is an absolute requirement for the next step in our incursion.</w:t>
+      </w:r>
+    </w:p>
+    <w:p>
+      <w:r>
+        <w:t>“</w:t>
+      </w:r>
+      <w:r>
+        <w:t>Second</w:t>
+      </w:r>
+      <w:r>
+        <w:t xml:space="preserve">, the stronger the humans get, the tastier their </w:t>
+      </w:r>
+      <w:r>
+        <w:rPr>
+          <w:b/>
+        </w:rPr>
+        <w:t>[Essence]</w:t>
       </w:r>
       <w:r>
         <w:t xml:space="preserve"> </w:t>
       </w:r>
       <w:r>
-        <w:t xml:space="preserve">hidden </w:t>
-      </w:r>
-      <w:r>
-        <w:t>disgust</w:t>
-      </w:r>
-      <w:r>
-        <w:t>.</w:t>
-      </w:r>
-    </w:p>
-    <w:p>
-      <w:r>
-        <w:rPr>
-          <w:i/>
-        </w:rPr>
-        <w:t>They should know the answer. Why do I have to spell it out every</w:t>
-      </w:r>
-      <w:r>
-        <w:rPr>
-          <w:i/>
-        </w:rPr>
-        <w:t>,</w:t>
-      </w:r>
-      <w:r>
-        <w:rPr>
-          <w:i/>
-        </w:rPr>
-        <w:t xml:space="preserve"> single</w:t>
-      </w:r>
-      <w:r>
-        <w:rPr>
-          <w:i/>
-        </w:rPr>
-        <w:t>,</w:t>
-      </w:r>
-      <w:r>
-        <w:rPr>
-          <w:i/>
-        </w:rPr>
-        <w:t xml:space="preserve"> time?</w:t>
-      </w:r>
-      <w:r>
-        <w:rPr>
-          <w:i/>
-        </w:rPr>
-        <w:t xml:space="preserve"> That</w:t>
-      </w:r>
-      <w:r>
-        <w:rPr>
-          <w:i/>
-        </w:rPr>
-        <w:t xml:space="preserve"> i</w:t>
-      </w:r>
-      <w:r>
-        <w:rPr>
-          <w:i/>
-        </w:rPr>
-        <w:t>s why they need someone smart to lead them, someone like me.</w:t>
-      </w:r>
-      <w:r>
-        <w:rPr>
-          <w:i/>
-        </w:rPr>
-        <w:t xml:space="preserve"> Yes, Demon King </w:t>
-      </w:r>
-      <w:r>
-        <w:rPr>
-          <w:i/>
-        </w:rPr>
-        <w:t>Dailion</w:t>
-      </w:r>
-      <w:r>
-        <w:rPr>
-          <w:i/>
-        </w:rPr>
-        <w:t xml:space="preserve"> sound</w:t>
-      </w:r>
-      <w:r>
-        <w:rPr>
-          <w:i/>
-        </w:rPr>
+        <w:t>be</w:t>
+      </w:r>
+      <w:r>
+        <w:t>c</w:t>
+      </w:r>
+      <w:r>
+        <w:t>o</w:t>
+      </w:r>
+      <w:r>
+        <w:t>me</w:t>
+      </w:r>
+      <w:r>
         <w:t>s</w:t>
       </w:r>
       <w:r>
-        <w:rPr>
-          <w:i/>
-        </w:rPr>
-        <w:t xml:space="preserve"> very nice indeed.</w:t>
-      </w:r>
-    </w:p>
-    <w:p>
-      <w:r>
-        <w:t xml:space="preserve">“First, the </w:t>
-      </w:r>
-      <w:r>
-        <w:rPr>
-          <w:b/>
-        </w:rPr>
-        <w:t>[</w:t>
-      </w:r>
-      <w:r>
-        <w:rPr>
-          <w:b/>
-        </w:rPr>
-        <w:t>Essence</w:t>
-      </w:r>
-      <w:r>
-        <w:rPr>
-          <w:b/>
-        </w:rPr>
-        <w:t>]</w:t>
-      </w:r>
-      <w:r>
-        <w:t xml:space="preserve"> embodied within the humans is the power that will draw the tendrils of ether onto the planet. Making them stronger is an absolute requirement for the next step in our incursion.</w:t>
+        <w:t xml:space="preserve"> when harvested.</w:t>
       </w:r>
     </w:p>
     <w:p>
@@ -1544,44 +1584,6 @@
         <w:t>“</w:t>
       </w:r>
       <w:r>
-        <w:t>Second</w:t>
-      </w:r>
-      <w:r>
-        <w:t xml:space="preserve">, the stronger the humans get, the tastier their </w:t>
-      </w:r>
-      <w:r>
-        <w:rPr>
-          <w:b/>
-        </w:rPr>
-        <w:t>[Essence]</w:t>
-      </w:r>
-      <w:r>
-        <w:t xml:space="preserve"> </w:t>
-      </w:r>
-      <w:r>
-        <w:t>be</w:t>
-      </w:r>
-      <w:r>
-        <w:t>c</w:t>
-      </w:r>
-      <w:r>
-        <w:t>o</w:t>
-      </w:r>
-      <w:r>
-        <w:t>me</w:t>
-      </w:r>
-      <w:r>
-        <w:t>s</w:t>
-      </w:r>
-      <w:r>
-        <w:t xml:space="preserve"> when harvested.</w:t>
-      </w:r>
-    </w:p>
-    <w:p>
-      <w:r>
-        <w:t>“</w:t>
-      </w:r>
-      <w:r>
         <w:t>Third</w:t>
       </w:r>
       <w:r>
@@ -1606,7 +1608,7 @@
       <w:pPr>
         <w:pStyle w:val="H2"/>
       </w:pPr>
-      <w:bookmarkStart w:id="1" w:name="_Toc205828796"/>
+      <w:bookmarkStart w:id="1" w:name="_Toc213012776"/>
       <w:r>
         <w:lastRenderedPageBreak/>
         <w:t>Holoworld – the Playground of the Future</w:t>
@@ -1936,6 +1938,11 @@
     </w:p>
     <w:p>
       <w:r>
+        <w:t>Mr. Ilgard was a short man with a glorious beard and was built like a tank. He looked like an escapee from a fantasy novel.</w:t>
+      </w:r>
+    </w:p>
+    <w:p>
+      <w:r>
         <w:t xml:space="preserve">I </w:t>
       </w:r>
       <w:r>
@@ -2176,6 +2183,7 @@
         <w:pStyle w:val="Quote2"/>
       </w:pPr>
       <w:r>
+        <w:lastRenderedPageBreak/>
         <w:t>“That is why fundamental particles act as they do.</w:t>
       </w:r>
       <w:r>
@@ -2187,25 +2195,318 @@
         <w:pStyle w:val="Quote2"/>
       </w:pPr>
       <w:r>
+        <w:t xml:space="preserve">“This was proven experimentally by Nobel Prize winning Dr. Albert </w:t>
+      </w:r>
+      <w:proofErr w:type="spellStart"/>
+      <w:r>
+        <w:t>Swizer</w:t>
+      </w:r>
+      <w:proofErr w:type="spellEnd"/>
+      <w:r>
+        <w:t xml:space="preserve"> when she created </w:t>
+      </w:r>
+      <w:r>
+        <w:t>virtual</w:t>
+      </w:r>
+      <w:r>
+        <w:t xml:space="preserve"> matter for the first time.</w:t>
+      </w:r>
+      <w:r>
+        <w:t xml:space="preserve"> Of course it was just a few atoms, but it was still a scientific breakthrough.</w:t>
+      </w:r>
+    </w:p>
+    <w:p>
+      <w:pPr>
+        <w:pStyle w:val="Quote2"/>
+      </w:pPr>
+      <w:r>
+        <w:t xml:space="preserve">“Fast forward to three years ago when Quantum </w:t>
+      </w:r>
+      <w:r>
+        <w:t>Entertainment</w:t>
+      </w:r>
+      <w:r>
+        <w:t xml:space="preserve"> created the first holodeck.”</w:t>
+      </w:r>
+    </w:p>
+    <w:p>
+      <w:pPr>
+        <w:pStyle w:val="Quote2"/>
+      </w:pPr>
+      <w:r>
+        <w:t>An image of a 3 by 3 meter room appeared with a person in the c</w:t>
+      </w:r>
+      <w:r>
+        <w:t>enter</w:t>
+      </w:r>
+      <w:r>
+        <w:t>, interacting with objects that were physical to the person but disappeared when the power was turned off.</w:t>
+      </w:r>
+    </w:p>
+    <w:p>
+      <w:pPr>
+        <w:pStyle w:val="Quote2"/>
+      </w:pPr>
+      <w:r>
+        <w:t>“This was just a</w:t>
+      </w:r>
+      <w:r>
+        <w:t xml:space="preserve"> proof of concept</w:t>
+      </w:r>
+      <w:r>
+        <w:t xml:space="preserve"> then</w:t>
+      </w:r>
+      <w:r>
+        <w:t xml:space="preserve">, since that tiny room was supported by a </w:t>
+      </w:r>
+      <w:r>
+        <w:t>12-story</w:t>
+      </w:r>
+      <w:r>
+        <w:t xml:space="preserve"> </w:t>
+      </w:r>
+      <w:r>
+        <w:t xml:space="preserve">warehouse the size of a football field, full of </w:t>
+      </w:r>
+      <w:r>
+        <w:t xml:space="preserve">experimental </w:t>
+      </w:r>
+      <w:r>
+        <w:t xml:space="preserve">equipment. It also required </w:t>
+      </w:r>
+      <w:r>
+        <w:t>gigawatts</w:t>
+      </w:r>
+      <w:r>
+        <w:t xml:space="preserve"> of power.</w:t>
+      </w:r>
+    </w:p>
+    <w:p>
+      <w:pPr>
+        <w:pStyle w:val="Quote2"/>
+      </w:pPr>
+      <w:r>
+        <w:t xml:space="preserve">“It was a herculean task, </w:t>
+      </w:r>
+      <w:r>
+        <w:t xml:space="preserve">directing terrawatts of power </w:t>
+      </w:r>
+      <w:r>
+        <w:t>through vast arrays of custom built circuits</w:t>
+      </w:r>
+      <w:r>
+        <w:t xml:space="preserve">, but </w:t>
+      </w:r>
+      <w:r>
+        <w:t xml:space="preserve">under my guidance </w:t>
+      </w:r>
+      <w:r>
+        <w:t>we pulled it off</w:t>
+      </w:r>
+      <w:r>
+        <w:t>.”</w:t>
+      </w:r>
+    </w:p>
+    <w:p>
+      <w:r>
+        <w:t>“Damn,” Gigi said. “I don’t know which is bigger, his brain or his ego.”</w:t>
+      </w:r>
+    </w:p>
+    <w:p>
+      <w:pPr>
+        <w:pStyle w:val="Quote2"/>
+      </w:pPr>
+      <w:r>
+        <w:t xml:space="preserve">“Is virtual matter dangerous?” Bob </w:t>
+      </w:r>
+      <w:r>
+        <w:t>asked</w:t>
+      </w:r>
+      <w:r>
+        <w:t>. “What if someone eats it?”</w:t>
+      </w:r>
+    </w:p>
+    <w:p>
+      <w:pPr>
+        <w:pStyle w:val="Quote2"/>
+      </w:pPr>
+      <w:r>
+        <w:t>“That’s the funny thing</w:t>
+      </w:r>
+      <w:r>
+        <w:t>,</w:t>
+      </w:r>
+      <w:r>
+        <w:t xml:space="preserve"> Bob,” Dr. </w:t>
+      </w:r>
+      <w:r>
+        <w:t>Everworth</w:t>
+      </w:r>
+      <w:r>
+        <w:t xml:space="preserve"> sa</w:t>
+      </w:r>
+      <w:r>
+        <w:t>id</w:t>
+      </w:r>
+      <w:r>
+        <w:t>. “</w:t>
+      </w:r>
+      <w:r>
+        <w:t>Tiny</w:t>
+      </w:r>
+      <w:r>
+        <w:t xml:space="preserve"> quantities of virtual matter seem safe</w:t>
+      </w:r>
+      <w:r>
+        <w:t xml:space="preserve"> to eat</w:t>
+      </w:r>
+      <w:r>
+        <w:t>. And yes, animal</w:t>
+      </w:r>
+      <w:r>
+        <w:t>s fed too much will die when removed from the field.</w:t>
+      </w:r>
+    </w:p>
+    <w:p>
+      <w:pPr>
+        <w:pStyle w:val="Quote2"/>
+      </w:pPr>
+      <w:r>
+        <w:t>“The only advice I can give to you is don’t eat virtual matter.</w:t>
+      </w:r>
+    </w:p>
+    <w:p>
+      <w:pPr>
+        <w:pStyle w:val="Quote2"/>
+      </w:pPr>
+      <w:r>
+        <w:t xml:space="preserve">“Now that the groundwork is laid, I can talk about Holoworld. Holoworld is </w:t>
+      </w:r>
+      <w:r>
+        <w:t xml:space="preserve">a revolution in matter </w:t>
+      </w:r>
+      <w:r>
+        <w:t>engineering. It is</w:t>
+      </w:r>
+      <w:r>
+        <w:t xml:space="preserve"> </w:t>
+      </w:r>
+      <w:r>
+        <w:t>finally out of stealth mode and is being initialized now.”</w:t>
+      </w:r>
+    </w:p>
+    <w:p>
+      <w:pPr>
+        <w:pStyle w:val="Quote2"/>
+      </w:pPr>
+      <w:r>
+        <w:t>The camera zoom</w:t>
+      </w:r>
+      <w:r>
+        <w:t>ed</w:t>
+      </w:r>
+      <w:r>
+        <w:t xml:space="preserve"> into Western Australia.</w:t>
+      </w:r>
+    </w:p>
+    <w:p>
+      <w:pPr>
+        <w:pStyle w:val="Quote2"/>
+      </w:pPr>
+      <w:r>
+        <w:t xml:space="preserve">“We </w:t>
+      </w:r>
+      <w:r>
+        <w:t>secured</w:t>
+      </w:r>
+      <w:r>
+        <w:t xml:space="preserve"> millions of </w:t>
+      </w:r>
+      <w:r>
+        <w:t>hectares</w:t>
+      </w:r>
+      <w:r>
+        <w:t xml:space="preserve"> of </w:t>
+      </w:r>
+      <w:r>
+        <w:t xml:space="preserve">barren </w:t>
+      </w:r>
+      <w:r>
+        <w:t xml:space="preserve">and </w:t>
+      </w:r>
+      <w:r>
+        <w:t>wasted</w:t>
+      </w:r>
+      <w:r>
+        <w:t xml:space="preserve"> </w:t>
+      </w:r>
+      <w:r>
+        <w:t xml:space="preserve">land </w:t>
+      </w:r>
+      <w:r>
+        <w:t xml:space="preserve">throughout the world. This way no one is </w:t>
+      </w:r>
+      <w:r>
+        <w:t>inconvenienced</w:t>
+      </w:r>
+      <w:r>
+        <w:t>. Best of all, local governments and people will benefit from the tax revenues generated by the project</w:t>
+      </w:r>
+      <w:r>
+        <w:t xml:space="preserve">,” Dr. </w:t>
+      </w:r>
+      <w:r>
+        <w:t xml:space="preserve">Everworth </w:t>
+      </w:r>
+      <w:r>
+        <w:t>orate</w:t>
+      </w:r>
+      <w:r>
+        <w:t>d</w:t>
+      </w:r>
+      <w:r>
+        <w:t>.</w:t>
+      </w:r>
+    </w:p>
+    <w:p>
+      <w:pPr>
+        <w:pStyle w:val="Quote2"/>
+      </w:pPr>
+      <w:r>
+        <w:t>The next view show</w:t>
+      </w:r>
+      <w:r>
+        <w:t>ed</w:t>
+      </w:r>
+      <w:r>
+        <w:t xml:space="preserve"> robotic crew erecting 100 m</w:t>
+      </w:r>
+      <w:r>
+        <w:t>eter</w:t>
+      </w:r>
+      <w:r>
+        <w:t xml:space="preserve"> pillars throughout the </w:t>
+      </w:r>
+      <w:r>
+        <w:t xml:space="preserve">Australian </w:t>
+      </w:r>
+      <w:r>
+        <w:t>badlands.</w:t>
+      </w:r>
+    </w:p>
+    <w:p>
+      <w:pPr>
+        <w:pStyle w:val="Quote2"/>
+      </w:pPr>
+      <w:r>
         <w:lastRenderedPageBreak/>
-        <w:t xml:space="preserve">“This was proven experimentally by Nobel Prize winning Dr. Albert </w:t>
-      </w:r>
-      <w:proofErr w:type="spellStart"/>
-      <w:r>
-        <w:t>Swizer</w:t>
-      </w:r>
-      <w:proofErr w:type="spellEnd"/>
-      <w:r>
-        <w:t xml:space="preserve"> when she created </w:t>
-      </w:r>
-      <w:r>
-        <w:t>virtual</w:t>
-      </w:r>
-      <w:r>
-        <w:t xml:space="preserve"> matter for the first time.</w:t>
-      </w:r>
-      <w:r>
-        <w:t xml:space="preserve"> Of course it was just a few atoms, but it was still a scientific breakthrough.</w:t>
+        <w:t xml:space="preserve">“These emitters draw their power from </w:t>
+      </w:r>
+      <w:r>
+        <w:t>our revolutionary custom-built power system</w:t>
+      </w:r>
+      <w:r>
+        <w:t>, allowing for a holodeck experience like no other.</w:t>
       </w:r>
     </w:p>
     <w:p>
@@ -2213,13 +2514,10 @@
         <w:pStyle w:val="Quote2"/>
       </w:pPr>
       <w:r>
-        <w:t xml:space="preserve">“Fast forward to three years ago when Quantum </w:t>
-      </w:r>
-      <w:r>
-        <w:t>Entertainment</w:t>
-      </w:r>
-      <w:r>
-        <w:t xml:space="preserve"> created the first holodeck.”</w:t>
+        <w:t>“And yes, we have plenty of backup power for emergencies.</w:t>
+      </w:r>
+      <w:r>
+        <w:t>”</w:t>
       </w:r>
     </w:p>
     <w:p>
@@ -2227,13 +2525,46 @@
         <w:pStyle w:val="Quote2"/>
       </w:pPr>
       <w:r>
-        <w:t>An image of a 3 by 3 meter room appeared with a person in the c</w:t>
-      </w:r>
-      <w:r>
-        <w:t>enter</w:t>
-      </w:r>
-      <w:r>
-        <w:t>, interacting with objects that were physical to the person but disappeared when the power was turned off.</w:t>
+        <w:t>The video fast-forward</w:t>
+      </w:r>
+      <w:r>
+        <w:t>ed</w:t>
+      </w:r>
+      <w:r>
+        <w:t xml:space="preserve"> and the pillars </w:t>
+      </w:r>
+      <w:r>
+        <w:t>lit</w:t>
+      </w:r>
+      <w:r>
+        <w:t xml:space="preserve"> up with power. </w:t>
+      </w:r>
+      <w:r>
+        <w:t>The glow expand</w:t>
+      </w:r>
+      <w:r>
+        <w:t>ed</w:t>
+      </w:r>
+      <w:r>
+        <w:t xml:space="preserve"> to encompass the entire property and then form</w:t>
+      </w:r>
+      <w:r>
+        <w:t>ed</w:t>
+      </w:r>
+      <w:r>
+        <w:t xml:space="preserve"> a </w:t>
+      </w:r>
+      <w:r>
+        <w:t>mirrored</w:t>
+      </w:r>
+      <w:r>
+        <w:t xml:space="preserve"> </w:t>
+      </w:r>
+      <w:r>
+        <w:t xml:space="preserve">flattened </w:t>
+      </w:r>
+      <w:r>
+        <w:t>bubble.</w:t>
       </w:r>
     </w:p>
     <w:p>
@@ -2241,37 +2572,232 @@
         <w:pStyle w:val="Quote2"/>
       </w:pPr>
       <w:r>
-        <w:t>“This was just a</w:t>
-      </w:r>
-      <w:r>
-        <w:t xml:space="preserve"> proof of concept</w:t>
-      </w:r>
-      <w:r>
-        <w:t xml:space="preserve"> then</w:t>
-      </w:r>
-      <w:r>
-        <w:t xml:space="preserve">, since that tiny room was supported by a </w:t>
-      </w:r>
-      <w:r>
-        <w:t>12-story</w:t>
+        <w:t xml:space="preserve">“That was last week,” Dr. Everworth </w:t>
+      </w:r>
+      <w:r>
+        <w:t>explained</w:t>
+      </w:r>
+      <w:r>
+        <w:t xml:space="preserve">. </w:t>
+      </w:r>
+      <w:r>
+        <w:t>“</w:t>
+      </w:r>
+      <w:r>
+        <w:t xml:space="preserve">If you notice the mirror finish that reflects 99.97% of light. This will help reduce </w:t>
+      </w:r>
+      <w:r>
+        <w:t xml:space="preserve">the effects of </w:t>
+      </w:r>
+      <w:r>
+        <w:t>global warming. No thanks are needed.</w:t>
+      </w:r>
+      <w:r>
+        <w:t xml:space="preserve"> We are just doing our part to protect the planet.</w:t>
+      </w:r>
+      <w:r>
+        <w:t>”</w:t>
+      </w:r>
+    </w:p>
+    <w:p>
+      <w:pPr>
+        <w:pStyle w:val="Quote2"/>
+      </w:pPr>
+      <w:r>
+        <w:t xml:space="preserve">Dr. Everworth paused, but no praise was forthcoming. </w:t>
+      </w:r>
+      <w:r>
+        <w:t>Annoyed, h</w:t>
+      </w:r>
+      <w:r>
+        <w:t>e continued.</w:t>
+      </w:r>
+    </w:p>
+    <w:p>
+      <w:pPr>
+        <w:pStyle w:val="Quote2"/>
+      </w:pPr>
+      <w:r>
+        <w:t xml:space="preserve">“Unfortunately </w:t>
+      </w:r>
+      <w:r>
+        <w:t>we can’t allow anyone to see within.</w:t>
+      </w:r>
+      <w:r>
+        <w:t xml:space="preserve"> After all, where’s the fun in that?</w:t>
+      </w:r>
+    </w:p>
+    <w:p>
+      <w:pPr>
+        <w:pStyle w:val="Quote2"/>
+      </w:pPr>
+      <w:r>
+        <w:t xml:space="preserve">“Don’t worry. Doors will open on the </w:t>
+      </w:r>
+      <w:r>
+        <w:t>Spring Equinox</w:t>
+      </w:r>
+      <w:r>
+        <w:t>, 5 months from now</w:t>
+      </w:r>
+      <w:r>
+        <w:t>.”</w:t>
+      </w:r>
+    </w:p>
+    <w:p>
+      <w:pPr>
+        <w:pStyle w:val="Quote2"/>
+      </w:pPr>
+      <w:r>
+        <w:t xml:space="preserve">“Isn’t it </w:t>
+      </w:r>
+      <w:r>
+        <w:t>Fall Equinox</w:t>
+      </w:r>
+      <w:r>
+        <w:t xml:space="preserve"> in Australia?” Bob </w:t>
+      </w:r>
+      <w:r>
+        <w:t>asked</w:t>
+      </w:r>
+      <w:r>
+        <w:t>.</w:t>
+      </w:r>
+    </w:p>
+    <w:p>
+      <w:pPr>
+        <w:pStyle w:val="Quote2"/>
+      </w:pPr>
+      <w:r>
+        <w:t>“Why yes it is,” Dr. Everworth replie</w:t>
+      </w:r>
+      <w:r>
+        <w:t>d</w:t>
+      </w:r>
+      <w:r>
+        <w:t xml:space="preserve"> with an evil </w:t>
+      </w:r>
+      <w:r>
+        <w:t>chuckle</w:t>
+      </w:r>
+      <w:r>
+        <w:t xml:space="preserve"> and a hungry glint in his eyes</w:t>
+      </w:r>
+      <w:r>
+        <w:t>.</w:t>
+      </w:r>
+      <w:r>
+        <w:t xml:space="preserve"> “It’s </w:t>
+      </w:r>
+      <w:r>
+        <w:t xml:space="preserve">all </w:t>
+      </w:r>
+      <w:r>
+        <w:t>going to fall.”</w:t>
+      </w:r>
+    </w:p>
+    <w:p>
+      <w:r>
+        <w:t xml:space="preserve">“Damn that man gives me the creeps,” </w:t>
+      </w:r>
+      <w:r>
+        <w:t>Gigi</w:t>
+      </w:r>
+      <w:r>
+        <w:t xml:space="preserve"> sa</w:t>
+      </w:r>
+      <w:r>
+        <w:t>id</w:t>
+      </w:r>
+      <w:r>
+        <w:t xml:space="preserve"> with a shudder. The sentiment </w:t>
+      </w:r>
+      <w:r>
+        <w:t>was</w:t>
+      </w:r>
+      <w:r>
+        <w:t xml:space="preserve"> reflected in the rest of my family.</w:t>
+      </w:r>
+    </w:p>
+    <w:p>
+      <w:r>
+        <w:t>I agree</w:t>
+      </w:r>
+      <w:r>
+        <w:t>d</w:t>
+      </w:r>
+      <w:r>
+        <w:t>. The man seem</w:t>
+      </w:r>
+      <w:r>
+        <w:t>ed</w:t>
+      </w:r>
+      <w:r>
+        <w:t xml:space="preserve"> downright demonic.</w:t>
+      </w:r>
+    </w:p>
+    <w:p>
+      <w:pPr>
+        <w:pStyle w:val="Quote2"/>
+      </w:pPr>
+      <w:r>
+        <w:t xml:space="preserve">“What can you tell us of what’s in that dome?” Bob </w:t>
+      </w:r>
+      <w:r>
+        <w:t>asked</w:t>
+      </w:r>
+      <w:r>
+        <w:t>.</w:t>
+      </w:r>
+    </w:p>
+    <w:p>
+      <w:pPr>
+        <w:pStyle w:val="Quote2"/>
+      </w:pPr>
+      <w:r>
+        <w:t xml:space="preserve">“Well Bob, that’s the secret, isn’t it?” Dr. </w:t>
+      </w:r>
+      <w:r>
+        <w:t>Everworth</w:t>
       </w:r>
       <w:r>
         <w:t xml:space="preserve"> </w:t>
       </w:r>
       <w:r>
-        <w:t xml:space="preserve">warehouse the size of a football field, full of </w:t>
-      </w:r>
-      <w:r>
-        <w:t xml:space="preserve">experimental </w:t>
-      </w:r>
-      <w:r>
-        <w:t xml:space="preserve">equipment. It also required </w:t>
-      </w:r>
-      <w:r>
-        <w:t>gigawatts</w:t>
-      </w:r>
-      <w:r>
-        <w:t xml:space="preserve"> of power.</w:t>
+        <w:t>asked</w:t>
+      </w:r>
+      <w:r>
+        <w:t xml:space="preserve"> with a chuckle. “We </w:t>
+      </w:r>
+      <w:r>
+        <w:t xml:space="preserve">are </w:t>
+      </w:r>
+      <w:r>
+        <w:t>creat</w:t>
+      </w:r>
+      <w:r>
+        <w:t>ing</w:t>
+      </w:r>
+      <w:r>
+        <w:t xml:space="preserve"> an MMORPG game made flesh. It’s a fantasy world </w:t>
+      </w:r>
+      <w:r>
+        <w:t xml:space="preserve">called </w:t>
+      </w:r>
+      <w:r>
+        <w:t>Incursion</w:t>
+      </w:r>
+      <w:r>
+        <w:t>. P</w:t>
+      </w:r>
+      <w:r>
+        <w:t>eople can play as warriors, rogues and mages</w:t>
+      </w:r>
+      <w:r>
+        <w:t>, to name just three classes</w:t>
+      </w:r>
+      <w:r>
+        <w:t>.”</w:t>
       </w:r>
     </w:p>
     <w:p>
@@ -2279,44 +2805,230 @@
         <w:pStyle w:val="Quote2"/>
       </w:pPr>
       <w:r>
-        <w:t xml:space="preserve">“It was a herculean task, </w:t>
-      </w:r>
-      <w:r>
-        <w:t xml:space="preserve">directing terrawatts of power </w:t>
-      </w:r>
-      <w:r>
-        <w:t>through vast arrays of custom built circuits</w:t>
-      </w:r>
-      <w:r>
-        <w:t xml:space="preserve">, but </w:t>
-      </w:r>
-      <w:r>
-        <w:t xml:space="preserve">under my guidance </w:t>
-      </w:r>
-      <w:r>
-        <w:t>we pulled it off</w:t>
+        <w:t>“Can we play as other races such as elves, dwarves, and beast kin?”</w:t>
+      </w:r>
+    </w:p>
+    <w:p>
+      <w:pPr>
+        <w:pStyle w:val="Quote2"/>
+      </w:pPr>
+      <w:r>
+        <w:t>“Well Bob, do you really want</w:t>
+      </w:r>
+      <w:r>
+        <w:t xml:space="preserve"> the </w:t>
+      </w:r>
+      <w:r>
+        <w:t>s</w:t>
+      </w:r>
+      <w:r>
+        <w:t>ystem to modify your body using virtual matter?”</w:t>
+      </w:r>
+    </w:p>
+    <w:p>
+      <w:pPr>
+        <w:pStyle w:val="Quote2"/>
+      </w:pPr>
+      <w:r>
+        <w:lastRenderedPageBreak/>
+        <w:t>Bob swallow</w:t>
+      </w:r>
+      <w:r>
+        <w:t>ed</w:t>
+      </w:r>
+      <w:r>
+        <w:t xml:space="preserve"> in</w:t>
+      </w:r>
+      <w:r>
+        <w:t xml:space="preserve"> fright and sa</w:t>
+      </w:r>
+      <w:r>
+        <w:t>id</w:t>
+      </w:r>
+      <w:r>
+        <w:t xml:space="preserve">, “I guess not. But why is it called Incursion? That sounds like a Sci-Fi </w:t>
+      </w:r>
+      <w:r>
+        <w:t>RPG</w:t>
       </w:r>
       <w:r>
         <w:t>.”</w:t>
       </w:r>
     </w:p>
     <w:p>
-      <w:r>
-        <w:t>“Damn,” Gigi said. “I don’t know which is bigger, his brain or his ego.”</w:t>
-      </w:r>
-    </w:p>
-    <w:p>
       <w:pPr>
         <w:pStyle w:val="Quote2"/>
       </w:pPr>
       <w:r>
-        <w:t xml:space="preserve">“Is virtual matter dangerous?” Bob </w:t>
+        <w:t xml:space="preserve">“You’ll find out,” Dr. Everworth </w:t>
+      </w:r>
+      <w:r>
+        <w:t>s</w:t>
+      </w:r>
+      <w:r>
+        <w:t>ang</w:t>
+      </w:r>
+      <w:r>
+        <w:t xml:space="preserve"> sinisterly</w:t>
+      </w:r>
+      <w:r>
+        <w:t xml:space="preserve"> as he g</w:t>
+      </w:r>
+      <w:r>
+        <w:t>a</w:t>
+      </w:r>
+      <w:r>
+        <w:t xml:space="preserve">ve the world a </w:t>
+      </w:r>
+      <w:r>
+        <w:t>dazzling</w:t>
+      </w:r>
+      <w:r>
+        <w:t xml:space="preserve"> grin</w:t>
+      </w:r>
+      <w:r>
+        <w:t>.</w:t>
+      </w:r>
+    </w:p>
+    <w:p>
+      <w:pPr>
+        <w:pStyle w:val="Quote2"/>
+      </w:pPr>
+      <w:r>
+        <w:t>“</w:t>
+      </w:r>
+      <w:r>
+        <w:t xml:space="preserve">Our system connects with the neural </w:t>
+      </w:r>
+      <w:r>
+        <w:t>implants</w:t>
+      </w:r>
+      <w:r>
+        <w:t xml:space="preserve"> of people who have them,” Dr. </w:t>
+      </w:r>
+      <w:r>
+        <w:t>Everworth</w:t>
+      </w:r>
+      <w:r>
+        <w:t xml:space="preserve"> </w:t>
+      </w:r>
+      <w:r>
+        <w:t>explained</w:t>
+      </w:r>
+      <w:r>
+        <w:t xml:space="preserve">. “It can also create temporary neural </w:t>
+      </w:r>
+      <w:r>
+        <w:t>implants</w:t>
+      </w:r>
+      <w:r>
+        <w:t xml:space="preserve"> for people who don’t have then</w:t>
+      </w:r>
+      <w:r>
+        <w:t>. For legal reasons</w:t>
+      </w:r>
+      <w:r>
+        <w:t>,</w:t>
+      </w:r>
+      <w:r>
+        <w:t xml:space="preserve"> </w:t>
+      </w:r>
+      <w:r>
+        <w:t xml:space="preserve">they </w:t>
+      </w:r>
+      <w:r>
+        <w:t>must be</w:t>
+      </w:r>
+      <w:r>
+        <w:t xml:space="preserve"> </w:t>
+      </w:r>
+      <w:r>
+        <w:t xml:space="preserve">at least </w:t>
+      </w:r>
+      <w:r>
+        <w:t>1</w:t>
+      </w:r>
+      <w:r>
+        <w:t>8</w:t>
+      </w:r>
+      <w:r>
+        <w:t xml:space="preserve"> years </w:t>
+      </w:r>
+      <w:r>
+        <w:t>old</w:t>
+      </w:r>
+      <w:r>
+        <w:t xml:space="preserve"> and give written consen</w:t>
+      </w:r>
+      <w:r>
+        <w:t>t</w:t>
+      </w:r>
+      <w:r>
+        <w:t>.”</w:t>
+      </w:r>
+    </w:p>
+    <w:p>
+      <w:pPr>
+        <w:pStyle w:val="Quote2"/>
+      </w:pPr>
+      <w:r>
+        <w:t xml:space="preserve">“I can’t wait,” Bob </w:t>
+      </w:r>
+      <w:r>
+        <w:t>exclaimed</w:t>
+      </w:r>
+      <w:r>
+        <w:t>.</w:t>
+      </w:r>
+    </w:p>
+    <w:p>
+      <w:pPr>
+        <w:pStyle w:val="Quote2"/>
+      </w:pPr>
+      <w:r>
+        <w:t>“</w:t>
+      </w:r>
+      <w:r>
+        <w:t>Isn’t the wait half the fun</w:t>
+      </w:r>
+      <w:r>
+        <w:t>?</w:t>
+      </w:r>
+      <w:r>
+        <w:t xml:space="preserve">” Dr. </w:t>
+      </w:r>
+      <w:r>
+        <w:t>Everworth</w:t>
+      </w:r>
+      <w:r>
+        <w:t xml:space="preserve"> </w:t>
       </w:r>
       <w:r>
         <w:t>asked</w:t>
       </w:r>
       <w:r>
-        <w:t>. “What if someone eats it?”</w:t>
+        <w:t xml:space="preserve">. “At </w:t>
+      </w:r>
+      <w:r>
+        <w:t>$95.00</w:t>
+      </w:r>
+      <w:r>
+        <w:t xml:space="preserve"> </w:t>
+      </w:r>
+      <w:r>
+        <w:t xml:space="preserve">US </w:t>
+      </w:r>
+      <w:r>
+        <w:t>a day plus tax, it’s not cheap, but definite</w:t>
+      </w:r>
+      <w:r>
+        <w:t xml:space="preserve">ly worth </w:t>
+      </w:r>
+      <w:r>
+        <w:t xml:space="preserve">spending </w:t>
+      </w:r>
+      <w:r>
+        <w:t>a week or month there.”</w:t>
       </w:r>
     </w:p>
     <w:p>
@@ -2324,19 +3036,428 @@
         <w:pStyle w:val="Quote2"/>
       </w:pPr>
       <w:r>
-        <w:t>“That’s the funny thing</w:t>
+        <w:t xml:space="preserve">“It’s cheaper than Disney,” Bob </w:t>
+      </w:r>
+      <w:r>
+        <w:t>note</w:t>
+      </w:r>
+      <w:r>
+        <w:t>d</w:t>
+      </w:r>
+      <w:r>
+        <w:t>.</w:t>
+      </w:r>
+    </w:p>
+    <w:p>
+      <w:pPr>
+        <w:pStyle w:val="Quote2"/>
+      </w:pPr>
+      <w:r>
+        <w:t xml:space="preserve">“Even better, you </w:t>
+      </w:r>
+      <w:r>
+        <w:t xml:space="preserve">can </w:t>
+      </w:r>
+      <w:r>
+        <w:t xml:space="preserve">get a yearly membership for </w:t>
+      </w:r>
+      <w:r>
+        <w:t xml:space="preserve">only </w:t>
+      </w:r>
+      <w:r>
+        <w:t>$4</w:t>
       </w:r>
       <w:r>
         <w:t>,</w:t>
       </w:r>
       <w:r>
+        <w:t>995.00</w:t>
+      </w:r>
+      <w:r>
+        <w:t xml:space="preserve"> US</w:t>
+      </w:r>
+      <w:r>
+        <w:t xml:space="preserve">,” </w:t>
+      </w:r>
+      <w:r>
+        <w:t>Dr. Everworth add</w:t>
+      </w:r>
+      <w:r>
+        <w:t>ed</w:t>
+      </w:r>
+      <w:r>
+        <w:t>. “We even have packages for people on government assisted living and retirees.</w:t>
+      </w:r>
+      <w:r>
+        <w:t xml:space="preserve"> Kids 16 and 1</w:t>
+      </w:r>
+      <w:r>
+        <w:t>7</w:t>
+      </w:r>
+      <w:r>
+        <w:t xml:space="preserve"> get a discount of $1</w:t>
+      </w:r>
+      <w:r>
+        <w:t>,</w:t>
+      </w:r>
+      <w:r>
+        <w:t>000</w:t>
+      </w:r>
+      <w:r>
+        <w:t xml:space="preserve"> US</w:t>
+      </w:r>
+      <w:r>
+        <w:t xml:space="preserve"> on the yearly membership</w:t>
+      </w:r>
+      <w:r>
+        <w:t>.</w:t>
+      </w:r>
+    </w:p>
+    <w:p>
+      <w:pPr>
+        <w:pStyle w:val="Quote2"/>
+      </w:pPr>
+      <w:r>
+        <w:t>“Unfortunately no one under 16 is allowed.”</w:t>
+      </w:r>
+    </w:p>
+    <w:p>
+      <w:pPr>
+        <w:pStyle w:val="Quote2"/>
+      </w:pPr>
+      <w:r>
+        <w:t>“You heard it here</w:t>
+      </w:r>
+      <w:r>
+        <w:t xml:space="preserve"> </w:t>
+      </w:r>
+      <w:r>
+        <w:t>first</w:t>
+      </w:r>
+      <w:r>
+        <w:t>,” Bob s</w:t>
+      </w:r>
+      <w:r>
+        <w:t>aid</w:t>
+      </w:r>
+      <w:r>
+        <w:t>. “</w:t>
+      </w:r>
+      <w:r>
+        <w:t xml:space="preserve">I plan </w:t>
+      </w:r>
+      <w:r>
+        <w:t xml:space="preserve">on getting a yearly membership, and then will </w:t>
+      </w:r>
+      <w:r>
+        <w:t>spend a few weeks recording my experiences there. Is that allowed?”</w:t>
+      </w:r>
+    </w:p>
+    <w:p>
+      <w:pPr>
+        <w:pStyle w:val="Quote2"/>
+      </w:pPr>
+      <w:r>
+        <w:t>“</w:t>
+      </w:r>
+      <w:r>
+        <w:t>Absolutely</w:t>
+      </w:r>
+      <w:r>
+        <w:t xml:space="preserve">, Bob,” Dr. </w:t>
+      </w:r>
+      <w:r>
+        <w:t>Everworth</w:t>
+      </w:r>
+      <w:r>
+        <w:t xml:space="preserve"> </w:t>
+      </w:r>
+      <w:r>
+        <w:t>affirm</w:t>
+      </w:r>
+      <w:r>
+        <w:t>ed</w:t>
+      </w:r>
+      <w:r>
+        <w:t xml:space="preserve"> with a smile. “</w:t>
+      </w:r>
+      <w:r>
+        <w:t xml:space="preserve">We encourage sharing your experiences with the world. </w:t>
+      </w:r>
+      <w:r>
+        <w:t xml:space="preserve">Everyone’s travel </w:t>
+      </w:r>
+      <w:r>
+        <w:t>in our game world</w:t>
+      </w:r>
+      <w:r>
+        <w:t xml:space="preserve"> is 100% unique</w:t>
+      </w:r>
+      <w:r>
+        <w:t>.</w:t>
+      </w:r>
+    </w:p>
+    <w:p>
+      <w:pPr>
+        <w:pStyle w:val="Quote2"/>
+      </w:pPr>
+      <w:r>
+        <w:t xml:space="preserve">“The only exceptions are the </w:t>
+      </w:r>
+      <w:r>
+        <w:t>tutorial</w:t>
+      </w:r>
+      <w:r>
+        <w:t xml:space="preserve"> quests</w:t>
+      </w:r>
+      <w:r>
+        <w:t xml:space="preserve"> in the starter cit</w:t>
+      </w:r>
+      <w:r>
+        <w:t>ies</w:t>
+      </w:r>
+      <w:r>
+        <w:t>.”</w:t>
+      </w:r>
+    </w:p>
+    <w:p>
+      <w:pPr>
+        <w:pStyle w:val="Quote2"/>
+      </w:pPr>
+      <w:r>
+        <w:t xml:space="preserve">“Thank you for being on my show Dr. </w:t>
+      </w:r>
+      <w:r>
+        <w:t>Everworth</w:t>
+      </w:r>
+      <w:r>
+        <w:t>.”</w:t>
+      </w:r>
+    </w:p>
+    <w:p>
+      <w:pPr>
+        <w:pStyle w:val="Quote2"/>
+      </w:pPr>
+      <w:r>
+        <w:t>“</w:t>
+      </w:r>
+      <w:r>
+        <w:t>Absolutely</w:t>
+      </w:r>
+      <w:r>
         <w:t xml:space="preserve"> Bob,” Dr. </w:t>
       </w:r>
       <w:r>
         <w:t>Everworth</w:t>
       </w:r>
       <w:r>
-        <w:t xml:space="preserve"> sa</w:t>
+        <w:t xml:space="preserve"> replie</w:t>
+      </w:r>
+      <w:r>
+        <w:t>d</w:t>
+      </w:r>
+      <w:r>
+        <w:t xml:space="preserve"> with a smile.</w:t>
+      </w:r>
+    </w:p>
+    <w:p>
+      <w:pPr>
+        <w:pStyle w:val="Quote2"/>
+      </w:pPr>
+      <w:r>
+        <w:t xml:space="preserve">“Please see the description below for more details </w:t>
+      </w:r>
+      <w:r>
+        <w:t>on</w:t>
+      </w:r>
+      <w:r>
+        <w:t xml:space="preserve"> how to get tickets for </w:t>
+      </w:r>
+      <w:r>
+        <w:t xml:space="preserve">what </w:t>
+      </w:r>
+      <w:r>
+        <w:t>should be the most amazing MMORPG experience in the history of the world.”</w:t>
+      </w:r>
+    </w:p>
+    <w:p>
+      <w:r>
+        <w:lastRenderedPageBreak/>
+        <w:t xml:space="preserve">I turned off the video with a shudder. </w:t>
+      </w:r>
+      <w:r>
+        <w:t>Dr. Everworth</w:t>
+      </w:r>
+      <w:r>
+        <w:t xml:space="preserve"> g</w:t>
+      </w:r>
+      <w:r>
+        <w:t>a</w:t>
+      </w:r>
+      <w:r>
+        <w:t>ve</w:t>
+      </w:r>
+      <w:r>
+        <w:t xml:space="preserve"> me the shivers, like a predator waiting for its next victim.</w:t>
+      </w:r>
+      <w:r>
+        <w:t xml:space="preserve"> He did</w:t>
+      </w:r>
+      <w:r>
+        <w:t>n’t hide his air of superiority, reminding me of a certain American president.</w:t>
+      </w:r>
+    </w:p>
+    <w:p>
+      <w:r>
+        <w:t xml:space="preserve">“What do you think?” I </w:t>
+      </w:r>
+      <w:r>
+        <w:t>asked</w:t>
+      </w:r>
+      <w:r>
+        <w:t>.</w:t>
+      </w:r>
+    </w:p>
+    <w:p>
+      <w:r>
+        <w:t xml:space="preserve">“You’re too young,” </w:t>
+      </w:r>
+      <w:r>
+        <w:t>M</w:t>
+      </w:r>
+      <w:r>
+        <w:t>other declare</w:t>
+      </w:r>
+      <w:r>
+        <w:t>d</w:t>
+      </w:r>
+      <w:r>
+        <w:t>, “Besides, what about school?</w:t>
+      </w:r>
+      <w:r>
+        <w:t>”</w:t>
+      </w:r>
+    </w:p>
+    <w:p>
+      <w:r>
+        <w:t xml:space="preserve">“I am hoping to go in the summer </w:t>
+      </w:r>
+      <w:r>
+        <w:t>after</w:t>
+      </w:r>
+      <w:r>
+        <w:t xml:space="preserve"> school </w:t>
+      </w:r>
+      <w:r>
+        <w:t>finishes</w:t>
+      </w:r>
+      <w:r>
+        <w:t xml:space="preserve">. I’ll be </w:t>
+      </w:r>
+      <w:r>
+        <w:t>16</w:t>
+      </w:r>
+      <w:r>
+        <w:t xml:space="preserve"> by then</w:t>
+      </w:r>
+      <w:r>
+        <w:t xml:space="preserve">,” I </w:t>
+      </w:r>
+      <w:r>
+        <w:t>argued</w:t>
+      </w:r>
+      <w:r>
+        <w:t>.</w:t>
+      </w:r>
+    </w:p>
+    <w:p>
+      <w:r>
+        <w:t xml:space="preserve">“That man </w:t>
+      </w:r>
+      <w:r>
+        <w:t>gives me the willies</w:t>
+      </w:r>
+      <w:r>
+        <w:t xml:space="preserve">,” my </w:t>
+      </w:r>
+      <w:r>
+        <w:t>eldest</w:t>
+      </w:r>
+      <w:r>
+        <w:t xml:space="preserve"> sister </w:t>
+      </w:r>
+      <w:r>
+        <w:t>Emily</w:t>
+      </w:r>
+      <w:r>
+        <w:t xml:space="preserve"> s</w:t>
+      </w:r>
+      <w:r>
+        <w:t>aid</w:t>
+      </w:r>
+      <w:r>
+        <w:t>. “He’s like a demon.”</w:t>
+      </w:r>
+    </w:p>
+    <w:p>
+      <w:r>
+        <w:t xml:space="preserve">And yes, I’m second oldest. My other </w:t>
+      </w:r>
+      <w:r>
+        <w:t>2</w:t>
+      </w:r>
+      <w:r>
+        <w:t xml:space="preserve"> brothers and </w:t>
+      </w:r>
+      <w:r>
+        <w:t>2</w:t>
+      </w:r>
+      <w:r>
+        <w:t xml:space="preserve"> sisters agree</w:t>
+      </w:r>
+      <w:r>
+        <w:t>d</w:t>
+      </w:r>
+      <w:r>
+        <w:t xml:space="preserve"> that man </w:t>
+      </w:r>
+      <w:r>
+        <w:t>was</w:t>
+      </w:r>
+      <w:r>
+        <w:t xml:space="preserve"> evil. </w:t>
+      </w:r>
+      <w:r>
+        <w:t>Including</w:t>
+      </w:r>
+      <w:r>
+        <w:t xml:space="preserve"> my youngest sister Rainbow, who </w:t>
+      </w:r>
+      <w:r>
+        <w:t xml:space="preserve">just turned </w:t>
+      </w:r>
+      <w:r>
+        <w:t>3</w:t>
+      </w:r>
+      <w:r>
+        <w:t xml:space="preserve"> years old</w:t>
+      </w:r>
+      <w:r>
+        <w:t>.</w:t>
+      </w:r>
+      <w:r>
+        <w:t xml:space="preserve"> “He’s a bad man.”</w:t>
+      </w:r>
+    </w:p>
+    <w:p>
+      <w:r>
+        <w:t xml:space="preserve">“I agree,” </w:t>
+      </w:r>
+      <w:r>
+        <w:t xml:space="preserve">Grammy </w:t>
+      </w:r>
+      <w:r>
+        <w:t>sa</w:t>
       </w:r>
       <w:r>
         <w:t>id</w:t>
@@ -2345,1445 +3466,344 @@
         <w:t>. “</w:t>
       </w:r>
       <w:r>
-        <w:t>Tiny</w:t>
-      </w:r>
-      <w:r>
-        <w:t xml:space="preserve"> quantities of virtual matter seem safe</w:t>
-      </w:r>
-      <w:r>
-        <w:t xml:space="preserve"> to eat</w:t>
-      </w:r>
-      <w:r>
-        <w:t>. And yes, animal</w:t>
-      </w:r>
-      <w:r>
-        <w:t>s fed too much will die when removed from the field.</w:t>
-      </w:r>
-    </w:p>
-    <w:p>
-      <w:pPr>
-        <w:pStyle w:val="Quote2"/>
-      </w:pPr>
-      <w:r>
-        <w:t>“The only advice I can give to you is don’t eat virtual matter.</w:t>
-      </w:r>
-    </w:p>
-    <w:p>
-      <w:pPr>
-        <w:pStyle w:val="Quote2"/>
-      </w:pPr>
-      <w:r>
-        <w:t xml:space="preserve">“Now that the groundwork is laid, I can talk about Holoworld. Holoworld is </w:t>
-      </w:r>
-      <w:r>
-        <w:t xml:space="preserve">a revolution in matter </w:t>
-      </w:r>
-      <w:r>
-        <w:t>engineering. It is</w:t>
+        <w:t>I don’t think you should deal with these people</w:t>
+      </w:r>
+      <w:r>
+        <w:t>.”</w:t>
+      </w:r>
+    </w:p>
+    <w:p>
+      <w:r>
+        <w:t>“It doesn’t matter what kind of people they are,” I argue</w:t>
+      </w:r>
+      <w:r>
+        <w:t>d</w:t>
+      </w:r>
+      <w:r>
+        <w:t xml:space="preserve">. “There is no way the Australian or any other government would approve it </w:t>
+      </w:r>
+      <w:r>
+        <w:t xml:space="preserve">if it </w:t>
+      </w:r>
+      <w:r>
+        <w:t>weren’t safe.”</w:t>
+      </w:r>
+    </w:p>
+    <w:p>
+      <w:r>
+        <w:t>No one could deny that.</w:t>
+      </w:r>
+    </w:p>
+    <w:p>
+      <w:r>
+        <w:t>“</w:t>
+      </w:r>
+      <w:r>
+        <w:t xml:space="preserve">I already have a </w:t>
+      </w:r>
+      <w:r>
+        <w:t xml:space="preserve">neuralnet </w:t>
+      </w:r>
+      <w:r>
+        <w:t xml:space="preserve">and </w:t>
+      </w:r>
+      <w:r>
+        <w:t xml:space="preserve">I already saved up enough </w:t>
+      </w:r>
+      <w:r>
+        <w:t>money</w:t>
       </w:r>
       <w:r>
         <w:t xml:space="preserve"> </w:t>
       </w:r>
       <w:r>
-        <w:t>finally out of stealth mode and is being initialized now.”</w:t>
-      </w:r>
-    </w:p>
-    <w:p>
-      <w:pPr>
-        <w:pStyle w:val="Quote2"/>
-      </w:pPr>
-      <w:r>
-        <w:t>The camera zoom</w:t>
+        <w:t xml:space="preserve">for the </w:t>
+      </w:r>
+      <w:r>
+        <w:t xml:space="preserve">yearly </w:t>
+      </w:r>
+      <w:r>
+        <w:t>membership. It’s only</w:t>
+      </w:r>
+      <w:r>
+        <w:t xml:space="preserve"> until school begins in the fall</w:t>
+      </w:r>
+      <w:r>
+        <w:t>. What better way to spend the summer than getting firsthand experience o</w:t>
+      </w:r>
+      <w:r>
+        <w:t>n</w:t>
+      </w:r>
+      <w:r>
+        <w:t xml:space="preserve"> a subject I will be work</w:t>
+      </w:r>
+      <w:r>
+        <w:t>ing on for the rest of my life?</w:t>
+      </w:r>
+    </w:p>
+    <w:p>
+      <w:r>
+        <w:t>“You already know I always get excellent grades in school.”</w:t>
+      </w:r>
+    </w:p>
+    <w:p>
+      <w:r>
+        <w:lastRenderedPageBreak/>
+        <w:t xml:space="preserve">In case you are </w:t>
+      </w:r>
+      <w:r>
+        <w:t>wondering</w:t>
+      </w:r>
+      <w:r>
+        <w:t>, I’m learning how to make games</w:t>
+      </w:r>
+      <w:r>
+        <w:t xml:space="preserve"> in my spare time</w:t>
+      </w:r>
+      <w:r>
+        <w:t>.</w:t>
+      </w:r>
+      <w:r>
+        <w:t xml:space="preserve"> I believe gaming is the future of </w:t>
+      </w:r>
+      <w:r>
+        <w:t>entertainment</w:t>
+      </w:r>
+      <w:r>
+        <w:t xml:space="preserve">. With AI </w:t>
+      </w:r>
+      <w:r>
+        <w:t>firmly entrenched in life</w:t>
+      </w:r>
+      <w:r>
+        <w:t>, what else is there for a person to do?</w:t>
+      </w:r>
+    </w:p>
+    <w:p>
+      <w:r>
+        <w:t>And yes</w:t>
+      </w:r>
+      <w:r>
+        <w:t xml:space="preserve">, with the use of AI, games practically write themselves. All I need to do is </w:t>
+      </w:r>
+      <w:r>
+        <w:t xml:space="preserve">supply the </w:t>
+      </w:r>
+      <w:r>
+        <w:t>prompts for what I want the game to be like.</w:t>
+      </w:r>
+      <w:r>
+        <w:t xml:space="preserve"> World building is fun.</w:t>
+      </w:r>
+    </w:p>
+    <w:p>
+      <w:r>
+        <w:t xml:space="preserve">I recently started a channel dedicated to gaming. </w:t>
+      </w:r>
+      <w:r>
+        <w:t>My fans love it when I play on extreme mode. They also love my banter.</w:t>
+      </w:r>
+    </w:p>
+    <w:p>
+      <w:r>
+        <w:t>Unfortunately,</w:t>
+      </w:r>
+      <w:r>
+        <w:t xml:space="preserve"> I’m limited in how much I can play. </w:t>
+      </w:r>
+      <w:r>
+        <w:t>I can only play 1</w:t>
+      </w:r>
+      <w:r>
+        <w:t xml:space="preserve"> hour </w:t>
+      </w:r>
+      <w:r>
+        <w:t xml:space="preserve">on </w:t>
+      </w:r>
+      <w:r>
+        <w:t xml:space="preserve">weekdays, and </w:t>
+      </w:r>
+      <w:r>
+        <w:t>2 hours</w:t>
+      </w:r>
+      <w:r>
+        <w:t xml:space="preserve"> on</w:t>
+      </w:r>
+      <w:r>
+        <w:t xml:space="preserve"> </w:t>
+      </w:r>
+      <w:r>
+        <w:t>weekends</w:t>
+      </w:r>
+      <w:r>
+        <w:t>.</w:t>
+      </w:r>
+      <w:r>
+        <w:t xml:space="preserve"> Thank God for my AI trainer, which really helped me sharpen my gaming skills.</w:t>
+      </w:r>
+    </w:p>
+    <w:p>
+      <w:r>
+        <w:t xml:space="preserve">“I don’t know,” </w:t>
+      </w:r>
+      <w:r>
+        <w:t xml:space="preserve">Mother </w:t>
+      </w:r>
+      <w:r>
+        <w:t>grumble</w:t>
+      </w:r>
+      <w:r>
+        <w:t>d</w:t>
+      </w:r>
+      <w:r>
+        <w:t>. “You already spend too much time with your computers</w:t>
+      </w:r>
+      <w:r>
+        <w:t xml:space="preserve"> and video games</w:t>
+      </w:r>
+      <w:r>
+        <w:t>. When will you get regular friends</w:t>
+      </w:r>
+      <w:r>
+        <w:t>?</w:t>
+      </w:r>
+      <w:r>
+        <w:t xml:space="preserve"> </w:t>
+      </w:r>
+      <w:r>
+        <w:t xml:space="preserve">And I don’t mind you getting </w:t>
+      </w:r>
+      <w:r>
+        <w:t xml:space="preserve">a girl or </w:t>
+      </w:r>
+      <w:r>
+        <w:t xml:space="preserve">a </w:t>
+      </w:r>
+      <w:r>
+        <w:t>boy friend</w:t>
+      </w:r>
+      <w:r>
+        <w:t xml:space="preserve"> </w:t>
+      </w:r>
+      <w:r>
+        <w:t>as long as it</w:t>
+      </w:r>
+      <w:r>
+        <w:t xml:space="preserve"> doesn’t interfere with schooling</w:t>
+      </w:r>
+      <w:r>
+        <w:t>.</w:t>
+      </w:r>
+      <w:r>
+        <w:t>”</w:t>
+      </w:r>
+    </w:p>
+    <w:p>
+      <w:r>
+        <w:t xml:space="preserve">“That shouldn’t be a problem since </w:t>
+      </w:r>
+      <w:r>
+        <w:t>Luke Solarsmith</w:t>
+      </w:r>
+      <w:r>
+        <w:t xml:space="preserve"> is a handsome young man,” </w:t>
+      </w:r>
+      <w:r>
+        <w:t>Gigi</w:t>
+      </w:r>
+      <w:r>
+        <w:t xml:space="preserve"> </w:t>
+      </w:r>
+      <w:r>
+        <w:t>declare</w:t>
+      </w:r>
+      <w:r>
+        <w:t>d</w:t>
+      </w:r>
+      <w:r>
+        <w:t xml:space="preserve"> proudly</w:t>
+      </w:r>
+      <w:r>
+        <w:t>.</w:t>
+      </w:r>
+    </w:p>
+    <w:p>
+      <w:r>
+        <w:t xml:space="preserve">As you can guess I’m not very social. Little babies love me, as well as old people. However, for some reason </w:t>
+      </w:r>
+      <w:r>
+        <w:t>people</w:t>
+      </w:r>
+      <w:r>
+        <w:t xml:space="preserve"> my age ignore me.</w:t>
+      </w:r>
+    </w:p>
+    <w:p>
+      <w:r>
+        <w:t xml:space="preserve">Or maybe </w:t>
+      </w:r>
+      <w:r>
+        <w:t xml:space="preserve">as </w:t>
+      </w:r>
+      <w:r>
+        <w:t>M</w:t>
+      </w:r>
+      <w:r>
+        <w:t xml:space="preserve">other would </w:t>
+      </w:r>
+      <w:r>
+        <w:t>say</w:t>
+      </w:r>
+      <w:r>
+        <w:t>, I don’t make the effort</w:t>
+      </w:r>
+      <w:r>
+        <w:t>.</w:t>
+      </w:r>
+    </w:p>
+    <w:p>
+      <w:r>
+        <w:t>“I will be meeting actual people there,” I point</w:t>
       </w:r>
       <w:r>
         <w:t>ed</w:t>
       </w:r>
       <w:r>
-        <w:t xml:space="preserve"> into Western Australia.</w:t>
-      </w:r>
-    </w:p>
-    <w:p>
-      <w:pPr>
-        <w:pStyle w:val="Quote2"/>
-      </w:pPr>
-      <w:r>
-        <w:t xml:space="preserve">“We </w:t>
-      </w:r>
-      <w:r>
-        <w:t>secured</w:t>
-      </w:r>
-      <w:r>
-        <w:t xml:space="preserve"> millions of </w:t>
-      </w:r>
-      <w:r>
-        <w:t>hectares</w:t>
-      </w:r>
-      <w:r>
-        <w:t xml:space="preserve"> of </w:t>
-      </w:r>
-      <w:r>
-        <w:t xml:space="preserve">barren </w:t>
-      </w:r>
-      <w:r>
-        <w:t xml:space="preserve">and </w:t>
-      </w:r>
-      <w:r>
-        <w:t>wasted</w:t>
-      </w:r>
-      <w:r>
-        <w:t xml:space="preserve"> </w:t>
-      </w:r>
-      <w:r>
-        <w:t xml:space="preserve">land </w:t>
-      </w:r>
-      <w:r>
-        <w:t xml:space="preserve">throughout the world. This way no one is </w:t>
-      </w:r>
-      <w:r>
-        <w:t>inconvenienced</w:t>
-      </w:r>
-      <w:r>
-        <w:t>. Best of all, local governments and people will benefit from the tax revenues generated by the project</w:t>
-      </w:r>
-      <w:r>
-        <w:t xml:space="preserve">,” Dr. </w:t>
-      </w:r>
-      <w:r>
-        <w:t xml:space="preserve">Everworth </w:t>
-      </w:r>
-      <w:r>
-        <w:t>orate</w:t>
-      </w:r>
-      <w:r>
-        <w:t>d</w:t>
+        <w:t xml:space="preserve"> out.</w:t>
+      </w:r>
+      <w:r>
+        <w:t xml:space="preserve"> “Also, according to the web </w:t>
+      </w:r>
+      <w:r>
+        <w:t>site</w:t>
+      </w:r>
+      <w:r>
+        <w:t>, the system encourages social interaction. Many boss</w:t>
+      </w:r>
+      <w:r>
+        <w:t xml:space="preserve"> battles </w:t>
+      </w:r>
+      <w:r>
+        <w:t>are designed for team play</w:t>
       </w:r>
       <w:r>
         <w:t>.</w:t>
       </w:r>
     </w:p>
     <w:p>
-      <w:pPr>
-        <w:pStyle w:val="Quote2"/>
-      </w:pPr>
-      <w:r>
-        <w:t>The next view show</w:t>
-      </w:r>
-      <w:r>
-        <w:t>ed</w:t>
-      </w:r>
-      <w:r>
-        <w:t xml:space="preserve"> robotic crew erecting 100 m</w:t>
-      </w:r>
-      <w:r>
-        <w:t>eter</w:t>
-      </w:r>
-      <w:r>
-        <w:t xml:space="preserve"> pillars throughout the </w:t>
-      </w:r>
-      <w:r>
-        <w:t xml:space="preserve">Australian </w:t>
-      </w:r>
-      <w:r>
-        <w:t>badlands.</w:t>
-      </w:r>
-    </w:p>
-    <w:p>
-      <w:pPr>
-        <w:pStyle w:val="Quote2"/>
-      </w:pPr>
-      <w:r>
-        <w:t xml:space="preserve">“These emitters draw their power from </w:t>
-      </w:r>
-      <w:r>
-        <w:t>our revolutionary custom-built power system</w:t>
-      </w:r>
-      <w:r>
-        <w:t>, allowing for a holodeck experience like no other.</w:t>
-      </w:r>
-    </w:p>
-    <w:p>
-      <w:pPr>
-        <w:pStyle w:val="Quote2"/>
-      </w:pPr>
+      <w:r>
+        <w:t>“Don’t forget, this is physical. That means I will have plenty of exercise,” I sa</w:t>
+      </w:r>
+      <w:r>
+        <w:t>id</w:t>
+      </w:r>
+      <w:r>
+        <w:t>, completing my pitch.</w:t>
+      </w:r>
+    </w:p>
+    <w:p>
       <w:r>
         <w:lastRenderedPageBreak/>
-        <w:t>“And yes, we have plenty of backup power for emergencies.</w:t>
-      </w:r>
-      <w:r>
-        <w:t>”</w:t>
-      </w:r>
-    </w:p>
-    <w:p>
-      <w:pPr>
-        <w:pStyle w:val="Quote2"/>
-      </w:pPr>
-      <w:r>
-        <w:t>The video fast-forward</w:t>
-      </w:r>
-      <w:r>
-        <w:t>ed</w:t>
-      </w:r>
-      <w:r>
-        <w:t xml:space="preserve"> and the pillars </w:t>
-      </w:r>
-      <w:r>
-        <w:t>lit</w:t>
-      </w:r>
-      <w:r>
-        <w:t xml:space="preserve"> up with power. </w:t>
-      </w:r>
-      <w:r>
-        <w:t>The glow expand</w:t>
-      </w:r>
-      <w:r>
-        <w:t>ed</w:t>
-      </w:r>
-      <w:r>
-        <w:t xml:space="preserve"> to encompass the entire property and then form</w:t>
-      </w:r>
-      <w:r>
-        <w:t>ed</w:t>
-      </w:r>
-      <w:r>
-        <w:t xml:space="preserve"> a </w:t>
-      </w:r>
-      <w:r>
-        <w:t>mirrored</w:t>
-      </w:r>
-      <w:r>
-        <w:t xml:space="preserve"> </w:t>
-      </w:r>
-      <w:r>
-        <w:t xml:space="preserve">flattened </w:t>
-      </w:r>
-      <w:r>
-        <w:t>bubble.</w:t>
-      </w:r>
-    </w:p>
-    <w:p>
-      <w:pPr>
-        <w:pStyle w:val="Quote2"/>
-      </w:pPr>
-      <w:r>
-        <w:t xml:space="preserve">“That was last week,” Dr. Everworth </w:t>
-      </w:r>
-      <w:r>
-        <w:t>explained</w:t>
-      </w:r>
-      <w:r>
-        <w:t xml:space="preserve">. </w:t>
-      </w:r>
-      <w:r>
-        <w:t>“</w:t>
-      </w:r>
-      <w:r>
-        <w:t xml:space="preserve">If you notice the mirror finish that reflects 99.97% of light. This will help reduce </w:t>
-      </w:r>
-      <w:r>
-        <w:t xml:space="preserve">the effects of </w:t>
-      </w:r>
-      <w:r>
-        <w:t>global warming. No thanks are needed.</w:t>
-      </w:r>
-      <w:r>
-        <w:t xml:space="preserve"> We are just doing our part to protect the planet.</w:t>
-      </w:r>
-      <w:r>
-        <w:t>”</w:t>
-      </w:r>
-    </w:p>
-    <w:p>
-      <w:pPr>
-        <w:pStyle w:val="Quote2"/>
-      </w:pPr>
-      <w:r>
-        <w:t>Dr. Everworth paused, but no praise was forthcoming. He continued.</w:t>
-      </w:r>
-    </w:p>
-    <w:p>
-      <w:pPr>
-        <w:pStyle w:val="Quote2"/>
-      </w:pPr>
-      <w:r>
-        <w:t xml:space="preserve">“Unfortunately </w:t>
-      </w:r>
-      <w:r>
-        <w:t>we can’t allow anyone to see within.</w:t>
-      </w:r>
-      <w:r>
-        <w:t xml:space="preserve"> After all, where’s the fun in that?</w:t>
-      </w:r>
-    </w:p>
-    <w:p>
-      <w:pPr>
-        <w:pStyle w:val="Quote2"/>
-      </w:pPr>
-      <w:r>
-        <w:t xml:space="preserve">“Don’t worry. Doors will open on the </w:t>
-      </w:r>
-      <w:r>
-        <w:t>Spring Equinox</w:t>
-      </w:r>
-      <w:r>
-        <w:t>, 5 months from now</w:t>
-      </w:r>
-      <w:r>
-        <w:t>.”</w:t>
-      </w:r>
-    </w:p>
-    <w:p>
-      <w:pPr>
-        <w:pStyle w:val="Quote2"/>
-      </w:pPr>
-      <w:r>
-        <w:t xml:space="preserve">“Isn’t it </w:t>
-      </w:r>
-      <w:r>
-        <w:t>Fall Equinox</w:t>
-      </w:r>
-      <w:r>
-        <w:t xml:space="preserve"> in Australia?” Bob </w:t>
-      </w:r>
-      <w:r>
-        <w:t>asked</w:t>
-      </w:r>
-      <w:r>
-        <w:t>.</w:t>
-      </w:r>
-    </w:p>
-    <w:p>
-      <w:pPr>
-        <w:pStyle w:val="Quote2"/>
-      </w:pPr>
-      <w:r>
-        <w:t>“Why yes it is,” Dr. Everworth replie</w:t>
-      </w:r>
-      <w:r>
-        <w:t>d</w:t>
-      </w:r>
-      <w:r>
-        <w:t xml:space="preserve"> with an evil </w:t>
-      </w:r>
-      <w:r>
-        <w:t>chuckle</w:t>
-      </w:r>
-      <w:r>
-        <w:t xml:space="preserve"> and a hungry glint in his eyes</w:t>
-      </w:r>
-      <w:r>
-        <w:t>.</w:t>
-      </w:r>
-      <w:r>
-        <w:t xml:space="preserve"> “It’s </w:t>
-      </w:r>
-      <w:r>
-        <w:t xml:space="preserve">all </w:t>
-      </w:r>
-      <w:r>
-        <w:t>going to fall.”</w:t>
-      </w:r>
-    </w:p>
-    <w:p>
-      <w:r>
-        <w:t xml:space="preserve">“Damn that man gives me the creeps,” </w:t>
-      </w:r>
-      <w:r>
-        <w:t>Gigi</w:t>
-      </w:r>
-      <w:r>
-        <w:t xml:space="preserve"> sa</w:t>
-      </w:r>
-      <w:r>
-        <w:t>id</w:t>
-      </w:r>
-      <w:r>
-        <w:t xml:space="preserve"> with a shudder. The sentiment </w:t>
-      </w:r>
-      <w:r>
-        <w:t>was</w:t>
-      </w:r>
-      <w:r>
-        <w:t xml:space="preserve"> reflected in the rest of my family.</w:t>
-      </w:r>
-    </w:p>
-    <w:p>
-      <w:r>
-        <w:t>I agree</w:t>
-      </w:r>
-      <w:r>
-        <w:t>d</w:t>
-      </w:r>
-      <w:r>
-        <w:t>. The man seem</w:t>
-      </w:r>
-      <w:r>
-        <w:t>ed</w:t>
-      </w:r>
-      <w:r>
-        <w:t xml:space="preserve"> downright demonic.</w:t>
-      </w:r>
-    </w:p>
-    <w:p>
-      <w:pPr>
-        <w:pStyle w:val="Quote2"/>
-      </w:pPr>
-      <w:r>
-        <w:t xml:space="preserve">“What can you tell us of what’s in that dome?” Bob </w:t>
-      </w:r>
-      <w:r>
-        <w:t>asked</w:t>
-      </w:r>
-      <w:r>
-        <w:t>.</w:t>
-      </w:r>
-    </w:p>
-    <w:p>
-      <w:pPr>
-        <w:pStyle w:val="Quote2"/>
-      </w:pPr>
-      <w:r>
-        <w:t xml:space="preserve">“Well Bob, that’s the secret, isn’t it?” Dr. </w:t>
-      </w:r>
-      <w:r>
-        <w:t>Everworth</w:t>
-      </w:r>
-      <w:r>
-        <w:t xml:space="preserve"> </w:t>
-      </w:r>
-      <w:r>
-        <w:t>asked</w:t>
-      </w:r>
-      <w:r>
-        <w:t xml:space="preserve"> with a chuckle. “We </w:t>
-      </w:r>
-      <w:r>
-        <w:t xml:space="preserve">are </w:t>
-      </w:r>
-      <w:r>
-        <w:t>creat</w:t>
-      </w:r>
-      <w:r>
-        <w:t>ing</w:t>
-      </w:r>
-      <w:r>
-        <w:t xml:space="preserve"> an MMORPG game made flesh. It’s a fantasy world </w:t>
-      </w:r>
-      <w:r>
-        <w:t xml:space="preserve">called </w:t>
-      </w:r>
-      <w:r>
-        <w:t>Incursion</w:t>
-      </w:r>
-      <w:r>
-        <w:t>. P</w:t>
-      </w:r>
-      <w:r>
-        <w:t>eople can play as warriors, rogues and mages</w:t>
-      </w:r>
-      <w:r>
-        <w:t>, to name just three classes</w:t>
-      </w:r>
-      <w:r>
-        <w:t>.”</w:t>
-      </w:r>
-    </w:p>
-    <w:p>
-      <w:pPr>
-        <w:pStyle w:val="Quote2"/>
-      </w:pPr>
-      <w:r>
-        <w:t>“Can we play as other races such as elves, dwarves, and beast kin?”</w:t>
-      </w:r>
-    </w:p>
-    <w:p>
-      <w:pPr>
-        <w:pStyle w:val="Quote2"/>
-      </w:pPr>
-      <w:r>
-        <w:t>“Well Bob, do you really want</w:t>
-      </w:r>
-      <w:r>
-        <w:t xml:space="preserve"> the </w:t>
-      </w:r>
-      <w:r>
-        <w:t>s</w:t>
-      </w:r>
-      <w:r>
-        <w:t>ystem to modify your body using virtual matter?”</w:t>
-      </w:r>
-    </w:p>
-    <w:p>
-      <w:pPr>
-        <w:pStyle w:val="Quote2"/>
-      </w:pPr>
-      <w:r>
-        <w:t>Bob swallow</w:t>
-      </w:r>
-      <w:r>
-        <w:t>ed</w:t>
-      </w:r>
-      <w:r>
-        <w:t xml:space="preserve"> in</w:t>
-      </w:r>
-      <w:r>
-        <w:t xml:space="preserve"> fright and sa</w:t>
-      </w:r>
-      <w:r>
-        <w:t>id</w:t>
-      </w:r>
-      <w:r>
-        <w:t xml:space="preserve">, “I guess not. But why is it called Incursion? That sounds like a Sci-Fi </w:t>
-      </w:r>
-      <w:r>
-        <w:t>RPG</w:t>
-      </w:r>
-      <w:r>
-        <w:t>.”</w:t>
-      </w:r>
-    </w:p>
-    <w:p>
-      <w:pPr>
-        <w:pStyle w:val="Quote2"/>
-      </w:pPr>
-      <w:r>
-        <w:lastRenderedPageBreak/>
-        <w:t xml:space="preserve">“You’ll find out,” Dr. Everworth </w:t>
-      </w:r>
-      <w:r>
-        <w:t>s</w:t>
-      </w:r>
-      <w:r>
-        <w:t>ang</w:t>
-      </w:r>
-      <w:r>
-        <w:t xml:space="preserve"> sinisterly</w:t>
-      </w:r>
-      <w:r>
-        <w:t xml:space="preserve"> as he g</w:t>
-      </w:r>
-      <w:r>
-        <w:t>a</w:t>
-      </w:r>
-      <w:r>
-        <w:t>ve the world a toothy grin</w:t>
-      </w:r>
-      <w:r>
-        <w:t>.</w:t>
-      </w:r>
-    </w:p>
-    <w:p>
-      <w:pPr>
-        <w:pStyle w:val="Quote2"/>
-      </w:pPr>
-      <w:r>
-        <w:t>“</w:t>
-      </w:r>
-      <w:r>
-        <w:t xml:space="preserve">Our system connects with the neural </w:t>
-      </w:r>
-      <w:r>
-        <w:t>implants</w:t>
-      </w:r>
-      <w:r>
-        <w:t xml:space="preserve"> of people who have them,” Dr. </w:t>
-      </w:r>
-      <w:r>
-        <w:t>Everworth</w:t>
-      </w:r>
-      <w:r>
-        <w:t xml:space="preserve"> </w:t>
-      </w:r>
-      <w:r>
-        <w:t>explained</w:t>
-      </w:r>
-      <w:r>
-        <w:t xml:space="preserve">. “It can also create temporary neural </w:t>
-      </w:r>
-      <w:r>
-        <w:t>implants</w:t>
-      </w:r>
-      <w:r>
-        <w:t xml:space="preserve"> for people who don’t have then</w:t>
-      </w:r>
-      <w:r>
-        <w:t>. For legal reasons</w:t>
-      </w:r>
-      <w:r>
-        <w:t>,</w:t>
-      </w:r>
-      <w:r>
-        <w:t xml:space="preserve"> </w:t>
-      </w:r>
-      <w:r>
-        <w:t xml:space="preserve">they </w:t>
-      </w:r>
-      <w:r>
-        <w:t>must be</w:t>
-      </w:r>
-      <w:r>
-        <w:t xml:space="preserve"> </w:t>
-      </w:r>
-      <w:r>
-        <w:t xml:space="preserve">at least </w:t>
-      </w:r>
-      <w:r>
-        <w:t>1</w:t>
-      </w:r>
-      <w:r>
-        <w:t>8</w:t>
-      </w:r>
-      <w:r>
-        <w:t xml:space="preserve"> years </w:t>
-      </w:r>
-      <w:r>
-        <w:t>old</w:t>
-      </w:r>
-      <w:r>
-        <w:t xml:space="preserve"> and give written consen</w:t>
-      </w:r>
-      <w:r>
-        <w:t>t</w:t>
-      </w:r>
-      <w:r>
-        <w:t>.”</w:t>
-      </w:r>
-    </w:p>
-    <w:p>
-      <w:pPr>
-        <w:pStyle w:val="Quote2"/>
-      </w:pPr>
-      <w:r>
-        <w:t xml:space="preserve">“I can’t wait,” Bob </w:t>
-      </w:r>
-      <w:r>
-        <w:t>exclaimed</w:t>
-      </w:r>
-      <w:r>
-        <w:t>.</w:t>
-      </w:r>
-    </w:p>
-    <w:p>
-      <w:pPr>
-        <w:pStyle w:val="Quote2"/>
-      </w:pPr>
-      <w:r>
-        <w:t>“</w:t>
-      </w:r>
-      <w:r>
-        <w:t>Isn’t the wait half the fun</w:t>
-      </w:r>
-      <w:r>
-        <w:t>?</w:t>
-      </w:r>
-      <w:r>
-        <w:t xml:space="preserve">” Dr. </w:t>
-      </w:r>
-      <w:r>
-        <w:t>Everworth</w:t>
-      </w:r>
-      <w:r>
-        <w:t xml:space="preserve"> </w:t>
-      </w:r>
-      <w:r>
-        <w:t>asked</w:t>
-      </w:r>
-      <w:r>
-        <w:t xml:space="preserve">. “At </w:t>
-      </w:r>
-      <w:r>
-        <w:t>$95.00</w:t>
-      </w:r>
-      <w:r>
-        <w:t xml:space="preserve"> </w:t>
-      </w:r>
-      <w:r>
-        <w:t xml:space="preserve">US </w:t>
-      </w:r>
-      <w:r>
-        <w:t>a day plus tax, it’s not cheap, but definite</w:t>
-      </w:r>
-      <w:r>
-        <w:t xml:space="preserve">ly worth </w:t>
-      </w:r>
-      <w:r>
-        <w:t xml:space="preserve">spending </w:t>
-      </w:r>
-      <w:r>
-        <w:t>a week or month there.”</w:t>
-      </w:r>
-    </w:p>
-    <w:p>
-      <w:pPr>
-        <w:pStyle w:val="Quote2"/>
-      </w:pPr>
-      <w:r>
-        <w:t xml:space="preserve">“It’s cheaper than Disney,” Bob </w:t>
-      </w:r>
-      <w:r>
-        <w:t>note</w:t>
-      </w:r>
-      <w:r>
-        <w:t>d</w:t>
-      </w:r>
-      <w:r>
-        <w:t>.</w:t>
-      </w:r>
-    </w:p>
-    <w:p>
-      <w:pPr>
-        <w:pStyle w:val="Quote2"/>
-      </w:pPr>
-      <w:r>
-        <w:t xml:space="preserve">“Even better, you </w:t>
-      </w:r>
-      <w:r>
-        <w:t xml:space="preserve">can </w:t>
-      </w:r>
-      <w:r>
-        <w:t xml:space="preserve">get a yearly membership for </w:t>
-      </w:r>
-      <w:r>
-        <w:t xml:space="preserve">only </w:t>
-      </w:r>
-      <w:r>
-        <w:t>$4</w:t>
-      </w:r>
-      <w:r>
-        <w:t>,</w:t>
-      </w:r>
-      <w:r>
-        <w:t>995.00</w:t>
-      </w:r>
-      <w:r>
-        <w:t xml:space="preserve"> US</w:t>
-      </w:r>
-      <w:r>
-        <w:t xml:space="preserve">,” </w:t>
-      </w:r>
-      <w:r>
-        <w:t>Dr. Everworth add</w:t>
-      </w:r>
-      <w:r>
-        <w:t>ed</w:t>
-      </w:r>
-      <w:r>
-        <w:t>. “We even have packages for people on government assisted living and retirees.</w:t>
-      </w:r>
-      <w:r>
-        <w:t xml:space="preserve"> Kids 16 and 1</w:t>
-      </w:r>
-      <w:r>
-        <w:t>7</w:t>
-      </w:r>
-      <w:r>
-        <w:t xml:space="preserve"> get a discount of $1</w:t>
-      </w:r>
-      <w:r>
-        <w:t>,</w:t>
-      </w:r>
-      <w:r>
-        <w:t>000</w:t>
-      </w:r>
-      <w:r>
-        <w:t xml:space="preserve"> US</w:t>
-      </w:r>
-      <w:r>
-        <w:t xml:space="preserve"> on the yearly membership</w:t>
-      </w:r>
-      <w:r>
-        <w:t>.</w:t>
-      </w:r>
-    </w:p>
-    <w:p>
-      <w:pPr>
-        <w:pStyle w:val="Quote2"/>
-      </w:pPr>
-      <w:r>
-        <w:t>“Unfortunately no one under 16 is allowed.”</w:t>
-      </w:r>
-    </w:p>
-    <w:p>
-      <w:pPr>
-        <w:pStyle w:val="Quote2"/>
-      </w:pPr>
-      <w:r>
-        <w:t>“You heard it here</w:t>
-      </w:r>
-      <w:r>
-        <w:t xml:space="preserve"> </w:t>
-      </w:r>
-      <w:r>
-        <w:t>first</w:t>
-      </w:r>
-      <w:r>
-        <w:t>,” Bob s</w:t>
-      </w:r>
-      <w:r>
-        <w:t>aid</w:t>
-      </w:r>
-      <w:r>
-        <w:t>. “</w:t>
-      </w:r>
-      <w:r>
-        <w:t xml:space="preserve">I plan </w:t>
-      </w:r>
-      <w:r>
-        <w:t xml:space="preserve">on getting a yearly membership, and then will </w:t>
-      </w:r>
-      <w:r>
-        <w:t>spend a few weeks recording my experiences there. Is that allowed?”</w:t>
-      </w:r>
-    </w:p>
-    <w:p>
-      <w:pPr>
-        <w:pStyle w:val="Quote2"/>
-      </w:pPr>
-      <w:r>
-        <w:t>“</w:t>
-      </w:r>
-      <w:r>
-        <w:t>Absolutely</w:t>
-      </w:r>
-      <w:r>
-        <w:t xml:space="preserve">, Bob,” Dr. </w:t>
-      </w:r>
-      <w:r>
-        <w:t>Everworth</w:t>
-      </w:r>
-      <w:r>
-        <w:t xml:space="preserve"> </w:t>
-      </w:r>
-      <w:r>
-        <w:t>affirm</w:t>
-      </w:r>
-      <w:r>
-        <w:t>ed</w:t>
-      </w:r>
-      <w:r>
-        <w:t xml:space="preserve"> with a smile. “</w:t>
-      </w:r>
-      <w:r>
-        <w:t xml:space="preserve">We encourage sharing your experiences with the world. </w:t>
-      </w:r>
-      <w:r>
-        <w:t xml:space="preserve">Everyone’s travel </w:t>
-      </w:r>
-      <w:r>
-        <w:t>in our game world</w:t>
-      </w:r>
-      <w:r>
-        <w:t xml:space="preserve"> is 100% unique</w:t>
-      </w:r>
-      <w:r>
-        <w:t>.</w:t>
-      </w:r>
-    </w:p>
-    <w:p>
-      <w:pPr>
-        <w:pStyle w:val="Quote2"/>
-      </w:pPr>
-      <w:r>
-        <w:t xml:space="preserve">“The only exceptions are the </w:t>
-      </w:r>
-      <w:r>
-        <w:t>tutorial</w:t>
-      </w:r>
-      <w:r>
-        <w:t xml:space="preserve"> quests</w:t>
-      </w:r>
-      <w:r>
-        <w:t xml:space="preserve"> in the starter cit</w:t>
-      </w:r>
-      <w:r>
-        <w:t>ies</w:t>
-      </w:r>
-      <w:r>
-        <w:t>.”</w:t>
-      </w:r>
-    </w:p>
-    <w:p>
-      <w:pPr>
-        <w:pStyle w:val="Quote2"/>
-      </w:pPr>
-      <w:r>
-        <w:t xml:space="preserve">“Thank you for being on my show Dr. </w:t>
-      </w:r>
-      <w:r>
-        <w:t>Everworth</w:t>
-      </w:r>
-      <w:r>
-        <w:t>.”</w:t>
-      </w:r>
-    </w:p>
-    <w:p>
-      <w:pPr>
-        <w:pStyle w:val="Quote2"/>
-      </w:pPr>
-      <w:r>
-        <w:t>“</w:t>
-      </w:r>
-      <w:r>
-        <w:t>Absolutely</w:t>
-      </w:r>
-      <w:r>
-        <w:t xml:space="preserve"> Bob,” Dr. </w:t>
-      </w:r>
-      <w:r>
-        <w:t>Everworth</w:t>
-      </w:r>
-      <w:r>
-        <w:t xml:space="preserve"> replie</w:t>
-      </w:r>
-      <w:r>
-        <w:t>d</w:t>
-      </w:r>
-      <w:r>
-        <w:t xml:space="preserve"> with a smile.</w:t>
-      </w:r>
-    </w:p>
-    <w:p>
-      <w:pPr>
-        <w:pStyle w:val="Quote2"/>
-      </w:pPr>
-      <w:r>
-        <w:t xml:space="preserve">“Please see the description below for more details </w:t>
-      </w:r>
-      <w:r>
-        <w:t>on</w:t>
-      </w:r>
-      <w:r>
-        <w:t xml:space="preserve"> how to get tickets for </w:t>
-      </w:r>
-      <w:r>
-        <w:t xml:space="preserve">what </w:t>
-      </w:r>
-      <w:r>
-        <w:t>should be the most amazing MMORPG experience in the history of the world.”</w:t>
-      </w:r>
-    </w:p>
-    <w:p>
-      <w:r>
-        <w:t xml:space="preserve">I turned off the video with a shudder. </w:t>
-      </w:r>
-      <w:r>
-        <w:t>Dr. Everworth</w:t>
-      </w:r>
-      <w:r>
-        <w:t xml:space="preserve"> g</w:t>
-      </w:r>
-      <w:r>
-        <w:t>a</w:t>
-      </w:r>
-      <w:r>
-        <w:t>ve</w:t>
-      </w:r>
-      <w:r>
-        <w:t xml:space="preserve"> me the shivers, like a predator waiting for its next victim.</w:t>
-      </w:r>
-      <w:r>
-        <w:t xml:space="preserve"> He did</w:t>
-      </w:r>
-      <w:r>
-        <w:t>n’t hide his air of superiority, reminding me of a certain American president.</w:t>
-      </w:r>
-    </w:p>
-    <w:p>
-      <w:r>
-        <w:lastRenderedPageBreak/>
-        <w:t xml:space="preserve">“What do you think?” I </w:t>
-      </w:r>
-      <w:r>
-        <w:t>asked</w:t>
-      </w:r>
-      <w:r>
-        <w:t>.</w:t>
-      </w:r>
-    </w:p>
-    <w:p>
-      <w:r>
-        <w:t xml:space="preserve">“You’re too young,” </w:t>
-      </w:r>
-      <w:r>
-        <w:t>M</w:t>
-      </w:r>
-      <w:r>
-        <w:t>other declare</w:t>
-      </w:r>
-      <w:r>
-        <w:t>d</w:t>
-      </w:r>
-      <w:r>
-        <w:t>, “Besides, what about school?</w:t>
-      </w:r>
-      <w:r>
-        <w:t>”</w:t>
-      </w:r>
-    </w:p>
-    <w:p>
-      <w:r>
-        <w:t xml:space="preserve">“I am hoping to go in the summer </w:t>
-      </w:r>
-      <w:r>
-        <w:t>after</w:t>
-      </w:r>
-      <w:r>
-        <w:t xml:space="preserve"> school </w:t>
-      </w:r>
-      <w:r>
-        <w:t>finishes</w:t>
-      </w:r>
-      <w:r>
-        <w:t xml:space="preserve">. I’ll be </w:t>
-      </w:r>
-      <w:r>
-        <w:t>16</w:t>
-      </w:r>
-      <w:r>
-        <w:t xml:space="preserve"> by then</w:t>
-      </w:r>
-      <w:r>
-        <w:t xml:space="preserve">,” I </w:t>
-      </w:r>
-      <w:r>
-        <w:t>argued</w:t>
-      </w:r>
-      <w:r>
-        <w:t>.</w:t>
-      </w:r>
-    </w:p>
-    <w:p>
-      <w:r>
-        <w:t xml:space="preserve">“That man </w:t>
-      </w:r>
-      <w:r>
-        <w:t>gives me the willies</w:t>
-      </w:r>
-      <w:r>
-        <w:t xml:space="preserve">,” my </w:t>
-      </w:r>
-      <w:r>
-        <w:t>eldest</w:t>
-      </w:r>
-      <w:r>
-        <w:t xml:space="preserve"> sister </w:t>
-      </w:r>
-      <w:r>
-        <w:t>Emily</w:t>
-      </w:r>
-      <w:r>
-        <w:t xml:space="preserve"> s</w:t>
-      </w:r>
-      <w:r>
-        <w:t>aid</w:t>
-      </w:r>
-      <w:r>
-        <w:t>. “He’s like a demon.”</w:t>
-      </w:r>
-    </w:p>
-    <w:p>
-      <w:r>
-        <w:t xml:space="preserve">And yes, I’m second oldest. My other </w:t>
-      </w:r>
-      <w:r>
-        <w:t>2</w:t>
-      </w:r>
-      <w:r>
-        <w:t xml:space="preserve"> brothers and </w:t>
-      </w:r>
-      <w:r>
-        <w:t>2</w:t>
-      </w:r>
-      <w:r>
-        <w:t xml:space="preserve"> sisters agree</w:t>
-      </w:r>
-      <w:r>
-        <w:t>d</w:t>
-      </w:r>
-      <w:r>
-        <w:t xml:space="preserve"> that man </w:t>
-      </w:r>
-      <w:r>
-        <w:t>was</w:t>
-      </w:r>
-      <w:r>
-        <w:t xml:space="preserve"> evil. </w:t>
-      </w:r>
-      <w:r>
-        <w:t>Including</w:t>
-      </w:r>
-      <w:r>
-        <w:t xml:space="preserve"> my youngest sister Rainbow, who </w:t>
-      </w:r>
-      <w:r>
-        <w:t xml:space="preserve">just turned </w:t>
-      </w:r>
-      <w:r>
-        <w:t>3</w:t>
-      </w:r>
-      <w:r>
-        <w:t xml:space="preserve"> years old</w:t>
-      </w:r>
-      <w:r>
-        <w:t>.</w:t>
-      </w:r>
-      <w:r>
-        <w:t xml:space="preserve"> “He’s a bad man.”</w:t>
-      </w:r>
-    </w:p>
-    <w:p>
-      <w:r>
-        <w:t xml:space="preserve">“I agree,” </w:t>
-      </w:r>
-      <w:r>
-        <w:t xml:space="preserve">Grammy </w:t>
-      </w:r>
-      <w:r>
-        <w:t>sa</w:t>
-      </w:r>
-      <w:r>
-        <w:t>id</w:t>
-      </w:r>
-      <w:r>
-        <w:t>. “</w:t>
-      </w:r>
-      <w:r>
-        <w:t>I don’t think you should deal with these people</w:t>
-      </w:r>
-      <w:r>
-        <w:t>.”</w:t>
-      </w:r>
-    </w:p>
-    <w:p>
-      <w:r>
-        <w:t>“It doesn’t matter what kind of people they are,” I argue</w:t>
-      </w:r>
-      <w:r>
-        <w:t>d</w:t>
-      </w:r>
-      <w:r>
-        <w:t xml:space="preserve">. “There is no way the Australian or any other government would approve it </w:t>
-      </w:r>
-      <w:r>
-        <w:t xml:space="preserve">if it </w:t>
-      </w:r>
-      <w:r>
-        <w:t>weren’t safe.”</w:t>
-      </w:r>
-    </w:p>
-    <w:p>
-      <w:r>
-        <w:t>No one could deny that.</w:t>
-      </w:r>
-    </w:p>
-    <w:p>
-      <w:r>
-        <w:t>“</w:t>
-      </w:r>
-      <w:r>
-        <w:t xml:space="preserve">I already have a </w:t>
-      </w:r>
-      <w:r>
-        <w:t xml:space="preserve">neuralnet </w:t>
-      </w:r>
-      <w:r>
-        <w:t xml:space="preserve">and </w:t>
-      </w:r>
-      <w:r>
-        <w:t xml:space="preserve">I already saved up enough </w:t>
-      </w:r>
-      <w:r>
-        <w:t>money</w:t>
-      </w:r>
-      <w:r>
-        <w:t xml:space="preserve"> </w:t>
-      </w:r>
-      <w:r>
-        <w:t xml:space="preserve">for the </w:t>
-      </w:r>
-      <w:r>
-        <w:t xml:space="preserve">yearly </w:t>
-      </w:r>
-      <w:r>
-        <w:t>membership. It’s only</w:t>
-      </w:r>
-      <w:r>
-        <w:t xml:space="preserve"> until school begins in the fall</w:t>
-      </w:r>
-      <w:r>
-        <w:t>. What better way to spend the summer than getting firsthand experience o</w:t>
-      </w:r>
-      <w:r>
-        <w:t>n</w:t>
-      </w:r>
-      <w:r>
-        <w:t xml:space="preserve"> a subject I will be work</w:t>
-      </w:r>
-      <w:r>
-        <w:t>ing on for the rest of my life?</w:t>
-      </w:r>
-    </w:p>
-    <w:p>
-      <w:r>
-        <w:t>“You already know I always get excellent grades in school.”</w:t>
-      </w:r>
-    </w:p>
-    <w:p>
-      <w:r>
-        <w:t xml:space="preserve">In case you are </w:t>
-      </w:r>
-      <w:r>
-        <w:t>wondering</w:t>
-      </w:r>
-      <w:r>
-        <w:t>, I’m learning how to make games</w:t>
-      </w:r>
-      <w:r>
-        <w:t xml:space="preserve"> in my spare time</w:t>
-      </w:r>
-      <w:r>
-        <w:t>.</w:t>
-      </w:r>
-      <w:r>
-        <w:t xml:space="preserve"> I believe gaming is the future of </w:t>
-      </w:r>
-      <w:r>
-        <w:t>entertainment</w:t>
-      </w:r>
-      <w:r>
-        <w:t xml:space="preserve">. With AI </w:t>
-      </w:r>
-      <w:r>
-        <w:t>firmly entrenched in life</w:t>
-      </w:r>
-      <w:r>
-        <w:t>, what else is there for a person to do?</w:t>
-      </w:r>
-    </w:p>
-    <w:p>
-      <w:r>
-        <w:lastRenderedPageBreak/>
-        <w:t>And yes</w:t>
-      </w:r>
-      <w:r>
-        <w:t xml:space="preserve">, with the use of AI, games practically write themselves. All I need to do is </w:t>
-      </w:r>
-      <w:r>
-        <w:t xml:space="preserve">supply the </w:t>
-      </w:r>
-      <w:r>
-        <w:t>prompts for what I want the game to be like.</w:t>
-      </w:r>
-      <w:r>
-        <w:t xml:space="preserve"> World building is fun.</w:t>
-      </w:r>
-    </w:p>
-    <w:p>
-      <w:r>
-        <w:t xml:space="preserve">I recently started a channel dedicated to gaming. </w:t>
-      </w:r>
-      <w:r>
-        <w:t>My fans love it when I play on extreme mode. They also love my banter.</w:t>
-      </w:r>
-    </w:p>
-    <w:p>
-      <w:r>
-        <w:t>Unfortunately,</w:t>
-      </w:r>
-      <w:r>
-        <w:t xml:space="preserve"> I’m limited in how much I can play. </w:t>
-      </w:r>
-      <w:r>
-        <w:t>I can only play 1</w:t>
-      </w:r>
-      <w:r>
-        <w:t xml:space="preserve"> hour </w:t>
-      </w:r>
-      <w:r>
-        <w:t xml:space="preserve">on </w:t>
-      </w:r>
-      <w:r>
-        <w:t xml:space="preserve">weekdays, and </w:t>
-      </w:r>
-      <w:r>
-        <w:t>2 hours</w:t>
-      </w:r>
-      <w:r>
-        <w:t xml:space="preserve"> on</w:t>
-      </w:r>
-      <w:r>
-        <w:t xml:space="preserve"> </w:t>
-      </w:r>
-      <w:r>
-        <w:t>weekends</w:t>
-      </w:r>
-      <w:r>
-        <w:t>.</w:t>
-      </w:r>
-      <w:r>
-        <w:t xml:space="preserve"> Thank God for my AI trainer, which really helped me sharpen my gaming skills.</w:t>
-      </w:r>
-    </w:p>
-    <w:p>
-      <w:r>
-        <w:t xml:space="preserve">“I don’t know,” </w:t>
-      </w:r>
-      <w:r>
-        <w:t xml:space="preserve">Mother </w:t>
-      </w:r>
-      <w:r>
-        <w:t>grumble</w:t>
-      </w:r>
-      <w:r>
-        <w:t>d</w:t>
-      </w:r>
-      <w:r>
-        <w:t>. “You already spend too much time with your computers</w:t>
-      </w:r>
-      <w:r>
-        <w:t xml:space="preserve"> and video games</w:t>
-      </w:r>
-      <w:r>
-        <w:t>. When will you get regular friends</w:t>
-      </w:r>
-      <w:r>
-        <w:t>?</w:t>
-      </w:r>
-      <w:r>
-        <w:t xml:space="preserve"> </w:t>
-      </w:r>
-      <w:r>
-        <w:t xml:space="preserve">And I don’t mind you getting </w:t>
-      </w:r>
-      <w:r>
-        <w:t xml:space="preserve">a girl or </w:t>
-      </w:r>
-      <w:r>
-        <w:t xml:space="preserve">a </w:t>
-      </w:r>
-      <w:r>
-        <w:t>boy friend</w:t>
-      </w:r>
-      <w:r>
-        <w:t xml:space="preserve"> </w:t>
-      </w:r>
-      <w:r>
-        <w:t>as long as it</w:t>
-      </w:r>
-      <w:r>
-        <w:t xml:space="preserve"> doesn’t interfere with schooling</w:t>
-      </w:r>
-      <w:r>
-        <w:t>.</w:t>
-      </w:r>
-      <w:r>
-        <w:t>”</w:t>
-      </w:r>
-    </w:p>
-    <w:p>
-      <w:r>
-        <w:t xml:space="preserve">“That shouldn’t be a problem since </w:t>
-      </w:r>
-      <w:r>
-        <w:t>Luke Solarsmith</w:t>
-      </w:r>
-      <w:r>
-        <w:t xml:space="preserve"> is a handsome young man,” </w:t>
-      </w:r>
-      <w:r>
-        <w:t>Gigi</w:t>
-      </w:r>
-      <w:r>
-        <w:t xml:space="preserve"> </w:t>
-      </w:r>
-      <w:r>
-        <w:t>declare</w:t>
-      </w:r>
-      <w:r>
-        <w:t>d</w:t>
-      </w:r>
-      <w:r>
-        <w:t xml:space="preserve"> proudly</w:t>
-      </w:r>
-      <w:r>
-        <w:t>.</w:t>
-      </w:r>
-    </w:p>
-    <w:p>
-      <w:r>
-        <w:t xml:space="preserve">As you can guess I’m not very social. Little babies love me, as well as old people. However, for some reason </w:t>
-      </w:r>
-      <w:r>
-        <w:t>people</w:t>
-      </w:r>
-      <w:r>
-        <w:t xml:space="preserve"> my age ignore me.</w:t>
-      </w:r>
-    </w:p>
-    <w:p>
-      <w:r>
-        <w:t xml:space="preserve">Or maybe </w:t>
-      </w:r>
-      <w:r>
-        <w:t xml:space="preserve">as </w:t>
-      </w:r>
-      <w:r>
-        <w:t>M</w:t>
-      </w:r>
-      <w:r>
-        <w:t xml:space="preserve">other would </w:t>
-      </w:r>
-      <w:r>
-        <w:t>say</w:t>
-      </w:r>
-      <w:r>
-        <w:t>, I don’t make the effort</w:t>
-      </w:r>
-      <w:r>
-        <w:t>.</w:t>
-      </w:r>
-    </w:p>
-    <w:p>
-      <w:r>
-        <w:t>“I will be meeting actual people there,” I point</w:t>
-      </w:r>
-      <w:r>
-        <w:t>ed</w:t>
-      </w:r>
-      <w:r>
-        <w:t xml:space="preserve"> out.</w:t>
-      </w:r>
-      <w:r>
-        <w:t xml:space="preserve"> “Also, according to the web </w:t>
-      </w:r>
-      <w:r>
-        <w:t>site</w:t>
-      </w:r>
-      <w:r>
-        <w:t>, the system encourages social interaction. Many boss</w:t>
-      </w:r>
-      <w:r>
-        <w:t xml:space="preserve"> battles </w:t>
-      </w:r>
-      <w:r>
-        <w:t>are designed for team play</w:t>
-      </w:r>
-      <w:r>
-        <w:t>.</w:t>
-      </w:r>
-    </w:p>
-    <w:p>
-      <w:r>
-        <w:t>“Don’t forget, this is physical. That means I will have plenty of exercise,” I sa</w:t>
-      </w:r>
-      <w:r>
-        <w:t>id</w:t>
-      </w:r>
-      <w:r>
-        <w:t>, completing my pitch.</w:t>
-      </w:r>
-    </w:p>
-    <w:p>
-      <w:r>
         <w:t xml:space="preserve">“We’ll think about it,” </w:t>
       </w:r>
       <w:r>
@@ -3797,7 +3817,7 @@
       <w:pPr>
         <w:pStyle w:val="H2"/>
       </w:pPr>
-      <w:bookmarkStart w:id="2" w:name="_Toc205828797"/>
+      <w:bookmarkStart w:id="2" w:name="_Toc213012777"/>
       <w:r>
         <w:lastRenderedPageBreak/>
         <w:t xml:space="preserve">Let the </w:t>
@@ -4043,6 +4063,9 @@
       <w:r>
         <w:t>But why use nautical miles instead of kilometers?</w:t>
       </w:r>
+      <w:r>
+        <w:t xml:space="preserve"> Who knew? Perhaps they wanted more space and still keep 666.</w:t>
+      </w:r>
     </w:p>
     <w:p>
       <w:r>
@@ -4093,7 +4116,10 @@
         <w:t xml:space="preserve"> on the world’s major deserts, away from any population c</w:t>
       </w:r>
       <w:r>
-        <w:t>entered</w:t>
+        <w:t>enter</w:t>
+      </w:r>
+      <w:r>
+        <w:t>s</w:t>
       </w:r>
       <w:r>
         <w:t>.</w:t>
@@ -4110,7 +4136,13 @@
     </w:p>
     <w:p>
       <w:r>
-        <w:t>Of course quite a few people were displaced, some quite forcibly. Mainstream media never covered that.</w:t>
+        <w:t xml:space="preserve">Of course </w:t>
+      </w:r>
+      <w:r>
+        <w:t>millions of people</w:t>
+      </w:r>
+      <w:r>
+        <w:t xml:space="preserve"> were displaced, some quite forcibly. Mainstream media never covered that.</w:t>
       </w:r>
     </w:p>
     <w:p>
@@ -4298,10 +4330,10 @@
     <w:p>
       <w:r>
         <w:lastRenderedPageBreak/>
-        <w:t>For whatever reason</w:t>
-      </w:r>
-      <w:r>
-        <w:t>, my plane was filled entirely with teenagers.</w:t>
+        <w:t>M</w:t>
+      </w:r>
+      <w:r>
+        <w:t>y plane was filled entirely with teenagers.</w:t>
       </w:r>
     </w:p>
     <w:p>
@@ -4326,12 +4358,24 @@
     </w:p>
     <w:p>
       <w:r>
-        <w:t>The plane started descending.</w:t>
-      </w:r>
-    </w:p>
-    <w:p>
-      <w:r>
-        <w:t>I started my commentary for my next video. My AI helper would edit the footage before posting.</w:t>
+        <w:t>The plane descend</w:t>
+      </w:r>
+      <w:r>
+        <w:t>ed</w:t>
+      </w:r>
+      <w:r>
+        <w:t>.</w:t>
+      </w:r>
+    </w:p>
+    <w:p>
+      <w:r>
+        <w:t xml:space="preserve">I </w:t>
+      </w:r>
+      <w:r>
+        <w:t>began</w:t>
+      </w:r>
+      <w:r>
+        <w:t xml:space="preserve"> my commentary for my next video. My AI helper would edit the footage before posting.</w:t>
       </w:r>
     </w:p>
     <w:p>
@@ -4357,7 +4401,13 @@
         <w:t>the question</w:t>
       </w:r>
       <w:r>
-        <w:t xml:space="preserve">, and I will soon </w:t>
+        <w:t>, and I w</w:t>
+      </w:r>
+      <w:r>
+        <w:t>ould</w:t>
+      </w:r>
+      <w:r>
+        <w:t xml:space="preserve"> soon </w:t>
       </w:r>
       <w:r>
         <w:t>know the answer</w:t>
@@ -4413,13 +4463,10 @@
     </w:p>
     <w:p>
       <w:r>
-        <w:t>I sen</w:t>
-      </w:r>
-      <w:r>
-        <w:t>t</w:t>
-      </w:r>
-      <w:r>
-        <w:t xml:space="preserve"> my mum a text message, </w:t>
+        <w:t>No longer aboard, I was able to send a text message</w:t>
+      </w:r>
+      <w:r>
+        <w:t xml:space="preserve">, </w:t>
       </w:r>
       <w:r>
         <w:t>sa</w:t>
@@ -4431,7 +4478,13 @@
         <w:t>ing I arrived safely.</w:t>
       </w:r>
       <w:r>
-        <w:t xml:space="preserve"> She replie</w:t>
+        <w:t xml:space="preserve"> </w:t>
+      </w:r>
+      <w:r>
+        <w:t>My mum</w:t>
+      </w:r>
+      <w:r>
+        <w:t xml:space="preserve"> replie</w:t>
       </w:r>
       <w:r>
         <w:t>d</w:t>
@@ -4896,7 +4949,13 @@
         <w:t xml:space="preserve"> clothes.</w:t>
       </w:r>
       <w:r>
-        <w:t xml:space="preserve"> I was surrounded by cute girls. I was a beloved king.</w:t>
+        <w:t xml:space="preserve"> I was surrounded by cute girls. I was a beloved </w:t>
+      </w:r>
+      <w:r>
+        <w:t>prince</w:t>
+      </w:r>
+      <w:r>
+        <w:t>.</w:t>
       </w:r>
     </w:p>
     <w:p>
@@ -5344,6 +5403,9 @@
         <w:t xml:space="preserve"> </w:t>
       </w:r>
       <w:r>
+        <w:t xml:space="preserve">for </w:t>
+      </w:r>
+      <w:r>
         <w:t xml:space="preserve">minors </w:t>
       </w:r>
       <w:r>
@@ -5505,31 +5567,25 @@
         <w:t>ped</w:t>
       </w:r>
       <w:r>
-        <w:t xml:space="preserve"> through designs and settle</w:t>
-      </w:r>
-      <w:r>
-        <w:t>d</w:t>
-      </w:r>
-      <w:r>
-        <w:t xml:space="preserve"> on a </w:t>
-      </w:r>
-      <w:r>
-        <w:t xml:space="preserve">black </w:t>
-      </w:r>
-      <w:r>
-        <w:t xml:space="preserve">background with </w:t>
+        <w:t xml:space="preserve"> through designs</w:t>
+      </w:r>
+      <w:r>
+        <w:t>, then asked for one with</w:t>
+      </w:r>
+      <w:r>
+        <w:t xml:space="preserve"> a </w:t>
+      </w:r>
+      <w:r>
+        <w:t xml:space="preserve">raven theme. From the list I selected a black background </w:t>
+      </w:r>
+      <w:r>
+        <w:t xml:space="preserve">with </w:t>
       </w:r>
       <w:r>
         <w:t xml:space="preserve">the </w:t>
       </w:r>
       <w:r>
-        <w:t>silhouette</w:t>
-      </w:r>
-      <w:r>
-        <w:t>s</w:t>
-      </w:r>
-      <w:r>
-        <w:t xml:space="preserve"> </w:t>
+        <w:t xml:space="preserve">silhouette </w:t>
       </w:r>
       <w:r>
         <w:t xml:space="preserve">of </w:t>
@@ -5540,23 +5596,11 @@
       <w:r>
         <w:t>ravens.</w:t>
       </w:r>
-      <w:r>
-        <w:t xml:space="preserve"> I look</w:t>
-      </w:r>
-      <w:r>
-        <w:t>ed</w:t>
-      </w:r>
-      <w:r>
-        <w:t xml:space="preserve"> in the mirror. My top and shorts </w:t>
-      </w:r>
-      <w:r>
-        <w:t>were</w:t>
-      </w:r>
-      <w:r>
-        <w:t xml:space="preserve"> good enough for the beach.</w:t>
-      </w:r>
-    </w:p>
-    <w:p>
+    </w:p>
+    <w:p>
+      <w:r>
+        <w:t xml:space="preserve">Satisfied, </w:t>
+      </w:r>
       <w:r>
         <w:t>I click</w:t>
       </w:r>
@@ -7209,7 +7253,13 @@
         <w:t xml:space="preserve"> things rationally. </w:t>
       </w:r>
       <w:r>
-        <w:t xml:space="preserve">There’s no way </w:t>
+        <w:t>There</w:t>
+      </w:r>
+      <w:r>
+        <w:t xml:space="preserve"> was</w:t>
+      </w:r>
+      <w:r>
+        <w:t xml:space="preserve"> no way </w:t>
       </w:r>
       <w:r>
         <w:t xml:space="preserve">world </w:t>
@@ -7325,13 +7375,13 @@
     </w:p>
     <w:p>
       <w:r>
-        <w:t>I check</w:t>
-      </w:r>
-      <w:r>
-        <w:t>ed</w:t>
-      </w:r>
-      <w:r>
-        <w:t xml:space="preserve"> the Internet. Unfortunately, it </w:t>
+        <w:t xml:space="preserve">I </w:t>
+      </w:r>
+      <w:r>
+        <w:t>asked my AI assistant</w:t>
+      </w:r>
+      <w:r>
+        <w:t xml:space="preserve">. Unfortunately, it </w:t>
       </w:r>
       <w:r>
         <w:t>was</w:t>
@@ -8478,7 +8528,10 @@
     </w:p>
     <w:p>
       <w:r>
-        <w:t>An icon started flashing</w:t>
+        <w:t>An icon flash</w:t>
+      </w:r>
+      <w:r>
+        <w:t>ed</w:t>
       </w:r>
       <w:r>
         <w:t xml:space="preserve"> and </w:t>
@@ -8601,7 +8654,25 @@
     </w:p>
     <w:p>
       <w:r>
-        <w:t xml:space="preserve">That figures. The best time to charge is when your customer needs something </w:t>
+        <w:t>That figure</w:t>
+      </w:r>
+      <w:r>
+        <w:t>d</w:t>
+      </w:r>
+      <w:r>
+        <w:t xml:space="preserve">. The best time to charge </w:t>
+      </w:r>
+      <w:r>
+        <w:t>was</w:t>
+      </w:r>
+      <w:r>
+        <w:t xml:space="preserve"> when your customer need</w:t>
+      </w:r>
+      <w:r>
+        <w:t>ed</w:t>
+      </w:r>
+      <w:r>
+        <w:t xml:space="preserve"> something </w:t>
       </w:r>
       <w:r>
         <w:t xml:space="preserve">the </w:t>
@@ -8932,7 +9003,13 @@
     </w:p>
     <w:p>
       <w:r>
-        <w:t>Haddock stepped onto the platform at the front of the ship (Bow I suppose) and greeted everyone.</w:t>
+        <w:t>Haddock stepped onto the platform at the front of the ship (Bow I suppose</w:t>
+      </w:r>
+      <w:r>
+        <w:t>d</w:t>
+      </w:r>
+      <w:r>
+        <w:t>) and greeted everyone.</w:t>
       </w:r>
     </w:p>
     <w:p>
@@ -34109,7 +34186,7 @@
       <w:pPr>
         <w:pStyle w:val="H2"/>
       </w:pPr>
-      <w:bookmarkStart w:id="3" w:name="_Toc205828798"/>
+      <w:bookmarkStart w:id="3" w:name="_Toc213012778"/>
       <w:r>
         <w:lastRenderedPageBreak/>
         <w:t>Dungeons, Dungeons, Everywhere</w:t>
@@ -42867,7 +42944,7 @@
       <w:pPr>
         <w:pStyle w:val="H2"/>
       </w:pPr>
-      <w:bookmarkStart w:id="5" w:name="_Toc205828799"/>
+      <w:bookmarkStart w:id="5" w:name="_Toc213012779"/>
       <w:r>
         <w:lastRenderedPageBreak/>
         <w:t>Making new Friends</w:t>
@@ -45541,7 +45618,7 @@
       <w:pPr>
         <w:pStyle w:val="H2"/>
       </w:pPr>
-      <w:bookmarkStart w:id="6" w:name="_Toc205828800"/>
+      <w:bookmarkStart w:id="6" w:name="_Toc213012780"/>
       <w:r>
         <w:lastRenderedPageBreak/>
         <w:t>Terra Plana</w:t>
@@ -47432,7 +47509,7 @@
       <w:pPr>
         <w:pStyle w:val="H2"/>
       </w:pPr>
-      <w:bookmarkStart w:id="7" w:name="_Toc205828801"/>
+      <w:bookmarkStart w:id="7" w:name="_Toc213012781"/>
       <w:r>
         <w:lastRenderedPageBreak/>
         <w:t>A whole New World</w:t>
@@ -51166,7 +51243,7 @@
             <w:rPr>
               <w:noProof/>
             </w:rPr>
-            <w:t>101</w:t>
+            <w:t>27</w:t>
           </w:r>
         </w:fldSimple>
       </w:p>
@@ -51361,7 +51438,7 @@
         <v:path o:extrusionok="f" gradientshapeok="t" o:connecttype="rect"/>
         <o:lock v:ext="edit" aspectratio="t"/>
       </v:shapetype>
-      <v:shape id="_x0000_i1068" type="#_x0000_t75" style="width:3in;height:3in;visibility:visible" o:bullet="t">
+      <v:shape id="_x0000_i1037" type="#_x0000_t75" style="width:3in;height:3in;visibility:visible" o:bullet="t">
         <v:imagedata r:id="rId1" o:title="MC900065312[1]"/>
       </v:shape>
     </w:pict>
@@ -53716,7 +53793,7 @@
 </file>
 
 <file path=customXml/itemProps1.xml><?xml version="1.0" encoding="utf-8"?>
-<ds:datastoreItem xmlns:ds="http://schemas.openxmlformats.org/officeDocument/2006/customXml" ds:itemID="{AC38253C-335E-4648-BA1E-26A0234A2495}">
+<ds:datastoreItem xmlns:ds="http://schemas.openxmlformats.org/officeDocument/2006/customXml" ds:itemID="{41960A35-EA5A-4AC2-BC68-929367CE518C}">
   <ds:schemaRefs>
     <ds:schemaRef ds:uri="http://schemas.openxmlformats.org/officeDocument/2006/bibliography"/>
   </ds:schemaRefs>

--- a/Books/RPG_Books/ThePrincessAndThePlayer/Book_ThePrincessAndThePlayer.docx
+++ b/Books/RPG_Books/ThePrincessAndThePlayer/Book_ThePrincessAndThePlayer.docx
@@ -1119,7 +1119,7 @@
           <w:noProof/>
         </w:rPr>
         <w:pict>
-          <v:shape id="Picture 3" o:spid="_x0000_i1025" type="#_x0000_t75" style="width:22.5pt;height:8.2pt;visibility:visible" o:bullet="t">
+          <v:shape id="Picture 3" o:spid="_x0000_i1025" type="#_x0000_t75" style="width:22.45pt;height:8.4pt;visibility:visible" o:bullet="t">
             <v:imagedata r:id="rId13" o:title="MC900065312[1]"/>
           </v:shape>
         </w:pict>
@@ -53014,28 +53014,31 @@
       <w:r>
         <w:t xml:space="preserve">“This is nothing like our food,” Annie said. </w:t>
       </w:r>
+      <w:r>
+        <w:t>“This stuff is bland and lifeless.”</w:t>
+      </w:r>
+    </w:p>
+    <w:p>
+      <w:r>
+        <w:t>“That makes sense,” I said. “This is catered to players and they are selling an experience.”</w:t>
+      </w:r>
+    </w:p>
+    <w:p>
+      <w:r>
+        <w:t>“Well you now have access to my country, so you can try what real food is there,” Annie said.</w:t>
+      </w:r>
     </w:p>
     <w:p/>
     <w:p/>
-    <w:p>
-      <w:r>
-        <w:t xml:space="preserve">While </w:t>
-      </w:r>
-      <w:r>
-        <w:t>eating</w:t>
-      </w:r>
-      <w:r>
-        <w:t xml:space="preserve"> </w:t>
-      </w:r>
-      <w:proofErr w:type="gramStart"/>
-      <w:r>
-        <w:t>we</w:t>
-      </w:r>
-      <w:proofErr w:type="gramEnd"/>
-      <w:r>
-        <w:t xml:space="preserve"> discussed battle plans.</w:t>
-      </w:r>
-    </w:p>
+    <w:p/>
+    <w:p>
+      <w:r>
+        <w:t>While eating, we discussed battle plans.</w:t>
+      </w:r>
+    </w:p>
+    <w:p/>
+    <w:p/>
+    <w:p/>
     <w:p>
       <w:r>
         <w:t xml:space="preserve">After lunch we sold our loot, minus the </w:t>
@@ -53402,7 +53405,7 @@
         <v:path o:extrusionok="f" gradientshapeok="t" o:connecttype="rect"/>
         <o:lock v:ext="edit" aspectratio="t"/>
       </v:shapetype>
-      <v:shape id="_x0000_i1226" type="#_x0000_t75" style="width:3in;height:3in;visibility:visible" o:bullet="t">
+      <v:shape id="_x0000_i1233" type="#_x0000_t75" style="width:3in;height:3in;visibility:visible" o:bullet="t">
         <v:imagedata r:id="rId1" o:title="MC900065312[1]"/>
       </v:shape>
     </w:pict>
@@ -55757,7 +55760,7 @@
 </file>
 
 <file path=customXml/itemProps1.xml><?xml version="1.0" encoding="utf-8"?>
-<ds:datastoreItem xmlns:ds="http://schemas.openxmlformats.org/officeDocument/2006/customXml" ds:itemID="{CF4327AF-A416-42C4-94F8-8AC020F9E05D}">
+<ds:datastoreItem xmlns:ds="http://schemas.openxmlformats.org/officeDocument/2006/customXml" ds:itemID="{FA976024-DE30-4BBF-8855-D8240DD04E4F}">
   <ds:schemaRefs>
     <ds:schemaRef ds:uri="http://schemas.openxmlformats.org/officeDocument/2006/bibliography"/>
   </ds:schemaRefs>

--- a/Books/RPG_Books/ThePrincessAndThePlayer/Book_ThePrincessAndThePlayer.docx
+++ b/Books/RPG_Books/ThePrincessAndThePlayer/Book_ThePrincessAndThePlayer.docx
@@ -2383,7 +2383,16 @@
         <w:pStyle w:val="Quote2"/>
       </w:pPr>
       <w:r>
-        <w:t>“That’s the funny thing</w:t>
+        <w:t>“That</w:t>
+      </w:r>
+      <w:r>
+        <w:t xml:space="preserve"> shouldn’t</w:t>
+      </w:r>
+      <w:r>
+        <w:t xml:space="preserve"> </w:t>
+      </w:r>
+      <w:r>
+        <w:t>be a problem</w:t>
       </w:r>
       <w:r>
         <w:t>,</w:t>
@@ -2404,10 +2413,19 @@
         <w:t>. “</w:t>
       </w:r>
       <w:r>
-        <w:t>Tiny</w:t>
-      </w:r>
-      <w:r>
-        <w:t xml:space="preserve"> quantities of virtual matter seem safe</w:t>
+        <w:t>Studies show t</w:t>
+      </w:r>
+      <w:r>
+        <w:t>iny</w:t>
+      </w:r>
+      <w:r>
+        <w:t xml:space="preserve"> quantities of virtual matter </w:t>
+      </w:r>
+      <w:r>
+        <w:t>are</w:t>
+      </w:r>
+      <w:r>
+        <w:t xml:space="preserve"> safe</w:t>
       </w:r>
       <w:r>
         <w:t xml:space="preserve"> to eat</w:t>
@@ -3691,13 +3709,8 @@
         <w:t>.</w:t>
       </w:r>
       <w:r>
-        <w:t xml:space="preserve"> Thank God for my AI trainer, </w:t>
-      </w:r>
-      <w:proofErr w:type="gramStart"/>
-      <w:r>
-        <w:t>which really helped me sharpen my gaming skills.</w:t>
-      </w:r>
-      <w:proofErr w:type="gramEnd"/>
+        <w:t xml:space="preserve"> Thank God for my AI trainer, which helped me sharpen my gaming skills.</w:t>
+      </w:r>
     </w:p>
     <w:p>
       <w:r>
@@ -3816,6 +3829,9 @@
       </w:r>
       <w:r>
         <w:t>.</w:t>
+      </w:r>
+      <w:r>
+        <w:t xml:space="preserve"> I am always busy.</w:t>
       </w:r>
     </w:p>
     <w:p>
@@ -53038,7 +53054,7 @@
             <w:rPr>
               <w:noProof/>
             </w:rPr>
-            <w:t>4</w:t>
+            <w:t>10</w:t>
           </w:r>
         </w:fldSimple>
       </w:p>
@@ -53069,7 +53085,7 @@
             <w:rPr>
               <w:noProof/>
             </w:rPr>
-            <w:t>5</w:t>
+            <w:t>11</w:t>
           </w:r>
         </w:fldSimple>
       </w:p>
@@ -53264,7 +53280,7 @@
         <v:path o:extrusionok="f" gradientshapeok="t" o:connecttype="rect"/>
         <o:lock v:ext="edit" aspectratio="t"/>
       </v:shapetype>
-      <v:shape id="_x0000_i1037" type="#_x0000_t75" style="width:3in;height:3in;visibility:visible" o:bullet="t">
+      <v:shape id="_x0000_i1042" type="#_x0000_t75" style="width:3in;height:3in;visibility:visible" o:bullet="t">
         <v:imagedata r:id="rId1" o:title="MC900065312[1]"/>
       </v:shape>
     </w:pict>
@@ -55619,7 +55635,7 @@
 </file>
 
 <file path=customXml/itemProps1.xml><?xml version="1.0" encoding="utf-8"?>
-<ds:datastoreItem xmlns:ds="http://schemas.openxmlformats.org/officeDocument/2006/customXml" ds:itemID="{E9AFADEF-6739-48F9-8CC8-9E4FB94BA1AF}">
+<ds:datastoreItem xmlns:ds="http://schemas.openxmlformats.org/officeDocument/2006/customXml" ds:itemID="{C542B7A4-1B19-4197-878D-B7EF7259EC49}">
   <ds:schemaRefs>
     <ds:schemaRef ds:uri="http://schemas.openxmlformats.org/officeDocument/2006/bibliography"/>
   </ds:schemaRefs>

--- a/Books/RPG_Books/ThePrincessAndThePlayer/Book_ThePrincessAndThePlayer.docx
+++ b/Books/RPG_Books/ThePrincessAndThePlayer/Book_ThePrincessAndThePlayer.docx
@@ -5064,7 +5064,7 @@
         <w:t>aw</w:t>
       </w:r>
       <w:r>
-        <w:t xml:space="preserve"> themselves. I briefly </w:t>
+        <w:t xml:space="preserve"> themselves. I </w:t>
       </w:r>
       <w:r>
         <w:t>wondered</w:t>
@@ -5207,7 +5207,10 @@
     </w:p>
     <w:p>
       <w:r>
-        <w:t>A moment later the key disappear</w:t>
+        <w:t>T</w:t>
+      </w:r>
+      <w:r>
+        <w:t>he key disappear</w:t>
       </w:r>
       <w:r>
         <w:t>ed</w:t>
@@ -53271,7 +53274,7 @@
         <v:path o:extrusionok="f" gradientshapeok="t" o:connecttype="rect"/>
         <o:lock v:ext="edit" aspectratio="t"/>
       </v:shapetype>
-      <v:shape id="_x0000_i1053" type="#_x0000_t75" style="width:3in;height:3in;visibility:visible" o:bullet="t">
+      <v:shape id="_x0000_i1054" type="#_x0000_t75" style="width:3in;height:3in;visibility:visible" o:bullet="t">
         <v:imagedata r:id="rId1" o:title="MC900065312[1]"/>
       </v:shape>
     </w:pict>
@@ -55626,7 +55629,7 @@
 </file>
 
 <file path=customXml/itemProps1.xml><?xml version="1.0" encoding="utf-8"?>
-<ds:datastoreItem xmlns:ds="http://schemas.openxmlformats.org/officeDocument/2006/customXml" ds:itemID="{A352D3B0-D631-4CF0-8FAD-952F17C48158}">
+<ds:datastoreItem xmlns:ds="http://schemas.openxmlformats.org/officeDocument/2006/customXml" ds:itemID="{5446367D-7DB7-46EC-8A20-FA836F8EF18B}">
   <ds:schemaRefs>
     <ds:schemaRef ds:uri="http://schemas.openxmlformats.org/officeDocument/2006/bibliography"/>
   </ds:schemaRefs>

--- a/Books/RPG_Books/ThePrincessAndThePlayer/Book_ThePrincessAndThePlayer.docx
+++ b/Books/RPG_Books/ThePrincessAndThePlayer/Book_ThePrincessAndThePlayer.docx
@@ -12551,7 +12551,13 @@
     </w:p>
     <w:p>
       <w:r>
-        <w:t>“Also, the number of players is skyrocketing</w:t>
+        <w:t xml:space="preserve">“Also, the number of players </w:t>
+      </w:r>
+      <w:r>
+        <w:t xml:space="preserve">entering our country </w:t>
+      </w:r>
+      <w:r>
+        <w:t>is skyrocketing</w:t>
       </w:r>
       <w:r>
         <w:t xml:space="preserve"> and is affecting people</w:t>
@@ -12877,7 +12883,13 @@
         <w:t>I was</w:t>
       </w:r>
       <w:r>
-        <w:t xml:space="preserve"> playing a video game. There </w:t>
+        <w:t xml:space="preserve"> playing a video game</w:t>
+      </w:r>
+      <w:r>
+        <w:t xml:space="preserve"> in a humongous holodeck</w:t>
+      </w:r>
+      <w:r>
+        <w:t xml:space="preserve">. There </w:t>
       </w:r>
       <w:r>
         <w:t>was</w:t>
@@ -12888,10 +12900,7 @@
     </w:p>
     <w:p>
       <w:r>
-        <w:t>So</w:t>
-      </w:r>
-      <w:r>
-        <w:t xml:space="preserve"> I head</w:t>
+        <w:t>I head</w:t>
       </w:r>
       <w:r>
         <w:t>ed</w:t>
@@ -12958,7 +12967,19 @@
         <w:t>ied</w:t>
       </w:r>
       <w:r>
-        <w:t xml:space="preserve"> with my throwing knife and get the same result.</w:t>
+        <w:t xml:space="preserve"> with my throwing knife and g</w:t>
+      </w:r>
+      <w:r>
+        <w:t>o</w:t>
+      </w:r>
+      <w:r>
+        <w:t xml:space="preserve">t </w:t>
+      </w:r>
+      <w:r>
+        <w:t>similar results</w:t>
+      </w:r>
+      <w:r>
+        <w:t>.</w:t>
       </w:r>
       <w:r>
         <w:t xml:space="preserve"> The knife </w:t>
@@ -12978,7 +12999,19 @@
     </w:p>
     <w:p>
       <w:r>
-        <w:t>No doubt my fans are going to have a great laugh when my AI publishes.</w:t>
+        <w:t xml:space="preserve">No doubt my fans </w:t>
+      </w:r>
+      <w:r>
+        <w:t>we</w:t>
+      </w:r>
+      <w:r>
+        <w:t>re going to have a great laugh when my AI publishe</w:t>
+      </w:r>
+      <w:r>
+        <w:t>d</w:t>
+      </w:r>
+      <w:r>
+        <w:t>.</w:t>
       </w:r>
     </w:p>
     <w:p>
@@ -13090,36 +13123,36 @@
         <w:t>ed</w:t>
       </w:r>
       <w:r>
-        <w:t xml:space="preserve"> for it and </w:t>
-      </w:r>
-      <w:r>
-        <w:t>sat</w:t>
-      </w:r>
-      <w:r>
-        <w:t xml:space="preserve"> down.</w:t>
-      </w:r>
-    </w:p>
-    <w:p>
-      <w:r>
-        <w:t>I s</w:t>
+        <w:t xml:space="preserve"> for it.</w:t>
+      </w:r>
+    </w:p>
+    <w:p>
+      <w:r>
+        <w:t xml:space="preserve">Sitting back on </w:t>
       </w:r>
       <w:r>
         <w:t>a</w:t>
       </w:r>
       <w:r>
-        <w:t xml:space="preserve">t </w:t>
-      </w:r>
-      <w:r>
-        <w:t>back and relax</w:t>
+        <w:t xml:space="preserve"> wooden chair</w:t>
+      </w:r>
+      <w:r>
+        <w:t xml:space="preserve"> I </w:t>
+      </w:r>
+      <w:r>
+        <w:t>allow</w:t>
       </w:r>
       <w:r>
         <w:t>ed</w:t>
       </w:r>
       <w:r>
-        <w:t xml:space="preserve">, allowing the exhaustion of the day </w:t>
-      </w:r>
-      <w:r>
-        <w:t>to wash</w:t>
+        <w:t xml:space="preserve"> the exhaustion of the day </w:t>
+      </w:r>
+      <w:r>
+        <w:t xml:space="preserve">to </w:t>
+      </w:r>
+      <w:r>
+        <w:t>wash</w:t>
       </w:r>
       <w:r>
         <w:t xml:space="preserve"> over me.</w:t>
@@ -13235,6 +13268,9 @@
       </w:r>
       <w:r>
         <w:t>s</w:t>
+      </w:r>
+      <w:r>
+        <w:t xml:space="preserve"> like some off mist</w:t>
       </w:r>
       <w:r>
         <w:t xml:space="preserve">. Just like the drizzle, </w:t>
@@ -13320,7 +13356,7 @@
         <w:t>came</w:t>
       </w:r>
       <w:r>
-        <w:t xml:space="preserve"> back with a beer glass filled with beer.</w:t>
+        <w:t xml:space="preserve"> back with a glass filled with beer.</w:t>
       </w:r>
     </w:p>
     <w:p>
@@ -13395,51 +13431,158 @@
         <w:t xml:space="preserve"> dinner </w:t>
       </w:r>
       <w:r>
-        <w:t>came</w:t>
-      </w:r>
-      <w:r>
-        <w:t>. It’s a plate full of meat covered in gravy, potatoes and vegetables.</w:t>
-      </w:r>
-    </w:p>
-    <w:p>
-      <w:r>
-        <w:t xml:space="preserve">I idly </w:t>
-      </w:r>
-      <w:r>
-        <w:t>wondered</w:t>
-      </w:r>
-      <w:r>
-        <w:t xml:space="preserve"> if I</w:t>
+        <w:t>arrived</w:t>
+      </w:r>
+      <w:r>
+        <w:t>. It</w:t>
       </w:r>
       <w:r>
         <w:t xml:space="preserve"> was</w:t>
       </w:r>
       <w:r>
-        <w:t xml:space="preserve"> eating virtual food. I dismiss</w:t>
+        <w:t xml:space="preserve"> a plate full of meat covered in gravy, potatoes and vegetables.</w:t>
+      </w:r>
+    </w:p>
+    <w:p>
+      <w:r>
+        <w:t>A disturbing thought crossed my mind. W</w:t>
+      </w:r>
+      <w:r>
+        <w:t>as</w:t>
+      </w:r>
+      <w:r>
+        <w:t xml:space="preserve"> </w:t>
+      </w:r>
+      <w:r>
+        <w:t xml:space="preserve">I </w:t>
+      </w:r>
+      <w:r>
+        <w:t>eating virtual food</w:t>
+      </w:r>
+      <w:r>
+        <w:t>?</w:t>
+      </w:r>
+      <w:r>
+        <w:t xml:space="preserve"> I dismiss</w:t>
       </w:r>
       <w:r>
         <w:t>ed</w:t>
       </w:r>
       <w:r>
-        <w:t xml:space="preserve"> that idea. There</w:t>
+        <w:t xml:space="preserve"> that idea.</w:t>
+      </w:r>
+      <w:r>
+        <w:t xml:space="preserve"> I didn’t believe they would risk litigation due to people getting sick.</w:t>
+      </w:r>
+      <w:r>
+        <w:t xml:space="preserve"> </w:t>
+      </w:r>
+      <w:r>
+        <w:t>Nevertheless,</w:t>
+      </w:r>
+      <w:r>
+        <w:t xml:space="preserve"> the food </w:t>
+      </w:r>
+      <w:r>
+        <w:t>was</w:t>
+      </w:r>
+      <w:r>
+        <w:t xml:space="preserve"> good and filling.</w:t>
+      </w:r>
+    </w:p>
+    <w:p>
+      <w:r>
+        <w:t xml:space="preserve">I </w:t>
+      </w:r>
+      <w:r>
+        <w:t>squared</w:t>
+      </w:r>
+      <w:r>
+        <w:t xml:space="preserve"> my tab and head up. </w:t>
+      </w:r>
+      <w:r>
+        <w:t>It</w:t>
       </w:r>
       <w:r>
         <w:t xml:space="preserve"> wa</w:t>
       </w:r>
       <w:r>
-        <w:t xml:space="preserve">s no way they would do that. </w:t>
-      </w:r>
-      <w:r>
-        <w:t>Nevertheless,</w:t>
-      </w:r>
-      <w:r>
-        <w:t xml:space="preserve"> the food </w:t>
-      </w:r>
-      <w:r>
-        <w:t>was</w:t>
-      </w:r>
-      <w:r>
-        <w:t xml:space="preserve"> good and filling.</w:t>
+        <w:t>s</w:t>
+      </w:r>
+      <w:r>
+        <w:t xml:space="preserve"> time to go to bed.</w:t>
+      </w:r>
+    </w:p>
+    <w:p>
+      <w:r>
+        <w:t>But first I need</w:t>
+      </w:r>
+      <w:r>
+        <w:t>ed</w:t>
+      </w:r>
+      <w:r>
+        <w:t xml:space="preserve"> to go the little boy’s room. Then I remember</w:t>
+      </w:r>
+      <w:r>
+        <w:t>ed</w:t>
+      </w:r>
+      <w:r>
+        <w:t xml:space="preserve">. I </w:t>
+      </w:r>
+      <w:r>
+        <w:t>couldn’t</w:t>
+      </w:r>
+      <w:r>
+        <w:t xml:space="preserve"> go.</w:t>
+      </w:r>
+    </w:p>
+    <w:p>
+      <w:r>
+        <w:t>So</w:t>
+      </w:r>
+      <w:r>
+        <w:t>,</w:t>
+      </w:r>
+      <w:r>
+        <w:t xml:space="preserve"> I </w:t>
+      </w:r>
+      <w:r>
+        <w:t>entered</w:t>
+      </w:r>
+      <w:r>
+        <w:t xml:space="preserve"> my room, </w:t>
+      </w:r>
+      <w:r>
+        <w:t>locked</w:t>
+      </w:r>
+      <w:r>
+        <w:t xml:space="preserve"> it and </w:t>
+      </w:r>
+      <w:r>
+        <w:t>sat</w:t>
+      </w:r>
+      <w:r>
+        <w:t xml:space="preserve"> on my bed.</w:t>
+      </w:r>
+    </w:p>
+    <w:p>
+      <w:r>
+        <w:t xml:space="preserve">What did the captain </w:t>
+      </w:r>
+      <w:r>
+        <w:t>sa</w:t>
+      </w:r>
+      <w:r>
+        <w:t>y</w:t>
+      </w:r>
+      <w:r>
+        <w:t xml:space="preserve"> about cultivating</w:t>
+      </w:r>
+      <w:r>
+        <w:t>?</w:t>
+      </w:r>
+      <w:r>
+        <w:t xml:space="preserve"> He didn’t say anything.</w:t>
       </w:r>
     </w:p>
     <w:p>
@@ -13447,125 +13590,30 @@
         <w:t xml:space="preserve">I </w:t>
       </w:r>
       <w:r>
-        <w:t>squared</w:t>
-      </w:r>
-      <w:r>
-        <w:t xml:space="preserve"> my tab and head up. </w:t>
-      </w:r>
-      <w:r>
-        <w:t>It</w:t>
-      </w:r>
-      <w:r>
-        <w:t xml:space="preserve"> wa</w:t>
-      </w:r>
-      <w:r>
-        <w:t>s</w:t>
-      </w:r>
-      <w:r>
-        <w:t xml:space="preserve"> time to go to bed.</w:t>
-      </w:r>
-    </w:p>
-    <w:p>
-      <w:r>
-        <w:t>But first I need</w:t>
+        <w:t>sat</w:t>
+      </w:r>
+      <w:r>
+        <w:t xml:space="preserve"> on the bed cross-</w:t>
+      </w:r>
+      <w:r>
+        <w:t>legged.</w:t>
+      </w:r>
+      <w:r>
+        <w:t xml:space="preserve"> It was time for my usual meditation. </w:t>
+      </w:r>
+      <w:r>
+        <w:t xml:space="preserve">I </w:t>
+      </w:r>
+      <w:r>
+        <w:t>closed</w:t>
+      </w:r>
+      <w:r>
+        <w:t xml:space="preserve"> my eyes and focus</w:t>
       </w:r>
       <w:r>
         <w:t>ed</w:t>
       </w:r>
       <w:r>
-        <w:t xml:space="preserve"> to go the little boy’s room. Then I remember</w:t>
-      </w:r>
-      <w:r>
-        <w:t>ed</w:t>
-      </w:r>
-      <w:r>
-        <w:t xml:space="preserve">. I </w:t>
-      </w:r>
-      <w:r>
-        <w:t>couldn’t</w:t>
-      </w:r>
-      <w:r>
-        <w:t xml:space="preserve"> go.</w:t>
-      </w:r>
-    </w:p>
-    <w:p>
-      <w:r>
-        <w:t>So</w:t>
-      </w:r>
-      <w:r>
-        <w:t>,</w:t>
-      </w:r>
-      <w:r>
-        <w:t xml:space="preserve"> I </w:t>
-      </w:r>
-      <w:r>
-        <w:t>entered</w:t>
-      </w:r>
-      <w:r>
-        <w:t xml:space="preserve"> my room, </w:t>
-      </w:r>
-      <w:r>
-        <w:t>locked</w:t>
-      </w:r>
-      <w:r>
-        <w:t xml:space="preserve"> it and </w:t>
-      </w:r>
-      <w:r>
-        <w:t>sat</w:t>
-      </w:r>
-      <w:r>
-        <w:t xml:space="preserve"> on my bed.</w:t>
-      </w:r>
-    </w:p>
-    <w:p>
-      <w:r>
-        <w:t xml:space="preserve">What did the captain </w:t>
-      </w:r>
-      <w:r>
-        <w:t>sa</w:t>
-      </w:r>
-      <w:r>
-        <w:t>y</w:t>
-      </w:r>
-      <w:r>
-        <w:t xml:space="preserve"> about cultivating</w:t>
-      </w:r>
-      <w:r>
-        <w:t>?</w:t>
-      </w:r>
-      <w:r>
-        <w:t xml:space="preserve"> He didn’t say anything.</w:t>
-      </w:r>
-    </w:p>
-    <w:p>
-      <w:r>
-        <w:t xml:space="preserve">I </w:t>
-      </w:r>
-      <w:r>
-        <w:t>sat</w:t>
-      </w:r>
-      <w:r>
-        <w:t xml:space="preserve"> on the bed cross-</w:t>
-      </w:r>
-      <w:r>
-        <w:t>legged.</w:t>
-      </w:r>
-      <w:r>
-        <w:t xml:space="preserve"> It was time for my usual meditation. </w:t>
-      </w:r>
-      <w:r>
-        <w:t xml:space="preserve">I </w:t>
-      </w:r>
-      <w:r>
-        <w:t>closed</w:t>
-      </w:r>
-      <w:r>
-        <w:t xml:space="preserve"> my eyes and focus</w:t>
-      </w:r>
-      <w:r>
-        <w:t>ed</w:t>
-      </w:r>
-      <w:r>
         <w:t xml:space="preserve"> on my body</w:t>
       </w:r>
       <w:r>
@@ -13573,17 +13621,6 @@
       </w:r>
       <w:r>
         <w:t>.</w:t>
-      </w:r>
-    </w:p>
-    <w:p>
-      <w:r>
-        <w:t>Slowly everything be</w:t>
-      </w:r>
-      <w:r>
-        <w:t>came</w:t>
-      </w:r>
-      <w:r>
-        <w:t xml:space="preserve"> quiet.</w:t>
       </w:r>
     </w:p>
     <w:p>
@@ -13643,6 +13680,11 @@
     </w:p>
     <w:p>
       <w:r>
+        <w:t>Slowly everything became quiet.</w:t>
+      </w:r>
+    </w:p>
+    <w:p>
+      <w:r>
         <w:t>Then I fe</w:t>
       </w:r>
       <w:r>
@@ -13682,7 +13724,13 @@
         <w:t>my</w:t>
       </w:r>
       <w:r>
-        <w:t xml:space="preserve"> energy. I </w:t>
+        <w:t xml:space="preserve"> energy</w:t>
+      </w:r>
+      <w:r>
+        <w:t xml:space="preserve"> but didn’t know what</w:t>
+      </w:r>
+      <w:r>
+        <w:t xml:space="preserve">. I </w:t>
       </w:r>
       <w:r>
         <w:t>t</w:t>
@@ -13841,19 +13889,16 @@
         <w:t xml:space="preserve"> all covered under the </w:t>
       </w:r>
       <w:r>
-        <w:rPr>
-          <w:b/>
-        </w:rPr>
         <w:t>NDA</w:t>
       </w:r>
       <w:r>
-        <w:t>.</w:t>
+        <w:t>,</w:t>
       </w:r>
       <w:r>
         <w:t xml:space="preserve"> </w:t>
       </w:r>
       <w:r>
-        <w:t>So,</w:t>
+        <w:t>so</w:t>
       </w:r>
       <w:r>
         <w:t xml:space="preserve"> there </w:t>
@@ -14184,7 +14229,25 @@
         <w:t xml:space="preserve"> next. </w:t>
       </w:r>
       <w:r>
-        <w:t>This vortex of energy was a sun composed of tightly churning storms. It was both [Charisma] and [Willpower] combined. It was masculine and dominating.</w:t>
+        <w:t xml:space="preserve">This vortex of energy was a sun composed of tightly churning storms. It was both </w:t>
+      </w:r>
+      <w:r>
+        <w:rPr>
+          <w:b/>
+        </w:rPr>
+        <w:t>[Charisma]</w:t>
+      </w:r>
+      <w:r>
+        <w:t xml:space="preserve"> and </w:t>
+      </w:r>
+      <w:r>
+        <w:rPr>
+          <w:b/>
+        </w:rPr>
+        <w:t>[Willpower]</w:t>
+      </w:r>
+      <w:r>
+        <w:t xml:space="preserve"> combined. It was masculine and dominating.</w:t>
       </w:r>
     </w:p>
     <w:p>
@@ -14197,7 +14260,13 @@
         <w:t xml:space="preserve">This orb was transparent and absolutely clear. My awareness expanded. </w:t>
       </w:r>
       <w:r>
-        <w:t>Sound heightened around me. I could hear mice in the walls and patrons having fun on the main floor. I even heard sound from neighboring rooms that a teenager shouldn’t be listening to.</w:t>
+        <w:t>Sound heightened around me. I could hear mice in the walls and patrons having fun on the main floor. I even heard sound</w:t>
+      </w:r>
+      <w:r>
+        <w:t>s</w:t>
+      </w:r>
+      <w:r>
+        <w:t xml:space="preserve"> from neighboring rooms that a teenager shouldn’t be listening to.</w:t>
       </w:r>
     </w:p>
     <w:p>
@@ -14208,7 +14277,16 @@
     <w:p>
       <w:r>
         <w:lastRenderedPageBreak/>
-        <w:t>For a moment I enjoyed the heightened awareness of my [Perception] chakra.</w:t>
+        <w:t xml:space="preserve">For a moment I enjoyed the heightened awareness of my </w:t>
+      </w:r>
+      <w:r>
+        <w:rPr>
+          <w:b/>
+        </w:rPr>
+        <w:t>[Perception]</w:t>
+      </w:r>
+      <w:r>
+        <w:t xml:space="preserve"> chakra.</w:t>
       </w:r>
     </w:p>
     <w:p>
@@ -14223,7 +14301,13 @@
     </w:p>
     <w:p>
       <w:r>
-        <w:t>No. That was incorrect. My forehead orb was composed for something that came before thoughts and ideas. It was the stuff from which thoughts and ideas arose.</w:t>
+        <w:t xml:space="preserve">No. That was incorrect. My forehead orb was composed </w:t>
+      </w:r>
+      <w:r>
+        <w:t>of</w:t>
+      </w:r>
+      <w:r>
+        <w:t xml:space="preserve"> something that came before thoughts and ideas. It was the stuff from which thoughts and ideas arose.</w:t>
       </w:r>
     </w:p>
     <w:p>
@@ -14288,7 +14372,7 @@
     </w:p>
     <w:p>
       <w:r>
-        <w:t>I continued to observe.</w:t>
+        <w:t>Sitting peacefully, I continued my observations.</w:t>
       </w:r>
     </w:p>
     <w:p>
@@ -14365,6 +14449,9 @@
       <w:r>
         <w:t>e.</w:t>
       </w:r>
+      <w:r>
+        <w:t xml:space="preserve"> I got the impression the strength of each chakra was discrete. For instance Agility and Stamina had the exact same strength, which was exactly twice that of my Strength.</w:t>
+      </w:r>
     </w:p>
     <w:p>
       <w:r>
@@ -14485,13 +14572,29 @@
         <w:t>[Strength</w:t>
       </w:r>
       <w:r>
-        <w:t>]. I d</w:t>
-      </w:r>
-      <w:r>
-        <w:t>id</w:t>
-      </w:r>
-      <w:r>
-        <w:t xml:space="preserve"> it one more with </w:t>
+        <w:t>].</w:t>
+      </w:r>
+    </w:p>
+    <w:p>
+      <w:r>
+        <w:t>Now my Strength, Agility and Stamina had the same strength.</w:t>
+      </w:r>
+      <w:r>
+        <w:t xml:space="preserve"> Feeling excited, I realized I didn’t need my neuralnet to know my stats. I briefly wondered if my neuralnet was useless. No, I still needed it for streaming and internet related activities.</w:t>
+      </w:r>
+    </w:p>
+    <w:p>
+      <w:r>
+        <w:t>Focusing back on my task</w:t>
+      </w:r>
+      <w:r>
+        <w:t xml:space="preserve"> I </w:t>
+      </w:r>
+      <w:r>
+        <w:t>added more Essence to my</w:t>
+      </w:r>
+      <w:r>
+        <w:t xml:space="preserve"> </w:t>
       </w:r>
       <w:r>
         <w:rPr>
@@ -14500,7 +14603,7 @@
         <w:t>[Strength]</w:t>
       </w:r>
       <w:r>
-        <w:t>.</w:t>
+        <w:t xml:space="preserve"> chakra.</w:t>
       </w:r>
     </w:p>
     <w:p>
@@ -14523,12 +14626,10 @@
         <w:t>[Essence]</w:t>
       </w:r>
       <w:r>
-        <w:t xml:space="preserve"> to do more.</w:t>
-      </w:r>
-    </w:p>
-    <w:p>
-      <w:r>
-        <w:t>So,</w:t>
+        <w:t xml:space="preserve"> to do more s</w:t>
+      </w:r>
+      <w:r>
+        <w:t>o</w:t>
       </w:r>
       <w:r>
         <w:t xml:space="preserve"> I </w:t>
@@ -14548,13 +14649,13 @@
         <w:t>ed</w:t>
       </w:r>
       <w:r>
-        <w:t xml:space="preserve"> my attention on my surroundings. I s</w:t>
-      </w:r>
-      <w:r>
-        <w:t>aw</w:t>
-      </w:r>
-      <w:r>
-        <w:t xml:space="preserve"> the drizzle and the swirling colors. Ever so slowly my aura seem</w:t>
+        <w:t xml:space="preserve"> my attention on my surroundings</w:t>
+      </w:r>
+      <w:r>
+        <w:t xml:space="preserve"> and the</w:t>
+      </w:r>
+      <w:r>
+        <w:t xml:space="preserve"> swirling colors. Ever so slowly my aura seem</w:t>
       </w:r>
       <w:r>
         <w:t>ed</w:t>
@@ -14600,6 +14701,7 @@
     </w:p>
     <w:p>
       <w:r>
+        <w:lastRenderedPageBreak/>
         <w:t xml:space="preserve">Breathe in. Absorb </w:t>
       </w:r>
       <w:r>
@@ -14729,7 +14831,6 @@
         <w:pStyle w:val="StatusMessage"/>
       </w:pPr>
       <w:r>
-        <w:lastRenderedPageBreak/>
         <w:t xml:space="preserve">-- </w:t>
       </w:r>
       <w:r>
@@ -14819,64 +14920,47 @@
         <w:t xml:space="preserve">Feeling embarrassed, I </w:t>
       </w:r>
       <w:r>
-        <w:t>got</w:t>
-      </w:r>
-      <w:r>
-        <w:t xml:space="preserve"> up and head</w:t>
+        <w:t>grabbed clothes</w:t>
+      </w:r>
+      <w:r>
+        <w:t>.</w:t>
+      </w:r>
+      <w:r>
+        <w:t xml:space="preserve"> A moment later </w:t>
+      </w:r>
+      <w:r>
+        <w:t xml:space="preserve">my System-issued underwear </w:t>
+      </w:r>
+      <w:r>
+        <w:t>was</w:t>
+      </w:r>
+      <w:r>
+        <w:t xml:space="preserve"> back on. Also, I no longer need</w:t>
       </w:r>
       <w:r>
         <w:t>ed</w:t>
       </w:r>
       <w:r>
-        <w:t xml:space="preserve"> for the washroom.</w:t>
-      </w:r>
-    </w:p>
-    <w:p>
-      <w:r>
-        <w:t>As I step</w:t>
-      </w:r>
-      <w:r>
-        <w:t>ped</w:t>
-      </w:r>
-      <w:r>
-        <w:t xml:space="preserve"> into the washroom, I discover</w:t>
-      </w:r>
-      <w:r>
-        <w:t>ed</w:t>
-      </w:r>
-      <w:r>
-        <w:t xml:space="preserve"> that my System-issued underwear </w:t>
+        <w:t xml:space="preserve"> to </w:t>
+      </w:r>
+      <w:r>
+        <w:t>pee</w:t>
+      </w:r>
+      <w:r>
+        <w:t>.</w:t>
+      </w:r>
+    </w:p>
+    <w:p>
+      <w:r>
+        <w:t xml:space="preserve">Also, my </w:t>
+      </w:r>
+      <w:r>
+        <w:t xml:space="preserve">neuralnet </w:t>
       </w:r>
       <w:r>
         <w:t>was</w:t>
       </w:r>
       <w:r>
-        <w:t xml:space="preserve"> back on. Also, I no longer need</w:t>
-      </w:r>
-      <w:r>
-        <w:t>ed</w:t>
-      </w:r>
-      <w:r>
-        <w:t xml:space="preserve"> to </w:t>
-      </w:r>
-      <w:r>
-        <w:t>pee</w:t>
-      </w:r>
-      <w:r>
-        <w:t>.</w:t>
-      </w:r>
-    </w:p>
-    <w:p>
-      <w:r>
-        <w:t xml:space="preserve">Also, my </w:t>
-      </w:r>
-      <w:r>
-        <w:t xml:space="preserve">neuralnet </w:t>
-      </w:r>
-      <w:r>
-        <w:t>was</w:t>
-      </w:r>
-      <w:r>
         <w:t xml:space="preserve"> back on again.</w:t>
       </w:r>
     </w:p>
@@ -14895,29 +14979,27 @@
       <w:r>
         <w:t xml:space="preserve"> my stats. Yes, my meditation did something.</w:t>
       </w:r>
-      <w:r>
-        <w:t xml:space="preserve"> I </w:t>
-      </w:r>
-      <w:r>
-        <w:t>had</w:t>
-      </w:r>
-      <w:r>
-        <w:t xml:space="preserve"> raise</w:t>
-      </w:r>
-      <w:r>
-        <w:t>d</w:t>
-      </w:r>
-      <w:r>
-        <w:t xml:space="preserve"> my strength</w:t>
-      </w:r>
-      <w:r>
-        <w:t xml:space="preserve"> score</w:t>
-      </w:r>
-      <w:r>
-        <w:t>.</w:t>
-      </w:r>
-      <w:r>
-        <w:t xml:space="preserve"> This was exciting.</w:t>
+    </w:p>
+    <w:p>
+      <w:r>
+        <w:t>I had raised my strength score by 2, exactly what my intuition told me. Also, my raw essence rose by 5 after my meditation.</w:t>
+      </w:r>
+    </w:p>
+    <w:p>
+      <w:r>
+        <w:t xml:space="preserve">This was </w:t>
+      </w:r>
+      <w:r>
+        <w:t>both exciting and disturbing. Was there more to this place than they told us about? Were they messing with my brain</w:t>
+      </w:r>
+      <w:r>
+        <w:t xml:space="preserve"> or were they hiding something world-shaking</w:t>
+      </w:r>
+      <w:r>
+        <w:t>?</w:t>
+      </w:r>
+      <w:r>
+        <w:t xml:space="preserve"> After all, hiding all these cool features didn’t make sense.</w:t>
       </w:r>
     </w:p>
     <w:p>
@@ -14950,6 +15032,7 @@
         <w:rPr>
           <w:b/>
         </w:rPr>
+        <w:lastRenderedPageBreak/>
         <w:t>Level:</w:t>
       </w:r>
       <w:r>
@@ -14978,6 +15061,11 @@
       </w:r>
       <w:r>
         <w:tab/>
+      </w:r>
+      <w:r>
+        <w:t xml:space="preserve">52 -&gt; </w:t>
+      </w:r>
+      <w:r>
         <w:t>57</w:t>
       </w:r>
     </w:p>
@@ -15216,7 +15304,6 @@
           <w:b/>
           <w:u w:val="single"/>
         </w:rPr>
-        <w:lastRenderedPageBreak/>
         <w:t>Spiritual Stats</w:t>
       </w:r>
     </w:p>
@@ -15293,899 +15380,884 @@
     </w:p>
     <w:p>
       <w:r>
-        <w:t>I spent 40 EP to reach level 2 and 60 to reach 3 for strength.</w:t>
-      </w:r>
-    </w:p>
-    <w:p>
-      <w:r>
-        <w:t xml:space="preserve">Also, my </w:t>
+        <w:t xml:space="preserve">It was now 8:30AM. </w:t>
+      </w:r>
+      <w:r>
+        <w:t xml:space="preserve">I decided to contact my parents since it was around 8:30 PM </w:t>
+      </w:r>
+      <w:r>
+        <w:t>Ontario time</w:t>
+      </w:r>
+      <w:r>
+        <w:t>.</w:t>
+      </w:r>
+    </w:p>
+    <w:p>
+      <w:r>
+        <w:t>I spent the next 10 minutes describing how much fun I was having, as well as the strange observations I was making. They listened and told me to be careful.</w:t>
+      </w:r>
+    </w:p>
+    <w:p>
+      <w:r>
+        <w:t>I head</w:t>
+      </w:r>
+      <w:r>
+        <w:t>ed</w:t>
+      </w:r>
+      <w:r>
+        <w:t xml:space="preserve"> downstairs </w:t>
+      </w:r>
+      <w:r>
+        <w:t>for</w:t>
+      </w:r>
+      <w:r>
+        <w:t xml:space="preserve"> a quick breakfast and head</w:t>
+      </w:r>
+      <w:r>
+        <w:t>ed</w:t>
+      </w:r>
+      <w:r>
+        <w:t xml:space="preserve"> for the training area.</w:t>
+      </w:r>
+    </w:p>
+    <w:p>
+      <w:r>
+        <w:t xml:space="preserve">This time </w:t>
+      </w:r>
+      <w:r>
+        <w:t>my</w:t>
+      </w:r>
+      <w:r>
+        <w:t xml:space="preserve"> arrow hit</w:t>
+      </w:r>
+      <w:r>
+        <w:t xml:space="preserve"> the target</w:t>
+      </w:r>
+      <w:r>
+        <w:t xml:space="preserve"> and f</w:t>
+      </w:r>
+      <w:r>
+        <w:t>ell</w:t>
+      </w:r>
+      <w:r>
+        <w:t>. There was no damage.</w:t>
+      </w:r>
+    </w:p>
+    <w:p>
+      <w:r>
+        <w:t>I return</w:t>
+      </w:r>
+      <w:r>
+        <w:t>ed</w:t>
+      </w:r>
+      <w:r>
+        <w:t xml:space="preserve"> to the main hall and </w:t>
+      </w:r>
+      <w:r>
+        <w:t>went</w:t>
+      </w:r>
+      <w:r>
+        <w:t xml:space="preserve"> to one of the clerks.</w:t>
+      </w:r>
+    </w:p>
+    <w:p>
+      <w:r>
+        <w:lastRenderedPageBreak/>
+        <w:t xml:space="preserve">“Hi. I’m Raven. My stats are rather </w:t>
+      </w:r>
+      <w:r>
+        <w:t>skewed</w:t>
+      </w:r>
+      <w:r>
+        <w:t>. Can I get some advice on how to proceed as an adventurer?”</w:t>
+      </w:r>
+    </w:p>
+    <w:p>
+      <w:r>
+        <w:t xml:space="preserve">Did you see that? Some men </w:t>
+      </w:r>
+      <w:r>
+        <w:rPr>
+          <w:i/>
+        </w:rPr>
+        <w:t>do</w:t>
+      </w:r>
+      <w:r>
+        <w:t xml:space="preserve"> </w:t>
+      </w:r>
+      <w:r>
+        <w:t>ask</w:t>
+      </w:r>
+      <w:r>
+        <w:t xml:space="preserve"> for directions.</w:t>
+      </w:r>
+      <w:r>
+        <w:t xml:space="preserve"> Okay so it took a day for me to do so, but </w:t>
+      </w:r>
+      <w:r>
+        <w:t>still,</w:t>
+      </w:r>
+      <w:r>
+        <w:t xml:space="preserve"> I did it.</w:t>
+      </w:r>
+    </w:p>
+    <w:p>
+      <w:r>
+        <w:t xml:space="preserve">“Haven’t your parents given you tutors?” the clerk </w:t>
+      </w:r>
+      <w:r>
+        <w:t>asked</w:t>
+      </w:r>
+      <w:r>
+        <w:t>, surprised</w:t>
+      </w:r>
+      <w:r>
+        <w:t>.</w:t>
+      </w:r>
+    </w:p>
+    <w:p>
+      <w:r>
+        <w:t>That was an odd response.</w:t>
+      </w:r>
+    </w:p>
+    <w:p>
+      <w:r>
+        <w:t>That</w:t>
+      </w:r>
+      <w:r>
+        <w:t xml:space="preserve"> was</w:t>
+      </w:r>
+      <w:r>
+        <w:t xml:space="preserve"> right. The Solarsmith family was mentioned before.</w:t>
+      </w:r>
+    </w:p>
+    <w:p>
+      <w:pPr>
+        <w:rPr>
+          <w:i/>
+        </w:rPr>
+      </w:pPr>
+      <w:r>
+        <w:rPr>
+          <w:i/>
+        </w:rPr>
+        <w:t>‘</w:t>
+      </w:r>
+      <w:r>
+        <w:rPr>
+          <w:i/>
+        </w:rPr>
+        <w:t>For all my followers, I really encourage you to play this game.</w:t>
+      </w:r>
+      <w:r>
+        <w:rPr>
+          <w:i/>
+        </w:rPr>
+        <w:t xml:space="preserve"> Better yet, get the yearly membership.</w:t>
+      </w:r>
+      <w:r>
+        <w:rPr>
+          <w:i/>
+        </w:rPr>
+        <w:t xml:space="preserve"> It is unbelievably immersive.</w:t>
+      </w:r>
+    </w:p>
+    <w:p>
+      <w:r>
+        <w:rPr>
+          <w:i/>
+        </w:rPr>
+        <w:t>‘</w:t>
+      </w:r>
+      <w:r>
+        <w:rPr>
+          <w:i/>
+        </w:rPr>
+        <w:t xml:space="preserve">And thank you </w:t>
+      </w:r>
+      <w:proofErr w:type="spellStart"/>
+      <w:r>
+        <w:rPr>
+          <w:i/>
+        </w:rPr>
+        <w:t>Blenda</w:t>
+      </w:r>
+      <w:proofErr w:type="spellEnd"/>
+      <w:r>
+        <w:rPr>
+          <w:i/>
+        </w:rPr>
+        <w:t xml:space="preserve"> </w:t>
+      </w:r>
+      <w:proofErr w:type="spellStart"/>
+      <w:r>
+        <w:rPr>
+          <w:i/>
+        </w:rPr>
+        <w:t>Blood</w:t>
+      </w:r>
+      <w:r>
+        <w:rPr>
+          <w:i/>
+        </w:rPr>
+        <w:t>born</w:t>
+      </w:r>
+      <w:proofErr w:type="spellEnd"/>
+      <w:r>
+        <w:rPr>
+          <w:i/>
+        </w:rPr>
+        <w:t xml:space="preserve"> for becoming a premium member. I appreciate it.</w:t>
+      </w:r>
+      <w:r>
+        <w:rPr>
+          <w:i/>
+        </w:rPr>
+        <w:t>’</w:t>
+      </w:r>
+    </w:p>
+    <w:p>
+      <w:r>
+        <w:t>“When I was 5 years old, something happened to me and I was</w:t>
+      </w:r>
+      <w:r>
+        <w:t xml:space="preserve"> transported to a faraway </w:t>
+      </w:r>
+      <w:r>
+        <w:t>land</w:t>
+      </w:r>
+      <w:r>
+        <w:t xml:space="preserve">,” I </w:t>
+      </w:r>
+      <w:r>
+        <w:t>replied</w:t>
+      </w:r>
+      <w:r>
+        <w:t>. “A loving couple found me and raised me as their own. The only thing I remember is my name.”</w:t>
+      </w:r>
+    </w:p>
+    <w:p>
+      <w:r>
+        <w:t>“You poor thing,” Jamie the clerk sympathize</w:t>
+      </w:r>
+      <w:r>
+        <w:t>d</w:t>
+      </w:r>
+      <w:r>
+        <w:t>. “</w:t>
+      </w:r>
+      <w:r>
+        <w:t>Unfortunately,</w:t>
+      </w:r>
+      <w:r>
+        <w:t xml:space="preserve"> I can’t help you reunite with </w:t>
+      </w:r>
+      <w:r>
+        <w:t>your family</w:t>
+      </w:r>
+      <w:r>
+        <w:t>.</w:t>
+      </w:r>
+    </w:p>
+    <w:p>
+      <w:r>
+        <w:t>“</w:t>
+      </w:r>
+      <w:r>
+        <w:t xml:space="preserve">Please wait here. </w:t>
+      </w:r>
+      <w:r>
+        <w:t xml:space="preserve">I’ll </w:t>
+      </w:r>
+      <w:r>
+        <w:t>speak to the guild master</w:t>
+      </w:r>
+      <w:r>
+        <w:t>.”</w:t>
+      </w:r>
+    </w:p>
+    <w:p>
+      <w:r>
+        <w:t>A player approache</w:t>
+      </w:r>
+      <w:r>
+        <w:t>d</w:t>
+      </w:r>
+      <w:r>
+        <w:t xml:space="preserve">. </w:t>
+      </w:r>
+      <w:r>
+        <w:t>I remember</w:t>
+      </w:r>
+      <w:r>
+        <w:t>ed</w:t>
+      </w:r>
+      <w:r>
+        <w:t xml:space="preserve"> seeing him on the ship. Eric the Red </w:t>
+      </w:r>
+      <w:r>
+        <w:t>was</w:t>
+      </w:r>
+      <w:r>
+        <w:t xml:space="preserve"> </w:t>
+      </w:r>
+      <w:r>
+        <w:t xml:space="preserve">decked out in </w:t>
+      </w:r>
+      <w:r>
+        <w:t xml:space="preserve">leather </w:t>
+      </w:r>
+      <w:r>
+        <w:t>armor and ha</w:t>
+      </w:r>
+      <w:r>
+        <w:t>d</w:t>
+      </w:r>
+      <w:r>
+        <w:t xml:space="preserve"> a broad sword across his back.</w:t>
+      </w:r>
+      <w:r>
+        <w:t xml:space="preserve"> It seem</w:t>
+      </w:r>
+      <w:r>
+        <w:t>ed</w:t>
+      </w:r>
+      <w:r>
+        <w:t xml:space="preserve"> he was busy yesterday.</w:t>
+      </w:r>
+    </w:p>
+    <w:p>
+      <w:r>
+        <w:t xml:space="preserve">“How come you have such a cool quest line?” Eric </w:t>
+      </w:r>
+      <w:r>
+        <w:t>asked</w:t>
+      </w:r>
+      <w:r>
+        <w:t>, sounding jealous.</w:t>
+      </w:r>
+    </w:p>
+    <w:p>
+      <w:r>
+        <w:t xml:space="preserve">“Don’t feel bad,” I </w:t>
+      </w:r>
+      <w:r>
+        <w:t>said</w:t>
+      </w:r>
+      <w:r>
+        <w:t>. “I’m sure you will get other amazing quest lines</w:t>
+      </w:r>
+      <w:r>
+        <w:t>. By the way, I’m playing No Pain, No Gain.”</w:t>
+      </w:r>
+    </w:p>
+    <w:p>
+      <w:r>
+        <w:lastRenderedPageBreak/>
+        <w:t>“I am too,” Eric object</w:t>
+      </w:r>
+      <w:r>
+        <w:t>ed</w:t>
+      </w:r>
+      <w:r>
+        <w:t>. “How many monsters have you vanquished?”</w:t>
+      </w:r>
+    </w:p>
+    <w:p>
+      <w:r>
+        <w:t xml:space="preserve">“None unfortunately,” I </w:t>
+      </w:r>
+      <w:r>
+        <w:t>replied</w:t>
+      </w:r>
+      <w:r>
+        <w:t xml:space="preserve">. “My physical stats are crap. </w:t>
+      </w:r>
+      <w:r>
+        <w:t xml:space="preserve">By the way, I have a gaming YouTube channel called </w:t>
+      </w:r>
+      <w:r>
+        <w:t>Gaming with Raven</w:t>
+      </w:r>
+      <w:r>
+        <w:t>. My AI Assistant uploads every night.”</w:t>
+      </w:r>
+    </w:p>
+    <w:p>
+      <w:r>
+        <w:t xml:space="preserve">“Okay. I’ll look it up,” Eric </w:t>
+      </w:r>
+      <w:r>
+        <w:t>replied</w:t>
+      </w:r>
+      <w:r>
+        <w:t>.</w:t>
+      </w:r>
+    </w:p>
+    <w:p>
+      <w:r>
+        <w:t>The clerk return</w:t>
+      </w:r>
+      <w:r>
+        <w:t>ed</w:t>
+      </w:r>
+      <w:r>
+        <w:t xml:space="preserve"> with another person.</w:t>
+      </w:r>
+    </w:p>
+    <w:p>
+      <w:r>
+        <w:t xml:space="preserve">“Young Master, </w:t>
+      </w:r>
+      <w:r>
+        <w:t xml:space="preserve">we have found a trainer for you,” the clerk </w:t>
+      </w:r>
+      <w:r>
+        <w:t>said</w:t>
+      </w:r>
+      <w:r>
+        <w:t>, indicating a wizardly looking elfin man.</w:t>
+      </w:r>
+    </w:p>
+    <w:p>
+      <w:r>
+        <w:t xml:space="preserve">“I am </w:t>
+      </w:r>
+      <w:r>
+        <w:t>Taranis</w:t>
+      </w:r>
+      <w:r>
+        <w:t xml:space="preserve"> Luftwing</w:t>
+      </w:r>
+      <w:r>
+        <w:t xml:space="preserve">,” </w:t>
+      </w:r>
+      <w:r>
+        <w:t>Taranis</w:t>
+      </w:r>
+      <w:r>
+        <w:t xml:space="preserve"> </w:t>
+      </w:r>
+      <w:r>
+        <w:t>said</w:t>
+      </w:r>
+      <w:r>
+        <w:t>. “</w:t>
+      </w:r>
+      <w:r>
+        <w:t xml:space="preserve">Please give me access to your stats </w:t>
+      </w:r>
+      <w:r>
+        <w:t xml:space="preserve">Master </w:t>
+      </w:r>
+      <w:r>
+        <w:t>Solarsmith</w:t>
+      </w:r>
+      <w:r>
+        <w:t>.”</w:t>
+      </w:r>
+    </w:p>
+    <w:p>
+      <w:r>
+        <w:t xml:space="preserve"> “OK</w:t>
+      </w:r>
+      <w:r>
+        <w:t>,</w:t>
+      </w:r>
+      <w:r>
+        <w:t>”</w:t>
+      </w:r>
+      <w:r>
+        <w:t xml:space="preserve"> </w:t>
+      </w:r>
+      <w:r>
+        <w:t>I said.</w:t>
+      </w:r>
+    </w:p>
+    <w:p>
+      <w:r>
+        <w:t xml:space="preserve">“Your mental and spiritual stats are impressive for a teenager, especially one raised </w:t>
+      </w:r>
+      <w:r>
+        <w:t>b</w:t>
+      </w:r>
+      <w:r>
+        <w:t xml:space="preserve">y strangers,” Taranis </w:t>
+      </w:r>
+      <w:r>
+        <w:t>said</w:t>
+      </w:r>
+      <w:r>
+        <w:t xml:space="preserve"> with a twinkle in his eye</w:t>
+      </w:r>
+      <w:r>
+        <w:t xml:space="preserve"> and a giggle in his voice</w:t>
+      </w:r>
+      <w:r>
+        <w:t>. “Are you studying wizardry or sorcery?”</w:t>
+      </w:r>
+    </w:p>
+    <w:p>
+      <w:r>
+        <w:t xml:space="preserve">“Where I come from, something blocks all forms of magic,” I </w:t>
+      </w:r>
+      <w:r>
+        <w:t>said</w:t>
+      </w:r>
+      <w:r>
+        <w:t>. “I know nothing about the subject.”</w:t>
+      </w:r>
+    </w:p>
+    <w:p>
+      <w:r>
+        <w:t xml:space="preserve">“Please follow me Master Solarsmith,” the man </w:t>
+      </w:r>
+      <w:r>
+        <w:t>said</w:t>
+      </w:r>
+      <w:r>
+        <w:t>.</w:t>
+      </w:r>
+    </w:p>
+    <w:p>
+      <w:r>
+        <w:t>“Just ca</w:t>
+      </w:r>
+      <w:r>
+        <w:t>ll me Raven. See you later Eric,</w:t>
+      </w:r>
+      <w:r>
+        <w:t>”</w:t>
+      </w:r>
+      <w:r>
+        <w:t xml:space="preserve"> I </w:t>
+      </w:r>
+      <w:r>
+        <w:t>said</w:t>
+      </w:r>
+      <w:r>
+        <w:t xml:space="preserve"> and follow the man.</w:t>
+      </w:r>
+    </w:p>
+    <w:p>
+      <w:r>
+        <w:t xml:space="preserve">“Wizardry focuses on the physical plane and primarily uses </w:t>
       </w:r>
       <w:r>
         <w:rPr>
           <w:b/>
         </w:rPr>
+        <w:t>[</w:t>
+      </w:r>
+      <w:r>
+        <w:rPr>
+          <w:b/>
+        </w:rPr>
+        <w:t>Willpower</w:t>
+      </w:r>
+      <w:r>
+        <w:rPr>
+          <w:b/>
+        </w:rPr>
+        <w:t>]</w:t>
+      </w:r>
+      <w:r>
+        <w:t xml:space="preserve"> and</w:t>
+      </w:r>
+      <w:r>
+        <w:t xml:space="preserve"> </w:t>
+      </w:r>
+      <w:r>
+        <w:rPr>
+          <w:b/>
+        </w:rPr>
+        <w:t>[</w:t>
+      </w:r>
+      <w:r>
+        <w:rPr>
+          <w:b/>
+        </w:rPr>
+        <w:t>Mind</w:t>
+      </w:r>
+      <w:r>
+        <w:rPr>
+          <w:b/>
+        </w:rPr>
+        <w:t>]</w:t>
+      </w:r>
+      <w:r>
+        <w:t xml:space="preserve">,” Taranis </w:t>
+      </w:r>
+      <w:r>
+        <w:t>said</w:t>
+      </w:r>
+      <w:r>
+        <w:t xml:space="preserve"> as we walk</w:t>
+      </w:r>
+      <w:r>
+        <w:t>ed</w:t>
+      </w:r>
+      <w:r>
+        <w:t xml:space="preserve">. </w:t>
+      </w:r>
+      <w:r>
+        <w:t xml:space="preserve">“Sorcery focuses on the spiritual and uses </w:t>
+      </w:r>
+      <w:r>
+        <w:rPr>
+          <w:b/>
+        </w:rPr>
+        <w:t>[</w:t>
+      </w:r>
+      <w:r>
+        <w:rPr>
+          <w:b/>
+        </w:rPr>
+        <w:t>Spirit</w:t>
+      </w:r>
+      <w:r>
+        <w:rPr>
+          <w:b/>
+        </w:rPr>
+        <w:t>]</w:t>
+      </w:r>
+      <w:r>
+        <w:t xml:space="preserve"> and </w:t>
+      </w:r>
+      <w:r>
+        <w:rPr>
+          <w:b/>
+        </w:rPr>
+        <w:t>[</w:t>
+      </w:r>
+      <w:r>
+        <w:rPr>
+          <w:b/>
+        </w:rPr>
+        <w:t>Perception</w:t>
+      </w:r>
+      <w:r>
+        <w:rPr>
+          <w:b/>
+        </w:rPr>
+        <w:t>]</w:t>
+      </w:r>
+      <w:r>
+        <w:t>.</w:t>
+      </w:r>
+    </w:p>
+    <w:p>
+      <w:r>
+        <w:lastRenderedPageBreak/>
+        <w:t xml:space="preserve">“Normally </w:t>
+      </w:r>
+      <w:r>
+        <w:rPr>
+          <w:b/>
+        </w:rPr>
+        <w:t>[Perception]</w:t>
+      </w:r>
+      <w:r>
+        <w:t xml:space="preserve"> allows for just improved physical senses. However, when combined with </w:t>
+      </w:r>
+      <w:r>
+        <w:rPr>
+          <w:b/>
+        </w:rPr>
+        <w:t>[Spirit]</w:t>
+      </w:r>
+      <w:r>
+        <w:t>, it allows you to see beyond the physical.</w:t>
+      </w:r>
+    </w:p>
+    <w:p>
+      <w:r>
+        <w:t>“What upgrade strategy do you use, XP Allocation or Essence Allocation?”</w:t>
+      </w:r>
+    </w:p>
+    <w:p>
+      <w:r>
+        <w:t>“I selected Essence allocation,” I replied.</w:t>
+      </w:r>
+    </w:p>
+    <w:p>
+      <w:r>
+        <w:t>“You selected the harder of the two</w:t>
+      </w:r>
+      <w:r>
+        <w:t xml:space="preserve"> paths,” Taranis said.</w:t>
+      </w:r>
+    </w:p>
+    <w:p>
+      <w:r>
+        <w:t>“Is that bad?” I asked worriedly.</w:t>
+      </w:r>
+    </w:p>
+    <w:p>
+      <w:r>
+        <w:t>“On the contrary,” Taranis replied. “It gives benefits that are not relevant now.</w:t>
+      </w:r>
+    </w:p>
+    <w:p>
+      <w:r>
+        <w:t>“For XP Allocation, leveling up is just spending XP. It’s simple and straight forward, and perfect for the lazy. However, it is a bad strategy long…Never mind.</w:t>
+      </w:r>
+    </w:p>
+    <w:p>
+      <w:r>
+        <w:t>“For Essence Allocation, you need to understand your Chakra system and manually allocate Essence.”</w:t>
+      </w:r>
+    </w:p>
+    <w:p>
+      <w:r>
+        <w:t xml:space="preserve">We </w:t>
+      </w:r>
+      <w:r>
+        <w:t xml:space="preserve">arrived </w:t>
+      </w:r>
+      <w:r>
+        <w:t>at the training grounds.</w:t>
+      </w:r>
+    </w:p>
+    <w:p>
+      <w:r>
+        <w:t>“Are you familiar with your chakra system?”</w:t>
+      </w:r>
+    </w:p>
+    <w:p>
+      <w:r>
+        <w:t xml:space="preserve">“I’ve been meditating all my life,” I </w:t>
+      </w:r>
+      <w:r>
+        <w:t>replied</w:t>
+      </w:r>
+      <w:r>
+        <w:t>. “Last night I actually saw these chakras and meridians</w:t>
+      </w:r>
+      <w:r>
+        <w:t xml:space="preserve"> for the first time</w:t>
+      </w:r>
+      <w:r>
+        <w:t>. It was so exciting I literally spent all night observing.</w:t>
+      </w:r>
+    </w:p>
+    <w:p>
+      <w:r>
+        <w:t>“</w:t>
+      </w:r>
+      <w:r>
+        <w:t xml:space="preserve">I was even able to raise my </w:t>
+      </w:r>
+      <w:r>
+        <w:rPr>
+          <w:b/>
+        </w:rPr>
+        <w:t>[Strength]</w:t>
+      </w:r>
+      <w:r>
+        <w:t xml:space="preserve"> from 1 to 3.</w:t>
+      </w:r>
+      <w:r>
+        <w:t xml:space="preserve"> Then I discovered I had increased my EP by 5 during the night.</w:t>
+      </w:r>
+      <w:r>
+        <w:t xml:space="preserve"> </w:t>
+      </w:r>
+      <w:r>
+        <w:t xml:space="preserve">I don’t know where I got my previous </w:t>
+      </w:r>
+      <w:r>
+        <w:t>15</w:t>
+      </w:r>
+      <w:r>
+        <w:t>2</w:t>
+      </w:r>
+      <w:r>
+        <w:t xml:space="preserve"> EP</w:t>
+      </w:r>
+      <w:r>
+        <w:t xml:space="preserve"> from</w:t>
+      </w:r>
+      <w:r>
+        <w:t>.”</w:t>
+      </w:r>
+    </w:p>
+    <w:p>
+      <w:r>
+        <w:lastRenderedPageBreak/>
+        <w:t xml:space="preserve">Taranis clapped, looking genuinely pleased. </w:t>
+      </w:r>
+      <w:r>
+        <w:t>I felt myself blush at the compliment.</w:t>
+      </w:r>
+    </w:p>
+    <w:p>
+      <w:r>
+        <w:t>“That is marvelous. I’m glad you have such a marvelous foundation.</w:t>
+      </w:r>
+    </w:p>
+    <w:p>
+      <w:r>
+        <w:t>“As for your EP, you go</w:t>
+      </w:r>
+      <w:r>
+        <w:t>t it from your years of Cultivating</w:t>
+      </w:r>
+      <w:r>
+        <w:t xml:space="preserve"> and some came from when you were born</w:t>
+      </w:r>
+      <w:r>
+        <w:t>,</w:t>
+      </w:r>
+      <w:r>
+        <w:t xml:space="preserve">” </w:t>
+      </w:r>
+      <w:r>
+        <w:t>Taranis</w:t>
+      </w:r>
+      <w:r>
+        <w:t xml:space="preserve"> </w:t>
+      </w:r>
+      <w:r>
+        <w:t>explained</w:t>
+      </w:r>
+      <w:r>
+        <w:t xml:space="preserve">. “Unless you have access to a </w:t>
+      </w:r>
+      <w:r>
+        <w:t>Cultivation</w:t>
+      </w:r>
+      <w:r>
+        <w:t xml:space="preserve"> Chamber, </w:t>
+      </w:r>
+      <w:r>
+        <w:t>you</w:t>
+      </w:r>
+      <w:r>
+        <w:t xml:space="preserve"> can only absorb tiny quantities of </w:t>
+      </w:r>
+      <w:r>
+        <w:t>n</w:t>
+      </w:r>
+      <w:r>
+        <w:t xml:space="preserve">atural </w:t>
+      </w:r>
+      <w:r>
+        <w:rPr>
+          <w:b/>
+        </w:rPr>
         <w:t>[Essence]</w:t>
       </w:r>
       <w:r>
-        <w:t xml:space="preserve"> Points ha</w:t>
-      </w:r>
-      <w:r>
-        <w:t>d</w:t>
-      </w:r>
-      <w:r>
-        <w:t xml:space="preserve"> increased by 5 during the night.</w:t>
-      </w:r>
-    </w:p>
-    <w:p>
-      <w:r>
-        <w:t>I decided to call my parents.</w:t>
-      </w:r>
-    </w:p>
-    <w:p>
-      <w:r>
-        <w:t>It was 8:30AM. Being 12 hours behind, it was probably 8:30 PM for them. I spent the next 10 minutes describing how much fun I was having, as well as the strange observations I was making. They listened and told me to be careful.</w:t>
-      </w:r>
-    </w:p>
-    <w:p>
-      <w:r>
-        <w:t>I head</w:t>
-      </w:r>
-      <w:r>
-        <w:t>ed</w:t>
-      </w:r>
-      <w:r>
-        <w:t xml:space="preserve"> downstairs and</w:t>
-      </w:r>
-      <w:r>
-        <w:t xml:space="preserve"> ha</w:t>
-      </w:r>
-      <w:r>
-        <w:t>d</w:t>
-      </w:r>
-      <w:r>
-        <w:t xml:space="preserve"> a quick breakfast and head</w:t>
-      </w:r>
-      <w:r>
-        <w:t>ed</w:t>
-      </w:r>
-      <w:r>
-        <w:t xml:space="preserve"> for the training area.</w:t>
-      </w:r>
-    </w:p>
-    <w:p>
-      <w:r>
-        <w:t xml:space="preserve">This time </w:t>
-      </w:r>
-      <w:r>
-        <w:t>my</w:t>
-      </w:r>
-      <w:r>
-        <w:t xml:space="preserve"> arrow hit</w:t>
-      </w:r>
-      <w:r>
-        <w:t xml:space="preserve"> the target</w:t>
-      </w:r>
-      <w:r>
-        <w:t xml:space="preserve"> and f</w:t>
-      </w:r>
-      <w:r>
-        <w:t>ell</w:t>
-      </w:r>
-      <w:r>
-        <w:t>. There was no damage.</w:t>
-      </w:r>
-    </w:p>
-    <w:p>
-      <w:r>
-        <w:t>I return</w:t>
-      </w:r>
-      <w:r>
-        <w:t>ed</w:t>
-      </w:r>
-      <w:r>
-        <w:t xml:space="preserve"> to the main hall and </w:t>
-      </w:r>
-      <w:r>
-        <w:t>went</w:t>
-      </w:r>
-      <w:r>
-        <w:t xml:space="preserve"> to one of the clerks.</w:t>
-      </w:r>
-    </w:p>
-    <w:p>
-      <w:r>
-        <w:t xml:space="preserve">“Hi. I’m Raven. My stats are rather </w:t>
-      </w:r>
-      <w:r>
-        <w:t>skewed</w:t>
-      </w:r>
-      <w:r>
-        <w:t>. Can I get some advice on how to proceed as an adventurer?”</w:t>
-      </w:r>
-    </w:p>
-    <w:p>
-      <w:r>
-        <w:t xml:space="preserve">Did you see that? Some men </w:t>
-      </w:r>
-      <w:r>
-        <w:rPr>
-          <w:i/>
-        </w:rPr>
-        <w:t>do</w:t>
-      </w:r>
-      <w:r>
-        <w:t xml:space="preserve"> </w:t>
-      </w:r>
-      <w:r>
-        <w:t>ask</w:t>
-      </w:r>
-      <w:r>
-        <w:t xml:space="preserve"> for directions.</w:t>
-      </w:r>
-      <w:r>
-        <w:t xml:space="preserve"> Okay so it took a day for me to do so, but </w:t>
-      </w:r>
-      <w:r>
-        <w:t>still,</w:t>
-      </w:r>
-      <w:r>
-        <w:t xml:space="preserve"> I did it.</w:t>
-      </w:r>
-    </w:p>
-    <w:p>
-      <w:r>
-        <w:t xml:space="preserve">“Haven’t your parents given you tutors?” the clerk </w:t>
-      </w:r>
-      <w:r>
-        <w:t>asked</w:t>
-      </w:r>
-      <w:r>
-        <w:t>, surprised</w:t>
-      </w:r>
-      <w:r>
-        <w:t>.</w:t>
-      </w:r>
-    </w:p>
-    <w:p>
-      <w:r>
-        <w:t>That was an odd response.</w:t>
-      </w:r>
-    </w:p>
-    <w:p>
-      <w:r>
-        <w:t>That</w:t>
-      </w:r>
-      <w:r>
-        <w:t xml:space="preserve"> was</w:t>
-      </w:r>
-      <w:r>
-        <w:t xml:space="preserve"> right. The Solarsmith family was mentioned before.</w:t>
-      </w:r>
-    </w:p>
-    <w:p>
-      <w:pPr>
-        <w:rPr>
-          <w:i/>
-        </w:rPr>
-      </w:pPr>
-      <w:r>
-        <w:rPr>
-          <w:i/>
-        </w:rPr>
-        <w:lastRenderedPageBreak/>
-        <w:t>‘</w:t>
-      </w:r>
-      <w:r>
-        <w:rPr>
-          <w:i/>
-        </w:rPr>
-        <w:t>For all my followers, I really encourage you to play this game.</w:t>
-      </w:r>
-      <w:r>
-        <w:rPr>
-          <w:i/>
-        </w:rPr>
-        <w:t xml:space="preserve"> Better yet, get the yearly membership.</w:t>
-      </w:r>
-      <w:r>
-        <w:rPr>
-          <w:i/>
-        </w:rPr>
-        <w:t xml:space="preserve"> It is unbelievably immersive.</w:t>
-      </w:r>
-    </w:p>
-    <w:p>
-      <w:r>
-        <w:rPr>
-          <w:i/>
-        </w:rPr>
-        <w:t>‘</w:t>
-      </w:r>
-      <w:r>
-        <w:rPr>
-          <w:i/>
-        </w:rPr>
-        <w:t xml:space="preserve">And thank you </w:t>
-      </w:r>
-      <w:proofErr w:type="spellStart"/>
-      <w:r>
-        <w:rPr>
-          <w:i/>
-        </w:rPr>
-        <w:t>Blenda</w:t>
-      </w:r>
-      <w:proofErr w:type="spellEnd"/>
-      <w:r>
-        <w:rPr>
-          <w:i/>
-        </w:rPr>
-        <w:t xml:space="preserve"> </w:t>
-      </w:r>
-      <w:proofErr w:type="spellStart"/>
-      <w:r>
-        <w:rPr>
-          <w:i/>
-        </w:rPr>
-        <w:t>Blood</w:t>
-      </w:r>
-      <w:r>
-        <w:rPr>
-          <w:i/>
-        </w:rPr>
-        <w:t>born</w:t>
-      </w:r>
-      <w:proofErr w:type="spellEnd"/>
-      <w:r>
-        <w:rPr>
-          <w:i/>
-        </w:rPr>
-        <w:t xml:space="preserve"> for becoming a premium member. I appreciate it.</w:t>
-      </w:r>
-      <w:r>
-        <w:rPr>
-          <w:i/>
-        </w:rPr>
-        <w:t>’</w:t>
-      </w:r>
-    </w:p>
-    <w:p>
-      <w:r>
-        <w:t>“When I was 5 years old, something happened to me and I was</w:t>
-      </w:r>
-      <w:r>
-        <w:t xml:space="preserve"> transported to a faraway </w:t>
-      </w:r>
-      <w:r>
-        <w:t>land</w:t>
-      </w:r>
-      <w:r>
-        <w:t xml:space="preserve">,” I </w:t>
-      </w:r>
-      <w:r>
-        <w:t>replied</w:t>
-      </w:r>
-      <w:r>
-        <w:t>. “A loving couple found me and raised me as their own. The only thing I remember is my name.”</w:t>
-      </w:r>
-    </w:p>
-    <w:p>
-      <w:r>
-        <w:t>“You poor thing,” Jamie the clerk sympathize</w:t>
-      </w:r>
-      <w:r>
-        <w:t>d</w:t>
-      </w:r>
-      <w:r>
-        <w:t>. “</w:t>
-      </w:r>
-      <w:r>
-        <w:t>Unfortunately,</w:t>
-      </w:r>
-      <w:r>
-        <w:t xml:space="preserve"> I can’t help you reunite with </w:t>
-      </w:r>
-      <w:r>
-        <w:t>your family</w:t>
-      </w:r>
-      <w:r>
-        <w:t>.</w:t>
-      </w:r>
-    </w:p>
-    <w:p>
-      <w:r>
-        <w:t>“</w:t>
-      </w:r>
-      <w:r>
-        <w:t xml:space="preserve">Please wait here. </w:t>
-      </w:r>
-      <w:r>
-        <w:t xml:space="preserve">I’ll </w:t>
-      </w:r>
-      <w:r>
-        <w:t>speak to the guild master</w:t>
-      </w:r>
-      <w:r>
-        <w:t>.”</w:t>
-      </w:r>
-    </w:p>
-    <w:p>
-      <w:r>
-        <w:t>A player approache</w:t>
-      </w:r>
-      <w:r>
-        <w:t>d</w:t>
-      </w:r>
-      <w:r>
-        <w:t xml:space="preserve">. </w:t>
-      </w:r>
-      <w:r>
-        <w:t>I remember</w:t>
-      </w:r>
-      <w:r>
-        <w:t>ed</w:t>
-      </w:r>
-      <w:r>
-        <w:t xml:space="preserve"> seeing him on the ship. Eric the Red </w:t>
-      </w:r>
-      <w:r>
-        <w:t>was</w:t>
-      </w:r>
-      <w:r>
-        <w:t xml:space="preserve"> </w:t>
-      </w:r>
-      <w:r>
-        <w:t xml:space="preserve">decked out in </w:t>
-      </w:r>
-      <w:r>
-        <w:t xml:space="preserve">leather </w:t>
-      </w:r>
-      <w:r>
-        <w:t>armor and ha</w:t>
-      </w:r>
-      <w:r>
-        <w:t>d</w:t>
-      </w:r>
-      <w:r>
-        <w:t xml:space="preserve"> a broad sword across his back.</w:t>
-      </w:r>
-      <w:r>
-        <w:t xml:space="preserve"> It seem</w:t>
-      </w:r>
-      <w:r>
-        <w:t>ed</w:t>
-      </w:r>
-      <w:r>
-        <w:t xml:space="preserve"> he was busy yesterday.</w:t>
-      </w:r>
-    </w:p>
-    <w:p>
-      <w:r>
-        <w:t xml:space="preserve">“How come you have such a cool quest line?” Eric </w:t>
-      </w:r>
-      <w:r>
-        <w:t>asked</w:t>
-      </w:r>
-      <w:r>
-        <w:t>, sounding jealous.</w:t>
-      </w:r>
-    </w:p>
-    <w:p>
-      <w:r>
-        <w:t xml:space="preserve">“Don’t feel bad,” I </w:t>
-      </w:r>
-      <w:r>
-        <w:t>said</w:t>
-      </w:r>
-      <w:r>
-        <w:t>. “I’m sure you will get other amazing quest lines</w:t>
-      </w:r>
-      <w:r>
-        <w:t>. By the way, I’m playing No Pain, No Gain.”</w:t>
-      </w:r>
-    </w:p>
-    <w:p>
-      <w:r>
-        <w:t>“I am too,” Eric object</w:t>
-      </w:r>
-      <w:r>
-        <w:t>ed</w:t>
-      </w:r>
-      <w:r>
-        <w:t>. “How many monsters have you vanquished?”</w:t>
-      </w:r>
-    </w:p>
-    <w:p>
-      <w:r>
-        <w:t xml:space="preserve">“None unfortunately,” I </w:t>
-      </w:r>
-      <w:r>
-        <w:t>replied</w:t>
-      </w:r>
-      <w:r>
-        <w:t xml:space="preserve">. “My physical stats are crap. </w:t>
-      </w:r>
-      <w:r>
-        <w:t xml:space="preserve">By the way, I have a gaming YouTube channel called </w:t>
-      </w:r>
-      <w:r>
-        <w:t>Gaming with Raven</w:t>
-      </w:r>
-      <w:r>
-        <w:t>. My AI Assistant uploads every night.”</w:t>
-      </w:r>
-    </w:p>
-    <w:p>
-      <w:r>
-        <w:t xml:space="preserve">“Okay. I’ll look it up,” Eric </w:t>
-      </w:r>
-      <w:r>
-        <w:t>replied</w:t>
-      </w:r>
-      <w:r>
-        <w:t>.</w:t>
-      </w:r>
-    </w:p>
-    <w:p>
-      <w:r>
-        <w:t>The clerk return</w:t>
-      </w:r>
-      <w:r>
-        <w:t>ed</w:t>
-      </w:r>
-      <w:r>
-        <w:t xml:space="preserve"> with another person.</w:t>
-      </w:r>
-    </w:p>
-    <w:p>
-      <w:r>
-        <w:lastRenderedPageBreak/>
-        <w:t xml:space="preserve">“Young Master, </w:t>
-      </w:r>
-      <w:r>
-        <w:t xml:space="preserve">we have found a trainer for you,” the clerk </w:t>
-      </w:r>
-      <w:r>
-        <w:t>said</w:t>
-      </w:r>
-      <w:r>
-        <w:t>, indicating a wizardly looking elfin man.</w:t>
-      </w:r>
-    </w:p>
-    <w:p>
-      <w:r>
-        <w:t xml:space="preserve">“I am </w:t>
-      </w:r>
-      <w:proofErr w:type="spellStart"/>
-      <w:r>
-        <w:t>Taranis</w:t>
-      </w:r>
-      <w:proofErr w:type="spellEnd"/>
-      <w:r>
-        <w:t xml:space="preserve"> </w:t>
-      </w:r>
-      <w:proofErr w:type="spellStart"/>
-      <w:r>
-        <w:t>Luftwing</w:t>
-      </w:r>
-      <w:proofErr w:type="spellEnd"/>
-      <w:r>
-        <w:t xml:space="preserve">,” </w:t>
-      </w:r>
-      <w:proofErr w:type="spellStart"/>
-      <w:r>
-        <w:t>Taranis</w:t>
-      </w:r>
-      <w:proofErr w:type="spellEnd"/>
-      <w:r>
-        <w:t xml:space="preserve"> </w:t>
-      </w:r>
-      <w:r>
-        <w:t>said</w:t>
-      </w:r>
-      <w:r>
-        <w:t>. “</w:t>
-      </w:r>
-      <w:r>
-        <w:t xml:space="preserve">Please give me access to your stats </w:t>
-      </w:r>
-      <w:r>
-        <w:t xml:space="preserve">Master </w:t>
-      </w:r>
-      <w:r>
-        <w:t>Solarsmith</w:t>
-      </w:r>
-      <w:r>
-        <w:t>.”</w:t>
-      </w:r>
-    </w:p>
-    <w:p>
-      <w:r>
-        <w:t xml:space="preserve">I </w:t>
-      </w:r>
-      <w:r>
-        <w:t>said</w:t>
-      </w:r>
-      <w:r>
-        <w:t>, “OK.”</w:t>
-      </w:r>
-    </w:p>
-    <w:p>
-      <w:r>
-        <w:t xml:space="preserve">“Your mental and spiritual stats are impressive for a teenager, especially one raised </w:t>
-      </w:r>
-      <w:r>
-        <w:t>b</w:t>
-      </w:r>
-      <w:r>
-        <w:t xml:space="preserve">y strangers,” Taranis </w:t>
-      </w:r>
-      <w:r>
-        <w:t>said</w:t>
-      </w:r>
-      <w:r>
-        <w:t xml:space="preserve"> with a twinkle in his eye</w:t>
-      </w:r>
-      <w:r>
-        <w:t xml:space="preserve"> and a giggle in his voice</w:t>
-      </w:r>
-      <w:r>
-        <w:t>. “Are you studying wizardry or sorcery?”</w:t>
-      </w:r>
-    </w:p>
-    <w:p>
-      <w:r>
-        <w:t xml:space="preserve">“Where I come from, something blocks all forms of magic,” I </w:t>
-      </w:r>
-      <w:r>
-        <w:t>said</w:t>
-      </w:r>
-      <w:r>
-        <w:t>. “I know nothing about the subject.”</w:t>
-      </w:r>
-    </w:p>
-    <w:p>
-      <w:r>
-        <w:t xml:space="preserve">“Please follow me Master Solarsmith,” the man </w:t>
-      </w:r>
-      <w:r>
-        <w:t>said</w:t>
-      </w:r>
-      <w:r>
-        <w:t>.</w:t>
-      </w:r>
-    </w:p>
-    <w:p>
-      <w:r>
-        <w:t>“Just ca</w:t>
-      </w:r>
-      <w:r>
-        <w:t>ll me Raven. See you later Eric,</w:t>
-      </w:r>
-      <w:r>
-        <w:t>”</w:t>
-      </w:r>
-      <w:r>
-        <w:t xml:space="preserve"> I </w:t>
-      </w:r>
-      <w:r>
-        <w:t>said</w:t>
-      </w:r>
-      <w:r>
-        <w:t xml:space="preserve"> and follow the man.</w:t>
-      </w:r>
-    </w:p>
-    <w:p>
-      <w:r>
-        <w:t xml:space="preserve">“Wizardry focuses on the physical plane and primarily uses </w:t>
-      </w:r>
-      <w:r>
-        <w:rPr>
-          <w:b/>
-        </w:rPr>
-        <w:t>[</w:t>
-      </w:r>
-      <w:r>
-        <w:rPr>
-          <w:b/>
-        </w:rPr>
-        <w:t>Willpower</w:t>
-      </w:r>
-      <w:r>
-        <w:rPr>
-          <w:b/>
-        </w:rPr>
-        <w:t>]</w:t>
-      </w:r>
-      <w:r>
-        <w:t xml:space="preserve"> and</w:t>
-      </w:r>
-      <w:r>
-        <w:t xml:space="preserve"> </w:t>
-      </w:r>
-      <w:r>
-        <w:rPr>
-          <w:b/>
-        </w:rPr>
-        <w:t>[</w:t>
-      </w:r>
-      <w:r>
-        <w:rPr>
-          <w:b/>
-        </w:rPr>
-        <w:t>Mind</w:t>
-      </w:r>
-      <w:r>
-        <w:rPr>
-          <w:b/>
-        </w:rPr>
-        <w:t>]</w:t>
-      </w:r>
-      <w:r>
-        <w:t xml:space="preserve">,” Taranis </w:t>
-      </w:r>
-      <w:r>
-        <w:t>said</w:t>
-      </w:r>
-      <w:r>
-        <w:t xml:space="preserve"> as we walk. </w:t>
-      </w:r>
-      <w:r>
-        <w:t xml:space="preserve">“Sorcery focuses on the spiritual and uses </w:t>
-      </w:r>
-      <w:r>
-        <w:rPr>
-          <w:b/>
-        </w:rPr>
-        <w:t>[</w:t>
-      </w:r>
-      <w:r>
-        <w:rPr>
-          <w:b/>
-        </w:rPr>
-        <w:t>Spirit</w:t>
-      </w:r>
-      <w:r>
-        <w:rPr>
-          <w:b/>
-        </w:rPr>
-        <w:t>]</w:t>
-      </w:r>
-      <w:r>
-        <w:t xml:space="preserve"> and </w:t>
-      </w:r>
-      <w:r>
-        <w:rPr>
-          <w:b/>
-        </w:rPr>
-        <w:t>[</w:t>
-      </w:r>
-      <w:r>
-        <w:rPr>
-          <w:b/>
-        </w:rPr>
-        <w:t>Perception</w:t>
-      </w:r>
-      <w:r>
-        <w:rPr>
-          <w:b/>
-        </w:rPr>
-        <w:t>]</w:t>
-      </w:r>
-      <w:r>
-        <w:t>.</w:t>
-      </w:r>
-    </w:p>
-    <w:p>
-      <w:r>
-        <w:t xml:space="preserve">“Normally </w:t>
-      </w:r>
-      <w:r>
-        <w:rPr>
-          <w:b/>
-        </w:rPr>
-        <w:t>[Perception]</w:t>
-      </w:r>
-      <w:r>
-        <w:t xml:space="preserve"> allows for just improved physical senses. However, when combined with </w:t>
-      </w:r>
-      <w:r>
-        <w:rPr>
-          <w:b/>
-        </w:rPr>
-        <w:t>[Spirit]</w:t>
-      </w:r>
-      <w:r>
-        <w:t>, it allows you to see beyond the physical.</w:t>
-      </w:r>
-    </w:p>
-    <w:p>
-      <w:r>
-        <w:t>“What upgrade strategy do you use, XP Allocation or Essence Allocation?”</w:t>
-      </w:r>
-    </w:p>
-    <w:p>
-      <w:r>
-        <w:t>“I selected Essence allocation,” I replied.</w:t>
-      </w:r>
-    </w:p>
-    <w:p>
-      <w:r>
-        <w:t>“You selected the harder of the two</w:t>
-      </w:r>
-      <w:r>
-        <w:t xml:space="preserve"> paths,” Taranis said.</w:t>
-      </w:r>
-    </w:p>
-    <w:p>
-      <w:r>
-        <w:t>“Is that bad?” I asked worriedly.</w:t>
-      </w:r>
-    </w:p>
-    <w:p>
-      <w:r>
-        <w:lastRenderedPageBreak/>
-        <w:t>“On the contrary,” Taranis replied. “It gives benefits that are not relevant now.</w:t>
-      </w:r>
-    </w:p>
-    <w:p>
-      <w:r>
-        <w:t>“For XP Allocation, leveling up is just spending XP. It’s simple and straight forward, and perfect for the lazy. However, it is a bad strategy long…Never mind.</w:t>
-      </w:r>
-    </w:p>
-    <w:p>
-      <w:r>
-        <w:t>“For Essence Allocation, you need to understand your Chakra system and manually allocate Essence.”</w:t>
-      </w:r>
-    </w:p>
-    <w:p>
-      <w:r>
-        <w:t xml:space="preserve">We </w:t>
-      </w:r>
-      <w:r>
-        <w:t xml:space="preserve">arrived </w:t>
-      </w:r>
-      <w:r>
-        <w:t>at the training grounds.</w:t>
-      </w:r>
-    </w:p>
-    <w:p>
-      <w:r>
-        <w:t>“Are you familiar with your chakra system?”</w:t>
-      </w:r>
-    </w:p>
-    <w:p>
-      <w:r>
-        <w:t xml:space="preserve">“I’ve been meditating all my life,” I </w:t>
-      </w:r>
-      <w:r>
-        <w:t>replied</w:t>
-      </w:r>
-      <w:r>
-        <w:t>. “Last night I actually saw these chakras and meridians</w:t>
-      </w:r>
-      <w:r>
-        <w:t xml:space="preserve"> for the first time</w:t>
-      </w:r>
-      <w:r>
-        <w:t>. It was so exciting I literally spent all night observing.</w:t>
-      </w:r>
-    </w:p>
-    <w:p>
-      <w:r>
-        <w:t>“</w:t>
-      </w:r>
-      <w:r>
-        <w:t xml:space="preserve">I was even able to raise my </w:t>
-      </w:r>
-      <w:r>
-        <w:rPr>
-          <w:b/>
-        </w:rPr>
-        <w:t>[Strength]</w:t>
-      </w:r>
-      <w:r>
-        <w:t xml:space="preserve"> from 1 to 3.</w:t>
-      </w:r>
-      <w:r>
-        <w:t xml:space="preserve"> Then I discovered I had increased my EP by 5 during the night.</w:t>
-      </w:r>
-      <w:r>
-        <w:t xml:space="preserve"> </w:t>
-      </w:r>
-      <w:r>
-        <w:t xml:space="preserve">I don’t know where I got my previous </w:t>
-      </w:r>
-      <w:r>
-        <w:t>15</w:t>
-      </w:r>
-      <w:r>
-        <w:t>2</w:t>
-      </w:r>
-      <w:r>
-        <w:t xml:space="preserve"> EP</w:t>
-      </w:r>
-      <w:r>
-        <w:t xml:space="preserve"> from</w:t>
-      </w:r>
-      <w:r>
-        <w:t>.”</w:t>
-      </w:r>
-    </w:p>
-    <w:p>
-      <w:r>
-        <w:t xml:space="preserve">Taranis clapped, looking genuinely pleased. </w:t>
-      </w:r>
-      <w:r>
-        <w:t>I felt myself blush at the compliment.</w:t>
-      </w:r>
-    </w:p>
-    <w:p>
-      <w:r>
-        <w:t>“That is marvelous. I’m glad you have such a marvelous foundation.</w:t>
-      </w:r>
-    </w:p>
-    <w:p>
-      <w:r>
-        <w:t>“As for your EP, you go</w:t>
-      </w:r>
-      <w:r>
-        <w:t>t it from your years of Cultivating</w:t>
-      </w:r>
-      <w:r>
-        <w:t xml:space="preserve"> and some came from when you were born</w:t>
-      </w:r>
-      <w:r>
-        <w:t>,</w:t>
-      </w:r>
-      <w:r>
-        <w:t xml:space="preserve">” </w:t>
-      </w:r>
-      <w:r>
-        <w:t>Taranis</w:t>
-      </w:r>
-      <w:r>
-        <w:t xml:space="preserve"> </w:t>
-      </w:r>
-      <w:r>
-        <w:t>explained</w:t>
-      </w:r>
-      <w:r>
-        <w:t xml:space="preserve">. “Unless you have access to a </w:t>
-      </w:r>
-      <w:r>
-        <w:t>Cultivation</w:t>
-      </w:r>
-      <w:r>
-        <w:t xml:space="preserve"> Chamber, </w:t>
+        <w:t xml:space="preserve"> through normal Cultivation</w:t>
+      </w:r>
+      <w:r>
+        <w:t xml:space="preserve">. Although that will advance as </w:t>
       </w:r>
       <w:r>
         <w:t>you</w:t>
       </w:r>
       <w:r>
-        <w:t xml:space="preserve"> can only absorb tiny quantities of </w:t>
-      </w:r>
-      <w:r>
-        <w:t>n</w:t>
-      </w:r>
-      <w:r>
-        <w:t xml:space="preserve">atural </w:t>
-      </w:r>
-      <w:r>
-        <w:rPr>
-          <w:b/>
-        </w:rPr>
-        <w:t>[Essence]</w:t>
-      </w:r>
-      <w:r>
-        <w:t xml:space="preserve"> through normal Cultivation</w:t>
-      </w:r>
-      <w:r>
-        <w:t xml:space="preserve">. Although that will advance as </w:t>
-      </w:r>
-      <w:r>
-        <w:t>you</w:t>
-      </w:r>
-      <w:r>
         <w:t xml:space="preserve"> progress.</w:t>
       </w:r>
     </w:p>
@@ -16202,7 +16274,6 @@
     </w:p>
     <w:p>
       <w:r>
-        <w:lastRenderedPageBreak/>
         <w:t>“</w:t>
       </w:r>
       <w:r>
@@ -16360,6 +16431,7 @@
               <w:rPr>
                 <w:b/>
               </w:rPr>
+              <w:lastRenderedPageBreak/>
               <w:t>Body</w:t>
             </w:r>
           </w:p>
@@ -17318,7 +17390,6 @@
                 <w:sz w:val="16"/>
                 <w:szCs w:val="16"/>
               </w:rPr>
-              <w:lastRenderedPageBreak/>
               <w:t>Attribute Level</w:t>
             </w:r>
           </w:p>
@@ -18103,6 +18174,9 @@
         <w:t xml:space="preserve">will </w:t>
       </w:r>
       <w:r>
+        <w:t xml:space="preserve">give </w:t>
+      </w:r>
+      <w:r>
         <w:t xml:space="preserve">you </w:t>
       </w:r>
       <w:r>
@@ -18115,13 +18189,8 @@
         <w:t xml:space="preserve">needed </w:t>
       </w:r>
       <w:r>
-        <w:t xml:space="preserve">to </w:t>
-      </w:r>
-      <w:proofErr w:type="gramStart"/>
-      <w:r>
-        <w:t>level.</w:t>
-      </w:r>
-      <w:proofErr w:type="gramEnd"/>
+        <w:t>to level.</w:t>
+      </w:r>
       <w:r>
         <w:t>”</w:t>
       </w:r>
@@ -18131,6 +18200,7 @@
         <w:spacing w:before="200"/>
       </w:pPr>
       <w:r>
+        <w:lastRenderedPageBreak/>
         <w:t>“Now let’s discuss the basics for Wizardry. This is available to everyone, regardless of allocation type. It just requires training, dedication and high enough mental stats.</w:t>
       </w:r>
     </w:p>
@@ -18155,7 +18225,19 @@
         <w:spacing w:before="200"/>
       </w:pPr>
       <w:r>
-        <w:t xml:space="preserve">“Essentially correct,” Taranis said. “All our language is composed of archetypes, and expressed through either symbols or </w:t>
+        <w:t>“Essentially correct,” Taranis said. “All language</w:t>
+      </w:r>
+      <w:r>
+        <w:t>s</w:t>
+      </w:r>
+      <w:r>
+        <w:t xml:space="preserve"> </w:t>
+      </w:r>
+      <w:r>
+        <w:t>are</w:t>
+      </w:r>
+      <w:r>
+        <w:t xml:space="preserve"> composed of archetypes, and expressed through either symbols or </w:t>
       </w:r>
       <w:r>
         <w:t xml:space="preserve">the </w:t>
@@ -18207,149 +18289,1155 @@
     </w:p>
     <w:p>
       <w:r>
+        <w:t>“Don’t worry if you see nothing at first. Focus on your Mind Chakra while visualizing.”</w:t>
+      </w:r>
+    </w:p>
+    <w:p>
+      <w:r>
+        <w:t xml:space="preserve">Where </w:t>
+      </w:r>
+      <w:r>
+        <w:t>was</w:t>
+      </w:r>
+      <w:r>
+        <w:t xml:space="preserve"> my mind chakra? That</w:t>
+      </w:r>
+      <w:r>
+        <w:t xml:space="preserve"> was</w:t>
+      </w:r>
+      <w:r>
+        <w:t xml:space="preserve"> right. It was in my forehead. I focus</w:t>
+      </w:r>
+      <w:r>
+        <w:t>ed</w:t>
+      </w:r>
+      <w:r>
+        <w:t xml:space="preserve"> on his hand.</w:t>
+      </w:r>
+    </w:p>
+    <w:p>
+      <w:r>
+        <w:t xml:space="preserve">Yup, </w:t>
+      </w:r>
+      <w:r>
+        <w:t xml:space="preserve">at </w:t>
+      </w:r>
+      <w:r>
+        <w:t>first,</w:t>
+      </w:r>
+      <w:r>
+        <w:t xml:space="preserve"> </w:t>
+      </w:r>
+      <w:r>
+        <w:t>I s</w:t>
+      </w:r>
+      <w:r>
+        <w:t>aw</w:t>
+      </w:r>
+      <w:r>
+        <w:t xml:space="preserve"> nothing.</w:t>
+      </w:r>
+      <w:r>
+        <w:t xml:space="preserve"> Fighting impatience, I focused on my breathing and wrestled with my mind. Slowly my mind calmed down.</w:t>
+      </w:r>
+    </w:p>
+    <w:p>
+      <w:r>
+        <w:t>I visualize</w:t>
+      </w:r>
+      <w:r>
+        <w:t>d</w:t>
+      </w:r>
+      <w:r>
+        <w:t xml:space="preserve"> a flame, then a camp fire, then a blow torch, then the sun with its bubbling surface, engulfing the world with raging forest fires.</w:t>
+      </w:r>
+    </w:p>
+    <w:p>
+      <w:r>
         <w:lastRenderedPageBreak/>
-        <w:t>“Don’t worry if you see nothing at first. Focus on your Mind Chakra while visualizing.”</w:t>
-      </w:r>
-    </w:p>
-    <w:p>
-      <w:r>
-        <w:t xml:space="preserve">Where </w:t>
-      </w:r>
-      <w:r>
-        <w:t>was</w:t>
-      </w:r>
-      <w:r>
-        <w:t xml:space="preserve"> my mind chakra? That</w:t>
-      </w:r>
-      <w:r>
-        <w:t xml:space="preserve"> was</w:t>
-      </w:r>
-      <w:r>
-        <w:t xml:space="preserve"> right. It was in my forehead. I focus</w:t>
+        <w:t>I s</w:t>
+      </w:r>
+      <w:r>
+        <w:t>aw</w:t>
+      </w:r>
+      <w:r>
+        <w:t xml:space="preserve"> a </w:t>
+      </w:r>
+      <w:r>
+        <w:t>multi</w:t>
+      </w:r>
+      <w:r>
+        <w:t>-</w:t>
+      </w:r>
+      <w:r>
+        <w:t>dimensional</w:t>
+      </w:r>
+      <w:r>
+        <w:t xml:space="preserve"> swirling ball</w:t>
+      </w:r>
+      <w:r>
+        <w:t xml:space="preserve"> over Taranis’ hand</w:t>
+      </w:r>
+      <w:r>
+        <w:t>.</w:t>
+      </w:r>
+      <w:r>
+        <w:t xml:space="preserve"> It seemed like the embodiment of fire in all its glory.</w:t>
+      </w:r>
+    </w:p>
+    <w:p>
+      <w:r>
+        <w:t xml:space="preserve">“I see it,” I </w:t>
+      </w:r>
+      <w:r>
+        <w:t>said</w:t>
+      </w:r>
+      <w:r>
+        <w:t>. “But it seems to more…” I trail</w:t>
       </w:r>
       <w:r>
         <w:t>ed</w:t>
       </w:r>
       <w:r>
-        <w:t xml:space="preserve"> on his hand.</w:t>
-      </w:r>
-    </w:p>
-    <w:p>
-      <w:r>
-        <w:t xml:space="preserve">Yup, </w:t>
-      </w:r>
-      <w:r>
-        <w:t xml:space="preserve">at </w:t>
-      </w:r>
-      <w:r>
-        <w:t>first,</w:t>
+        <w:t xml:space="preserve"> off, not sure what to </w:t>
+      </w:r>
+      <w:r>
+        <w:t>say</w:t>
+      </w:r>
+      <w:r>
+        <w:t>.</w:t>
+      </w:r>
+    </w:p>
+    <w:p>
+      <w:r>
+        <w:t>“Excellent work</w:t>
+      </w:r>
+      <w:r>
+        <w:t>,”</w:t>
       </w:r>
       <w:r>
         <w:t xml:space="preserve"> </w:t>
       </w:r>
       <w:r>
-        <w:t>I s</w:t>
-      </w:r>
-      <w:r>
-        <w:t>aw</w:t>
-      </w:r>
-      <w:r>
-        <w:t xml:space="preserve"> nothing.</w:t>
-      </w:r>
-      <w:r>
-        <w:t xml:space="preserve"> Fighting impatience, I focused on my breathing and wrestled with my mind. Slowly my mind calmed down.</w:t>
-      </w:r>
-    </w:p>
-    <w:p>
-      <w:r>
-        <w:t>I visualize</w:t>
+        <w:t>Taranis praise</w:t>
       </w:r>
       <w:r>
         <w:t>d</w:t>
       </w:r>
       <w:r>
-        <w:t xml:space="preserve"> a flame, then a camp fire, then a blow torch, then the sun with its bubbling surface, engulfing the world with raging forest fires.</w:t>
-      </w:r>
-    </w:p>
-    <w:p>
-      <w:r>
-        <w:t>I s</w:t>
-      </w:r>
-      <w:r>
-        <w:t>aw</w:t>
-      </w:r>
-      <w:r>
-        <w:t xml:space="preserve"> a </w:t>
-      </w:r>
-      <w:r>
-        <w:t>multi</w:t>
+        <w:t>. “</w:t>
+      </w:r>
+      <w:r>
+        <w:t>This is the archetype for fire</w:t>
+      </w:r>
+      <w:r>
+        <w:t xml:space="preserve"> in its raw uncontained form</w:t>
+      </w:r>
+      <w:r>
+        <w:t>.</w:t>
+      </w:r>
+    </w:p>
+    <w:p>
+      <w:r>
+        <w:t>“</w:t>
+      </w:r>
+      <w:r>
+        <w:t xml:space="preserve">Being just </w:t>
+      </w:r>
+      <w:r>
+        <w:t xml:space="preserve">an </w:t>
+      </w:r>
+      <w:r>
+        <w:t>archetype</w:t>
+      </w:r>
+      <w:r>
+        <w:t xml:space="preserve">, it </w:t>
+      </w:r>
+      <w:r>
+        <w:t xml:space="preserve">is only visible to you because of your high </w:t>
+      </w:r>
+      <w:r>
+        <w:rPr>
+          <w:b/>
+        </w:rPr>
+        <w:t>[Mind]</w:t>
+      </w:r>
+      <w:r>
+        <w:t xml:space="preserve"> </w:t>
+      </w:r>
+      <w:r>
+        <w:t xml:space="preserve">and </w:t>
+      </w:r>
+      <w:r>
+        <w:rPr>
+          <w:b/>
+        </w:rPr>
+        <w:t>[Perception]</w:t>
+      </w:r>
+      <w:r>
+        <w:t>.</w:t>
+      </w:r>
+    </w:p>
+    <w:p>
+      <w:r>
+        <w:t>“All things in reality are interconnected</w:t>
+      </w:r>
+      <w:r>
+        <w:t xml:space="preserve"> in a web of concepts, and expressed through substance.</w:t>
+      </w:r>
+    </w:p>
+    <w:p>
+      <w:r>
+        <w:t>“</w:t>
+      </w:r>
+      <w:r>
+        <w:t>For now, ignore the multitude of connections. They will just confuse you and will not have practical value for now.</w:t>
+      </w:r>
+    </w:p>
+    <w:p>
+      <w:r>
+        <w:t>“Now I want you to do the same.”</w:t>
+      </w:r>
+    </w:p>
+    <w:p>
+      <w:r>
+        <w:t>I raised my hand and tried to visualize the flame sphere.</w:t>
+      </w:r>
+    </w:p>
+    <w:p>
+      <w:r>
+        <w:t>“Try to visualize fire in all its aspects. Its heat, its warmth, color, fiery nature and so on. What is fire but an elemental force expressing through matter…”</w:t>
+      </w:r>
+    </w:p>
+    <w:p>
+      <w:r>
+        <w:t>I tried to reproduce the concept of Fire in my mind. Time seemed to slow as I settled into meditation.</w:t>
+      </w:r>
+    </w:p>
+    <w:p>
+      <w:r>
+        <w:t>I knew fire. I set marshmallows of fire when camping, seen fireworks, and even burnt myself on hot stoves.</w:t>
+      </w:r>
+    </w:p>
+    <w:p>
+      <w:r>
+        <w:t>Then the Rune materialized in front of me.</w:t>
+      </w:r>
+    </w:p>
+    <w:p>
+      <w:r>
+        <w:t>“Good job,” Taranis praised.</w:t>
+      </w:r>
+    </w:p>
+    <w:p>
+      <w:r>
+        <w:lastRenderedPageBreak/>
+        <w:t>“To activate this rune, you need to draw your Manna from your stomach area. This area will look to you like a void. Take your time.”</w:t>
+      </w:r>
+    </w:p>
+    <w:p>
+      <w:r>
+        <w:t>I focused on my stomach. At first I saw nothing.</w:t>
+      </w:r>
+    </w:p>
+    <w:p>
+      <w:r>
+        <w:t>I focused on my breathing and paid attention to my stomach. Time passed. Then I saw what appeared to be an emptiness</w:t>
+      </w:r>
+      <w:r>
+        <w:t xml:space="preserve"> or</w:t>
+      </w:r>
+      <w:r>
+        <w:t xml:space="preserve"> a void. I </w:t>
+      </w:r>
+      <w:r>
+        <w:t>focused</w:t>
+      </w:r>
+      <w:r>
+        <w:t xml:space="preserve"> on that void.</w:t>
+      </w:r>
+    </w:p>
+    <w:p>
+      <w:r>
+        <w:t>Then from the void I saw what appeared to be a vortex of pure energy.</w:t>
+      </w:r>
+    </w:p>
+    <w:p>
+      <w:r>
+        <w:t>“I can see it,” I said excitedly. Immediately the energy disappeared.</w:t>
+      </w:r>
+    </w:p>
+    <w:p>
+      <w:r>
+        <w:t>“Calm down,” Taranis said with a smile.</w:t>
+      </w:r>
+    </w:p>
+    <w:p>
+      <w:r>
+        <w:t xml:space="preserve">I did as instructed and </w:t>
+      </w:r>
+      <w:r>
+        <w:t xml:space="preserve">slowly </w:t>
+      </w:r>
+      <w:r>
+        <w:t>the energy reappeared.</w:t>
+      </w:r>
+    </w:p>
+    <w:p>
+      <w:r>
+        <w:t xml:space="preserve">“Energy is infinite. However, our capacity to draw and store it is finite. Our manna pool is defined by our </w:t>
+      </w:r>
+      <w:r>
+        <w:rPr>
+          <w:b/>
+        </w:rPr>
+        <w:t>[</w:t>
+      </w:r>
+      <w:r>
+        <w:rPr>
+          <w:b/>
+        </w:rPr>
+        <w:t>Mind</w:t>
+      </w:r>
+      <w:r>
+        <w:rPr>
+          <w:b/>
+        </w:rPr>
+        <w:t>]</w:t>
+      </w:r>
+      <w:r>
+        <w:t xml:space="preserve"> and regeneration is defined by </w:t>
+      </w:r>
+      <w:r>
+        <w:rPr>
+          <w:b/>
+        </w:rPr>
+        <w:t>[Willpower]</w:t>
+      </w:r>
+      <w:r>
+        <w:t>.</w:t>
+      </w:r>
+    </w:p>
+    <w:p>
+      <w:r>
+        <w:t>“Now visualize the energy flowing through your channels and out of you and into the Rune. Be warned. Drawing too much can have disastrous effects.”</w:t>
+      </w:r>
+    </w:p>
+    <w:p>
+      <w:r>
+        <w:t>I visualized the energy flowing through my channels. At first nothing happened.</w:t>
+      </w:r>
+    </w:p>
+    <w:p>
+      <w:r>
+        <w:t>So I tried to imagine more power flowing through my channels and into the Rune.</w:t>
+      </w:r>
+    </w:p>
+    <w:p>
+      <w:r>
+        <w:t>Suddenly the Fire Rune exploded with blinding light and heat.</w:t>
+      </w:r>
+    </w:p>
+    <w:p>
+      <w:r>
+        <w:t xml:space="preserve">A force crushed down on the exploding energy before it could do any </w:t>
+      </w:r>
+      <w:r>
+        <w:t>damage.</w:t>
+      </w:r>
+    </w:p>
+    <w:p>
+      <w:r>
+        <w:lastRenderedPageBreak/>
+        <w:t xml:space="preserve">Startled I jerked back, and the </w:t>
+      </w:r>
+      <w:r>
+        <w:t>fire</w:t>
+      </w:r>
+      <w:r>
+        <w:t xml:space="preserve"> disappeared.</w:t>
+      </w:r>
+    </w:p>
+    <w:p>
+      <w:r>
+        <w:t>“Good job,” Taranis praised. “As you see, you drew too much power. I would guess at least 300 Manna.</w:t>
+      </w:r>
+    </w:p>
+    <w:p>
+      <w:r>
+        <w:t>“The next step is to confine the fire or it will be useless</w:t>
+      </w:r>
+      <w:r>
+        <w:t>,” Taranis explained.</w:t>
+      </w:r>
+      <w:r>
+        <w:t xml:space="preserve"> “What does confinement mean to you?”</w:t>
+      </w:r>
+    </w:p>
+    <w:p>
+      <w:r>
+        <w:t>In my mind I visualized a prison cell, dungeons, closed</w:t>
       </w:r>
       <w:r>
         <w:t>-</w:t>
       </w:r>
       <w:r>
-        <w:t>dimensional</w:t>
-      </w:r>
-      <w:r>
-        <w:t xml:space="preserve"> swirling ball</w:t>
-      </w:r>
-      <w:r>
-        <w:t xml:space="preserve"> over Taranis’ hand</w:t>
+        <w:t>of</w:t>
+      </w:r>
+      <w:r>
+        <w:t>f</w:t>
+      </w:r>
+      <w:r>
+        <w:t xml:space="preserve"> caves in the earth, the magnetic confinement of </w:t>
+      </w:r>
+      <w:r>
+        <w:t>stellarators</w:t>
       </w:r>
       <w:r>
         <w:t>.</w:t>
       </w:r>
-      <w:r>
-        <w:t xml:space="preserve"> It seemed like the embodiment of fire in all its glory.</w:t>
-      </w:r>
-    </w:p>
-    <w:p>
-      <w:r>
-        <w:t xml:space="preserve">“I see it,” I </w:t>
+    </w:p>
+    <w:p>
+      <w:r>
+        <w:t xml:space="preserve">“Confinement,” I said softly. </w:t>
+      </w:r>
+      <w:r>
+        <w:t>M</w:t>
+      </w:r>
+      <w:r>
+        <w:t xml:space="preserve">y perception of the concept coalesced. </w:t>
+      </w:r>
+      <w:r>
+        <w:t xml:space="preserve">Taking inspiration from my [Fire] Rune, I allowed the </w:t>
+      </w:r>
+      <w:r>
+        <w:t xml:space="preserve">Rune for </w:t>
+      </w:r>
+      <w:r>
+        <w:t>[</w:t>
+      </w:r>
+      <w:r>
+        <w:t>Confinement</w:t>
+      </w:r>
+      <w:r>
+        <w:t>] to form</w:t>
+      </w:r>
+      <w:r>
+        <w:t>.</w:t>
+      </w:r>
+    </w:p>
+    <w:p>
+      <w:r>
+        <w:t>“Good job,” Taranis said happily. Again I blushed at his praise.</w:t>
+      </w:r>
+    </w:p>
+    <w:p>
+      <w:r>
+        <w:t>“Now create the Rune for fire. This time let the Confinement Rune confine the fire.”</w:t>
+      </w:r>
+    </w:p>
+    <w:p>
+      <w:r>
+        <w:t xml:space="preserve">Time passed and the </w:t>
+      </w:r>
+      <w:r>
+        <w:t>[</w:t>
+      </w:r>
+      <w:r>
+        <w:t>Fire</w:t>
+      </w:r>
+      <w:r>
+        <w:t>]</w:t>
+      </w:r>
+      <w:r>
+        <w:t xml:space="preserve"> Rune materialized.</w:t>
+      </w:r>
+    </w:p>
+    <w:p>
+      <w:r>
+        <w:t>“Excellent,” Taranis praised happily. “</w:t>
+      </w:r>
+      <w:r>
+        <w:t xml:space="preserve">You now have a 2-rune array. </w:t>
+      </w:r>
+      <w:r>
+        <w:t>Now slowly add manna.”</w:t>
+      </w:r>
+    </w:p>
+    <w:p>
+      <w:r>
+        <w:t>Again it expressed itself as an undefined heat and light.</w:t>
+      </w:r>
+    </w:p>
+    <w:p>
+      <w:r>
+        <w:t>“Remember to add power to the confinement Rune.”</w:t>
+      </w:r>
+    </w:p>
+    <w:p>
+      <w:r>
+        <w:t>I did as instructed and the uncontrolled flame took on the shape of a ball.</w:t>
+      </w:r>
+    </w:p>
+    <w:p>
+      <w:r>
+        <w:t>“Excellent work,” Taranis said happily.</w:t>
+      </w:r>
+    </w:p>
+    <w:p>
+      <w:r>
+        <w:t>“To launch the fire</w:t>
+      </w:r>
+      <w:r>
+        <w:t>ball, you need the Launch Rune. Focus on what it means to launch something.”</w:t>
+      </w:r>
+    </w:p>
+    <w:p>
+      <w:r>
+        <w:lastRenderedPageBreak/>
+        <w:t>What could launch possible be?</w:t>
+      </w:r>
+    </w:p>
+    <w:p>
+      <w:r>
+        <w:t>I focused on the concept of launching items, such as thrown rocks, bullets, rockets, springs that shove, pneumatic tubes, and more. The Rune was the embodiment of the concept of projectiles.</w:t>
+      </w:r>
+    </w:p>
+    <w:p>
+      <w:r>
+        <w:t>Slowly the Rune formed.</w:t>
+      </w:r>
+    </w:p>
+    <w:p>
+      <w:r>
+        <w:t>“Now line up the three Runes,” Taranis said, demonstrating.</w:t>
+      </w:r>
+    </w:p>
+    <w:p>
+      <w:r>
+        <w:t>I focused on recreating the array of Runes as demonstrated by Taranis. Time passed and I finally achieved success.</w:t>
+      </w:r>
+    </w:p>
+    <w:p>
+      <w:r>
+        <w:t>“Now feed manna into the array. When you are finished, let go.”</w:t>
+      </w:r>
+    </w:p>
+    <w:p>
+      <w:r>
+        <w:t>Taranis’ fireball shot from his hand and hit the target. The target registered 27 HP damage.</w:t>
+      </w:r>
+    </w:p>
+    <w:p>
+      <w:r>
+        <w:t>“Remember the order of operations,” Taranis said.</w:t>
+      </w:r>
+    </w:p>
+    <w:p>
+      <w:r>
+        <w:t xml:space="preserve">Struggling, I formed the three Runes and fed power into the </w:t>
+      </w:r>
+      <w:r>
+        <w:t>[</w:t>
+      </w:r>
+      <w:r>
+        <w:t>Launch</w:t>
+      </w:r>
+      <w:r>
+        <w:t>]</w:t>
+      </w:r>
+      <w:r>
+        <w:t xml:space="preserve"> Rune, allowing </w:t>
+      </w:r>
+      <w:r>
+        <w:t xml:space="preserve">power to </w:t>
+      </w:r>
+      <w:r>
+        <w:t xml:space="preserve">flow into the </w:t>
+      </w:r>
+      <w:r>
+        <w:t>[</w:t>
+      </w:r>
+      <w:r>
+        <w:t>Confine</w:t>
+      </w:r>
+      <w:r>
+        <w:t>]</w:t>
+      </w:r>
+      <w:r>
+        <w:t xml:space="preserve"> Rune and then into the </w:t>
+      </w:r>
+      <w:r>
+        <w:t>[</w:t>
+      </w:r>
+      <w:r>
+        <w:t>Fire</w:t>
+      </w:r>
+      <w:r>
+        <w:t>]</w:t>
+      </w:r>
+      <w:r>
+        <w:t xml:space="preserve"> Rune.</w:t>
+      </w:r>
+    </w:p>
+    <w:p>
+      <w:r>
+        <w:t>I did a pushing thrust and the fireball went flying.</w:t>
+      </w:r>
+    </w:p>
+    <w:p>
+      <w:r>
+        <w:t>The fireball splattered against the target. There was no damage to the target.</w:t>
+      </w:r>
+    </w:p>
+    <w:p>
+      <w:r>
+        <w:t>“The final step for this spell is to compress the fireball,” Taranis said. “Right now you have done so in a roundabout way using Confinement. However, that is not enough.</w:t>
+      </w:r>
+      <w:r>
+        <w:t xml:space="preserve"> Now visualize the concept of compression.”</w:t>
+      </w:r>
+    </w:p>
+    <w:p>
+      <w:r>
+        <w:t xml:space="preserve">I squeezed my hand into a fist, visualizing myself squishing carbon into diamonds. I visualized the center of the Earth, of Jupiter and its </w:t>
+      </w:r>
+      <w:r>
+        <w:lastRenderedPageBreak/>
+        <w:t>metallic hydrogen, of the sun and its nuclear fusion, of neutron stars</w:t>
+      </w:r>
+      <w:r>
+        <w:t xml:space="preserve"> and their atom-crushing force</w:t>
+      </w:r>
+      <w:r>
+        <w:t>, and black holes squashing space itself.</w:t>
+      </w:r>
+    </w:p>
+    <w:p>
+      <w:r>
+        <w:t>“Nice,” Taranis said as he stared at the Rune I created.</w:t>
+      </w:r>
+    </w:p>
+    <w:p>
+      <w:r>
+        <w:t>“This compression will increase the penetration power of the fireball, while manna increases its destructiveness.”</w:t>
+      </w:r>
+    </w:p>
+    <w:p>
+      <w:r>
+        <w:t>Taranis slowly formed the four runes and channeled manna into the array. This launched the fireball, registering 200 HP of damage.</w:t>
+      </w:r>
+    </w:p>
+    <w:p>
+      <w:r>
+        <w:t>“</w:t>
+      </w:r>
+      <w:r>
+        <w:t xml:space="preserve">Notice I used the same amount of manna, but got vastly greater results. </w:t>
+      </w:r>
+      <w:r>
+        <w:t>To summarize, the trick is to create the array of runes, then feed manna into the array,” Taranis explained.</w:t>
+      </w:r>
+    </w:p>
+    <w:p>
+      <w:r>
+        <w:t>“One feeds into the next, which feeds into the next.”</w:t>
+      </w:r>
+    </w:p>
+    <w:p>
+      <w:r>
+        <w:t>“Like programming,” I said as I watched Taranis perform the task.</w:t>
+      </w:r>
+    </w:p>
+    <w:p>
+      <w:r>
+        <w:t>“Exactly right,” Taranis agreed. “And just like programming, you have IF branches, FOR loops and so on. And just like programming, these arrays can be huge.</w:t>
+      </w:r>
+    </w:p>
+    <w:p>
+      <w:r>
+        <w:t>“That’s for another time</w:t>
+      </w:r>
+      <w:r>
+        <w:t>. For now just focus on the basics,” he said.</w:t>
+      </w:r>
+    </w:p>
+    <w:p>
+      <w:r>
+        <w:t xml:space="preserve">I </w:t>
+      </w:r>
+      <w:r>
+        <w:t xml:space="preserve">slowly created the array and fed it power. I then released it and saw the fireball shoot at the target. </w:t>
+      </w:r>
+    </w:p>
+    <w:p>
+      <w:r>
+        <w:t>“</w:t>
+      </w:r>
+      <w:r>
+        <w:t>J</w:t>
+      </w:r>
+      <w:r>
+        <w:t>ust train on this one spell</w:t>
+      </w:r>
+      <w:r>
+        <w:t>,” Taranis said.</w:t>
+      </w:r>
+      <w:r>
+        <w:t xml:space="preserve"> </w:t>
+      </w:r>
+      <w:r>
+        <w:t>“This will give you the fundamentals.</w:t>
+      </w:r>
+      <w:r>
+        <w:t xml:space="preserve"> I want you to practice this hundreds, thousands of times. That’s the only way we gain true mastery.</w:t>
+      </w:r>
+    </w:p>
+    <w:p>
+      <w:r>
+        <w:t>“When the time comes, I will give you more training. As for Wizard training, that will come later.</w:t>
+      </w:r>
+    </w:p>
+    <w:p>
+      <w:r>
+        <w:lastRenderedPageBreak/>
+        <w:t xml:space="preserve">“Oh, and one more piece of advice, you might want to use a </w:t>
+      </w:r>
+      <w:r>
+        <w:t>glaive</w:t>
+      </w:r>
+      <w:r>
+        <w:t xml:space="preserve"> or halberd</w:t>
+      </w:r>
+      <w:r>
+        <w:t xml:space="preserve">. It will mesh well with your high </w:t>
+      </w:r>
+      <w:r>
+        <w:t>[</w:t>
+      </w:r>
+      <w:r>
+        <w:t>Dexterity</w:t>
+      </w:r>
+      <w:r>
+        <w:t>]</w:t>
+      </w:r>
+      <w:r>
+        <w:t xml:space="preserve"> and low </w:t>
+      </w:r>
+      <w:r>
+        <w:t>[</w:t>
+      </w:r>
+      <w:r>
+        <w:t>Strength</w:t>
+      </w:r>
+      <w:r>
+        <w:t>]</w:t>
+      </w:r>
+      <w:r>
+        <w:t xml:space="preserve">, </w:t>
+      </w:r>
+      <w:r>
+        <w:t>[</w:t>
+      </w:r>
+      <w:r>
+        <w:t>Agility</w:t>
+      </w:r>
+      <w:r>
+        <w:t>]</w:t>
+      </w:r>
+      <w:r>
+        <w:t xml:space="preserve"> and </w:t>
+      </w:r>
+      <w:r>
+        <w:t>[</w:t>
+      </w:r>
+      <w:r>
+        <w:t>Stamina</w:t>
+      </w:r>
+      <w:r>
+        <w:t>]</w:t>
+      </w:r>
+      <w:r>
+        <w:t>.”</w:t>
+      </w:r>
+    </w:p>
+    <w:p>
+      <w:r>
+        <w:t>Taranis</w:t>
+      </w:r>
+      <w:r>
+        <w:t xml:space="preserve"> smile</w:t>
+      </w:r>
+      <w:r>
+        <w:t>d</w:t>
+      </w:r>
+      <w:r>
+        <w:t xml:space="preserve"> at me and then </w:t>
       </w:r>
       <w:r>
         <w:t>said</w:t>
       </w:r>
       <w:r>
-        <w:t>. “But it seems to more…” I trail</w:t>
+        <w:t>, “</w:t>
+      </w:r>
+      <w:r>
+        <w:t>See you next time, Luke Solarsmith.”</w:t>
+      </w:r>
+    </w:p>
+    <w:p>
+      <w:r>
+        <w:t>Taranis</w:t>
+      </w:r>
+      <w:r>
+        <w:t xml:space="preserve"> vanishe</w:t>
+      </w:r>
+      <w:r>
+        <w:t>d</w:t>
+      </w:r>
+      <w:r>
+        <w:t xml:space="preserve"> before I c</w:t>
+      </w:r>
+      <w:r>
+        <w:t>ould</w:t>
+      </w:r>
+      <w:r>
+        <w:t xml:space="preserve"> respond. How the hell did he know my real name?</w:t>
+      </w:r>
+    </w:p>
+    <w:p>
+      <w:r>
+        <w:t xml:space="preserve">That was freaky. Damn. </w:t>
+      </w:r>
+      <w:r>
+        <w:t>Was</w:t>
+      </w:r>
+      <w:r>
+        <w:t xml:space="preserve"> this place real? </w:t>
+      </w:r>
+      <w:r>
+        <w:t>Were</w:t>
+      </w:r>
+      <w:r>
+        <w:t xml:space="preserve"> these people real?</w:t>
+      </w:r>
+    </w:p>
+    <w:p>
+      <w:r>
+        <w:t>Sure the game knew who I was, but why would it break immersion by using my real name?</w:t>
+      </w:r>
+    </w:p>
+    <w:p>
+      <w:r>
+        <w:t>I focused on my spell and slowly constructed to array.</w:t>
+      </w:r>
+      <w:r>
+        <w:t xml:space="preserve"> Charging up the array, I let go and watched the fireball hit the target.</w:t>
+      </w:r>
+    </w:p>
+    <w:p>
+      <w:r>
+        <w:t xml:space="preserve">Just then Eric </w:t>
+      </w:r>
+      <w:r>
+        <w:t>walked</w:t>
+      </w:r>
+      <w:r>
+        <w:t xml:space="preserve"> up to me</w:t>
+      </w:r>
+      <w:r>
+        <w:t>, startling me</w:t>
+      </w:r>
+      <w:r>
+        <w:t>.</w:t>
+      </w:r>
+    </w:p>
+    <w:p>
+      <w:r>
+        <w:t xml:space="preserve">“So that is wizard training,” Eric </w:t>
+      </w:r>
+      <w:r>
+        <w:t>marveled</w:t>
+      </w:r>
+      <w:r>
+        <w:t>. “I could</w:t>
+      </w:r>
+      <w:r>
+        <w:t xml:space="preserve">n’t follow what you were doing, but the fireballs </w:t>
+      </w:r>
+      <w:r>
+        <w:t>are</w:t>
+      </w:r>
+      <w:r>
+        <w:t xml:space="preserve"> amazing.”</w:t>
+      </w:r>
+    </w:p>
+    <w:p>
+      <w:r>
+        <w:t>“Were you waiting for me?</w:t>
+      </w:r>
+      <w:r>
+        <w:t xml:space="preserve"> </w:t>
+      </w:r>
+      <w:r>
+        <w:t>Weren’t you bored watching?” I asked as I concentrated on my task.</w:t>
+      </w:r>
+    </w:p>
+    <w:p>
+      <w:r>
+        <w:t>“Actually it was rather entertaining. I saw something few people who played this game ever saw. No one on YouTube mentioned you could learn spells,” Eric said, shrugging. “Unfortunately I c</w:t>
+      </w:r>
+      <w:r>
+        <w:t>an</w:t>
+      </w:r>
+      <w:r>
+        <w:t xml:space="preserve">’t see what you </w:t>
+      </w:r>
+      <w:r>
+        <w:t>are</w:t>
+      </w:r>
+      <w:r>
+        <w:t xml:space="preserve"> doing with your hands. Is that part of the spell?”</w:t>
+      </w:r>
+    </w:p>
+    <w:p>
+      <w:r>
+        <w:t>The array completed and I launched the fireball.</w:t>
+      </w:r>
+      <w:r>
+        <w:t xml:space="preserve"> Unfortunately the array disappeared with the launch.</w:t>
+      </w:r>
+    </w:p>
+    <w:p>
+      <w:r>
+        <w:t>“I need to practice or I’ll forget,” I said.</w:t>
+      </w:r>
+      <w:r>
+        <w:t xml:space="preserve"> “No. </w:t>
+      </w:r>
+      <w:r>
+        <w:t>The spell is 100% mental.”</w:t>
+      </w:r>
+    </w:p>
+    <w:p>
+      <w:r>
+        <w:lastRenderedPageBreak/>
+        <w:t>Again I went through the sequence. Again I hit the target.</w:t>
+      </w:r>
+    </w:p>
+    <w:p>
+      <w:r>
+        <w:t>“Do you want training?</w:t>
+      </w:r>
+      <w:r>
+        <w:t xml:space="preserve"> Taranis said anyone </w:t>
+      </w:r>
+      <w:r>
+        <w:t xml:space="preserve">with high enough brain stats </w:t>
+      </w:r>
+      <w:r>
+        <w:t>can learn,</w:t>
+      </w:r>
+      <w:r>
+        <w:t>” I asked as I tried again.</w:t>
+      </w:r>
+    </w:p>
+    <w:p>
+      <w:r>
+        <w:t xml:space="preserve">Confine, </w:t>
+      </w:r>
+      <w:r>
+        <w:t xml:space="preserve">Fire, </w:t>
+      </w:r>
+      <w:r>
+        <w:t>Compress, Launch…</w:t>
+      </w:r>
+    </w:p>
+    <w:p>
+      <w:r>
+        <w:t xml:space="preserve">Eric waited patiently as I created </w:t>
+      </w:r>
+      <w:r>
+        <w:t>and launched another fireball</w:t>
+      </w:r>
+      <w:r>
+        <w:t>.</w:t>
+      </w:r>
+    </w:p>
+    <w:p>
+      <w:r>
+        <w:t xml:space="preserve">“No way,” Eric </w:t>
+      </w:r>
+      <w:r>
+        <w:t>object</w:t>
       </w:r>
       <w:r>
         <w:t>ed</w:t>
       </w:r>
       <w:r>
-        <w:t xml:space="preserve"> off, not sure what to </w:t>
-      </w:r>
-      <w:r>
-        <w:t>say</w:t>
+        <w:t xml:space="preserve"> as </w:t>
+      </w:r>
+      <w:r>
+        <w:t>another</w:t>
+      </w:r>
+      <w:r>
+        <w:t xml:space="preserve"> ball hit the target</w:t>
+      </w:r>
+      <w:r>
+        <w:t>. “It seems like too much trouble, especially when I can just get a wizard to join my team.”</w:t>
+      </w:r>
+    </w:p>
+    <w:p>
+      <w:r>
+        <w:t xml:space="preserve">“That was </w:t>
+      </w:r>
+      <w:r>
+        <w:t xml:space="preserve">almost </w:t>
+      </w:r>
+      <w:r>
+        <w:t>a</w:t>
+      </w:r>
+      <w:r>
+        <w:t xml:space="preserve"> minute</w:t>
+      </w:r>
+      <w:r>
+        <w:t xml:space="preserve"> of intense concentration</w:t>
+      </w:r>
+      <w:r>
+        <w:t>,” I grumble</w:t>
+      </w:r>
+      <w:r>
+        <w:t>d</w:t>
+      </w:r>
+      <w:r>
+        <w:t xml:space="preserve">. </w:t>
+      </w:r>
+      <w:r>
+        <w:t>“</w:t>
+      </w:r>
+      <w:r>
+        <w:t>I need to reduce the formation, charge and launch time, or it will be useless in battle</w:t>
+      </w:r>
+      <w:r>
+        <w:t xml:space="preserve">,” I </w:t>
+      </w:r>
+      <w:r>
+        <w:t>said</w:t>
       </w:r>
       <w:r>
         <w:t>.</w:t>
       </w:r>
-    </w:p>
-    <w:p>
-      <w:r>
-        <w:t>“Excellent work</w:t>
-      </w:r>
-      <w:r>
-        <w:t>,”</w:t>
+      <w:r>
+        <w:t xml:space="preserve"> “I need to get a </w:t>
+      </w:r>
+      <w:r>
+        <w:t>glaive</w:t>
+      </w:r>
+      <w:r>
+        <w:t xml:space="preserve"> and then train with it.”</w:t>
+      </w:r>
+    </w:p>
+    <w:p>
+      <w:r>
+        <w:t>“</w:t>
+      </w:r>
+      <w:r>
+        <w:t>If y</w:t>
+      </w:r>
+      <w:r>
+        <w:t>ou are done with training</w:t>
+      </w:r>
+      <w:r>
+        <w:t>,</w:t>
+      </w:r>
+      <w:r>
+        <w:t xml:space="preserve"> I know a good shop,” Eric </w:t>
+      </w:r>
+      <w:r>
+        <w:t>offer</w:t>
+      </w:r>
+      <w:r>
+        <w:t>ed</w:t>
+      </w:r>
+      <w:r>
+        <w:t>.</w:t>
+      </w:r>
+      <w:r>
+        <w:t xml:space="preserve"> “The rest of my team is there. I had to come here to get some quests.”</w:t>
+      </w:r>
+    </w:p>
+    <w:p>
+      <w:r>
+        <w:t xml:space="preserve">“Lead the way my good man,” I </w:t>
+      </w:r>
+      <w:r>
+        <w:t>said</w:t>
+      </w:r>
+      <w:r>
+        <w:t xml:space="preserve"> and follow Eric.</w:t>
+      </w:r>
+    </w:p>
+    <w:p>
+      <w:r>
+        <w:t xml:space="preserve">I </w:t>
+      </w:r>
+      <w:r>
+        <w:t xml:space="preserve">formed the </w:t>
+      </w:r>
+      <w:r>
+        <w:t>array</w:t>
       </w:r>
       <w:r>
         <w:t xml:space="preserve"> </w:t>
       </w:r>
       <w:r>
-        <w:t>Taranis praise</w:t>
+        <w:t>as we walk</w:t>
+      </w:r>
+      <w:r>
+        <w:t>ed</w:t>
+      </w:r>
+      <w:r>
+        <w:t>, but d</w:t>
+      </w:r>
+      <w:r>
+        <w:t>id</w:t>
+      </w:r>
+      <w:r>
+        <w:t xml:space="preserve">n’t activate </w:t>
+      </w:r>
+      <w:r>
+        <w:t>it</w:t>
+      </w:r>
+      <w:r>
+        <w:t>. Instead I disperse</w:t>
       </w:r>
       <w:r>
         <w:t>d</w:t>
       </w:r>
       <w:r>
-        <w:t>. “</w:t>
-      </w:r>
-      <w:r>
-        <w:t>This is the archetype for fire</w:t>
-      </w:r>
-      <w:r>
-        <w:t xml:space="preserve"> in its raw uncontained form</w:t>
+        <w:t xml:space="preserve"> </w:t>
+      </w:r>
+      <w:r>
+        <w:t xml:space="preserve">the </w:t>
+      </w:r>
+      <w:r>
+        <w:t xml:space="preserve">Runes </w:t>
+      </w:r>
+      <w:r>
+        <w:t>and tr</w:t>
+      </w:r>
+      <w:r>
+        <w:t>ied</w:t>
+      </w:r>
+      <w:r>
+        <w:t xml:space="preserve"> again.</w:t>
+      </w:r>
+    </w:p>
+    <w:p>
+      <w:r>
+        <w:t xml:space="preserve">“How come you told that NPC your real name?” Eric </w:t>
+      </w:r>
+      <w:r>
+        <w:t>asked</w:t>
       </w:r>
       <w:r>
         <w:t>.</w:t>
@@ -18357,981 +19445,63 @@
     </w:p>
     <w:p>
       <w:r>
+        <w:t xml:space="preserve">“I didn’t,” I </w:t>
+      </w:r>
+      <w:r>
+        <w:t>replied</w:t>
+      </w:r>
+      <w:r>
+        <w:t xml:space="preserve">. “I have no idea </w:t>
+      </w:r>
+      <w:r>
+        <w:t>how he knew my real name is Luke. The more I play this game, the weirder it gets.”</w:t>
+      </w:r>
+    </w:p>
+    <w:p>
+      <w:r>
+        <w:t xml:space="preserve">“Like the fact we can’t get naked?” Eric </w:t>
+      </w:r>
+      <w:r>
+        <w:t>asked</w:t>
+      </w:r>
+      <w:r>
+        <w:t xml:space="preserve"> with a chuckle.</w:t>
+      </w:r>
+    </w:p>
+    <w:p>
+      <w:r>
+        <w:t>I did get naked, but I d</w:t>
+      </w:r>
+      <w:r>
+        <w:t>id</w:t>
+      </w:r>
+      <w:r>
+        <w:t>n’t mention that.</w:t>
+      </w:r>
+    </w:p>
+    <w:p>
+      <w:r>
         <w:t>“</w:t>
       </w:r>
       <w:r>
-        <w:t xml:space="preserve">Being just </w:t>
-      </w:r>
-      <w:r>
-        <w:t xml:space="preserve">an </w:t>
-      </w:r>
-      <w:r>
-        <w:t>archetype</w:t>
-      </w:r>
-      <w:r>
-        <w:t xml:space="preserve">, it </w:t>
-      </w:r>
-      <w:r>
-        <w:t xml:space="preserve">is only visible to you because of your high </w:t>
-      </w:r>
-      <w:r>
-        <w:rPr>
-          <w:b/>
-        </w:rPr>
-        <w:t>[Mind]</w:t>
-      </w:r>
-      <w:r>
-        <w:t xml:space="preserve"> </w:t>
-      </w:r>
-      <w:r>
-        <w:t xml:space="preserve">and </w:t>
-      </w:r>
-      <w:r>
-        <w:rPr>
-          <w:b/>
-        </w:rPr>
-        <w:t>[Perception]</w:t>
+        <w:t>No, it goes deeper than that,</w:t>
+      </w:r>
+      <w:r>
+        <w:t xml:space="preserve">” I </w:t>
+      </w:r>
+      <w:r>
+        <w:t>denied</w:t>
       </w:r>
       <w:r>
         <w:t>.</w:t>
       </w:r>
-    </w:p>
-    <w:p>
-      <w:r>
-        <w:t>“All things in reality are interconnected</w:t>
-      </w:r>
-      <w:r>
-        <w:t xml:space="preserve"> in a web of concepts, and expressed through substance.</w:t>
-      </w:r>
-    </w:p>
-    <w:p>
-      <w:r>
-        <w:t>“</w:t>
-      </w:r>
-      <w:r>
-        <w:t>For now, ignore the multitude of connections. They will just confuse you and will not have practical value for now.</w:t>
-      </w:r>
-    </w:p>
-    <w:p>
-      <w:r>
-        <w:t>“Now I want you to do the same.”</w:t>
-      </w:r>
-    </w:p>
-    <w:p>
-      <w:r>
-        <w:t>I raised my hand and tried to visualize the flame sphere.</w:t>
+      <w:r>
+        <w:t xml:space="preserve"> “Right now it’s just a feeling.”</w:t>
       </w:r>
     </w:p>
     <w:p>
       <w:r>
         <w:lastRenderedPageBreak/>
-        <w:t>“Try to visualize fire in all its aspects. Its heat, its warmth, color, fiery nature and so on. What is fire but an elemental force expressing through matter…”</w:t>
-      </w:r>
-    </w:p>
-    <w:p>
-      <w:r>
-        <w:t>I tried to reproduce the concept of Fire in my mind. Time seemed to slow as I settled into meditation.</w:t>
-      </w:r>
-    </w:p>
-    <w:p>
-      <w:r>
-        <w:t>I knew fire. I set marshmallows of fire before when camping, seen fireworks, and even burnt myself on hot stoves.</w:t>
-      </w:r>
-    </w:p>
-    <w:p>
-      <w:r>
-        <w:t>Then the Rune materialized in front of me.</w:t>
-      </w:r>
-    </w:p>
-    <w:p>
-      <w:r>
-        <w:t>“Good job,” Taranis praised.</w:t>
-      </w:r>
-    </w:p>
-    <w:p>
-      <w:r>
-        <w:t>“To activate this rune, you need to draw your Manna from your stomach area. This area will look to you like a void. Take your time.”</w:t>
-      </w:r>
-    </w:p>
-    <w:p>
-      <w:r>
-        <w:t>I focused on my stomach. At first I saw nothing.</w:t>
-      </w:r>
-    </w:p>
-    <w:p>
-      <w:r>
-        <w:t xml:space="preserve">I focused on my breathing and paid attention to my stomach. Time passed. Then I saw what appeared to be </w:t>
-      </w:r>
-      <w:proofErr w:type="gramStart"/>
-      <w:r>
-        <w:t>an emptiness</w:t>
-      </w:r>
-      <w:proofErr w:type="gramEnd"/>
-      <w:r>
-        <w:t xml:space="preserve"> like a void. I </w:t>
-      </w:r>
-      <w:r>
-        <w:t>focused</w:t>
-      </w:r>
-      <w:r>
-        <w:t xml:space="preserve"> on that void.</w:t>
-      </w:r>
-    </w:p>
-    <w:p>
-      <w:r>
-        <w:t>Then from the void I saw what appeared to be a vortex of pure energy.</w:t>
-      </w:r>
-    </w:p>
-    <w:p>
-      <w:r>
-        <w:t>“I can see it,” I said excitedly. Immediately the energy disappeared.</w:t>
-      </w:r>
-    </w:p>
-    <w:p>
-      <w:r>
-        <w:t>“Calm down,” Taranis said with a smile.</w:t>
-      </w:r>
-    </w:p>
-    <w:p>
-      <w:r>
-        <w:t xml:space="preserve">I did as instructed and </w:t>
-      </w:r>
-      <w:r>
-        <w:t xml:space="preserve">slowly </w:t>
-      </w:r>
-      <w:r>
-        <w:t>the energy reappeared.</w:t>
-      </w:r>
-    </w:p>
-    <w:p>
-      <w:r>
-        <w:t xml:space="preserve">“Energy is infinite. However, our capacity to draw and store it is finite. Our manna pool is defined by our </w:t>
-      </w:r>
-      <w:r>
-        <w:rPr>
-          <w:b/>
-        </w:rPr>
-        <w:t>[</w:t>
-      </w:r>
-      <w:r>
-        <w:rPr>
-          <w:b/>
-        </w:rPr>
-        <w:t>Mind</w:t>
-      </w:r>
-      <w:r>
-        <w:rPr>
-          <w:b/>
-        </w:rPr>
-        <w:t>]</w:t>
-      </w:r>
-      <w:r>
-        <w:t xml:space="preserve"> and regeneration is defined by </w:t>
-      </w:r>
-      <w:r>
-        <w:rPr>
-          <w:b/>
-        </w:rPr>
-        <w:t>[Willpower]</w:t>
-      </w:r>
-      <w:r>
-        <w:t>.</w:t>
-      </w:r>
-    </w:p>
-    <w:p>
-      <w:r>
-        <w:lastRenderedPageBreak/>
-        <w:t>“Now visualize the energy flowing through your channels and out of you and into the Rune. Be warned. Drawing too much can have disastrous effects.”</w:t>
-      </w:r>
-    </w:p>
-    <w:p>
-      <w:r>
-        <w:t>I visualized the energy flowing through my channels. At first nothing happened.</w:t>
-      </w:r>
-    </w:p>
-    <w:p>
-      <w:r>
-        <w:t>So, I tried to imagine more power flowing through my channels and into the Rune.</w:t>
-      </w:r>
-    </w:p>
-    <w:p>
-      <w:r>
-        <w:t>Suddenly the Fire Rune exploded with blinding light and heat.</w:t>
-      </w:r>
-    </w:p>
-    <w:p>
-      <w:r>
-        <w:t>I then felt a force suppressing the energy before it could cause damage.</w:t>
-      </w:r>
-    </w:p>
-    <w:p>
-      <w:r>
-        <w:t xml:space="preserve">Startled I jerked back, and the </w:t>
-      </w:r>
-      <w:r>
-        <w:t>fire</w:t>
-      </w:r>
-      <w:r>
-        <w:t xml:space="preserve"> disappeared.</w:t>
-      </w:r>
-    </w:p>
-    <w:p>
-      <w:r>
-        <w:t>“Good job,” Taranis praised. “As you see, you drew too much power. I would guess at least 300 Manna.</w:t>
-      </w:r>
-    </w:p>
-    <w:p>
-      <w:r>
-        <w:t>“The next step is to confine the fire or it will be useless</w:t>
-      </w:r>
-      <w:r>
-        <w:t>,” Taranis explained.</w:t>
-      </w:r>
-      <w:r>
-        <w:t xml:space="preserve"> “What does confinement mean to you?”</w:t>
-      </w:r>
-    </w:p>
-    <w:p>
-      <w:r>
-        <w:t xml:space="preserve">In my mind I visualized a prison cell, dungeons, closed of caves in the earth, the magnetic confinement of </w:t>
-      </w:r>
-      <w:r>
-        <w:t>stellarators</w:t>
-      </w:r>
-      <w:r>
-        <w:t>.</w:t>
-      </w:r>
-    </w:p>
-    <w:p>
-      <w:r>
-        <w:t>“Confinement,” I said softly. Slowly my perception of the concept coalesced. Above my hand appeared the Rune for Confinement.</w:t>
-      </w:r>
-    </w:p>
-    <w:p>
-      <w:r>
-        <w:t>“Good job,” Taranis said happily. Again I blushed at his praise.</w:t>
-      </w:r>
-    </w:p>
-    <w:p>
-      <w:r>
-        <w:t>“Now create the Rune for fire. This time let the Confinement Rune confine the fire.”</w:t>
-      </w:r>
-    </w:p>
-    <w:p>
-      <w:r>
-        <w:t>Time passed and the Fire Rune materialized.</w:t>
-      </w:r>
-    </w:p>
-    <w:p>
-      <w:r>
-        <w:lastRenderedPageBreak/>
-        <w:t>“Excellent,” Taranis praised happily. “</w:t>
-      </w:r>
-      <w:r>
-        <w:t xml:space="preserve">You now have a 2-rune array. </w:t>
-      </w:r>
-      <w:r>
-        <w:t>Now slowly add manna.”</w:t>
-      </w:r>
-    </w:p>
-    <w:p>
-      <w:r>
-        <w:t>Again it expressed itself as an undefined heat and light.</w:t>
-      </w:r>
-    </w:p>
-    <w:p>
-      <w:r>
-        <w:t>“Remember to add power to the confinement Rune.”</w:t>
-      </w:r>
-    </w:p>
-    <w:p>
-      <w:r>
-        <w:t>I did as instructed and the uncontrolled flame took on the shape of a ball.</w:t>
-      </w:r>
-    </w:p>
-    <w:p>
-      <w:r>
-        <w:t>“Excellent work,” Taranis said happily.</w:t>
-      </w:r>
-    </w:p>
-    <w:p>
-      <w:r>
-        <w:t>“To launch the fire</w:t>
-      </w:r>
-      <w:r>
-        <w:t>ball, you need the Launch Rune. Focus on what it means to launch something.”</w:t>
-      </w:r>
-    </w:p>
-    <w:p>
-      <w:r>
-        <w:t>What could launch possible be?</w:t>
-      </w:r>
-    </w:p>
-    <w:p>
-      <w:r>
-        <w:t>I focused on the concept of launching items, such as thrown rocks, bullets, rockets, springs that shove, pneumatic tubes, and more. The Rune was the embodiment of the concept of projectiles.</w:t>
-      </w:r>
-    </w:p>
-    <w:p>
-      <w:r>
-        <w:t>Slowly the Rune formed.</w:t>
-      </w:r>
-    </w:p>
-    <w:p>
-      <w:r>
-        <w:t>“Now line up the three Runes,” Taranis said, demonstrating.</w:t>
-      </w:r>
-    </w:p>
-    <w:p>
-      <w:r>
-        <w:t>I focused on recreating the array of Runes as demonstrated by Taranis. Time passed and I finally achieved success.</w:t>
-      </w:r>
-    </w:p>
-    <w:p>
-      <w:r>
-        <w:t>“Now feed manna into the array. When you are finished, let go.”</w:t>
-      </w:r>
-    </w:p>
-    <w:p>
-      <w:r>
-        <w:t>Taranis’ fireball shot from his hand and hit the target. The target registered 27 HP damage.</w:t>
-      </w:r>
-    </w:p>
-    <w:p>
-      <w:r>
-        <w:t>“Remember the order of operations,” Taranis said and showed the Runes I created.</w:t>
-      </w:r>
-    </w:p>
-    <w:p>
-      <w:r>
-        <w:lastRenderedPageBreak/>
-        <w:t>Struggling, I formed the three Runes and fed power into the Launch Rune, allowing flow into the Confine Rune and then into the Fire Rune.</w:t>
-      </w:r>
-    </w:p>
-    <w:p>
-      <w:r>
-        <w:t>I did a pushing thrust and the fireball went flying.</w:t>
-      </w:r>
-    </w:p>
-    <w:p>
-      <w:r>
-        <w:t>The fireball splattered against the target. There was no damage to the target.</w:t>
-      </w:r>
-    </w:p>
-    <w:p>
-      <w:r>
-        <w:t>“The final step for this spell is to compress the fireball,” Taranis said. “Right now you have done so in a roundabout way using Confinement. However, that is not enough.</w:t>
-      </w:r>
-      <w:r>
-        <w:t xml:space="preserve"> Now visualize the concept of compression.”</w:t>
-      </w:r>
-    </w:p>
-    <w:p>
-      <w:r>
-        <w:t>I squeezed my hand into a fist, visualizing myself squishing carbon into diamonds. I visualized the center of the Earth, of Jupiter and its metallic hydrogen, of the sun and its nuclear fusion, of neutron stars, destroying matter and black holes squashing space itself.</w:t>
-      </w:r>
-    </w:p>
-    <w:p>
-      <w:r>
-        <w:t>“Nice,” Taranis said as he stared at the Rune I created.</w:t>
-      </w:r>
-    </w:p>
-    <w:p>
-      <w:r>
-        <w:t>“This compression will increase the penetration power of the fireball, while manna increases its destructiveness.”</w:t>
-      </w:r>
-    </w:p>
-    <w:p>
-      <w:r>
-        <w:t>Taranis slowly formed the four runes and channeled manna into the array. This launched the fireball, registering 200 HP of damage.</w:t>
-      </w:r>
-    </w:p>
-    <w:p>
-      <w:r>
-        <w:t>“To summarize, the trick is to create the array of runes, then feed manna into the array,” Taranis explained.</w:t>
-      </w:r>
-    </w:p>
-    <w:p>
-      <w:r>
-        <w:t>“One feeds into the next, which feeds into the next.”</w:t>
-      </w:r>
-    </w:p>
-    <w:p>
-      <w:r>
-        <w:t>“Like programming,” I said as I watched Taranis perform the task.</w:t>
-      </w:r>
-    </w:p>
-    <w:p>
-      <w:r>
-        <w:lastRenderedPageBreak/>
-        <w:t>“Exactly right,” Taranis agreed. “And just like programming, you have IF branches, FOR loops and so on. And just like programming, these arrays can be huge.</w:t>
-      </w:r>
-    </w:p>
-    <w:p>
-      <w:r>
-        <w:t>“That’s for another time</w:t>
-      </w:r>
-      <w:r>
-        <w:t>. For now just focus on the basics,” he said.</w:t>
-      </w:r>
-    </w:p>
-    <w:p>
-      <w:r>
-        <w:t xml:space="preserve">I </w:t>
-      </w:r>
-      <w:r>
-        <w:t xml:space="preserve">slowly created the array and fed it power. I then released it and saw the fireball shoot at the target. </w:t>
-      </w:r>
-    </w:p>
-    <w:p>
-      <w:r>
-        <w:t>“</w:t>
-      </w:r>
-      <w:r>
-        <w:t>For now, just train on this one spell</w:t>
-      </w:r>
-      <w:r>
-        <w:t>,” Taranis said.</w:t>
-      </w:r>
-      <w:r>
-        <w:t xml:space="preserve"> </w:t>
-      </w:r>
-      <w:r>
-        <w:t>“This will give you the fundamentals.</w:t>
-      </w:r>
-    </w:p>
-    <w:p>
-      <w:r>
-        <w:t>“When the time comes, I will give you more training. As for Wizard training, that will come later.</w:t>
-      </w:r>
-    </w:p>
-    <w:p>
-      <w:r>
-        <w:t xml:space="preserve">“Oh, and one more piece of advice, you might want to use a </w:t>
-      </w:r>
-      <w:r>
-        <w:t>glaive</w:t>
-      </w:r>
-      <w:r>
-        <w:t xml:space="preserve"> or halberd</w:t>
-      </w:r>
-      <w:r>
-        <w:t xml:space="preserve">. It will mesh well with your high </w:t>
-      </w:r>
-      <w:r>
-        <w:rPr>
-          <w:b/>
-        </w:rPr>
-        <w:t>[</w:t>
-      </w:r>
-      <w:r>
-        <w:rPr>
-          <w:b/>
-        </w:rPr>
-        <w:t>Dexterity</w:t>
-      </w:r>
-      <w:r>
-        <w:rPr>
-          <w:b/>
-        </w:rPr>
-        <w:t>]</w:t>
-      </w:r>
-      <w:r>
-        <w:t xml:space="preserve"> and low </w:t>
-      </w:r>
-      <w:r>
-        <w:rPr>
-          <w:b/>
-        </w:rPr>
-        <w:t>[</w:t>
-      </w:r>
-      <w:r>
-        <w:rPr>
-          <w:b/>
-        </w:rPr>
-        <w:t>Strength</w:t>
-      </w:r>
-      <w:r>
-        <w:rPr>
-          <w:b/>
-        </w:rPr>
-        <w:t>]</w:t>
-      </w:r>
-      <w:r>
-        <w:t xml:space="preserve">, </w:t>
-      </w:r>
-      <w:r>
-        <w:rPr>
-          <w:b/>
-        </w:rPr>
-        <w:t>[</w:t>
-      </w:r>
-      <w:r>
-        <w:rPr>
-          <w:b/>
-        </w:rPr>
-        <w:t>Agility</w:t>
-      </w:r>
-      <w:r>
-        <w:rPr>
-          <w:b/>
-        </w:rPr>
-        <w:t>]</w:t>
-      </w:r>
-      <w:r>
-        <w:t xml:space="preserve"> and </w:t>
-      </w:r>
-      <w:r>
-        <w:rPr>
-          <w:b/>
-        </w:rPr>
-        <w:t>[</w:t>
-      </w:r>
-      <w:r>
-        <w:rPr>
-          <w:b/>
-        </w:rPr>
-        <w:t>Stamina</w:t>
-      </w:r>
-      <w:r>
-        <w:rPr>
-          <w:b/>
-        </w:rPr>
-        <w:t>]</w:t>
-      </w:r>
-      <w:r>
-        <w:t>.”</w:t>
-      </w:r>
-    </w:p>
-    <w:p>
-      <w:r>
-        <w:t>Taranis</w:t>
-      </w:r>
-      <w:r>
-        <w:t xml:space="preserve"> smile</w:t>
-      </w:r>
-      <w:r>
-        <w:t>d</w:t>
-      </w:r>
-      <w:r>
-        <w:t xml:space="preserve"> at me and then </w:t>
-      </w:r>
-      <w:r>
-        <w:t>said</w:t>
-      </w:r>
-      <w:r>
-        <w:t>, “</w:t>
-      </w:r>
-      <w:r>
-        <w:t>See you next time, Luke Solarsmith.”</w:t>
-      </w:r>
-    </w:p>
-    <w:p>
-      <w:r>
-        <w:t>Taranis</w:t>
-      </w:r>
-      <w:r>
-        <w:t xml:space="preserve"> vanishe</w:t>
-      </w:r>
-      <w:r>
-        <w:t>d</w:t>
-      </w:r>
-      <w:r>
-        <w:t xml:space="preserve"> before I c</w:t>
-      </w:r>
-      <w:r>
-        <w:t>ould</w:t>
-      </w:r>
-      <w:r>
-        <w:t xml:space="preserve"> respond. How the hell did he know my real name?</w:t>
-      </w:r>
-    </w:p>
-    <w:p>
-      <w:r>
-        <w:t xml:space="preserve">That was freaky. Damn. </w:t>
-      </w:r>
-      <w:r>
-        <w:t>Was</w:t>
-      </w:r>
-      <w:r>
-        <w:t xml:space="preserve"> this place real? </w:t>
-      </w:r>
-      <w:r>
-        <w:t>Were</w:t>
-      </w:r>
-      <w:r>
-        <w:t xml:space="preserve"> these people real?</w:t>
-      </w:r>
-    </w:p>
-    <w:p>
-      <w:r>
-        <w:t>Sure the game knew who I was, but why would it break immersion by using my real name?</w:t>
-      </w:r>
-    </w:p>
-    <w:p>
-      <w:r>
-        <w:t>I focused on my spell and slowly constructed to array.</w:t>
-      </w:r>
-    </w:p>
-    <w:p>
-      <w:r>
-        <w:t>Confine, Fire, Compress, Launch…</w:t>
-      </w:r>
-    </w:p>
-    <w:p>
-      <w:r>
-        <w:t xml:space="preserve">Just then Eric </w:t>
-      </w:r>
-      <w:r>
-        <w:t>walked</w:t>
-      </w:r>
-      <w:r>
-        <w:t xml:space="preserve"> up to me.</w:t>
-      </w:r>
-      <w:r>
-        <w:t xml:space="preserve"> </w:t>
-      </w:r>
-      <w:r>
-        <w:t>Apparently,</w:t>
-      </w:r>
-      <w:r>
-        <w:t xml:space="preserve"> he was watching me the entire time.</w:t>
-      </w:r>
-    </w:p>
-    <w:p>
-      <w:r>
-        <w:lastRenderedPageBreak/>
-        <w:t xml:space="preserve">“So that is wizard training,” Eric </w:t>
-      </w:r>
-      <w:r>
-        <w:t>marveled</w:t>
-      </w:r>
-      <w:r>
-        <w:t>. “I could</w:t>
-      </w:r>
-      <w:r>
-        <w:t>n’t follow what you were doing, but the fireballs were amazing.”</w:t>
-      </w:r>
-    </w:p>
-    <w:p>
-      <w:r>
-        <w:t>“Were you waiting for me?</w:t>
-      </w:r>
-      <w:r>
-        <w:t xml:space="preserve"> </w:t>
-      </w:r>
-      <w:r>
-        <w:t>Weren’t you bored watching?” I asked as I concentrated on my task.</w:t>
-      </w:r>
-    </w:p>
-    <w:p>
-      <w:r>
-        <w:t>“Actually it was rather entertaining. I saw something few people who played this game ever saw. No one on YouTube mentioned you could learn spells,” Eric said, shrugging. “Unfortunately I c</w:t>
-      </w:r>
-      <w:r>
-        <w:t>an</w:t>
-      </w:r>
-      <w:r>
-        <w:t xml:space="preserve">’t see what you </w:t>
-      </w:r>
-      <w:r>
-        <w:t>are</w:t>
-      </w:r>
-      <w:r>
-        <w:t xml:space="preserve"> doing with your hands.”</w:t>
-      </w:r>
-    </w:p>
-    <w:p>
-      <w:r>
-        <w:t>The array completed and I launched the fireball.</w:t>
-      </w:r>
-      <w:r>
-        <w:t xml:space="preserve"> Unfortunately the array disappeared with the launch.</w:t>
-      </w:r>
-    </w:p>
-    <w:p>
-      <w:r>
-        <w:t>“I need to practice or I’ll forget,” I said.</w:t>
-      </w:r>
-    </w:p>
-    <w:p>
-      <w:r>
-        <w:t>Again I went through the sequence. Again I hit the target.</w:t>
-      </w:r>
-    </w:p>
-    <w:p>
-      <w:r>
-        <w:t>“Do you want training?</w:t>
-      </w:r>
-      <w:r>
-        <w:t xml:space="preserve"> Taranis said anyone </w:t>
-      </w:r>
-      <w:r>
-        <w:t xml:space="preserve">with high enough brain stats </w:t>
-      </w:r>
-      <w:r>
-        <w:t>can learn,</w:t>
-      </w:r>
-      <w:r>
-        <w:t xml:space="preserve">” I asked as I tried again. </w:t>
-      </w:r>
-      <w:r>
-        <w:t xml:space="preserve">Confine, </w:t>
-      </w:r>
-      <w:r>
-        <w:t xml:space="preserve">Fire, </w:t>
-      </w:r>
-      <w:r>
-        <w:t>Compress, Launch…</w:t>
-      </w:r>
-    </w:p>
-    <w:p>
-      <w:r>
-        <w:t xml:space="preserve">Eric waited patiently as I created </w:t>
-      </w:r>
-      <w:r>
-        <w:t>and launched another fireball</w:t>
-      </w:r>
-      <w:r>
-        <w:t>.</w:t>
-      </w:r>
-    </w:p>
-    <w:p>
-      <w:r>
-        <w:t xml:space="preserve">“No way,” Eric </w:t>
-      </w:r>
-      <w:r>
-        <w:t>object</w:t>
-      </w:r>
-      <w:r>
-        <w:t>ed</w:t>
-      </w:r>
-      <w:r>
-        <w:t xml:space="preserve"> as </w:t>
-      </w:r>
-      <w:r>
-        <w:t>another</w:t>
-      </w:r>
-      <w:r>
-        <w:t xml:space="preserve"> ball hit the target</w:t>
-      </w:r>
-      <w:r>
-        <w:t>. “It seems like too much trouble, especially when I can just get a wizard to join my team.”</w:t>
-      </w:r>
-    </w:p>
-    <w:p>
-      <w:r>
-        <w:t xml:space="preserve">“That was </w:t>
-      </w:r>
-      <w:r>
-        <w:t xml:space="preserve">almost </w:t>
-      </w:r>
-      <w:r>
-        <w:t>a</w:t>
-      </w:r>
-      <w:r>
-        <w:t xml:space="preserve"> minute</w:t>
-      </w:r>
-      <w:r>
-        <w:t xml:space="preserve"> of intense concentration</w:t>
-      </w:r>
-      <w:r>
-        <w:t>,” I grumble</w:t>
-      </w:r>
-      <w:r>
-        <w:t>d</w:t>
-      </w:r>
-      <w:r>
-        <w:t xml:space="preserve">. </w:t>
-      </w:r>
-      <w:r>
-        <w:t>“</w:t>
-      </w:r>
-      <w:r>
-        <w:t>I need to reduce the formation, charge and launch time, or it will be useless in battle</w:t>
-      </w:r>
-      <w:r>
-        <w:t xml:space="preserve">,” I </w:t>
-      </w:r>
-      <w:r>
-        <w:t>said</w:t>
-      </w:r>
-      <w:r>
-        <w:t>.</w:t>
-      </w:r>
-      <w:r>
-        <w:t xml:space="preserve"> “I need to get a </w:t>
-      </w:r>
-      <w:r>
-        <w:t>glaive</w:t>
-      </w:r>
-      <w:r>
-        <w:t xml:space="preserve"> and then train with it.”</w:t>
-      </w:r>
-    </w:p>
-    <w:p>
-      <w:r>
-        <w:t>“</w:t>
-      </w:r>
-      <w:r>
-        <w:t>If y</w:t>
-      </w:r>
-      <w:r>
-        <w:t>ou are done with training</w:t>
-      </w:r>
-      <w:r>
-        <w:t>,</w:t>
-      </w:r>
-      <w:r>
-        <w:t xml:space="preserve"> I know a good shop,” Eric </w:t>
-      </w:r>
-      <w:r>
-        <w:t>offer</w:t>
-      </w:r>
-      <w:r>
-        <w:t>ed</w:t>
-      </w:r>
-      <w:r>
-        <w:t>.</w:t>
-      </w:r>
-      <w:r>
-        <w:t xml:space="preserve"> “The rest of my team is there. I had to come here to get some quests.”</w:t>
-      </w:r>
-    </w:p>
-    <w:p>
-      <w:r>
-        <w:t xml:space="preserve">“Lead the way my good man,” I </w:t>
-      </w:r>
-      <w:r>
-        <w:t>said</w:t>
-      </w:r>
-      <w:r>
-        <w:t xml:space="preserve"> and follow Eric.</w:t>
-      </w:r>
-    </w:p>
-    <w:p>
-      <w:r>
-        <w:lastRenderedPageBreak/>
-        <w:t xml:space="preserve">I </w:t>
-      </w:r>
-      <w:r>
-        <w:t xml:space="preserve">formed the </w:t>
-      </w:r>
-      <w:r>
-        <w:t>array</w:t>
-      </w:r>
-      <w:r>
-        <w:t xml:space="preserve"> </w:t>
-      </w:r>
-      <w:r>
-        <w:t>as we walk</w:t>
-      </w:r>
-      <w:r>
-        <w:t>ed</w:t>
-      </w:r>
-      <w:r>
-        <w:t>, but d</w:t>
-      </w:r>
-      <w:r>
-        <w:t>id</w:t>
-      </w:r>
-      <w:r>
-        <w:t xml:space="preserve">n’t activate </w:t>
-      </w:r>
-      <w:r>
-        <w:t>it</w:t>
-      </w:r>
-      <w:r>
-        <w:t>. Instead I disperse</w:t>
-      </w:r>
-      <w:r>
-        <w:t>d</w:t>
-      </w:r>
-      <w:r>
-        <w:t xml:space="preserve"> </w:t>
-      </w:r>
-      <w:r>
-        <w:t xml:space="preserve">the </w:t>
-      </w:r>
-      <w:r>
-        <w:t xml:space="preserve">Runes </w:t>
-      </w:r>
-      <w:r>
-        <w:t>and tr</w:t>
-      </w:r>
-      <w:r>
-        <w:t>ied</w:t>
-      </w:r>
-      <w:r>
-        <w:t xml:space="preserve"> again.</w:t>
-      </w:r>
-    </w:p>
-    <w:p>
-      <w:r>
-        <w:t xml:space="preserve">“How come you told that NPC your real name?” Eric </w:t>
-      </w:r>
-      <w:r>
-        <w:t>asked</w:t>
-      </w:r>
-      <w:r>
-        <w:t>.</w:t>
-      </w:r>
-    </w:p>
-    <w:p>
-      <w:r>
-        <w:t xml:space="preserve">“I didn’t,” I </w:t>
-      </w:r>
-      <w:r>
-        <w:t>replied</w:t>
-      </w:r>
-      <w:r>
-        <w:t xml:space="preserve">. “I have no idea </w:t>
-      </w:r>
-      <w:r>
-        <w:t>how he knew my real name is Luke. The more I play this game, the weirder it gets.”</w:t>
-      </w:r>
-    </w:p>
-    <w:p>
-      <w:r>
-        <w:t xml:space="preserve">“Like the fact we can’t get naked?” Eric </w:t>
-      </w:r>
-      <w:r>
-        <w:t>asked</w:t>
-      </w:r>
-      <w:r>
-        <w:t xml:space="preserve"> with a chuckle.</w:t>
-      </w:r>
-    </w:p>
-    <w:p>
-      <w:r>
-        <w:t>I did get naked, but I don’t mention that.</w:t>
-      </w:r>
-    </w:p>
-    <w:p>
-      <w:r>
-        <w:t xml:space="preserve">“Or the fact that we don’t pee, even though we eat and </w:t>
-      </w:r>
-      <w:r>
-        <w:t>dr</w:t>
-      </w:r>
-      <w:r>
-        <w:t>i</w:t>
-      </w:r>
-      <w:r>
-        <w:t>nk</w:t>
-      </w:r>
-      <w:r>
-        <w:t>,” I add</w:t>
-      </w:r>
-      <w:r>
-        <w:t>ed</w:t>
-      </w:r>
-      <w:r>
-        <w:t>.</w:t>
-      </w:r>
-    </w:p>
-    <w:p>
-      <w:r>
         <w:t xml:space="preserve">A short walk later </w:t>
       </w:r>
       <w:r>
@@ -19386,7 +19556,13 @@
     </w:p>
     <w:p>
       <w:r>
-        <w:t xml:space="preserve">“How may I help you?” the clerk </w:t>
+        <w:t>“</w:t>
+      </w:r>
+      <w:r>
+        <w:t xml:space="preserve">Welcome to Keith’s Emporium. </w:t>
+      </w:r>
+      <w:r>
+        <w:t xml:space="preserve">How may I help you?” the clerk </w:t>
       </w:r>
       <w:r>
         <w:t>asked</w:t>
@@ -19437,7 +19613,12 @@
     </w:p>
     <w:p>
       <w:r>
-        <w:t>I looked over the selection as Eric’s friends talked.</w:t>
+        <w:t>I followed the clerk to the section containing the specified weapons.</w:t>
+      </w:r>
+    </w:p>
+    <w:p>
+      <w:r>
+        <w:t>In the background I heard Eric and his friends talk.</w:t>
       </w:r>
     </w:p>
     <w:p>
@@ -19512,484 +19693,213 @@
     </w:p>
     <w:p>
       <w:r>
+        <w:t>“But that was over an hour ago,” Artemis said angrily.</w:t>
+      </w:r>
+    </w:p>
+    <w:p>
+      <w:r>
+        <w:t xml:space="preserve">“Why </w:t>
+      </w:r>
+      <w:r>
+        <w:t>does</w:t>
+      </w:r>
+      <w:r>
+        <w:t xml:space="preserve"> </w:t>
+      </w:r>
+      <w:r>
+        <w:t>anyone</w:t>
+      </w:r>
+      <w:r>
+        <w:t xml:space="preserve"> need training?” the </w:t>
+      </w:r>
+      <w:r>
+        <w:t>Evelyn</w:t>
+      </w:r>
+      <w:r>
+        <w:t xml:space="preserve"> Graywaters I saw previously asked</w:t>
+      </w:r>
+      <w:r>
+        <w:t xml:space="preserve"> Eric</w:t>
+      </w:r>
+      <w:r>
+        <w:t xml:space="preserve">. “You just buy an artifact </w:t>
+      </w:r>
+      <w:r>
+        <w:t xml:space="preserve">or a </w:t>
+      </w:r>
+      <w:r>
+        <w:t>spell</w:t>
+      </w:r>
+      <w:r>
+        <w:t xml:space="preserve"> scroll </w:t>
+      </w:r>
+      <w:r>
+        <w:t>and it just works.”</w:t>
+      </w:r>
+      <w:r>
+        <w:t xml:space="preserve"> </w:t>
+      </w:r>
+      <w:r>
+        <w:t>He</w:t>
+      </w:r>
+      <w:r>
+        <w:t xml:space="preserve"> paused and then said, “I didn’t know that was possible.”</w:t>
+      </w:r>
+    </w:p>
+    <w:p>
+      <w:r>
+        <w:t>“I can’t decide which to use,” I said to the clerk.</w:t>
+      </w:r>
+    </w:p>
+    <w:p>
+      <w:r>
+        <w:t xml:space="preserve">“There is a training yard </w:t>
+      </w:r>
+      <w:r>
+        <w:t>with practice weapons. Please follow me</w:t>
+      </w:r>
+      <w:r>
+        <w:t>,” the clerk said</w:t>
+      </w:r>
+      <w:r>
+        <w:t xml:space="preserve"> and led the way</w:t>
+      </w:r>
+      <w:r>
+        <w:t>.</w:t>
+      </w:r>
+    </w:p>
+    <w:p>
+      <w:r>
         <w:lastRenderedPageBreak/>
-        <w:t>“But that was over an hour ago,” Artemis said angrily.</w:t>
-      </w:r>
-    </w:p>
-    <w:p>
-      <w:r>
-        <w:t xml:space="preserve">“Why do you need training?” the </w:t>
+        <w:t>I arrived at the yard and grabbed a weapon. I spun it around and then attacked a dummy.</w:t>
+      </w:r>
+    </w:p>
+    <w:p>
+      <w:r>
+        <w:t>While practicing, Eric came up to me. The others followed.</w:t>
+      </w:r>
+    </w:p>
+    <w:p>
+      <w:r>
+        <w:t xml:space="preserve">“Raven, this is </w:t>
+      </w:r>
+      <w:r>
+        <w:t>Artemis</w:t>
+      </w:r>
+      <w:r>
+        <w:t xml:space="preserve"> Everworth. She is our Ranger. This is </w:t>
       </w:r>
       <w:r>
         <w:t>Evelyn</w:t>
       </w:r>
       <w:r>
-        <w:t xml:space="preserve"> </w:t>
-      </w:r>
-      <w:proofErr w:type="spellStart"/>
-      <w:r>
-        <w:t>Graywaters</w:t>
-      </w:r>
-      <w:proofErr w:type="spellEnd"/>
-      <w:r>
-        <w:t xml:space="preserve"> I saw previously asked. “You just buy an artifact </w:t>
-      </w:r>
-      <w:r>
-        <w:t xml:space="preserve">or a one-time scroll </w:t>
-      </w:r>
-      <w:r>
-        <w:t>and it just works.”</w:t>
-      </w:r>
-    </w:p>
-    <w:p>
-      <w:r>
-        <w:t xml:space="preserve">“You can practice in the back to get a feel,” the clerk </w:t>
-      </w:r>
-      <w:r>
-        <w:t>suggest</w:t>
-      </w:r>
-      <w:r>
-        <w:t>ed</w:t>
-      </w:r>
-      <w:r>
-        <w:t>.</w:t>
-      </w:r>
-    </w:p>
-    <w:p>
-      <w:r>
-        <w:t xml:space="preserve">I </w:t>
-      </w:r>
-      <w:r>
-        <w:t xml:space="preserve">grabbed several affordable </w:t>
-      </w:r>
-      <w:r>
-        <w:t>weapons</w:t>
-      </w:r>
-      <w:r>
-        <w:t xml:space="preserve"> and </w:t>
-      </w:r>
-      <w:r>
-        <w:t>went</w:t>
-      </w:r>
-      <w:r>
-        <w:t xml:space="preserve"> to the indicated location.</w:t>
-      </w:r>
-    </w:p>
-    <w:p>
-      <w:r>
-        <w:t>One by one I practice</w:t>
-      </w:r>
-      <w:r>
-        <w:t>d</w:t>
-      </w:r>
-      <w:r>
-        <w:t xml:space="preserve"> with the pole weapons on the</w:t>
-      </w:r>
-      <w:r>
-        <w:t xml:space="preserve"> </w:t>
-      </w:r>
-      <w:r>
-        <w:t>training dummy.</w:t>
-      </w:r>
-    </w:p>
-    <w:p>
-      <w:r>
-        <w:t>As I</w:t>
-      </w:r>
-      <w:r>
-        <w:t xml:space="preserve"> was</w:t>
-      </w:r>
-      <w:r>
-        <w:t xml:space="preserve"> spinning </w:t>
-      </w:r>
-      <w:r>
-        <w:t>a</w:t>
-      </w:r>
-      <w:r>
-        <w:t xml:space="preserve"> glaive over my head, Eric, </w:t>
+        <w:t xml:space="preserve"> Graywaters. He is our Cleric. I’m our leader and the manliest Barbarian you will ever meet,” Eric said.</w:t>
+      </w:r>
+    </w:p>
+    <w:p>
+      <w:r>
+        <w:t>“I can believe that,” I replied</w:t>
+      </w:r>
+      <w:r>
+        <w:t xml:space="preserve"> with a wry smile as I grabbed another weapon.</w:t>
+      </w:r>
+    </w:p>
+    <w:p>
+      <w:r>
+        <w:t>“Do you belong to a party?” Eric asked.</w:t>
+      </w:r>
+    </w:p>
+    <w:p>
+      <w:r>
+        <w:t>“Nope,” I replied, wondering what he was getting at.</w:t>
+      </w:r>
+    </w:p>
+    <w:p>
+      <w:r>
+        <w:t xml:space="preserve">“The only thing we are missing is a Wizard,” Eric said. “How would you like to join? I just have to warn you. </w:t>
       </w:r>
       <w:r>
         <w:t>Artemis</w:t>
       </w:r>
       <w:r>
-        <w:t xml:space="preserve"> and </w:t>
+        <w:t xml:space="preserve"> is my eye candy.”</w:t>
+      </w:r>
+    </w:p>
+    <w:p>
+      <w:r>
+        <w:t xml:space="preserve">“In this game, that’s all you get,” </w:t>
+      </w:r>
+      <w:r>
+        <w:t>Artemis</w:t>
+      </w:r>
+      <w:r>
+        <w:t xml:space="preserve"> joked.</w:t>
+      </w:r>
+    </w:p>
+    <w:p>
+      <w:r>
+        <w:t>“Not even that,” Eric said sadly.</w:t>
+      </w:r>
+    </w:p>
+    <w:p>
+      <w:r>
+        <w:t xml:space="preserve">“You should be grateful to the System,” </w:t>
       </w:r>
       <w:r>
         <w:t>Evelyn</w:t>
       </w:r>
       <w:r>
-        <w:t xml:space="preserve"> </w:t>
-      </w:r>
-      <w:r>
-        <w:t>previously</w:t>
-      </w:r>
-      <w:r>
-        <w:t xml:space="preserve"> </w:t>
-      </w:r>
-      <w:r>
-        <w:t>entered</w:t>
-      </w:r>
-      <w:r>
-        <w:t>.</w:t>
-      </w:r>
-    </w:p>
-    <w:p>
-      <w:r>
-        <w:t xml:space="preserve">“How is it?” The clerk </w:t>
-      </w:r>
-      <w:r>
-        <w:t>asked</w:t>
-      </w:r>
-      <w:r>
-        <w:t>.</w:t>
-      </w:r>
-    </w:p>
-    <w:p>
-      <w:r>
-        <w:t xml:space="preserve">“I like it,” I </w:t>
-      </w:r>
-      <w:r>
-        <w:t>replied</w:t>
-      </w:r>
-      <w:r>
-        <w:t xml:space="preserve">. “I think I’ll buy </w:t>
-      </w:r>
-      <w:r>
-        <w:t>this glaive</w:t>
-      </w:r>
-      <w:r>
-        <w:t>,</w:t>
-      </w:r>
-      <w:r>
-        <w:t xml:space="preserve">” I </w:t>
-      </w:r>
-      <w:r>
-        <w:t xml:space="preserve">said and </w:t>
-      </w:r>
-      <w:r>
-        <w:t>handed</w:t>
-      </w:r>
-      <w:r>
-        <w:t xml:space="preserve"> the clerk the money.</w:t>
-      </w:r>
-    </w:p>
-    <w:p>
-      <w:r>
-        <w:t xml:space="preserve">I </w:t>
-      </w:r>
-      <w:r>
-        <w:t>was</w:t>
-      </w:r>
-      <w:r>
-        <w:t xml:space="preserve"> now broke </w:t>
-      </w:r>
-      <w:r>
-        <w:t>–</w:t>
-      </w:r>
-      <w:r>
-        <w:t xml:space="preserve"> Unless</w:t>
-      </w:r>
-      <w:r>
-        <w:t xml:space="preserve"> </w:t>
-      </w:r>
-      <w:r>
-        <w:t>you count</w:t>
-      </w:r>
-      <w:r>
-        <w:t>ed</w:t>
-      </w:r>
-      <w:r>
-        <w:t xml:space="preserve"> </w:t>
-      </w:r>
-      <w:proofErr w:type="gramStart"/>
-      <w:r>
-        <w:t>5</w:t>
-      </w:r>
-      <w:r>
-        <w:t xml:space="preserve"> </w:t>
-      </w:r>
-      <w:r>
-        <w:t>silver</w:t>
-      </w:r>
-      <w:proofErr w:type="gramEnd"/>
-      <w:r>
-        <w:t xml:space="preserve"> and some copper</w:t>
-      </w:r>
-      <w:r>
-        <w:t>.</w:t>
-      </w:r>
-    </w:p>
-    <w:p>
-      <w:r>
-        <w:t xml:space="preserve">“Raven, this is </w:t>
-      </w:r>
-      <w:r>
-        <w:t>Artemis</w:t>
-      </w:r>
-      <w:r>
-        <w:t xml:space="preserve"> Everworth. She</w:t>
-      </w:r>
-      <w:r>
-        <w:t xml:space="preserve"> i</w:t>
-      </w:r>
-      <w:r>
-        <w:t xml:space="preserve">s our Ranger. This is </w:t>
-      </w:r>
-      <w:r>
-        <w:t>Evelyn</w:t>
-      </w:r>
-      <w:r>
-        <w:t xml:space="preserve"> </w:t>
-      </w:r>
-      <w:proofErr w:type="spellStart"/>
-      <w:r>
-        <w:t>Graywaters</w:t>
-      </w:r>
-      <w:proofErr w:type="spellEnd"/>
-      <w:r>
-        <w:t>. He</w:t>
-      </w:r>
-      <w:r>
-        <w:t xml:space="preserve"> i</w:t>
-      </w:r>
-      <w:r>
-        <w:t xml:space="preserve">s our Cleric. I’m our leader and the manliest Barbarian you will </w:t>
-      </w:r>
-      <w:r>
-        <w:t xml:space="preserve">ever </w:t>
-      </w:r>
-      <w:r>
-        <w:t>meet.”</w:t>
-      </w:r>
-    </w:p>
-    <w:p>
-      <w:r>
-        <w:t xml:space="preserve">“I can believe that,” I </w:t>
-      </w:r>
-      <w:r>
-        <w:t>replied</w:t>
-      </w:r>
-      <w:r>
-        <w:t xml:space="preserve"> with a wry smile.</w:t>
-      </w:r>
-    </w:p>
-    <w:p>
-      <w:r>
-        <w:t xml:space="preserve">“Do you belong to a party?” Eric </w:t>
-      </w:r>
-      <w:r>
-        <w:t>asked</w:t>
-      </w:r>
-      <w:r>
-        <w:t>.</w:t>
-      </w:r>
-    </w:p>
-    <w:p>
-      <w:r>
-        <w:t xml:space="preserve">“Nope,” I </w:t>
-      </w:r>
-      <w:r>
-        <w:t>replied</w:t>
-      </w:r>
-      <w:r>
-        <w:t xml:space="preserve">, </w:t>
-      </w:r>
-      <w:r>
-        <w:t>wondering</w:t>
-      </w:r>
-      <w:r>
-        <w:t xml:space="preserve"> what he was getting at.</w:t>
-      </w:r>
-    </w:p>
-    <w:p>
-      <w:r>
-        <w:t>“The only thing we are missing is a Wizard,” Eric said.</w:t>
-      </w:r>
-      <w:r>
-        <w:t xml:space="preserve"> “How would you like to join? I just have to warn you. </w:t>
-      </w:r>
-      <w:r>
-        <w:t>Artemis</w:t>
-      </w:r>
-      <w:r>
-        <w:t xml:space="preserve"> is my eye candy.”</w:t>
-      </w:r>
-    </w:p>
-    <w:p>
-      <w:r>
-        <w:t xml:space="preserve">“In this game, that’s all you get,” </w:t>
-      </w:r>
-      <w:r>
-        <w:t>Artemis</w:t>
-      </w:r>
-      <w:r>
-        <w:t xml:space="preserve"> joke</w:t>
-      </w:r>
-      <w:r>
-        <w:t>d</w:t>
-      </w:r>
-      <w:r>
-        <w:t>.</w:t>
+        <w:t xml:space="preserve"> scolded. “It is protecting you from great sin.”</w:t>
+      </w:r>
+    </w:p>
+    <w:p>
+      <w:r>
+        <w:t>“I like your group,” I said with a laugh. “You are all into your roles. I must warn you. I only know one spell, and I haven’t mastered it yet. I can’t use it in battle. Also, my physical stats are crap.”</w:t>
+      </w:r>
+    </w:p>
+    <w:p>
+      <w:r>
+        <w:t>“Everyone knows magic users are all squishy,” Eric said with a booming laugh.</w:t>
+      </w:r>
+    </w:p>
+    <w:p>
+      <w:r>
+        <w:t>“Why do you need to practice?” Evelyn asked. “You just point and shoot.”</w:t>
       </w:r>
     </w:p>
     <w:p>
       <w:r>
         <w:lastRenderedPageBreak/>
-        <w:t xml:space="preserve">“Not even that,” Eric </w:t>
-      </w:r>
-      <w:r>
-        <w:t>said</w:t>
-      </w:r>
-      <w:r>
-        <w:t xml:space="preserve"> sadly.</w:t>
-      </w:r>
-    </w:p>
-    <w:p>
-      <w:r>
-        <w:t xml:space="preserve">“You should be grateful to the System,” </w:t>
-      </w:r>
-      <w:r>
-        <w:t>Evelyn</w:t>
-      </w:r>
-      <w:r>
-        <w:t xml:space="preserve"> </w:t>
-      </w:r>
-      <w:r>
-        <w:t>scolded</w:t>
-      </w:r>
-      <w:r>
-        <w:t>. “It is protecting you from great sin.”</w:t>
-      </w:r>
-    </w:p>
-    <w:p>
-      <w:r>
-        <w:t xml:space="preserve">“I like your group,” I </w:t>
-      </w:r>
-      <w:r>
-        <w:t>said</w:t>
-      </w:r>
-      <w:r>
-        <w:t xml:space="preserve"> with a laugh. “</w:t>
-      </w:r>
-      <w:r>
-        <w:t xml:space="preserve">You are all into your roles. </w:t>
-      </w:r>
-      <w:r>
-        <w:t xml:space="preserve">I must warn you. I </w:t>
-      </w:r>
-      <w:r>
-        <w:t xml:space="preserve">only </w:t>
-      </w:r>
-      <w:r>
-        <w:t xml:space="preserve">know one spell, and I haven’t mastered it yet. </w:t>
-      </w:r>
-      <w:r>
-        <w:t xml:space="preserve">I can’t use it in battle. </w:t>
-      </w:r>
-      <w:r>
-        <w:t xml:space="preserve">Also, my physical stats are </w:t>
-      </w:r>
-      <w:r>
-        <w:t>crap</w:t>
-      </w:r>
-      <w:r>
-        <w:t>.”</w:t>
-      </w:r>
-    </w:p>
-    <w:p>
-      <w:r>
-        <w:t>“</w:t>
-      </w:r>
-      <w:r>
-        <w:t>Everyone</w:t>
-      </w:r>
-      <w:r>
-        <w:t xml:space="preserve"> know</w:t>
-      </w:r>
-      <w:r>
-        <w:t>s</w:t>
-      </w:r>
-      <w:r>
-        <w:t xml:space="preserve"> magic users are all squishy,” Eric </w:t>
-      </w:r>
-      <w:r>
-        <w:t>said</w:t>
-      </w:r>
-      <w:r>
-        <w:t xml:space="preserve"> with a booming laugh.</w:t>
-      </w:r>
-    </w:p>
-    <w:p>
-      <w:r>
-        <w:t>“Why do you need to practice?” Evelyn asked. “You just point and shoot.”</w:t>
-      </w:r>
-    </w:p>
-    <w:p>
-      <w:r>
-        <w:t>“Raven didn’t buy his fireball spell,” Eric explained. “A wizard named Taranis thought him. It was so amazing that I just had to stay and snag him before anyone else did.”</w:t>
-      </w:r>
-    </w:p>
-    <w:p>
-      <w:r>
-        <w:t xml:space="preserve">“If you mean Great Wizard </w:t>
-      </w:r>
-      <w:proofErr w:type="spellStart"/>
-      <w:r>
-        <w:t>Taranis</w:t>
-      </w:r>
-      <w:proofErr w:type="spellEnd"/>
-      <w:r>
-        <w:t xml:space="preserve"> </w:t>
-      </w:r>
-      <w:proofErr w:type="spellStart"/>
-      <w:r>
-        <w:t>Luftwing</w:t>
-      </w:r>
-      <w:proofErr w:type="spellEnd"/>
-      <w:r>
-        <w:t xml:space="preserve">, then you are blessed indeed. He only trains </w:t>
-      </w:r>
-      <w:r>
-        <w:t xml:space="preserve">high nobility. Are you high nobility?” the clerk </w:t>
-      </w:r>
-      <w:r>
-        <w:t>asked</w:t>
-      </w:r>
-      <w:r>
-        <w:t>.</w:t>
-      </w:r>
-    </w:p>
-    <w:p>
-      <w:r>
-        <w:t xml:space="preserve">“Sorry,” I </w:t>
-      </w:r>
-      <w:r>
-        <w:t>said</w:t>
-      </w:r>
-      <w:r>
-        <w:t>. “I have amnesia. I am currently travelling to find my past.”</w:t>
-      </w:r>
-    </w:p>
-    <w:p>
-      <w:r>
-        <w:t xml:space="preserve">“Sweet,” Eric </w:t>
-      </w:r>
-      <w:r>
-        <w:t>exclaimed</w:t>
-      </w:r>
-      <w:r>
-        <w:t>. “Now that’s a great back story. Now I definitely want you.”</w:t>
-      </w:r>
-    </w:p>
-    <w:p>
-      <w:r>
-        <w:t xml:space="preserve">“I’m happy to join,” I </w:t>
-      </w:r>
-      <w:r>
-        <w:t>said</w:t>
-      </w:r>
-      <w:r>
-        <w:t>.</w:t>
+        <w:t>“Raven didn’t buy his fireball spell,” Eric explained. “A wizard named Taranis thought him. It was so amazing that I just had to stay and s</w:t>
+      </w:r>
+      <w:r>
+        <w:t>nag him before anyone else did. Why settle for a mage when I can get a wizard?”</w:t>
+      </w:r>
+    </w:p>
+    <w:p>
+      <w:r>
+        <w:t xml:space="preserve">“If you mean </w:t>
+      </w:r>
+      <w:r>
+        <w:t>Grand</w:t>
+      </w:r>
+      <w:r>
+        <w:t xml:space="preserve"> Wizard Taranis Luftwing, then you are blessed indeed. He only trains high nobility. Are you high nobility?” the clerk asked.</w:t>
+      </w:r>
+    </w:p>
+    <w:p>
+      <w:r>
+        <w:t>“Sorry,” I said. “I have amnesia. I am currently travelling to find my past.”</w:t>
+      </w:r>
+    </w:p>
+    <w:p>
+      <w:r>
+        <w:t>“Sweet,” Eric exclaimed. “Now that’s a great back story. Now I definitely want you.”</w:t>
+      </w:r>
+    </w:p>
+    <w:p>
+      <w:r>
+        <w:t>“I’m happy to join,” I said.</w:t>
       </w:r>
     </w:p>
     <w:p>
@@ -20018,41 +19928,52 @@
     </w:p>
     <w:p>
       <w:r>
-        <w:t>I select</w:t>
+        <w:t>I selected ‘Yes.’</w:t>
+      </w:r>
+    </w:p>
+    <w:p>
+      <w:r>
+        <w:t>I turned to the clerk and said, “I like this one.”</w:t>
+      </w:r>
+    </w:p>
+    <w:p>
+      <w:r>
+        <w:t>The clerk took the weapon and said, “Please follow me.”</w:t>
+      </w:r>
+    </w:p>
+    <w:p>
+      <w:r>
+        <w:t>Everyone</w:t>
+      </w:r>
+      <w:r>
+        <w:t xml:space="preserve"> went back to the store and the clerk handed me a new glaive. I took it and paid.</w:t>
+      </w:r>
+    </w:p>
+    <w:p>
+      <w:r>
+        <w:t>I was now broke – Unless you counted 5 silvers and some copper.</w:t>
+      </w:r>
+    </w:p>
+    <w:p>
+      <w:r>
+        <w:t xml:space="preserve">“Come, let’s have lunch and then we’ll go questing,” Eric </w:t>
+      </w:r>
+      <w:r>
+        <w:t>suggested,</w:t>
+      </w:r>
+      <w:r>
+        <w:t xml:space="preserve"> and everyone follow</w:t>
       </w:r>
       <w:r>
         <w:t>ed</w:t>
       </w:r>
       <w:r>
-        <w:t xml:space="preserve"> ‘Yes</w:t>
-      </w:r>
-      <w:r>
-        <w:t>.</w:t>
-      </w:r>
-      <w:r>
-        <w:t>’</w:t>
+        <w:t xml:space="preserve"> him out of the store.</w:t>
       </w:r>
     </w:p>
     <w:p>
       <w:r>
         <w:lastRenderedPageBreak/>
-        <w:t xml:space="preserve">“Come, let’s have lunch and then we’ll go questing,” Eric </w:t>
-      </w:r>
-      <w:r>
-        <w:t>suggested,</w:t>
-      </w:r>
-      <w:r>
-        <w:t xml:space="preserve"> and everyone follow</w:t>
-      </w:r>
-      <w:r>
-        <w:t>ed</w:t>
-      </w:r>
-      <w:r>
-        <w:t xml:space="preserve"> him out of the store.</w:t>
-      </w:r>
-    </w:p>
-    <w:p>
-      <w:r>
         <w:t xml:space="preserve">“You all go eat,” I </w:t>
       </w:r>
       <w:r>
@@ -20319,54 +20240,983 @@
     </w:p>
     <w:p>
       <w:r>
+        <w:t xml:space="preserve">We </w:t>
+      </w:r>
+      <w:r>
+        <w:t>headed</w:t>
+      </w:r>
+      <w:r>
+        <w:t xml:space="preserve"> out.</w:t>
+      </w:r>
+    </w:p>
+    <w:p>
+      <w:r>
+        <w:lastRenderedPageBreak/>
+        <w:t xml:space="preserve">“World renowned wizard Raven Solarsmith, conqueror of rats,” I </w:t>
+      </w:r>
+      <w:r>
+        <w:t>said</w:t>
+      </w:r>
+      <w:r>
+        <w:t xml:space="preserve">. “By the way, </w:t>
+      </w:r>
+      <w:r>
+        <w:t>my build doesn’t allow classes or class bonuses. How was it for you?”</w:t>
+      </w:r>
+    </w:p>
+    <w:p>
+      <w:r>
+        <w:t>“</w:t>
+      </w:r>
+      <w:r>
+        <w:t>You’re hard core, aren’t you?” Eric said, impressed. “</w:t>
+      </w:r>
+      <w:r>
+        <w:t>Artemis</w:t>
+      </w:r>
+      <w:r>
+        <w:t>,</w:t>
+      </w:r>
+      <w:r>
+        <w:t xml:space="preserve"> </w:t>
+      </w:r>
+      <w:r>
+        <w:t>Evelyn</w:t>
+      </w:r>
+      <w:r>
+        <w:t xml:space="preserve"> </w:t>
+      </w:r>
+      <w:r>
+        <w:t xml:space="preserve">and I </w:t>
+      </w:r>
+      <w:r>
+        <w:t>just got to choose, just after setting difficulty</w:t>
+      </w:r>
+      <w:r>
+        <w:t>.</w:t>
+      </w:r>
+      <w:r>
+        <w:t>”</w:t>
+      </w:r>
+    </w:p>
+    <w:p>
+      <w:r>
+        <w:t xml:space="preserve">“The System already knew </w:t>
+      </w:r>
+      <w:r>
+        <w:t>Eric</w:t>
+      </w:r>
+      <w:r>
+        <w:t xml:space="preserve"> was a barbarian. It just acknowledged the truth,” </w:t>
+      </w:r>
+      <w:r>
+        <w:t>Artemis</w:t>
+      </w:r>
+      <w:r>
+        <w:t xml:space="preserve"> </w:t>
+      </w:r>
+      <w:r>
+        <w:t>explained</w:t>
+      </w:r>
+      <w:r>
+        <w:t>.</w:t>
+      </w:r>
+    </w:p>
+    <w:p>
+      <w:r>
+        <w:t>“What difficulty did you select?” I asked.</w:t>
+      </w:r>
+    </w:p>
+    <w:p>
+      <w:r>
+        <w:t xml:space="preserve">“Artemis and </w:t>
+      </w:r>
+      <w:r>
+        <w:t>Evelyn</w:t>
+      </w:r>
+      <w:r>
+        <w:t xml:space="preserve"> are both on Easy,” Eric said. “I’m on No Pain, No Gain, since I’m a barbarian.”</w:t>
+      </w:r>
+    </w:p>
+    <w:p>
+      <w:r>
+        <w:t xml:space="preserve">“Did it </w:t>
+      </w:r>
+      <w:r>
+        <w:t>ask</w:t>
+      </w:r>
+      <w:r>
+        <w:t xml:space="preserve"> to choose between </w:t>
+      </w:r>
+      <w:r>
+        <w:t>[</w:t>
+      </w:r>
+      <w:r>
+        <w:t>XP</w:t>
+      </w:r>
+      <w:r>
+        <w:t>]</w:t>
+      </w:r>
+      <w:r>
+        <w:t xml:space="preserve"> Allocation </w:t>
+      </w:r>
+      <w:r>
+        <w:t>and</w:t>
+      </w:r>
+      <w:r>
+        <w:t xml:space="preserve"> </w:t>
+      </w:r>
+      <w:r>
+        <w:t>[Essence]</w:t>
+      </w:r>
+      <w:r>
+        <w:t xml:space="preserve"> Allocation?” I </w:t>
+      </w:r>
+      <w:r>
+        <w:t>asked</w:t>
+      </w:r>
+      <w:r>
+        <w:t>.</w:t>
+      </w:r>
+    </w:p>
+    <w:p>
+      <w:r>
+        <w:t xml:space="preserve">“Nope,” Eric </w:t>
+      </w:r>
+      <w:r>
+        <w:t>said</w:t>
+      </w:r>
+      <w:r>
+        <w:t>.</w:t>
+      </w:r>
+      <w:r>
+        <w:t xml:space="preserve"> “Don’t know what that means.”</w:t>
+      </w:r>
+    </w:p>
+    <w:p>
+      <w:r>
+        <w:t>An icon appeared, saying that last sentence was censored. Weird…</w:t>
+      </w:r>
+    </w:p>
+    <w:p>
+      <w:r>
+        <w:t>“</w:t>
+      </w:r>
+      <w:r>
+        <w:t>I told Eric</w:t>
+      </w:r>
+      <w:r>
+        <w:t>,</w:t>
+      </w:r>
+      <w:r>
+        <w:t xml:space="preserve"> but for the record I am </w:t>
+      </w:r>
+      <w:r>
+        <w:t xml:space="preserve">a </w:t>
+      </w:r>
+      <w:r>
+        <w:t xml:space="preserve">content creator. </w:t>
+      </w:r>
+      <w:r>
+        <w:t>I use my AI assistant to create daily episodes of approximately 1 hour</w:t>
+      </w:r>
+      <w:r>
+        <w:t>, as well as snippets of around 1 minute</w:t>
+      </w:r>
+      <w:r>
+        <w:t xml:space="preserve">. My channel name is </w:t>
+      </w:r>
+      <w:r>
+        <w:t xml:space="preserve">Gaming with </w:t>
+      </w:r>
+      <w:r>
+        <w:t>Raven</w:t>
+      </w:r>
+      <w:r>
+        <w:t>,</w:t>
+      </w:r>
+      <w:r>
+        <w:t>”</w:t>
+      </w:r>
+      <w:r>
+        <w:t xml:space="preserve"> I </w:t>
+      </w:r>
+      <w:r>
+        <w:t>explained</w:t>
+      </w:r>
+      <w:r>
+        <w:t>.</w:t>
+      </w:r>
+    </w:p>
+    <w:p>
+      <w:r>
+        <w:t xml:space="preserve">We </w:t>
+      </w:r>
+      <w:r>
+        <w:t xml:space="preserve">arrived </w:t>
+      </w:r>
+      <w:r>
+        <w:t>at massive steel doors built against a stone building.</w:t>
+      </w:r>
+    </w:p>
+    <w:p>
+      <w:r>
+        <w:t>“It’s time for us to d</w:t>
+      </w:r>
+      <w:r>
+        <w:t>ive</w:t>
+      </w:r>
+      <w:r>
+        <w:t xml:space="preserve"> deep boys and girls</w:t>
+      </w:r>
+      <w:r>
+        <w:t>.</w:t>
+      </w:r>
+      <w:r>
+        <w:t xml:space="preserve"> Woo-Hoo</w:t>
+      </w:r>
+      <w:r>
+        <w:t xml:space="preserve">,” Eric </w:t>
+      </w:r>
+      <w:r>
+        <w:t>screamed</w:t>
+      </w:r>
+      <w:r>
+        <w:t>.</w:t>
+      </w:r>
+    </w:p>
+    <w:p>
+      <w:r>
+        <w:t xml:space="preserve">He </w:t>
+      </w:r>
+      <w:r>
+        <w:t>touched</w:t>
+      </w:r>
+      <w:r>
+        <w:t xml:space="preserve"> the door with an item and the doors </w:t>
+      </w:r>
+      <w:r>
+        <w:t>swung</w:t>
+      </w:r>
+      <w:r>
+        <w:t xml:space="preserve"> inwards.</w:t>
+      </w:r>
+    </w:p>
+    <w:p>
+      <w:r>
+        <w:lastRenderedPageBreak/>
+        <w:t xml:space="preserve">“Crap, I don’t have a torch,” I </w:t>
+      </w:r>
+      <w:r>
+        <w:t>exclaimed</w:t>
+      </w:r>
+      <w:r>
+        <w:t xml:space="preserve">. My fears </w:t>
+      </w:r>
+      <w:r>
+        <w:t>were</w:t>
+      </w:r>
+      <w:r>
+        <w:t xml:space="preserve"> unfounded, as the interior </w:t>
+      </w:r>
+      <w:r>
+        <w:t>was</w:t>
+      </w:r>
+      <w:r>
+        <w:t xml:space="preserve"> well lighted with torches burning every </w:t>
+      </w:r>
+      <w:r>
+        <w:t>five</w:t>
+      </w:r>
+      <w:r>
+        <w:t xml:space="preserve"> meters</w:t>
+      </w:r>
+      <w:r>
+        <w:t>, staggered</w:t>
+      </w:r>
+      <w:r>
+        <w:t>.</w:t>
+      </w:r>
+    </w:p>
+    <w:p>
+      <w:r>
+        <w:t>We head</w:t>
+      </w:r>
+      <w:r>
+        <w:t>ed</w:t>
+      </w:r>
+      <w:r>
+        <w:t xml:space="preserve"> downwards through a well</w:t>
+      </w:r>
+      <w:r>
+        <w:t>-</w:t>
+      </w:r>
+      <w:r>
+        <w:t>built tunnel.</w:t>
+      </w:r>
+    </w:p>
+    <w:p>
+      <w:r>
+        <w:t xml:space="preserve">As we </w:t>
+      </w:r>
+      <w:r>
+        <w:t>walked,</w:t>
+      </w:r>
+      <w:r>
+        <w:t xml:space="preserve"> I </w:t>
+      </w:r>
+      <w:r>
+        <w:t>asked</w:t>
+      </w:r>
+      <w:r>
+        <w:t>, “How does this Party thing work?”</w:t>
+      </w:r>
+    </w:p>
+    <w:p>
+      <w:r>
+        <w:t xml:space="preserve">“Party members share equally in all XP received, and automatic loot collection,” Eric </w:t>
+      </w:r>
+      <w:r>
+        <w:t>explained</w:t>
+      </w:r>
+      <w:r>
+        <w:t>.</w:t>
+      </w:r>
+      <w:r>
+        <w:t xml:space="preserve"> “We also have a party chat function.”</w:t>
+      </w:r>
+    </w:p>
+    <w:p>
+      <w:r>
+        <w:t>“</w:t>
+      </w:r>
+      <w:r>
+        <w:t>XP and loot sharing only works in Newbie City</w:t>
+      </w:r>
+      <w:r>
+        <w:t xml:space="preserve">,” </w:t>
+      </w:r>
+      <w:r>
+        <w:t>Evelyn</w:t>
+      </w:r>
+      <w:r>
+        <w:t xml:space="preserve"> </w:t>
+      </w:r>
+      <w:r>
+        <w:t>added</w:t>
+      </w:r>
+      <w:r>
+        <w:t>.</w:t>
+      </w:r>
+    </w:p>
+    <w:p>
+      <w:r>
+        <w:t>“How long will you be staying in the game?”</w:t>
+      </w:r>
+      <w:r>
+        <w:t xml:space="preserve"> Eric </w:t>
+      </w:r>
+      <w:r>
+        <w:t>asked</w:t>
+      </w:r>
+      <w:r>
+        <w:t>.</w:t>
+      </w:r>
+    </w:p>
+    <w:p>
+      <w:r>
+        <w:t xml:space="preserve">“Until </w:t>
+      </w:r>
+      <w:r>
+        <w:t xml:space="preserve">week before </w:t>
+      </w:r>
+      <w:r>
+        <w:t>Labor Day</w:t>
+      </w:r>
+      <w:r>
+        <w:t xml:space="preserve"> weekend</w:t>
+      </w:r>
+      <w:r>
+        <w:t xml:space="preserve">,” I </w:t>
+      </w:r>
+      <w:r>
+        <w:t>replied</w:t>
+      </w:r>
+      <w:r>
+        <w:t>. “</w:t>
+      </w:r>
+      <w:r>
+        <w:t xml:space="preserve">I have to go back to </w:t>
+      </w:r>
+      <w:r>
+        <w:t>school.”</w:t>
+      </w:r>
+    </w:p>
+    <w:p>
+      <w:r>
+        <w:t xml:space="preserve">“Same for us,” Eric </w:t>
+      </w:r>
+      <w:r>
+        <w:t>said</w:t>
+      </w:r>
+      <w:r>
+        <w:t>.</w:t>
+      </w:r>
+      <w:r>
+        <w:t xml:space="preserve"> “Where in America do you live?”</w:t>
+      </w:r>
+    </w:p>
+    <w:p>
+      <w:r>
+        <w:t>“I’m from Canada,” I replied. “I just flew to New York to take the flight here.”</w:t>
+      </w:r>
+    </w:p>
+    <w:p>
+      <w:r>
+        <w:t>We arrive</w:t>
+      </w:r>
+      <w:r>
+        <w:t>d</w:t>
+      </w:r>
+      <w:r>
+        <w:t xml:space="preserve"> at the</w:t>
+      </w:r>
+      <w:r>
+        <w:t xml:space="preserve"> sewers. This </w:t>
+      </w:r>
+      <w:r>
+        <w:t>was</w:t>
+      </w:r>
+      <w:r>
+        <w:t xml:space="preserve"> your standard disgusting sewer with knee deep sewer water.</w:t>
+      </w:r>
+    </w:p>
+    <w:p>
+      <w:r>
+        <w:t xml:space="preserve">“It doesn’t smell so bad,” Eric </w:t>
+      </w:r>
+      <w:r>
+        <w:t>noted</w:t>
+      </w:r>
+      <w:r>
+        <w:t>.</w:t>
+      </w:r>
+    </w:p>
+    <w:p>
+      <w:r>
+        <w:t xml:space="preserve">“If this were real life, the torches would ignite the sewer gas,” I </w:t>
+      </w:r>
+      <w:r>
+        <w:t>commented</w:t>
+      </w:r>
+      <w:r>
+        <w:t>. “Maybe in this game, the torches are preventing gas buildup.”</w:t>
+      </w:r>
+    </w:p>
+    <w:p>
+      <w:r>
+        <w:t>“According to the quest, the rats are just beyond th</w:t>
+      </w:r>
+      <w:r>
+        <w:t>at</w:t>
+      </w:r>
+      <w:r>
+        <w:t xml:space="preserve"> area,” Eric </w:t>
+      </w:r>
+      <w:r>
+        <w:t>explained</w:t>
+      </w:r>
+      <w:r>
+        <w:t>, pointing at a darkened area. “The rats have damaged the magic circuits for the lights, and the crew can’t fix them with the rats in the way.”</w:t>
+      </w:r>
+    </w:p>
+    <w:p>
+      <w:r>
+        <w:lastRenderedPageBreak/>
+        <w:t xml:space="preserve">As </w:t>
+      </w:r>
+      <w:r>
+        <w:t>we</w:t>
+      </w:r>
+      <w:r>
+        <w:t xml:space="preserve"> approach</w:t>
+      </w:r>
+      <w:r>
+        <w:t>ed</w:t>
+      </w:r>
+      <w:r>
+        <w:t xml:space="preserve"> the darkened area, I </w:t>
+      </w:r>
+      <w:r>
+        <w:t>exclaimed</w:t>
+      </w:r>
+      <w:r>
+        <w:t xml:space="preserve">, “Oh my God, this smells like </w:t>
+      </w:r>
+      <w:r>
+        <w:t>the</w:t>
+      </w:r>
+      <w:r>
+        <w:t xml:space="preserve"> outhouse of a rustic campground my parents made me go to.”</w:t>
+      </w:r>
+    </w:p>
+    <w:p>
+      <w:r>
+        <w:t xml:space="preserve">“Too bad we can’t just burn the </w:t>
+      </w:r>
+      <w:r>
+        <w:t xml:space="preserve">gas away,” Eric </w:t>
+      </w:r>
+      <w:r>
+        <w:t>commented</w:t>
+      </w:r>
+      <w:r>
+        <w:t xml:space="preserve"> in a nasal voice.</w:t>
+      </w:r>
+    </w:p>
+    <w:p>
+      <w:r>
+        <w:t xml:space="preserve">“It doesn’t smell bad,” </w:t>
+      </w:r>
+      <w:r>
+        <w:t>Artemis</w:t>
+      </w:r>
+      <w:r>
+        <w:t xml:space="preserve"> </w:t>
+      </w:r>
+      <w:r>
+        <w:t>replied</w:t>
+      </w:r>
+      <w:r>
+        <w:t>.</w:t>
+      </w:r>
+    </w:p>
+    <w:p>
+      <w:r>
+        <w:t xml:space="preserve">“Easy for you to </w:t>
+      </w:r>
+      <w:r>
+        <w:t>sa</w:t>
+      </w:r>
+      <w:r>
+        <w:t>y</w:t>
+      </w:r>
+      <w:r>
+        <w:t>,” Eric grumble</w:t>
+      </w:r>
+      <w:r>
+        <w:t>d</w:t>
+      </w:r>
+      <w:r>
+        <w:t>. “You’re playing on easy.”</w:t>
+      </w:r>
+    </w:p>
+    <w:p>
+      <w:r>
+        <w:t xml:space="preserve">“I’m a little nervous about throwing fireballs here,” I </w:t>
+      </w:r>
+      <w:r>
+        <w:t>said</w:t>
+      </w:r>
+      <w:r>
+        <w:t>. “It could cause an explosion.”</w:t>
+      </w:r>
+    </w:p>
+    <w:p>
+      <w:r>
+        <w:t xml:space="preserve">“That sounds like fun,” Eric </w:t>
+      </w:r>
+      <w:r>
+        <w:t>said</w:t>
+      </w:r>
+      <w:r>
+        <w:t xml:space="preserve"> with a grin.</w:t>
+      </w:r>
+    </w:p>
+    <w:p>
+      <w:r>
+        <w:t xml:space="preserve">“As you wish our fearless leader,” I </w:t>
+      </w:r>
+      <w:r>
+        <w:t>replied</w:t>
+      </w:r>
+      <w:r>
+        <w:t>. “Step away from the tunnel entrance.”</w:t>
+      </w:r>
+    </w:p>
+    <w:p>
+      <w:r>
+        <w:t xml:space="preserve">“Pyro,” I </w:t>
+      </w:r>
+      <w:r>
+        <w:t>said</w:t>
+      </w:r>
+      <w:r>
+        <w:t xml:space="preserve"> as I </w:t>
+      </w:r>
+      <w:r>
+        <w:t>created</w:t>
+      </w:r>
+      <w:r>
+        <w:t xml:space="preserve"> </w:t>
+      </w:r>
+      <w:r>
+        <w:t xml:space="preserve">the </w:t>
+      </w:r>
+      <w:r>
+        <w:t xml:space="preserve">confined </w:t>
+      </w:r>
+      <w:r>
+        <w:t xml:space="preserve">Fire </w:t>
+      </w:r>
+      <w:r>
+        <w:t xml:space="preserve">Rune. “Mantic,” I </w:t>
+      </w:r>
+      <w:r>
+        <w:t>said</w:t>
+      </w:r>
+      <w:r>
+        <w:t xml:space="preserve"> as I </w:t>
+      </w:r>
+      <w:r>
+        <w:t>created</w:t>
+      </w:r>
+      <w:r>
+        <w:t xml:space="preserve"> the Compress </w:t>
+      </w:r>
+      <w:r>
+        <w:t xml:space="preserve">Rune. “Impetus,” I </w:t>
+      </w:r>
+      <w:r>
+        <w:t>said</w:t>
+      </w:r>
+      <w:r>
+        <w:t xml:space="preserve"> as I </w:t>
+      </w:r>
+      <w:r>
+        <w:t>created</w:t>
+      </w:r>
+      <w:r>
+        <w:t xml:space="preserve"> the Launch </w:t>
+      </w:r>
+      <w:r>
+        <w:t>Rune.</w:t>
+      </w:r>
+    </w:p>
+    <w:p>
+      <w:r>
+        <w:t xml:space="preserve">I </w:t>
+      </w:r>
+      <w:r>
+        <w:t>charged</w:t>
+      </w:r>
+      <w:r>
+        <w:t xml:space="preserve"> the array and </w:t>
+      </w:r>
+      <w:r>
+        <w:t xml:space="preserve">then </w:t>
+      </w:r>
+      <w:r>
+        <w:t>said</w:t>
+      </w:r>
+      <w:r>
+        <w:t xml:space="preserve"> </w:t>
+      </w:r>
+      <w:r>
+        <w:t>“</w:t>
+      </w:r>
+      <w:r>
+        <w:t>Launch</w:t>
+      </w:r>
+      <w:r>
+        <w:t xml:space="preserve">,” </w:t>
+      </w:r>
+      <w:r>
+        <w:t xml:space="preserve">as I </w:t>
+      </w:r>
+      <w:r>
+        <w:t xml:space="preserve">released </w:t>
+      </w:r>
+      <w:r>
+        <w:t>my spell.</w:t>
+      </w:r>
+    </w:p>
+    <w:p>
+      <w:r>
+        <w:t xml:space="preserve">The fireball moved lazily in as </w:t>
+      </w:r>
+      <w:r>
+        <w:t xml:space="preserve">I then </w:t>
+      </w:r>
+      <w:r>
+        <w:t>rushed</w:t>
+      </w:r>
+      <w:r>
+        <w:t xml:space="preserve"> to the side, out of harm’s way.</w:t>
+      </w:r>
+    </w:p>
+    <w:p>
+      <w:r>
+        <w:t>“Cover your ears,” I called and did the same.</w:t>
+      </w:r>
+    </w:p>
+    <w:p>
+      <w:r>
+        <w:t xml:space="preserve">For a moment all </w:t>
+      </w:r>
+      <w:r>
+        <w:t>was</w:t>
+      </w:r>
+      <w:r>
+        <w:t xml:space="preserve"> quiet. Then there </w:t>
+      </w:r>
+      <w:r>
+        <w:t>was</w:t>
+      </w:r>
+      <w:r>
+        <w:t xml:space="preserve"> an explosion</w:t>
+      </w:r>
+      <w:r>
+        <w:t>, causing the ground to shake</w:t>
+      </w:r>
+      <w:r>
+        <w:t>.</w:t>
+      </w:r>
+    </w:p>
+    <w:p>
+      <w:r>
+        <w:t xml:space="preserve">“Dude, that was intense,” Eric </w:t>
+      </w:r>
+      <w:r>
+        <w:t>exclaimed</w:t>
+      </w:r>
+      <w:r>
+        <w:t xml:space="preserve"> </w:t>
+      </w:r>
+      <w:r>
+        <w:t>with a grin</w:t>
+      </w:r>
+      <w:r>
+        <w:t>.</w:t>
+      </w:r>
+    </w:p>
+    <w:p>
+      <w:r>
+        <w:t xml:space="preserve">I </w:t>
+      </w:r>
+      <w:r>
+        <w:t xml:space="preserve">could </w:t>
+      </w:r>
+      <w:r>
+        <w:t xml:space="preserve">barely hear Eric, as I </w:t>
+      </w:r>
+      <w:r>
+        <w:t>was</w:t>
+      </w:r>
+      <w:r>
+        <w:t xml:space="preserve"> now partially deaf.</w:t>
+      </w:r>
+    </w:p>
+    <w:p>
+      <w:r>
         <w:lastRenderedPageBreak/>
         <w:t xml:space="preserve">We </w:t>
       </w:r>
       <w:r>
-        <w:t>headed</w:t>
-      </w:r>
-      <w:r>
-        <w:t xml:space="preserve"> out.</w:t>
-      </w:r>
-    </w:p>
-    <w:p>
-      <w:r>
-        <w:t xml:space="preserve">“World renowned wizard Raven Solarsmith, conqueror of rats,” I </w:t>
-      </w:r>
-      <w:r>
-        <w:t>said</w:t>
-      </w:r>
-      <w:r>
-        <w:t>. “By the way, how did you all get classes?”</w:t>
-      </w:r>
-    </w:p>
-    <w:p>
-      <w:r>
-        <w:t>“</w:t>
-      </w:r>
-      <w:r>
-        <w:t>Artemis</w:t>
-      </w:r>
-      <w:r>
-        <w:t>,</w:t>
+        <w:t>entered</w:t>
+      </w:r>
+      <w:r>
+        <w:t xml:space="preserve"> the tunnel and </w:t>
+      </w:r>
+      <w:r>
+        <w:t>discovered</w:t>
+      </w:r>
+      <w:r>
+        <w:t xml:space="preserve"> the </w:t>
+      </w:r>
+      <w:r>
+        <w:t xml:space="preserve">raw </w:t>
+      </w:r>
+      <w:r>
+        <w:t xml:space="preserve">sewer smell </w:t>
+      </w:r>
+      <w:r>
+        <w:t>was</w:t>
+      </w:r>
+      <w:r>
+        <w:t xml:space="preserve"> mixed with burnt sewer smell.</w:t>
+      </w:r>
+    </w:p>
+    <w:p>
+      <w:r>
+        <w:t xml:space="preserve">Focusing on breathing through my </w:t>
+      </w:r>
+      <w:r>
+        <w:t>mouth,</w:t>
+      </w:r>
+      <w:r>
+        <w:t xml:space="preserve"> I slowly follow</w:t>
+      </w:r>
+      <w:r>
+        <w:t>ed</w:t>
+      </w:r>
+      <w:r>
+        <w:t xml:space="preserve"> Eric into the tunnel. Glaive in hand I </w:t>
+      </w:r>
+      <w:r>
+        <w:t>moved</w:t>
+      </w:r>
+      <w:r>
+        <w:t xml:space="preserve"> through mucky waters. I d</w:t>
+      </w:r>
+      <w:r>
+        <w:t>id</w:t>
+      </w:r>
+      <w:r>
+        <w:t>n’t want to know what</w:t>
+      </w:r>
+      <w:r>
+        <w:t xml:space="preserve"> was</w:t>
+      </w:r>
+      <w:r>
+        <w:t xml:space="preserve"> in this water. I really d</w:t>
+      </w:r>
+      <w:r>
+        <w:t>id</w:t>
+      </w:r>
+      <w:r>
+        <w:t>n’t.</w:t>
+      </w:r>
+    </w:p>
+    <w:p>
+      <w:r>
+        <w:t>Evelyn</w:t>
+      </w:r>
+      <w:r>
+        <w:t xml:space="preserve"> t</w:t>
+      </w:r>
+      <w:r>
+        <w:t>ook</w:t>
+      </w:r>
+      <w:r>
+        <w:t xml:space="preserve"> out a torch since he </w:t>
+      </w:r>
+      <w:r>
+        <w:t xml:space="preserve">could </w:t>
+      </w:r>
+      <w:r>
+        <w:t>fight one-handed.</w:t>
+      </w:r>
+    </w:p>
+    <w:p>
+      <w:r>
+        <w:t>As I walk</w:t>
+      </w:r>
+      <w:r>
+        <w:t>ed</w:t>
       </w:r>
       <w:r>
         <w:t xml:space="preserve"> </w:t>
       </w:r>
       <w:r>
-        <w:t>Evelyn</w:t>
+        <w:rPr>
+          <w:b/>
+        </w:rPr>
+        <w:t>[</w:t>
+      </w:r>
+      <w:r>
+        <w:rPr>
+          <w:b/>
+        </w:rPr>
+        <w:t>Essence</w:t>
+      </w:r>
+      <w:r>
+        <w:rPr>
+          <w:b/>
+        </w:rPr>
+        <w:t>]</w:t>
+      </w:r>
+      <w:r>
+        <w:t xml:space="preserve"> flow</w:t>
+      </w:r>
+      <w:r>
+        <w:t>ed</w:t>
+      </w:r>
+      <w:r>
+        <w:t xml:space="preserve"> towards us and </w:t>
+      </w:r>
+      <w:r>
+        <w:t>entered</w:t>
+      </w:r>
+      <w:r>
+        <w:t xml:space="preserve"> me. “Folks, I just received enough </w:t>
+      </w:r>
+      <w:r>
+        <w:rPr>
+          <w:b/>
+        </w:rPr>
+        <w:t>[Essence]</w:t>
+      </w:r>
+      <w:r>
+        <w:t xml:space="preserve"> to level to </w:t>
+      </w:r>
+      <w:r>
+        <w:rPr>
+          <w:b/>
+        </w:rPr>
+        <w:t>[F-Rank 2]</w:t>
+      </w:r>
+      <w:r>
+        <w:t>. That blast must have been effective.”</w:t>
+      </w:r>
+    </w:p>
+    <w:p>
+      <w:r>
+        <w:t>“Good for you,” Eric said happily. “</w:t>
+      </w:r>
+      <w:r>
+        <w:t xml:space="preserve">We all leveled </w:t>
+      </w:r>
+      <w:r>
+        <w:t>Yesterday</w:t>
+      </w:r>
+      <w:r>
+        <w:t xml:space="preserve">.” </w:t>
+      </w:r>
+    </w:p>
+    <w:p>
+      <w:r>
+        <w:t>Just then a hoard of rats charge</w:t>
+      </w:r>
+      <w:r>
+        <w:t>d</w:t>
+      </w:r>
+      <w:r>
+        <w:t xml:space="preserve"> us. Eric intercept</w:t>
+      </w:r>
+      <w:r>
+        <w:t>ed</w:t>
+      </w:r>
+      <w:r>
+        <w:t xml:space="preserve"> the first ones while Artemis fire</w:t>
+      </w:r>
+      <w:r>
+        <w:t>d</w:t>
       </w:r>
       <w:r>
         <w:t xml:space="preserve"> </w:t>
       </w:r>
       <w:r>
-        <w:t xml:space="preserve">and I </w:t>
-      </w:r>
-      <w:r>
-        <w:t xml:space="preserve">just got to choose, just after setting difficulty,” Eric </w:t>
-      </w:r>
-      <w:r>
-        <w:t>replied</w:t>
+        <w:t xml:space="preserve">arrows. Even Evelyn </w:t>
+      </w:r>
+      <w:r>
+        <w:t>was</w:t>
+      </w:r>
+      <w:r>
+        <w:t xml:space="preserve"> firing light bolts </w:t>
+      </w:r>
+      <w:r>
+        <w:t>from his hand</w:t>
       </w:r>
       <w:r>
         <w:t>.</w:t>
@@ -20374,976 +21224,45 @@
     </w:p>
     <w:p>
       <w:r>
-        <w:t xml:space="preserve">“The System already knew </w:t>
-      </w:r>
-      <w:r>
-        <w:t>Eric</w:t>
-      </w:r>
-      <w:r>
-        <w:t xml:space="preserve"> was a barbarian. It just acknowledged the truth,” </w:t>
-      </w:r>
-      <w:r>
-        <w:t>Artemis</w:t>
-      </w:r>
-      <w:r>
-        <w:t xml:space="preserve"> </w:t>
-      </w:r>
-      <w:r>
-        <w:t>explained</w:t>
+        <w:t>I move</w:t>
+      </w:r>
+      <w:r>
+        <w:t>d</w:t>
+      </w:r>
+      <w:r>
+        <w:t xml:space="preserve"> forward with my glaive.</w:t>
+      </w:r>
+    </w:p>
+    <w:p>
+      <w:r>
+        <w:t>Just then a rat bypasse</w:t>
+      </w:r>
+      <w:r>
+        <w:t>d</w:t>
+      </w:r>
+      <w:r>
+        <w:t xml:space="preserve"> Eric and jump</w:t>
+      </w:r>
+      <w:r>
+        <w:t>ed</w:t>
+      </w:r>
+      <w:r>
+        <w:t xml:space="preserve"> at me. I immediately </w:t>
+      </w:r>
+      <w:r>
+        <w:t>position</w:t>
+      </w:r>
+      <w:r>
+        <w:t xml:space="preserve"> my glaive </w:t>
+      </w:r>
+      <w:r>
+        <w:t>in front of me</w:t>
       </w:r>
       <w:r>
         <w:t>.</w:t>
       </w:r>
-    </w:p>
-    <w:p>
-      <w:r>
-        <w:t>“What difficulty did you select?” I asked.</w:t>
-      </w:r>
-    </w:p>
-    <w:p>
-      <w:r>
-        <w:t xml:space="preserve">“Artemis and </w:t>
-      </w:r>
-      <w:r>
-        <w:t>Evelyn</w:t>
-      </w:r>
-      <w:r>
-        <w:t xml:space="preserve"> are both on Easy,” Eric said. “I’m on No Pain, No Gain, since I’m a barbarian.”</w:t>
-      </w:r>
-    </w:p>
-    <w:p>
-      <w:r>
-        <w:t xml:space="preserve">“Did it </w:t>
-      </w:r>
-      <w:r>
-        <w:t>ask</w:t>
-      </w:r>
-      <w:r>
-        <w:t xml:space="preserve"> to choose between </w:t>
-      </w:r>
-      <w:r>
-        <w:rPr>
-          <w:b/>
-        </w:rPr>
-        <w:t>[</w:t>
-      </w:r>
-      <w:r>
-        <w:rPr>
-          <w:b/>
-        </w:rPr>
-        <w:t>XP</w:t>
-      </w:r>
-      <w:r>
-        <w:rPr>
-          <w:b/>
-        </w:rPr>
-        <w:t>]</w:t>
-      </w:r>
-      <w:r>
-        <w:t xml:space="preserve"> Allocation </w:t>
-      </w:r>
-      <w:r>
-        <w:t>and</w:t>
-      </w:r>
-      <w:r>
-        <w:t xml:space="preserve"> </w:t>
-      </w:r>
-      <w:r>
-        <w:rPr>
-          <w:b/>
-        </w:rPr>
-        <w:t>[Essence]</w:t>
-      </w:r>
-      <w:r>
-        <w:t xml:space="preserve"> Allocation?” I </w:t>
-      </w:r>
-      <w:r>
-        <w:t>asked</w:t>
-      </w:r>
-      <w:r>
-        <w:t>.</w:t>
-      </w:r>
-    </w:p>
-    <w:p>
-      <w:r>
-        <w:t xml:space="preserve">“Nope,” Eric </w:t>
-      </w:r>
-      <w:r>
-        <w:t>said</w:t>
-      </w:r>
-      <w:r>
-        <w:t>.</w:t>
-      </w:r>
-      <w:r>
-        <w:t xml:space="preserve"> “Don’t know what that means.”</w:t>
-      </w:r>
-    </w:p>
-    <w:p>
-      <w:r>
-        <w:t>An icon appeared, saying that last sentence was censored. Weird…</w:t>
-      </w:r>
-    </w:p>
-    <w:p>
-      <w:r>
-        <w:t>“</w:t>
-      </w:r>
-      <w:r>
-        <w:t>I told Eric</w:t>
-      </w:r>
-      <w:r>
-        <w:t>,</w:t>
-      </w:r>
-      <w:r>
-        <w:t xml:space="preserve"> but for the record I am </w:t>
-      </w:r>
-      <w:r>
-        <w:t xml:space="preserve">a </w:t>
-      </w:r>
-      <w:r>
-        <w:t xml:space="preserve">content creator. </w:t>
-      </w:r>
-      <w:r>
-        <w:t>I use my AI assistant to create daily episodes of approximately 1 hour</w:t>
-      </w:r>
-      <w:r>
-        <w:t>, as well as snippets of around 1 minute</w:t>
-      </w:r>
-      <w:r>
-        <w:t xml:space="preserve">. My channel name is </w:t>
-      </w:r>
-      <w:r>
-        <w:t xml:space="preserve">Gaming with </w:t>
-      </w:r>
-      <w:r>
-        <w:t>Raven</w:t>
-      </w:r>
-      <w:r>
-        <w:t>,</w:t>
-      </w:r>
-      <w:r>
-        <w:t>”</w:t>
-      </w:r>
-      <w:r>
-        <w:t xml:space="preserve"> I </w:t>
-      </w:r>
-      <w:r>
-        <w:t>explained</w:t>
-      </w:r>
-      <w:r>
-        <w:t>.</w:t>
-      </w:r>
-    </w:p>
-    <w:p>
-      <w:r>
-        <w:t xml:space="preserve">We </w:t>
-      </w:r>
-      <w:r>
-        <w:t xml:space="preserve">arrived </w:t>
-      </w:r>
-      <w:r>
-        <w:t>at massive steel doors built against a stone building.</w:t>
-      </w:r>
-    </w:p>
-    <w:p>
-      <w:r>
-        <w:t>“It’s time for us to d</w:t>
-      </w:r>
-      <w:r>
-        <w:t>ive</w:t>
-      </w:r>
-      <w:r>
-        <w:t xml:space="preserve"> deep boys and girls</w:t>
-      </w:r>
-      <w:r>
-        <w:t>.</w:t>
-      </w:r>
-      <w:r>
-        <w:t xml:space="preserve"> Woo-Hoo</w:t>
-      </w:r>
-      <w:r>
-        <w:t xml:space="preserve">,” Eric </w:t>
-      </w:r>
-      <w:r>
-        <w:t>screamed</w:t>
-      </w:r>
-      <w:r>
-        <w:t>.</w:t>
-      </w:r>
-    </w:p>
-    <w:p>
-      <w:r>
-        <w:t xml:space="preserve">He </w:t>
-      </w:r>
-      <w:r>
-        <w:t>touched</w:t>
-      </w:r>
-      <w:r>
-        <w:t xml:space="preserve"> the door with an item and the doors </w:t>
-      </w:r>
-      <w:r>
-        <w:t>swung</w:t>
-      </w:r>
-      <w:r>
-        <w:t xml:space="preserve"> inwards.</w:t>
-      </w:r>
-    </w:p>
-    <w:p>
-      <w:r>
-        <w:lastRenderedPageBreak/>
-        <w:t xml:space="preserve">“Crap, I don’t have a torch,” I </w:t>
-      </w:r>
-      <w:r>
-        <w:t>exclaimed</w:t>
-      </w:r>
-      <w:r>
-        <w:t xml:space="preserve">. My fears </w:t>
-      </w:r>
-      <w:r>
-        <w:t>were</w:t>
-      </w:r>
-      <w:r>
-        <w:t xml:space="preserve"> unfounded, as the interior </w:t>
-      </w:r>
-      <w:r>
-        <w:t>was</w:t>
-      </w:r>
-      <w:r>
-        <w:t xml:space="preserve"> well lighted with torches burning every </w:t>
-      </w:r>
-      <w:r>
-        <w:t>five</w:t>
-      </w:r>
-      <w:r>
-        <w:t xml:space="preserve"> meters</w:t>
-      </w:r>
-      <w:r>
-        <w:t>, staggered</w:t>
-      </w:r>
-      <w:r>
-        <w:t>.</w:t>
-      </w:r>
-    </w:p>
-    <w:p>
-      <w:r>
-        <w:t>We head</w:t>
-      </w:r>
-      <w:r>
-        <w:t>ed</w:t>
-      </w:r>
-      <w:r>
-        <w:t xml:space="preserve"> downwards through a well</w:t>
-      </w:r>
-      <w:r>
-        <w:t>-</w:t>
-      </w:r>
-      <w:r>
-        <w:t>built tunnel.</w:t>
-      </w:r>
-    </w:p>
-    <w:p>
-      <w:r>
-        <w:t xml:space="preserve">As we </w:t>
-      </w:r>
-      <w:r>
-        <w:t>walked,</w:t>
-      </w:r>
-      <w:r>
-        <w:t xml:space="preserve"> I </w:t>
-      </w:r>
-      <w:r>
-        <w:t>asked</w:t>
-      </w:r>
-      <w:r>
-        <w:t>, “How does this Party thing work?”</w:t>
-      </w:r>
-    </w:p>
-    <w:p>
-      <w:r>
-        <w:t xml:space="preserve">“Party members share equally in all XP received, and automatic loot collection,” Eric </w:t>
-      </w:r>
-      <w:r>
-        <w:t>explained</w:t>
-      </w:r>
-      <w:r>
-        <w:t>.</w:t>
-      </w:r>
-      <w:r>
-        <w:t xml:space="preserve"> “We also have a party chat function.”</w:t>
-      </w:r>
-    </w:p>
-    <w:p>
-      <w:r>
-        <w:t>“</w:t>
-      </w:r>
-      <w:r>
-        <w:t>XP and loot sharing only works in Newbie City</w:t>
-      </w:r>
-      <w:r>
-        <w:t xml:space="preserve">,” </w:t>
-      </w:r>
-      <w:r>
-        <w:t>Evelyn</w:t>
-      </w:r>
-      <w:r>
-        <w:t xml:space="preserve"> </w:t>
-      </w:r>
-      <w:r>
-        <w:t>added</w:t>
-      </w:r>
-      <w:r>
-        <w:t>.</w:t>
-      </w:r>
-    </w:p>
-    <w:p>
-      <w:r>
-        <w:t>“How long will you be staying in the game?”</w:t>
-      </w:r>
-      <w:r>
-        <w:t xml:space="preserve"> Eric </w:t>
-      </w:r>
-      <w:r>
-        <w:t>asked</w:t>
-      </w:r>
-      <w:r>
-        <w:t>.</w:t>
-      </w:r>
-    </w:p>
-    <w:p>
-      <w:r>
-        <w:t xml:space="preserve">“Until </w:t>
-      </w:r>
-      <w:r>
-        <w:t xml:space="preserve">week before </w:t>
-      </w:r>
-      <w:r>
-        <w:t>Labor Day</w:t>
-      </w:r>
-      <w:r>
-        <w:t xml:space="preserve"> weekend</w:t>
-      </w:r>
-      <w:r>
-        <w:t xml:space="preserve">,” I </w:t>
-      </w:r>
-      <w:r>
-        <w:t>replied</w:t>
-      </w:r>
-      <w:r>
-        <w:t>. “</w:t>
-      </w:r>
-      <w:r>
-        <w:t xml:space="preserve">I have to go back to </w:t>
-      </w:r>
-      <w:r>
-        <w:t>school.”</w:t>
-      </w:r>
-    </w:p>
-    <w:p>
-      <w:r>
-        <w:t xml:space="preserve">“Same for us,” Eric </w:t>
-      </w:r>
-      <w:r>
-        <w:t>said</w:t>
-      </w:r>
-      <w:r>
-        <w:t>.</w:t>
-      </w:r>
-      <w:r>
-        <w:t xml:space="preserve"> “Where in America do you live?”</w:t>
-      </w:r>
-    </w:p>
-    <w:p>
-      <w:r>
-        <w:t>“I’m from Canada,” I replied. “I just flew to New York to take the flight here.”</w:t>
-      </w:r>
-    </w:p>
-    <w:p>
-      <w:r>
-        <w:t>We arrive</w:t>
-      </w:r>
-      <w:r>
-        <w:t>d</w:t>
-      </w:r>
-      <w:r>
-        <w:t xml:space="preserve"> at the</w:t>
-      </w:r>
-      <w:r>
-        <w:t xml:space="preserve"> sewers. This </w:t>
-      </w:r>
-      <w:r>
-        <w:t>was</w:t>
-      </w:r>
-      <w:r>
-        <w:t xml:space="preserve"> your standard disgusting sewer with knee deep sewer water.</w:t>
-      </w:r>
-    </w:p>
-    <w:p>
-      <w:r>
-        <w:t xml:space="preserve">“It doesn’t smell so bad,” Eric </w:t>
-      </w:r>
-      <w:r>
-        <w:t>noted</w:t>
-      </w:r>
-      <w:r>
-        <w:t>.</w:t>
-      </w:r>
-    </w:p>
-    <w:p>
-      <w:r>
-        <w:t xml:space="preserve">“If this were real life, the torches would ignite the sewer gas,” I </w:t>
-      </w:r>
-      <w:r>
-        <w:t>commented</w:t>
-      </w:r>
-      <w:r>
-        <w:t>. “Maybe in this game, the torches are preventing gas buildup.”</w:t>
-      </w:r>
-    </w:p>
-    <w:p>
-      <w:r>
-        <w:t>“According to the quest, the rats are just beyond th</w:t>
-      </w:r>
-      <w:r>
-        <w:t>at</w:t>
-      </w:r>
-      <w:r>
-        <w:t xml:space="preserve"> area,” Eric </w:t>
-      </w:r>
-      <w:r>
-        <w:t>explained</w:t>
-      </w:r>
-      <w:r>
-        <w:t>, pointing at a darkened area. “The rats have damaged the magic circuits for the lights, and the crew can’t fix them with the rats in the way.”</w:t>
-      </w:r>
-    </w:p>
-    <w:p>
-      <w:r>
-        <w:lastRenderedPageBreak/>
-        <w:t xml:space="preserve">As </w:t>
-      </w:r>
-      <w:r>
-        <w:t>we</w:t>
-      </w:r>
-      <w:r>
-        <w:t xml:space="preserve"> approach</w:t>
-      </w:r>
-      <w:r>
-        <w:t>ed</w:t>
-      </w:r>
-      <w:r>
-        <w:t xml:space="preserve"> the darkened area, I </w:t>
-      </w:r>
-      <w:r>
-        <w:t>exclaimed</w:t>
-      </w:r>
-      <w:r>
-        <w:t xml:space="preserve">, “Oh my God, this smells like </w:t>
-      </w:r>
-      <w:r>
-        <w:t>the</w:t>
-      </w:r>
-      <w:r>
-        <w:t xml:space="preserve"> outhouse of a rustic campground my parents made me go to.”</w:t>
-      </w:r>
-    </w:p>
-    <w:p>
-      <w:r>
-        <w:t xml:space="preserve">“Too bad we can’t just burn the </w:t>
-      </w:r>
-      <w:r>
-        <w:t xml:space="preserve">gas away,” Eric </w:t>
-      </w:r>
-      <w:r>
-        <w:t>commented</w:t>
-      </w:r>
-      <w:r>
-        <w:t xml:space="preserve"> in a nasal voice.</w:t>
-      </w:r>
-    </w:p>
-    <w:p>
-      <w:r>
-        <w:t xml:space="preserve">“It doesn’t smell bad,” </w:t>
-      </w:r>
-      <w:r>
-        <w:t>Artemis</w:t>
-      </w:r>
-      <w:r>
-        <w:t xml:space="preserve"> </w:t>
-      </w:r>
-      <w:r>
-        <w:t>replied</w:t>
-      </w:r>
-      <w:r>
-        <w:t>.</w:t>
-      </w:r>
-    </w:p>
-    <w:p>
-      <w:r>
-        <w:t xml:space="preserve">“Easy for you to </w:t>
-      </w:r>
-      <w:r>
-        <w:t>said</w:t>
-      </w:r>
-      <w:r>
-        <w:t>,” Eric grumble</w:t>
-      </w:r>
-      <w:r>
-        <w:t>d</w:t>
-      </w:r>
-      <w:r>
-        <w:t>. “You’re playing on easy.”</w:t>
-      </w:r>
-    </w:p>
-    <w:p>
-      <w:r>
-        <w:t xml:space="preserve">“I’m a little nervous about throwing fireballs here,” I </w:t>
-      </w:r>
-      <w:r>
-        <w:t>said</w:t>
-      </w:r>
-      <w:r>
-        <w:t>. “It could cause an explosion.”</w:t>
-      </w:r>
-    </w:p>
-    <w:p>
-      <w:r>
-        <w:t xml:space="preserve">“That sounds like fun,” Eric </w:t>
-      </w:r>
-      <w:r>
-        <w:t>said</w:t>
-      </w:r>
-      <w:r>
-        <w:t xml:space="preserve"> with a grin.</w:t>
-      </w:r>
-    </w:p>
-    <w:p>
-      <w:r>
-        <w:t xml:space="preserve">“As you wish our fearless leader,” I </w:t>
-      </w:r>
-      <w:r>
-        <w:t>replied</w:t>
-      </w:r>
-      <w:r>
-        <w:t>. “Step away from the tunnel entrance.”</w:t>
-      </w:r>
-    </w:p>
-    <w:p>
-      <w:r>
-        <w:t>“</w:t>
-      </w:r>
-      <w:proofErr w:type="spellStart"/>
-      <w:r>
-        <w:t>Pyro</w:t>
-      </w:r>
-      <w:proofErr w:type="spellEnd"/>
-      <w:r>
-        <w:t xml:space="preserve">,” I </w:t>
-      </w:r>
-      <w:r>
-        <w:t>said</w:t>
-      </w:r>
-      <w:r>
-        <w:t xml:space="preserve"> as I </w:t>
-      </w:r>
-      <w:r>
-        <w:t>created</w:t>
-      </w:r>
-      <w:r>
-        <w:t xml:space="preserve"> </w:t>
-      </w:r>
-      <w:r>
-        <w:t xml:space="preserve">the </w:t>
-      </w:r>
-      <w:r>
-        <w:t xml:space="preserve">confined </w:t>
-      </w:r>
-      <w:r>
-        <w:t xml:space="preserve">Fire </w:t>
-      </w:r>
-      <w:r>
-        <w:t xml:space="preserve">Rune. “Mantic,” I </w:t>
-      </w:r>
-      <w:r>
-        <w:t>said</w:t>
-      </w:r>
-      <w:r>
-        <w:t xml:space="preserve"> as I </w:t>
-      </w:r>
-      <w:r>
-        <w:t>created</w:t>
-      </w:r>
-      <w:r>
-        <w:t xml:space="preserve"> the Compress </w:t>
-      </w:r>
-      <w:r>
-        <w:t xml:space="preserve">Rune. “Impetus,” I </w:t>
-      </w:r>
-      <w:r>
-        <w:t>said</w:t>
-      </w:r>
-      <w:r>
-        <w:t xml:space="preserve"> as I </w:t>
-      </w:r>
-      <w:r>
-        <w:t>created</w:t>
-      </w:r>
-      <w:r>
-        <w:t xml:space="preserve"> the Launch </w:t>
-      </w:r>
-      <w:r>
-        <w:t>Rune.</w:t>
-      </w:r>
-    </w:p>
-    <w:p>
-      <w:r>
-        <w:t xml:space="preserve">I </w:t>
-      </w:r>
-      <w:r>
-        <w:t>charged</w:t>
-      </w:r>
-      <w:r>
-        <w:t xml:space="preserve"> the array and </w:t>
-      </w:r>
-      <w:r>
-        <w:t xml:space="preserve">then </w:t>
-      </w:r>
-      <w:r>
-        <w:t>said</w:t>
-      </w:r>
-      <w:r>
-        <w:t xml:space="preserve"> </w:t>
-      </w:r>
-      <w:r>
-        <w:t>“</w:t>
-      </w:r>
-      <w:r>
-        <w:t>Launch</w:t>
-      </w:r>
-      <w:r>
-        <w:t xml:space="preserve">,” </w:t>
-      </w:r>
-      <w:r>
-        <w:t xml:space="preserve">as I </w:t>
-      </w:r>
-      <w:r>
-        <w:t xml:space="preserve">released </w:t>
-      </w:r>
-      <w:r>
-        <w:t>my spell.</w:t>
-      </w:r>
-    </w:p>
-    <w:p>
-      <w:r>
-        <w:t xml:space="preserve">The fireball moved lazily in as </w:t>
-      </w:r>
-      <w:r>
-        <w:t xml:space="preserve">I then </w:t>
-      </w:r>
-      <w:r>
-        <w:t>rushed</w:t>
-      </w:r>
-      <w:r>
-        <w:t xml:space="preserve"> to the side, out of harm’s way.</w:t>
-      </w:r>
-    </w:p>
-    <w:p>
-      <w:r>
-        <w:t>“Cover your ears,” I called and did the same.</w:t>
-      </w:r>
-    </w:p>
-    <w:p>
-      <w:r>
-        <w:t xml:space="preserve">For a moment all </w:t>
-      </w:r>
-      <w:r>
-        <w:t>was</w:t>
-      </w:r>
-      <w:r>
-        <w:t xml:space="preserve"> quiet. Then there </w:t>
-      </w:r>
-      <w:r>
-        <w:t>was</w:t>
-      </w:r>
-      <w:r>
-        <w:t xml:space="preserve"> an explosion</w:t>
-      </w:r>
-      <w:r>
-        <w:t>, causing the ground to shake</w:t>
-      </w:r>
-      <w:r>
-        <w:t>.</w:t>
-      </w:r>
-    </w:p>
-    <w:p>
-      <w:r>
-        <w:t xml:space="preserve">“Dude, that was intense,” Eric </w:t>
-      </w:r>
-      <w:r>
-        <w:t>exclaimed</w:t>
-      </w:r>
-      <w:r>
-        <w:t xml:space="preserve"> happily.</w:t>
-      </w:r>
-    </w:p>
-    <w:p>
-      <w:r>
-        <w:t xml:space="preserve">I </w:t>
-      </w:r>
-      <w:r>
-        <w:t xml:space="preserve">could </w:t>
-      </w:r>
-      <w:r>
-        <w:t xml:space="preserve">barely hear Eric, as I </w:t>
-      </w:r>
-      <w:r>
-        <w:t>was</w:t>
-      </w:r>
-      <w:r>
-        <w:t xml:space="preserve"> now partially deaf.</w:t>
-      </w:r>
-    </w:p>
-    <w:p>
-      <w:r>
-        <w:lastRenderedPageBreak/>
-        <w:t xml:space="preserve">We </w:t>
-      </w:r>
-      <w:r>
-        <w:t>entered</w:t>
-      </w:r>
-      <w:r>
-        <w:t xml:space="preserve"> the tunnel and </w:t>
-      </w:r>
-      <w:r>
-        <w:t>discovered</w:t>
-      </w:r>
-      <w:r>
-        <w:t xml:space="preserve"> the </w:t>
-      </w:r>
-      <w:r>
-        <w:t xml:space="preserve">raw </w:t>
-      </w:r>
-      <w:r>
-        <w:t xml:space="preserve">sewer smell </w:t>
-      </w:r>
-      <w:r>
-        <w:t>was</w:t>
-      </w:r>
-      <w:r>
-        <w:t xml:space="preserve"> mixed with burnt sewer smell.</w:t>
-      </w:r>
-    </w:p>
-    <w:p>
-      <w:r>
-        <w:t xml:space="preserve">Focusing on breathing through my </w:t>
-      </w:r>
-      <w:r>
-        <w:t>mouth,</w:t>
-      </w:r>
-      <w:r>
-        <w:t xml:space="preserve"> I slowly follow</w:t>
-      </w:r>
-      <w:r>
-        <w:t>ed</w:t>
-      </w:r>
-      <w:r>
-        <w:t xml:space="preserve"> Eric into the tunnel. Glaive in hand I </w:t>
-      </w:r>
-      <w:r>
-        <w:t>moved</w:t>
-      </w:r>
-      <w:r>
-        <w:t xml:space="preserve"> through mucky waters. I d</w:t>
-      </w:r>
-      <w:r>
-        <w:t>id</w:t>
-      </w:r>
-      <w:r>
-        <w:t>n’t want to know what</w:t>
-      </w:r>
-      <w:r>
-        <w:t xml:space="preserve"> was</w:t>
-      </w:r>
-      <w:r>
-        <w:t xml:space="preserve"> in this water. I really d</w:t>
-      </w:r>
-      <w:r>
-        <w:t>id</w:t>
-      </w:r>
-      <w:r>
-        <w:t>n’t.</w:t>
-      </w:r>
-    </w:p>
-    <w:p>
-      <w:r>
-        <w:t>Evelyn</w:t>
-      </w:r>
-      <w:r>
-        <w:t xml:space="preserve"> t</w:t>
-      </w:r>
-      <w:r>
-        <w:t>ook</w:t>
-      </w:r>
-      <w:r>
-        <w:t xml:space="preserve"> out a torch, since he </w:t>
-      </w:r>
-      <w:r>
-        <w:t>was</w:t>
-      </w:r>
-      <w:r>
-        <w:t xml:space="preserve"> the only one able to fight one-handed.</w:t>
-      </w:r>
-    </w:p>
-    <w:p>
-      <w:r>
-        <w:t>As I walk</w:t>
-      </w:r>
-      <w:r>
-        <w:t>ed</w:t>
-      </w:r>
-      <w:r>
-        <w:t xml:space="preserve"> </w:t>
-      </w:r>
-      <w:r>
-        <w:rPr>
-          <w:b/>
-        </w:rPr>
-        <w:t>[</w:t>
-      </w:r>
-      <w:r>
-        <w:rPr>
-          <w:b/>
-        </w:rPr>
-        <w:t>Essence</w:t>
-      </w:r>
-      <w:r>
-        <w:rPr>
-          <w:b/>
-        </w:rPr>
-        <w:t>]</w:t>
-      </w:r>
-      <w:r>
-        <w:t xml:space="preserve"> flow</w:t>
-      </w:r>
-      <w:r>
-        <w:t>ed</w:t>
-      </w:r>
-      <w:r>
-        <w:t xml:space="preserve"> towards us and </w:t>
-      </w:r>
-      <w:r>
-        <w:t>entered</w:t>
-      </w:r>
-      <w:r>
-        <w:t xml:space="preserve"> me. “Folks, I just received enough </w:t>
-      </w:r>
-      <w:r>
-        <w:rPr>
-          <w:b/>
-        </w:rPr>
-        <w:t>[Essence]</w:t>
-      </w:r>
-      <w:r>
-        <w:t xml:space="preserve"> to level to </w:t>
-      </w:r>
-      <w:r>
-        <w:rPr>
-          <w:b/>
-        </w:rPr>
-        <w:t>[F-Rank 2]</w:t>
-      </w:r>
-      <w:r>
-        <w:t>. That blast must have been effective.”</w:t>
-      </w:r>
-    </w:p>
-    <w:p>
-      <w:r>
-        <w:t>“Good for you,” Eric said happily. “</w:t>
-      </w:r>
-      <w:r>
-        <w:t xml:space="preserve">We all leveled </w:t>
-      </w:r>
-      <w:r>
-        <w:t>Yesterday</w:t>
-      </w:r>
-      <w:r>
-        <w:t xml:space="preserve">.” </w:t>
-      </w:r>
-    </w:p>
-    <w:p>
-      <w:r>
-        <w:t>Just then a hoard of rats charge</w:t>
-      </w:r>
-      <w:r>
-        <w:t>d</w:t>
-      </w:r>
-      <w:r>
-        <w:t xml:space="preserve"> us. Eric intercept</w:t>
-      </w:r>
-      <w:r>
-        <w:t>ed</w:t>
-      </w:r>
-      <w:r>
-        <w:t xml:space="preserve"> the first ones while Artemis fire</w:t>
-      </w:r>
-      <w:r>
-        <w:t>d</w:t>
-      </w:r>
-      <w:r>
-        <w:t xml:space="preserve"> </w:t>
-      </w:r>
-      <w:r>
-        <w:t xml:space="preserve">arrows. Even Evelyn </w:t>
-      </w:r>
-      <w:r>
-        <w:t>was</w:t>
-      </w:r>
-      <w:r>
-        <w:t xml:space="preserve"> firing light bolts at the rats</w:t>
-      </w:r>
-      <w:r>
-        <w:t xml:space="preserve"> using his wand</w:t>
-      </w:r>
-      <w:r>
-        <w:t>.</w:t>
-      </w:r>
-    </w:p>
-    <w:p>
-      <w:r>
-        <w:t>I move</w:t>
-      </w:r>
-      <w:r>
-        <w:t>d</w:t>
-      </w:r>
-      <w:r>
-        <w:t xml:space="preserve"> forward with my glaive.</w:t>
-      </w:r>
-    </w:p>
-    <w:p>
-      <w:r>
-        <w:t>Just then a rat bypasse</w:t>
-      </w:r>
-      <w:r>
-        <w:t>d</w:t>
-      </w:r>
-      <w:r>
-        <w:t xml:space="preserve"> Eric and jump</w:t>
-      </w:r>
-      <w:r>
-        <w:t>ed</w:t>
-      </w:r>
-      <w:r>
-        <w:t xml:space="preserve"> at me. I immediately </w:t>
-      </w:r>
-      <w:r>
-        <w:t>position</w:t>
-      </w:r>
-      <w:r>
-        <w:t xml:space="preserve"> my glaive </w:t>
-      </w:r>
-      <w:r>
-        <w:t>in front of me</w:t>
-      </w:r>
-      <w:r>
-        <w:t>.</w:t>
+      <w:r>
+        <w:t xml:space="preserve"> I may not be strong but I did have good hand-eye coordination.</w:t>
       </w:r>
     </w:p>
     <w:p>
@@ -48913,23 +48832,7 @@
     </w:p>
     <w:p>
       <w:r>
-        <w:t xml:space="preserve">“Everyone, this is Royal Wizard </w:t>
-      </w:r>
-      <w:proofErr w:type="spellStart"/>
-      <w:r>
-        <w:t>Taranis</w:t>
-      </w:r>
-      <w:proofErr w:type="spellEnd"/>
-      <w:r>
-        <w:t xml:space="preserve"> </w:t>
-      </w:r>
-      <w:proofErr w:type="spellStart"/>
-      <w:r>
-        <w:t>Luftwing</w:t>
-      </w:r>
-      <w:proofErr w:type="spellEnd"/>
-      <w:r>
-        <w:t xml:space="preserve"> of </w:t>
+        <w:t xml:space="preserve">“Everyone, this is Royal Wizard Taranis Luftwing of </w:t>
       </w:r>
       <w:bookmarkStart w:id="8" w:name="_Hlk152418768"/>
       <w:proofErr w:type="spellStart"/>
@@ -52872,7 +52775,7 @@
             <w:rPr>
               <w:noProof/>
             </w:rPr>
-            <w:t>40</w:t>
+            <w:t>70</w:t>
           </w:r>
         </w:fldSimple>
       </w:p>
@@ -52903,7 +52806,7 @@
             <w:rPr>
               <w:noProof/>
             </w:rPr>
-            <w:t>39</w:t>
+            <w:t>69</w:t>
           </w:r>
         </w:fldSimple>
       </w:p>
@@ -53098,7 +53001,7 @@
         <v:path o:extrusionok="f" gradientshapeok="t" o:connecttype="rect"/>
         <o:lock v:ext="edit" aspectratio="t"/>
       </v:shapetype>
-      <v:shape id="_x0000_i1094" type="#_x0000_t75" style="width:3in;height:3in;visibility:visible" o:bullet="t">
+      <v:shape id="_x0000_i1165" type="#_x0000_t75" style="width:3in;height:3in;visibility:visible" o:bullet="t">
         <v:imagedata r:id="rId1" o:title="MC900065312[1]"/>
       </v:shape>
     </w:pict>
@@ -55453,7 +55356,7 @@
 </file>
 
 <file path=customXml/itemProps1.xml><?xml version="1.0" encoding="utf-8"?>
-<ds:datastoreItem xmlns:ds="http://schemas.openxmlformats.org/officeDocument/2006/customXml" ds:itemID="{12D98476-DFE2-4328-AEAC-AD7B06CB390E}">
+<ds:datastoreItem xmlns:ds="http://schemas.openxmlformats.org/officeDocument/2006/customXml" ds:itemID="{43878775-40A7-4558-AABB-12B364A44FC8}">
   <ds:schemaRefs>
     <ds:schemaRef ds:uri="http://schemas.openxmlformats.org/officeDocument/2006/bibliography"/>
   </ds:schemaRefs>

--- a/Books/RPG_Books/ThePrincessAndThePlayer/Book_ThePrincessAndThePlayer.docx
+++ b/Books/RPG_Books/ThePrincessAndThePlayer/Book_ThePrincessAndThePlayer.docx
@@ -52794,24 +52794,30 @@
         <w:t>,</w:t>
       </w:r>
       <w:r>
-        <w:t xml:space="preserve"> you now have access to my country, so you can try what real food is there,” Annie said.</w:t>
-      </w:r>
-    </w:p>
-    <w:p/>
-    <w:p>
-      <w:r>
-        <w:t>While eating, we discussed battle plans.</w:t>
-      </w:r>
-    </w:p>
-    <w:p/>
-    <w:p/>
-    <w:p/>
-    <w:p>
-      <w:r>
-        <w:t xml:space="preserve">After lunch we sold our loot, minus the </w:t>
-      </w:r>
-      <w:r>
-        <w:t>Hell Bulls. We then bought more weapons since our equipment was almost useless.</w:t>
+        <w:t xml:space="preserve"> you </w:t>
+      </w:r>
+      <w:r>
+        <w:t xml:space="preserve">can </w:t>
+      </w:r>
+      <w:r>
+        <w:t xml:space="preserve">now </w:t>
+      </w:r>
+      <w:r>
+        <w:t>visit</w:t>
+      </w:r>
+      <w:r>
+        <w:t xml:space="preserve"> </w:t>
+      </w:r>
+      <w:r>
+        <w:t>Agatha</w:t>
+      </w:r>
+      <w:r>
+        <w:t>, so you can try what real food is there,” Annie said.</w:t>
+      </w:r>
+    </w:p>
+    <w:p>
+      <w:r>
+        <w:t xml:space="preserve"> </w:t>
       </w:r>
     </w:p>
     <w:p/>
@@ -53172,7 +53178,7 @@
         <v:path o:extrusionok="f" gradientshapeok="t" o:connecttype="rect"/>
         <o:lock v:ext="edit" aspectratio="t"/>
       </v:shapetype>
-      <v:shape id="_x0000_i1076" type="#_x0000_t75" style="width:3in;height:3in;visibility:visible" o:bullet="t">
+      <v:shape id="_x0000_i1041" type="#_x0000_t75" style="width:3in;height:3in;visibility:visible" o:bullet="t">
         <v:imagedata r:id="rId1" o:title="MC900065312[1]"/>
       </v:shape>
     </w:pict>
@@ -55527,7 +55533,7 @@
 </file>
 
 <file path=customXml/itemProps1.xml><?xml version="1.0" encoding="utf-8"?>
-<ds:datastoreItem xmlns:ds="http://schemas.openxmlformats.org/officeDocument/2006/customXml" ds:itemID="{7B44292E-8BA2-4F57-B8CE-496C3F1E0631}">
+<ds:datastoreItem xmlns:ds="http://schemas.openxmlformats.org/officeDocument/2006/customXml" ds:itemID="{A01B0B14-517C-40BD-935B-4584E859D588}">
   <ds:schemaRefs>
     <ds:schemaRef ds:uri="http://schemas.openxmlformats.org/officeDocument/2006/bibliography"/>
   </ds:schemaRefs>

--- a/Books/RPG_Books/ThePrincessAndThePlayer/Book_ThePrincessAndThePlayer.docx
+++ b/Books/RPG_Books/ThePrincessAndThePlayer/Book_ThePrincessAndThePlayer.docx
@@ -193,7 +193,7 @@
       <w:r>
         <w:fldChar w:fldCharType="separate"/>
       </w:r>
-      <w:hyperlink w:anchor="_Toc214998697" w:history="1">
+      <w:hyperlink w:anchor="_Toc215605372" w:history="1">
         <w:r>
           <w:rPr>
             <w:rStyle w:val="Hyperlink"/>
@@ -220,7 +220,7 @@
             <w:noProof/>
             <w:webHidden/>
           </w:rPr>
-          <w:instrText xml:space="preserve"> PAGEREF _Toc214998697 \h </w:instrText>
+          <w:instrText xml:space="preserve"> PAGEREF _Toc215605372 \h </w:instrText>
         </w:r>
         <w:r>
           <w:rPr>
@@ -260,7 +260,7 @@
           <w:sz w:val="22"/>
         </w:rPr>
       </w:pPr>
-      <w:hyperlink w:anchor="_Toc214998698" w:history="1">
+      <w:hyperlink w:anchor="_Toc215605373" w:history="1">
         <w:r>
           <w:rPr>
             <w:rStyle w:val="Hyperlink"/>
@@ -287,7 +287,7 @@
             <w:noProof/>
             <w:webHidden/>
           </w:rPr>
-          <w:instrText xml:space="preserve"> PAGEREF _Toc214998698 \h </w:instrText>
+          <w:instrText xml:space="preserve"> PAGEREF _Toc215605373 \h </w:instrText>
         </w:r>
         <w:r>
           <w:rPr>
@@ -327,7 +327,7 @@
           <w:sz w:val="22"/>
         </w:rPr>
       </w:pPr>
-      <w:hyperlink w:anchor="_Toc214998699" w:history="1">
+      <w:hyperlink w:anchor="_Toc215605374" w:history="1">
         <w:r>
           <w:rPr>
             <w:rStyle w:val="Hyperlink"/>
@@ -354,7 +354,7 @@
             <w:noProof/>
             <w:webHidden/>
           </w:rPr>
-          <w:instrText xml:space="preserve"> PAGEREF _Toc214998699 \h </w:instrText>
+          <w:instrText xml:space="preserve"> PAGEREF _Toc215605374 \h </w:instrText>
         </w:r>
         <w:r>
           <w:rPr>
@@ -394,7 +394,7 @@
           <w:sz w:val="22"/>
         </w:rPr>
       </w:pPr>
-      <w:hyperlink w:anchor="_Toc214998700" w:history="1">
+      <w:hyperlink w:anchor="_Toc215605375" w:history="1">
         <w:r>
           <w:rPr>
             <w:rStyle w:val="Hyperlink"/>
@@ -421,7 +421,7 @@
             <w:noProof/>
             <w:webHidden/>
           </w:rPr>
-          <w:instrText xml:space="preserve"> PAGEREF _Toc214998700 \h </w:instrText>
+          <w:instrText xml:space="preserve"> PAGEREF _Toc215605375 \h </w:instrText>
         </w:r>
         <w:r>
           <w:rPr>
@@ -461,7 +461,7 @@
           <w:sz w:val="22"/>
         </w:rPr>
       </w:pPr>
-      <w:hyperlink w:anchor="_Toc214998701" w:history="1">
+      <w:hyperlink w:anchor="_Toc215605376" w:history="1">
         <w:r>
           <w:rPr>
             <w:rStyle w:val="Hyperlink"/>
@@ -488,7 +488,7 @@
             <w:noProof/>
             <w:webHidden/>
           </w:rPr>
-          <w:instrText xml:space="preserve"> PAGEREF _Toc214998701 \h </w:instrText>
+          <w:instrText xml:space="preserve"> PAGEREF _Toc215605376 \h </w:instrText>
         </w:r>
         <w:r>
           <w:rPr>
@@ -528,7 +528,7 @@
           <w:sz w:val="22"/>
         </w:rPr>
       </w:pPr>
-      <w:hyperlink w:anchor="_Toc214998702" w:history="1">
+      <w:hyperlink w:anchor="_Toc215605377" w:history="1">
         <w:r>
           <w:rPr>
             <w:rStyle w:val="Hyperlink"/>
@@ -555,7 +555,7 @@
             <w:noProof/>
             <w:webHidden/>
           </w:rPr>
-          <w:instrText xml:space="preserve"> PAGEREF _Toc214998702 \h </w:instrText>
+          <w:instrText xml:space="preserve"> PAGEREF _Toc215605377 \h </w:instrText>
         </w:r>
         <w:r>
           <w:rPr>
@@ -595,7 +595,7 @@
           <w:sz w:val="22"/>
         </w:rPr>
       </w:pPr>
-      <w:hyperlink w:anchor="_Toc214998703" w:history="1">
+      <w:hyperlink w:anchor="_Toc215605378" w:history="1">
         <w:r>
           <w:rPr>
             <w:rStyle w:val="Hyperlink"/>
@@ -622,7 +622,7 @@
             <w:noProof/>
             <w:webHidden/>
           </w:rPr>
-          <w:instrText xml:space="preserve"> PAGEREF _Toc214998703 \h </w:instrText>
+          <w:instrText xml:space="preserve"> PAGEREF _Toc215605378 \h </w:instrText>
         </w:r>
         <w:r>
           <w:rPr>
@@ -662,7 +662,7 @@
           <w:sz w:val="22"/>
         </w:rPr>
       </w:pPr>
-      <w:hyperlink w:anchor="_Toc214998704" w:history="1">
+      <w:hyperlink w:anchor="_Toc215605379" w:history="1">
         <w:r>
           <w:rPr>
             <w:rStyle w:val="Hyperlink"/>
@@ -689,7 +689,7 @@
             <w:noProof/>
             <w:webHidden/>
           </w:rPr>
-          <w:instrText xml:space="preserve"> PAGEREF _Toc214998704 \h </w:instrText>
+          <w:instrText xml:space="preserve"> PAGEREF _Toc215605379 \h </w:instrText>
         </w:r>
         <w:r>
           <w:rPr>
@@ -754,7 +754,7 @@
       <w:pPr>
         <w:pStyle w:val="H2"/>
       </w:pPr>
-      <w:bookmarkStart w:id="0" w:name="_Toc214998697"/>
+      <w:bookmarkStart w:id="0" w:name="_Toc215605372"/>
       <w:r>
         <w:lastRenderedPageBreak/>
         <w:t>Prolog</w:t>
@@ -1735,7 +1735,7 @@
       <w:pPr>
         <w:pStyle w:val="H2"/>
       </w:pPr>
-      <w:bookmarkStart w:id="1" w:name="_Toc214998698"/>
+      <w:bookmarkStart w:id="1" w:name="_Toc215605373"/>
       <w:r>
         <w:lastRenderedPageBreak/>
         <w:t>Holoworld – the Playground of the Future</w:t>
@@ -3990,7 +3990,7 @@
       <w:pPr>
         <w:pStyle w:val="H2"/>
       </w:pPr>
-      <w:bookmarkStart w:id="2" w:name="_Toc214998699"/>
+      <w:bookmarkStart w:id="2" w:name="_Toc215605374"/>
       <w:r>
         <w:lastRenderedPageBreak/>
         <w:t xml:space="preserve">Let the </w:t>
@@ -26193,7 +26193,7 @@
       <w:pPr>
         <w:pStyle w:val="H2"/>
       </w:pPr>
-      <w:bookmarkStart w:id="3" w:name="_Toc214998700"/>
+      <w:bookmarkStart w:id="3" w:name="_Toc215605375"/>
       <w:r>
         <w:lastRenderedPageBreak/>
         <w:t>Beyond Newbie City</w:t>
@@ -35230,7 +35230,7 @@
       <w:pPr>
         <w:pStyle w:val="H2"/>
       </w:pPr>
-      <w:bookmarkStart w:id="4" w:name="_Toc214998701"/>
+      <w:bookmarkStart w:id="4" w:name="_Toc215605376"/>
       <w:r>
         <w:lastRenderedPageBreak/>
         <w:t>Dungeons, Dungeons, Everywhere</w:t>
@@ -43570,7 +43570,7 @@
       <w:pPr>
         <w:pStyle w:val="H2"/>
       </w:pPr>
-      <w:bookmarkStart w:id="6" w:name="_Toc214998702"/>
+      <w:bookmarkStart w:id="6" w:name="_Toc215605377"/>
       <w:r>
         <w:lastRenderedPageBreak/>
         <w:t>Making new Friends</w:t>
@@ -46094,7 +46094,7 @@
       <w:pPr>
         <w:pStyle w:val="H2"/>
       </w:pPr>
-      <w:bookmarkStart w:id="7" w:name="_Toc214998703"/>
+      <w:bookmarkStart w:id="7" w:name="_Toc215605378"/>
       <w:r>
         <w:lastRenderedPageBreak/>
         <w:t>Preparation</w:t>
@@ -49901,7 +49901,7 @@
       <w:pPr>
         <w:pStyle w:val="H2"/>
       </w:pPr>
-      <w:bookmarkStart w:id="9" w:name="_Toc214998704"/>
+      <w:bookmarkStart w:id="9" w:name="_Toc215605379"/>
       <w:r>
         <w:lastRenderedPageBreak/>
         <w:t>The Shattered Lands</w:t>
@@ -52300,6 +52300,65 @@
         <w:t>A moment later I slipped into a fever dream.</w:t>
       </w:r>
     </w:p>
+    <w:p>
+      <w:pPr>
+        <w:ind w:firstLine="720"/>
+        <w:jc w:val="center"/>
+      </w:pPr>
+      <w:r>
+        <w:rPr>
+          <w:noProof/>
+        </w:rPr>
+        <w:drawing>
+          <wp:inline distT="0" distB="0" distL="0" distR="0">
+            <wp:extent cx="292972" cy="113169"/>
+            <wp:effectExtent l="19050" t="0" r="0" b="0"/>
+            <wp:docPr id="19" name="Picture 3" descr="C:\Users\Burgess\AppData\Local\Microsoft\Windows\Temporary Internet Files\Content.IE5\0LM9LILP\MC900065312[1].wmf"/>
+            <wp:cNvGraphicFramePr>
+              <a:graphicFrameLocks xmlns:a="http://schemas.openxmlformats.org/drawingml/2006/main" noChangeAspect="1"/>
+            </wp:cNvGraphicFramePr>
+            <a:graphic xmlns:a="http://schemas.openxmlformats.org/drawingml/2006/main">
+              <a:graphicData uri="http://schemas.openxmlformats.org/drawingml/2006/picture">
+                <pic:pic xmlns:pic="http://schemas.openxmlformats.org/drawingml/2006/picture">
+                  <pic:nvPicPr>
+                    <pic:cNvPr id="0" name="Picture 3" descr="C:\Users\Burgess\AppData\Local\Microsoft\Windows\Temporary Internet Files\Content.IE5\0LM9LILP\MC900065312[1].wmf"/>
+                    <pic:cNvPicPr>
+                      <a:picLocks noChangeAspect="1" noChangeArrowheads="1"/>
+                    </pic:cNvPicPr>
+                  </pic:nvPicPr>
+                  <pic:blipFill>
+                    <a:blip r:embed="rId12" cstate="print"/>
+                    <a:srcRect/>
+                    <a:stretch>
+                      <a:fillRect/>
+                    </a:stretch>
+                  </pic:blipFill>
+                  <pic:spPr bwMode="auto">
+                    <a:xfrm>
+                      <a:off x="0" y="0"/>
+                      <a:ext cx="294457" cy="113743"/>
+                    </a:xfrm>
+                    <a:prstGeom prst="rect">
+                      <a:avLst/>
+                    </a:prstGeom>
+                    <a:noFill/>
+                    <a:ln w="9525">
+                      <a:noFill/>
+                      <a:miter lim="800000"/>
+                      <a:headEnd/>
+                      <a:tailEnd/>
+                    </a:ln>
+                  </pic:spPr>
+                </pic:pic>
+              </a:graphicData>
+            </a:graphic>
+          </wp:inline>
+        </w:drawing>
+      </w:r>
+    </w:p>
+    <w:p/>
+    <w:p/>
+    <w:p/>
     <w:p>
       <w:pPr>
         <w:ind w:firstLine="720"/>
@@ -52466,6 +52525,7 @@
     </w:p>
     <w:p>
       <w:r>
+        <w:lastRenderedPageBreak/>
         <w:t>“Your subconscious is working on integrating your newly found knowledge,” Taranis said. “</w:t>
       </w:r>
       <w:r>
@@ -52479,80 +52539,80 @@
     </w:p>
     <w:p>
       <w:r>
+        <w:t xml:space="preserve">“Give yourself at least 10 hours of sleep a night,” Taranis said. “When creating new spells, focus only on physical attributes a medieval person would know about. </w:t>
+      </w:r>
+    </w:p>
+    <w:p>
+      <w:r>
+        <w:t>“Yes teacher,” I said.</w:t>
+      </w:r>
+      <w:r>
+        <w:t xml:space="preserve"> “I’ll just work with the Runes you showed me, plus my new [Spin] and [Barrel] Runes.”</w:t>
+      </w:r>
+    </w:p>
+    <w:p>
+      <w:r>
+        <w:t>“Do you feel any mental exhaustion?” Taranis asked.</w:t>
+      </w:r>
+    </w:p>
+    <w:p>
+      <w:r>
+        <w:t>“Yes teacher,” I said.</w:t>
+      </w:r>
+    </w:p>
+    <w:p>
+      <w:r>
+        <w:t>“You will be ready to explore vibration fully when that mental exhaustion leaves you,” Taranis said.</w:t>
+      </w:r>
+    </w:p>
+    <w:p>
+      <w:r>
+        <w:t>“Yes teacher,” I said.</w:t>
+      </w:r>
+    </w:p>
+    <w:p>
+      <w:r>
+        <w:t>“This is all real, isn’t it?” dad asked. “This goes way beyond a simple game.”</w:t>
+      </w:r>
+    </w:p>
+    <w:p>
+      <w:r>
+        <w:t>Taranis gave everyone a sad smile.</w:t>
+      </w:r>
+    </w:p>
+    <w:p>
+      <w:r>
+        <w:t>“Unfortunately yes,” Taranis said. “</w:t>
+      </w:r>
+      <w:r>
+        <w:t>It’s terrifying what the future holds, and how many millions of people are going to die.”</w:t>
+      </w:r>
+    </w:p>
+    <w:p>
+      <w:r>
+        <w:t xml:space="preserve">Dad paused in thought and then said, “Mum, I think we should </w:t>
+      </w:r>
+      <w:r>
+        <w:t xml:space="preserve">all </w:t>
+      </w:r>
+      <w:r>
+        <w:t>continu</w:t>
+      </w:r>
+      <w:r>
+        <w:t>e</w:t>
+      </w:r>
+      <w:r>
+        <w:t xml:space="preserve"> playing this game until beta ends.”</w:t>
+      </w:r>
+    </w:p>
+    <w:p>
+      <w:r>
+        <w:t>“What about school?” mum asked.</w:t>
+      </w:r>
+    </w:p>
+    <w:p>
+      <w:r>
         <w:lastRenderedPageBreak/>
-        <w:t xml:space="preserve">“Give yourself at least 10 hours of sleep a night,” Taranis said. “When creating new spells, focus only on physical attributes a medieval person would know about. </w:t>
-      </w:r>
-    </w:p>
-    <w:p>
-      <w:r>
-        <w:t>“Yes teacher,” I said.</w:t>
-      </w:r>
-      <w:r>
-        <w:t xml:space="preserve"> “I’ll just work with the Runes you showed me, plus my new [Spin] and [Barrel] Runes.”</w:t>
-      </w:r>
-    </w:p>
-    <w:p>
-      <w:r>
-        <w:t>“Do you feel any mental exhaustion?” Taranis asked.</w:t>
-      </w:r>
-    </w:p>
-    <w:p>
-      <w:r>
-        <w:t>“Yes teacher,” I said.</w:t>
-      </w:r>
-    </w:p>
-    <w:p>
-      <w:r>
-        <w:t>“You will be ready to explore vibration fully when that mental exhaustion leaves you,” Taranis said.</w:t>
-      </w:r>
-    </w:p>
-    <w:p>
-      <w:r>
-        <w:t>“Yes teacher,” I said.</w:t>
-      </w:r>
-    </w:p>
-    <w:p>
-      <w:r>
-        <w:t>“This is all real, isn’t it?” dad asked. “This goes way beyond a simple game.”</w:t>
-      </w:r>
-    </w:p>
-    <w:p>
-      <w:r>
-        <w:t>Taranis gave everyone a sad smile.</w:t>
-      </w:r>
-    </w:p>
-    <w:p>
-      <w:r>
-        <w:t>“Unfortunately yes,” Taranis said. “</w:t>
-      </w:r>
-      <w:r>
-        <w:t>It’s terrifying what the future holds, and how many millions of people are going to die.”</w:t>
-      </w:r>
-    </w:p>
-    <w:p>
-      <w:r>
-        <w:t xml:space="preserve">Dad paused in thought and then said, “Mum, I think we should </w:t>
-      </w:r>
-      <w:r>
-        <w:t xml:space="preserve">all </w:t>
-      </w:r>
-      <w:r>
-        <w:t>continu</w:t>
-      </w:r>
-      <w:r>
-        <w:t>e</w:t>
-      </w:r>
-      <w:r>
-        <w:t xml:space="preserve"> playing this game until beta ends.”</w:t>
-      </w:r>
-    </w:p>
-    <w:p>
-      <w:r>
-        <w:t>“What about school?” mum asked.</w:t>
-      </w:r>
-    </w:p>
-    <w:p>
-      <w:r>
         <w:t>“Somehow I don’t think school will teach the kids anything useful,” Gigi said. “</w:t>
       </w:r>
       <w:r>
@@ -52569,87 +52629,87 @@
     </w:p>
     <w:p>
       <w:r>
+        <w:t>“Brad, Simone, Peter</w:t>
+      </w:r>
+      <w:r>
+        <w:t>,” dad said. “</w:t>
+      </w:r>
+      <w:r>
+        <w:t>I need to talk with your parents and tell them of your scholarship. Then instead of going to England, you will stay here to continue your training.”</w:t>
+      </w:r>
+    </w:p>
+    <w:p>
+      <w:r>
+        <w:t>“Excellent,” Taranis said happily. “Allow me to take my leave. Call me if there are any problems.”</w:t>
+      </w:r>
+    </w:p>
+    <w:p>
+      <w:r>
+        <w:t>“Dude, I’m no longer jealous of you,” Eric said.</w:t>
+      </w:r>
+    </w:p>
+    <w:p>
+      <w:r>
+        <w:t>“Unfortunately worse is to come,” Taranis said sadly and looked at Gigi.</w:t>
+      </w:r>
+    </w:p>
+    <w:p>
+      <w:r>
+        <w:t>Gigi nodded, sharing a secret.</w:t>
+      </w:r>
+    </w:p>
+    <w:p>
+      <w:r>
+        <w:t>“What’s going on?” I asked.</w:t>
+      </w:r>
+    </w:p>
+    <w:p>
+      <w:r>
+        <w:t>“I’ll give you a hint on finding the dungeons,” Taranis said</w:t>
+      </w:r>
+      <w:r>
+        <w:t>, changing the subject</w:t>
+      </w:r>
+      <w:r>
+        <w:t>. “What is the demons’ favorite number?”</w:t>
+      </w:r>
+    </w:p>
+    <w:p>
+      <w:r>
+        <w:t>Taranis exited the room a moment later.</w:t>
+      </w:r>
+    </w:p>
+    <w:p>
+      <w:r>
+        <w:t>I picked Aspen up and got out of bed.</w:t>
+      </w:r>
+      <w:r>
+        <w:t xml:space="preserve"> Holding the baby soothed my mind.</w:t>
+      </w:r>
+    </w:p>
+    <w:p>
+      <w:r>
+        <w:t>“It’s time to eat,” Brenda said and guided us to the dining room.</w:t>
+      </w:r>
+    </w:p>
+    <w:p>
+      <w:r>
+        <w:t>We sat down and waiters brought food. As before, we spoke in Babel.</w:t>
+      </w:r>
+    </w:p>
+    <w:p>
+      <w:r>
+        <w:t>“That’s strange,” Dad said. “I’m finding it easier to speak.”</w:t>
+      </w:r>
+    </w:p>
+    <w:p>
+      <w:r>
+        <w:t>“I guess that last upgrade in mentality really helped,” Gigi said.</w:t>
+      </w:r>
+    </w:p>
+    <w:p>
+      <w:r>
         <w:lastRenderedPageBreak/>
-        <w:t>“Brad, Simone, Peter</w:t>
-      </w:r>
-      <w:r>
-        <w:t>,” dad said. “</w:t>
-      </w:r>
-      <w:r>
-        <w:t>I need to talk with your parents and tell them of your scholarship. Then instead of going to England, you will stay here to continue your training.”</w:t>
-      </w:r>
-    </w:p>
-    <w:p>
-      <w:r>
-        <w:t>“Excellent,” Taranis said happily. “Allow me to take my leave. Call me if there are any problems.”</w:t>
-      </w:r>
-    </w:p>
-    <w:p>
-      <w:r>
-        <w:t>“Dude, I’m no longer jealous of you,” Eric said.</w:t>
-      </w:r>
-    </w:p>
-    <w:p>
-      <w:r>
-        <w:t>“Unfortunately worse is to come,” Taranis said sadly and looked at Gigi.</w:t>
-      </w:r>
-    </w:p>
-    <w:p>
-      <w:r>
-        <w:t>Gigi nodded, sharing a secret.</w:t>
-      </w:r>
-    </w:p>
-    <w:p>
-      <w:r>
-        <w:t>“What’s going on?” I asked.</w:t>
-      </w:r>
-    </w:p>
-    <w:p>
-      <w:r>
-        <w:t>“I’ll give you a hint on finding the dungeons,” Taranis said</w:t>
-      </w:r>
-      <w:r>
-        <w:t>, changing the subject</w:t>
-      </w:r>
-      <w:r>
-        <w:t>. “What is the demons’ favorite number?”</w:t>
-      </w:r>
-    </w:p>
-    <w:p>
-      <w:r>
-        <w:t>Taranis exited the room a moment later.</w:t>
-      </w:r>
-    </w:p>
-    <w:p>
-      <w:r>
-        <w:t>I picked Aspen up and got out of bed.</w:t>
-      </w:r>
-      <w:r>
-        <w:t xml:space="preserve"> Holding the baby soothed my mind.</w:t>
-      </w:r>
-    </w:p>
-    <w:p>
-      <w:r>
-        <w:t>“It’s time to eat,” Brenda said and guided us to the dining room.</w:t>
-      </w:r>
-    </w:p>
-    <w:p>
-      <w:r>
-        <w:t>We sat down and waiters brought food. As before, we spoke in Babel.</w:t>
-      </w:r>
-    </w:p>
-    <w:p>
-      <w:r>
-        <w:t>“That’s strange,” Dad said. “I’m finding it easier to speak.”</w:t>
-      </w:r>
-    </w:p>
-    <w:p>
-      <w:r>
-        <w:t>“I guess that last upgrade in mentality really helped,” Gigi said.</w:t>
-      </w:r>
-    </w:p>
-    <w:p>
-      <w:r>
         <w:t>“</w:t>
       </w:r>
       <w:r>
@@ -52675,75 +52735,75 @@
     </w:p>
     <w:p>
       <w:r>
+        <w:t>“Do they have football?” Eric asked.</w:t>
+      </w:r>
+    </w:p>
+    <w:p>
+      <w:r>
+        <w:t>“Yes,” dad said.</w:t>
+      </w:r>
+    </w:p>
+    <w:p>
+      <w:r>
+        <w:t>“Woo Hoo,” Eric shouted.</w:t>
+      </w:r>
+    </w:p>
+    <w:p>
+      <w:r>
+        <w:t>“Sorry but training here is more valuable,” dad said. “I see now, the school curriculum was just a veiled way of preparing the children of the elites for what is to come.</w:t>
+      </w:r>
+    </w:p>
+    <w:p>
+      <w:r>
+        <w:t>“Let’s discuss Taranis’ hint,” dad said and took out a map.</w:t>
+      </w:r>
+    </w:p>
+    <w:p>
+      <w:r>
+        <w:t>We stared at the map and the portal at the center.</w:t>
+      </w:r>
+    </w:p>
+    <w:p>
+      <w:r>
+        <w:t>“What if we draw a line straight out from the portal?” mum asked.</w:t>
+      </w:r>
+    </w:p>
+    <w:p>
+      <w:r>
+        <w:t>A line on the map appeared.</w:t>
+      </w:r>
+    </w:p>
+    <w:p>
+      <w:r>
+        <w:t>“I’m adding a mark 666 m-yards from the portal, as well as 666 m-yards from the safezone border,” dad said.</w:t>
+      </w:r>
+    </w:p>
+    <w:p>
+      <w:r>
+        <w:t>“That’s 0 degrees,” Emily said.</w:t>
+      </w:r>
+    </w:p>
+    <w:p>
+      <w:r>
+        <w:t>“Good point,” dad said. “Let’s add 6.66 degrees, as well as</w:t>
+      </w:r>
+      <w:r>
+        <w:t xml:space="preserve"> 66.6 degrees.”</w:t>
+      </w:r>
+    </w:p>
+    <w:p>
+      <w:r>
+        <w:t>“What about 666 degrees?” Eric asked.</w:t>
+      </w:r>
+    </w:p>
+    <w:p>
+      <w:r>
+        <w:t>“That’s possible,” dad said. “That will give 306 degrees or 54 degrees, but that sounds weird.”</w:t>
+      </w:r>
+    </w:p>
+    <w:p>
+      <w:r>
         <w:lastRenderedPageBreak/>
-        <w:t>“Do they have football?” Eric asked.</w:t>
-      </w:r>
-    </w:p>
-    <w:p>
-      <w:r>
-        <w:t>“Yes,” dad said.</w:t>
-      </w:r>
-    </w:p>
-    <w:p>
-      <w:r>
-        <w:t>“Woo Hoo,” Eric shouted.</w:t>
-      </w:r>
-    </w:p>
-    <w:p>
-      <w:r>
-        <w:t>“Sorry but training here is more valuable,” dad said. “I see now, the school curriculum was just a veiled way of preparing the children of the elites for what is to come.</w:t>
-      </w:r>
-    </w:p>
-    <w:p>
-      <w:r>
-        <w:t>“Let’s discuss Taranis’ hint,” dad said and took out a map.</w:t>
-      </w:r>
-    </w:p>
-    <w:p>
-      <w:r>
-        <w:t>We stared at the map and the portal at the center.</w:t>
-      </w:r>
-    </w:p>
-    <w:p>
-      <w:r>
-        <w:t>“What if we draw a line straight out from the portal?” mum asked.</w:t>
-      </w:r>
-    </w:p>
-    <w:p>
-      <w:r>
-        <w:t>A line on the map appeared.</w:t>
-      </w:r>
-    </w:p>
-    <w:p>
-      <w:r>
-        <w:t>“I’m adding a mark 666 m-yards from the portal, as well as 666 m-yards from the safezone border,” dad said.</w:t>
-      </w:r>
-    </w:p>
-    <w:p>
-      <w:r>
-        <w:t>“That’s 0 degrees,” Emily said.</w:t>
-      </w:r>
-    </w:p>
-    <w:p>
-      <w:r>
-        <w:t>“Good point,” dad said. “Let’s add 6.66 degrees, as well as</w:t>
-      </w:r>
-      <w:r>
-        <w:t xml:space="preserve"> 66.6 degrees.”</w:t>
-      </w:r>
-    </w:p>
-    <w:p>
-      <w:r>
-        <w:t>“What about 666 degrees?” Eric asked.</w:t>
-      </w:r>
-    </w:p>
-    <w:p>
-      <w:r>
-        <w:t>“That’s possible,” dad said. “That will give 306 degrees or 54 degrees, but that sounds weird.”</w:t>
-      </w:r>
-    </w:p>
-    <w:p>
-      <w:r>
         <w:t>“The 6.66 is probably too close to each other,” I said.</w:t>
       </w:r>
     </w:p>
@@ -52759,7 +52819,6 @@
     </w:p>
     <w:p>
       <w:r>
-        <w:lastRenderedPageBreak/>
         <w:t>“Then we take the right,” mum said.</w:t>
       </w:r>
     </w:p>
@@ -52952,7 +53011,7 @@
             <w:rPr>
               <w:noProof/>
             </w:rPr>
-            <w:t>226</w:t>
+            <w:t>224</w:t>
           </w:r>
         </w:fldSimple>
       </w:p>
@@ -52983,7 +53042,7 @@
             <w:rPr>
               <w:noProof/>
             </w:rPr>
-            <w:t>225</w:t>
+            <w:t>223</w:t>
           </w:r>
         </w:fldSimple>
       </w:p>
@@ -53178,7 +53237,7 @@
         <v:path o:extrusionok="f" gradientshapeok="t" o:connecttype="rect"/>
         <o:lock v:ext="edit" aspectratio="t"/>
       </v:shapetype>
-      <v:shape id="_x0000_i1041" type="#_x0000_t75" style="width:3in;height:3in;visibility:visible" o:bullet="t">
+      <v:shape id="_x0000_i1030" type="#_x0000_t75" style="width:3in;height:3in;visibility:visible" o:bullet="t">
         <v:imagedata r:id="rId1" o:title="MC900065312[1]"/>
       </v:shape>
     </w:pict>
@@ -55533,7 +55592,7 @@
 </file>
 
 <file path=customXml/itemProps1.xml><?xml version="1.0" encoding="utf-8"?>
-<ds:datastoreItem xmlns:ds="http://schemas.openxmlformats.org/officeDocument/2006/customXml" ds:itemID="{A01B0B14-517C-40BD-935B-4584E859D588}">
+<ds:datastoreItem xmlns:ds="http://schemas.openxmlformats.org/officeDocument/2006/customXml" ds:itemID="{4E7F0D6D-BA68-4377-A509-C9D6C5CF2C60}">
   <ds:schemaRefs>
     <ds:schemaRef ds:uri="http://schemas.openxmlformats.org/officeDocument/2006/bibliography"/>
   </ds:schemaRefs>

--- a/Books/RPG_Books/ThePrincessAndThePlayer/Book_ThePrincessAndThePlayer.docx
+++ b/Books/RPG_Books/ThePrincessAndThePlayer/Book_ThePrincessAndThePlayer.docx
@@ -193,7 +193,7 @@
       <w:r>
         <w:fldChar w:fldCharType="separate"/>
       </w:r>
-      <w:hyperlink w:anchor="_Toc215605372" w:history="1">
+      <w:hyperlink w:anchor="_Toc216015124" w:history="1">
         <w:r>
           <w:rPr>
             <w:rStyle w:val="Hyperlink"/>
@@ -220,7 +220,7 @@
             <w:noProof/>
             <w:webHidden/>
           </w:rPr>
-          <w:instrText xml:space="preserve"> PAGEREF _Toc215605372 \h </w:instrText>
+          <w:instrText xml:space="preserve"> PAGEREF _Toc216015124 \h </w:instrText>
         </w:r>
         <w:r>
           <w:rPr>
@@ -260,7 +260,7 @@
           <w:sz w:val="22"/>
         </w:rPr>
       </w:pPr>
-      <w:hyperlink w:anchor="_Toc215605373" w:history="1">
+      <w:hyperlink w:anchor="_Toc216015125" w:history="1">
         <w:r>
           <w:rPr>
             <w:rStyle w:val="Hyperlink"/>
@@ -287,7 +287,7 @@
             <w:noProof/>
             <w:webHidden/>
           </w:rPr>
-          <w:instrText xml:space="preserve"> PAGEREF _Toc215605373 \h </w:instrText>
+          <w:instrText xml:space="preserve"> PAGEREF _Toc216015125 \h </w:instrText>
         </w:r>
         <w:r>
           <w:rPr>
@@ -327,7 +327,7 @@
           <w:sz w:val="22"/>
         </w:rPr>
       </w:pPr>
-      <w:hyperlink w:anchor="_Toc215605374" w:history="1">
+      <w:hyperlink w:anchor="_Toc216015126" w:history="1">
         <w:r>
           <w:rPr>
             <w:rStyle w:val="Hyperlink"/>
@@ -354,7 +354,7 @@
             <w:noProof/>
             <w:webHidden/>
           </w:rPr>
-          <w:instrText xml:space="preserve"> PAGEREF _Toc215605374 \h </w:instrText>
+          <w:instrText xml:space="preserve"> PAGEREF _Toc216015126 \h </w:instrText>
         </w:r>
         <w:r>
           <w:rPr>
@@ -394,7 +394,7 @@
           <w:sz w:val="22"/>
         </w:rPr>
       </w:pPr>
-      <w:hyperlink w:anchor="_Toc215605375" w:history="1">
+      <w:hyperlink w:anchor="_Toc216015127" w:history="1">
         <w:r>
           <w:rPr>
             <w:rStyle w:val="Hyperlink"/>
@@ -421,7 +421,7 @@
             <w:noProof/>
             <w:webHidden/>
           </w:rPr>
-          <w:instrText xml:space="preserve"> PAGEREF _Toc215605375 \h </w:instrText>
+          <w:instrText xml:space="preserve"> PAGEREF _Toc216015127 \h </w:instrText>
         </w:r>
         <w:r>
           <w:rPr>
@@ -461,7 +461,7 @@
           <w:sz w:val="22"/>
         </w:rPr>
       </w:pPr>
-      <w:hyperlink w:anchor="_Toc215605376" w:history="1">
+      <w:hyperlink w:anchor="_Toc216015128" w:history="1">
         <w:r>
           <w:rPr>
             <w:rStyle w:val="Hyperlink"/>
@@ -488,7 +488,7 @@
             <w:noProof/>
             <w:webHidden/>
           </w:rPr>
-          <w:instrText xml:space="preserve"> PAGEREF _Toc215605376 \h </w:instrText>
+          <w:instrText xml:space="preserve"> PAGEREF _Toc216015128 \h </w:instrText>
         </w:r>
         <w:r>
           <w:rPr>
@@ -528,7 +528,7 @@
           <w:sz w:val="22"/>
         </w:rPr>
       </w:pPr>
-      <w:hyperlink w:anchor="_Toc215605377" w:history="1">
+      <w:hyperlink w:anchor="_Toc216015129" w:history="1">
         <w:r>
           <w:rPr>
             <w:rStyle w:val="Hyperlink"/>
@@ -555,7 +555,7 @@
             <w:noProof/>
             <w:webHidden/>
           </w:rPr>
-          <w:instrText xml:space="preserve"> PAGEREF _Toc215605377 \h </w:instrText>
+          <w:instrText xml:space="preserve"> PAGEREF _Toc216015129 \h </w:instrText>
         </w:r>
         <w:r>
           <w:rPr>
@@ -595,7 +595,7 @@
           <w:sz w:val="22"/>
         </w:rPr>
       </w:pPr>
-      <w:hyperlink w:anchor="_Toc215605378" w:history="1">
+      <w:hyperlink w:anchor="_Toc216015130" w:history="1">
         <w:r>
           <w:rPr>
             <w:rStyle w:val="Hyperlink"/>
@@ -622,7 +622,7 @@
             <w:noProof/>
             <w:webHidden/>
           </w:rPr>
-          <w:instrText xml:space="preserve"> PAGEREF _Toc215605378 \h </w:instrText>
+          <w:instrText xml:space="preserve"> PAGEREF _Toc216015130 \h </w:instrText>
         </w:r>
         <w:r>
           <w:rPr>
@@ -662,7 +662,7 @@
           <w:sz w:val="22"/>
         </w:rPr>
       </w:pPr>
-      <w:hyperlink w:anchor="_Toc215605379" w:history="1">
+      <w:hyperlink w:anchor="_Toc216015131" w:history="1">
         <w:r>
           <w:rPr>
             <w:rStyle w:val="Hyperlink"/>
@@ -689,7 +689,7 @@
             <w:noProof/>
             <w:webHidden/>
           </w:rPr>
-          <w:instrText xml:space="preserve"> PAGEREF _Toc215605379 \h </w:instrText>
+          <w:instrText xml:space="preserve"> PAGEREF _Toc216015131 \h </w:instrText>
         </w:r>
         <w:r>
           <w:rPr>
@@ -754,7 +754,7 @@
       <w:pPr>
         <w:pStyle w:val="H2"/>
       </w:pPr>
-      <w:bookmarkStart w:id="0" w:name="_Toc215605372"/>
+      <w:bookmarkStart w:id="0" w:name="_Toc216015124"/>
       <w:r>
         <w:lastRenderedPageBreak/>
         <w:t>Prolog</w:t>
@@ -829,10 +829,27 @@
         <w:t>-</w:t>
       </w:r>
       <w:r>
-        <w:t xml:space="preserve"> In ancient times -</w:t>
-      </w:r>
-      <w:r>
-        <w:t>-</w:t>
+        <w:t xml:space="preserve"> In ancient times </w:t>
+      </w:r>
+      <w:r>
+        <w:t>--</w:t>
+      </w:r>
+    </w:p>
+    <w:p>
+      <w:pPr>
+        <w:pStyle w:val="StatusMessage"/>
+      </w:pPr>
+      <w:r>
+        <w:t xml:space="preserve">-- </w:t>
+      </w:r>
+      <w:r>
+        <w:t xml:space="preserve">Continent of </w:t>
+      </w:r>
+      <w:r>
+        <w:t>Zealandia</w:t>
+      </w:r>
+      <w:r>
+        <w:t xml:space="preserve"> --</w:t>
       </w:r>
     </w:p>
     <w:p>
@@ -858,7 +875,10 @@
         <w:t>By my estimate</w:t>
       </w:r>
       <w:r>
-        <w:t xml:space="preserve"> this will happen in the next 2-3 years.</w:t>
+        <w:t xml:space="preserve"> this wi</w:t>
+      </w:r>
+      <w:r>
+        <w:t>ll happen in the next 2-3 years, or it could be tomorrow.</w:t>
       </w:r>
     </w:p>
     <w:p>
@@ -1114,9 +1134,7 @@
         <w:pStyle w:val="Quote2"/>
       </w:pPr>
       <w:r>
-        <w:t xml:space="preserve"> </w:t>
-      </w:r>
-      <w:r>
+        <w:lastRenderedPageBreak/>
         <w:t xml:space="preserve">“Greetings </w:t>
       </w:r>
       <w:r>
@@ -1152,7 +1170,6 @@
         <w:pStyle w:val="Quote2"/>
       </w:pPr>
       <w:r>
-        <w:lastRenderedPageBreak/>
         <w:t>Aristotle</w:t>
       </w:r>
       <w:r>
@@ -1426,6 +1443,7 @@
     </w:p>
     <w:p>
       <w:r>
+        <w:lastRenderedPageBreak/>
         <w:t xml:space="preserve">“Yes, it will still take several more decades, but consider this. The Earth would have taken </w:t>
       </w:r>
       <w:r>
@@ -1438,290 +1456,287 @@
         <w:t>enter</w:t>
       </w:r>
       <w:r>
+        <w:t xml:space="preserve"> the high-ether zone on its own.</w:t>
+      </w:r>
+      <w:r>
+        <w:t xml:space="preserve"> A thousand years,” he added with emphasis.</w:t>
+      </w:r>
+    </w:p>
+    <w:p>
+      <w:r>
+        <w:t>“You don’t need to thank me.”</w:t>
+      </w:r>
+    </w:p>
+    <w:p>
+      <w:r>
+        <w:t xml:space="preserve">Unfortunately </w:t>
+      </w:r>
+      <w:r>
+        <w:t>for Dailion, thoughts of gratitude never crossed the other demons’ minds</w:t>
+      </w:r>
+      <w:r>
+        <w:t xml:space="preserve">. Their only thoughts were how to claim the glory for </w:t>
+      </w:r>
+      <w:r>
+        <w:t>themselves and</w:t>
+      </w:r>
+      <w:r>
+        <w:t xml:space="preserve"> raise their own standing in the hierarchy.</w:t>
+      </w:r>
+    </w:p>
+    <w:p>
+      <w:r>
+        <w:t>Only climbing the hierarchy mattered.</w:t>
+      </w:r>
+      <w:r>
+        <w:t xml:space="preserve"> And if that meant groveling, then so be it.</w:t>
+      </w:r>
+    </w:p>
+    <w:p>
+      <w:r>
+        <w:t xml:space="preserve">“But why give them a chance at getting strong?” Greater Demon </w:t>
+      </w:r>
+      <w:proofErr w:type="spellStart"/>
+      <w:r>
+        <w:t>Dweeler</w:t>
+      </w:r>
+      <w:proofErr w:type="spellEnd"/>
+      <w:r>
+        <w:t xml:space="preserve"> </w:t>
+      </w:r>
+      <w:r>
+        <w:t>asked</w:t>
+      </w:r>
+      <w:r>
+        <w:t>.</w:t>
+      </w:r>
+    </w:p>
+    <w:p>
+      <w:r>
+        <w:t xml:space="preserve">“For </w:t>
+      </w:r>
+      <w:r>
+        <w:t>four</w:t>
+      </w:r>
+      <w:r>
+        <w:t xml:space="preserve"> reasons,</w:t>
+      </w:r>
+      <w:r>
+        <w:t xml:space="preserve"> my esteemed colleague,</w:t>
+      </w:r>
+      <w:r>
+        <w:t xml:space="preserve">” </w:t>
+      </w:r>
+      <w:r>
+        <w:t>you</w:t>
+      </w:r>
+      <w:r>
+        <w:rPr>
+          <w:i/>
+        </w:rPr>
+        <w:t xml:space="preserve"> dimwitted buffoon, </w:t>
+      </w:r>
+      <w:r>
+        <w:t>Dailion replie</w:t>
+      </w:r>
+      <w:r>
+        <w:t>d</w:t>
+      </w:r>
+      <w:r>
+        <w:t xml:space="preserve"> </w:t>
+      </w:r>
+      <w:r>
+        <w:t xml:space="preserve">with </w:t>
+      </w:r>
+      <w:r>
+        <w:t>disgust hidden behind a radiant</w:t>
+      </w:r>
+      <w:r>
+        <w:t xml:space="preserve"> smile</w:t>
+      </w:r>
+      <w:r>
+        <w:t>.</w:t>
+      </w:r>
+    </w:p>
+    <w:p>
+      <w:r>
+        <w:rPr>
+          <w:i/>
+        </w:rPr>
+        <w:t>They should know the answer. Why do I have to spell it out every</w:t>
+      </w:r>
+      <w:r>
+        <w:rPr>
+          <w:i/>
+        </w:rPr>
+        <w:t>,</w:t>
+      </w:r>
+      <w:r>
+        <w:rPr>
+          <w:i/>
+        </w:rPr>
+        <w:t xml:space="preserve"> single</w:t>
+      </w:r>
+      <w:r>
+        <w:rPr>
+          <w:i/>
+        </w:rPr>
+        <w:t>,</w:t>
+      </w:r>
+      <w:r>
+        <w:rPr>
+          <w:i/>
+        </w:rPr>
+        <w:t xml:space="preserve"> time?</w:t>
+      </w:r>
+      <w:r>
+        <w:rPr>
+          <w:i/>
+        </w:rPr>
+        <w:t xml:space="preserve"> That</w:t>
+      </w:r>
+      <w:r>
+        <w:rPr>
+          <w:i/>
+        </w:rPr>
+        <w:t xml:space="preserve"> i</w:t>
+      </w:r>
+      <w:r>
+        <w:rPr>
+          <w:i/>
+        </w:rPr>
+        <w:t>s why they need someone smart to lead them, someone like me.</w:t>
+      </w:r>
+      <w:r>
+        <w:rPr>
+          <w:i/>
+        </w:rPr>
+        <w:t xml:space="preserve"> Yes, Demon King </w:t>
+      </w:r>
+      <w:r>
+        <w:rPr>
+          <w:i/>
+        </w:rPr>
+        <w:t>Dailion</w:t>
+      </w:r>
+      <w:r>
+        <w:rPr>
+          <w:i/>
+        </w:rPr>
+        <w:t xml:space="preserve"> sound</w:t>
+      </w:r>
+      <w:r>
+        <w:rPr>
+          <w:i/>
+        </w:rPr>
+        <w:t>s</w:t>
+      </w:r>
+      <w:r>
+        <w:rPr>
+          <w:i/>
+        </w:rPr>
+        <w:t xml:space="preserve"> very nice indeed.</w:t>
+      </w:r>
+    </w:p>
+    <w:p>
+      <w:r>
+        <w:t>“First</w:t>
+      </w:r>
+      <w:r>
+        <w:t>:</w:t>
+      </w:r>
+      <w:r>
         <w:t xml:space="preserve"> the </w:t>
       </w:r>
       <w:r>
+        <w:rPr>
+          <w:b/>
+        </w:rPr>
+        <w:t>[</w:t>
+      </w:r>
+      <w:r>
+        <w:rPr>
+          <w:b/>
+        </w:rPr>
+        <w:t>Essence</w:t>
+      </w:r>
+      <w:r>
+        <w:rPr>
+          <w:b/>
+        </w:rPr>
+        <w:t>]</w:t>
+      </w:r>
+      <w:r>
+        <w:t xml:space="preserve"> embodied within the humans is the power that will draw the tendrils of ether onto the planet. Making them stronger is an absolute requirement for the next step in our incursion.</w:t>
+      </w:r>
+    </w:p>
+    <w:p>
+      <w:r>
+        <w:t>“</w:t>
+      </w:r>
+      <w:r>
+        <w:t>Second</w:t>
+      </w:r>
+      <w:r>
+        <w:t>:</w:t>
+      </w:r>
+      <w:r>
+        <w:t xml:space="preserve"> the stronger the humans get, the tastier their </w:t>
+      </w:r>
+      <w:r>
+        <w:rPr>
+          <w:b/>
+        </w:rPr>
+        <w:t>[Essence]</w:t>
+      </w:r>
+      <w:r>
+        <w:t xml:space="preserve"> </w:t>
+      </w:r>
+      <w:r>
+        <w:t>be</w:t>
+      </w:r>
+      <w:r>
+        <w:t>c</w:t>
+      </w:r>
+      <w:r>
+        <w:t>o</w:t>
+      </w:r>
+      <w:r>
+        <w:t>me</w:t>
+      </w:r>
+      <w:r>
+        <w:t>s</w:t>
+      </w:r>
+      <w:r>
+        <w:t xml:space="preserve"> when harvested.</w:t>
+      </w:r>
+    </w:p>
+    <w:p>
+      <w:r>
+        <w:t>“</w:t>
+      </w:r>
+      <w:r>
+        <w:t>Third</w:t>
+      </w:r>
+      <w:r>
+        <w:t>:</w:t>
+      </w:r>
+      <w:r>
+        <w:t xml:space="preserve"> our mortal enemies will not allow this project </w:t>
+      </w:r>
+      <w:r>
+        <w:t>to proceed without this clause.</w:t>
+      </w:r>
+    </w:p>
+    <w:p>
+      <w:r>
         <w:lastRenderedPageBreak/>
-        <w:t>high-ether zone on its own.</w:t>
-      </w:r>
-      <w:r>
-        <w:t xml:space="preserve"> A thousand years,” he added with emphasis.</w:t>
-      </w:r>
-    </w:p>
-    <w:p>
-      <w:r>
-        <w:t>“You don’t need to thank me.”</w:t>
-      </w:r>
-    </w:p>
-    <w:p>
-      <w:r>
-        <w:t xml:space="preserve">Unfortunately </w:t>
-      </w:r>
-      <w:r>
-        <w:t>for Dailion, thoughts of gratitude never crossed the other demons’ minds</w:t>
-      </w:r>
-      <w:r>
-        <w:t xml:space="preserve">. Their only thoughts were how to claim the glory for </w:t>
-      </w:r>
-      <w:r>
-        <w:t>themselves and</w:t>
-      </w:r>
-      <w:r>
-        <w:t xml:space="preserve"> raise their own standing in the hierarchy.</w:t>
-      </w:r>
-    </w:p>
-    <w:p>
-      <w:r>
-        <w:t>Only climbing the hierarchy mattered.</w:t>
-      </w:r>
-      <w:r>
-        <w:t xml:space="preserve"> And if that meant groveling, then so be it.</w:t>
-      </w:r>
-    </w:p>
-    <w:p>
-      <w:r>
-        <w:t xml:space="preserve">“But why give them a chance at getting strong?” Greater Demon </w:t>
-      </w:r>
-      <w:proofErr w:type="spellStart"/>
-      <w:r>
-        <w:t>Dweeler</w:t>
-      </w:r>
-      <w:proofErr w:type="spellEnd"/>
-      <w:r>
-        <w:t xml:space="preserve"> </w:t>
-      </w:r>
-      <w:r>
-        <w:t>asked</w:t>
-      </w:r>
-      <w:r>
-        <w:t>.</w:t>
-      </w:r>
-    </w:p>
-    <w:p>
-      <w:r>
-        <w:t xml:space="preserve">“For </w:t>
-      </w:r>
-      <w:r>
-        <w:t>four</w:t>
-      </w:r>
-      <w:r>
-        <w:t xml:space="preserve"> reasons,</w:t>
-      </w:r>
-      <w:r>
-        <w:t xml:space="preserve"> my esteemed colleague,</w:t>
-      </w:r>
-      <w:r>
-        <w:t xml:space="preserve">” </w:t>
-      </w:r>
-      <w:r>
-        <w:t>you</w:t>
-      </w:r>
-      <w:r>
-        <w:rPr>
-          <w:i/>
-        </w:rPr>
-        <w:t xml:space="preserve"> dimwitted buffoon, </w:t>
-      </w:r>
-      <w:r>
-        <w:t>Dailion replie</w:t>
-      </w:r>
-      <w:r>
-        <w:t>d</w:t>
-      </w:r>
-      <w:r>
-        <w:t xml:space="preserve"> </w:t>
-      </w:r>
-      <w:r>
-        <w:t xml:space="preserve">with </w:t>
-      </w:r>
-      <w:r>
-        <w:t>disgust hidden behind a radiant</w:t>
-      </w:r>
-      <w:r>
-        <w:t xml:space="preserve"> smile</w:t>
-      </w:r>
-      <w:r>
-        <w:t>.</w:t>
-      </w:r>
-    </w:p>
-    <w:p>
-      <w:r>
-        <w:rPr>
-          <w:i/>
-        </w:rPr>
-        <w:t>They should know the answer. Why do I have to spell it out every</w:t>
-      </w:r>
-      <w:r>
-        <w:rPr>
-          <w:i/>
-        </w:rPr>
-        <w:t>,</w:t>
-      </w:r>
-      <w:r>
-        <w:rPr>
-          <w:i/>
-        </w:rPr>
-        <w:t xml:space="preserve"> single</w:t>
-      </w:r>
-      <w:r>
-        <w:rPr>
-          <w:i/>
-        </w:rPr>
-        <w:t>,</w:t>
-      </w:r>
-      <w:r>
-        <w:rPr>
-          <w:i/>
-        </w:rPr>
-        <w:t xml:space="preserve"> time?</w:t>
-      </w:r>
-      <w:r>
-        <w:rPr>
-          <w:i/>
-        </w:rPr>
-        <w:t xml:space="preserve"> That</w:t>
-      </w:r>
-      <w:r>
-        <w:rPr>
-          <w:i/>
-        </w:rPr>
-        <w:t xml:space="preserve"> i</w:t>
-      </w:r>
-      <w:r>
-        <w:rPr>
-          <w:i/>
-        </w:rPr>
-        <w:t>s why they need someone smart to lead them, someone like me.</w:t>
-      </w:r>
-      <w:r>
-        <w:rPr>
-          <w:i/>
-        </w:rPr>
-        <w:t xml:space="preserve"> Yes, Demon King </w:t>
-      </w:r>
-      <w:r>
-        <w:rPr>
-          <w:i/>
-        </w:rPr>
-        <w:t>Dailion</w:t>
-      </w:r>
-      <w:r>
-        <w:rPr>
-          <w:i/>
-        </w:rPr>
-        <w:t xml:space="preserve"> sound</w:t>
-      </w:r>
-      <w:r>
-        <w:rPr>
-          <w:i/>
-        </w:rPr>
-        <w:t>s</w:t>
-      </w:r>
-      <w:r>
-        <w:rPr>
-          <w:i/>
-        </w:rPr>
-        <w:t xml:space="preserve"> very nice indeed.</w:t>
-      </w:r>
-    </w:p>
-    <w:p>
-      <w:r>
-        <w:t>“First</w:t>
+        <w:t>“Finally</w:t>
       </w:r>
       <w:r>
         <w:t>:</w:t>
       </w:r>
       <w:r>
-        <w:t xml:space="preserve"> the </w:t>
-      </w:r>
-      <w:r>
-        <w:rPr>
-          <w:b/>
-        </w:rPr>
-        <w:t>[</w:t>
-      </w:r>
-      <w:r>
-        <w:rPr>
-          <w:b/>
-        </w:rPr>
-        <w:t>Essence</w:t>
-      </w:r>
-      <w:r>
-        <w:rPr>
-          <w:b/>
-        </w:rPr>
-        <w:t>]</w:t>
-      </w:r>
-      <w:r>
-        <w:t xml:space="preserve"> embodied within the humans is the power that will draw the tendrils of ether onto the planet. Making them stronger is an absolute requirement for the next step in our incursion.</w:t>
-      </w:r>
-    </w:p>
-    <w:p>
-      <w:r>
-        <w:t>“</w:t>
-      </w:r>
-      <w:r>
-        <w:t>Second</w:t>
-      </w:r>
-      <w:r>
-        <w:t>:</w:t>
-      </w:r>
-      <w:r>
-        <w:t xml:space="preserve"> the stronger the humans get, the tastier their </w:t>
-      </w:r>
-      <w:r>
-        <w:rPr>
-          <w:b/>
-        </w:rPr>
-        <w:t>[Essence]</w:t>
-      </w:r>
-      <w:r>
-        <w:t xml:space="preserve"> </w:t>
-      </w:r>
-      <w:r>
-        <w:t>be</w:t>
-      </w:r>
-      <w:r>
-        <w:t>c</w:t>
-      </w:r>
-      <w:r>
-        <w:t>o</w:t>
-      </w:r>
-      <w:r>
-        <w:t>me</w:t>
-      </w:r>
-      <w:r>
-        <w:t>s</w:t>
-      </w:r>
-      <w:r>
-        <w:t xml:space="preserve"> when harvested.</w:t>
-      </w:r>
-    </w:p>
-    <w:p>
-      <w:r>
-        <w:t>“</w:t>
-      </w:r>
-      <w:r>
-        <w:t>Third</w:t>
-      </w:r>
-      <w:r>
-        <w:t>:</w:t>
-      </w:r>
-      <w:r>
-        <w:t xml:space="preserve"> our mortal enemies will not allow this project </w:t>
-      </w:r>
-      <w:r>
-        <w:t>to proceed without this clause.</w:t>
-      </w:r>
-    </w:p>
-    <w:p>
-      <w:r>
-        <w:t>“Finally</w:t>
-      </w:r>
-      <w:r>
-        <w:t>:</w:t>
-      </w:r>
-      <w:r>
         <w:t xml:space="preserve"> we can get some brown nose points by pretending</w:t>
       </w:r>
       <w:r>
@@ -1735,7 +1750,7 @@
       <w:pPr>
         <w:pStyle w:val="H2"/>
       </w:pPr>
-      <w:bookmarkStart w:id="1" w:name="_Toc215605373"/>
+      <w:bookmarkStart w:id="1" w:name="_Toc216015125"/>
       <w:r>
         <w:lastRenderedPageBreak/>
         <w:t>Holoworld – the Playground of the Future</w:t>
@@ -3990,7 +4005,7 @@
       <w:pPr>
         <w:pStyle w:val="H2"/>
       </w:pPr>
-      <w:bookmarkStart w:id="2" w:name="_Toc215605374"/>
+      <w:bookmarkStart w:id="2" w:name="_Toc216015126"/>
       <w:r>
         <w:lastRenderedPageBreak/>
         <w:t xml:space="preserve">Let the </w:t>
@@ -26193,7 +26208,7 @@
       <w:pPr>
         <w:pStyle w:val="H2"/>
       </w:pPr>
-      <w:bookmarkStart w:id="3" w:name="_Toc215605375"/>
+      <w:bookmarkStart w:id="3" w:name="_Toc216015127"/>
       <w:r>
         <w:lastRenderedPageBreak/>
         <w:t>Beyond Newbie City</w:t>
@@ -35230,7 +35245,7 @@
       <w:pPr>
         <w:pStyle w:val="H2"/>
       </w:pPr>
-      <w:bookmarkStart w:id="4" w:name="_Toc215605376"/>
+      <w:bookmarkStart w:id="4" w:name="_Toc216015128"/>
       <w:r>
         <w:lastRenderedPageBreak/>
         <w:t>Dungeons, Dungeons, Everywhere</w:t>
@@ -43570,7 +43585,7 @@
       <w:pPr>
         <w:pStyle w:val="H2"/>
       </w:pPr>
-      <w:bookmarkStart w:id="6" w:name="_Toc215605377"/>
+      <w:bookmarkStart w:id="6" w:name="_Toc216015129"/>
       <w:r>
         <w:lastRenderedPageBreak/>
         <w:t>Making new Friends</w:t>
@@ -46094,7 +46109,7 @@
       <w:pPr>
         <w:pStyle w:val="H2"/>
       </w:pPr>
-      <w:bookmarkStart w:id="7" w:name="_Toc215605378"/>
+      <w:bookmarkStart w:id="7" w:name="_Toc216015130"/>
       <w:r>
         <w:lastRenderedPageBreak/>
         <w:t>Preparation</w:t>
@@ -49901,7 +49916,7 @@
       <w:pPr>
         <w:pStyle w:val="H2"/>
       </w:pPr>
-      <w:bookmarkStart w:id="9" w:name="_Toc215605379"/>
+      <w:bookmarkStart w:id="9" w:name="_Toc216015131"/>
       <w:r>
         <w:lastRenderedPageBreak/>
         <w:t>The Shattered Lands</w:t>
@@ -53011,7 +53026,7 @@
             <w:rPr>
               <w:noProof/>
             </w:rPr>
-            <w:t>224</w:t>
+            <w:t>2</w:t>
           </w:r>
         </w:fldSimple>
       </w:p>
@@ -53042,7 +53057,7 @@
             <w:rPr>
               <w:noProof/>
             </w:rPr>
-            <w:t>223</w:t>
+            <w:t>227</w:t>
           </w:r>
         </w:fldSimple>
       </w:p>
@@ -53237,7 +53252,7 @@
         <v:path o:extrusionok="f" gradientshapeok="t" o:connecttype="rect"/>
         <o:lock v:ext="edit" aspectratio="t"/>
       </v:shapetype>
-      <v:shape id="_x0000_i1030" type="#_x0000_t75" style="width:3in;height:3in;visibility:visible" o:bullet="t">
+      <v:shape id="_x0000_i1032" type="#_x0000_t75" style="width:3in;height:3in;visibility:visible" o:bullet="t">
         <v:imagedata r:id="rId1" o:title="MC900065312[1]"/>
       </v:shape>
     </w:pict>
@@ -55592,7 +55607,7 @@
 </file>
 
 <file path=customXml/itemProps1.xml><?xml version="1.0" encoding="utf-8"?>
-<ds:datastoreItem xmlns:ds="http://schemas.openxmlformats.org/officeDocument/2006/customXml" ds:itemID="{4E7F0D6D-BA68-4377-A509-C9D6C5CF2C60}">
+<ds:datastoreItem xmlns:ds="http://schemas.openxmlformats.org/officeDocument/2006/customXml" ds:itemID="{1AF8A469-F25A-43FC-BD09-8AF0DCFDE18E}">
   <ds:schemaRefs>
     <ds:schemaRef ds:uri="http://schemas.openxmlformats.org/officeDocument/2006/bibliography"/>
   </ds:schemaRefs>

--- a/Books/RPG_Books/ThePrincessAndThePlayer/Book_ThePrincessAndThePlayer.docx
+++ b/Books/RPG_Books/ThePrincessAndThePlayer/Book_ThePrincessAndThePlayer.docx
@@ -333,21 +333,7 @@
             <w:rStyle w:val="Hyperlink"/>
             <w:noProof/>
           </w:rPr>
-          <w:t>Le</w:t>
-        </w:r>
-        <w:r>
-          <w:rPr>
-            <w:rStyle w:val="Hyperlink"/>
-            <w:noProof/>
-          </w:rPr>
-          <w:t>t</w:t>
-        </w:r>
-        <w:r>
-          <w:rPr>
-            <w:rStyle w:val="Hyperlink"/>
-            <w:noProof/>
-          </w:rPr>
-          <w:t xml:space="preserve"> the Incursion (Game) Begin</w:t>
+          <w:t>Let the Incursion (Game) Begin</w:t>
         </w:r>
         <w:r>
           <w:rPr>
@@ -37330,32 +37316,71 @@
       </w:r>
     </w:p>
     <w:p>
-      <w:r>
-        <w:t>“How do you make your fire do those things?” Evelyn asked</w:t>
-      </w:r>
-      <w:r>
-        <w:t>, amazed</w:t>
-      </w:r>
-      <w:r>
-        <w:t>.</w:t>
-      </w:r>
-    </w:p>
-    <w:p>
-      <w:pPr>
-        <w:pStyle w:val="ListParagraph"/>
-        <w:numPr>
-          <w:ilvl w:val="0"/>
-          <w:numId w:val="11"/>
-        </w:numPr>
-      </w:pPr>
-      <w:r>
-        <w:t xml:space="preserve">&lt;&gt;Magic </w:t>
-      </w:r>
-      <w:r>
-        <w:t>Explanation</w:t>
-      </w:r>
-      <w:r>
-        <w:t>&lt;&gt;</w:t>
+      <w:pPr>
+        <w:pStyle w:val="StatusMessage"/>
+      </w:pPr>
+      <w:r>
+        <w:rPr>
+          <w:noProof/>
+        </w:rPr>
+        <w:drawing>
+          <wp:inline distT="0" distB="0" distL="0" distR="0">
+            <wp:extent cx="292972" cy="113169"/>
+            <wp:effectExtent l="19050" t="0" r="0" b="0"/>
+            <wp:docPr id="25" name="Picture 3" descr="C:\Users\Burgess\AppData\Local\Microsoft\Windows\Temporary Internet Files\Content.IE5\0LM9LILP\MC900065312[1].wmf"/>
+            <wp:cNvGraphicFramePr>
+              <a:graphicFrameLocks xmlns:a="http://schemas.openxmlformats.org/drawingml/2006/main" noChangeAspect="1"/>
+            </wp:cNvGraphicFramePr>
+            <a:graphic xmlns:a="http://schemas.openxmlformats.org/drawingml/2006/main">
+              <a:graphicData uri="http://schemas.openxmlformats.org/drawingml/2006/picture">
+                <pic:pic xmlns:pic="http://schemas.openxmlformats.org/drawingml/2006/picture">
+                  <pic:nvPicPr>
+                    <pic:cNvPr id="0" name="Picture 3" descr="C:\Users\Burgess\AppData\Local\Microsoft\Windows\Temporary Internet Files\Content.IE5\0LM9LILP\MC900065312[1].wmf"/>
+                    <pic:cNvPicPr>
+                      <a:picLocks noChangeAspect="1" noChangeArrowheads="1"/>
+                    </pic:cNvPicPr>
+                  </pic:nvPicPr>
+                  <pic:blipFill>
+                    <a:blip r:embed="rId12" cstate="print"/>
+                    <a:srcRect/>
+                    <a:stretch>
+                      <a:fillRect/>
+                    </a:stretch>
+                  </pic:blipFill>
+                  <pic:spPr bwMode="auto">
+                    <a:xfrm>
+                      <a:off x="0" y="0"/>
+                      <a:ext cx="294457" cy="113743"/>
+                    </a:xfrm>
+                    <a:prstGeom prst="rect">
+                      <a:avLst/>
+                    </a:prstGeom>
+                    <a:noFill/>
+                    <a:ln w="9525">
+                      <a:noFill/>
+                      <a:miter lim="800000"/>
+                      <a:headEnd/>
+                      <a:tailEnd/>
+                    </a:ln>
+                  </pic:spPr>
+                </pic:pic>
+              </a:graphicData>
+            </a:graphic>
+          </wp:inline>
+        </w:drawing>
+      </w:r>
+    </w:p>
+    <w:p>
+      <w:pPr>
+        <w:pStyle w:val="StatusMessage"/>
+      </w:pPr>
+      <w:r>
+        <w:t>Aura Magic</w:t>
+      </w:r>
+    </w:p>
+    <w:p>
+      <w:r>
+        <w:t>“How do you make your fire do those things?” Evelyn asked, amazed.</w:t>
       </w:r>
     </w:p>
     <w:p>
@@ -37371,7 +37396,10 @@
         <w:t>“</w:t>
       </w:r>
       <w:r>
-        <w:t xml:space="preserve">It is a manifestation of my </w:t>
+        <w:t xml:space="preserve">Aura </w:t>
+      </w:r>
+      <w:r>
+        <w:t xml:space="preserve">is a manifestation of my </w:t>
       </w:r>
       <w:r>
         <w:t>astral</w:t>
@@ -37431,1141 +37459,1190 @@
       </w:r>
     </w:p>
     <w:p>
-      <w:r>
-        <w:t xml:space="preserve">“I think we have a winner,” I </w:t>
+      <w:pPr>
+        <w:pStyle w:val="StatusMessage"/>
+      </w:pPr>
+      <w:r>
+        <w:rPr>
+          <w:noProof/>
+        </w:rPr>
+        <w:drawing>
+          <wp:inline distT="0" distB="0" distL="0" distR="0">
+            <wp:extent cx="292972" cy="113169"/>
+            <wp:effectExtent l="19050" t="0" r="0" b="0"/>
+            <wp:docPr id="26" name="Picture 3" descr="C:\Users\Burgess\AppData\Local\Microsoft\Windows\Temporary Internet Files\Content.IE5\0LM9LILP\MC900065312[1].wmf"/>
+            <wp:cNvGraphicFramePr>
+              <a:graphicFrameLocks xmlns:a="http://schemas.openxmlformats.org/drawingml/2006/main" noChangeAspect="1"/>
+            </wp:cNvGraphicFramePr>
+            <a:graphic xmlns:a="http://schemas.openxmlformats.org/drawingml/2006/main">
+              <a:graphicData uri="http://schemas.openxmlformats.org/drawingml/2006/picture">
+                <pic:pic xmlns:pic="http://schemas.openxmlformats.org/drawingml/2006/picture">
+                  <pic:nvPicPr>
+                    <pic:cNvPr id="0" name="Picture 3" descr="C:\Users\Burgess\AppData\Local\Microsoft\Windows\Temporary Internet Files\Content.IE5\0LM9LILP\MC900065312[1].wmf"/>
+                    <pic:cNvPicPr>
+                      <a:picLocks noChangeAspect="1" noChangeArrowheads="1"/>
+                    </pic:cNvPicPr>
+                  </pic:nvPicPr>
+                  <pic:blipFill>
+                    <a:blip r:embed="rId12" cstate="print"/>
+                    <a:srcRect/>
+                    <a:stretch>
+                      <a:fillRect/>
+                    </a:stretch>
+                  </pic:blipFill>
+                  <pic:spPr bwMode="auto">
+                    <a:xfrm>
+                      <a:off x="0" y="0"/>
+                      <a:ext cx="294457" cy="113743"/>
+                    </a:xfrm>
+                    <a:prstGeom prst="rect">
+                      <a:avLst/>
+                    </a:prstGeom>
+                    <a:noFill/>
+                    <a:ln w="9525">
+                      <a:noFill/>
+                      <a:miter lim="800000"/>
+                      <a:headEnd/>
+                      <a:tailEnd/>
+                    </a:ln>
+                  </pic:spPr>
+                </pic:pic>
+              </a:graphicData>
+            </a:graphic>
+          </wp:inline>
+        </w:drawing>
+      </w:r>
+    </w:p>
+    <w:p>
+      <w:r>
+        <w:t>“I think we have a winner,” I said. “Okay we can go now.”</w:t>
+      </w:r>
+    </w:p>
+    <w:p>
+      <w:r>
+        <w:t>The fire was now a thin glowing line in front of the blade. It made me think of light sabers. I squashed that idea. That could wait for another time. However, [Sharpness] was vastly more practical.</w:t>
+      </w:r>
+    </w:p>
+    <w:p>
+      <w:r>
+        <w:t xml:space="preserve">The next room </w:t>
+      </w:r>
+      <w:r>
+        <w:t>was</w:t>
+      </w:r>
+      <w:r>
+        <w:t xml:space="preserve"> about the same, except the spiders </w:t>
+      </w:r>
+      <w:r>
+        <w:t>were</w:t>
+      </w:r>
+      <w:r>
+        <w:t xml:space="preserve"> slightly bigger. </w:t>
+      </w:r>
+      <w:r>
+        <w:t>Evelyn and Artemis dispatched the monsters without issues while I focused on [Sharpness]</w:t>
+      </w:r>
+      <w:r>
+        <w:t>.</w:t>
+      </w:r>
+    </w:p>
+    <w:p>
+      <w:r>
+        <w:t xml:space="preserve">As we </w:t>
+      </w:r>
+      <w:r>
+        <w:t>entered</w:t>
+      </w:r>
+      <w:r>
+        <w:t xml:space="preserve"> the next room, spiders literally drop</w:t>
+      </w:r>
+      <w:r>
+        <w:t>ped</w:t>
+      </w:r>
+      <w:r>
+        <w:t xml:space="preserve"> from the ceiling.</w:t>
+      </w:r>
+    </w:p>
+    <w:p>
+      <w:r>
+        <w:t>Artemis scream</w:t>
+      </w:r>
+      <w:r>
+        <w:t>ed</w:t>
+      </w:r>
+      <w:r>
+        <w:t xml:space="preserve"> in freight as a spider land</w:t>
+      </w:r>
+      <w:r>
+        <w:t>ed</w:t>
+      </w:r>
+      <w:r>
+        <w:t xml:space="preserve"> on her head. Eric chop</w:t>
+      </w:r>
+      <w:r>
+        <w:t>ped</w:t>
+      </w:r>
+      <w:r>
+        <w:t xml:space="preserve"> it in half a moment later, giving Artemis a bug shower in the process.</w:t>
+      </w:r>
+    </w:p>
+    <w:p>
+      <w:r>
+        <w:t xml:space="preserve">“Raven,” Artemis </w:t>
+      </w:r>
+      <w:r>
+        <w:t>snarled</w:t>
+      </w:r>
+      <w:r>
+        <w:t>. “This is your fault. This wouldn’t have happened if I were still on Easy mode.”</w:t>
+      </w:r>
+    </w:p>
+    <w:p>
+      <w:r>
+        <w:t>“Yes, but this is more fun,” Eric insist</w:t>
+      </w:r>
+      <w:r>
+        <w:t>ed</w:t>
+      </w:r>
+      <w:r>
+        <w:t>.</w:t>
+      </w:r>
+    </w:p>
+    <w:p>
+      <w:r>
+        <w:t>“You have a sick sense of fun,” Artemis grumble</w:t>
+      </w:r>
+      <w:r>
+        <w:t>d</w:t>
+      </w:r>
+      <w:r>
+        <w:t xml:space="preserve"> as she swa</w:t>
+      </w:r>
+      <w:r>
+        <w:t>t</w:t>
+      </w:r>
+      <w:r>
+        <w:t>t</w:t>
+      </w:r>
+      <w:r>
+        <w:t>ed</w:t>
+      </w:r>
+      <w:r>
+        <w:t xml:space="preserve"> spiders with her bow.</w:t>
+      </w:r>
+    </w:p>
+    <w:p>
+      <w:r>
+        <w:t>“Barbeque spiders smell gross,” Evelyn grumble</w:t>
+      </w:r>
+      <w:r>
+        <w:t>d</w:t>
+      </w:r>
+      <w:r>
+        <w:t xml:space="preserve"> as I </w:t>
+      </w:r>
+      <w:r>
+        <w:t xml:space="preserve">sliced </w:t>
+      </w:r>
+      <w:r>
+        <w:t>spiders with my glaive.</w:t>
+      </w:r>
+    </w:p>
+    <w:p>
+      <w:r>
+        <w:lastRenderedPageBreak/>
+        <w:t>My weapon was catching spide</w:t>
+      </w:r>
+      <w:r>
+        <w:t>r</w:t>
+      </w:r>
+      <w:r>
+        <w:t>s on fire.</w:t>
+      </w:r>
+    </w:p>
+    <w:p>
+      <w:r>
+        <w:t xml:space="preserve">Artemis </w:t>
+      </w:r>
+      <w:r>
+        <w:t>unstrung</w:t>
+      </w:r>
+      <w:r>
+        <w:t xml:space="preserve"> her bow, turning it into a passable staff. This ma</w:t>
+      </w:r>
+      <w:r>
+        <w:t>de</w:t>
+      </w:r>
+      <w:r>
+        <w:t xml:space="preserve"> it easier for her to kill bugs.</w:t>
+      </w:r>
+    </w:p>
+    <w:p>
+      <w:r>
+        <w:t>The next room contain</w:t>
+      </w:r>
+      <w:r>
+        <w:t>ed</w:t>
+      </w:r>
+      <w:r>
+        <w:t xml:space="preserve"> </w:t>
+      </w:r>
+      <w:r>
+        <w:t>closely separated stone pillars over green smelly liquid.</w:t>
+      </w:r>
+    </w:p>
+    <w:p>
+      <w:r>
+        <w:t>“Oh great, we have a ‘The floor is lava’ room,” Eric grumble</w:t>
+      </w:r>
+      <w:r>
+        <w:t>d</w:t>
+      </w:r>
+      <w:r>
+        <w:t>.</w:t>
+      </w:r>
+    </w:p>
+    <w:p>
+      <w:r>
+        <w:t xml:space="preserve">The group stepped on the first pillar and spiders started spitting </w:t>
+      </w:r>
+      <w:r>
+        <w:t>blobs of goo.</w:t>
+      </w:r>
+    </w:p>
+    <w:p>
+      <w:r>
+        <w:t>This time Artemis has the advantage and fir</w:t>
+      </w:r>
+      <w:r>
+        <w:t>ed</w:t>
+      </w:r>
+      <w:r>
+        <w:t xml:space="preserve"> arrows in rapid session.</w:t>
+      </w:r>
+    </w:p>
+    <w:p>
+      <w:r>
+        <w:t>Fortunately by now Evelyn and Artemis had caught up to Eric in terms of level. That meant I no longer needed to hold back.</w:t>
+      </w:r>
+    </w:p>
+    <w:p>
+      <w:r>
+        <w:t xml:space="preserve">I </w:t>
+      </w:r>
+      <w:r>
+        <w:t>shot fireballs at the incoming</w:t>
+      </w:r>
+      <w:r>
+        <w:t xml:space="preserve"> web blobs.</w:t>
+      </w:r>
+      <w:r>
+        <w:t xml:space="preserve"> They turn into fiery balls and so I stop</w:t>
+      </w:r>
+      <w:r>
+        <w:t>ped</w:t>
+      </w:r>
+      <w:r>
+        <w:t>.</w:t>
+      </w:r>
+    </w:p>
+    <w:p>
+      <w:r>
+        <w:t>“Damn, I really need a shield,” Eric grumble</w:t>
+      </w:r>
+      <w:r>
+        <w:t>d</w:t>
+      </w:r>
+      <w:r>
+        <w:t>. “Come here and fight like real men, you cowards. Real men fight hand-to-hand.”</w:t>
+      </w:r>
+    </w:p>
+    <w:p>
+      <w:r>
+        <w:t>Not surprisingly the spiders ignore</w:t>
+      </w:r>
+      <w:r>
+        <w:t>d</w:t>
+      </w:r>
+      <w:r>
+        <w:t xml:space="preserve"> Eric’s taunting.</w:t>
+      </w:r>
+    </w:p>
+    <w:p>
+      <w:r>
+        <w:t>W</w:t>
+      </w:r>
+      <w:r>
+        <w:t>e cross</w:t>
+      </w:r>
+      <w:r>
+        <w:t>ed</w:t>
+      </w:r>
+      <w:r>
+        <w:t xml:space="preserve"> the chamber one pillar at a time.</w:t>
+      </w:r>
+    </w:p>
+    <w:p>
+      <w:r>
+        <w:t xml:space="preserve">“Guys, we better hurry,” Evelyn </w:t>
+      </w:r>
+      <w:r>
+        <w:t>suggest</w:t>
+      </w:r>
+      <w:r>
+        <w:t>ed</w:t>
+      </w:r>
+      <w:r>
+        <w:t xml:space="preserve"> in a panicked voice. “The pillars are sinking.”</w:t>
+      </w:r>
+    </w:p>
+    <w:p>
+      <w:r>
+        <w:t xml:space="preserve">Sure enough, the pillars </w:t>
+      </w:r>
+      <w:r>
+        <w:t>were</w:t>
+      </w:r>
+      <w:r>
+        <w:t xml:space="preserve"> slightly shorter than before.</w:t>
+      </w:r>
+    </w:p>
+    <w:p>
+      <w:r>
+        <w:t>Unfortunately, t</w:t>
+      </w:r>
+      <w:r>
+        <w:t xml:space="preserve">he </w:t>
+      </w:r>
+      <w:r>
+        <w:t>exit</w:t>
+      </w:r>
+      <w:r>
+        <w:t xml:space="preserve"> was </w:t>
+      </w:r>
+      <w:r>
+        <w:t>blocked</w:t>
+      </w:r>
+      <w:r>
+        <w:t>.</w:t>
+      </w:r>
+    </w:p>
+    <w:p>
+      <w:r>
+        <w:t xml:space="preserve">“Wait a minute,” Eric </w:t>
       </w:r>
       <w:r>
         <w:t>said</w:t>
       </w:r>
       <w:r>
-        <w:t>. “Okay we can go now.”</w:t>
-      </w:r>
-    </w:p>
-    <w:p>
-      <w:r>
-        <w:t>The fire was now a thin glowing line in front of the blade. It made me think of light sabers. I squashed that idea. That could wait for another time. However, [Sharpness] was vastly more practical.</w:t>
-      </w:r>
-    </w:p>
-    <w:p>
-      <w:r>
-        <w:t xml:space="preserve">The next room </w:t>
+        <w:t>. “The soldiers said this wasn’t hard.”</w:t>
+      </w:r>
+    </w:p>
+    <w:p>
+      <w:r>
+        <w:lastRenderedPageBreak/>
+        <w:t>I blast</w:t>
+      </w:r>
+      <w:r>
+        <w:t>ed</w:t>
+      </w:r>
+      <w:r>
+        <w:t xml:space="preserve"> wind at a </w:t>
+      </w:r>
+      <w:r>
+        <w:t>spider,</w:t>
+      </w:r>
+      <w:r>
+        <w:t xml:space="preserve"> and it f</w:t>
+      </w:r>
+      <w:r>
+        <w:t>e</w:t>
+      </w:r>
+      <w:r>
+        <w:t>ll into the green goo. It struggle</w:t>
+      </w:r>
+      <w:r>
+        <w:t>d</w:t>
+      </w:r>
+      <w:r>
+        <w:t xml:space="preserve"> in vain before dying.</w:t>
+      </w:r>
+    </w:p>
+    <w:p>
+      <w:r>
+        <w:t>I continued using [Wind], focusing on improving my mastery of the Rune. Strangely, my focus on training reduced my anxiety.</w:t>
+      </w:r>
+    </w:p>
+    <w:p>
+      <w:r>
+        <w:t>“Th</w:t>
+      </w:r>
+      <w:r>
+        <w:t>is</w:t>
+      </w:r>
+      <w:r>
+        <w:t xml:space="preserve"> </w:t>
+      </w:r>
+      <w:r>
+        <w:t>is</w:t>
+      </w:r>
+      <w:r>
+        <w:t xml:space="preserve"> </w:t>
+      </w:r>
+      <w:r>
+        <w:t>terrifying</w:t>
+      </w:r>
+      <w:r>
+        <w:t>,” Artemis squeak</w:t>
+      </w:r>
+      <w:r>
+        <w:t>ed</w:t>
+      </w:r>
+      <w:r>
+        <w:t xml:space="preserve"> as we cross</w:t>
+      </w:r>
+      <w:r>
+        <w:t>ed</w:t>
+      </w:r>
+      <w:r>
+        <w:t xml:space="preserve"> the room.</w:t>
+      </w:r>
+      <w:r>
+        <w:t xml:space="preserve"> “I much preferred cute.”</w:t>
+      </w:r>
+    </w:p>
+    <w:p>
+      <w:r>
+        <w:t>W</w:t>
+      </w:r>
+      <w:r>
+        <w:t xml:space="preserve">e </w:t>
+      </w:r>
+      <w:r>
+        <w:t xml:space="preserve">finally </w:t>
+      </w:r>
+      <w:r>
+        <w:t>reach</w:t>
+      </w:r>
+      <w:r>
+        <w:t>ed</w:t>
+      </w:r>
+      <w:r>
+        <w:t xml:space="preserve"> the oppo</w:t>
+      </w:r>
+      <w:r>
+        <w:t>s</w:t>
+      </w:r>
+      <w:r>
+        <w:t>i</w:t>
+      </w:r>
+      <w:r>
+        <w:t>t</w:t>
+      </w:r>
+      <w:r>
+        <w:t>e end of the room. Unfortunately</w:t>
+      </w:r>
+      <w:r>
+        <w:t>,</w:t>
+      </w:r>
+      <w:r>
+        <w:t xml:space="preserve"> the entrance </w:t>
       </w:r>
       <w:r>
         <w:t>was</w:t>
       </w:r>
       <w:r>
-        <w:t xml:space="preserve"> about the same, except the spiders </w:t>
-      </w:r>
-      <w:r>
-        <w:t>were</w:t>
-      </w:r>
-      <w:r>
-        <w:t xml:space="preserve"> slightly bigger. </w:t>
-      </w:r>
-      <w:r>
-        <w:t>Evelyn and Artemis dispatched the monsters without issues while I focused on [Sharpness]</w:t>
-      </w:r>
-      <w:r>
-        <w:t>.</w:t>
-      </w:r>
-    </w:p>
-    <w:p>
-      <w:r>
-        <w:t xml:space="preserve">As we </w:t>
+        <w:t xml:space="preserve"> too far above our heads.</w:t>
+      </w:r>
+    </w:p>
+    <w:p>
+      <w:r>
+        <w:t>“</w:t>
+      </w:r>
+      <w:r>
+        <w:t>Well,</w:t>
+      </w:r>
+      <w:r>
+        <w:t xml:space="preserve"> that’s just dandy,” Eric </w:t>
+      </w:r>
+      <w:r>
+        <w:t>growled</w:t>
+      </w:r>
+      <w:r>
+        <w:t xml:space="preserve"> and </w:t>
+      </w:r>
+      <w:r>
+        <w:t>punched</w:t>
+      </w:r>
+      <w:r>
+        <w:t xml:space="preserve"> the wall.</w:t>
+      </w:r>
+    </w:p>
+    <w:p>
+      <w:r>
+        <w:t>T</w:t>
+      </w:r>
+      <w:r>
+        <w:t>he green goo drain</w:t>
+      </w:r>
+      <w:r>
+        <w:t>ed</w:t>
+      </w:r>
+      <w:r>
+        <w:t xml:space="preserve"> away and the pillars lower to the ground.</w:t>
+      </w:r>
+    </w:p>
+    <w:p>
+      <w:r>
+        <w:t>“Huh,” Eric mumble</w:t>
+      </w:r>
+      <w:r>
+        <w:t>d</w:t>
+      </w:r>
+      <w:r>
+        <w:t xml:space="preserve">. “Apparently the goal is to just reach the </w:t>
+      </w:r>
+      <w:r>
+        <w:t>opposite</w:t>
+      </w:r>
+      <w:r>
+        <w:t xml:space="preserve"> end.</w:t>
+      </w:r>
+      <w:r>
+        <w:t>”</w:t>
+      </w:r>
+    </w:p>
+    <w:p>
+      <w:r>
+        <w:t xml:space="preserve">Below the exit </w:t>
+      </w:r>
+      <w:r>
+        <w:t>was</w:t>
+      </w:r>
+      <w:r>
+        <w:t xml:space="preserve"> another exposed exit. We pass</w:t>
+      </w:r>
+      <w:r>
+        <w:t>ed</w:t>
+      </w:r>
+      <w:r>
+        <w:t xml:space="preserve"> through </w:t>
+      </w:r>
+      <w:r>
+        <w:t>to the next room.</w:t>
+      </w:r>
+    </w:p>
+    <w:p>
+      <w:r>
+        <w:t xml:space="preserve">This </w:t>
+      </w:r>
+      <w:r>
+        <w:t>was</w:t>
+      </w:r>
+      <w:r>
+        <w:t xml:space="preserve"> a tall room with a staircase to the original exit.</w:t>
+      </w:r>
+    </w:p>
+    <w:p>
+      <w:r>
+        <w:t>I d</w:t>
+      </w:r>
+      <w:r>
+        <w:t>id</w:t>
+      </w:r>
+      <w:r>
+        <w:t xml:space="preserve">n’t have time to admire the room since the next wave of spiders </w:t>
+      </w:r>
+      <w:r>
+        <w:t>was</w:t>
+      </w:r>
+      <w:r>
+        <w:t xml:space="preserve"> upon us. These spiders ha</w:t>
+      </w:r>
+      <w:r>
+        <w:t>d</w:t>
+      </w:r>
+      <w:r>
+        <w:t xml:space="preserve"> vicious pincers.</w:t>
+      </w:r>
+    </w:p>
+    <w:p>
+      <w:r>
+        <w:t>“Aah,” I scream</w:t>
+      </w:r>
+      <w:r>
+        <w:t>ed</w:t>
+      </w:r>
+      <w:r>
+        <w:t xml:space="preserve"> as a spider </w:t>
+      </w:r>
+      <w:r>
+        <w:t>bit</w:t>
+      </w:r>
+      <w:r>
+        <w:t xml:space="preserve"> me. </w:t>
+      </w:r>
+      <w:r>
+        <w:t>As punishment I turned it into ash</w:t>
+      </w:r>
+      <w:r>
+        <w:t>.</w:t>
+      </w:r>
+      <w:r>
+        <w:t xml:space="preserve"> That was the fastest I executed </w:t>
+      </w:r>
+      <w:r>
+        <w:t>my fireball spell</w:t>
+      </w:r>
+      <w:r>
+        <w:t>.</w:t>
+      </w:r>
+      <w:r>
+        <w:t xml:space="preserve"> It almost formed itself.</w:t>
+      </w:r>
+    </w:p>
+    <w:p>
+      <w:r>
+        <w:t>“</w:t>
+      </w:r>
+      <w:r>
+        <w:t xml:space="preserve">Yes,” I said excitedly. “I almost mastered my fireball spell. </w:t>
+      </w:r>
+      <w:r>
+        <w:t>Fighting is a great way to level up spells,” I said. “Too bad fighting is so dangerous.”</w:t>
+      </w:r>
+    </w:p>
+    <w:p>
+      <w:r>
+        <w:lastRenderedPageBreak/>
+        <w:t xml:space="preserve">“Guys, I </w:t>
+      </w:r>
+      <w:r>
+        <w:t xml:space="preserve">am </w:t>
+      </w:r>
+      <w:r>
+        <w:t>really starting to hate spiders,” Artemis grumble</w:t>
+      </w:r>
+      <w:r>
+        <w:t>d</w:t>
+      </w:r>
+      <w:r>
+        <w:t>. “No more spiders from now on. And no more rats. Skip it. Just no more vermin, do you agree?”</w:t>
+      </w:r>
+    </w:p>
+    <w:p>
+      <w:r>
+        <w:t xml:space="preserve">“Whatever you </w:t>
+      </w:r>
+      <w:r>
+        <w:t>sa</w:t>
+      </w:r>
+      <w:r>
+        <w:t>y</w:t>
+      </w:r>
+      <w:r>
+        <w:t xml:space="preserve"> Artemis,” Eric </w:t>
+      </w:r>
+      <w:r>
+        <w:t>said</w:t>
+      </w:r>
+      <w:r>
+        <w:t>. “On the bright side, we are getting plenty of loot.”</w:t>
+      </w:r>
+    </w:p>
+    <w:p>
+      <w:r>
+        <w:t>The next room contain</w:t>
+      </w:r>
+      <w:r>
+        <w:t>ed</w:t>
+      </w:r>
+      <w:r>
+        <w:t xml:space="preserve"> bear-sized spiders with faces on their abdomens.</w:t>
+      </w:r>
+    </w:p>
+    <w:p>
+      <w:r>
+        <w:t>“</w:t>
+      </w:r>
+      <w:r>
+        <w:t xml:space="preserve">Damn, these </w:t>
+      </w:r>
+      <w:r>
+        <w:t xml:space="preserve">monsters are creeping </w:t>
+      </w:r>
+      <w:r>
+        <w:t>as hell,</w:t>
+      </w:r>
+      <w:r>
+        <w:t>”</w:t>
+      </w:r>
+      <w:r>
+        <w:t xml:space="preserve"> I said.</w:t>
+      </w:r>
+    </w:p>
+    <w:p>
+      <w:r>
+        <w:t xml:space="preserve">“I quite agree,” Artemis </w:t>
+      </w:r>
+      <w:r>
+        <w:t>said</w:t>
+      </w:r>
+      <w:r>
+        <w:t xml:space="preserve">. “These </w:t>
+      </w:r>
+      <w:r>
+        <w:t xml:space="preserve">Rank </w:t>
+      </w:r>
+      <w:r>
+        <w:t>E-1 monsters are terrifying.”</w:t>
+      </w:r>
+    </w:p>
+    <w:p>
+      <w:r>
+        <w:t>The F-rank monsters were past us.</w:t>
+      </w:r>
+    </w:p>
+    <w:p>
+      <w:r>
+        <w:t>“And we can expect up to mid-E-Rank,” Evelyn agree</w:t>
+      </w:r>
+      <w:r>
+        <w:t>d</w:t>
+      </w:r>
+      <w:r>
+        <w:t>.</w:t>
+      </w:r>
+    </w:p>
+    <w:p>
+      <w:r>
+        <w:t>T</w:t>
+      </w:r>
+      <w:r>
+        <w:t xml:space="preserve">he </w:t>
+      </w:r>
+      <w:r>
+        <w:t xml:space="preserve">man-faced </w:t>
+      </w:r>
+      <w:r>
+        <w:t>spiders screech</w:t>
+      </w:r>
+      <w:r>
+        <w:t>ed</w:t>
+      </w:r>
+      <w:r>
+        <w:t xml:space="preserve"> </w:t>
+      </w:r>
+      <w:r>
+        <w:t>as the faces on their abdomens drooled.</w:t>
+      </w:r>
+    </w:p>
+    <w:p>
+      <w:r>
+        <w:t>I t</w:t>
+      </w:r>
+      <w:r>
+        <w:t>ook</w:t>
+      </w:r>
+      <w:r>
+        <w:t xml:space="preserve"> out my iron </w:t>
+      </w:r>
+      <w:r>
+        <w:t>pellets</w:t>
+      </w:r>
+      <w:r>
+        <w:t xml:space="preserve"> and fir</w:t>
+      </w:r>
+      <w:r>
+        <w:t>ed</w:t>
+      </w:r>
+      <w:r>
+        <w:t>.</w:t>
+      </w:r>
+    </w:p>
+    <w:p>
+      <w:r>
+        <w:t xml:space="preserve">The room </w:t>
+      </w:r>
+      <w:r>
+        <w:t>was</w:t>
+      </w:r>
+      <w:r>
+        <w:t xml:space="preserve"> filled with sounds of screeching, splattering bugs and the smell of burnt flesh as Evelyn fire</w:t>
+      </w:r>
+      <w:r>
+        <w:t>d</w:t>
+      </w:r>
+      <w:r>
+        <w:t xml:space="preserve"> off </w:t>
+      </w:r>
+      <w:r>
+        <w:t>laser beams</w:t>
+      </w:r>
+      <w:r>
+        <w:t>.</w:t>
+      </w:r>
+    </w:p>
+    <w:p>
+      <w:r>
+        <w:t>After a grueling fight w</w:t>
+      </w:r>
+      <w:r>
+        <w:t>e clear</w:t>
+      </w:r>
+      <w:r>
+        <w:t>ed</w:t>
+      </w:r>
+      <w:r>
+        <w:t xml:space="preserve"> out the room until spider corpses </w:t>
+      </w:r>
+      <w:r>
+        <w:t>we</w:t>
+      </w:r>
+      <w:r>
+        <w:t>re the only thing left.</w:t>
+      </w:r>
+    </w:p>
+    <w:p>
+      <w:r>
+        <w:t xml:space="preserve">“On the bright side, we are getting plenty of XP,” Eric </w:t>
+      </w:r>
+      <w:r>
+        <w:t>said</w:t>
+      </w:r>
+      <w:r>
+        <w:t>. “I’m already at E-3.”</w:t>
+      </w:r>
+    </w:p>
+    <w:p>
+      <w:r>
+        <w:t>“Same here,” Artemis and Evelyn agree.</w:t>
+      </w:r>
+    </w:p>
+    <w:p>
+      <w:r>
+        <w:t xml:space="preserve">“What about you, Raven?” Eric </w:t>
+      </w:r>
+      <w:r>
+        <w:t>asked</w:t>
+      </w:r>
+      <w:r>
+        <w:t>.</w:t>
+      </w:r>
+    </w:p>
+    <w:p>
+      <w:r>
+        <w:lastRenderedPageBreak/>
+        <w:t xml:space="preserve">“Don’t know,” I </w:t>
+      </w:r>
+      <w:r>
+        <w:t>replied</w:t>
+      </w:r>
+      <w:r>
+        <w:t>. “</w:t>
+      </w:r>
+      <w:r>
+        <w:t>I can’t rank up while in battle</w:t>
+      </w:r>
+      <w:r>
+        <w:t>.</w:t>
+      </w:r>
+      <w:r>
+        <w:t>”</w:t>
+      </w:r>
+    </w:p>
+    <w:p>
+      <w:r>
+        <w:t>We arrived at</w:t>
+      </w:r>
+      <w:r>
+        <w:t xml:space="preserve"> </w:t>
+      </w:r>
+      <w:r>
+        <w:t xml:space="preserve">ornate closed </w:t>
+      </w:r>
+      <w:r>
+        <w:t>doors.</w:t>
+      </w:r>
+    </w:p>
+    <w:p>
+      <w:r>
+        <w:t xml:space="preserve">“I guess we are at the boss-room,” I </w:t>
+      </w:r>
+      <w:r>
+        <w:t>said</w:t>
+      </w:r>
+      <w:r>
+        <w:t>.</w:t>
+      </w:r>
+    </w:p>
+    <w:p>
+      <w:r>
+        <w:t>Eric stroll</w:t>
+      </w:r>
+      <w:r>
+        <w:t>ed</w:t>
+      </w:r>
+      <w:r>
+        <w:t xml:space="preserve"> forward and </w:t>
+      </w:r>
+      <w:r>
+        <w:t>kick</w:t>
+      </w:r>
+      <w:r>
+        <w:t>ed</w:t>
+      </w:r>
+      <w:r>
+        <w:t xml:space="preserve"> the doors open.</w:t>
+      </w:r>
+    </w:p>
+    <w:p>
+      <w:r>
+        <w:t>This boss room contain</w:t>
+      </w:r>
+      <w:r>
+        <w:t>ed</w:t>
+      </w:r>
+      <w:r>
+        <w:t xml:space="preserve"> a jumble of rocks, making the footing trenchers.</w:t>
+      </w:r>
+    </w:p>
+    <w:p>
+      <w:r>
+        <w:t xml:space="preserve">At the far end of the room </w:t>
+      </w:r>
+      <w:r>
+        <w:t>was</w:t>
+      </w:r>
+      <w:r>
+        <w:t xml:space="preserve"> the queen. It ha</w:t>
+      </w:r>
+      <w:r>
+        <w:t>d</w:t>
+      </w:r>
+      <w:r>
+        <w:t xml:space="preserve"> the top part of a humanoid creature. The eyes </w:t>
+      </w:r>
+      <w:r>
+        <w:t>we</w:t>
+      </w:r>
+      <w:r>
+        <w:t>re almond-shaped and pitch black.</w:t>
+      </w:r>
+    </w:p>
+    <w:p>
+      <w:r>
+        <w:t>The queen screeche</w:t>
+      </w:r>
+      <w:r>
+        <w:t>d</w:t>
+      </w:r>
+      <w:r>
+        <w:t xml:space="preserve"> and wave</w:t>
+      </w:r>
+      <w:r>
+        <w:t>s</w:t>
+      </w:r>
+      <w:r>
+        <w:t xml:space="preserve"> of spiders attack</w:t>
+      </w:r>
+      <w:r>
+        <w:t>ed</w:t>
+      </w:r>
+      <w:r>
+        <w:t>.</w:t>
+      </w:r>
+    </w:p>
+    <w:p>
+      <w:r>
+        <w:t>T</w:t>
+      </w:r>
+      <w:r>
+        <w:t xml:space="preserve">he room </w:t>
+      </w:r>
+      <w:r>
+        <w:t>was</w:t>
+      </w:r>
+      <w:r>
+        <w:t xml:space="preserve"> covered with spider webs</w:t>
+      </w:r>
+      <w:r>
+        <w:t xml:space="preserve"> so </w:t>
+      </w:r>
+      <w:r>
+        <w:t xml:space="preserve">I </w:t>
+      </w:r>
+      <w:r>
+        <w:t xml:space="preserve">couldn’t </w:t>
+      </w:r>
+      <w:r>
+        <w:t>use fire.</w:t>
+      </w:r>
+    </w:p>
+    <w:p>
+      <w:r>
+        <w:t>This d</w:t>
+      </w:r>
+      <w:r>
+        <w:t>idn’</w:t>
+      </w:r>
+      <w:r>
+        <w:t>t affect Ev</w:t>
+      </w:r>
+      <w:r>
+        <w:t>elyn who fire</w:t>
+      </w:r>
+      <w:r>
+        <w:t>d</w:t>
+      </w:r>
+      <w:r>
+        <w:t xml:space="preserve"> his </w:t>
+      </w:r>
+      <w:r>
+        <w:t>laser beams</w:t>
+      </w:r>
+      <w:r>
+        <w:t xml:space="preserve"> from his wand</w:t>
+      </w:r>
+      <w:r>
+        <w:t>.</w:t>
+      </w:r>
+    </w:p>
+    <w:p>
+      <w:r>
+        <w:t>W</w:t>
+      </w:r>
+      <w:r>
+        <w:t>e wade</w:t>
+      </w:r>
+      <w:r>
+        <w:t>d</w:t>
+      </w:r>
+      <w:r>
+        <w:t xml:space="preserve"> through </w:t>
+      </w:r>
+      <w:r>
+        <w:t>biting, stinging, gross spiders as we fought for our lives.</w:t>
+      </w:r>
+    </w:p>
+    <w:p>
+      <w:r>
+        <w:t>T</w:t>
+      </w:r>
+      <w:r>
+        <w:t xml:space="preserve">he spider wave </w:t>
+      </w:r>
+      <w:r>
+        <w:t xml:space="preserve">finally </w:t>
+      </w:r>
+      <w:r>
+        <w:t>end</w:t>
+      </w:r>
+      <w:r>
+        <w:t>ed</w:t>
+      </w:r>
+      <w:r>
+        <w:t>.</w:t>
+      </w:r>
+    </w:p>
+    <w:p>
+      <w:r>
+        <w:t xml:space="preserve">“Finally,” Artemis </w:t>
+      </w:r>
+      <w:r>
+        <w:t>said</w:t>
+      </w:r>
+      <w:r>
+        <w:t>. She spoke too soon.</w:t>
+      </w:r>
+    </w:p>
+    <w:p>
+      <w:r>
+        <w:t>The queen screeche</w:t>
+      </w:r>
+      <w:r>
+        <w:t>d</w:t>
+      </w:r>
+      <w:r>
+        <w:t xml:space="preserve">. A new wave </w:t>
       </w:r>
       <w:r>
         <w:t>entered</w:t>
       </w:r>
       <w:r>
-        <w:t xml:space="preserve"> the next room, spiders literally drop</w:t>
-      </w:r>
-      <w:r>
-        <w:t>ped</w:t>
-      </w:r>
-      <w:r>
-        <w:t xml:space="preserve"> from the ceiling.</w:t>
-      </w:r>
-    </w:p>
-    <w:p>
-      <w:r>
-        <w:t>Artemis scream</w:t>
+        <w:t>.</w:t>
+      </w:r>
+    </w:p>
+    <w:p>
+      <w:r>
+        <w:t>“Damn, my clothes are shredded</w:t>
+      </w:r>
+      <w:r>
+        <w:t>. I seriously need armor</w:t>
+      </w:r>
+      <w:r>
+        <w:t>,” I grumble</w:t>
+      </w:r>
+      <w:r>
+        <w:t>d</w:t>
+      </w:r>
+      <w:r>
+        <w:t xml:space="preserve"> as I kick</w:t>
       </w:r>
       <w:r>
         <w:t>ed</w:t>
       </w:r>
       <w:r>
-        <w:t xml:space="preserve"> in freight as a spider land</w:t>
+        <w:t xml:space="preserve"> off a clingy dead spider.</w:t>
+      </w:r>
+    </w:p>
+    <w:p>
+      <w:r>
+        <w:t>“These spiders seem endless,” Eric grumble</w:t>
+      </w:r>
+      <w:r>
+        <w:t>d</w:t>
+      </w:r>
+      <w:r>
+        <w:t>. “What should we do?”</w:t>
+      </w:r>
+    </w:p>
+    <w:p>
+      <w:r>
+        <w:t xml:space="preserve">“We will need to kill the boss,” I </w:t>
+      </w:r>
+      <w:r>
+        <w:t>said</w:t>
+      </w:r>
+      <w:r>
+        <w:t>, “Unless you want to farm these creatures.”</w:t>
+      </w:r>
+    </w:p>
+    <w:p>
+      <w:r>
+        <w:t>“No thank you,” Artemis grumble</w:t>
+      </w:r>
+      <w:r>
+        <w:t>d</w:t>
+      </w:r>
+      <w:r>
+        <w:t>.</w:t>
+      </w:r>
+    </w:p>
+    <w:p>
+      <w:r>
+        <w:lastRenderedPageBreak/>
+        <w:t>“Try shooting the queen Artemis,” I suggest</w:t>
       </w:r>
       <w:r>
         <w:t>ed</w:t>
       </w:r>
       <w:r>
-        <w:t xml:space="preserve"> on her head. Eric chop</w:t>
-      </w:r>
-      <w:r>
-        <w:t>ped</w:t>
-      </w:r>
-      <w:r>
-        <w:t xml:space="preserve"> it in half a moment later, giving Artemis a bug shower in the process.</w:t>
-      </w:r>
-    </w:p>
-    <w:p>
-      <w:r>
-        <w:t xml:space="preserve">“Raven,” Artemis </w:t>
-      </w:r>
-      <w:r>
-        <w:t>snarled</w:t>
-      </w:r>
-      <w:r>
-        <w:t>. “This is your fault. This wouldn’t have happened if I were still on Easy mode.”</w:t>
-      </w:r>
-    </w:p>
-    <w:p>
-      <w:r>
-        <w:t>“Yes, but this is more fun,” Eric insist</w:t>
-      </w:r>
-      <w:r>
-        <w:t>ed</w:t>
-      </w:r>
-      <w:r>
-        <w:t>.</w:t>
-      </w:r>
-    </w:p>
-    <w:p>
-      <w:r>
-        <w:t>“You have a sick sense of fun,” Artemis grumble</w:t>
-      </w:r>
-      <w:r>
-        <w:t>d</w:t>
-      </w:r>
-      <w:r>
-        <w:t xml:space="preserve"> as she swa</w:t>
-      </w:r>
-      <w:r>
-        <w:t>t</w:t>
-      </w:r>
-      <w:r>
-        <w:t>t</w:t>
-      </w:r>
-      <w:r>
-        <w:t>ed</w:t>
-      </w:r>
-      <w:r>
-        <w:t xml:space="preserve"> spiders with her bow.</w:t>
-      </w:r>
-    </w:p>
-    <w:p>
-      <w:r>
-        <w:t>“Barbeque spiders smell gross,” Evelyn grumble</w:t>
-      </w:r>
-      <w:r>
-        <w:t>d</w:t>
-      </w:r>
-      <w:r>
-        <w:t xml:space="preserve"> as I </w:t>
-      </w:r>
-      <w:r>
-        <w:t xml:space="preserve">sliced </w:t>
-      </w:r>
-      <w:r>
-        <w:t>spiders with my glaive.</w:t>
-      </w:r>
-    </w:p>
-    <w:p>
-      <w:r>
-        <w:t>My weapon was catching spide</w:t>
-      </w:r>
-      <w:r>
-        <w:t>r</w:t>
-      </w:r>
-      <w:r>
-        <w:t>s on fire.</w:t>
-      </w:r>
-    </w:p>
-    <w:p>
-      <w:r>
-        <w:lastRenderedPageBreak/>
-        <w:t xml:space="preserve">Artemis </w:t>
-      </w:r>
-      <w:r>
-        <w:t>unstrung</w:t>
-      </w:r>
-      <w:r>
-        <w:t xml:space="preserve"> her bow, turning it into a passable staff. This ma</w:t>
-      </w:r>
-      <w:r>
-        <w:t>de</w:t>
-      </w:r>
-      <w:r>
-        <w:t xml:space="preserve"> it easier for her to kill bugs.</w:t>
-      </w:r>
-    </w:p>
-    <w:p>
-      <w:r>
-        <w:t>The next room contain</w:t>
-      </w:r>
-      <w:r>
-        <w:t>ed</w:t>
-      </w:r>
-      <w:r>
-        <w:t xml:space="preserve"> </w:t>
-      </w:r>
-      <w:r>
-        <w:t>closely separated stone pillars over green smelly liquid.</w:t>
-      </w:r>
-    </w:p>
-    <w:p>
-      <w:r>
-        <w:t>“Oh great, we have a ‘The floor is lava’ room,” Eric grumble</w:t>
-      </w:r>
-      <w:r>
-        <w:t>d</w:t>
-      </w:r>
-      <w:r>
-        <w:t>.</w:t>
-      </w:r>
-    </w:p>
-    <w:p>
-      <w:r>
-        <w:t xml:space="preserve">The group stepped on the first pillar and spiders started spitting </w:t>
-      </w:r>
-      <w:r>
-        <w:t>blobs of goo.</w:t>
-      </w:r>
-    </w:p>
-    <w:p>
-      <w:r>
-        <w:t>This time Artemis has the advantage and fir</w:t>
-      </w:r>
-      <w:r>
-        <w:t>ed</w:t>
-      </w:r>
-      <w:r>
-        <w:t xml:space="preserve"> arrows in rapid session.</w:t>
-      </w:r>
-    </w:p>
-    <w:p>
-      <w:r>
-        <w:t>Fortunately by now Evelyn and Artemis had caught up to Eric in terms of level. That meant I no longer needed to hold back.</w:t>
-      </w:r>
-    </w:p>
-    <w:p>
-      <w:r>
-        <w:t xml:space="preserve">I </w:t>
-      </w:r>
-      <w:r>
-        <w:t>shot fireballs at the incoming</w:t>
-      </w:r>
-      <w:r>
-        <w:t xml:space="preserve"> web blobs.</w:t>
-      </w:r>
-      <w:r>
-        <w:t xml:space="preserve"> They turn into fiery balls and so I stop</w:t>
-      </w:r>
-      <w:r>
-        <w:t>ped</w:t>
-      </w:r>
-      <w:r>
-        <w:t>.</w:t>
-      </w:r>
-    </w:p>
-    <w:p>
-      <w:r>
-        <w:t>“Damn, I really need a shield,” Eric grumble</w:t>
-      </w:r>
-      <w:r>
-        <w:t>d</w:t>
-      </w:r>
-      <w:r>
-        <w:t>. “Come here and fight like real men, you cowards. Real men fight hand-to-hand.”</w:t>
-      </w:r>
-    </w:p>
-    <w:p>
-      <w:r>
-        <w:t>Not surprisingly the spiders ignore</w:t>
-      </w:r>
-      <w:r>
-        <w:t>d</w:t>
-      </w:r>
-      <w:r>
-        <w:t xml:space="preserve"> Eric’s taunting.</w:t>
-      </w:r>
-    </w:p>
-    <w:p>
-      <w:r>
-        <w:t>W</w:t>
-      </w:r>
-      <w:r>
-        <w:t>e cross</w:t>
-      </w:r>
-      <w:r>
-        <w:t>ed</w:t>
-      </w:r>
-      <w:r>
-        <w:t xml:space="preserve"> the chamber one pillar at a time.</w:t>
-      </w:r>
-    </w:p>
-    <w:p>
-      <w:r>
-        <w:t xml:space="preserve">“Guys, we better hurry,” Evelyn </w:t>
-      </w:r>
-      <w:r>
-        <w:t>suggest</w:t>
-      </w:r>
-      <w:r>
-        <w:t>ed</w:t>
-      </w:r>
-      <w:r>
-        <w:t xml:space="preserve"> in a panicked voice. “The pillars are sinking.”</w:t>
-      </w:r>
-    </w:p>
-    <w:p>
-      <w:r>
-        <w:t xml:space="preserve">Sure enough, the pillars </w:t>
-      </w:r>
-      <w:r>
-        <w:t>were</w:t>
-      </w:r>
-      <w:r>
-        <w:t xml:space="preserve"> slightly shorter than before.</w:t>
-      </w:r>
-    </w:p>
-    <w:p>
-      <w:r>
-        <w:t>Unfortunately, t</w:t>
-      </w:r>
-      <w:r>
-        <w:t xml:space="preserve">he </w:t>
-      </w:r>
-      <w:r>
-        <w:t>exit</w:t>
-      </w:r>
-      <w:r>
-        <w:t xml:space="preserve"> was </w:t>
-      </w:r>
-      <w:r>
-        <w:t>blocked</w:t>
-      </w:r>
-      <w:r>
-        <w:t>.</w:t>
-      </w:r>
-    </w:p>
-    <w:p>
-      <w:r>
-        <w:t xml:space="preserve">“Wait a minute,” Eric </w:t>
-      </w:r>
-      <w:r>
-        <w:t>said</w:t>
-      </w:r>
-      <w:r>
-        <w:t>. “The soldiers said this wasn’t hard.”</w:t>
-      </w:r>
-    </w:p>
-    <w:p>
-      <w:r>
-        <w:t>I blast</w:t>
-      </w:r>
-      <w:r>
-        <w:t>ed</w:t>
-      </w:r>
-      <w:r>
-        <w:t xml:space="preserve"> wind at a </w:t>
-      </w:r>
-      <w:r>
-        <w:t>spider,</w:t>
-      </w:r>
-      <w:r>
-        <w:t xml:space="preserve"> and it f</w:t>
-      </w:r>
-      <w:r>
-        <w:t>e</w:t>
-      </w:r>
-      <w:r>
-        <w:t>ll into the green goo. It struggle</w:t>
-      </w:r>
-      <w:r>
-        <w:t>d</w:t>
-      </w:r>
-      <w:r>
-        <w:t xml:space="preserve"> in vain before dying.</w:t>
-      </w:r>
-    </w:p>
-    <w:p>
-      <w:r>
-        <w:lastRenderedPageBreak/>
-        <w:t>I continued using [Wind], focusing on improving my mastery of the Rune. Strangely, my focus on training reduced my anxiety.</w:t>
-      </w:r>
-    </w:p>
-    <w:p>
-      <w:r>
-        <w:t>“Th</w:t>
-      </w:r>
-      <w:r>
-        <w:t>is</w:t>
-      </w:r>
-      <w:r>
-        <w:t xml:space="preserve"> </w:t>
-      </w:r>
-      <w:r>
-        <w:t>is</w:t>
-      </w:r>
-      <w:r>
-        <w:t xml:space="preserve"> </w:t>
-      </w:r>
-      <w:r>
-        <w:t>terrifying</w:t>
-      </w:r>
-      <w:r>
-        <w:t>,” Artemis squeak</w:t>
-      </w:r>
-      <w:r>
-        <w:t>ed</w:t>
-      </w:r>
-      <w:r>
-        <w:t xml:space="preserve"> as we cross</w:t>
-      </w:r>
-      <w:r>
-        <w:t>ed</w:t>
-      </w:r>
-      <w:r>
-        <w:t xml:space="preserve"> the room.</w:t>
-      </w:r>
-      <w:r>
-        <w:t xml:space="preserve"> “I much preferred cute.”</w:t>
-      </w:r>
-    </w:p>
-    <w:p>
-      <w:r>
-        <w:t>W</w:t>
-      </w:r>
-      <w:r>
-        <w:t xml:space="preserve">e </w:t>
-      </w:r>
-      <w:r>
-        <w:t xml:space="preserve">finally </w:t>
-      </w:r>
-      <w:r>
-        <w:t>reach</w:t>
-      </w:r>
-      <w:r>
-        <w:t>ed</w:t>
-      </w:r>
-      <w:r>
-        <w:t xml:space="preserve"> the oppo</w:t>
-      </w:r>
-      <w:r>
-        <w:t>s</w:t>
-      </w:r>
-      <w:r>
-        <w:t>i</w:t>
-      </w:r>
-      <w:r>
-        <w:t>t</w:t>
-      </w:r>
-      <w:r>
-        <w:t>e end of the room. Unfortunately</w:t>
-      </w:r>
-      <w:r>
-        <w:t>,</w:t>
-      </w:r>
-      <w:r>
-        <w:t xml:space="preserve"> the entrance </w:t>
-      </w:r>
-      <w:r>
-        <w:t>was</w:t>
-      </w:r>
-      <w:r>
-        <w:t xml:space="preserve"> too far above our heads.</w:t>
-      </w:r>
-    </w:p>
-    <w:p>
-      <w:r>
-        <w:t>“</w:t>
-      </w:r>
-      <w:r>
-        <w:t>Well,</w:t>
-      </w:r>
-      <w:r>
-        <w:t xml:space="preserve"> that’s just dandy,” Eric </w:t>
-      </w:r>
-      <w:r>
-        <w:t>growled</w:t>
-      </w:r>
-      <w:r>
-        <w:t xml:space="preserve"> and </w:t>
-      </w:r>
-      <w:r>
-        <w:t>punched</w:t>
-      </w:r>
-      <w:r>
-        <w:t xml:space="preserve"> the wall.</w:t>
-      </w:r>
-    </w:p>
-    <w:p>
-      <w:r>
-        <w:t>T</w:t>
-      </w:r>
-      <w:r>
-        <w:t>he green goo drain</w:t>
-      </w:r>
-      <w:r>
-        <w:t>ed</w:t>
-      </w:r>
-      <w:r>
-        <w:t xml:space="preserve"> away and the pillars lower to the ground.</w:t>
-      </w:r>
-    </w:p>
-    <w:p>
-      <w:r>
-        <w:t>“Huh,” Eric mumble</w:t>
-      </w:r>
-      <w:r>
-        <w:t>d</w:t>
-      </w:r>
-      <w:r>
-        <w:t xml:space="preserve">. “Apparently the goal is to just reach the </w:t>
-      </w:r>
-      <w:r>
-        <w:t>opposite</w:t>
-      </w:r>
-      <w:r>
-        <w:t xml:space="preserve"> end.</w:t>
-      </w:r>
-      <w:r>
-        <w:t>”</w:t>
-      </w:r>
-    </w:p>
-    <w:p>
-      <w:r>
-        <w:t xml:space="preserve">Below the exit </w:t>
-      </w:r>
-      <w:r>
-        <w:t>was</w:t>
-      </w:r>
-      <w:r>
-        <w:t xml:space="preserve"> another exposed exit. We pass</w:t>
-      </w:r>
-      <w:r>
-        <w:t>ed</w:t>
-      </w:r>
-      <w:r>
-        <w:t xml:space="preserve"> through </w:t>
-      </w:r>
-      <w:r>
-        <w:t>to the next room.</w:t>
-      </w:r>
-    </w:p>
-    <w:p>
-      <w:r>
-        <w:t xml:space="preserve">This </w:t>
-      </w:r>
-      <w:r>
-        <w:t>was</w:t>
-      </w:r>
-      <w:r>
-        <w:t xml:space="preserve"> a tall room with a staircase to the original exit.</w:t>
-      </w:r>
-    </w:p>
-    <w:p>
-      <w:r>
-        <w:t>I d</w:t>
-      </w:r>
-      <w:r>
-        <w:t>id</w:t>
-      </w:r>
-      <w:r>
-        <w:t xml:space="preserve">n’t have time to admire the room since the next wave of spiders </w:t>
-      </w:r>
-      <w:r>
-        <w:t>was</w:t>
-      </w:r>
-      <w:r>
-        <w:t xml:space="preserve"> upon us. These spiders ha</w:t>
-      </w:r>
-      <w:r>
-        <w:t>d</w:t>
-      </w:r>
-      <w:r>
-        <w:t xml:space="preserve"> vicious pincers.</w:t>
-      </w:r>
-    </w:p>
-    <w:p>
-      <w:r>
-        <w:t>“Aah,” I scream</w:t>
-      </w:r>
-      <w:r>
-        <w:t>ed</w:t>
-      </w:r>
-      <w:r>
-        <w:t xml:space="preserve"> as a spider </w:t>
-      </w:r>
-      <w:r>
-        <w:t>bit</w:t>
-      </w:r>
-      <w:r>
-        <w:t xml:space="preserve"> me. </w:t>
-      </w:r>
-      <w:r>
-        <w:t>As punishment I turned it into ash</w:t>
-      </w:r>
-      <w:r>
-        <w:t>.</w:t>
-      </w:r>
-      <w:r>
-        <w:t xml:space="preserve"> That was the fastest I executed </w:t>
-      </w:r>
-      <w:r>
-        <w:t>my fireball spell</w:t>
-      </w:r>
-      <w:r>
-        <w:t>.</w:t>
-      </w:r>
-      <w:r>
-        <w:t xml:space="preserve"> It almost formed itself.</w:t>
-      </w:r>
-    </w:p>
-    <w:p>
-      <w:r>
-        <w:t>“</w:t>
-      </w:r>
-      <w:r>
-        <w:t xml:space="preserve">Yes,” I said excitedly. “I almost mastered my fireball spell. </w:t>
-      </w:r>
-      <w:r>
-        <w:t>Fighting is a great way to level up spells,” I said. “Too bad fighting is so dangerous.”</w:t>
-      </w:r>
-    </w:p>
-    <w:p>
-      <w:r>
-        <w:t xml:space="preserve">“Guys, I </w:t>
-      </w:r>
-      <w:r>
-        <w:t xml:space="preserve">am </w:t>
-      </w:r>
-      <w:r>
-        <w:t>really starting to hate spiders,” Artemis grumble</w:t>
-      </w:r>
-      <w:r>
-        <w:t>d</w:t>
-      </w:r>
-      <w:r>
-        <w:t>. “No more spiders from now on. And no more rats. Skip it. Just no more vermin, do you agree?”</w:t>
-      </w:r>
-    </w:p>
-    <w:p>
-      <w:r>
-        <w:lastRenderedPageBreak/>
-        <w:t xml:space="preserve">“Whatever you </w:t>
-      </w:r>
-      <w:r>
-        <w:t>sa</w:t>
-      </w:r>
-      <w:r>
-        <w:t>y</w:t>
-      </w:r>
-      <w:r>
-        <w:t xml:space="preserve"> Artemis,” Eric </w:t>
-      </w:r>
-      <w:r>
-        <w:t>said</w:t>
-      </w:r>
-      <w:r>
-        <w:t>. “On the bright side, we are getting plenty of loot.”</w:t>
-      </w:r>
-    </w:p>
-    <w:p>
-      <w:r>
-        <w:t>The next room contain</w:t>
-      </w:r>
-      <w:r>
-        <w:t>ed</w:t>
-      </w:r>
-      <w:r>
-        <w:t xml:space="preserve"> bear-sized spiders with faces on their abdomens.</w:t>
-      </w:r>
-    </w:p>
-    <w:p>
-      <w:r>
-        <w:t>“</w:t>
-      </w:r>
-      <w:r>
-        <w:t xml:space="preserve">Damn, these </w:t>
-      </w:r>
-      <w:r>
-        <w:t xml:space="preserve">monsters are creeping </w:t>
-      </w:r>
-      <w:r>
-        <w:t>as hell,</w:t>
-      </w:r>
-      <w:r>
-        <w:t>”</w:t>
-      </w:r>
-      <w:r>
-        <w:t xml:space="preserve"> I said.</w:t>
-      </w:r>
-    </w:p>
-    <w:p>
-      <w:r>
-        <w:t xml:space="preserve">“I quite agree,” Artemis </w:t>
-      </w:r>
-      <w:r>
-        <w:t>said</w:t>
-      </w:r>
-      <w:r>
-        <w:t xml:space="preserve">. “These </w:t>
-      </w:r>
-      <w:r>
-        <w:t xml:space="preserve">Rank </w:t>
-      </w:r>
-      <w:r>
-        <w:t>E-1 monsters are terrifying.”</w:t>
-      </w:r>
-    </w:p>
-    <w:p>
-      <w:r>
-        <w:t>The F-rank monsters were past us.</w:t>
-      </w:r>
-    </w:p>
-    <w:p>
-      <w:r>
-        <w:t>“And we can expect up to mid-E-Rank,” Evelyn agree</w:t>
-      </w:r>
-      <w:r>
-        <w:t>d</w:t>
-      </w:r>
-      <w:r>
-        <w:t>.</w:t>
-      </w:r>
-    </w:p>
-    <w:p>
-      <w:r>
-        <w:t>T</w:t>
-      </w:r>
-      <w:r>
-        <w:t xml:space="preserve">he </w:t>
-      </w:r>
-      <w:r>
-        <w:t xml:space="preserve">man-faced </w:t>
-      </w:r>
-      <w:r>
-        <w:t>spiders screech</w:t>
-      </w:r>
-      <w:r>
-        <w:t>ed</w:t>
-      </w:r>
-      <w:r>
-        <w:t xml:space="preserve"> </w:t>
-      </w:r>
-      <w:r>
-        <w:t>as the faces on their abdomens drooled.</w:t>
-      </w:r>
-    </w:p>
-    <w:p>
-      <w:r>
-        <w:t>I t</w:t>
-      </w:r>
-      <w:r>
-        <w:t>ook</w:t>
-      </w:r>
-      <w:r>
-        <w:t xml:space="preserve"> out my iron </w:t>
-      </w:r>
-      <w:r>
-        <w:t>pellets</w:t>
-      </w:r>
-      <w:r>
-        <w:t xml:space="preserve"> and fir</w:t>
-      </w:r>
-      <w:r>
-        <w:t>ed</w:t>
-      </w:r>
-      <w:r>
-        <w:t>.</w:t>
-      </w:r>
-    </w:p>
-    <w:p>
-      <w:r>
-        <w:t xml:space="preserve">The room </w:t>
-      </w:r>
-      <w:r>
-        <w:t>was</w:t>
-      </w:r>
-      <w:r>
-        <w:t xml:space="preserve"> filled with sounds of screeching, splattering bugs and the smell of burnt flesh as Evelyn fire</w:t>
-      </w:r>
-      <w:r>
-        <w:t>d</w:t>
-      </w:r>
-      <w:r>
-        <w:t xml:space="preserve"> off </w:t>
-      </w:r>
-      <w:r>
-        <w:t>laser beams</w:t>
-      </w:r>
-      <w:r>
-        <w:t>.</w:t>
-      </w:r>
-    </w:p>
-    <w:p>
-      <w:r>
-        <w:t>After a grueling fight w</w:t>
-      </w:r>
-      <w:r>
-        <w:t>e clear</w:t>
-      </w:r>
-      <w:r>
-        <w:t>ed</w:t>
-      </w:r>
-      <w:r>
-        <w:t xml:space="preserve"> out the room until spider corpses </w:t>
-      </w:r>
-      <w:r>
-        <w:t>we</w:t>
-      </w:r>
-      <w:r>
-        <w:t>re the only thing left.</w:t>
-      </w:r>
-    </w:p>
-    <w:p>
-      <w:r>
-        <w:t xml:space="preserve">“On the bright side, we are getting plenty of XP,” Eric </w:t>
-      </w:r>
-      <w:r>
-        <w:t>said</w:t>
-      </w:r>
-      <w:r>
-        <w:t>. “I’m already at E-3.”</w:t>
-      </w:r>
-    </w:p>
-    <w:p>
-      <w:r>
-        <w:t>“Same here,” Artemis and Evelyn agree.</w:t>
-      </w:r>
-    </w:p>
-    <w:p>
-      <w:r>
-        <w:t xml:space="preserve">“What about you, Raven?” Eric </w:t>
-      </w:r>
-      <w:r>
-        <w:t>asked</w:t>
-      </w:r>
-      <w:r>
-        <w:t>.</w:t>
-      </w:r>
-    </w:p>
-    <w:p>
-      <w:r>
-        <w:t xml:space="preserve">“Don’t know,” I </w:t>
-      </w:r>
-      <w:r>
-        <w:t>replied</w:t>
-      </w:r>
-      <w:r>
-        <w:t>. “</w:t>
-      </w:r>
-      <w:r>
-        <w:t>I can’t rank up while in battle</w:t>
-      </w:r>
-      <w:r>
-        <w:t>.</w:t>
-      </w:r>
-      <w:r>
-        <w:t>”</w:t>
-      </w:r>
-    </w:p>
-    <w:p>
-      <w:r>
-        <w:t>We arrived at</w:t>
-      </w:r>
-      <w:r>
-        <w:t xml:space="preserve"> </w:t>
-      </w:r>
-      <w:r>
-        <w:t xml:space="preserve">ornate closed </w:t>
-      </w:r>
-      <w:r>
-        <w:t>doors.</w:t>
-      </w:r>
-    </w:p>
-    <w:p>
-      <w:r>
-        <w:lastRenderedPageBreak/>
-        <w:t xml:space="preserve">“I guess we are at the boss-room,” I </w:t>
-      </w:r>
-      <w:r>
-        <w:t>said</w:t>
-      </w:r>
-      <w:r>
-        <w:t>.</w:t>
-      </w:r>
-    </w:p>
-    <w:p>
-      <w:r>
-        <w:t>Eric stroll</w:t>
-      </w:r>
-      <w:r>
-        <w:t>ed</w:t>
-      </w:r>
-      <w:r>
-        <w:t xml:space="preserve"> forward and </w:t>
-      </w:r>
-      <w:r>
-        <w:t>kick</w:t>
-      </w:r>
-      <w:r>
-        <w:t>ed</w:t>
-      </w:r>
-      <w:r>
-        <w:t xml:space="preserve"> the doors open.</w:t>
-      </w:r>
-    </w:p>
-    <w:p>
-      <w:r>
-        <w:t>This boss room contain</w:t>
-      </w:r>
-      <w:r>
-        <w:t>ed</w:t>
-      </w:r>
-      <w:r>
-        <w:t xml:space="preserve"> a jumble of rocks, making the footing trenchers.</w:t>
-      </w:r>
-    </w:p>
-    <w:p>
-      <w:r>
-        <w:t xml:space="preserve">At the far end of the room </w:t>
-      </w:r>
-      <w:r>
-        <w:t>was</w:t>
-      </w:r>
-      <w:r>
-        <w:t xml:space="preserve"> the queen. It ha</w:t>
-      </w:r>
-      <w:r>
-        <w:t>d</w:t>
-      </w:r>
-      <w:r>
-        <w:t xml:space="preserve"> the top part of a humanoid creature. The eyes </w:t>
-      </w:r>
-      <w:r>
-        <w:t>we</w:t>
-      </w:r>
-      <w:r>
-        <w:t>re almond-shaped and pitch black.</w:t>
-      </w:r>
-    </w:p>
-    <w:p>
-      <w:r>
-        <w:t>The queen screeche</w:t>
-      </w:r>
-      <w:r>
-        <w:t>d</w:t>
-      </w:r>
-      <w:r>
-        <w:t xml:space="preserve"> and wave</w:t>
-      </w:r>
-      <w:r>
-        <w:t>s</w:t>
-      </w:r>
-      <w:r>
-        <w:t xml:space="preserve"> of spiders attack</w:t>
-      </w:r>
-      <w:r>
-        <w:t>ed</w:t>
-      </w:r>
-      <w:r>
-        <w:t>.</w:t>
-      </w:r>
-    </w:p>
-    <w:p>
-      <w:r>
-        <w:t>T</w:t>
-      </w:r>
-      <w:r>
-        <w:t xml:space="preserve">he room </w:t>
-      </w:r>
-      <w:r>
-        <w:t>was</w:t>
-      </w:r>
-      <w:r>
-        <w:t xml:space="preserve"> covered with spider webs</w:t>
-      </w:r>
-      <w:r>
-        <w:t xml:space="preserve"> so </w:t>
-      </w:r>
-      <w:r>
-        <w:t xml:space="preserve">I </w:t>
-      </w:r>
-      <w:r>
-        <w:t xml:space="preserve">couldn’t </w:t>
-      </w:r>
-      <w:r>
-        <w:t>use fire.</w:t>
-      </w:r>
-    </w:p>
-    <w:p>
-      <w:r>
-        <w:t>This d</w:t>
-      </w:r>
-      <w:r>
-        <w:t>idn’</w:t>
-      </w:r>
-      <w:r>
-        <w:t>t affect Ev</w:t>
-      </w:r>
-      <w:r>
-        <w:t>elyn who fire</w:t>
-      </w:r>
-      <w:r>
-        <w:t>d</w:t>
-      </w:r>
-      <w:r>
-        <w:t xml:space="preserve"> his </w:t>
-      </w:r>
-      <w:r>
-        <w:t>laser beams</w:t>
-      </w:r>
-      <w:r>
-        <w:t xml:space="preserve"> from his wand</w:t>
-      </w:r>
-      <w:r>
-        <w:t>.</w:t>
-      </w:r>
-    </w:p>
-    <w:p>
-      <w:r>
-        <w:t>W</w:t>
-      </w:r>
-      <w:r>
-        <w:t>e wade</w:t>
-      </w:r>
-      <w:r>
-        <w:t>d</w:t>
-      </w:r>
-      <w:r>
-        <w:t xml:space="preserve"> through </w:t>
-      </w:r>
-      <w:r>
-        <w:t>biting, stinging, gross spiders as we fought for our lives.</w:t>
-      </w:r>
-    </w:p>
-    <w:p>
-      <w:r>
-        <w:t>T</w:t>
-      </w:r>
-      <w:r>
-        <w:t xml:space="preserve">he spider wave </w:t>
-      </w:r>
-      <w:r>
-        <w:t xml:space="preserve">finally </w:t>
-      </w:r>
-      <w:r>
-        <w:t>end</w:t>
-      </w:r>
-      <w:r>
-        <w:t>ed</w:t>
-      </w:r>
-      <w:r>
-        <w:t>.</w:t>
-      </w:r>
-    </w:p>
-    <w:p>
-      <w:r>
-        <w:t xml:space="preserve">“Finally,” Artemis </w:t>
-      </w:r>
-      <w:r>
-        <w:t>said</w:t>
-      </w:r>
-      <w:r>
-        <w:t>. She spoke too soon.</w:t>
-      </w:r>
-    </w:p>
-    <w:p>
-      <w:r>
-        <w:t>The queen screeche</w:t>
-      </w:r>
-      <w:r>
-        <w:t>d</w:t>
-      </w:r>
-      <w:r>
-        <w:t xml:space="preserve">. A new wave </w:t>
-      </w:r>
-      <w:r>
-        <w:t>entered</w:t>
-      </w:r>
-      <w:r>
-        <w:t>.</w:t>
-      </w:r>
-    </w:p>
-    <w:p>
-      <w:r>
-        <w:t>“Damn, my clothes are shredded</w:t>
-      </w:r>
-      <w:r>
-        <w:t>. I seriously need armor</w:t>
-      </w:r>
-      <w:r>
-        <w:t>,” I grumble</w:t>
-      </w:r>
-      <w:r>
-        <w:t>d</w:t>
-      </w:r>
-      <w:r>
-        <w:t xml:space="preserve"> as I kick</w:t>
-      </w:r>
-      <w:r>
-        <w:t>ed</w:t>
-      </w:r>
-      <w:r>
-        <w:t xml:space="preserve"> off a clingy dead spider.</w:t>
-      </w:r>
-    </w:p>
-    <w:p>
-      <w:r>
-        <w:t>“These spiders seem endless,” Eric grumble</w:t>
-      </w:r>
-      <w:r>
-        <w:t>d</w:t>
-      </w:r>
-      <w:r>
-        <w:t>. “What should we do?”</w:t>
-      </w:r>
-    </w:p>
-    <w:p>
-      <w:r>
-        <w:t xml:space="preserve">“We will need to kill the boss,” I </w:t>
-      </w:r>
-      <w:r>
-        <w:t>said</w:t>
-      </w:r>
-      <w:r>
-        <w:t>, “Unless you want to farm these creatures.”</w:t>
-      </w:r>
-    </w:p>
-    <w:p>
-      <w:r>
-        <w:t>“No thank you,” Artemis grumble</w:t>
-      </w:r>
-      <w:r>
-        <w:t>d</w:t>
-      </w:r>
-      <w:r>
-        <w:t>.</w:t>
-      </w:r>
-    </w:p>
-    <w:p>
-      <w:r>
-        <w:t>“Try shooting the queen Artemis,” I suggest</w:t>
-      </w:r>
-      <w:r>
-        <w:t>ed</w:t>
-      </w:r>
-      <w:r>
-        <w:t>.</w:t>
-      </w:r>
-    </w:p>
-    <w:p>
-      <w:r>
-        <w:lastRenderedPageBreak/>
+        <w:t>.</w:t>
+      </w:r>
+    </w:p>
+    <w:p>
+      <w:r>
         <w:t>Artemis fire</w:t>
       </w:r>
       <w:r>
@@ -48284,11 +48361,9 @@
       <w:r>
         <w:t xml:space="preserve">The evolving equipment </w:t>
       </w:r>
-      <w:proofErr w:type="gramStart"/>
-      <w:r>
-        <w:t>were</w:t>
-      </w:r>
-      <w:proofErr w:type="gramEnd"/>
+      <w:r>
+        <w:t>was</w:t>
+      </w:r>
       <w:r>
         <w:t xml:space="preserve"> the best.</w:t>
       </w:r>
@@ -48805,76 +48880,315 @@
     </w:p>
     <w:p>
       <w:r>
+        <w:t>“My newest Rune is [Barrier],” I said and demonstrated. “</w:t>
+      </w:r>
+      <w:r>
+        <w:t>Unfortunately, I needed it just after leveling up, so I could only make it 1.6 meters around me. Now it’s almost 6 meters in radius, but it’s still tricky with agile enemies.</w:t>
+      </w:r>
+    </w:p>
+    <w:p>
+      <w:r>
         <w:t>“</w:t>
       </w:r>
       <w:r>
-        <w:t>I’m focusing on forming each Rune, charging and then discharging them as fast as possible. Gigi likes quoting an old karate movie and says, ‘Wax on, wax off,’” I said.</w:t>
-      </w:r>
-    </w:p>
-    <w:p>
-      <w:r>
-        <w:t xml:space="preserve">“I’m starting to get more </w:t>
-      </w:r>
-      <w:r>
-        <w:t>comfortable</w:t>
-      </w:r>
-      <w:r>
-        <w:t xml:space="preserve"> combining the </w:t>
-      </w:r>
-      <w:r>
-        <w:t>Runes</w:t>
-      </w:r>
-      <w:r>
-        <w:t>.</w:t>
-      </w:r>
-      <w:r>
-        <w:t xml:space="preserve"> </w:t>
-      </w:r>
-      <w:r>
-        <w:t>The m</w:t>
-      </w:r>
-      <w:r>
-        <w:t>ore I form them the more dept I see in each Rune</w:t>
-      </w:r>
-      <w:r>
-        <w:t>.”</w:t>
-      </w:r>
-    </w:p>
-    <w:p>
-      <w:r>
-        <w:t>“Truly marvelous,” Taranis clapped and praised, making me blush. It was a good feeling.</w:t>
-      </w:r>
-      <w:r>
-        <w:t xml:space="preserve"> “And yes, I did see the </w:t>
-      </w:r>
+        <w:t>I’m close to learning a bunch of other Runes</w:t>
+      </w:r>
+      <w:r>
+        <w:t xml:space="preserve"> related to my bubble barrier, such as [Lattice], [Hardness] and so on</w:t>
+      </w:r>
+      <w:r>
+        <w:t>.</w:t>
+      </w:r>
+    </w:p>
+    <w:p>
+      <w:r>
+        <w:t>“Well done,” Taranis said, making me blush. “You are making excellent progress.</w:t>
+      </w:r>
+    </w:p>
+    <w:p>
+      <w:pPr>
+        <w:pStyle w:val="StatusMessage"/>
+      </w:pPr>
       <w:r>
         <w:rPr>
-          <w:i/>
+          <w:noProof/>
         </w:rPr>
-        <w:t>Karate Kid</w:t>
-      </w:r>
-      <w:r>
-        <w:t>.”</w:t>
-      </w:r>
-    </w:p>
-    <w:p>
-      <w:r>
-        <w:t>“As I keep saying, wizardry only has a few principles to learn, and yet people make it overly complicated.</w:t>
-      </w:r>
-    </w:p>
-    <w:p>
-      <w:r>
-        <w:t>“Wizardry is just a manifestation of your life experience.</w:t>
-      </w:r>
-    </w:p>
-    <w:p>
-      <w:r>
-        <w:t>“I personally only showed Luke one Rune, but only because without that, learning Runes becomes impossible. The rest he found with some guidance.</w:t>
-      </w:r>
-    </w:p>
-    <w:p>
-      <w:r>
-        <w:t>“Before I give you my final lesson, let’s discuss advancing in this so-called game.</w:t>
+        <w:drawing>
+          <wp:inline distT="0" distB="0" distL="0" distR="0">
+            <wp:extent cx="292972" cy="113169"/>
+            <wp:effectExtent l="19050" t="0" r="0" b="0"/>
+            <wp:docPr id="27" name="Picture 3" descr="C:\Users\Burgess\AppData\Local\Microsoft\Windows\Temporary Internet Files\Content.IE5\0LM9LILP\MC900065312[1].wmf"/>
+            <wp:cNvGraphicFramePr>
+              <a:graphicFrameLocks xmlns:a="http://schemas.openxmlformats.org/drawingml/2006/main" noChangeAspect="1"/>
+            </wp:cNvGraphicFramePr>
+            <a:graphic xmlns:a="http://schemas.openxmlformats.org/drawingml/2006/main">
+              <a:graphicData uri="http://schemas.openxmlformats.org/drawingml/2006/picture">
+                <pic:pic xmlns:pic="http://schemas.openxmlformats.org/drawingml/2006/picture">
+                  <pic:nvPicPr>
+                    <pic:cNvPr id="0" name="Picture 3" descr="C:\Users\Burgess\AppData\Local\Microsoft\Windows\Temporary Internet Files\Content.IE5\0LM9LILP\MC900065312[1].wmf"/>
+                    <pic:cNvPicPr>
+                      <a:picLocks noChangeAspect="1" noChangeArrowheads="1"/>
+                    </pic:cNvPicPr>
+                  </pic:nvPicPr>
+                  <pic:blipFill>
+                    <a:blip r:embed="rId12" cstate="print"/>
+                    <a:srcRect/>
+                    <a:stretch>
+                      <a:fillRect/>
+                    </a:stretch>
+                  </pic:blipFill>
+                  <pic:spPr bwMode="auto">
+                    <a:xfrm>
+                      <a:off x="0" y="0"/>
+                      <a:ext cx="294457" cy="113743"/>
+                    </a:xfrm>
+                    <a:prstGeom prst="rect">
+                      <a:avLst/>
+                    </a:prstGeom>
+                    <a:noFill/>
+                    <a:ln w="9525">
+                      <a:noFill/>
+                      <a:miter lim="800000"/>
+                      <a:headEnd/>
+                      <a:tailEnd/>
+                    </a:ln>
+                  </pic:spPr>
+                </pic:pic>
+              </a:graphicData>
+            </a:graphic>
+          </wp:inline>
+        </w:drawing>
+      </w:r>
+    </w:p>
+    <w:p>
+      <w:pPr>
+        <w:pStyle w:val="StatusMessage"/>
+      </w:pPr>
+      <w:r>
+        <w:t>Training</w:t>
+      </w:r>
+    </w:p>
+    <w:p>
+      <w:pPr>
+        <w:pStyle w:val="StatusMessage"/>
+      </w:pPr>
+      <w:r>
+        <w:t>-- With everything in life, awareness comes first --</w:t>
+      </w:r>
+    </w:p>
+    <w:p>
+      <w:r>
+        <w:t xml:space="preserve">“Think of your aura as an amoeba,” </w:t>
+      </w:r>
+      <w:r>
+        <w:t>Taranis said and showed a figurine on his hand. The figurine was surrounded by a translucent blob. “You can’t detach it from your body. However, it can be molded like so.”</w:t>
+      </w:r>
+    </w:p>
+    <w:p>
+      <w:r>
+        <w:t>The blob spread out in front of the figurine like an anvil shape, then a star, then an umbrella above the figurine.</w:t>
+      </w:r>
+    </w:p>
+    <w:p>
+      <w:r>
+        <w:lastRenderedPageBreak/>
+        <w:t xml:space="preserve">“Your aura naturally shapes itself in response to your awareness and emotions. </w:t>
+      </w:r>
+      <w:r>
+        <w:t>Your barrier was probably bigger than otherwise possible, since you were actively trying to expand it to protect your friends. You subconsciously squished your aura to gain the needed area around you.</w:t>
+      </w:r>
+    </w:p>
+    <w:p>
+      <w:r>
+        <w:t>“However, what you need is conscious awareness of the process. With everything in life, awareness comes first. Be aware that your aura is fluid. With this awareness, allow your aura to change shape according to your desired.</w:t>
+      </w:r>
+      <w:r>
+        <w:t xml:space="preserve"> Try crouching and see what happens.”</w:t>
+      </w:r>
+    </w:p>
+    <w:p>
+      <w:r>
+        <w:t>Taranis turned to the others and said, “People’s thoughts and emotions are reflected in their auras. What this means is that ordinary people are like open books.</w:t>
+      </w:r>
+    </w:p>
+    <w:p>
+      <w:r>
+        <w:t xml:space="preserve">“Also, people’s auras touch when they interact, even at a distance. </w:t>
+      </w:r>
+      <w:r>
+        <w:t>This is true in your world and has nothing to do aura size or ether density.</w:t>
+      </w:r>
+    </w:p>
+    <w:p>
+      <w:r>
+        <w:t>“And yes, ether is responsible for monsters. That is a topic for another time.</w:t>
+      </w:r>
+    </w:p>
+    <w:p>
+      <w:r>
+        <w:t>“</w:t>
+      </w:r>
+      <w:r>
+        <w:t>People subconsciously feel a person’s emotions when they interact. Have you notice how compelling psychopaths can be? It’s because their auras reflect no uncertainty.</w:t>
+      </w:r>
+    </w:p>
+    <w:p>
+      <w:r>
+        <w:t xml:space="preserve">“As a result, </w:t>
+      </w:r>
+      <w:r>
+        <w:t xml:space="preserve">people </w:t>
+      </w:r>
+      <w:r>
+        <w:t xml:space="preserve">assume </w:t>
+      </w:r>
+      <w:r>
+        <w:t xml:space="preserve">psychopaths </w:t>
+      </w:r>
+      <w:r>
+        <w:t>know what they are talking about and so believe them.</w:t>
+      </w:r>
+    </w:p>
+    <w:p>
+      <w:r>
+        <w:t>“I suggest you train your auras. This will be essential when dealing with your business and political leaders. Please be aware that your world needs you now more than ever.</w:t>
+      </w:r>
+    </w:p>
+    <w:p>
+      <w:r>
+        <w:lastRenderedPageBreak/>
+        <w:t>“Your enemies are strong and want to turn your world into a dictatorship. Only you can stop them.”</w:t>
+      </w:r>
+    </w:p>
+    <w:p>
+      <w:r>
+        <w:t>My relatives looked shaken by th</w:t>
+      </w:r>
+      <w:r>
+        <w:t>e terrifying</w:t>
+      </w:r>
+      <w:r>
+        <w:t xml:space="preserve"> revelation.</w:t>
+      </w:r>
+    </w:p>
+    <w:p>
+      <w:r>
+        <w:t>“How can we do that?” dad asked shakily.</w:t>
+      </w:r>
+    </w:p>
+    <w:p>
+      <w:r>
+        <w:t>“You must become active in politics and use what you have learnt to fight for your world,</w:t>
+      </w:r>
+      <w:r>
+        <w:t>”</w:t>
+      </w:r>
+      <w:r>
+        <w:t xml:space="preserve"> Taranis said. “Remove all doubt in your aura. Only express your conviction. Also, learn to read people. </w:t>
+      </w:r>
+      <w:r>
+        <w:t>Your true enemies are masters of this, so your challenges are great.</w:t>
+      </w:r>
+    </w:p>
+    <w:p>
+      <w:r>
+        <w:t xml:space="preserve">“The good news is that Rank-D is good enough for you. </w:t>
+      </w:r>
+      <w:r>
+        <w:t>The mind upgrade is well worth the effort.</w:t>
+      </w:r>
+    </w:p>
+    <w:p>
+      <w:r>
+        <w:t>“</w:t>
+      </w:r>
+      <w:r>
+        <w:t>After you reach D, focus on mastering your aura. You h</w:t>
+      </w:r>
+      <w:r>
+        <w:t>ave all the tools to master it. You have little time. March equinox is not that far away.”</w:t>
+      </w:r>
+    </w:p>
+    <w:p>
+      <w:r>
+        <w:t>“Should we do that too?” Annie asked worriedly.</w:t>
+      </w:r>
+    </w:p>
+    <w:p>
+      <w:r>
+        <w:t>“Absolutely,” Taranis said, looking at her with his serious face. “Wizardry is optional. Aura control is essential, especially for you.”</w:t>
+      </w:r>
+    </w:p>
+    <w:p>
+      <w:pPr>
+        <w:pStyle w:val="StatusMessage"/>
+      </w:pPr>
+      <w:r>
+        <w:rPr>
+          <w:noProof/>
+        </w:rPr>
+        <w:drawing>
+          <wp:inline distT="0" distB="0" distL="0" distR="0">
+            <wp:extent cx="292972" cy="113169"/>
+            <wp:effectExtent l="19050" t="0" r="0" b="0"/>
+            <wp:docPr id="30" name="Picture 3" descr="C:\Users\Burgess\AppData\Local\Microsoft\Windows\Temporary Internet Files\Content.IE5\0LM9LILP\MC900065312[1].wmf"/>
+            <wp:cNvGraphicFramePr>
+              <a:graphicFrameLocks xmlns:a="http://schemas.openxmlformats.org/drawingml/2006/main" noChangeAspect="1"/>
+            </wp:cNvGraphicFramePr>
+            <a:graphic xmlns:a="http://schemas.openxmlformats.org/drawingml/2006/main">
+              <a:graphicData uri="http://schemas.openxmlformats.org/drawingml/2006/picture">
+                <pic:pic xmlns:pic="http://schemas.openxmlformats.org/drawingml/2006/picture">
+                  <pic:nvPicPr>
+                    <pic:cNvPr id="0" name="Picture 3" descr="C:\Users\Burgess\AppData\Local\Microsoft\Windows\Temporary Internet Files\Content.IE5\0LM9LILP\MC900065312[1].wmf"/>
+                    <pic:cNvPicPr>
+                      <a:picLocks noChangeAspect="1" noChangeArrowheads="1"/>
+                    </pic:cNvPicPr>
+                  </pic:nvPicPr>
+                  <pic:blipFill>
+                    <a:blip r:embed="rId12" cstate="print"/>
+                    <a:srcRect/>
+                    <a:stretch>
+                      <a:fillRect/>
+                    </a:stretch>
+                  </pic:blipFill>
+                  <pic:spPr bwMode="auto">
+                    <a:xfrm>
+                      <a:off x="0" y="0"/>
+                      <a:ext cx="294457" cy="113743"/>
+                    </a:xfrm>
+                    <a:prstGeom prst="rect">
+                      <a:avLst/>
+                    </a:prstGeom>
+                    <a:noFill/>
+                    <a:ln w="9525">
+                      <a:noFill/>
+                      <a:miter lim="800000"/>
+                      <a:headEnd/>
+                      <a:tailEnd/>
+                    </a:ln>
+                  </pic:spPr>
+                </pic:pic>
+              </a:graphicData>
+            </a:graphic>
+          </wp:inline>
+        </w:drawing>
+      </w:r>
+    </w:p>
+    <w:p>
+      <w:r>
+        <w:t>Taranis paused and then said,</w:t>
+      </w:r>
+      <w:r>
+        <w:t xml:space="preserve"> “</w:t>
+      </w:r>
+      <w:r>
+        <w:t xml:space="preserve">While Luke is </w:t>
+      </w:r>
+      <w:r>
+        <w:t>training his aura</w:t>
+      </w:r>
+      <w:r>
+        <w:t>, let’s discuss advancing in this so-called game.</w:t>
       </w:r>
     </w:p>
     <w:p>
@@ -48882,32 +49196,32 @@
         <w:t xml:space="preserve">“The good news is the demons don’t want you to die. This is because this whole operation is hugely expensive to them, and they don’t </w:t>
       </w:r>
       <w:r>
+        <w:t>want to incur additional costs</w:t>
+      </w:r>
+      <w:r>
+        <w:t xml:space="preserve">, which is </w:t>
+      </w:r>
+      <w:r>
+        <w:t xml:space="preserve">one reason why </w:t>
+      </w:r>
+      <w:r>
+        <w:t>they want you to switch</w:t>
+      </w:r>
+      <w:r>
+        <w:t>.</w:t>
+      </w:r>
+    </w:p>
+    <w:p>
+      <w:r>
+        <w:t>“There are terrifying reasons why they don’t want Elite players. Unfortunately I’m forbidden from telling you why</w:t>
+      </w:r>
+      <w:r>
+        <w:t>.</w:t>
+      </w:r>
+    </w:p>
+    <w:p>
+      <w:r>
         <w:lastRenderedPageBreak/>
-        <w:t>want to incur additional costs</w:t>
-      </w:r>
-      <w:r>
-        <w:t xml:space="preserve">, which is </w:t>
-      </w:r>
-      <w:r>
-        <w:t xml:space="preserve">one reason why </w:t>
-      </w:r>
-      <w:r>
-        <w:t>they want you to switch</w:t>
-      </w:r>
-      <w:r>
-        <w:t>.</w:t>
-      </w:r>
-    </w:p>
-    <w:p>
-      <w:r>
-        <w:t>“There are terrifying reasons why they don’t want Elite players. Unfortunately I’m forbidden from telling you why</w:t>
-      </w:r>
-      <w:r>
-        <w:t>.</w:t>
-      </w:r>
-    </w:p>
-    <w:p>
-      <w:r>
         <w:t>“Do not fall into their trap of useless loot and an easy play.</w:t>
       </w:r>
       <w:r>
@@ -49082,40 +49396,37 @@
         <w:t xml:space="preserve">neuralnet </w:t>
       </w:r>
       <w:r>
-        <w:t xml:space="preserve">will be </w:t>
-      </w:r>
+        <w:t>will be disabled, prevent you from using</w:t>
+      </w:r>
+      <w:r>
+        <w:t xml:space="preserve"> even</w:t>
+      </w:r>
+      <w:r>
+        <w:t xml:space="preserve"> its most basic functions</w:t>
+      </w:r>
+      <w:r>
+        <w:t xml:space="preserve"> while in the dungeon</w:t>
+      </w:r>
+      <w:r>
+        <w:t>s</w:t>
+      </w:r>
+      <w:r>
+        <w:t>.</w:t>
+      </w:r>
+    </w:p>
+    <w:p>
+      <w:r>
+        <w:t>“In other words, you will need paper and pencil.</w:t>
+      </w:r>
+    </w:p>
+    <w:p>
+      <w:r>
+        <w:t>“As long as you use your logic and reason, and don’t get impatient, you will do well.”</w:t>
+      </w:r>
+    </w:p>
+    <w:p>
       <w:r>
         <w:lastRenderedPageBreak/>
-        <w:t>disabled, prevent you from using</w:t>
-      </w:r>
-      <w:r>
-        <w:t xml:space="preserve"> even</w:t>
-      </w:r>
-      <w:r>
-        <w:t xml:space="preserve"> its most basic functions</w:t>
-      </w:r>
-      <w:r>
-        <w:t xml:space="preserve"> while in the dungeon</w:t>
-      </w:r>
-      <w:r>
-        <w:t>s</w:t>
-      </w:r>
-      <w:r>
-        <w:t>.</w:t>
-      </w:r>
-    </w:p>
-    <w:p>
-      <w:r>
-        <w:t>“In other words, you will need paper and pencil.</w:t>
-      </w:r>
-    </w:p>
-    <w:p>
-      <w:r>
-        <w:t>“As long as you use your logic and reason, and don’t get impatient, you will do well.”</w:t>
-      </w:r>
-    </w:p>
-    <w:p>
-      <w:r>
         <w:t xml:space="preserve">Taranis turned to the duke and said, </w:t>
       </w:r>
       <w:r>
@@ -49281,53 +49592,53 @@
     </w:p>
     <w:p>
       <w:r>
+        <w:t xml:space="preserve">“I only wish Linda and Annie </w:t>
+      </w:r>
+      <w:r>
+        <w:t>studied w</w:t>
+      </w:r>
+      <w:r>
+        <w:t>izardry</w:t>
+      </w:r>
+      <w:r>
+        <w:t xml:space="preserve">,” </w:t>
+      </w:r>
+      <w:r>
+        <w:t>Taranis said</w:t>
+      </w:r>
+      <w:r>
+        <w:t xml:space="preserve">. </w:t>
+      </w:r>
+      <w:r>
+        <w:t>He looked at Emily and said, “If your brother can do it, so can you.”</w:t>
+      </w:r>
+    </w:p>
+    <w:p>
+      <w:r>
+        <w:t xml:space="preserve">Taranis turned to the others and said, “However </w:t>
+      </w:r>
+      <w:r>
+        <w:t xml:space="preserve">wizardry </w:t>
+      </w:r>
+      <w:r>
+        <w:t>is neither necessary nor essential.</w:t>
+      </w:r>
+      <w:r>
+        <w:t xml:space="preserve"> It’s </w:t>
+      </w:r>
+      <w:r>
+        <w:t xml:space="preserve">just </w:t>
+      </w:r>
+      <w:r>
+        <w:t>a matter of trading flexibility for convenience.</w:t>
+      </w:r>
+      <w:r>
+        <w:t xml:space="preserve"> Only Essence Allocation is essential.”</w:t>
+      </w:r>
+    </w:p>
+    <w:p>
+      <w:r>
         <w:lastRenderedPageBreak/>
-        <w:t xml:space="preserve">“I only wish Linda and Annie </w:t>
-      </w:r>
-      <w:r>
-        <w:t>studied w</w:t>
-      </w:r>
-      <w:r>
-        <w:t>izardry</w:t>
-      </w:r>
-      <w:r>
-        <w:t xml:space="preserve">,” </w:t>
-      </w:r>
-      <w:r>
-        <w:t>Taranis said</w:t>
-      </w:r>
-      <w:r>
-        <w:t xml:space="preserve">. </w:t>
-      </w:r>
-      <w:r>
-        <w:t>He looked at Emily and said, “If your brother can do it, so can you.”</w:t>
-      </w:r>
-    </w:p>
-    <w:p>
-      <w:r>
-        <w:t xml:space="preserve">Taranis turned to the others and said, “However </w:t>
-      </w:r>
-      <w:r>
-        <w:t xml:space="preserve">wizardry </w:t>
-      </w:r>
-      <w:r>
-        <w:t>is neither necessary nor essential.</w:t>
-      </w:r>
-      <w:r>
-        <w:t xml:space="preserve"> It’s </w:t>
-      </w:r>
-      <w:r>
-        <w:t xml:space="preserve">just </w:t>
-      </w:r>
-      <w:r>
-        <w:t>a matter of trading flexibility for convenience.</w:t>
-      </w:r>
-      <w:r>
-        <w:t xml:space="preserve"> Only Essence Allocation is essential.”</w:t>
-      </w:r>
-    </w:p>
-    <w:p>
-      <w:r>
         <w:t xml:space="preserve">I followed Taranis to a </w:t>
       </w:r>
       <w:r>
@@ -49516,77 +49827,271 @@
     </w:p>
     <w:p>
       <w:r>
+        <w:t>“</w:t>
+      </w:r>
+      <w:r>
+        <w:t xml:space="preserve">Likewise, I </w:t>
+      </w:r>
+      <w:r>
+        <w:t>taught</w:t>
+      </w:r>
+      <w:r>
+        <w:t xml:space="preserve"> him </w:t>
+      </w:r>
+      <w:r>
+        <w:t xml:space="preserve">the </w:t>
+      </w:r>
+      <w:r>
+        <w:t xml:space="preserve">fundamentals that </w:t>
+      </w:r>
+      <w:r>
+        <w:t>cannot be learnt otherwise</w:t>
+      </w:r>
+      <w:r>
+        <w:t>.</w:t>
+      </w:r>
+      <w:r>
+        <w:t xml:space="preserve"> I also gave him some excellent books.</w:t>
+      </w:r>
+    </w:p>
+    <w:p>
+      <w:r>
+        <w:t xml:space="preserve">“Doing more </w:t>
+      </w:r>
+      <w:r>
+        <w:t xml:space="preserve">would be stifling </w:t>
+      </w:r>
+      <w:r>
+        <w:t xml:space="preserve">to </w:t>
+      </w:r>
+      <w:r>
+        <w:t>his</w:t>
+      </w:r>
+      <w:r>
+        <w:t xml:space="preserve"> growth.</w:t>
+      </w:r>
+    </w:p>
+    <w:p>
+      <w:r>
+        <w:lastRenderedPageBreak/>
+        <w:t xml:space="preserve">“Take Luke’s bubble </w:t>
+      </w:r>
+      <w:r>
+        <w:t>constructs</w:t>
+      </w:r>
+      <w:r>
+        <w:t xml:space="preserve"> for example</w:t>
+      </w:r>
+      <w:r>
+        <w:t>.</w:t>
+      </w:r>
+      <w:r>
+        <w:t xml:space="preserve"> </w:t>
+      </w:r>
+      <w:r>
+        <w:t>They are surprisingly flexible and effective in crowd control.</w:t>
+      </w:r>
+      <w:r>
+        <w:t xml:space="preserve"> Their effectiveness will increase as his aura expands.</w:t>
+      </w:r>
+    </w:p>
+    <w:p>
+      <w:r>
+        <w:t>“The number of spells Luke knows is much smaller than his peers in the magic academies. However, because he found them by himself, his understanding of them is vaster.</w:t>
+      </w:r>
+    </w:p>
+    <w:p>
+      <w:r>
+        <w:t>“</w:t>
+      </w:r>
+      <w:r>
+        <w:t xml:space="preserve">That’s the power of </w:t>
+      </w:r>
+      <w:r>
+        <w:t>a self-discovered spell</w:t>
+      </w:r>
+      <w:r>
+        <w:t>, and why hand-feeding students is bad.</w:t>
+      </w:r>
+    </w:p>
+    <w:p>
+      <w:r>
+        <w:t xml:space="preserve">“After all, there are very few fundamentals. Technically there is just one law and one grand unified </w:t>
+      </w:r>
+      <w:r>
+        <w:t>field</w:t>
+      </w:r>
+      <w:r>
+        <w:t xml:space="preserve"> controlling all reality.</w:t>
+      </w:r>
+    </w:p>
+    <w:p>
+      <w:r>
+        <w:t xml:space="preserve">“Believe it or not but his </w:t>
+      </w:r>
+      <w:r>
+        <w:t xml:space="preserve">private </w:t>
+      </w:r>
+      <w:r>
+        <w:t>schooling gave him a leg up on learning magic.”</w:t>
+      </w:r>
+    </w:p>
+    <w:p>
+      <w:r>
+        <w:t xml:space="preserve">Taranis paused and then said, “I just gave you the secret to mastering wizardry. And people waste their time </w:t>
+      </w:r>
+      <w:r>
+        <w:t>memorizing spells</w:t>
+      </w:r>
+      <w:r>
+        <w:t>.</w:t>
+      </w:r>
+    </w:p>
+    <w:p>
+      <w:r>
+        <w:t>“I do have good news. Collecting the entrance fee took a great deal of self control and discipline. Such discipline will help you immeasurably in your advancement.</w:t>
+      </w:r>
+      <w:r>
+        <w:t>”</w:t>
+      </w:r>
+    </w:p>
+    <w:p>
+      <w:r>
+        <w:t xml:space="preserve">Taranis smiled and said, “The only thing </w:t>
+      </w:r>
+      <w:r>
+        <w:t>Luke is</w:t>
+      </w:r>
+      <w:r>
+        <w:t xml:space="preserve"> now missing is tens of </w:t>
+      </w:r>
+      <w:r>
+        <w:t>thousands of hours of practice and study.</w:t>
+      </w:r>
+    </w:p>
+    <w:p>
+      <w:r>
+        <w:t>“Remember, No Pain, No Gain is the only path worth walking. All else is lies and deception.”</w:t>
+      </w:r>
+    </w:p>
+    <w:p>
+      <w:r>
+        <w:t>Taranis paused again and said, “I returned because I wanted to ask a question. What do you think of the offer to buy floating islands?”</w:t>
+      </w:r>
+    </w:p>
+    <w:p>
+      <w:r>
         <w:lastRenderedPageBreak/>
         <w:t>“</w:t>
       </w:r>
       <w:r>
-        <w:t xml:space="preserve">Likewise, I </w:t>
-      </w:r>
-      <w:r>
-        <w:t>taught</w:t>
-      </w:r>
-      <w:r>
-        <w:t xml:space="preserve"> him </w:t>
-      </w:r>
-      <w:r>
-        <w:t xml:space="preserve">the </w:t>
-      </w:r>
-      <w:r>
-        <w:t xml:space="preserve">fundamentals that </w:t>
-      </w:r>
-      <w:r>
-        <w:t>cannot be learnt otherwise</w:t>
-      </w:r>
-      <w:r>
-        <w:t>.</w:t>
-      </w:r>
-      <w:r>
-        <w:t xml:space="preserve"> I also gave him some excellent books.</w:t>
-      </w:r>
-    </w:p>
-    <w:p>
-      <w:r>
-        <w:t xml:space="preserve">“Doing more </w:t>
-      </w:r>
-      <w:r>
-        <w:t xml:space="preserve">would be stifling </w:t>
-      </w:r>
-      <w:r>
-        <w:t xml:space="preserve">to </w:t>
-      </w:r>
-      <w:r>
-        <w:t>his</w:t>
-      </w:r>
-      <w:r>
-        <w:t xml:space="preserve"> growth.</w:t>
-      </w:r>
-    </w:p>
-    <w:p>
-      <w:r>
-        <w:t xml:space="preserve">“Take Luke’s bubble </w:t>
-      </w:r>
-      <w:r>
-        <w:t>constructs</w:t>
-      </w:r>
-      <w:r>
-        <w:t xml:space="preserve"> for example</w:t>
-      </w:r>
-      <w:r>
-        <w:t>.</w:t>
+        <w:t>We don’t trust it,” Dad said. “</w:t>
+      </w:r>
+      <w:r>
+        <w:t>We are telling everyone who will listen not to fall into that trap</w:t>
+      </w:r>
+      <w:r>
+        <w:t xml:space="preserve">. </w:t>
+      </w:r>
+      <w:r>
+        <w:t>It’s not worth it if we lose our political freedoms.”</w:t>
+      </w:r>
+    </w:p>
+    <w:p>
+      <w:r>
+        <w:t>“Crooks all of them,” Gigi said.</w:t>
+      </w:r>
+    </w:p>
+    <w:p>
+      <w:r>
+        <w:t>“I quite agree,” Taranis said with a smile. “After beta</w:t>
+      </w:r>
+      <w:r>
+        <w:t xml:space="preserve"> ends</w:t>
+      </w:r>
+      <w:r>
+        <w:t>, islands without strings will become available, although natural</w:t>
+      </w:r>
+      <w:r>
+        <w:t>ly they will be more expensive.</w:t>
+      </w:r>
+    </w:p>
+    <w:p>
+      <w:r>
+        <w:t xml:space="preserve">“Before I go, if you need to contact me, just go to the adventurer’s guild and ask them to contact me. I’m </w:t>
+      </w:r>
+      <w:r>
+        <w:t>limited in where I can travel</w:t>
+      </w:r>
+      <w:r>
+        <w:t xml:space="preserve"> and what I can reveal</w:t>
+      </w:r>
+      <w:r>
+        <w:t>.”</w:t>
+      </w:r>
+    </w:p>
+    <w:p>
+      <w:r>
+        <w:t xml:space="preserve">Taranis </w:t>
+      </w:r>
+      <w:r>
+        <w:t>walked out of the room and was gone</w:t>
+      </w:r>
+      <w:r>
+        <w:t>.</w:t>
+      </w:r>
+    </w:p>
+    <w:p>
+      <w:r>
+        <w:t>“You’re so lucky going to a fancy private school,” Artemis said.</w:t>
+      </w:r>
+    </w:p>
+    <w:p>
+      <w:r>
+        <w:t>“</w:t>
+      </w:r>
+      <w:r>
+        <w:t>Didn’t Luke extend invitations?</w:t>
+      </w:r>
+      <w:r>
+        <w:t xml:space="preserve">” dad </w:t>
+      </w:r>
+      <w:r>
+        <w:t>asked</w:t>
+      </w:r>
+      <w:r>
+        <w:t>. “Just give us your parent’s contact info.”</w:t>
+      </w:r>
+    </w:p>
+    <w:p>
+      <w:r>
+        <w:t>“There are two paths,” mum said. “The physical path focuses on sports and physical fitness. The other path focuses on problem solving, science and math.”</w:t>
+      </w:r>
+    </w:p>
+    <w:p>
+      <w:r>
+        <w:t xml:space="preserve">“It’s kind of strange this school opened with a </w:t>
+      </w:r>
+      <w:r>
+        <w:t>curriculum</w:t>
       </w:r>
       <w:r>
         <w:t xml:space="preserve"> </w:t>
       </w:r>
       <w:r>
-        <w:t>They are surprisingly flexible and effective in crowd control.</w:t>
-      </w:r>
-      <w:r>
-        <w:t xml:space="preserve"> Their effectiveness will increase as his aura expands.</w:t>
-      </w:r>
-    </w:p>
-    <w:p>
-      <w:r>
-        <w:t>“The number of spells Luke knows is much smaller than his peers in the magic academies. However, because he found them by himself, his understanding of them is vaster.</w:t>
+        <w:t xml:space="preserve">perfectly </w:t>
+      </w:r>
+      <w:r>
+        <w:t>suited for this so-called game</w:t>
+      </w:r>
+      <w:r>
+        <w:t>,</w:t>
+      </w:r>
+      <w:r>
+        <w:t>”</w:t>
+      </w:r>
+      <w:r>
+        <w:t xml:space="preserve"> Gigi said.</w:t>
       </w:r>
     </w:p>
     <w:p>
@@ -49594,255 +50099,61 @@
         <w:t>“</w:t>
       </w:r>
       <w:r>
-        <w:t xml:space="preserve">That’s the power of </w:t>
-      </w:r>
-      <w:r>
-        <w:t>a self-discovered spell</w:t>
-      </w:r>
-      <w:r>
-        <w:t>, and why hand-feeding students is bad.</w:t>
-      </w:r>
-    </w:p>
-    <w:p>
-      <w:r>
-        <w:t xml:space="preserve">“After all, there are very few fundamentals. Technically there is just one law and one grand unified </w:t>
-      </w:r>
-      <w:r>
-        <w:t>field</w:t>
-      </w:r>
-      <w:r>
-        <w:t xml:space="preserve"> controlling all reality.</w:t>
-      </w:r>
-    </w:p>
-    <w:p>
-      <w:r>
-        <w:t xml:space="preserve">“Believe it or not but his </w:t>
-      </w:r>
-      <w:r>
-        <w:t xml:space="preserve">private </w:t>
-      </w:r>
-      <w:r>
-        <w:t>schooling gave him a leg up on learning magic.”</w:t>
-      </w:r>
-    </w:p>
-    <w:p>
-      <w:r>
-        <w:t xml:space="preserve">Taranis paused and then said, “I just gave you the secret to mastering wizardry. And people waste their time </w:t>
-      </w:r>
-      <w:r>
-        <w:t>memorizing spells</w:t>
-      </w:r>
-      <w:r>
-        <w:t>.</w:t>
-      </w:r>
-    </w:p>
-    <w:p>
-      <w:r>
-        <w:t>“I do have good news. Collecting the entrance fee took a great deal of self control and discipline. Such discipline will help you immeasurably in your advancement.</w:t>
-      </w:r>
-      <w:r>
-        <w:t>”</w:t>
-      </w:r>
-    </w:p>
-    <w:p>
-      <w:r>
-        <w:t xml:space="preserve">Taranis smiled and said, “The only thing </w:t>
-      </w:r>
-      <w:r>
-        <w:t>Luke is</w:t>
-      </w:r>
-      <w:r>
-        <w:t xml:space="preserve"> now missing is tens of </w:t>
-      </w:r>
-      <w:r>
-        <w:t>thousands of hours of practice and study.</w:t>
-      </w:r>
-    </w:p>
-    <w:p>
-      <w:r>
-        <w:t>“Remember, No Pain, No Gain is the only path worth walking. All else is lies and deception.”</w:t>
+        <w:t>Agree,” dad said. “</w:t>
+      </w:r>
+      <w:r>
+        <w:t>I guess it’s time to go</w:t>
+      </w:r>
+      <w:r>
+        <w:t xml:space="preserve">. </w:t>
+      </w:r>
+      <w:r>
+        <w:t>It’s already noon.”</w:t>
+      </w:r>
+    </w:p>
+    <w:p>
+      <w:r>
+        <w:t xml:space="preserve">I </w:t>
+      </w:r>
+      <w:r>
+        <w:t>rubbed</w:t>
+      </w:r>
+      <w:r>
+        <w:t xml:space="preserve"> Aspen on the </w:t>
+      </w:r>
+      <w:r>
+        <w:t>head</w:t>
+      </w:r>
+      <w:r>
+        <w:t xml:space="preserve"> as she nibbled on a teething ring</w:t>
+      </w:r>
+      <w:r>
+        <w:t>,</w:t>
+      </w:r>
+      <w:r>
+        <w:t xml:space="preserve"> and we </w:t>
+      </w:r>
+      <w:r>
+        <w:t>headed</w:t>
+      </w:r>
+      <w:r>
+        <w:t xml:space="preserve"> out.</w:t>
+      </w:r>
+    </w:p>
+    <w:p>
+      <w:r>
+        <w:t>The trip to the gate</w:t>
+      </w:r>
+      <w:r>
+        <w:t>s</w:t>
+      </w:r>
+      <w:r>
+        <w:t xml:space="preserve"> wasn’t far.</w:t>
       </w:r>
     </w:p>
     <w:p>
       <w:r>
         <w:lastRenderedPageBreak/>
-        <w:t>Taranis paused again and said, “I returned because I wanted to ask a question. What do you think of the offer to buy floating islands?”</w:t>
-      </w:r>
-    </w:p>
-    <w:p>
-      <w:r>
-        <w:t>“</w:t>
-      </w:r>
-      <w:r>
-        <w:t>We don’t trust it,” Dad said. “</w:t>
-      </w:r>
-      <w:r>
-        <w:t>We are telling everyone who will listen not to fall into that trap</w:t>
-      </w:r>
-      <w:r>
-        <w:t xml:space="preserve">. </w:t>
-      </w:r>
-      <w:r>
-        <w:t>It’s not worth it if we lose our political freedoms.”</w:t>
-      </w:r>
-    </w:p>
-    <w:p>
-      <w:r>
-        <w:t>“Crooks all of them,” Gigi said.</w:t>
-      </w:r>
-    </w:p>
-    <w:p>
-      <w:r>
-        <w:t>“I quite agree,” Taranis said with a smile. “After beta</w:t>
-      </w:r>
-      <w:r>
-        <w:t xml:space="preserve"> ends</w:t>
-      </w:r>
-      <w:r>
-        <w:t>, islands without strings will become available, although natural</w:t>
-      </w:r>
-      <w:r>
-        <w:t>ly they will be more expensive.</w:t>
-      </w:r>
-    </w:p>
-    <w:p>
-      <w:r>
-        <w:t xml:space="preserve">“Before I go, if you need to contact me, just go to the adventurer’s guild and ask them to contact me. I’m </w:t>
-      </w:r>
-      <w:r>
-        <w:t>limited in where I can travel</w:t>
-      </w:r>
-      <w:r>
-        <w:t xml:space="preserve"> and what I can reveal</w:t>
-      </w:r>
-      <w:r>
-        <w:t>.”</w:t>
-      </w:r>
-    </w:p>
-    <w:p>
-      <w:r>
-        <w:t xml:space="preserve">Taranis </w:t>
-      </w:r>
-      <w:r>
-        <w:t>walked out of the room and was gone</w:t>
-      </w:r>
-      <w:r>
-        <w:t>.</w:t>
-      </w:r>
-    </w:p>
-    <w:p>
-      <w:r>
-        <w:t>“You’re so lucky going to a fancy private school,” Artemis said.</w:t>
-      </w:r>
-    </w:p>
-    <w:p>
-      <w:r>
-        <w:t>“</w:t>
-      </w:r>
-      <w:r>
-        <w:t>Didn’t Luke extend invitations?</w:t>
-      </w:r>
-      <w:r>
-        <w:t xml:space="preserve">” dad </w:t>
-      </w:r>
-      <w:r>
-        <w:t>asked</w:t>
-      </w:r>
-      <w:r>
-        <w:t>. “Just give us your parent’s contact info.”</w:t>
-      </w:r>
-    </w:p>
-    <w:p>
-      <w:r>
-        <w:t>“There are two paths,” mum said. “The physical path focuses on sports and physical fitness. The other path focuses on problem solving, science and math.”</w:t>
-      </w:r>
-    </w:p>
-    <w:p>
-      <w:r>
-        <w:t xml:space="preserve">“It’s kind of strange this school opened with a </w:t>
-      </w:r>
-      <w:r>
-        <w:t>curriculum</w:t>
-      </w:r>
-      <w:r>
-        <w:t xml:space="preserve"> </w:t>
-      </w:r>
-      <w:r>
-        <w:t xml:space="preserve">perfectly </w:t>
-      </w:r>
-      <w:r>
-        <w:t>suited for this so-called game</w:t>
-      </w:r>
-      <w:r>
-        <w:t>,</w:t>
-      </w:r>
-      <w:r>
-        <w:t>”</w:t>
-      </w:r>
-      <w:r>
-        <w:t xml:space="preserve"> Gigi said.</w:t>
-      </w:r>
-    </w:p>
-    <w:p>
-      <w:r>
-        <w:t>“</w:t>
-      </w:r>
-      <w:r>
-        <w:t>Agree,” dad said. “</w:t>
-      </w:r>
-      <w:r>
-        <w:t>I guess it’s time to go</w:t>
-      </w:r>
-      <w:r>
-        <w:t xml:space="preserve">. </w:t>
-      </w:r>
-      <w:r>
-        <w:t>It’s already noon.”</w:t>
-      </w:r>
-    </w:p>
-    <w:p>
-      <w:r>
-        <w:t xml:space="preserve">I </w:t>
-      </w:r>
-      <w:r>
-        <w:t>rubbed</w:t>
-      </w:r>
-      <w:r>
-        <w:t xml:space="preserve"> Aspen on the </w:t>
-      </w:r>
-      <w:r>
-        <w:t>head</w:t>
-      </w:r>
-      <w:r>
-        <w:t xml:space="preserve"> as she nibbled on a teething ring</w:t>
-      </w:r>
-      <w:r>
-        <w:t>,</w:t>
-      </w:r>
-      <w:r>
-        <w:t xml:space="preserve"> and we </w:t>
-      </w:r>
-      <w:r>
-        <w:t>headed</w:t>
-      </w:r>
-      <w:r>
-        <w:t xml:space="preserve"> out.</w:t>
-      </w:r>
-    </w:p>
-    <w:p>
-      <w:r>
-        <w:lastRenderedPageBreak/>
-        <w:t>The trip to the gate</w:t>
-      </w:r>
-      <w:r>
-        <w:t>s</w:t>
-      </w:r>
-      <w:r>
-        <w:t xml:space="preserve"> wasn’t far.</w:t>
-      </w:r>
-    </w:p>
-    <w:p>
-      <w:r>
         <w:t>The wall contained multiple gates, each opening to a different location.</w:t>
       </w:r>
     </w:p>
@@ -53116,7 +53427,7 @@
             <w:rPr>
               <w:noProof/>
             </w:rPr>
-            <w:t>232</w:t>
+            <w:t>206</w:t>
           </w:r>
         </w:fldSimple>
       </w:p>
@@ -53147,7 +53458,7 @@
             <w:rPr>
               <w:noProof/>
             </w:rPr>
-            <w:t>233</w:t>
+            <w:t>207</w:t>
           </w:r>
         </w:fldSimple>
       </w:p>
@@ -53342,7 +53653,7 @@
         <v:path o:extrusionok="f" gradientshapeok="t" o:connecttype="rect"/>
         <o:lock v:ext="edit" aspectratio="t"/>
       </v:shapetype>
-      <v:shape id="_x0000_i1169" type="#_x0000_t75" style="width:3in;height:3in;visibility:visible" o:bullet="t">
+      <v:shape id="_x0000_i1049" type="#_x0000_t75" style="width:3in;height:3in;visibility:visible" o:bullet="t">
         <v:imagedata r:id="rId1" o:title="MC900065312[1]"/>
       </v:shape>
     </w:pict>
@@ -55848,7 +56159,7 @@
 </file>
 
 <file path=customXml/itemProps1.xml><?xml version="1.0" encoding="utf-8"?>
-<ds:datastoreItem xmlns:ds="http://schemas.openxmlformats.org/officeDocument/2006/customXml" ds:itemID="{ACF8739C-9EDC-452B-8CEC-7B4D6FAFE9A7}">
+<ds:datastoreItem xmlns:ds="http://schemas.openxmlformats.org/officeDocument/2006/customXml" ds:itemID="{05905615-9E88-44AA-946C-1144E1632723}">
   <ds:schemaRefs>
     <ds:schemaRef ds:uri="http://schemas.openxmlformats.org/officeDocument/2006/bibliography"/>
   </ds:schemaRefs>

--- a/Books/RPG_Books/ThePrincessAndThePlayer/Book_ThePrincessAndThePlayer.docx
+++ b/Books/RPG_Books/ThePrincessAndThePlayer/Book_ThePrincessAndThePlayer.docx
@@ -48883,7 +48883,13 @@
         <w:t>“My newest Rune is [Barrier],” I said and demonstrated. “</w:t>
       </w:r>
       <w:r>
-        <w:t>Unfortunately, I needed it just after leveling up, so I could only make it 1.6 meters around me. Now it’s almost 6 meters in radius, but it’s still tricky with agile enemies.</w:t>
+        <w:t xml:space="preserve">Unfortunately, I needed it just after leveling up, so I could only make it 1.6 meters </w:t>
+      </w:r>
+      <w:r>
+        <w:t>in radius</w:t>
+      </w:r>
+      <w:r>
+        <w:t>. Now it’s almost 6 meters in radius, but it’s still tricky with agile enemies.</w:t>
       </w:r>
     </w:p>
     <w:p>
@@ -48903,6 +48909,9 @@
     <w:p>
       <w:r>
         <w:t>“Well done,” Taranis said, making me blush. “You are making excellent progress.</w:t>
+      </w:r>
+      <w:r>
+        <w:t>”</w:t>
       </w:r>
     </w:p>
     <w:p>
@@ -48995,7 +49004,13 @@
         <w:t xml:space="preserve">“Your aura naturally shapes itself in response to your awareness and emotions. </w:t>
       </w:r>
       <w:r>
-        <w:t>Your barrier was probably bigger than otherwise possible, since you were actively trying to expand it to protect your friends. You subconsciously squished your aura to gain the needed area around you.</w:t>
+        <w:t xml:space="preserve">Your barrier was probably bigger than otherwise possible, since you were actively trying to expand it to protect your friends. You subconsciously </w:t>
+      </w:r>
+      <w:r>
+        <w:t>molded</w:t>
+      </w:r>
+      <w:r>
+        <w:t xml:space="preserve"> your aura to gain the needed area around you.</w:t>
       </w:r>
     </w:p>
     <w:p>
@@ -49013,10 +49028,22 @@
     </w:p>
     <w:p>
       <w:r>
-        <w:t xml:space="preserve">“Also, people’s auras touch when they interact, even at a distance. </w:t>
-      </w:r>
-      <w:r>
-        <w:t>This is true in your world and has nothing to do aura size or ether density.</w:t>
+        <w:t xml:space="preserve">“Also, people’s auras touch when they interact, even </w:t>
+      </w:r>
+      <w:r>
+        <w:t>across the world</w:t>
+      </w:r>
+      <w:r>
+        <w:t xml:space="preserve">. </w:t>
+      </w:r>
+      <w:r>
+        <w:t xml:space="preserve">This is true </w:t>
+      </w:r>
+      <w:r>
+        <w:t xml:space="preserve">even </w:t>
+      </w:r>
+      <w:r>
+        <w:t>in your world and has nothing to do aura size or ether density.</w:t>
       </w:r>
     </w:p>
     <w:p>
@@ -49051,13 +49078,32 @@
     </w:p>
     <w:p>
       <w:r>
+        <w:t>“The one with the greatest conviction is the one who gains the greatest trust.</w:t>
+      </w:r>
+    </w:p>
+    <w:p>
+      <w:r>
+        <w:lastRenderedPageBreak/>
         <w:t>“I suggest you train your auras. This will be essential when dealing with your business and political leaders. Please be aware that your world needs you now more than ever.</w:t>
       </w:r>
     </w:p>
     <w:p>
       <w:r>
-        <w:lastRenderedPageBreak/>
-        <w:t>“Your enemies are strong and want to turn your world into a dictatorship. Only you can stop them.”</w:t>
+        <w:t>“</w:t>
+      </w:r>
+      <w:r>
+        <w:t>Your enemies are strong and want to turn your world into a dictatorship.</w:t>
+      </w:r>
+      <w:r>
+        <w:t xml:space="preserve"> They are biding their time, preparing for when Incursion leaves Beta in March. You too much prepare.</w:t>
+      </w:r>
+    </w:p>
+    <w:p>
+      <w:r>
+        <w:t>“</w:t>
+      </w:r>
+      <w:r>
+        <w:t>Only you can stop them.”</w:t>
       </w:r>
     </w:p>
     <w:p>
@@ -49070,53 +49116,51 @@
       <w:r>
         <w:t xml:space="preserve"> revelation.</w:t>
       </w:r>
-    </w:p>
-    <w:p>
-      <w:r>
-        <w:t>“How can we do that?” dad asked shakily.</w:t>
-      </w:r>
-    </w:p>
-    <w:p>
-      <w:r>
-        <w:t>“You must become active in politics and use what you have learnt to fight for your world,</w:t>
+      <w:r>
+        <w:t xml:space="preserve"> I could feel it in their auras.</w:t>
+      </w:r>
+    </w:p>
+    <w:p>
+      <w:r>
+        <w:t>Strangely, my aura responded by flattening out, leaving only a small area over and under me.</w:t>
+      </w:r>
+      <w:r>
+        <w:t xml:space="preserve"> I raised my hand. My aura hugged me like sticky molasses.</w:t>
+      </w:r>
+    </w:p>
+    <w:p>
+      <w:r>
+        <w:t>Taranis turned to me and said, “Good work</w:t>
+      </w:r>
+      <w:r>
+        <w:t xml:space="preserve"> Luke</w:t>
+      </w:r>
+      <w:r>
+        <w:t>.</w:t>
+      </w:r>
+    </w:p>
+    <w:p>
+      <w:r>
+        <w:t>“There’s nothing like pressing need to improve the skills.</w:t>
+      </w:r>
+    </w:p>
+    <w:p>
+      <w:r>
+        <w:t>“In the beginning the aura is naturally stiff. Only training can make it fluid.</w:t>
+      </w:r>
+    </w:p>
+    <w:p>
+      <w:r>
+        <w:t>“</w:t>
+      </w:r>
+      <w:r>
+        <w:t>Now try shaping it into spikes and tendrils. How far away can you stretch it?</w:t>
+      </w:r>
+      <w:r>
+        <w:t xml:space="preserve"> After that you will need to do plenty of people watching.</w:t>
       </w:r>
       <w:r>
         <w:t>”</w:t>
-      </w:r>
-      <w:r>
-        <w:t xml:space="preserve"> Taranis said. “Remove all doubt in your aura. Only express your conviction. Also, learn to read people. </w:t>
-      </w:r>
-      <w:r>
-        <w:t>Your true enemies are masters of this, so your challenges are great.</w:t>
-      </w:r>
-    </w:p>
-    <w:p>
-      <w:r>
-        <w:t xml:space="preserve">“The good news is that Rank-D is good enough for you. </w:t>
-      </w:r>
-      <w:r>
-        <w:t>The mind upgrade is well worth the effort.</w:t>
-      </w:r>
-    </w:p>
-    <w:p>
-      <w:r>
-        <w:t>“</w:t>
-      </w:r>
-      <w:r>
-        <w:t>After you reach D, focus on mastering your aura. You h</w:t>
-      </w:r>
-      <w:r>
-        <w:t>ave all the tools to master it. You have little time. March equinox is not that far away.”</w:t>
-      </w:r>
-    </w:p>
-    <w:p>
-      <w:r>
-        <w:t>“Should we do that too?” Annie asked worriedly.</w:t>
-      </w:r>
-    </w:p>
-    <w:p>
-      <w:r>
-        <w:t>“Absolutely,” Taranis said, looking at her with his serious face. “Wizardry is optional. Aura control is essential, especially for you.”</w:t>
       </w:r>
     </w:p>
     <w:p>
@@ -49131,7 +49175,7 @@
           <wp:inline distT="0" distB="0" distL="0" distR="0">
             <wp:extent cx="292972" cy="113169"/>
             <wp:effectExtent l="19050" t="0" r="0" b="0"/>
-            <wp:docPr id="30" name="Picture 3" descr="C:\Users\Burgess\AppData\Local\Microsoft\Windows\Temporary Internet Files\Content.IE5\0LM9LILP\MC900065312[1].wmf"/>
+            <wp:docPr id="28" name="Picture 3" descr="C:\Users\Burgess\AppData\Local\Microsoft\Windows\Temporary Internet Files\Content.IE5\0LM9LILP\MC900065312[1].wmf"/>
             <wp:cNvGraphicFramePr>
               <a:graphicFrameLocks xmlns:a="http://schemas.openxmlformats.org/drawingml/2006/main" noChangeAspect="1"/>
             </wp:cNvGraphicFramePr>
@@ -49176,6 +49220,84 @@
     </w:p>
     <w:p>
       <w:r>
+        <w:t xml:space="preserve"> </w:t>
+      </w:r>
+      <w:r>
+        <w:t>“How can we do that?” dad asked shakily.</w:t>
+      </w:r>
+    </w:p>
+    <w:p>
+      <w:r>
+        <w:t>“You must become active in politics and use what you have learnt to fight for your world,</w:t>
+      </w:r>
+      <w:r>
+        <w:t>”</w:t>
+      </w:r>
+      <w:r>
+        <w:t xml:space="preserve"> Taranis said. “Remove all doubt in your aura. Only express your conviction. Also, learn to read people. </w:t>
+      </w:r>
+      <w:r>
+        <w:t>Your true enemies are masters of this, so your challenges are great.</w:t>
+      </w:r>
+    </w:p>
+    <w:p>
+      <w:r>
+        <w:lastRenderedPageBreak/>
+        <w:t>“The good news is that D</w:t>
+      </w:r>
+      <w:r>
+        <w:t>-Rank</w:t>
+      </w:r>
+      <w:r>
+        <w:t xml:space="preserve"> is good enough for you. </w:t>
+      </w:r>
+      <w:r>
+        <w:t>The mind upgrade is well worth the effort.</w:t>
+      </w:r>
+    </w:p>
+    <w:p>
+      <w:r>
+        <w:t>“Luke should be able to reach C-Rank by March.</w:t>
+      </w:r>
+      <w:r>
+        <w:t xml:space="preserve"> Also, he will do the greatest good by staying here. His daily episodes are touching millions.</w:t>
+      </w:r>
+    </w:p>
+    <w:p>
+      <w:r>
+        <w:t>“</w:t>
+      </w:r>
+      <w:r>
+        <w:t>After you reach D</w:t>
+      </w:r>
+      <w:r>
+        <w:t>-Rank</w:t>
+      </w:r>
+      <w:r>
+        <w:t>, focus on mastering your aura. You h</w:t>
+      </w:r>
+      <w:r>
+        <w:t xml:space="preserve">ave all the tools to master it. </w:t>
+      </w:r>
+      <w:r>
+        <w:t>Unfortunately y</w:t>
+      </w:r>
+      <w:r>
+        <w:t>ou have little time. March equinox is not that far away.”</w:t>
+      </w:r>
+    </w:p>
+    <w:p>
+      <w:r>
+        <w:t>“Should we do that too?” Annie asked worriedly.</w:t>
+      </w:r>
+    </w:p>
+    <w:p>
+      <w:r>
+        <w:t>“Absolutely,” Taranis said, looking at her with his serious face. “Wizardry is optional. Aura control is essential, especially for you.”</w:t>
+      </w:r>
+    </w:p>
+    <w:p>
+      <w:r>
         <w:t>Taranis paused and then said,</w:t>
       </w:r>
       <w:r>
@@ -49221,7 +49343,6 @@
     </w:p>
     <w:p>
       <w:r>
-        <w:lastRenderedPageBreak/>
         <w:t>“Do not fall into their trap of useless loot and an easy play.</w:t>
       </w:r>
       <w:r>
@@ -49242,15 +49363,12 @@
         <w:t>“</w:t>
       </w:r>
       <w:r>
-        <w:t>The point is</w:t>
+        <w:t>The demons</w:t>
       </w:r>
       <w:r>
         <w:t xml:space="preserve"> </w:t>
       </w:r>
       <w:r>
-        <w:t xml:space="preserve">the demons are a divided people. They </w:t>
-      </w:r>
-      <w:r>
         <w:t>are forbidden from killing</w:t>
       </w:r>
       <w:r>
@@ -49268,6 +49386,7 @@
     </w:p>
     <w:p>
       <w:r>
+        <w:lastRenderedPageBreak/>
         <w:t xml:space="preserve">“Remember, they truly enjoy </w:t>
       </w:r>
       <w:r>
@@ -49426,20 +49545,20 @@
     </w:p>
     <w:p>
       <w:r>
+        <w:t xml:space="preserve">Taranis turned to the duke and said, </w:t>
+      </w:r>
+      <w:r>
+        <w:t>“My friend, please show us a place where we can train for half an hour,” Taranis said. “Then you may start your adventure.”</w:t>
+      </w:r>
+    </w:p>
+    <w:p>
+      <w:r>
+        <w:t>“I feel out of place,” Eric muttered. Artemis, Evelyn, and Harold agreed.</w:t>
+      </w:r>
+    </w:p>
+    <w:p>
+      <w:r>
         <w:lastRenderedPageBreak/>
-        <w:t xml:space="preserve">Taranis turned to the duke and said, </w:t>
-      </w:r>
-      <w:r>
-        <w:t>“My friend, please show us a place where we can train for half an hour,” Taranis said. “Then you may start your adventure.”</w:t>
-      </w:r>
-    </w:p>
-    <w:p>
-      <w:r>
-        <w:t>“I feel out of place,” Eric muttered. Artemis, Evelyn, and Harold agreed.</w:t>
-      </w:r>
-    </w:p>
-    <w:p>
-      <w:r>
         <w:t xml:space="preserve">“You </w:t>
       </w:r>
       <w:r>
@@ -49543,7 +49662,13 @@
     </w:p>
     <w:p>
       <w:r>
-        <w:t xml:space="preserve">“Yes I know </w:t>
+        <w:t>“Yes</w:t>
+      </w:r>
+      <w:r>
+        <w:t>,</w:t>
+      </w:r>
+      <w:r>
+        <w:t xml:space="preserve"> I know </w:t>
       </w:r>
       <w:r>
         <w:t>Body Tempering</w:t>
@@ -49555,100 +49680,84 @@
         <w:t xml:space="preserve">is </w:t>
       </w:r>
       <w:r>
-        <w:t xml:space="preserve">unpleasant, and you </w:t>
+        <w:t>unpleasant</w:t>
+      </w:r>
+      <w:r>
+        <w:t>. Yes, you will lose your class bonuses</w:t>
+      </w:r>
+      <w:r>
+        <w:t xml:space="preserve"> and you </w:t>
       </w:r>
       <w:r>
         <w:t xml:space="preserve">will </w:t>
       </w:r>
       <w:r>
-        <w:t>lose your class bonuses. However, I assure you it is well worth it in the long run.</w:t>
-      </w:r>
-    </w:p>
-    <w:p>
-      <w:r>
-        <w:t>“</w:t>
-      </w:r>
-      <w:r>
-        <w:t xml:space="preserve">That being said, it is amazing that </w:t>
-      </w:r>
-      <w:r>
-        <w:t xml:space="preserve">Emily, </w:t>
-      </w:r>
-      <w:r>
-        <w:t xml:space="preserve">Luke, Annie, and Linda have all </w:t>
-      </w:r>
-      <w:r>
-        <w:t>passed</w:t>
-      </w:r>
-      <w:r>
-        <w:t xml:space="preserve"> that </w:t>
-      </w:r>
-      <w:r>
-        <w:t>milestone</w:t>
-      </w:r>
-      <w:r>
-        <w:t>.</w:t>
-      </w:r>
-    </w:p>
-    <w:p>
-      <w:r>
-        <w:t xml:space="preserve">“I only wish Linda and Annie </w:t>
-      </w:r>
-      <w:r>
-        <w:t>studied w</w:t>
-      </w:r>
-      <w:r>
-        <w:t>izardry</w:t>
-      </w:r>
-      <w:r>
-        <w:t xml:space="preserve">,” </w:t>
-      </w:r>
-      <w:r>
-        <w:t>Taranis said</w:t>
-      </w:r>
-      <w:r>
-        <w:t xml:space="preserve">. </w:t>
-      </w:r>
-      <w:r>
-        <w:t>He looked at Emily and said, “If your brother can do it, so can you.”</w:t>
-      </w:r>
-    </w:p>
-    <w:p>
-      <w:r>
-        <w:t xml:space="preserve">Taranis turned to the others and said, “However </w:t>
-      </w:r>
-      <w:r>
-        <w:t xml:space="preserve">wizardry </w:t>
-      </w:r>
-      <w:r>
-        <w:t>is neither necessary nor essential.</w:t>
-      </w:r>
-      <w:r>
-        <w:t xml:space="preserve"> It’s </w:t>
-      </w:r>
-      <w:r>
-        <w:t xml:space="preserve">just </w:t>
-      </w:r>
-      <w:r>
-        <w:t>a matter of trading flexibility for convenience.</w:t>
-      </w:r>
-      <w:r>
-        <w:t xml:space="preserve"> Only Essence Allocation is essential.”</w:t>
+        <w:t>need to start from scratch.</w:t>
+      </w:r>
+    </w:p>
+    <w:p>
+      <w:r>
+        <w:t>“However, most of the Essence you collect now can be reused.</w:t>
+      </w:r>
+    </w:p>
+    <w:p>
+      <w:r>
+        <w:t>“On the other hand, the benefits are greater than you can imagine.</w:t>
+      </w:r>
+    </w:p>
+    <w:p>
+      <w:r>
+        <w:t>“Annie and Linda know what these benefits are. However, as part of the agreement they signed, all knowledge of Cultivation has been locked.</w:t>
+      </w:r>
+    </w:p>
+    <w:p>
+      <w:r>
+        <w:t xml:space="preserve">“That being said, it is amazing that Emily, Luke, Annie, and Linda </w:t>
+      </w:r>
+      <w:r>
+        <w:t>can do Essence Allocation</w:t>
+      </w:r>
+      <w:r>
+        <w:t xml:space="preserve"> at their age</w:t>
+      </w:r>
+      <w:r>
+        <w:t>.</w:t>
+      </w:r>
+    </w:p>
+    <w:p>
+      <w:r>
+        <w:t>“Oh, one more thing,” Taranis added. “Please contact me before you return home. I have something I need to give you then.</w:t>
+      </w:r>
+    </w:p>
+    <w:p>
+      <w:r>
+        <w:t>“To contact me, just go to the adventurer’s guild and ask for me. I’m limited in where I can travel and what I can reveal.”</w:t>
       </w:r>
     </w:p>
     <w:p>
       <w:r>
         <w:lastRenderedPageBreak/>
-        <w:t xml:space="preserve">I followed Taranis to a </w:t>
-      </w:r>
-      <w:r>
-        <w:t xml:space="preserve">courtyard and Taranis said, “Okay </w:t>
-      </w:r>
-      <w:r>
-        <w:t>Luke</w:t>
-      </w:r>
-      <w:r>
-        <w:t>, show me the spells you have learned.”</w:t>
+        <w:t>Taranis paused again and said, “What do you think of the offer to buy floating islands?”</w:t>
+      </w:r>
+    </w:p>
+    <w:p>
+      <w:r>
+        <w:t>“We don’t trust it,” dad said. “We are telling everyone who will listen not to fall into that trap. It’s not worth it if we lose our political freedoms.”</w:t>
+      </w:r>
+    </w:p>
+    <w:p>
+      <w:r>
+        <w:t>“Crooks all of them,” Gigi said.</w:t>
+      </w:r>
+    </w:p>
+    <w:p>
+      <w:r>
+        <w:t>“I quite agree,” Taranis said with a smile. “After beta ends, islands without strings will become available, although naturally they will be more expensive.</w:t>
+      </w:r>
+    </w:p>
+    <w:p>
+      <w:r>
+        <w:t>“If you’ll excuse me, I need to give my protégé his next lesson.”</w:t>
       </w:r>
     </w:p>
     <w:p>
@@ -49723,481 +49832,78 @@
         <w:t xml:space="preserve"> </w:t>
       </w:r>
       <w:r>
+        <w:t>There were also strange objects used by schools to teach their students.</w:t>
+      </w:r>
+    </w:p>
+    <w:p>
+      <w:r>
         <w:t>Fortunately</w:t>
       </w:r>
       <w:r>
         <w:t>,</w:t>
       </w:r>
       <w:r>
-        <w:t xml:space="preserve"> spelling was phonetic, so I could read the books.</w:t>
-      </w:r>
-      <w:r>
-        <w:t xml:space="preserve"> There w</w:t>
-      </w:r>
-      <w:r>
-        <w:t>ere</w:t>
-      </w:r>
-      <w:r>
-        <w:t xml:space="preserve"> also learning aids such as a dictionary.</w:t>
-      </w:r>
-    </w:p>
-    <w:p>
-      <w:r>
-        <w:t xml:space="preserve">Taranis </w:t>
-      </w:r>
-      <w:r>
-        <w:t>exited the room</w:t>
-      </w:r>
-      <w:r>
-        <w:t xml:space="preserve"> and Wally said, “That Taranis is</w:t>
-      </w:r>
-      <w:r>
-        <w:t xml:space="preserve"> a hard teacher. He is a professor</w:t>
-      </w:r>
-      <w:r>
-        <w:t xml:space="preserve"> at the </w:t>
-      </w:r>
-      <w:r>
-        <w:t>Royal Academy of Wizardry in Borostein.</w:t>
-      </w:r>
-      <w:r>
         <w:t xml:space="preserve"> </w:t>
       </w:r>
       <w:r>
-        <w:t>However, everyone fears him because he expects too much from everyone. H</w:t>
-      </w:r>
-      <w:r>
-        <w:t xml:space="preserve">is lack of explanations is </w:t>
-      </w:r>
-      <w:r>
-        <w:t xml:space="preserve">legendary. I doubt he spent more than </w:t>
-      </w:r>
-      <w:r>
-        <w:t>10</w:t>
-      </w:r>
-      <w:r>
-        <w:t xml:space="preserve"> hours teaching Luke</w:t>
-      </w:r>
-      <w:r>
-        <w:t xml:space="preserve"> in total</w:t>
-      </w:r>
-      <w:r>
-        <w:t>.”</w:t>
-      </w:r>
-    </w:p>
-    <w:p>
-      <w:r>
-        <w:t>“</w:t>
-      </w:r>
-      <w:r>
-        <w:t>That’s about right</w:t>
-      </w:r>
-      <w:r>
-        <w:t>,” I agreed.</w:t>
-      </w:r>
-    </w:p>
-    <w:p>
-      <w:r>
-        <w:t xml:space="preserve">Taranis </w:t>
-      </w:r>
-      <w:r>
-        <w:t>walked</w:t>
-      </w:r>
-      <w:r>
-        <w:t xml:space="preserve"> back into the room </w:t>
-      </w:r>
-      <w:r>
-        <w:t>and said, “Magic isn’t something you are taught but something you find deep inside of you.</w:t>
-      </w:r>
-    </w:p>
-    <w:p>
-      <w:r>
-        <w:t>“It’s more art than science.</w:t>
-      </w:r>
-    </w:p>
-    <w:p>
-      <w:r>
-        <w:t>“As I said, I only showed Luke one Rune, since without it Rune formation becomes impossible.</w:t>
-      </w:r>
-    </w:p>
-    <w:p>
-      <w:r>
-        <w:t>“And yet he learnt Runes by himself. That’s amazing.</w:t>
-      </w:r>
-    </w:p>
-    <w:p>
-      <w:r>
-        <w:t>“</w:t>
-      </w:r>
-      <w:r>
-        <w:t xml:space="preserve">Likewise, I </w:t>
-      </w:r>
-      <w:r>
-        <w:t>taught</w:t>
-      </w:r>
-      <w:r>
-        <w:t xml:space="preserve"> him </w:t>
-      </w:r>
-      <w:r>
-        <w:t xml:space="preserve">the </w:t>
-      </w:r>
-      <w:r>
-        <w:t xml:space="preserve">fundamentals that </w:t>
-      </w:r>
-      <w:r>
-        <w:t>cannot be learnt otherwise</w:t>
-      </w:r>
-      <w:r>
-        <w:t>.</w:t>
-      </w:r>
-      <w:r>
-        <w:t xml:space="preserve"> I also gave him some excellent books.</w:t>
-      </w:r>
-    </w:p>
-    <w:p>
-      <w:r>
-        <w:t xml:space="preserve">“Doing more </w:t>
-      </w:r>
-      <w:r>
-        <w:t xml:space="preserve">would be stifling </w:t>
-      </w:r>
-      <w:r>
-        <w:t xml:space="preserve">to </w:t>
-      </w:r>
-      <w:r>
-        <w:t>his</w:t>
-      </w:r>
-      <w:r>
-        <w:t xml:space="preserve"> growth.</w:t>
+        <w:t>Babel was a</w:t>
+      </w:r>
+      <w:r>
+        <w:t xml:space="preserve"> phonetic</w:t>
+      </w:r>
+      <w:r>
+        <w:t xml:space="preserve"> language</w:t>
+      </w:r>
+      <w:r>
+        <w:t>, so I could read the books.</w:t>
+      </w:r>
+    </w:p>
+    <w:p>
+      <w:r>
+        <w:t>More importantly I had Annie to help me</w:t>
+      </w:r>
+      <w:r>
+        <w:t xml:space="preserve"> with the language.</w:t>
+      </w:r>
+    </w:p>
+    <w:p>
+      <w:r>
+        <w:t>When I returned I found my family in the meditation room, training their auras.</w:t>
+      </w:r>
+    </w:p>
+    <w:p>
+      <w:r>
+        <w:t xml:space="preserve">Eric, Artemis, Evelyn, and Harold were sitting on pillows, trying their best to </w:t>
+      </w:r>
+      <w:r>
+        <w:t>meditate. However by their restlessness they were doing a terrible job.</w:t>
+      </w:r>
+    </w:p>
+    <w:p>
+      <w:r>
+        <w:t>“We decided to postpone our trip to the Shattered Lands for a day,” dad said. “We feel this aura training is more important.”</w:t>
       </w:r>
     </w:p>
     <w:p>
       <w:r>
         <w:lastRenderedPageBreak/>
-        <w:t xml:space="preserve">“Take Luke’s bubble </w:t>
-      </w:r>
-      <w:r>
-        <w:t>constructs</w:t>
-      </w:r>
-      <w:r>
-        <w:t xml:space="preserve"> for example</w:t>
-      </w:r>
-      <w:r>
-        <w:t>.</w:t>
-      </w:r>
-      <w:r>
-        <w:t xml:space="preserve"> </w:t>
-      </w:r>
-      <w:r>
-        <w:t>They are surprisingly flexible and effective in crowd control.</w:t>
-      </w:r>
-      <w:r>
-        <w:t xml:space="preserve"> Their effectiveness will increase as his aura expands.</w:t>
-      </w:r>
-    </w:p>
-    <w:p>
-      <w:r>
-        <w:t>“The number of spells Luke knows is much smaller than his peers in the magic academies. However, because he found them by himself, his understanding of them is vaster.</w:t>
-      </w:r>
-    </w:p>
-    <w:p>
-      <w:r>
-        <w:t>“</w:t>
-      </w:r>
-      <w:r>
-        <w:t xml:space="preserve">That’s the power of </w:t>
-      </w:r>
-      <w:r>
-        <w:t>a self-discovered spell</w:t>
-      </w:r>
-      <w:r>
-        <w:t>, and why hand-feeding students is bad.</w:t>
-      </w:r>
-    </w:p>
-    <w:p>
-      <w:r>
-        <w:t xml:space="preserve">“After all, there are very few fundamentals. Technically there is just one law and one grand unified </w:t>
-      </w:r>
-      <w:r>
-        <w:t>field</w:t>
-      </w:r>
-      <w:r>
-        <w:t xml:space="preserve"> controlling all reality.</w:t>
-      </w:r>
-    </w:p>
-    <w:p>
-      <w:r>
-        <w:t xml:space="preserve">“Believe it or not but his </w:t>
-      </w:r>
-      <w:r>
-        <w:t xml:space="preserve">private </w:t>
-      </w:r>
-      <w:r>
-        <w:t>schooling gave him a leg up on learning magic.”</w:t>
-      </w:r>
-    </w:p>
-    <w:p>
-      <w:r>
-        <w:t xml:space="preserve">Taranis paused and then said, “I just gave you the secret to mastering wizardry. And people waste their time </w:t>
-      </w:r>
-      <w:r>
-        <w:t>memorizing spells</w:t>
-      </w:r>
-      <w:r>
-        <w:t>.</w:t>
-      </w:r>
-    </w:p>
-    <w:p>
-      <w:r>
-        <w:t>“I do have good news. Collecting the entrance fee took a great deal of self control and discipline. Such discipline will help you immeasurably in your advancement.</w:t>
-      </w:r>
-      <w:r>
-        <w:t>”</w:t>
-      </w:r>
-    </w:p>
-    <w:p>
-      <w:r>
-        <w:t xml:space="preserve">Taranis smiled and said, “The only thing </w:t>
-      </w:r>
-      <w:r>
-        <w:t>Luke is</w:t>
-      </w:r>
-      <w:r>
-        <w:t xml:space="preserve"> now missing is tens of </w:t>
-      </w:r>
-      <w:r>
-        <w:t>thousands of hours of practice and study.</w:t>
-      </w:r>
-    </w:p>
-    <w:p>
-      <w:r>
-        <w:t>“Remember, No Pain, No Gain is the only path worth walking. All else is lies and deception.”</w:t>
-      </w:r>
-    </w:p>
-    <w:p>
-      <w:r>
-        <w:t>Taranis paused again and said, “I returned because I wanted to ask a question. What do you think of the offer to buy floating islands?”</w:t>
-      </w:r>
-    </w:p>
-    <w:p>
-      <w:r>
-        <w:lastRenderedPageBreak/>
-        <w:t>“</w:t>
-      </w:r>
-      <w:r>
-        <w:t>We don’t trust it,” Dad said. “</w:t>
-      </w:r>
-      <w:r>
-        <w:t>We are telling everyone who will listen not to fall into that trap</w:t>
-      </w:r>
-      <w:r>
-        <w:t xml:space="preserve">. </w:t>
-      </w:r>
-      <w:r>
-        <w:t>It’s not worth it if we lose our political freedoms.”</w:t>
-      </w:r>
-    </w:p>
-    <w:p>
-      <w:r>
-        <w:t>“Crooks all of them,” Gigi said.</w:t>
-      </w:r>
-    </w:p>
-    <w:p>
-      <w:r>
-        <w:t>“I quite agree,” Taranis said with a smile. “After beta</w:t>
-      </w:r>
-      <w:r>
-        <w:t xml:space="preserve"> ends</w:t>
-      </w:r>
-      <w:r>
-        <w:t>, islands without strings will become available, although natural</w:t>
-      </w:r>
-      <w:r>
-        <w:t>ly they will be more expensive.</w:t>
-      </w:r>
-    </w:p>
-    <w:p>
-      <w:r>
-        <w:t xml:space="preserve">“Before I go, if you need to contact me, just go to the adventurer’s guild and ask them to contact me. I’m </w:t>
-      </w:r>
-      <w:r>
-        <w:t>limited in where I can travel</w:t>
-      </w:r>
-      <w:r>
-        <w:t xml:space="preserve"> and what I can reveal</w:t>
-      </w:r>
-      <w:r>
-        <w:t>.”</w:t>
-      </w:r>
-    </w:p>
-    <w:p>
-      <w:r>
-        <w:t xml:space="preserve">Taranis </w:t>
-      </w:r>
-      <w:r>
-        <w:t>walked out of the room and was gone</w:t>
-      </w:r>
-      <w:r>
-        <w:t>.</w:t>
-      </w:r>
-    </w:p>
-    <w:p>
-      <w:r>
-        <w:t>“You’re so lucky going to a fancy private school,” Artemis said.</w:t>
-      </w:r>
-    </w:p>
-    <w:p>
-      <w:r>
-        <w:t>“</w:t>
-      </w:r>
-      <w:r>
-        <w:t>Didn’t Luke extend invitations?</w:t>
-      </w:r>
-      <w:r>
-        <w:t xml:space="preserve">” dad </w:t>
-      </w:r>
-      <w:r>
-        <w:t>asked</w:t>
-      </w:r>
-      <w:r>
-        <w:t>. “Just give us your parent’s contact info.”</w:t>
-      </w:r>
-    </w:p>
-    <w:p>
-      <w:r>
-        <w:t>“There are two paths,” mum said. “The physical path focuses on sports and physical fitness. The other path focuses on problem solving, science and math.”</w:t>
-      </w:r>
-    </w:p>
-    <w:p>
-      <w:r>
-        <w:t xml:space="preserve">“It’s kind of strange this school opened with a </w:t>
-      </w:r>
-      <w:r>
-        <w:t>curriculum</w:t>
-      </w:r>
-      <w:r>
-        <w:t xml:space="preserve"> </w:t>
-      </w:r>
-      <w:r>
-        <w:t xml:space="preserve">perfectly </w:t>
-      </w:r>
-      <w:r>
-        <w:t>suited for this so-called game</w:t>
-      </w:r>
-      <w:r>
-        <w:t>,</w:t>
-      </w:r>
-      <w:r>
-        <w:t>”</w:t>
-      </w:r>
-      <w:r>
-        <w:t xml:space="preserve"> Gigi said.</w:t>
-      </w:r>
-    </w:p>
-    <w:p>
-      <w:r>
-        <w:t>“</w:t>
-      </w:r>
-      <w:r>
-        <w:t>Agree,” dad said. “</w:t>
-      </w:r>
-      <w:r>
-        <w:t>I guess it’s time to go</w:t>
-      </w:r>
-      <w:r>
-        <w:t xml:space="preserve">. </w:t>
-      </w:r>
-      <w:r>
-        <w:t>It’s already noon.”</w:t>
-      </w:r>
-    </w:p>
-    <w:p>
-      <w:r>
-        <w:t xml:space="preserve">I </w:t>
-      </w:r>
-      <w:r>
-        <w:t>rubbed</w:t>
-      </w:r>
-      <w:r>
-        <w:t xml:space="preserve"> Aspen on the </w:t>
-      </w:r>
-      <w:r>
-        <w:t>head</w:t>
-      </w:r>
-      <w:r>
-        <w:t xml:space="preserve"> as she nibbled on a teething ring</w:t>
-      </w:r>
-      <w:r>
-        <w:t>,</w:t>
-      </w:r>
-      <w:r>
-        <w:t xml:space="preserve"> and we </w:t>
-      </w:r>
-      <w:r>
-        <w:t>headed</w:t>
-      </w:r>
-      <w:r>
-        <w:t xml:space="preserve"> out.</w:t>
-      </w:r>
-    </w:p>
-    <w:p>
-      <w:r>
-        <w:t>The trip to the gate</w:t>
-      </w:r>
-      <w:r>
-        <w:t>s</w:t>
-      </w:r>
-      <w:r>
-        <w:t xml:space="preserve"> wasn’t far.</w:t>
-      </w:r>
-    </w:p>
-    <w:p>
-      <w:r>
-        <w:lastRenderedPageBreak/>
-        <w:t>The wall contained multiple gates, each opening to a different location.</w:t>
-      </w:r>
-    </w:p>
-    <w:p>
-      <w:r>
-        <w:t>The gate</w:t>
-      </w:r>
-      <w:r>
-        <w:t>s</w:t>
-      </w:r>
-      <w:r>
-        <w:t xml:space="preserve"> w</w:t>
-      </w:r>
-      <w:r>
-        <w:t>ere</w:t>
-      </w:r>
-      <w:r>
-        <w:t xml:space="preserve"> rather </w:t>
-      </w:r>
-      <w:r>
-        <w:t>plain</w:t>
-      </w:r>
-      <w:r>
-        <w:t xml:space="preserve"> with simple stone doors</w:t>
-      </w:r>
-      <w:r>
-        <w:t>,</w:t>
-      </w:r>
-      <w:r>
-        <w:t xml:space="preserve"> open and ready for </w:t>
-      </w:r>
-      <w:r>
-        <w:t>visitors</w:t>
-      </w:r>
-      <w:r>
-        <w:t>.</w:t>
-      </w:r>
-      <w:r>
-        <w:t xml:space="preserve"> The other side of each showed new vistas.</w:t>
-      </w:r>
-    </w:p>
-    <w:p>
-      <w:r>
-        <w:t>A slow but constant stream of people passed through.</w:t>
+        <w:t xml:space="preserve">“Eric, Artemis, Evelyn, Harold, why don’t you get a sound system?” I </w:t>
+      </w:r>
+      <w:r>
+        <w:t>suggested</w:t>
+      </w:r>
+      <w:r>
+        <w:t>. “Use an AI to help you do some meditation.”</w:t>
+      </w:r>
+    </w:p>
+    <w:p>
+      <w:r>
+        <w:t>“That’s an excellent idea,” dad said.</w:t>
+      </w:r>
+    </w:p>
+    <w:p>
+      <w:r>
+        <w:t>The group agreed and left, leaving us to work on aura awareness.</w:t>
       </w:r>
     </w:p>
     <w:p>
@@ -50225,6 +49931,11 @@
     </w:p>
     <w:p>
       <w:r>
+        <w:t>The next day after breakfast we headed for the portals.</w:t>
+      </w:r>
+    </w:p>
+    <w:p>
+      <w:r>
         <w:t xml:space="preserve">We stepped through the </w:t>
       </w:r>
       <w:r>
@@ -50473,6 +50184,15 @@
     </w:p>
     <w:p>
       <w:r>
+        <w:t>&lt;&gt;</w:t>
+      </w:r>
+    </w:p>
+    <w:p/>
+    <w:p/>
+    <w:p/>
+    <w:p/>
+    <w:p>
+      <w:r>
         <w:t>“Come let’s see what’s at the edge,” I said and ran forward.</w:t>
       </w:r>
     </w:p>
@@ -50558,6 +50278,7 @@
     </w:p>
     <w:p>
       <w:r>
+        <w:lastRenderedPageBreak/>
         <w:t>We exited the safe zone and ventured into the</w:t>
       </w:r>
       <w:r>
@@ -50591,7 +50312,6 @@
     </w:p>
     <w:p>
       <w:r>
-        <w:lastRenderedPageBreak/>
         <w:t xml:space="preserve">“Why are there so many monsters?” </w:t>
       </w:r>
       <w:r>
@@ -50743,6 +50463,7 @@
     </w:p>
     <w:p>
       <w:r>
+        <w:lastRenderedPageBreak/>
         <w:t xml:space="preserve">I raised my bubble barrier and the bulls </w:t>
       </w:r>
       <w:r>
@@ -50782,14 +50503,337 @@
     </w:p>
     <w:p>
       <w:r>
+        <w:t>“Before the transition, it leveled by 1m, after it will increase by 1</w:t>
+      </w:r>
+      <w:r>
+        <w:t>2</w:t>
+      </w:r>
+      <w:r>
+        <w:t>m per side,” Annie said.</w:t>
+      </w:r>
+    </w:p>
+    <w:p>
+      <w:r>
+        <w:t>“</w:t>
+      </w:r>
+      <w:r>
+        <w:t>Our only danger is getting overwhelmed.</w:t>
+      </w:r>
+      <w:r>
+        <w:t>”</w:t>
+      </w:r>
+    </w:p>
+    <w:p>
+      <w:r>
+        <w:t>“I’ll cook their…” I started.</w:t>
+      </w:r>
+    </w:p>
+    <w:p>
+      <w:r>
+        <w:t>“Fire won’t work on them,” Annie said. “Try Ice.</w:t>
+      </w:r>
+      <w:r>
+        <w:t>”</w:t>
+      </w:r>
+    </w:p>
+    <w:p>
+      <w:r>
+        <w:t xml:space="preserve">Eric whipped out a monster club and faced the creatures. The first got up and charged. Eric slammed down </w:t>
+      </w:r>
+      <w:r>
+        <w:t xml:space="preserve">with the club </w:t>
+      </w:r>
+      <w:r>
+        <w:t>and cracked the bull’s skull.</w:t>
+      </w:r>
+    </w:p>
+    <w:p>
+      <w:r>
+        <w:t>For a moment I wondered how he did that. Then I remembered Eric was already D-</w:t>
+      </w:r>
+      <w:r>
+        <w:t>0</w:t>
+      </w:r>
+      <w:r>
+        <w:t xml:space="preserve"> and he prioritized strength. With spikes on the club, shattering a skull was doable.</w:t>
+      </w:r>
+    </w:p>
+    <w:p>
+      <w:r>
+        <w:t>I dismissed the original bubble wall and created a</w:t>
+      </w:r>
+      <w:r>
+        <w:t>n orange</w:t>
+      </w:r>
+      <w:r>
+        <w:t xml:space="preserve"> bubble trellis</w:t>
+      </w:r>
+      <w:r>
+        <w:t>, lying flat on the ground</w:t>
+      </w:r>
+      <w:r>
+        <w:t>. Coloring the bubble wall was tricky, and it took me quite awhile to figure out the process. But now it was second nature.</w:t>
+      </w:r>
+    </w:p>
+    <w:p>
+      <w:r>
+        <w:t>The trellis was another crowd control tool I created while we collect</w:t>
+      </w:r>
+      <w:r>
+        <w:t>ed</w:t>
+      </w:r>
+      <w:r>
+        <w:t xml:space="preserve"> the demon gate toll. It was easy to step over. However, it made it impossible to run over</w:t>
+      </w:r>
+      <w:r>
+        <w:t xml:space="preserve">, and </w:t>
+      </w:r>
+      <w:r>
+        <w:t>o</w:t>
+      </w:r>
+      <w:r>
+        <w:t>f course the orange was for our benefit.</w:t>
+      </w:r>
+    </w:p>
+    <w:p>
+      <w:r>
         <w:lastRenderedPageBreak/>
-        <w:t>“Before the transition, it leveled by 1m, after it will increase by 1</w:t>
-      </w:r>
-      <w:r>
-        <w:t>2</w:t>
-      </w:r>
-      <w:r>
-        <w:t>m per side,” Annie said.</w:t>
+        <w:t>A bull charged at me</w:t>
+      </w:r>
+      <w:r>
+        <w:t xml:space="preserve"> and tripped. Unfortunately I got doused </w:t>
+      </w:r>
+      <w:r>
+        <w:t>with fire. I screamed in pain and stabbed with my glaive.</w:t>
+      </w:r>
+    </w:p>
+    <w:p>
+      <w:r>
+        <w:t>Unfortunately the glaive on</w:t>
+      </w:r>
+      <w:r>
+        <w:t>ly scratched the monster’s hide.</w:t>
+      </w:r>
+    </w:p>
+    <w:p>
+      <w:r>
+        <w:t>“Can you use your gun?” Eric asked</w:t>
+      </w:r>
+      <w:r>
+        <w:t>.</w:t>
+      </w:r>
+    </w:p>
+    <w:p>
+      <w:r>
+        <w:t>I watched Linda use her gun to shoot bulls.</w:t>
+      </w:r>
+    </w:p>
+    <w:p>
+      <w:r>
+        <w:t>“Sorry,” I said. “</w:t>
+      </w:r>
+      <w:r>
+        <w:t>M</w:t>
+      </w:r>
+      <w:r>
+        <w:t xml:space="preserve">y mamma is being used to </w:t>
+      </w:r>
+      <w:r>
+        <w:t>maintain the trip fence.</w:t>
+      </w:r>
+      <w:r>
+        <w:t xml:space="preserve"> These guys kick hard</w:t>
+      </w:r>
+      <w:r>
+        <w:t>.”</w:t>
+      </w:r>
+    </w:p>
+    <w:p>
+      <w:r>
+        <w:t>The battle continued as both sides tried to kill each other. The bull’s greatest weapon, their charge was blocked</w:t>
+      </w:r>
+      <w:r>
+        <w:t>, but only in a radius of 3 meters around me</w:t>
+      </w:r>
+      <w:r>
+        <w:t>.</w:t>
+      </w:r>
+      <w:r>
+        <w:t xml:space="preserve"> Yes it increased since I entered E-Rank.</w:t>
+      </w:r>
+    </w:p>
+    <w:p>
+      <w:r>
+        <w:t>However</w:t>
+      </w:r>
+      <w:r>
+        <w:t xml:space="preserve"> their fire, hide and horns were formidable.</w:t>
+      </w:r>
+    </w:p>
+    <w:p>
+      <w:r>
+        <w:t>“Oh man this is exhausting,” Artemis grumbled.</w:t>
+      </w:r>
+    </w:p>
+    <w:p>
+      <w:r>
+        <w:t>“That’s because you don’t have enough muscle on your arms,” Eric said.</w:t>
+      </w:r>
+    </w:p>
+    <w:p>
+      <w:r>
+        <w:t xml:space="preserve">“You want muscle? I’ll show you muscle,” Artemis </w:t>
+      </w:r>
+      <w:r>
+        <w:t>retorted</w:t>
+      </w:r>
+      <w:r>
+        <w:t>.</w:t>
+      </w:r>
+    </w:p>
+    <w:p>
+      <w:r>
+        <w:t>“Just joking,” Eric said</w:t>
+      </w:r>
+      <w:r>
+        <w:t xml:space="preserve"> hastily</w:t>
+      </w:r>
+      <w:r>
+        <w:t>. “You know I think you are always perfect.”</w:t>
+      </w:r>
+    </w:p>
+    <w:p>
+      <w:r>
+        <w:t xml:space="preserve">“On the bright side, the bull copses are creating a barrier,” </w:t>
+      </w:r>
+      <w:r>
+        <w:t>Evelyn</w:t>
+      </w:r>
+      <w:r>
+        <w:t xml:space="preserve"> said.</w:t>
+      </w:r>
+    </w:p>
+    <w:p>
+      <w:r>
+        <w:t xml:space="preserve">“And tenderizing the meat,” Eric said as he watched the </w:t>
+      </w:r>
+      <w:r>
+        <w:t>b</w:t>
+      </w:r>
+      <w:r>
+        <w:t xml:space="preserve">ulls climbing over their fallen </w:t>
+      </w:r>
+      <w:r>
+        <w:t>comrades</w:t>
+      </w:r>
+      <w:r>
+        <w:t>.</w:t>
+      </w:r>
+    </w:p>
+    <w:p>
+      <w:r>
+        <w:t xml:space="preserve">I wracked my brains, trying to think of a new type of </w:t>
+      </w:r>
+      <w:r>
+        <w:t xml:space="preserve">AOE </w:t>
+      </w:r>
+      <w:r>
+        <w:t xml:space="preserve">attack. If fire doesn’t work, would ice? No. That would take too long. How about a </w:t>
+      </w:r>
+      <w:r>
+        <w:lastRenderedPageBreak/>
+        <w:t>vacuum or carbon dioxide or poison gas? No. They all needed</w:t>
+      </w:r>
+      <w:r>
+        <w:t xml:space="preserve"> containment and I didn’t have appropriate Runes.</w:t>
+      </w:r>
+    </w:p>
+    <w:p>
+      <w:r>
+        <w:t>Besides, that required the Direction Rune, which I hadn’t mastered. In my mind I saw Maxwell’s demon, sorting atoms. That was a problem for another time.</w:t>
+      </w:r>
+    </w:p>
+    <w:p>
+      <w:r>
+        <w:t>Still wracking my head, I continued fighting as best I could.</w:t>
+      </w:r>
+    </w:p>
+    <w:p>
+      <w:r>
+        <w:t>I glance</w:t>
+      </w:r>
+      <w:r>
+        <w:t>d</w:t>
+      </w:r>
+      <w:r>
+        <w:t xml:space="preserve"> at </w:t>
+      </w:r>
+      <w:r>
+        <w:t>Annie and Linda</w:t>
+      </w:r>
+      <w:r>
+        <w:t>, wishing they knew magic</w:t>
+      </w:r>
+      <w:r>
+        <w:t xml:space="preserve">. </w:t>
+      </w:r>
+      <w:r>
+        <w:t>Yes they were using magical weapons, but that wasn’t the same.</w:t>
+      </w:r>
+    </w:p>
+    <w:p>
+      <w:r>
+        <w:t>I continue</w:t>
+      </w:r>
+      <w:r>
+        <w:t>d</w:t>
+      </w:r>
+      <w:r>
+        <w:t xml:space="preserve"> thinking about AOE attacks. </w:t>
+      </w:r>
+      <w:r>
+        <w:t>Could we use spikes?</w:t>
+      </w:r>
+    </w:p>
+    <w:p>
+      <w:r>
+        <w:t xml:space="preserve">I tried making spikes from </w:t>
+      </w:r>
+      <w:r>
+        <w:t>Hardened</w:t>
+      </w:r>
+      <w:r>
+        <w:t xml:space="preserve"> bubble</w:t>
+      </w:r>
+      <w:r>
+        <w:t>s</w:t>
+      </w:r>
+      <w:r>
+        <w:t>, but the hell bulls just squashed the spikes.</w:t>
+      </w:r>
+    </w:p>
+    <w:p>
+      <w:r>
+        <w:t>If only I could create iron spikes.</w:t>
+      </w:r>
+    </w:p>
+    <w:p>
+      <w:r>
+        <w:t>After almost an hour of battling the last bull died.</w:t>
+      </w:r>
+    </w:p>
+    <w:p>
+      <w:r>
+        <w:t xml:space="preserve">“I’m pooped,” </w:t>
+      </w:r>
+      <w:r>
+        <w:t>Evelyn</w:t>
+      </w:r>
+      <w:r>
+        <w:t xml:space="preserve"> said. “I can’t believ</w:t>
+      </w:r>
+      <w:r>
+        <w:t xml:space="preserve">e how much healing I had to do. Maybe we should be closer to the safe zone. The monsters are easier there, even if more numerous.” </w:t>
       </w:r>
     </w:p>
     <w:p>
@@ -50797,20 +50841,643 @@
         <w:t>“</w:t>
       </w:r>
       <w:r>
-        <w:t>Our only danger is getting overwhelmed.</w:t>
+        <w:t>O</w:t>
+      </w:r>
+      <w:r>
+        <w:t xml:space="preserve">n the bright side I have enough Essence to complete my level transition,” </w:t>
+      </w:r>
+      <w:r>
+        <w:t>I</w:t>
+      </w:r>
+      <w:r>
+        <w:t xml:space="preserve"> said.</w:t>
+      </w:r>
+    </w:p>
+    <w:p>
+      <w:r>
+        <w:t>“Same here,” Laura agreed.</w:t>
+      </w:r>
+    </w:p>
+    <w:p>
+      <w:r>
+        <w:t>“</w:t>
+      </w:r>
+      <w:r>
+        <w:t>The first transition purged 40% of our impurities. The second will purge 30%,” Annie said. “The good news is the process will keep monsters away.”</w:t>
+      </w:r>
+    </w:p>
+    <w:p>
+      <w:r>
+        <w:t>“Seriously?” Eric asked. “I guess even the monsters can’t s</w:t>
+      </w:r>
+      <w:r>
+        <w:t>t</w:t>
+      </w:r>
+      <w:r>
+        <w:t>and the smell.”</w:t>
+      </w:r>
+    </w:p>
+    <w:p>
+      <w:r>
+        <w:lastRenderedPageBreak/>
+        <w:t>“That’s not why,” Annie said with a frown. “</w:t>
+      </w:r>
+      <w:r>
+        <w:t>Artemis</w:t>
+      </w:r>
+      <w:r>
+        <w:t>, can you please guard us?”</w:t>
+      </w:r>
+    </w:p>
+    <w:p>
+      <w:r>
+        <w:t xml:space="preserve">“No peaking,” </w:t>
+      </w:r>
+      <w:r>
+        <w:t>Artemis</w:t>
+      </w:r>
+      <w:r>
+        <w:t xml:space="preserve"> scolded.</w:t>
+      </w:r>
+    </w:p>
+    <w:p>
+      <w:r>
+        <w:t>“I assure you, you’re the only person I want to peak at,” Eric said. “</w:t>
+      </w:r>
+      <w:r>
+        <w:t>Evelyn</w:t>
+      </w:r>
+      <w:r>
+        <w:t xml:space="preserve"> and I will guard the meat.”</w:t>
+      </w:r>
+    </w:p>
+    <w:p>
+      <w:r>
+        <w:t xml:space="preserve">“I’ll go there,” </w:t>
+      </w:r>
+      <w:r>
+        <w:t>I</w:t>
+      </w:r>
+      <w:r>
+        <w:t xml:space="preserve"> said and pointed.</w:t>
+      </w:r>
+    </w:p>
+    <w:p>
+      <w:r>
+        <w:t xml:space="preserve">Stepping around the corner, </w:t>
+      </w:r>
+      <w:r>
+        <w:t>I</w:t>
+      </w:r>
+      <w:r>
+        <w:t xml:space="preserve"> undressed</w:t>
+      </w:r>
+      <w:r>
+        <w:t xml:space="preserve">. </w:t>
+      </w:r>
+      <w:r>
+        <w:t>I</w:t>
+      </w:r>
+      <w:r>
+        <w:t xml:space="preserve"> then noticed that </w:t>
+      </w:r>
+      <w:r>
+        <w:t>my</w:t>
+      </w:r>
+      <w:r>
+        <w:t xml:space="preserve"> undergarments were now just regular clothes, and not part of </w:t>
+      </w:r>
+      <w:r>
+        <w:t>my</w:t>
+      </w:r>
+      <w:r>
+        <w:t xml:space="preserve"> body.</w:t>
+      </w:r>
+    </w:p>
+    <w:p>
+      <w:r>
+        <w:t xml:space="preserve">Fully undressed, </w:t>
+      </w:r>
+      <w:r>
+        <w:t>I</w:t>
+      </w:r>
+      <w:r>
+        <w:t xml:space="preserve"> </w:t>
+      </w:r>
+      <w:r>
+        <w:t>sat in a lotus position</w:t>
+      </w:r>
+      <w:r>
+        <w:t xml:space="preserve"> and placed my monster soap next to me</w:t>
+      </w:r>
+      <w:r>
+        <w:t xml:space="preserve">. It was time to cultivate. The process was the same as before. </w:t>
+      </w:r>
+      <w:r>
+        <w:t>I</w:t>
+      </w:r>
+      <w:r>
+        <w:t xml:space="preserve"> focused on </w:t>
+      </w:r>
+      <w:r>
+        <w:t>my</w:t>
+      </w:r>
+      <w:r>
+        <w:t xml:space="preserve"> chakras and began pushing essence through them and into </w:t>
+      </w:r>
+      <w:r>
+        <w:t>my</w:t>
+      </w:r>
+      <w:r>
+        <w:t xml:space="preserve"> astral body.</w:t>
+      </w:r>
+    </w:p>
+    <w:p>
+      <w:r>
+        <w:t xml:space="preserve">Again </w:t>
+      </w:r>
+      <w:r>
+        <w:t>I</w:t>
+      </w:r>
+      <w:r>
+        <w:t xml:space="preserve"> found the resistance as </w:t>
+      </w:r>
+      <w:r>
+        <w:t>I</w:t>
+      </w:r>
+      <w:r>
+        <w:t xml:space="preserve"> tried to remember the process. </w:t>
+      </w:r>
+      <w:r>
+        <w:t xml:space="preserve">However, this time was easier since I did it </w:t>
+      </w:r>
+      <w:r>
+        <w:t xml:space="preserve">twice </w:t>
+      </w:r>
+      <w:r>
+        <w:t>before</w:t>
+      </w:r>
+      <w:r>
+        <w:t>.</w:t>
+      </w:r>
+    </w:p>
+    <w:p>
+      <w:r>
+        <w:t xml:space="preserve">The process started. The chakras began sucking essence like a sponge, causing </w:t>
+      </w:r>
+      <w:r>
+        <w:t>my</w:t>
+      </w:r>
+      <w:r>
+        <w:t xml:space="preserve"> astral body to expand.</w:t>
+      </w:r>
+    </w:p>
+    <w:p>
+      <w:r>
+        <w:t xml:space="preserve">After the astral body expanded to double its size, it stopped </w:t>
+      </w:r>
+      <w:r>
+        <w:t xml:space="preserve">for </w:t>
+      </w:r>
+      <w:r>
+        <w:t xml:space="preserve">a moment. Then it </w:t>
+      </w:r>
+      <w:r>
+        <w:t>shra</w:t>
+      </w:r>
+      <w:r>
+        <w:t>nk back down, compressing as it did so.</w:t>
+      </w:r>
+    </w:p>
+    <w:p>
+      <w:r>
+        <w:t xml:space="preserve">Then the purge happened. From out of </w:t>
+      </w:r>
+      <w:r>
+        <w:t>every</w:t>
+      </w:r>
+      <w:r>
+        <w:t xml:space="preserve"> pore the disgusting substance exuded. As before, all imaginable and some unimaginable substances came out.</w:t>
+      </w:r>
+    </w:p>
+    <w:p>
+      <w:r>
+        <w:t xml:space="preserve">Finally the astral </w:t>
+      </w:r>
+      <w:r>
+        <w:t xml:space="preserve">body </w:t>
+      </w:r>
+      <w:r>
+        <w:t>was back to its normal size, but with double its density.</w:t>
+      </w:r>
+    </w:p>
+    <w:p>
+      <w:r>
+        <w:lastRenderedPageBreak/>
+        <w:t xml:space="preserve">That wasn’t the only change. My aura </w:t>
+      </w:r>
+      <w:r>
+        <w:t>radiated almost 6 meters out from me</w:t>
+      </w:r>
+      <w:r>
+        <w:t>.</w:t>
+      </w:r>
+      <w:r>
+        <w:t xml:space="preserve"> </w:t>
+      </w:r>
+      <w:r>
+        <w:t>I just needed to level up a little more and it would become a major asset in battle.</w:t>
+      </w:r>
+    </w:p>
+    <w:p>
+      <w:r>
+        <w:t>Also, I felt a deeper connection with my astral body as the energies flowing between the physical and astral vastly increased.</w:t>
+      </w:r>
+    </w:p>
+    <w:p>
+      <w:r>
+        <w:t>It was now time to wash up</w:t>
+      </w:r>
+      <w:r>
+        <w:t xml:space="preserve"> with my monster soap</w:t>
+      </w:r>
+      <w:r>
+        <w:t xml:space="preserve">. </w:t>
+      </w:r>
+      <w:r>
+        <w:t xml:space="preserve">For a moment I wondered </w:t>
+      </w:r>
+      <w:r>
+        <w:t>how</w:t>
+      </w:r>
+      <w:r>
+        <w:t xml:space="preserve"> the ladies were </w:t>
+      </w:r>
+      <w:r>
+        <w:t>doing</w:t>
+      </w:r>
+      <w:r>
+        <w:t>.</w:t>
+      </w:r>
+    </w:p>
+    <w:p>
+      <w:r>
+        <w:t xml:space="preserve">Once shower was complete </w:t>
+      </w:r>
+      <w:r>
+        <w:t>I</w:t>
+      </w:r>
+      <w:r>
+        <w:t xml:space="preserve"> dried </w:t>
+      </w:r>
+      <w:r>
+        <w:t>my</w:t>
+      </w:r>
+      <w:r>
+        <w:t xml:space="preserve">self and put </w:t>
+      </w:r>
+      <w:r>
+        <w:t>my</w:t>
+      </w:r>
+      <w:r>
+        <w:t xml:space="preserve"> clothes back on.</w:t>
+      </w:r>
+    </w:p>
+    <w:p>
+      <w:r>
+        <w:t xml:space="preserve">It was time for </w:t>
+      </w:r>
+      <w:r>
+        <w:t>me</w:t>
+      </w:r>
+      <w:r>
+        <w:t xml:space="preserve"> to examine </w:t>
+      </w:r>
+      <w:r>
+        <w:t>my</w:t>
+      </w:r>
+      <w:r>
+        <w:t xml:space="preserve"> stats.</w:t>
+      </w:r>
+    </w:p>
+    <w:p>
+      <w:r>
+        <w:t>Surprisingly, the upgrade gains were double from last time.</w:t>
+      </w:r>
+    </w:p>
+    <w:p>
+      <w:pPr>
+        <w:pStyle w:val="StatusMessage"/>
+      </w:pPr>
+      <w:r>
+        <w:t>Vitality + 20</w:t>
+      </w:r>
+    </w:p>
+    <w:p>
+      <w:pPr>
+        <w:pStyle w:val="StatusMessage"/>
+      </w:pPr>
+      <w:r>
+        <w:t>Mind + 10</w:t>
+      </w:r>
+    </w:p>
+    <w:p>
+      <w:pPr>
+        <w:pStyle w:val="StatusMessage"/>
+      </w:pPr>
+      <w:r>
+        <w:t>Willpower + 10</w:t>
+      </w:r>
+    </w:p>
+    <w:p>
+      <w:pPr>
+        <w:pStyle w:val="StatusMessage"/>
+      </w:pPr>
+      <w:r>
+        <w:t>Spirit + 10</w:t>
+      </w:r>
+    </w:p>
+    <w:p>
+      <w:pPr>
+        <w:pStyle w:val="StatusMessage"/>
+      </w:pPr>
+      <w:r>
+        <w:t>Perception + 10</w:t>
+      </w:r>
+    </w:p>
+    <w:p>
+      <w:r>
+        <w:t xml:space="preserve">Another surprise was my body. </w:t>
+      </w:r>
+      <w:r>
+        <w:t>I had gained some sweet muscles</w:t>
+      </w:r>
+      <w:r>
+        <w:t>.</w:t>
+      </w:r>
+    </w:p>
+    <w:p>
+      <w:r>
+        <w:t>&lt;&gt;</w:t>
+      </w:r>
+      <w:r>
+        <w:t>======</w:t>
+      </w:r>
+      <w:r>
+        <w:t xml:space="preserve"> TODO – Update stats</w:t>
+      </w:r>
+    </w:p>
+    <w:p/>
+    <w:p>
+      <w:r>
+        <w:t>&lt;&gt;====== TODO – Update stats</w:t>
+      </w:r>
+    </w:p>
+    <w:p>
+      <w:r>
+        <w:t xml:space="preserve">Returning to our kill, I found </w:t>
+      </w:r>
+      <w:r>
+        <w:t>everyone assembled</w:t>
+      </w:r>
+      <w:r>
+        <w:t>.</w:t>
+      </w:r>
+    </w:p>
+    <w:p>
+      <w:r>
+        <w:t>I looked at Annie and realized she had leveled up too. By that I mean</w:t>
+      </w:r>
+      <w:r>
+        <w:t>t</w:t>
+      </w:r>
+      <w:r>
+        <w:t xml:space="preserve"> she had become prettier than before.</w:t>
+      </w:r>
+      <w:r>
+        <w:t xml:space="preserve"> Her skin was clearer, her hair was richer, her eye’s </w:t>
+      </w:r>
+      <w:r>
+        <w:t xml:space="preserve">limbal </w:t>
+      </w:r>
+      <w:r>
+        <w:t xml:space="preserve">rings were more pronounced, and she </w:t>
+      </w:r>
+      <w:r>
+        <w:lastRenderedPageBreak/>
+        <w:t>exuded an air of vitality. As for her lips, who wouldn’t want to kiss them?</w:t>
+      </w:r>
+    </w:p>
+    <w:p>
+      <w:r>
+        <w:t>Eric gave me an evil grin and said, “Linda, Artemis, come here please.” He took them to the side and whispered something.</w:t>
+      </w:r>
+    </w:p>
+    <w:p>
+      <w:r>
+        <w:t>“What are you whispering about?” Annie asked, confused.</w:t>
+      </w:r>
+    </w:p>
+    <w:p>
+      <w:r>
+        <w:t>Eric walked to me and whispered, “Isn’t Annie really cute now? And her rated PG undies are gone. I wonder what’s below.”</w:t>
+      </w:r>
+    </w:p>
+    <w:p>
+      <w:r>
+        <w:t xml:space="preserve">I felt my face </w:t>
+      </w:r>
+      <w:r>
+        <w:t>reddening</w:t>
+      </w:r>
+      <w:r>
+        <w:t xml:space="preserve"> as inappropriate thoughts </w:t>
+      </w:r>
+      <w:r>
+        <w:t>stampeded</w:t>
+      </w:r>
+      <w:r>
+        <w:t xml:space="preserve"> through my head.</w:t>
+      </w:r>
+    </w:p>
+    <w:p>
+      <w:r>
+        <w:t xml:space="preserve">“Annie, look at this,” Eric </w:t>
+      </w:r>
+      <w:r>
+        <w:t>shouted</w:t>
+      </w:r>
+      <w:r>
+        <w:t>. Before I could react he</w:t>
+      </w:r>
+      <w:r>
+        <w:t xml:space="preserve"> yanked my pants down. He then lifted my shirt, exposing everything.</w:t>
+      </w:r>
+      <w:r>
+        <w:t xml:space="preserve"> That was no small feat, since I was wearing light armor.</w:t>
+      </w:r>
+    </w:p>
+    <w:p>
+      <w:r>
+        <w:t xml:space="preserve">Forewarned, Linda and Artemis closed </w:t>
+      </w:r>
+      <w:r>
+        <w:t>t</w:t>
+      </w:r>
+      <w:r>
+        <w:t>heir</w:t>
+      </w:r>
+      <w:r>
+        <w:t xml:space="preserve"> eyes.</w:t>
+      </w:r>
+    </w:p>
+    <w:p>
+      <w:r>
+        <w:t>Annie, on the other hand, saw everything</w:t>
+      </w:r>
+      <w:r>
+        <w:t>, including my newly formed 6-pack</w:t>
+      </w:r>
+      <w:r>
+        <w:t xml:space="preserve">. I pulled my pants up but it was too late. Her face </w:t>
+      </w:r>
+      <w:r>
+        <w:t>turned</w:t>
+      </w:r>
+      <w:r>
+        <w:t xml:space="preserve"> cherry red. </w:t>
+      </w:r>
+      <w:r>
+        <w:t xml:space="preserve">She stepped towards me, </w:t>
+      </w:r>
+      <w:r>
+        <w:t>stopped</w:t>
+      </w:r>
+      <w:r>
+        <w:t xml:space="preserve"> and dashed off.</w:t>
+      </w:r>
+    </w:p>
+    <w:p>
+      <w:r>
+        <w:t>“Annie, wh</w:t>
+      </w:r>
+      <w:r>
+        <w:t>ere are you going?” Linda asked, turning to follow.</w:t>
+      </w:r>
+    </w:p>
+    <w:p>
+      <w:r>
+        <w:t>“Leave her alone,” Eric commanded.</w:t>
+      </w:r>
+    </w:p>
+    <w:p>
+      <w:r>
+        <w:t>“But there are monsters there,” Linda complained.</w:t>
+      </w:r>
+    </w:p>
+    <w:p>
+      <w:r>
+        <w:t>“She will be fine,” Eric declared</w:t>
+      </w:r>
+      <w:r>
+        <w:t xml:space="preserve"> sternly</w:t>
+      </w:r>
+      <w:r>
+        <w:t>. “Linda, there is something you need to know.”</w:t>
+      </w:r>
+    </w:p>
+    <w:p>
+      <w:r>
+        <w:t xml:space="preserve">“What’s that?” Linda asked </w:t>
+      </w:r>
+      <w:r>
+        <w:t xml:space="preserve">distractedly </w:t>
+      </w:r>
+      <w:r>
+        <w:t>as Eric walked behind Evelyn.</w:t>
+      </w:r>
+    </w:p>
+    <w:p>
+      <w:r>
+        <w:t>“This,” Eric said and pants Evelyn.</w:t>
+      </w:r>
+    </w:p>
+    <w:p>
+      <w:r>
+        <w:lastRenderedPageBreak/>
+        <w:t>“Hey!”</w:t>
+      </w:r>
+      <w:r>
+        <w:t xml:space="preserve"> Evelyn </w:t>
+      </w:r>
+      <w:r>
+        <w:t xml:space="preserve">screamed and </w:t>
+      </w:r>
+      <w:r>
+        <w:t>pulled his pants back up but the damage was done.</w:t>
+      </w:r>
+    </w:p>
+    <w:p>
+      <w:r>
+        <w:t>“Sorry I had to do that,” Eric said. “You are all way too stiff.”</w:t>
+      </w:r>
+    </w:p>
+    <w:p>
+      <w:r>
+        <w:t>However, the effect on Linda was much less</w:t>
+      </w:r>
+      <w:r>
+        <w:t xml:space="preserve"> pronounced</w:t>
+      </w:r>
+      <w:r>
+        <w:t xml:space="preserve">. Apparently she was </w:t>
+      </w:r>
+      <w:r>
+        <w:t>worldlier</w:t>
+      </w:r>
+      <w:r>
+        <w:t>.</w:t>
+      </w:r>
+      <w:r>
+        <w:t xml:space="preserve"> Or maybe she was just worried about her best friend.</w:t>
+      </w:r>
+    </w:p>
+    <w:p>
+      <w:r>
+        <w:t>“Why is Annie moaning?</w:t>
       </w:r>
       <w:r>
         <w:t>”</w:t>
       </w:r>
-    </w:p>
-    <w:p>
-      <w:r>
-        <w:t>“I’ll cook their…” I started.</w:t>
-      </w:r>
-    </w:p>
-    <w:p>
-      <w:r>
-        <w:t>“Fire won’t work on them,” Annie said. “Try Ice.</w:t>
+      <w:r>
+        <w:t xml:space="preserve"> </w:t>
+      </w:r>
+      <w:r>
+        <w:t>Linda asked, worriedly. “She’s in trouble.”</w:t>
+      </w:r>
+    </w:p>
+    <w:p>
+      <w:r>
+        <w:t xml:space="preserve">“No she’s fine. She’s </w:t>
+      </w:r>
+      <w:r>
+        <w:t xml:space="preserve">just </w:t>
+      </w:r>
+      <w:r>
+        <w:t>making a big poop,” Eric said and pulled out his banjo and started playing loudly. He accompanied</w:t>
+      </w:r>
+      <w:r>
+        <w:t xml:space="preserve"> himself with terrible singing.</w:t>
+      </w:r>
+    </w:p>
+    <w:p>
+      <w:r>
+        <w:t>Images appeared in my mind, but I rejected them. Annie didn’t like me that way.</w:t>
+      </w:r>
+    </w:p>
+    <w:p>
+      <w:r>
+        <w:t>After awhile Eric stopped and said, “I guess it’s time to do that harvesting thing.</w:t>
       </w:r>
       <w:r>
         <w:t>”</w:t>
@@ -50818,628 +51485,285 @@
     </w:p>
     <w:p>
       <w:r>
-        <w:t xml:space="preserve">Eric whipped out a monster club and faced the creatures. The first got up and charged. Eric slammed down </w:t>
-      </w:r>
-      <w:r>
-        <w:t xml:space="preserve">with the club </w:t>
-      </w:r>
-      <w:r>
-        <w:t>and cracked the bull’s skull.</w:t>
-      </w:r>
-    </w:p>
-    <w:p>
-      <w:r>
-        <w:t>For a moment I wondered how he did that. Then I remembered Eric was already D-</w:t>
-      </w:r>
-      <w:r>
-        <w:t>0</w:t>
-      </w:r>
-      <w:r>
-        <w:t xml:space="preserve"> and he prioritized strength. With spikes on the club, shattering a skull was doable.</w:t>
-      </w:r>
-    </w:p>
-    <w:p>
-      <w:r>
-        <w:t>I dismissed the original bubble wall and created a</w:t>
-      </w:r>
-      <w:r>
-        <w:t>n orange</w:t>
-      </w:r>
-      <w:r>
-        <w:t xml:space="preserve"> bubble trellis</w:t>
-      </w:r>
-      <w:r>
-        <w:t>, lying flat on the ground</w:t>
-      </w:r>
-      <w:r>
-        <w:t>. Coloring the bubble wall was tricky, and it took me quite awhile to figure out the process. But now it was second nature.</w:t>
-      </w:r>
-    </w:p>
-    <w:p>
-      <w:r>
-        <w:t>The trellis was another crowd control tool I created while we collect</w:t>
+        <w:t>“Just place the carcasses into your storage,” Linda said. “Later a but</w:t>
+      </w:r>
+      <w:r>
+        <w:t>cher will take apart our catch. This food will be essential in the future, and we essentially have infinite space, or will when we rank up more.”</w:t>
+      </w:r>
+    </w:p>
+    <w:p>
+      <w:r>
+        <w:t xml:space="preserve">Linda and I </w:t>
+      </w:r>
+      <w:r>
+        <w:t>collected the copses as Eric sang</w:t>
+      </w:r>
+      <w:r>
+        <w:t xml:space="preserve">. </w:t>
+      </w:r>
+      <w:r>
+        <w:t xml:space="preserve">Face still flushed, </w:t>
+      </w:r>
+      <w:r>
+        <w:t>Annie joined</w:t>
+      </w:r>
+      <w:r>
+        <w:t xml:space="preserve"> and helped harvest</w:t>
+      </w:r>
+      <w:r>
+        <w:t>.</w:t>
+      </w:r>
+    </w:p>
+    <w:p>
+      <w:r>
+        <w:t>When the catch was put away, Annie said, “It’s time to go,” and headed off.</w:t>
+      </w:r>
+    </w:p>
+    <w:p>
+      <w:r>
+        <w:t xml:space="preserve">We </w:t>
+      </w:r>
+      <w:r>
+        <w:t>followed</w:t>
+      </w:r>
+      <w:r>
+        <w:t xml:space="preserve"> Annie</w:t>
+      </w:r>
+      <w:r>
+        <w:t>.</w:t>
+      </w:r>
+    </w:p>
+    <w:p>
+      <w:r>
+        <w:lastRenderedPageBreak/>
+        <w:t>As we walk</w:t>
       </w:r>
       <w:r>
         <w:t>ed</w:t>
       </w:r>
       <w:r>
-        <w:t xml:space="preserve"> the demon gate toll. It was easy to step over. However, it made it impossible to run over</w:t>
-      </w:r>
-      <w:r>
-        <w:t xml:space="preserve">, and </w:t>
-      </w:r>
-      <w:r>
-        <w:t>o</w:t>
-      </w:r>
-      <w:r>
-        <w:t>f course the orange was for our benefit.</w:t>
-      </w:r>
-    </w:p>
-    <w:p>
-      <w:r>
-        <w:t>A bull charged at me</w:t>
-      </w:r>
-      <w:r>
-        <w:t xml:space="preserve"> and tripped. Unfortunately I got doused </w:t>
-      </w:r>
-      <w:r>
-        <w:t>with fire. I screamed in pain and stabbed with my glaive.</w:t>
-      </w:r>
-    </w:p>
-    <w:p>
-      <w:r>
-        <w:t>Unfortunately the glaive on</w:t>
-      </w:r>
-      <w:r>
-        <w:t>ly scratched the monster’s hide.</w:t>
-      </w:r>
-    </w:p>
-    <w:p>
-      <w:r>
-        <w:t>“Can you use your gun?” Eric asked</w:t>
-      </w:r>
-      <w:r>
-        <w:t>.</w:t>
-      </w:r>
-    </w:p>
-    <w:p>
-      <w:r>
-        <w:t>I watched Linda use her gun to shoot bulls.</w:t>
+        <w:t>, a thought came to me. What if I use</w:t>
+      </w:r>
+      <w:r>
+        <w:t>d</w:t>
+      </w:r>
+      <w:r>
+        <w:t xml:space="preserve"> </w:t>
+      </w:r>
+      <w:r>
+        <w:t xml:space="preserve">[Vibrate] </w:t>
+      </w:r>
+      <w:r>
+        <w:t xml:space="preserve">on my glaive? </w:t>
+      </w:r>
+      <w:r>
+        <w:t>Vibration was a powerful tool for cutting. It was used everywhere in industry and in consumer products.</w:t>
+      </w:r>
+    </w:p>
+    <w:p>
+      <w:r>
+        <w:t xml:space="preserve">Unfortunately I didn’t have that </w:t>
+      </w:r>
+      <w:r>
+        <w:t>[</w:t>
+      </w:r>
+      <w:r>
+        <w:t>Rune</w:t>
+      </w:r>
+      <w:r>
+        <w:t>]</w:t>
+      </w:r>
+      <w:r>
+        <w:t>.</w:t>
+      </w:r>
+      <w:r>
+        <w:t xml:space="preserve"> That was okay. I knew how to create </w:t>
+      </w:r>
+      <w:r>
+        <w:t>[</w:t>
+      </w:r>
+      <w:r>
+        <w:t>Runes</w:t>
+      </w:r>
+      <w:r>
+        <w:t>]</w:t>
+      </w:r>
+      <w:r>
+        <w:t>.</w:t>
+      </w:r>
+    </w:p>
+    <w:p>
+      <w:r>
+        <w:t>Deep in thought, I slowly tapped my glaive on the stone ground as I followed the others.</w:t>
+      </w:r>
+    </w:p>
+    <w:p>
+      <w:r>
+        <w:t>The glaive vibrated with every tap.</w:t>
+      </w:r>
+    </w:p>
+    <w:p>
+      <w:r>
+        <w:t>What was vibration? What was sound? It was everywhere, including light. Vibration was a universal thing touching all of reality.</w:t>
+      </w:r>
+    </w:p>
+    <w:p>
+      <w:r>
+        <w:t xml:space="preserve">A roar shook the ground, causing my body </w:t>
+      </w:r>
+      <w:r>
+        <w:t xml:space="preserve">and bones </w:t>
+      </w:r>
+      <w:r>
+        <w:t>to vibrate with the sound.</w:t>
+      </w:r>
+      <w:r>
+        <w:t xml:space="preserve"> I didn’t resist. I let the explosion of vibration smash into me</w:t>
+      </w:r>
+      <w:r>
+        <w:t>.</w:t>
+      </w:r>
+    </w:p>
+    <w:p>
+      <w:r>
+        <w:t>It was like standing next to a rocket blasting into space. And yes, I witnessed the launch of a Starship. That was both amazing and terrifying.</w:t>
+      </w:r>
+    </w:p>
+    <w:p>
+      <w:r>
+        <w:t>For all my viewers, you should experience a rocket launch at least once in your life. It’s amazing.</w:t>
+      </w:r>
+    </w:p>
+    <w:p>
+      <w:r>
+        <w:t>Looking up I saw a fanged gorilla towering around 5m tall. In its hand was a massive stone club.</w:t>
+      </w:r>
+    </w:p>
+    <w:p>
+      <w:pPr>
+        <w:pStyle w:val="StatusMessage"/>
+      </w:pPr>
+      <w:r>
+        <w:t>C</w:t>
+      </w:r>
+      <w:r>
+        <w:t>-7 Hell Gorilla</w:t>
+      </w:r>
+    </w:p>
+    <w:p>
+      <w:pPr>
+        <w:pStyle w:val="StatusMessage"/>
+      </w:pPr>
+      <w:r>
+        <w:t>Special Attacks: Roar, Bash</w:t>
+      </w:r>
+    </w:p>
+    <w:p>
+      <w:pPr>
+        <w:pStyle w:val="StatusMessage"/>
+      </w:pPr>
+      <w:r>
+        <w:t>Defense: Fur</w:t>
       </w:r>
     </w:p>
     <w:p>
       <w:r>
         <w:lastRenderedPageBreak/>
-        <w:t>“Sorry,” I said. “</w:t>
-      </w:r>
-      <w:r>
-        <w:t>M</w:t>
-      </w:r>
-      <w:r>
-        <w:t xml:space="preserve">y mamma is being used to </w:t>
-      </w:r>
-      <w:r>
-        <w:t>maintain the trip fence.</w:t>
-      </w:r>
-      <w:r>
-        <w:t xml:space="preserve"> These guys kick hard</w:t>
-      </w:r>
-      <w:r>
-        <w:t>.”</w:t>
-      </w:r>
-    </w:p>
-    <w:p>
-      <w:r>
-        <w:t>The battle continued as both sides tried to kill each other. The bull’s greatest weapon, their charge was blocked</w:t>
-      </w:r>
-      <w:r>
-        <w:t>, but only in a radius of 3 meters around me</w:t>
-      </w:r>
-      <w:r>
-        <w:t>.</w:t>
-      </w:r>
-      <w:r>
-        <w:t xml:space="preserve"> Yes it increased since I entered E-Rank.</w:t>
-      </w:r>
-    </w:p>
-    <w:p>
-      <w:r>
-        <w:t>However</w:t>
-      </w:r>
-      <w:r>
-        <w:t xml:space="preserve"> their fire, hide and horns were formidable.</w:t>
-      </w:r>
-    </w:p>
-    <w:p>
-      <w:r>
-        <w:t>“Oh man this is exhausting,” Artemis grumbled.</w:t>
-      </w:r>
-    </w:p>
-    <w:p>
-      <w:r>
-        <w:t>“That’s because you don’t have enough muscle on your arms,” Eric said.</w:t>
-      </w:r>
-    </w:p>
-    <w:p>
-      <w:r>
-        <w:t xml:space="preserve">“You want muscle? I’ll show you muscle,” Artemis </w:t>
-      </w:r>
-      <w:r>
-        <w:t>retorted</w:t>
-      </w:r>
-      <w:r>
-        <w:t>.</w:t>
-      </w:r>
-    </w:p>
-    <w:p>
-      <w:r>
-        <w:t>“Just joking,” Eric said</w:t>
-      </w:r>
-      <w:r>
-        <w:t xml:space="preserve"> hastily</w:t>
-      </w:r>
-      <w:r>
-        <w:t>. “You know I think you are always perfect.”</w:t>
-      </w:r>
-    </w:p>
-    <w:p>
-      <w:r>
-        <w:t xml:space="preserve">“On the bright side, the bull copses are creating a barrier,” </w:t>
-      </w:r>
-      <w:r>
-        <w:t>Evelyn</w:t>
-      </w:r>
-      <w:r>
-        <w:t xml:space="preserve"> said.</w:t>
-      </w:r>
-    </w:p>
-    <w:p>
-      <w:r>
-        <w:t xml:space="preserve">“And tenderizing the meat,” Eric said as he watched the </w:t>
-      </w:r>
-      <w:r>
-        <w:t>b</w:t>
-      </w:r>
-      <w:r>
-        <w:t xml:space="preserve">ulls climbing over their fallen </w:t>
-      </w:r>
-      <w:r>
-        <w:t>comrades</w:t>
-      </w:r>
-      <w:r>
-        <w:t>.</w:t>
-      </w:r>
-    </w:p>
-    <w:p>
-      <w:r>
-        <w:t xml:space="preserve">I wracked my brains, trying to think of a new type of </w:t>
-      </w:r>
-      <w:r>
-        <w:t xml:space="preserve">AOE </w:t>
-      </w:r>
-      <w:r>
-        <w:t>attack. If fire doesn’t work, would ice? No. That would take too long. How about a vacuum or carbon dioxide or poison gas? No. They all needed</w:t>
-      </w:r>
-      <w:r>
-        <w:t xml:space="preserve"> containment and I didn’t have appropriate Runes.</w:t>
-      </w:r>
-    </w:p>
-    <w:p>
-      <w:r>
-        <w:t>Besides, that required the Direction Rune, which I hadn’t mastered. In my mind I saw Maxwell’s demon, sorting atoms. That was a problem for another time.</w:t>
-      </w:r>
-    </w:p>
-    <w:p>
-      <w:r>
-        <w:t>Still wracking my head, I continued fighting as best I could.</w:t>
+        <w:t xml:space="preserve">The Gorilla stepped forward and roared again. The sound was deafening and </w:t>
+      </w:r>
+      <w:r>
+        <w:t>again</w:t>
+      </w:r>
+      <w:r>
+        <w:t xml:space="preserve"> I felt my bones rattling. My teeth threatened to </w:t>
+      </w:r>
+      <w:r>
+        <w:t>break from the vibrations</w:t>
+      </w:r>
+      <w:r>
+        <w:t>.</w:t>
+      </w:r>
+      <w:r>
+        <w:t xml:space="preserve"> It made my brain hurt.</w:t>
+      </w:r>
+    </w:p>
+    <w:p>
+      <w:r>
+        <w:t>Vibration: Sound, light, music, dissonance, the vibration of a motor, of my electric toothbrush, of electrical appliances, of atoms and so much more.</w:t>
+      </w:r>
+    </w:p>
+    <w:p>
+      <w:r>
+        <w:t>I saw the [Rune] for [Vibration], along with [Amplitude] and [Frequency]. [Phase] came a moment later as I visioned sounds canceling and amplifying.</w:t>
+      </w:r>
+    </w:p>
+    <w:p>
+      <w:r>
+        <w:t>Aspects of sound science never told me about flooded my brain, including its connection to light, dark and even gravity.</w:t>
+      </w:r>
+    </w:p>
+    <w:p>
+      <w:r>
+        <w:t xml:space="preserve">I applied [Vibration] to my glaive and </w:t>
+      </w:r>
+      <w:r>
+        <w:t>injected</w:t>
+      </w:r>
+      <w:r>
+        <w:t xml:space="preserve"> manna, careful not to put too much. I then adjusted the frequency using the appropriate Rune. I didn’t want to break my weapon. Resonance can shatter the mightiest of stone and metal.</w:t>
+      </w:r>
+    </w:p>
+    <w:p>
+      <w:r>
+        <w:t>The gorilla stopped roaring and took a breath.</w:t>
+      </w:r>
+    </w:p>
+    <w:p>
+      <w:r>
+        <w:t>I dashed forward and sliced with my blade. I hit the creature’s side but found resistance, so I increased intensity and frequency.</w:t>
+      </w:r>
+    </w:p>
+    <w:p>
+      <w:r>
+        <w:t>A fraction of a second later the monster was sliced in two.</w:t>
+      </w:r>
+    </w:p>
+    <w:p>
+      <w:r>
+        <w:t>Unfortunately the blade of my glaive shattered.</w:t>
+      </w:r>
+    </w:p>
+    <w:p>
+      <w:r>
+        <w:t>I whipped out my grimoire and began recording my new Runes. I didn’t want to forget them, although I suspected that was impossible.</w:t>
+      </w:r>
+      <w:r>
+        <w:t xml:space="preserve"> Those Runes felt ingrained in my bones.</w:t>
+      </w:r>
+    </w:p>
+    <w:p>
+      <w:r>
+        <w:t xml:space="preserve">Task </w:t>
+      </w:r>
+      <w:r>
+        <w:t>complete</w:t>
+      </w:r>
+      <w:r>
+        <w:t xml:space="preserve">, </w:t>
+      </w:r>
+      <w:r>
+        <w:t>I looked at my companions and discovered that they were all frozen in place.</w:t>
       </w:r>
     </w:p>
     <w:p>
       <w:r>
         <w:lastRenderedPageBreak/>
-        <w:t>I glance</w:t>
-      </w:r>
-      <w:r>
-        <w:t>d</w:t>
-      </w:r>
-      <w:r>
-        <w:t xml:space="preserve"> at </w:t>
-      </w:r>
-      <w:r>
-        <w:t>Annie and Linda</w:t>
-      </w:r>
-      <w:r>
-        <w:t>, wishing they knew magic</w:t>
-      </w:r>
-      <w:r>
-        <w:t xml:space="preserve">. </w:t>
-      </w:r>
-      <w:r>
-        <w:t>Yes they were using magical weapons, but that wasn’t the same.</w:t>
-      </w:r>
-    </w:p>
-    <w:p>
-      <w:r>
-        <w:t>I continue</w:t>
-      </w:r>
-      <w:r>
-        <w:t>d</w:t>
-      </w:r>
-      <w:r>
-        <w:t xml:space="preserve"> thinking about AOE attacks. </w:t>
-      </w:r>
-      <w:r>
-        <w:t>Could we use spikes?</w:t>
-      </w:r>
-    </w:p>
-    <w:p>
-      <w:r>
-        <w:t xml:space="preserve">I tried making spikes from </w:t>
-      </w:r>
-      <w:r>
-        <w:t>Hardened</w:t>
-      </w:r>
-      <w:r>
-        <w:t xml:space="preserve"> bubble</w:t>
-      </w:r>
-      <w:r>
-        <w:t>s</w:t>
-      </w:r>
-      <w:r>
-        <w:t>, but the hell bulls just squashed the spikes.</w:t>
-      </w:r>
-    </w:p>
-    <w:p>
-      <w:r>
-        <w:t>If only I could create iron spikes.</w:t>
-      </w:r>
-    </w:p>
-    <w:p>
-      <w:r>
-        <w:t>After almost an hour of battling the last bull died.</w:t>
-      </w:r>
-    </w:p>
-    <w:p>
-      <w:r>
-        <w:t xml:space="preserve">“I’m pooped,” </w:t>
-      </w:r>
-      <w:r>
-        <w:t>Evelyn</w:t>
-      </w:r>
-      <w:r>
-        <w:t xml:space="preserve"> said. “I can’t believ</w:t>
-      </w:r>
-      <w:r>
-        <w:t xml:space="preserve">e how much healing I had to do. Maybe we should be closer to the safe zone. The monsters are easier there, even if more numerous.” </w:t>
-      </w:r>
-    </w:p>
-    <w:p>
-      <w:r>
-        <w:t>“</w:t>
-      </w:r>
-      <w:r>
-        <w:t>O</w:t>
-      </w:r>
-      <w:r>
-        <w:t xml:space="preserve">n the bright side I have enough Essence to complete my level transition,” </w:t>
-      </w:r>
-      <w:r>
-        <w:t>I</w:t>
-      </w:r>
-      <w:r>
-        <w:t xml:space="preserve"> said.</w:t>
-      </w:r>
-    </w:p>
-    <w:p>
-      <w:r>
-        <w:t>“Same here,” Laura agreed.</w:t>
-      </w:r>
-    </w:p>
-    <w:p>
-      <w:r>
-        <w:t>“</w:t>
-      </w:r>
-      <w:r>
-        <w:t>The first transition purged 40% of our impurities. The second will purge 30%,” Annie said. “The good news is the process will keep monsters away.”</w:t>
-      </w:r>
-    </w:p>
-    <w:p>
-      <w:r>
-        <w:t>“Seriously?” Eric asked. “I guess even the monsters can’t s</w:t>
-      </w:r>
-      <w:r>
-        <w:t>t</w:t>
-      </w:r>
-      <w:r>
-        <w:t>and the smell.”</w:t>
-      </w:r>
-    </w:p>
-    <w:p>
-      <w:r>
-        <w:t>“That’s not why,” Annie said with a frown. “</w:t>
-      </w:r>
-      <w:r>
-        <w:t>Artemis</w:t>
-      </w:r>
-      <w:r>
-        <w:t>, can you please guard us?”</w:t>
-      </w:r>
-    </w:p>
-    <w:p>
-      <w:r>
-        <w:t xml:space="preserve">“No peaking,” </w:t>
-      </w:r>
-      <w:r>
-        <w:t>Artemis</w:t>
-      </w:r>
-      <w:r>
-        <w:t xml:space="preserve"> scolded.</w:t>
-      </w:r>
-    </w:p>
-    <w:p>
-      <w:r>
-        <w:t>“I assure you, you’re the only person I want to peak at,” Eric said. “</w:t>
-      </w:r>
-      <w:r>
-        <w:t>Evelyn</w:t>
-      </w:r>
-      <w:r>
-        <w:t xml:space="preserve"> and I will guard the meat.”</w:t>
-      </w:r>
-    </w:p>
-    <w:p>
-      <w:r>
-        <w:lastRenderedPageBreak/>
-        <w:t xml:space="preserve">“I’ll go there,” </w:t>
-      </w:r>
-      <w:r>
-        <w:t>I</w:t>
-      </w:r>
-      <w:r>
-        <w:t xml:space="preserve"> said and pointed.</w:t>
-      </w:r>
-    </w:p>
-    <w:p>
-      <w:r>
-        <w:t xml:space="preserve">Stepping around the corner, </w:t>
-      </w:r>
-      <w:r>
-        <w:t>I</w:t>
-      </w:r>
-      <w:r>
-        <w:t xml:space="preserve"> undressed</w:t>
-      </w:r>
-      <w:r>
-        <w:t xml:space="preserve">. </w:t>
-      </w:r>
-      <w:r>
-        <w:t>I</w:t>
-      </w:r>
-      <w:r>
-        <w:t xml:space="preserve"> then noticed that </w:t>
-      </w:r>
-      <w:r>
-        <w:t>my</w:t>
-      </w:r>
-      <w:r>
-        <w:t xml:space="preserve"> undergarments were now just regular clothes, and not part of </w:t>
-      </w:r>
-      <w:r>
-        <w:t>my</w:t>
-      </w:r>
-      <w:r>
-        <w:t xml:space="preserve"> body.</w:t>
-      </w:r>
-    </w:p>
-    <w:p>
-      <w:r>
-        <w:t xml:space="preserve">Fully undressed, </w:t>
-      </w:r>
-      <w:r>
-        <w:t>I</w:t>
-      </w:r>
-      <w:r>
-        <w:t xml:space="preserve"> </w:t>
-      </w:r>
-      <w:r>
-        <w:t>sat in a lotus position</w:t>
-      </w:r>
-      <w:r>
-        <w:t xml:space="preserve"> and placed my monster soap next to me</w:t>
-      </w:r>
-      <w:r>
-        <w:t xml:space="preserve">. It was time to cultivate. The process was the same as before. </w:t>
-      </w:r>
-      <w:r>
-        <w:t>I</w:t>
-      </w:r>
-      <w:r>
-        <w:t xml:space="preserve"> focused on </w:t>
-      </w:r>
-      <w:r>
-        <w:t>my</w:t>
-      </w:r>
-      <w:r>
-        <w:t xml:space="preserve"> chakras and began pushing essence through them and into </w:t>
-      </w:r>
-      <w:r>
-        <w:t>my</w:t>
-      </w:r>
-      <w:r>
-        <w:t xml:space="preserve"> astral body.</w:t>
-      </w:r>
-    </w:p>
-    <w:p>
-      <w:r>
-        <w:t xml:space="preserve">Again </w:t>
-      </w:r>
-      <w:r>
-        <w:t>I</w:t>
-      </w:r>
-      <w:r>
-        <w:t xml:space="preserve"> found the resistance as </w:t>
-      </w:r>
-      <w:r>
-        <w:t>I</w:t>
-      </w:r>
-      <w:r>
-        <w:t xml:space="preserve"> tried to remember the process. </w:t>
-      </w:r>
-      <w:r>
-        <w:t xml:space="preserve">However, this time was easier since I did it </w:t>
-      </w:r>
-      <w:r>
-        <w:t xml:space="preserve">twice </w:t>
-      </w:r>
-      <w:r>
-        <w:t>before</w:t>
-      </w:r>
-      <w:r>
-        <w:t>.</w:t>
-      </w:r>
-    </w:p>
-    <w:p>
-      <w:r>
-        <w:t xml:space="preserve">The process started. The chakras began sucking essence like a sponge, causing </w:t>
-      </w:r>
-      <w:r>
-        <w:t>my</w:t>
-      </w:r>
-      <w:r>
-        <w:t xml:space="preserve"> astral body to expand.</w:t>
-      </w:r>
-    </w:p>
-    <w:p>
-      <w:r>
-        <w:t xml:space="preserve">After the astral body expanded to double its size, it stopped </w:t>
-      </w:r>
-      <w:r>
-        <w:t xml:space="preserve">for </w:t>
-      </w:r>
-      <w:r>
-        <w:t xml:space="preserve">a moment. Then it </w:t>
-      </w:r>
-      <w:r>
-        <w:t>shra</w:t>
-      </w:r>
-      <w:r>
-        <w:t>nk back down, compressing as it did so.</w:t>
-      </w:r>
-    </w:p>
-    <w:p>
-      <w:r>
-        <w:t xml:space="preserve">Then the purge happened. From out of </w:t>
-      </w:r>
-      <w:r>
-        <w:t>every</w:t>
-      </w:r>
-      <w:r>
-        <w:t xml:space="preserve"> pore the disgusting substance exuded. As before, all imaginable and some unimaginable substances came out.</w:t>
-      </w:r>
-    </w:p>
-    <w:p>
-      <w:r>
-        <w:t xml:space="preserve">Finally the astral </w:t>
-      </w:r>
-      <w:r>
-        <w:t xml:space="preserve">body </w:t>
-      </w:r>
-      <w:r>
-        <w:t>was back to its normal size, but with double its density.</w:t>
-      </w:r>
-    </w:p>
-    <w:p>
-      <w:r>
-        <w:t xml:space="preserve">That wasn’t the only change. My aura </w:t>
-      </w:r>
-      <w:r>
-        <w:t>radiated almost 6 meters out from me</w:t>
-      </w:r>
-      <w:r>
-        <w:t>.</w:t>
-      </w:r>
-      <w:r>
-        <w:t xml:space="preserve"> </w:t>
-      </w:r>
-      <w:r>
-        <w:t>I just needed to level up a little more and it would become a major asset in battle.</w:t>
-      </w:r>
-    </w:p>
-    <w:p>
-      <w:r>
-        <w:t>Also, I felt a deeper connection with my astral body as the energies flowing between the physical and astral vastly increased.</w:t>
-      </w:r>
-    </w:p>
-    <w:p>
-      <w:r>
-        <w:lastRenderedPageBreak/>
-        <w:t>It was now time to wash up</w:t>
-      </w:r>
-      <w:r>
-        <w:t xml:space="preserve"> with my monster soap</w:t>
-      </w:r>
-      <w:r>
-        <w:t xml:space="preserve">. </w:t>
-      </w:r>
-      <w:r>
-        <w:t xml:space="preserve">For a moment I wondered </w:t>
-      </w:r>
-      <w:r>
-        <w:t>how</w:t>
-      </w:r>
-      <w:r>
-        <w:t xml:space="preserve"> the ladies were </w:t>
-      </w:r>
-      <w:r>
-        <w:t>doing</w:t>
-      </w:r>
-      <w:r>
-        <w:t>.</w:t>
-      </w:r>
-    </w:p>
-    <w:p>
-      <w:r>
-        <w:t xml:space="preserve">Once shower was complete </w:t>
-      </w:r>
-      <w:r>
-        <w:t>I</w:t>
-      </w:r>
-      <w:r>
-        <w:t xml:space="preserve"> dried </w:t>
-      </w:r>
-      <w:r>
-        <w:t>my</w:t>
-      </w:r>
-      <w:r>
-        <w:t xml:space="preserve">self and put </w:t>
-      </w:r>
-      <w:r>
-        <w:t>my</w:t>
-      </w:r>
-      <w:r>
-        <w:t xml:space="preserve"> clothes back on.</w:t>
-      </w:r>
-    </w:p>
-    <w:p>
-      <w:r>
-        <w:t xml:space="preserve">It was time for </w:t>
-      </w:r>
-      <w:r>
-        <w:t>me</w:t>
-      </w:r>
-      <w:r>
-        <w:t xml:space="preserve"> to examine </w:t>
-      </w:r>
-      <w:r>
-        <w:t>my</w:t>
-      </w:r>
-      <w:r>
-        <w:t xml:space="preserve"> stats.</w:t>
-      </w:r>
-    </w:p>
-    <w:p>
-      <w:r>
-        <w:t>Surprisingly, the upgrade gains were double from last time.</w:t>
+        <w:t>“Are you all okay?” I asked the others.</w:t>
+      </w:r>
+    </w:p>
+    <w:p>
+      <w:r>
+        <w:t>It was then I received a notification.</w:t>
       </w:r>
     </w:p>
     <w:p>
@@ -51447,23 +51771,41 @@
         <w:pStyle w:val="StatusMessage"/>
       </w:pPr>
       <w:r>
-        <w:t>Vitality + 20</w:t>
+        <w:t xml:space="preserve">Withstood </w:t>
+      </w:r>
+      <w:r>
+        <w:t>[</w:t>
+      </w:r>
+      <w:r>
+        <w:t>Intimidation</w:t>
+      </w:r>
+      <w:r>
+        <w:t>]</w:t>
+      </w:r>
+      <w:r>
+        <w:t xml:space="preserve"> from a creature </w:t>
+      </w:r>
+      <w:r>
+        <w:t>1 level above</w:t>
+      </w:r>
+      <w:r>
+        <w:t>.</w:t>
       </w:r>
     </w:p>
     <w:p>
       <w:pPr>
         <w:pStyle w:val="StatusMessage"/>
       </w:pPr>
-      <w:r>
-        <w:t>Mind + 10</w:t>
-      </w:r>
     </w:p>
     <w:p>
       <w:pPr>
         <w:pStyle w:val="StatusMessage"/>
       </w:pPr>
       <w:r>
-        <w:t>Willpower + 10</w:t>
+        <w:t xml:space="preserve">Gained </w:t>
+      </w:r>
+      <w:r>
+        <w:t>title: Indomitable</w:t>
       </w:r>
     </w:p>
     <w:p>
@@ -51471,622 +51813,6 @@
         <w:pStyle w:val="StatusMessage"/>
       </w:pPr>
       <w:r>
-        <w:t>Spirit + 10</w:t>
-      </w:r>
-    </w:p>
-    <w:p>
-      <w:pPr>
-        <w:pStyle w:val="StatusMessage"/>
-      </w:pPr>
-      <w:r>
-        <w:t>Perception + 10</w:t>
-      </w:r>
-    </w:p>
-    <w:p>
-      <w:r>
-        <w:t xml:space="preserve">Another surprise was my body. </w:t>
-      </w:r>
-      <w:r>
-        <w:t>I had gained some sweet muscles</w:t>
-      </w:r>
-      <w:r>
-        <w:t>.</w:t>
-      </w:r>
-    </w:p>
-    <w:p>
-      <w:r>
-        <w:t>&lt;&gt;</w:t>
-      </w:r>
-      <w:r>
-        <w:t>======</w:t>
-      </w:r>
-      <w:r>
-        <w:t xml:space="preserve"> TODO – Update stats</w:t>
-      </w:r>
-    </w:p>
-    <w:p/>
-    <w:p>
-      <w:r>
-        <w:t>&lt;&gt;====== TODO – Update stats</w:t>
-      </w:r>
-    </w:p>
-    <w:p>
-      <w:r>
-        <w:t xml:space="preserve">Returning to our kill, I found </w:t>
-      </w:r>
-      <w:r>
-        <w:t>everyone assembled</w:t>
-      </w:r>
-      <w:r>
-        <w:t>.</w:t>
-      </w:r>
-    </w:p>
-    <w:p>
-      <w:r>
-        <w:t>I looked at Annie and realized she had leveled up too. By that I mean</w:t>
-      </w:r>
-      <w:r>
-        <w:t>t</w:t>
-      </w:r>
-      <w:r>
-        <w:t xml:space="preserve"> she had become prettier than before.</w:t>
-      </w:r>
-      <w:r>
-        <w:t xml:space="preserve"> Her skin was clearer, her hair was richer, her eye’s </w:t>
-      </w:r>
-      <w:r>
-        <w:t xml:space="preserve">limbal </w:t>
-      </w:r>
-      <w:r>
-        <w:t>rings were more pronounced, and she exuded an air of vitality. As for her lips, who wouldn’t want to kiss them?</w:t>
-      </w:r>
-    </w:p>
-    <w:p>
-      <w:r>
-        <w:t>Eric gave me an evil grin and said, “Linda, Artemis, come here please.” He took them to the side and whispered something.</w:t>
-      </w:r>
-    </w:p>
-    <w:p>
-      <w:r>
-        <w:t>“What are you whispering about?” Annie asked, confused.</w:t>
-      </w:r>
-    </w:p>
-    <w:p>
-      <w:r>
-        <w:lastRenderedPageBreak/>
-        <w:t>Eric walked to me and whispered, “Isn’t Annie really cute now? And her rated PG undies are gone. I wonder what’s below.”</w:t>
-      </w:r>
-    </w:p>
-    <w:p>
-      <w:r>
-        <w:t xml:space="preserve">I felt my face </w:t>
-      </w:r>
-      <w:r>
-        <w:t>reddening</w:t>
-      </w:r>
-      <w:r>
-        <w:t xml:space="preserve"> as inappropriate thoughts </w:t>
-      </w:r>
-      <w:r>
-        <w:t>stampeded</w:t>
-      </w:r>
-      <w:r>
-        <w:t xml:space="preserve"> through my head.</w:t>
-      </w:r>
-    </w:p>
-    <w:p>
-      <w:r>
-        <w:t xml:space="preserve">“Annie, look at this,” Eric </w:t>
-      </w:r>
-      <w:r>
-        <w:t>shouted</w:t>
-      </w:r>
-      <w:r>
-        <w:t>. Before I could react he</w:t>
-      </w:r>
-      <w:r>
-        <w:t xml:space="preserve"> yanked my pants down. He then lifted my shirt, exposing everything.</w:t>
-      </w:r>
-      <w:r>
-        <w:t xml:space="preserve"> That was no small feat, since I was wearing light armor.</w:t>
-      </w:r>
-    </w:p>
-    <w:p>
-      <w:r>
-        <w:t xml:space="preserve">Forewarned, Linda and Artemis closed </w:t>
-      </w:r>
-      <w:r>
-        <w:t>t</w:t>
-      </w:r>
-      <w:r>
-        <w:t>heir</w:t>
-      </w:r>
-      <w:r>
-        <w:t xml:space="preserve"> eyes.</w:t>
-      </w:r>
-    </w:p>
-    <w:p>
-      <w:r>
-        <w:t>Annie, on the other hand, saw everything</w:t>
-      </w:r>
-      <w:r>
-        <w:t>, including my newly formed 6-pack</w:t>
-      </w:r>
-      <w:r>
-        <w:t xml:space="preserve">. I pulled my pants up but it was too late. Her face </w:t>
-      </w:r>
-      <w:r>
-        <w:t>turned</w:t>
-      </w:r>
-      <w:r>
-        <w:t xml:space="preserve"> cherry red. </w:t>
-      </w:r>
-      <w:r>
-        <w:t xml:space="preserve">She stepped towards me, </w:t>
-      </w:r>
-      <w:r>
-        <w:t>stopped</w:t>
-      </w:r>
-      <w:r>
-        <w:t xml:space="preserve"> and dashed off.</w:t>
-      </w:r>
-    </w:p>
-    <w:p>
-      <w:r>
-        <w:t>“Annie, wh</w:t>
-      </w:r>
-      <w:r>
-        <w:t>ere are you going?” Linda asked, turning to follow.</w:t>
-      </w:r>
-    </w:p>
-    <w:p>
-      <w:r>
-        <w:t>“Leave her alone,” Eric commanded.</w:t>
-      </w:r>
-    </w:p>
-    <w:p>
-      <w:r>
-        <w:t>“But there are monsters there,” Linda complained.</w:t>
-      </w:r>
-    </w:p>
-    <w:p>
-      <w:r>
-        <w:t>“She will be fine,” Eric declared</w:t>
-      </w:r>
-      <w:r>
-        <w:t xml:space="preserve"> sternly</w:t>
-      </w:r>
-      <w:r>
-        <w:t>. “Linda, there is something you need to know.”</w:t>
-      </w:r>
-    </w:p>
-    <w:p>
-      <w:r>
-        <w:t xml:space="preserve">“What’s that?” Linda asked </w:t>
-      </w:r>
-      <w:r>
-        <w:t xml:space="preserve">distractedly </w:t>
-      </w:r>
-      <w:r>
-        <w:t>as Eric walked behind Evelyn.</w:t>
-      </w:r>
-    </w:p>
-    <w:p>
-      <w:r>
-        <w:t>“This,” Eric said and pants Evelyn.</w:t>
-      </w:r>
-    </w:p>
-    <w:p>
-      <w:r>
-        <w:t>“Hey!”</w:t>
-      </w:r>
-      <w:r>
-        <w:t xml:space="preserve"> Evelyn </w:t>
-      </w:r>
-      <w:r>
-        <w:t xml:space="preserve">screamed and </w:t>
-      </w:r>
-      <w:r>
-        <w:t>pulled his pants back up but the damage was done.</w:t>
-      </w:r>
-    </w:p>
-    <w:p>
-      <w:r>
-        <w:t>“Sorry I had to do that,” Eric said. “You are all way too stiff.”</w:t>
-      </w:r>
-    </w:p>
-    <w:p>
-      <w:r>
-        <w:lastRenderedPageBreak/>
-        <w:t>However, the effect on Linda was much less</w:t>
-      </w:r>
-      <w:r>
-        <w:t xml:space="preserve"> pronounced</w:t>
-      </w:r>
-      <w:r>
-        <w:t xml:space="preserve">. Apparently she was </w:t>
-      </w:r>
-      <w:r>
-        <w:t>worldlier</w:t>
-      </w:r>
-      <w:r>
-        <w:t>.</w:t>
-      </w:r>
-      <w:r>
-        <w:t xml:space="preserve"> Or maybe she was just worried about her best friend.</w:t>
-      </w:r>
-    </w:p>
-    <w:p>
-      <w:r>
-        <w:t>“Why is Annie moaning?</w:t>
-      </w:r>
-      <w:r>
-        <w:t>”</w:t>
-      </w:r>
-      <w:r>
-        <w:t xml:space="preserve"> </w:t>
-      </w:r>
-      <w:r>
-        <w:t>Linda asked, worriedly. “She’s in trouble.”</w:t>
-      </w:r>
-    </w:p>
-    <w:p>
-      <w:r>
-        <w:t xml:space="preserve">“No she’s fine. She’s </w:t>
-      </w:r>
-      <w:r>
-        <w:t xml:space="preserve">just </w:t>
-      </w:r>
-      <w:r>
-        <w:t>making a big poop,” Eric said and pulled out his banjo and started playing loudly. He accompanied</w:t>
-      </w:r>
-      <w:r>
-        <w:t xml:space="preserve"> himself with terrible singing.</w:t>
-      </w:r>
-    </w:p>
-    <w:p>
-      <w:r>
-        <w:t>Images appeared in my mind, but I rejected them. Annie didn’t like me that way.</w:t>
-      </w:r>
-    </w:p>
-    <w:p>
-      <w:r>
-        <w:t>After awhile Eric stopped and said, “I guess it’s time to do that harvesting thing.</w:t>
-      </w:r>
-      <w:r>
-        <w:t>”</w:t>
-      </w:r>
-    </w:p>
-    <w:p>
-      <w:r>
-        <w:t>“Just place the carcasses into your storage,” Linda said. “Later a but</w:t>
-      </w:r>
-      <w:r>
-        <w:t>cher will take apart our catch. This food will be essential in the future, and we essentially have infinite space, or will when we rank up more.”</w:t>
-      </w:r>
-    </w:p>
-    <w:p>
-      <w:r>
-        <w:t xml:space="preserve">Linda and I </w:t>
-      </w:r>
-      <w:r>
-        <w:t>collected the copses as Eric sang</w:t>
-      </w:r>
-      <w:r>
-        <w:t xml:space="preserve">. </w:t>
-      </w:r>
-      <w:r>
-        <w:t xml:space="preserve">Face still flushed, </w:t>
-      </w:r>
-      <w:r>
-        <w:t>Annie joined</w:t>
-      </w:r>
-      <w:r>
-        <w:t xml:space="preserve"> and helped harvest</w:t>
-      </w:r>
-      <w:r>
-        <w:t>.</w:t>
-      </w:r>
-    </w:p>
-    <w:p>
-      <w:r>
-        <w:t>When the catch was put away, Annie said, “It’s time to go,” and headed off.</w:t>
-      </w:r>
-    </w:p>
-    <w:p>
-      <w:r>
-        <w:t xml:space="preserve">We </w:t>
-      </w:r>
-      <w:r>
-        <w:t>followed</w:t>
-      </w:r>
-      <w:r>
-        <w:t xml:space="preserve"> Annie</w:t>
-      </w:r>
-      <w:r>
-        <w:t>.</w:t>
-      </w:r>
-    </w:p>
-    <w:p>
-      <w:r>
-        <w:t>As we walk</w:t>
-      </w:r>
-      <w:r>
-        <w:t>ed</w:t>
-      </w:r>
-      <w:r>
-        <w:t>, a thought came to me. What if I use</w:t>
-      </w:r>
-      <w:r>
-        <w:t>d</w:t>
-      </w:r>
-      <w:r>
-        <w:t xml:space="preserve"> </w:t>
-      </w:r>
-      <w:r>
-        <w:t xml:space="preserve">[Vibrate] </w:t>
-      </w:r>
-      <w:r>
-        <w:t xml:space="preserve">on my glaive? </w:t>
-      </w:r>
-      <w:r>
-        <w:t>Vibration was a powerful tool for cutting. It was used everywhere in industry and in consumer products.</w:t>
-      </w:r>
-    </w:p>
-    <w:p>
-      <w:r>
-        <w:t xml:space="preserve">Unfortunately I didn’t have that </w:t>
-      </w:r>
-      <w:r>
-        <w:t>[</w:t>
-      </w:r>
-      <w:r>
-        <w:t>Rune</w:t>
-      </w:r>
-      <w:r>
-        <w:t>]</w:t>
-      </w:r>
-      <w:r>
-        <w:t>.</w:t>
-      </w:r>
-      <w:r>
-        <w:t xml:space="preserve"> That was okay. I knew how to create </w:t>
-      </w:r>
-      <w:r>
-        <w:t>[</w:t>
-      </w:r>
-      <w:r>
-        <w:t>Runes</w:t>
-      </w:r>
-      <w:r>
-        <w:t>]</w:t>
-      </w:r>
-      <w:r>
-        <w:t>.</w:t>
-      </w:r>
-    </w:p>
-    <w:p>
-      <w:r>
-        <w:lastRenderedPageBreak/>
-        <w:t>Deep in thought, I slowly tapped my glaive on the stone ground as I followed the others.</w:t>
-      </w:r>
-    </w:p>
-    <w:p>
-      <w:r>
-        <w:t>The glaive vibrated with every tap.</w:t>
-      </w:r>
-    </w:p>
-    <w:p>
-      <w:r>
-        <w:t>What was vibration? What was sound? It was everywhere, including light. Vibration was a universal thing touching all of reality.</w:t>
-      </w:r>
-    </w:p>
-    <w:p>
-      <w:r>
-        <w:t xml:space="preserve">A roar shook the ground, causing my body </w:t>
-      </w:r>
-      <w:r>
-        <w:t xml:space="preserve">and bones </w:t>
-      </w:r>
-      <w:r>
-        <w:t>to vibrate with the sound.</w:t>
-      </w:r>
-      <w:r>
-        <w:t xml:space="preserve"> I didn’t resist. I let the explosion of vibration smash into me</w:t>
-      </w:r>
-      <w:r>
-        <w:t>.</w:t>
-      </w:r>
-    </w:p>
-    <w:p>
-      <w:r>
-        <w:t>It was like standing next to a rocket blasting into space. And yes, I witnessed the launch of a Starship. That was both amazing and terrifying.</w:t>
-      </w:r>
-    </w:p>
-    <w:p>
-      <w:r>
-        <w:t>For all my viewers, you should experience a rocket launch at least once in your life. It’s amazing.</w:t>
-      </w:r>
-    </w:p>
-    <w:p>
-      <w:r>
-        <w:t>Looking up I saw a fanged gorilla towering around 5m tall. In its hand was a massive stone club.</w:t>
-      </w:r>
-    </w:p>
-    <w:p>
-      <w:pPr>
-        <w:pStyle w:val="StatusMessage"/>
-      </w:pPr>
-      <w:r>
-        <w:t>C</w:t>
-      </w:r>
-      <w:r>
-        <w:t>-7 Hell Gorilla</w:t>
-      </w:r>
-    </w:p>
-    <w:p>
-      <w:pPr>
-        <w:pStyle w:val="StatusMessage"/>
-      </w:pPr>
-      <w:r>
-        <w:t>Special Attacks: Roar, Bash</w:t>
-      </w:r>
-    </w:p>
-    <w:p>
-      <w:pPr>
-        <w:pStyle w:val="StatusMessage"/>
-      </w:pPr>
-      <w:r>
-        <w:t>Defense: Fur</w:t>
-      </w:r>
-    </w:p>
-    <w:p>
-      <w:r>
-        <w:t xml:space="preserve">The Gorilla stepped forward and roared again. The sound was deafening and </w:t>
-      </w:r>
-      <w:r>
-        <w:t>again</w:t>
-      </w:r>
-      <w:r>
-        <w:t xml:space="preserve"> I felt my bones rattling. My teeth threatened to </w:t>
-      </w:r>
-      <w:r>
-        <w:t>break from the vibrations</w:t>
-      </w:r>
-      <w:r>
-        <w:t>.</w:t>
-      </w:r>
-      <w:r>
-        <w:t xml:space="preserve"> It made my brain hurt.</w:t>
-      </w:r>
-    </w:p>
-    <w:p>
-      <w:r>
-        <w:t>Vibration: Sound, light, music, dissonance, the vibration of a motor, of my electric toothbrush, of electrical appliances, of atoms and so much more.</w:t>
-      </w:r>
-    </w:p>
-    <w:p>
-      <w:r>
-        <w:lastRenderedPageBreak/>
-        <w:t>I saw the [Rune] for [Vibration], along with [Amplitude] and [Frequency]. [Phase] came a moment later as I visioned sounds canceling and amplifying.</w:t>
-      </w:r>
-    </w:p>
-    <w:p>
-      <w:r>
-        <w:t>Aspects of sound science never told me about flooded my brain, including its connection to light, dark and even gravity.</w:t>
-      </w:r>
-    </w:p>
-    <w:p>
-      <w:r>
-        <w:t xml:space="preserve">I applied [Vibration] to my glaive and </w:t>
-      </w:r>
-      <w:r>
-        <w:t>injected</w:t>
-      </w:r>
-      <w:r>
-        <w:t xml:space="preserve"> manna, careful not to put too much. I then adjusted the frequency using the appropriate Rune. I didn’t want to break my weapon. Resonance can shatter the mightiest of stone and metal.</w:t>
-      </w:r>
-    </w:p>
-    <w:p>
-      <w:r>
-        <w:t>The gorilla stopped roaring and took a breath.</w:t>
-      </w:r>
-    </w:p>
-    <w:p>
-      <w:r>
-        <w:t>I dashed forward and sliced with my blade. I hit the creature’s side but found resistance, so I increased intensity and frequency.</w:t>
-      </w:r>
-    </w:p>
-    <w:p>
-      <w:r>
-        <w:t>A fraction of a second later the monster was sliced in two.</w:t>
-      </w:r>
-    </w:p>
-    <w:p>
-      <w:r>
-        <w:t>Unfortunately the blade of my glaive shattered.</w:t>
-      </w:r>
-    </w:p>
-    <w:p>
-      <w:r>
-        <w:t>I whipped out my grimoire and began recording my new Runes. I didn’t want to forget them, although I suspected that was impossible.</w:t>
-      </w:r>
-      <w:r>
-        <w:t xml:space="preserve"> Those Runes felt ingrained in my bones.</w:t>
-      </w:r>
-    </w:p>
-    <w:p>
-      <w:r>
-        <w:t xml:space="preserve">Task </w:t>
-      </w:r>
-      <w:r>
-        <w:t>complete</w:t>
-      </w:r>
-      <w:r>
-        <w:t xml:space="preserve">, </w:t>
-      </w:r>
-      <w:r>
-        <w:t>I looked at my companions and discovered that they were all frozen in place.</w:t>
-      </w:r>
-    </w:p>
-    <w:p>
-      <w:r>
-        <w:t>“Are you all okay?” I asked the others.</w:t>
-      </w:r>
-    </w:p>
-    <w:p>
-      <w:r>
-        <w:t>It was then I received a notification.</w:t>
-      </w:r>
-    </w:p>
-    <w:p>
-      <w:pPr>
-        <w:pStyle w:val="StatusMessage"/>
-      </w:pPr>
-      <w:r>
-        <w:t xml:space="preserve">Withstood </w:t>
-      </w:r>
-      <w:r>
-        <w:t>[</w:t>
-      </w:r>
-      <w:r>
-        <w:t>Intimidation</w:t>
-      </w:r>
-      <w:r>
-        <w:t>]</w:t>
-      </w:r>
-      <w:r>
-        <w:t xml:space="preserve"> from a creature </w:t>
-      </w:r>
-      <w:r>
-        <w:t>1 level above</w:t>
-      </w:r>
-      <w:r>
-        <w:t>.</w:t>
-      </w:r>
-    </w:p>
-    <w:p>
-      <w:pPr>
-        <w:pStyle w:val="StatusMessage"/>
-      </w:pPr>
-    </w:p>
-    <w:p>
-      <w:pPr>
-        <w:pStyle w:val="StatusMessage"/>
-      </w:pPr>
-      <w:r>
-        <w:t xml:space="preserve">Gained </w:t>
-      </w:r>
-      <w:r>
-        <w:t>title: Indomitable</w:t>
-      </w:r>
-    </w:p>
-    <w:p>
-      <w:pPr>
-        <w:pStyle w:val="StatusMessage"/>
-      </w:pPr>
-      <w:r>
-        <w:lastRenderedPageBreak/>
         <w:t>I</w:t>
       </w:r>
       <w:r>
@@ -52173,6 +51899,7 @@
     </w:p>
     <w:p>
       <w:r>
+        <w:lastRenderedPageBreak/>
         <w:t>“You have another title, don’t you?” Linda asked. “I noticed the change when fighting.”</w:t>
       </w:r>
     </w:p>
@@ -52191,110 +51918,110 @@
     </w:p>
     <w:p>
       <w:r>
+        <w:t xml:space="preserve">I stored the monster copse and </w:t>
+      </w:r>
+      <w:r>
+        <w:t>swapped out my broken weapon.</w:t>
+      </w:r>
+    </w:p>
+    <w:p>
+      <w:r>
+        <w:t xml:space="preserve">“I had no idea wizards could be so powerful,” Eric </w:t>
+      </w:r>
+      <w:r>
+        <w:t>marveled</w:t>
+      </w:r>
+      <w:r>
+        <w:t>.</w:t>
+      </w:r>
+    </w:p>
+    <w:p>
+      <w:r>
+        <w:t xml:space="preserve">“Most </w:t>
+      </w:r>
+      <w:r>
+        <w:t xml:space="preserve">first year wizards </w:t>
+      </w:r>
+      <w:r>
+        <w:t>aren’t</w:t>
+      </w:r>
+      <w:r>
+        <w:t>,</w:t>
+      </w:r>
+      <w:r>
+        <w:t>” Annie said.</w:t>
+      </w:r>
+      <w:r>
+        <w:t xml:space="preserve"> </w:t>
+      </w:r>
+      <w:r>
+        <w:t>“Why do you th</w:t>
+      </w:r>
+      <w:r>
+        <w:t>ink we never bothered to learn?</w:t>
+      </w:r>
+    </w:p>
+    <w:p>
+      <w:r>
+        <w:t>“</w:t>
+      </w:r>
+      <w:r>
+        <w:t>I guess what Uncle Taranis said really was true and wizard schools are doing students a disservice in how they teach.”</w:t>
+      </w:r>
+    </w:p>
+    <w:p>
+      <w:r>
+        <w:t>“Or Raven could be a genius,” Evelyn said.</w:t>
+      </w:r>
+    </w:p>
+    <w:p>
+      <w:r>
+        <w:t xml:space="preserve">“Either way, </w:t>
+      </w:r>
+      <w:r>
+        <w:t>we need to be careful</w:t>
+      </w:r>
+      <w:r>
+        <w:t>,” Linda said. “</w:t>
+      </w:r>
+      <w:r>
+        <w:t>I wasn’t expecting such a powerful monster to appear.</w:t>
+      </w:r>
+      <w:r>
+        <w:t>”</w:t>
+      </w:r>
+    </w:p>
+    <w:p>
+      <w:r>
+        <w:t>“Can we expect more?” Artemis asked worriedly.</w:t>
+      </w:r>
+    </w:p>
+    <w:p>
+      <w:r>
+        <w:t>“No,” Annie said. “This should be more of a fluke.”</w:t>
+      </w:r>
+    </w:p>
+    <w:p>
+      <w:r>
+        <w:t>“Are you okay?” Eric asked. “You seem distracted.”</w:t>
+      </w:r>
+    </w:p>
+    <w:p>
+      <w:r>
+        <w:t>“I don’t think learning this Rune was wise, considering my low level. My brain feels overloaded with knowledge and it’s making me feel dizzy,” I said.</w:t>
+      </w:r>
+      <w:r>
+        <w:t xml:space="preserve"> “I feel I swallowed a whale.</w:t>
+      </w:r>
+    </w:p>
+    <w:p>
+      <w:r>
+        <w:t>“Don’t worry. I’ll be fine.”</w:t>
+      </w:r>
+    </w:p>
+    <w:p>
+      <w:r>
         <w:lastRenderedPageBreak/>
-        <w:t xml:space="preserve">I stored the monster copse and </w:t>
-      </w:r>
-      <w:r>
-        <w:t>swapped out my broken weapon.</w:t>
-      </w:r>
-    </w:p>
-    <w:p>
-      <w:r>
-        <w:t xml:space="preserve">“I had no idea wizards could be so powerful,” Eric </w:t>
-      </w:r>
-      <w:r>
-        <w:t>marveled</w:t>
-      </w:r>
-      <w:r>
-        <w:t>.</w:t>
-      </w:r>
-    </w:p>
-    <w:p>
-      <w:r>
-        <w:t xml:space="preserve">“Most </w:t>
-      </w:r>
-      <w:r>
-        <w:t xml:space="preserve">first year wizards </w:t>
-      </w:r>
-      <w:r>
-        <w:t>aren’t</w:t>
-      </w:r>
-      <w:r>
-        <w:t>,</w:t>
-      </w:r>
-      <w:r>
-        <w:t>” Annie said.</w:t>
-      </w:r>
-      <w:r>
-        <w:t xml:space="preserve"> </w:t>
-      </w:r>
-      <w:r>
-        <w:t>“Why do you th</w:t>
-      </w:r>
-      <w:r>
-        <w:t>ink we never bothered to learn?</w:t>
-      </w:r>
-    </w:p>
-    <w:p>
-      <w:r>
-        <w:t>“</w:t>
-      </w:r>
-      <w:r>
-        <w:t>I guess what Uncle Taranis said really was true and wizard schools are doing students a disservice in how they teach.”</w:t>
-      </w:r>
-    </w:p>
-    <w:p>
-      <w:r>
-        <w:t>“Or Raven could be a genius,” Evelyn said.</w:t>
-      </w:r>
-    </w:p>
-    <w:p>
-      <w:r>
-        <w:t xml:space="preserve">“Either way, </w:t>
-      </w:r>
-      <w:r>
-        <w:t>we need to be careful</w:t>
-      </w:r>
-      <w:r>
-        <w:t>,” Linda said. “</w:t>
-      </w:r>
-      <w:r>
-        <w:t>I wasn’t expecting such a powerful monster to appear.</w:t>
-      </w:r>
-      <w:r>
-        <w:t>”</w:t>
-      </w:r>
-    </w:p>
-    <w:p>
-      <w:r>
-        <w:t>“Can we expect more?” Artemis asked worriedly.</w:t>
-      </w:r>
-    </w:p>
-    <w:p>
-      <w:r>
-        <w:t>“No,” Annie said. “This should be more of a fluke.”</w:t>
-      </w:r>
-    </w:p>
-    <w:p>
-      <w:r>
-        <w:t>“Are you okay?” Eric asked. “You seem distracted.”</w:t>
-      </w:r>
-    </w:p>
-    <w:p>
-      <w:r>
-        <w:t>“I don’t think learning this Rune was wise, considering my low level. My brain feels overloaded with knowledge and it’s making me feel dizzy,” I said.</w:t>
-      </w:r>
-      <w:r>
-        <w:t xml:space="preserve"> “I feel I swallowed a whale.</w:t>
-      </w:r>
-    </w:p>
-    <w:p>
-      <w:r>
-        <w:t>“Don’t worry. I’ll be fine.”</w:t>
-      </w:r>
-    </w:p>
-    <w:p>
-      <w:r>
         <w:t xml:space="preserve">I followed the others with my head in a daze. </w:t>
       </w:r>
       <w:r>
@@ -52337,75 +52064,75 @@
     </w:p>
     <w:p>
       <w:r>
+        <w:t>I watched Annie as she sw</w:t>
+      </w:r>
+      <w:r>
+        <w:t>u</w:t>
+      </w:r>
+      <w:r>
+        <w:t>ng her whips around her head. They were as usual terrifying.</w:t>
+      </w:r>
+      <w:r>
+        <w:t xml:space="preserve"> The whips grabbed the creatures and smashed them against each other.</w:t>
+      </w:r>
+      <w:r>
+        <w:t xml:space="preserve"> Other times they rammed into the monsters like battering rams.</w:t>
+      </w:r>
+    </w:p>
+    <w:p>
+      <w:r>
+        <w:t>Linda was also shredding monsters like a boss</w:t>
+      </w:r>
+      <w:r>
+        <w:t>, her shards of steel punching through defenses like knives.</w:t>
+      </w:r>
+      <w:r>
+        <w:t xml:space="preserve"> Her weapon was superior to anything I could do. That was hardly surprising, considering professionals programmed the runic circuits of her weapon.</w:t>
+      </w:r>
+    </w:p>
+    <w:p>
+      <w:r>
+        <w:t xml:space="preserve">However, I noticed that both weapons were nearing their usable life. </w:t>
+      </w:r>
+      <w:r>
+        <w:t>I could see stress fractures.</w:t>
+      </w:r>
+    </w:p>
+    <w:p>
+      <w:r>
+        <w:t>The same was true with the rest of our team. The only difference was that Annie and Linda started out with superior equipment.</w:t>
+      </w:r>
+    </w:p>
+    <w:p>
+      <w:r>
+        <w:t xml:space="preserve">Eric discarded a broken weapon and took out a new </w:t>
+      </w:r>
+      <w:r>
+        <w:t>one</w:t>
+      </w:r>
+      <w:r>
+        <w:t>.</w:t>
+      </w:r>
+    </w:p>
+    <w:p>
+      <w:r>
+        <w:t>I focused my attention on fighting to the best of my</w:t>
+      </w:r>
+      <w:r>
+        <w:t xml:space="preserve"> ability</w:t>
+      </w:r>
+      <w:r>
+        <w:t>, pushing unwanted thoughts to the back of my mind.</w:t>
+      </w:r>
+    </w:p>
+    <w:p>
+      <w:r>
+        <w:t>I considered using [Vibration] again but quickly discarded it. I wasn’t ready for such power.</w:t>
+      </w:r>
+    </w:p>
+    <w:p>
+      <w:r>
         <w:lastRenderedPageBreak/>
-        <w:t>I watched Annie as she sw</w:t>
-      </w:r>
-      <w:r>
-        <w:t>u</w:t>
-      </w:r>
-      <w:r>
-        <w:t>ng her whips around her head. They were as usual terrifying.</w:t>
-      </w:r>
-      <w:r>
-        <w:t xml:space="preserve"> The whips grabbed the creatures and smashed them against each other.</w:t>
-      </w:r>
-      <w:r>
-        <w:t xml:space="preserve"> Other times they rammed into the monsters like battering rams.</w:t>
-      </w:r>
-    </w:p>
-    <w:p>
-      <w:r>
-        <w:t>Linda was also shredding monsters like a boss</w:t>
-      </w:r>
-      <w:r>
-        <w:t>, her shards of steel punching through defenses like knives.</w:t>
-      </w:r>
-      <w:r>
-        <w:t xml:space="preserve"> Her weapon was superior to anything I could do. That was hardly surprising, considering professionals programmed the runic circuits of her weapon.</w:t>
-      </w:r>
-    </w:p>
-    <w:p>
-      <w:r>
-        <w:t xml:space="preserve">However, I noticed that both weapons were nearing their usable life. </w:t>
-      </w:r>
-      <w:r>
-        <w:t>I could see stress fractures.</w:t>
-      </w:r>
-    </w:p>
-    <w:p>
-      <w:r>
-        <w:t>The same was true with the rest of our team. The only difference was that Annie and Linda started out with superior equipment.</w:t>
-      </w:r>
-    </w:p>
-    <w:p>
-      <w:r>
-        <w:t xml:space="preserve">Eric discarded a broken weapon and took out a new </w:t>
-      </w:r>
-      <w:r>
-        <w:t>one</w:t>
-      </w:r>
-      <w:r>
-        <w:t>.</w:t>
-      </w:r>
-    </w:p>
-    <w:p>
-      <w:r>
-        <w:t>I focused my attention on fighting to the best of my</w:t>
-      </w:r>
-      <w:r>
-        <w:t xml:space="preserve"> ability</w:t>
-      </w:r>
-      <w:r>
-        <w:t>, pushing unwanted thoughts to the back of my mind.</w:t>
-      </w:r>
-    </w:p>
-    <w:p>
-      <w:r>
-        <w:t>I considered using [Vibration] again but quickly discarded it. I wasn’t ready for such power.</w:t>
-      </w:r>
-    </w:p>
-    <w:p>
-      <w:r>
         <w:t>I deployed my usual trip fence. However, the Lizardlings were too agile for that.</w:t>
       </w:r>
     </w:p>
@@ -52462,58 +52189,58 @@
     </w:p>
     <w:p>
       <w:r>
+        <w:t>I attacked with my glaive and slowly we whittled down the enemy. The good news was, since the enemy was speed based, their defense was low.</w:t>
+      </w:r>
+    </w:p>
+    <w:p>
+      <w:r>
+        <w:t>Annoyingly</w:t>
+      </w:r>
+      <w:r>
+        <w:t>, the [Vibration] Rune kept forming, buzzing my glaive like a chainsaw</w:t>
+      </w:r>
+      <w:r>
+        <w:t>, threatening to shatter my weapon.</w:t>
+      </w:r>
+    </w:p>
+    <w:p>
+      <w:r>
+        <w:t>We looted the monsters and headed out.</w:t>
+      </w:r>
+    </w:p>
+    <w:p>
+      <w:r>
+        <w:t>It was time to return to my pellet gun. The question was how to make it more effective?</w:t>
+      </w:r>
+    </w:p>
+    <w:p>
+      <w:r>
+        <w:t>“Folks, can we take a 5 minute break?” I called out. “I need to work on a new attack.”</w:t>
+      </w:r>
+    </w:p>
+    <w:p>
+      <w:r>
+        <w:t>“No problem,” Eric said.</w:t>
+      </w:r>
+    </w:p>
+    <w:p>
+      <w:r>
+        <w:t xml:space="preserve">Now the question was how to strengthen my gun? </w:t>
+      </w:r>
+    </w:p>
+    <w:p>
+      <w:r>
+        <w:t>My current gun used [Launch] and [Spin].</w:t>
+      </w:r>
+    </w:p>
+    <w:p>
+      <w:r>
+        <w:t>I added [Wind] and [Slippery] to the pellets and fired.</w:t>
+      </w:r>
+    </w:p>
+    <w:p>
+      <w:r>
         <w:lastRenderedPageBreak/>
-        <w:t>I attacked with my glaive and slowly we whittled down the enemy. The good news was, since the enemy was speed based, their defense was low.</w:t>
-      </w:r>
-    </w:p>
-    <w:p>
-      <w:r>
-        <w:t>Annoyingly</w:t>
-      </w:r>
-      <w:r>
-        <w:t>, the [Vibration] Rune kept forming, buzzing my glaive like a chainsaw</w:t>
-      </w:r>
-      <w:r>
-        <w:t>, threatening to shatter my weapon.</w:t>
-      </w:r>
-    </w:p>
-    <w:p>
-      <w:r>
-        <w:t>We looted the monsters and headed out.</w:t>
-      </w:r>
-    </w:p>
-    <w:p>
-      <w:r>
-        <w:t>It was time to return to my pellet gun. The question was how to make it more effective?</w:t>
-      </w:r>
-    </w:p>
-    <w:p>
-      <w:r>
-        <w:t>“Folks, can we take a 5 minute break?” I called out. “I need to work on a new attack.”</w:t>
-      </w:r>
-    </w:p>
-    <w:p>
-      <w:r>
-        <w:t>“No problem,” Eric said.</w:t>
-      </w:r>
-    </w:p>
-    <w:p>
-      <w:r>
-        <w:t xml:space="preserve">Now the question was how to strengthen my gun? </w:t>
-      </w:r>
-    </w:p>
-    <w:p>
-      <w:r>
-        <w:t>My current gun used [Launch] and [Spin].</w:t>
-      </w:r>
-    </w:p>
-    <w:p>
-      <w:r>
-        <w:t>I added [Wind] and [Slippery] to the pellets and fired.</w:t>
-      </w:r>
-    </w:p>
-    <w:p>
-      <w:r>
         <w:t xml:space="preserve">Unfortunately the two Runes opposed each other. </w:t>
       </w:r>
       <w:r>
@@ -52551,74 +52278,74 @@
     </w:p>
     <w:p>
       <w:r>
+        <w:t>I practiced a few shots, honing my skill</w:t>
+      </w:r>
+      <w:r>
+        <w:t>.</w:t>
+      </w:r>
+    </w:p>
+    <w:p>
+      <w:r>
+        <w:t>“Okay I got it,” I called. “We can move on.”</w:t>
+      </w:r>
+    </w:p>
+    <w:p>
+      <w:r>
+        <w:t>W</w:t>
+      </w:r>
+      <w:r>
+        <w:t>e traveled the</w:t>
+      </w:r>
+      <w:r>
+        <w:t xml:space="preserve"> twists and turns of the canyon as strange and unusual creature came to say hi – with bared fangs, claws and other dangerous weapons.</w:t>
+      </w:r>
+    </w:p>
+    <w:p>
+      <w:r>
+        <w:t>The next monsters we encountered were Lizardlings. They were reptile creatures that spat acid.</w:t>
+      </w:r>
+    </w:p>
+    <w:p>
+      <w:r>
+        <w:t>Within moments my armor steam</w:t>
+      </w:r>
+      <w:r>
+        <w:t xml:space="preserve">ed </w:t>
+      </w:r>
+      <w:r>
+        <w:t xml:space="preserve">as the acid </w:t>
+      </w:r>
+      <w:r>
+        <w:t>dissolved</w:t>
+      </w:r>
+      <w:r>
+        <w:t xml:space="preserve"> the leather.</w:t>
+      </w:r>
+    </w:p>
+    <w:p>
+      <w:r>
+        <w:t>Fortunately the monsters weren’t fast, so I didn’t deploy my trap. That gave me more manna for my gun.</w:t>
+      </w:r>
+    </w:p>
+    <w:p>
+      <w:r>
+        <w:t xml:space="preserve">I formed my </w:t>
+      </w:r>
+      <w:r>
+        <w:t xml:space="preserve">improved gun </w:t>
+      </w:r>
+      <w:r>
+        <w:t>on my left hand and fed shards with my right. The first shard zoomed through the barrel and slammed into a monster.</w:t>
+      </w:r>
+    </w:p>
+    <w:p>
+      <w:r>
+        <w:t>This test proved my gun was an improvement. Best of all I used less manna for greater damage.</w:t>
+      </w:r>
+    </w:p>
+    <w:p>
+      <w:r>
         <w:lastRenderedPageBreak/>
-        <w:t>I practiced a few shots, honing my skill</w:t>
-      </w:r>
-      <w:r>
-        <w:t>.</w:t>
-      </w:r>
-    </w:p>
-    <w:p>
-      <w:r>
-        <w:t>“Okay I got it,” I called. “We can move on.”</w:t>
-      </w:r>
-    </w:p>
-    <w:p>
-      <w:r>
-        <w:t>W</w:t>
-      </w:r>
-      <w:r>
-        <w:t>e traveled the</w:t>
-      </w:r>
-      <w:r>
-        <w:t xml:space="preserve"> twists and turns of the canyon as strange and unusual creature came to say hi – with bared fangs, claws and other dangerous weapons.</w:t>
-      </w:r>
-    </w:p>
-    <w:p>
-      <w:r>
-        <w:t>The next monsters we encountered were Lizardlings. They were reptile creatures that spat acid.</w:t>
-      </w:r>
-    </w:p>
-    <w:p>
-      <w:r>
-        <w:t>Within moments my armor steam</w:t>
-      </w:r>
-      <w:r>
-        <w:t xml:space="preserve">ed </w:t>
-      </w:r>
-      <w:r>
-        <w:t xml:space="preserve">as the acid </w:t>
-      </w:r>
-      <w:r>
-        <w:t>dissolved</w:t>
-      </w:r>
-      <w:r>
-        <w:t xml:space="preserve"> the leather.</w:t>
-      </w:r>
-    </w:p>
-    <w:p>
-      <w:r>
-        <w:t>Fortunately the monsters weren’t fast, so I didn’t deploy my trap. That gave me more manna for my gun.</w:t>
-      </w:r>
-    </w:p>
-    <w:p>
-      <w:r>
-        <w:t xml:space="preserve">I formed my </w:t>
-      </w:r>
-      <w:r>
-        <w:t xml:space="preserve">improved gun </w:t>
-      </w:r>
-      <w:r>
-        <w:t>on my left hand and fed shards with my right. The first shard zoomed through the barrel and slammed into a monster.</w:t>
-      </w:r>
-    </w:p>
-    <w:p>
-      <w:r>
-        <w:t>This test proved my gun was an improvement. Best of all I used less manna for greater damage.</w:t>
-      </w:r>
-    </w:p>
-    <w:p>
-      <w:r>
         <w:t>The monster was wounded but not killed. I added more manna and accuracy and penetrating power increased.</w:t>
       </w:r>
     </w:p>
@@ -52658,7 +52385,6 @@
     </w:p>
     <w:p>
       <w:r>
-        <w:lastRenderedPageBreak/>
         <w:t>“I</w:t>
       </w:r>
       <w:r>
@@ -52867,107 +52593,117 @@
     </w:p>
     <w:p>
       <w:r>
+        <w:t>“You tried to obtain knowledge that was too advanced for you. It overloaded your mental processing,” Taranis said. “</w:t>
+      </w:r>
+      <w:r>
+        <w:t>[</w:t>
+      </w:r>
+      <w:r>
+        <w:t>Vibration</w:t>
+      </w:r>
+      <w:r>
+        <w:t>]</w:t>
+      </w:r>
+      <w:r>
+        <w:t xml:space="preserve"> is one of the fundamentals of reality, and </w:t>
+      </w:r>
+      <w:r>
+        <w:t xml:space="preserve">knowledge of that </w:t>
+      </w:r>
+      <w:r>
+        <w:t xml:space="preserve">is not something </w:t>
+      </w:r>
+      <w:r>
+        <w:t xml:space="preserve">most </w:t>
+      </w:r>
+      <w:r>
+        <w:t xml:space="preserve">people in </w:t>
+      </w:r>
+      <w:r>
+        <w:t xml:space="preserve">any world </w:t>
+      </w:r>
+      <w:r>
+        <w:t>are ever exposed to.</w:t>
+      </w:r>
+    </w:p>
+    <w:p>
+      <w:r>
+        <w:t xml:space="preserve">“Only when a wizard reaches B-Rank are they thought the </w:t>
+      </w:r>
+      <w:r>
+        <w:t>fundamentals</w:t>
+      </w:r>
+      <w:r>
+        <w:t xml:space="preserve"> of </w:t>
+      </w:r>
+      <w:r>
+        <w:t xml:space="preserve">energy, </w:t>
+      </w:r>
+      <w:r>
+        <w:t>vibration, quantum mechanics, conscious agents, and other advanced topics.</w:t>
+      </w:r>
+    </w:p>
+    <w:p>
+      <w:r>
+        <w:t>“It didn’t help that that Hell-Gorilla gave you a rather forceful introduction into vibration.</w:t>
+      </w:r>
+    </w:p>
+    <w:p>
+      <w:r>
+        <w:t xml:space="preserve">“For the time being please avoid exploring the fundamental </w:t>
+      </w:r>
+      <w:r>
+        <w:t>aspects</w:t>
+      </w:r>
+      <w:r>
+        <w:t xml:space="preserve"> of nature.”</w:t>
+      </w:r>
+    </w:p>
+    <w:p>
+      <w:r>
+        <w:t>“I understand teacher,” I said.</w:t>
+      </w:r>
+    </w:p>
+    <w:p>
+      <w:r>
+        <w:t>“Your subconscious is working on integrating your newly found knowledge,” Taranis said. “</w:t>
+      </w:r>
+      <w:r>
+        <w:t>This will strain your mental faculties until you level up.”</w:t>
+      </w:r>
+    </w:p>
+    <w:p>
+      <w:r>
+        <w:t>“Yes teacher,” I said.</w:t>
+      </w:r>
+    </w:p>
+    <w:p>
+      <w:r>
         <w:lastRenderedPageBreak/>
-        <w:t>“You tried to obtain knowledge that was too advanced for you. It overloaded your mental processing,” Taranis said. “</w:t>
-      </w:r>
-      <w:r>
-        <w:t>[</w:t>
-      </w:r>
-      <w:r>
-        <w:t>Vibration</w:t>
-      </w:r>
-      <w:r>
-        <w:t>]</w:t>
-      </w:r>
-      <w:r>
-        <w:t xml:space="preserve"> is one of the fundamentals of reality, and </w:t>
-      </w:r>
-      <w:r>
-        <w:t xml:space="preserve">knowledge of that </w:t>
-      </w:r>
-      <w:r>
-        <w:t xml:space="preserve">is not something </w:t>
-      </w:r>
-      <w:r>
-        <w:t xml:space="preserve">most </w:t>
-      </w:r>
-      <w:r>
-        <w:t xml:space="preserve">people in </w:t>
-      </w:r>
-      <w:r>
-        <w:t xml:space="preserve">any world </w:t>
-      </w:r>
-      <w:r>
-        <w:t>are ever exposed to.</w:t>
-      </w:r>
-    </w:p>
-    <w:p>
-      <w:r>
-        <w:t xml:space="preserve">“Only when a wizard reaches B-Rank are they thought the </w:t>
-      </w:r>
-      <w:r>
-        <w:t>fundamentals</w:t>
-      </w:r>
-      <w:r>
-        <w:t xml:space="preserve"> of </w:t>
-      </w:r>
-      <w:r>
-        <w:t xml:space="preserve">energy, </w:t>
-      </w:r>
-      <w:r>
-        <w:t>vibration, quantum mechanics, conscious agents, and other advanced topics.</w:t>
-      </w:r>
-    </w:p>
-    <w:p>
-      <w:r>
-        <w:t>“It didn’t help that that Hell-Gorilla gave you a rather forceful introduction into vibration.</w:t>
-      </w:r>
-    </w:p>
-    <w:p>
-      <w:r>
-        <w:t xml:space="preserve">“For the time being please avoid exploring the fundamental </w:t>
-      </w:r>
-      <w:r>
-        <w:t>aspects</w:t>
-      </w:r>
-      <w:r>
-        <w:t xml:space="preserve"> of nature.”</w:t>
-      </w:r>
-    </w:p>
-    <w:p>
-      <w:r>
-        <w:t>“I understand teacher,” I said.</w:t>
-      </w:r>
-    </w:p>
-    <w:p>
-      <w:r>
-        <w:t>“Your subconscious is working on integrating your newly found knowledge,” Taranis said. “</w:t>
-      </w:r>
-      <w:r>
-        <w:t>This will strain your mental faculties until you level up.”</w:t>
+        <w:t xml:space="preserve">“Give yourself at least 10 hours of sleep a night,” Taranis said. “When creating new spells, focus only on physical attributes a medieval person would know about. </w:t>
       </w:r>
     </w:p>
     <w:p>
       <w:r>
         <w:t>“Yes teacher,” I said.</w:t>
       </w:r>
-    </w:p>
-    <w:p>
-      <w:r>
-        <w:t xml:space="preserve">“Give yourself at least 10 hours of sleep a night,” Taranis said. “When creating new spells, focus only on physical attributes a medieval person would know about. </w:t>
+      <w:r>
+        <w:t xml:space="preserve"> “I’ll just work with the Runes you showed me, plus my new [Spin] and [Barrel] Runes.”</w:t>
+      </w:r>
+    </w:p>
+    <w:p>
+      <w:r>
+        <w:t>“Do you feel any mental exhaustion?” Taranis asked.</w:t>
       </w:r>
     </w:p>
     <w:p>
       <w:r>
         <w:t>“Yes teacher,” I said.</w:t>
       </w:r>
-      <w:r>
-        <w:t xml:space="preserve"> “I’ll just work with the Runes you showed me, plus my new [Spin] and [Barrel] Runes.”</w:t>
-      </w:r>
-    </w:p>
-    <w:p>
-      <w:r>
-        <w:t>“Do you feel any mental exhaustion?” Taranis asked.</w:t>
+    </w:p>
+    <w:p>
+      <w:r>
+        <w:t>“You will be ready to explore vibration fully when that mental exhaustion leaves you,” Taranis said.</w:t>
       </w:r>
     </w:p>
     <w:p>
@@ -52977,73 +52713,63 @@
     </w:p>
     <w:p>
       <w:r>
-        <w:t>“You will be ready to explore vibration fully when that mental exhaustion leaves you,” Taranis said.</w:t>
+        <w:t>“This is all real, isn’t it?” dad asked. “This goes way beyond a simple game.”</w:t>
+      </w:r>
+    </w:p>
+    <w:p>
+      <w:r>
+        <w:t>Taranis gave everyone a sad smile.</w:t>
+      </w:r>
+    </w:p>
+    <w:p>
+      <w:r>
+        <w:t>“Unfortunately yes,” Taranis said. “</w:t>
+      </w:r>
+      <w:r>
+        <w:t>It’s terrifying what the future holds, and how many millions of people are going to die.”</w:t>
+      </w:r>
+    </w:p>
+    <w:p>
+      <w:r>
+        <w:t xml:space="preserve">Dad paused in thought and then said, “Mum, I think we should </w:t>
+      </w:r>
+      <w:r>
+        <w:t xml:space="preserve">all </w:t>
+      </w:r>
+      <w:r>
+        <w:t>continu</w:t>
+      </w:r>
+      <w:r>
+        <w:t>e</w:t>
+      </w:r>
+      <w:r>
+        <w:t xml:space="preserve"> playing this game until beta ends.”</w:t>
+      </w:r>
+    </w:p>
+    <w:p>
+      <w:r>
+        <w:t>“What about school?” mum asked.</w:t>
+      </w:r>
+    </w:p>
+    <w:p>
+      <w:r>
+        <w:t>“Somehow I don’t think school will teach the kids anything useful,” Gigi said. “</w:t>
+      </w:r>
+      <w:r>
+        <w:t>The world has changed and we need to be prepared.</w:t>
+      </w:r>
+      <w:r>
+        <w:t>”</w:t>
+      </w:r>
+    </w:p>
+    <w:p>
+      <w:r>
+        <w:t>“You’re right,” mum said.</w:t>
       </w:r>
     </w:p>
     <w:p>
       <w:r>
         <w:lastRenderedPageBreak/>
-        <w:t>“Yes teacher,” I said.</w:t>
-      </w:r>
-    </w:p>
-    <w:p>
-      <w:r>
-        <w:t>“This is all real, isn’t it?” dad asked. “This goes way beyond a simple game.”</w:t>
-      </w:r>
-    </w:p>
-    <w:p>
-      <w:r>
-        <w:t>Taranis gave everyone a sad smile.</w:t>
-      </w:r>
-    </w:p>
-    <w:p>
-      <w:r>
-        <w:t>“Unfortunately yes,” Taranis said. “</w:t>
-      </w:r>
-      <w:r>
-        <w:t>It’s terrifying what the future holds, and how many millions of people are going to die.”</w:t>
-      </w:r>
-    </w:p>
-    <w:p>
-      <w:r>
-        <w:t xml:space="preserve">Dad paused in thought and then said, “Mum, I think we should </w:t>
-      </w:r>
-      <w:r>
-        <w:t xml:space="preserve">all </w:t>
-      </w:r>
-      <w:r>
-        <w:t>continu</w:t>
-      </w:r>
-      <w:r>
-        <w:t>e</w:t>
-      </w:r>
-      <w:r>
-        <w:t xml:space="preserve"> playing this game until beta ends.”</w:t>
-      </w:r>
-    </w:p>
-    <w:p>
-      <w:r>
-        <w:t>“What about school?” mum asked.</w:t>
-      </w:r>
-    </w:p>
-    <w:p>
-      <w:r>
-        <w:t>“Somehow I don’t think school will teach the kids anything useful,” Gigi said. “</w:t>
-      </w:r>
-      <w:r>
-        <w:t>The world has changed and we need to be prepared.</w:t>
-      </w:r>
-      <w:r>
-        <w:t>”</w:t>
-      </w:r>
-    </w:p>
-    <w:p>
-      <w:r>
-        <w:t>“You’re right,” mum said.</w:t>
-      </w:r>
-    </w:p>
-    <w:p>
-      <w:r>
         <w:t>“Brad, Simone, Peter</w:t>
       </w:r>
       <w:r>
@@ -53080,76 +52806,76 @@
     </w:p>
     <w:p>
       <w:r>
+        <w:t>“I’ll give you a hint on finding the dungeons,” Taranis said</w:t>
+      </w:r>
+      <w:r>
+        <w:t>, changing the subject</w:t>
+      </w:r>
+      <w:r>
+        <w:t>. “What is the demons’ favorite number?”</w:t>
+      </w:r>
+    </w:p>
+    <w:p>
+      <w:r>
+        <w:t>Taranis exited the room a moment later.</w:t>
+      </w:r>
+    </w:p>
+    <w:p>
+      <w:r>
+        <w:t>I picked Aspen up and got out of bed.</w:t>
+      </w:r>
+      <w:r>
+        <w:t xml:space="preserve"> Holding the baby soothed my mind.</w:t>
+      </w:r>
+    </w:p>
+    <w:p>
+      <w:r>
+        <w:t>“It’s time to eat,” Brenda said and guided us to the dining room.</w:t>
+      </w:r>
+    </w:p>
+    <w:p>
+      <w:r>
+        <w:t>We sat down and waiters brought food. As before, we spoke in Babel.</w:t>
+      </w:r>
+    </w:p>
+    <w:p>
+      <w:r>
+        <w:t>“That’s strange,” Dad said. “I’m finding it easier to speak.”</w:t>
+      </w:r>
+    </w:p>
+    <w:p>
+      <w:r>
+        <w:t>“I guess that last upgrade in mentality really helped,” Gigi said.</w:t>
+      </w:r>
+    </w:p>
+    <w:p>
+      <w:r>
+        <w:t>“</w:t>
+      </w:r>
+      <w:r>
+        <w:t>Brad, Simone, Peter</w:t>
+      </w:r>
+      <w:r>
+        <w:t>, tomorrow morning after 7:00AM, we will talk to your parents</w:t>
+      </w:r>
+      <w:r>
+        <w:t>,” dad said.</w:t>
+      </w:r>
+    </w:p>
+    <w:p>
+      <w:r>
+        <w:t>“I’ll offer them a tour of the school</w:t>
+      </w:r>
+      <w:r>
+        <w:t xml:space="preserve">. </w:t>
+      </w:r>
+      <w:r>
+        <w:t>The school recruiter will explain the benefits and supply the necessary paperwork.”</w:t>
+      </w:r>
+    </w:p>
+    <w:p>
+      <w:r>
         <w:lastRenderedPageBreak/>
-        <w:t>“I’ll give you a hint on finding the dungeons,” Taranis said</w:t>
-      </w:r>
-      <w:r>
-        <w:t>, changing the subject</w:t>
-      </w:r>
-      <w:r>
-        <w:t>. “What is the demons’ favorite number?”</w:t>
-      </w:r>
-    </w:p>
-    <w:p>
-      <w:r>
-        <w:t>Taranis exited the room a moment later.</w:t>
-      </w:r>
-    </w:p>
-    <w:p>
-      <w:r>
-        <w:t>I picked Aspen up and got out of bed.</w:t>
-      </w:r>
-      <w:r>
-        <w:t xml:space="preserve"> Holding the baby soothed my mind.</w:t>
-      </w:r>
-    </w:p>
-    <w:p>
-      <w:r>
-        <w:t>“It’s time to eat,” Brenda said and guided us to the dining room.</w:t>
-      </w:r>
-    </w:p>
-    <w:p>
-      <w:r>
-        <w:t>We sat down and waiters brought food. As before, we spoke in Babel.</w:t>
-      </w:r>
-    </w:p>
-    <w:p>
-      <w:r>
-        <w:t>“That’s strange,” Dad said. “I’m finding it easier to speak.”</w:t>
-      </w:r>
-    </w:p>
-    <w:p>
-      <w:r>
-        <w:t>“I guess that last upgrade in mentality really helped,” Gigi said.</w:t>
-      </w:r>
-    </w:p>
-    <w:p>
-      <w:r>
-        <w:t>“</w:t>
-      </w:r>
-      <w:r>
-        <w:t>Brad, Simone, Peter</w:t>
-      </w:r>
-      <w:r>
-        <w:t>, tomorrow morning after 7:00AM, we will talk to your parents</w:t>
-      </w:r>
-      <w:r>
-        <w:t>,” dad said.</w:t>
-      </w:r>
-    </w:p>
-    <w:p>
-      <w:r>
-        <w:t>“I’ll offer them a tour of the school</w:t>
-      </w:r>
-      <w:r>
-        <w:t xml:space="preserve">. </w:t>
-      </w:r>
-      <w:r>
-        <w:t>The school recruiter will explain the benefits and supply the necessary paperwork.”</w:t>
-      </w:r>
-    </w:p>
-    <w:p>
-      <w:r>
         <w:t>“Do they have football?” Eric asked.</w:t>
       </w:r>
     </w:p>
@@ -53185,55 +52911,55 @@
     </w:p>
     <w:p>
       <w:r>
+        <w:t>A line on the map appeared.</w:t>
+      </w:r>
+    </w:p>
+    <w:p>
+      <w:r>
+        <w:t>“I’m adding a mark 666 m-yards from the portal, as well as 666 m-yards from the safezone border,” dad said.</w:t>
+      </w:r>
+    </w:p>
+    <w:p>
+      <w:r>
+        <w:t>“That’s 0 degrees,” Emily said.</w:t>
+      </w:r>
+    </w:p>
+    <w:p>
+      <w:r>
+        <w:t>“Good point,” dad said. “Let’s add 6.66 degrees, as well as</w:t>
+      </w:r>
+      <w:r>
+        <w:t xml:space="preserve"> 66.6 degrees.”</w:t>
+      </w:r>
+    </w:p>
+    <w:p>
+      <w:r>
+        <w:t>“What about 666 degrees?” Eric asked.</w:t>
+      </w:r>
+    </w:p>
+    <w:p>
+      <w:r>
+        <w:t>“That’s possible,” dad said. “That will give 306 degrees or 54 degrees, but that sounds weird.”</w:t>
+      </w:r>
+    </w:p>
+    <w:p>
+      <w:r>
+        <w:t>“The 6.66 is probably too close to each other,” I said.</w:t>
+      </w:r>
+    </w:p>
+    <w:p>
+      <w:r>
+        <w:t>“So we try the 66.6 angle first,” Gigi said. “Who wants the left and who wants the right?”</w:t>
+      </w:r>
+    </w:p>
+    <w:p>
+      <w:r>
+        <w:t>“The devil likes the left,” I said.</w:t>
+      </w:r>
+    </w:p>
+    <w:p>
+      <w:r>
         <w:lastRenderedPageBreak/>
-        <w:t>A line on the map appeared.</w:t>
-      </w:r>
-    </w:p>
-    <w:p>
-      <w:r>
-        <w:t>“I’m adding a mark 666 m-yards from the portal, as well as 666 m-yards from the safezone border,” dad said.</w:t>
-      </w:r>
-    </w:p>
-    <w:p>
-      <w:r>
-        <w:t>“That’s 0 degrees,” Emily said.</w:t>
-      </w:r>
-    </w:p>
-    <w:p>
-      <w:r>
-        <w:t>“Good point,” dad said. “Let’s add 6.66 degrees, as well as</w:t>
-      </w:r>
-      <w:r>
-        <w:t xml:space="preserve"> 66.6 degrees.”</w:t>
-      </w:r>
-    </w:p>
-    <w:p>
-      <w:r>
-        <w:t>“What about 666 degrees?” Eric asked.</w:t>
-      </w:r>
-    </w:p>
-    <w:p>
-      <w:r>
-        <w:t>“That’s possible,” dad said. “That will give 306 degrees or 54 degrees, but that sounds weird.”</w:t>
-      </w:r>
-    </w:p>
-    <w:p>
-      <w:r>
-        <w:t>“The 6.66 is probably too close to each other,” I said.</w:t>
-      </w:r>
-    </w:p>
-    <w:p>
-      <w:r>
-        <w:t>“So we try the 66.6 angle first,” Gigi said. “Who wants the left and who wants the right?”</w:t>
-      </w:r>
-    </w:p>
-    <w:p>
-      <w:r>
-        <w:t>“The devil likes the left,” I said.</w:t>
-      </w:r>
-    </w:p>
-    <w:p>
-      <w:r>
         <w:t>“Then we take the right,” mum said.</w:t>
       </w:r>
     </w:p>
@@ -53291,7 +53017,6 @@
     </w:p>
     <w:p>
       <w:r>
-        <w:lastRenderedPageBreak/>
         <w:t xml:space="preserve"> </w:t>
       </w:r>
     </w:p>
@@ -53427,7 +53152,7 @@
             <w:rPr>
               <w:noProof/>
             </w:rPr>
-            <w:t>206</w:t>
+            <w:t>236</w:t>
           </w:r>
         </w:fldSimple>
       </w:p>
@@ -53458,7 +53183,7 @@
             <w:rPr>
               <w:noProof/>
             </w:rPr>
-            <w:t>207</w:t>
+            <w:t>235</w:t>
           </w:r>
         </w:fldSimple>
       </w:p>
@@ -53653,7 +53378,7 @@
         <v:path o:extrusionok="f" gradientshapeok="t" o:connecttype="rect"/>
         <o:lock v:ext="edit" aspectratio="t"/>
       </v:shapetype>
-      <v:shape id="_x0000_i1049" type="#_x0000_t75" style="width:3in;height:3in;visibility:visible" o:bullet="t">
+      <v:shape id="_x0000_i1042" type="#_x0000_t75" style="width:3in;height:3in;visibility:visible" o:bullet="t">
         <v:imagedata r:id="rId1" o:title="MC900065312[1]"/>
       </v:shape>
     </w:pict>
@@ -56159,7 +55884,7 @@
 </file>
 
 <file path=customXml/itemProps1.xml><?xml version="1.0" encoding="utf-8"?>
-<ds:datastoreItem xmlns:ds="http://schemas.openxmlformats.org/officeDocument/2006/customXml" ds:itemID="{05905615-9E88-44AA-946C-1144E1632723}">
+<ds:datastoreItem xmlns:ds="http://schemas.openxmlformats.org/officeDocument/2006/customXml" ds:itemID="{36792A96-6354-41B8-BB8C-228F459A524E}">
   <ds:schemaRefs>
     <ds:schemaRef ds:uri="http://schemas.openxmlformats.org/officeDocument/2006/bibliography"/>
   </ds:schemaRefs>

--- a/Books/RPG_Books/ThePrincessAndThePlayer/Book_ThePrincessAndThePlayer.docx
+++ b/Books/RPG_Books/ThePrincessAndThePlayer/Book_ThePrincessAndThePlayer.docx
@@ -46115,7 +46115,16 @@
     </w:p>
     <w:p>
       <w:r>
-        <w:t xml:space="preserve">I on the other hand spent my free time practicing my Runes. My training exercise was to just cycle through the dozen or so Runes I knew. I </w:t>
+        <w:t>M</w:t>
+      </w:r>
+      <w:r>
+        <w:t xml:space="preserve">y free time </w:t>
+      </w:r>
+      <w:r>
+        <w:t xml:space="preserve">was spent </w:t>
+      </w:r>
+      <w:r>
+        <w:t xml:space="preserve">practicing my Runes. My training exercise was to cycle through the dozen or so Runes I knew. I </w:t>
       </w:r>
       <w:r>
         <w:t xml:space="preserve">then </w:t>
@@ -46126,7 +46135,7 @@
     </w:p>
     <w:p>
       <w:r>
-        <w:t>It was fun since I was literally channeling the very forces of the universe.</w:t>
+        <w:t>My only regret was that there weren’t enough hours in the day to train. Magic is that amazing.</w:t>
       </w:r>
     </w:p>
     <w:p>
@@ -46401,16 +46410,8 @@
     </w:p>
     <w:p>
       <w:r>
-        <w:t xml:space="preserve">The air was filled with soap bubbles as </w:t>
-      </w:r>
-      <w:r>
-        <w:t>Aspen stood next to us and played the toy I gave her</w:t>
-      </w:r>
-      <w:r>
-        <w:t>.</w:t>
-      </w:r>
-    </w:p>
-    <w:p>
+        <w:t xml:space="preserve">Aspen ran around in circles as I showered her with bubbles. </w:t>
+      </w:r>
       <w:r>
         <w:t>That made her the center of attention, since the toy I created was something the residents had never seen before.</w:t>
       </w:r>
@@ -46574,20 +46575,31 @@
         <w:rPr>
           <w:rStyle w:val="Babel"/>
         </w:rPr>
-        <w:t>“Breaking that would risk having the islands confiscated.”</w:t>
-      </w:r>
-    </w:p>
-    <w:p>
-      <w:pPr>
+        <w:t>“Breaking that would risk having the islands confiscated</w:t>
+      </w:r>
+      <w:r>
         <w:rPr>
           <w:rStyle w:val="Babel"/>
         </w:rPr>
-      </w:pPr>
+        <w:t xml:space="preserve"> and blacklisted</w:t>
+      </w:r>
       <w:r>
         <w:rPr>
           <w:rStyle w:val="Babel"/>
         </w:rPr>
-        <w:lastRenderedPageBreak/>
+        <w:t>.”</w:t>
+      </w:r>
+    </w:p>
+    <w:p>
+      <w:pPr>
+        <w:rPr>
+          <w:rStyle w:val="Babel"/>
+        </w:rPr>
+      </w:pPr>
+      <w:r>
+        <w:rPr>
+          <w:rStyle w:val="Babel"/>
+        </w:rPr>
         <w:t>“You can buy an island?”</w:t>
       </w:r>
       <w:r>
@@ -46609,6 +46621,7 @@
         <w:rPr>
           <w:rStyle w:val="Babel"/>
         </w:rPr>
+        <w:lastRenderedPageBreak/>
         <w:t>“Actually yes</w:t>
       </w:r>
       <w:r>
@@ -46964,33 +46977,27 @@
         <w:rPr>
           <w:rStyle w:val="Babel"/>
         </w:rPr>
-        <w:t xml:space="preserve">the general public </w:t>
-      </w:r>
+        <w:t>the general public can only speculate</w:t>
+      </w:r>
+      <w:r>
+        <w:rPr>
+          <w:rStyle w:val="Babel"/>
+        </w:rPr>
+        <w:t>. Unfortunately, that means rioting and general bad behavior.</w:t>
+      </w:r>
+      <w:r>
+        <w:rPr>
+          <w:rStyle w:val="Babel"/>
+        </w:rPr>
+        <w:t>”</w:t>
+      </w:r>
+    </w:p>
+    <w:p>
       <w:r>
         <w:rPr>
           <w:rStyle w:val="Babel"/>
         </w:rPr>
         <w:lastRenderedPageBreak/>
-        <w:t>can only speculate</w:t>
-      </w:r>
-      <w:r>
-        <w:rPr>
-          <w:rStyle w:val="Babel"/>
-        </w:rPr>
-        <w:t>. Unfortunately, that means rioting and general bad behavior.</w:t>
-      </w:r>
-      <w:r>
-        <w:rPr>
-          <w:rStyle w:val="Babel"/>
-        </w:rPr>
-        <w:t>”</w:t>
-      </w:r>
-    </w:p>
-    <w:p>
-      <w:r>
-        <w:rPr>
-          <w:rStyle w:val="Babel"/>
-        </w:rPr>
         <w:t>“Especially since soldiers and police are being required to train with medieval weapons,</w:t>
       </w:r>
       <w:r>
@@ -47067,7 +47074,7 @@
           <w:rFonts w:ascii="Bradley Hand ITC" w:hAnsi="Bradley Hand ITC"/>
           <w:b/>
         </w:rPr>
-        <w:t>With so many balls to juggle, there’s barely time in the day to do everything. Perhaps after I retire I might have time to learn magic. Luke makes it look like fun.”</w:t>
+        <w:t>With so many balls to juggle, there’s barely time in the day to do everything. Perhaps after I retire I might learn magic. Luke makes it look like fun.”</w:t>
       </w:r>
     </w:p>
     <w:p>
@@ -47105,7 +47112,10 @@
         <w:t>“It’s probably the easiest language in the world to learn,” Mother said.</w:t>
       </w:r>
       <w:r>
-        <w:t xml:space="preserve"> “We only started barely 3 weeks ago.”</w:t>
+        <w:t xml:space="preserve"> “We only started barel</w:t>
+      </w:r>
+      <w:r>
+        <w:t>y 3 weeks ago. The more you invest in [Intelligence] the easier it becomes.”</w:t>
       </w:r>
     </w:p>
     <w:p>
@@ -47121,12 +47131,12 @@
     </w:p>
     <w:p>
       <w:r>
+        <w:t>“If someone born 2 BC can do it, then anyone can,” Gigi announced.</w:t>
+      </w:r>
+    </w:p>
+    <w:p>
+      <w:r>
         <w:lastRenderedPageBreak/>
-        <w:t>“If someone born 2 BC can do it, then anyone can,” Gigi announced.</w:t>
-      </w:r>
-    </w:p>
-    <w:p>
-      <w:r>
         <w:t>“Attention everyone,” Duke Wallace said. “It is time for the announcement you have been waiting for. I shall now read the announcement.</w:t>
       </w:r>
     </w:p>
@@ -47293,30 +47303,30 @@
         <w:pStyle w:val="Quote2"/>
       </w:pPr>
       <w:r>
+        <w:t xml:space="preserve">And now for some amazing news; </w:t>
+      </w:r>
+      <w:r>
+        <w:t>a</w:t>
+      </w:r>
+      <w:r>
+        <w:t xml:space="preserve"> cargo ship containing legendary equipment was lost there</w:t>
+      </w:r>
+      <w:r>
+        <w:t xml:space="preserve">. They are brand new, and </w:t>
+      </w:r>
+      <w:r>
+        <w:t>so can all be soul bound</w:t>
+      </w:r>
+      <w:r>
+        <w:t>.</w:t>
+      </w:r>
+    </w:p>
+    <w:p>
+      <w:pPr>
+        <w:pStyle w:val="Quote2"/>
+      </w:pPr>
+      <w:r>
         <w:lastRenderedPageBreak/>
-        <w:t xml:space="preserve">And now for some amazing news; </w:t>
-      </w:r>
-      <w:r>
-        <w:t>a</w:t>
-      </w:r>
-      <w:r>
-        <w:t xml:space="preserve"> cargo ship containing legendary equipment was lost there</w:t>
-      </w:r>
-      <w:r>
-        <w:t xml:space="preserve">. They are brand new, and </w:t>
-      </w:r>
-      <w:r>
-        <w:t>so can all be soul bound</w:t>
-      </w:r>
-      <w:r>
-        <w:t>.</w:t>
-      </w:r>
-    </w:p>
-    <w:p>
-      <w:pPr>
-        <w:pStyle w:val="Quote2"/>
-      </w:pPr>
-      <w:r>
         <w:t>The quest is to find the dungeon containing the treasure and conquer it. Remember, you are not allowed to share the location of the dungeon</w:t>
       </w:r>
       <w:r>
@@ -47926,6 +47936,7 @@
     </w:p>
     <w:p>
       <w:r>
+        <w:lastRenderedPageBreak/>
         <w:t>“</w:t>
       </w:r>
       <w:r>
@@ -47941,29 +47952,313 @@
         <w:t xml:space="preserve"> while regulating her breath</w:t>
       </w:r>
       <w:r>
-        <w:t xml:space="preserve">. “Various </w:t>
-      </w:r>
+        <w:t>. “Various waste products accumulate over the years.</w:t>
+      </w:r>
+      <w:r>
+        <w:t>”</w:t>
+      </w:r>
+    </w:p>
+    <w:p>
+      <w:r>
+        <w:t>Annie paused, trying to remember something. She gave up and said, “</w:t>
+      </w:r>
+      <w:r>
+        <w:t>For those who don’t know</w:t>
+      </w:r>
+      <w:r>
+        <w:t xml:space="preserve"> what we are talking about</w:t>
+      </w:r>
+      <w:r>
+        <w:t xml:space="preserve">, </w:t>
+      </w:r>
+      <w:r>
+        <w:t xml:space="preserve">Quantum </w:t>
+      </w:r>
+      <w:r>
+        <w:t>Entertainment</w:t>
+      </w:r>
+      <w:r>
+        <w:t xml:space="preserve"> will make the announcement in </w:t>
+      </w:r>
+      <w:r>
+        <w:t>March next year</w:t>
+      </w:r>
+      <w:r>
+        <w:t>.”</w:t>
+      </w:r>
+    </w:p>
+    <w:p>
+      <w:r>
+        <w:t xml:space="preserve">“You’re over 100?” a man in his early </w:t>
+      </w:r>
+      <w:r>
+        <w:t>forties</w:t>
+      </w:r>
+      <w:r>
+        <w:t xml:space="preserve"> </w:t>
+      </w:r>
+      <w:r>
+        <w:t>asked</w:t>
+      </w:r>
+      <w:r>
+        <w:t xml:space="preserve">. “How is that even possible? My mother is only in her 70’s and she has </w:t>
+      </w:r>
+      <w:r>
+        <w:t>Alzheimer’s</w:t>
+      </w:r>
+      <w:r>
+        <w:t xml:space="preserve"> and can barely </w:t>
+      </w:r>
+      <w:r>
+        <w:t>function</w:t>
+      </w:r>
+      <w:r>
+        <w:t>.”</w:t>
+      </w:r>
+    </w:p>
+    <w:p>
+      <w:r>
+        <w:t xml:space="preserve">“The answer is simple,” I replied. “A clause in the agreement allows people with mobility issues to </w:t>
+      </w:r>
+      <w:r>
+        <w:t>enter</w:t>
+      </w:r>
+      <w:r>
+        <w:t xml:space="preserve"> with mechanical wheelchairs or walkers.</w:t>
+      </w:r>
+    </w:p>
+    <w:p>
+      <w:r>
+        <w:t xml:space="preserve">“Remember, in Newbie City you share XP. That means you should bring your mother </w:t>
+      </w:r>
+      <w:r>
+        <w:t>there</w:t>
+      </w:r>
+      <w:r>
+        <w:t xml:space="preserve"> and make her play on ‘No-Pain, No-Gain’ setting. She doesn’t need to do anything but just </w:t>
+      </w:r>
+      <w:r>
+        <w:t>sit</w:t>
+      </w:r>
+      <w:r>
+        <w:t xml:space="preserve"> while you fight.</w:t>
+      </w:r>
+    </w:p>
+    <w:p>
+      <w:r>
+        <w:t>“That’s what my great grandfather did.</w:t>
+      </w:r>
+    </w:p>
+    <w:p>
+      <w:r>
+        <w:t>“Then with the accumulated XP</w:t>
+      </w:r>
+      <w:r>
+        <w:t xml:space="preserve"> and healing spells and potions</w:t>
+      </w:r>
+      <w:r>
+        <w:t>, your mother will regain her health.</w:t>
+      </w:r>
+    </w:p>
+    <w:p>
+      <w:r>
+        <w:t>“Remember, it has to be on ‘No-Pain, No-Gain’ settings.</w:t>
+      </w:r>
+      <w:r>
+        <w:t>”</w:t>
+      </w:r>
+    </w:p>
+    <w:p>
+      <w:r>
+        <w:t xml:space="preserve">“Just like that?” a woman </w:t>
+      </w:r>
+      <w:r>
+        <w:t>asked</w:t>
+      </w:r>
+      <w:r>
+        <w:t xml:space="preserve"> skeptically.</w:t>
+      </w:r>
+    </w:p>
+    <w:p>
+      <w:r>
+        <w:t>“</w:t>
+      </w:r>
+      <w:r>
+        <w:t>Well,</w:t>
+      </w:r>
+      <w:r>
+        <w:t xml:space="preserve"> you should focus on vitality,” I replied. “After all, vitality for your loved ones is close to 0.</w:t>
+      </w:r>
+      <w:r>
+        <w:t xml:space="preserve"> </w:t>
+      </w:r>
+      <w:r>
+        <w:t xml:space="preserve">Also, the higher your vitality, the better healing </w:t>
+      </w:r>
+      <w:r>
+        <w:t xml:space="preserve">spells </w:t>
+      </w:r>
+      <w:r>
+        <w:t>and potions work.</w:t>
+      </w:r>
+      <w:r>
+        <w:t>”</w:t>
+      </w:r>
+    </w:p>
+    <w:p>
+      <w:r>
+        <w:t xml:space="preserve">“What happens when she </w:t>
+      </w:r>
+      <w:r>
+        <w:t>leaves</w:t>
+      </w:r>
+      <w:r>
+        <w:t xml:space="preserve">?” Another person </w:t>
+      </w:r>
+      <w:r>
+        <w:t>asked</w:t>
+      </w:r>
+      <w:r>
+        <w:t>.</w:t>
+      </w:r>
+    </w:p>
+    <w:p>
       <w:r>
         <w:lastRenderedPageBreak/>
-        <w:t>waste products accumulate over the years. For those who don’t know</w:t>
-      </w:r>
-      <w:r>
-        <w:t xml:space="preserve"> what we are talking about</w:t>
-      </w:r>
-      <w:r>
-        <w:t xml:space="preserve">, </w:t>
-      </w:r>
-      <w:r>
-        <w:t xml:space="preserve">Quantum </w:t>
-      </w:r>
-      <w:r>
-        <w:t>Entertainment</w:t>
-      </w:r>
-      <w:r>
-        <w:t xml:space="preserve"> will make the announcement in </w:t>
-      </w:r>
-      <w:r>
-        <w:t>March next year</w:t>
+        <w:t xml:space="preserve">“Why do you want </w:t>
+      </w:r>
+      <w:r>
+        <w:t xml:space="preserve">her </w:t>
+      </w:r>
+      <w:r>
+        <w:t xml:space="preserve">to leave?” I </w:t>
+      </w:r>
+      <w:r>
+        <w:t>asked</w:t>
+      </w:r>
+      <w:r>
+        <w:t>.</w:t>
+      </w:r>
+      <w:r>
+        <w:t xml:space="preserve"> “Think of this as her retirement home. </w:t>
+      </w:r>
+      <w:r>
+        <w:t xml:space="preserve">And with Internet access, you have all the entertainment you could possibly want. </w:t>
+      </w:r>
+      <w:r>
+        <w:t>Remember, No Pain, No Gain.”</w:t>
+      </w:r>
+    </w:p>
+    <w:p>
+      <w:r>
+        <w:t>“That thing about giving loot is a scam,” Gigi said. “Don’t fall for it. Listen to my great grandson.”</w:t>
+      </w:r>
+    </w:p>
+    <w:p>
+      <w:r>
+        <w:t xml:space="preserve">“How important is Essence allocation?” Someone </w:t>
+      </w:r>
+      <w:r>
+        <w:t>asked</w:t>
+      </w:r>
+      <w:r>
+        <w:t>. “It seems kind of gross.”</w:t>
+      </w:r>
+    </w:p>
+    <w:p>
+      <w:r>
+        <w:t>“It’s the best,” I said. “Take it if the choice be</w:t>
+      </w:r>
+      <w:r>
+        <w:t>c</w:t>
+      </w:r>
+      <w:r>
+        <w:t>o</w:t>
+      </w:r>
+      <w:r>
+        <w:t>me</w:t>
+      </w:r>
+      <w:r>
+        <w:t>s</w:t>
+      </w:r>
+      <w:r>
+        <w:t xml:space="preserve"> available. You will never regret it. This game is awesome, smelly farts and all.</w:t>
+      </w:r>
+    </w:p>
+    <w:p>
+      <w:r>
+        <w:t xml:space="preserve">“Once you play </w:t>
+      </w:r>
+      <w:r>
+        <w:t>as an elite player</w:t>
+      </w:r>
+      <w:r>
+        <w:t>, there is no going back. And since you can convert gold into money, there is no reason to leave.</w:t>
+      </w:r>
+    </w:p>
+    <w:p>
+      <w:r>
+        <w:t>“Kill a few monsters and the game pays for itself.</w:t>
+      </w:r>
+    </w:p>
+    <w:p>
+      <w:r>
+        <w:t>“With health, wealth and worlds to explore with good friends, what more could you possibly want?”</w:t>
+      </w:r>
+    </w:p>
+    <w:p>
+      <w:r>
+        <w:t xml:space="preserve">“But aren’t we just wasting our time here?” </w:t>
+      </w:r>
+      <w:r>
+        <w:t xml:space="preserve">a middle-aged man </w:t>
+      </w:r>
+      <w:r>
+        <w:t>asked</w:t>
+      </w:r>
+      <w:r>
+        <w:t>.</w:t>
+      </w:r>
+      <w:r>
+        <w:t xml:space="preserve"> “I’m only here because my son insisted.”</w:t>
+      </w:r>
+    </w:p>
+    <w:p>
+      <w:r>
+        <w:t xml:space="preserve">“With AGI, robots, 3-D printing and the rest, can you </w:t>
+      </w:r>
+      <w:r>
+        <w:t>really say</w:t>
+      </w:r>
+      <w:r>
+        <w:t xml:space="preserve"> you are actually contributing to society?” I </w:t>
+      </w:r>
+      <w:r>
+        <w:t>asked</w:t>
+      </w:r>
+      <w:r>
+        <w:t>. “</w:t>
+      </w:r>
+      <w:r>
+        <w:t>W</w:t>
+      </w:r>
+      <w:r>
+        <w:t xml:space="preserve">hat </w:t>
+      </w:r>
+      <w:r>
+        <w:t xml:space="preserve">will </w:t>
+      </w:r>
+      <w:r>
+        <w:t>you do with the rest of your life</w:t>
+      </w:r>
+      <w:r>
+        <w:t>?</w:t>
+      </w:r>
+      <w:r>
+        <w:t xml:space="preserve"> You spend it with people you love, exploring new worlds</w:t>
+      </w:r>
+      <w:r>
+        <w:t xml:space="preserve"> and enjoying shared activities</w:t>
       </w:r>
       <w:r>
         <w:t>.”</w:t>
@@ -47971,80 +48266,146 @@
     </w:p>
     <w:p>
       <w:r>
-        <w:t xml:space="preserve">“You’re over 100?” a man in his early </w:t>
-      </w:r>
-      <w:r>
-        <w:t>forties</w:t>
+        <w:t>“Nothing is worth switching back to Easy,” Gigi said. “You will regret it for the rest of your life if you do. Remember, nothing worth getting is ever easy.”</w:t>
+      </w:r>
+    </w:p>
+    <w:p>
+      <w:r>
+        <w:lastRenderedPageBreak/>
+        <w:t>“As for that junk they give out, you can either buy it with cash or earn it with adventuring,” mum said.</w:t>
+      </w:r>
+    </w:p>
+    <w:p>
+      <w:r>
+        <w:t>“And we got the fare in a little over a week,” Dad said.</w:t>
+      </w:r>
+      <w:r>
+        <w:t xml:space="preserve"> “So for long term players, stick with No Pain, No Gain. We are.”</w:t>
+      </w:r>
+    </w:p>
+    <w:p>
+      <w:r>
+        <w:t>For another ten minutes people badgered me with questions. Eventually I was able to satisfy everyone.</w:t>
+      </w:r>
+    </w:p>
+    <w:p>
+      <w:r>
+        <w:t>E</w:t>
+      </w:r>
+      <w:r>
+        <w:t xml:space="preserve">veryone dispersed </w:t>
+      </w:r>
+      <w:r>
+        <w:t>and</w:t>
+      </w:r>
+      <w:r>
+        <w:t xml:space="preserve"> we were alone.</w:t>
+      </w:r>
+      <w:r>
+        <w:t xml:space="preserve"> Half the people </w:t>
+      </w:r>
+      <w:r>
+        <w:t>headed</w:t>
+      </w:r>
+      <w:r>
+        <w:t xml:space="preserve"> for the gate</w:t>
+      </w:r>
+      <w:r>
+        <w:t>s</w:t>
+      </w:r>
+      <w:r>
+        <w:t xml:space="preserve"> while the others headed for inns.</w:t>
       </w:r>
       <w:r>
         <w:t xml:space="preserve"> </w:t>
       </w:r>
       <w:r>
+        <w:t>It helped that it was now night.</w:t>
+      </w:r>
+    </w:p>
+    <w:p>
+      <w:r>
+        <w:t>W</w:t>
+      </w:r>
+      <w:r>
+        <w:t xml:space="preserve">e </w:t>
+      </w:r>
+      <w:r>
+        <w:t>entered</w:t>
+      </w:r>
+      <w:r>
+        <w:t xml:space="preserve"> the palace and headed for the ducal suites, making sure no one noticed. We didn’t want people thinking the duke was playing favorites.</w:t>
+      </w:r>
+    </w:p>
+    <w:p>
+      <w:r>
+        <w:t>The family lounged while Aspen played on the carpeted floor with her favorite toys.</w:t>
+      </w:r>
+    </w:p>
+    <w:p>
+      <w:r>
+        <w:t>“I have a book of possible treasures you might find</w:t>
+      </w:r>
+      <w:r>
+        <w:t>. Who knows, you might even get evolutionary equipment</w:t>
+      </w:r>
+      <w:r>
+        <w:t xml:space="preserve">,” the </w:t>
+      </w:r>
+      <w:r>
+        <w:t>duke</w:t>
+      </w:r>
+      <w:r>
+        <w:t xml:space="preserve"> said. “If you could choose, what would it be?”</w:t>
+      </w:r>
+    </w:p>
+    <w:p>
+      <w:r>
+        <w:t>My friends and I gathered around and perused the catalog.</w:t>
+      </w:r>
+    </w:p>
+    <w:p>
+      <w:r>
+        <w:t>It was an amazing assortment, ranging from replicator</w:t>
+      </w:r>
+      <w:r>
+        <w:t>-</w:t>
+      </w:r>
+      <w:r>
+        <w:t>like devices to weapons, to armor and transportation.</w:t>
+      </w:r>
+    </w:p>
+    <w:p>
+      <w:r>
+        <w:t xml:space="preserve">The evolving equipment </w:t>
+      </w:r>
+      <w:r>
+        <w:t>was</w:t>
+      </w:r>
+      <w:r>
+        <w:t xml:space="preserve"> the best.</w:t>
+      </w:r>
+    </w:p>
+    <w:p>
+      <w:r>
+        <w:t xml:space="preserve">“Mum, dad, everyone, do you want to look?” I </w:t>
+      </w:r>
+      <w:r>
         <w:t>asked</w:t>
       </w:r>
       <w:r>
-        <w:t xml:space="preserve">. “How is that even possible? My mother is only in her 70’s and she has </w:t>
-      </w:r>
-      <w:r>
-        <w:t>Alzheimer’s</w:t>
-      </w:r>
-      <w:r>
-        <w:t xml:space="preserve"> and can barely </w:t>
-      </w:r>
-      <w:r>
-        <w:t>function</w:t>
-      </w:r>
-      <w:r>
-        <w:t>.”</w:t>
-      </w:r>
-    </w:p>
-    <w:p>
-      <w:r>
-        <w:t xml:space="preserve">“The answer is simple,” I replied. “A clause in the agreement allows people with mobility issues to </w:t>
-      </w:r>
-      <w:r>
-        <w:t>enter</w:t>
-      </w:r>
-      <w:r>
-        <w:t xml:space="preserve"> with mechanical wheelchairs or walkers.</w:t>
-      </w:r>
-    </w:p>
-    <w:p>
-      <w:r>
-        <w:t xml:space="preserve">“Remember, in Newbie City you share XP. That means you should bring your mother </w:t>
-      </w:r>
-      <w:r>
-        <w:t>there</w:t>
-      </w:r>
-      <w:r>
-        <w:t xml:space="preserve"> and make her play on ‘No-Pain, No-Gain’ setting. She doesn’t need to do anything but just </w:t>
-      </w:r>
-      <w:r>
-        <w:t>sit</w:t>
-      </w:r>
-      <w:r>
-        <w:t xml:space="preserve"> while you fight.</w:t>
-      </w:r>
-    </w:p>
-    <w:p>
-      <w:r>
-        <w:t>“That’s what my great grandfather did.</w:t>
-      </w:r>
-    </w:p>
-    <w:p>
-      <w:r>
-        <w:t>“Then with the accumulated XP</w:t>
-      </w:r>
-      <w:r>
-        <w:t xml:space="preserve"> and healing spells and potions</w:t>
-      </w:r>
-      <w:r>
-        <w:t>, your mother will regain her health.</w:t>
-      </w:r>
-    </w:p>
-    <w:p>
-      <w:r>
-        <w:t>“Remember, it has to be on ‘No-Pain, No-Gain’ settings.</w:t>
+        <w:t>.</w:t>
+      </w:r>
+    </w:p>
+    <w:p>
+      <w:r>
+        <w:t>“</w:t>
+      </w:r>
+      <w:r>
+        <w:t>No dear,” mum replied. “We old folks are going to bed. Tomorrow is going to be a hectic day. Please don’t stay up too late</w:t>
+      </w:r>
+      <w:r>
+        <w:t>.</w:t>
       </w:r>
       <w:r>
         <w:t>”</w:t>
@@ -48052,349 +48413,7 @@
     </w:p>
     <w:p>
       <w:r>
-        <w:t xml:space="preserve">“Just like that?” a woman </w:t>
-      </w:r>
-      <w:r>
-        <w:t>asked</w:t>
-      </w:r>
-      <w:r>
-        <w:t xml:space="preserve"> skeptically.</w:t>
-      </w:r>
-    </w:p>
-    <w:p>
-      <w:r>
-        <w:t>“</w:t>
-      </w:r>
-      <w:r>
-        <w:t>Well,</w:t>
-      </w:r>
-      <w:r>
-        <w:t xml:space="preserve"> you should focus on vitality,” I replied. “After all, vitality for your loved ones is close to 0.</w:t>
-      </w:r>
-      <w:r>
-        <w:t xml:space="preserve"> </w:t>
-      </w:r>
-      <w:r>
-        <w:t xml:space="preserve">Also, the higher your vitality, the better healing </w:t>
-      </w:r>
-      <w:r>
-        <w:t xml:space="preserve">spells </w:t>
-      </w:r>
-      <w:r>
-        <w:t>and potions work.</w:t>
-      </w:r>
-      <w:r>
-        <w:t>”</w:t>
-      </w:r>
-    </w:p>
-    <w:p>
-      <w:r>
-        <w:t xml:space="preserve">“What happens when she </w:t>
-      </w:r>
-      <w:r>
-        <w:t>leaves</w:t>
-      </w:r>
-      <w:r>
-        <w:t xml:space="preserve">?” Another person </w:t>
-      </w:r>
-      <w:r>
-        <w:t>asked</w:t>
-      </w:r>
-      <w:r>
-        <w:t>.</w:t>
-      </w:r>
-    </w:p>
-    <w:p>
-      <w:r>
-        <w:t xml:space="preserve">“Why do you want </w:t>
-      </w:r>
-      <w:r>
-        <w:t xml:space="preserve">her </w:t>
-      </w:r>
-      <w:r>
-        <w:t xml:space="preserve">to leave?” I </w:t>
-      </w:r>
-      <w:r>
-        <w:t>asked</w:t>
-      </w:r>
-      <w:r>
-        <w:t>.</w:t>
-      </w:r>
-      <w:r>
-        <w:t xml:space="preserve"> “Think of this as her retirement home. </w:t>
-      </w:r>
-      <w:r>
-        <w:t xml:space="preserve">And with Internet access, you have all the entertainment you could possibly want. </w:t>
-      </w:r>
-      <w:r>
-        <w:t>Remember, No Pain, No Gain.”</w:t>
-      </w:r>
-    </w:p>
-    <w:p>
-      <w:r>
         <w:lastRenderedPageBreak/>
-        <w:t>“That thing about giving loot is a scam,” Gigi said. “Don’t fall for it. Listen to my great grandson.”</w:t>
-      </w:r>
-    </w:p>
-    <w:p>
-      <w:r>
-        <w:t xml:space="preserve">“How important is Essence allocation?” Someone </w:t>
-      </w:r>
-      <w:r>
-        <w:t>asked</w:t>
-      </w:r>
-      <w:r>
-        <w:t>. “It seems kind of gross.”</w:t>
-      </w:r>
-    </w:p>
-    <w:p>
-      <w:r>
-        <w:t>“It’s the best,” I said. “Take it if the choice be</w:t>
-      </w:r>
-      <w:r>
-        <w:t>c</w:t>
-      </w:r>
-      <w:r>
-        <w:t>o</w:t>
-      </w:r>
-      <w:r>
-        <w:t>me</w:t>
-      </w:r>
-      <w:r>
-        <w:t>s</w:t>
-      </w:r>
-      <w:r>
-        <w:t xml:space="preserve"> available. You will never regret it. This game is awesome, smelly farts and all.</w:t>
-      </w:r>
-    </w:p>
-    <w:p>
-      <w:r>
-        <w:t xml:space="preserve">“Once you play </w:t>
-      </w:r>
-      <w:r>
-        <w:t>as an elite player</w:t>
-      </w:r>
-      <w:r>
-        <w:t>, there is no going back. And since you can convert gold into money, there is no reason to leave.</w:t>
-      </w:r>
-    </w:p>
-    <w:p>
-      <w:r>
-        <w:t>“Kill a few monsters and the game pays for itself.</w:t>
-      </w:r>
-    </w:p>
-    <w:p>
-      <w:r>
-        <w:t>“With health, wealth and worlds to explore with good friends, what more could you possibly want?”</w:t>
-      </w:r>
-    </w:p>
-    <w:p>
-      <w:r>
-        <w:t xml:space="preserve">“But aren’t we just wasting our time here?” </w:t>
-      </w:r>
-      <w:r>
-        <w:t xml:space="preserve">a middle-aged man </w:t>
-      </w:r>
-      <w:r>
-        <w:t>asked</w:t>
-      </w:r>
-      <w:r>
-        <w:t>.</w:t>
-      </w:r>
-      <w:r>
-        <w:t xml:space="preserve"> “I’m only here because my son insisted.”</w:t>
-      </w:r>
-    </w:p>
-    <w:p>
-      <w:r>
-        <w:t xml:space="preserve">“With AGI, robots, 3-D printing and the rest, can you </w:t>
-      </w:r>
-      <w:r>
-        <w:t>really say</w:t>
-      </w:r>
-      <w:r>
-        <w:t xml:space="preserve"> you are actually contributing to society?” I </w:t>
-      </w:r>
-      <w:r>
-        <w:t>asked</w:t>
-      </w:r>
-      <w:r>
-        <w:t>. “</w:t>
-      </w:r>
-      <w:r>
-        <w:t>W</w:t>
-      </w:r>
-      <w:r>
-        <w:t xml:space="preserve">hat </w:t>
-      </w:r>
-      <w:r>
-        <w:t xml:space="preserve">will </w:t>
-      </w:r>
-      <w:r>
-        <w:t>you do with the rest of your life</w:t>
-      </w:r>
-      <w:r>
-        <w:t>?</w:t>
-      </w:r>
-      <w:r>
-        <w:t xml:space="preserve"> You spend it with people you love, exploring new worlds</w:t>
-      </w:r>
-      <w:r>
-        <w:t xml:space="preserve"> and enjoying shared activities</w:t>
-      </w:r>
-      <w:r>
-        <w:t>.”</w:t>
-      </w:r>
-    </w:p>
-    <w:p>
-      <w:r>
-        <w:t>“Nothing is worth switching back to Easy,” Gigi said. “You will regret it for the rest of your life if you do. Remember, nothing worth getting is ever easy.”</w:t>
-      </w:r>
-    </w:p>
-    <w:p>
-      <w:r>
-        <w:t>“As for that junk they give out, you can either buy it with cash or earn it with adventuring,” mum said.</w:t>
-      </w:r>
-    </w:p>
-    <w:p>
-      <w:r>
-        <w:t>“And we got the fare in a little over a week,” Dad said.</w:t>
-      </w:r>
-      <w:r>
-        <w:t xml:space="preserve"> “So for long term players, stick with No Pain, No Gain. We are.”</w:t>
-      </w:r>
-    </w:p>
-    <w:p>
-      <w:r>
-        <w:lastRenderedPageBreak/>
-        <w:t>For another ten minutes people badgered me with questions. Eventually I was able to satisfy everyone.</w:t>
-      </w:r>
-    </w:p>
-    <w:p>
-      <w:r>
-        <w:t>E</w:t>
-      </w:r>
-      <w:r>
-        <w:t xml:space="preserve">veryone dispersed </w:t>
-      </w:r>
-      <w:r>
-        <w:t>and</w:t>
-      </w:r>
-      <w:r>
-        <w:t xml:space="preserve"> we were alone.</w:t>
-      </w:r>
-      <w:r>
-        <w:t xml:space="preserve"> Half the people </w:t>
-      </w:r>
-      <w:r>
-        <w:t>headed</w:t>
-      </w:r>
-      <w:r>
-        <w:t xml:space="preserve"> for the gate</w:t>
-      </w:r>
-      <w:r>
-        <w:t>s</w:t>
-      </w:r>
-      <w:r>
-        <w:t xml:space="preserve"> while the others headed for inns.</w:t>
-      </w:r>
-      <w:r>
-        <w:t xml:space="preserve"> </w:t>
-      </w:r>
-      <w:r>
-        <w:t>It helped that it was now night.</w:t>
-      </w:r>
-    </w:p>
-    <w:p>
-      <w:r>
-        <w:t>W</w:t>
-      </w:r>
-      <w:r>
-        <w:t xml:space="preserve">e </w:t>
-      </w:r>
-      <w:r>
-        <w:t>entered</w:t>
-      </w:r>
-      <w:r>
-        <w:t xml:space="preserve"> the palace and headed for the ducal suites, making sure no one noticed. We didn’t want people thinking the duke was playing favorites.</w:t>
-      </w:r>
-    </w:p>
-    <w:p>
-      <w:r>
-        <w:t>The family lounged while Aspen played on the carpeted floor with her favorite toys.</w:t>
-      </w:r>
-    </w:p>
-    <w:p>
-      <w:r>
-        <w:t>“I have a book of possible treasures you might find</w:t>
-      </w:r>
-      <w:r>
-        <w:t>. Who knows, you might even get evolutionary equipment</w:t>
-      </w:r>
-      <w:r>
-        <w:t xml:space="preserve">,” the </w:t>
-      </w:r>
-      <w:r>
-        <w:t>duke</w:t>
-      </w:r>
-      <w:r>
-        <w:t xml:space="preserve"> said. “If you could choose, what would it be?”</w:t>
-      </w:r>
-    </w:p>
-    <w:p>
-      <w:r>
-        <w:t>My friends and I gathered around and perused the catalog.</w:t>
-      </w:r>
-    </w:p>
-    <w:p>
-      <w:r>
-        <w:t>It was an amazing assortment, ranging from replicator</w:t>
-      </w:r>
-      <w:r>
-        <w:t>-</w:t>
-      </w:r>
-      <w:r>
-        <w:t>like devices to weapons, to armor and transportation.</w:t>
-      </w:r>
-    </w:p>
-    <w:p>
-      <w:r>
-        <w:t xml:space="preserve">The evolving equipment </w:t>
-      </w:r>
-      <w:r>
-        <w:t>was</w:t>
-      </w:r>
-      <w:r>
-        <w:t xml:space="preserve"> the best.</w:t>
-      </w:r>
-    </w:p>
-    <w:p>
-      <w:r>
-        <w:t xml:space="preserve">“Mum, dad, everyone, do you want to look?” I </w:t>
-      </w:r>
-      <w:r>
-        <w:t>asked</w:t>
-      </w:r>
-      <w:r>
-        <w:t>.</w:t>
-      </w:r>
-    </w:p>
-    <w:p>
-      <w:r>
-        <w:t>“</w:t>
-      </w:r>
-      <w:r>
-        <w:t>No dear,” mum replied. “We old folks are going to bed. Tomorrow is going to be a hectic day. Please don’t stay up too late</w:t>
-      </w:r>
-      <w:r>
-        <w:t>.</w:t>
-      </w:r>
-      <w:r>
-        <w:t>”</w:t>
-      </w:r>
-    </w:p>
-    <w:p>
-      <w:r>
         <w:t>“Okay mum,” I said and gave everyone goodnight hugs.</w:t>
       </w:r>
     </w:p>
@@ -48475,7 +48494,6 @@
         <w:rPr>
           <w:rFonts w:asciiTheme="minorHAnsi" w:hAnsiTheme="minorHAnsi" w:cstheme="minorHAnsi"/>
         </w:rPr>
-        <w:lastRenderedPageBreak/>
         <w:t>“</w:t>
       </w:r>
       <w:r>
@@ -48609,7 +48627,25 @@
         <w:rPr>
           <w:rFonts w:asciiTheme="minorHAnsi" w:hAnsiTheme="minorHAnsi" w:cstheme="minorHAnsi"/>
         </w:rPr>
-        <w:t xml:space="preserve"> Oddly, words such as quantum did translate.</w:t>
+        <w:t xml:space="preserve"> </w:t>
+      </w:r>
+      <w:r>
+        <w:rPr>
+          <w:rFonts w:asciiTheme="minorHAnsi" w:hAnsiTheme="minorHAnsi" w:cstheme="minorHAnsi"/>
+        </w:rPr>
+        <w:t>Either that or Annie didn’t know the words</w:t>
+      </w:r>
+      <w:r>
+        <w:rPr>
+          <w:rFonts w:asciiTheme="minorHAnsi" w:hAnsiTheme="minorHAnsi" w:cstheme="minorHAnsi"/>
+        </w:rPr>
+        <w:t>.</w:t>
+      </w:r>
+      <w:r>
+        <w:rPr>
+          <w:rFonts w:asciiTheme="minorHAnsi" w:hAnsiTheme="minorHAnsi" w:cstheme="minorHAnsi"/>
+        </w:rPr>
+        <w:t xml:space="preserve"> After all, no one but dictionary-obsessed people knew all the words in the Standard International English Dictionary.</w:t>
       </w:r>
     </w:p>
     <w:p>
@@ -48619,16 +48655,43 @@
     </w:p>
     <w:p>
       <w:r>
-        <w:t>Unfortunately</w:t>
-      </w:r>
-      <w:r>
-        <w:t>,</w:t>
-      </w:r>
-      <w:r>
-        <w:t xml:space="preserve"> some words were untranslatable, since </w:t>
-      </w:r>
-      <w:r>
-        <w:t>our cultures were so different</w:t>
+        <w:t>Without shared experience, some words became untranslatable.</w:t>
+      </w:r>
+    </w:p>
+    <w:p>
+      <w:r>
+        <w:t>Fortunately,</w:t>
+      </w:r>
+      <w:r>
+        <w:t xml:space="preserve"> </w:t>
+      </w:r>
+      <w:r>
+        <w:t>my</w:t>
+      </w:r>
+      <w:r>
+        <w:t xml:space="preserve"> new friends we</w:t>
+      </w:r>
+      <w:r>
+        <w:t xml:space="preserve">re </w:t>
+      </w:r>
+      <w:r>
+        <w:t>mostly</w:t>
+      </w:r>
+      <w:r>
+        <w:t xml:space="preserve"> caught up.</w:t>
+      </w:r>
+    </w:p>
+    <w:p>
+      <w:r>
+        <w:t>They even watched a few of my Incursion videos. Annie definitely enjoyed my banter; however I had to explain how it was done.</w:t>
+      </w:r>
+    </w:p>
+    <w:p>
+      <w:r>
+        <w:t xml:space="preserve">“That was some great free advertising for them,” dad </w:t>
+      </w:r>
+      <w:r>
+        <w:t>commented</w:t>
       </w:r>
       <w:r>
         <w:t>.</w:t>
@@ -48636,38 +48699,24 @@
     </w:p>
     <w:p>
       <w:r>
-        <w:t>Fortunately,</w:t>
-      </w:r>
-      <w:r>
-        <w:t xml:space="preserve"> </w:t>
-      </w:r>
-      <w:r>
-        <w:t>my</w:t>
-      </w:r>
-      <w:r>
-        <w:t xml:space="preserve"> new friends we</w:t>
-      </w:r>
-      <w:r>
-        <w:t xml:space="preserve">re </w:t>
-      </w:r>
-      <w:r>
-        <w:t>mostly</w:t>
-      </w:r>
-      <w:r>
-        <w:t xml:space="preserve"> caught up.</w:t>
-      </w:r>
-    </w:p>
-    <w:p>
-      <w:r>
-        <w:t>They even watched a few of my Incursion videos. Annie definitely enjoyed my banter; however I had to explain how it was done.</w:t>
-      </w:r>
-    </w:p>
-    <w:p>
-      <w:r>
-        <w:t xml:space="preserve">“That was some great free advertising for them,” dad </w:t>
-      </w:r>
-      <w:r>
-        <w:t>commented</w:t>
+        <w:t xml:space="preserve">“True,” the </w:t>
+      </w:r>
+      <w:r>
+        <w:t>duke</w:t>
+      </w:r>
+      <w:r>
+        <w:t xml:space="preserve"> said. “Both</w:t>
+      </w:r>
+      <w:r>
+        <w:t xml:space="preserve"> the forces of darkness and light can benefit from what you said.”</w:t>
+      </w:r>
+    </w:p>
+    <w:p>
+      <w:r>
+        <w:t xml:space="preserve">“How so?” Artemis </w:t>
+      </w:r>
+      <w:r>
+        <w:t>asked</w:t>
       </w:r>
       <w:r>
         <w:t>.</w:t>
@@ -48675,24 +48724,31 @@
     </w:p>
     <w:p>
       <w:r>
-        <w:t xml:space="preserve">“True,” the </w:t>
-      </w:r>
-      <w:r>
-        <w:t>duke</w:t>
-      </w:r>
-      <w:r>
-        <w:t xml:space="preserve"> said. “Both</w:t>
-      </w:r>
-      <w:r>
-        <w:t xml:space="preserve"> the forces of darkness and light can benefit from what you said.”</w:t>
-      </w:r>
-    </w:p>
-    <w:p>
-      <w:r>
-        <w:t xml:space="preserve">“How so?” Artemis </w:t>
-      </w:r>
-      <w:r>
-        <w:t>asked</w:t>
+        <w:t xml:space="preserve">“The forces of light want humans to become strong so they can defend themselves,” the duke </w:t>
+      </w:r>
+      <w:r>
+        <w:t>explained</w:t>
+      </w:r>
+      <w:r>
+        <w:t xml:space="preserve">. “The </w:t>
+      </w:r>
+      <w:r>
+        <w:t>archonic forces</w:t>
+      </w:r>
+      <w:r>
+        <w:t xml:space="preserve"> want </w:t>
+      </w:r>
+      <w:r>
+        <w:lastRenderedPageBreak/>
+        <w:t>strong humans too, but only because it makes humans more flavorful to them.”</w:t>
+      </w:r>
+    </w:p>
+    <w:p>
+      <w:r>
+        <w:t xml:space="preserve">“Ooh gross,” Eric </w:t>
+      </w:r>
+      <w:r>
+        <w:t>exclaimed</w:t>
       </w:r>
       <w:r>
         <w:t>.</w:t>
@@ -48700,27 +48756,42 @@
     </w:p>
     <w:p>
       <w:r>
-        <w:t xml:space="preserve">“The forces of light want humans to become strong so they can defend themselves,” the duke </w:t>
-      </w:r>
-      <w:r>
-        <w:t>explained</w:t>
-      </w:r>
-      <w:r>
-        <w:t xml:space="preserve">. “The </w:t>
-      </w:r>
-      <w:r>
-        <w:t>archonic forces</w:t>
-      </w:r>
-      <w:r>
-        <w:t xml:space="preserve"> want strong humans too, but only because it makes humans more flavorful to them.”</w:t>
-      </w:r>
-    </w:p>
-    <w:p>
-      <w:r>
-        <w:t xml:space="preserve">“Ooh gross,” Eric </w:t>
-      </w:r>
-      <w:r>
-        <w:t>exclaimed</w:t>
+        <w:t>“Don’t forget, they are always recruiting new members,” Taranis said as he stepped into the dining room. “Only the most rootless and self-serving of people may become demons.”</w:t>
+      </w:r>
+    </w:p>
+    <w:p>
+      <w:r>
+        <w:t>“Lord Taranis,” the duke greeted. “We are honored by your presence.”</w:t>
+      </w:r>
+    </w:p>
+    <w:p>
+      <w:r>
+        <w:t xml:space="preserve">“Hi Uncle Taranis,” Annie </w:t>
+      </w:r>
+      <w:r>
+        <w:t xml:space="preserve">greeted </w:t>
+      </w:r>
+      <w:r>
+        <w:t>and gave Taranis a hug.</w:t>
+      </w:r>
+    </w:p>
+    <w:p>
+      <w:r>
+        <w:t>“Luke, please introduce me to your family,” Taranis said.</w:t>
+      </w:r>
+    </w:p>
+    <w:p>
+      <w:r>
+        <w:t>“Teacher, th</w:t>
+      </w:r>
+      <w:r>
+        <w:t>is</w:t>
+      </w:r>
+      <w:r>
+        <w:t xml:space="preserve"> is my mother __, my father __, grandfather __, grandmother __, great grandfather Joseph, and my eldest sister </w:t>
+      </w:r>
+      <w:r>
+        <w:t>Emily</w:t>
       </w:r>
       <w:r>
         <w:t>.</w:t>
@@ -48728,98 +48799,55 @@
     </w:p>
     <w:p>
       <w:r>
+        <w:t xml:space="preserve">“Everyone, this is Royal Wizard Taranis Luftwing of </w:t>
+      </w:r>
+      <w:bookmarkStart w:id="8" w:name="_Hlk152418768"/>
+      <w:r>
+        <w:t>Borostein</w:t>
+      </w:r>
+      <w:bookmarkEnd w:id="8"/>
+      <w:r>
+        <w:t>.”</w:t>
+      </w:r>
+    </w:p>
+    <w:p>
+      <w:r>
+        <w:t xml:space="preserve">“Pleased to meet you all,” Taranis said and shook everyone’s hands. “I’m aware of your ancestor that immigrated </w:t>
+      </w:r>
+      <w:r>
+        <w:t>centuries ago</w:t>
+      </w:r>
+      <w:r>
+        <w:t>. I can tell you that trip was far from easy. I’m not at liberty to say more at this time. March equinox will be here before you know it.”</w:t>
+      </w:r>
+    </w:p>
+    <w:p>
+      <w:r>
+        <w:t>“So you’re Annie’s uncle?” Mum asked.</w:t>
+      </w:r>
+    </w:p>
+    <w:p>
+      <w:r>
+        <w:t xml:space="preserve">“Actually no,” Taranis replied. “However, </w:t>
+      </w:r>
+      <w:r>
+        <w:t>I’ve known her since she was a child</w:t>
+      </w:r>
+      <w:r>
+        <w:t>. Her family and the Solarsmith family have close ties.”</w:t>
+      </w:r>
+    </w:p>
+    <w:p>
+      <w:r>
+        <w:t>Taranis turned to Annie and said, “So Annie, h</w:t>
+      </w:r>
+      <w:r>
+        <w:t>ow come you’re here? I heard you were trying to run away from your parent’s heinous demands.” He laughed at his own joke.</w:t>
+      </w:r>
+    </w:p>
+    <w:p>
+      <w:r>
         <w:lastRenderedPageBreak/>
-        <w:t>“Don’t forget, they are always recruiting new members,” Taranis said as he stepped into the dining room. “Only the most rootless and self-serving of people may become demons.”</w:t>
-      </w:r>
-    </w:p>
-    <w:p>
-      <w:r>
-        <w:t>“Lord Taranis,” the duke greeted. “We are honored by your presence.”</w:t>
-      </w:r>
-    </w:p>
-    <w:p>
-      <w:r>
-        <w:t xml:space="preserve">“Hi Uncle Taranis,” Annie </w:t>
-      </w:r>
-      <w:r>
-        <w:t xml:space="preserve">greeted </w:t>
-      </w:r>
-      <w:r>
-        <w:t>and gave Taranis a hug.</w:t>
-      </w:r>
-    </w:p>
-    <w:p>
-      <w:r>
-        <w:t>“Luke, please introduce me to your family,” Taranis said.</w:t>
-      </w:r>
-    </w:p>
-    <w:p>
-      <w:r>
-        <w:t>“Teacher, th</w:t>
-      </w:r>
-      <w:r>
-        <w:t>is</w:t>
-      </w:r>
-      <w:r>
-        <w:t xml:space="preserve"> is my mother __, my father __, grandfather __, grandmother __, great grandfather Joseph, and my eldest sister </w:t>
-      </w:r>
-      <w:r>
-        <w:t>Emily</w:t>
-      </w:r>
-      <w:r>
-        <w:t>.</w:t>
-      </w:r>
-    </w:p>
-    <w:p>
-      <w:r>
-        <w:t xml:space="preserve">“Everyone, this is Royal Wizard Taranis Luftwing of </w:t>
-      </w:r>
-      <w:bookmarkStart w:id="8" w:name="_Hlk152418768"/>
-      <w:r>
-        <w:t>Borostein</w:t>
-      </w:r>
-      <w:bookmarkEnd w:id="8"/>
-      <w:r>
-        <w:t>.”</w:t>
-      </w:r>
-    </w:p>
-    <w:p>
-      <w:r>
-        <w:t xml:space="preserve">“Pleased to meet you all,” Taranis said and shook everyone’s hands. “I’m aware of your ancestor that immigrated </w:t>
-      </w:r>
-      <w:r>
-        <w:t>centuries ago</w:t>
-      </w:r>
-      <w:r>
-        <w:t>. I can tell you that trip was far from easy. I’m not at liberty to say more at this time. March equinox will be here before you know it.”</w:t>
-      </w:r>
-    </w:p>
-    <w:p>
-      <w:r>
-        <w:t>“So you’re Annie’s uncle?” Mum asked.</w:t>
-      </w:r>
-    </w:p>
-    <w:p>
-      <w:r>
-        <w:t xml:space="preserve">“Actually no,” Taranis replied. “However, </w:t>
-      </w:r>
-      <w:r>
-        <w:t>I’ve known her since she was a child</w:t>
-      </w:r>
-      <w:r>
-        <w:t>. Her family and the Solarsmith family have close ties.”</w:t>
-      </w:r>
-    </w:p>
-    <w:p>
-      <w:r>
-        <w:t>Taranis turned to Annie and said, “So Annie, h</w:t>
-      </w:r>
-      <w:r>
-        <w:t>ow come you’re here? I heard you were trying to run away from your parent’s heinous demands.” He laughed at his own joke.</w:t>
-      </w:r>
-    </w:p>
-    <w:p>
-      <w:r>
         <w:t xml:space="preserve">“Originally I was angry at meeting Luke,” Annie admitted. “However, I admit I’m having fun here. </w:t>
       </w:r>
       <w:r>
@@ -48831,7 +48859,6 @@
     </w:p>
     <w:p>
       <w:r>
-        <w:lastRenderedPageBreak/>
         <w:t>“None taken Annie,” I s</w:t>
       </w:r>
       <w:r>
@@ -48995,60 +49022,129 @@
     </w:p>
     <w:p>
       <w:r>
+        <w:lastRenderedPageBreak/>
         <w:t>The blob spread out in front of the figurine like an anvil shape, then a star, then an umbrella above the figurine.</w:t>
       </w:r>
     </w:p>
     <w:p>
       <w:r>
+        <w:t>“Your aura naturally shapes itself in response to your awareness</w:t>
+      </w:r>
+      <w:r>
+        <w:t>, fears and desires</w:t>
+      </w:r>
+      <w:r>
+        <w:t xml:space="preserve">. </w:t>
+      </w:r>
+      <w:r>
+        <w:t xml:space="preserve">Your barrier was bigger than otherwise possible, since you were actively trying to expand it to protect your friends. You subconsciously </w:t>
+      </w:r>
+      <w:r>
+        <w:t>molded</w:t>
+      </w:r>
+      <w:r>
+        <w:t xml:space="preserve"> your aura to gain the needed area around you.</w:t>
+      </w:r>
+    </w:p>
+    <w:p>
+      <w:r>
+        <w:t>“However, what you need is conscious awareness of the process.</w:t>
+      </w:r>
+    </w:p>
+    <w:p>
+      <w:r>
+        <w:t>“</w:t>
+      </w:r>
+      <w:r>
+        <w:t>With everything in life, awareness comes first.</w:t>
+      </w:r>
+    </w:p>
+    <w:p>
+      <w:r>
+        <w:t>“</w:t>
+      </w:r>
+      <w:r>
+        <w:t>Be aware that your aura is fluid. With this awareness, allow your aura to change shape according to your desire</w:t>
+      </w:r>
+      <w:r>
+        <w:t>s</w:t>
+      </w:r>
+      <w:r>
+        <w:t>.</w:t>
+      </w:r>
+      <w:r>
+        <w:t xml:space="preserve"> Try crouching and see what happens.”</w:t>
+      </w:r>
+    </w:p>
+    <w:p>
+      <w:r>
+        <w:t>Taranis turned to the others and said, “People’s thoughts and emotions are reflected in their auras. What this means is that ordinary people are like open books.</w:t>
+      </w:r>
+    </w:p>
+    <w:p>
+      <w:r>
+        <w:t xml:space="preserve">“Also, people’s auras touch when they interact, even </w:t>
+      </w:r>
+      <w:r>
+        <w:t>across the world</w:t>
+      </w:r>
+      <w:r>
+        <w:t xml:space="preserve">. </w:t>
+      </w:r>
+      <w:r>
+        <w:t xml:space="preserve">This is true </w:t>
+      </w:r>
+      <w:r>
+        <w:t xml:space="preserve">even </w:t>
+      </w:r>
+      <w:r>
+        <w:t>in your world and has nothing to do aura size or ether density.</w:t>
+      </w:r>
+    </w:p>
+    <w:p>
+      <w:r>
+        <w:t>“And yes, ether is responsible for monsters. That is a topic for another time.</w:t>
+      </w:r>
+    </w:p>
+    <w:p>
+      <w:r>
+        <w:t>“</w:t>
+      </w:r>
+      <w:r>
+        <w:t>People subconsciously feel a person’s emotions when they interact. Have you notice how compelling psychopaths can be? It’s because their auras reflect no uncertainty.</w:t>
+      </w:r>
+    </w:p>
+    <w:p>
+      <w:r>
+        <w:t xml:space="preserve">“As a result, </w:t>
+      </w:r>
+      <w:r>
+        <w:t xml:space="preserve">people </w:t>
+      </w:r>
+      <w:r>
+        <w:t xml:space="preserve">assume </w:t>
+      </w:r>
+      <w:r>
+        <w:t xml:space="preserve">psychopaths </w:t>
+      </w:r>
+      <w:r>
+        <w:t>know what they are talking about and so believe them.</w:t>
+      </w:r>
+    </w:p>
+    <w:p>
+      <w:r>
         <w:lastRenderedPageBreak/>
-        <w:t xml:space="preserve">“Your aura naturally shapes itself in response to your awareness and emotions. </w:t>
-      </w:r>
-      <w:r>
-        <w:t xml:space="preserve">Your barrier was probably bigger than otherwise possible, since you were actively trying to expand it to protect your friends. You subconsciously </w:t>
-      </w:r>
-      <w:r>
-        <w:t>molded</w:t>
-      </w:r>
-      <w:r>
-        <w:t xml:space="preserve"> your aura to gain the needed area around you.</w:t>
-      </w:r>
-    </w:p>
-    <w:p>
-      <w:r>
-        <w:t>“However, what you need is conscious awareness of the process. With everything in life, awareness comes first. Be aware that your aura is fluid. With this awareness, allow your aura to change shape according to your desired.</w:t>
-      </w:r>
-      <w:r>
-        <w:t xml:space="preserve"> Try crouching and see what happens.”</w:t>
-      </w:r>
-    </w:p>
-    <w:p>
-      <w:r>
-        <w:t>Taranis turned to the others and said, “People’s thoughts and emotions are reflected in their auras. What this means is that ordinary people are like open books.</w:t>
-      </w:r>
-    </w:p>
-    <w:p>
-      <w:r>
-        <w:t xml:space="preserve">“Also, people’s auras touch when they interact, even </w:t>
-      </w:r>
-      <w:r>
-        <w:t>across the world</w:t>
-      </w:r>
-      <w:r>
-        <w:t xml:space="preserve">. </w:t>
-      </w:r>
-      <w:r>
-        <w:t xml:space="preserve">This is true </w:t>
-      </w:r>
-      <w:r>
-        <w:t xml:space="preserve">even </w:t>
-      </w:r>
-      <w:r>
-        <w:t>in your world and has nothing to do aura size or ether density.</w:t>
-      </w:r>
-    </w:p>
-    <w:p>
-      <w:r>
-        <w:t>“And yes, ether is responsible for monsters. That is a topic for another time.</w:t>
+        <w:t>“The one with the greatest conviction is the one who gains the greatest trust.</w:t>
+      </w:r>
+    </w:p>
+    <w:p>
+      <w:r>
+        <w:t>“Let me repeat that: The one with the greatest conviction is the one who gains the greatest trust.</w:t>
+      </w:r>
+    </w:p>
+    <w:p>
+      <w:r>
+        <w:t>“I suggest you train your auras. This will be essential when dealing with your business and political leaders. Please be aware that your world needs you now more than ever.</w:t>
       </w:r>
     </w:p>
     <w:p>
@@ -49056,35 +49152,10 @@
         <w:t>“</w:t>
       </w:r>
       <w:r>
-        <w:t>People subconsciously feel a person’s emotions when they interact. Have you notice how compelling psychopaths can be? It’s because their auras reflect no uncertainty.</w:t>
-      </w:r>
-    </w:p>
-    <w:p>
-      <w:r>
-        <w:t xml:space="preserve">“As a result, </w:t>
-      </w:r>
-      <w:r>
-        <w:t xml:space="preserve">people </w:t>
-      </w:r>
-      <w:r>
-        <w:t xml:space="preserve">assume </w:t>
-      </w:r>
-      <w:r>
-        <w:t xml:space="preserve">psychopaths </w:t>
-      </w:r>
-      <w:r>
-        <w:t>know what they are talking about and so believe them.</w:t>
-      </w:r>
-    </w:p>
-    <w:p>
-      <w:r>
-        <w:t>“The one with the greatest conviction is the one who gains the greatest trust.</w:t>
-      </w:r>
-    </w:p>
-    <w:p>
-      <w:r>
-        <w:lastRenderedPageBreak/>
-        <w:t>“I suggest you train your auras. This will be essential when dealing with your business and political leaders. Please be aware that your world needs you now more than ever.</w:t>
+        <w:t>Your enemies are strong and want to turn your world into a dictatorship.</w:t>
+      </w:r>
+      <w:r>
+        <w:t xml:space="preserve"> They are biding their time, preparing for when Incursion leaves Beta in March. You too much prepare.</w:t>
       </w:r>
     </w:p>
     <w:p>
@@ -49092,17 +49163,6 @@
         <w:t>“</w:t>
       </w:r>
       <w:r>
-        <w:t>Your enemies are strong and want to turn your world into a dictatorship.</w:t>
-      </w:r>
-      <w:r>
-        <w:t xml:space="preserve"> They are biding their time, preparing for when Incursion leaves Beta in March. You too much prepare.</w:t>
-      </w:r>
-    </w:p>
-    <w:p>
-      <w:r>
-        <w:t>“</w:t>
-      </w:r>
-      <w:r>
         <w:t>Only you can stop them.”</w:t>
       </w:r>
     </w:p>
@@ -49125,7 +49185,19 @@
         <w:t>Strangely, my aura responded by flattening out, leaving only a small area over and under me.</w:t>
       </w:r>
       <w:r>
-        <w:t xml:space="preserve"> I raised my hand. My aura hugged me like sticky molasses.</w:t>
+        <w:t xml:space="preserve"> I raised my hand. My aura hugged me like </w:t>
+      </w:r>
+      <w:r>
+        <w:t>viscous</w:t>
+      </w:r>
+      <w:r>
+        <w:t xml:space="preserve"> </w:t>
+      </w:r>
+      <w:r>
+        <w:t>transparent slime</w:t>
+      </w:r>
+      <w:r>
+        <w:t>.</w:t>
       </w:r>
     </w:p>
     <w:p>
@@ -49141,7 +49213,13 @@
     </w:p>
     <w:p>
       <w:r>
-        <w:t>“There’s nothing like pressing need to improve the skills.</w:t>
+        <w:t xml:space="preserve">“There’s nothing like </w:t>
+      </w:r>
+      <w:r>
+        <w:t xml:space="preserve">the </w:t>
+      </w:r>
+      <w:r>
+        <w:t>pressing need to improve the skills.</w:t>
       </w:r>
     </w:p>
     <w:p>
@@ -49228,6 +49306,7 @@
     </w:p>
     <w:p>
       <w:r>
+        <w:lastRenderedPageBreak/>
         <w:t>“You must become active in politics and use what you have learnt to fight for your world,</w:t>
       </w:r>
       <w:r>
@@ -49242,75 +49321,182 @@
     </w:p>
     <w:p>
       <w:r>
+        <w:t>“The good news is that D</w:t>
+      </w:r>
+      <w:r>
+        <w:t>-Rank</w:t>
+      </w:r>
+      <w:r>
+        <w:t xml:space="preserve"> is good enough for you. </w:t>
+      </w:r>
+      <w:r>
+        <w:t>The mind upgrade is well worth the effort.</w:t>
+      </w:r>
+    </w:p>
+    <w:p>
+      <w:r>
+        <w:t>“I recommend Luke stays until beta ends in March. By then he should reach C-Rank. Also, I want him to train his magic.</w:t>
+      </w:r>
+    </w:p>
+    <w:p>
+      <w:r>
+        <w:t>“Those above me tell me that he will be able to touch millions. Our side needs that for what is to come</w:t>
+      </w:r>
+      <w:r>
+        <w:t>.</w:t>
+      </w:r>
+    </w:p>
+    <w:p>
+      <w:r>
+        <w:t>“</w:t>
+      </w:r>
+      <w:r>
+        <w:t>After you reach D</w:t>
+      </w:r>
+      <w:r>
+        <w:t>-Rank</w:t>
+      </w:r>
+      <w:r>
+        <w:t>, focus on mastering your aura. You h</w:t>
+      </w:r>
+      <w:r>
+        <w:t xml:space="preserve">ave all the tools </w:t>
+      </w:r>
+      <w:r>
+        <w:t xml:space="preserve">needed </w:t>
+      </w:r>
+      <w:r>
+        <w:t xml:space="preserve">to master it. </w:t>
+      </w:r>
+      <w:r>
+        <w:t xml:space="preserve">Remember, awareness of your aura and the auras of people around you is the key. </w:t>
+      </w:r>
+      <w:r>
+        <w:t>Unfortunately y</w:t>
+      </w:r>
+      <w:r>
+        <w:t>ou have little time. March equinox is not that far away.”</w:t>
+      </w:r>
+    </w:p>
+    <w:p>
+      <w:r>
+        <w:t>“Should we do that too?” Annie asked worriedly.</w:t>
+      </w:r>
+    </w:p>
+    <w:p>
+      <w:r>
+        <w:t>“Absolutely,” Taranis said, looking at her with his serious face. “Wizardry is optional. Aura control is</w:t>
+      </w:r>
+      <w:r>
+        <w:t xml:space="preserve"> essential, especially for you.</w:t>
+      </w:r>
+    </w:p>
+    <w:p>
+      <w:r>
+        <w:t>“Here’s a fun fact – you subconsciously control your whips through your aura. Let’s go to the training area.”</w:t>
+      </w:r>
+    </w:p>
+    <w:p>
+      <w:r>
+        <w:t>We followed Taranis out to the back of the ducal palace.</w:t>
+      </w:r>
+    </w:p>
+    <w:p>
+      <w:r>
+        <w:t>“Everyone, pay attention to Annie’s whips as she moves them,” Taranis said. “It’s best to observe from a distance so we can see how Annie’s aura flows around her.”</w:t>
+      </w:r>
+    </w:p>
+    <w:p>
+      <w:r>
+        <w:t>Annie brought out her whips and began attacking imaginary monsters.</w:t>
+      </w:r>
+    </w:p>
+    <w:p>
+      <w:r>
         <w:lastRenderedPageBreak/>
-        <w:t>“The good news is that D</w:t>
-      </w:r>
-      <w:r>
-        <w:t>-Rank</w:t>
-      </w:r>
-      <w:r>
-        <w:t xml:space="preserve"> is good enough for you. </w:t>
-      </w:r>
-      <w:r>
-        <w:t>The mind upgrade is well worth the effort.</w:t>
-      </w:r>
-    </w:p>
-    <w:p>
-      <w:r>
-        <w:t>“Luke should be able to reach C-Rank by March.</w:t>
-      </w:r>
-      <w:r>
-        <w:t xml:space="preserve"> Also, he will do the greatest good by staying here. His daily episodes are touching millions.</w:t>
-      </w:r>
-    </w:p>
-    <w:p>
-      <w:r>
-        <w:t>“</w:t>
-      </w:r>
-      <w:r>
-        <w:t>After you reach D</w:t>
-      </w:r>
-      <w:r>
-        <w:t>-Rank</w:t>
-      </w:r>
-      <w:r>
-        <w:t>, focus on mastering your aura. You h</w:t>
-      </w:r>
-      <w:r>
-        <w:t xml:space="preserve">ave all the tools to master it. </w:t>
-      </w:r>
-      <w:r>
-        <w:t>Unfortunately y</w:t>
-      </w:r>
-      <w:r>
-        <w:t>ou have little time. March equinox is not that far away.”</w:t>
-      </w:r>
-    </w:p>
-    <w:p>
-      <w:r>
-        <w:t>“Should we do that too?” Annie asked worriedly.</w:t>
-      </w:r>
-    </w:p>
-    <w:p>
-      <w:r>
-        <w:t>“Absolutely,” Taranis said, looking at her with his serious face. “Wizardry is optional. Aura control is essential, especially for you.”</w:t>
-      </w:r>
-    </w:p>
-    <w:p>
-      <w:r>
-        <w:t>Taranis paused and then said,</w:t>
-      </w:r>
-      <w:r>
-        <w:t xml:space="preserve"> “</w:t>
-      </w:r>
-      <w:r>
-        <w:t xml:space="preserve">While Luke is </w:t>
-      </w:r>
-      <w:r>
-        <w:t>training his aura</w:t>
-      </w:r>
-      <w:r>
-        <w:t>, let’s discuss advancing in this so-called game.</w:t>
+        <w:t>At first Annie’s aura was like a capsule surrounding her body. Then Annie latched out with her whips. The whips protruded from her bubble. However, her aura stayed attached to her whips like mucus.</w:t>
+      </w:r>
+    </w:p>
+    <w:p>
+      <w:r>
+        <w:t>“Is her aura moving her whips?” Mum asked, reflecting my thoughts.</w:t>
+      </w:r>
+    </w:p>
+    <w:p>
+      <w:r>
+        <w:t>“Excellent observation,” Taranis said. “That is precisely what is happening. This is why the whips are so hard to control. Annie, why did you choose your whips?”</w:t>
+      </w:r>
+    </w:p>
+    <w:p>
+      <w:r>
+        <w:t>“It’s because of the adventurer Marjorie,” Annie said. “I saw her in the arena and thought she was amazing.”</w:t>
+      </w:r>
+    </w:p>
+    <w:p>
+      <w:r>
+        <w:t>“I feel out of place,” Eric muttered. Artemis, Evelyn, and Harold agreed.</w:t>
+      </w:r>
+    </w:p>
+    <w:p>
+      <w:r>
+        <w:t>“You may switch paths if you are determined enough,” Taranis said. “Your Spirit score is just your emotional intelligence and your ability to remain absolutely calm under all circumstances. Meditation is just your first step.</w:t>
+      </w:r>
+    </w:p>
+    <w:p>
+      <w:r>
+        <w:t>“All knowledge is yours when can achieve absolute mental silence.</w:t>
+      </w:r>
+    </w:p>
+    <w:p>
+      <w:r>
+        <w:t>“Never be discouraged. Your hard work will eventually pay off - Maybe not this year or the next, but eventually. Even a point or two in Spirit will improve the quality of your life.”</w:t>
+      </w:r>
+    </w:p>
+    <w:p>
+      <w:r>
+        <w:t>“How high must it be?” Eric asked.</w:t>
+      </w:r>
+    </w:p>
+    <w:p>
+      <w:r>
+        <w:t>“The minimum is 18 for Spirit and 20 for both Mind and Willpower,” Taranis replied. “Then the path will open up for Essence Allocation.</w:t>
+      </w:r>
+    </w:p>
+    <w:p>
+      <w:r>
+        <w:t>“Yes, I know Body Tempering is unpleasant. Yes, you will lose your class bonuses and you will need to start from scratch.</w:t>
+      </w:r>
+    </w:p>
+    <w:p>
+      <w:r>
+        <w:t>“However, most of the Essence you collect now can be reused.</w:t>
+      </w:r>
+    </w:p>
+    <w:p>
+      <w:r>
+        <w:lastRenderedPageBreak/>
+        <w:t>“On the other hand, the benefits are greater than you can imagine.</w:t>
+      </w:r>
+    </w:p>
+    <w:p>
+      <w:r>
+        <w:t>“Annie and Linda know what these benefits are. However, as part of the agreement they signed, all knowledge of Cultivation has been locked.</w:t>
+      </w:r>
+    </w:p>
+    <w:p>
+      <w:r>
+        <w:t>“That being said, it is amazing that Emily, Luke, Annie, and Linda can do Essence Allocation at their age.</w:t>
+      </w:r>
+    </w:p>
+    <w:p>
+      <w:r>
+        <w:t>“L</w:t>
+      </w:r>
+      <w:r>
+        <w:t>et’s discuss a</w:t>
+      </w:r>
+      <w:r>
+        <w:t>dvancing in this so-called game,” Taranis said and Annie put her whips away.</w:t>
       </w:r>
     </w:p>
     <w:p>
@@ -49386,7 +49572,6 @@
     </w:p>
     <w:p>
       <w:r>
-        <w:lastRenderedPageBreak/>
         <w:t xml:space="preserve">“Remember, they truly enjoy </w:t>
       </w:r>
       <w:r>
@@ -49433,127 +49618,6 @@
       </w:r>
       <w:r>
         <w:t xml:space="preserve"> It’s like a drug to them.</w:t>
-      </w:r>
-    </w:p>
-    <w:p>
-      <w:r>
-        <w:t xml:space="preserve">“You </w:t>
-      </w:r>
-      <w:r>
-        <w:t>will</w:t>
-      </w:r>
-      <w:r>
-        <w:t xml:space="preserve"> encounter guardians and riddles you must overcome. Don’t rush to solve them, since they want you to get the answers wrong, so they can torment you.</w:t>
-      </w:r>
-      <w:r>
-        <w:t>”</w:t>
-      </w:r>
-    </w:p>
-    <w:p>
-      <w:r>
-        <w:t>“</w:t>
-      </w:r>
-      <w:r>
-        <w:t>All my relatives are going to a private school in England. They are teaching me logical thinking and puzzle solving,” I said. “I’m also focusing on dungeon type puzzles.”</w:t>
-      </w:r>
-    </w:p>
-    <w:p>
-      <w:r>
-        <w:t xml:space="preserve">“Same with me,” </w:t>
-      </w:r>
-      <w:r>
-        <w:t>Emily</w:t>
-      </w:r>
-      <w:r>
-        <w:t xml:space="preserve"> said.</w:t>
-      </w:r>
-    </w:p>
-    <w:p>
-      <w:r>
-        <w:t>“</w:t>
-      </w:r>
-      <w:r>
-        <w:t>Excellent</w:t>
-      </w:r>
-      <w:r>
-        <w:t xml:space="preserve">,” </w:t>
-      </w:r>
-      <w:r>
-        <w:t xml:space="preserve">Taranis </w:t>
-      </w:r>
-      <w:r>
-        <w:t xml:space="preserve">said happily. </w:t>
-      </w:r>
-      <w:r>
-        <w:t xml:space="preserve">“The challenges are geared to </w:t>
-      </w:r>
-      <w:r>
-        <w:t>weeding out the superior from the rest. I</w:t>
-      </w:r>
-      <w:r>
-        <w:t>t</w:t>
-      </w:r>
-      <w:r>
-        <w:t xml:space="preserve"> will </w:t>
-      </w:r>
-      <w:r>
-        <w:t xml:space="preserve">also </w:t>
-      </w:r>
-      <w:r>
-        <w:t>test</w:t>
-      </w:r>
-      <w:r>
-        <w:t xml:space="preserve"> </w:t>
-      </w:r>
-      <w:r>
-        <w:t>your knowledge of the ancient legends of your world. Annie’s and Linda’s knowledge will be of limited value here.</w:t>
-      </w:r>
-      <w:r>
-        <w:t xml:space="preserve"> Also, your </w:t>
-      </w:r>
-      <w:r>
-        <w:t xml:space="preserve">neuralnet </w:t>
-      </w:r>
-      <w:r>
-        <w:t>will be disabled, prevent you from using</w:t>
-      </w:r>
-      <w:r>
-        <w:t xml:space="preserve"> even</w:t>
-      </w:r>
-      <w:r>
-        <w:t xml:space="preserve"> its most basic functions</w:t>
-      </w:r>
-      <w:r>
-        <w:t xml:space="preserve"> while in the dungeon</w:t>
-      </w:r>
-      <w:r>
-        <w:t>s</w:t>
-      </w:r>
-      <w:r>
-        <w:t>.</w:t>
-      </w:r>
-    </w:p>
-    <w:p>
-      <w:r>
-        <w:t>“In other words, you will need paper and pencil.</w:t>
-      </w:r>
-    </w:p>
-    <w:p>
-      <w:r>
-        <w:t>“As long as you use your logic and reason, and don’t get impatient, you will do well.”</w:t>
-      </w:r>
-    </w:p>
-    <w:p>
-      <w:r>
-        <w:t xml:space="preserve">Taranis turned to the duke and said, </w:t>
-      </w:r>
-      <w:r>
-        <w:t>“My friend, please show us a place where we can train for half an hour,” Taranis said. “Then you may start your adventure.”</w:t>
-      </w:r>
-    </w:p>
-    <w:p>
-      <w:r>
-        <w:t>“I feel out of place,” Eric muttered. Artemis, Evelyn, and Harold agreed.</w:t>
       </w:r>
     </w:p>
     <w:p>
@@ -49562,45 +49626,102 @@
         <w:t xml:space="preserve">“You </w:t>
       </w:r>
       <w:r>
-        <w:t>may</w:t>
-      </w:r>
-      <w:r>
-        <w:t xml:space="preserve"> switch paths if you are determined enough,” Taranis said. “Your </w:t>
-      </w:r>
-      <w:r>
-        <w:t>Spirit</w:t>
-      </w:r>
-      <w:r>
-        <w:t xml:space="preserve"> score is just your emotional intelligence and your ability to remain absolute</w:t>
-      </w:r>
-      <w:r>
-        <w:t>ly</w:t>
-      </w:r>
-      <w:r>
-        <w:t xml:space="preserve"> calm </w:t>
-      </w:r>
-      <w:r>
-        <w:t>under all</w:t>
+        <w:t>will</w:t>
+      </w:r>
+      <w:r>
+        <w:t xml:space="preserve"> encounter guardians and riddles you must overcome. Don’t rush to solve them, since they want you to get the answers wrong, so they can torment you.</w:t>
+      </w:r>
+      <w:r>
+        <w:t>”</w:t>
+      </w:r>
+    </w:p>
+    <w:p>
+      <w:r>
+        <w:t>“</w:t>
+      </w:r>
+      <w:r>
+        <w:t>All my relatives are going to a private school in England. They are teaching me logical thinking and puzzle solving,” I said. “I’m also focusing on dungeon type puzzles.”</w:t>
+      </w:r>
+    </w:p>
+    <w:p>
+      <w:r>
+        <w:t xml:space="preserve">“Same with me,” </w:t>
+      </w:r>
+      <w:r>
+        <w:t>Emily</w:t>
+      </w:r>
+      <w:r>
+        <w:t xml:space="preserve"> said.</w:t>
+      </w:r>
+    </w:p>
+    <w:p>
+      <w:r>
+        <w:t>“</w:t>
+      </w:r>
+      <w:r>
+        <w:t>Excellent</w:t>
+      </w:r>
+      <w:r>
+        <w:t xml:space="preserve">,” </w:t>
+      </w:r>
+      <w:r>
+        <w:t xml:space="preserve">Taranis </w:t>
+      </w:r>
+      <w:r>
+        <w:t xml:space="preserve">said happily. </w:t>
+      </w:r>
+      <w:r>
+        <w:t xml:space="preserve">“The challenges are geared to </w:t>
+      </w:r>
+      <w:r>
+        <w:t>weeding out the superior from the rest. I</w:t>
+      </w:r>
+      <w:r>
+        <w:t>t</w:t>
+      </w:r>
+      <w:r>
+        <w:t xml:space="preserve"> will </w:t>
+      </w:r>
+      <w:r>
+        <w:t xml:space="preserve">also </w:t>
+      </w:r>
+      <w:r>
+        <w:t>test</w:t>
       </w:r>
       <w:r>
         <w:t xml:space="preserve"> </w:t>
       </w:r>
       <w:r>
-        <w:t>circumstances</w:t>
-      </w:r>
-      <w:r>
-        <w:t xml:space="preserve">. </w:t>
-      </w:r>
-      <w:r>
-        <w:t>Meditation is just your first step.</w:t>
-      </w:r>
-    </w:p>
-    <w:p>
-      <w:r>
-        <w:t xml:space="preserve">“All knowledge is yours when </w:t>
-      </w:r>
-      <w:r>
-        <w:t>can achieve absolute mental silence</w:t>
+        <w:t>your knowledge of the ancient legends of your world.</w:t>
+      </w:r>
+      <w:r>
+        <w:t xml:space="preserve"> Not actual history, but pop-culture references.</w:t>
+      </w:r>
+    </w:p>
+    <w:p>
+      <w:r>
+        <w:t>“</w:t>
+      </w:r>
+      <w:r>
+        <w:t xml:space="preserve">Also, your </w:t>
+      </w:r>
+      <w:r>
+        <w:t xml:space="preserve">neuralnet </w:t>
+      </w:r>
+      <w:r>
+        <w:t>will be disabled, prevent you from using</w:t>
+      </w:r>
+      <w:r>
+        <w:t xml:space="preserve"> even</w:t>
+      </w:r>
+      <w:r>
+        <w:t xml:space="preserve"> its most basic functions</w:t>
+      </w:r>
+      <w:r>
+        <w:t xml:space="preserve"> while in the dungeon</w:t>
+      </w:r>
+      <w:r>
+        <w:t>s</w:t>
       </w:r>
       <w:r>
         <w:t>.</w:t>
@@ -49608,120 +49729,15 @@
     </w:p>
     <w:p>
       <w:r>
-        <w:t>“</w:t>
-      </w:r>
-      <w:r>
-        <w:t>Never be discouraged. Your hard work will eventually pay off</w:t>
-      </w:r>
-      <w:r>
-        <w:t xml:space="preserve"> - </w:t>
-      </w:r>
-      <w:r>
-        <w:t xml:space="preserve">Maybe not this year or the next, but eventually. Even a point or two in </w:t>
-      </w:r>
-      <w:r>
-        <w:t>Spirit</w:t>
-      </w:r>
-      <w:r>
-        <w:t xml:space="preserve"> will improve the quality of your life.”</w:t>
-      </w:r>
-    </w:p>
-    <w:p>
-      <w:r>
-        <w:t xml:space="preserve">“How high must it be?” Eric </w:t>
-      </w:r>
-      <w:r>
-        <w:t>asked</w:t>
-      </w:r>
-      <w:r>
-        <w:t>.</w:t>
-      </w:r>
-    </w:p>
-    <w:p>
-      <w:r>
-        <w:t xml:space="preserve">“The minimum is </w:t>
-      </w:r>
-      <w:r>
-        <w:t>18 for Spirit and 20 for both Mind and Willpower</w:t>
-      </w:r>
-      <w:r>
-        <w:t>,” Taranis replied. “Then th</w:t>
-      </w:r>
-      <w:r>
-        <w:t>e</w:t>
-      </w:r>
-      <w:r>
-        <w:t xml:space="preserve"> path will open up</w:t>
-      </w:r>
-      <w:r>
-        <w:t xml:space="preserve"> for Essence Allocation</w:t>
-      </w:r>
-      <w:r>
-        <w:t>.</w:t>
-      </w:r>
-    </w:p>
-    <w:p>
-      <w:r>
-        <w:t>“Yes</w:t>
-      </w:r>
-      <w:r>
-        <w:t>,</w:t>
-      </w:r>
-      <w:r>
-        <w:t xml:space="preserve"> I know </w:t>
-      </w:r>
-      <w:r>
-        <w:t>Body Tempering</w:t>
-      </w:r>
-      <w:r>
-        <w:t xml:space="preserve"> </w:t>
-      </w:r>
-      <w:r>
-        <w:t xml:space="preserve">is </w:t>
-      </w:r>
-      <w:r>
-        <w:t>unpleasant</w:t>
-      </w:r>
-      <w:r>
-        <w:t>. Yes, you will lose your class bonuses</w:t>
-      </w:r>
-      <w:r>
-        <w:t xml:space="preserve"> and you </w:t>
-      </w:r>
-      <w:r>
-        <w:t xml:space="preserve">will </w:t>
-      </w:r>
-      <w:r>
-        <w:t>need to start from scratch.</w:t>
-      </w:r>
-    </w:p>
-    <w:p>
-      <w:r>
-        <w:t>“However, most of the Essence you collect now can be reused.</w:t>
-      </w:r>
-    </w:p>
-    <w:p>
-      <w:r>
-        <w:t>“On the other hand, the benefits are greater than you can imagine.</w:t>
-      </w:r>
-    </w:p>
-    <w:p>
-      <w:r>
-        <w:t>“Annie and Linda know what these benefits are. However, as part of the agreement they signed, all knowledge of Cultivation has been locked.</w:t>
-      </w:r>
-    </w:p>
-    <w:p>
-      <w:r>
-        <w:t xml:space="preserve">“That being said, it is amazing that Emily, Luke, Annie, and Linda </w:t>
-      </w:r>
-      <w:r>
-        <w:t>can do Essence Allocation</w:t>
-      </w:r>
-      <w:r>
-        <w:t xml:space="preserve"> at their age</w:t>
-      </w:r>
-      <w:r>
-        <w:t>.</w:t>
+        <w:t>“In other words, you will need paper and pencil.</w:t>
+      </w:r>
+    </w:p>
+    <w:p>
+      <w:r>
+        <w:t>“As long as you use your logic and reason and don’t g</w:t>
+      </w:r>
+      <w:r>
+        <w:t>et impatient, you will do well.</w:t>
       </w:r>
     </w:p>
     <w:p>
@@ -49736,17 +49752,17 @@
     </w:p>
     <w:p>
       <w:r>
+        <w:t>Taranis paused again and said, “What do you think of the offer to buy floating islands?”</w:t>
+      </w:r>
+    </w:p>
+    <w:p>
+      <w:r>
+        <w:t>“We don’t trust it,” dad said. “We are telling everyone who will listen not to fall into that trap. It’s not worth it if we lose our political freedoms.”</w:t>
+      </w:r>
+    </w:p>
+    <w:p>
+      <w:r>
         <w:lastRenderedPageBreak/>
-        <w:t>Taranis paused again and said, “What do you think of the offer to buy floating islands?”</w:t>
-      </w:r>
-    </w:p>
-    <w:p>
-      <w:r>
-        <w:t>“We don’t trust it,” dad said. “We are telling everyone who will listen not to fall into that trap. It’s not worth it if we lose our political freedoms.”</w:t>
-      </w:r>
-    </w:p>
-    <w:p>
-      <w:r>
         <w:t>“Crooks all of them,” Gigi said.</w:t>
       </w:r>
     </w:p>
@@ -49832,7 +49848,10 @@
         <w:t xml:space="preserve"> </w:t>
       </w:r>
       <w:r>
-        <w:t>There were also strange objects used by schools to teach their students.</w:t>
+        <w:t>In addition I received items the schools used for training</w:t>
+      </w:r>
+      <w:r>
+        <w:t xml:space="preserve"> their students.</w:t>
       </w:r>
     </w:p>
     <w:p>
@@ -49876,7 +49895,13 @@
         <w:t xml:space="preserve">Eric, Artemis, Evelyn, and Harold were sitting on pillows, trying their best to </w:t>
       </w:r>
       <w:r>
-        <w:t>meditate. However by their restlessness they were doing a terrible job.</w:t>
+        <w:t xml:space="preserve">meditate. However by their restlessness </w:t>
+      </w:r>
+      <w:r>
+        <w:t>was reflected in their auras</w:t>
+      </w:r>
+      <w:r>
+        <w:t>.</w:t>
       </w:r>
     </w:p>
     <w:p>
@@ -49886,7 +49911,6 @@
     </w:p>
     <w:p>
       <w:r>
-        <w:lastRenderedPageBreak/>
         <w:t xml:space="preserve">“Eric, Artemis, Evelyn, Harold, why don’t you get a sound system?” I </w:t>
       </w:r>
       <w:r>
@@ -53152,7 +53176,7 @@
             <w:rPr>
               <w:noProof/>
             </w:rPr>
-            <w:t>236</w:t>
+            <w:t>212</w:t>
           </w:r>
         </w:fldSimple>
       </w:p>
@@ -53183,7 +53207,7 @@
             <w:rPr>
               <w:noProof/>
             </w:rPr>
-            <w:t>235</w:t>
+            <w:t>213</w:t>
           </w:r>
         </w:fldSimple>
       </w:p>
@@ -53378,7 +53402,7 @@
         <v:path o:extrusionok="f" gradientshapeok="t" o:connecttype="rect"/>
         <o:lock v:ext="edit" aspectratio="t"/>
       </v:shapetype>
-      <v:shape id="_x0000_i1042" type="#_x0000_t75" style="width:3in;height:3in;visibility:visible" o:bullet="t">
+      <v:shape id="_x0000_i1036" type="#_x0000_t75" style="width:3in;height:3in;visibility:visible" o:bullet="t">
         <v:imagedata r:id="rId1" o:title="MC900065312[1]"/>
       </v:shape>
     </w:pict>
@@ -55884,7 +55908,7 @@
 </file>
 
 <file path=customXml/itemProps1.xml><?xml version="1.0" encoding="utf-8"?>
-<ds:datastoreItem xmlns:ds="http://schemas.openxmlformats.org/officeDocument/2006/customXml" ds:itemID="{36792A96-6354-41B8-BB8C-228F459A524E}">
+<ds:datastoreItem xmlns:ds="http://schemas.openxmlformats.org/officeDocument/2006/customXml" ds:itemID="{3690900C-C7AD-4AE2-9ED6-508B74A74E76}">
   <ds:schemaRefs>
     <ds:schemaRef ds:uri="http://schemas.openxmlformats.org/officeDocument/2006/bibliography"/>
   </ds:schemaRefs>

--- a/Books/RPG_Books/ThePrincessAndThePlayer/Book_ThePrincessAndThePlayer.docx
+++ b/Books/RPG_Books/ThePrincessAndThePlayer/Book_ThePrincessAndThePlayer.docx
@@ -49895,7 +49895,7 @@
         <w:t xml:space="preserve">Eric, Artemis, Evelyn, and Harold were sitting on pillows, trying their best to </w:t>
       </w:r>
       <w:r>
-        <w:t xml:space="preserve">meditate. However by their restlessness </w:t>
+        <w:t xml:space="preserve">meditate. However their restlessness </w:t>
       </w:r>
       <w:r>
         <w:t>was reflected in their auras</w:t>
@@ -50204,6 +50204,11 @@
       </w:r>
       <w:r>
         <w:t>in diameter.</w:t>
+      </w:r>
+    </w:p>
+    <w:p>
+      <w:r>
+        <w:t>In front of us was a billboard.</w:t>
       </w:r>
     </w:p>
     <w:p>
@@ -50215,6 +50220,10 @@
     <w:p/>
     <w:p/>
     <w:p/>
+    <w:p/>
+    <w:p/>
+    <w:p/>
+    <w:p/>
     <w:p>
       <w:r>
         <w:t>“Come let’s see what’s at the edge,” I said and ran forward.</w:t>
@@ -50266,6 +50275,7 @@
     </w:p>
     <w:p>
       <w:r>
+        <w:lastRenderedPageBreak/>
         <w:t>“What the hell is that?” Eric asked. “It looks like someone sliced the ground with a giant sword.”</w:t>
       </w:r>
     </w:p>
@@ -50302,145 +50312,145 @@
     </w:p>
     <w:p>
       <w:r>
+        <w:t>We exited the safe zone and ventured into the</w:t>
+      </w:r>
+      <w:r>
+        <w:t xml:space="preserve"> Shattered Lands.</w:t>
+      </w:r>
+      <w:r>
+        <w:t xml:space="preserve"> All about adventurers fought monster hordes.</w:t>
+      </w:r>
+    </w:p>
+    <w:p>
+      <w:r>
+        <w:t xml:space="preserve">“This is more like the MMOs I’ve played,” Eric said as </w:t>
+      </w:r>
+      <w:r>
+        <w:t xml:space="preserve">he </w:t>
+      </w:r>
+      <w:r>
+        <w:t>hacked away at endless hordes of monsters. “Tha</w:t>
+      </w:r>
+      <w:r>
+        <w:t>t</w:t>
+      </w:r>
+      <w:r>
+        <w:t>’s also one thing I hated about MMOs. They are always too crowded.”</w:t>
+      </w:r>
+    </w:p>
+    <w:p>
+      <w:r>
+        <w:t>“Let’s head outwards,” Artemis said.</w:t>
+      </w:r>
+    </w:p>
+    <w:p>
+      <w:r>
+        <w:t xml:space="preserve">“Why are there so many monsters?” </w:t>
+      </w:r>
+      <w:r>
+        <w:t>Artemis</w:t>
+      </w:r>
+      <w:r>
+        <w:t xml:space="preserve"> asked.</w:t>
+      </w:r>
+    </w:p>
+    <w:p>
+      <w:r>
+        <w:t>“</w:t>
+      </w:r>
+      <w:r>
+        <w:t>Probably</w:t>
+      </w:r>
+      <w:r>
+        <w:t xml:space="preserve"> all the agro,” Annie said.</w:t>
+      </w:r>
+    </w:p>
+    <w:p>
+      <w:r>
+        <w:t xml:space="preserve">We </w:t>
+      </w:r>
+      <w:r>
+        <w:t>fought our way</w:t>
+      </w:r>
+      <w:r>
+        <w:t xml:space="preserve"> </w:t>
+      </w:r>
+      <w:r>
+        <w:t xml:space="preserve">from the safe zone and towards deeper territory. </w:t>
+      </w:r>
+      <w:r>
+        <w:t>The crowds died down only after we traveled over a</w:t>
+      </w:r>
+      <w:r>
+        <w:t xml:space="preserve"> kilometer.</w:t>
+      </w:r>
+    </w:p>
+    <w:p>
+      <w:r>
+        <w:t>Even then we could see people in the distance grinding monsters.</w:t>
+      </w:r>
+    </w:p>
+    <w:p>
+      <w:r>
+        <w:t>W</w:t>
+      </w:r>
+      <w:r>
+        <w:t xml:space="preserve">e </w:t>
+      </w:r>
+      <w:r>
+        <w:t>arrived</w:t>
+      </w:r>
+      <w:r>
+        <w:t xml:space="preserve"> in a canyon with steep walls</w:t>
+      </w:r>
+      <w:r>
+        <w:t xml:space="preserve"> and strange alien plants</w:t>
+      </w:r>
+      <w:r>
+        <w:t xml:space="preserve">. I </w:t>
+      </w:r>
+      <w:r>
+        <w:t>took</w:t>
+      </w:r>
+      <w:r>
+        <w:t xml:space="preserve"> out the compass</w:t>
+      </w:r>
+      <w:r>
+        <w:t xml:space="preserve"> and note</w:t>
+      </w:r>
+      <w:r>
+        <w:t>d</w:t>
+      </w:r>
+      <w:r>
+        <w:t xml:space="preserve"> it </w:t>
+      </w:r>
+      <w:r>
+        <w:t>was</w:t>
+      </w:r>
+      <w:r>
+        <w:t xml:space="preserve"> pointing back from where we came.</w:t>
+      </w:r>
+      <w:r>
+        <w:t xml:space="preserve"> </w:t>
+      </w:r>
+      <w:r>
+        <w:t xml:space="preserve">I checked my neuralnet map and saw the safe zone was marked. </w:t>
+      </w:r>
+      <w:r>
+        <w:t>Good.</w:t>
+      </w:r>
+    </w:p>
+    <w:p>
+      <w:r>
+        <w:t>We continued walking and the canyon branched.</w:t>
+      </w:r>
+      <w:r>
+        <w:t xml:space="preserve"> Alien plants surrounded us as we traversed an ever-branching path of dead ends.</w:t>
+      </w:r>
+    </w:p>
+    <w:p>
+      <w:r>
         <w:lastRenderedPageBreak/>
-        <w:t>We exited the safe zone and ventured into the</w:t>
-      </w:r>
-      <w:r>
-        <w:t xml:space="preserve"> Shattered Lands.</w:t>
-      </w:r>
-      <w:r>
-        <w:t xml:space="preserve"> All about adventurers fought monster hordes.</w:t>
-      </w:r>
-    </w:p>
-    <w:p>
-      <w:r>
-        <w:t xml:space="preserve">“This is more like the MMOs I’ve played,” Eric said as </w:t>
-      </w:r>
-      <w:r>
-        <w:t xml:space="preserve">he </w:t>
-      </w:r>
-      <w:r>
-        <w:t>hacked away at endless hordes of monsters. “Tha</w:t>
-      </w:r>
-      <w:r>
-        <w:t>t</w:t>
-      </w:r>
-      <w:r>
-        <w:t>’s also one thing I hated about MMOs. They are always too crowded.”</w:t>
-      </w:r>
-    </w:p>
-    <w:p>
-      <w:r>
-        <w:t>“Let’s head outwards,” Artemis said.</w:t>
-      </w:r>
-    </w:p>
-    <w:p>
-      <w:r>
-        <w:t xml:space="preserve">“Why are there so many monsters?” </w:t>
-      </w:r>
-      <w:r>
-        <w:t>Artemis</w:t>
-      </w:r>
-      <w:r>
-        <w:t xml:space="preserve"> asked.</w:t>
-      </w:r>
-    </w:p>
-    <w:p>
-      <w:r>
-        <w:t>“</w:t>
-      </w:r>
-      <w:r>
-        <w:t>Probably</w:t>
-      </w:r>
-      <w:r>
-        <w:t xml:space="preserve"> all the agro,” Annie said.</w:t>
-      </w:r>
-    </w:p>
-    <w:p>
-      <w:r>
-        <w:t xml:space="preserve">We </w:t>
-      </w:r>
-      <w:r>
-        <w:t>fought our way</w:t>
-      </w:r>
-      <w:r>
-        <w:t xml:space="preserve"> </w:t>
-      </w:r>
-      <w:r>
-        <w:t xml:space="preserve">from the safe zone and towards deeper territory. </w:t>
-      </w:r>
-      <w:r>
-        <w:t>The crowds died down only after we traveled over a</w:t>
-      </w:r>
-      <w:r>
-        <w:t xml:space="preserve"> kilometer.</w:t>
-      </w:r>
-    </w:p>
-    <w:p>
-      <w:r>
-        <w:t>Even then we could see people in the distance grinding monsters.</w:t>
-      </w:r>
-    </w:p>
-    <w:p>
-      <w:r>
-        <w:t>W</w:t>
-      </w:r>
-      <w:r>
-        <w:t xml:space="preserve">e </w:t>
-      </w:r>
-      <w:r>
-        <w:t>arrived</w:t>
-      </w:r>
-      <w:r>
-        <w:t xml:space="preserve"> in a canyon with steep walls</w:t>
-      </w:r>
-      <w:r>
-        <w:t xml:space="preserve"> and strange alien plants</w:t>
-      </w:r>
-      <w:r>
-        <w:t xml:space="preserve">. I </w:t>
-      </w:r>
-      <w:r>
-        <w:t>took</w:t>
-      </w:r>
-      <w:r>
-        <w:t xml:space="preserve"> out the compass</w:t>
-      </w:r>
-      <w:r>
-        <w:t xml:space="preserve"> and note</w:t>
-      </w:r>
-      <w:r>
-        <w:t>d</w:t>
-      </w:r>
-      <w:r>
-        <w:t xml:space="preserve"> it </w:t>
-      </w:r>
-      <w:r>
-        <w:t>was</w:t>
-      </w:r>
-      <w:r>
-        <w:t xml:space="preserve"> pointing back from where we came.</w:t>
-      </w:r>
-      <w:r>
-        <w:t xml:space="preserve"> </w:t>
-      </w:r>
-      <w:r>
-        <w:t xml:space="preserve">I checked my neuralnet map and saw the safe zone was marked. </w:t>
-      </w:r>
-      <w:r>
-        <w:t>Good.</w:t>
-      </w:r>
-    </w:p>
-    <w:p>
-      <w:r>
-        <w:t>We continued walking and the canyon branched.</w:t>
-      </w:r>
-      <w:r>
-        <w:t xml:space="preserve"> Alien plants surrounded us as we traversed an ever-branching path of dead ends.</w:t>
-      </w:r>
-    </w:p>
-    <w:p>
-      <w:r>
         <w:t xml:space="preserve">Turning a corner, we ran </w:t>
       </w:r>
       <w:r>
@@ -50487,53 +50497,396 @@
     </w:p>
     <w:p>
       <w:r>
+        <w:t xml:space="preserve">I raised my bubble barrier and the bulls </w:t>
+      </w:r>
+      <w:r>
+        <w:t>tripped on it</w:t>
+      </w:r>
+      <w:r>
+        <w:t>, falling over in a pile.</w:t>
+      </w:r>
+      <w:r>
+        <w:t xml:space="preserve"> It was awkward since the barrier was so small.</w:t>
+      </w:r>
+    </w:p>
+    <w:p>
+      <w:r>
+        <w:t>“Disable automatic looting,” Annie called out. “There is</w:t>
+      </w:r>
+      <w:r>
+        <w:t xml:space="preserve"> a way to harvest all the meat.”</w:t>
+      </w:r>
+    </w:p>
+    <w:p>
+      <w:r>
+        <w:t>“</w:t>
+      </w:r>
+      <w:r>
+        <w:t>I don’t think m</w:t>
+      </w:r>
+      <w:r>
+        <w:t xml:space="preserve">y storage is </w:t>
+      </w:r>
+      <w:r>
+        <w:t>big enough</w:t>
+      </w:r>
+      <w:r>
+        <w:t>,” I said.</w:t>
+      </w:r>
+    </w:p>
+    <w:p>
+      <w:r>
+        <w:t>“Before the transition, it leveled by 1m, after it will increase by 1</w:t>
+      </w:r>
+      <w:r>
+        <w:t>2</w:t>
+      </w:r>
+      <w:r>
+        <w:t>m per side,” Annie said.</w:t>
+      </w:r>
+    </w:p>
+    <w:p>
+      <w:r>
+        <w:t>“</w:t>
+      </w:r>
+      <w:r>
+        <w:t>Our only danger is getting overwhelmed.</w:t>
+      </w:r>
+      <w:r>
+        <w:t>”</w:t>
+      </w:r>
+    </w:p>
+    <w:p>
+      <w:r>
+        <w:t>“I’ll cook their…” I started.</w:t>
+      </w:r>
+    </w:p>
+    <w:p>
+      <w:r>
+        <w:t>“Fire won’t work on them,” Annie said. “Try Ice.</w:t>
+      </w:r>
+      <w:r>
+        <w:t>”</w:t>
+      </w:r>
+    </w:p>
+    <w:p>
+      <w:r>
+        <w:t xml:space="preserve">Eric whipped out a monster club and faced the creatures. The first got up and charged. Eric slammed down </w:t>
+      </w:r>
+      <w:r>
+        <w:t xml:space="preserve">with the club </w:t>
+      </w:r>
+      <w:r>
+        <w:t>and cracked the bull’s skull.</w:t>
+      </w:r>
+    </w:p>
+    <w:p>
+      <w:r>
+        <w:t>For a moment I wondered how he did that. Then I remembered Eric was already D-</w:t>
+      </w:r>
+      <w:r>
+        <w:t>0</w:t>
+      </w:r>
+      <w:r>
+        <w:t xml:space="preserve"> and he prioritized strength. With spikes on the club, shattering a skull was doable.</w:t>
+      </w:r>
+    </w:p>
+    <w:p>
+      <w:r>
         <w:lastRenderedPageBreak/>
-        <w:t xml:space="preserve">I raised my bubble barrier and the bulls </w:t>
-      </w:r>
-      <w:r>
-        <w:t>tripped on it</w:t>
-      </w:r>
-      <w:r>
-        <w:t>, falling over in a pile.</w:t>
-      </w:r>
-      <w:r>
-        <w:t xml:space="preserve"> It was awkward since the barrier was so small.</w:t>
-      </w:r>
-    </w:p>
-    <w:p>
-      <w:r>
-        <w:t>“Disable automatic looting,” Annie called out. “There is</w:t>
-      </w:r>
-      <w:r>
-        <w:t xml:space="preserve"> a way to harvest all the meat.”</w:t>
-      </w:r>
-    </w:p>
-    <w:p>
-      <w:r>
+        <w:t>I dismissed the original bubble wall and created a</w:t>
+      </w:r>
+      <w:r>
+        <w:t>n orange</w:t>
+      </w:r>
+      <w:r>
+        <w:t xml:space="preserve"> bubble trellis</w:t>
+      </w:r>
+      <w:r>
+        <w:t>, lying flat on the ground</w:t>
+      </w:r>
+      <w:r>
+        <w:t>. Coloring the bubble wall was tricky, and it took me quite awhile to figure out the process. But now it was second nature.</w:t>
+      </w:r>
+    </w:p>
+    <w:p>
+      <w:r>
+        <w:t>The trellis was another crowd control tool I created while we collect</w:t>
+      </w:r>
+      <w:r>
+        <w:t>ed</w:t>
+      </w:r>
+      <w:r>
+        <w:t xml:space="preserve"> the demon gate toll. It was easy to step over. However, it made it impossible to run over</w:t>
+      </w:r>
+      <w:r>
+        <w:t xml:space="preserve">, and </w:t>
+      </w:r>
+      <w:r>
+        <w:t>o</w:t>
+      </w:r>
+      <w:r>
+        <w:t>f course the orange was for our benefit.</w:t>
+      </w:r>
+    </w:p>
+    <w:p>
+      <w:r>
+        <w:t>A bull charged at me</w:t>
+      </w:r>
+      <w:r>
+        <w:t xml:space="preserve"> and tripped. Unfortunately I got doused </w:t>
+      </w:r>
+      <w:r>
+        <w:t>with fire. I screamed in pain and stabbed with my glaive.</w:t>
+      </w:r>
+    </w:p>
+    <w:p>
+      <w:r>
+        <w:t>Unfortunately the glaive on</w:t>
+      </w:r>
+      <w:r>
+        <w:t>ly scratched the monster’s hide.</w:t>
+      </w:r>
+    </w:p>
+    <w:p>
+      <w:r>
+        <w:t>“Can you use your gun?” Eric asked</w:t>
+      </w:r>
+      <w:r>
+        <w:t>.</w:t>
+      </w:r>
+    </w:p>
+    <w:p>
+      <w:r>
+        <w:t>I watched Linda use her gun to shoot bulls.</w:t>
+      </w:r>
+    </w:p>
+    <w:p>
+      <w:r>
+        <w:t>“Sorry,” I said. “</w:t>
+      </w:r>
+      <w:r>
+        <w:t>M</w:t>
+      </w:r>
+      <w:r>
+        <w:t xml:space="preserve">y mamma is being used to </w:t>
+      </w:r>
+      <w:r>
+        <w:t>maintain the trip fence.</w:t>
+      </w:r>
+      <w:r>
+        <w:t xml:space="preserve"> These guys kick hard</w:t>
+      </w:r>
+      <w:r>
+        <w:t>.”</w:t>
+      </w:r>
+    </w:p>
+    <w:p>
+      <w:r>
+        <w:t>The battle continued as both sides tried to kill each other. The bull’s greatest weapon, their charge was blocked</w:t>
+      </w:r>
+      <w:r>
+        <w:t>, but only in a radius of 3 meters around me</w:t>
+      </w:r>
+      <w:r>
+        <w:t>.</w:t>
+      </w:r>
+      <w:r>
+        <w:t xml:space="preserve"> Yes it increased since I entered E-Rank.</w:t>
+      </w:r>
+    </w:p>
+    <w:p>
+      <w:r>
+        <w:t>However</w:t>
+      </w:r>
+      <w:r>
+        <w:t xml:space="preserve"> their fire, hide and horns were formidable.</w:t>
+      </w:r>
+    </w:p>
+    <w:p>
+      <w:r>
+        <w:t>“Oh man this is exhausting,” Artemis grumbled.</w:t>
+      </w:r>
+    </w:p>
+    <w:p>
+      <w:r>
+        <w:t>“That’s because you don’t have enough muscle on your arms,” Eric said.</w:t>
+      </w:r>
+    </w:p>
+    <w:p>
+      <w:r>
+        <w:t xml:space="preserve">“You want muscle? I’ll show you muscle,” Artemis </w:t>
+      </w:r>
+      <w:r>
+        <w:t>retorted</w:t>
+      </w:r>
+      <w:r>
+        <w:t>.</w:t>
+      </w:r>
+    </w:p>
+    <w:p>
+      <w:r>
+        <w:lastRenderedPageBreak/>
+        <w:t>“Just joking,” Eric said</w:t>
+      </w:r>
+      <w:r>
+        <w:t xml:space="preserve"> hastily</w:t>
+      </w:r>
+      <w:r>
+        <w:t>. “You know I think you are always perfect.”</w:t>
+      </w:r>
+    </w:p>
+    <w:p>
+      <w:r>
+        <w:t xml:space="preserve">“On the bright side, the bull copses are creating a barrier,” </w:t>
+      </w:r>
+      <w:r>
+        <w:t>Evelyn</w:t>
+      </w:r>
+      <w:r>
+        <w:t xml:space="preserve"> said.</w:t>
+      </w:r>
+    </w:p>
+    <w:p>
+      <w:r>
+        <w:t xml:space="preserve">“And tenderizing the meat,” Eric said as he watched the </w:t>
+      </w:r>
+      <w:r>
+        <w:t>b</w:t>
+      </w:r>
+      <w:r>
+        <w:t xml:space="preserve">ulls climbing over their fallen </w:t>
+      </w:r>
+      <w:r>
+        <w:t>comrades</w:t>
+      </w:r>
+      <w:r>
+        <w:t>.</w:t>
+      </w:r>
+    </w:p>
+    <w:p>
+      <w:r>
+        <w:t xml:space="preserve">I wracked my brains, trying to think of a new type of </w:t>
+      </w:r>
+      <w:r>
+        <w:t xml:space="preserve">AOE </w:t>
+      </w:r>
+      <w:r>
+        <w:t>attack. If fire doesn’t work, would ice? No. That would take too long. How about a vacuum or carbon dioxide or poison gas? No. They all needed</w:t>
+      </w:r>
+      <w:r>
+        <w:t xml:space="preserve"> containment and I didn’t have appropriate Runes.</w:t>
+      </w:r>
+    </w:p>
+    <w:p>
+      <w:r>
+        <w:t>Besides, that required the Direction Rune, which I hadn’t mastered. In my mind I saw Maxwell’s demon, sorting atoms. That was a problem for another time.</w:t>
+      </w:r>
+    </w:p>
+    <w:p>
+      <w:r>
+        <w:t>Still wracking my head, I continued fighting as best I could.</w:t>
+      </w:r>
+    </w:p>
+    <w:p>
+      <w:r>
+        <w:t>I glance</w:t>
+      </w:r>
+      <w:r>
+        <w:t>d</w:t>
+      </w:r>
+      <w:r>
+        <w:t xml:space="preserve"> at </w:t>
+      </w:r>
+      <w:r>
+        <w:t>Annie and Linda</w:t>
+      </w:r>
+      <w:r>
+        <w:t>, wishing they knew magic</w:t>
+      </w:r>
+      <w:r>
+        <w:t xml:space="preserve">. </w:t>
+      </w:r>
+      <w:r>
+        <w:t>Yes they were using magical weapons, but that wasn’t the same.</w:t>
+      </w:r>
+    </w:p>
+    <w:p>
+      <w:r>
+        <w:t>I continue</w:t>
+      </w:r>
+      <w:r>
+        <w:t>d</w:t>
+      </w:r>
+      <w:r>
+        <w:t xml:space="preserve"> thinking about AOE attacks. </w:t>
+      </w:r>
+      <w:r>
+        <w:t>Could we use spikes?</w:t>
+      </w:r>
+    </w:p>
+    <w:p>
+      <w:r>
+        <w:t xml:space="preserve">I tried making spikes from </w:t>
+      </w:r>
+      <w:r>
+        <w:t>Hardened</w:t>
+      </w:r>
+      <w:r>
+        <w:t xml:space="preserve"> bubble</w:t>
+      </w:r>
+      <w:r>
+        <w:t>s</w:t>
+      </w:r>
+      <w:r>
+        <w:t>, but the hell bulls just squashed the spikes.</w:t>
+      </w:r>
+    </w:p>
+    <w:p>
+      <w:r>
+        <w:t>If only I could create iron spikes.</w:t>
+      </w:r>
+    </w:p>
+    <w:p>
+      <w:r>
+        <w:t>After almost an hour of battling the last bull died.</w:t>
+      </w:r>
+    </w:p>
+    <w:p>
+      <w:r>
+        <w:t xml:space="preserve">“I’m pooped,” </w:t>
+      </w:r>
+      <w:r>
+        <w:t>Evelyn</w:t>
+      </w:r>
+      <w:r>
+        <w:t xml:space="preserve"> said. “I can’t believ</w:t>
+      </w:r>
+      <w:r>
+        <w:t xml:space="preserve">e how much healing I had to do. Maybe we should be closer to the safe zone. The monsters are easier there, even if more numerous.” </w:t>
+      </w:r>
+    </w:p>
+    <w:p>
+      <w:r>
+        <w:lastRenderedPageBreak/>
         <w:t>“</w:t>
       </w:r>
       <w:r>
-        <w:t>I don’t think m</w:t>
-      </w:r>
-      <w:r>
-        <w:t xml:space="preserve">y storage is </w:t>
-      </w:r>
-      <w:r>
-        <w:t>big enough</w:t>
-      </w:r>
-      <w:r>
-        <w:t>,” I said.</w:t>
-      </w:r>
-    </w:p>
-    <w:p>
-      <w:r>
-        <w:t>“Before the transition, it leveled by 1m, after it will increase by 1</w:t>
-      </w:r>
-      <w:r>
-        <w:t>2</w:t>
-      </w:r>
-      <w:r>
-        <w:t>m per side,” Annie said.</w:t>
+        <w:t>O</w:t>
+      </w:r>
+      <w:r>
+        <w:t xml:space="preserve">n the bright side I have enough Essence to complete my level transition,” </w:t>
+      </w:r>
+      <w:r>
+        <w:t>I</w:t>
+      </w:r>
+      <w:r>
+        <w:t xml:space="preserve"> said.</w:t>
+      </w:r>
+    </w:p>
+    <w:p>
+      <w:r>
+        <w:t>“Same here,” Laura agreed.</w:t>
       </w:r>
     </w:p>
     <w:p>
@@ -50541,20 +50894,616 @@
         <w:t>“</w:t>
       </w:r>
       <w:r>
-        <w:t>Our only danger is getting overwhelmed.</w:t>
+        <w:t>The first transition purged 40% of our impurities. The second will purge 30%,” Annie said. “The good news is the process will keep monsters away.”</w:t>
+      </w:r>
+    </w:p>
+    <w:p>
+      <w:r>
+        <w:t>“Seriously?” Eric asked. “I guess even the monsters can’t s</w:t>
+      </w:r>
+      <w:r>
+        <w:t>t</w:t>
+      </w:r>
+      <w:r>
+        <w:t>and the smell.”</w:t>
+      </w:r>
+    </w:p>
+    <w:p>
+      <w:r>
+        <w:t>“That’s not why,” Annie said with a frown. “</w:t>
+      </w:r>
+      <w:r>
+        <w:t>Artemis</w:t>
+      </w:r>
+      <w:r>
+        <w:t>, can you please guard us?”</w:t>
+      </w:r>
+    </w:p>
+    <w:p>
+      <w:r>
+        <w:t xml:space="preserve">“No peaking,” </w:t>
+      </w:r>
+      <w:r>
+        <w:t>Artemis</w:t>
+      </w:r>
+      <w:r>
+        <w:t xml:space="preserve"> scolded.</w:t>
+      </w:r>
+    </w:p>
+    <w:p>
+      <w:r>
+        <w:t>“I assure you, you’re the only person I want to peak at,” Eric said. “</w:t>
+      </w:r>
+      <w:r>
+        <w:t>Evelyn</w:t>
+      </w:r>
+      <w:r>
+        <w:t xml:space="preserve"> and I will guard the meat.”</w:t>
+      </w:r>
+    </w:p>
+    <w:p>
+      <w:r>
+        <w:t xml:space="preserve">“I’ll go there,” </w:t>
+      </w:r>
+      <w:r>
+        <w:t>I</w:t>
+      </w:r>
+      <w:r>
+        <w:t xml:space="preserve"> said and pointed.</w:t>
+      </w:r>
+    </w:p>
+    <w:p>
+      <w:r>
+        <w:t xml:space="preserve">Stepping around the corner, </w:t>
+      </w:r>
+      <w:r>
+        <w:t>I</w:t>
+      </w:r>
+      <w:r>
+        <w:t xml:space="preserve"> undressed</w:t>
+      </w:r>
+      <w:r>
+        <w:t xml:space="preserve">. </w:t>
+      </w:r>
+      <w:r>
+        <w:t>I</w:t>
+      </w:r>
+      <w:r>
+        <w:t xml:space="preserve"> then noticed that </w:t>
+      </w:r>
+      <w:r>
+        <w:t>my</w:t>
+      </w:r>
+      <w:r>
+        <w:t xml:space="preserve"> undergarments were now just regular clothes, and not part of </w:t>
+      </w:r>
+      <w:r>
+        <w:t>my</w:t>
+      </w:r>
+      <w:r>
+        <w:t xml:space="preserve"> body.</w:t>
+      </w:r>
+    </w:p>
+    <w:p>
+      <w:r>
+        <w:t xml:space="preserve">Fully undressed, </w:t>
+      </w:r>
+      <w:r>
+        <w:t>I</w:t>
+      </w:r>
+      <w:r>
+        <w:t xml:space="preserve"> </w:t>
+      </w:r>
+      <w:r>
+        <w:t>sat in a lotus position</w:t>
+      </w:r>
+      <w:r>
+        <w:t xml:space="preserve"> and placed my monster soap next to me</w:t>
+      </w:r>
+      <w:r>
+        <w:t xml:space="preserve">. It was time to cultivate. The process was the same as before. </w:t>
+      </w:r>
+      <w:r>
+        <w:t>I</w:t>
+      </w:r>
+      <w:r>
+        <w:t xml:space="preserve"> focused on </w:t>
+      </w:r>
+      <w:r>
+        <w:t>my</w:t>
+      </w:r>
+      <w:r>
+        <w:t xml:space="preserve"> chakras and began pushing essence through them and into </w:t>
+      </w:r>
+      <w:r>
+        <w:t>my</w:t>
+      </w:r>
+      <w:r>
+        <w:t xml:space="preserve"> astral body.</w:t>
+      </w:r>
+    </w:p>
+    <w:p>
+      <w:r>
+        <w:t xml:space="preserve">Again </w:t>
+      </w:r>
+      <w:r>
+        <w:t>I</w:t>
+      </w:r>
+      <w:r>
+        <w:t xml:space="preserve"> found the resistance as </w:t>
+      </w:r>
+      <w:r>
+        <w:t>I</w:t>
+      </w:r>
+      <w:r>
+        <w:t xml:space="preserve"> tried to remember the process. </w:t>
+      </w:r>
+      <w:r>
+        <w:t xml:space="preserve">However, this time was easier since I did it </w:t>
+      </w:r>
+      <w:r>
+        <w:t xml:space="preserve">twice </w:t>
+      </w:r>
+      <w:r>
+        <w:t>before</w:t>
+      </w:r>
+      <w:r>
+        <w:t>.</w:t>
+      </w:r>
+    </w:p>
+    <w:p>
+      <w:r>
+        <w:t xml:space="preserve">The process started. The chakras began sucking essence like a sponge, causing </w:t>
+      </w:r>
+      <w:r>
+        <w:t>my</w:t>
+      </w:r>
+      <w:r>
+        <w:t xml:space="preserve"> astral body to expand.</w:t>
+      </w:r>
+    </w:p>
+    <w:p>
+      <w:r>
+        <w:lastRenderedPageBreak/>
+        <w:t xml:space="preserve">After the astral body expanded to double its size, it stopped </w:t>
+      </w:r>
+      <w:r>
+        <w:t xml:space="preserve">for </w:t>
+      </w:r>
+      <w:r>
+        <w:t xml:space="preserve">a moment. Then it </w:t>
+      </w:r>
+      <w:r>
+        <w:t>shra</w:t>
+      </w:r>
+      <w:r>
+        <w:t>nk back down, compressing as it did so.</w:t>
+      </w:r>
+    </w:p>
+    <w:p>
+      <w:r>
+        <w:t xml:space="preserve">Then the purge happened. From out of </w:t>
+      </w:r>
+      <w:r>
+        <w:t>every</w:t>
+      </w:r>
+      <w:r>
+        <w:t xml:space="preserve"> pore the disgusting substance exuded. As before, all imaginable and some unimaginable substances came out.</w:t>
+      </w:r>
+    </w:p>
+    <w:p>
+      <w:r>
+        <w:t xml:space="preserve">Finally the astral </w:t>
+      </w:r>
+      <w:r>
+        <w:t xml:space="preserve">body </w:t>
+      </w:r>
+      <w:r>
+        <w:t>was back to its normal size, but with double its density.</w:t>
+      </w:r>
+    </w:p>
+    <w:p>
+      <w:r>
+        <w:t xml:space="preserve">That wasn’t the only change. My aura </w:t>
+      </w:r>
+      <w:r>
+        <w:t>radiated almost 6 meters out from me</w:t>
+      </w:r>
+      <w:r>
+        <w:t>.</w:t>
+      </w:r>
+      <w:r>
+        <w:t xml:space="preserve"> </w:t>
+      </w:r>
+      <w:r>
+        <w:t>I just needed to level up a little more and it would become a major asset in battle.</w:t>
+      </w:r>
+    </w:p>
+    <w:p>
+      <w:r>
+        <w:t>Also, I felt a deeper connection with my astral body as the energies flowing between the physical and astral vastly increased.</w:t>
+      </w:r>
+    </w:p>
+    <w:p>
+      <w:r>
+        <w:t>It was now time to wash up</w:t>
+      </w:r>
+      <w:r>
+        <w:t xml:space="preserve"> with my monster soap</w:t>
+      </w:r>
+      <w:r>
+        <w:t xml:space="preserve">. </w:t>
+      </w:r>
+      <w:r>
+        <w:t xml:space="preserve">For a moment I wondered </w:t>
+      </w:r>
+      <w:r>
+        <w:t>how</w:t>
+      </w:r>
+      <w:r>
+        <w:t xml:space="preserve"> the ladies were </w:t>
+      </w:r>
+      <w:r>
+        <w:t>doing</w:t>
+      </w:r>
+      <w:r>
+        <w:t>.</w:t>
+      </w:r>
+    </w:p>
+    <w:p>
+      <w:r>
+        <w:t xml:space="preserve">Once shower was complete </w:t>
+      </w:r>
+      <w:r>
+        <w:t>I</w:t>
+      </w:r>
+      <w:r>
+        <w:t xml:space="preserve"> dried </w:t>
+      </w:r>
+      <w:r>
+        <w:t>my</w:t>
+      </w:r>
+      <w:r>
+        <w:t xml:space="preserve">self and put </w:t>
+      </w:r>
+      <w:r>
+        <w:t>my</w:t>
+      </w:r>
+      <w:r>
+        <w:t xml:space="preserve"> clothes back on.</w:t>
+      </w:r>
+    </w:p>
+    <w:p>
+      <w:r>
+        <w:t xml:space="preserve">It was time for </w:t>
+      </w:r>
+      <w:r>
+        <w:t>me</w:t>
+      </w:r>
+      <w:r>
+        <w:t xml:space="preserve"> to examine </w:t>
+      </w:r>
+      <w:r>
+        <w:t>my</w:t>
+      </w:r>
+      <w:r>
+        <w:t xml:space="preserve"> stats.</w:t>
+      </w:r>
+    </w:p>
+    <w:p>
+      <w:r>
+        <w:t>Surprisingly, the upgrade gains were double from last time.</w:t>
+      </w:r>
+    </w:p>
+    <w:p>
+      <w:pPr>
+        <w:pStyle w:val="StatusMessage"/>
+      </w:pPr>
+      <w:r>
+        <w:t>Vitality + 20</w:t>
+      </w:r>
+    </w:p>
+    <w:p>
+      <w:pPr>
+        <w:pStyle w:val="StatusMessage"/>
+      </w:pPr>
+      <w:r>
+        <w:t>Mind + 10</w:t>
+      </w:r>
+    </w:p>
+    <w:p>
+      <w:pPr>
+        <w:pStyle w:val="StatusMessage"/>
+      </w:pPr>
+      <w:r>
+        <w:t>Willpower + 10</w:t>
+      </w:r>
+    </w:p>
+    <w:p>
+      <w:pPr>
+        <w:pStyle w:val="StatusMessage"/>
+      </w:pPr>
+      <w:r>
+        <w:t>Spirit + 10</w:t>
+      </w:r>
+    </w:p>
+    <w:p>
+      <w:pPr>
+        <w:pStyle w:val="StatusMessage"/>
+      </w:pPr>
+      <w:r>
+        <w:t>Perception + 10</w:t>
+      </w:r>
+    </w:p>
+    <w:p>
+      <w:r>
+        <w:t xml:space="preserve">Another surprise was my body. </w:t>
+      </w:r>
+      <w:r>
+        <w:t>I had gained some sweet muscles</w:t>
+      </w:r>
+      <w:r>
+        <w:t>.</w:t>
+      </w:r>
+    </w:p>
+    <w:p>
+      <w:r>
+        <w:t>&lt;&gt;</w:t>
+      </w:r>
+      <w:r>
+        <w:t>======</w:t>
+      </w:r>
+      <w:r>
+        <w:t xml:space="preserve"> TODO – Update stats</w:t>
+      </w:r>
+    </w:p>
+    <w:p/>
+    <w:p>
+      <w:r>
+        <w:t>&lt;&gt;====== TODO – Update stats</w:t>
+      </w:r>
+    </w:p>
+    <w:p>
+      <w:r>
+        <w:t xml:space="preserve">Returning to our kill, I found </w:t>
+      </w:r>
+      <w:r>
+        <w:t>everyone assembled</w:t>
+      </w:r>
+      <w:r>
+        <w:t>.</w:t>
+      </w:r>
+    </w:p>
+    <w:p>
+      <w:r>
+        <w:t>I looked at Annie and realized she had leveled up too. By that I mean</w:t>
+      </w:r>
+      <w:r>
+        <w:t>t</w:t>
+      </w:r>
+      <w:r>
+        <w:t xml:space="preserve"> she had become prettier than before.</w:t>
+      </w:r>
+      <w:r>
+        <w:t xml:space="preserve"> Her skin was clearer, her hair was richer, her eye’s </w:t>
+      </w:r>
+      <w:r>
+        <w:t xml:space="preserve">limbal </w:t>
+      </w:r>
+      <w:r>
+        <w:t>rings were more pronounced, and she exuded an air of vitality. As for her lips, who wouldn’t want to kiss them?</w:t>
+      </w:r>
+    </w:p>
+    <w:p>
+      <w:r>
+        <w:t>Eric gave me an evil grin and said, “Linda, Artemis, come here please.” He took them to the side and whispered something.</w:t>
+      </w:r>
+    </w:p>
+    <w:p>
+      <w:r>
+        <w:t>“What are you whispering about?” Annie asked, confused.</w:t>
+      </w:r>
+    </w:p>
+    <w:p>
+      <w:r>
+        <w:t>Eric walked to me and whispered, “Isn’t Annie really cute now? And her rated PG undies are gone. I wonder what’s below.”</w:t>
+      </w:r>
+    </w:p>
+    <w:p>
+      <w:r>
+        <w:t xml:space="preserve">I felt my face </w:t>
+      </w:r>
+      <w:r>
+        <w:t>reddening</w:t>
+      </w:r>
+      <w:r>
+        <w:t xml:space="preserve"> as inappropriate thoughts </w:t>
+      </w:r>
+      <w:r>
+        <w:t>stampeded</w:t>
+      </w:r>
+      <w:r>
+        <w:t xml:space="preserve"> through my head.</w:t>
+      </w:r>
+    </w:p>
+    <w:p>
+      <w:r>
+        <w:t xml:space="preserve">“Annie, look at this,” Eric </w:t>
+      </w:r>
+      <w:r>
+        <w:t>shouted</w:t>
+      </w:r>
+      <w:r>
+        <w:t>. Before I could react he</w:t>
+      </w:r>
+      <w:r>
+        <w:t xml:space="preserve"> yanked my pants down. He then lifted my shirt, exposing everything.</w:t>
+      </w:r>
+      <w:r>
+        <w:t xml:space="preserve"> That was no small feat, since I was wearing light armor.</w:t>
+      </w:r>
+    </w:p>
+    <w:p>
+      <w:r>
+        <w:t xml:space="preserve">Forewarned, Linda and Artemis closed </w:t>
+      </w:r>
+      <w:r>
+        <w:t>t</w:t>
+      </w:r>
+      <w:r>
+        <w:t>heir</w:t>
+      </w:r>
+      <w:r>
+        <w:t xml:space="preserve"> eyes.</w:t>
+      </w:r>
+    </w:p>
+    <w:p>
+      <w:r>
+        <w:t>Annie, on the other hand, saw everything</w:t>
+      </w:r>
+      <w:r>
+        <w:t>, including my newly formed 6-pack</w:t>
+      </w:r>
+      <w:r>
+        <w:t xml:space="preserve">. I pulled my pants up but it was too late. Her face </w:t>
+      </w:r>
+      <w:r>
+        <w:t>turned</w:t>
+      </w:r>
+      <w:r>
+        <w:t xml:space="preserve"> cherry red. </w:t>
+      </w:r>
+      <w:r>
+        <w:t xml:space="preserve">She stepped towards me, </w:t>
+      </w:r>
+      <w:r>
+        <w:t>stopped</w:t>
+      </w:r>
+      <w:r>
+        <w:t xml:space="preserve"> and dashed off.</w:t>
+      </w:r>
+    </w:p>
+    <w:p>
+      <w:r>
+        <w:t>“Annie, wh</w:t>
+      </w:r>
+      <w:r>
+        <w:t>ere are you going?” Linda asked, turning to follow.</w:t>
+      </w:r>
+    </w:p>
+    <w:p>
+      <w:r>
+        <w:t>“Leave her alone,” Eric commanded.</w:t>
+      </w:r>
+    </w:p>
+    <w:p>
+      <w:r>
+        <w:lastRenderedPageBreak/>
+        <w:t>“But there are monsters there,” Linda complained.</w:t>
+      </w:r>
+    </w:p>
+    <w:p>
+      <w:r>
+        <w:t>“She will be fine,” Eric declared</w:t>
+      </w:r>
+      <w:r>
+        <w:t xml:space="preserve"> sternly</w:t>
+      </w:r>
+      <w:r>
+        <w:t>. “Linda, there is something you need to know.”</w:t>
+      </w:r>
+    </w:p>
+    <w:p>
+      <w:r>
+        <w:t xml:space="preserve">“What’s that?” Linda asked </w:t>
+      </w:r>
+      <w:r>
+        <w:t xml:space="preserve">distractedly </w:t>
+      </w:r>
+      <w:r>
+        <w:t>as Eric walked behind Evelyn.</w:t>
+      </w:r>
+    </w:p>
+    <w:p>
+      <w:r>
+        <w:t>“This,” Eric said and pants Evelyn.</w:t>
+      </w:r>
+    </w:p>
+    <w:p>
+      <w:r>
+        <w:t>“Hey!”</w:t>
+      </w:r>
+      <w:r>
+        <w:t xml:space="preserve"> Evelyn </w:t>
+      </w:r>
+      <w:r>
+        <w:t xml:space="preserve">screamed and </w:t>
+      </w:r>
+      <w:r>
+        <w:t>pulled his pants back up but the damage was done.</w:t>
+      </w:r>
+    </w:p>
+    <w:p>
+      <w:r>
+        <w:t>“Sorry I had to do that,” Eric said. “You are all way too stiff.”</w:t>
+      </w:r>
+    </w:p>
+    <w:p>
+      <w:r>
+        <w:t>However, the effect on Linda was much less</w:t>
+      </w:r>
+      <w:r>
+        <w:t xml:space="preserve"> pronounced</w:t>
+      </w:r>
+      <w:r>
+        <w:t xml:space="preserve">. Apparently she was </w:t>
+      </w:r>
+      <w:r>
+        <w:t>worldlier</w:t>
+      </w:r>
+      <w:r>
+        <w:t>.</w:t>
+      </w:r>
+      <w:r>
+        <w:t xml:space="preserve"> Or maybe she was just worried about her best friend.</w:t>
+      </w:r>
+    </w:p>
+    <w:p>
+      <w:r>
+        <w:t>“Why is Annie moaning?</w:t>
       </w:r>
       <w:r>
         <w:t>”</w:t>
       </w:r>
-    </w:p>
-    <w:p>
-      <w:r>
-        <w:t>“I’ll cook their…” I started.</w:t>
-      </w:r>
-    </w:p>
-    <w:p>
-      <w:r>
-        <w:t>“Fire won’t work on them,” Annie said. “Try Ice.</w:t>
+      <w:r>
+        <w:t xml:space="preserve"> </w:t>
+      </w:r>
+      <w:r>
+        <w:t>Linda asked, worriedly. “She’s in trouble.”</w:t>
+      </w:r>
+    </w:p>
+    <w:p>
+      <w:r>
+        <w:t xml:space="preserve">“No she’s fine. She’s </w:t>
+      </w:r>
+      <w:r>
+        <w:t xml:space="preserve">just </w:t>
+      </w:r>
+      <w:r>
+        <w:t>making a big poop,” Eric said and pulled out his banjo and started playing loudly. He accompanied</w:t>
+      </w:r>
+      <w:r>
+        <w:t xml:space="preserve"> himself with terrible singing.</w:t>
+      </w:r>
+    </w:p>
+    <w:p>
+      <w:r>
+        <w:t>Images appeared in my mind, but I rejected them. Annie didn’t like me that way.</w:t>
+      </w:r>
+    </w:p>
+    <w:p>
+      <w:r>
+        <w:t>After awhile Eric stopped and said, “I guess it’s time to do that harvesting thing.</w:t>
       </w:r>
       <w:r>
         <w:t>”</w:t>
@@ -50562,1203 +51511,257 @@
     </w:p>
     <w:p>
       <w:r>
-        <w:t xml:space="preserve">Eric whipped out a monster club and faced the creatures. The first got up and charged. Eric slammed down </w:t>
-      </w:r>
-      <w:r>
-        <w:t xml:space="preserve">with the club </w:t>
-      </w:r>
-      <w:r>
-        <w:t>and cracked the bull’s skull.</w:t>
-      </w:r>
-    </w:p>
-    <w:p>
-      <w:r>
-        <w:t>For a moment I wondered how he did that. Then I remembered Eric was already D-</w:t>
-      </w:r>
-      <w:r>
-        <w:t>0</w:t>
-      </w:r>
-      <w:r>
-        <w:t xml:space="preserve"> and he prioritized strength. With spikes on the club, shattering a skull was doable.</w:t>
-      </w:r>
-    </w:p>
-    <w:p>
-      <w:r>
-        <w:t>I dismissed the original bubble wall and created a</w:t>
-      </w:r>
-      <w:r>
-        <w:t>n orange</w:t>
-      </w:r>
-      <w:r>
-        <w:t xml:space="preserve"> bubble trellis</w:t>
-      </w:r>
-      <w:r>
-        <w:t>, lying flat on the ground</w:t>
-      </w:r>
-      <w:r>
-        <w:t>. Coloring the bubble wall was tricky, and it took me quite awhile to figure out the process. But now it was second nature.</w:t>
-      </w:r>
-    </w:p>
-    <w:p>
-      <w:r>
-        <w:t>The trellis was another crowd control tool I created while we collect</w:t>
+        <w:t>“Just place the carcasses into your storage,” Linda said. “Later a but</w:t>
+      </w:r>
+      <w:r>
+        <w:t>cher will take apart our catch. This food will be essential in the future, and we essentially have infinite space, or will when we rank up more.”</w:t>
+      </w:r>
+    </w:p>
+    <w:p>
+      <w:r>
+        <w:lastRenderedPageBreak/>
+        <w:t xml:space="preserve">Linda and I </w:t>
+      </w:r>
+      <w:r>
+        <w:t>collected the copses as Eric sang</w:t>
+      </w:r>
+      <w:r>
+        <w:t xml:space="preserve">. </w:t>
+      </w:r>
+      <w:r>
+        <w:t xml:space="preserve">Face still flushed, </w:t>
+      </w:r>
+      <w:r>
+        <w:t>Annie joined</w:t>
+      </w:r>
+      <w:r>
+        <w:t xml:space="preserve"> and helped harvest</w:t>
+      </w:r>
+      <w:r>
+        <w:t>.</w:t>
+      </w:r>
+    </w:p>
+    <w:p>
+      <w:r>
+        <w:t>When the catch was put away, Annie said, “It’s time to go,” and headed off.</w:t>
+      </w:r>
+    </w:p>
+    <w:p>
+      <w:r>
+        <w:t xml:space="preserve">We </w:t>
+      </w:r>
+      <w:r>
+        <w:t>followed</w:t>
+      </w:r>
+      <w:r>
+        <w:t xml:space="preserve"> Annie</w:t>
+      </w:r>
+      <w:r>
+        <w:t>.</w:t>
+      </w:r>
+    </w:p>
+    <w:p>
+      <w:r>
+        <w:t>As we walk</w:t>
       </w:r>
       <w:r>
         <w:t>ed</w:t>
       </w:r>
       <w:r>
-        <w:t xml:space="preserve"> the demon gate toll. It was easy to step over. However, it made it impossible to run over</w:t>
-      </w:r>
-      <w:r>
-        <w:t xml:space="preserve">, and </w:t>
-      </w:r>
-      <w:r>
-        <w:t>o</w:t>
-      </w:r>
-      <w:r>
-        <w:t>f course the orange was for our benefit.</w:t>
-      </w:r>
-    </w:p>
-    <w:p>
+        <w:t>, a thought came to me. What if I use</w:t>
+      </w:r>
+      <w:r>
+        <w:t>d</w:t>
+      </w:r>
+      <w:r>
+        <w:t xml:space="preserve"> </w:t>
+      </w:r>
+      <w:r>
+        <w:t xml:space="preserve">[Vibrate] </w:t>
+      </w:r>
+      <w:r>
+        <w:t xml:space="preserve">on my glaive? </w:t>
+      </w:r>
+      <w:r>
+        <w:t>Vibration was a powerful tool for cutting. It was used everywhere in industry and in consumer products.</w:t>
+      </w:r>
+    </w:p>
+    <w:p>
+      <w:r>
+        <w:t xml:space="preserve">Unfortunately I didn’t have that </w:t>
+      </w:r>
+      <w:r>
+        <w:t>[</w:t>
+      </w:r>
+      <w:r>
+        <w:t>Rune</w:t>
+      </w:r>
+      <w:r>
+        <w:t>]</w:t>
+      </w:r>
+      <w:r>
+        <w:t>.</w:t>
+      </w:r>
+      <w:r>
+        <w:t xml:space="preserve"> That was okay. I knew how to create </w:t>
+      </w:r>
+      <w:r>
+        <w:t>[</w:t>
+      </w:r>
+      <w:r>
+        <w:t>Runes</w:t>
+      </w:r>
+      <w:r>
+        <w:t>]</w:t>
+      </w:r>
+      <w:r>
+        <w:t>.</w:t>
+      </w:r>
+    </w:p>
+    <w:p>
+      <w:r>
+        <w:t>Deep in thought, I slowly tapped my glaive on the stone ground as I followed the others.</w:t>
+      </w:r>
+    </w:p>
+    <w:p>
+      <w:r>
+        <w:t>The glaive vibrated with every tap.</w:t>
+      </w:r>
+    </w:p>
+    <w:p>
+      <w:r>
+        <w:t>What was vibration? What was sound? It was everywhere, including light. Vibration was a universal thing touching all of reality.</w:t>
+      </w:r>
+    </w:p>
+    <w:p>
+      <w:r>
+        <w:t xml:space="preserve">A roar shook the ground, causing my body </w:t>
+      </w:r>
+      <w:r>
+        <w:t xml:space="preserve">and bones </w:t>
+      </w:r>
+      <w:r>
+        <w:t>to vibrate with the sound.</w:t>
+      </w:r>
+      <w:r>
+        <w:t xml:space="preserve"> I didn’t resist. I let the explosion of vibration smash into me</w:t>
+      </w:r>
+      <w:r>
+        <w:t>.</w:t>
+      </w:r>
+    </w:p>
+    <w:p>
+      <w:r>
+        <w:t>It was like standing next to a rocket blasting into space. And yes, I witnessed the launch of a Starship. That was both amazing and terrifying.</w:t>
+      </w:r>
+    </w:p>
+    <w:p>
+      <w:r>
+        <w:t>For all my viewers, you should experience a rocket launch at least once in your life. It’s amazing.</w:t>
+      </w:r>
+    </w:p>
+    <w:p>
+      <w:r>
+        <w:t>Looking up I saw a fanged gorilla towering around 5m tall. In its hand was a massive stone club.</w:t>
+      </w:r>
+    </w:p>
+    <w:p>
+      <w:pPr>
+        <w:pStyle w:val="StatusMessage"/>
+      </w:pPr>
       <w:r>
         <w:lastRenderedPageBreak/>
-        <w:t>A bull charged at me</w:t>
-      </w:r>
-      <w:r>
-        <w:t xml:space="preserve"> and tripped. Unfortunately I got doused </w:t>
-      </w:r>
-      <w:r>
-        <w:t>with fire. I screamed in pain and stabbed with my glaive.</w:t>
-      </w:r>
-    </w:p>
-    <w:p>
-      <w:r>
-        <w:t>Unfortunately the glaive on</w:t>
-      </w:r>
-      <w:r>
-        <w:t>ly scratched the monster’s hide.</w:t>
-      </w:r>
-    </w:p>
-    <w:p>
-      <w:r>
-        <w:t>“Can you use your gun?” Eric asked</w:t>
+        <w:t>C</w:t>
+      </w:r>
+      <w:r>
+        <w:t>-7 Hell Gorilla</w:t>
+      </w:r>
+    </w:p>
+    <w:p>
+      <w:pPr>
+        <w:pStyle w:val="StatusMessage"/>
+      </w:pPr>
+      <w:r>
+        <w:t>Special Attacks: Roar, Bash</w:t>
+      </w:r>
+    </w:p>
+    <w:p>
+      <w:pPr>
+        <w:pStyle w:val="StatusMessage"/>
+      </w:pPr>
+      <w:r>
+        <w:t>Defense: Fur</w:t>
+      </w:r>
+    </w:p>
+    <w:p>
+      <w:r>
+        <w:t xml:space="preserve">The Gorilla stepped forward and roared again. The sound was deafening and </w:t>
+      </w:r>
+      <w:r>
+        <w:t>again</w:t>
+      </w:r>
+      <w:r>
+        <w:t xml:space="preserve"> I felt my bones rattling. My teeth threatened to </w:t>
+      </w:r>
+      <w:r>
+        <w:t>break from the vibrations</w:t>
       </w:r>
       <w:r>
         <w:t>.</w:t>
       </w:r>
-    </w:p>
-    <w:p>
-      <w:r>
-        <w:t>I watched Linda use her gun to shoot bulls.</w:t>
-      </w:r>
-    </w:p>
-    <w:p>
-      <w:r>
-        <w:t>“Sorry,” I said. “</w:t>
-      </w:r>
-      <w:r>
-        <w:t>M</w:t>
-      </w:r>
-      <w:r>
-        <w:t xml:space="preserve">y mamma is being used to </w:t>
-      </w:r>
-      <w:r>
-        <w:t>maintain the trip fence.</w:t>
-      </w:r>
-      <w:r>
-        <w:t xml:space="preserve"> These guys kick hard</w:t>
-      </w:r>
-      <w:r>
-        <w:t>.”</w:t>
-      </w:r>
-    </w:p>
-    <w:p>
-      <w:r>
-        <w:t>The battle continued as both sides tried to kill each other. The bull’s greatest weapon, their charge was blocked</w:t>
-      </w:r>
-      <w:r>
-        <w:t>, but only in a radius of 3 meters around me</w:t>
-      </w:r>
-      <w:r>
-        <w:t>.</w:t>
-      </w:r>
-      <w:r>
-        <w:t xml:space="preserve"> Yes it increased since I entered E-Rank.</w:t>
-      </w:r>
-    </w:p>
-    <w:p>
-      <w:r>
-        <w:t>However</w:t>
-      </w:r>
-      <w:r>
-        <w:t xml:space="preserve"> their fire, hide and horns were formidable.</w:t>
-      </w:r>
-    </w:p>
-    <w:p>
-      <w:r>
-        <w:t>“Oh man this is exhausting,” Artemis grumbled.</w:t>
-      </w:r>
-    </w:p>
-    <w:p>
-      <w:r>
-        <w:t>“That’s because you don’t have enough muscle on your arms,” Eric said.</w:t>
-      </w:r>
-    </w:p>
-    <w:p>
-      <w:r>
-        <w:t xml:space="preserve">“You want muscle? I’ll show you muscle,” Artemis </w:t>
-      </w:r>
-      <w:r>
-        <w:t>retorted</w:t>
-      </w:r>
-      <w:r>
-        <w:t>.</w:t>
-      </w:r>
-    </w:p>
-    <w:p>
-      <w:r>
-        <w:t>“Just joking,” Eric said</w:t>
-      </w:r>
-      <w:r>
-        <w:t xml:space="preserve"> hastily</w:t>
-      </w:r>
-      <w:r>
-        <w:t>. “You know I think you are always perfect.”</w:t>
-      </w:r>
-    </w:p>
-    <w:p>
-      <w:r>
-        <w:t xml:space="preserve">“On the bright side, the bull copses are creating a barrier,” </w:t>
-      </w:r>
-      <w:r>
-        <w:t>Evelyn</w:t>
-      </w:r>
-      <w:r>
-        <w:t xml:space="preserve"> said.</w:t>
-      </w:r>
-    </w:p>
-    <w:p>
-      <w:r>
-        <w:t xml:space="preserve">“And tenderizing the meat,” Eric said as he watched the </w:t>
-      </w:r>
-      <w:r>
-        <w:t>b</w:t>
-      </w:r>
-      <w:r>
-        <w:t xml:space="preserve">ulls climbing over their fallen </w:t>
-      </w:r>
-      <w:r>
-        <w:t>comrades</w:t>
-      </w:r>
-      <w:r>
-        <w:t>.</w:t>
-      </w:r>
-    </w:p>
-    <w:p>
-      <w:r>
-        <w:t xml:space="preserve">I wracked my brains, trying to think of a new type of </w:t>
-      </w:r>
-      <w:r>
-        <w:t xml:space="preserve">AOE </w:t>
-      </w:r>
-      <w:r>
-        <w:t xml:space="preserve">attack. If fire doesn’t work, would ice? No. That would take too long. How about a </w:t>
-      </w:r>
+      <w:r>
+        <w:t xml:space="preserve"> It made my brain hurt.</w:t>
+      </w:r>
+    </w:p>
+    <w:p>
+      <w:r>
+        <w:t>Vibration: Sound, light, music, dissonance, the vibration of a motor, of my electric toothbrush, of electrical appliances, of atoms and so much more.</w:t>
+      </w:r>
+    </w:p>
+    <w:p>
+      <w:r>
+        <w:t>I saw the [Rune] for [Vibration], along with [Amplitude] and [Frequency]. [Phase] came a moment later as I visioned sounds canceling and amplifying.</w:t>
+      </w:r>
+    </w:p>
+    <w:p>
+      <w:r>
+        <w:t>Aspects of sound science never told me about flooded my brain, including its connection to light, dark and even gravity.</w:t>
+      </w:r>
+    </w:p>
+    <w:p>
+      <w:r>
+        <w:t xml:space="preserve">I applied [Vibration] to my glaive and </w:t>
+      </w:r>
+      <w:r>
+        <w:t>injected</w:t>
+      </w:r>
+      <w:r>
+        <w:t xml:space="preserve"> manna, careful not to put too much. I then adjusted the frequency using the appropriate Rune. I didn’t want to break my weapon. Resonance can shatter the mightiest of stone and metal.</w:t>
+      </w:r>
+    </w:p>
+    <w:p>
+      <w:r>
+        <w:t>The gorilla stopped roaring and took a breath.</w:t>
+      </w:r>
+    </w:p>
+    <w:p>
+      <w:r>
+        <w:t>I dashed forward and sliced with my blade. I hit the creature’s side but found resistance, so I increased intensity and frequency.</w:t>
+      </w:r>
+    </w:p>
+    <w:p>
+      <w:r>
+        <w:t>A fraction of a second later the monster was sliced in two.</w:t>
+      </w:r>
+    </w:p>
+    <w:p>
+      <w:r>
+        <w:t>Unfortunately the blade of my glaive shattered.</w:t>
+      </w:r>
+    </w:p>
+    <w:p>
       <w:r>
         <w:lastRenderedPageBreak/>
-        <w:t>vacuum or carbon dioxide or poison gas? No. They all needed</w:t>
-      </w:r>
-      <w:r>
-        <w:t xml:space="preserve"> containment and I didn’t have appropriate Runes.</w:t>
-      </w:r>
-    </w:p>
-    <w:p>
-      <w:r>
-        <w:t>Besides, that required the Direction Rune, which I hadn’t mastered. In my mind I saw Maxwell’s demon, sorting atoms. That was a problem for another time.</w:t>
-      </w:r>
-    </w:p>
-    <w:p>
-      <w:r>
-        <w:t>Still wracking my head, I continued fighting as best I could.</w:t>
-      </w:r>
-    </w:p>
-    <w:p>
-      <w:r>
-        <w:t>I glance</w:t>
-      </w:r>
-      <w:r>
-        <w:t>d</w:t>
-      </w:r>
-      <w:r>
-        <w:t xml:space="preserve"> at </w:t>
-      </w:r>
-      <w:r>
-        <w:t>Annie and Linda</w:t>
-      </w:r>
-      <w:r>
-        <w:t>, wishing they knew magic</w:t>
-      </w:r>
-      <w:r>
-        <w:t xml:space="preserve">. </w:t>
-      </w:r>
-      <w:r>
-        <w:t>Yes they were using magical weapons, but that wasn’t the same.</w:t>
-      </w:r>
-    </w:p>
-    <w:p>
-      <w:r>
-        <w:t>I continue</w:t>
-      </w:r>
-      <w:r>
-        <w:t>d</w:t>
-      </w:r>
-      <w:r>
-        <w:t xml:space="preserve"> thinking about AOE attacks. </w:t>
-      </w:r>
-      <w:r>
-        <w:t>Could we use spikes?</w:t>
-      </w:r>
-    </w:p>
-    <w:p>
-      <w:r>
-        <w:t xml:space="preserve">I tried making spikes from </w:t>
-      </w:r>
-      <w:r>
-        <w:t>Hardened</w:t>
-      </w:r>
-      <w:r>
-        <w:t xml:space="preserve"> bubble</w:t>
-      </w:r>
-      <w:r>
-        <w:t>s</w:t>
-      </w:r>
-      <w:r>
-        <w:t>, but the hell bulls just squashed the spikes.</w:t>
-      </w:r>
-    </w:p>
-    <w:p>
-      <w:r>
-        <w:t>If only I could create iron spikes.</w:t>
-      </w:r>
-    </w:p>
-    <w:p>
-      <w:r>
-        <w:t>After almost an hour of battling the last bull died.</w:t>
-      </w:r>
-    </w:p>
-    <w:p>
-      <w:r>
-        <w:t xml:space="preserve">“I’m pooped,” </w:t>
-      </w:r>
-      <w:r>
-        <w:t>Evelyn</w:t>
-      </w:r>
-      <w:r>
-        <w:t xml:space="preserve"> said. “I can’t believ</w:t>
-      </w:r>
-      <w:r>
-        <w:t xml:space="preserve">e how much healing I had to do. Maybe we should be closer to the safe zone. The monsters are easier there, even if more numerous.” </w:t>
-      </w:r>
-    </w:p>
-    <w:p>
-      <w:r>
-        <w:t>“</w:t>
-      </w:r>
-      <w:r>
-        <w:t>O</w:t>
-      </w:r>
-      <w:r>
-        <w:t xml:space="preserve">n the bright side I have enough Essence to complete my level transition,” </w:t>
-      </w:r>
-      <w:r>
-        <w:t>I</w:t>
-      </w:r>
-      <w:r>
-        <w:t xml:space="preserve"> said.</w:t>
-      </w:r>
-    </w:p>
-    <w:p>
-      <w:r>
-        <w:t>“Same here,” Laura agreed.</w:t>
-      </w:r>
-    </w:p>
-    <w:p>
-      <w:r>
-        <w:t>“</w:t>
-      </w:r>
-      <w:r>
-        <w:t>The first transition purged 40% of our impurities. The second will purge 30%,” Annie said. “The good news is the process will keep monsters away.”</w:t>
-      </w:r>
-    </w:p>
-    <w:p>
-      <w:r>
-        <w:t>“Seriously?” Eric asked. “I guess even the monsters can’t s</w:t>
-      </w:r>
-      <w:r>
-        <w:t>t</w:t>
-      </w:r>
-      <w:r>
-        <w:t>and the smell.”</w:t>
-      </w:r>
-    </w:p>
-    <w:p>
-      <w:r>
-        <w:lastRenderedPageBreak/>
-        <w:t>“That’s not why,” Annie said with a frown. “</w:t>
-      </w:r>
-      <w:r>
-        <w:t>Artemis</w:t>
-      </w:r>
-      <w:r>
-        <w:t>, can you please guard us?”</w:t>
-      </w:r>
-    </w:p>
-    <w:p>
-      <w:r>
-        <w:t xml:space="preserve">“No peaking,” </w:t>
-      </w:r>
-      <w:r>
-        <w:t>Artemis</w:t>
-      </w:r>
-      <w:r>
-        <w:t xml:space="preserve"> scolded.</w:t>
-      </w:r>
-    </w:p>
-    <w:p>
-      <w:r>
-        <w:t>“I assure you, you’re the only person I want to peak at,” Eric said. “</w:t>
-      </w:r>
-      <w:r>
-        <w:t>Evelyn</w:t>
-      </w:r>
-      <w:r>
-        <w:t xml:space="preserve"> and I will guard the meat.”</w:t>
-      </w:r>
-    </w:p>
-    <w:p>
-      <w:r>
-        <w:t xml:space="preserve">“I’ll go there,” </w:t>
-      </w:r>
-      <w:r>
-        <w:t>I</w:t>
-      </w:r>
-      <w:r>
-        <w:t xml:space="preserve"> said and pointed.</w:t>
-      </w:r>
-    </w:p>
-    <w:p>
-      <w:r>
-        <w:t xml:space="preserve">Stepping around the corner, </w:t>
-      </w:r>
-      <w:r>
-        <w:t>I</w:t>
-      </w:r>
-      <w:r>
-        <w:t xml:space="preserve"> undressed</w:t>
-      </w:r>
-      <w:r>
-        <w:t xml:space="preserve">. </w:t>
-      </w:r>
-      <w:r>
-        <w:t>I</w:t>
-      </w:r>
-      <w:r>
-        <w:t xml:space="preserve"> then noticed that </w:t>
-      </w:r>
-      <w:r>
-        <w:t>my</w:t>
-      </w:r>
-      <w:r>
-        <w:t xml:space="preserve"> undergarments were now just regular clothes, and not part of </w:t>
-      </w:r>
-      <w:r>
-        <w:t>my</w:t>
-      </w:r>
-      <w:r>
-        <w:t xml:space="preserve"> body.</w:t>
-      </w:r>
-    </w:p>
-    <w:p>
-      <w:r>
-        <w:t xml:space="preserve">Fully undressed, </w:t>
-      </w:r>
-      <w:r>
-        <w:t>I</w:t>
-      </w:r>
-      <w:r>
-        <w:t xml:space="preserve"> </w:t>
-      </w:r>
-      <w:r>
-        <w:t>sat in a lotus position</w:t>
-      </w:r>
-      <w:r>
-        <w:t xml:space="preserve"> and placed my monster soap next to me</w:t>
-      </w:r>
-      <w:r>
-        <w:t xml:space="preserve">. It was time to cultivate. The process was the same as before. </w:t>
-      </w:r>
-      <w:r>
-        <w:t>I</w:t>
-      </w:r>
-      <w:r>
-        <w:t xml:space="preserve"> focused on </w:t>
-      </w:r>
-      <w:r>
-        <w:t>my</w:t>
-      </w:r>
-      <w:r>
-        <w:t xml:space="preserve"> chakras and began pushing essence through them and into </w:t>
-      </w:r>
-      <w:r>
-        <w:t>my</w:t>
-      </w:r>
-      <w:r>
-        <w:t xml:space="preserve"> astral body.</w:t>
-      </w:r>
-    </w:p>
-    <w:p>
-      <w:r>
-        <w:t xml:space="preserve">Again </w:t>
-      </w:r>
-      <w:r>
-        <w:t>I</w:t>
-      </w:r>
-      <w:r>
-        <w:t xml:space="preserve"> found the resistance as </w:t>
-      </w:r>
-      <w:r>
-        <w:t>I</w:t>
-      </w:r>
-      <w:r>
-        <w:t xml:space="preserve"> tried to remember the process. </w:t>
-      </w:r>
-      <w:r>
-        <w:t xml:space="preserve">However, this time was easier since I did it </w:t>
-      </w:r>
-      <w:r>
-        <w:t xml:space="preserve">twice </w:t>
-      </w:r>
-      <w:r>
-        <w:t>before</w:t>
-      </w:r>
-      <w:r>
-        <w:t>.</w:t>
-      </w:r>
-    </w:p>
-    <w:p>
-      <w:r>
-        <w:t xml:space="preserve">The process started. The chakras began sucking essence like a sponge, causing </w:t>
-      </w:r>
-      <w:r>
-        <w:t>my</w:t>
-      </w:r>
-      <w:r>
-        <w:t xml:space="preserve"> astral body to expand.</w:t>
-      </w:r>
-    </w:p>
-    <w:p>
-      <w:r>
-        <w:t xml:space="preserve">After the astral body expanded to double its size, it stopped </w:t>
-      </w:r>
-      <w:r>
-        <w:t xml:space="preserve">for </w:t>
-      </w:r>
-      <w:r>
-        <w:t xml:space="preserve">a moment. Then it </w:t>
-      </w:r>
-      <w:r>
-        <w:t>shra</w:t>
-      </w:r>
-      <w:r>
-        <w:t>nk back down, compressing as it did so.</w:t>
-      </w:r>
-    </w:p>
-    <w:p>
-      <w:r>
-        <w:t xml:space="preserve">Then the purge happened. From out of </w:t>
-      </w:r>
-      <w:r>
-        <w:t>every</w:t>
-      </w:r>
-      <w:r>
-        <w:t xml:space="preserve"> pore the disgusting substance exuded. As before, all imaginable and some unimaginable substances came out.</w:t>
-      </w:r>
-    </w:p>
-    <w:p>
-      <w:r>
-        <w:t xml:space="preserve">Finally the astral </w:t>
-      </w:r>
-      <w:r>
-        <w:t xml:space="preserve">body </w:t>
-      </w:r>
-      <w:r>
-        <w:t>was back to its normal size, but with double its density.</w:t>
-      </w:r>
-    </w:p>
-    <w:p>
-      <w:r>
-        <w:lastRenderedPageBreak/>
-        <w:t xml:space="preserve">That wasn’t the only change. My aura </w:t>
-      </w:r>
-      <w:r>
-        <w:t>radiated almost 6 meters out from me</w:t>
-      </w:r>
-      <w:r>
-        <w:t>.</w:t>
-      </w:r>
-      <w:r>
-        <w:t xml:space="preserve"> </w:t>
-      </w:r>
-      <w:r>
-        <w:t>I just needed to level up a little more and it would become a major asset in battle.</w:t>
-      </w:r>
-    </w:p>
-    <w:p>
-      <w:r>
-        <w:t>Also, I felt a deeper connection with my astral body as the energies flowing between the physical and astral vastly increased.</w:t>
-      </w:r>
-    </w:p>
-    <w:p>
-      <w:r>
-        <w:t>It was now time to wash up</w:t>
-      </w:r>
-      <w:r>
-        <w:t xml:space="preserve"> with my monster soap</w:t>
-      </w:r>
-      <w:r>
-        <w:t xml:space="preserve">. </w:t>
-      </w:r>
-      <w:r>
-        <w:t xml:space="preserve">For a moment I wondered </w:t>
-      </w:r>
-      <w:r>
-        <w:t>how</w:t>
-      </w:r>
-      <w:r>
-        <w:t xml:space="preserve"> the ladies were </w:t>
-      </w:r>
-      <w:r>
-        <w:t>doing</w:t>
-      </w:r>
-      <w:r>
-        <w:t>.</w:t>
-      </w:r>
-    </w:p>
-    <w:p>
-      <w:r>
-        <w:t xml:space="preserve">Once shower was complete </w:t>
-      </w:r>
-      <w:r>
-        <w:t>I</w:t>
-      </w:r>
-      <w:r>
-        <w:t xml:space="preserve"> dried </w:t>
-      </w:r>
-      <w:r>
-        <w:t>my</w:t>
-      </w:r>
-      <w:r>
-        <w:t xml:space="preserve">self and put </w:t>
-      </w:r>
-      <w:r>
-        <w:t>my</w:t>
-      </w:r>
-      <w:r>
-        <w:t xml:space="preserve"> clothes back on.</w:t>
-      </w:r>
-    </w:p>
-    <w:p>
-      <w:r>
-        <w:t xml:space="preserve">It was time for </w:t>
-      </w:r>
-      <w:r>
-        <w:t>me</w:t>
-      </w:r>
-      <w:r>
-        <w:t xml:space="preserve"> to examine </w:t>
-      </w:r>
-      <w:r>
-        <w:t>my</w:t>
-      </w:r>
-      <w:r>
-        <w:t xml:space="preserve"> stats.</w:t>
-      </w:r>
-    </w:p>
-    <w:p>
-      <w:r>
-        <w:t>Surprisingly, the upgrade gains were double from last time.</w:t>
-      </w:r>
-    </w:p>
-    <w:p>
-      <w:pPr>
-        <w:pStyle w:val="StatusMessage"/>
-      </w:pPr>
-      <w:r>
-        <w:t>Vitality + 20</w:t>
-      </w:r>
-    </w:p>
-    <w:p>
-      <w:pPr>
-        <w:pStyle w:val="StatusMessage"/>
-      </w:pPr>
-      <w:r>
-        <w:t>Mind + 10</w:t>
-      </w:r>
-    </w:p>
-    <w:p>
-      <w:pPr>
-        <w:pStyle w:val="StatusMessage"/>
-      </w:pPr>
-      <w:r>
-        <w:t>Willpower + 10</w:t>
-      </w:r>
-    </w:p>
-    <w:p>
-      <w:pPr>
-        <w:pStyle w:val="StatusMessage"/>
-      </w:pPr>
-      <w:r>
-        <w:t>Spirit + 10</w:t>
-      </w:r>
-    </w:p>
-    <w:p>
-      <w:pPr>
-        <w:pStyle w:val="StatusMessage"/>
-      </w:pPr>
-      <w:r>
-        <w:t>Perception + 10</w:t>
-      </w:r>
-    </w:p>
-    <w:p>
-      <w:r>
-        <w:t xml:space="preserve">Another surprise was my body. </w:t>
-      </w:r>
-      <w:r>
-        <w:t>I had gained some sweet muscles</w:t>
-      </w:r>
-      <w:r>
-        <w:t>.</w:t>
-      </w:r>
-    </w:p>
-    <w:p>
-      <w:r>
-        <w:t>&lt;&gt;</w:t>
-      </w:r>
-      <w:r>
-        <w:t>======</w:t>
-      </w:r>
-      <w:r>
-        <w:t xml:space="preserve"> TODO – Update stats</w:t>
-      </w:r>
-    </w:p>
-    <w:p/>
-    <w:p>
-      <w:r>
-        <w:t>&lt;&gt;====== TODO – Update stats</w:t>
-      </w:r>
-    </w:p>
-    <w:p>
-      <w:r>
-        <w:t xml:space="preserve">Returning to our kill, I found </w:t>
-      </w:r>
-      <w:r>
-        <w:t>everyone assembled</w:t>
-      </w:r>
-      <w:r>
-        <w:t>.</w:t>
-      </w:r>
-    </w:p>
-    <w:p>
-      <w:r>
-        <w:t>I looked at Annie and realized she had leveled up too. By that I mean</w:t>
-      </w:r>
-      <w:r>
-        <w:t>t</w:t>
-      </w:r>
-      <w:r>
-        <w:t xml:space="preserve"> she had become prettier than before.</w:t>
-      </w:r>
-      <w:r>
-        <w:t xml:space="preserve"> Her skin was clearer, her hair was richer, her eye’s </w:t>
-      </w:r>
-      <w:r>
-        <w:t xml:space="preserve">limbal </w:t>
-      </w:r>
-      <w:r>
-        <w:t xml:space="preserve">rings were more pronounced, and she </w:t>
-      </w:r>
-      <w:r>
-        <w:lastRenderedPageBreak/>
-        <w:t>exuded an air of vitality. As for her lips, who wouldn’t want to kiss them?</w:t>
-      </w:r>
-    </w:p>
-    <w:p>
-      <w:r>
-        <w:t>Eric gave me an evil grin and said, “Linda, Artemis, come here please.” He took them to the side and whispered something.</w:t>
-      </w:r>
-    </w:p>
-    <w:p>
-      <w:r>
-        <w:t>“What are you whispering about?” Annie asked, confused.</w:t>
-      </w:r>
-    </w:p>
-    <w:p>
-      <w:r>
-        <w:t>Eric walked to me and whispered, “Isn’t Annie really cute now? And her rated PG undies are gone. I wonder what’s below.”</w:t>
-      </w:r>
-    </w:p>
-    <w:p>
-      <w:r>
-        <w:t xml:space="preserve">I felt my face </w:t>
-      </w:r>
-      <w:r>
-        <w:t>reddening</w:t>
-      </w:r>
-      <w:r>
-        <w:t xml:space="preserve"> as inappropriate thoughts </w:t>
-      </w:r>
-      <w:r>
-        <w:t>stampeded</w:t>
-      </w:r>
-      <w:r>
-        <w:t xml:space="preserve"> through my head.</w:t>
-      </w:r>
-    </w:p>
-    <w:p>
-      <w:r>
-        <w:t xml:space="preserve">“Annie, look at this,” Eric </w:t>
-      </w:r>
-      <w:r>
-        <w:t>shouted</w:t>
-      </w:r>
-      <w:r>
-        <w:t>. Before I could react he</w:t>
-      </w:r>
-      <w:r>
-        <w:t xml:space="preserve"> yanked my pants down. He then lifted my shirt, exposing everything.</w:t>
-      </w:r>
-      <w:r>
-        <w:t xml:space="preserve"> That was no small feat, since I was wearing light armor.</w:t>
-      </w:r>
-    </w:p>
-    <w:p>
-      <w:r>
-        <w:t xml:space="preserve">Forewarned, Linda and Artemis closed </w:t>
-      </w:r>
-      <w:r>
-        <w:t>t</w:t>
-      </w:r>
-      <w:r>
-        <w:t>heir</w:t>
-      </w:r>
-      <w:r>
-        <w:t xml:space="preserve"> eyes.</w:t>
-      </w:r>
-    </w:p>
-    <w:p>
-      <w:r>
-        <w:t>Annie, on the other hand, saw everything</w:t>
-      </w:r>
-      <w:r>
-        <w:t>, including my newly formed 6-pack</w:t>
-      </w:r>
-      <w:r>
-        <w:t xml:space="preserve">. I pulled my pants up but it was too late. Her face </w:t>
-      </w:r>
-      <w:r>
-        <w:t>turned</w:t>
-      </w:r>
-      <w:r>
-        <w:t xml:space="preserve"> cherry red. </w:t>
-      </w:r>
-      <w:r>
-        <w:t xml:space="preserve">She stepped towards me, </w:t>
-      </w:r>
-      <w:r>
-        <w:t>stopped</w:t>
-      </w:r>
-      <w:r>
-        <w:t xml:space="preserve"> and dashed off.</w:t>
-      </w:r>
-    </w:p>
-    <w:p>
-      <w:r>
-        <w:t>“Annie, wh</w:t>
-      </w:r>
-      <w:r>
-        <w:t>ere are you going?” Linda asked, turning to follow.</w:t>
-      </w:r>
-    </w:p>
-    <w:p>
-      <w:r>
-        <w:t>“Leave her alone,” Eric commanded.</w:t>
-      </w:r>
-    </w:p>
-    <w:p>
-      <w:r>
-        <w:t>“But there are monsters there,” Linda complained.</w:t>
-      </w:r>
-    </w:p>
-    <w:p>
-      <w:r>
-        <w:t>“She will be fine,” Eric declared</w:t>
-      </w:r>
-      <w:r>
-        <w:t xml:space="preserve"> sternly</w:t>
-      </w:r>
-      <w:r>
-        <w:t>. “Linda, there is something you need to know.”</w:t>
-      </w:r>
-    </w:p>
-    <w:p>
-      <w:r>
-        <w:t xml:space="preserve">“What’s that?” Linda asked </w:t>
-      </w:r>
-      <w:r>
-        <w:t xml:space="preserve">distractedly </w:t>
-      </w:r>
-      <w:r>
-        <w:t>as Eric walked behind Evelyn.</w:t>
-      </w:r>
-    </w:p>
-    <w:p>
-      <w:r>
-        <w:t>“This,” Eric said and pants Evelyn.</w:t>
-      </w:r>
-    </w:p>
-    <w:p>
-      <w:r>
-        <w:lastRenderedPageBreak/>
-        <w:t>“Hey!”</w:t>
-      </w:r>
-      <w:r>
-        <w:t xml:space="preserve"> Evelyn </w:t>
-      </w:r>
-      <w:r>
-        <w:t xml:space="preserve">screamed and </w:t>
-      </w:r>
-      <w:r>
-        <w:t>pulled his pants back up but the damage was done.</w:t>
-      </w:r>
-    </w:p>
-    <w:p>
-      <w:r>
-        <w:t>“Sorry I had to do that,” Eric said. “You are all way too stiff.”</w:t>
-      </w:r>
-    </w:p>
-    <w:p>
-      <w:r>
-        <w:t>However, the effect on Linda was much less</w:t>
-      </w:r>
-      <w:r>
-        <w:t xml:space="preserve"> pronounced</w:t>
-      </w:r>
-      <w:r>
-        <w:t xml:space="preserve">. Apparently she was </w:t>
-      </w:r>
-      <w:r>
-        <w:t>worldlier</w:t>
-      </w:r>
-      <w:r>
-        <w:t>.</w:t>
-      </w:r>
-      <w:r>
-        <w:t xml:space="preserve"> Or maybe she was just worried about her best friend.</w:t>
-      </w:r>
-    </w:p>
-    <w:p>
-      <w:r>
-        <w:t>“Why is Annie moaning?</w:t>
-      </w:r>
-      <w:r>
-        <w:t>”</w:t>
-      </w:r>
-      <w:r>
-        <w:t xml:space="preserve"> </w:t>
-      </w:r>
-      <w:r>
-        <w:t>Linda asked, worriedly. “She’s in trouble.”</w:t>
-      </w:r>
-    </w:p>
-    <w:p>
-      <w:r>
-        <w:t xml:space="preserve">“No she’s fine. She’s </w:t>
-      </w:r>
-      <w:r>
-        <w:t xml:space="preserve">just </w:t>
-      </w:r>
-      <w:r>
-        <w:t>making a big poop,” Eric said and pulled out his banjo and started playing loudly. He accompanied</w:t>
-      </w:r>
-      <w:r>
-        <w:t xml:space="preserve"> himself with terrible singing.</w:t>
-      </w:r>
-    </w:p>
-    <w:p>
-      <w:r>
-        <w:t>Images appeared in my mind, but I rejected them. Annie didn’t like me that way.</w:t>
-      </w:r>
-    </w:p>
-    <w:p>
-      <w:r>
-        <w:t>After awhile Eric stopped and said, “I guess it’s time to do that harvesting thing.</w:t>
-      </w:r>
-      <w:r>
-        <w:t>”</w:t>
-      </w:r>
-    </w:p>
-    <w:p>
-      <w:r>
-        <w:t>“Just place the carcasses into your storage,” Linda said. “Later a but</w:t>
-      </w:r>
-      <w:r>
-        <w:t>cher will take apart our catch. This food will be essential in the future, and we essentially have infinite space, or will when we rank up more.”</w:t>
-      </w:r>
-    </w:p>
-    <w:p>
-      <w:r>
-        <w:t xml:space="preserve">Linda and I </w:t>
-      </w:r>
-      <w:r>
-        <w:t>collected the copses as Eric sang</w:t>
-      </w:r>
-      <w:r>
-        <w:t xml:space="preserve">. </w:t>
-      </w:r>
-      <w:r>
-        <w:t xml:space="preserve">Face still flushed, </w:t>
-      </w:r>
-      <w:r>
-        <w:t>Annie joined</w:t>
-      </w:r>
-      <w:r>
-        <w:t xml:space="preserve"> and helped harvest</w:t>
-      </w:r>
-      <w:r>
-        <w:t>.</w:t>
-      </w:r>
-    </w:p>
-    <w:p>
-      <w:r>
-        <w:t>When the catch was put away, Annie said, “It’s time to go,” and headed off.</w:t>
-      </w:r>
-    </w:p>
-    <w:p>
-      <w:r>
-        <w:t xml:space="preserve">We </w:t>
-      </w:r>
-      <w:r>
-        <w:t>followed</w:t>
-      </w:r>
-      <w:r>
-        <w:t xml:space="preserve"> Annie</w:t>
-      </w:r>
-      <w:r>
-        <w:t>.</w:t>
-      </w:r>
-    </w:p>
-    <w:p>
-      <w:r>
-        <w:lastRenderedPageBreak/>
-        <w:t>As we walk</w:t>
-      </w:r>
-      <w:r>
-        <w:t>ed</w:t>
-      </w:r>
-      <w:r>
-        <w:t>, a thought came to me. What if I use</w:t>
-      </w:r>
-      <w:r>
-        <w:t>d</w:t>
-      </w:r>
-      <w:r>
-        <w:t xml:space="preserve"> </w:t>
-      </w:r>
-      <w:r>
-        <w:t xml:space="preserve">[Vibrate] </w:t>
-      </w:r>
-      <w:r>
-        <w:t xml:space="preserve">on my glaive? </w:t>
-      </w:r>
-      <w:r>
-        <w:t>Vibration was a powerful tool for cutting. It was used everywhere in industry and in consumer products.</w:t>
-      </w:r>
-    </w:p>
-    <w:p>
-      <w:r>
-        <w:t xml:space="preserve">Unfortunately I didn’t have that </w:t>
-      </w:r>
-      <w:r>
-        <w:t>[</w:t>
-      </w:r>
-      <w:r>
-        <w:t>Rune</w:t>
-      </w:r>
-      <w:r>
-        <w:t>]</w:t>
-      </w:r>
-      <w:r>
-        <w:t>.</w:t>
-      </w:r>
-      <w:r>
-        <w:t xml:space="preserve"> That was okay. I knew how to create </w:t>
-      </w:r>
-      <w:r>
-        <w:t>[</w:t>
-      </w:r>
-      <w:r>
-        <w:t>Runes</w:t>
-      </w:r>
-      <w:r>
-        <w:t>]</w:t>
-      </w:r>
-      <w:r>
-        <w:t>.</w:t>
-      </w:r>
-    </w:p>
-    <w:p>
-      <w:r>
-        <w:t>Deep in thought, I slowly tapped my glaive on the stone ground as I followed the others.</w:t>
-      </w:r>
-    </w:p>
-    <w:p>
-      <w:r>
-        <w:t>The glaive vibrated with every tap.</w:t>
-      </w:r>
-    </w:p>
-    <w:p>
-      <w:r>
-        <w:t>What was vibration? What was sound? It was everywhere, including light. Vibration was a universal thing touching all of reality.</w:t>
-      </w:r>
-    </w:p>
-    <w:p>
-      <w:r>
-        <w:t xml:space="preserve">A roar shook the ground, causing my body </w:t>
-      </w:r>
-      <w:r>
-        <w:t xml:space="preserve">and bones </w:t>
-      </w:r>
-      <w:r>
-        <w:t>to vibrate with the sound.</w:t>
-      </w:r>
-      <w:r>
-        <w:t xml:space="preserve"> I didn’t resist. I let the explosion of vibration smash into me</w:t>
-      </w:r>
-      <w:r>
-        <w:t>.</w:t>
-      </w:r>
-    </w:p>
-    <w:p>
-      <w:r>
-        <w:t>It was like standing next to a rocket blasting into space. And yes, I witnessed the launch of a Starship. That was both amazing and terrifying.</w:t>
-      </w:r>
-    </w:p>
-    <w:p>
-      <w:r>
-        <w:t>For all my viewers, you should experience a rocket launch at least once in your life. It’s amazing.</w:t>
-      </w:r>
-    </w:p>
-    <w:p>
-      <w:r>
-        <w:t>Looking up I saw a fanged gorilla towering around 5m tall. In its hand was a massive stone club.</w:t>
-      </w:r>
-    </w:p>
-    <w:p>
-      <w:pPr>
-        <w:pStyle w:val="StatusMessage"/>
-      </w:pPr>
-      <w:r>
-        <w:t>C</w:t>
-      </w:r>
-      <w:r>
-        <w:t>-7 Hell Gorilla</w:t>
-      </w:r>
-    </w:p>
-    <w:p>
-      <w:pPr>
-        <w:pStyle w:val="StatusMessage"/>
-      </w:pPr>
-      <w:r>
-        <w:t>Special Attacks: Roar, Bash</w:t>
-      </w:r>
-    </w:p>
-    <w:p>
-      <w:pPr>
-        <w:pStyle w:val="StatusMessage"/>
-      </w:pPr>
-      <w:r>
-        <w:t>Defense: Fur</w:t>
-      </w:r>
-    </w:p>
-    <w:p>
-      <w:r>
-        <w:lastRenderedPageBreak/>
-        <w:t xml:space="preserve">The Gorilla stepped forward and roared again. The sound was deafening and </w:t>
-      </w:r>
-      <w:r>
-        <w:t>again</w:t>
-      </w:r>
-      <w:r>
-        <w:t xml:space="preserve"> I felt my bones rattling. My teeth threatened to </w:t>
-      </w:r>
-      <w:r>
-        <w:t>break from the vibrations</w:t>
-      </w:r>
-      <w:r>
-        <w:t>.</w:t>
-      </w:r>
-      <w:r>
-        <w:t xml:space="preserve"> It made my brain hurt.</w:t>
-      </w:r>
-    </w:p>
-    <w:p>
-      <w:r>
-        <w:t>Vibration: Sound, light, music, dissonance, the vibration of a motor, of my electric toothbrush, of electrical appliances, of atoms and so much more.</w:t>
-      </w:r>
-    </w:p>
-    <w:p>
-      <w:r>
-        <w:t>I saw the [Rune] for [Vibration], along with [Amplitude] and [Frequency]. [Phase] came a moment later as I visioned sounds canceling and amplifying.</w:t>
-      </w:r>
-    </w:p>
-    <w:p>
-      <w:r>
-        <w:t>Aspects of sound science never told me about flooded my brain, including its connection to light, dark and even gravity.</w:t>
-      </w:r>
-    </w:p>
-    <w:p>
-      <w:r>
-        <w:t xml:space="preserve">I applied [Vibration] to my glaive and </w:t>
-      </w:r>
-      <w:r>
-        <w:t>injected</w:t>
-      </w:r>
-      <w:r>
-        <w:t xml:space="preserve"> manna, careful not to put too much. I then adjusted the frequency using the appropriate Rune. I didn’t want to break my weapon. Resonance can shatter the mightiest of stone and metal.</w:t>
-      </w:r>
-    </w:p>
-    <w:p>
-      <w:r>
-        <w:t>The gorilla stopped roaring and took a breath.</w:t>
-      </w:r>
-    </w:p>
-    <w:p>
-      <w:r>
-        <w:t>I dashed forward and sliced with my blade. I hit the creature’s side but found resistance, so I increased intensity and frequency.</w:t>
-      </w:r>
-    </w:p>
-    <w:p>
-      <w:r>
-        <w:t>A fraction of a second later the monster was sliced in two.</w:t>
-      </w:r>
-    </w:p>
-    <w:p>
-      <w:r>
-        <w:t>Unfortunately the blade of my glaive shattered.</w:t>
-      </w:r>
-    </w:p>
-    <w:p>
-      <w:r>
         <w:t>I whipped out my grimoire and began recording my new Runes. I didn’t want to forget them, although I suspected that was impossible.</w:t>
       </w:r>
       <w:r>
@@ -51781,7 +51784,6 @@
     </w:p>
     <w:p>
       <w:r>
-        <w:lastRenderedPageBreak/>
         <w:t>“Are you all okay?” I asked the others.</w:t>
       </w:r>
     </w:p>
@@ -51887,6 +51889,7 @@
     </w:p>
     <w:p>
       <w:r>
+        <w:lastRenderedPageBreak/>
         <w:t xml:space="preserve">“The good news is I </w:t>
       </w:r>
       <w:r>
@@ -51923,37 +51926,215 @@
     </w:p>
     <w:p>
       <w:r>
+        <w:t>“You have another title, don’t you?” Linda asked. “I noticed the change when fighting.”</w:t>
+      </w:r>
+    </w:p>
+    <w:p>
+      <w:r>
+        <w:t>I sighed and said, “That’s Giant Killer. I was forced to kill bandits when they attacked the cara</w:t>
+      </w:r>
+      <w:r>
+        <w:t>van Uncle Wally and we were on.</w:t>
+      </w:r>
+    </w:p>
+    <w:p>
+      <w:r>
+        <w:t>“Unfortunately my glaive is ruined,” I said, changing the subject.</w:t>
+      </w:r>
+    </w:p>
+    <w:p>
+      <w:r>
+        <w:t xml:space="preserve">I stored the monster copse and </w:t>
+      </w:r>
+      <w:r>
+        <w:t>swapped out my broken weapon.</w:t>
+      </w:r>
+    </w:p>
+    <w:p>
+      <w:r>
+        <w:t xml:space="preserve">“I had no idea wizards could be so powerful,” Eric </w:t>
+      </w:r>
+      <w:r>
+        <w:t>marveled</w:t>
+      </w:r>
+      <w:r>
+        <w:t>.</w:t>
+      </w:r>
+    </w:p>
+    <w:p>
+      <w:r>
+        <w:t xml:space="preserve">“Most </w:t>
+      </w:r>
+      <w:r>
+        <w:t xml:space="preserve">first year wizards </w:t>
+      </w:r>
+      <w:r>
+        <w:t>aren’t</w:t>
+      </w:r>
+      <w:r>
+        <w:t>,</w:t>
+      </w:r>
+      <w:r>
+        <w:t>” Annie said.</w:t>
+      </w:r>
+      <w:r>
+        <w:t xml:space="preserve"> </w:t>
+      </w:r>
+      <w:r>
+        <w:t>“Why do you th</w:t>
+      </w:r>
+      <w:r>
+        <w:t>ink we never bothered to learn?</w:t>
+      </w:r>
+    </w:p>
+    <w:p>
+      <w:r>
+        <w:t>“</w:t>
+      </w:r>
+      <w:r>
+        <w:t>I guess what Uncle Taranis said really was true and wizard schools are doing students a disservice in how they teach.”</w:t>
+      </w:r>
+    </w:p>
+    <w:p>
+      <w:r>
+        <w:t>“Or Raven could be a genius,” Evelyn said.</w:t>
+      </w:r>
+    </w:p>
+    <w:p>
+      <w:r>
+        <w:t xml:space="preserve">“Either way, </w:t>
+      </w:r>
+      <w:r>
+        <w:t>we need to be careful</w:t>
+      </w:r>
+      <w:r>
+        <w:t>,” Linda said. “</w:t>
+      </w:r>
+      <w:r>
+        <w:t>I wasn’t expecting such a powerful monster to appear.</w:t>
+      </w:r>
+      <w:r>
+        <w:t>”</w:t>
+      </w:r>
+    </w:p>
+    <w:p>
+      <w:r>
+        <w:t>“Can we expect more?” Artemis asked worriedly.</w:t>
+      </w:r>
+    </w:p>
+    <w:p>
+      <w:r>
+        <w:t>“No,” Annie said. “This should be more of a fluke.”</w:t>
+      </w:r>
+    </w:p>
+    <w:p>
+      <w:r>
+        <w:t>“Are you okay?” Eric asked. “You seem distracted.”</w:t>
+      </w:r>
+    </w:p>
+    <w:p>
+      <w:r>
         <w:lastRenderedPageBreak/>
-        <w:t>“You have another title, don’t you?” Linda asked. “I noticed the change when fighting.”</w:t>
-      </w:r>
-    </w:p>
-    <w:p>
-      <w:r>
-        <w:t>I sighed and said, “That’s Giant Killer. I was forced to kill bandits when they attacked the cara</w:t>
-      </w:r>
-      <w:r>
-        <w:t>van Uncle Wally and we were on.</w:t>
-      </w:r>
-    </w:p>
-    <w:p>
-      <w:r>
-        <w:t>“Unfortunately my glaive is ruined,” I said, changing the subject.</w:t>
-      </w:r>
-    </w:p>
-    <w:p>
-      <w:r>
-        <w:t xml:space="preserve">I stored the monster copse and </w:t>
-      </w:r>
-      <w:r>
-        <w:t>swapped out my broken weapon.</w:t>
-      </w:r>
-    </w:p>
-    <w:p>
-      <w:r>
-        <w:t xml:space="preserve">“I had no idea wizards could be so powerful,” Eric </w:t>
-      </w:r>
-      <w:r>
-        <w:t>marveled</w:t>
+        <w:t>“I don’t think learning this Rune was wise, considering my low level. My brain feels overloaded with knowledge and it’s making me feel dizzy,” I said.</w:t>
+      </w:r>
+      <w:r>
+        <w:t xml:space="preserve"> “I feel I swallowed a whale.</w:t>
+      </w:r>
+    </w:p>
+    <w:p>
+      <w:r>
+        <w:t>“Don’t worry. I’ll be fine.”</w:t>
+      </w:r>
+    </w:p>
+    <w:p>
+      <w:r>
+        <w:t xml:space="preserve">I followed the others with my head in a daze. </w:t>
+      </w:r>
+      <w:r>
+        <w:t>The concept of [Vibration] was so vast it boggled the mind</w:t>
+      </w:r>
+      <w:r>
+        <w:t xml:space="preserve"> and I only touched a superficial part of it.</w:t>
+      </w:r>
+    </w:p>
+    <w:p>
+      <w:r>
+        <w:t xml:space="preserve">The next </w:t>
+      </w:r>
+      <w:r>
+        <w:t>group of monsters was</w:t>
+      </w:r>
+      <w:r>
+        <w:t xml:space="preserve"> lizard-like creatures</w:t>
+      </w:r>
+      <w:r>
+        <w:t xml:space="preserve"> resembling raptors</w:t>
+      </w:r>
+      <w:r>
+        <w:t>. They were surprisingly fast.</w:t>
+      </w:r>
+    </w:p>
+    <w:p>
+      <w:r>
+        <w:t xml:space="preserve">“Now this is more like it,” Eric said as he charged forward </w:t>
+      </w:r>
+      <w:r>
+        <w:t xml:space="preserve">with </w:t>
+      </w:r>
+      <w:r>
+        <w:t>the chunk of steel he called a</w:t>
+      </w:r>
+      <w:r>
+        <w:t xml:space="preserve"> sword.</w:t>
+      </w:r>
+    </w:p>
+    <w:p>
+      <w:r>
+        <w:t>I watched Annie as she sw</w:t>
+      </w:r>
+      <w:r>
+        <w:t>u</w:t>
+      </w:r>
+      <w:r>
+        <w:t>ng her whips around her head. They were as usual terrifying.</w:t>
+      </w:r>
+      <w:r>
+        <w:t xml:space="preserve"> The whips grabbed the creatures and smashed them against each other.</w:t>
+      </w:r>
+      <w:r>
+        <w:t xml:space="preserve"> Other times they rammed into the monsters like battering rams.</w:t>
+      </w:r>
+    </w:p>
+    <w:p>
+      <w:r>
+        <w:t>Linda was also shredding monsters like a boss</w:t>
+      </w:r>
+      <w:r>
+        <w:t>, her shards of steel punching through defenses like knives.</w:t>
+      </w:r>
+      <w:r>
+        <w:t xml:space="preserve"> Her weapon was superior to anything I could do. That was hardly surprising, considering professionals programmed the runic circuits of her weapon.</w:t>
+      </w:r>
+    </w:p>
+    <w:p>
+      <w:r>
+        <w:t xml:space="preserve">However, I noticed that both weapons were nearing their usable life. </w:t>
+      </w:r>
+      <w:r>
+        <w:t>I could see stress fractures.</w:t>
+      </w:r>
+    </w:p>
+    <w:p>
+      <w:r>
+        <w:t>The same was true with the rest of our team. The only difference was that Annie and Linda started out with superior equipment.</w:t>
+      </w:r>
+    </w:p>
+    <w:p>
+      <w:r>
+        <w:t xml:space="preserve">Eric discarded a broken weapon and took out a new </w:t>
+      </w:r>
+      <w:r>
+        <w:t>one</w:t>
       </w:r>
       <w:r>
         <w:t>.</w:t>
@@ -51961,55 +52142,321 @@
     </w:p>
     <w:p>
       <w:r>
-        <w:t xml:space="preserve">“Most </w:t>
-      </w:r>
-      <w:r>
-        <w:t xml:space="preserve">first year wizards </w:t>
-      </w:r>
-      <w:r>
-        <w:t>aren’t</w:t>
-      </w:r>
-      <w:r>
-        <w:t>,</w:t>
-      </w:r>
-      <w:r>
-        <w:t>” Annie said.</w:t>
-      </w:r>
-      <w:r>
-        <w:t xml:space="preserve"> </w:t>
-      </w:r>
-      <w:r>
-        <w:t>“Why do you th</w:t>
-      </w:r>
-      <w:r>
-        <w:t>ink we never bothered to learn?</w:t>
-      </w:r>
-    </w:p>
-    <w:p>
-      <w:r>
-        <w:t>“</w:t>
-      </w:r>
-      <w:r>
-        <w:t>I guess what Uncle Taranis said really was true and wizard schools are doing students a disservice in how they teach.”</w:t>
-      </w:r>
-    </w:p>
-    <w:p>
-      <w:r>
-        <w:t>“Or Raven could be a genius,” Evelyn said.</w:t>
-      </w:r>
-    </w:p>
-    <w:p>
-      <w:r>
-        <w:t xml:space="preserve">“Either way, </w:t>
-      </w:r>
-      <w:r>
-        <w:t>we need to be careful</w:t>
-      </w:r>
-      <w:r>
-        <w:t>,” Linda said. “</w:t>
-      </w:r>
-      <w:r>
-        <w:t>I wasn’t expecting such a powerful monster to appear.</w:t>
+        <w:lastRenderedPageBreak/>
+        <w:t>I focused my attention on fighting to the best of my</w:t>
+      </w:r>
+      <w:r>
+        <w:t xml:space="preserve"> ability</w:t>
+      </w:r>
+      <w:r>
+        <w:t>, pushing unwanted thoughts to the back of my mind.</w:t>
+      </w:r>
+    </w:p>
+    <w:p>
+      <w:r>
+        <w:t>I considered using [Vibration] again but quickly discarded it. I wasn’t ready for such power.</w:t>
+      </w:r>
+    </w:p>
+    <w:p>
+      <w:r>
+        <w:t>I deployed my usual trip fence. However, the Lizardlings were too agile for that.</w:t>
+      </w:r>
+    </w:p>
+    <w:p>
+      <w:r>
+        <w:t xml:space="preserve">So I tried a new tactic. I flattened the bubble to cover the floor, avoiding my companions. </w:t>
+      </w:r>
+      <w:r>
+        <w:t>That was trick</w:t>
+      </w:r>
+      <w:r>
+        <w:t>y</w:t>
+      </w:r>
+      <w:r>
+        <w:t xml:space="preserve"> as the gang </w:t>
+      </w:r>
+      <w:r>
+        <w:t xml:space="preserve">kept </w:t>
+      </w:r>
+      <w:r>
+        <w:t>moved around.</w:t>
+      </w:r>
+    </w:p>
+    <w:p>
+      <w:r>
+        <w:t>I</w:t>
+      </w:r>
+      <w:r>
+        <w:t xml:space="preserve"> added </w:t>
+      </w:r>
+      <w:r>
+        <w:t xml:space="preserve">[Slippery] as </w:t>
+      </w:r>
+      <w:r>
+        <w:t xml:space="preserve">a </w:t>
+      </w:r>
+      <w:r>
+        <w:t>modifier to my new trap.</w:t>
+      </w:r>
+      <w:r>
+        <w:t xml:space="preserve"> After a minute of effort the modifier took effect.</w:t>
+      </w:r>
+    </w:p>
+    <w:p>
+      <w:r>
+        <w:t xml:space="preserve">The monsters </w:t>
+      </w:r>
+      <w:r>
+        <w:t>lost their speed edge with their traction</w:t>
+      </w:r>
+      <w:r>
+        <w:t>.</w:t>
+      </w:r>
+    </w:p>
+    <w:p>
+      <w:r>
+        <w:t>I attacked with my glaive and slowly we whittled down the enemy. The good news was, since the enemy was speed based, their defense was low.</w:t>
+      </w:r>
+    </w:p>
+    <w:p>
+      <w:r>
+        <w:t>Annoyingly</w:t>
+      </w:r>
+      <w:r>
+        <w:t>, the [Vibration] Rune kept forming, buzzing my glaive like a chainsaw</w:t>
+      </w:r>
+      <w:r>
+        <w:t>, threatening to shatter my weapon.</w:t>
+      </w:r>
+    </w:p>
+    <w:p>
+      <w:r>
+        <w:t>We looted the monsters and headed out.</w:t>
+      </w:r>
+    </w:p>
+    <w:p>
+      <w:r>
+        <w:t>It was time to return to my pellet gun. The question was how to make it more effective?</w:t>
+      </w:r>
+    </w:p>
+    <w:p>
+      <w:r>
+        <w:t>“Folks, can we take a 5 minute break?” I called out. “I need to work on a new attack.”</w:t>
+      </w:r>
+    </w:p>
+    <w:p>
+      <w:r>
+        <w:t>“No problem,” Eric said.</w:t>
+      </w:r>
+    </w:p>
+    <w:p>
+      <w:r>
+        <w:t xml:space="preserve">Now the question was how to strengthen my gun? </w:t>
+      </w:r>
+    </w:p>
+    <w:p>
+      <w:r>
+        <w:lastRenderedPageBreak/>
+        <w:t>My current gun used [Launch] and [Spin].</w:t>
+      </w:r>
+    </w:p>
+    <w:p>
+      <w:r>
+        <w:t>I added [Wind] and [Slippery] to the pellets and fired.</w:t>
+      </w:r>
+    </w:p>
+    <w:p>
+      <w:r>
+        <w:t xml:space="preserve">Unfortunately the two Runes opposed each other. </w:t>
+      </w:r>
+      <w:r>
+        <w:t>The [Wind] propelled the pellets, but [Slippery] made it harder to push.</w:t>
+      </w:r>
+    </w:p>
+    <w:p>
+      <w:r>
+        <w:t xml:space="preserve">What if I </w:t>
+      </w:r>
+      <w:r>
+        <w:t>just used</w:t>
+      </w:r>
+      <w:r>
+        <w:t xml:space="preserve"> [Slippery]?</w:t>
+      </w:r>
+    </w:p>
+    <w:p>
+      <w:r>
+        <w:t>Other monsters attacked but I ignored them, knowing my friends could handle the treat.</w:t>
+      </w:r>
+    </w:p>
+    <w:p>
+      <w:r>
+        <w:t>Then I conceptualized a barrel that imparted [Spin].</w:t>
+      </w:r>
+      <w:r>
+        <w:t xml:space="preserve"> I was already using it intuitively.</w:t>
+      </w:r>
+    </w:p>
+    <w:p>
+      <w:r>
+        <w:t>I contemplated and my new [Barrel] Rune formed. I recorded it for prosperity and then created a new array using the three Runes.</w:t>
+      </w:r>
+    </w:p>
+    <w:p>
+      <w:r>
+        <w:t>I practiced a few shots, honing my skill</w:t>
+      </w:r>
+      <w:r>
+        <w:t>.</w:t>
+      </w:r>
+    </w:p>
+    <w:p>
+      <w:r>
+        <w:t>“Okay I got it,” I called. “We can move on.”</w:t>
+      </w:r>
+    </w:p>
+    <w:p>
+      <w:r>
+        <w:t>W</w:t>
+      </w:r>
+      <w:r>
+        <w:t>e traveled the</w:t>
+      </w:r>
+      <w:r>
+        <w:t xml:space="preserve"> twists and turns of the canyon as strange and unusual creature came to say hi – with bared fangs, claws and other dangerous weapons.</w:t>
+      </w:r>
+    </w:p>
+    <w:p>
+      <w:r>
+        <w:t>The next monsters we encountered were Lizardlings. They were reptile creatures that spat acid.</w:t>
+      </w:r>
+    </w:p>
+    <w:p>
+      <w:r>
+        <w:t>Within moments my armor steam</w:t>
+      </w:r>
+      <w:r>
+        <w:t xml:space="preserve">ed </w:t>
+      </w:r>
+      <w:r>
+        <w:t xml:space="preserve">as the acid </w:t>
+      </w:r>
+      <w:r>
+        <w:t>dissolved</w:t>
+      </w:r>
+      <w:r>
+        <w:t xml:space="preserve"> the leather.</w:t>
+      </w:r>
+    </w:p>
+    <w:p>
+      <w:r>
+        <w:t>Fortunately the monsters weren’t fast, so I didn’t deploy my trap. That gave me more manna for my gun.</w:t>
+      </w:r>
+    </w:p>
+    <w:p>
+      <w:r>
+        <w:lastRenderedPageBreak/>
+        <w:t xml:space="preserve">I formed my </w:t>
+      </w:r>
+      <w:r>
+        <w:t xml:space="preserve">improved gun </w:t>
+      </w:r>
+      <w:r>
+        <w:t>on my left hand and fed shards with my right. The first shard zoomed through the barrel and slammed into a monster.</w:t>
+      </w:r>
+    </w:p>
+    <w:p>
+      <w:r>
+        <w:t>This test proved my gun was an improvement. Best of all I used less manna for greater damage.</w:t>
+      </w:r>
+    </w:p>
+    <w:p>
+      <w:r>
+        <w:t>The monster was wounded but not killed. I added more manna and accuracy and penetrating power increased.</w:t>
+      </w:r>
+    </w:p>
+    <w:p>
+      <w:r>
+        <w:t>And then I got my first kill from my improved gun.</w:t>
+      </w:r>
+    </w:p>
+    <w:p>
+      <w:r>
+        <w:t>I fir</w:t>
+      </w:r>
+      <w:r>
+        <w:t>ed</w:t>
+      </w:r>
+      <w:r>
+        <w:t xml:space="preserve"> at other targets, refining my technique along the way.</w:t>
+      </w:r>
+    </w:p>
+    <w:p>
+      <w:r>
+        <w:t>All too soon the last monster died and we moved on.</w:t>
+      </w:r>
+    </w:p>
+    <w:p>
+      <w:r>
+        <w:t>“We will need to return soon,” I said. “I’m running out of ammo</w:t>
+      </w:r>
+      <w:r>
+        <w:t>. I can’t believe how much I go through.”</w:t>
+      </w:r>
+    </w:p>
+    <w:p>
+      <w:r>
+        <w:t>“Same here,” Linda said.</w:t>
+      </w:r>
+    </w:p>
+    <w:p>
+      <w:r>
+        <w:t>“I</w:t>
+      </w:r>
+      <w:r>
+        <w:t>’m also feeling a little dizzy. My brain is buzzing with too many concepts.”</w:t>
+      </w:r>
+    </w:p>
+    <w:p>
+      <w:r>
+        <w:t>“Will leveling up help?” Eric asked as he killed the last monster.</w:t>
+      </w:r>
+    </w:p>
+    <w:p>
+      <w:r>
+        <w:t xml:space="preserve">“Unfortunately no,” I said. “My next brain update will be when I transition to </w:t>
+      </w:r>
+      <w:r>
+        <w:t>C</w:t>
+      </w:r>
+      <w:r>
+        <w:t>.</w:t>
+      </w:r>
+    </w:p>
+    <w:p>
+      <w:r>
+        <w:t>“Hopefully sleep will help</w:t>
+      </w:r>
+      <w:r>
+        <w:t>.”</w:t>
+      </w:r>
+    </w:p>
+    <w:p>
+      <w:r>
+        <w:t>Just then Eric’s stomach growled.</w:t>
+      </w:r>
+    </w:p>
+    <w:p>
+      <w:r>
+        <w:t>“I guess this barbarian is hungry,” Eric said with a laugh.</w:t>
+      </w:r>
+    </w:p>
+    <w:p>
+      <w:r>
+        <w:t>“Perhaps we should head back for lunch,” I said. “</w:t>
+      </w:r>
+      <w:r>
+        <w:t>I’m not feeling too good right now.</w:t>
       </w:r>
       <w:r>
         <w:t>”</w:t>
@@ -52017,451 +52464,7 @@
     </w:p>
     <w:p>
       <w:r>
-        <w:t>“Can we expect more?” Artemis asked worriedly.</w:t>
-      </w:r>
-    </w:p>
-    <w:p>
-      <w:r>
-        <w:t>“No,” Annie said. “This should be more of a fluke.”</w:t>
-      </w:r>
-    </w:p>
-    <w:p>
-      <w:r>
-        <w:t>“Are you okay?” Eric asked. “You seem distracted.”</w:t>
-      </w:r>
-    </w:p>
-    <w:p>
-      <w:r>
-        <w:t>“I don’t think learning this Rune was wise, considering my low level. My brain feels overloaded with knowledge and it’s making me feel dizzy,” I said.</w:t>
-      </w:r>
-      <w:r>
-        <w:t xml:space="preserve"> “I feel I swallowed a whale.</w:t>
-      </w:r>
-    </w:p>
-    <w:p>
-      <w:r>
-        <w:t>“Don’t worry. I’ll be fine.”</w:t>
-      </w:r>
-    </w:p>
-    <w:p>
-      <w:r>
         <w:lastRenderedPageBreak/>
-        <w:t xml:space="preserve">I followed the others with my head in a daze. </w:t>
-      </w:r>
-      <w:r>
-        <w:t>The concept of [Vibration] was so vast it boggled the mind</w:t>
-      </w:r>
-      <w:r>
-        <w:t xml:space="preserve"> and I only touched a superficial part of it.</w:t>
-      </w:r>
-    </w:p>
-    <w:p>
-      <w:r>
-        <w:t xml:space="preserve">The next </w:t>
-      </w:r>
-      <w:r>
-        <w:t>group of monsters was</w:t>
-      </w:r>
-      <w:r>
-        <w:t xml:space="preserve"> lizard-like creatures</w:t>
-      </w:r>
-      <w:r>
-        <w:t xml:space="preserve"> resembling raptors</w:t>
-      </w:r>
-      <w:r>
-        <w:t>. They were surprisingly fast.</w:t>
-      </w:r>
-    </w:p>
-    <w:p>
-      <w:r>
-        <w:t xml:space="preserve">“Now this is more like it,” Eric said as he charged forward </w:t>
-      </w:r>
-      <w:r>
-        <w:t xml:space="preserve">with </w:t>
-      </w:r>
-      <w:r>
-        <w:t>the chunk of steel he called a</w:t>
-      </w:r>
-      <w:r>
-        <w:t xml:space="preserve"> sword.</w:t>
-      </w:r>
-    </w:p>
-    <w:p>
-      <w:r>
-        <w:t>I watched Annie as she sw</w:t>
-      </w:r>
-      <w:r>
-        <w:t>u</w:t>
-      </w:r>
-      <w:r>
-        <w:t>ng her whips around her head. They were as usual terrifying.</w:t>
-      </w:r>
-      <w:r>
-        <w:t xml:space="preserve"> The whips grabbed the creatures and smashed them against each other.</w:t>
-      </w:r>
-      <w:r>
-        <w:t xml:space="preserve"> Other times they rammed into the monsters like battering rams.</w:t>
-      </w:r>
-    </w:p>
-    <w:p>
-      <w:r>
-        <w:t>Linda was also shredding monsters like a boss</w:t>
-      </w:r>
-      <w:r>
-        <w:t>, her shards of steel punching through defenses like knives.</w:t>
-      </w:r>
-      <w:r>
-        <w:t xml:space="preserve"> Her weapon was superior to anything I could do. That was hardly surprising, considering professionals programmed the runic circuits of her weapon.</w:t>
-      </w:r>
-    </w:p>
-    <w:p>
-      <w:r>
-        <w:t xml:space="preserve">However, I noticed that both weapons were nearing their usable life. </w:t>
-      </w:r>
-      <w:r>
-        <w:t>I could see stress fractures.</w:t>
-      </w:r>
-    </w:p>
-    <w:p>
-      <w:r>
-        <w:t>The same was true with the rest of our team. The only difference was that Annie and Linda started out with superior equipment.</w:t>
-      </w:r>
-    </w:p>
-    <w:p>
-      <w:r>
-        <w:t xml:space="preserve">Eric discarded a broken weapon and took out a new </w:t>
-      </w:r>
-      <w:r>
-        <w:t>one</w:t>
-      </w:r>
-      <w:r>
-        <w:t>.</w:t>
-      </w:r>
-    </w:p>
-    <w:p>
-      <w:r>
-        <w:t>I focused my attention on fighting to the best of my</w:t>
-      </w:r>
-      <w:r>
-        <w:t xml:space="preserve"> ability</w:t>
-      </w:r>
-      <w:r>
-        <w:t>, pushing unwanted thoughts to the back of my mind.</w:t>
-      </w:r>
-    </w:p>
-    <w:p>
-      <w:r>
-        <w:t>I considered using [Vibration] again but quickly discarded it. I wasn’t ready for such power.</w:t>
-      </w:r>
-    </w:p>
-    <w:p>
-      <w:r>
-        <w:lastRenderedPageBreak/>
-        <w:t>I deployed my usual trip fence. However, the Lizardlings were too agile for that.</w:t>
-      </w:r>
-    </w:p>
-    <w:p>
-      <w:r>
-        <w:t xml:space="preserve">So I tried a new tactic. I flattened the bubble to cover the floor, avoiding my companions. </w:t>
-      </w:r>
-      <w:r>
-        <w:t>That was trick</w:t>
-      </w:r>
-      <w:r>
-        <w:t>y</w:t>
-      </w:r>
-      <w:r>
-        <w:t xml:space="preserve"> as the gang </w:t>
-      </w:r>
-      <w:r>
-        <w:t xml:space="preserve">kept </w:t>
-      </w:r>
-      <w:r>
-        <w:t>moved around.</w:t>
-      </w:r>
-    </w:p>
-    <w:p>
-      <w:r>
-        <w:t>I</w:t>
-      </w:r>
-      <w:r>
-        <w:t xml:space="preserve"> added </w:t>
-      </w:r>
-      <w:r>
-        <w:t xml:space="preserve">[Slippery] as </w:t>
-      </w:r>
-      <w:r>
-        <w:t xml:space="preserve">a </w:t>
-      </w:r>
-      <w:r>
-        <w:t>modifier to my new trap.</w:t>
-      </w:r>
-      <w:r>
-        <w:t xml:space="preserve"> After a minute of effort the modifier took effect.</w:t>
-      </w:r>
-    </w:p>
-    <w:p>
-      <w:r>
-        <w:t xml:space="preserve">The monsters </w:t>
-      </w:r>
-      <w:r>
-        <w:t>lost their speed edge with their traction</w:t>
-      </w:r>
-      <w:r>
-        <w:t>.</w:t>
-      </w:r>
-    </w:p>
-    <w:p>
-      <w:r>
-        <w:t>I attacked with my glaive and slowly we whittled down the enemy. The good news was, since the enemy was speed based, their defense was low.</w:t>
-      </w:r>
-    </w:p>
-    <w:p>
-      <w:r>
-        <w:t>Annoyingly</w:t>
-      </w:r>
-      <w:r>
-        <w:t>, the [Vibration] Rune kept forming, buzzing my glaive like a chainsaw</w:t>
-      </w:r>
-      <w:r>
-        <w:t>, threatening to shatter my weapon.</w:t>
-      </w:r>
-    </w:p>
-    <w:p>
-      <w:r>
-        <w:t>We looted the monsters and headed out.</w:t>
-      </w:r>
-    </w:p>
-    <w:p>
-      <w:r>
-        <w:t>It was time to return to my pellet gun. The question was how to make it more effective?</w:t>
-      </w:r>
-    </w:p>
-    <w:p>
-      <w:r>
-        <w:t>“Folks, can we take a 5 minute break?” I called out. “I need to work on a new attack.”</w:t>
-      </w:r>
-    </w:p>
-    <w:p>
-      <w:r>
-        <w:t>“No problem,” Eric said.</w:t>
-      </w:r>
-    </w:p>
-    <w:p>
-      <w:r>
-        <w:t xml:space="preserve">Now the question was how to strengthen my gun? </w:t>
-      </w:r>
-    </w:p>
-    <w:p>
-      <w:r>
-        <w:t>My current gun used [Launch] and [Spin].</w:t>
-      </w:r>
-    </w:p>
-    <w:p>
-      <w:r>
-        <w:t>I added [Wind] and [Slippery] to the pellets and fired.</w:t>
-      </w:r>
-    </w:p>
-    <w:p>
-      <w:r>
-        <w:lastRenderedPageBreak/>
-        <w:t xml:space="preserve">Unfortunately the two Runes opposed each other. </w:t>
-      </w:r>
-      <w:r>
-        <w:t>The [Wind] propelled the pellets, but [Slippery] made it harder to push.</w:t>
-      </w:r>
-    </w:p>
-    <w:p>
-      <w:r>
-        <w:t xml:space="preserve">What if I </w:t>
-      </w:r>
-      <w:r>
-        <w:t>just used</w:t>
-      </w:r>
-      <w:r>
-        <w:t xml:space="preserve"> [Slippery]?</w:t>
-      </w:r>
-    </w:p>
-    <w:p>
-      <w:r>
-        <w:t>Other monsters attacked but I ignored them, knowing my friends could handle the treat.</w:t>
-      </w:r>
-    </w:p>
-    <w:p>
-      <w:r>
-        <w:t>Then I conceptualized a barrel that imparted [Spin].</w:t>
-      </w:r>
-      <w:r>
-        <w:t xml:space="preserve"> I was already using it intuitively.</w:t>
-      </w:r>
-    </w:p>
-    <w:p>
-      <w:r>
-        <w:t>I contemplated and my new [Barrel] Rune formed. I recorded it for prosperity and then created a new array using the three Runes.</w:t>
-      </w:r>
-    </w:p>
-    <w:p>
-      <w:r>
-        <w:t>I practiced a few shots, honing my skill</w:t>
-      </w:r>
-      <w:r>
-        <w:t>.</w:t>
-      </w:r>
-    </w:p>
-    <w:p>
-      <w:r>
-        <w:t>“Okay I got it,” I called. “We can move on.”</w:t>
-      </w:r>
-    </w:p>
-    <w:p>
-      <w:r>
-        <w:t>W</w:t>
-      </w:r>
-      <w:r>
-        <w:t>e traveled the</w:t>
-      </w:r>
-      <w:r>
-        <w:t xml:space="preserve"> twists and turns of the canyon as strange and unusual creature came to say hi – with bared fangs, claws and other dangerous weapons.</w:t>
-      </w:r>
-    </w:p>
-    <w:p>
-      <w:r>
-        <w:t>The next monsters we encountered were Lizardlings. They were reptile creatures that spat acid.</w:t>
-      </w:r>
-    </w:p>
-    <w:p>
-      <w:r>
-        <w:t>Within moments my armor steam</w:t>
-      </w:r>
-      <w:r>
-        <w:t xml:space="preserve">ed </w:t>
-      </w:r>
-      <w:r>
-        <w:t xml:space="preserve">as the acid </w:t>
-      </w:r>
-      <w:r>
-        <w:t>dissolved</w:t>
-      </w:r>
-      <w:r>
-        <w:t xml:space="preserve"> the leather.</w:t>
-      </w:r>
-    </w:p>
-    <w:p>
-      <w:r>
-        <w:t>Fortunately the monsters weren’t fast, so I didn’t deploy my trap. That gave me more manna for my gun.</w:t>
-      </w:r>
-    </w:p>
-    <w:p>
-      <w:r>
-        <w:t xml:space="preserve">I formed my </w:t>
-      </w:r>
-      <w:r>
-        <w:t xml:space="preserve">improved gun </w:t>
-      </w:r>
-      <w:r>
-        <w:t>on my left hand and fed shards with my right. The first shard zoomed through the barrel and slammed into a monster.</w:t>
-      </w:r>
-    </w:p>
-    <w:p>
-      <w:r>
-        <w:t>This test proved my gun was an improvement. Best of all I used less manna for greater damage.</w:t>
-      </w:r>
-    </w:p>
-    <w:p>
-      <w:r>
-        <w:lastRenderedPageBreak/>
-        <w:t>The monster was wounded but not killed. I added more manna and accuracy and penetrating power increased.</w:t>
-      </w:r>
-    </w:p>
-    <w:p>
-      <w:r>
-        <w:t>And then I got my first kill from my improved gun.</w:t>
-      </w:r>
-    </w:p>
-    <w:p>
-      <w:r>
-        <w:t>I fir</w:t>
-      </w:r>
-      <w:r>
-        <w:t>ed</w:t>
-      </w:r>
-      <w:r>
-        <w:t xml:space="preserve"> at other targets, refining my technique along the way.</w:t>
-      </w:r>
-    </w:p>
-    <w:p>
-      <w:r>
-        <w:t>All too soon the last monster died and we moved on.</w:t>
-      </w:r>
-    </w:p>
-    <w:p>
-      <w:r>
-        <w:t>“We will need to return soon,” I said. “I’m running out of ammo</w:t>
-      </w:r>
-      <w:r>
-        <w:t>. I can’t believe how much I go through.”</w:t>
-      </w:r>
-    </w:p>
-    <w:p>
-      <w:r>
-        <w:t>“Same here,” Linda said.</w:t>
-      </w:r>
-    </w:p>
-    <w:p>
-      <w:r>
-        <w:t>“I</w:t>
-      </w:r>
-      <w:r>
-        <w:t>’m also feeling a little dizzy. My brain is buzzing with too many concepts.”</w:t>
-      </w:r>
-    </w:p>
-    <w:p>
-      <w:r>
-        <w:t>“Will leveling up help?” Eric asked as he killed the last monster.</w:t>
-      </w:r>
-    </w:p>
-    <w:p>
-      <w:r>
-        <w:t xml:space="preserve">“Unfortunately no,” I said. “My next brain update will be when I transition to </w:t>
-      </w:r>
-      <w:r>
-        <w:t>C</w:t>
-      </w:r>
-      <w:r>
-        <w:t>.</w:t>
-      </w:r>
-    </w:p>
-    <w:p>
-      <w:r>
-        <w:t>“Hopefully sleep will help</w:t>
-      </w:r>
-      <w:r>
-        <w:t>.”</w:t>
-      </w:r>
-    </w:p>
-    <w:p>
-      <w:r>
-        <w:t>Just then Eric’s stomach growled.</w:t>
-      </w:r>
-    </w:p>
-    <w:p>
-      <w:r>
-        <w:t>“I guess this barbarian is hungry,” Eric said with a laugh.</w:t>
-      </w:r>
-    </w:p>
-    <w:p>
-      <w:r>
-        <w:t>“Perhaps we should head back for lunch,” I said. “</w:t>
-      </w:r>
-      <w:r>
-        <w:t>I’m not feeling too good right now.</w:t>
-      </w:r>
-      <w:r>
-        <w:t>”</w:t>
-      </w:r>
-    </w:p>
-    <w:p>
-      <w:r>
         <w:t>A moment later I slipped into a fever dream.</w:t>
       </w:r>
     </w:p>
@@ -52690,6 +52693,7 @@
     </w:p>
     <w:p>
       <w:r>
+        <w:lastRenderedPageBreak/>
         <w:t>“Your subconscious is working on integrating your newly found knowledge,” Taranis said. “</w:t>
       </w:r>
       <w:r>
@@ -52703,80 +52707,80 @@
     </w:p>
     <w:p>
       <w:r>
+        <w:t xml:space="preserve">“Give yourself at least 10 hours of sleep a night,” Taranis said. “When creating new spells, focus only on physical attributes a medieval person would know about. </w:t>
+      </w:r>
+    </w:p>
+    <w:p>
+      <w:r>
+        <w:t>“Yes teacher,” I said.</w:t>
+      </w:r>
+      <w:r>
+        <w:t xml:space="preserve"> “I’ll just work with the Runes you showed me, plus my new [Spin] and [Barrel] Runes.”</w:t>
+      </w:r>
+    </w:p>
+    <w:p>
+      <w:r>
+        <w:t>“Do you feel any mental exhaustion?” Taranis asked.</w:t>
+      </w:r>
+    </w:p>
+    <w:p>
+      <w:r>
+        <w:t>“Yes teacher,” I said.</w:t>
+      </w:r>
+    </w:p>
+    <w:p>
+      <w:r>
+        <w:t>“You will be ready to explore vibration fully when that mental exhaustion leaves you,” Taranis said.</w:t>
+      </w:r>
+    </w:p>
+    <w:p>
+      <w:r>
+        <w:t>“Yes teacher,” I said.</w:t>
+      </w:r>
+    </w:p>
+    <w:p>
+      <w:r>
+        <w:t>“This is all real, isn’t it?” dad asked. “This goes way beyond a simple game.”</w:t>
+      </w:r>
+    </w:p>
+    <w:p>
+      <w:r>
+        <w:t>Taranis gave everyone a sad smile.</w:t>
+      </w:r>
+    </w:p>
+    <w:p>
+      <w:r>
+        <w:t>“Unfortunately yes,” Taranis said. “</w:t>
+      </w:r>
+      <w:r>
+        <w:t>It’s terrifying what the future holds, and how many millions of people are going to die.”</w:t>
+      </w:r>
+    </w:p>
+    <w:p>
+      <w:r>
+        <w:t xml:space="preserve">Dad paused in thought and then said, “Mum, I think we should </w:t>
+      </w:r>
+      <w:r>
+        <w:t xml:space="preserve">all </w:t>
+      </w:r>
+      <w:r>
+        <w:t>continu</w:t>
+      </w:r>
+      <w:r>
+        <w:t>e</w:t>
+      </w:r>
+      <w:r>
+        <w:t xml:space="preserve"> playing this game until beta ends.”</w:t>
+      </w:r>
+    </w:p>
+    <w:p>
+      <w:r>
+        <w:t>“What about school?” mum asked.</w:t>
+      </w:r>
+    </w:p>
+    <w:p>
+      <w:r>
         <w:lastRenderedPageBreak/>
-        <w:t xml:space="preserve">“Give yourself at least 10 hours of sleep a night,” Taranis said. “When creating new spells, focus only on physical attributes a medieval person would know about. </w:t>
-      </w:r>
-    </w:p>
-    <w:p>
-      <w:r>
-        <w:t>“Yes teacher,” I said.</w:t>
-      </w:r>
-      <w:r>
-        <w:t xml:space="preserve"> “I’ll just work with the Runes you showed me, plus my new [Spin] and [Barrel] Runes.”</w:t>
-      </w:r>
-    </w:p>
-    <w:p>
-      <w:r>
-        <w:t>“Do you feel any mental exhaustion?” Taranis asked.</w:t>
-      </w:r>
-    </w:p>
-    <w:p>
-      <w:r>
-        <w:t>“Yes teacher,” I said.</w:t>
-      </w:r>
-    </w:p>
-    <w:p>
-      <w:r>
-        <w:t>“You will be ready to explore vibration fully when that mental exhaustion leaves you,” Taranis said.</w:t>
-      </w:r>
-    </w:p>
-    <w:p>
-      <w:r>
-        <w:t>“Yes teacher,” I said.</w:t>
-      </w:r>
-    </w:p>
-    <w:p>
-      <w:r>
-        <w:t>“This is all real, isn’t it?” dad asked. “This goes way beyond a simple game.”</w:t>
-      </w:r>
-    </w:p>
-    <w:p>
-      <w:r>
-        <w:t>Taranis gave everyone a sad smile.</w:t>
-      </w:r>
-    </w:p>
-    <w:p>
-      <w:r>
-        <w:t>“Unfortunately yes,” Taranis said. “</w:t>
-      </w:r>
-      <w:r>
-        <w:t>It’s terrifying what the future holds, and how many millions of people are going to die.”</w:t>
-      </w:r>
-    </w:p>
-    <w:p>
-      <w:r>
-        <w:t xml:space="preserve">Dad paused in thought and then said, “Mum, I think we should </w:t>
-      </w:r>
-      <w:r>
-        <w:t xml:space="preserve">all </w:t>
-      </w:r>
-      <w:r>
-        <w:t>continu</w:t>
-      </w:r>
-      <w:r>
-        <w:t>e</w:t>
-      </w:r>
-      <w:r>
-        <w:t xml:space="preserve"> playing this game until beta ends.”</w:t>
-      </w:r>
-    </w:p>
-    <w:p>
-      <w:r>
-        <w:t>“What about school?” mum asked.</w:t>
-      </w:r>
-    </w:p>
-    <w:p>
-      <w:r>
         <w:t>“Somehow I don’t think school will teach the kids anything useful,” Gigi said. “</w:t>
       </w:r>
       <w:r>
@@ -52793,87 +52797,87 @@
     </w:p>
     <w:p>
       <w:r>
+        <w:t>“Brad, Simone, Peter</w:t>
+      </w:r>
+      <w:r>
+        <w:t>,” dad said. “</w:t>
+      </w:r>
+      <w:r>
+        <w:t>I need to talk with your parents and tell them of your scholarship. Then instead of going to England, you will stay here to continue your training.”</w:t>
+      </w:r>
+    </w:p>
+    <w:p>
+      <w:r>
+        <w:t>“Excellent,” Taranis said happily. “Allow me to take my leave. Call me if there are any problems.”</w:t>
+      </w:r>
+    </w:p>
+    <w:p>
+      <w:r>
+        <w:t>“Dude, I’m no longer jealous of you,” Eric said.</w:t>
+      </w:r>
+    </w:p>
+    <w:p>
+      <w:r>
+        <w:t>“Unfortunately worse is to come,” Taranis said sadly and looked at Gigi.</w:t>
+      </w:r>
+    </w:p>
+    <w:p>
+      <w:r>
+        <w:t>Gigi nodded, sharing a secret.</w:t>
+      </w:r>
+    </w:p>
+    <w:p>
+      <w:r>
+        <w:t>“What’s going on?” I asked.</w:t>
+      </w:r>
+    </w:p>
+    <w:p>
+      <w:r>
+        <w:t>“I’ll give you a hint on finding the dungeons,” Taranis said</w:t>
+      </w:r>
+      <w:r>
+        <w:t>, changing the subject</w:t>
+      </w:r>
+      <w:r>
+        <w:t>. “What is the demons’ favorite number?”</w:t>
+      </w:r>
+    </w:p>
+    <w:p>
+      <w:r>
+        <w:t>Taranis exited the room a moment later.</w:t>
+      </w:r>
+    </w:p>
+    <w:p>
+      <w:r>
+        <w:t>I picked Aspen up and got out of bed.</w:t>
+      </w:r>
+      <w:r>
+        <w:t xml:space="preserve"> Holding the baby soothed my mind.</w:t>
+      </w:r>
+    </w:p>
+    <w:p>
+      <w:r>
+        <w:t>“It’s time to eat,” Brenda said and guided us to the dining room.</w:t>
+      </w:r>
+    </w:p>
+    <w:p>
+      <w:r>
+        <w:t>We sat down and waiters brought food. As before, we spoke in Babel.</w:t>
+      </w:r>
+    </w:p>
+    <w:p>
+      <w:r>
+        <w:t>“That’s strange,” Dad said. “I’m finding it easier to speak.”</w:t>
+      </w:r>
+    </w:p>
+    <w:p>
+      <w:r>
+        <w:t>“I guess that last upgrade in mentality really helped,” Gigi said.</w:t>
+      </w:r>
+    </w:p>
+    <w:p>
+      <w:r>
         <w:lastRenderedPageBreak/>
-        <w:t>“Brad, Simone, Peter</w:t>
-      </w:r>
-      <w:r>
-        <w:t>,” dad said. “</w:t>
-      </w:r>
-      <w:r>
-        <w:t>I need to talk with your parents and tell them of your scholarship. Then instead of going to England, you will stay here to continue your training.”</w:t>
-      </w:r>
-    </w:p>
-    <w:p>
-      <w:r>
-        <w:t>“Excellent,” Taranis said happily. “Allow me to take my leave. Call me if there are any problems.”</w:t>
-      </w:r>
-    </w:p>
-    <w:p>
-      <w:r>
-        <w:t>“Dude, I’m no longer jealous of you,” Eric said.</w:t>
-      </w:r>
-    </w:p>
-    <w:p>
-      <w:r>
-        <w:t>“Unfortunately worse is to come,” Taranis said sadly and looked at Gigi.</w:t>
-      </w:r>
-    </w:p>
-    <w:p>
-      <w:r>
-        <w:t>Gigi nodded, sharing a secret.</w:t>
-      </w:r>
-    </w:p>
-    <w:p>
-      <w:r>
-        <w:t>“What’s going on?” I asked.</w:t>
-      </w:r>
-    </w:p>
-    <w:p>
-      <w:r>
-        <w:t>“I’ll give you a hint on finding the dungeons,” Taranis said</w:t>
-      </w:r>
-      <w:r>
-        <w:t>, changing the subject</w:t>
-      </w:r>
-      <w:r>
-        <w:t>. “What is the demons’ favorite number?”</w:t>
-      </w:r>
-    </w:p>
-    <w:p>
-      <w:r>
-        <w:t>Taranis exited the room a moment later.</w:t>
-      </w:r>
-    </w:p>
-    <w:p>
-      <w:r>
-        <w:t>I picked Aspen up and got out of bed.</w:t>
-      </w:r>
-      <w:r>
-        <w:t xml:space="preserve"> Holding the baby soothed my mind.</w:t>
-      </w:r>
-    </w:p>
-    <w:p>
-      <w:r>
-        <w:t>“It’s time to eat,” Brenda said and guided us to the dining room.</w:t>
-      </w:r>
-    </w:p>
-    <w:p>
-      <w:r>
-        <w:t>We sat down and waiters brought food. As before, we spoke in Babel.</w:t>
-      </w:r>
-    </w:p>
-    <w:p>
-      <w:r>
-        <w:t>“That’s strange,” Dad said. “I’m finding it easier to speak.”</w:t>
-      </w:r>
-    </w:p>
-    <w:p>
-      <w:r>
-        <w:t>“I guess that last upgrade in mentality really helped,” Gigi said.</w:t>
-      </w:r>
-    </w:p>
-    <w:p>
-      <w:r>
         <w:t>“</w:t>
       </w:r>
       <w:r>
@@ -52899,75 +52903,75 @@
     </w:p>
     <w:p>
       <w:r>
+        <w:t>“Do they have football?” Eric asked.</w:t>
+      </w:r>
+    </w:p>
+    <w:p>
+      <w:r>
+        <w:t>“Yes,” dad said.</w:t>
+      </w:r>
+    </w:p>
+    <w:p>
+      <w:r>
+        <w:t>“Woo Hoo,” Eric shouted.</w:t>
+      </w:r>
+    </w:p>
+    <w:p>
+      <w:r>
+        <w:t>“Sorry but training here is more valuable,” dad said. “I see now, the school curriculum was just a veiled way of preparing the children of the elites for what is to come.</w:t>
+      </w:r>
+    </w:p>
+    <w:p>
+      <w:r>
+        <w:t>“Let’s discuss Taranis’ hint,” dad said and took out a map.</w:t>
+      </w:r>
+    </w:p>
+    <w:p>
+      <w:r>
+        <w:t>We stared at the map and the portal at the center.</w:t>
+      </w:r>
+    </w:p>
+    <w:p>
+      <w:r>
+        <w:t>“What if we draw a line straight out from the portal?” mum asked.</w:t>
+      </w:r>
+    </w:p>
+    <w:p>
+      <w:r>
+        <w:t>A line on the map appeared.</w:t>
+      </w:r>
+    </w:p>
+    <w:p>
+      <w:r>
+        <w:t>“I’m adding a mark 666 m-yards from the portal, as well as 666 m-yards from the safezone border,” dad said.</w:t>
+      </w:r>
+    </w:p>
+    <w:p>
+      <w:r>
+        <w:t>“That’s 0 degrees,” Emily said.</w:t>
+      </w:r>
+    </w:p>
+    <w:p>
+      <w:r>
+        <w:t>“Good point,” dad said. “Let’s add 6.66 degrees, as well as</w:t>
+      </w:r>
+      <w:r>
+        <w:t xml:space="preserve"> 66.6 degrees.”</w:t>
+      </w:r>
+    </w:p>
+    <w:p>
+      <w:r>
+        <w:t>“What about 666 degrees?” Eric asked.</w:t>
+      </w:r>
+    </w:p>
+    <w:p>
+      <w:r>
+        <w:t>“That’s possible,” dad said. “That will give 306 degrees or 54 degrees, but that sounds weird.”</w:t>
+      </w:r>
+    </w:p>
+    <w:p>
+      <w:r>
         <w:lastRenderedPageBreak/>
-        <w:t>“Do they have football?” Eric asked.</w:t>
-      </w:r>
-    </w:p>
-    <w:p>
-      <w:r>
-        <w:t>“Yes,” dad said.</w:t>
-      </w:r>
-    </w:p>
-    <w:p>
-      <w:r>
-        <w:t>“Woo Hoo,” Eric shouted.</w:t>
-      </w:r>
-    </w:p>
-    <w:p>
-      <w:r>
-        <w:t>“Sorry but training here is more valuable,” dad said. “I see now, the school curriculum was just a veiled way of preparing the children of the elites for what is to come.</w:t>
-      </w:r>
-    </w:p>
-    <w:p>
-      <w:r>
-        <w:t>“Let’s discuss Taranis’ hint,” dad said and took out a map.</w:t>
-      </w:r>
-    </w:p>
-    <w:p>
-      <w:r>
-        <w:t>We stared at the map and the portal at the center.</w:t>
-      </w:r>
-    </w:p>
-    <w:p>
-      <w:r>
-        <w:t>“What if we draw a line straight out from the portal?” mum asked.</w:t>
-      </w:r>
-    </w:p>
-    <w:p>
-      <w:r>
-        <w:t>A line on the map appeared.</w:t>
-      </w:r>
-    </w:p>
-    <w:p>
-      <w:r>
-        <w:t>“I’m adding a mark 666 m-yards from the portal, as well as 666 m-yards from the safezone border,” dad said.</w:t>
-      </w:r>
-    </w:p>
-    <w:p>
-      <w:r>
-        <w:t>“That’s 0 degrees,” Emily said.</w:t>
-      </w:r>
-    </w:p>
-    <w:p>
-      <w:r>
-        <w:t>“Good point,” dad said. “Let’s add 6.66 degrees, as well as</w:t>
-      </w:r>
-      <w:r>
-        <w:t xml:space="preserve"> 66.6 degrees.”</w:t>
-      </w:r>
-    </w:p>
-    <w:p>
-      <w:r>
-        <w:t>“What about 666 degrees?” Eric asked.</w:t>
-      </w:r>
-    </w:p>
-    <w:p>
-      <w:r>
-        <w:t>“That’s possible,” dad said. “That will give 306 degrees or 54 degrees, but that sounds weird.”</w:t>
-      </w:r>
-    </w:p>
-    <w:p>
-      <w:r>
         <w:t>“The 6.66 is probably too close to each other,” I said.</w:t>
       </w:r>
     </w:p>
@@ -52983,7 +52987,6 @@
     </w:p>
     <w:p>
       <w:r>
-        <w:lastRenderedPageBreak/>
         <w:t>“Then we take the right,” mum said.</w:t>
       </w:r>
     </w:p>
@@ -53176,7 +53179,7 @@
             <w:rPr>
               <w:noProof/>
             </w:rPr>
-            <w:t>212</w:t>
+            <w:t>236</w:t>
           </w:r>
         </w:fldSimple>
       </w:p>
@@ -53402,7 +53405,7 @@
         <v:path o:extrusionok="f" gradientshapeok="t" o:connecttype="rect"/>
         <o:lock v:ext="edit" aspectratio="t"/>
       </v:shapetype>
-      <v:shape id="_x0000_i1036" type="#_x0000_t75" style="width:3in;height:3in;visibility:visible" o:bullet="t">
+      <v:shape id="_x0000_i1028" type="#_x0000_t75" style="width:3in;height:3in;visibility:visible" o:bullet="t">
         <v:imagedata r:id="rId1" o:title="MC900065312[1]"/>
       </v:shape>
     </w:pict>
@@ -55908,7 +55911,7 @@
 </file>
 
 <file path=customXml/itemProps1.xml><?xml version="1.0" encoding="utf-8"?>
-<ds:datastoreItem xmlns:ds="http://schemas.openxmlformats.org/officeDocument/2006/customXml" ds:itemID="{3690900C-C7AD-4AE2-9ED6-508B74A74E76}">
+<ds:datastoreItem xmlns:ds="http://schemas.openxmlformats.org/officeDocument/2006/customXml" ds:itemID="{A93C4ABB-B70B-44D4-8175-2D91961BB454}">
   <ds:schemaRefs>
     <ds:schemaRef ds:uri="http://schemas.openxmlformats.org/officeDocument/2006/bibliography"/>
   </ds:schemaRefs>

--- a/Books/RPG_Books/ThePrincessAndThePlayer/Book_ThePrincessAndThePlayer.docx
+++ b/Books/RPG_Books/ThePrincessAndThePlayer/Book_ThePrincessAndThePlayer.docx
@@ -53179,7 +53179,7 @@
             <w:rPr>
               <w:noProof/>
             </w:rPr>
-            <w:t>236</w:t>
+            <w:t>212</w:t>
           </w:r>
         </w:fldSimple>
       </w:p>
@@ -53405,7 +53405,7 @@
         <v:path o:extrusionok="f" gradientshapeok="t" o:connecttype="rect"/>
         <o:lock v:ext="edit" aspectratio="t"/>
       </v:shapetype>
-      <v:shape id="_x0000_i1028" type="#_x0000_t75" style="width:3in;height:3in;visibility:visible" o:bullet="t">
+      <v:shape id="_x0000_i1029" type="#_x0000_t75" style="width:3in;height:3in;visibility:visible" o:bullet="t">
         <v:imagedata r:id="rId1" o:title="MC900065312[1]"/>
       </v:shape>
     </w:pict>
@@ -55911,7 +55911,7 @@
 </file>
 
 <file path=customXml/itemProps1.xml><?xml version="1.0" encoding="utf-8"?>
-<ds:datastoreItem xmlns:ds="http://schemas.openxmlformats.org/officeDocument/2006/customXml" ds:itemID="{A93C4ABB-B70B-44D4-8175-2D91961BB454}">
+<ds:datastoreItem xmlns:ds="http://schemas.openxmlformats.org/officeDocument/2006/customXml" ds:itemID="{CEC9F363-ADEF-4606-A1C3-746E469EB1FA}">
   <ds:schemaRefs>
     <ds:schemaRef ds:uri="http://schemas.openxmlformats.org/officeDocument/2006/bibliography"/>
   </ds:schemaRefs>

--- a/Books/RPG_Books/ThePrincessAndThePlayer/Book_ThePrincessAndThePlayer.docx
+++ b/Books/RPG_Books/ThePrincessAndThePlayer/Book_ThePrincessAndThePlayer.docx
@@ -861,7 +861,27 @@
         <w:t xml:space="preserve"> this wi</w:t>
       </w:r>
       <w:r>
-        <w:t>ll happen in the next 2-3 years, or it could be tomorrow.</w:t>
+        <w:t xml:space="preserve">ll happen in the next 2 to </w:t>
+      </w:r>
+      <w:r>
+        <w:t>3 years</w:t>
+      </w:r>
+      <w:r>
+        <w:t>.”</w:t>
+      </w:r>
+    </w:p>
+    <w:p>
+      <w:r>
+        <w:t>The god-king paused and then said,</w:t>
+      </w:r>
+      <w:r>
+        <w:t xml:space="preserve"> </w:t>
+      </w:r>
+      <w:r>
+        <w:t>“O</w:t>
+      </w:r>
+      <w:r>
+        <w:t>r it could be tomorrow.</w:t>
       </w:r>
     </w:p>
     <w:p>
@@ -1117,6 +1137,7 @@
         <w:pStyle w:val="Quote2"/>
       </w:pPr>
       <w:r>
+        <w:lastRenderedPageBreak/>
         <w:t xml:space="preserve">“Greetings </w:t>
       </w:r>
       <w:r>
@@ -1152,7 +1173,6 @@
         <w:pStyle w:val="Quote2"/>
       </w:pPr>
       <w:r>
-        <w:lastRenderedPageBreak/>
         <w:t>Aristotle</w:t>
       </w:r>
       <w:r>
@@ -1426,6 +1446,7 @@
     </w:p>
     <w:p>
       <w:r>
+        <w:lastRenderedPageBreak/>
         <w:t xml:space="preserve">“Yes, it will still take several more decades, but consider this. The Earth would have taken </w:t>
       </w:r>
       <w:r>
@@ -1438,11 +1459,7 @@
         <w:t>enter</w:t>
       </w:r>
       <w:r>
-        <w:t xml:space="preserve"> the </w:t>
-      </w:r>
-      <w:r>
-        <w:lastRenderedPageBreak/>
-        <w:t>high-ether zone on its own.</w:t>
+        <w:t xml:space="preserve"> the high-ether zone on its own.</w:t>
       </w:r>
       <w:r>
         <w:t xml:space="preserve"> A thousand years,” he added with emphasis.</w:t>
@@ -1633,6 +1650,7 @@
     </w:p>
     <w:p>
       <w:r>
+        <w:lastRenderedPageBreak/>
         <w:t>“First</w:t>
       </w:r>
       <w:r>
@@ -1650,7 +1668,6 @@
     </w:p>
     <w:p>
       <w:r>
-        <w:lastRenderedPageBreak/>
         <w:t>“</w:t>
       </w:r>
       <w:r>
@@ -53179,7 +53196,7 @@
             <w:rPr>
               <w:noProof/>
             </w:rPr>
-            <w:t>212</w:t>
+            <w:t>6</w:t>
           </w:r>
         </w:fldSimple>
       </w:p>
@@ -53210,7 +53227,7 @@
             <w:rPr>
               <w:noProof/>
             </w:rPr>
-            <w:t>213</w:t>
+            <w:t>7</w:t>
           </w:r>
         </w:fldSimple>
       </w:p>
@@ -53405,7 +53422,7 @@
         <v:path o:extrusionok="f" gradientshapeok="t" o:connecttype="rect"/>
         <o:lock v:ext="edit" aspectratio="t"/>
       </v:shapetype>
-      <v:shape id="_x0000_i1029" type="#_x0000_t75" style="width:3in;height:3in;visibility:visible" o:bullet="t">
+      <v:shape id="_x0000_i1030" type="#_x0000_t75" style="width:3in;height:3in;visibility:visible" o:bullet="t">
         <v:imagedata r:id="rId1" o:title="MC900065312[1]"/>
       </v:shape>
     </w:pict>
@@ -55911,7 +55928,7 @@
 </file>
 
 <file path=customXml/itemProps1.xml><?xml version="1.0" encoding="utf-8"?>
-<ds:datastoreItem xmlns:ds="http://schemas.openxmlformats.org/officeDocument/2006/customXml" ds:itemID="{CEC9F363-ADEF-4606-A1C3-746E469EB1FA}">
+<ds:datastoreItem xmlns:ds="http://schemas.openxmlformats.org/officeDocument/2006/customXml" ds:itemID="{250B319E-B2C0-4B4B-B917-27F95D0170A8}">
   <ds:schemaRefs>
     <ds:schemaRef ds:uri="http://schemas.openxmlformats.org/officeDocument/2006/bibliography"/>
   </ds:schemaRefs>

--- a/Books/RPG_Books/ThePrincessAndThePlayer/Book_ThePrincessAndThePlayer.docx
+++ b/Books/RPG_Books/ThePrincessAndThePlayer/Book_ThePrincessAndThePlayer.docx
@@ -1220,7 +1220,7 @@
           <w:noProof/>
         </w:rPr>
         <w:pict>
-          <v:shape id="Picture 3" o:spid="_x0000_i1025" type="#_x0000_t75" style="width:22.45pt;height:8.9pt;visibility:visible" o:bullet="t">
+          <v:shape id="Picture 3" o:spid="_x0000_i1025" type="#_x0000_t75" style="width:22.5pt;height:8.8pt;visibility:visible" o:bullet="t">
             <v:imagedata r:id="rId13" o:title="MC900065312[1]"/>
           </v:shape>
         </w:pict>
@@ -53774,7 +53774,13 @@
     </w:p>
     <w:p>
       <w:r>
-        <w:t>I contemplated and my new [Barrel] Rune formed. I recorded it for prosperity and then created a new array using the three Runes.</w:t>
+        <w:t xml:space="preserve">I contemplated and my new [Barrel] Rune formed. I recorded it </w:t>
+      </w:r>
+      <w:r>
+        <w:t xml:space="preserve">in my grimoire </w:t>
+      </w:r>
+      <w:r>
+        <w:t>for prosperity and then created a new array using the three Runes.</w:t>
       </w:r>
     </w:p>
     <w:p>
@@ -53848,7 +53854,13 @@
     </w:p>
     <w:p>
       <w:r>
-        <w:t>This test proved my gun was an improvement. Best of all I used less manna for greater damage.</w:t>
+        <w:t xml:space="preserve">This test proved my </w:t>
+      </w:r>
+      <w:r>
+        <w:t xml:space="preserve">upgraded </w:t>
+      </w:r>
+      <w:r>
+        <w:t>gun was an improvement. Best of all I used less manna for greater damage.</w:t>
       </w:r>
     </w:p>
     <w:p>
@@ -53946,72 +53958,30 @@
     <w:p>
       <w:r>
         <w:lastRenderedPageBreak/>
-        <w:t>A moment later I slipped into a fever dream.</w:t>
-      </w:r>
-    </w:p>
-    <w:p>
-      <w:pPr>
-        <w:ind w:firstLine="720"/>
-        <w:jc w:val="center"/>
-      </w:pPr>
-      <w:r>
-        <w:rPr>
-          <w:noProof/>
-        </w:rPr>
-        <w:drawing>
-          <wp:inline distT="0" distB="0" distL="0" distR="0">
-            <wp:extent cx="292972" cy="113169"/>
-            <wp:effectExtent l="19050" t="0" r="0" b="0"/>
-            <wp:docPr id="19" name="Picture 3" descr="C:\Users\Burgess\AppData\Local\Microsoft\Windows\Temporary Internet Files\Content.IE5\0LM9LILP\MC900065312[1].wmf"/>
-            <wp:cNvGraphicFramePr>
-              <a:graphicFrameLocks xmlns:a="http://schemas.openxmlformats.org/drawingml/2006/main" noChangeAspect="1"/>
-            </wp:cNvGraphicFramePr>
-            <a:graphic xmlns:a="http://schemas.openxmlformats.org/drawingml/2006/main">
-              <a:graphicData uri="http://schemas.openxmlformats.org/drawingml/2006/picture">
-                <pic:pic xmlns:pic="http://schemas.openxmlformats.org/drawingml/2006/picture">
-                  <pic:nvPicPr>
-                    <pic:cNvPr id="0" name="Picture 3" descr="C:\Users\Burgess\AppData\Local\Microsoft\Windows\Temporary Internet Files\Content.IE5\0LM9LILP\MC900065312[1].wmf"/>
-                    <pic:cNvPicPr>
-                      <a:picLocks noChangeAspect="1" noChangeArrowheads="1"/>
-                    </pic:cNvPicPr>
-                  </pic:nvPicPr>
-                  <pic:blipFill>
-                    <a:blip r:embed="rId12" cstate="print"/>
-                    <a:srcRect/>
-                    <a:stretch>
-                      <a:fillRect/>
-                    </a:stretch>
-                  </pic:blipFill>
-                  <pic:spPr bwMode="auto">
-                    <a:xfrm>
-                      <a:off x="0" y="0"/>
-                      <a:ext cx="294457" cy="113743"/>
-                    </a:xfrm>
-                    <a:prstGeom prst="rect">
-                      <a:avLst/>
-                    </a:prstGeom>
-                    <a:noFill/>
-                    <a:ln w="9525">
-                      <a:noFill/>
-                      <a:miter lim="800000"/>
-                      <a:headEnd/>
-                      <a:tailEnd/>
-                    </a:ln>
-                  </pic:spPr>
-                </pic:pic>
-              </a:graphicData>
-            </a:graphic>
-          </wp:inline>
-        </w:drawing>
-      </w:r>
-    </w:p>
-    <w:p>
-      <w:r>
-        <w:t>&lt;Dreams&gt;</w:t>
-      </w:r>
-    </w:p>
-    <w:p/>
-    <w:p/>
+        <w:t>I slipped into a fever dream.</w:t>
+      </w:r>
+      <w:r>
+        <w:t xml:space="preserve"> In it I was trapped in a</w:t>
+      </w:r>
+      <w:r>
+        <w:t xml:space="preserve"> global</w:t>
+      </w:r>
+      <w:r>
+        <w:t xml:space="preserve"> earthquake where the world </w:t>
+      </w:r>
+      <w:r>
+        <w:t>shook and vibrated down to its very core</w:t>
+      </w:r>
+      <w:r>
+        <w:t>. There was screeching of metal as metal structures twisted and crumpled around me, pools of rippling</w:t>
+      </w:r>
+      <w:r>
+        <w:t>, frothing</w:t>
+      </w:r>
+      <w:r>
+        <w:t xml:space="preserve"> water and clouds of screaming dust. My bones and flesh were like clouds of vibrating energy fields, both one with the vibration and the source.</w:t>
+      </w:r>
+    </w:p>
     <w:p>
       <w:pPr>
         <w:ind w:firstLine="720"/>
@@ -54288,7 +54258,19 @@
         <w:t>,” dad said. “</w:t>
       </w:r>
       <w:r>
-        <w:t>I need to talk with your parents and tell them of your scholarship. Then instead of going to England, you will stay here to continue your training.”</w:t>
+        <w:t xml:space="preserve">I need to talk with your parents and </w:t>
+      </w:r>
+      <w:r>
+        <w:t>discuss with</w:t>
+      </w:r>
+      <w:r>
+        <w:t xml:space="preserve"> them your scholarship</w:t>
+      </w:r>
+      <w:r>
+        <w:t>s</w:t>
+      </w:r>
+      <w:r>
+        <w:t>. Then instead of going to England, you will stay here to continue your training.”</w:t>
       </w:r>
     </w:p>
     <w:p>
@@ -54408,12 +54390,27 @@
     </w:p>
     <w:p>
       <w:r>
-        <w:t>“Let’s discuss Taranis’ hint,” dad said and took out a map.</w:t>
-      </w:r>
-    </w:p>
-    <w:p>
-      <w:r>
-        <w:t>We stared at the map and the portal at the center.</w:t>
+        <w:t>“Let’s discuss Taranis’ hint</w:t>
+      </w:r>
+      <w:r>
+        <w:t>.</w:t>
+      </w:r>
+      <w:r>
+        <w:t>”</w:t>
+      </w:r>
+    </w:p>
+    <w:p>
+      <w:r>
+        <w:t>D</w:t>
+      </w:r>
+      <w:r>
+        <w:t xml:space="preserve">ad </w:t>
+      </w:r>
+      <w:r>
+        <w:t>took out a map</w:t>
+      </w:r>
+      <w:r>
+        <w:t xml:space="preserve"> and the portal at the center.</w:t>
       </w:r>
     </w:p>
     <w:p>
@@ -54890,7 +54887,7 @@
         <v:path o:extrusionok="f" gradientshapeok="t" o:connecttype="rect"/>
         <o:lock v:ext="edit" aspectratio="t"/>
       </v:shapetype>
-      <v:shape id="_x0000_i1049" type="#_x0000_t75" style="width:3in;height:3in;visibility:visible" o:bullet="t">
+      <v:shape id="_x0000_i1034" type="#_x0000_t75" style="width:3in;height:3in;visibility:visible" o:bullet="t">
         <v:imagedata r:id="rId1" o:title="MC900065312[1]"/>
       </v:shape>
     </w:pict>
@@ -57512,7 +57509,7 @@
 </file>
 
 <file path=customXml/itemProps1.xml><?xml version="1.0" encoding="utf-8"?>
-<ds:datastoreItem xmlns:ds="http://schemas.openxmlformats.org/officeDocument/2006/customXml" ds:itemID="{2EEAEF4F-8D46-41E4-90EE-D8F127373F22}">
+<ds:datastoreItem xmlns:ds="http://schemas.openxmlformats.org/officeDocument/2006/customXml" ds:itemID="{96969336-C8BA-45F0-81D9-BBAB36FED6EE}">
   <ds:schemaRefs>
     <ds:schemaRef ds:uri="http://schemas.openxmlformats.org/officeDocument/2006/bibliography"/>
   </ds:schemaRefs>

--- a/Books/RPG_Books/ThePrincessAndThePlayer/Book_ThePrincessAndThePlayer.docx
+++ b/Books/RPG_Books/ThePrincessAndThePlayer/Book_ThePrincessAndThePlayer.docx
@@ -193,7 +193,7 @@
       <w:r>
         <w:fldChar w:fldCharType="separate"/>
       </w:r>
-      <w:hyperlink w:anchor="_Toc216015124" w:history="1">
+      <w:hyperlink w:anchor="_Toc230380092" w:history="1">
         <w:r>
           <w:rPr>
             <w:rStyle w:val="Hyperlink"/>
@@ -220,7 +220,7 @@
             <w:noProof/>
             <w:webHidden/>
           </w:rPr>
-          <w:instrText xml:space="preserve"> PAGEREF _Toc216015124 \h </w:instrText>
+          <w:instrText xml:space="preserve"> PAGEREF _Toc230380092 \h </w:instrText>
         </w:r>
         <w:r>
           <w:rPr>
@@ -260,7 +260,7 @@
           <w:sz w:val="22"/>
         </w:rPr>
       </w:pPr>
-      <w:hyperlink w:anchor="_Toc216015125" w:history="1">
+      <w:hyperlink w:anchor="_Toc230380093" w:history="1">
         <w:r>
           <w:rPr>
             <w:rStyle w:val="Hyperlink"/>
@@ -287,7 +287,7 @@
             <w:noProof/>
             <w:webHidden/>
           </w:rPr>
-          <w:instrText xml:space="preserve"> PAGEREF _Toc216015125 \h </w:instrText>
+          <w:instrText xml:space="preserve"> PAGEREF _Toc230380093 \h </w:instrText>
         </w:r>
         <w:r>
           <w:rPr>
@@ -307,7 +307,7 @@
             <w:noProof/>
             <w:webHidden/>
           </w:rPr>
-          <w:t>4</w:t>
+          <w:t>5</w:t>
         </w:r>
         <w:r>
           <w:rPr>
@@ -327,7 +327,7 @@
           <w:sz w:val="22"/>
         </w:rPr>
       </w:pPr>
-      <w:hyperlink w:anchor="_Toc216015126" w:history="1">
+      <w:hyperlink w:anchor="_Toc230380094" w:history="1">
         <w:r>
           <w:rPr>
             <w:rStyle w:val="Hyperlink"/>
@@ -354,7 +354,7 @@
             <w:noProof/>
             <w:webHidden/>
           </w:rPr>
-          <w:instrText xml:space="preserve"> PAGEREF _Toc216015126 \h </w:instrText>
+          <w:instrText xml:space="preserve"> PAGEREF _Toc230380094 \h </w:instrText>
         </w:r>
         <w:r>
           <w:rPr>
@@ -394,7 +394,7 @@
           <w:sz w:val="22"/>
         </w:rPr>
       </w:pPr>
-      <w:hyperlink w:anchor="_Toc216015127" w:history="1">
+      <w:hyperlink w:anchor="_Toc230380095" w:history="1">
         <w:r>
           <w:rPr>
             <w:rStyle w:val="Hyperlink"/>
@@ -421,7 +421,7 @@
             <w:noProof/>
             <w:webHidden/>
           </w:rPr>
-          <w:instrText xml:space="preserve"> PAGEREF _Toc216015127 \h </w:instrText>
+          <w:instrText xml:space="preserve"> PAGEREF _Toc230380095 \h </w:instrText>
         </w:r>
         <w:r>
           <w:rPr>
@@ -441,7 +441,7 @@
             <w:noProof/>
             <w:webHidden/>
           </w:rPr>
-          <w:t>90</w:t>
+          <w:t>93</w:t>
         </w:r>
         <w:r>
           <w:rPr>
@@ -461,13 +461,27 @@
           <w:sz w:val="22"/>
         </w:rPr>
       </w:pPr>
-      <w:hyperlink w:anchor="_Toc216015128" w:history="1">
+      <w:hyperlink w:anchor="_Toc230380096" w:history="1">
         <w:r>
           <w:rPr>
             <w:rStyle w:val="Hyperlink"/>
             <w:noProof/>
           </w:rPr>
-          <w:t>Dungeons, Dungeons, Everywhere</w:t>
+          <w:t>Dungeons, Dunge</w:t>
+        </w:r>
+        <w:r>
+          <w:rPr>
+            <w:rStyle w:val="Hyperlink"/>
+            <w:noProof/>
+          </w:rPr>
+          <w:t>o</w:t>
+        </w:r>
+        <w:r>
+          <w:rPr>
+            <w:rStyle w:val="Hyperlink"/>
+            <w:noProof/>
+          </w:rPr>
+          <w:t>ns, Everywhere</w:t>
         </w:r>
         <w:r>
           <w:rPr>
@@ -488,7 +502,7 @@
             <w:noProof/>
             <w:webHidden/>
           </w:rPr>
-          <w:instrText xml:space="preserve"> PAGEREF _Toc216015128 \h </w:instrText>
+          <w:instrText xml:space="preserve"> PAGEREF _Toc230380096 \h </w:instrText>
         </w:r>
         <w:r>
           <w:rPr>
@@ -508,7 +522,7 @@
             <w:noProof/>
             <w:webHidden/>
           </w:rPr>
-          <w:t>128</w:t>
+          <w:t>131</w:t>
         </w:r>
         <w:r>
           <w:rPr>
@@ -528,7 +542,7 @@
           <w:sz w:val="22"/>
         </w:rPr>
       </w:pPr>
-      <w:hyperlink w:anchor="_Toc216015129" w:history="1">
+      <w:hyperlink w:anchor="_Toc230380097" w:history="1">
         <w:r>
           <w:rPr>
             <w:rStyle w:val="Hyperlink"/>
@@ -555,7 +569,7 @@
             <w:noProof/>
             <w:webHidden/>
           </w:rPr>
-          <w:instrText xml:space="preserve"> PAGEREF _Toc216015129 \h </w:instrText>
+          <w:instrText xml:space="preserve"> PAGEREF _Toc230380097 \h </w:instrText>
         </w:r>
         <w:r>
           <w:rPr>
@@ -575,7 +589,7 @@
             <w:noProof/>
             <w:webHidden/>
           </w:rPr>
-          <w:t>166</w:t>
+          <w:t>173</w:t>
         </w:r>
         <w:r>
           <w:rPr>
@@ -595,7 +609,7 @@
           <w:sz w:val="22"/>
         </w:rPr>
       </w:pPr>
-      <w:hyperlink w:anchor="_Toc216015130" w:history="1">
+      <w:hyperlink w:anchor="_Toc230380098" w:history="1">
         <w:r>
           <w:rPr>
             <w:rStyle w:val="Hyperlink"/>
@@ -622,7 +636,7 @@
             <w:noProof/>
             <w:webHidden/>
           </w:rPr>
-          <w:instrText xml:space="preserve"> PAGEREF _Toc216015130 \h </w:instrText>
+          <w:instrText xml:space="preserve"> PAGEREF _Toc230380098 \h </w:instrText>
         </w:r>
         <w:r>
           <w:rPr>
@@ -642,7 +656,7 @@
             <w:noProof/>
             <w:webHidden/>
           </w:rPr>
-          <w:t>182</w:t>
+          <w:t>189</w:t>
         </w:r>
         <w:r>
           <w:rPr>
@@ -662,7 +676,7 @@
           <w:sz w:val="22"/>
         </w:rPr>
       </w:pPr>
-      <w:hyperlink w:anchor="_Toc216015131" w:history="1">
+      <w:hyperlink w:anchor="_Toc230380099" w:history="1">
         <w:r>
           <w:rPr>
             <w:rStyle w:val="Hyperlink"/>
@@ -689,7 +703,7 @@
             <w:noProof/>
             <w:webHidden/>
           </w:rPr>
-          <w:instrText xml:space="preserve"> PAGEREF _Toc216015131 \h </w:instrText>
+          <w:instrText xml:space="preserve"> PAGEREF _Toc230380099 \h </w:instrText>
         </w:r>
         <w:r>
           <w:rPr>
@@ -709,7 +723,7 @@
             <w:noProof/>
             <w:webHidden/>
           </w:rPr>
-          <w:t>203</w:t>
+          <w:t>213</w:t>
         </w:r>
         <w:r>
           <w:rPr>
@@ -754,7 +768,7 @@
       <w:pPr>
         <w:pStyle w:val="H2"/>
       </w:pPr>
-      <w:bookmarkStart w:id="0" w:name="_Toc216015124"/>
+      <w:bookmarkStart w:id="0" w:name="_Toc230380092"/>
       <w:r>
         <w:lastRenderedPageBreak/>
         <w:t>Prolog</w:t>
@@ -1220,7 +1234,7 @@
           <w:noProof/>
         </w:rPr>
         <w:pict>
-          <v:shape id="Picture 3" o:spid="_x0000_i1025" type="#_x0000_t75" style="width:22.5pt;height:8.8pt;visibility:visible" o:bullet="t">
+          <v:shape id="Picture 3" o:spid="_x0000_i1025" type="#_x0000_t75" style="width:22.5pt;height:8.85pt;visibility:visible" o:bullet="t">
             <v:imagedata r:id="rId13" o:title="MC900065312[1]"/>
           </v:shape>
         </w:pict>
@@ -1757,7 +1771,7 @@
       <w:pPr>
         <w:pStyle w:val="H2"/>
       </w:pPr>
-      <w:bookmarkStart w:id="1" w:name="_Toc216015125"/>
+      <w:bookmarkStart w:id="1" w:name="_Toc230380093"/>
       <w:r>
         <w:lastRenderedPageBreak/>
         <w:t>Holoworld – the Playground of the Future</w:t>
@@ -3983,7 +3997,7 @@
       <w:pPr>
         <w:pStyle w:val="H2"/>
       </w:pPr>
-      <w:bookmarkStart w:id="2" w:name="_Toc216015126"/>
+      <w:bookmarkStart w:id="2" w:name="_Toc230380094"/>
       <w:r>
         <w:lastRenderedPageBreak/>
         <w:t xml:space="preserve">Let the </w:t>
@@ -26418,7 +26432,7 @@
       <w:pPr>
         <w:pStyle w:val="H2"/>
       </w:pPr>
-      <w:bookmarkStart w:id="3" w:name="_Toc216015127"/>
+      <w:bookmarkStart w:id="3" w:name="_Toc230380095"/>
       <w:r>
         <w:lastRenderedPageBreak/>
         <w:t>Beyond Newbie City</w:t>
@@ -35267,7 +35281,7 @@
       <w:pPr>
         <w:pStyle w:val="H2"/>
       </w:pPr>
-      <w:bookmarkStart w:id="4" w:name="_Toc216015128"/>
+      <w:bookmarkStart w:id="4" w:name="_Toc230380096"/>
       <w:r>
         <w:lastRenderedPageBreak/>
         <w:t>Dungeons, Dungeons, Everywhere</w:t>
@@ -44232,7 +44246,7 @@
       <w:pPr>
         <w:pStyle w:val="H2"/>
       </w:pPr>
-      <w:bookmarkStart w:id="6" w:name="_Toc216015129"/>
+      <w:bookmarkStart w:id="6" w:name="_Toc230380097"/>
       <w:r>
         <w:lastRenderedPageBreak/>
         <w:t>Making new Friends</w:t>
@@ -46912,7 +46926,7 @@
       <w:pPr>
         <w:pStyle w:val="H2"/>
       </w:pPr>
-      <w:bookmarkStart w:id="7" w:name="_Toc216015130"/>
+      <w:bookmarkStart w:id="7" w:name="_Toc230380098"/>
       <w:r>
         <w:lastRenderedPageBreak/>
         <w:t>Preparation</w:t>
@@ -51001,7 +51015,7 @@
       <w:pPr>
         <w:pStyle w:val="H2"/>
       </w:pPr>
-      <w:bookmarkStart w:id="9" w:name="_Toc216015131"/>
+      <w:bookmarkStart w:id="9" w:name="_Toc230380099"/>
       <w:r>
         <w:lastRenderedPageBreak/>
         <w:t>The Shattered Lands</w:t>
@@ -54661,7 +54675,7 @@
             <w:rPr>
               <w:noProof/>
             </w:rPr>
-            <w:t>236</w:t>
+            <w:t>234</w:t>
           </w:r>
         </w:fldSimple>
       </w:p>
@@ -54887,7 +54901,7 @@
         <v:path o:extrusionok="f" gradientshapeok="t" o:connecttype="rect"/>
         <o:lock v:ext="edit" aspectratio="t"/>
       </v:shapetype>
-      <v:shape id="_x0000_i1034" type="#_x0000_t75" style="width:3in;height:3in;visibility:visible" o:bullet="t">
+      <v:shape id="_x0000_i1028" type="#_x0000_t75" style="width:3in;height:3in;visibility:visible" o:bullet="t">
         <v:imagedata r:id="rId1" o:title="MC900065312[1]"/>
       </v:shape>
     </w:pict>
@@ -57509,7 +57523,7 @@
 </file>
 
 <file path=customXml/itemProps1.xml><?xml version="1.0" encoding="utf-8"?>
-<ds:datastoreItem xmlns:ds="http://schemas.openxmlformats.org/officeDocument/2006/customXml" ds:itemID="{96969336-C8BA-45F0-81D9-BBAB36FED6EE}">
+<ds:datastoreItem xmlns:ds="http://schemas.openxmlformats.org/officeDocument/2006/customXml" ds:itemID="{503A83AE-BBA7-414F-BA68-3281D00A7DB4}">
   <ds:schemaRefs>
     <ds:schemaRef ds:uri="http://schemas.openxmlformats.org/officeDocument/2006/bibliography"/>
   </ds:schemaRefs>

--- a/Books/RPG_Books/ThePrincessAndThePlayer/Book_ThePrincessAndThePlayer.docx
+++ b/Books/RPG_Books/ThePrincessAndThePlayer/Book_ThePrincessAndThePlayer.docx
@@ -40048,7 +40048,13 @@
     </w:p>
     <w:p>
       <w:r>
-        <w:t>Unfortunately I didn’t know that. Panicking I focused on the concept of a sturdy barrier that could come between us and the monster, something hard and strong like a steel wall, battle steel, strong and impenetrable.</w:t>
+        <w:t xml:space="preserve">Unfortunately I didn’t know </w:t>
+      </w:r>
+      <w:r>
+        <w:t>[Hardness]</w:t>
+      </w:r>
+      <w:r>
+        <w:t>. Panicking I focused on the concept of a sturdy barrier that could come between us and the monster, something hard and strong like a steel wall, battle steel, strong and impenetrable.</w:t>
       </w:r>
     </w:p>
     <w:p>
@@ -51032,7 +51038,24 @@
         <w:t>I’m close to learning a bunch of other Runes</w:t>
       </w:r>
       <w:r>
-        <w:t xml:space="preserve"> related to my bubble barrier, such as [Lattice], [Hardness] and so on</w:t>
+        <w:t xml:space="preserve"> related to my bubble barrier, such as </w:t>
+      </w:r>
+      <w:r>
+        <w:t xml:space="preserve">[Hardness], </w:t>
+      </w:r>
+      <w:r>
+        <w:t xml:space="preserve">[Lattice], </w:t>
+      </w:r>
+      <w:proofErr w:type="gramStart"/>
+      <w:r>
+        <w:t>[</w:t>
+      </w:r>
+      <w:proofErr w:type="gramEnd"/>
+      <w:r>
+        <w:t>Stickiness</w:t>
+      </w:r>
+      <w:r>
+        <w:t>] and so on</w:t>
       </w:r>
       <w:r>
         <w:t>.</w:t>
@@ -51122,12 +51145,29 @@
         <w:t xml:space="preserve">“Think of your aura as an amoeba,” </w:t>
       </w:r>
       <w:r>
-        <w:t>Taranis said and showed a figurine on his hand. The figurine was surrounded by a translucent blob. “You can’t detach it from your body. However, it can be molded like so.”</w:t>
-      </w:r>
-    </w:p>
-    <w:p>
-      <w:r>
-        <w:t>The blob spread out in front of the figurine like an anvil shape, then a star, then an umbrella above the figurine.</w:t>
+        <w:t>Taranis said and showed a figurine on his hand. The figurine was surrounded by a translucent blob.</w:t>
+      </w:r>
+    </w:p>
+    <w:p>
+      <w:r>
+        <w:t>“You can’t detach it from your body. However, it can be molded like so.”</w:t>
+      </w:r>
+    </w:p>
+    <w:p>
+      <w:r>
+        <w:t xml:space="preserve">The blob spread out </w:t>
+      </w:r>
+      <w:r>
+        <w:t>around</w:t>
+      </w:r>
+      <w:r>
+        <w:t xml:space="preserve"> the figurine like a </w:t>
+      </w:r>
+      <w:r>
+        <w:t>disk,</w:t>
+      </w:r>
+      <w:r>
+        <w:t xml:space="preserve"> then a star, then an umbrella above the figurine.</w:t>
       </w:r>
     </w:p>
     <w:p>
@@ -51144,10 +51184,16 @@
         <w:t xml:space="preserve">Your </w:t>
       </w:r>
       <w:r>
-        <w:t>aura did flatten out</w:t>
-      </w:r>
-      <w:r>
-        <w:t xml:space="preserve">, since you were actively trying to expand it to protect your friends. You subconsciously </w:t>
+        <w:t>aura flatten</w:t>
+      </w:r>
+      <w:r>
+        <w:t>ed</w:t>
+      </w:r>
+      <w:r>
+        <w:t xml:space="preserve"> out</w:t>
+      </w:r>
+      <w:r>
+        <w:t xml:space="preserve"> since you were trying to protect your friends. You subconsciously </w:t>
       </w:r>
       <w:r>
         <w:t>molded</w:t>
@@ -51188,12 +51234,12 @@
     </w:p>
     <w:p>
       <w:r>
+        <w:lastRenderedPageBreak/>
         <w:t>Taranis turned to the others and said, “People’s thoughts and emotions are reflected in their auras. What this means is that ordinary people are like open books.</w:t>
       </w:r>
     </w:p>
     <w:p>
       <w:r>
-        <w:lastRenderedPageBreak/>
         <w:t xml:space="preserve">“Also, people’s auras touch when they interact, even </w:t>
       </w:r>
       <w:r>
@@ -51268,10 +51314,105 @@
         <w:t>“</w:t>
       </w:r>
       <w:r>
-        <w:t>Your enemies are strong and want to turn your world into a dictatorship.</w:t>
-      </w:r>
-      <w:r>
-        <w:t xml:space="preserve"> They are biding their time, preparing for when Incursion leaves Beta in March. You too much prepare.</w:t>
+        <w:t>O</w:t>
+      </w:r>
+      <w:r>
+        <w:t xml:space="preserve">ur enemies are strong and want to </w:t>
+      </w:r>
+      <w:r>
+        <w:t>force everyone to worship them as gods</w:t>
+      </w:r>
+      <w:r>
+        <w:t>.</w:t>
+      </w:r>
+    </w:p>
+    <w:p>
+      <w:r>
+        <w:t>“Billions of people already subscribe to their religion.</w:t>
+      </w:r>
+    </w:p>
+    <w:p>
+      <w:r>
+        <w:t>“When Beta ends</w:t>
+      </w:r>
+      <w:r>
+        <w:t>…</w:t>
+      </w:r>
+      <w:r>
+        <w:t>”</w:t>
+      </w:r>
+      <w:r>
+        <w:t xml:space="preserve"> Taranis stopped and shrugged.</w:t>
+      </w:r>
+    </w:p>
+    <w:p>
+      <w:r>
+        <w:lastRenderedPageBreak/>
+        <w:t>“Oh my God, Incursion is a secret message for what they are doing,” Gigi said.</w:t>
+      </w:r>
+    </w:p>
+    <w:p>
+      <w:r>
+        <w:t>My relatives looked shaken by th</w:t>
+      </w:r>
+      <w:r>
+        <w:t>e terrifying</w:t>
+      </w:r>
+      <w:r>
+        <w:t xml:space="preserve"> revelation.</w:t>
+      </w:r>
+      <w:r>
+        <w:t xml:space="preserve"> I could feel it in their auras.</w:t>
+      </w:r>
+    </w:p>
+    <w:p>
+      <w:r>
+        <w:t>M</w:t>
+      </w:r>
+      <w:r>
+        <w:t>y aura responded by flattening out, leaving only a small area over and under me.</w:t>
+      </w:r>
+      <w:r>
+        <w:t xml:space="preserve"> I raised my hand. My aura hugged me like </w:t>
+      </w:r>
+      <w:r>
+        <w:t>viscous</w:t>
+      </w:r>
+      <w:r>
+        <w:t xml:space="preserve"> </w:t>
+      </w:r>
+      <w:r>
+        <w:t>transparent slime</w:t>
+      </w:r>
+      <w:r>
+        <w:t>.</w:t>
+      </w:r>
+    </w:p>
+    <w:p>
+      <w:r>
+        <w:t>Taranis turned to me and said, “Good work</w:t>
+      </w:r>
+      <w:r>
+        <w:t xml:space="preserve"> Luke</w:t>
+      </w:r>
+      <w:r>
+        <w:t>.</w:t>
+      </w:r>
+    </w:p>
+    <w:p>
+      <w:r>
+        <w:t>“There’s nothing like pressing need to improve the skills.</w:t>
+      </w:r>
+    </w:p>
+    <w:p>
+      <w:r>
+        <w:t>“In the beginning the aura is naturally stiff</w:t>
+      </w:r>
+      <w:r>
+        <w:t xml:space="preserve"> and unresponsive</w:t>
+      </w:r>
+      <w:r>
+        <w:t>. Only training can make it fluid.</w:t>
       </w:r>
     </w:p>
     <w:p>
@@ -51279,74 +51420,7 @@
         <w:t>“</w:t>
       </w:r>
       <w:r>
-        <w:t>Only you can stop them.”</w:t>
-      </w:r>
-    </w:p>
-    <w:p>
-      <w:r>
-        <w:t>My relatives looked shaken by th</w:t>
-      </w:r>
-      <w:r>
-        <w:t>e terrifying</w:t>
-      </w:r>
-      <w:r>
-        <w:t xml:space="preserve"> revelation.</w:t>
-      </w:r>
-      <w:r>
-        <w:t xml:space="preserve"> I could feel it in their auras.</w:t>
-      </w:r>
-    </w:p>
-    <w:p>
-      <w:r>
-        <w:lastRenderedPageBreak/>
-        <w:t>Strangely, my aura responded by flattening out, leaving only a small area over and under me.</w:t>
-      </w:r>
-      <w:r>
-        <w:t xml:space="preserve"> I raised my hand. My aura hugged me like </w:t>
-      </w:r>
-      <w:r>
-        <w:t>viscous</w:t>
-      </w:r>
-      <w:r>
-        <w:t xml:space="preserve"> </w:t>
-      </w:r>
-      <w:r>
-        <w:t>transparent slime</w:t>
-      </w:r>
-      <w:r>
-        <w:t>.</w:t>
-      </w:r>
-    </w:p>
-    <w:p>
-      <w:r>
-        <w:t>Taranis turned to me and said, “Good work</w:t>
-      </w:r>
-      <w:r>
-        <w:t xml:space="preserve"> Luke</w:t>
-      </w:r>
-      <w:r>
-        <w:t>.</w:t>
-      </w:r>
-    </w:p>
-    <w:p>
-      <w:r>
-        <w:t>“There’s nothing like pressing need to improve the skills.</w:t>
-      </w:r>
-    </w:p>
-    <w:p>
-      <w:r>
-        <w:t>“In the beginning the aura is naturally stiff. Only training can make it fluid.</w:t>
-      </w:r>
-    </w:p>
-    <w:p>
-      <w:r>
-        <w:t>“</w:t>
-      </w:r>
-      <w:r>
         <w:t>Now try shaping it into spikes and tendrils. How far away can you stretch it?</w:t>
-      </w:r>
-      <w:r>
-        <w:t xml:space="preserve"> After that you will need to do plenty of people watching.</w:t>
       </w:r>
       <w:r>
         <w:t>”</w:t>
@@ -51409,18 +51483,50 @@
     </w:p>
     <w:p>
       <w:r>
-        <w:t>“How can we do that?” dad asked shakily.</w:t>
-      </w:r>
-    </w:p>
-    <w:p>
-      <w:r>
-        <w:t>“You must become active in politics and use what you have learnt to fight for your world,</w:t>
+        <w:t xml:space="preserve">“How can </w:t>
+      </w:r>
+      <w:r>
+        <w:t xml:space="preserve">we </w:t>
+      </w:r>
+      <w:r>
+        <w:t>help</w:t>
+      </w:r>
+      <w:r>
+        <w:t>?” dad asked shakily.</w:t>
+      </w:r>
+    </w:p>
+    <w:p>
+      <w:r>
+        <w:t xml:space="preserve">“You must become active in politics and use what you have learnt to </w:t>
+      </w:r>
+      <w:r>
+        <w:t>rally your people</w:t>
+      </w:r>
+      <w:r>
+        <w:t>,</w:t>
       </w:r>
       <w:r>
         <w:t>”</w:t>
       </w:r>
       <w:r>
-        <w:t xml:space="preserve"> Taranis said. “Remove all doubt in your aura. Only express your conviction. Also, learn to read people. </w:t>
+        <w:t xml:space="preserve"> Taranis said. “Remove all doubt in your aura. Only express your conviction.</w:t>
+      </w:r>
+    </w:p>
+    <w:p>
+      <w:r>
+        <w:t>“</w:t>
+      </w:r>
+      <w:r>
+        <w:t>L</w:t>
+      </w:r>
+      <w:r>
+        <w:t xml:space="preserve">earn to read </w:t>
+      </w:r>
+      <w:r>
+        <w:t>auras</w:t>
+      </w:r>
+      <w:r>
+        <w:t xml:space="preserve">. </w:t>
       </w:r>
       <w:r>
         <w:t>Your true enemies are masters of this, so your challenges are great.</w:t>
@@ -51428,41 +51534,146 @@
     </w:p>
     <w:p>
       <w:r>
-        <w:t>“The good news is that D</w:t>
+        <w:t>“Just be warned. These senses you are discovering will not work when you exit the game. Therefore the only place to learn the skill is when you are here.</w:t>
+      </w:r>
+    </w:p>
+    <w:p>
+      <w:r>
+        <w:lastRenderedPageBreak/>
+        <w:t>“The good news is that D-Rank is good enough for you. The mind upgrade is well worth the effort, especially when beta ends.</w:t>
+      </w:r>
+    </w:p>
+    <w:p>
+      <w:r>
+        <w:t>“I recom</w:t>
+      </w:r>
+      <w:r>
+        <w:t>mend Luke stays until beta ends</w:t>
+      </w:r>
+      <w:r>
+        <w:t>. I want him to train his magic.</w:t>
+      </w:r>
+    </w:p>
+    <w:p>
+      <w:r>
+        <w:t>“More importantly, t</w:t>
+      </w:r>
+      <w:r>
+        <w:t xml:space="preserve">hose above me tell me that he will be able to touch </w:t>
+      </w:r>
+      <w:r>
+        <w:t>billions</w:t>
+      </w:r>
+      <w:r>
+        <w:t xml:space="preserve">. </w:t>
+      </w:r>
+      <w:r>
+        <w:t xml:space="preserve">He’s already touching millions, which is amazing considering how new he is as a creator. </w:t>
+      </w:r>
+      <w:r>
+        <w:t>Our side needs that for what is to come</w:t>
+      </w:r>
+      <w:r>
+        <w:t>.</w:t>
+      </w:r>
+    </w:p>
+    <w:p>
+      <w:r>
+        <w:t>“</w:t>
+      </w:r>
+      <w:r>
+        <w:t>After you reach D</w:t>
       </w:r>
       <w:r>
         <w:t>-Rank</w:t>
       </w:r>
       <w:r>
-        <w:t xml:space="preserve"> is good enough for you. </w:t>
-      </w:r>
-      <w:r>
-        <w:t>The mind upgrade is well worth the effort.</w:t>
-      </w:r>
-    </w:p>
-    <w:p>
-      <w:r>
-        <w:t>“I recommend Luke stays until beta ends in March. By then he should reach C-Rank. Also, I want him to train his magic.</w:t>
-      </w:r>
-    </w:p>
-    <w:p>
-      <w:r>
-        <w:t xml:space="preserve">“Those above me tell me that he will be able to touch </w:t>
-      </w:r>
-      <w:r>
-        <w:t>billions</w:t>
-      </w:r>
-      <w:r>
-        <w:t xml:space="preserve">. </w:t>
-      </w:r>
-      <w:r>
-        <w:t xml:space="preserve">He’s already touching millions, which is amazing considering how new he is as a creator. </w:t>
-      </w:r>
-      <w:r>
-        <w:t>Our side needs that for what is to come</w:t>
-      </w:r>
-      <w:r>
-        <w:t>.</w:t>
+        <w:t>, focus on mastering your aura. You h</w:t>
+      </w:r>
+      <w:r>
+        <w:t xml:space="preserve">ave all the tools </w:t>
+      </w:r>
+      <w:r>
+        <w:t xml:space="preserve">needed </w:t>
+      </w:r>
+      <w:r>
+        <w:t xml:space="preserve">to master it. </w:t>
+      </w:r>
+      <w:r>
+        <w:t>Remember, awareness of your aura and the auras of people around you is the key.</w:t>
+      </w:r>
+      <w:r>
+        <w:t xml:space="preserve"> </w:t>
+      </w:r>
+      <w:r>
+        <w:t>Unfortunately y</w:t>
+      </w:r>
+      <w:r>
+        <w:t>ou have little time. March equinox is not that far away.”</w:t>
+      </w:r>
+    </w:p>
+    <w:p>
+      <w:r>
+        <w:t>“Should we do that too?” Annie asked worriedly.</w:t>
+      </w:r>
+    </w:p>
+    <w:p>
+      <w:r>
+        <w:t>“Absolutely,” Taranis said, looking at her with his serious face. “Wizardry is optional. Aura control is</w:t>
+      </w:r>
+      <w:r>
+        <w:t xml:space="preserve"> essential, especially for </w:t>
+      </w:r>
+      <w:r>
+        <w:t>a princess</w:t>
+      </w:r>
+      <w:r>
+        <w:t>.</w:t>
+      </w:r>
+    </w:p>
+    <w:p>
+      <w:r>
+        <w:t>“Here’s a fun fact – you subconsciously control your whips through your aura. Let’s go to the training area.”</w:t>
+      </w:r>
+    </w:p>
+    <w:p>
+      <w:r>
+        <w:t>We followed Taranis out to the back of the ducal palace.</w:t>
+      </w:r>
+    </w:p>
+    <w:p>
+      <w:r>
+        <w:t>“Everyone, pay attention to Annie’s whips as she moves them,” Taranis said. “It’s best to observe from a distance so we can see how Annie’s aura flows around her.”</w:t>
+      </w:r>
+    </w:p>
+    <w:p>
+      <w:r>
+        <w:t>Annie brought out her whips and began attacking imaginary monsters.</w:t>
+      </w:r>
+    </w:p>
+    <w:p>
+      <w:r>
+        <w:lastRenderedPageBreak/>
+        <w:t>At first Annie’s aura was like a capsule surrounding her body. Then Annie latched out with her whips. The whips protruded from her bubble. However, her aura stayed attached to her whips like mucus.</w:t>
+      </w:r>
+    </w:p>
+    <w:p>
+      <w:r>
+        <w:t>“Is her aura moving her whips?” Mum asked, reflecting my thoughts.</w:t>
+      </w:r>
+    </w:p>
+    <w:p>
+      <w:r>
+        <w:t>“Excellent observation,” Taranis said. “That is precisely what is happening</w:t>
+      </w:r>
+      <w:r>
+        <w:t>, although she is using too much arm strength</w:t>
+      </w:r>
+      <w:r>
+        <w:t>.</w:t>
+      </w:r>
+      <w:r>
+        <w:t xml:space="preserve"> Also, she’s wasting over 60% of her energy. That will improve as she trains her aura.</w:t>
       </w:r>
     </w:p>
     <w:p>
@@ -51470,133 +51681,45 @@
         <w:t>“</w:t>
       </w:r>
       <w:r>
-        <w:t>After you reach D</w:t>
-      </w:r>
-      <w:r>
-        <w:t>-Rank</w:t>
-      </w:r>
-      <w:r>
-        <w:t>, focus on mastering your aura. You h</w:t>
-      </w:r>
-      <w:r>
-        <w:t xml:space="preserve">ave all the tools </w:t>
-      </w:r>
-      <w:r>
-        <w:t xml:space="preserve">needed </w:t>
-      </w:r>
-      <w:r>
-        <w:t xml:space="preserve">to master it. </w:t>
-      </w:r>
-      <w:r>
-        <w:t xml:space="preserve">Remember, awareness of your aura </w:t>
-      </w:r>
+        <w:t>The whips are elite weapons very few people can use, and even then they require countless hours to train</w:t>
+      </w:r>
+      <w:r>
+        <w:t>. Annie, why did you choose your whips?”</w:t>
+      </w:r>
+    </w:p>
+    <w:p>
+      <w:r>
+        <w:t>“It’s because of the adventurer Marjorie,” Annie said. “I saw her in the arena and thought she was amazing.”</w:t>
+      </w:r>
+    </w:p>
+    <w:p>
+      <w:r>
+        <w:t>“I feel out of place,” Eric muttered. Artemis, Evelyn, and Harold agreed.</w:t>
+      </w:r>
+    </w:p>
+    <w:p>
+      <w:r>
+        <w:t>“You may switch paths if you are determined enough,” Taranis said. “Your Spirit score is just your emotional intelligence and your ability to remain absolutely calm under all circumstances. Meditation is just your first step.</w:t>
+      </w:r>
+    </w:p>
+    <w:p>
+      <w:r>
+        <w:t>“All knowledge is yours when can achieve absolute mental silence.</w:t>
+      </w:r>
+    </w:p>
+    <w:p>
+      <w:r>
+        <w:t>“Never be discouraged. Your hard work will eventually pay off - Maybe not this year or the next, but eventually. Even a point or two in Spirit will improve the quality of your life.”</w:t>
+      </w:r>
+    </w:p>
+    <w:p>
+      <w:r>
+        <w:t>“How high must it be?” Eric asked.</w:t>
+      </w:r>
+    </w:p>
+    <w:p>
       <w:r>
         <w:lastRenderedPageBreak/>
-        <w:t>and the auras of people around you is the key.</w:t>
-      </w:r>
-      <w:r>
-        <w:t xml:space="preserve"> </w:t>
-      </w:r>
-      <w:r>
-        <w:t>Unfortunately y</w:t>
-      </w:r>
-      <w:r>
-        <w:t>ou have little time. March equinox is not that far away.”</w:t>
-      </w:r>
-    </w:p>
-    <w:p>
-      <w:r>
-        <w:t>“Should we do that too?” Annie asked worriedly.</w:t>
-      </w:r>
-    </w:p>
-    <w:p>
-      <w:r>
-        <w:t>“Absolutely,” Taranis said, looking at her with his serious face. “Wizardry is optional. Aura control is</w:t>
-      </w:r>
-      <w:r>
-        <w:t xml:space="preserve"> essential, especially for </w:t>
-      </w:r>
-      <w:r>
-        <w:t>a princess</w:t>
-      </w:r>
-      <w:r>
-        <w:t>.</w:t>
-      </w:r>
-    </w:p>
-    <w:p>
-      <w:r>
-        <w:t>“Here’s a fun fact – you subconsciously control your whips through your aura. Let’s go to the training area.”</w:t>
-      </w:r>
-    </w:p>
-    <w:p>
-      <w:r>
-        <w:t>We followed Taranis out to the back of the ducal palace.</w:t>
-      </w:r>
-    </w:p>
-    <w:p>
-      <w:r>
-        <w:t>“Everyone, pay attention to Annie’s whips as she moves them,” Taranis said. “It’s best to observe from a distance so we can see how Annie’s aura flows around her.”</w:t>
-      </w:r>
-    </w:p>
-    <w:p>
-      <w:r>
-        <w:t>Annie brought out her whips and began attacking imaginary monsters.</w:t>
-      </w:r>
-    </w:p>
-    <w:p>
-      <w:r>
-        <w:t>At first Annie’s aura was like a capsule surrounding her body. Then Annie latched out with her whips. The whips protruded from her bubble. However, her aura stayed attached to her whips like mucus.</w:t>
-      </w:r>
-    </w:p>
-    <w:p>
-      <w:r>
-        <w:t>“Is her aura moving her whips?” Mum asked, reflecting my thoughts.</w:t>
-      </w:r>
-    </w:p>
-    <w:p>
-      <w:r>
-        <w:t xml:space="preserve">“Excellent observation,” Taranis said. “That is precisely what is happening. </w:t>
-      </w:r>
-      <w:r>
-        <w:t>The whips are elite weapons very few people can use, and even then they require countless hours to train</w:t>
-      </w:r>
-      <w:r>
-        <w:t>. Annie, why did you choose your whips?”</w:t>
-      </w:r>
-    </w:p>
-    <w:p>
-      <w:r>
-        <w:t>“It’s because of the adventurer Marjorie,” Annie said. “I saw her in the arena and thought she was amazing.”</w:t>
-      </w:r>
-    </w:p>
-    <w:p>
-      <w:r>
-        <w:lastRenderedPageBreak/>
-        <w:t>“I feel out of place,” Eric muttered. Artemis, Evelyn, and Harold agreed.</w:t>
-      </w:r>
-    </w:p>
-    <w:p>
-      <w:r>
-        <w:t>“You may switch paths if you are determined enough,” Taranis said. “Your Spirit score is just your emotional intelligence and your ability to remain absolutely calm under all circumstances. Meditation is just your first step.</w:t>
-      </w:r>
-    </w:p>
-    <w:p>
-      <w:r>
-        <w:t>“All knowledge is yours when can achieve absolute mental silence.</w:t>
-      </w:r>
-    </w:p>
-    <w:p>
-      <w:r>
-        <w:t>“Never be discouraged. Your hard work will eventually pay off - Maybe not this year or the next, but eventually. Even a point or two in Spirit will improve the quality of your life.”</w:t>
-      </w:r>
-    </w:p>
-    <w:p>
-      <w:r>
-        <w:t>“How high must it be?” Eric asked.</w:t>
-      </w:r>
-    </w:p>
-    <w:p>
-      <w:r>
         <w:t xml:space="preserve">“The minimum is 18 for Spirit and 20 for both Mind and Willpower,” Taranis </w:t>
       </w:r>
       <w:r>
@@ -51633,6 +51756,11 @@
     </w:p>
     <w:p>
       <w:r>
+        <w:t>“I have one piece of advice. Adjust your settings to see maximum decimal places. This way you can see even small improvements in your stat.</w:t>
+      </w:r>
+    </w:p>
+    <w:p>
+      <w:r>
         <w:t>“L</w:t>
       </w:r>
       <w:r>
@@ -51644,7 +51772,6 @@
     </w:p>
     <w:p>
       <w:r>
-        <w:lastRenderedPageBreak/>
         <w:t xml:space="preserve">“The good news is the demons don’t want you to die. This is because this whole operation is hugely expensive to them, and they don’t </w:t>
       </w:r>
       <w:r>
@@ -51690,6 +51817,7 @@
     </w:p>
     <w:p>
       <w:r>
+        <w:lastRenderedPageBreak/>
         <w:t>“</w:t>
       </w:r>
       <w:r>
@@ -51829,56 +51957,69 @@
         <w:t xml:space="preserve"> </w:t>
       </w:r>
       <w:r>
-        <w:t xml:space="preserve">your knowledge of the </w:t>
-      </w:r>
+        <w:t>your knowledge of the ancient legends of your world.</w:t>
+      </w:r>
+      <w:r>
+        <w:t xml:space="preserve"> Not actual history, but pop-culture references.</w:t>
+      </w:r>
+    </w:p>
+    <w:p>
+      <w:r>
+        <w:t>“</w:t>
+      </w:r>
+      <w:r>
+        <w:t xml:space="preserve">Also, your </w:t>
+      </w:r>
+      <w:r>
+        <w:t>neuralnet</w:t>
+      </w:r>
+      <w:r>
+        <w:t>s, as well as Annie’s, Linda’s, and Harold’s headbands will be disabled</w:t>
+      </w:r>
+      <w:r>
+        <w:t>, prevent you from using</w:t>
+      </w:r>
+      <w:r>
+        <w:t xml:space="preserve"> even</w:t>
+      </w:r>
+      <w:r>
+        <w:t xml:space="preserve"> its most basic functions</w:t>
+      </w:r>
+      <w:r>
+        <w:t xml:space="preserve"> while in the dungeon</w:t>
+      </w:r>
+      <w:r>
+        <w:t>s</w:t>
+      </w:r>
+      <w:r>
+        <w:t>.</w:t>
+      </w:r>
+    </w:p>
+    <w:p>
+      <w:r>
+        <w:t>“In other words, you will need paper and pencil.</w:t>
+      </w:r>
+    </w:p>
+    <w:p>
+      <w:r>
+        <w:t>“As long as you use your logic and reason and don’t g</w:t>
+      </w:r>
+      <w:r>
+        <w:t>et impatient, you will do well.</w:t>
+      </w:r>
+      <w:r>
+        <w:t>”</w:t>
+      </w:r>
+    </w:p>
+    <w:p>
       <w:r>
         <w:lastRenderedPageBreak/>
-        <w:t>ancient legends of your world.</w:t>
-      </w:r>
-      <w:r>
-        <w:t xml:space="preserve"> Not actual history, but pop-culture references.</w:t>
-      </w:r>
-    </w:p>
-    <w:p>
-      <w:r>
-        <w:t>“</w:t>
-      </w:r>
-      <w:r>
-        <w:t xml:space="preserve">Also, your </w:t>
-      </w:r>
-      <w:r>
-        <w:t xml:space="preserve">neuralnet </w:t>
-      </w:r>
-      <w:r>
-        <w:t>will be disabled, prevent you from using</w:t>
-      </w:r>
-      <w:r>
-        <w:t xml:space="preserve"> even</w:t>
-      </w:r>
-      <w:r>
-        <w:t xml:space="preserve"> its most basic functions</w:t>
-      </w:r>
-      <w:r>
-        <w:t xml:space="preserve"> while in the dungeon</w:t>
-      </w:r>
-      <w:r>
-        <w:t>s</w:t>
-      </w:r>
-      <w:r>
-        <w:t>.</w:t>
-      </w:r>
-    </w:p>
-    <w:p>
-      <w:r>
-        <w:t>“In other words, you will need paper and pencil.</w:t>
-      </w:r>
-    </w:p>
-    <w:p>
-      <w:r>
-        <w:t>“As long as you use your logic and reason and don’t g</w:t>
-      </w:r>
-      <w:r>
-        <w:t>et impatient, you will do well.</w:t>
+        <w:t>“Those are neuralnets?” Eric asked, surprised. “I thought that was some sort of royalty thing.”</w:t>
+      </w:r>
+    </w:p>
+    <w:p>
+      <w:r>
+        <w:t>“The underlying technology is the same,” Taranis said. “The difference is that the band technology is open-source and can be removed.</w:t>
       </w:r>
     </w:p>
     <w:p>
@@ -51982,30 +52123,24 @@
         <w:t xml:space="preserve">The training with Taranis took longer than expected. </w:t>
       </w:r>
       <w:r>
-        <w:t xml:space="preserve">I didn’t get any new runes. Instead I got a lecture about the fundamental nature of </w:t>
-      </w:r>
+        <w:t xml:space="preserve">I didn’t get any new runes. Instead I got a lecture about the fundamental nature of reality and a </w:t>
+      </w:r>
+      <w:r>
+        <w:t>ring filled with books</w:t>
+      </w:r>
+      <w:r>
+        <w:t xml:space="preserve"> and training equipment</w:t>
+      </w:r>
+      <w:r>
+        <w:t xml:space="preserve"> the schools used for training</w:t>
+      </w:r>
+      <w:r>
+        <w:t xml:space="preserve"> their students.</w:t>
+      </w:r>
+    </w:p>
+    <w:p>
       <w:r>
         <w:lastRenderedPageBreak/>
-        <w:t xml:space="preserve">reality and a </w:t>
-      </w:r>
-      <w:r>
-        <w:t>ring filled with books</w:t>
-      </w:r>
-      <w:r>
-        <w:t>.</w:t>
-      </w:r>
-      <w:r>
-        <w:t xml:space="preserve"> </w:t>
-      </w:r>
-      <w:r>
-        <w:t>In addition I received items the schools used for training</w:t>
-      </w:r>
-      <w:r>
-        <w:t xml:space="preserve"> their students.</w:t>
-      </w:r>
-    </w:p>
-    <w:p>
-      <w:r>
         <w:t>Fortunately</w:t>
       </w:r>
       <w:r>
@@ -52494,7 +52629,19 @@
         <w:t>,” Annie said.</w:t>
       </w:r>
       <w:r>
-        <w:t xml:space="preserve"> “They are generating too much agro.”</w:t>
+        <w:t xml:space="preserve"> “The</w:t>
+      </w:r>
+      <w:r>
+        <w:t>ir blood lust</w:t>
+      </w:r>
+      <w:r>
+        <w:t xml:space="preserve"> </w:t>
+      </w:r>
+      <w:r>
+        <w:t>is</w:t>
+      </w:r>
+      <w:r>
+        <w:t xml:space="preserve"> generating too much agro.”</w:t>
       </w:r>
     </w:p>
     <w:p>
@@ -52783,7 +52930,13 @@
         <w:t>A bull charged at me</w:t>
       </w:r>
       <w:r>
-        <w:t xml:space="preserve"> and tripped. Unfortunately I got doused </w:t>
+        <w:t xml:space="preserve"> and tripped. I </w:t>
+      </w:r>
+      <w:r>
+        <w:t xml:space="preserve">unfortunately </w:t>
+      </w:r>
+      <w:r>
+        <w:t xml:space="preserve">got doused </w:t>
       </w:r>
       <w:r>
         <w:t>with fire. I screamed in pain and stabbed with my glaive.</w:t>
@@ -52791,7 +52944,10 @@
     </w:p>
     <w:p>
       <w:r>
-        <w:t>Unfortunately the glaive on</w:t>
+        <w:t>T</w:t>
+      </w:r>
+      <w:r>
+        <w:t>he glaive on</w:t>
       </w:r>
       <w:r>
         <w:t>ly scratched the monster’s hide.</w:t>
@@ -53244,12 +53400,18 @@
     </w:p>
     <w:p>
       <w:r>
-        <w:t>That upgrade was amazing. As before, I felt like waking up from a dream. The world was sharper, I felt the world with my aura, and my body was altering, becoming more efficient.</w:t>
-      </w:r>
-    </w:p>
-    <w:p>
-      <w:r>
-        <w:t>Also, I felt a deeper connection with my astral body as the energies flowing between the physical and astral vastly increased.</w:t>
+        <w:t>That upgrade was amazing. As before, I felt like waking up from a dream. The world was sharper, I felt the world with my aura, and my body alter</w:t>
+      </w:r>
+      <w:r>
+        <w:t>ed</w:t>
+      </w:r>
+      <w:r>
+        <w:t>, becoming more efficient.</w:t>
+      </w:r>
+    </w:p>
+    <w:p>
+      <w:r>
+        <w:t>I felt a deeper connection with my astral body as the energies flowing between the physical and astral vastly increased.</w:t>
       </w:r>
     </w:p>
     <w:p>
@@ -55778,7 +55940,7 @@
             <w:rPr>
               <w:noProof/>
             </w:rPr>
-            <w:t>240</w:t>
+            <w:t>230</w:t>
           </w:r>
         </w:fldSimple>
       </w:p>
@@ -55809,7 +55971,7 @@
             <w:rPr>
               <w:noProof/>
             </w:rPr>
-            <w:t>241</w:t>
+            <w:t>229</w:t>
           </w:r>
         </w:fldSimple>
       </w:p>
@@ -56054,7 +56216,7 @@
         <v:path o:extrusionok="f" gradientshapeok="t" o:connecttype="rect"/>
         <o:lock v:ext="edit" aspectratio="t"/>
       </v:shapetype>
-      <v:shape id="_x0000_i1162" type="#_x0000_t75" style="width:3in;height:3in;visibility:visible" o:bullet="t">
+      <v:shape id="_x0000_i1061" type="#_x0000_t75" style="width:3in;height:3in;visibility:visible" o:bullet="t">
         <v:imagedata r:id="rId1" o:title="MC900065312[1]"/>
       </v:shape>
     </w:pict>
@@ -58676,7 +58838,7 @@
 </file>
 
 <file path=customXml/itemProps1.xml><?xml version="1.0" encoding="utf-8"?>
-<ds:datastoreItem xmlns:ds="http://schemas.openxmlformats.org/officeDocument/2006/customXml" ds:itemID="{9BC7C87E-34C9-4BAA-B081-D7282C6AEE7E}">
+<ds:datastoreItem xmlns:ds="http://schemas.openxmlformats.org/officeDocument/2006/customXml" ds:itemID="{D5643508-7D73-447F-942F-4C338D476897}">
   <ds:schemaRefs>
     <ds:schemaRef ds:uri="http://schemas.openxmlformats.org/officeDocument/2006/bibliography"/>
   </ds:schemaRefs>

--- a/Books/RPG_Books/ThePrincessAndThePlayer/Book_ThePrincessAndThePlayer.docx
+++ b/Books/RPG_Books/ThePrincessAndThePlayer/Book_ThePrincessAndThePlayer.docx
@@ -1253,15 +1253,22 @@
       <w:r>
         <w:t xml:space="preserve">All hail </w:t>
       </w:r>
-      <w:r>
-        <w:t>ye mighty</w:t>
+      <w:proofErr w:type="gramStart"/>
+      <w:r>
+        <w:t>ye</w:t>
+      </w:r>
+      <w:proofErr w:type="gramEnd"/>
+      <w:r>
+        <w:t xml:space="preserve"> mighty</w:t>
       </w:r>
       <w:r>
         <w:t xml:space="preserve"> generals,” </w:t>
       </w:r>
+      <w:proofErr w:type="spellStart"/>
       <w:r>
         <w:t>Dailion</w:t>
       </w:r>
+      <w:proofErr w:type="spellEnd"/>
       <w:r>
         <w:t>, a greater demon boomed. “Operation kick-start Early Incursion has begun. I have sent subconscious messages to countless humans</w:t>
       </w:r>
@@ -1364,7 +1371,15 @@
         <w:t>incursion</w:t>
       </w:r>
       <w:r>
-        <w:t xml:space="preserve"> program be initiated? I can’t wait to taste some delicious human flesh,” Dalbos, a </w:t>
+        <w:t xml:space="preserve"> program be initiated? I can’t wait to taste some delicious human flesh,” </w:t>
+      </w:r>
+      <w:proofErr w:type="spellStart"/>
+      <w:r>
+        <w:t>Dalbos</w:t>
+      </w:r>
+      <w:proofErr w:type="spellEnd"/>
+      <w:r>
+        <w:t xml:space="preserve">, a </w:t>
       </w:r>
       <w:r>
         <w:t xml:space="preserve">drooling </w:t>
@@ -1399,11 +1414,19 @@
         <w:t>,”</w:t>
       </w:r>
       <w:r>
-        <w:t xml:space="preserve"> Dailion, now a</w:t>
-      </w:r>
-      <w:r>
         <w:t xml:space="preserve"> </w:t>
       </w:r>
+      <w:proofErr w:type="spellStart"/>
+      <w:r>
+        <w:t>Dailion</w:t>
+      </w:r>
+      <w:proofErr w:type="spellEnd"/>
+      <w:r>
+        <w:t>, now a</w:t>
+      </w:r>
+      <w:r>
+        <w:t xml:space="preserve"> </w:t>
+      </w:r>
       <w:r>
         <w:t>d</w:t>
       </w:r>
@@ -1446,8 +1469,13 @@
       <w:r>
         <w:t xml:space="preserve"> Outwardly </w:t>
       </w:r>
-      <w:r>
-        <w:t xml:space="preserve">Dailion gave </w:t>
+      <w:proofErr w:type="spellStart"/>
+      <w:r>
+        <w:t>Dailion</w:t>
+      </w:r>
+      <w:proofErr w:type="spellEnd"/>
+      <w:r>
+        <w:t xml:space="preserve"> gave </w:t>
       </w:r>
       <w:r>
         <w:t xml:space="preserve">the subordinate his </w:t>
@@ -1460,8 +1488,13 @@
       </w:r>
     </w:p>
     <w:p>
-      <w:r>
-        <w:t xml:space="preserve">Dalbos had no brains, but he </w:t>
+      <w:proofErr w:type="spellStart"/>
+      <w:r>
+        <w:t>Dalbos</w:t>
+      </w:r>
+      <w:proofErr w:type="spellEnd"/>
+      <w:r>
+        <w:t xml:space="preserve"> had no brains, but he </w:t>
       </w:r>
       <w:r>
         <w:t>could obey simple commands when sufficiently motivated</w:t>
@@ -1493,7 +1526,15 @@
         <w:t>I</w:t>
       </w:r>
       <w:r>
-        <w:t xml:space="preserve"> finally achieved a milestone,” Dailion </w:t>
+        <w:t xml:space="preserve"> finally achieved a milestone,” </w:t>
+      </w:r>
+      <w:proofErr w:type="spellStart"/>
+      <w:r>
+        <w:t>Dailion</w:t>
+      </w:r>
+      <w:proofErr w:type="spellEnd"/>
+      <w:r>
+        <w:t xml:space="preserve"> </w:t>
       </w:r>
       <w:r>
         <w:t>said</w:t>
@@ -1554,7 +1595,15 @@
         <w:t xml:space="preserve">Unfortunately </w:t>
       </w:r>
       <w:r>
-        <w:t>for Dailion, thoughts of gratitude never crossed the other demons’ minds</w:t>
+        <w:t xml:space="preserve">for </w:t>
+      </w:r>
+      <w:proofErr w:type="spellStart"/>
+      <w:r>
+        <w:t>Dailion</w:t>
+      </w:r>
+      <w:proofErr w:type="spellEnd"/>
+      <w:r>
+        <w:t>, thoughts of gratitude never crossed the other demons’ minds</w:t>
       </w:r>
       <w:r>
         <w:t xml:space="preserve">. Their only thoughts were how to claim the glory for </w:t>
@@ -1579,7 +1628,15 @@
     </w:p>
     <w:p>
       <w:r>
-        <w:t xml:space="preserve">“But why give them a chance at getting strong?” Greater Demon Dweeler </w:t>
+        <w:t xml:space="preserve">“But why give them a chance at getting strong?” Greater Demon </w:t>
+      </w:r>
+      <w:proofErr w:type="spellStart"/>
+      <w:r>
+        <w:t>Dweeler</w:t>
+      </w:r>
+      <w:proofErr w:type="spellEnd"/>
+      <w:r>
+        <w:t xml:space="preserve"> </w:t>
       </w:r>
       <w:r>
         <w:t>asked</w:t>
@@ -1613,8 +1670,13 @@
         </w:rPr>
         <w:t xml:space="preserve"> dimwitted buffoon, </w:t>
       </w:r>
-      <w:r>
-        <w:t xml:space="preserve">Dailion </w:t>
+      <w:proofErr w:type="spellStart"/>
+      <w:r>
+        <w:t>Dailion</w:t>
+      </w:r>
+      <w:proofErr w:type="spellEnd"/>
+      <w:r>
+        <w:t xml:space="preserve"> </w:t>
       </w:r>
       <w:r>
         <w:t>said</w:t>
@@ -1690,12 +1752,14 @@
         </w:rPr>
         <w:t xml:space="preserve"> Yes, Demon King </w:t>
       </w:r>
+      <w:proofErr w:type="spellStart"/>
       <w:r>
         <w:rPr>
           <w:i/>
         </w:rPr>
         <w:t>Dailion</w:t>
       </w:r>
+      <w:proofErr w:type="spellEnd"/>
       <w:r>
         <w:rPr>
           <w:i/>
@@ -1728,7 +1792,15 @@
     </w:p>
     <w:p>
       <w:r>
-        <w:t>An idle thought entered Dailion’s mind. Did the hierarchy reach beyond that? No. That was crazy talk.</w:t>
+        <w:t xml:space="preserve">An idle thought entered </w:t>
+      </w:r>
+      <w:proofErr w:type="spellStart"/>
+      <w:r>
+        <w:t>Dailion’s</w:t>
+      </w:r>
+      <w:proofErr w:type="spellEnd"/>
+      <w:r>
+        <w:t xml:space="preserve"> mind. Did the hierarchy reach beyond that? No. That was crazy talk.</w:t>
       </w:r>
     </w:p>
     <w:p>
@@ -1826,9 +1898,14 @@
         <w:pStyle w:val="H2"/>
       </w:pPr>
       <w:bookmarkStart w:id="1" w:name="_Toc232279133"/>
+      <w:proofErr w:type="spellStart"/>
       <w:r>
         <w:lastRenderedPageBreak/>
-        <w:t>Holoworld – the Playground of the Future</w:t>
+        <w:t>Holoworld</w:t>
+      </w:r>
+      <w:proofErr w:type="spellEnd"/>
+      <w:r>
+        <w:t xml:space="preserve"> – the Playground of the Future</w:t>
       </w:r>
       <w:bookmarkEnd w:id="1"/>
     </w:p>
@@ -2082,7 +2159,15 @@
         <w:t>enter</w:t>
       </w:r>
       <w:r>
-        <w:t xml:space="preserve"> yourself first,” </w:t>
+        <w:t xml:space="preserve"> </w:t>
+      </w:r>
+      <w:proofErr w:type="gramStart"/>
+      <w:r>
+        <w:t>yourself</w:t>
+      </w:r>
+      <w:proofErr w:type="gramEnd"/>
+      <w:r>
+        <w:t xml:space="preserve"> first,” </w:t>
       </w:r>
       <w:r>
         <w:t>M</w:t>
@@ -2144,7 +2229,15 @@
         <w:t xml:space="preserve"> and then </w:t>
       </w:r>
       <w:r>
-        <w:t xml:space="preserve">said, “Mr. Ilgard </w:t>
+        <w:t xml:space="preserve">said, “Mr. </w:t>
+      </w:r>
+      <w:proofErr w:type="spellStart"/>
+      <w:r>
+        <w:t>Ilgard</w:t>
+      </w:r>
+      <w:proofErr w:type="spellEnd"/>
+      <w:r>
+        <w:t xml:space="preserve"> </w:t>
       </w:r>
       <w:r>
         <w:t xml:space="preserve">my math teacher </w:t>
@@ -2155,7 +2248,15 @@
     </w:p>
     <w:p>
       <w:r>
-        <w:t xml:space="preserve">Mr. Ilgard was a short </w:t>
+        <w:t xml:space="preserve">Mr. </w:t>
+      </w:r>
+      <w:proofErr w:type="spellStart"/>
+      <w:r>
+        <w:t>Ilgard</w:t>
+      </w:r>
+      <w:proofErr w:type="spellEnd"/>
+      <w:r>
+        <w:t xml:space="preserve"> was a short </w:t>
       </w:r>
       <w:r>
         <w:t xml:space="preserve">bald </w:t>
@@ -2212,8 +2313,13 @@
       <w:r>
         <w:t xml:space="preserve">Philip </w:t>
       </w:r>
-      <w:r>
-        <w:t xml:space="preserve">Everworth, CEO of Quantum </w:t>
+      <w:proofErr w:type="spellStart"/>
+      <w:r>
+        <w:t>Everworth</w:t>
+      </w:r>
+      <w:proofErr w:type="spellEnd"/>
+      <w:r>
+        <w:t xml:space="preserve">, CEO of Quantum </w:t>
       </w:r>
       <w:r>
         <w:t>Entertainment</w:t>
@@ -2235,7 +2341,15 @@
         <w:pStyle w:val="Quote2"/>
       </w:pPr>
       <w:r>
-        <w:t>“I agree,” Dr. Everworth said with a smile.</w:t>
+        <w:t xml:space="preserve">“I agree,” Dr. </w:t>
+      </w:r>
+      <w:proofErr w:type="spellStart"/>
+      <w:r>
+        <w:t>Everworth</w:t>
+      </w:r>
+      <w:proofErr w:type="spellEnd"/>
+      <w:r>
+        <w:t xml:space="preserve"> said with a smile.</w:t>
       </w:r>
     </w:p>
     <w:p>
@@ -2246,7 +2360,15 @@
         <w:t xml:space="preserve">“What </w:t>
       </w:r>
       <w:r>
-        <w:t>can you tell me about Holoworld?”</w:t>
+        <w:t xml:space="preserve">can you tell me about </w:t>
+      </w:r>
+      <w:proofErr w:type="spellStart"/>
+      <w:r>
+        <w:t>Holoworld</w:t>
+      </w:r>
+      <w:proofErr w:type="spellEnd"/>
+      <w:r>
+        <w:t>?”</w:t>
       </w:r>
     </w:p>
     <w:p>
@@ -2254,7 +2376,15 @@
         <w:pStyle w:val="Quote2"/>
       </w:pPr>
       <w:r>
-        <w:t xml:space="preserve">“Well Bob, let’s start with history,” Dr. Everworth </w:t>
+        <w:t xml:space="preserve">“Well Bob, let’s start with history,” Dr. </w:t>
+      </w:r>
+      <w:proofErr w:type="spellStart"/>
+      <w:r>
+        <w:t>Everworth</w:t>
+      </w:r>
+      <w:proofErr w:type="spellEnd"/>
+      <w:r>
+        <w:t xml:space="preserve"> </w:t>
       </w:r>
       <w:r>
         <w:t>said</w:t>
@@ -2424,7 +2554,15 @@
         <w:pStyle w:val="Quote2"/>
       </w:pPr>
       <w:r>
-        <w:t xml:space="preserve">“This was proven experimentally by Nobel Prize winning Dr. Albert Swizer when she created </w:t>
+        <w:t xml:space="preserve">“This was proven experimentally by Nobel Prize winning Dr. Albert </w:t>
+      </w:r>
+      <w:proofErr w:type="spellStart"/>
+      <w:r>
+        <w:t>Swizer</w:t>
+      </w:r>
+      <w:proofErr w:type="spellEnd"/>
+      <w:r>
+        <w:t xml:space="preserve"> when she created </w:t>
       </w:r>
       <w:r>
         <w:t>virtual</w:t>
@@ -2569,9 +2707,11 @@
       <w:r>
         <w:t xml:space="preserve"> Bob,” Dr. </w:t>
       </w:r>
+      <w:proofErr w:type="spellStart"/>
       <w:r>
         <w:t>Everworth</w:t>
       </w:r>
+      <w:proofErr w:type="spellEnd"/>
       <w:r>
         <w:t xml:space="preserve"> sa</w:t>
       </w:r>
@@ -2619,7 +2759,23 @@
         <w:pStyle w:val="Quote2"/>
       </w:pPr>
       <w:r>
-        <w:t xml:space="preserve">“Now that the groundwork is laid, I can talk about Holoworld. Holoworld is </w:t>
+        <w:t xml:space="preserve">“Now that the groundwork is laid, I can talk about </w:t>
+      </w:r>
+      <w:proofErr w:type="spellStart"/>
+      <w:r>
+        <w:t>Holoworld</w:t>
+      </w:r>
+      <w:proofErr w:type="spellEnd"/>
+      <w:r>
+        <w:t xml:space="preserve">. </w:t>
+      </w:r>
+      <w:proofErr w:type="spellStart"/>
+      <w:r>
+        <w:t>Holoworld</w:t>
+      </w:r>
+      <w:proofErr w:type="spellEnd"/>
+      <w:r>
+        <w:t xml:space="preserve"> is </w:t>
       </w:r>
       <w:r>
         <w:t xml:space="preserve">a revolution in matter </w:t>
@@ -2688,8 +2844,13 @@
       <w:r>
         <w:t xml:space="preserve">,” Dr. </w:t>
       </w:r>
-      <w:r>
-        <w:t xml:space="preserve">Everworth </w:t>
+      <w:proofErr w:type="spellStart"/>
+      <w:r>
+        <w:t>Everworth</w:t>
+      </w:r>
+      <w:proofErr w:type="spellEnd"/>
+      <w:r>
+        <w:t xml:space="preserve"> </w:t>
       </w:r>
       <w:r>
         <w:t>said</w:t>
@@ -2802,7 +2963,15 @@
         <w:pStyle w:val="Quote2"/>
       </w:pPr>
       <w:r>
-        <w:t xml:space="preserve">“That was last week,” Dr. Everworth </w:t>
+        <w:t xml:space="preserve">“That was last week,” Dr. </w:t>
+      </w:r>
+      <w:proofErr w:type="spellStart"/>
+      <w:r>
+        <w:t>Everworth</w:t>
+      </w:r>
+      <w:proofErr w:type="spellEnd"/>
+      <w:r>
+        <w:t xml:space="preserve"> </w:t>
       </w:r>
       <w:r>
         <w:t>said</w:t>
@@ -2834,7 +3003,15 @@
         <w:pStyle w:val="Quote2"/>
       </w:pPr>
       <w:r>
-        <w:t xml:space="preserve">Dr. Everworth paused, but no praise was forthcoming. </w:t>
+        <w:t xml:space="preserve">Dr. </w:t>
+      </w:r>
+      <w:proofErr w:type="spellStart"/>
+      <w:r>
+        <w:t>Everworth</w:t>
+      </w:r>
+      <w:proofErr w:type="spellEnd"/>
+      <w:r>
+        <w:t xml:space="preserve"> paused, but no praise was forthcoming. </w:t>
       </w:r>
       <w:r>
         <w:t>Annoyed, h</w:t>
@@ -2899,7 +3076,15 @@
         <w:pStyle w:val="Quote2"/>
       </w:pPr>
       <w:r>
-        <w:t xml:space="preserve">“Why yes it is,” Dr. Everworth </w:t>
+        <w:t xml:space="preserve">“Why yes it is,” Dr. </w:t>
+      </w:r>
+      <w:proofErr w:type="spellStart"/>
+      <w:r>
+        <w:t>Everworth</w:t>
+      </w:r>
+      <w:proofErr w:type="spellEnd"/>
+      <w:r>
+        <w:t xml:space="preserve"> </w:t>
       </w:r>
       <w:r>
         <w:t>said</w:t>
@@ -2984,9 +3169,11 @@
       <w:r>
         <w:t xml:space="preserve">“Well Bob, that’s the secret, isn’t it?” Dr. </w:t>
       </w:r>
+      <w:proofErr w:type="spellStart"/>
       <w:r>
         <w:t>Everworth</w:t>
       </w:r>
+      <w:proofErr w:type="spellEnd"/>
       <w:r>
         <w:t xml:space="preserve"> </w:t>
       </w:r>
@@ -3087,7 +3274,15 @@
         <w:pStyle w:val="Quote2"/>
       </w:pPr>
       <w:r>
-        <w:t xml:space="preserve">“You’ll find out,” Dr. Everworth </w:t>
+        <w:t xml:space="preserve">“You’ll find out,” Dr. </w:t>
+      </w:r>
+      <w:proofErr w:type="spellStart"/>
+      <w:r>
+        <w:t>Everworth</w:t>
+      </w:r>
+      <w:proofErr w:type="spellEnd"/>
+      <w:r>
+        <w:t xml:space="preserve"> </w:t>
       </w:r>
       <w:r>
         <w:t>s</w:t>
@@ -3138,9 +3333,11 @@
       <w:r>
         <w:t xml:space="preserve"> of people who have them,” Dr. </w:t>
       </w:r>
+      <w:proofErr w:type="spellStart"/>
       <w:r>
         <w:t>Everworth</w:t>
       </w:r>
+      <w:proofErr w:type="spellEnd"/>
       <w:r>
         <w:t xml:space="preserve"> </w:t>
       </w:r>
@@ -3229,9 +3426,11 @@
       <w:r>
         <w:t xml:space="preserve">” Dr. </w:t>
       </w:r>
+      <w:proofErr w:type="spellStart"/>
       <w:r>
         <w:t>Everworth</w:t>
       </w:r>
+      <w:proofErr w:type="spellEnd"/>
       <w:r>
         <w:t xml:space="preserve"> </w:t>
       </w:r>
@@ -3309,7 +3508,15 @@
         <w:t xml:space="preserve">,” </w:t>
       </w:r>
       <w:r>
-        <w:t>Dr. Everworth add</w:t>
+        <w:t xml:space="preserve">Dr. </w:t>
+      </w:r>
+      <w:proofErr w:type="spellStart"/>
+      <w:r>
+        <w:t>Everworth</w:t>
+      </w:r>
+      <w:proofErr w:type="spellEnd"/>
+      <w:r>
+        <w:t xml:space="preserve"> add</w:t>
       </w:r>
       <w:r>
         <w:t>ed</w:t>
@@ -3403,9 +3610,11 @@
       <w:r>
         <w:t xml:space="preserve">, Bob,” Dr. </w:t>
       </w:r>
+      <w:proofErr w:type="spellStart"/>
       <w:r>
         <w:t>Everworth</w:t>
       </w:r>
+      <w:proofErr w:type="spellEnd"/>
       <w:r>
         <w:t xml:space="preserve"> </w:t>
       </w:r>
@@ -3461,9 +3670,11 @@
       <w:r>
         <w:t xml:space="preserve">“Thank you for being on my show Dr. </w:t>
       </w:r>
+      <w:proofErr w:type="spellStart"/>
       <w:r>
         <w:t>Everworth</w:t>
       </w:r>
+      <w:proofErr w:type="spellEnd"/>
       <w:r>
         <w:t>.”</w:t>
       </w:r>
@@ -3481,9 +3692,11 @@
       <w:r>
         <w:t xml:space="preserve"> Bob,” Dr. </w:t>
       </w:r>
+      <w:proofErr w:type="spellStart"/>
       <w:r>
         <w:t>Everworth</w:t>
       </w:r>
+      <w:proofErr w:type="spellEnd"/>
       <w:r>
         <w:t xml:space="preserve"> </w:t>
       </w:r>
@@ -3520,8 +3733,13 @@
         <w:t xml:space="preserve">I turned off the video with a shudder. </w:t>
       </w:r>
       <w:r>
-        <w:t>Dr. Everworth</w:t>
-      </w:r>
+        <w:t xml:space="preserve">Dr. </w:t>
+      </w:r>
+      <w:proofErr w:type="spellStart"/>
+      <w:r>
+        <w:t>Everworth</w:t>
+      </w:r>
+      <w:proofErr w:type="spellEnd"/>
       <w:r>
         <w:t xml:space="preserve"> g</w:t>
       </w:r>
@@ -3662,7 +3880,15 @@
         <w:t xml:space="preserve"> </w:t>
       </w:r>
       <w:r>
-        <w:t xml:space="preserve">Dr. Everworth </w:t>
+        <w:t xml:space="preserve">Dr. </w:t>
+      </w:r>
+      <w:proofErr w:type="spellStart"/>
+      <w:r>
+        <w:t>Everworth</w:t>
+      </w:r>
+      <w:proofErr w:type="spellEnd"/>
+      <w:r>
+        <w:t xml:space="preserve"> </w:t>
       </w:r>
       <w:r>
         <w:t>was</w:t>
@@ -3866,8 +4092,13 @@
         <w:t xml:space="preserve"> I’m limited in how much I can play. </w:t>
       </w:r>
       <w:r>
-        <w:t xml:space="preserve"> Thank God for my AI trainer, which helped me sharpen my gaming skills.</w:t>
-      </w:r>
+        <w:t xml:space="preserve"> Thank God for my AI trainer, </w:t>
+      </w:r>
+      <w:proofErr w:type="gramStart"/>
+      <w:r>
+        <w:t>which helped me sharpen my gaming skills.</w:t>
+      </w:r>
+      <w:proofErr w:type="gramEnd"/>
     </w:p>
     <w:p>
       <w:r>
@@ -4634,6 +4865,7 @@
       </w:r>
     </w:p>
     <w:p>
+      <w:proofErr w:type="gramStart"/>
       <w:r>
         <w:t xml:space="preserve">I </w:t>
       </w:r>
@@ -4643,6 +4875,7 @@
       <w:r>
         <w:t>.</w:t>
       </w:r>
+      <w:proofErr w:type="gramEnd"/>
       <w:r>
         <w:t xml:space="preserve"> </w:t>
       </w:r>
@@ -7345,9 +7578,11 @@
       <w:r>
         <w:t xml:space="preserve">seeing </w:t>
       </w:r>
+      <w:proofErr w:type="gramStart"/>
       <w:r>
         <w:t>myself</w:t>
       </w:r>
+      <w:proofErr w:type="gramEnd"/>
       <w:r>
         <w:t xml:space="preserve"> in the buff?</w:t>
       </w:r>
@@ -7487,6 +7722,7 @@
       </w:r>
     </w:p>
     <w:p>
+      <w:proofErr w:type="gramStart"/>
       <w:r>
         <w:t xml:space="preserve">As </w:t>
       </w:r>
@@ -7511,6 +7747,7 @@
       <w:r>
         <w:t>ing, “In for a penny, in for a pound.”</w:t>
       </w:r>
+      <w:proofErr w:type="gramEnd"/>
     </w:p>
     <w:p>
       <w:r>
@@ -9386,11 +9623,16 @@
     </w:p>
     <w:p>
       <w:r>
-        <w:t>And yet no red flags were raised. Strange</w:t>
+        <w:t xml:space="preserve">And yet no red flags were raised. </w:t>
+      </w:r>
+      <w:proofErr w:type="gramStart"/>
+      <w:r>
+        <w:t>Strange</w:t>
       </w:r>
       <w:r>
         <w:t>…</w:t>
       </w:r>
+      <w:proofErr w:type="gramEnd"/>
     </w:p>
     <w:p>
       <w:r>
@@ -10757,7 +10999,15 @@
         <w:t xml:space="preserve">The place was crawling with </w:t>
       </w:r>
       <w:r>
-        <w:t>Elves, Dwarves, Cat People, someone who look</w:t>
+        <w:t xml:space="preserve">Elves, Dwarves, </w:t>
+      </w:r>
+      <w:proofErr w:type="gramStart"/>
+      <w:r>
+        <w:t>Cat</w:t>
+      </w:r>
+      <w:proofErr w:type="gramEnd"/>
+      <w:r>
+        <w:t xml:space="preserve"> People, someone who look</w:t>
       </w:r>
       <w:r>
         <w:t>ed</w:t>
@@ -11106,9 +11356,11 @@
       <w:r>
         <w:t xml:space="preserve"> the name ‘</w:t>
       </w:r>
+      <w:proofErr w:type="spellStart"/>
       <w:r>
         <w:t>Lindir</w:t>
       </w:r>
+      <w:proofErr w:type="spellEnd"/>
       <w:r>
         <w:rPr>
           <w:rStyle w:val="FootnoteReference"/>
@@ -11137,9 +11389,11 @@
       <w:r>
         <w:t xml:space="preserve">“No problem,” </w:t>
       </w:r>
+      <w:proofErr w:type="spellStart"/>
       <w:r>
         <w:t>Lindir</w:t>
       </w:r>
+      <w:proofErr w:type="spellEnd"/>
       <w:r>
         <w:t xml:space="preserve"> </w:t>
       </w:r>
@@ -11231,9 +11485,11 @@
       <w:r>
         <w:t xml:space="preserve"> </w:t>
       </w:r>
+      <w:proofErr w:type="spellStart"/>
       <w:r>
         <w:t>Lindir</w:t>
       </w:r>
+      <w:proofErr w:type="spellEnd"/>
       <w:r>
         <w:t xml:space="preserve"> </w:t>
       </w:r>
@@ -11265,9 +11521,11 @@
       <w:r>
         <w:t xml:space="preserve"> </w:t>
       </w:r>
+      <w:proofErr w:type="spellStart"/>
       <w:r>
         <w:t>Lindir</w:t>
       </w:r>
+      <w:proofErr w:type="spellEnd"/>
       <w:r>
         <w:t xml:space="preserve"> said. “Evil is not a fundamental force, but just a </w:t>
       </w:r>
@@ -11297,9 +11555,11 @@
       <w:r>
         <w:t xml:space="preserve">“It’s personality,” </w:t>
       </w:r>
+      <w:proofErr w:type="spellStart"/>
       <w:r>
         <w:t>Lindir</w:t>
       </w:r>
+      <w:proofErr w:type="spellEnd"/>
       <w:r>
         <w:t xml:space="preserve"> </w:t>
       </w:r>
@@ -11399,9 +11659,11 @@
       <w:r>
         <w:t xml:space="preserve"> the fact that </w:t>
       </w:r>
+      <w:proofErr w:type="spellStart"/>
       <w:r>
         <w:t>Lindir</w:t>
       </w:r>
+      <w:proofErr w:type="spellEnd"/>
       <w:r>
         <w:t xml:space="preserve"> attribute</w:t>
       </w:r>
@@ -11426,9 +11688,11 @@
       <w:r>
         <w:t xml:space="preserve"> just a game and </w:t>
       </w:r>
+      <w:proofErr w:type="spellStart"/>
       <w:r>
         <w:t>Lindir</w:t>
       </w:r>
+      <w:proofErr w:type="spellEnd"/>
       <w:r>
         <w:t xml:space="preserve"> </w:t>
       </w:r>
@@ -11540,9 +11804,11 @@
         <w:lastRenderedPageBreak/>
         <w:t xml:space="preserve">“No </w:t>
       </w:r>
+      <w:proofErr w:type="spellStart"/>
       <w:r>
         <w:t>Lindir</w:t>
       </w:r>
+      <w:proofErr w:type="spellEnd"/>
       <w:r>
         <w:t xml:space="preserve"> and thank you,” I sa</w:t>
       </w:r>
@@ -15508,7 +15774,28 @@
         <w:rPr>
           <w:i/>
         </w:rPr>
-        <w:t>And thank you Blenda Blood</w:t>
+        <w:t xml:space="preserve">And thank you </w:t>
+      </w:r>
+      <w:proofErr w:type="spellStart"/>
+      <w:r>
+        <w:rPr>
+          <w:i/>
+        </w:rPr>
+        <w:t>Blenda</w:t>
+      </w:r>
+      <w:proofErr w:type="spellEnd"/>
+      <w:r>
+        <w:rPr>
+          <w:i/>
+        </w:rPr>
+        <w:t xml:space="preserve"> </w:t>
+      </w:r>
+      <w:proofErr w:type="spellStart"/>
+      <w:r>
+        <w:rPr>
+          <w:i/>
+        </w:rPr>
+        <w:t>Blood</w:t>
       </w:r>
       <w:r>
         <w:rPr>
@@ -15516,6 +15803,7 @@
         </w:rPr>
         <w:t>born</w:t>
       </w:r>
+      <w:proofErr w:type="spellEnd"/>
       <w:r>
         <w:rPr>
           <w:i/>
@@ -15804,8 +16092,13 @@
         <w:t>Taranis</w:t>
       </w:r>
       <w:r>
-        <w:t xml:space="preserve"> Luftwing</w:t>
-      </w:r>
+        <w:t xml:space="preserve"> </w:t>
+      </w:r>
+      <w:proofErr w:type="spellStart"/>
+      <w:r>
+        <w:t>Luftwing</w:t>
+      </w:r>
+      <w:proofErr w:type="spellEnd"/>
       <w:r>
         <w:t xml:space="preserve">,” </w:t>
       </w:r>
@@ -18703,10 +18996,18 @@
         <w:t xml:space="preserve">then </w:t>
       </w:r>
       <w:r>
-        <w:t xml:space="preserve">saw what appeared to be an </w:t>
-      </w:r>
-      <w:r>
-        <w:t xml:space="preserve">emptiness </w:t>
+        <w:t xml:space="preserve">saw what appeared to be </w:t>
+      </w:r>
+      <w:proofErr w:type="gramStart"/>
+      <w:r>
+        <w:t xml:space="preserve">an </w:t>
+      </w:r>
+      <w:r>
+        <w:t>emptiness</w:t>
+      </w:r>
+      <w:proofErr w:type="gramEnd"/>
+      <w:r>
+        <w:t xml:space="preserve"> </w:t>
       </w:r>
       <w:r>
         <w:t>or</w:t>
@@ -20050,7 +20351,15 @@
         <w:t>Evelyn</w:t>
       </w:r>
       <w:r>
-        <w:t xml:space="preserve"> Graywaters I saw previously asked</w:t>
+        <w:t xml:space="preserve"> </w:t>
+      </w:r>
+      <w:proofErr w:type="spellStart"/>
+      <w:r>
+        <w:t>Graywaters</w:t>
+      </w:r>
+      <w:proofErr w:type="spellEnd"/>
+      <w:r>
+        <w:t xml:space="preserve"> I saw previously asked</w:t>
       </w:r>
       <w:r>
         <w:t xml:space="preserve"> Eric</w:t>
@@ -20125,13 +20434,29 @@
         <w:t>Artemis</w:t>
       </w:r>
       <w:r>
-        <w:t xml:space="preserve"> Everworth. She is our Ranger. This is </w:t>
+        <w:t xml:space="preserve"> </w:t>
+      </w:r>
+      <w:proofErr w:type="spellStart"/>
+      <w:r>
+        <w:t>Everworth</w:t>
+      </w:r>
+      <w:proofErr w:type="spellEnd"/>
+      <w:r>
+        <w:t xml:space="preserve">. She is our Ranger. This is </w:t>
       </w:r>
       <w:r>
         <w:t>Evelyn</w:t>
       </w:r>
       <w:r>
-        <w:t xml:space="preserve"> Graywaters. He is our Cleric. I’m our leader and the manliest Barbarian you will ever meet,” Eric said.</w:t>
+        <w:t xml:space="preserve"> </w:t>
+      </w:r>
+      <w:proofErr w:type="spellStart"/>
+      <w:r>
+        <w:t>Graywaters</w:t>
+      </w:r>
+      <w:proofErr w:type="spellEnd"/>
+      <w:r>
+        <w:t>. He is our Cleric. I’m our leader and the manliest Barbarian you will ever meet,” Eric said.</w:t>
       </w:r>
     </w:p>
     <w:p>
@@ -20243,7 +20568,15 @@
         <w:t>Grand</w:t>
       </w:r>
       <w:r>
-        <w:t xml:space="preserve"> Wizard Taranis Luftwing, then you are blessed indeed. He only trains high nobility. Are you high nobility?” the clerk asked.</w:t>
+        <w:t xml:space="preserve"> Wizard Taranis </w:t>
+      </w:r>
+      <w:proofErr w:type="spellStart"/>
+      <w:r>
+        <w:t>Luftwing</w:t>
+      </w:r>
+      <w:proofErr w:type="spellEnd"/>
+      <w:r>
+        <w:t>, then you are blessed indeed. He only trains high nobility. Are you high nobility?” the clerk asked.</w:t>
       </w:r>
     </w:p>
     <w:p>
@@ -21274,7 +21607,15 @@
     </w:p>
     <w:p>
       <w:r>
-        <w:t xml:space="preserve">“Pyro,” I </w:t>
+        <w:t>“</w:t>
+      </w:r>
+      <w:proofErr w:type="spellStart"/>
+      <w:r>
+        <w:t>Pyro</w:t>
+      </w:r>
+      <w:proofErr w:type="spellEnd"/>
+      <w:r>
+        <w:t xml:space="preserve">,” I </w:t>
       </w:r>
       <w:r>
         <w:t>said</w:t>
@@ -22115,8 +22456,13 @@
       </w:r>
     </w:p>
     <w:p>
-      <w:r>
-        <w:t xml:space="preserve">“Really?” Artemis </w:t>
+      <w:proofErr w:type="gramStart"/>
+      <w:r>
+        <w:t>“Really?”</w:t>
+      </w:r>
+      <w:proofErr w:type="gramEnd"/>
+      <w:r>
+        <w:t xml:space="preserve"> Artemis </w:t>
       </w:r>
       <w:r>
         <w:t>asked</w:t>
@@ -22493,11 +22839,16 @@
         <w:t xml:space="preserve">“Speaking of American Football, </w:t>
       </w:r>
       <w:r>
-        <w:t>you said Canada. Where in Canada?</w:t>
+        <w:t xml:space="preserve">you said Canada. </w:t>
+      </w:r>
+      <w:proofErr w:type="gramStart"/>
+      <w:r>
+        <w:t>Where in Canada?</w:t>
       </w:r>
       <w:r>
         <w:t>”</w:t>
       </w:r>
+      <w:proofErr w:type="gramEnd"/>
     </w:p>
     <w:p>
       <w:r>
@@ -26048,7 +26399,15 @@
     </w:p>
     <w:p>
       <w:r>
-        <w:t>Evelyn exited the washroom and I said, “You’re not going to believe this but I got over 30,000 views for my video showing our delve into the Rat Dungeon. My other videos with the other quests got similar results.</w:t>
+        <w:t xml:space="preserve">Evelyn exited the washroom and I said, “You’re not going to believe this but I got over 30,000 views for my video showing </w:t>
+      </w:r>
+      <w:proofErr w:type="gramStart"/>
+      <w:r>
+        <w:t>our delve</w:t>
+      </w:r>
+      <w:proofErr w:type="gramEnd"/>
+      <w:r>
+        <w:t xml:space="preserve"> into the Rat Dungeon. My other videos with the other quests got similar results.</w:t>
       </w:r>
     </w:p>
     <w:p>
@@ -28065,8 +28424,17 @@
           <w:rStyle w:val="Strong"/>
           <w:b w:val="0"/>
         </w:rPr>
-        <w:t>. “Some of you rounders</w:t>
-      </w:r>
+        <w:t xml:space="preserve">. “Some of you </w:t>
+      </w:r>
+      <w:proofErr w:type="spellStart"/>
+      <w:r>
+        <w:rPr>
+          <w:rStyle w:val="Strong"/>
+          <w:b w:val="0"/>
+        </w:rPr>
+        <w:t>rounders</w:t>
+      </w:r>
+      <w:proofErr w:type="spellEnd"/>
       <w:r>
         <w:rPr>
           <w:rStyle w:val="Strong"/>
@@ -30055,7 +30423,15 @@
         <w:t>sat</w:t>
       </w:r>
       <w:r>
-        <w:t xml:space="preserve"> with the Billbanks ducal family as they </w:t>
+        <w:t xml:space="preserve"> with the </w:t>
+      </w:r>
+      <w:proofErr w:type="spellStart"/>
+      <w:r>
+        <w:t>Billbanks</w:t>
+      </w:r>
+      <w:proofErr w:type="spellEnd"/>
+      <w:r>
+        <w:t xml:space="preserve"> ducal family as they </w:t>
       </w:r>
       <w:r>
         <w:t>discussed</w:t>
@@ -30112,9 +30488,11 @@
       <w:r>
         <w:t xml:space="preserve">. “It seems that there is a spider dungeon within </w:t>
       </w:r>
+      <w:proofErr w:type="spellStart"/>
       <w:r>
         <w:t>Hiatum</w:t>
       </w:r>
+      <w:proofErr w:type="spellEnd"/>
       <w:r>
         <w:t xml:space="preserve"> City. You can use your fireballs there.”</w:t>
       </w:r>
@@ -31035,7 +31413,15 @@
         <w:t>ed</w:t>
       </w:r>
       <w:r>
-        <w:t xml:space="preserve"> the Billbanks as the others treat</w:t>
+        <w:t xml:space="preserve"> the </w:t>
+      </w:r>
+      <w:proofErr w:type="spellStart"/>
+      <w:r>
+        <w:t>Billbanks</w:t>
+      </w:r>
+      <w:proofErr w:type="spellEnd"/>
+      <w:r>
+        <w:t xml:space="preserve"> as the others treat</w:t>
       </w:r>
       <w:r>
         <w:t>ed</w:t>
@@ -34129,7 +34515,15 @@
         <w:t xml:space="preserve">“Damn, </w:t>
       </w:r>
       <w:r>
-        <w:t>for some reason I’m feeling tired</w:t>
+        <w:t xml:space="preserve">for some reason </w:t>
+      </w:r>
+      <w:proofErr w:type="gramStart"/>
+      <w:r>
+        <w:t>I’m</w:t>
+      </w:r>
+      <w:proofErr w:type="gramEnd"/>
+      <w:r>
+        <w:t xml:space="preserve"> feeling tired</w:t>
       </w:r>
       <w:r>
         <w:t xml:space="preserve">,” I </w:t>
@@ -35473,7 +35867,15 @@
     </w:p>
     <w:p>
       <w:r>
-        <w:t>We arrived at Hiatum City near afternoon.</w:t>
+        <w:t xml:space="preserve">We arrived at </w:t>
+      </w:r>
+      <w:proofErr w:type="spellStart"/>
+      <w:r>
+        <w:t>Hiatum</w:t>
+      </w:r>
+      <w:proofErr w:type="spellEnd"/>
+      <w:r>
+        <w:t xml:space="preserve"> City near afternoon.</w:t>
       </w:r>
     </w:p>
     <w:p>
@@ -35582,7 +35984,15 @@
         <w:t>said</w:t>
       </w:r>
       <w:r>
-        <w:t>. “It splits the city, and Hiatum literally means chasm in the ancient language.</w:t>
+        <w:t xml:space="preserve">. “It splits the city, and </w:t>
+      </w:r>
+      <w:proofErr w:type="spellStart"/>
+      <w:r>
+        <w:t>Hiatum</w:t>
+      </w:r>
+      <w:proofErr w:type="spellEnd"/>
+      <w:r>
+        <w:t xml:space="preserve"> literally means chasm in the ancient language.</w:t>
       </w:r>
     </w:p>
     <w:p>
@@ -36066,7 +36476,15 @@
         <w:t>balls.</w:t>
       </w:r>
       <w:r>
-        <w:t xml:space="preserve"> The gender of the child kept switching between boy, girl, and something in between.</w:t>
+        <w:t xml:space="preserve"> The gender of the child kept switching between </w:t>
+      </w:r>
+      <w:proofErr w:type="gramStart"/>
+      <w:r>
+        <w:t>boy</w:t>
+      </w:r>
+      <w:proofErr w:type="gramEnd"/>
+      <w:r>
+        <w:t>, girl, and something in between.</w:t>
       </w:r>
     </w:p>
     <w:p>
@@ -36523,8 +36941,13 @@
       <w:r>
         <w:t xml:space="preserve">“What sort of training?” </w:t>
       </w:r>
-      <w:r>
-        <w:t>Sammi,</w:t>
+      <w:proofErr w:type="spellStart"/>
+      <w:r>
+        <w:t>Sammi</w:t>
+      </w:r>
+      <w:proofErr w:type="spellEnd"/>
+      <w:r>
+        <w:t>,</w:t>
       </w:r>
       <w:r>
         <w:t xml:space="preserve"> the </w:t>
@@ -36555,7 +36978,23 @@
     </w:p>
     <w:p>
       <w:r>
-        <w:t xml:space="preserve">“The Dogon room is available. Just take the steps to the second floor. It’s the third room on the right,” Sammi </w:t>
+        <w:t xml:space="preserve">“The </w:t>
+      </w:r>
+      <w:proofErr w:type="spellStart"/>
+      <w:r>
+        <w:t>Dogon</w:t>
+      </w:r>
+      <w:proofErr w:type="spellEnd"/>
+      <w:r>
+        <w:t xml:space="preserve"> room is available. Just take the steps to the second floor. It’s the third room on the right,” </w:t>
+      </w:r>
+      <w:proofErr w:type="spellStart"/>
+      <w:r>
+        <w:t>Sammi</w:t>
+      </w:r>
+      <w:proofErr w:type="spellEnd"/>
+      <w:r>
+        <w:t xml:space="preserve"> </w:t>
       </w:r>
       <w:r>
         <w:t>said</w:t>
@@ -36566,7 +37005,15 @@
     </w:p>
     <w:p>
       <w:r>
-        <w:t xml:space="preserve">“Thank you Sammi,” Artemis </w:t>
+        <w:t xml:space="preserve">“Thank you </w:t>
+      </w:r>
+      <w:proofErr w:type="spellStart"/>
+      <w:r>
+        <w:t>Sammi</w:t>
+      </w:r>
+      <w:proofErr w:type="spellEnd"/>
+      <w:r>
+        <w:t xml:space="preserve">,” Artemis </w:t>
       </w:r>
       <w:r>
         <w:t>said,</w:t>
@@ -36777,8 +37224,13 @@
       </w:r>
     </w:p>
     <w:p>
-      <w:r>
-        <w:t>“Now what?” Eric asked.</w:t>
+      <w:proofErr w:type="gramStart"/>
+      <w:r>
+        <w:t>“Now what?”</w:t>
+      </w:r>
+      <w:proofErr w:type="gramEnd"/>
+      <w:r>
+        <w:t xml:space="preserve"> Eric asked.</w:t>
       </w:r>
     </w:p>
     <w:p>
@@ -36909,19 +37361,48 @@
     </w:p>
     <w:p>
       <w:r>
-        <w:t xml:space="preserve">“My name is Judge Dredd,” </w:t>
+        <w:t xml:space="preserve">“My name is Judge </w:t>
+      </w:r>
+      <w:proofErr w:type="spellStart"/>
+      <w:r>
+        <w:t>Dredd</w:t>
+      </w:r>
+      <w:proofErr w:type="spellEnd"/>
+      <w:r>
+        <w:t xml:space="preserve">,” </w:t>
       </w:r>
       <w:r>
         <w:t>Hunter</w:t>
       </w:r>
       <w:r>
-        <w:t xml:space="preserve">, aka Dredd said. </w:t>
+        <w:t xml:space="preserve">, aka </w:t>
+      </w:r>
+      <w:proofErr w:type="spellStart"/>
+      <w:r>
+        <w:t>Dredd</w:t>
+      </w:r>
+      <w:proofErr w:type="spellEnd"/>
+      <w:r>
+        <w:t xml:space="preserve"> said. </w:t>
       </w:r>
       <w:r>
         <w:t>“</w:t>
       </w:r>
-      <w:r>
-        <w:t>Killagin Killmore agreed to be our</w:t>
+      <w:proofErr w:type="spellStart"/>
+      <w:r>
+        <w:t>Killagin</w:t>
+      </w:r>
+      <w:proofErr w:type="spellEnd"/>
+      <w:r>
+        <w:t xml:space="preserve"> </w:t>
+      </w:r>
+      <w:proofErr w:type="spellStart"/>
+      <w:r>
+        <w:t>Killmore</w:t>
+      </w:r>
+      <w:proofErr w:type="spellEnd"/>
+      <w:r>
+        <w:t xml:space="preserve"> agreed to be our</w:t>
       </w:r>
       <w:r>
         <w:t xml:space="preserve"> healer.</w:t>
@@ -36949,8 +37430,21 @@
       <w:r>
         <w:t xml:space="preserve">“Your healer’s name is </w:t>
       </w:r>
-      <w:r>
-        <w:t xml:space="preserve">Killagin Killmore?” Artemis </w:t>
+      <w:proofErr w:type="spellStart"/>
+      <w:r>
+        <w:t>Killagin</w:t>
+      </w:r>
+      <w:proofErr w:type="spellEnd"/>
+      <w:r>
+        <w:t xml:space="preserve"> </w:t>
+      </w:r>
+      <w:proofErr w:type="spellStart"/>
+      <w:r>
+        <w:t>Killmore</w:t>
+      </w:r>
+      <w:proofErr w:type="spellEnd"/>
+      <w:r>
+        <w:t xml:space="preserve">?” Artemis </w:t>
       </w:r>
       <w:r>
         <w:t>asked</w:t>
@@ -36961,7 +37455,15 @@
     </w:p>
     <w:p>
       <w:r>
-        <w:t xml:space="preserve">“I wanted to become an assassin,” Killagin </w:t>
+        <w:t xml:space="preserve">“I wanted to become an assassin,” </w:t>
+      </w:r>
+      <w:proofErr w:type="spellStart"/>
+      <w:r>
+        <w:t>Killagin</w:t>
+      </w:r>
+      <w:proofErr w:type="spellEnd"/>
+      <w:r>
+        <w:t xml:space="preserve"> </w:t>
       </w:r>
       <w:r>
         <w:t>said</w:t>
@@ -36972,13 +37474,29 @@
     </w:p>
     <w:p>
       <w:r>
-        <w:t>“There’s nothing like a lady assassin who’s also good in bed…Ouch,” Dredd sa</w:t>
+        <w:t xml:space="preserve">“There’s nothing like a lady assassin who’s also good in bed…Ouch,” </w:t>
+      </w:r>
+      <w:proofErr w:type="spellStart"/>
+      <w:r>
+        <w:t>Dredd</w:t>
+      </w:r>
+      <w:proofErr w:type="spellEnd"/>
+      <w:r>
+        <w:t xml:space="preserve"> sa</w:t>
       </w:r>
       <w:r>
         <w:t>id</w:t>
       </w:r>
       <w:r>
-        <w:t xml:space="preserve"> as Killagin elbow</w:t>
+        <w:t xml:space="preserve"> as </w:t>
+      </w:r>
+      <w:proofErr w:type="spellStart"/>
+      <w:r>
+        <w:t>Killagin</w:t>
+      </w:r>
+      <w:proofErr w:type="spellEnd"/>
+      <w:r>
+        <w:t xml:space="preserve"> elbow</w:t>
       </w:r>
       <w:r>
         <w:t>ed</w:t>
@@ -37009,7 +37527,15 @@
         <w:t xml:space="preserve">“No man,” </w:t>
       </w:r>
       <w:r>
-        <w:t xml:space="preserve">Judge Dredd </w:t>
+        <w:t xml:space="preserve">Judge </w:t>
+      </w:r>
+      <w:proofErr w:type="spellStart"/>
+      <w:r>
+        <w:t>Dredd</w:t>
+      </w:r>
+      <w:proofErr w:type="spellEnd"/>
+      <w:r>
+        <w:t xml:space="preserve"> </w:t>
       </w:r>
       <w:r>
         <w:t>said</w:t>
@@ -37040,7 +37566,15 @@
     </w:p>
     <w:p>
       <w:r>
-        <w:t xml:space="preserve">“We are all E-Rank,” Dredd </w:t>
+        <w:t xml:space="preserve">“We are all E-Rank,” </w:t>
+      </w:r>
+      <w:proofErr w:type="spellStart"/>
+      <w:r>
+        <w:t>Dredd</w:t>
+      </w:r>
+      <w:proofErr w:type="spellEnd"/>
+      <w:r>
+        <w:t xml:space="preserve"> </w:t>
       </w:r>
       <w:r>
         <w:t>said</w:t>
@@ -37068,7 +37602,15 @@
     </w:p>
     <w:p>
       <w:r>
-        <w:t xml:space="preserve">“No,” Dredd </w:t>
+        <w:t xml:space="preserve">“No,” </w:t>
+      </w:r>
+      <w:proofErr w:type="spellStart"/>
+      <w:r>
+        <w:t>Dredd</w:t>
+      </w:r>
+      <w:proofErr w:type="spellEnd"/>
+      <w:r>
+        <w:t xml:space="preserve"> </w:t>
       </w:r>
       <w:r>
         <w:t>said</w:t>
@@ -37126,12 +37668,14 @@
       </w:r>
     </w:p>
     <w:p>
+      <w:proofErr w:type="gramStart"/>
       <w:r>
         <w:t>Scary</w:t>
       </w:r>
       <w:r>
         <w:t>…</w:t>
       </w:r>
+      <w:proofErr w:type="gramEnd"/>
     </w:p>
     <w:p>
       <w:r>
@@ -37150,7 +37694,15 @@
     <w:p>
       <w:r>
         <w:lastRenderedPageBreak/>
-        <w:t xml:space="preserve">“They were a cakewalk,” Pummeler </w:t>
+        <w:t xml:space="preserve">“They were a cakewalk,” </w:t>
+      </w:r>
+      <w:proofErr w:type="spellStart"/>
+      <w:r>
+        <w:t>Pummeler</w:t>
+      </w:r>
+      <w:proofErr w:type="spellEnd"/>
+      <w:r>
+        <w:t xml:space="preserve"> </w:t>
       </w:r>
       <w:r>
         <w:t>said</w:t>
@@ -37185,7 +37737,15 @@
         <w:t>Raid</w:t>
       </w:r>
       <w:r>
-        <w:t xml:space="preserve"> starts tomorrow,” Dredd </w:t>
+        <w:t xml:space="preserve"> starts tomorrow,” </w:t>
+      </w:r>
+      <w:proofErr w:type="spellStart"/>
+      <w:r>
+        <w:t>Dredd</w:t>
+      </w:r>
+      <w:proofErr w:type="spellEnd"/>
+      <w:r>
+        <w:t xml:space="preserve"> </w:t>
       </w:r>
       <w:r>
         <w:t>said</w:t>
@@ -37222,7 +37782,15 @@
     </w:p>
     <w:p>
       <w:r>
-        <w:t>“The event is on the board there,” Dredd sa</w:t>
+        <w:t xml:space="preserve">“The event is on the board there,” </w:t>
+      </w:r>
+      <w:proofErr w:type="spellStart"/>
+      <w:r>
+        <w:t>Dredd</w:t>
+      </w:r>
+      <w:proofErr w:type="spellEnd"/>
+      <w:r>
+        <w:t xml:space="preserve"> sa</w:t>
       </w:r>
       <w:r>
         <w:t>id</w:t>
@@ -37264,8 +37832,13 @@
       <w:r>
         <w:t xml:space="preserve"> all those quests,” </w:t>
       </w:r>
-      <w:r>
-        <w:t xml:space="preserve">Prenses </w:t>
+      <w:proofErr w:type="spellStart"/>
+      <w:r>
+        <w:t>Prenses</w:t>
+      </w:r>
+      <w:proofErr w:type="spellEnd"/>
+      <w:r>
+        <w:t xml:space="preserve"> </w:t>
       </w:r>
       <w:r>
         <w:t>Merida</w:t>
@@ -37317,7 +37890,15 @@
         <w:t xml:space="preserve">much </w:t>
       </w:r>
       <w:r>
-        <w:t xml:space="preserve">ranked to E-Rank on the first day. After that the quests became too easy, so we came here,” Baphomet </w:t>
+        <w:t xml:space="preserve">ranked to E-Rank on the first day. After that the quests became too easy, so we came here,” </w:t>
+      </w:r>
+      <w:proofErr w:type="spellStart"/>
+      <w:r>
+        <w:t>Baphomet</w:t>
+      </w:r>
+      <w:proofErr w:type="spellEnd"/>
+      <w:r>
+        <w:t xml:space="preserve"> </w:t>
       </w:r>
       <w:r>
         <w:t>said</w:t>
@@ -37356,7 +37937,15 @@
     </w:p>
     <w:p>
       <w:r>
-        <w:t>“See you around. We need to head out,” Dredd sa</w:t>
+        <w:t xml:space="preserve">“See you around. We need to head out,” </w:t>
+      </w:r>
+      <w:proofErr w:type="spellStart"/>
+      <w:r>
+        <w:t>Dredd</w:t>
+      </w:r>
+      <w:proofErr w:type="spellEnd"/>
+      <w:r>
+        <w:t xml:space="preserve"> sa</w:t>
       </w:r>
       <w:r>
         <w:t>id</w:t>
@@ -37852,7 +38441,15 @@
         <w:t xml:space="preserve">time it </w:t>
       </w:r>
       <w:r>
-        <w:t>was furbies. They were stronger than the bunnies but not by much.</w:t>
+        <w:t xml:space="preserve">was </w:t>
+      </w:r>
+      <w:proofErr w:type="spellStart"/>
+      <w:r>
+        <w:t>furbies</w:t>
+      </w:r>
+      <w:proofErr w:type="spellEnd"/>
+      <w:r>
+        <w:t>. They were stronger than the bunnies but not by much.</w:t>
       </w:r>
     </w:p>
     <w:p>
@@ -42687,12 +43284,20 @@
     <w:p>
       <w:r>
         <w:lastRenderedPageBreak/>
-        <w:t>“Why did you lie?” Eric whispered.</w:t>
-      </w:r>
-    </w:p>
-    <w:p>
-      <w:r>
-        <w:t>“NDA, remember,” I reminded Eric. “And it’s not a lie. Think of it as a quest chain. Fortunately, that restriction will expire March of next year. I guess they will do some sort of anniversary thing.</w:t>
+        <w:t xml:space="preserve">“Are you a </w:t>
+      </w:r>
+      <w:proofErr w:type="spellStart"/>
+      <w:r>
+        <w:t>YouTuber</w:t>
+      </w:r>
+      <w:proofErr w:type="spellEnd"/>
+      <w:r>
+        <w:t>?” Blazer asked, looking at my camera.</w:t>
+      </w:r>
+    </w:p>
+    <w:p>
+      <w:r>
+        <w:t>“Yes, sir,” I said. “My channel is called Gaming with Raven. My run has been published.”</w:t>
       </w:r>
     </w:p>
     <w:p>
@@ -42734,6 +43339,7 @@
       <w:r>
         <w:t xml:space="preserve">, “How about this? Local farmers are having trouble with giant </w:t>
       </w:r>
+      <w:proofErr w:type="spellStart"/>
       <w:r>
         <w:t>r</w:t>
       </w:r>
@@ -42746,6 +43352,7 @@
       <w:r>
         <w:t>gs</w:t>
       </w:r>
+      <w:proofErr w:type="spellEnd"/>
       <w:r>
         <w:t xml:space="preserve">. These </w:t>
       </w:r>
@@ -43064,13 +43671,21 @@
     </w:p>
     <w:p>
       <w:r>
-        <w:t>The rat</w:t>
+        <w:t xml:space="preserve">The </w:t>
+      </w:r>
+      <w:proofErr w:type="spellStart"/>
+      <w:r>
+        <w:t>rat</w:t>
       </w:r>
       <w:r>
         <w:t>var</w:t>
       </w:r>
       <w:r>
-        <w:t xml:space="preserve">gs </w:t>
+        <w:t>gs</w:t>
+      </w:r>
+      <w:proofErr w:type="spellEnd"/>
+      <w:r>
+        <w:t xml:space="preserve"> </w:t>
       </w:r>
       <w:r>
         <w:t>were</w:t>
@@ -43116,13 +43731,21 @@
         <w:t>d</w:t>
       </w:r>
       <w:r>
-        <w:t xml:space="preserve"> off the armor of the rat</w:t>
+        <w:t xml:space="preserve"> off the armor of the </w:t>
+      </w:r>
+      <w:proofErr w:type="spellStart"/>
+      <w:r>
+        <w:t>rat</w:t>
       </w:r>
       <w:r>
         <w:t>var</w:t>
       </w:r>
       <w:r>
-        <w:t>g. “Heads up every,” I sa</w:t>
+        <w:t>g</w:t>
+      </w:r>
+      <w:proofErr w:type="spellEnd"/>
+      <w:r>
+        <w:t>. “Heads up every,” I sa</w:t>
       </w:r>
       <w:r>
         <w:t>id</w:t>
@@ -43172,13 +43795,21 @@
         <w:t>ran</w:t>
       </w:r>
       <w:r>
-        <w:t xml:space="preserve"> to the nearest rat</w:t>
+        <w:t xml:space="preserve"> to the nearest </w:t>
+      </w:r>
+      <w:proofErr w:type="spellStart"/>
+      <w:r>
+        <w:t>rat</w:t>
       </w:r>
       <w:r>
         <w:t>var</w:t>
       </w:r>
       <w:r>
-        <w:t xml:space="preserve">g and </w:t>
+        <w:t>g</w:t>
+      </w:r>
+      <w:proofErr w:type="spellEnd"/>
+      <w:r>
+        <w:t xml:space="preserve"> and </w:t>
       </w:r>
       <w:r>
         <w:t>did</w:t>
@@ -43202,13 +43833,21 @@
         <w:t>I was</w:t>
       </w:r>
       <w:r>
-        <w:t xml:space="preserve"> distracted for a moment until a rat</w:t>
+        <w:t xml:space="preserve"> distracted for a moment until a </w:t>
+      </w:r>
+      <w:proofErr w:type="spellStart"/>
+      <w:r>
+        <w:t>rat</w:t>
       </w:r>
       <w:r>
         <w:t>var</w:t>
       </w:r>
       <w:r>
-        <w:t>g charge</w:t>
+        <w:t>g</w:t>
+      </w:r>
+      <w:proofErr w:type="spellEnd"/>
+      <w:r>
+        <w:t xml:space="preserve"> charge</w:t>
       </w:r>
       <w:r>
         <w:t>d</w:t>
@@ -43283,13 +43922,21 @@
     </w:p>
     <w:p>
       <w:r>
-        <w:t>Off in the distance a dozen rat</w:t>
+        <w:t xml:space="preserve">Off in the distance a dozen </w:t>
+      </w:r>
+      <w:proofErr w:type="spellStart"/>
+      <w:r>
+        <w:t>rat</w:t>
       </w:r>
       <w:r>
         <w:t>var</w:t>
       </w:r>
       <w:r>
-        <w:t>gs charg</w:t>
+        <w:t>gs</w:t>
+      </w:r>
+      <w:proofErr w:type="spellEnd"/>
+      <w:r>
+        <w:t xml:space="preserve"> charg</w:t>
       </w:r>
       <w:r>
         <w:t>ed</w:t>
@@ -43418,13 +44065,21 @@
         <w:t xml:space="preserve"> just in time. The </w:t>
       </w:r>
       <w:r>
-        <w:t>leading rat</w:t>
+        <w:t xml:space="preserve">leading </w:t>
+      </w:r>
+      <w:proofErr w:type="spellStart"/>
+      <w:r>
+        <w:t>rat</w:t>
       </w:r>
       <w:r>
         <w:t>var</w:t>
       </w:r>
       <w:r>
-        <w:t>g crashe</w:t>
+        <w:t>g</w:t>
+      </w:r>
+      <w:proofErr w:type="spellEnd"/>
+      <w:r>
+        <w:t xml:space="preserve"> crashe</w:t>
       </w:r>
       <w:r>
         <w:t>d</w:t>
@@ -43692,13 +44347,21 @@
         <w:t>ed</w:t>
       </w:r>
       <w:r>
-        <w:t xml:space="preserve"> like eternity as a seemingly endless stream of rat</w:t>
+        <w:t xml:space="preserve"> like eternity as a seemingly endless stream of </w:t>
+      </w:r>
+      <w:proofErr w:type="spellStart"/>
+      <w:r>
+        <w:t>rat</w:t>
       </w:r>
       <w:r>
         <w:t>var</w:t>
       </w:r>
       <w:r>
-        <w:t>gs attack</w:t>
+        <w:t>gs</w:t>
+      </w:r>
+      <w:proofErr w:type="spellEnd"/>
+      <w:r>
+        <w:t xml:space="preserve"> attack</w:t>
       </w:r>
       <w:r>
         <w:t>ed</w:t>
@@ -43765,13 +44428,21 @@
         <w:t xml:space="preserve">easy, since </w:t>
       </w:r>
       <w:r>
-        <w:t>each rat</w:t>
+        <w:t xml:space="preserve">each </w:t>
+      </w:r>
+      <w:proofErr w:type="spellStart"/>
+      <w:r>
+        <w:t>rat</w:t>
       </w:r>
       <w:r>
         <w:t>var</w:t>
       </w:r>
       <w:r>
-        <w:t xml:space="preserve">g was only about </w:t>
+        <w:t>g</w:t>
+      </w:r>
+      <w:proofErr w:type="spellEnd"/>
+      <w:r>
+        <w:t xml:space="preserve"> was only about </w:t>
       </w:r>
       <w:r>
         <w:t>E-5</w:t>
@@ -44257,9 +44928,14 @@
       </w:r>
     </w:p>
     <w:p>
+      <w:proofErr w:type="gramStart"/>
       <w:r>
         <w:lastRenderedPageBreak/>
-        <w:t xml:space="preserve">“Seriously?” Eric </w:t>
+        <w:t>“Seriously?”</w:t>
+      </w:r>
+      <w:proofErr w:type="gramEnd"/>
+      <w:r>
+        <w:t xml:space="preserve"> Eric </w:t>
       </w:r>
       <w:r>
         <w:t>asked</w:t>
@@ -45448,9 +46124,11 @@
       <w:r>
         <w:t xml:space="preserve">“I agree,” Annie said. “I guess it’s true. They really want to suck as many </w:t>
       </w:r>
+      <w:proofErr w:type="spellStart"/>
       <w:r>
         <w:t>Rounders</w:t>
       </w:r>
+      <w:proofErr w:type="spellEnd"/>
       <w:r>
         <w:t xml:space="preserve"> in as they can.”</w:t>
       </w:r>
@@ -45569,7 +46247,15 @@
     </w:p>
     <w:p>
       <w:r>
-        <w:t>“Annie, kindly speak in English,” Wally scolded.</w:t>
+        <w:t xml:space="preserve">“Annie, kindly </w:t>
+      </w:r>
+      <w:proofErr w:type="gramStart"/>
+      <w:r>
+        <w:t>speak</w:t>
+      </w:r>
+      <w:proofErr w:type="gramEnd"/>
+      <w:r>
+        <w:t xml:space="preserve"> in English,” Wally scolded.</w:t>
       </w:r>
     </w:p>
     <w:p>
@@ -46042,14 +46728,24 @@
       <w:r>
         <w:t xml:space="preserve"> youngest daughter of King </w:t>
       </w:r>
-      <w:r>
-        <w:t xml:space="preserve">Legared and </w:t>
+      <w:proofErr w:type="spellStart"/>
+      <w:r>
+        <w:t>Legared</w:t>
+      </w:r>
+      <w:proofErr w:type="spellEnd"/>
+      <w:r>
+        <w:t xml:space="preserve"> and </w:t>
       </w:r>
       <w:r>
         <w:t xml:space="preserve">Queen </w:t>
       </w:r>
-      <w:r>
-        <w:t>Anarath. Does that ring a bell? My parents told me I was to</w:t>
+      <w:proofErr w:type="spellStart"/>
+      <w:r>
+        <w:t>Anarath</w:t>
+      </w:r>
+      <w:proofErr w:type="spellEnd"/>
+      <w:r>
+        <w:t>. Does that ring a bell? My parents told me I was to</w:t>
       </w:r>
       <w:r>
         <w:t xml:space="preserve"> marry the son of a Solarsmith.”</w:t>
@@ -46094,8 +46790,13 @@
       <w:r>
         <w:t xml:space="preserve">“Why would you think we are forcing Luke to marry you? Luke, what have you been telling this girl?” </w:t>
       </w:r>
-      <w:r>
-        <w:t>Raven’s, corrections, Luke’s</w:t>
+      <w:proofErr w:type="gramStart"/>
+      <w:r>
+        <w:t>Raven’s</w:t>
+      </w:r>
+      <w:proofErr w:type="gramEnd"/>
+      <w:r>
+        <w:t>, corrections, Luke’s</w:t>
       </w:r>
       <w:r>
         <w:t xml:space="preserve"> mother </w:t>
@@ -46325,7 +47026,15 @@
         <w:t xml:space="preserve"> You’re from Agatha.</w:t>
       </w:r>
       <w:r>
-        <w:t xml:space="preserve"> Is Borostein </w:t>
+        <w:t xml:space="preserve"> Is </w:t>
+      </w:r>
+      <w:proofErr w:type="spellStart"/>
+      <w:r>
+        <w:t>Borostein</w:t>
+      </w:r>
+      <w:proofErr w:type="spellEnd"/>
+      <w:r>
+        <w:t xml:space="preserve"> </w:t>
       </w:r>
       <w:r>
         <w:t xml:space="preserve">also </w:t>
@@ -46665,6 +47374,7 @@
       </w:r>
     </w:p>
     <w:p>
+      <w:proofErr w:type="gramStart"/>
       <w:r>
         <w:t xml:space="preserve">“For hard, the toll </w:t>
       </w:r>
@@ -46674,6 +47384,7 @@
       <w:r>
         <w:t>66,600 XP.</w:t>
       </w:r>
+      <w:proofErr w:type="gramEnd"/>
     </w:p>
     <w:p>
       <w:r>
@@ -46874,8 +47585,21 @@
         <w:t>will</w:t>
       </w:r>
       <w:r>
-        <w:t>,” Luke said. “I don’t want to give up my magic. Most importantly, I don’t trust them. As my grannie likes saying, ‘If bad people want you to do something, it means it will hurt you.’</w:t>
-      </w:r>
+        <w:t xml:space="preserve">,” Luke said. “I don’t want to give up my magic. Most importantly, I don’t trust them. </w:t>
+      </w:r>
+      <w:proofErr w:type="gramStart"/>
+      <w:r>
+        <w:t xml:space="preserve">As my </w:t>
+      </w:r>
+      <w:proofErr w:type="spellStart"/>
+      <w:r>
+        <w:t>grannie</w:t>
+      </w:r>
+      <w:proofErr w:type="spellEnd"/>
+      <w:r>
+        <w:t xml:space="preserve"> likes saying, ‘If bad people want you to do something, it means it will hurt you.’</w:t>
+      </w:r>
+      <w:proofErr w:type="gramEnd"/>
     </w:p>
     <w:p>
       <w:r>
@@ -47573,7 +48297,15 @@
     </w:p>
     <w:p>
       <w:r>
-        <w:t>“Just below that layer is another layer containing a little more life force. We come from that layer, and it is vastly differe</w:t>
+        <w:t xml:space="preserve">“Just below that layer is another layer containing a little more life </w:t>
+      </w:r>
+      <w:proofErr w:type="gramStart"/>
+      <w:r>
+        <w:t>force.</w:t>
+      </w:r>
+      <w:proofErr w:type="gramEnd"/>
+      <w:r>
+        <w:t xml:space="preserve"> We come from that layer, and it is vastly differe</w:t>
       </w:r>
       <w:r>
         <w:t>nt than your layer. The energy is rather chaotic, hence the monsters.”</w:t>
@@ -47941,7 +48673,15 @@
     </w:p>
     <w:p>
       <w:r>
-        <w:t>On the third day they took race lizards and arrived at Hiatum City.</w:t>
+        <w:t xml:space="preserve">On the third day they took race lizards and arrived at </w:t>
+      </w:r>
+      <w:proofErr w:type="spellStart"/>
+      <w:r>
+        <w:t>Hiatum</w:t>
+      </w:r>
+      <w:proofErr w:type="spellEnd"/>
+      <w:r>
+        <w:t xml:space="preserve"> City.</w:t>
       </w:r>
     </w:p>
     <w:p>
@@ -48985,7 +49725,15 @@
     </w:p>
     <w:p>
       <w:r>
-        <w:t xml:space="preserve">“Something like that. Learning that language will push this game to 11,” Father </w:t>
+        <w:t xml:space="preserve">“Something </w:t>
+      </w:r>
+      <w:proofErr w:type="gramStart"/>
+      <w:r>
+        <w:t>like</w:t>
+      </w:r>
+      <w:proofErr w:type="gramEnd"/>
+      <w:r>
+        <w:t xml:space="preserve"> that. Learning that language will push this game to 11,” Father </w:t>
       </w:r>
       <w:r>
         <w:t>said</w:t>
@@ -49047,6 +49795,7 @@
       <w:pPr>
         <w:pStyle w:val="Quote2"/>
       </w:pPr>
+      <w:proofErr w:type="gramStart"/>
       <w:r>
         <w:t>Greeti</w:t>
       </w:r>
@@ -49059,6 +49808,7 @@
       <w:r>
         <w:t xml:space="preserve"> privileged to enter realms beyond imagination.</w:t>
       </w:r>
+      <w:proofErr w:type="gramEnd"/>
     </w:p>
     <w:p>
       <w:pPr>
@@ -50570,7 +51320,14 @@
           <w:rFonts w:ascii="Bradley Hand ITC" w:hAnsi="Bradley Hand ITC" w:cstheme="minorHAnsi"/>
           <w:b/>
         </w:rPr>
-        <w:t xml:space="preserve">I </w:t>
+        <w:t>Guess what? I</w:t>
+      </w:r>
+      <w:r>
+        <w:rPr>
+          <w:rFonts w:ascii="Bradley Hand ITC" w:hAnsi="Bradley Hand ITC" w:cstheme="minorHAnsi"/>
+          <w:b/>
+        </w:rPr>
+        <w:t xml:space="preserve"> </w:t>
       </w:r>
       <w:r>
         <w:rPr>
@@ -50597,6 +51354,40 @@
     <w:p>
       <w:pPr>
         <w:rPr>
+          <w:rFonts w:ascii="Bradley Hand ITC" w:hAnsi="Bradley Hand ITC" w:cstheme="minorHAnsi"/>
+          <w:b/>
+        </w:rPr>
+      </w:pPr>
+      <w:r>
+        <w:rPr>
+          <w:rFonts w:ascii="Bradley Hand ITC" w:hAnsi="Bradley Hand ITC" w:cstheme="minorHAnsi"/>
+          <w:b/>
+        </w:rPr>
+        <w:t xml:space="preserve">“Also, more and more people have asked me to set up a </w:t>
+      </w:r>
+      <w:r>
+        <w:rPr>
+          <w:rFonts w:asciiTheme="minorHAnsi" w:hAnsiTheme="minorHAnsi" w:cstheme="minorHAnsi"/>
+        </w:rPr>
+        <w:t>Patreon</w:t>
+      </w:r>
+      <w:r>
+        <w:rPr>
+          <w:rFonts w:asciiTheme="minorHAnsi" w:hAnsiTheme="minorHAnsi" w:cstheme="minorHAnsi"/>
+        </w:rPr>
+        <w:t xml:space="preserve"> account. </w:t>
+      </w:r>
+      <w:r>
+        <w:rPr>
+          <w:rFonts w:ascii="Bradley Hand ITC" w:hAnsi="Bradley Hand ITC" w:cstheme="minorHAnsi"/>
+          <w:b/>
+        </w:rPr>
+        <w:t>I just did so.</w:t>
+      </w:r>
+    </w:p>
+    <w:p>
+      <w:pPr>
+        <w:rPr>
           <w:rFonts w:asciiTheme="minorHAnsi" w:hAnsiTheme="minorHAnsi" w:cstheme="minorHAnsi"/>
         </w:rPr>
       </w:pPr>
@@ -50729,7 +51520,86 @@
       </w:r>
     </w:p>
     <w:p>
-      <w:r>
+      <w:pPr>
+        <w:rPr>
+          <w:rFonts w:asciiTheme="minorHAnsi" w:hAnsiTheme="minorHAnsi" w:cstheme="minorHAnsi"/>
+        </w:rPr>
+      </w:pPr>
+      <w:r>
+        <w:rPr>
+          <w:rFonts w:asciiTheme="minorHAnsi" w:hAnsiTheme="minorHAnsi" w:cstheme="minorHAnsi"/>
+        </w:rPr>
+        <w:t>“</w:t>
+      </w:r>
+      <w:r>
+        <w:rPr>
+          <w:rFonts w:ascii="Bradley Hand ITC" w:hAnsi="Bradley Hand ITC" w:cstheme="minorHAnsi"/>
+          <w:b/>
+        </w:rPr>
+        <w:t xml:space="preserve">You should all consider getting </w:t>
+      </w:r>
+      <w:r>
+        <w:rPr>
+          <w:rFonts w:asciiTheme="minorHAnsi" w:hAnsiTheme="minorHAnsi" w:cstheme="minorHAnsi"/>
+        </w:rPr>
+        <w:t>channels</w:t>
+      </w:r>
+      <w:r>
+        <w:rPr>
+          <w:rFonts w:ascii="Bradley Hand ITC" w:hAnsi="Bradley Hand ITC" w:cstheme="minorHAnsi"/>
+          <w:b/>
+        </w:rPr>
+        <w:t xml:space="preserve"> for yourself</w:t>
+      </w:r>
+      <w:r>
+        <w:rPr>
+          <w:rFonts w:asciiTheme="minorHAnsi" w:hAnsiTheme="minorHAnsi" w:cstheme="minorHAnsi"/>
+        </w:rPr>
+        <w:t>,” I said. “</w:t>
+      </w:r>
+      <w:r>
+        <w:rPr>
+          <w:rFonts w:ascii="Bradley Hand ITC" w:hAnsi="Bradley Hand ITC" w:cstheme="minorHAnsi"/>
+          <w:b/>
+        </w:rPr>
+        <w:t xml:space="preserve">I can help you get set up. And yes, my </w:t>
+      </w:r>
+      <w:r>
+        <w:rPr>
+          <w:rFonts w:asciiTheme="minorHAnsi" w:hAnsiTheme="minorHAnsi" w:cstheme="minorHAnsi"/>
+        </w:rPr>
+        <w:t>subscribers</w:t>
+      </w:r>
+      <w:r>
+        <w:rPr>
+          <w:rFonts w:ascii="Bradley Hand ITC" w:hAnsi="Bradley Hand ITC" w:cstheme="minorHAnsi"/>
+          <w:b/>
+        </w:rPr>
+        <w:t xml:space="preserve"> have asked if you have </w:t>
+      </w:r>
+      <w:r>
+        <w:rPr>
+          <w:rFonts w:asciiTheme="minorHAnsi" w:hAnsiTheme="minorHAnsi" w:cstheme="minorHAnsi"/>
+        </w:rPr>
+        <w:t>channels</w:t>
+      </w:r>
+      <w:r>
+        <w:rPr>
+          <w:rFonts w:ascii="Bradley Hand ITC" w:hAnsi="Bradley Hand ITC" w:cstheme="minorHAnsi"/>
+          <w:b/>
+        </w:rPr>
+        <w:t>.</w:t>
+      </w:r>
+      <w:r>
+        <w:rPr>
+          <w:rFonts w:asciiTheme="minorHAnsi" w:hAnsiTheme="minorHAnsi" w:cstheme="minorHAnsi"/>
+        </w:rPr>
+        <w:t>”</w:t>
+      </w:r>
+    </w:p>
+    <w:p>
+      <w:r>
+        <w:lastRenderedPageBreak/>
         <w:t>It</w:t>
       </w:r>
       <w:r>
@@ -50769,242 +51639,268 @@
     </w:p>
     <w:p>
       <w:r>
+        <w:t>They even watched a few of my Incursion videos. Annie definitely enjoyed my banter; however I had to explain how it was done.</w:t>
+      </w:r>
+    </w:p>
+    <w:p>
+      <w:r>
+        <w:t>“</w:t>
+      </w:r>
+      <w:r>
+        <w:t xml:space="preserve">That’s an excellent idea,” Dad said. “And it’s amazing how many views you got. </w:t>
+      </w:r>
+      <w:r>
+        <w:t>That was some great free advertising for them</w:t>
+      </w:r>
+      <w:r>
+        <w:t>.</w:t>
+      </w:r>
+      <w:r>
+        <w:t>”</w:t>
+      </w:r>
+    </w:p>
+    <w:p>
+      <w:r>
+        <w:t xml:space="preserve">“True,” the </w:t>
+      </w:r>
+      <w:r>
+        <w:t>duke</w:t>
+      </w:r>
+      <w:r>
+        <w:t xml:space="preserve"> said. “Both</w:t>
+      </w:r>
+      <w:r>
+        <w:t xml:space="preserve"> the forces of darkness and light can benefit from what you said.”</w:t>
+      </w:r>
+    </w:p>
+    <w:p>
+      <w:proofErr w:type="gramStart"/>
+      <w:r>
+        <w:t>“How so?”</w:t>
+      </w:r>
+      <w:proofErr w:type="gramEnd"/>
+      <w:r>
+        <w:t xml:space="preserve"> Artemis </w:t>
+      </w:r>
+      <w:r>
+        <w:t>asked</w:t>
+      </w:r>
+      <w:r>
+        <w:t>.</w:t>
+      </w:r>
+    </w:p>
+    <w:p>
+      <w:r>
+        <w:t xml:space="preserve">“The forces of light want humans to become strong so they can defend themselves,” the duke </w:t>
+      </w:r>
+      <w:r>
+        <w:t>said</w:t>
+      </w:r>
+      <w:r>
+        <w:t xml:space="preserve">. “The </w:t>
+      </w:r>
+      <w:r>
+        <w:t>archonic forces</w:t>
+      </w:r>
+      <w:r>
+        <w:t xml:space="preserve"> want strong humans too, but only because it makes humans more flavorful to them.”</w:t>
+      </w:r>
+    </w:p>
+    <w:p>
+      <w:r>
+        <w:t xml:space="preserve">“Ooh gross,” Eric </w:t>
+      </w:r>
+      <w:r>
+        <w:t>exclaimed</w:t>
+      </w:r>
+      <w:r>
+        <w:t>.</w:t>
+      </w:r>
+    </w:p>
+    <w:p>
+      <w:r>
+        <w:t>“Don’t forget, they are always recruiting new members,” Taranis said as he stepped into the dining room. “Only the most rootless and self-serving of people may become demons.”</w:t>
+      </w:r>
+    </w:p>
+    <w:p>
+      <w:r>
+        <w:t>“Lord Taranis,” the duke greeted. “We are honored by your presence.”</w:t>
+      </w:r>
+    </w:p>
+    <w:p>
+      <w:r>
+        <w:t xml:space="preserve">“Hi Uncle Taranis,” Annie </w:t>
+      </w:r>
+      <w:r>
+        <w:t xml:space="preserve">said </w:t>
+      </w:r>
+      <w:r>
+        <w:t>and gave Taranis a hug.</w:t>
+      </w:r>
+    </w:p>
+    <w:p>
+      <w:r>
+        <w:t>“Luke, please introduce me to your family,” Taranis said.</w:t>
+      </w:r>
+    </w:p>
+    <w:p>
+      <w:r>
         <w:lastRenderedPageBreak/>
-        <w:t>They even watched a few of my Incursion videos. Annie definitely enjoyed my banter; however I had to explain how it was done.</w:t>
-      </w:r>
-    </w:p>
-    <w:p>
-      <w:r>
-        <w:t xml:space="preserve">“That was some great free advertising for them,” dad </w:t>
+        <w:t>“Teacher, th</w:t>
+      </w:r>
+      <w:r>
+        <w:t>is</w:t>
+      </w:r>
+      <w:r>
+        <w:t xml:space="preserve"> is my mother __, my father __, grandfather __, grandmother __, great grandfather Joseph, and my eldest sister </w:t>
+      </w:r>
+      <w:r>
+        <w:t>Emily</w:t>
+      </w:r>
+      <w:r>
+        <w:t>.</w:t>
+      </w:r>
+    </w:p>
+    <w:p>
+      <w:r>
+        <w:t xml:space="preserve">“Everyone, this is Royal Wizard Taranis </w:t>
+      </w:r>
+      <w:proofErr w:type="spellStart"/>
+      <w:r>
+        <w:t>Luftwing</w:t>
+      </w:r>
+      <w:proofErr w:type="spellEnd"/>
+      <w:r>
+        <w:t xml:space="preserve"> of </w:t>
+      </w:r>
+      <w:bookmarkStart w:id="9" w:name="_Hlk152418768"/>
+      <w:proofErr w:type="spellStart"/>
+      <w:r>
+        <w:t>Borostein</w:t>
+      </w:r>
+      <w:bookmarkEnd w:id="9"/>
+      <w:proofErr w:type="spellEnd"/>
+      <w:r>
+        <w:t>.”</w:t>
+      </w:r>
+    </w:p>
+    <w:p>
+      <w:r>
+        <w:t xml:space="preserve">“Pleased to meet you all,” Taranis said and shook everyone’s hands. “I’m aware of your ancestor that immigrated </w:t>
+      </w:r>
+      <w:r>
+        <w:t>centuries ago</w:t>
+      </w:r>
+      <w:r>
+        <w:t>. I can tell you that trip was far from easy. I’m not at liberty to say more at this time. March equinox will be here before you know it.”</w:t>
+      </w:r>
+    </w:p>
+    <w:p>
+      <w:r>
+        <w:t>“So you’re Annie’s uncle?” Mum asked.</w:t>
+      </w:r>
+    </w:p>
+    <w:p>
+      <w:r>
+        <w:t xml:space="preserve">“Actually no,” Taranis </w:t>
       </w:r>
       <w:r>
         <w:t>said</w:t>
       </w:r>
       <w:r>
-        <w:t>.</w:t>
-      </w:r>
-    </w:p>
-    <w:p>
-      <w:r>
-        <w:t xml:space="preserve">“True,” the </w:t>
-      </w:r>
-      <w:r>
-        <w:t>duke</w:t>
-      </w:r>
-      <w:r>
-        <w:t xml:space="preserve"> said. “Both</w:t>
-      </w:r>
-      <w:r>
-        <w:t xml:space="preserve"> the forces of darkness and light can benefit from what you said.”</w:t>
-      </w:r>
-    </w:p>
-    <w:p>
-      <w:r>
-        <w:t xml:space="preserve">“How so?” Artemis </w:t>
-      </w:r>
-      <w:r>
-        <w:t>asked</w:t>
-      </w:r>
-      <w:r>
-        <w:t>.</w:t>
-      </w:r>
-    </w:p>
-    <w:p>
-      <w:r>
-        <w:t xml:space="preserve">“The forces of light want humans to become strong so they can defend themselves,” the duke </w:t>
+        <w:t xml:space="preserve">. “However, </w:t>
+      </w:r>
+      <w:r>
+        <w:t>I’ve known her since she was a child</w:t>
+      </w:r>
+      <w:r>
+        <w:t>. Her family and the Solarsmith family have close ties.”</w:t>
+      </w:r>
+    </w:p>
+    <w:p>
+      <w:r>
+        <w:t>Taranis turned to Annie and said, “So Annie, h</w:t>
+      </w:r>
+      <w:r>
+        <w:t>ow come you’re here? I heard you were trying to run away from your parent’s heinous demands.” He laughed at his own joke.</w:t>
+      </w:r>
+    </w:p>
+    <w:p>
+      <w:r>
+        <w:t xml:space="preserve">“Originally I was angry at meeting Luke,” Annie admitted. “However, I admit I’m having fun here. </w:t>
+      </w:r>
+      <w:r>
+        <w:t xml:space="preserve">Then Linda started dating Evelyn. </w:t>
+      </w:r>
+      <w:r>
+        <w:t>That doesn’t change the fact I want to choose who I marry. No offense Luke.”</w:t>
+      </w:r>
+    </w:p>
+    <w:p>
+      <w:r>
+        <w:t>“None taken Annie,” I s</w:t>
+      </w:r>
+      <w:r>
+        <w:t>aid</w:t>
+      </w:r>
+      <w:r>
+        <w:t>. “In our society, people don’t consider marriage until well into their 20’s and later.</w:t>
+      </w:r>
+    </w:p>
+    <w:p>
+      <w:r>
+        <w:t xml:space="preserve">“Teacher, </w:t>
+      </w:r>
+      <w:r>
+        <w:t xml:space="preserve">long </w:t>
+      </w:r>
+      <w:proofErr w:type="gramStart"/>
+      <w:r>
+        <w:t>time</w:t>
+      </w:r>
+      <w:proofErr w:type="gramEnd"/>
+      <w:r>
+        <w:t xml:space="preserve"> no see,” I said as I stepped in front of him. “</w:t>
+      </w:r>
+      <w:r>
+        <w:t xml:space="preserve">I assume you are here to give another lesson before we </w:t>
+      </w:r>
+      <w:r>
+        <w:t>enter</w:t>
+      </w:r>
+      <w:r>
+        <w:t xml:space="preserve"> the Shattered Lands</w:t>
+      </w:r>
+      <w:r>
+        <w:t>.</w:t>
+      </w:r>
+      <w:r>
+        <w:t>”</w:t>
+      </w:r>
+    </w:p>
+    <w:p>
+      <w:r>
+        <w:t xml:space="preserve">“Yes Luke. I will share some deeper understandings of the </w:t>
+      </w:r>
+      <w:r>
+        <w:t>r</w:t>
+      </w:r>
+      <w:r>
+        <w:t>unic language</w:t>
+      </w:r>
+      <w:r>
+        <w:t xml:space="preserve">, as well as some advice,” Taranis </w:t>
       </w:r>
       <w:r>
         <w:t>said</w:t>
       </w:r>
       <w:r>
-        <w:t xml:space="preserve">. “The </w:t>
-      </w:r>
-      <w:r>
-        <w:t>archonic forces</w:t>
-      </w:r>
-      <w:r>
-        <w:t xml:space="preserve"> want strong humans too, but only because it makes humans more flavorful to them.”</w:t>
-      </w:r>
-    </w:p>
-    <w:p>
-      <w:r>
-        <w:t xml:space="preserve">“Ooh gross,” Eric </w:t>
-      </w:r>
-      <w:r>
-        <w:t>exclaimed</w:t>
-      </w:r>
-      <w:r>
-        <w:t>.</w:t>
-      </w:r>
-    </w:p>
-    <w:p>
-      <w:r>
-        <w:t>“Don’t forget, they are always recruiting new members,” Taranis said as he stepped into the dining room. “Only the most rootless and self-serving of people may become demons.”</w:t>
-      </w:r>
-    </w:p>
-    <w:p>
-      <w:r>
-        <w:t>“Lord Taranis,” the duke greeted. “We are honored by your presence.”</w:t>
-      </w:r>
-    </w:p>
-    <w:p>
-      <w:r>
-        <w:t xml:space="preserve">“Hi Uncle Taranis,” Annie </w:t>
-      </w:r>
-      <w:r>
-        <w:t xml:space="preserve">said </w:t>
-      </w:r>
-      <w:r>
-        <w:t>and gave Taranis a hug.</w:t>
-      </w:r>
-    </w:p>
-    <w:p>
-      <w:r>
-        <w:t>“Luke, please introduce me to your family,” Taranis said.</w:t>
-      </w:r>
-    </w:p>
-    <w:p>
-      <w:r>
-        <w:t>“Teacher, th</w:t>
-      </w:r>
-      <w:r>
-        <w:t>is</w:t>
-      </w:r>
-      <w:r>
-        <w:t xml:space="preserve"> is my mother __, my father __, grandfather __, grandmother __, great grandfather Joseph, and my eldest sister </w:t>
-      </w:r>
-      <w:r>
-        <w:t>Emily</w:t>
-      </w:r>
-      <w:r>
-        <w:t>.</w:t>
-      </w:r>
-    </w:p>
-    <w:p>
-      <w:r>
-        <w:t xml:space="preserve">“Everyone, this is Royal Wizard Taranis Luftwing of </w:t>
-      </w:r>
-      <w:bookmarkStart w:id="9" w:name="_Hlk152418768"/>
-      <w:r>
-        <w:t>Borostein</w:t>
-      </w:r>
-      <w:bookmarkEnd w:id="9"/>
-      <w:r>
-        <w:t>.”</w:t>
-      </w:r>
-    </w:p>
-    <w:p>
-      <w:r>
-        <w:t xml:space="preserve">“Pleased to meet you all,” Taranis said and shook everyone’s hands. “I’m aware of your ancestor that immigrated </w:t>
-      </w:r>
-      <w:r>
-        <w:t>centuries ago</w:t>
-      </w:r>
-      <w:r>
-        <w:t xml:space="preserve">. I can tell </w:t>
-      </w:r>
+        <w:t>. “But first, what kind of progress have you made?”</w:t>
+      </w:r>
+    </w:p>
+    <w:p>
       <w:r>
         <w:lastRenderedPageBreak/>
-        <w:t>you that trip was far from easy. I’m not at liberty to say more at this time. March equinox will be here before you know it.”</w:t>
-      </w:r>
-    </w:p>
-    <w:p>
-      <w:r>
-        <w:t>“So you’re Annie’s uncle?” Mum asked.</w:t>
-      </w:r>
-    </w:p>
-    <w:p>
-      <w:r>
-        <w:t xml:space="preserve">“Actually no,” Taranis </w:t>
-      </w:r>
-      <w:r>
-        <w:t>said</w:t>
-      </w:r>
-      <w:r>
-        <w:t xml:space="preserve">. “However, </w:t>
-      </w:r>
-      <w:r>
-        <w:t>I’ve known her since she was a child</w:t>
-      </w:r>
-      <w:r>
-        <w:t>. Her family and the Solarsmith family have close ties.”</w:t>
-      </w:r>
-    </w:p>
-    <w:p>
-      <w:r>
-        <w:t>Taranis turned to Annie and said, “So Annie, h</w:t>
-      </w:r>
-      <w:r>
-        <w:t>ow come you’re here? I heard you were trying to run away from your parent’s heinous demands.” He laughed at his own joke.</w:t>
-      </w:r>
-    </w:p>
-    <w:p>
-      <w:r>
-        <w:t xml:space="preserve">“Originally I was angry at meeting Luke,” Annie admitted. “However, I admit I’m having fun here. </w:t>
-      </w:r>
-      <w:r>
-        <w:t xml:space="preserve">Then Linda started dating Evelyn. </w:t>
-      </w:r>
-      <w:r>
-        <w:t>That doesn’t change the fact I want to choose who I marry. No offense Luke.”</w:t>
-      </w:r>
-    </w:p>
-    <w:p>
-      <w:r>
-        <w:t>“None taken Annie,” I s</w:t>
-      </w:r>
-      <w:r>
-        <w:t>aid</w:t>
-      </w:r>
-      <w:r>
-        <w:t>. “In our society, people don’t consider marriage until well into their 20’s and later.</w:t>
-      </w:r>
-    </w:p>
-    <w:p>
-      <w:r>
-        <w:t xml:space="preserve">“Teacher, </w:t>
-      </w:r>
-      <w:r>
-        <w:t>long time no see,” I said as I stepped in front of him. “</w:t>
-      </w:r>
-      <w:r>
-        <w:t xml:space="preserve">I assume you are here to give another lesson before we </w:t>
-      </w:r>
-      <w:r>
-        <w:t>enter</w:t>
-      </w:r>
-      <w:r>
-        <w:t xml:space="preserve"> the Shattered Lands</w:t>
-      </w:r>
-      <w:r>
-        <w:t>.</w:t>
-      </w:r>
-      <w:r>
-        <w:t>”</w:t>
-      </w:r>
-    </w:p>
-    <w:p>
-      <w:r>
-        <w:t xml:space="preserve">“Yes Luke. I will share some deeper understandings of the </w:t>
-      </w:r>
-      <w:r>
-        <w:t>r</w:t>
-      </w:r>
-      <w:r>
-        <w:t>unic language</w:t>
-      </w:r>
-      <w:r>
-        <w:t xml:space="preserve">, as well as some advice,” Taranis </w:t>
-      </w:r>
-      <w:r>
-        <w:t>said</w:t>
-      </w:r>
-      <w:r>
-        <w:t>. “But first, what kind of progress have you made?”</w:t>
-      </w:r>
-    </w:p>
-    <w:p>
-      <w:r>
         <w:t>“My newest Rune is [Barrier],” I said and demonstrated. “</w:t>
       </w:r>
       <w:r>
@@ -51031,7 +51927,6 @@
     </w:p>
     <w:p>
       <w:r>
-        <w:lastRenderedPageBreak/>
         <w:t>“</w:t>
       </w:r>
       <w:r>
@@ -51217,6 +52112,7 @@
     </w:p>
     <w:p>
       <w:r>
+        <w:lastRenderedPageBreak/>
         <w:t>“</w:t>
       </w:r>
       <w:r>
@@ -51234,7 +52130,6 @@
     </w:p>
     <w:p>
       <w:r>
-        <w:lastRenderedPageBreak/>
         <w:t>Taranis turned to the others and said, “People’s thoughts and emotions are reflected in their auras. What this means is that ordinary people are like open books.</w:t>
       </w:r>
     </w:p>
@@ -51328,6 +52223,7 @@
     </w:p>
     <w:p>
       <w:r>
+        <w:lastRenderedPageBreak/>
         <w:t>“Billions of people already subscribe to their religion.</w:t>
       </w:r>
     </w:p>
@@ -51347,7 +52243,6 @@
     </w:p>
     <w:p>
       <w:r>
-        <w:lastRenderedPageBreak/>
         <w:t>“Oh my God, Incursion is a secret message for what they are doing,” Gigi said.</w:t>
       </w:r>
     </w:p>
@@ -51534,47 +52429,146 @@
     </w:p>
     <w:p>
       <w:r>
+        <w:lastRenderedPageBreak/>
         <w:t>“Just be warned. These senses you are discovering will not work when you exit the game. Therefore the only place to learn the skill is when you are here.</w:t>
       </w:r>
     </w:p>
     <w:p>
       <w:r>
+        <w:t>“The good news is that D-Rank is good enough for you. The mind upgrade is well worth the effort, especially when beta ends.</w:t>
+      </w:r>
+    </w:p>
+    <w:p>
+      <w:r>
+        <w:t>“I recom</w:t>
+      </w:r>
+      <w:r>
+        <w:t>mend Luke stays until beta ends</w:t>
+      </w:r>
+      <w:r>
+        <w:t>. I want him to train his magic.</w:t>
+      </w:r>
+    </w:p>
+    <w:p>
+      <w:r>
+        <w:t>“More importantly, t</w:t>
+      </w:r>
+      <w:r>
+        <w:t xml:space="preserve">hose above me tell me that he will be able to touch </w:t>
+      </w:r>
+      <w:r>
+        <w:t>billions</w:t>
+      </w:r>
+      <w:r>
+        <w:t xml:space="preserve">. </w:t>
+      </w:r>
+      <w:r>
+        <w:t xml:space="preserve">He’s already touching millions, which is amazing considering how new he is as a creator. </w:t>
+      </w:r>
+      <w:r>
+        <w:t>Our side needs that for what is to come</w:t>
+      </w:r>
+      <w:r>
+        <w:t>.</w:t>
+      </w:r>
+    </w:p>
+    <w:p>
+      <w:r>
+        <w:t>“</w:t>
+      </w:r>
+      <w:r>
+        <w:t>After you reach D</w:t>
+      </w:r>
+      <w:r>
+        <w:t>-Rank</w:t>
+      </w:r>
+      <w:r>
+        <w:t>, focus on mastering your aura. You h</w:t>
+      </w:r>
+      <w:r>
+        <w:t xml:space="preserve">ave all the tools </w:t>
+      </w:r>
+      <w:r>
+        <w:t xml:space="preserve">needed </w:t>
+      </w:r>
+      <w:r>
+        <w:t xml:space="preserve">to master it. </w:t>
+      </w:r>
+      <w:r>
+        <w:t>Remember, awareness of your aura and the auras of people around you is the key.</w:t>
+      </w:r>
+      <w:r>
+        <w:t xml:space="preserve"> </w:t>
+      </w:r>
+      <w:r>
+        <w:t>Unfortunately y</w:t>
+      </w:r>
+      <w:r>
+        <w:t>ou have little time. March equinox is not that far away.”</w:t>
+      </w:r>
+    </w:p>
+    <w:p>
+      <w:r>
+        <w:t>“Should we do that too?” Annie asked worriedly.</w:t>
+      </w:r>
+    </w:p>
+    <w:p>
+      <w:r>
+        <w:t>“Absolutely,” Taranis said, looking at her with his serious face. “Wizardry is optional. Aura control is</w:t>
+      </w:r>
+      <w:r>
+        <w:t xml:space="preserve"> essential, especially for </w:t>
+      </w:r>
+      <w:r>
+        <w:t>a princess</w:t>
+      </w:r>
+      <w:r>
+        <w:t>.</w:t>
+      </w:r>
+    </w:p>
+    <w:p>
+      <w:r>
+        <w:t>“Here’s a fun fact – you subconsciously control your whips through your aura. Let’s go to the training area.”</w:t>
+      </w:r>
+    </w:p>
+    <w:p>
+      <w:r>
+        <w:t>We followed Taranis out to the back of the ducal palace.</w:t>
+      </w:r>
+    </w:p>
+    <w:p>
+      <w:r>
+        <w:t>“Everyone, pay attention to Annie’s whips as she moves them,” Taranis said. “It’s best to observe from a distance so we can see how Annie’s aura flows around her.”</w:t>
+      </w:r>
+    </w:p>
+    <w:p>
+      <w:r>
         <w:lastRenderedPageBreak/>
-        <w:t>“The good news is that D-Rank is good enough for you. The mind upgrade is well worth the effort, especially when beta ends.</w:t>
-      </w:r>
-    </w:p>
-    <w:p>
-      <w:r>
-        <w:t>“I recom</w:t>
-      </w:r>
-      <w:r>
-        <w:t>mend Luke stays until beta ends</w:t>
-      </w:r>
-      <w:r>
-        <w:t>. I want him to train his magic.</w:t>
-      </w:r>
-    </w:p>
-    <w:p>
-      <w:r>
-        <w:t>“More importantly, t</w:t>
-      </w:r>
-      <w:r>
-        <w:t xml:space="preserve">hose above me tell me that he will be able to touch </w:t>
-      </w:r>
-      <w:r>
-        <w:t>billions</w:t>
-      </w:r>
-      <w:r>
-        <w:t xml:space="preserve">. </w:t>
-      </w:r>
-      <w:r>
-        <w:t xml:space="preserve">He’s already touching millions, which is amazing considering how new he is as a creator. </w:t>
-      </w:r>
-      <w:r>
-        <w:t>Our side needs that for what is to come</w:t>
-      </w:r>
-      <w:r>
-        <w:t>.</w:t>
+        <w:t>Annie brought out her whips and began attacking imaginary monsters.</w:t>
+      </w:r>
+    </w:p>
+    <w:p>
+      <w:r>
+        <w:t>At first Annie’s aura was like a capsule surrounding her body. Then Annie latched out with her whips. The whips protruded from her bubble. However, her aura stayed attached to her whips like mucus.</w:t>
+      </w:r>
+    </w:p>
+    <w:p>
+      <w:r>
+        <w:t>“Is her aura moving her whips?” Mum asked, reflecting my thoughts.</w:t>
+      </w:r>
+    </w:p>
+    <w:p>
+      <w:r>
+        <w:t>“Excellent observation,” Taranis said. “That is precisely what is happening</w:t>
+      </w:r>
+      <w:r>
+        <w:t>, although she is using too much arm strength</w:t>
+      </w:r>
+      <w:r>
+        <w:t>.</w:t>
+      </w:r>
+      <w:r>
+        <w:t xml:space="preserve"> Also, she’s wasting over 60% of her energy. That will improve as she trains her aura.</w:t>
       </w:r>
     </w:p>
     <w:p>
@@ -51582,144 +52576,45 @@
         <w:t>“</w:t>
       </w:r>
       <w:r>
-        <w:t>After you reach D</w:t>
-      </w:r>
-      <w:r>
-        <w:t>-Rank</w:t>
-      </w:r>
-      <w:r>
-        <w:t>, focus on mastering your aura. You h</w:t>
-      </w:r>
-      <w:r>
-        <w:t xml:space="preserve">ave all the tools </w:t>
-      </w:r>
-      <w:r>
-        <w:t xml:space="preserve">needed </w:t>
-      </w:r>
-      <w:r>
-        <w:t xml:space="preserve">to master it. </w:t>
-      </w:r>
-      <w:r>
-        <w:t>Remember, awareness of your aura and the auras of people around you is the key.</w:t>
-      </w:r>
-      <w:r>
-        <w:t xml:space="preserve"> </w:t>
-      </w:r>
-      <w:r>
-        <w:t>Unfortunately y</w:t>
-      </w:r>
-      <w:r>
-        <w:t>ou have little time. March equinox is not that far away.”</w:t>
-      </w:r>
-    </w:p>
-    <w:p>
-      <w:r>
-        <w:t>“Should we do that too?” Annie asked worriedly.</w:t>
-      </w:r>
-    </w:p>
-    <w:p>
-      <w:r>
-        <w:t>“Absolutely,” Taranis said, looking at her with his serious face. “Wizardry is optional. Aura control is</w:t>
-      </w:r>
-      <w:r>
-        <w:t xml:space="preserve"> essential, especially for </w:t>
-      </w:r>
-      <w:r>
-        <w:t>a princess</w:t>
-      </w:r>
-      <w:r>
-        <w:t>.</w:t>
-      </w:r>
-    </w:p>
-    <w:p>
-      <w:r>
-        <w:t>“Here’s a fun fact – you subconsciously control your whips through your aura. Let’s go to the training area.”</w:t>
-      </w:r>
-    </w:p>
-    <w:p>
-      <w:r>
-        <w:t>We followed Taranis out to the back of the ducal palace.</w:t>
-      </w:r>
-    </w:p>
-    <w:p>
-      <w:r>
-        <w:t>“Everyone, pay attention to Annie’s whips as she moves them,” Taranis said. “It’s best to observe from a distance so we can see how Annie’s aura flows around her.”</w:t>
-      </w:r>
-    </w:p>
-    <w:p>
-      <w:r>
-        <w:t>Annie brought out her whips and began attacking imaginary monsters.</w:t>
+        <w:t>The whips are elite weapons very few people can use, and even then they require countless hours to train</w:t>
+      </w:r>
+      <w:r>
+        <w:t>. Annie, why did you choose your whips?”</w:t>
+      </w:r>
+    </w:p>
+    <w:p>
+      <w:r>
+        <w:t>“It’s because of the adventurer Marjorie,” Annie said. “I saw her in the arena and thought she was amazing.”</w:t>
+      </w:r>
+    </w:p>
+    <w:p>
+      <w:r>
+        <w:t>“I feel out of place,” Eric muttered. Artemis, Evelyn, and Harold agreed.</w:t>
+      </w:r>
+    </w:p>
+    <w:p>
+      <w:r>
+        <w:t>“You may switch paths if you are determined enough,” Taranis said. “Your Spirit score is just your emotional intelligence and your ability to remain absolutely calm under all circumstances. Meditation is just your first step.</w:t>
+      </w:r>
+    </w:p>
+    <w:p>
+      <w:r>
+        <w:t>“All knowledge is yours when can achieve absolute mental silence.</w:t>
+      </w:r>
+    </w:p>
+    <w:p>
+      <w:r>
+        <w:t>“Never be discouraged. Your hard work will eventually pay off - Maybe not this year or the next, but eventually. Even a point or two in Spirit will improve the quality of your life.”</w:t>
       </w:r>
     </w:p>
     <w:p>
       <w:r>
         <w:lastRenderedPageBreak/>
-        <w:t>At first Annie’s aura was like a capsule surrounding her body. Then Annie latched out with her whips. The whips protruded from her bubble. However, her aura stayed attached to her whips like mucus.</w:t>
-      </w:r>
-    </w:p>
-    <w:p>
-      <w:r>
-        <w:t>“Is her aura moving her whips?” Mum asked, reflecting my thoughts.</w:t>
-      </w:r>
-    </w:p>
-    <w:p>
-      <w:r>
-        <w:t>“Excellent observation,” Taranis said. “That is precisely what is happening</w:t>
-      </w:r>
-      <w:r>
-        <w:t>, although she is using too much arm strength</w:t>
-      </w:r>
-      <w:r>
-        <w:t>.</w:t>
-      </w:r>
-      <w:r>
-        <w:t xml:space="preserve"> Also, she’s wasting over 60% of her energy. That will improve as she trains her aura.</w:t>
-      </w:r>
-    </w:p>
-    <w:p>
-      <w:r>
-        <w:t>“</w:t>
-      </w:r>
-      <w:r>
-        <w:t>The whips are elite weapons very few people can use, and even then they require countless hours to train</w:t>
-      </w:r>
-      <w:r>
-        <w:t>. Annie, why did you choose your whips?”</w:t>
-      </w:r>
-    </w:p>
-    <w:p>
-      <w:r>
-        <w:t>“It’s because of the adventurer Marjorie,” Annie said. “I saw her in the arena and thought she was amazing.”</w:t>
-      </w:r>
-    </w:p>
-    <w:p>
-      <w:r>
-        <w:t>“I feel out of place,” Eric muttered. Artemis, Evelyn, and Harold agreed.</w:t>
-      </w:r>
-    </w:p>
-    <w:p>
-      <w:r>
-        <w:t>“You may switch paths if you are determined enough,” Taranis said. “Your Spirit score is just your emotional intelligence and your ability to remain absolutely calm under all circumstances. Meditation is just your first step.</w:t>
-      </w:r>
-    </w:p>
-    <w:p>
-      <w:r>
-        <w:t>“All knowledge is yours when can achieve absolute mental silence.</w:t>
-      </w:r>
-    </w:p>
-    <w:p>
-      <w:r>
-        <w:t>“Never be discouraged. Your hard work will eventually pay off - Maybe not this year or the next, but eventually. Even a point or two in Spirit will improve the quality of your life.”</w:t>
-      </w:r>
-    </w:p>
-    <w:p>
-      <w:r>
         <w:t>“How high must it be?” Eric asked.</w:t>
       </w:r>
     </w:p>
     <w:p>
       <w:r>
-        <w:lastRenderedPageBreak/>
         <w:t xml:space="preserve">“The minimum is 18 for Spirit and 20 for both Mind and Willpower,” Taranis </w:t>
       </w:r>
       <w:r>
@@ -52019,7 +52914,13 @@
     </w:p>
     <w:p>
       <w:r>
-        <w:t>“The underlying technology is the same,” Taranis said. “The difference is that the band technology is open-source and can be removed.</w:t>
+        <w:t xml:space="preserve">“The underlying </w:t>
+      </w:r>
+      <w:r>
+        <w:t>principle</w:t>
+      </w:r>
+      <w:r>
+        <w:t xml:space="preserve"> is the same,” Taranis said. “The difference is that the band technology is open-source and can be removed.</w:t>
       </w:r>
     </w:p>
     <w:p>
@@ -52030,7 +52931,7 @@
         <w:t>said</w:t>
       </w:r>
       <w:r>
-        <w:t>. “Please contact me before you return home. I have something I need to give you then.</w:t>
+        <w:t>. “Please contact me before you return home.</w:t>
       </w:r>
     </w:p>
     <w:p>
@@ -52140,30 +53041,30 @@
     </w:p>
     <w:p>
       <w:r>
+        <w:t>Fortunately</w:t>
+      </w:r>
+      <w:r>
+        <w:t>,</w:t>
+      </w:r>
+      <w:r>
+        <w:t xml:space="preserve"> </w:t>
+      </w:r>
+      <w:r>
+        <w:t>Babel was a</w:t>
+      </w:r>
+      <w:r>
+        <w:t xml:space="preserve"> phonetic</w:t>
+      </w:r>
+      <w:r>
+        <w:t xml:space="preserve"> language</w:t>
+      </w:r>
+      <w:r>
+        <w:t>, so I could read the books.</w:t>
+      </w:r>
+    </w:p>
+    <w:p>
+      <w:r>
         <w:lastRenderedPageBreak/>
-        <w:t>Fortunately</w:t>
-      </w:r>
-      <w:r>
-        <w:t>,</w:t>
-      </w:r>
-      <w:r>
-        <w:t xml:space="preserve"> </w:t>
-      </w:r>
-      <w:r>
-        <w:t>Babel was a</w:t>
-      </w:r>
-      <w:r>
-        <w:t xml:space="preserve"> phonetic</w:t>
-      </w:r>
-      <w:r>
-        <w:t xml:space="preserve"> language</w:t>
-      </w:r>
-      <w:r>
-        <w:t>, so I could read the books.</w:t>
-      </w:r>
-    </w:p>
-    <w:p>
-      <w:r>
         <w:t>More importantly I had Annie to help me</w:t>
       </w:r>
       <w:r>
@@ -52549,6 +53450,31 @@
     </w:p>
     <w:p>
       <w:r>
+        <w:t>“According to the fine print, the dungeons are 6</w:t>
+      </w:r>
+      <w:r>
+        <w:t>.</w:t>
+      </w:r>
+      <w:r>
+        <w:t xml:space="preserve">66 </w:t>
+      </w:r>
+      <w:r>
+        <w:t xml:space="preserve">kilometers </w:t>
+      </w:r>
+      <w:r>
+        <w:t>from the</w:t>
+      </w:r>
+      <w:r>
+        <w:t xml:space="preserve"> border. There are six of them and randomly move at midnight every day,” dad said.</w:t>
+      </w:r>
+    </w:p>
+    <w:p>
+      <w:r>
+        <w:t>“I saw the same thing on the message boards,” Evelyn said.</w:t>
+      </w:r>
+    </w:p>
+    <w:p>
+      <w:r>
         <w:t>“Okay kids, it’s time to get to work,” Mum said</w:t>
       </w:r>
       <w:r>
@@ -52558,7 +53484,15 @@
         <w:t xml:space="preserve">. </w:t>
       </w:r>
       <w:r>
-        <w:t>“Take care Luke,” s</w:t>
+        <w:t xml:space="preserve">“Take </w:t>
+      </w:r>
+      <w:proofErr w:type="gramStart"/>
+      <w:r>
+        <w:t>care</w:t>
+      </w:r>
+      <w:proofErr w:type="gramEnd"/>
+      <w:r>
+        <w:t xml:space="preserve"> Luke,” s</w:t>
       </w:r>
       <w:r>
         <w:t xml:space="preserve">he </w:t>
@@ -52586,6 +53520,7 @@
     </w:p>
     <w:p>
       <w:r>
+        <w:lastRenderedPageBreak/>
         <w:t xml:space="preserve">“This is more like the MMOs I’ve played,” Eric said as </w:t>
       </w:r>
       <w:r>
@@ -52619,7 +53554,6 @@
     </w:p>
     <w:p>
       <w:r>
-        <w:lastRenderedPageBreak/>
         <w:t>“</w:t>
       </w:r>
       <w:r>
@@ -52658,10 +53592,19 @@
         <w:t xml:space="preserve">from the safe zone and towards deeper territory. </w:t>
       </w:r>
       <w:r>
-        <w:t>The crowds died down only after we traveled over a</w:t>
-      </w:r>
-      <w:r>
-        <w:t xml:space="preserve"> kilometer.</w:t>
+        <w:t xml:space="preserve">The crowds died down only after we traveled </w:t>
+      </w:r>
+      <w:r>
+        <w:t xml:space="preserve">almost two </w:t>
+      </w:r>
+      <w:r>
+        <w:t>kilometer</w:t>
+      </w:r>
+      <w:r>
+        <w:t>s</w:t>
+      </w:r>
+      <w:r>
+        <w:t>.</w:t>
       </w:r>
     </w:p>
     <w:p>
@@ -52789,6 +53732,7 @@
     </w:p>
     <w:p>
       <w:r>
+        <w:lastRenderedPageBreak/>
         <w:t>“Disable automatic looting,” Annie called out. “There is</w:t>
       </w:r>
       <w:r>
@@ -52814,30 +53758,404 @@
     </w:p>
     <w:p>
       <w:r>
-        <w:t>“Before the transition, it leveled by 1m, after it will increase by 1</w:t>
-      </w:r>
-      <w:r>
-        <w:t>2</w:t>
-      </w:r>
-      <w:r>
-        <w:t>m per side,” Annie said.</w:t>
+        <w:t>“</w:t>
+      </w:r>
+      <w:r>
+        <w:t>After our next rank increase,</w:t>
+      </w:r>
+      <w:r>
+        <w:t xml:space="preserve"> it will increase by 1</w:t>
+      </w:r>
+      <w:r>
+        <w:t xml:space="preserve"> </w:t>
+      </w:r>
+      <w:r>
+        <w:t>m</w:t>
+      </w:r>
+      <w:r>
+        <w:t>-yard</w:t>
+      </w:r>
+      <w:r>
+        <w:t xml:space="preserve"> per side,” Annie said.</w:t>
+      </w:r>
+    </w:p>
+    <w:p>
+      <w:r>
+        <w:t>“That’s huge,” Eric said.</w:t>
+      </w:r>
+    </w:p>
+    <w:p>
+      <w:r>
+        <w:t xml:space="preserve">“I’ll cook their…” I </w:t>
+      </w:r>
+      <w:r>
+        <w:t>said</w:t>
+      </w:r>
+      <w:r>
+        <w:t>.</w:t>
+      </w:r>
+    </w:p>
+    <w:p>
+      <w:r>
+        <w:t>“Fire won’t work on them,” Annie said. “Try Ice.</w:t>
+      </w:r>
+      <w:r>
+        <w:t>”</w:t>
+      </w:r>
+    </w:p>
+    <w:p>
+      <w:r>
+        <w:t xml:space="preserve">Eric whipped out a monster </w:t>
+      </w:r>
+      <w:r>
+        <w:t xml:space="preserve">spiked </w:t>
+      </w:r>
+      <w:r>
+        <w:t xml:space="preserve">club and faced the creatures. The first got up and charged. Eric slammed down </w:t>
+      </w:r>
+      <w:r>
+        <w:t xml:space="preserve">with the club </w:t>
+      </w:r>
+      <w:r>
+        <w:t>and cracked the bull’s skull.</w:t>
+      </w:r>
+    </w:p>
+    <w:p>
+      <w:r>
+        <w:t>For a moment I wondered how he did that. Then I remembered Eric was already D-</w:t>
+      </w:r>
+      <w:r>
+        <w:t>0</w:t>
+      </w:r>
+      <w:r>
+        <w:t xml:space="preserve"> and he prioritized strength. With spikes on the club, shattering a skull was doable.</w:t>
+      </w:r>
+    </w:p>
+    <w:p>
+      <w:r>
+        <w:t>I dismissed the original bubble wall and created a</w:t>
+      </w:r>
+      <w:r>
+        <w:t>n orange</w:t>
+      </w:r>
+      <w:r>
+        <w:t xml:space="preserve"> bubble trellis</w:t>
+      </w:r>
+      <w:r>
+        <w:t>, lying flat on the ground</w:t>
+      </w:r>
+      <w:r>
+        <w:t>. Coloring the bubble wall was tricky, and it took me quite awhile to figure out the process. But now it was second nature.</w:t>
+      </w:r>
+    </w:p>
+    <w:p>
+      <w:r>
+        <w:t>The trellis was another crowd control tool I created while we collect</w:t>
+      </w:r>
+      <w:r>
+        <w:t>ed</w:t>
+      </w:r>
+      <w:r>
+        <w:t xml:space="preserve"> the demon gate toll. It was easy to step over. However, it made it impossible to run over</w:t>
+      </w:r>
+      <w:r>
+        <w:t xml:space="preserve">, and </w:t>
+      </w:r>
+      <w:r>
+        <w:t>o</w:t>
+      </w:r>
+      <w:r>
+        <w:t xml:space="preserve">f course the orange was for </w:t>
+      </w:r>
+      <w:r>
+        <w:t>my party’s</w:t>
+      </w:r>
+      <w:r>
+        <w:t xml:space="preserve"> benefit</w:t>
+      </w:r>
+      <w:r>
+        <w:t>, and the benefit of my viewers</w:t>
+      </w:r>
+      <w:r>
+        <w:t>.</w:t>
+      </w:r>
+    </w:p>
+    <w:p>
+      <w:r>
+        <w:t>A bull charged at me</w:t>
+      </w:r>
+      <w:r>
+        <w:t xml:space="preserve"> and tripped. I </w:t>
+      </w:r>
+      <w:r>
+        <w:t xml:space="preserve">unfortunately </w:t>
+      </w:r>
+      <w:r>
+        <w:t xml:space="preserve">got doused </w:t>
+      </w:r>
+      <w:r>
+        <w:t>with fire. I screamed in pain and stabbed with my glaive.</w:t>
+      </w:r>
+    </w:p>
+    <w:p>
+      <w:r>
+        <w:t>T</w:t>
+      </w:r>
+      <w:r>
+        <w:t>he glaive on</w:t>
+      </w:r>
+      <w:r>
+        <w:t>ly scratched the monster’s hide.</w:t>
       </w:r>
     </w:p>
     <w:p>
       <w:r>
         <w:lastRenderedPageBreak/>
+        <w:t>“Can you use your gun?” Eric asked</w:t>
+      </w:r>
+      <w:r>
+        <w:t>.</w:t>
+      </w:r>
+    </w:p>
+    <w:p>
+      <w:r>
+        <w:t>I watched Linda use her gun to shoot bulls.</w:t>
+      </w:r>
+    </w:p>
+    <w:p>
+      <w:r>
+        <w:t>“Sorry,” I said. “</w:t>
+      </w:r>
+      <w:r>
+        <w:t>M</w:t>
+      </w:r>
+      <w:r>
+        <w:t xml:space="preserve">y mamma is being used to </w:t>
+      </w:r>
+      <w:r>
+        <w:t>maintain the trip fence.</w:t>
+      </w:r>
+      <w:r>
+        <w:t xml:space="preserve"> These guys kick hard</w:t>
+      </w:r>
+      <w:r>
+        <w:t>.”</w:t>
+      </w:r>
+    </w:p>
+    <w:p>
+      <w:r>
+        <w:t>The battle continued as both sides tried to kill each other. The bull’s greatest weapon, their charge was blocked</w:t>
+      </w:r>
+      <w:r>
+        <w:t>, but only in a radius of 3 meters around me</w:t>
+      </w:r>
+      <w:r>
+        <w:t>.</w:t>
+      </w:r>
+      <w:r>
+        <w:t xml:space="preserve"> Yes it increased since I entered E-Rank.</w:t>
+      </w:r>
+      <w:r>
+        <w:t xml:space="preserve"> With effort I could flatten my aura a bit and increase it to 4 meters.</w:t>
+      </w:r>
+    </w:p>
+    <w:p>
+      <w:r>
+        <w:t>“Oh man this is exhausting,” Artemis grumbled.</w:t>
+      </w:r>
+    </w:p>
+    <w:p>
+      <w:r>
+        <w:t>“That’s because you don’t have enough muscle on your arms,” Eric said.</w:t>
+      </w:r>
+    </w:p>
+    <w:p>
+      <w:r>
+        <w:t xml:space="preserve">“You want muscle? I’ll show you muscle,” Artemis </w:t>
+      </w:r>
+      <w:r>
+        <w:t>retorted</w:t>
+      </w:r>
+      <w:r>
+        <w:t>.</w:t>
+      </w:r>
+    </w:p>
+    <w:p>
+      <w:r>
+        <w:t>“Just joking,” Eric said</w:t>
+      </w:r>
+      <w:r>
+        <w:t xml:space="preserve"> hastily</w:t>
+      </w:r>
+      <w:r>
+        <w:t>. “You know I think you are always perfect.”</w:t>
+      </w:r>
+    </w:p>
+    <w:p>
+      <w:r>
+        <w:t xml:space="preserve">“On the bright side, the bull copses are creating a barrier,” </w:t>
+      </w:r>
+      <w:r>
+        <w:t>Evelyn</w:t>
+      </w:r>
+      <w:r>
+        <w:t xml:space="preserve"> said.</w:t>
+      </w:r>
+    </w:p>
+    <w:p>
+      <w:r>
+        <w:t xml:space="preserve">“And tenderizing the meat,” Eric said as he watched the </w:t>
+      </w:r>
+      <w:r>
+        <w:t>b</w:t>
+      </w:r>
+      <w:r>
+        <w:t xml:space="preserve">ulls climbing over their fallen </w:t>
+      </w:r>
+      <w:r>
+        <w:t>comrades</w:t>
+      </w:r>
+      <w:r>
+        <w:t>.</w:t>
+      </w:r>
+    </w:p>
+    <w:p>
+      <w:r>
+        <w:t>I thought of using fireballs but the monsters were literally breathing fire.</w:t>
+      </w:r>
+    </w:p>
+    <w:p>
+      <w:r>
+        <w:t xml:space="preserve">I wracked my brains, trying to think of a new type of </w:t>
+      </w:r>
+      <w:r>
+        <w:t xml:space="preserve">AOE </w:t>
+      </w:r>
+      <w:r>
+        <w:t>attack. If fire doesn’t work, would ice? No. That would take too long. How about a vacuum or carbon dioxide or poison gas? No. They all needed</w:t>
+      </w:r>
+      <w:r>
+        <w:t xml:space="preserve"> containment and I didn’t have appropriate Runes.</w:t>
+      </w:r>
+    </w:p>
+    <w:p>
+      <w:r>
+        <w:lastRenderedPageBreak/>
+        <w:t>Besides, that required the Direction Rune, which I hadn’t mastered. In my mind I saw Maxwell’s demon, sorting atoms. That was a problem for another time.</w:t>
+      </w:r>
+    </w:p>
+    <w:p>
+      <w:r>
+        <w:t>Still wracking my head, I continued fighting as best I could.</w:t>
+      </w:r>
+    </w:p>
+    <w:p>
+      <w:r>
+        <w:t>I glance</w:t>
+      </w:r>
+      <w:r>
+        <w:t>d</w:t>
+      </w:r>
+      <w:r>
+        <w:t xml:space="preserve"> at </w:t>
+      </w:r>
+      <w:r>
+        <w:t>Annie and Linda</w:t>
+      </w:r>
+      <w:r>
+        <w:t>, wishing they knew magic</w:t>
+      </w:r>
+      <w:r>
+        <w:t xml:space="preserve">. </w:t>
+      </w:r>
+      <w:r>
+        <w:t>Yes they were using magical weapons, but that wasn’t the same.</w:t>
+      </w:r>
+    </w:p>
+    <w:p>
+      <w:r>
+        <w:t>I continue</w:t>
+      </w:r>
+      <w:r>
+        <w:t>d</w:t>
+      </w:r>
+      <w:r>
+        <w:t xml:space="preserve"> thinking about AOE attacks. </w:t>
+      </w:r>
+      <w:r>
+        <w:t>Could we use spikes?</w:t>
+      </w:r>
+    </w:p>
+    <w:p>
+      <w:r>
+        <w:t xml:space="preserve">I tried making spikes from </w:t>
+      </w:r>
+      <w:r>
+        <w:t>[</w:t>
+      </w:r>
+      <w:r>
+        <w:t>Hardened</w:t>
+      </w:r>
+      <w:r>
+        <w:t>]</w:t>
+      </w:r>
+      <w:r>
+        <w:t xml:space="preserve"> bubble</w:t>
+      </w:r>
+      <w:r>
+        <w:t>s</w:t>
+      </w:r>
+      <w:r>
+        <w:t>, but the hell bulls just squashed the spikes.</w:t>
+      </w:r>
+    </w:p>
+    <w:p>
+      <w:r>
+        <w:t>If only I could create iron spikes.</w:t>
+      </w:r>
+    </w:p>
+    <w:p>
+      <w:r>
+        <w:t>After almost an hour of battling the last bull died.</w:t>
+      </w:r>
+    </w:p>
+    <w:p>
+      <w:r>
+        <w:t xml:space="preserve">“I’m pooped,” </w:t>
+      </w:r>
+      <w:r>
+        <w:t>Evelyn</w:t>
+      </w:r>
+      <w:r>
+        <w:t xml:space="preserve"> said. “I can’t believ</w:t>
+      </w:r>
+      <w:r>
+        <w:t>e how much healing I had to do. Maybe we should be closer to the safe zone. The monsters are easier</w:t>
+      </w:r>
+      <w:r>
+        <w:t xml:space="preserve"> there, even if more numerous.”</w:t>
+      </w:r>
+    </w:p>
+    <w:p>
+      <w:r>
         <w:t>“</w:t>
       </w:r>
       <w:r>
-        <w:t>Our only danger is getting overwhelmed.</w:t>
-      </w:r>
-      <w:r>
-        <w:t>”</w:t>
-      </w:r>
-    </w:p>
-    <w:p>
-      <w:r>
-        <w:t xml:space="preserve">“I’ll cook their…” I </w:t>
+        <w:t>O</w:t>
+      </w:r>
+      <w:r>
+        <w:t xml:space="preserve">n the bright side I have enough Essence to complete my level transition,” </w:t>
+      </w:r>
+      <w:r>
+        <w:t>I</w:t>
+      </w:r>
+      <w:r>
+        <w:t xml:space="preserve"> said.</w:t>
+      </w:r>
+    </w:p>
+    <w:p>
+      <w:r>
+        <w:t xml:space="preserve">“Same here,” Laura </w:t>
       </w:r>
       <w:r>
         <w:t>said</w:t>
@@ -52848,722 +54166,384 @@
     </w:p>
     <w:p>
       <w:r>
-        <w:t>“Fire won’t work on them,” Annie said. “Try Ice.</w:t>
-      </w:r>
-      <w:r>
-        <w:t>”</w:t>
-      </w:r>
-    </w:p>
-    <w:p>
-      <w:r>
-        <w:t xml:space="preserve">Eric whipped out a monster club and faced the creatures. The first got up and charged. Eric slammed down </w:t>
-      </w:r>
-      <w:r>
-        <w:t xml:space="preserve">with the club </w:t>
-      </w:r>
-      <w:r>
-        <w:t>and cracked the bull’s skull.</w:t>
-      </w:r>
-    </w:p>
-    <w:p>
-      <w:r>
-        <w:t>For a moment I wondered how he did that. Then I remembered Eric was already D-</w:t>
-      </w:r>
-      <w:r>
-        <w:t>0</w:t>
-      </w:r>
-      <w:r>
-        <w:t xml:space="preserve"> and he prioritized strength. With spikes on the club, shattering a skull was doable.</w:t>
-      </w:r>
-    </w:p>
-    <w:p>
-      <w:r>
-        <w:t>I dismissed the original bubble wall and created a</w:t>
-      </w:r>
-      <w:r>
-        <w:t>n orange</w:t>
-      </w:r>
-      <w:r>
-        <w:t xml:space="preserve"> bubble trellis</w:t>
-      </w:r>
-      <w:r>
-        <w:t>, lying flat on the ground</w:t>
-      </w:r>
-      <w:r>
-        <w:t>. Coloring the bubble wall was tricky, and it took me quite awhile to figure out the process. But now it was second nature.</w:t>
-      </w:r>
-    </w:p>
-    <w:p>
-      <w:r>
-        <w:t>The trellis was another crowd control tool I created while we collect</w:t>
+        <w:t>“</w:t>
+      </w:r>
+      <w:r>
+        <w:t>The first transition purged 40% of our impurities. The second will purge 30%,” Annie said. “The good news is the process will keep monsters away.”</w:t>
+      </w:r>
+    </w:p>
+    <w:p>
+      <w:proofErr w:type="gramStart"/>
+      <w:r>
+        <w:t>“Seriously?”</w:t>
+      </w:r>
+      <w:proofErr w:type="gramEnd"/>
+      <w:r>
+        <w:t xml:space="preserve"> Eric asked. “I guess even the monsters can’t s</w:t>
+      </w:r>
+      <w:r>
+        <w:t>t</w:t>
+      </w:r>
+      <w:r>
+        <w:t>and the smell.”</w:t>
+      </w:r>
+    </w:p>
+    <w:p>
+      <w:r>
+        <w:t>“That’s not why,” Annie said with a frown. “</w:t>
+      </w:r>
+      <w:r>
+        <w:t>Artemis</w:t>
+      </w:r>
+      <w:r>
+        <w:t>, can you please guard us?”</w:t>
+      </w:r>
+    </w:p>
+    <w:p>
+      <w:r>
+        <w:lastRenderedPageBreak/>
+        <w:t xml:space="preserve">“No peaking,” </w:t>
+      </w:r>
+      <w:r>
+        <w:t>Artemis</w:t>
+      </w:r>
+      <w:r>
+        <w:t xml:space="preserve"> </w:t>
+      </w:r>
+      <w:r>
+        <w:t>warned</w:t>
+      </w:r>
+      <w:r>
+        <w:t>.</w:t>
+      </w:r>
+    </w:p>
+    <w:p>
+      <w:r>
+        <w:t>“I assure you, you’re the only person I want to peak at,” Eric said. “</w:t>
+      </w:r>
+      <w:r>
+        <w:t>Evelyn</w:t>
+      </w:r>
+      <w:r>
+        <w:t xml:space="preserve"> and I will guard the meat.”</w:t>
+      </w:r>
+    </w:p>
+    <w:p>
+      <w:r>
+        <w:t xml:space="preserve">“I’ll go there,” </w:t>
+      </w:r>
+      <w:r>
+        <w:t>I</w:t>
+      </w:r>
+      <w:r>
+        <w:t xml:space="preserve"> said and pointed.</w:t>
+      </w:r>
+    </w:p>
+    <w:p>
+      <w:r>
+        <w:t xml:space="preserve">Stepping around the corner, </w:t>
+      </w:r>
+      <w:r>
+        <w:t>I</w:t>
+      </w:r>
+      <w:r>
+        <w:t xml:space="preserve"> undressed</w:t>
+      </w:r>
+      <w:r>
+        <w:t xml:space="preserve">. </w:t>
+      </w:r>
+      <w:r>
+        <w:t>I</w:t>
+      </w:r>
+      <w:r>
+        <w:t xml:space="preserve"> then noticed that </w:t>
+      </w:r>
+      <w:r>
+        <w:t>my</w:t>
+      </w:r>
+      <w:r>
+        <w:t xml:space="preserve"> undergarments were now just regular clothes, and not part of </w:t>
+      </w:r>
+      <w:r>
+        <w:t>my</w:t>
+      </w:r>
+      <w:r>
+        <w:t xml:space="preserve"> body.</w:t>
+      </w:r>
+    </w:p>
+    <w:p>
+      <w:r>
+        <w:t xml:space="preserve">Fully undressed, </w:t>
+      </w:r>
+      <w:r>
+        <w:t>I</w:t>
+      </w:r>
+      <w:r>
+        <w:t xml:space="preserve"> </w:t>
+      </w:r>
+      <w:r>
+        <w:t>sat in a lotus position</w:t>
+      </w:r>
+      <w:r>
+        <w:t xml:space="preserve"> and placed my monster soap next to me</w:t>
+      </w:r>
+      <w:r>
+        <w:t xml:space="preserve">. It was time to cultivate. The process was the same as before. </w:t>
+      </w:r>
+      <w:r>
+        <w:t>I</w:t>
+      </w:r>
+      <w:r>
+        <w:t xml:space="preserve"> focused on </w:t>
+      </w:r>
+      <w:r>
+        <w:t>my</w:t>
+      </w:r>
+      <w:r>
+        <w:t xml:space="preserve"> chakras and began pushing essence through them and into </w:t>
+      </w:r>
+      <w:r>
+        <w:t>my</w:t>
+      </w:r>
+      <w:r>
+        <w:t xml:space="preserve"> astral body.</w:t>
+      </w:r>
+    </w:p>
+    <w:p>
+      <w:r>
+        <w:t xml:space="preserve">Again </w:t>
+      </w:r>
+      <w:r>
+        <w:t>I</w:t>
+      </w:r>
+      <w:r>
+        <w:t xml:space="preserve"> found the resistance as </w:t>
+      </w:r>
+      <w:r>
+        <w:t>I</w:t>
+      </w:r>
+      <w:r>
+        <w:t xml:space="preserve"> tried to remember the process. </w:t>
+      </w:r>
+      <w:r>
+        <w:t xml:space="preserve">However, this time was easier since I did it </w:t>
+      </w:r>
+      <w:r>
+        <w:t xml:space="preserve">twice </w:t>
+      </w:r>
+      <w:r>
+        <w:t>before</w:t>
+      </w:r>
+      <w:r>
+        <w:t>.</w:t>
+      </w:r>
+    </w:p>
+    <w:p>
+      <w:r>
+        <w:t xml:space="preserve">The process started. The chakras began sucking essence like a sponge, causing </w:t>
+      </w:r>
+      <w:r>
+        <w:t>my</w:t>
+      </w:r>
+      <w:r>
+        <w:t xml:space="preserve"> astral body to expand.</w:t>
+      </w:r>
+    </w:p>
+    <w:p>
+      <w:r>
+        <w:t xml:space="preserve">After the astral body expanded to double its size, it stopped </w:t>
+      </w:r>
+      <w:r>
+        <w:t xml:space="preserve">for </w:t>
+      </w:r>
+      <w:r>
+        <w:t xml:space="preserve">a moment. Then it </w:t>
+      </w:r>
+      <w:r>
+        <w:t>shra</w:t>
+      </w:r>
+      <w:r>
+        <w:t>nk back down, compressing as it did so.</w:t>
+      </w:r>
+    </w:p>
+    <w:p>
+      <w:r>
+        <w:t>That upgrade was amazing. As before, I felt like waking up from a dream. The world was sharper, I felt the world with my aura, and my body alter</w:t>
       </w:r>
       <w:r>
         <w:t>ed</w:t>
       </w:r>
       <w:r>
-        <w:t xml:space="preserve"> the demon gate toll. It was easy to step over. However, it made it impossible to run over</w:t>
-      </w:r>
-      <w:r>
-        <w:t xml:space="preserve">, and </w:t>
-      </w:r>
-      <w:r>
-        <w:t>o</w:t>
-      </w:r>
-      <w:r>
-        <w:t xml:space="preserve">f course the orange was for </w:t>
-      </w:r>
-      <w:r>
-        <w:t>my party’s</w:t>
-      </w:r>
-      <w:r>
-        <w:t xml:space="preserve"> benefit</w:t>
-      </w:r>
-      <w:r>
-        <w:t>, and the benefit of my viewers</w:t>
-      </w:r>
-      <w:r>
-        <w:t>.</w:t>
-      </w:r>
-    </w:p>
-    <w:p>
-      <w:r>
-        <w:t>A bull charged at me</w:t>
-      </w:r>
-      <w:r>
-        <w:t xml:space="preserve"> and tripped. I </w:t>
-      </w:r>
-      <w:r>
-        <w:t xml:space="preserve">unfortunately </w:t>
-      </w:r>
-      <w:r>
-        <w:t xml:space="preserve">got doused </w:t>
-      </w:r>
-      <w:r>
-        <w:t>with fire. I screamed in pain and stabbed with my glaive.</w:t>
-      </w:r>
-    </w:p>
-    <w:p>
-      <w:r>
-        <w:t>T</w:t>
-      </w:r>
-      <w:r>
-        <w:t>he glaive on</w:t>
-      </w:r>
-      <w:r>
-        <w:t>ly scratched the monster’s hide.</w:t>
-      </w:r>
-    </w:p>
-    <w:p>
-      <w:r>
-        <w:t>“Can you use your gun?” Eric asked</w:t>
-      </w:r>
-      <w:r>
-        <w:t>.</w:t>
-      </w:r>
-    </w:p>
-    <w:p>
-      <w:r>
-        <w:t>I watched Linda use her gun to shoot bulls.</w:t>
-      </w:r>
-    </w:p>
-    <w:p>
-      <w:r>
-        <w:t>“Sorry,” I said. “</w:t>
-      </w:r>
-      <w:r>
-        <w:t>M</w:t>
-      </w:r>
-      <w:r>
-        <w:t xml:space="preserve">y mamma is being used to </w:t>
-      </w:r>
-      <w:r>
-        <w:t>maintain the trip fence.</w:t>
-      </w:r>
-      <w:r>
-        <w:t xml:space="preserve"> These guys kick hard</w:t>
-      </w:r>
-      <w:r>
-        <w:t>.”</w:t>
+        <w:t>, becoming more efficient.</w:t>
+      </w:r>
+    </w:p>
+    <w:p>
+      <w:r>
+        <w:t>I felt a deeper connection with my astral body as the energies flowing between the physical and astral vastly increased.</w:t>
+      </w:r>
+    </w:p>
+    <w:p>
+      <w:r>
+        <w:t xml:space="preserve">Then the purge happened. From out of </w:t>
+      </w:r>
+      <w:r>
+        <w:t>every</w:t>
+      </w:r>
+      <w:r>
+        <w:t xml:space="preserve"> pore the disgusting substance exuded. As before, all imaginable and some unimaginable substances came out.</w:t>
       </w:r>
     </w:p>
     <w:p>
       <w:r>
         <w:lastRenderedPageBreak/>
-        <w:t>The battle continued as both sides tried to kill each other. The bull’s greatest weapon, their charge was blocked</w:t>
-      </w:r>
-      <w:r>
-        <w:t>, but only in a radius of 3 meters around me</w:t>
-      </w:r>
-      <w:r>
-        <w:t>.</w:t>
-      </w:r>
-      <w:r>
-        <w:t xml:space="preserve"> Yes it increased since I entered E-Rank.</w:t>
-      </w:r>
-      <w:r>
-        <w:t xml:space="preserve"> With effort I could flatten my aura a bit and increase it to 4 meters.</w:t>
-      </w:r>
-    </w:p>
-    <w:p>
-      <w:r>
-        <w:t>“Oh man this is exhausting,” Artemis grumbled.</w:t>
-      </w:r>
-    </w:p>
-    <w:p>
-      <w:r>
-        <w:t>“That’s because you don’t have enough muscle on your arms,” Eric said.</w:t>
-      </w:r>
-    </w:p>
-    <w:p>
-      <w:r>
-        <w:t xml:space="preserve">“You want muscle? I’ll show you muscle,” Artemis </w:t>
-      </w:r>
-      <w:r>
-        <w:t>retorted</w:t>
-      </w:r>
-      <w:r>
-        <w:t>.</w:t>
-      </w:r>
-    </w:p>
-    <w:p>
-      <w:r>
-        <w:t>“Just joking,” Eric said</w:t>
-      </w:r>
-      <w:r>
-        <w:t xml:space="preserve"> hastily</w:t>
-      </w:r>
-      <w:r>
-        <w:t>. “You know I think you are always perfect.”</w:t>
-      </w:r>
-    </w:p>
-    <w:p>
-      <w:r>
-        <w:t xml:space="preserve">“On the bright side, the bull copses are creating a barrier,” </w:t>
-      </w:r>
-      <w:r>
-        <w:t>Evelyn</w:t>
-      </w:r>
-      <w:r>
-        <w:t xml:space="preserve"> said.</w:t>
-      </w:r>
-    </w:p>
-    <w:p>
-      <w:r>
-        <w:t xml:space="preserve">“And tenderizing the meat,” Eric said as he watched the </w:t>
-      </w:r>
-      <w:r>
-        <w:t>b</w:t>
-      </w:r>
-      <w:r>
-        <w:t xml:space="preserve">ulls climbing over their fallen </w:t>
-      </w:r>
-      <w:r>
-        <w:t>comrades</w:t>
-      </w:r>
-      <w:r>
-        <w:t>.</w:t>
-      </w:r>
-    </w:p>
-    <w:p>
-      <w:r>
-        <w:t xml:space="preserve">I wracked my brains, trying to think of a new type of </w:t>
-      </w:r>
-      <w:r>
-        <w:t xml:space="preserve">AOE </w:t>
-      </w:r>
-      <w:r>
-        <w:t>attack. If fire doesn’t work, would ice? No. That would take too long. How about a vacuum or carbon dioxide or poison gas? No. They all needed</w:t>
-      </w:r>
-      <w:r>
-        <w:t xml:space="preserve"> containment and I didn’t have appropriate Runes.</w:t>
-      </w:r>
-    </w:p>
-    <w:p>
-      <w:r>
-        <w:t>Besides, that required the Direction Rune, which I hadn’t mastered. In my mind I saw Maxwell’s demon, sorting atoms. That was a problem for another time.</w:t>
-      </w:r>
-    </w:p>
-    <w:p>
-      <w:r>
-        <w:t>Still wracking my head, I continued fighting as best I could.</w:t>
-      </w:r>
-    </w:p>
-    <w:p>
-      <w:r>
-        <w:t>I glance</w:t>
-      </w:r>
-      <w:r>
-        <w:t>d</w:t>
-      </w:r>
-      <w:r>
-        <w:t xml:space="preserve"> at </w:t>
-      </w:r>
-      <w:r>
-        <w:t>Annie and Linda</w:t>
-      </w:r>
-      <w:r>
-        <w:t>, wishing they knew magic</w:t>
-      </w:r>
-      <w:r>
-        <w:t xml:space="preserve">. </w:t>
-      </w:r>
-      <w:r>
-        <w:t>Yes they were using magical weapons, but that wasn’t the same.</w:t>
-      </w:r>
-    </w:p>
-    <w:p>
-      <w:r>
-        <w:t>I continue</w:t>
-      </w:r>
-      <w:r>
-        <w:t>d</w:t>
-      </w:r>
-      <w:r>
-        <w:t xml:space="preserve"> thinking about AOE attacks. </w:t>
-      </w:r>
-      <w:r>
-        <w:t>Could we use spikes?</w:t>
+        <w:t xml:space="preserve">Finally the astral </w:t>
+      </w:r>
+      <w:r>
+        <w:t xml:space="preserve">body </w:t>
+      </w:r>
+      <w:r>
+        <w:t>was back to its normal size, but with double its density.</w:t>
+      </w:r>
+    </w:p>
+    <w:p>
+      <w:r>
+        <w:t>I looked up at the camera, knowing my fans would enjoy the scene.</w:t>
+      </w:r>
+    </w:p>
+    <w:p>
+      <w:r>
+        <w:t xml:space="preserve">I idly mused the fact that YouTube allowed that but not me in the buff. My AI would </w:t>
+      </w:r>
+      <w:r>
+        <w:t>clean up the scene and make it rated-pg</w:t>
+      </w:r>
+      <w:r>
+        <w:t xml:space="preserve"> before airing.</w:t>
+      </w:r>
+    </w:p>
+    <w:p>
+      <w:r>
+        <w:t xml:space="preserve">That wasn’t the only change. My aura </w:t>
+      </w:r>
+      <w:r>
+        <w:t>radiated almost 6 meters out from me</w:t>
+      </w:r>
+      <w:r>
+        <w:t xml:space="preserve"> and was much more flexible</w:t>
+      </w:r>
+      <w:r>
+        <w:t>.</w:t>
+      </w:r>
+      <w:r>
+        <w:t xml:space="preserve"> </w:t>
+      </w:r>
+      <w:r>
+        <w:t>I just needed to level up a little more and it would become a major asset in battle.</w:t>
+      </w:r>
+    </w:p>
+    <w:p>
+      <w:r>
+        <w:t>I realized something important. My storage was the same size as my aura. Items were being stored in my aura – although I had no idea how. There was also a limit to the mass I could store. However, I had no idea what that limit was.</w:t>
+      </w:r>
+    </w:p>
+    <w:p>
+      <w:r>
+        <w:t>I took out my monster soap and activated my magic shower. This time it was like a home shower and felt amazing.</w:t>
+      </w:r>
+    </w:p>
+    <w:p>
+      <w:r>
+        <w:t>For a moment I wondered how the ladies were cleaning themselves. Unfortunately I couldn’t help them.</w:t>
+      </w:r>
+    </w:p>
+    <w:p>
+      <w:r>
+        <w:t xml:space="preserve">Once shower was complete </w:t>
+      </w:r>
+      <w:r>
+        <w:t>I</w:t>
+      </w:r>
+      <w:r>
+        <w:t xml:space="preserve"> dried </w:t>
+      </w:r>
+      <w:r>
+        <w:t>my</w:t>
+      </w:r>
+      <w:r>
+        <w:t xml:space="preserve">self and put </w:t>
+      </w:r>
+      <w:r>
+        <w:t>my</w:t>
+      </w:r>
+      <w:r>
+        <w:t xml:space="preserve"> clothes back on.</w:t>
+      </w:r>
+    </w:p>
+    <w:p>
+      <w:r>
+        <w:t xml:space="preserve">It was time for </w:t>
+      </w:r>
+      <w:r>
+        <w:t>me</w:t>
+      </w:r>
+      <w:r>
+        <w:t xml:space="preserve"> to examine </w:t>
+      </w:r>
+      <w:r>
+        <w:t>my</w:t>
+      </w:r>
+      <w:r>
+        <w:t xml:space="preserve"> stats.</w:t>
+      </w:r>
+    </w:p>
+    <w:p>
+      <w:r>
+        <w:t>Surprisingly, the upgrade gains were double from last time.</w:t>
+      </w:r>
+    </w:p>
+    <w:p>
+      <w:pPr>
+        <w:pStyle w:val="StatusMessage"/>
+      </w:pPr>
+      <w:r>
+        <w:t>Vitality + 20</w:t>
+      </w:r>
+    </w:p>
+    <w:p>
+      <w:pPr>
+        <w:pStyle w:val="StatusMessage"/>
+      </w:pPr>
+      <w:r>
+        <w:t>Mind + 10</w:t>
+      </w:r>
+    </w:p>
+    <w:p>
+      <w:pPr>
+        <w:pStyle w:val="StatusMessage"/>
+      </w:pPr>
+      <w:r>
+        <w:t>Willpower + 10</w:t>
+      </w:r>
+    </w:p>
+    <w:p>
+      <w:pPr>
+        <w:pStyle w:val="StatusMessage"/>
+      </w:pPr>
+      <w:r>
+        <w:t>Spirit + 10</w:t>
+      </w:r>
+    </w:p>
+    <w:p>
+      <w:pPr>
+        <w:pStyle w:val="StatusMessage"/>
+      </w:pPr>
+      <w:r>
+        <w:t>Perception + 10</w:t>
       </w:r>
     </w:p>
     <w:p>
       <w:r>
         <w:lastRenderedPageBreak/>
-        <w:t xml:space="preserve">I tried making spikes from </w:t>
-      </w:r>
-      <w:r>
-        <w:t>[</w:t>
-      </w:r>
-      <w:r>
-        <w:t>Hardened</w:t>
-      </w:r>
-      <w:r>
-        <w:t>]</w:t>
-      </w:r>
-      <w:r>
-        <w:t xml:space="preserve"> bubble</w:t>
-      </w:r>
-      <w:r>
-        <w:t>s</w:t>
-      </w:r>
-      <w:r>
-        <w:t>, but the hell bulls just squashed the spikes.</w:t>
-      </w:r>
-    </w:p>
-    <w:p>
-      <w:r>
-        <w:t>If only I could create iron spikes.</w:t>
-      </w:r>
-    </w:p>
-    <w:p>
-      <w:r>
-        <w:t>After almost an hour of battling the last bull died.</w:t>
-      </w:r>
-    </w:p>
-    <w:p>
-      <w:r>
-        <w:t xml:space="preserve">“I’m pooped,” </w:t>
-      </w:r>
-      <w:r>
-        <w:t>Evelyn</w:t>
-      </w:r>
-      <w:r>
-        <w:t xml:space="preserve"> said. “I can’t believ</w:t>
-      </w:r>
-      <w:r>
-        <w:t xml:space="preserve">e how much healing I had to do. Maybe we should be closer to the safe zone. The monsters are easier there, even if more numerous.” </w:t>
-      </w:r>
-    </w:p>
-    <w:p>
-      <w:r>
-        <w:t>“</w:t>
-      </w:r>
-      <w:r>
-        <w:t>O</w:t>
-      </w:r>
-      <w:r>
-        <w:t xml:space="preserve">n the bright side I have enough Essence to complete my level transition,” </w:t>
-      </w:r>
-      <w:r>
-        <w:t>I</w:t>
-      </w:r>
-      <w:r>
-        <w:t xml:space="preserve"> said.</w:t>
-      </w:r>
-    </w:p>
-    <w:p>
-      <w:r>
-        <w:t xml:space="preserve">“Same here,” Laura </w:t>
-      </w:r>
-      <w:r>
-        <w:t>said</w:t>
-      </w:r>
-      <w:r>
-        <w:t>.</w:t>
-      </w:r>
-    </w:p>
-    <w:p>
-      <w:r>
-        <w:t>“</w:t>
-      </w:r>
-      <w:r>
-        <w:t>The first transition purged 40% of our impurities. The second will purge 30%,” Annie said. “The good news is the process will keep monsters away.”</w:t>
-      </w:r>
-    </w:p>
-    <w:p>
-      <w:r>
-        <w:t>“Seriously?” Eric asked. “I guess even the monsters can’t s</w:t>
-      </w:r>
-      <w:r>
-        <w:t>t</w:t>
-      </w:r>
-      <w:r>
-        <w:t>and the smell.”</w:t>
-      </w:r>
-    </w:p>
-    <w:p>
-      <w:r>
-        <w:t>“That’s not why,” Annie said with a frown. “</w:t>
-      </w:r>
-      <w:r>
-        <w:t>Artemis</w:t>
-      </w:r>
-      <w:r>
-        <w:t>, can you please guard us?”</w:t>
-      </w:r>
-    </w:p>
-    <w:p>
-      <w:r>
-        <w:t xml:space="preserve">“No peaking,” </w:t>
-      </w:r>
-      <w:r>
-        <w:t>Artemis</w:t>
-      </w:r>
-      <w:r>
-        <w:t xml:space="preserve"> </w:t>
-      </w:r>
-      <w:r>
-        <w:t>warned</w:t>
-      </w:r>
-      <w:r>
-        <w:t>.</w:t>
-      </w:r>
-    </w:p>
-    <w:p>
-      <w:r>
-        <w:t>“I assure you, you’re the only person I want to peak at,” Eric said. “</w:t>
-      </w:r>
-      <w:r>
-        <w:t>Evelyn</w:t>
-      </w:r>
-      <w:r>
-        <w:t xml:space="preserve"> and I will guard the meat.”</w:t>
-      </w:r>
-    </w:p>
-    <w:p>
-      <w:r>
-        <w:t xml:space="preserve">“I’ll go there,” </w:t>
-      </w:r>
-      <w:r>
-        <w:t>I</w:t>
-      </w:r>
-      <w:r>
-        <w:t xml:space="preserve"> said and pointed.</w:t>
-      </w:r>
-    </w:p>
-    <w:p>
-      <w:r>
-        <w:t xml:space="preserve">Stepping around the corner, </w:t>
-      </w:r>
-      <w:r>
-        <w:t>I</w:t>
-      </w:r>
-      <w:r>
-        <w:t xml:space="preserve"> undressed</w:t>
-      </w:r>
-      <w:r>
-        <w:t xml:space="preserve">. </w:t>
-      </w:r>
-      <w:r>
-        <w:t>I</w:t>
-      </w:r>
-      <w:r>
-        <w:t xml:space="preserve"> then noticed that </w:t>
-      </w:r>
-      <w:r>
-        <w:t>my</w:t>
-      </w:r>
-      <w:r>
-        <w:t xml:space="preserve"> undergarments were now just regular clothes, and not part of </w:t>
-      </w:r>
-      <w:r>
-        <w:t>my</w:t>
-      </w:r>
-      <w:r>
-        <w:t xml:space="preserve"> body.</w:t>
-      </w:r>
-    </w:p>
-    <w:p>
-      <w:r>
-        <w:lastRenderedPageBreak/>
-        <w:t xml:space="preserve">Fully undressed, </w:t>
-      </w:r>
-      <w:r>
-        <w:t>I</w:t>
-      </w:r>
-      <w:r>
-        <w:t xml:space="preserve"> </w:t>
-      </w:r>
-      <w:r>
-        <w:t>sat in a lotus position</w:t>
-      </w:r>
-      <w:r>
-        <w:t xml:space="preserve"> and placed my monster soap next to me</w:t>
-      </w:r>
-      <w:r>
-        <w:t xml:space="preserve">. It was time to cultivate. The process was the same as before. </w:t>
-      </w:r>
-      <w:r>
-        <w:t>I</w:t>
-      </w:r>
-      <w:r>
-        <w:t xml:space="preserve"> focused on </w:t>
-      </w:r>
-      <w:r>
-        <w:t>my</w:t>
-      </w:r>
-      <w:r>
-        <w:t xml:space="preserve"> chakras and began pushing essence through them and into </w:t>
-      </w:r>
-      <w:r>
-        <w:t>my</w:t>
-      </w:r>
-      <w:r>
-        <w:t xml:space="preserve"> astral body.</w:t>
-      </w:r>
-    </w:p>
-    <w:p>
-      <w:r>
-        <w:t xml:space="preserve">Again </w:t>
-      </w:r>
-      <w:r>
-        <w:t>I</w:t>
-      </w:r>
-      <w:r>
-        <w:t xml:space="preserve"> found the resistance as </w:t>
-      </w:r>
-      <w:r>
-        <w:t>I</w:t>
-      </w:r>
-      <w:r>
-        <w:t xml:space="preserve"> tried to remember the process. </w:t>
-      </w:r>
-      <w:r>
-        <w:t xml:space="preserve">However, this time was easier since I did it </w:t>
-      </w:r>
-      <w:r>
-        <w:t xml:space="preserve">twice </w:t>
-      </w:r>
-      <w:r>
-        <w:t>before</w:t>
-      </w:r>
-      <w:r>
-        <w:t>.</w:t>
-      </w:r>
-    </w:p>
-    <w:p>
-      <w:r>
-        <w:t xml:space="preserve">The process started. The chakras began sucking essence like a sponge, causing </w:t>
-      </w:r>
-      <w:r>
-        <w:t>my</w:t>
-      </w:r>
-      <w:r>
-        <w:t xml:space="preserve"> astral body to expand.</w:t>
-      </w:r>
-    </w:p>
-    <w:p>
-      <w:r>
-        <w:t xml:space="preserve">After the astral body expanded to double its size, it stopped </w:t>
-      </w:r>
-      <w:r>
-        <w:t xml:space="preserve">for </w:t>
-      </w:r>
-      <w:r>
-        <w:t xml:space="preserve">a moment. Then it </w:t>
-      </w:r>
-      <w:r>
-        <w:t>shra</w:t>
-      </w:r>
-      <w:r>
-        <w:t>nk back down, compressing as it did so.</w:t>
-      </w:r>
-    </w:p>
-    <w:p>
-      <w:r>
-        <w:t>That upgrade was amazing. As before, I felt like waking up from a dream. The world was sharper, I felt the world with my aura, and my body alter</w:t>
-      </w:r>
-      <w:r>
-        <w:t>ed</w:t>
-      </w:r>
-      <w:r>
-        <w:t>, becoming more efficient.</w:t>
-      </w:r>
-    </w:p>
-    <w:p>
-      <w:r>
-        <w:t>I felt a deeper connection with my astral body as the energies flowing between the physical and astral vastly increased.</w:t>
-      </w:r>
-    </w:p>
-    <w:p>
-      <w:r>
-        <w:t xml:space="preserve">Then the purge happened. From out of </w:t>
-      </w:r>
-      <w:r>
-        <w:t>every</w:t>
-      </w:r>
-      <w:r>
-        <w:t xml:space="preserve"> pore the disgusting substance exuded. As before, all imaginable and some unimaginable substances came out.</w:t>
-      </w:r>
-    </w:p>
-    <w:p>
-      <w:r>
-        <w:t xml:space="preserve">Finally the astral </w:t>
-      </w:r>
-      <w:r>
-        <w:t xml:space="preserve">body </w:t>
-      </w:r>
-      <w:r>
-        <w:t>was back to its normal size, but with double its density.</w:t>
-      </w:r>
-    </w:p>
-    <w:p>
-      <w:r>
-        <w:t>I looked up at the camera, knowing my fans would enjoy the scene.</w:t>
-      </w:r>
-    </w:p>
-    <w:p>
-      <w:r>
-        <w:t>I idly mused the fact that YouTube allowed that but not me in the buff. My AI would make me decent before airing.</w:t>
-      </w:r>
-    </w:p>
-    <w:p>
-      <w:r>
-        <w:lastRenderedPageBreak/>
-        <w:t xml:space="preserve">That wasn’t the only change. My aura </w:t>
-      </w:r>
-      <w:r>
-        <w:t>radiated almost 6 meters out from me</w:t>
-      </w:r>
-      <w:r>
-        <w:t xml:space="preserve"> and was much more flexible</w:t>
-      </w:r>
-      <w:r>
-        <w:t>.</w:t>
-      </w:r>
-      <w:r>
-        <w:t xml:space="preserve"> </w:t>
-      </w:r>
-      <w:r>
-        <w:t>I just needed to level up a little more and it would become a major asset in battle.</w:t>
-      </w:r>
-    </w:p>
-    <w:p>
-      <w:r>
-        <w:t>I took out my monster soap and activated my magic shower. This time it was like a home shower and felt amazing.</w:t>
-      </w:r>
-    </w:p>
-    <w:p>
-      <w:r>
-        <w:t>For a moment I wondered how the ladies were cleaning themselves. Unfortunately I couldn’t help them.</w:t>
-      </w:r>
-    </w:p>
-    <w:p>
-      <w:r>
-        <w:t xml:space="preserve">Once shower was complete </w:t>
-      </w:r>
-      <w:r>
-        <w:t>I</w:t>
-      </w:r>
-      <w:r>
-        <w:t xml:space="preserve"> dried </w:t>
-      </w:r>
-      <w:r>
-        <w:t>my</w:t>
-      </w:r>
-      <w:r>
-        <w:t xml:space="preserve">self and put </w:t>
-      </w:r>
-      <w:r>
-        <w:t>my</w:t>
-      </w:r>
-      <w:r>
-        <w:t xml:space="preserve"> clothes back on.</w:t>
-      </w:r>
-    </w:p>
-    <w:p>
-      <w:r>
-        <w:t xml:space="preserve">It was time for </w:t>
-      </w:r>
-      <w:r>
-        <w:t>me</w:t>
-      </w:r>
-      <w:r>
-        <w:t xml:space="preserve"> to examine </w:t>
-      </w:r>
-      <w:r>
-        <w:t>my</w:t>
-      </w:r>
-      <w:r>
-        <w:t xml:space="preserve"> stats.</w:t>
-      </w:r>
-    </w:p>
-    <w:p>
-      <w:r>
-        <w:t>Surprisingly, the upgrade gains were double from last time.</w:t>
-      </w:r>
-    </w:p>
-    <w:p>
-      <w:pPr>
-        <w:pStyle w:val="StatusMessage"/>
-      </w:pPr>
-      <w:r>
-        <w:t>Vitality + 20</w:t>
-      </w:r>
-    </w:p>
-    <w:p>
-      <w:pPr>
-        <w:pStyle w:val="StatusMessage"/>
-      </w:pPr>
-      <w:r>
-        <w:t>Mind + 10</w:t>
-      </w:r>
-    </w:p>
-    <w:p>
-      <w:pPr>
-        <w:pStyle w:val="StatusMessage"/>
-      </w:pPr>
-      <w:r>
-        <w:t>Willpower + 10</w:t>
-      </w:r>
-    </w:p>
-    <w:p>
-      <w:pPr>
-        <w:pStyle w:val="StatusMessage"/>
-      </w:pPr>
-      <w:r>
-        <w:t>Spirit + 10</w:t>
-      </w:r>
-    </w:p>
-    <w:p>
-      <w:pPr>
-        <w:pStyle w:val="StatusMessage"/>
-      </w:pPr>
-      <w:r>
-        <w:t>Perception + 10</w:t>
-      </w:r>
-    </w:p>
-    <w:p>
-      <w:r>
         <w:t xml:space="preserve">Another surprise was my body. </w:t>
       </w:r>
       <w:r>
@@ -53753,7 +54733,6 @@
         <w:pStyle w:val="StatusUser"/>
       </w:pPr>
       <w:r>
-        <w:lastRenderedPageBreak/>
         <w:t>Mind:</w:t>
       </w:r>
       <w:r>
@@ -54003,7 +54982,11 @@
         <w:t xml:space="preserve">limbal </w:t>
       </w:r>
       <w:r>
-        <w:t>rings were more pronounced, and she exuded an air of vitality. As for her lips, who wouldn’t want to kiss them?</w:t>
+        <w:t xml:space="preserve">rings were more pronounced, and she </w:t>
+      </w:r>
+      <w:r>
+        <w:lastRenderedPageBreak/>
+        <w:t>exuded an air of vitality. As for her lips, who wouldn’t want to kiss them?</w:t>
       </w:r>
     </w:p>
     <w:p>
@@ -54040,204 +55023,1234 @@
     </w:p>
     <w:p>
       <w:r>
+        <w:t xml:space="preserve">“Annie, look at this,” Eric </w:t>
+      </w:r>
+      <w:r>
+        <w:t>shouted</w:t>
+      </w:r>
+      <w:r>
+        <w:t>. Before I could react he</w:t>
+      </w:r>
+      <w:r>
+        <w:t xml:space="preserve"> yanked my pants down. He then lifted my shirt, exposing everything.</w:t>
+      </w:r>
+      <w:r>
+        <w:t xml:space="preserve"> That was no small feat, since I was wearing light armor.</w:t>
+      </w:r>
+    </w:p>
+    <w:p>
+      <w:r>
+        <w:t xml:space="preserve">Forewarned, Linda and Artemis closed </w:t>
+      </w:r>
+      <w:r>
+        <w:t>t</w:t>
+      </w:r>
+      <w:r>
+        <w:t>heir</w:t>
+      </w:r>
+      <w:r>
+        <w:t xml:space="preserve"> eyes.</w:t>
+      </w:r>
+    </w:p>
+    <w:p>
+      <w:r>
+        <w:t>Annie, on the other hand, saw everything</w:t>
+      </w:r>
+      <w:r>
+        <w:t>, including my newly formed 6-pack</w:t>
+      </w:r>
+      <w:r>
+        <w:t xml:space="preserve">. I pulled my pants up but it was too late. Her face </w:t>
+      </w:r>
+      <w:r>
+        <w:t>turned</w:t>
+      </w:r>
+      <w:r>
+        <w:t xml:space="preserve"> cherry red. </w:t>
+      </w:r>
+      <w:r>
+        <w:t xml:space="preserve">She stepped towards me, </w:t>
+      </w:r>
+      <w:r>
+        <w:t>stopped</w:t>
+      </w:r>
+      <w:r>
+        <w:t xml:space="preserve"> and dashed off.</w:t>
+      </w:r>
+    </w:p>
+    <w:p>
+      <w:r>
+        <w:t>“Annie, wh</w:t>
+      </w:r>
+      <w:r>
+        <w:t>ere are you going?” Linda asked, turning to follow.</w:t>
+      </w:r>
+    </w:p>
+    <w:p>
+      <w:r>
+        <w:t>“Leave her alone,” Eric commanded.</w:t>
+      </w:r>
+    </w:p>
+    <w:p>
+      <w:r>
+        <w:t xml:space="preserve">“But there are monsters there,” Linda </w:t>
+      </w:r>
+      <w:r>
+        <w:t>complained</w:t>
+      </w:r>
+      <w:r>
+        <w:t>.</w:t>
+      </w:r>
+    </w:p>
+    <w:p>
+      <w:r>
+        <w:t xml:space="preserve">“She will be fine,” Eric </w:t>
+      </w:r>
+      <w:r>
+        <w:t>said</w:t>
+      </w:r>
+      <w:r>
+        <w:t xml:space="preserve"> sternly</w:t>
+      </w:r>
+      <w:r>
+        <w:t>. “Linda, there is something you need to know.”</w:t>
+      </w:r>
+    </w:p>
+    <w:p>
+      <w:r>
+        <w:t xml:space="preserve">“What’s that?” Linda asked </w:t>
+      </w:r>
+      <w:r>
+        <w:t xml:space="preserve">distractedly </w:t>
+      </w:r>
+      <w:r>
+        <w:t>as Eric walked behind Evelyn.</w:t>
+      </w:r>
+    </w:p>
+    <w:p>
+      <w:r>
+        <w:t>“This,” Eric said and pants Evelyn.</w:t>
+      </w:r>
+    </w:p>
+    <w:p>
+      <w:r>
         <w:lastRenderedPageBreak/>
-        <w:t xml:space="preserve">“Annie, look at this,” Eric </w:t>
-      </w:r>
-      <w:r>
-        <w:t>shouted</w:t>
-      </w:r>
-      <w:r>
-        <w:t>. Before I could react he</w:t>
-      </w:r>
-      <w:r>
-        <w:t xml:space="preserve"> yanked my pants down. He then lifted my shirt, exposing everything.</w:t>
-      </w:r>
-      <w:r>
-        <w:t xml:space="preserve"> That was no small feat, since I was wearing light armor.</w:t>
-      </w:r>
-    </w:p>
-    <w:p>
-      <w:r>
-        <w:t xml:space="preserve">Forewarned, Linda and Artemis closed </w:t>
-      </w:r>
-      <w:r>
-        <w:t>t</w:t>
-      </w:r>
-      <w:r>
-        <w:t>heir</w:t>
-      </w:r>
-      <w:r>
-        <w:t xml:space="preserve"> eyes.</w:t>
-      </w:r>
-    </w:p>
-    <w:p>
-      <w:r>
-        <w:t>Annie, on the other hand, saw everything</w:t>
-      </w:r>
-      <w:r>
-        <w:t>, including my newly formed 6-pack</w:t>
-      </w:r>
-      <w:r>
-        <w:t xml:space="preserve">. I pulled my pants up but it was too late. Her face </w:t>
-      </w:r>
-      <w:r>
-        <w:t>turned</w:t>
-      </w:r>
-      <w:r>
-        <w:t xml:space="preserve"> cherry red. </w:t>
-      </w:r>
-      <w:r>
-        <w:t xml:space="preserve">She stepped towards me, </w:t>
-      </w:r>
-      <w:r>
-        <w:t>stopped</w:t>
-      </w:r>
-      <w:r>
-        <w:t xml:space="preserve"> and dashed off.</w:t>
-      </w:r>
-    </w:p>
-    <w:p>
-      <w:r>
-        <w:t>“Annie, wh</w:t>
-      </w:r>
-      <w:r>
-        <w:t>ere are you going?” Linda asked, turning to follow.</w:t>
-      </w:r>
-    </w:p>
-    <w:p>
-      <w:r>
-        <w:t>“Leave her alone,” Eric commanded.</w:t>
-      </w:r>
-    </w:p>
-    <w:p>
-      <w:r>
-        <w:t xml:space="preserve">“But there are monsters there,” Linda </w:t>
+        <w:t>“Hey!”</w:t>
+      </w:r>
+      <w:r>
+        <w:t xml:space="preserve"> Evelyn </w:t>
+      </w:r>
+      <w:r>
+        <w:t xml:space="preserve">screamed and </w:t>
+      </w:r>
+      <w:r>
+        <w:t>pulled his pants back up but the damage was done.</w:t>
+      </w:r>
+    </w:p>
+    <w:p>
+      <w:r>
+        <w:t>“Sorry I had to do that,” Eric said. “You are all way too stiff.”</w:t>
+      </w:r>
+    </w:p>
+    <w:p>
+      <w:r>
+        <w:t>However, the effect on Linda was much less</w:t>
+      </w:r>
+      <w:r>
+        <w:t xml:space="preserve"> pronounced</w:t>
+      </w:r>
+      <w:r>
+        <w:t xml:space="preserve">. Apparently she was </w:t>
+      </w:r>
+      <w:r>
+        <w:t>worldlier</w:t>
+      </w:r>
+      <w:r>
+        <w:t>.</w:t>
+      </w:r>
+      <w:r>
+        <w:t xml:space="preserve"> Or maybe she was just worried about her best friend.</w:t>
+      </w:r>
+    </w:p>
+    <w:p>
+      <w:r>
+        <w:t>“Why is Annie moaning?</w:t>
+      </w:r>
+      <w:r>
+        <w:t>”</w:t>
+      </w:r>
+      <w:r>
+        <w:t xml:space="preserve"> </w:t>
+      </w:r>
+      <w:r>
+        <w:t>Linda asked, worriedly. “She’s in trouble.”</w:t>
+      </w:r>
+    </w:p>
+    <w:p>
+      <w:r>
+        <w:t xml:space="preserve">“No she’s fine. She’s </w:t>
+      </w:r>
+      <w:r>
+        <w:t xml:space="preserve">just </w:t>
+      </w:r>
+      <w:r>
+        <w:t>making a big poop,” Eric said and pulled out his banjo and started playing loudly. He accompanied</w:t>
+      </w:r>
+      <w:r>
+        <w:t xml:space="preserve"> himself with terrible singing.</w:t>
+      </w:r>
+    </w:p>
+    <w:p>
+      <w:r>
+        <w:t>Images appeared in my mind, but I rejected them. Annie didn’t like me that way.</w:t>
+      </w:r>
+    </w:p>
+    <w:p>
+      <w:r>
+        <w:t xml:space="preserve">Eric </w:t>
+      </w:r>
+      <w:r>
+        <w:t xml:space="preserve">finally </w:t>
+      </w:r>
+      <w:r>
+        <w:t xml:space="preserve">stopped </w:t>
+      </w:r>
+      <w:r>
+        <w:t xml:space="preserve">playing </w:t>
+      </w:r>
+      <w:r>
+        <w:t>and said, “I guess it’s time to do that harvesting thing.</w:t>
+      </w:r>
+      <w:r>
+        <w:t>”</w:t>
+      </w:r>
+    </w:p>
+    <w:p>
+      <w:r>
+        <w:t>“Just place the carcasses into your storage,” Linda said. “Later a but</w:t>
+      </w:r>
+      <w:r>
+        <w:t>cher will take apart our catch. This food will be essential in the future, and we essentially have infinite space, or will when we rank up more.”</w:t>
+      </w:r>
+    </w:p>
+    <w:p>
+      <w:r>
+        <w:t xml:space="preserve">Linda and I </w:t>
+      </w:r>
+      <w:r>
+        <w:t>collected the copses as Eric sang</w:t>
+      </w:r>
+      <w:r>
+        <w:t xml:space="preserve">. </w:t>
+      </w:r>
+      <w:r>
+        <w:t xml:space="preserve">Face still flushed, </w:t>
+      </w:r>
+      <w:r>
+        <w:t>Annie joined</w:t>
+      </w:r>
+      <w:r>
+        <w:t xml:space="preserve"> and helped harvest</w:t>
+      </w:r>
+      <w:r>
+        <w:t>.</w:t>
+      </w:r>
+    </w:p>
+    <w:p>
+      <w:r>
+        <w:t>When the catch was put away, Annie said, “It’s time to go,” and headed off.</w:t>
+      </w:r>
+    </w:p>
+    <w:p>
+      <w:r>
+        <w:t xml:space="preserve">We </w:t>
+      </w:r>
+      <w:r>
+        <w:t>followed</w:t>
+      </w:r>
+      <w:r>
+        <w:t xml:space="preserve"> Annie</w:t>
+      </w:r>
+      <w:r>
+        <w:t>.</w:t>
+      </w:r>
+    </w:p>
+    <w:p>
+      <w:r>
+        <w:lastRenderedPageBreak/>
+        <w:t>As we walk</w:t>
+      </w:r>
+      <w:r>
+        <w:t>ed</w:t>
+      </w:r>
+      <w:r>
+        <w:t>, a thought came to me. What if I use</w:t>
+      </w:r>
+      <w:r>
+        <w:t>d</w:t>
+      </w:r>
+      <w:r>
+        <w:t xml:space="preserve"> </w:t>
+      </w:r>
+      <w:r>
+        <w:t xml:space="preserve">[Vibrate] </w:t>
+      </w:r>
+      <w:r>
+        <w:t xml:space="preserve">on my glaive? </w:t>
+      </w:r>
+      <w:r>
+        <w:t>Vibration was a powerful tool for cutting. It was used everywhere in industry and in consumer products.</w:t>
+      </w:r>
+    </w:p>
+    <w:p>
+      <w:r>
+        <w:t>Unfortunately I didn’t have that Rune.</w:t>
+      </w:r>
+      <w:r>
+        <w:t xml:space="preserve"> That was okay. I knew how to create Runes.</w:t>
+      </w:r>
+    </w:p>
+    <w:p>
+      <w:r>
+        <w:t>Deep in thought, I slowly tapped my glaive on the stone ground as I followed the others.</w:t>
+      </w:r>
+    </w:p>
+    <w:p>
+      <w:r>
+        <w:t>The glaive vibrated with every tap.</w:t>
+      </w:r>
+    </w:p>
+    <w:p>
+      <w:r>
+        <w:t>What was vibration? What was sound? It was everywhere, including light. Vibration was a universal thing touching all of reality.</w:t>
+      </w:r>
+    </w:p>
+    <w:p>
+      <w:r>
+        <w:t xml:space="preserve">A roar shook the ground, causing my body </w:t>
+      </w:r>
+      <w:r>
+        <w:t xml:space="preserve">and bones </w:t>
+      </w:r>
+      <w:r>
+        <w:t>to vibrate with the sound.</w:t>
+      </w:r>
+      <w:r>
+        <w:t xml:space="preserve"> Blood leaked out of my ears as the roar slammed into </w:t>
+      </w:r>
+      <w:r>
+        <w:t>me</w:t>
+      </w:r>
+      <w:r>
+        <w:t>.</w:t>
+      </w:r>
+    </w:p>
+    <w:p>
+      <w:r>
+        <w:t>I didn’t resist. I let the explosion of vibration smash into me</w:t>
+      </w:r>
+      <w:r>
+        <w:t>.</w:t>
+      </w:r>
+    </w:p>
+    <w:p>
+      <w:r>
+        <w:t>It was like standing next to a rocket blasting into space. And yes, I witnessed the launch of a Starship. That was both amazing and terrifying.</w:t>
+      </w:r>
+    </w:p>
+    <w:p>
+      <w:r>
+        <w:t>For all my viewers, you should experience a rocket launch at least once in your life. It’s amazing.</w:t>
+      </w:r>
+    </w:p>
+    <w:p>
+      <w:r>
+        <w:t>Looking up I saw a fanged gorilla towering around 5m tall. In its hand was a massive stone club.</w:t>
+      </w:r>
+    </w:p>
+    <w:p>
+      <w:pPr>
+        <w:pStyle w:val="StatusMessage"/>
+      </w:pPr>
+      <w:r>
+        <w:t>C</w:t>
+      </w:r>
+      <w:r>
+        <w:t>-7 Hell Gorilla</w:t>
+      </w:r>
+    </w:p>
+    <w:p>
+      <w:pPr>
+        <w:pStyle w:val="StatusMessage"/>
+      </w:pPr>
+      <w:r>
+        <w:t>Special Attacks: Roar, Bash</w:t>
+      </w:r>
+    </w:p>
+    <w:p>
+      <w:pPr>
+        <w:pStyle w:val="StatusMessage"/>
+      </w:pPr>
+      <w:r>
+        <w:t>Defense: Fur</w:t>
+      </w:r>
+    </w:p>
+    <w:p>
+      <w:r>
+        <w:lastRenderedPageBreak/>
+        <w:t xml:space="preserve">The Gorilla stepped forward and roared again. </w:t>
+      </w:r>
+      <w:r>
+        <w:t xml:space="preserve">Again my </w:t>
+      </w:r>
+      <w:r>
+        <w:t>bones rattl</w:t>
+      </w:r>
+      <w:r>
+        <w:t>ed</w:t>
+      </w:r>
+      <w:r>
+        <w:t xml:space="preserve">. My teeth threatened to </w:t>
+      </w:r>
+      <w:r>
+        <w:t>break from the vibrations</w:t>
+      </w:r>
+      <w:r>
+        <w:t>.</w:t>
+      </w:r>
+      <w:r>
+        <w:t xml:space="preserve"> It made my brain hurt.</w:t>
+      </w:r>
+    </w:p>
+    <w:p>
+      <w:r>
+        <w:t>I didn’t hear it since I was deaf. Instead I felt it.</w:t>
+      </w:r>
+    </w:p>
+    <w:p>
+      <w:r>
+        <w:t xml:space="preserve">Vibration: Sound, light, music, dissonance, the vibration of a motor, </w:t>
+      </w:r>
+      <w:r>
+        <w:t xml:space="preserve">of an explosion, </w:t>
+      </w:r>
+      <w:r>
+        <w:t>of my electric toothbrush, of electrical appliances, of atoms and so much more.</w:t>
+      </w:r>
+    </w:p>
+    <w:p>
+      <w:r>
+        <w:t>I saw the Rune for [Vibration], along with [Amplitude] and [Frequency]. [Phase] came a moment later as I visioned sounds canceling and amplifying.</w:t>
+      </w:r>
+    </w:p>
+    <w:p>
+      <w:r>
+        <w:t xml:space="preserve">Aspects of sound science never told me about flooded my brain, including its connection to </w:t>
+      </w:r>
+      <w:r>
+        <w:t>Light</w:t>
+      </w:r>
+      <w:r>
+        <w:t xml:space="preserve">, </w:t>
+      </w:r>
+      <w:r>
+        <w:t xml:space="preserve">Dark </w:t>
+      </w:r>
+      <w:r>
+        <w:t xml:space="preserve">and </w:t>
+      </w:r>
+      <w:r>
+        <w:t>Gravity</w:t>
+      </w:r>
+      <w:r>
+        <w:t>.</w:t>
+      </w:r>
+    </w:p>
+    <w:p>
+      <w:r>
+        <w:t xml:space="preserve">I applied [Vibration] to my glaive and </w:t>
+      </w:r>
+      <w:r>
+        <w:t>injected</w:t>
+      </w:r>
+      <w:r>
+        <w:t xml:space="preserve"> manna, careful not to put too much. I then adjusted the frequency using the appropriate Rune. I didn’t want to break my weapon. Resonance can shatter the mightiest of stone and metal.</w:t>
+      </w:r>
+    </w:p>
+    <w:p>
+      <w:r>
+        <w:t xml:space="preserve">The gorilla </w:t>
+      </w:r>
+      <w:r>
+        <w:t xml:space="preserve">stared at me and </w:t>
+      </w:r>
+      <w:r>
+        <w:t>took a breath</w:t>
+      </w:r>
+      <w:r>
+        <w:t>, preparing another roar</w:t>
+      </w:r>
+      <w:r>
+        <w:t>.</w:t>
+      </w:r>
+    </w:p>
+    <w:p>
+      <w:r>
+        <w:t xml:space="preserve">I dashed forward and sliced with my blade. I hit the creature’s side but found resistance, so I </w:t>
+      </w:r>
+      <w:r>
+        <w:t>adjusted the vibration to move along the blade, like an electric knife</w:t>
+      </w:r>
+      <w:r>
+        <w:t>.</w:t>
+      </w:r>
+    </w:p>
+    <w:p>
+      <w:r>
+        <w:t>The tactic worked. T</w:t>
+      </w:r>
+      <w:r>
+        <w:t>he monster was sliced in two.</w:t>
+      </w:r>
+    </w:p>
+    <w:p>
+      <w:r>
+        <w:t>Unfortunately the blade of my glaive shattered.</w:t>
+      </w:r>
+    </w:p>
+    <w:p>
+      <w:r>
+        <w:t>I whipped out my grimoire and began recording my new Runes. I didn’t want to forget them, although I suspected that was impossible.</w:t>
+      </w:r>
+      <w:r>
+        <w:t xml:space="preserve"> Those Runes felt ingrained in my bones.</w:t>
+      </w:r>
+    </w:p>
+    <w:p>
+      <w:r>
+        <w:lastRenderedPageBreak/>
+        <w:t xml:space="preserve">Task </w:t>
+      </w:r>
+      <w:r>
+        <w:t>complete</w:t>
+      </w:r>
+      <w:r>
+        <w:t xml:space="preserve">, </w:t>
+      </w:r>
+      <w:r>
+        <w:t>I looked at my companions and discovered that they were all frozen in place.</w:t>
+      </w:r>
+    </w:p>
+    <w:p>
+      <w:r>
+        <w:t>“Are you all okay?” I asked the others.</w:t>
+      </w:r>
+      <w:r>
+        <w:t xml:space="preserve"> Of course, they couldn’t hear me, since we were all deaf.</w:t>
+      </w:r>
+    </w:p>
+    <w:p>
+      <w:pPr>
+        <w:pStyle w:val="StatusMessage"/>
+      </w:pPr>
+      <w:r>
+        <w:t>Withstood [Intimidation] from a creature 1 level above.</w:t>
+      </w:r>
+    </w:p>
+    <w:p>
+      <w:pPr>
+        <w:pStyle w:val="StatusMessage"/>
+      </w:pPr>
+    </w:p>
+    <w:p>
+      <w:pPr>
+        <w:pStyle w:val="StatusMessage"/>
+      </w:pPr>
+      <w:r>
+        <w:t>Gained title: Indomitable</w:t>
+      </w:r>
+    </w:p>
+    <w:p>
+      <w:pPr>
+        <w:pStyle w:val="StatusMessage"/>
+      </w:pPr>
+      <w:r>
+        <w:t>Increased resistance to [Intimidation</w:t>
+      </w:r>
+      <w:proofErr w:type="gramStart"/>
+      <w:r>
+        <w:t>]</w:t>
+      </w:r>
+      <w:proofErr w:type="gramEnd"/>
+      <w:r>
+        <w:br/>
+        <w:t>for both yourself and allies within your aura.</w:t>
+      </w:r>
+    </w:p>
+    <w:p>
+      <w:r>
+        <w:t xml:space="preserve">The others finally recovered from their shock and </w:t>
+      </w:r>
+      <w:r>
+        <w:t>Evelyn</w:t>
+      </w:r>
+      <w:r>
+        <w:t xml:space="preserve"> cast healing spells, restoring our hearing.</w:t>
+      </w:r>
+    </w:p>
+    <w:p>
+      <w:r>
+        <w:t>“Dude, that was the scariest thing I ever experienced in my life,” Eric said softly. “I was paralyzed and couldn’t move.”</w:t>
+      </w:r>
+    </w:p>
+    <w:p>
+      <w:r>
+        <w:t>“How come you weren’t paralyzed?” Annie asked, amazed. “There is a reason they are called Hell Apes.”</w:t>
+      </w:r>
+    </w:p>
+    <w:p>
+      <w:r>
+        <w:t xml:space="preserve">“I wanted to learn the [Vibrate] Rune,” I </w:t>
       </w:r>
       <w:r>
         <w:t>said</w:t>
       </w:r>
       <w:r>
-        <w:t>.</w:t>
-      </w:r>
-    </w:p>
-    <w:p>
-      <w:r>
-        <w:t xml:space="preserve">“She will be fine,” Eric </w:t>
+        <w:t>, feeling embarrassed.</w:t>
+      </w:r>
+    </w:p>
+    <w:p>
+      <w:r>
+        <w:t>Rubbing my head, I said, “I was so focused on all aspects of vibration that I wasn’t paying attention to you. Then that gorilla roared and I felt vibration in my bones. It was then that I learnt the Rune.</w:t>
+      </w:r>
+    </w:p>
+    <w:p>
+      <w:r>
+        <w:t>“I then applied the Rune to my blade. I guess I was lucky. Unfortunately I wrecked my glaive.</w:t>
+      </w:r>
+    </w:p>
+    <w:p>
+      <w:r>
+        <w:t xml:space="preserve">“The good news is I </w:t>
+      </w:r>
+      <w:r>
+        <w:t>now have</w:t>
+      </w:r>
+      <w:r>
+        <w:t xml:space="preserve"> </w:t>
+      </w:r>
+      <w:r>
+        <w:t xml:space="preserve">the title Indomitable. This will give resistance to all </w:t>
+      </w:r>
+      <w:r>
+        <w:t>[Intimidation] attacks fo</w:t>
+      </w:r>
+      <w:r>
+        <w:t>r both me and allies in my aura.</w:t>
+      </w:r>
+      <w:r>
+        <w:t xml:space="preserve"> My aura is 6 meters in radius around me.</w:t>
+      </w:r>
+      <w:r>
+        <w:t>”</w:t>
+      </w:r>
+    </w:p>
+    <w:p>
+      <w:r>
+        <w:t>“That’s amazing,” Annie said. “Titles aren’t easy to come by.”</w:t>
+      </w:r>
+    </w:p>
+    <w:p>
+      <w:r>
+        <w:lastRenderedPageBreak/>
+        <w:t>Everyone was impressed.</w:t>
+      </w:r>
+    </w:p>
+    <w:p>
+      <w:r>
+        <w:t>“You have another title, don’t you?” Linda asked. “I noticed the change when fighting.”</w:t>
+      </w:r>
+    </w:p>
+    <w:p>
+      <w:r>
+        <w:t>I sighed and said, “That’s Giant Killer. I was forced to kill bandits when they attacked the cara</w:t>
+      </w:r>
+      <w:r>
+        <w:t>van Uncle Wally and we were on.</w:t>
+      </w:r>
+    </w:p>
+    <w:p>
+      <w:r>
+        <w:t>“Unfortunately my glaive is ruined,” I said, changing the subject.</w:t>
+      </w:r>
+    </w:p>
+    <w:p>
+      <w:r>
+        <w:t xml:space="preserve">I stored the monster copse and </w:t>
+      </w:r>
+      <w:r>
+        <w:t>swapped out my broken weapon.</w:t>
+      </w:r>
+    </w:p>
+    <w:p>
+      <w:r>
+        <w:t xml:space="preserve">“I had no idea wizards could be so powerful,” Eric </w:t>
       </w:r>
       <w:r>
         <w:t>said</w:t>
       </w:r>
       <w:r>
-        <w:t xml:space="preserve"> sternly</w:t>
-      </w:r>
-      <w:r>
-        <w:t>. “Linda, there is something you need to know.”</w:t>
-      </w:r>
-    </w:p>
-    <w:p>
-      <w:r>
-        <w:t xml:space="preserve">“What’s that?” Linda asked </w:t>
-      </w:r>
-      <w:r>
-        <w:t xml:space="preserve">distractedly </w:t>
-      </w:r>
-      <w:r>
-        <w:t>as Eric walked behind Evelyn.</w:t>
-      </w:r>
-    </w:p>
-    <w:p>
-      <w:r>
-        <w:t>“This,” Eric said and pants Evelyn.</w:t>
-      </w:r>
-    </w:p>
-    <w:p>
-      <w:r>
-        <w:t>“Hey!”</w:t>
-      </w:r>
-      <w:r>
-        <w:t xml:space="preserve"> Evelyn </w:t>
-      </w:r>
-      <w:r>
-        <w:t xml:space="preserve">screamed and </w:t>
-      </w:r>
-      <w:r>
-        <w:t>pulled his pants back up but the damage was done.</w:t>
-      </w:r>
-    </w:p>
-    <w:p>
-      <w:r>
-        <w:t>“Sorry I had to do that,” Eric said. “You are all way too stiff.”</w:t>
-      </w:r>
-    </w:p>
-    <w:p>
-      <w:r>
-        <w:t>However, the effect on Linda was much less</w:t>
-      </w:r>
-      <w:r>
-        <w:t xml:space="preserve"> pronounced</w:t>
-      </w:r>
-      <w:r>
-        <w:t xml:space="preserve">. Apparently she was </w:t>
-      </w:r>
-      <w:r>
-        <w:t>worldlier</w:t>
-      </w:r>
-      <w:r>
-        <w:t>.</w:t>
-      </w:r>
-      <w:r>
-        <w:t xml:space="preserve"> Or maybe she was just worried about her best friend.</w:t>
-      </w:r>
-    </w:p>
-    <w:p>
-      <w:r>
-        <w:t>“Why is Annie moaning?</w:t>
+        <w:t>.</w:t>
+      </w:r>
+    </w:p>
+    <w:p>
+      <w:r>
+        <w:t xml:space="preserve">“Most </w:t>
+      </w:r>
+      <w:r>
+        <w:t xml:space="preserve">first year wizards </w:t>
+      </w:r>
+      <w:r>
+        <w:t>aren’t</w:t>
+      </w:r>
+      <w:r>
+        <w:t>,</w:t>
+      </w:r>
+      <w:r>
+        <w:t>” Annie said.</w:t>
+      </w:r>
+      <w:r>
+        <w:t xml:space="preserve"> </w:t>
+      </w:r>
+      <w:r>
+        <w:t>“</w:t>
+      </w:r>
+      <w:r>
+        <w:t>That’s one reason we never bothered.</w:t>
+      </w:r>
+    </w:p>
+    <w:p>
+      <w:r>
+        <w:t>“</w:t>
+      </w:r>
+      <w:r>
+        <w:t>I guess what Uncle Taranis said really was true and wizard schools are doing students a disservice in how they teach.”</w:t>
+      </w:r>
+    </w:p>
+    <w:p>
+      <w:r>
+        <w:t>“Or Raven could be a genius,” Evelyn said.</w:t>
+      </w:r>
+    </w:p>
+    <w:p>
+      <w:r>
+        <w:t xml:space="preserve">“Either way, </w:t>
+      </w:r>
+      <w:r>
+        <w:t>we need to be careful</w:t>
+      </w:r>
+      <w:r>
+        <w:t>,” Linda said. “</w:t>
+      </w:r>
+      <w:r>
+        <w:t>I wasn’t expecting such a powerful monster to appear.</w:t>
       </w:r>
       <w:r>
         <w:t>”</w:t>
       </w:r>
+    </w:p>
+    <w:p>
+      <w:r>
+        <w:t>“Can we expect more?” Artemis asked worriedly.</w:t>
+      </w:r>
+    </w:p>
+    <w:p>
+      <w:r>
+        <w:t>“No,” Annie said. “This should be more of a fluke.”</w:t>
+      </w:r>
+    </w:p>
+    <w:p>
+      <w:r>
+        <w:t>“Are you okay?” Eric asked. “You seem distracted.”</w:t>
+      </w:r>
+    </w:p>
+    <w:p>
+      <w:r>
+        <w:t>“I don’t think learning this Rune was wise, considering my low level. My brain feels overloaded with knowledge and it’s making me feel dizzy,” I said.</w:t>
+      </w:r>
+      <w:r>
+        <w:t xml:space="preserve"> “I feel I swallowed a whale.</w:t>
+      </w:r>
+    </w:p>
+    <w:p>
+      <w:r>
+        <w:t>“Don’t worry. I’ll be fine.”</w:t>
+      </w:r>
+    </w:p>
+    <w:p>
+      <w:r>
+        <w:lastRenderedPageBreak/>
+        <w:t xml:space="preserve">I followed the others with my head in a daze. </w:t>
+      </w:r>
+      <w:r>
+        <w:t>The concept of [Vibration] was so vast it boggled the mind</w:t>
+      </w:r>
+      <w:r>
+        <w:t xml:space="preserve"> and I only touched a superficial part of it.</w:t>
+      </w:r>
+    </w:p>
+    <w:p>
+      <w:r>
+        <w:t xml:space="preserve">The next </w:t>
+      </w:r>
+      <w:r>
+        <w:t>group of monsters was</w:t>
+      </w:r>
+      <w:r>
+        <w:t xml:space="preserve"> lizard-like creatures</w:t>
+      </w:r>
+      <w:r>
+        <w:t xml:space="preserve"> resembling raptors</w:t>
+      </w:r>
+      <w:r>
+        <w:t>. They were surprisingly fast.</w:t>
+      </w:r>
+    </w:p>
+    <w:p>
+      <w:r>
+        <w:t xml:space="preserve">“Now this is more like it,” Eric said as he charged forward </w:t>
+      </w:r>
+      <w:r>
+        <w:t xml:space="preserve">with </w:t>
+      </w:r>
+      <w:r>
+        <w:t>the chunk of steel he called a</w:t>
+      </w:r>
       <w:r>
         <w:t xml:space="preserve"> </w:t>
       </w:r>
       <w:r>
-        <w:t>Linda asked, worriedly. “She’s in trouble.”</w:t>
+        <w:t xml:space="preserve">great </w:t>
+      </w:r>
+      <w:r>
+        <w:t>sword.</w:t>
+      </w:r>
+    </w:p>
+    <w:p>
+      <w:r>
+        <w:t>I watched Annie as she sw</w:t>
+      </w:r>
+      <w:r>
+        <w:t>u</w:t>
+      </w:r>
+      <w:r>
+        <w:t>ng her whips around her head. They were as usual terrifying.</w:t>
+      </w:r>
+      <w:r>
+        <w:t xml:space="preserve"> The whips grabbed the creatures and smashed them against each other.</w:t>
+      </w:r>
+      <w:r>
+        <w:t xml:space="preserve"> Other times they rammed into the monsters like battering rams.</w:t>
+      </w:r>
+    </w:p>
+    <w:p>
+      <w:r>
+        <w:t>Linda was also shredding monsters like a boss</w:t>
+      </w:r>
+      <w:r>
+        <w:t xml:space="preserve">, her shards of steel punching through defenses like </w:t>
+      </w:r>
+      <w:r>
+        <w:t>daggers</w:t>
+      </w:r>
+      <w:r>
+        <w:t>.</w:t>
+      </w:r>
+      <w:r>
+        <w:t xml:space="preserve"> Her weapon was superior to anything I could do. That was hardly surprising, considering professionals programmed the runic circuits of her weapon.</w:t>
+      </w:r>
+    </w:p>
+    <w:p>
+      <w:r>
+        <w:t xml:space="preserve">However, I noticed that both weapons were nearing their usable life. </w:t>
+      </w:r>
+      <w:r>
+        <w:t>I could see stress fractures.</w:t>
+      </w:r>
+    </w:p>
+    <w:p>
+      <w:r>
+        <w:t>The same was true with the rest of our team. The only difference was that Annie and Linda started out with superior equipment.</w:t>
+      </w:r>
+    </w:p>
+    <w:p>
+      <w:r>
+        <w:t xml:space="preserve">Eric discarded a broken weapon and took out a new </w:t>
+      </w:r>
+      <w:r>
+        <w:t>one</w:t>
+      </w:r>
+      <w:r>
+        <w:t>.</w:t>
+      </w:r>
+    </w:p>
+    <w:p>
+      <w:r>
+        <w:t>I focused my attention on fighting to the best of my</w:t>
+      </w:r>
+      <w:r>
+        <w:t xml:space="preserve"> ability</w:t>
+      </w:r>
+      <w:r>
+        <w:t>, pushing unwanted thoughts to the back of my mind.</w:t>
+      </w:r>
+    </w:p>
+    <w:p>
+      <w:r>
+        <w:t xml:space="preserve">I considered using [Vibration] again but quickly discarded it. </w:t>
+      </w:r>
+      <w:r>
+        <w:t>It was giving me a headache.</w:t>
       </w:r>
     </w:p>
     <w:p>
       <w:r>
         <w:lastRenderedPageBreak/>
-        <w:t xml:space="preserve">“No she’s fine. She’s </w:t>
-      </w:r>
-      <w:r>
-        <w:t xml:space="preserve">just </w:t>
-      </w:r>
-      <w:r>
-        <w:t>making a big poop,” Eric said and pulled out his banjo and started playing loudly. He accompanied</w:t>
-      </w:r>
-      <w:r>
-        <w:t xml:space="preserve"> himself with terrible singing.</w:t>
-      </w:r>
-    </w:p>
-    <w:p>
-      <w:r>
-        <w:t>Images appeared in my mind, but I rejected them. Annie didn’t like me that way.</w:t>
-      </w:r>
-    </w:p>
-    <w:p>
-      <w:r>
-        <w:t xml:space="preserve">Eric </w:t>
-      </w:r>
-      <w:r>
-        <w:t xml:space="preserve">finally </w:t>
-      </w:r>
-      <w:r>
-        <w:t xml:space="preserve">stopped </w:t>
-      </w:r>
-      <w:r>
-        <w:t xml:space="preserve">playing </w:t>
-      </w:r>
-      <w:r>
-        <w:t>and said, “I guess it’s time to do that harvesting thing.</w:t>
+        <w:t xml:space="preserve">I deployed my usual trip fence. However, the </w:t>
+      </w:r>
+      <w:proofErr w:type="spellStart"/>
+      <w:r>
+        <w:t>Lizardlings</w:t>
+      </w:r>
+      <w:proofErr w:type="spellEnd"/>
+      <w:r>
+        <w:t xml:space="preserve"> were too agile for that.</w:t>
+      </w:r>
+    </w:p>
+    <w:p>
+      <w:r>
+        <w:t xml:space="preserve">I tried a new tactic. I flattened the bubble to cover the floor, avoiding my companions. </w:t>
+      </w:r>
+      <w:r>
+        <w:t>That was trick</w:t>
+      </w:r>
+      <w:r>
+        <w:t>y</w:t>
+      </w:r>
+      <w:r>
+        <w:t xml:space="preserve"> as the gang </w:t>
+      </w:r>
+      <w:r>
+        <w:t xml:space="preserve">kept </w:t>
+      </w:r>
+      <w:r>
+        <w:t>moved around.</w:t>
+      </w:r>
+    </w:p>
+    <w:p>
+      <w:r>
+        <w:t>I</w:t>
+      </w:r>
+      <w:r>
+        <w:t xml:space="preserve"> added </w:t>
+      </w:r>
+      <w:r>
+        <w:t xml:space="preserve">[Slippery] as </w:t>
+      </w:r>
+      <w:r>
+        <w:t xml:space="preserve">a </w:t>
+      </w:r>
+      <w:r>
+        <w:t>modifier to my new trap.</w:t>
+      </w:r>
+      <w:r>
+        <w:t xml:space="preserve"> After a minute of effort the modifier took effect.</w:t>
+      </w:r>
+    </w:p>
+    <w:p>
+      <w:r>
+        <w:t xml:space="preserve">The monsters </w:t>
+      </w:r>
+      <w:r>
+        <w:t>lost their speed edge with their traction</w:t>
+      </w:r>
+      <w:r>
+        <w:t>.</w:t>
+      </w:r>
+    </w:p>
+    <w:p>
+      <w:r>
+        <w:t>I attacked with my glaive and slowly we whittled down the enemy. The good news was, since the enemy was speed based, their defense was low.</w:t>
+      </w:r>
+    </w:p>
+    <w:p>
+      <w:r>
+        <w:t>Annoyingly</w:t>
+      </w:r>
+      <w:r>
+        <w:t>, the [Vibration] Rune kept forming, buzzing my glaive like a chainsaw</w:t>
+      </w:r>
+      <w:r>
+        <w:t>, threatening to shatter my weapon.</w:t>
+      </w:r>
+      <w:r>
+        <w:t xml:space="preserve"> Worst yet, the vibration was undirected, making it worse than useless.</w:t>
+      </w:r>
+    </w:p>
+    <w:p>
+      <w:r>
+        <w:t>We looted the monsters and headed out.</w:t>
+      </w:r>
+    </w:p>
+    <w:p>
+      <w:r>
+        <w:t>It was time to return to my pellet gun. The question was how to make it more effective?</w:t>
+      </w:r>
+    </w:p>
+    <w:p>
+      <w:r>
+        <w:t>“Folks, can we take a 5 minute break?” I called out. “I need to work on a new attack.”</w:t>
+      </w:r>
+    </w:p>
+    <w:p>
+      <w:r>
+        <w:t>“No problem,” Eric said.</w:t>
+      </w:r>
+    </w:p>
+    <w:p>
+      <w:r>
+        <w:t xml:space="preserve">Now the question was how to strengthen my gun? </w:t>
+      </w:r>
+    </w:p>
+    <w:p>
+      <w:r>
+        <w:t>My current gun used [Launch] and [Spin].</w:t>
+      </w:r>
+    </w:p>
+    <w:p>
+      <w:r>
+        <w:t>I added [Wind] and [Slippery] to the pellets and fired.</w:t>
+      </w:r>
+    </w:p>
+    <w:p>
+      <w:r>
+        <w:lastRenderedPageBreak/>
+        <w:t xml:space="preserve">Unfortunately the two Runes opposed each other. </w:t>
+      </w:r>
+      <w:r>
+        <w:t>The [Wind] propelled the pellets, but [Slippery] made it harder to push.</w:t>
+      </w:r>
+    </w:p>
+    <w:p>
+      <w:r>
+        <w:t xml:space="preserve">What if I </w:t>
+      </w:r>
+      <w:r>
+        <w:t>just used</w:t>
+      </w:r>
+      <w:r>
+        <w:t xml:space="preserve"> [Slippery]?</w:t>
+      </w:r>
+    </w:p>
+    <w:p>
+      <w:r>
+        <w:t>Other monsters attacked but I ignored them, knowing my friends could handle the treat.</w:t>
+      </w:r>
+    </w:p>
+    <w:p>
+      <w:r>
+        <w:t>I conceptualized a barrel that imparted [Spin].</w:t>
+      </w:r>
+      <w:r>
+        <w:t xml:space="preserve"> I was already using it intuitively.</w:t>
+      </w:r>
+    </w:p>
+    <w:p>
+      <w:r>
+        <w:t xml:space="preserve">I contemplated and my new [Barrel] Rune formed. I recorded it </w:t>
+      </w:r>
+      <w:r>
+        <w:t xml:space="preserve">in my grimoire </w:t>
+      </w:r>
+      <w:r>
+        <w:t>for prosperity and then created a new array using the three Runes.</w:t>
+      </w:r>
+    </w:p>
+    <w:p>
+      <w:r>
+        <w:t>I practiced a few shots, honing my skill</w:t>
+      </w:r>
+      <w:r>
+        <w:t>.</w:t>
+      </w:r>
+    </w:p>
+    <w:p>
+      <w:r>
+        <w:t>“Okay I got it,” I called. “We can move on.”</w:t>
+      </w:r>
+    </w:p>
+    <w:p>
+      <w:r>
+        <w:t>W</w:t>
+      </w:r>
+      <w:r>
+        <w:t>e traveled the</w:t>
+      </w:r>
+      <w:r>
+        <w:t xml:space="preserve"> twists and turns of the canyon as strange and unusual creature came to say hi – with bared fangs, claws and other dangerous weapons.</w:t>
+      </w:r>
+    </w:p>
+    <w:p>
+      <w:r>
+        <w:t xml:space="preserve">The next monsters we encountered were </w:t>
+      </w:r>
+      <w:proofErr w:type="spellStart"/>
+      <w:r>
+        <w:t>Lizardlings</w:t>
+      </w:r>
+      <w:proofErr w:type="spellEnd"/>
+      <w:r>
+        <w:t>. They were reptile creatures that spat acid.</w:t>
+      </w:r>
+    </w:p>
+    <w:p>
+      <w:r>
+        <w:t>Within moments my armor steam</w:t>
+      </w:r>
+      <w:r>
+        <w:t xml:space="preserve">ed </w:t>
+      </w:r>
+      <w:r>
+        <w:t xml:space="preserve">as the acid </w:t>
+      </w:r>
+      <w:r>
+        <w:t>dissolved</w:t>
+      </w:r>
+      <w:r>
+        <w:t xml:space="preserve"> the leather.</w:t>
+      </w:r>
+    </w:p>
+    <w:p>
+      <w:r>
+        <w:t>Fortunately the monsters weren’t fast, so I didn’t deploy my trap. That gave me more manna for my gun.</w:t>
+      </w:r>
+    </w:p>
+    <w:p>
+      <w:r>
+        <w:t xml:space="preserve">I formed my </w:t>
+      </w:r>
+      <w:r>
+        <w:t xml:space="preserve">improved gun </w:t>
+      </w:r>
+      <w:r>
+        <w:t xml:space="preserve">on my left hand and fed shards with my right. The first shard zoomed through the </w:t>
+      </w:r>
+      <w:r>
+        <w:t xml:space="preserve">virtual </w:t>
+      </w:r>
+      <w:r>
+        <w:t>barrel and slammed into a monster.</w:t>
+      </w:r>
+    </w:p>
+    <w:p>
+      <w:r>
+        <w:lastRenderedPageBreak/>
+        <w:t xml:space="preserve">This test proved my </w:t>
+      </w:r>
+      <w:r>
+        <w:t xml:space="preserve">upgraded </w:t>
+      </w:r>
+      <w:r>
+        <w:t>gun was an improvement. Best of all I used less manna for greater damage.</w:t>
+      </w:r>
+    </w:p>
+    <w:p>
+      <w:r>
+        <w:t>The monster was wounded but not killed. I added more manna and accuracy and penetrating power increased.</w:t>
+      </w:r>
+    </w:p>
+    <w:p>
+      <w:r>
+        <w:t>And then I got my first kill from my improved gun.</w:t>
+      </w:r>
+    </w:p>
+    <w:p>
+      <w:r>
+        <w:t>I fir</w:t>
+      </w:r>
+      <w:r>
+        <w:t>ed</w:t>
+      </w:r>
+      <w:r>
+        <w:t xml:space="preserve"> at other targets, refining my technique along the way.</w:t>
+      </w:r>
+    </w:p>
+    <w:p>
+      <w:r>
+        <w:t>All too soon the last monster died and we moved on.</w:t>
+      </w:r>
+    </w:p>
+    <w:p>
+      <w:r>
+        <w:t>“We will need to return soon,” I said. “I’m running out of ammo</w:t>
+      </w:r>
+      <w:r>
+        <w:t>. I can’t believe how much I go through.”</w:t>
+      </w:r>
+    </w:p>
+    <w:p>
+      <w:r>
+        <w:t>“Same here,” Linda said.</w:t>
+      </w:r>
+    </w:p>
+    <w:p>
+      <w:r>
+        <w:t>“I</w:t>
+      </w:r>
+      <w:r>
+        <w:t>’m also feeling a little dizzy. My brain is buzzing with too many concepts.”</w:t>
+      </w:r>
+    </w:p>
+    <w:p>
+      <w:r>
+        <w:t>“Will leveling up help?” Eric asked as he killed the last monster.</w:t>
+      </w:r>
+    </w:p>
+    <w:p>
+      <w:r>
+        <w:t xml:space="preserve">“Unfortunately no,” I said. “My next brain update will be when I transition to </w:t>
+      </w:r>
+      <w:r>
+        <w:t>C</w:t>
+      </w:r>
+      <w:r>
+        <w:t>.</w:t>
+      </w:r>
+    </w:p>
+    <w:p>
+      <w:r>
+        <w:t>“Hopefully sleep will help</w:t>
+      </w:r>
+      <w:r>
+        <w:t>.”</w:t>
+      </w:r>
+    </w:p>
+    <w:p>
+      <w:r>
+        <w:t>Just then Eric’s stomach growled.</w:t>
+      </w:r>
+    </w:p>
+    <w:p>
+      <w:r>
+        <w:t>“I guess this barbarian is hungry,” Eric said with a laugh.</w:t>
+      </w:r>
+    </w:p>
+    <w:p>
+      <w:r>
+        <w:t>“Perhaps we should head back for lunch,” I said. “</w:t>
+      </w:r>
+      <w:r>
+        <w:t>I’m not feeling too good right now.</w:t>
       </w:r>
       <w:r>
         <w:t>”</w:t>
@@ -54245,983 +56258,48 @@
     </w:p>
     <w:p>
       <w:r>
-        <w:t>“Just place the carcasses into your storage,” Linda said. “Later a but</w:t>
-      </w:r>
-      <w:r>
-        <w:t>cher will take apart our catch. This food will be essential in the future, and we essentially have infinite space, or will when we rank up more.”</w:t>
-      </w:r>
-    </w:p>
-    <w:p>
-      <w:r>
-        <w:t xml:space="preserve">Linda and I </w:t>
-      </w:r>
-      <w:r>
-        <w:t>collected the copses as Eric sang</w:t>
-      </w:r>
-      <w:r>
-        <w:t xml:space="preserve">. </w:t>
-      </w:r>
-      <w:r>
-        <w:t xml:space="preserve">Face still flushed, </w:t>
-      </w:r>
-      <w:r>
-        <w:t>Annie joined</w:t>
-      </w:r>
-      <w:r>
-        <w:t xml:space="preserve"> and helped harvest</w:t>
-      </w:r>
-      <w:r>
-        <w:t>.</w:t>
-      </w:r>
-    </w:p>
-    <w:p>
-      <w:r>
-        <w:t>When the catch was put away, Annie said, “It’s time to go,” and headed off.</w:t>
-      </w:r>
-    </w:p>
-    <w:p>
-      <w:r>
-        <w:t xml:space="preserve">We </w:t>
-      </w:r>
-      <w:r>
-        <w:t>followed</w:t>
-      </w:r>
-      <w:r>
-        <w:t xml:space="preserve"> Annie</w:t>
-      </w:r>
-      <w:r>
-        <w:t>.</w:t>
-      </w:r>
-    </w:p>
-    <w:p>
-      <w:r>
-        <w:t>As we walk</w:t>
-      </w:r>
-      <w:r>
-        <w:t>ed</w:t>
-      </w:r>
-      <w:r>
-        <w:t>, a thought came to me. What if I use</w:t>
-      </w:r>
-      <w:r>
-        <w:t>d</w:t>
+        <w:t>I slipped into a fever dream.</w:t>
+      </w:r>
+    </w:p>
+    <w:p>
+      <w:r>
+        <w:lastRenderedPageBreak/>
+        <w:t xml:space="preserve">In </w:t>
+      </w:r>
+      <w:r>
+        <w:t>the dream</w:t>
+      </w:r>
+      <w:r>
+        <w:t xml:space="preserve"> I was trapped in a</w:t>
+      </w:r>
+      <w:r>
+        <w:t xml:space="preserve"> global</w:t>
+      </w:r>
+      <w:r>
+        <w:t xml:space="preserve"> earthquake where the world </w:t>
+      </w:r>
+      <w:r>
+        <w:t>shook and vibrated down to its very core</w:t>
+      </w:r>
+      <w:r>
+        <w:t>. There was screeching of metal as metal structures twisted</w:t>
+      </w:r>
+      <w:r>
+        <w:t>,</w:t>
+      </w:r>
+      <w:r>
+        <w:t xml:space="preserve"> crumpled </w:t>
+      </w:r>
+      <w:r>
+        <w:t>and melted</w:t>
+      </w:r>
+      <w:r>
+        <w:t>.</w:t>
       </w:r>
       <w:r>
         <w:t xml:space="preserve"> </w:t>
       </w:r>
       <w:r>
-        <w:t xml:space="preserve">[Vibrate] </w:t>
-      </w:r>
-      <w:r>
-        <w:t xml:space="preserve">on my glaive? </w:t>
-      </w:r>
-      <w:r>
-        <w:t>Vibration was a powerful tool for cutting. It was used everywhere in industry and in consumer products.</w:t>
-      </w:r>
-    </w:p>
-    <w:p>
-      <w:r>
-        <w:t>Unfortunately I didn’t have that Rune.</w:t>
-      </w:r>
-      <w:r>
-        <w:t xml:space="preserve"> That was okay. I knew how to create Runes.</w:t>
-      </w:r>
-    </w:p>
-    <w:p>
-      <w:r>
-        <w:t>Deep in thought, I slowly tapped my glaive on the stone ground as I followed the others.</w:t>
-      </w:r>
-    </w:p>
-    <w:p>
-      <w:r>
-        <w:t>The glaive vibrated with every tap.</w:t>
-      </w:r>
-    </w:p>
-    <w:p>
-      <w:r>
-        <w:lastRenderedPageBreak/>
-        <w:t>What was vibration? What was sound? It was everywhere, including light. Vibration was a universal thing touching all of reality.</w:t>
-      </w:r>
-    </w:p>
-    <w:p>
-      <w:r>
-        <w:t xml:space="preserve">A roar shook the ground, causing my body </w:t>
-      </w:r>
-      <w:r>
-        <w:t xml:space="preserve">and bones </w:t>
-      </w:r>
-      <w:r>
-        <w:t>to vibrate with the sound.</w:t>
-      </w:r>
-      <w:r>
-        <w:t xml:space="preserve"> I didn’t resist. I let the explosion of vibration smash into me</w:t>
-      </w:r>
-      <w:r>
-        <w:t>.</w:t>
-      </w:r>
-    </w:p>
-    <w:p>
-      <w:r>
-        <w:t>It was like standing next to a rocket blasting into space. And yes, I witnessed the launch of a Starship. That was both amazing and terrifying.</w:t>
-      </w:r>
-    </w:p>
-    <w:p>
-      <w:r>
-        <w:t>For all my viewers, you should experience a rocket launch at least once in your life. It’s amazing.</w:t>
-      </w:r>
-    </w:p>
-    <w:p>
-      <w:r>
-        <w:t>Looking up I saw a fanged gorilla towering around 5m tall. In its hand was a massive stone club.</w:t>
-      </w:r>
-    </w:p>
-    <w:p>
-      <w:pPr>
-        <w:pStyle w:val="StatusMessage"/>
-      </w:pPr>
-      <w:r>
-        <w:t>C</w:t>
-      </w:r>
-      <w:r>
-        <w:t>-7 Hell Gorilla</w:t>
-      </w:r>
-    </w:p>
-    <w:p>
-      <w:pPr>
-        <w:pStyle w:val="StatusMessage"/>
-      </w:pPr>
-      <w:r>
-        <w:t>Special Attacks: Roar, Bash</w:t>
-      </w:r>
-    </w:p>
-    <w:p>
-      <w:pPr>
-        <w:pStyle w:val="StatusMessage"/>
-      </w:pPr>
-      <w:r>
-        <w:t>Defense: Fur</w:t>
-      </w:r>
-    </w:p>
-    <w:p>
-      <w:r>
-        <w:t xml:space="preserve">The Gorilla stepped forward and roared again. The sound was deafening and I felt my bones rattling. My teeth threatened to </w:t>
-      </w:r>
-      <w:r>
-        <w:t>break from the vibrations</w:t>
-      </w:r>
-      <w:r>
-        <w:t>.</w:t>
-      </w:r>
-      <w:r>
-        <w:t xml:space="preserve"> It made my brain hurt.</w:t>
-      </w:r>
-    </w:p>
-    <w:p>
-      <w:r>
-        <w:t>Vibration: Sound, light, music, dissonance, the vibration of a motor, of my electric toothbrush, of electrical appliances, of atoms and so much more.</w:t>
-      </w:r>
-    </w:p>
-    <w:p>
-      <w:r>
-        <w:t>I saw the Rune for [Vibration], along with [Amplitude] and [Frequency]. [Phase] came a moment later as I visioned sounds canceling and amplifying.</w:t>
-      </w:r>
-    </w:p>
-    <w:p>
-      <w:r>
-        <w:t>Aspects of sound science never told me about flooded my brain, including its connection to light, dark and even gravity.</w:t>
-      </w:r>
-    </w:p>
-    <w:p>
-      <w:r>
-        <w:lastRenderedPageBreak/>
-        <w:t xml:space="preserve">I applied [Vibration] to my glaive and </w:t>
-      </w:r>
-      <w:r>
-        <w:t>injected</w:t>
-      </w:r>
-      <w:r>
-        <w:t xml:space="preserve"> manna, careful not to put too much. I then adjusted the frequency using the appropriate Rune. I didn’t want to break my weapon. Resonance can shatter the mightiest of stone and metal.</w:t>
-      </w:r>
-    </w:p>
-    <w:p>
-      <w:r>
-        <w:t>The gorilla stopped roaring and took a breath.</w:t>
-      </w:r>
-    </w:p>
-    <w:p>
-      <w:r>
-        <w:t>I dashed forward and sliced with my blade. I hit the creature’s side but found resistance, so I increased intensity and frequency.</w:t>
-      </w:r>
-    </w:p>
-    <w:p>
-      <w:r>
-        <w:t>A fraction of a second later the monster was sliced in two.</w:t>
-      </w:r>
-    </w:p>
-    <w:p>
-      <w:r>
-        <w:t>Unfortunately the blade of my glaive shattered.</w:t>
-      </w:r>
-    </w:p>
-    <w:p>
-      <w:r>
-        <w:t>I whipped out my grimoire and began recording my new Runes. I didn’t want to forget them, although I suspected that was impossible.</w:t>
-      </w:r>
-      <w:r>
-        <w:t xml:space="preserve"> Those Runes felt ingrained in my bones.</w:t>
-      </w:r>
-    </w:p>
-    <w:p>
-      <w:r>
-        <w:t xml:space="preserve">Task </w:t>
-      </w:r>
-      <w:r>
-        <w:t>complete</w:t>
-      </w:r>
-      <w:r>
-        <w:t xml:space="preserve">, </w:t>
-      </w:r>
-      <w:r>
-        <w:t>I looked at my companions and discovered that they were all frozen in place.</w:t>
-      </w:r>
-    </w:p>
-    <w:p>
-      <w:r>
-        <w:t>“Are you all okay?” I asked the others.</w:t>
-      </w:r>
-    </w:p>
-    <w:p>
-      <w:r>
-        <w:t>It was then I received a notification.</w:t>
-      </w:r>
-    </w:p>
-    <w:p>
-      <w:pPr>
-        <w:pStyle w:val="StatusMessage"/>
-      </w:pPr>
-      <w:r>
-        <w:t xml:space="preserve">Withstood </w:t>
-      </w:r>
-      <w:r>
-        <w:t>[</w:t>
-      </w:r>
-      <w:r>
-        <w:t>Intimidation</w:t>
-      </w:r>
-      <w:r>
-        <w:t>]</w:t>
-      </w:r>
-      <w:r>
-        <w:t xml:space="preserve"> from a creature </w:t>
-      </w:r>
-      <w:r>
-        <w:t>1 level above</w:t>
-      </w:r>
-      <w:r>
-        <w:t>.</w:t>
-      </w:r>
-    </w:p>
-    <w:p>
-      <w:pPr>
-        <w:pStyle w:val="StatusMessage"/>
-      </w:pPr>
-    </w:p>
-    <w:p>
-      <w:pPr>
-        <w:pStyle w:val="StatusMessage"/>
-      </w:pPr>
-      <w:r>
-        <w:t xml:space="preserve">Gained </w:t>
-      </w:r>
-      <w:r>
-        <w:t>title: Indomitable</w:t>
-      </w:r>
-    </w:p>
-    <w:p>
-      <w:pPr>
-        <w:pStyle w:val="StatusMessage"/>
-      </w:pPr>
-      <w:r>
-        <w:t>I</w:t>
-      </w:r>
-      <w:r>
-        <w:t>ncreased resistance to [Intimidation</w:t>
-      </w:r>
-      <w:proofErr w:type="gramStart"/>
-      <w:r>
-        <w:t>]</w:t>
-      </w:r>
-      <w:proofErr w:type="gramEnd"/>
-      <w:r>
-        <w:br/>
-        <w:t>for both yourself and allies within your aura</w:t>
-      </w:r>
-      <w:r>
-        <w:t>.</w:t>
-      </w:r>
-    </w:p>
-    <w:p>
-      <w:pPr>
-        <w:pStyle w:val="StatusMessage"/>
-      </w:pPr>
-    </w:p>
-    <w:p>
-      <w:r>
-        <w:t>“Dude, that was the scariest thing I ever experienced in my life,” Eric said softly. “I was paralyzed and couldn’t move.”</w:t>
-      </w:r>
-    </w:p>
-    <w:p>
-      <w:r>
-        <w:lastRenderedPageBreak/>
-        <w:t>“How come you weren’t paralyzed?” Annie asked, amazed. “There is a reason they are called Hell Apes.”</w:t>
-      </w:r>
-    </w:p>
-    <w:p>
-      <w:r>
-        <w:t xml:space="preserve">“I wanted to learn the [Vibrate] Rune,” I </w:t>
-      </w:r>
-      <w:r>
-        <w:t>said</w:t>
-      </w:r>
-      <w:r>
-        <w:t>, feeling embarrassed.</w:t>
-      </w:r>
-    </w:p>
-    <w:p>
-      <w:r>
-        <w:t>Rubbing my head, I said, “I was so focused on all aspects of vibration that I wasn’t paying attention to you. Then that gorilla roared and I felt vibration in my bones. It was then that I learnt the Rune.</w:t>
-      </w:r>
-    </w:p>
-    <w:p>
-      <w:r>
-        <w:t>“I then applied the Rune to my blade. I guess I was lucky. Unfortunately I wrecked my glaive.</w:t>
-      </w:r>
-    </w:p>
-    <w:p>
-      <w:r>
-        <w:t xml:space="preserve">“The good news is I </w:t>
-      </w:r>
-      <w:r>
-        <w:t>now have</w:t>
-      </w:r>
-      <w:r>
-        <w:t xml:space="preserve"> </w:t>
-      </w:r>
-      <w:r>
-        <w:t xml:space="preserve">the title Indomitable. This will give resistance to all </w:t>
-      </w:r>
-      <w:r>
-        <w:t>[Intimidation] attacks fo</w:t>
-      </w:r>
-      <w:r>
-        <w:t>r both me and allies in my aura.</w:t>
-      </w:r>
-      <w:r>
-        <w:t xml:space="preserve"> My aura is 6 meters in radius around me.</w:t>
-      </w:r>
-      <w:r>
-        <w:t>”</w:t>
-      </w:r>
-    </w:p>
-    <w:p>
-      <w:r>
-        <w:t>“That’s amazing,” Annie said. “Titles aren’t easy to come by.”</w:t>
-      </w:r>
-    </w:p>
-    <w:p>
-      <w:r>
-        <w:t>Everyone was impressed.</w:t>
-      </w:r>
-    </w:p>
-    <w:p>
-      <w:r>
-        <w:t>“You have another title, don’t you?” Linda asked. “I noticed the change when fighting.”</w:t>
-      </w:r>
-    </w:p>
-    <w:p>
-      <w:r>
-        <w:t>I sighed and said, “That’s Giant Killer. I was forced to kill bandits when they attacked the cara</w:t>
-      </w:r>
-      <w:r>
-        <w:t>van Uncle Wally and we were on.</w:t>
-      </w:r>
-    </w:p>
-    <w:p>
-      <w:r>
-        <w:t>“Unfortunately my glaive is ruined,” I said, changing the subject.</w:t>
-      </w:r>
-    </w:p>
-    <w:p>
-      <w:r>
-        <w:t xml:space="preserve">I stored the monster copse and </w:t>
-      </w:r>
-      <w:r>
-        <w:t>swapped out my broken weapon.</w:t>
-      </w:r>
-    </w:p>
-    <w:p>
-      <w:r>
-        <w:t xml:space="preserve">“I had no idea wizards could be so powerful,” Eric </w:t>
-      </w:r>
-      <w:r>
-        <w:t>said</w:t>
-      </w:r>
-      <w:r>
-        <w:t>.</w:t>
-      </w:r>
-    </w:p>
-    <w:p>
-      <w:r>
-        <w:t xml:space="preserve">“Most </w:t>
-      </w:r>
-      <w:r>
-        <w:t xml:space="preserve">first year wizards </w:t>
-      </w:r>
-      <w:r>
-        <w:t>aren’t</w:t>
-      </w:r>
-      <w:r>
-        <w:t>,</w:t>
-      </w:r>
-      <w:r>
-        <w:t>” Annie said.</w:t>
-      </w:r>
-      <w:r>
-        <w:t xml:space="preserve"> </w:t>
-      </w:r>
-      <w:r>
-        <w:t>“Why do you th</w:t>
-      </w:r>
-      <w:r>
-        <w:t>ink we never bothered to learn?</w:t>
-      </w:r>
-    </w:p>
-    <w:p>
-      <w:r>
-        <w:lastRenderedPageBreak/>
-        <w:t>“</w:t>
-      </w:r>
-      <w:r>
-        <w:t>I guess what Uncle Taranis said really was true and wizard schools are doing students a disservice in how they teach.”</w:t>
-      </w:r>
-    </w:p>
-    <w:p>
-      <w:r>
-        <w:t>“Or Raven could be a genius,” Evelyn said.</w:t>
-      </w:r>
-    </w:p>
-    <w:p>
-      <w:r>
-        <w:t xml:space="preserve">“Either way, </w:t>
-      </w:r>
-      <w:r>
-        <w:t>we need to be careful</w:t>
-      </w:r>
-      <w:r>
-        <w:t>,” Linda said. “</w:t>
-      </w:r>
-      <w:r>
-        <w:t>I wasn’t expecting such a powerful monster to appear.</w:t>
-      </w:r>
-      <w:r>
-        <w:t>”</w:t>
-      </w:r>
-    </w:p>
-    <w:p>
-      <w:r>
-        <w:t>“Can we expect more?” Artemis asked worriedly.</w:t>
-      </w:r>
-    </w:p>
-    <w:p>
-      <w:r>
-        <w:t>“No,” Annie said. “This should be more of a fluke.”</w:t>
-      </w:r>
-    </w:p>
-    <w:p>
-      <w:r>
-        <w:t>“Are you okay?” Eric asked. “You seem distracted.”</w:t>
-      </w:r>
-    </w:p>
-    <w:p>
-      <w:r>
-        <w:t>“I don’t think learning this Rune was wise, considering my low level. My brain feels overloaded with knowledge and it’s making me feel dizzy,” I said.</w:t>
-      </w:r>
-      <w:r>
-        <w:t xml:space="preserve"> “I feel I swallowed a whale.</w:t>
-      </w:r>
-    </w:p>
-    <w:p>
-      <w:r>
-        <w:t>“Don’t worry. I’ll be fine.”</w:t>
-      </w:r>
-    </w:p>
-    <w:p>
-      <w:r>
-        <w:t xml:space="preserve">I followed the others with my head in a daze. </w:t>
-      </w:r>
-      <w:r>
-        <w:t>The concept of [Vibration] was so vast it boggled the mind</w:t>
-      </w:r>
-      <w:r>
-        <w:t xml:space="preserve"> and I only touched a superficial part of it.</w:t>
-      </w:r>
-    </w:p>
-    <w:p>
-      <w:r>
-        <w:t xml:space="preserve">The next </w:t>
-      </w:r>
-      <w:r>
-        <w:t>group of monsters was</w:t>
-      </w:r>
-      <w:r>
-        <w:t xml:space="preserve"> lizard-like creatures</w:t>
-      </w:r>
-      <w:r>
-        <w:t xml:space="preserve"> resembling raptors</w:t>
-      </w:r>
-      <w:r>
-        <w:t>. They were surprisingly fast.</w:t>
-      </w:r>
-    </w:p>
-    <w:p>
-      <w:r>
-        <w:t xml:space="preserve">“Now this is more like it,” Eric said as he charged forward </w:t>
-      </w:r>
-      <w:r>
-        <w:t xml:space="preserve">with </w:t>
-      </w:r>
-      <w:r>
-        <w:t>the chunk of steel he called a</w:t>
-      </w:r>
-      <w:r>
-        <w:t xml:space="preserve"> </w:t>
-      </w:r>
-      <w:r>
-        <w:t xml:space="preserve">great </w:t>
-      </w:r>
-      <w:r>
-        <w:t>sword.</w:t>
-      </w:r>
-    </w:p>
-    <w:p>
-      <w:r>
-        <w:t>I watched Annie as she sw</w:t>
-      </w:r>
-      <w:r>
-        <w:t>u</w:t>
-      </w:r>
-      <w:r>
-        <w:t>ng her whips around her head. They were as usual terrifying.</w:t>
-      </w:r>
-      <w:r>
-        <w:t xml:space="preserve"> The whips grabbed the creatures and smashed them against each other.</w:t>
-      </w:r>
-      <w:r>
-        <w:t xml:space="preserve"> Other times they rammed into the monsters like battering rams.</w:t>
-      </w:r>
-    </w:p>
-    <w:p>
-      <w:r>
-        <w:lastRenderedPageBreak/>
-        <w:t>Linda was also shredding monsters like a boss</w:t>
-      </w:r>
-      <w:r>
-        <w:t>, her shards of steel punching through defenses like knives.</w:t>
-      </w:r>
-      <w:r>
-        <w:t xml:space="preserve"> Her weapon was superior to anything I could do. That was hardly surprising, considering professionals programmed the runic circuits of her weapon.</w:t>
-      </w:r>
-    </w:p>
-    <w:p>
-      <w:r>
-        <w:t xml:space="preserve">However, I noticed that both weapons were nearing their usable life. </w:t>
-      </w:r>
-      <w:r>
-        <w:t>I could see stress fractures.</w:t>
-      </w:r>
-    </w:p>
-    <w:p>
-      <w:r>
-        <w:t>The same was true with the rest of our team. The only difference was that Annie and Linda started out with superior equipment.</w:t>
-      </w:r>
-    </w:p>
-    <w:p>
-      <w:r>
-        <w:t xml:space="preserve">Eric discarded a broken weapon and took out a new </w:t>
-      </w:r>
-      <w:r>
-        <w:t>one</w:t>
-      </w:r>
-      <w:r>
-        <w:t>.</w:t>
-      </w:r>
-    </w:p>
-    <w:p>
-      <w:r>
-        <w:t>I focused my attention on fighting to the best of my</w:t>
-      </w:r>
-      <w:r>
-        <w:t xml:space="preserve"> ability</w:t>
-      </w:r>
-      <w:r>
-        <w:t>, pushing unwanted thoughts to the back of my mind.</w:t>
-      </w:r>
-    </w:p>
-    <w:p>
-      <w:r>
-        <w:t>I considered using [Vibration] again but quickly discarded it. I wasn’t ready for such power.</w:t>
-      </w:r>
-    </w:p>
-    <w:p>
-      <w:r>
-        <w:t>I deployed my usual trip fence. However, the Lizardlings were too agile for that.</w:t>
-      </w:r>
-    </w:p>
-    <w:p>
-      <w:r>
-        <w:t xml:space="preserve">I tried a new tactic. I flattened the bubble to cover the floor, avoiding my companions. </w:t>
-      </w:r>
-      <w:r>
-        <w:t>That was trick</w:t>
-      </w:r>
-      <w:r>
-        <w:t>y</w:t>
-      </w:r>
-      <w:r>
-        <w:t xml:space="preserve"> as the gang </w:t>
-      </w:r>
-      <w:r>
-        <w:t xml:space="preserve">kept </w:t>
-      </w:r>
-      <w:r>
-        <w:t>moved around.</w:t>
-      </w:r>
-    </w:p>
-    <w:p>
-      <w:r>
-        <w:t>I</w:t>
-      </w:r>
-      <w:r>
-        <w:t xml:space="preserve"> added </w:t>
-      </w:r>
-      <w:r>
-        <w:t xml:space="preserve">[Slippery] as </w:t>
-      </w:r>
-      <w:r>
-        <w:t xml:space="preserve">a </w:t>
-      </w:r>
-      <w:r>
-        <w:t>modifier to my new trap.</w:t>
-      </w:r>
-      <w:r>
-        <w:t xml:space="preserve"> After a minute of effort the modifier took effect.</w:t>
-      </w:r>
-    </w:p>
-    <w:p>
-      <w:r>
-        <w:t xml:space="preserve">The monsters </w:t>
-      </w:r>
-      <w:r>
-        <w:t>lost their speed edge with their traction</w:t>
-      </w:r>
-      <w:r>
-        <w:t>.</w:t>
-      </w:r>
-    </w:p>
-    <w:p>
-      <w:r>
-        <w:t>I attacked with my glaive and slowly we whittled down the enemy. The good news was, since the enemy was speed based, their defense was low.</w:t>
-      </w:r>
-    </w:p>
-    <w:p>
-      <w:r>
-        <w:t>Annoyingly</w:t>
-      </w:r>
-      <w:r>
-        <w:t>, the [Vibration] Rune kept forming, buzzing my glaive like a chainsaw</w:t>
-      </w:r>
-      <w:r>
-        <w:t>, threatening to shatter my weapon.</w:t>
-      </w:r>
-    </w:p>
-    <w:p>
-      <w:r>
-        <w:lastRenderedPageBreak/>
-        <w:t>We looted the monsters and headed out.</w:t>
-      </w:r>
-    </w:p>
-    <w:p>
-      <w:r>
-        <w:t>It was time to return to my pellet gun. The question was how to make it more effective?</w:t>
-      </w:r>
-    </w:p>
-    <w:p>
-      <w:r>
-        <w:t>“Folks, can we take a 5 minute break?” I called out. “I need to work on a new attack.”</w:t>
-      </w:r>
-    </w:p>
-    <w:p>
-      <w:r>
-        <w:t>“No problem,” Eric said.</w:t>
-      </w:r>
-    </w:p>
-    <w:p>
-      <w:r>
-        <w:t xml:space="preserve">Now the question was how to strengthen my gun? </w:t>
-      </w:r>
-    </w:p>
-    <w:p>
-      <w:r>
-        <w:t>My current gun used [Launch] and [Spin].</w:t>
-      </w:r>
-    </w:p>
-    <w:p>
-      <w:r>
-        <w:t>I added [Wind] and [Slippery] to the pellets and fired.</w:t>
-      </w:r>
-    </w:p>
-    <w:p>
-      <w:r>
-        <w:t xml:space="preserve">Unfortunately the two Runes opposed each other. </w:t>
-      </w:r>
-      <w:r>
-        <w:t>The [Wind] propelled the pellets, but [Slippery] made it harder to push.</w:t>
-      </w:r>
-    </w:p>
-    <w:p>
-      <w:r>
-        <w:t xml:space="preserve">What if I </w:t>
-      </w:r>
-      <w:r>
-        <w:t>just used</w:t>
-      </w:r>
-      <w:r>
-        <w:t xml:space="preserve"> [Slippery]?</w:t>
-      </w:r>
-    </w:p>
-    <w:p>
-      <w:r>
-        <w:t>Other monsters attacked but I ignored them, knowing my friends could handle the treat.</w:t>
-      </w:r>
-    </w:p>
-    <w:p>
-      <w:r>
-        <w:t>I conceptualized a barrel that imparted [Spin].</w:t>
-      </w:r>
-      <w:r>
-        <w:t xml:space="preserve"> I was already using it intuitively.</w:t>
-      </w:r>
-    </w:p>
-    <w:p>
-      <w:r>
-        <w:t xml:space="preserve">I contemplated and my new [Barrel] Rune formed. I recorded it </w:t>
-      </w:r>
-      <w:r>
-        <w:t xml:space="preserve">in my grimoire </w:t>
-      </w:r>
-      <w:r>
-        <w:t>for prosperity and then created a new array using the three Runes.</w:t>
-      </w:r>
-    </w:p>
-    <w:p>
-      <w:r>
-        <w:t>I practiced a few shots, honing my skill</w:t>
-      </w:r>
-      <w:r>
-        <w:t>.</w:t>
-      </w:r>
-    </w:p>
-    <w:p>
-      <w:r>
-        <w:t>“Okay I got it,” I called. “We can move on.”</w:t>
-      </w:r>
-    </w:p>
-    <w:p>
-      <w:r>
-        <w:lastRenderedPageBreak/>
-        <w:t>W</w:t>
-      </w:r>
-      <w:r>
-        <w:t>e traveled the</w:t>
-      </w:r>
-      <w:r>
-        <w:t xml:space="preserve"> twists and turns of the canyon as strange and unusual creature came to say hi – with bared fangs, claws and other dangerous weapons.</w:t>
-      </w:r>
-    </w:p>
-    <w:p>
-      <w:r>
-        <w:t>The next monsters we encountered were Lizardlings. They were reptile creatures that spat acid.</w:t>
-      </w:r>
-    </w:p>
-    <w:p>
-      <w:r>
-        <w:t>Within moments my armor steam</w:t>
-      </w:r>
-      <w:r>
-        <w:t xml:space="preserve">ed </w:t>
-      </w:r>
-      <w:r>
-        <w:t xml:space="preserve">as the acid </w:t>
-      </w:r>
-      <w:r>
-        <w:t>dissolved</w:t>
-      </w:r>
-      <w:r>
-        <w:t xml:space="preserve"> the leather.</w:t>
-      </w:r>
-    </w:p>
-    <w:p>
-      <w:r>
-        <w:t>Fortunately the monsters weren’t fast, so I didn’t deploy my trap. That gave me more manna for my gun.</w:t>
-      </w:r>
-    </w:p>
-    <w:p>
-      <w:r>
-        <w:t xml:space="preserve">I formed my </w:t>
-      </w:r>
-      <w:r>
-        <w:t xml:space="preserve">improved gun </w:t>
-      </w:r>
-      <w:r>
-        <w:t xml:space="preserve">on my left hand and fed shards with my right. The first shard zoomed through the </w:t>
-      </w:r>
-      <w:r>
-        <w:t xml:space="preserve">virtual </w:t>
-      </w:r>
-      <w:r>
-        <w:t>barrel and slammed into a monster.</w:t>
-      </w:r>
-    </w:p>
-    <w:p>
-      <w:r>
-        <w:t xml:space="preserve">This test proved my </w:t>
-      </w:r>
-      <w:r>
-        <w:t xml:space="preserve">upgraded </w:t>
-      </w:r>
-      <w:r>
-        <w:t>gun was an improvement. Best of all I used less manna for greater damage.</w:t>
-      </w:r>
-    </w:p>
-    <w:p>
-      <w:r>
-        <w:t>The monster was wounded but not killed. I added more manna and accuracy and penetrating power increased.</w:t>
-      </w:r>
-    </w:p>
-    <w:p>
-      <w:r>
-        <w:t>And then I got my first kill from my improved gun.</w:t>
-      </w:r>
-    </w:p>
-    <w:p>
-      <w:r>
-        <w:t>I fir</w:t>
-      </w:r>
-      <w:r>
-        <w:t>ed</w:t>
-      </w:r>
-      <w:r>
-        <w:t xml:space="preserve"> at other targets, refining my technique along the way.</w:t>
-      </w:r>
-    </w:p>
-    <w:p>
-      <w:r>
-        <w:t>All too soon the last monster died and we moved on.</w:t>
-      </w:r>
-    </w:p>
-    <w:p>
-      <w:r>
-        <w:t>“We will need to return soon,” I said. “I’m running out of ammo</w:t>
-      </w:r>
-      <w:r>
-        <w:t>. I can’t believe how much I go through.”</w:t>
-      </w:r>
-    </w:p>
-    <w:p>
-      <w:r>
-        <w:t>“Same here,” Linda said.</w:t>
-      </w:r>
-    </w:p>
-    <w:p>
-      <w:r>
-        <w:t>“I</w:t>
-      </w:r>
-      <w:r>
-        <w:t>’m also feeling a little dizzy. My brain is buzzing with too many concepts.”</w:t>
-      </w:r>
-    </w:p>
-    <w:p>
-      <w:r>
-        <w:lastRenderedPageBreak/>
-        <w:t>“Will leveling up help?” Eric asked as he killed the last monster.</w:t>
-      </w:r>
-    </w:p>
-    <w:p>
-      <w:r>
-        <w:t xml:space="preserve">“Unfortunately no,” I said. “My next brain update will be when I transition to </w:t>
-      </w:r>
-      <w:r>
-        <w:t>C</w:t>
-      </w:r>
-      <w:r>
-        <w:t>.</w:t>
-      </w:r>
-    </w:p>
-    <w:p>
-      <w:r>
-        <w:t>“Hopefully sleep will help</w:t>
-      </w:r>
-      <w:r>
-        <w:t>.”</w:t>
-      </w:r>
-    </w:p>
-    <w:p>
-      <w:r>
-        <w:t>Just then Eric’s stomach growled.</w:t>
-      </w:r>
-    </w:p>
-    <w:p>
-      <w:r>
-        <w:t>“I guess this barbarian is hungry,” Eric said with a laugh.</w:t>
-      </w:r>
-    </w:p>
-    <w:p>
-      <w:r>
-        <w:t>“Perhaps we should head back for lunch,” I said. “</w:t>
-      </w:r>
-      <w:r>
-        <w:t>I’m not feeling too good right now.</w:t>
-      </w:r>
-      <w:r>
-        <w:t>”</w:t>
-      </w:r>
-    </w:p>
-    <w:p>
-      <w:r>
-        <w:t>I slipped into a fever dream.</w:t>
-      </w:r>
-      <w:r>
-        <w:t xml:space="preserve"> In it I was trapped in a</w:t>
-      </w:r>
-      <w:r>
-        <w:t xml:space="preserve"> global</w:t>
-      </w:r>
-      <w:r>
-        <w:t xml:space="preserve"> earthquake where the world </w:t>
-      </w:r>
-      <w:r>
-        <w:t>shook and vibrated down to its very core</w:t>
-      </w:r>
-      <w:r>
-        <w:t>. There was screeching of metal as metal structures twisted and crumpled around me</w:t>
-      </w:r>
-      <w:r>
-        <w:t>.</w:t>
-      </w:r>
-      <w:r>
-        <w:t xml:space="preserve"> </w:t>
-      </w:r>
-      <w:r>
         <w:t>P</w:t>
       </w:r>
       <w:r>
@@ -55244,6 +56322,11 @@
       </w:r>
       <w:r>
         <w:t>. My bones and flesh were like clouds of vibrating energy fields, both one with the vibration and the source.</w:t>
+      </w:r>
+    </w:p>
+    <w:p>
+      <w:r>
+        <w:t>Everything was held together by…</w:t>
       </w:r>
     </w:p>
     <w:p>
@@ -55304,7 +56387,13 @@
     </w:p>
     <w:p>
       <w:r>
-        <w:t>I woke up in my bed in the ducal palace. The others were around me.</w:t>
+        <w:t xml:space="preserve">I woke up in my bed in the ducal palace. </w:t>
+      </w:r>
+      <w:r>
+        <w:t xml:space="preserve">It was evening and the room was illuminated with manna lights. </w:t>
+      </w:r>
+      <w:r>
+        <w:t>The others were around me.</w:t>
       </w:r>
     </w:p>
     <w:p>
@@ -55339,6 +56428,22 @@
       <w:r>
         <w:t xml:space="preserve"> She was busy chewing on a teething ring.</w:t>
       </w:r>
+      <w:r>
+        <w:t xml:space="preserve"> Her entire attention was fixed on her task.</w:t>
+      </w:r>
+    </w:p>
+    <w:p>
+      <w:r>
+        <w:t>The others were there too. Annie radiated worry, making her look absolutely adorable.</w:t>
+      </w:r>
+    </w:p>
+    <w:p>
+      <w:r>
+        <w:t>Gigi, on the other hand looked like someone in his late 40’s. At first I almost didn’t recognize him. My grandparents looked equally amazing.</w:t>
+      </w:r>
+      <w:r>
+        <w:t xml:space="preserve"> My entire family looked good.</w:t>
+      </w:r>
     </w:p>
     <w:p>
       <w:r>
@@ -55354,51 +56459,93 @@
         <w:t>]</w:t>
       </w:r>
       <w:r>
-        <w:t xml:space="preserve"> is one </w:t>
-      </w:r>
+        <w:t xml:space="preserve"> is one of the fundamentals of reality.</w:t>
+      </w:r>
+      <w:r>
+        <w:t>”</w:t>
+      </w:r>
+    </w:p>
+    <w:p>
       <w:r>
         <w:lastRenderedPageBreak/>
-        <w:t xml:space="preserve">of the fundamentals of reality, and </w:t>
-      </w:r>
-      <w:r>
-        <w:t xml:space="preserve">knowledge of that </w:t>
-      </w:r>
-      <w:r>
-        <w:t xml:space="preserve">is not something </w:t>
-      </w:r>
-      <w:r>
-        <w:t xml:space="preserve">most </w:t>
-      </w:r>
-      <w:r>
-        <w:t xml:space="preserve">people in </w:t>
-      </w:r>
-      <w:r>
-        <w:t xml:space="preserve">any world </w:t>
-      </w:r>
-      <w:r>
-        <w:t>are ever exposed to.</w:t>
-      </w:r>
-    </w:p>
-    <w:p>
-      <w:r>
-        <w:t xml:space="preserve">“Only when a wizard reaches B-Rank are they thought the </w:t>
-      </w:r>
-      <w:r>
-        <w:t>fundamentals</w:t>
-      </w:r>
-      <w:r>
-        <w:t xml:space="preserve"> of </w:t>
-      </w:r>
-      <w:r>
-        <w:t xml:space="preserve">energy, </w:t>
-      </w:r>
-      <w:r>
-        <w:t>vibration, quantum mechanics, conscious agents, and other advanced topics.</w:t>
-      </w:r>
-    </w:p>
-    <w:p>
-      <w:r>
-        <w:t>“It didn’t help that that Hell-Gorilla gave you a rather forceful introduction into vibration.</w:t>
+        <w:t xml:space="preserve">“A genius in our world named </w:t>
+      </w:r>
+      <w:r>
+        <w:t xml:space="preserve">Nikola Tesla famously said, </w:t>
+      </w:r>
+      <w:r>
+        <w:t>‘</w:t>
+      </w:r>
+      <w:r>
+        <w:t>If you want to find the secrets of the universe, think in terms of ene</w:t>
+      </w:r>
+      <w:r>
+        <w:t>rgy, frequency, and vibration,</w:t>
+      </w:r>
+      <w:r>
+        <w:t>’</w:t>
+      </w:r>
+      <w:r>
+        <w:t>” Gigi said.</w:t>
+      </w:r>
+    </w:p>
+    <w:p>
+      <w:r>
+        <w:t>Taranis nodded and said, “He is absolutely right. However, that’s only one piece of the puzzle. The other pieces include conscious agents and the field of universal knowledge.</w:t>
+      </w:r>
+      <w:r>
+        <w:t>”</w:t>
+      </w:r>
+    </w:p>
+    <w:p>
+      <w:r>
+        <w:t xml:space="preserve">“A </w:t>
+      </w:r>
+      <w:r>
+        <w:t>theoretical physicist</w:t>
+      </w:r>
+      <w:r>
+        <w:t xml:space="preserve"> named </w:t>
+      </w:r>
+      <w:r>
+        <w:t>Donald Hoffman</w:t>
+      </w:r>
+      <w:r>
+        <w:rPr>
+          <w:rStyle w:val="FootnoteReference"/>
+        </w:rPr>
+        <w:footnoteReference w:id="4"/>
+      </w:r>
+      <w:r>
+        <w:t xml:space="preserve"> talked about conscious agents,” Gigi said. “Unfortunately, the scientific community has largely ignored his work.”</w:t>
+      </w:r>
+    </w:p>
+    <w:p>
+      <w:r>
+        <w:t>“Thanks for the info,” Taranis said. “I’ll look into his work.”</w:t>
+      </w:r>
+    </w:p>
+    <w:p>
+      <w:r>
+        <w:t xml:space="preserve">Taranis paused and then </w:t>
+      </w:r>
+      <w:r>
+        <w:t>looked at me</w:t>
+      </w:r>
+      <w:r>
+        <w:t xml:space="preserve">, </w:t>
+      </w:r>
+      <w:r>
+        <w:t>“</w:t>
+      </w:r>
+      <w:r>
+        <w:t>In our schools we only teach these fundamental concepts</w:t>
+      </w:r>
+      <w:r>
+        <w:t xml:space="preserve"> when a wizard reaches B-Rank.</w:t>
+      </w:r>
+      <w:r>
+        <w:t xml:space="preserve"> I think you can see why.</w:t>
       </w:r>
     </w:p>
     <w:p>
@@ -55432,15 +56579,30 @@
     </w:p>
     <w:p>
       <w:r>
-        <w:t xml:space="preserve">“Give yourself at least 10 hours of sleep a night,” Taranis said. “When creating new spells, focus only on physical attributes a medieval person would know about. </w:t>
-      </w:r>
-    </w:p>
-    <w:p>
-      <w:r>
+        <w:t xml:space="preserve">“Give </w:t>
+      </w:r>
+      <w:proofErr w:type="gramStart"/>
+      <w:r>
+        <w:t>yourself</w:t>
+      </w:r>
+      <w:proofErr w:type="gramEnd"/>
+      <w:r>
+        <w:t xml:space="preserve"> at least 10 hours of sleep a night,” Taranis said. “When creating new spells, focus only on physical attributes a medieval person would know about. </w:t>
+      </w:r>
+    </w:p>
+    <w:p>
+      <w:r>
+        <w:lastRenderedPageBreak/>
         <w:t>“Yes teacher,” I said.</w:t>
       </w:r>
       <w:r>
-        <w:t xml:space="preserve"> “I’ll just work with the Runes you showed me, plus my new [Spin] and [Barrel] Runes.”</w:t>
+        <w:t xml:space="preserve"> “I’ll just work with the Runes you showed me, plus my new [Spin] and [Barrel] Runes</w:t>
+      </w:r>
+      <w:r>
+        <w:t xml:space="preserve"> and whatever will improve my magic gun and bubble constructs</w:t>
+      </w:r>
+      <w:r>
+        <w:t>.”</w:t>
       </w:r>
     </w:p>
     <w:p>
@@ -55465,54 +56627,612 @@
     </w:p>
     <w:p>
       <w:r>
+        <w:t>“This is all real, isn’t it?” dad asked. “This goes way beyond a simple game.”</w:t>
+      </w:r>
+    </w:p>
+    <w:p>
+      <w:r>
+        <w:t>Taranis gave everyone a sad smile.</w:t>
+      </w:r>
+    </w:p>
+    <w:p>
+      <w:r>
+        <w:t>“Unfortunately yes,” Taranis said. “</w:t>
+      </w:r>
+      <w:r>
+        <w:t>It’s terrifying what the future holds, and how many millions of people are going to die.”</w:t>
+      </w:r>
+    </w:p>
+    <w:p>
+      <w:r>
+        <w:t xml:space="preserve">Dad paused in thought and then said, “Mum, I think we should </w:t>
+      </w:r>
+      <w:r>
+        <w:t>let the kids</w:t>
+      </w:r>
+      <w:r>
+        <w:t xml:space="preserve"> </w:t>
+      </w:r>
+      <w:r>
+        <w:t>continu</w:t>
+      </w:r>
+      <w:r>
+        <w:t>e</w:t>
+      </w:r>
+      <w:r>
+        <w:t xml:space="preserve"> playing this game until beta ends.”</w:t>
+      </w:r>
+    </w:p>
+    <w:p>
+      <w:r>
+        <w:t>“What about school?” mum asked.</w:t>
+      </w:r>
+    </w:p>
+    <w:p>
+      <w:r>
+        <w:t>“Somehow I don’t think school will teach the kids anything useful,” Gigi said. “</w:t>
+      </w:r>
+      <w:r>
+        <w:t>The world has changed and we need to be prepared.</w:t>
+      </w:r>
+      <w:r>
+        <w:t>”</w:t>
+      </w:r>
+    </w:p>
+    <w:p>
+      <w:r>
+        <w:t>“You’re right,” mum said.</w:t>
+      </w:r>
+    </w:p>
+    <w:p>
+      <w:r>
+        <w:t>“Brad, Simone, Peter</w:t>
+      </w:r>
+      <w:r>
+        <w:t>,” dad said. “</w:t>
+      </w:r>
+      <w:r>
+        <w:t xml:space="preserve">I need to talk with your parents and </w:t>
+      </w:r>
+      <w:r>
+        <w:t>discuss with</w:t>
+      </w:r>
+      <w:r>
+        <w:t xml:space="preserve"> them your scholarship</w:t>
+      </w:r>
+      <w:r>
+        <w:t>s</w:t>
+      </w:r>
+      <w:r>
+        <w:t>. Then instead of going to England, you will stay here to continue your training.”</w:t>
+      </w:r>
+    </w:p>
+    <w:p>
+      <w:r>
         <w:lastRenderedPageBreak/>
-        <w:t>“This is all real, isn’t it?” dad asked. “This goes way beyond a simple game.”</w:t>
-      </w:r>
-    </w:p>
-    <w:p>
-      <w:r>
-        <w:t>Taranis gave everyone a sad smile.</w:t>
-      </w:r>
-    </w:p>
-    <w:p>
-      <w:r>
-        <w:t>“Unfortunately yes,” Taranis said. “</w:t>
-      </w:r>
-      <w:r>
-        <w:t>It’s terrifying what the future holds, and how many millions of people are going to die.”</w:t>
-      </w:r>
-    </w:p>
-    <w:p>
-      <w:r>
-        <w:t xml:space="preserve">Dad paused in thought and then said, “Mum, I think we should </w:t>
-      </w:r>
-      <w:r>
-        <w:t>let the kids</w:t>
+        <w:t>“Excellent,” Taranis said happily. “Allow me to take my leave. Call me if there are any problems.”</w:t>
+      </w:r>
+    </w:p>
+    <w:p>
+      <w:r>
+        <w:t>“Dude, I’m no longer jealous of you,” Eric said.</w:t>
+      </w:r>
+      <w:r>
+        <w:t xml:space="preserve"> “Being a wizard is too hard.”</w:t>
+      </w:r>
+    </w:p>
+    <w:p>
+      <w:r>
+        <w:t>“Unfortunately worse is to come,” Taranis said sadly and looked at Gigi.</w:t>
+      </w:r>
+    </w:p>
+    <w:p>
+      <w:r>
+        <w:t>Gigi nodded, sharing a secret.</w:t>
+      </w:r>
+    </w:p>
+    <w:p>
+      <w:r>
+        <w:t>“What’s going on?” I asked and sat up in bed.</w:t>
+      </w:r>
+    </w:p>
+    <w:p>
+      <w:r>
+        <w:t xml:space="preserve">“Remember to have a good meal,” </w:t>
+      </w:r>
+      <w:r>
+        <w:t xml:space="preserve">Taranis </w:t>
+      </w:r>
+      <w:r>
+        <w:t>said</w:t>
+      </w:r>
+      <w:r>
+        <w:t>, changing the subject</w:t>
+      </w:r>
+      <w:r>
+        <w:t>.</w:t>
+      </w:r>
+      <w:r>
+        <w:t xml:space="preserve"> “A growing body needs plenty of nutrition.”</w:t>
+      </w:r>
+    </w:p>
+    <w:p>
+      <w:r>
+        <w:t>“How come Linda’s gun is stronger than Luke’s,” Evelyn asked.</w:t>
+      </w:r>
+    </w:p>
+    <w:p>
+      <w:r>
+        <w:t>“That’s because Linda’s gun is an advanced piece of technology, combining Rune s</w:t>
+      </w:r>
+      <w:r>
+        <w:t xml:space="preserve">mithing </w:t>
+      </w:r>
+      <w:r>
+        <w:t>and mechanical engineering. Dedicated hardware will always out-perform what wizards can do,” Taranis said.</w:t>
+      </w:r>
+    </w:p>
+    <w:p>
+      <w:r>
+        <w:t>“Then Luke should use a gun,” Evelyn said.</w:t>
+      </w:r>
+    </w:p>
+    <w:p>
+      <w:r>
+        <w:t>“Absolutely</w:t>
+      </w:r>
+      <w:r>
+        <w:t xml:space="preserve"> not,” Taranis said firmly. “Luke, show me your current magic gun.”</w:t>
+      </w:r>
+    </w:p>
+    <w:p>
+      <w:r>
+        <w:t>I did as instructed.</w:t>
+      </w:r>
+    </w:p>
+    <w:p>
+      <w:r>
+        <w:t>Taranis nodded and said, “Luke is continuously improving his skills and abilities. Having such a crutch would only hamper him as a wizard. More importantly, he is creating his own branch of magic, which is absolutely exciting to watch.</w:t>
+      </w:r>
+    </w:p>
+    <w:p>
+      <w:r>
+        <w:t>“Which is why formal schools drive me…Sorry for the rant,” Taranis said as he took a breath.</w:t>
+      </w:r>
+    </w:p>
+    <w:p>
+      <w:r>
+        <w:lastRenderedPageBreak/>
+        <w:t>“What should I select as a reward?” I asked.</w:t>
+      </w:r>
+    </w:p>
+    <w:p>
+      <w:r>
+        <w:t>“What have you decided on?” Taranis asked.</w:t>
+      </w:r>
+    </w:p>
+    <w:p>
+      <w:r>
+        <w:t>“I can’t decide on better armor or a weapon,” I said. “I’m leaning towards a glaive, since I can fight even when my manna is occupied with defense.”</w:t>
+      </w:r>
+    </w:p>
+    <w:p>
+      <w:r>
+        <w:t>“That’s a good choice,” Taranis said. “Wizards often use items to channel their power. However, the most important advice I can give you is to follow your feelings. Don’t let me or anyone else dictate what kind of wizard you will become.</w:t>
+      </w:r>
+    </w:p>
+    <w:p>
+      <w:r>
+        <w:t>“Call me when you need me or when you are ready to go home.”</w:t>
+      </w:r>
+    </w:p>
+    <w:p>
+      <w:r>
+        <w:t>Taranis bowed and walked out the door.</w:t>
+      </w:r>
+    </w:p>
+    <w:p>
+      <w:r>
+        <w:t xml:space="preserve">“I just instructed my AI to create a video of our fight with the Gorilla,” I said and </w:t>
+      </w:r>
+      <w:r>
+        <w:t>picked Aspen.</w:t>
+      </w:r>
+      <w:r>
+        <w:t xml:space="preserve"> Holding the baby soothed my mind.</w:t>
+      </w:r>
+    </w:p>
+    <w:p>
+      <w:r>
+        <w:t>“It’s time to eat,” Brenda said and guided us to the dining room.</w:t>
+      </w:r>
+    </w:p>
+    <w:p>
+      <w:r>
+        <w:t>We sat down and waiters brought food. As before, we spoke in Babel.</w:t>
+      </w:r>
+    </w:p>
+    <w:p>
+      <w:r>
+        <w:t>“That’s strange,” Dad said. “I’m finding it easier to speak.”</w:t>
+      </w:r>
+    </w:p>
+    <w:p>
+      <w:r>
+        <w:t>“I guess that last upgrade in mentality really helped,” Gigi said.</w:t>
+      </w:r>
+    </w:p>
+    <w:p>
+      <w:r>
+        <w:t>“</w:t>
+      </w:r>
+      <w:r>
+        <w:t>Brad, Simone, Peter</w:t>
+      </w:r>
+      <w:r>
+        <w:t>, tomorrow morning after 7:00AM, we will talk to your parents</w:t>
+      </w:r>
+      <w:r>
+        <w:t>,” dad said.</w:t>
+      </w:r>
+    </w:p>
+    <w:p>
+      <w:r>
+        <w:t>“I’ll offer them a tour of the school</w:t>
+      </w:r>
+      <w:r>
+        <w:t xml:space="preserve">. </w:t>
+      </w:r>
+      <w:r>
+        <w:t xml:space="preserve">The school recruiter will explain the benefits and </w:t>
+      </w:r>
+      <w:r>
+        <w:t>handle the enrolment</w:t>
+      </w:r>
+      <w:r>
+        <w:t>.”</w:t>
+      </w:r>
+    </w:p>
+    <w:p>
+      <w:r>
+        <w:t>“Do they have football?” Eric asked.</w:t>
+      </w:r>
+    </w:p>
+    <w:p>
+      <w:r>
+        <w:t>“Yes,” dad said.</w:t>
+      </w:r>
+    </w:p>
+    <w:p>
+      <w:r>
+        <w:lastRenderedPageBreak/>
+        <w:t>“Woo Hoo,” Eric shouted.</w:t>
+      </w:r>
+    </w:p>
+    <w:p>
+      <w:r>
+        <w:t>“Sorry but training here is more valuable,” dad said. “I see now, the school curriculum was just a veiled way of preparing the children of the elites for what is to come.</w:t>
+      </w:r>
+      <w:r>
+        <w:t>”</w:t>
+      </w:r>
+    </w:p>
+    <w:p>
+      <w:r>
+        <w:t>The food arrived and Brimley took Aspen.</w:t>
+      </w:r>
+    </w:p>
+    <w:p>
+      <w:r>
+        <w:t>“How does this compare to food in Agatha?” I asked.</w:t>
+      </w:r>
+    </w:p>
+    <w:p>
+      <w:r>
+        <w:t xml:space="preserve">“This is nothing like our food,” Annie said. </w:t>
+      </w:r>
+      <w:r>
+        <w:t>“This stuff is bland and lifeless.”</w:t>
+      </w:r>
+    </w:p>
+    <w:p>
+      <w:r>
+        <w:t>“That makes sense,” I said. “This is catered to players and they are selling an experience.”</w:t>
+      </w:r>
+    </w:p>
+    <w:p>
+      <w:r>
+        <w:t>“Well</w:t>
+      </w:r>
+      <w:r>
+        <w:t>,</w:t>
+      </w:r>
+      <w:r>
+        <w:t xml:space="preserve"> you </w:t>
+      </w:r>
+      <w:r>
+        <w:t xml:space="preserve">can </w:t>
+      </w:r>
+      <w:r>
+        <w:t xml:space="preserve">now </w:t>
+      </w:r>
+      <w:r>
+        <w:t>visit</w:t>
       </w:r>
       <w:r>
         <w:t xml:space="preserve"> </w:t>
       </w:r>
       <w:r>
-        <w:t>continu</w:t>
-      </w:r>
-      <w:r>
-        <w:t>e</w:t>
-      </w:r>
-      <w:r>
-        <w:t xml:space="preserve"> playing this game until beta ends.”</w:t>
-      </w:r>
-    </w:p>
-    <w:p>
-      <w:r>
-        <w:t>“What about school?” mum asked.</w:t>
-      </w:r>
-    </w:p>
-    <w:p>
-      <w:r>
-        <w:t>“Somehow I don’t think school will teach the kids anything useful,” Gigi said. “</w:t>
-      </w:r>
-      <w:r>
-        <w:t>The world has changed and we need to be prepared.</w:t>
+        <w:t>Agatha</w:t>
+      </w:r>
+      <w:r>
+        <w:t>, so you can try what real food is there,” Annie said.</w:t>
+      </w:r>
+    </w:p>
+    <w:p>
+      <w:r>
+        <w:t>I ate in silence, thinking about Annie. I didn’t know what to do with her. She clearly liked me</w:t>
+      </w:r>
+      <w:r>
+        <w:t>. It reflected in her mannerisms and in her aura. However, she didn’t want to admit it.</w:t>
+      </w:r>
+    </w:p>
+    <w:p>
+      <w:r>
+        <w:t>That night I used my AI as a relationship therapist. It gave me two choices, as well as the consequence of each choice.</w:t>
+      </w:r>
+    </w:p>
+    <w:p>
+      <w:pPr>
+        <w:pStyle w:val="ListParagraph"/>
+        <w:numPr>
+          <w:ilvl w:val="0"/>
+          <w:numId w:val="13"/>
+        </w:numPr>
+      </w:pPr>
+      <w:r>
+        <w:t>I could date Annie. My followers would love it and the benefits were obvious. However, Annie would have to admit her parents were right, and that grated on Annie.</w:t>
+      </w:r>
+    </w:p>
+    <w:p>
+      <w:pPr>
+        <w:pStyle w:val="ListParagraph"/>
+        <w:numPr>
+          <w:ilvl w:val="0"/>
+          <w:numId w:val="13"/>
+        </w:numPr>
+      </w:pPr>
+      <w:r>
+        <w:t xml:space="preserve">I could play dumb. My followers would love it because of the romantic tension. </w:t>
+      </w:r>
+      <w:r>
+        <w:t>Annie would keep her pride. The only drawback was I wouldn’t have a girlfriend.</w:t>
+      </w:r>
+    </w:p>
+    <w:p>
+      <w:r>
+        <w:lastRenderedPageBreak/>
+        <w:t>In the end I decided to keep our relationship as just friends. This I felt was best for Annie. More importantly, we were only 16, so there was plenty of time. And with levels, Annie would only get prettier.</w:t>
+      </w:r>
+    </w:p>
+    <w:p>
+      <w:r>
+        <w:t>I cuddled with a pillow, pretending it was Annie and fell asleep.</w:t>
+      </w:r>
+    </w:p>
+    <w:p>
+      <w:pPr>
+        <w:pStyle w:val="H2"/>
+      </w:pPr>
+      <w:r>
+        <w:lastRenderedPageBreak/>
+        <w:t>Agatha</w:t>
+      </w:r>
+    </w:p>
+    <w:p>
+      <w:pPr>
+        <w:pStyle w:val="Quote2"/>
+        <w:jc w:val="center"/>
+      </w:pPr>
+      <w:r>
+        <w:t xml:space="preserve">Agatha – a land beyond the stars, </w:t>
+      </w:r>
+      <w:r>
+        <w:br/>
+      </w:r>
+      <w:r>
+        <w:t>and</w:t>
+      </w:r>
+      <w:r>
+        <w:t xml:space="preserve"> just next door</w:t>
+      </w:r>
+    </w:p>
+    <w:p>
+      <w:r>
+        <w:t>I stepped out of my room and greeted everyone in the private dining room.</w:t>
+      </w:r>
+    </w:p>
+    <w:p>
+      <w:r>
+        <w:t>“How are you feeling dear?” Mum asked worriedly.</w:t>
+      </w:r>
+    </w:p>
+    <w:p>
+      <w:r>
+        <w:t>“I’m feeling much better,” I said, smiling.</w:t>
+      </w:r>
+    </w:p>
+    <w:p>
+      <w:r>
+        <w:t>Mum frowned and said, “Don’t lie to me. I can see it in your aura.”</w:t>
+      </w:r>
+    </w:p>
+    <w:p>
+      <w:r>
+        <w:t xml:space="preserve">I sighed and said, “Yes, I still feel drained. </w:t>
+      </w:r>
+      <w:r>
+        <w:t>I don’t want to do any wizardry right now. I’ll just focus on melee.</w:t>
+      </w:r>
+    </w:p>
+    <w:p>
+      <w:r>
+        <w:t>“For now I would like to register the location of the dungeons, and then focus on melee training, as well as dungeon puzzle solving.”</w:t>
+      </w:r>
+    </w:p>
+    <w:p>
+      <w:r>
+        <w:t>“Come on, let’s eat,” Eric said. “This barbarian is starving.”</w:t>
+      </w:r>
+    </w:p>
+    <w:p>
+      <w:r>
+        <w:t>We sat down to eat with the ducal family and discussed the day.</w:t>
+      </w:r>
+    </w:p>
+    <w:p>
+      <w:r>
+        <w:t>“Should we do the dungeon first or should we go to one of the advanced cities?” Dad asked.</w:t>
+      </w:r>
+    </w:p>
+    <w:p>
+      <w:r>
+        <w:t>“That’s a tough one,” Annie said. “I want the epic whips but, we can’t win without equipment.”</w:t>
+      </w:r>
+    </w:p>
+    <w:p>
+      <w:r>
+        <w:t>“Never mind an epic weapon,” Eric said. “I’ll settle for a D-level weapon. This stupid place eats E-Level weapons like candy.”</w:t>
+      </w:r>
+    </w:p>
+    <w:p>
+      <w:r>
+        <w:t xml:space="preserve">“Then it’s settled,” Dad said. </w:t>
+      </w:r>
+    </w:p>
+    <w:p>
+      <w:r>
+        <w:t>“Then I can take you to…” Annie paused, looking uncertain.</w:t>
+      </w:r>
+    </w:p>
+    <w:p>
+      <w:r>
+        <w:lastRenderedPageBreak/>
+        <w:t>Apparently Annie didn’t want to introduce us to her parents. She didn’t want to admit she was wrong.</w:t>
+      </w:r>
+    </w:p>
+    <w:p>
+      <w:r>
+        <w:t>Gigi chuckled and said, “Any town or city is fine. We just need equipment so we can level properly.”</w:t>
+      </w:r>
+    </w:p>
+    <w:p>
+      <w:r>
+        <w:t>“Sounds like a plan,” I said. “</w:t>
+      </w:r>
+      <w:r>
+        <w:t>I can’t wait to try some of the food.”</w:t>
+      </w:r>
+    </w:p>
+    <w:p>
+      <w:r>
+        <w:t>“Do we have the money?” Artemis asked.</w:t>
+      </w:r>
+    </w:p>
+    <w:p>
+      <w:r>
+        <w:t>“Of course,” Linda said. “Manna coins are a universal currency.”</w:t>
+      </w:r>
+    </w:p>
+    <w:p>
+      <w:pPr>
+        <w:rPr>
+          <w:lang w:val="en-CA"/>
+        </w:rPr>
+      </w:pPr>
+      <w:r>
+        <w:rPr>
+          <w:lang w:val="en-CA"/>
+        </w:rPr>
+        <w:t>“How do these coins even work?” Evelyn asked.</w:t>
+      </w:r>
+    </w:p>
+    <w:p>
+      <w:r>
+        <w:rPr>
+          <w:lang w:val="en-CA"/>
+        </w:rPr>
+        <w:t xml:space="preserve">“According to one of </w:t>
+      </w:r>
+      <w:r>
+        <w:t>Taranis’ books, our subconscious precipitates some of the essence we collect into coins. The total quantity is determined by the shared unconscious of our species. Also, other places in the multiverse have different values for each coin,” I said.</w:t>
+      </w:r>
+    </w:p>
+    <w:p>
+      <w:r>
+        <w:t>“So there must be an exchange rate,” Gigi said.</w:t>
+      </w:r>
+    </w:p>
+    <w:p>
+      <w:r>
+        <w:t>“Who cares as long as we can fight and eat tasty food?” Eric asked.</w:t>
+      </w:r>
+    </w:p>
+    <w:p>
+      <w:r>
+        <w:t>We walked to the travel gates and stepped through a gate named “Agatha”.</w:t>
+      </w:r>
+    </w:p>
+    <w:p>
+      <w:r>
+        <w:t>The other side of the gate was large plaza filled with people and shops.</w:t>
+      </w:r>
+    </w:p>
+    <w:p>
+      <w:r>
+        <w:t>“This is Agatha?” Artemis asked.</w:t>
+      </w:r>
+    </w:p>
+    <w:p>
+      <w:r>
+        <w:t>“No,” I said</w:t>
+      </w:r>
+      <w:r>
+        <w:t>, looking around</w:t>
+      </w:r>
+      <w:r>
+        <w:t>. “This is just a place where all the portals from Earth connect.</w:t>
+      </w:r>
+      <w:r>
+        <w:t xml:space="preserve"> The portals there should connect to portals in Agatha.”</w:t>
+      </w:r>
+    </w:p>
+    <w:p>
+      <w:r>
+        <w:lastRenderedPageBreak/>
+        <w:t>“Who cares about that brainy stuff?” Eric said. “We are surrounded by shops and restaurants. It’s time to go shopping.”</w:t>
+      </w:r>
+    </w:p>
+    <w:p>
+      <w:r>
+        <w:t>“Is that true?” Emily asked.</w:t>
+      </w:r>
+    </w:p>
+    <w:p>
+      <w:r>
+        <w:t xml:space="preserve">“Don’t know,” Annie said. “We </w:t>
+      </w:r>
+      <w:r>
+        <w:t>portaled</w:t>
+      </w:r>
+      <w:r>
+        <w:t xml:space="preserve"> to Earth, </w:t>
+      </w:r>
+      <w:r>
+        <w:t xml:space="preserve">and </w:t>
+      </w:r>
+      <w:r>
+        <w:t>then entered via Captain Haddock ship.</w:t>
       </w:r>
       <w:r>
         <w:t>”</w:t>
@@ -55520,100 +57240,104 @@
     </w:p>
     <w:p>
       <w:r>
-        <w:t>“You’re right,” mum said.</w:t>
-      </w:r>
-    </w:p>
-    <w:p>
-      <w:r>
-        <w:t>“Brad, Simone, Peter</w:t>
-      </w:r>
-      <w:r>
-        <w:t>,” dad said. “</w:t>
-      </w:r>
-      <w:r>
-        <w:t xml:space="preserve">I need to talk with your parents and </w:t>
-      </w:r>
-      <w:r>
-        <w:t>discuss with</w:t>
-      </w:r>
-      <w:r>
-        <w:t xml:space="preserve"> them your scholarship</w:t>
-      </w:r>
-      <w:r>
-        <w:t>s</w:t>
-      </w:r>
-      <w:r>
-        <w:t>. Then instead of going to England, you will stay here to continue your training.”</w:t>
-      </w:r>
-    </w:p>
-    <w:p>
-      <w:r>
-        <w:t>“Excellent,” Taranis said happily. “Allow me to take my leave. Call me if there are any problems.”</w:t>
-      </w:r>
-    </w:p>
-    <w:p>
-      <w:r>
-        <w:t>“Dude, I’m no longer jealous of you,” Eric said.</w:t>
-      </w:r>
-    </w:p>
-    <w:p>
-      <w:r>
-        <w:t>“Unfortunately worse is to come,” Taranis said sadly and looked at Gigi.</w:t>
-      </w:r>
-    </w:p>
-    <w:p>
-      <w:r>
-        <w:t>Gigi nodded, sharing a secret.</w:t>
-      </w:r>
-    </w:p>
-    <w:p>
-      <w:r>
-        <w:t>“What’s going on?” I asked.</w:t>
-      </w:r>
-    </w:p>
-    <w:p>
-      <w:r>
-        <w:t>“I’ll give you a hint on finding the dungeons,” Taranis said</w:t>
-      </w:r>
-      <w:r>
-        <w:t>, changing the subject</w:t>
-      </w:r>
-      <w:r>
-        <w:t>. “What is the demons’ favorite number?”</w:t>
+        <w:t>“Where should we meet?” Dad asked.</w:t>
+      </w:r>
+    </w:p>
+    <w:p>
+      <w:r>
+        <w:t>“How about there?” Eric said</w:t>
+      </w:r>
+      <w:proofErr w:type="gramStart"/>
+      <w:r>
+        <w:t>,</w:t>
+      </w:r>
+      <w:proofErr w:type="gramEnd"/>
+      <w:r>
+        <w:t xml:space="preserve"> pointing at a restaurant called Big Game Eatery. “I wonder what kind of big game they serve.”</w:t>
+      </w:r>
+    </w:p>
+    <w:p>
+      <w:r>
+        <w:t>“Okay, we’ll meet there in 2 hours,” Dad said and we dispersed.</w:t>
+      </w:r>
+    </w:p>
+    <w:p>
+      <w:r>
+        <w:t>I looked around and found a store with the name</w:t>
+      </w:r>
+      <w:r>
+        <w:t xml:space="preserve"> Garldar’s </w:t>
+      </w:r>
+      <w:r>
+        <w:t xml:space="preserve">Big Bad </w:t>
+      </w:r>
+      <w:r>
+        <w:t>Rod</w:t>
+      </w:r>
+      <w:r>
+        <w:t xml:space="preserve"> in both English and Babel.</w:t>
+      </w:r>
+      <w:r>
+        <w:t xml:space="preserve"> Next to the sign was an image of an armored man holding a staff.</w:t>
+      </w:r>
+    </w:p>
+    <w:p>
+      <w:r>
+        <w:t>I stepped into the store, ignoring the obscene image on the store sign.</w:t>
+      </w:r>
+    </w:p>
+    <w:p>
+      <w:r>
+        <w:t xml:space="preserve">The store was filled with an amazing sort of pole weapons. There were so many </w:t>
+      </w:r>
+      <w:r>
+        <w:t>weapons;</w:t>
+      </w:r>
+      <w:r>
+        <w:t xml:space="preserve"> I</w:t>
+      </w:r>
+      <w:r>
+        <w:t xml:space="preserve"> didn’t know what to do. However, I had a few ideas. After fighting so many monsters, I had an idea what I wanted.</w:t>
+      </w:r>
+    </w:p>
+    <w:p>
+      <w:r>
+        <w:t>I wasn’t a power type, so axe-type weapons were useless. I did a lot of slashing. However, stabbing for me was the important thing. I explained this to my viewers as I perused the wares.</w:t>
+      </w:r>
+    </w:p>
+    <w:p>
+      <w:r>
+        <w:t xml:space="preserve">I noticed a salesperson standing in front of me. </w:t>
+      </w:r>
+      <w:r>
+        <w:t>“Are you talking to me?”</w:t>
+      </w:r>
+    </w:p>
+    <w:p>
+      <w:r>
+        <w:t>“Indeed sir,” the man said.</w:t>
       </w:r>
     </w:p>
     <w:p>
       <w:r>
         <w:lastRenderedPageBreak/>
-        <w:t>Taranis exited the room.</w:t>
-      </w:r>
-    </w:p>
-    <w:p>
-      <w:r>
-        <w:t>I picked Aspen up and got out of bed.</w:t>
-      </w:r>
-      <w:r>
-        <w:t xml:space="preserve"> Holding the baby soothed my mind.</w:t>
-      </w:r>
-    </w:p>
-    <w:p>
-      <w:r>
-        <w:t>“It’s time to eat,” Brenda said and guided us to the dining room.</w:t>
-      </w:r>
-    </w:p>
-    <w:p>
-      <w:r>
-        <w:t>We sat down and waiters brought food. As before, we spoke in Babel.</w:t>
-      </w:r>
-    </w:p>
-    <w:p>
-      <w:r>
-        <w:t>“That’s strange,” Dad said. “I’m finding it easier to speak.”</w:t>
-      </w:r>
-    </w:p>
-    <w:p>
-      <w:r>
-        <w:t>“I guess that last upgrade in mentality really helped,” Gigi said.</w:t>
+        <w:t>“I’m one of the adventurers from Earth, so you don’t need to be so formal,” I said in Babble.</w:t>
+      </w:r>
+    </w:p>
+    <w:p>
+      <w:r>
+        <w:t>I explained my needs, including the need to have a weapon that can work well in tight spaces.</w:t>
+      </w:r>
+    </w:p>
+    <w:p>
+      <w:r>
+        <w:t xml:space="preserve">“Please follow me, </w:t>
+      </w:r>
+      <w:r>
+        <w:t>sir</w:t>
+      </w:r>
+      <w:r>
+        <w:t>,” the man said.</w:t>
       </w:r>
     </w:p>
     <w:p>
@@ -55621,192 +57345,34 @@
         <w:t>“</w:t>
       </w:r>
       <w:r>
-        <w:t>Brad, Simone, Peter</w:t>
-      </w:r>
-      <w:r>
-        <w:t>, tomorrow morning after 7:00AM, we will talk to your parents</w:t>
-      </w:r>
-      <w:r>
-        <w:t>,” dad said.</w:t>
-      </w:r>
-    </w:p>
-    <w:p>
-      <w:r>
-        <w:t>“I’ll offer them a tour of the school</w:t>
-      </w:r>
-      <w:r>
-        <w:t xml:space="preserve">. </w:t>
-      </w:r>
-      <w:r>
-        <w:t>The school recruiter will explain the benefits and supply the necessary paperwork.”</w:t>
-      </w:r>
-    </w:p>
-    <w:p>
-      <w:r>
-        <w:t>“Do they have football?” Eric asked.</w:t>
-      </w:r>
-    </w:p>
-    <w:p>
-      <w:r>
-        <w:t>“Yes,” dad said.</w:t>
-      </w:r>
-    </w:p>
-    <w:p>
-      <w:r>
-        <w:t>“Woo Hoo,” Eric shouted.</w:t>
-      </w:r>
-    </w:p>
-    <w:p>
-      <w:r>
-        <w:t>“Sorry but training here is more valuable,” dad said. “I see now, the school curriculum was just a veiled way of preparing the children of the elites for what is to come.</w:t>
-      </w:r>
-    </w:p>
-    <w:p>
-      <w:r>
-        <w:t>“Let’s discuss Taranis’ hint</w:t>
-      </w:r>
-      <w:r>
-        <w:t>.</w:t>
-      </w:r>
-      <w:r>
-        <w:t>”</w:t>
-      </w:r>
-    </w:p>
-    <w:p>
-      <w:r>
-        <w:t>D</w:t>
-      </w:r>
-      <w:r>
-        <w:t xml:space="preserve">ad </w:t>
-      </w:r>
-      <w:r>
-        <w:t>took out a map</w:t>
-      </w:r>
-      <w:r>
-        <w:t xml:space="preserve"> </w:t>
-      </w:r>
-      <w:r>
-        <w:t>with</w:t>
-      </w:r>
-      <w:r>
-        <w:t xml:space="preserve"> the portal at the center.</w:t>
-      </w:r>
-    </w:p>
-    <w:p>
-      <w:r>
-        <w:t>“What if we draw a line straight out from the portal?” mum asked.</w:t>
-      </w:r>
-    </w:p>
-    <w:p>
-      <w:r>
-        <w:t>A line on the map appeared.</w:t>
-      </w:r>
-    </w:p>
-    <w:p>
-      <w:r>
-        <w:lastRenderedPageBreak/>
-        <w:t>“I’m adding a mark 666 m-yards from the portal, as well as 666 m-yards from the safezone border,” dad said.</w:t>
-      </w:r>
-    </w:p>
-    <w:p>
-      <w:r>
-        <w:t>“That’s 0 degrees,” Emily said.</w:t>
-      </w:r>
-    </w:p>
-    <w:p>
-      <w:r>
-        <w:t>“Good point,” dad said. “Let’s add 6.66 degrees, as well as</w:t>
-      </w:r>
-      <w:r>
-        <w:t xml:space="preserve"> 66.6 degrees.”</w:t>
-      </w:r>
-    </w:p>
-    <w:p>
-      <w:r>
-        <w:t>“What about 666 degrees?” Eric asked.</w:t>
-      </w:r>
-    </w:p>
-    <w:p>
-      <w:r>
-        <w:t>“That’s possible,” dad said. “That will give 306 degrees or 54 degrees, but that sounds weird.”</w:t>
-      </w:r>
-    </w:p>
-    <w:p>
-      <w:r>
-        <w:t>“The 6.66 is probably too close to each other,” I said.</w:t>
-      </w:r>
-    </w:p>
-    <w:p>
-      <w:r>
-        <w:t>“So we try the 66.6 angle first,” Gigi said. “Who wants the left and who wants the right?”</w:t>
-      </w:r>
-    </w:p>
-    <w:p>
-      <w:r>
-        <w:t>“The devil likes the left,” I said.</w:t>
-      </w:r>
-    </w:p>
-    <w:p>
-      <w:r>
-        <w:t>“Then we take the right,” mum said.</w:t>
-      </w:r>
-    </w:p>
-    <w:p>
-      <w:r>
-        <w:t>The food arrived and Brimley took Aspen.</w:t>
-      </w:r>
-    </w:p>
-    <w:p>
-      <w:r>
-        <w:t>“How does this compare to food in Agatha?” I asked.</w:t>
-      </w:r>
-    </w:p>
-    <w:p>
-      <w:r>
-        <w:t xml:space="preserve">“This is nothing like our food,” Annie said. </w:t>
-      </w:r>
-      <w:r>
-        <w:t>“This stuff is bland and lifeless.”</w:t>
-      </w:r>
-    </w:p>
-    <w:p>
-      <w:r>
-        <w:t>“That makes sense,” I said. “This is catered to players and they are selling an experience.”</w:t>
-      </w:r>
-    </w:p>
-    <w:p>
-      <w:r>
-        <w:t>“Well</w:t>
-      </w:r>
-      <w:r>
-        <w:t>,</w:t>
-      </w:r>
-      <w:r>
-        <w:t xml:space="preserve"> you </w:t>
-      </w:r>
-      <w:r>
-        <w:t xml:space="preserve">can </w:t>
-      </w:r>
-      <w:r>
-        <w:t xml:space="preserve">now </w:t>
-      </w:r>
-      <w:r>
-        <w:t>visit</w:t>
-      </w:r>
-      <w:r>
-        <w:t xml:space="preserve"> </w:t>
-      </w:r>
-      <w:r>
-        <w:t>Agatha</w:t>
-      </w:r>
-      <w:r>
-        <w:t>, so you can try what real food is there,” Annie said.</w:t>
-      </w:r>
-    </w:p>
-    <w:p>
-      <w:r>
-        <w:t xml:space="preserve"> </w:t>
-      </w:r>
+        <w:t>Just call me Raven,” I said. Strangely, ravens did exist and were considered creatures of the Beyond.</w:t>
+      </w:r>
+    </w:p>
+    <w:p>
+      <w:r>
+        <w:t>The end result was a glaive</w:t>
+      </w:r>
+      <w:r>
+        <w:t xml:space="preserve"> with a blade that could handle extreme vibrations, as well as a short sword for close quarters. It too was designed to handle vibration.</w:t>
+      </w:r>
+    </w:p>
+    <w:p>
+      <w:r>
+        <w:t>Next stop was better armor. The end result was I now only had 2 gold.</w:t>
+      </w:r>
+    </w:p>
+    <w:p/>
+    <w:p/>
+    <w:p/>
+    <w:p/>
+    <w:p/>
+    <w:p/>
+    <w:p>
+      <w:pPr>
+        <w:rPr>
+          <w:lang w:val="en-CA"/>
+        </w:rPr>
+      </w:pPr>
     </w:p>
     <w:p/>
     <w:p/>
@@ -55843,6 +57409,36 @@
     <w:p/>
     <w:p/>
     <w:p/>
+    <w:p>
+      <w:pPr>
+        <w:pStyle w:val="H2"/>
+      </w:pPr>
+      <w:r>
+        <w:lastRenderedPageBreak/>
+        <w:t>Dungeon</w:t>
+      </w:r>
+    </w:p>
+    <w:p>
+      <w:pPr>
+        <w:pStyle w:val="Quote2"/>
+        <w:jc w:val="center"/>
+      </w:pPr>
+      <w:r>
+        <w:t xml:space="preserve">Dungeoneering – the activity where adventurers </w:t>
+      </w:r>
+      <w:r>
+        <w:br/>
+        <w:t xml:space="preserve">explore dimensional rifts, seeking treasure </w:t>
+      </w:r>
+      <w:r>
+        <w:br/>
+        <w:t xml:space="preserve">and protecting the innocent </w:t>
+      </w:r>
+      <w:r>
+        <w:br/>
+        <w:t>from monster outbreaks</w:t>
+      </w:r>
+    </w:p>
     <w:p/>
     <w:p/>
     <w:p/>
@@ -55940,7 +57536,7 @@
             <w:rPr>
               <w:noProof/>
             </w:rPr>
-            <w:t>230</w:t>
+            <w:t>250</w:t>
           </w:r>
         </w:fldSimple>
       </w:p>
@@ -55971,7 +57567,7 @@
             <w:rPr>
               <w:noProof/>
             </w:rPr>
-            <w:t>229</w:t>
+            <w:t>249</w:t>
           </w:r>
         </w:fldSimple>
       </w:p>
@@ -56115,6 +57711,28 @@
       </w:r>
       <w:r>
         <w:t>.</w:t>
+      </w:r>
+    </w:p>
+  </w:footnote>
+  <w:footnote w:id="4">
+    <w:p>
+      <w:pPr>
+        <w:pStyle w:val="FootnoteText"/>
+        <w:rPr>
+          <w:lang w:val="en-CA"/>
+        </w:rPr>
+      </w:pPr>
+      <w:r>
+        <w:rPr>
+          <w:rStyle w:val="FootnoteReference"/>
+        </w:rPr>
+        <w:footnoteRef/>
+      </w:r>
+      <w:r>
+        <w:t xml:space="preserve"> </w:t>
+      </w:r>
+      <w:r>
+        <w:t>https://en.wikipedia.org/wiki/Donald_D._Hoffman</w:t>
       </w:r>
     </w:p>
   </w:footnote>
@@ -56216,7 +57834,7 @@
         <v:path o:extrusionok="f" gradientshapeok="t" o:connecttype="rect"/>
         <o:lock v:ext="edit" aspectratio="t"/>
       </v:shapetype>
-      <v:shape id="_x0000_i1061" type="#_x0000_t75" style="width:3in;height:3in;visibility:visible" o:bullet="t">
+      <v:shape id="_x0000_i1067" type="#_x0000_t75" style="width:3in;height:3in;visibility:visible" o:bullet="t">
         <v:imagedata r:id="rId1" o:title="MC900065312[1]"/>
       </v:shape>
     </w:pict>
@@ -57495,6 +59113,95 @@
       <w:rPr>
         <w:rFonts w:ascii="Wingdings" w:hAnsi="Wingdings" w:hint="default"/>
       </w:rPr>
+    </w:lvl>
+  </w:abstractNum>
+  <w:abstractNum w:abstractNumId="12">
+    <w:nsid w:val="7F7D3755"/>
+    <w:multiLevelType w:val="hybridMultilevel"/>
+    <w:tmpl w:val="42309FD8"/>
+    <w:lvl w:ilvl="0" w:tplc="0409000F">
+      <w:start w:val="1"/>
+      <w:numFmt w:val="decimal"/>
+      <w:lvlText w:val="%1."/>
+      <w:lvlJc w:val="left"/>
+      <w:pPr>
+        <w:ind w:left="360" w:hanging="360"/>
+      </w:pPr>
+      <w:rPr>
+        <w:rFonts w:hint="default"/>
+      </w:rPr>
+    </w:lvl>
+    <w:lvl w:ilvl="1" w:tplc="04090019" w:tentative="1">
+      <w:start w:val="1"/>
+      <w:numFmt w:val="lowerLetter"/>
+      <w:lvlText w:val="%2."/>
+      <w:lvlJc w:val="left"/>
+      <w:pPr>
+        <w:ind w:left="1080" w:hanging="360"/>
+      </w:pPr>
+    </w:lvl>
+    <w:lvl w:ilvl="2" w:tplc="0409001B" w:tentative="1">
+      <w:start w:val="1"/>
+      <w:numFmt w:val="lowerRoman"/>
+      <w:lvlText w:val="%3."/>
+      <w:lvlJc w:val="right"/>
+      <w:pPr>
+        <w:ind w:left="1800" w:hanging="180"/>
+      </w:pPr>
+    </w:lvl>
+    <w:lvl w:ilvl="3" w:tplc="0409000F" w:tentative="1">
+      <w:start w:val="1"/>
+      <w:numFmt w:val="decimal"/>
+      <w:lvlText w:val="%4."/>
+      <w:lvlJc w:val="left"/>
+      <w:pPr>
+        <w:ind w:left="2520" w:hanging="360"/>
+      </w:pPr>
+    </w:lvl>
+    <w:lvl w:ilvl="4" w:tplc="04090019" w:tentative="1">
+      <w:start w:val="1"/>
+      <w:numFmt w:val="lowerLetter"/>
+      <w:lvlText w:val="%5."/>
+      <w:lvlJc w:val="left"/>
+      <w:pPr>
+        <w:ind w:left="3240" w:hanging="360"/>
+      </w:pPr>
+    </w:lvl>
+    <w:lvl w:ilvl="5" w:tplc="0409001B" w:tentative="1">
+      <w:start w:val="1"/>
+      <w:numFmt w:val="lowerRoman"/>
+      <w:lvlText w:val="%6."/>
+      <w:lvlJc w:val="right"/>
+      <w:pPr>
+        <w:ind w:left="3960" w:hanging="180"/>
+      </w:pPr>
+    </w:lvl>
+    <w:lvl w:ilvl="6" w:tplc="0409000F" w:tentative="1">
+      <w:start w:val="1"/>
+      <w:numFmt w:val="decimal"/>
+      <w:lvlText w:val="%7."/>
+      <w:lvlJc w:val="left"/>
+      <w:pPr>
+        <w:ind w:left="4680" w:hanging="360"/>
+      </w:pPr>
+    </w:lvl>
+    <w:lvl w:ilvl="7" w:tplc="04090019" w:tentative="1">
+      <w:start w:val="1"/>
+      <w:numFmt w:val="lowerLetter"/>
+      <w:lvlText w:val="%8."/>
+      <w:lvlJc w:val="left"/>
+      <w:pPr>
+        <w:ind w:left="5400" w:hanging="360"/>
+      </w:pPr>
+    </w:lvl>
+    <w:lvl w:ilvl="8" w:tplc="0409001B" w:tentative="1">
+      <w:start w:val="1"/>
+      <w:numFmt w:val="lowerRoman"/>
+      <w:lvlText w:val="%9."/>
+      <w:lvlJc w:val="right"/>
+      <w:pPr>
+        <w:ind w:left="6120" w:hanging="180"/>
+      </w:pPr>
     </w:lvl>
   </w:abstractNum>
   <w:num w:numId="1">
@@ -57532,6 +59239,9 @@
   </w:num>
   <w:num w:numId="12">
     <w:abstractNumId w:val="5"/>
+  </w:num>
+  <w:num w:numId="13">
+    <w:abstractNumId w:val="12"/>
   </w:num>
 </w:numbering>
 </file>
@@ -58838,7 +60548,7 @@
 </file>
 
 <file path=customXml/itemProps1.xml><?xml version="1.0" encoding="utf-8"?>
-<ds:datastoreItem xmlns:ds="http://schemas.openxmlformats.org/officeDocument/2006/customXml" ds:itemID="{D5643508-7D73-447F-942F-4C338D476897}">
+<ds:datastoreItem xmlns:ds="http://schemas.openxmlformats.org/officeDocument/2006/customXml" ds:itemID="{BE2844EF-4FFA-428D-B058-6425A50ECE2A}">
   <ds:schemaRefs>
     <ds:schemaRef ds:uri="http://schemas.openxmlformats.org/officeDocument/2006/bibliography"/>
   </ds:schemaRefs>

--- a/Books/RPG_Books/ThePrincessAndThePlayer/Book_ThePrincessAndThePlayer.docx
+++ b/Books/RPG_Books/ThePrincessAndThePlayer/Book_ThePrincessAndThePlayer.docx
@@ -16052,7 +16052,24 @@
         <w:pStyle w:val="Quote1"/>
       </w:pPr>
       <w:r>
-        <w:t>A place where our worries a but dust</w:t>
+        <w:t>A place where our worries a</w:t>
+      </w:r>
+      <w:r>
+        <w:t>re</w:t>
+      </w:r>
+      <w:r>
+        <w:t xml:space="preserve"> but dust</w:t>
+      </w:r>
+      <w:r>
+        <w:t>,</w:t>
+      </w:r>
+    </w:p>
+    <w:p>
+      <w:pPr>
+        <w:pStyle w:val="Quote1"/>
+      </w:pPr>
+      <w:r>
+        <w:t>And our wonder is incapable of grasping</w:t>
       </w:r>
     </w:p>
     <w:p>
@@ -16088,9 +16105,11 @@
       <w:r>
         <w:t xml:space="preserve">“I am </w:t>
       </w:r>
+      <w:proofErr w:type="spellStart"/>
       <w:r>
         <w:t>Taranis</w:t>
       </w:r>
+      <w:proofErr w:type="spellEnd"/>
       <w:r>
         <w:t xml:space="preserve"> </w:t>
       </w:r>
@@ -16102,9 +16121,11 @@
       <w:r>
         <w:t xml:space="preserve">,” </w:t>
       </w:r>
+      <w:proofErr w:type="spellStart"/>
       <w:r>
         <w:t>Taranis</w:t>
       </w:r>
+      <w:proofErr w:type="spellEnd"/>
       <w:r>
         <w:t xml:space="preserve"> </w:t>
       </w:r>
@@ -16129,7 +16150,7 @@
     </w:p>
     <w:p>
       <w:r>
-        <w:t xml:space="preserve"> “OK</w:t>
+        <w:t>“OK</w:t>
       </w:r>
       <w:r>
         <w:t>,</w:t>
@@ -20568,7 +20589,15 @@
         <w:t>Grand</w:t>
       </w:r>
       <w:r>
-        <w:t xml:space="preserve"> Wizard Taranis </w:t>
+        <w:t xml:space="preserve"> Wizard </w:t>
+      </w:r>
+      <w:proofErr w:type="spellStart"/>
+      <w:r>
+        <w:t>Taranis</w:t>
+      </w:r>
+      <w:proofErr w:type="spellEnd"/>
+      <w:r>
+        <w:t xml:space="preserve"> </w:t>
       </w:r>
       <w:proofErr w:type="spellStart"/>
       <w:r>
@@ -51763,7 +51792,15 @@
     </w:p>
     <w:p>
       <w:r>
-        <w:t xml:space="preserve">“Everyone, this is Royal Wizard Taranis </w:t>
+        <w:t xml:space="preserve">“Everyone, this is Royal Wizard </w:t>
+      </w:r>
+      <w:proofErr w:type="spellStart"/>
+      <w:r>
+        <w:t>Taranis</w:t>
+      </w:r>
+      <w:proofErr w:type="spellEnd"/>
+      <w:r>
+        <w:t xml:space="preserve"> </w:t>
       </w:r>
       <w:proofErr w:type="spellStart"/>
       <w:r>
@@ -56991,7 +57028,7 @@
         </w:numPr>
       </w:pPr>
       <w:r>
-        <w:t>I could date Annie. My followers would love it and the benefits were obvious. However, Annie would have to admit her parents were right, and that grated on Annie.</w:t>
+        <w:t>I could date Annie. My followers would love it and the benefits were obvious. However, Annie would have to admit her parents were right and that grated on Annie.</w:t>
       </w:r>
     </w:p>
     <w:p>
@@ -57017,6 +57054,11 @@
     </w:p>
     <w:p>
       <w:r>
+        <w:t>Then again I was a teenager, which was driving me crazy.</w:t>
+      </w:r>
+    </w:p>
+    <w:p>
+      <w:r>
         <w:t>I cuddled with a pillow, pretending it was Annie and fell asleep.</w:t>
       </w:r>
     </w:p>
@@ -57074,10 +57116,8 @@
       <w:r>
         <w:t>I don’t want to do any wizardry right now. I’ll just focus on melee.</w:t>
       </w:r>
-    </w:p>
-    <w:p>
-      <w:r>
-        <w:t>“For now I would like to register the location of the dungeons, and then focus on melee training, as well as dungeon puzzle solving.”</w:t>
+      <w:r>
+        <w:t>”</w:t>
       </w:r>
     </w:p>
     <w:p>
@@ -57092,7 +57132,58 @@
     </w:p>
     <w:p>
       <w:r>
-        <w:t>“Should we do the dungeon first or should we go to one of the advanced cities?” Dad asked.</w:t>
+        <w:t>“What do we know about the dungeons?” Dad asked.</w:t>
+      </w:r>
+    </w:p>
+    <w:p>
+      <w:r>
+        <w:t>“According to the forums, people are given a choice,” I said. “They can do the dungeon immediately, or they can wait a week. Waiting allows us to participate in a drawing. We can’t bet on ourselves, since we are under 18. However, the adults can bet for us.</w:t>
+      </w:r>
+    </w:p>
+    <w:p>
+      <w:r>
+        <w:t>“If the contestants win, they and the people who bet on them get a cut.”</w:t>
+      </w:r>
+    </w:p>
+    <w:p>
+      <w:r>
+        <w:t xml:space="preserve">“So it’s in their interest to ensure no one wins,” </w:t>
+      </w:r>
+      <w:r>
+        <w:t>Emily</w:t>
+      </w:r>
+      <w:r>
+        <w:t xml:space="preserve"> said.</w:t>
+      </w:r>
+    </w:p>
+    <w:p>
+      <w:r>
+        <w:t>“Not true,” Gigi said. “They need a few people to win, or no one would bet one anyone. Therefore it has to be winnable. Also, I’ve seen some of the runs. The commentary makes you want to bet.”</w:t>
+      </w:r>
+    </w:p>
+    <w:p>
+      <w:r>
+        <w:lastRenderedPageBreak/>
+        <w:t>“Speaking of betting, I’m sure many people will want to bet on us because of Luke,” Dad said.</w:t>
+      </w:r>
+    </w:p>
+    <w:p>
+      <w:r>
+        <w:t xml:space="preserve">“Speaking of that, isn’t it time the rest of you started streaming? People are hungry for this content,” I said. “Emily, you should do it since the Wisdom Seekers need someone. As for Eric, Artemis, and Evelyn, </w:t>
+      </w:r>
+      <w:r>
+        <w:t>this is easy to do and is a great source of income.”</w:t>
+      </w:r>
+    </w:p>
+    <w:p>
+      <w:r>
+        <w:t xml:space="preserve">“Should we </w:t>
+      </w:r>
+      <w:r>
+        <w:t>register for the dive</w:t>
+      </w:r>
+      <w:r>
+        <w:t xml:space="preserve"> first or should we go to one of the advanced cities?” Dad asked.</w:t>
       </w:r>
     </w:p>
     <w:p>
@@ -57117,7 +57208,6 @@
     </w:p>
     <w:p>
       <w:r>
-        <w:lastRenderedPageBreak/>
         <w:t>Apparently Annie didn’t want to introduce us to her parents. She didn’t want to admit she was wrong.</w:t>
       </w:r>
     </w:p>
@@ -57162,10 +57252,25 @@
         <w:rPr>
           <w:lang w:val="en-CA"/>
         </w:rPr>
+        <w:lastRenderedPageBreak/>
         <w:t xml:space="preserve">“According to one of </w:t>
       </w:r>
       <w:r>
-        <w:t>Taranis’ books, our subconscious precipitates some of the essence we collect into coins. The total quantity is determined by the shared unconscious of our species. Also, other places in the multiverse have different values for each coin,” I said.</w:t>
+        <w:t>Taranis’ books, our subconscious precipitates some of the essence we collect into coins</w:t>
+      </w:r>
+      <w:r>
+        <w:t xml:space="preserve"> and loot</w:t>
+      </w:r>
+      <w:r>
+        <w:t>.</w:t>
+      </w:r>
+    </w:p>
+    <w:p>
+      <w:r>
+        <w:t xml:space="preserve">“All loot is governed by the </w:t>
+      </w:r>
+      <w:r>
+        <w:t>shared unconscious of our species. Also, other places in the multiverse have different values for each coin,” I said.</w:t>
       </w:r>
     </w:p>
     <w:p>
@@ -57209,55 +57314,67 @@
     </w:p>
     <w:p>
       <w:r>
+        <w:t>“Who cares about that brainy stuff?” Eric said. “We are surrounded by shops and restaurants. It’s time to go shopping.”</w:t>
+      </w:r>
+    </w:p>
+    <w:p>
+      <w:r>
+        <w:t>“Is that true?” Emily asked.</w:t>
+      </w:r>
+    </w:p>
+    <w:p>
+      <w:r>
+        <w:t>“</w:t>
+      </w:r>
+      <w:r>
+        <w:t>Yes,</w:t>
+      </w:r>
+      <w:r>
+        <w:t>” Annie said. “</w:t>
+      </w:r>
+      <w:r>
+        <w:t xml:space="preserve">These nexus points are common. However, I’ve never been here. </w:t>
+      </w:r>
+      <w:r>
+        <w:t xml:space="preserve">We </w:t>
+      </w:r>
+      <w:r>
+        <w:t>portaled</w:t>
+      </w:r>
+      <w:r>
+        <w:t xml:space="preserve"> to Earth, </w:t>
+      </w:r>
+      <w:r>
+        <w:t xml:space="preserve">and </w:t>
+      </w:r>
+      <w:r>
+        <w:t>then entered via Captain Haddock sh</w:t>
+      </w:r>
+      <w:r>
+        <w:t>ip</w:t>
+      </w:r>
+    </w:p>
+    <w:p>
+      <w:r>
+        <w:t>“Where should we meet?” Dad asked.</w:t>
+      </w:r>
+    </w:p>
+    <w:p>
+      <w:r>
+        <w:t>“How about there?” Eric said</w:t>
+      </w:r>
+      <w:proofErr w:type="gramStart"/>
+      <w:r>
+        <w:t>,</w:t>
+      </w:r>
+      <w:proofErr w:type="gramEnd"/>
+      <w:r>
+        <w:t xml:space="preserve"> pointing at a restaurant called Big Game Eatery. “I wonder what kind of big game they serve.”</w:t>
+      </w:r>
+    </w:p>
+    <w:p>
+      <w:r>
         <w:lastRenderedPageBreak/>
-        <w:t>“Who cares about that brainy stuff?” Eric said. “We are surrounded by shops and restaurants. It’s time to go shopping.”</w:t>
-      </w:r>
-    </w:p>
-    <w:p>
-      <w:r>
-        <w:t>“Is that true?” Emily asked.</w:t>
-      </w:r>
-    </w:p>
-    <w:p>
-      <w:r>
-        <w:t xml:space="preserve">“Don’t know,” Annie said. “We </w:t>
-      </w:r>
-      <w:r>
-        <w:t>portaled</w:t>
-      </w:r>
-      <w:r>
-        <w:t xml:space="preserve"> to Earth, </w:t>
-      </w:r>
-      <w:r>
-        <w:t xml:space="preserve">and </w:t>
-      </w:r>
-      <w:r>
-        <w:t>then entered via Captain Haddock ship.</w:t>
-      </w:r>
-      <w:r>
-        <w:t>”</w:t>
-      </w:r>
-    </w:p>
-    <w:p>
-      <w:r>
-        <w:t>“Where should we meet?” Dad asked.</w:t>
-      </w:r>
-    </w:p>
-    <w:p>
-      <w:r>
-        <w:t>“How about there?” Eric said</w:t>
-      </w:r>
-      <w:proofErr w:type="gramStart"/>
-      <w:r>
-        <w:t>,</w:t>
-      </w:r>
-      <w:proofErr w:type="gramEnd"/>
-      <w:r>
-        <w:t xml:space="preserve"> pointing at a restaurant called Big Game Eatery. “I wonder what kind of big game they serve.”</w:t>
-      </w:r>
-    </w:p>
-    <w:p>
-      <w:r>
         <w:t>“Okay, we’ll meet there in 2 hours,” Dad said and we dispersed.</w:t>
       </w:r>
     </w:p>
@@ -57320,36 +57437,36 @@
     </w:p>
     <w:p>
       <w:r>
+        <w:t>“I’m one of the adventurers from Earth, so you don’t need to be so formal,” I said in Babble.</w:t>
+      </w:r>
+    </w:p>
+    <w:p>
+      <w:r>
+        <w:t>I explained my needs, including the need to have a weapon that can work well in tight spaces.</w:t>
+      </w:r>
+    </w:p>
+    <w:p>
+      <w:r>
+        <w:t xml:space="preserve">“Please follow me, </w:t>
+      </w:r>
+      <w:r>
+        <w:t>sir</w:t>
+      </w:r>
+      <w:r>
+        <w:t>,” the man said.</w:t>
+      </w:r>
+    </w:p>
+    <w:p>
+      <w:r>
+        <w:t>“</w:t>
+      </w:r>
+      <w:r>
+        <w:t>Just call me Raven,” I said. Strangely, ravens did exist and were considered creatures of the Beyond.</w:t>
+      </w:r>
+    </w:p>
+    <w:p>
+      <w:r>
         <w:lastRenderedPageBreak/>
-        <w:t>“I’m one of the adventurers from Earth, so you don’t need to be so formal,” I said in Babble.</w:t>
-      </w:r>
-    </w:p>
-    <w:p>
-      <w:r>
-        <w:t>I explained my needs, including the need to have a weapon that can work well in tight spaces.</w:t>
-      </w:r>
-    </w:p>
-    <w:p>
-      <w:r>
-        <w:t xml:space="preserve">“Please follow me, </w:t>
-      </w:r>
-      <w:r>
-        <w:t>sir</w:t>
-      </w:r>
-      <w:r>
-        <w:t>,” the man said.</w:t>
-      </w:r>
-    </w:p>
-    <w:p>
-      <w:r>
-        <w:t>“</w:t>
-      </w:r>
-      <w:r>
-        <w:t>Just call me Raven,” I said. Strangely, ravens did exist and were considered creatures of the Beyond.</w:t>
-      </w:r>
-    </w:p>
-    <w:p>
-      <w:r>
         <w:t>The end result was a glaive</w:t>
       </w:r>
       <w:r>
@@ -57536,7 +57653,7 @@
             <w:rPr>
               <w:noProof/>
             </w:rPr>
-            <w:t>250</w:t>
+            <w:t>84</w:t>
           </w:r>
         </w:fldSimple>
       </w:p>
@@ -57567,7 +57684,7 @@
             <w:rPr>
               <w:noProof/>
             </w:rPr>
-            <w:t>249</w:t>
+            <w:t>83</w:t>
           </w:r>
         </w:fldSimple>
       </w:p>
@@ -57834,7 +57951,7 @@
         <v:path o:extrusionok="f" gradientshapeok="t" o:connecttype="rect"/>
         <o:lock v:ext="edit" aspectratio="t"/>
       </v:shapetype>
-      <v:shape id="_x0000_i1067" type="#_x0000_t75" style="width:3in;height:3in;visibility:visible" o:bullet="t">
+      <v:shape id="_x0000_i1034" type="#_x0000_t75" style="width:3in;height:3in;visibility:visible" o:bullet="t">
         <v:imagedata r:id="rId1" o:title="MC900065312[1]"/>
       </v:shape>
     </w:pict>
@@ -60548,7 +60665,7 @@
 </file>
 
 <file path=customXml/itemProps1.xml><?xml version="1.0" encoding="utf-8"?>
-<ds:datastoreItem xmlns:ds="http://schemas.openxmlformats.org/officeDocument/2006/customXml" ds:itemID="{BE2844EF-4FFA-428D-B058-6425A50ECE2A}">
+<ds:datastoreItem xmlns:ds="http://schemas.openxmlformats.org/officeDocument/2006/customXml" ds:itemID="{96430601-0F83-4DF9-B704-9D842479FA04}">
   <ds:schemaRefs>
     <ds:schemaRef ds:uri="http://schemas.openxmlformats.org/officeDocument/2006/bibliography"/>
   </ds:schemaRefs>

--- a/Books/RPG_Books/ThePrincessAndThePlayer/Book_ThePrincessAndThePlayer.docx
+++ b/Books/RPG_Books/ThePrincessAndThePlayer/Book_ThePrincessAndThePlayer.docx
@@ -2313,19 +2313,49 @@
       <w:r>
         <w:t xml:space="preserve">Philip </w:t>
       </w:r>
+      <w:r>
+        <w:t xml:space="preserve">Everworth, CEO of Quantum </w:t>
+      </w:r>
+      <w:r>
+        <w:t>Entertainment</w:t>
+      </w:r>
+      <w:r>
+        <w:t>.</w:t>
+      </w:r>
+    </w:p>
+    <w:p>
+      <w:pPr>
+        <w:pStyle w:val="Quote2"/>
+      </w:pPr>
+      <w:r>
+        <w:t>“It’s an honor to have you here.”</w:t>
+      </w:r>
+    </w:p>
+    <w:p>
+      <w:pPr>
+        <w:pStyle w:val="Quote2"/>
+      </w:pPr>
+      <w:r>
+        <w:t>“I agree,” Dr. Everworth said with a smile.</w:t>
+      </w:r>
+    </w:p>
+    <w:p>
+      <w:pPr>
+        <w:pStyle w:val="Quote2"/>
+      </w:pPr>
+      <w:r>
+        <w:t xml:space="preserve">“What </w:t>
+      </w:r>
+      <w:r>
+        <w:t xml:space="preserve">can you tell me about </w:t>
+      </w:r>
       <w:proofErr w:type="spellStart"/>
       <w:r>
-        <w:t>Everworth</w:t>
+        <w:t>Holoworld</w:t>
       </w:r>
       <w:proofErr w:type="spellEnd"/>
       <w:r>
-        <w:t xml:space="preserve">, CEO of Quantum </w:t>
-      </w:r>
-      <w:r>
-        <w:t>Entertainment</w:t>
-      </w:r>
-      <w:r>
-        <w:t>.</w:t>
+        <w:t>?”</w:t>
       </w:r>
     </w:p>
     <w:p>
@@ -2333,58 +2363,7 @@
         <w:pStyle w:val="Quote2"/>
       </w:pPr>
       <w:r>
-        <w:t>“It’s an honor to have you here.”</w:t>
-      </w:r>
-    </w:p>
-    <w:p>
-      <w:pPr>
-        <w:pStyle w:val="Quote2"/>
-      </w:pPr>
-      <w:r>
-        <w:t xml:space="preserve">“I agree,” Dr. </w:t>
-      </w:r>
-      <w:proofErr w:type="spellStart"/>
-      <w:r>
-        <w:t>Everworth</w:t>
-      </w:r>
-      <w:proofErr w:type="spellEnd"/>
-      <w:r>
-        <w:t xml:space="preserve"> said with a smile.</w:t>
-      </w:r>
-    </w:p>
-    <w:p>
-      <w:pPr>
-        <w:pStyle w:val="Quote2"/>
-      </w:pPr>
-      <w:r>
-        <w:t xml:space="preserve">“What </w:t>
-      </w:r>
-      <w:r>
-        <w:t xml:space="preserve">can you tell me about </w:t>
-      </w:r>
-      <w:proofErr w:type="spellStart"/>
-      <w:r>
-        <w:t>Holoworld</w:t>
-      </w:r>
-      <w:proofErr w:type="spellEnd"/>
-      <w:r>
-        <w:t>?”</w:t>
-      </w:r>
-    </w:p>
-    <w:p>
-      <w:pPr>
-        <w:pStyle w:val="Quote2"/>
-      </w:pPr>
-      <w:r>
-        <w:t xml:space="preserve">“Well Bob, let’s start with history,” Dr. </w:t>
-      </w:r>
-      <w:proofErr w:type="spellStart"/>
-      <w:r>
-        <w:t>Everworth</w:t>
-      </w:r>
-      <w:proofErr w:type="spellEnd"/>
-      <w:r>
-        <w:t xml:space="preserve"> </w:t>
+        <w:t xml:space="preserve">“Well Bob, let’s start with history,” Dr. Everworth </w:t>
       </w:r>
       <w:r>
         <w:t>said</w:t>
@@ -2707,43 +2686,85 @@
       <w:r>
         <w:t xml:space="preserve"> Bob,” Dr. </w:t>
       </w:r>
+      <w:r>
+        <w:t>Everworth</w:t>
+      </w:r>
+      <w:r>
+        <w:t xml:space="preserve"> sa</w:t>
+      </w:r>
+      <w:r>
+        <w:t>id</w:t>
+      </w:r>
+      <w:r>
+        <w:t>. “</w:t>
+      </w:r>
+      <w:r>
+        <w:t>Studies show t</w:t>
+      </w:r>
+      <w:r>
+        <w:t>iny</w:t>
+      </w:r>
+      <w:r>
+        <w:t xml:space="preserve"> quantities of virtual matter </w:t>
+      </w:r>
+      <w:r>
+        <w:t>are</w:t>
+      </w:r>
+      <w:r>
+        <w:t xml:space="preserve"> safe</w:t>
+      </w:r>
+      <w:r>
+        <w:t xml:space="preserve"> to eat</w:t>
+      </w:r>
+      <w:r>
+        <w:t>. And yes, animal</w:t>
+      </w:r>
+      <w:r>
+        <w:t>s fed too much will die when removed from the field.</w:t>
+      </w:r>
+    </w:p>
+    <w:p>
+      <w:pPr>
+        <w:pStyle w:val="Quote2"/>
+      </w:pPr>
+      <w:r>
+        <w:t>“The only advice I can give to you is don’t eat virtual matter.</w:t>
+      </w:r>
+    </w:p>
+    <w:p>
+      <w:pPr>
+        <w:pStyle w:val="Quote2"/>
+      </w:pPr>
+      <w:r>
+        <w:t xml:space="preserve">“Now that the groundwork is laid, I can talk about </w:t>
+      </w:r>
       <w:proofErr w:type="spellStart"/>
       <w:r>
-        <w:t>Everworth</w:t>
+        <w:t>Holoworld</w:t>
       </w:r>
       <w:proofErr w:type="spellEnd"/>
       <w:r>
-        <w:t xml:space="preserve"> sa</w:t>
-      </w:r>
-      <w:r>
-        <w:t>id</w:t>
-      </w:r>
-      <w:r>
-        <w:t>. “</w:t>
-      </w:r>
-      <w:r>
-        <w:t>Studies show t</w:t>
-      </w:r>
-      <w:r>
-        <w:t>iny</w:t>
-      </w:r>
-      <w:r>
-        <w:t xml:space="preserve"> quantities of virtual matter </w:t>
-      </w:r>
-      <w:r>
-        <w:t>are</w:t>
-      </w:r>
-      <w:r>
-        <w:t xml:space="preserve"> safe</w:t>
-      </w:r>
-      <w:r>
-        <w:t xml:space="preserve"> to eat</w:t>
-      </w:r>
-      <w:r>
-        <w:t>. And yes, animal</w:t>
-      </w:r>
-      <w:r>
-        <w:t>s fed too much will die when removed from the field.</w:t>
+        <w:t xml:space="preserve">. </w:t>
+      </w:r>
+      <w:proofErr w:type="spellStart"/>
+      <w:r>
+        <w:t>Holoworld</w:t>
+      </w:r>
+      <w:proofErr w:type="spellEnd"/>
+      <w:r>
+        <w:t xml:space="preserve"> is </w:t>
+      </w:r>
+      <w:r>
+        <w:t xml:space="preserve">a revolution in matter </w:t>
+      </w:r>
+      <w:r>
+        <w:t>engineering. It is</w:t>
+      </w:r>
+      <w:r>
+        <w:t xml:space="preserve"> </w:t>
+      </w:r>
+      <w:r>
+        <w:t>finally out of stealth mode and is being initialized now.”</w:t>
       </w:r>
     </w:p>
     <w:p>
@@ -2751,7 +2772,7 @@
         <w:pStyle w:val="Quote2"/>
       </w:pPr>
       <w:r>
-        <w:t>“The only advice I can give to you is don’t eat virtual matter.</w:t>
+        <w:t>Images of domes were shown throughout the world.</w:t>
       </w:r>
     </w:p>
     <w:p>
@@ -2759,77 +2780,33 @@
         <w:pStyle w:val="Quote2"/>
       </w:pPr>
       <w:r>
-        <w:t xml:space="preserve">“Now that the groundwork is laid, I can talk about </w:t>
-      </w:r>
-      <w:proofErr w:type="spellStart"/>
-      <w:r>
-        <w:t>Holoworld</w:t>
-      </w:r>
-      <w:proofErr w:type="spellEnd"/>
-      <w:r>
-        <w:t xml:space="preserve">. </w:t>
-      </w:r>
-      <w:proofErr w:type="spellStart"/>
-      <w:r>
-        <w:t>Holoworld</w:t>
-      </w:r>
-      <w:proofErr w:type="spellEnd"/>
-      <w:r>
-        <w:t xml:space="preserve"> is </w:t>
-      </w:r>
-      <w:r>
-        <w:t xml:space="preserve">a revolution in matter </w:t>
-      </w:r>
-      <w:r>
-        <w:t>engineering. It is</w:t>
+        <w:t xml:space="preserve">“We </w:t>
+      </w:r>
+      <w:r>
+        <w:t>secured</w:t>
+      </w:r>
+      <w:r>
+        <w:t xml:space="preserve"> millions of </w:t>
+      </w:r>
+      <w:r>
+        <w:t>hectares</w:t>
+      </w:r>
+      <w:r>
+        <w:t xml:space="preserve"> of </w:t>
+      </w:r>
+      <w:r>
+        <w:t xml:space="preserve">barren </w:t>
+      </w:r>
+      <w:r>
+        <w:t xml:space="preserve">and </w:t>
+      </w:r>
+      <w:r>
+        <w:t>wasted</w:t>
       </w:r>
       <w:r>
         <w:t xml:space="preserve"> </w:t>
       </w:r>
       <w:r>
-        <w:t>finally out of stealth mode and is being initialized now.”</w:t>
-      </w:r>
-    </w:p>
-    <w:p>
-      <w:pPr>
-        <w:pStyle w:val="Quote2"/>
-      </w:pPr>
-      <w:r>
-        <w:t>Images of domes were shown throughout the world.</w:t>
-      </w:r>
-    </w:p>
-    <w:p>
-      <w:pPr>
-        <w:pStyle w:val="Quote2"/>
-      </w:pPr>
-      <w:r>
-        <w:t xml:space="preserve">“We </w:t>
-      </w:r>
-      <w:r>
-        <w:t>secured</w:t>
-      </w:r>
-      <w:r>
-        <w:t xml:space="preserve"> millions of </w:t>
-      </w:r>
-      <w:r>
-        <w:t>hectares</w:t>
-      </w:r>
-      <w:r>
-        <w:t xml:space="preserve"> of </w:t>
-      </w:r>
-      <w:r>
-        <w:t xml:space="preserve">barren </w:t>
-      </w:r>
-      <w:r>
-        <w:t xml:space="preserve">and </w:t>
-      </w:r>
-      <w:r>
-        <w:t>wasted</w:t>
-      </w:r>
-      <w:r>
-        <w:t xml:space="preserve"> </w:t>
-      </w:r>
-      <w:r>
         <w:t xml:space="preserve">land </w:t>
       </w:r>
       <w:r>
@@ -2844,13 +2821,8 @@
       <w:r>
         <w:t xml:space="preserve">,” Dr. </w:t>
       </w:r>
-      <w:proofErr w:type="spellStart"/>
-      <w:r>
-        <w:t>Everworth</w:t>
-      </w:r>
-      <w:proofErr w:type="spellEnd"/>
-      <w:r>
-        <w:t xml:space="preserve"> </w:t>
+      <w:r>
+        <w:t xml:space="preserve">Everworth </w:t>
       </w:r>
       <w:r>
         <w:t>said</w:t>
@@ -2963,217 +2935,191 @@
         <w:pStyle w:val="Quote2"/>
       </w:pPr>
       <w:r>
-        <w:t xml:space="preserve">“That was last week,” Dr. </w:t>
-      </w:r>
-      <w:proofErr w:type="spellStart"/>
+        <w:t xml:space="preserve">“That was last week,” Dr. Everworth </w:t>
+      </w:r>
+      <w:r>
+        <w:t>said</w:t>
+      </w:r>
+      <w:r>
+        <w:t xml:space="preserve">. </w:t>
+      </w:r>
+      <w:r>
+        <w:t>“</w:t>
+      </w:r>
+      <w:r>
+        <w:t xml:space="preserve">If you notice the mirror finish that reflects 99.97% of light. This will help reduce </w:t>
+      </w:r>
+      <w:r>
+        <w:t xml:space="preserve">the effects of </w:t>
+      </w:r>
+      <w:r>
+        <w:t>global warming. No thanks are needed.</w:t>
+      </w:r>
+      <w:r>
+        <w:t xml:space="preserve"> We are just doing our part to protect the planet.</w:t>
+      </w:r>
+      <w:r>
+        <w:t>”</w:t>
+      </w:r>
+    </w:p>
+    <w:p>
+      <w:pPr>
+        <w:pStyle w:val="Quote2"/>
+      </w:pPr>
+      <w:r>
+        <w:t xml:space="preserve">Dr. Everworth paused, but no praise was forthcoming. </w:t>
+      </w:r>
+      <w:r>
+        <w:t>Annoyed, h</w:t>
+      </w:r>
+      <w:r>
+        <w:t>e continued.</w:t>
+      </w:r>
+    </w:p>
+    <w:p>
+      <w:pPr>
+        <w:pStyle w:val="Quote2"/>
+      </w:pPr>
+      <w:r>
+        <w:t xml:space="preserve">“Unfortunately </w:t>
+      </w:r>
+      <w:r>
+        <w:t>we can’t allow anyone to see within.</w:t>
+      </w:r>
+      <w:r>
+        <w:t xml:space="preserve"> After all, where’s the fun in that?</w:t>
+      </w:r>
+    </w:p>
+    <w:p>
+      <w:pPr>
+        <w:pStyle w:val="Quote2"/>
+      </w:pPr>
+      <w:r>
+        <w:t xml:space="preserve">“Don’t worry. Doors will open on the </w:t>
+      </w:r>
+      <w:r>
+        <w:t>Spring Equinox</w:t>
+      </w:r>
+      <w:r>
+        <w:t>, 5 months from now</w:t>
+      </w:r>
+      <w:r>
+        <w:t>.”</w:t>
+      </w:r>
+    </w:p>
+    <w:p>
+      <w:pPr>
+        <w:pStyle w:val="Quote2"/>
+      </w:pPr>
+      <w:r>
+        <w:t xml:space="preserve">“Isn’t it </w:t>
+      </w:r>
+      <w:r>
+        <w:t>Fall Equinox</w:t>
+      </w:r>
+      <w:r>
+        <w:t xml:space="preserve"> in Australia?” Bob </w:t>
+      </w:r>
+      <w:r>
+        <w:t>asked</w:t>
+      </w:r>
+      <w:r>
+        <w:t>.</w:t>
+      </w:r>
+    </w:p>
+    <w:p>
+      <w:pPr>
+        <w:pStyle w:val="Quote2"/>
+      </w:pPr>
+      <w:r>
+        <w:t xml:space="preserve">“Why yes it is,” Dr. Everworth </w:t>
+      </w:r>
+      <w:r>
+        <w:t>said</w:t>
+      </w:r>
+      <w:r>
+        <w:t xml:space="preserve"> with an evil </w:t>
+      </w:r>
+      <w:r>
+        <w:t>chuckle</w:t>
+      </w:r>
+      <w:r>
+        <w:t xml:space="preserve"> and a hungry glint in his eyes</w:t>
+      </w:r>
+      <w:r>
+        <w:t>.</w:t>
+      </w:r>
+      <w:r>
+        <w:t xml:space="preserve"> “It’s </w:t>
+      </w:r>
+      <w:r>
+        <w:t xml:space="preserve">all </w:t>
+      </w:r>
+      <w:r>
+        <w:t>going to fall.”</w:t>
+      </w:r>
+    </w:p>
+    <w:p>
+      <w:r>
+        <w:t xml:space="preserve">“Damn that man gives me the creeps,” </w:t>
+      </w:r>
+      <w:r>
+        <w:t>Gigi</w:t>
+      </w:r>
+      <w:r>
+        <w:t xml:space="preserve"> sa</w:t>
+      </w:r>
+      <w:r>
+        <w:t>id</w:t>
+      </w:r>
+      <w:r>
+        <w:t xml:space="preserve"> with a shudder. The sentiment </w:t>
+      </w:r>
+      <w:r>
+        <w:t>was</w:t>
+      </w:r>
+      <w:r>
+        <w:t xml:space="preserve"> reflected in the rest of my family.</w:t>
+      </w:r>
+    </w:p>
+    <w:p>
+      <w:r>
+        <w:t>That was true</w:t>
+      </w:r>
+      <w:r>
+        <w:t>. The man seem</w:t>
+      </w:r>
+      <w:r>
+        <w:t>ed</w:t>
+      </w:r>
+      <w:r>
+        <w:t xml:space="preserve"> downright demonic.</w:t>
+      </w:r>
+    </w:p>
+    <w:p>
+      <w:pPr>
+        <w:pStyle w:val="Quote2"/>
+      </w:pPr>
+      <w:r>
+        <w:t xml:space="preserve">“What can you tell us of what’s in that dome?” Bob </w:t>
+      </w:r>
+      <w:r>
+        <w:t>asked</w:t>
+      </w:r>
+      <w:r>
+        <w:t>.</w:t>
+      </w:r>
+    </w:p>
+    <w:p>
+      <w:pPr>
+        <w:pStyle w:val="Quote2"/>
+      </w:pPr>
+      <w:r>
+        <w:t xml:space="preserve">“Well Bob, that’s the secret, isn’t it?” Dr. </w:t>
+      </w:r>
       <w:r>
         <w:t>Everworth</w:t>
       </w:r>
-      <w:proofErr w:type="spellEnd"/>
-      <w:r>
-        <w:t xml:space="preserve"> </w:t>
-      </w:r>
-      <w:r>
-        <w:t>said</w:t>
-      </w:r>
-      <w:r>
-        <w:t xml:space="preserve">. </w:t>
-      </w:r>
-      <w:r>
-        <w:t>“</w:t>
-      </w:r>
-      <w:r>
-        <w:t xml:space="preserve">If you notice the mirror finish that reflects 99.97% of light. This will help reduce </w:t>
-      </w:r>
-      <w:r>
-        <w:t xml:space="preserve">the effects of </w:t>
-      </w:r>
-      <w:r>
-        <w:t>global warming. No thanks are needed.</w:t>
-      </w:r>
-      <w:r>
-        <w:t xml:space="preserve"> We are just doing our part to protect the planet.</w:t>
-      </w:r>
-      <w:r>
-        <w:t>”</w:t>
-      </w:r>
-    </w:p>
-    <w:p>
-      <w:pPr>
-        <w:pStyle w:val="Quote2"/>
-      </w:pPr>
-      <w:r>
-        <w:t xml:space="preserve">Dr. </w:t>
-      </w:r>
-      <w:proofErr w:type="spellStart"/>
-      <w:r>
-        <w:t>Everworth</w:t>
-      </w:r>
-      <w:proofErr w:type="spellEnd"/>
-      <w:r>
-        <w:t xml:space="preserve"> paused, but no praise was forthcoming. </w:t>
-      </w:r>
-      <w:r>
-        <w:t>Annoyed, h</w:t>
-      </w:r>
-      <w:r>
-        <w:t>e continued.</w:t>
-      </w:r>
-    </w:p>
-    <w:p>
-      <w:pPr>
-        <w:pStyle w:val="Quote2"/>
-      </w:pPr>
-      <w:r>
-        <w:t xml:space="preserve">“Unfortunately </w:t>
-      </w:r>
-      <w:r>
-        <w:t>we can’t allow anyone to see within.</w:t>
-      </w:r>
-      <w:r>
-        <w:t xml:space="preserve"> After all, where’s the fun in that?</w:t>
-      </w:r>
-    </w:p>
-    <w:p>
-      <w:pPr>
-        <w:pStyle w:val="Quote2"/>
-      </w:pPr>
-      <w:r>
-        <w:t xml:space="preserve">“Don’t worry. Doors will open on the </w:t>
-      </w:r>
-      <w:r>
-        <w:t>Spring Equinox</w:t>
-      </w:r>
-      <w:r>
-        <w:t>, 5 months from now</w:t>
-      </w:r>
-      <w:r>
-        <w:t>.”</w:t>
-      </w:r>
-    </w:p>
-    <w:p>
-      <w:pPr>
-        <w:pStyle w:val="Quote2"/>
-      </w:pPr>
-      <w:r>
-        <w:t xml:space="preserve">“Isn’t it </w:t>
-      </w:r>
-      <w:r>
-        <w:t>Fall Equinox</w:t>
-      </w:r>
-      <w:r>
-        <w:t xml:space="preserve"> in Australia?” Bob </w:t>
-      </w:r>
-      <w:r>
-        <w:t>asked</w:t>
-      </w:r>
-      <w:r>
-        <w:t>.</w:t>
-      </w:r>
-    </w:p>
-    <w:p>
-      <w:pPr>
-        <w:pStyle w:val="Quote2"/>
-      </w:pPr>
-      <w:r>
-        <w:t xml:space="preserve">“Why yes it is,” Dr. </w:t>
-      </w:r>
-      <w:proofErr w:type="spellStart"/>
-      <w:r>
-        <w:t>Everworth</w:t>
-      </w:r>
-      <w:proofErr w:type="spellEnd"/>
-      <w:r>
-        <w:t xml:space="preserve"> </w:t>
-      </w:r>
-      <w:r>
-        <w:t>said</w:t>
-      </w:r>
-      <w:r>
-        <w:t xml:space="preserve"> with an evil </w:t>
-      </w:r>
-      <w:r>
-        <w:t>chuckle</w:t>
-      </w:r>
-      <w:r>
-        <w:t xml:space="preserve"> and a hungry glint in his eyes</w:t>
-      </w:r>
-      <w:r>
-        <w:t>.</w:t>
-      </w:r>
-      <w:r>
-        <w:t xml:space="preserve"> “It’s </w:t>
-      </w:r>
-      <w:r>
-        <w:t xml:space="preserve">all </w:t>
-      </w:r>
-      <w:r>
-        <w:t>going to fall.”</w:t>
-      </w:r>
-    </w:p>
-    <w:p>
-      <w:r>
-        <w:t xml:space="preserve">“Damn that man gives me the creeps,” </w:t>
-      </w:r>
-      <w:r>
-        <w:t>Gigi</w:t>
-      </w:r>
-      <w:r>
-        <w:t xml:space="preserve"> sa</w:t>
-      </w:r>
-      <w:r>
-        <w:t>id</w:t>
-      </w:r>
-      <w:r>
-        <w:t xml:space="preserve"> with a shudder. The sentiment </w:t>
-      </w:r>
-      <w:r>
-        <w:t>was</w:t>
-      </w:r>
-      <w:r>
-        <w:t xml:space="preserve"> reflected in the rest of my family.</w:t>
-      </w:r>
-    </w:p>
-    <w:p>
-      <w:r>
-        <w:t>That was true</w:t>
-      </w:r>
-      <w:r>
-        <w:t>. The man seem</w:t>
-      </w:r>
-      <w:r>
-        <w:t>ed</w:t>
-      </w:r>
-      <w:r>
-        <w:t xml:space="preserve"> downright demonic.</w:t>
-      </w:r>
-    </w:p>
-    <w:p>
-      <w:pPr>
-        <w:pStyle w:val="Quote2"/>
-      </w:pPr>
-      <w:r>
-        <w:t xml:space="preserve">“What can you tell us of what’s in that dome?” Bob </w:t>
-      </w:r>
-      <w:r>
-        <w:t>asked</w:t>
-      </w:r>
-      <w:r>
-        <w:t>.</w:t>
-      </w:r>
-    </w:p>
-    <w:p>
-      <w:pPr>
-        <w:pStyle w:val="Quote2"/>
-      </w:pPr>
-      <w:r>
-        <w:t xml:space="preserve">“Well Bob, that’s the secret, isn’t it?” Dr. </w:t>
-      </w:r>
-      <w:proofErr w:type="spellStart"/>
-      <w:r>
-        <w:t>Everworth</w:t>
-      </w:r>
-      <w:proofErr w:type="spellEnd"/>
       <w:r>
         <w:t xml:space="preserve"> </w:t>
       </w:r>
@@ -3274,47 +3220,116 @@
         <w:pStyle w:val="Quote2"/>
       </w:pPr>
       <w:r>
-        <w:t xml:space="preserve">“You’ll find out,” Dr. </w:t>
-      </w:r>
-      <w:proofErr w:type="spellStart"/>
+        <w:t xml:space="preserve">“You’ll find out,” Dr. Everworth </w:t>
+      </w:r>
+      <w:r>
+        <w:t>s</w:t>
+      </w:r>
+      <w:r>
+        <w:t>ang</w:t>
+      </w:r>
+      <w:r>
+        <w:t xml:space="preserve"> </w:t>
+      </w:r>
+      <w:r>
+        <w:t>as he g</w:t>
+      </w:r>
+      <w:r>
+        <w:t>a</w:t>
+      </w:r>
+      <w:r>
+        <w:t xml:space="preserve">ve the world a </w:t>
+      </w:r>
+      <w:r>
+        <w:t>dazzling</w:t>
+      </w:r>
+      <w:r>
+        <w:t xml:space="preserve"> grin</w:t>
+      </w:r>
+      <w:r>
+        <w:t>.</w:t>
+      </w:r>
+    </w:p>
+    <w:p>
+      <w:r>
+        <w:t>For some reason that made him sound creepy.</w:t>
+      </w:r>
+    </w:p>
+    <w:p>
+      <w:pPr>
+        <w:pStyle w:val="Quote2"/>
+      </w:pPr>
+      <w:r>
+        <w:t>“</w:t>
+      </w:r>
+      <w:r>
+        <w:t xml:space="preserve">Our system connects with the neural </w:t>
+      </w:r>
+      <w:r>
+        <w:t>implants</w:t>
+      </w:r>
+      <w:r>
+        <w:t xml:space="preserve"> of people who have them,” Dr. </w:t>
+      </w:r>
       <w:r>
         <w:t>Everworth</w:t>
       </w:r>
-      <w:proofErr w:type="spellEnd"/>
       <w:r>
         <w:t xml:space="preserve"> </w:t>
       </w:r>
       <w:r>
-        <w:t>s</w:t>
-      </w:r>
-      <w:r>
-        <w:t>ang</w:t>
+        <w:t>said</w:t>
+      </w:r>
+      <w:r>
+        <w:t xml:space="preserve">. “It can also create temporary neural </w:t>
+      </w:r>
+      <w:r>
+        <w:t>implants</w:t>
+      </w:r>
+      <w:r>
+        <w:t xml:space="preserve"> for people who don’t have then</w:t>
+      </w:r>
+      <w:r>
+        <w:t>. For legal reasons</w:t>
+      </w:r>
+      <w:r>
+        <w:t>,</w:t>
       </w:r>
       <w:r>
         <w:t xml:space="preserve"> </w:t>
       </w:r>
       <w:r>
-        <w:t>as he g</w:t>
-      </w:r>
-      <w:r>
-        <w:t>a</w:t>
-      </w:r>
-      <w:r>
-        <w:t xml:space="preserve">ve the world a </w:t>
-      </w:r>
-      <w:r>
-        <w:t>dazzling</w:t>
-      </w:r>
-      <w:r>
-        <w:t xml:space="preserve"> grin</w:t>
-      </w:r>
-      <w:r>
-        <w:t>.</w:t>
-      </w:r>
-    </w:p>
-    <w:p>
-      <w:r>
-        <w:t>For some reason that made him sound creepy.</w:t>
+        <w:t xml:space="preserve">they </w:t>
+      </w:r>
+      <w:r>
+        <w:t>must be</w:t>
+      </w:r>
+      <w:r>
+        <w:t xml:space="preserve"> </w:t>
+      </w:r>
+      <w:r>
+        <w:t xml:space="preserve">at least </w:t>
+      </w:r>
+      <w:r>
+        <w:t>1</w:t>
+      </w:r>
+      <w:r>
+        <w:t>8</w:t>
+      </w:r>
+      <w:r>
+        <w:t xml:space="preserve"> years </w:t>
+      </w:r>
+      <w:r>
+        <w:t>old</w:t>
+      </w:r>
+      <w:r>
+        <w:t xml:space="preserve"> and give written consen</w:t>
+      </w:r>
+      <w:r>
+        <w:t>t</w:t>
+      </w:r>
+      <w:r>
+        <w:t>.”</w:t>
       </w:r>
     </w:p>
     <w:p>
@@ -3322,75 +3337,251 @@
         <w:pStyle w:val="Quote2"/>
       </w:pPr>
       <w:r>
+        <w:t xml:space="preserve">“I can’t wait,” Bob </w:t>
+      </w:r>
+      <w:r>
+        <w:t>said</w:t>
+      </w:r>
+      <w:r>
+        <w:t>.</w:t>
+      </w:r>
+    </w:p>
+    <w:p>
+      <w:pPr>
+        <w:pStyle w:val="Quote2"/>
+      </w:pPr>
+      <w:r>
         <w:t>“</w:t>
       </w:r>
       <w:r>
-        <w:t xml:space="preserve">Our system connects with the neural </w:t>
-      </w:r>
-      <w:r>
-        <w:t>implants</w:t>
-      </w:r>
-      <w:r>
-        <w:t xml:space="preserve"> of people who have them,” Dr. </w:t>
-      </w:r>
-      <w:proofErr w:type="spellStart"/>
+        <w:t>Isn’t the wait half the fun</w:t>
+      </w:r>
+      <w:r>
+        <w:t>?</w:t>
+      </w:r>
+      <w:r>
+        <w:t xml:space="preserve">” Dr. </w:t>
+      </w:r>
       <w:r>
         <w:t>Everworth</w:t>
       </w:r>
-      <w:proofErr w:type="spellEnd"/>
       <w:r>
         <w:t xml:space="preserve"> </w:t>
       </w:r>
       <w:r>
+        <w:t>asked</w:t>
+      </w:r>
+      <w:r>
+        <w:t xml:space="preserve">. “At </w:t>
+      </w:r>
+      <w:r>
+        <w:t>$95.00</w:t>
+      </w:r>
+      <w:r>
+        <w:t xml:space="preserve"> </w:t>
+      </w:r>
+      <w:r>
+        <w:t xml:space="preserve">US </w:t>
+      </w:r>
+      <w:r>
+        <w:t>a day plus tax, it’s not cheap, but definite</w:t>
+      </w:r>
+      <w:r>
+        <w:t xml:space="preserve">ly worth </w:t>
+      </w:r>
+      <w:r>
+        <w:t xml:space="preserve">spending </w:t>
+      </w:r>
+      <w:r>
+        <w:t>a week or month there.”</w:t>
+      </w:r>
+    </w:p>
+    <w:p>
+      <w:pPr>
+        <w:pStyle w:val="Quote2"/>
+      </w:pPr>
+      <w:r>
+        <w:t xml:space="preserve">“It’s cheaper than Disney,” Bob </w:t>
+      </w:r>
+      <w:r>
         <w:t>said</w:t>
       </w:r>
       <w:r>
-        <w:t xml:space="preserve">. “It can also create temporary neural </w:t>
-      </w:r>
-      <w:r>
-        <w:t>implants</w:t>
-      </w:r>
-      <w:r>
-        <w:t xml:space="preserve"> for people who don’t have then</w:t>
-      </w:r>
-      <w:r>
-        <w:t>. For legal reasons</w:t>
+        <w:t>.</w:t>
+      </w:r>
+    </w:p>
+    <w:p>
+      <w:pPr>
+        <w:pStyle w:val="Quote2"/>
+      </w:pPr>
+      <w:r>
+        <w:t xml:space="preserve">“Even better, you </w:t>
+      </w:r>
+      <w:r>
+        <w:t xml:space="preserve">can </w:t>
+      </w:r>
+      <w:r>
+        <w:t xml:space="preserve">get a yearly membership for </w:t>
+      </w:r>
+      <w:r>
+        <w:t xml:space="preserve">only </w:t>
+      </w:r>
+      <w:r>
+        <w:t>$4</w:t>
       </w:r>
       <w:r>
         <w:t>,</w:t>
       </w:r>
       <w:r>
+        <w:t>995.00</w:t>
+      </w:r>
+      <w:r>
+        <w:t xml:space="preserve"> US</w:t>
+      </w:r>
+      <w:r>
+        <w:t xml:space="preserve">,” </w:t>
+      </w:r>
+      <w:r>
+        <w:t>Dr. Everworth add</w:t>
+      </w:r>
+      <w:r>
+        <w:t>ed</w:t>
+      </w:r>
+      <w:r>
+        <w:t>. “We even have packages for people on government assisted living and retirees.</w:t>
+      </w:r>
+      <w:r>
+        <w:t xml:space="preserve"> Kids 16 and 1</w:t>
+      </w:r>
+      <w:r>
+        <w:t>7</w:t>
+      </w:r>
+      <w:r>
+        <w:t xml:space="preserve"> get a discount of $1</w:t>
+      </w:r>
+      <w:r>
+        <w:t>,</w:t>
+      </w:r>
+      <w:r>
+        <w:t>000</w:t>
+      </w:r>
+      <w:r>
+        <w:t xml:space="preserve"> US</w:t>
+      </w:r>
+      <w:r>
+        <w:t xml:space="preserve"> on the yearly membership</w:t>
+      </w:r>
+      <w:r>
+        <w:t>.</w:t>
+      </w:r>
+    </w:p>
+    <w:p>
+      <w:pPr>
+        <w:pStyle w:val="Quote2"/>
+      </w:pPr>
+      <w:r>
+        <w:t>“The Australian dome is dedicated to teenagers and has special protections for them.</w:t>
+      </w:r>
+    </w:p>
+    <w:p>
+      <w:pPr>
+        <w:pStyle w:val="Quote2"/>
+      </w:pPr>
+      <w:r>
+        <w:t>“Unfortunately no one under 16 is allowed.”</w:t>
+      </w:r>
+    </w:p>
+    <w:p>
+      <w:pPr>
+        <w:pStyle w:val="Quote2"/>
+      </w:pPr>
+      <w:r>
+        <w:t>“You heard it here</w:t>
+      </w:r>
+      <w:r>
         <w:t xml:space="preserve"> </w:t>
       </w:r>
       <w:r>
-        <w:t xml:space="preserve">they </w:t>
-      </w:r>
-      <w:r>
-        <w:t>must be</w:t>
+        <w:t>first</w:t>
+      </w:r>
+      <w:r>
+        <w:t>,” Bob s</w:t>
+      </w:r>
+      <w:r>
+        <w:t>aid</w:t>
+      </w:r>
+      <w:r>
+        <w:t>. “</w:t>
+      </w:r>
+      <w:r>
+        <w:t xml:space="preserve">I plan </w:t>
+      </w:r>
+      <w:r>
+        <w:t xml:space="preserve">on getting a yearly membership, and then will </w:t>
+      </w:r>
+      <w:r>
+        <w:t>spend a few weeks recording my experiences there. Is that allowed?”</w:t>
+      </w:r>
+    </w:p>
+    <w:p>
+      <w:pPr>
+        <w:pStyle w:val="Quote2"/>
+      </w:pPr>
+      <w:r>
+        <w:t>“</w:t>
+      </w:r>
+      <w:r>
+        <w:t>Absolutely</w:t>
+      </w:r>
+      <w:r>
+        <w:t xml:space="preserve">, Bob,” Dr. </w:t>
+      </w:r>
+      <w:r>
+        <w:t>Everworth</w:t>
       </w:r>
       <w:r>
         <w:t xml:space="preserve"> </w:t>
       </w:r>
       <w:r>
-        <w:t xml:space="preserve">at least </w:t>
-      </w:r>
-      <w:r>
-        <w:t>1</w:t>
-      </w:r>
-      <w:r>
-        <w:t>8</w:t>
-      </w:r>
-      <w:r>
-        <w:t xml:space="preserve"> years </w:t>
-      </w:r>
-      <w:r>
-        <w:t>old</w:t>
-      </w:r>
-      <w:r>
-        <w:t xml:space="preserve"> and give written consen</w:t>
-      </w:r>
-      <w:r>
-        <w:t>t</w:t>
+        <w:t>said</w:t>
+      </w:r>
+      <w:r>
+        <w:t xml:space="preserve"> with a smile. “</w:t>
+      </w:r>
+      <w:r>
+        <w:t xml:space="preserve">We encourage sharing your experiences with the world. </w:t>
+      </w:r>
+      <w:r>
+        <w:t xml:space="preserve">Everyone’s travel </w:t>
+      </w:r>
+      <w:r>
+        <w:t>in our game world</w:t>
+      </w:r>
+      <w:r>
+        <w:t xml:space="preserve"> is 100% unique</w:t>
+      </w:r>
+      <w:r>
+        <w:t>.</w:t>
+      </w:r>
+    </w:p>
+    <w:p>
+      <w:pPr>
+        <w:pStyle w:val="Quote2"/>
+      </w:pPr>
+      <w:r>
+        <w:t xml:space="preserve">“The only exceptions are the </w:t>
+      </w:r>
+      <w:r>
+        <w:t>tutorial</w:t>
+      </w:r>
+      <w:r>
+        <w:t xml:space="preserve"> quests</w:t>
+      </w:r>
+      <w:r>
+        <w:t xml:space="preserve"> in the starter cit</w:t>
+      </w:r>
+      <w:r>
+        <w:t>ies</w:t>
       </w:r>
       <w:r>
         <w:t>.”</w:t>
@@ -3401,13 +3592,13 @@
         <w:pStyle w:val="Quote2"/>
       </w:pPr>
       <w:r>
-        <w:t xml:space="preserve">“I can’t wait,” Bob </w:t>
-      </w:r>
-      <w:r>
-        <w:t>said</w:t>
-      </w:r>
-      <w:r>
-        <w:t>.</w:t>
+        <w:t xml:space="preserve">“Thank you for being on my show Dr. </w:t>
+      </w:r>
+      <w:r>
+        <w:t>Everworth</w:t>
+      </w:r>
+      <w:r>
+        <w:t>.”</w:t>
       </w:r>
     </w:p>
     <w:p>
@@ -3418,285 +3609,14 @@
         <w:t>“</w:t>
       </w:r>
       <w:r>
-        <w:t>Isn’t the wait half the fun</w:t>
-      </w:r>
-      <w:r>
-        <w:t>?</w:t>
-      </w:r>
-      <w:r>
-        <w:t xml:space="preserve">” Dr. </w:t>
-      </w:r>
-      <w:proofErr w:type="spellStart"/>
+        <w:t>Absolutely</w:t>
+      </w:r>
+      <w:r>
+        <w:t xml:space="preserve"> Bob,” Dr. </w:t>
+      </w:r>
       <w:r>
         <w:t>Everworth</w:t>
       </w:r>
-      <w:proofErr w:type="spellEnd"/>
-      <w:r>
-        <w:t xml:space="preserve"> </w:t>
-      </w:r>
-      <w:r>
-        <w:t>asked</w:t>
-      </w:r>
-      <w:r>
-        <w:t xml:space="preserve">. “At </w:t>
-      </w:r>
-      <w:r>
-        <w:t>$95.00</w:t>
-      </w:r>
-      <w:r>
-        <w:t xml:space="preserve"> </w:t>
-      </w:r>
-      <w:r>
-        <w:t xml:space="preserve">US </w:t>
-      </w:r>
-      <w:r>
-        <w:t>a day plus tax, it’s not cheap, but definite</w:t>
-      </w:r>
-      <w:r>
-        <w:t xml:space="preserve">ly worth </w:t>
-      </w:r>
-      <w:r>
-        <w:t xml:space="preserve">spending </w:t>
-      </w:r>
-      <w:r>
-        <w:t>a week or month there.”</w:t>
-      </w:r>
-    </w:p>
-    <w:p>
-      <w:pPr>
-        <w:pStyle w:val="Quote2"/>
-      </w:pPr>
-      <w:r>
-        <w:t xml:space="preserve">“It’s cheaper than Disney,” Bob </w:t>
-      </w:r>
-      <w:r>
-        <w:t>said</w:t>
-      </w:r>
-      <w:r>
-        <w:t>.</w:t>
-      </w:r>
-    </w:p>
-    <w:p>
-      <w:pPr>
-        <w:pStyle w:val="Quote2"/>
-      </w:pPr>
-      <w:r>
-        <w:t xml:space="preserve">“Even better, you </w:t>
-      </w:r>
-      <w:r>
-        <w:t xml:space="preserve">can </w:t>
-      </w:r>
-      <w:r>
-        <w:t xml:space="preserve">get a yearly membership for </w:t>
-      </w:r>
-      <w:r>
-        <w:t xml:space="preserve">only </w:t>
-      </w:r>
-      <w:r>
-        <w:t>$4</w:t>
-      </w:r>
-      <w:r>
-        <w:t>,</w:t>
-      </w:r>
-      <w:r>
-        <w:t>995.00</w:t>
-      </w:r>
-      <w:r>
-        <w:t xml:space="preserve"> US</w:t>
-      </w:r>
-      <w:r>
-        <w:t xml:space="preserve">,” </w:t>
-      </w:r>
-      <w:r>
-        <w:t xml:space="preserve">Dr. </w:t>
-      </w:r>
-      <w:proofErr w:type="spellStart"/>
-      <w:r>
-        <w:t>Everworth</w:t>
-      </w:r>
-      <w:proofErr w:type="spellEnd"/>
-      <w:r>
-        <w:t xml:space="preserve"> add</w:t>
-      </w:r>
-      <w:r>
-        <w:t>ed</w:t>
-      </w:r>
-      <w:r>
-        <w:t>. “We even have packages for people on government assisted living and retirees.</w:t>
-      </w:r>
-      <w:r>
-        <w:t xml:space="preserve"> Kids 16 and 1</w:t>
-      </w:r>
-      <w:r>
-        <w:t>7</w:t>
-      </w:r>
-      <w:r>
-        <w:t xml:space="preserve"> get a discount of $1</w:t>
-      </w:r>
-      <w:r>
-        <w:t>,</w:t>
-      </w:r>
-      <w:r>
-        <w:t>000</w:t>
-      </w:r>
-      <w:r>
-        <w:t xml:space="preserve"> US</w:t>
-      </w:r>
-      <w:r>
-        <w:t xml:space="preserve"> on the yearly membership</w:t>
-      </w:r>
-      <w:r>
-        <w:t>.</w:t>
-      </w:r>
-    </w:p>
-    <w:p>
-      <w:pPr>
-        <w:pStyle w:val="Quote2"/>
-      </w:pPr>
-      <w:r>
-        <w:t>“The Australian dome is dedicated to teenagers and has special protections for them.</w:t>
-      </w:r>
-    </w:p>
-    <w:p>
-      <w:pPr>
-        <w:pStyle w:val="Quote2"/>
-      </w:pPr>
-      <w:r>
-        <w:t>“Unfortunately no one under 16 is allowed.”</w:t>
-      </w:r>
-    </w:p>
-    <w:p>
-      <w:pPr>
-        <w:pStyle w:val="Quote2"/>
-      </w:pPr>
-      <w:r>
-        <w:t>“You heard it here</w:t>
-      </w:r>
-      <w:r>
-        <w:t xml:space="preserve"> </w:t>
-      </w:r>
-      <w:r>
-        <w:t>first</w:t>
-      </w:r>
-      <w:r>
-        <w:t>,” Bob s</w:t>
-      </w:r>
-      <w:r>
-        <w:t>aid</w:t>
-      </w:r>
-      <w:r>
-        <w:t>. “</w:t>
-      </w:r>
-      <w:r>
-        <w:t xml:space="preserve">I plan </w:t>
-      </w:r>
-      <w:r>
-        <w:t xml:space="preserve">on getting a yearly membership, and then will </w:t>
-      </w:r>
-      <w:r>
-        <w:t>spend a few weeks recording my experiences there. Is that allowed?”</w:t>
-      </w:r>
-    </w:p>
-    <w:p>
-      <w:pPr>
-        <w:pStyle w:val="Quote2"/>
-      </w:pPr>
-      <w:r>
-        <w:t>“</w:t>
-      </w:r>
-      <w:r>
-        <w:t>Absolutely</w:t>
-      </w:r>
-      <w:r>
-        <w:t xml:space="preserve">, Bob,” Dr. </w:t>
-      </w:r>
-      <w:proofErr w:type="spellStart"/>
-      <w:r>
-        <w:t>Everworth</w:t>
-      </w:r>
-      <w:proofErr w:type="spellEnd"/>
-      <w:r>
-        <w:t xml:space="preserve"> </w:t>
-      </w:r>
-      <w:r>
-        <w:t>said</w:t>
-      </w:r>
-      <w:r>
-        <w:t xml:space="preserve"> with a smile. “</w:t>
-      </w:r>
-      <w:r>
-        <w:t xml:space="preserve">We encourage sharing your experiences with the world. </w:t>
-      </w:r>
-      <w:r>
-        <w:t xml:space="preserve">Everyone’s travel </w:t>
-      </w:r>
-      <w:r>
-        <w:t>in our game world</w:t>
-      </w:r>
-      <w:r>
-        <w:t xml:space="preserve"> is 100% unique</w:t>
-      </w:r>
-      <w:r>
-        <w:t>.</w:t>
-      </w:r>
-    </w:p>
-    <w:p>
-      <w:pPr>
-        <w:pStyle w:val="Quote2"/>
-      </w:pPr>
-      <w:r>
-        <w:t xml:space="preserve">“The only exceptions are the </w:t>
-      </w:r>
-      <w:r>
-        <w:t>tutorial</w:t>
-      </w:r>
-      <w:r>
-        <w:t xml:space="preserve"> quests</w:t>
-      </w:r>
-      <w:r>
-        <w:t xml:space="preserve"> in the starter cit</w:t>
-      </w:r>
-      <w:r>
-        <w:t>ies</w:t>
-      </w:r>
-      <w:r>
-        <w:t>.”</w:t>
-      </w:r>
-    </w:p>
-    <w:p>
-      <w:pPr>
-        <w:pStyle w:val="Quote2"/>
-      </w:pPr>
-      <w:r>
-        <w:t xml:space="preserve">“Thank you for being on my show Dr. </w:t>
-      </w:r>
-      <w:proofErr w:type="spellStart"/>
-      <w:r>
-        <w:t>Everworth</w:t>
-      </w:r>
-      <w:proofErr w:type="spellEnd"/>
-      <w:r>
-        <w:t>.”</w:t>
-      </w:r>
-    </w:p>
-    <w:p>
-      <w:pPr>
-        <w:pStyle w:val="Quote2"/>
-      </w:pPr>
-      <w:r>
-        <w:t>“</w:t>
-      </w:r>
-      <w:r>
-        <w:t>Absolutely</w:t>
-      </w:r>
-      <w:r>
-        <w:t xml:space="preserve"> Bob,” Dr. </w:t>
-      </w:r>
-      <w:proofErr w:type="spellStart"/>
-      <w:r>
-        <w:t>Everworth</w:t>
-      </w:r>
-      <w:proofErr w:type="spellEnd"/>
       <w:r>
         <w:t xml:space="preserve"> </w:t>
       </w:r>
@@ -3733,13 +3653,8 @@
         <w:t xml:space="preserve">I turned off the video with a shudder. </w:t>
       </w:r>
       <w:r>
-        <w:t xml:space="preserve">Dr. </w:t>
-      </w:r>
-      <w:proofErr w:type="spellStart"/>
-      <w:r>
-        <w:t>Everworth</w:t>
-      </w:r>
-      <w:proofErr w:type="spellEnd"/>
+        <w:t>Dr. Everworth</w:t>
+      </w:r>
       <w:r>
         <w:t xml:space="preserve"> g</w:t>
       </w:r>
@@ -3880,15 +3795,7 @@
         <w:t xml:space="preserve"> </w:t>
       </w:r>
       <w:r>
-        <w:t xml:space="preserve">Dr. </w:t>
-      </w:r>
-      <w:proofErr w:type="spellStart"/>
-      <w:r>
-        <w:t>Everworth</w:t>
-      </w:r>
-      <w:proofErr w:type="spellEnd"/>
-      <w:r>
-        <w:t xml:space="preserve"> </w:t>
+        <w:t xml:space="preserve">Dr. Everworth </w:t>
       </w:r>
       <w:r>
         <w:t>was</w:t>
@@ -20455,15 +20362,7 @@
         <w:t>Artemis</w:t>
       </w:r>
       <w:r>
-        <w:t xml:space="preserve"> </w:t>
-      </w:r>
-      <w:proofErr w:type="spellStart"/>
-      <w:r>
-        <w:t>Everworth</w:t>
-      </w:r>
-      <w:proofErr w:type="spellEnd"/>
-      <w:r>
-        <w:t xml:space="preserve">. She is our Ranger. This is </w:t>
+        <w:t xml:space="preserve"> Everworth. She is our Ranger. This is </w:t>
       </w:r>
       <w:r>
         <w:t>Evelyn</w:t>
@@ -57653,7 +57552,7 @@
             <w:rPr>
               <w:noProof/>
             </w:rPr>
-            <w:t>84</w:t>
+            <w:t>252</w:t>
           </w:r>
         </w:fldSimple>
       </w:p>
@@ -57684,7 +57583,7 @@
             <w:rPr>
               <w:noProof/>
             </w:rPr>
-            <w:t>83</w:t>
+            <w:t>11</w:t>
           </w:r>
         </w:fldSimple>
       </w:p>
@@ -57951,7 +57850,7 @@
         <v:path o:extrusionok="f" gradientshapeok="t" o:connecttype="rect"/>
         <o:lock v:ext="edit" aspectratio="t"/>
       </v:shapetype>
-      <v:shape id="_x0000_i1034" type="#_x0000_t75" style="width:3in;height:3in;visibility:visible" o:bullet="t">
+      <v:shape id="_x0000_i1028" type="#_x0000_t75" style="width:3in;height:3in;visibility:visible" o:bullet="t">
         <v:imagedata r:id="rId1" o:title="MC900065312[1]"/>
       </v:shape>
     </w:pict>
@@ -60665,7 +60564,7 @@
 </file>
 
 <file path=customXml/itemProps1.xml><?xml version="1.0" encoding="utf-8"?>
-<ds:datastoreItem xmlns:ds="http://schemas.openxmlformats.org/officeDocument/2006/customXml" ds:itemID="{96430601-0F83-4DF9-B704-9D842479FA04}">
+<ds:datastoreItem xmlns:ds="http://schemas.openxmlformats.org/officeDocument/2006/customXml" ds:itemID="{16783843-7D82-4A5F-88F3-8DD9DD4C0DD5}">
   <ds:schemaRefs>
     <ds:schemaRef ds:uri="http://schemas.openxmlformats.org/officeDocument/2006/bibliography"/>
   </ds:schemaRefs>

--- a/Books/RPG_Books/ThePrincessAndThePlayer/Book_ThePrincessAndThePlayer.docx
+++ b/Books/RPG_Books/ThePrincessAndThePlayer/Book_ThePrincessAndThePlayer.docx
@@ -1253,22 +1253,15 @@
       <w:r>
         <w:t xml:space="preserve">All hail </w:t>
       </w:r>
-      <w:proofErr w:type="gramStart"/>
-      <w:r>
-        <w:t>ye</w:t>
-      </w:r>
-      <w:proofErr w:type="gramEnd"/>
-      <w:r>
-        <w:t xml:space="preserve"> mighty</w:t>
+      <w:r>
+        <w:t>ye mighty</w:t>
       </w:r>
       <w:r>
         <w:t xml:space="preserve"> generals,” </w:t>
       </w:r>
-      <w:proofErr w:type="spellStart"/>
       <w:r>
         <w:t>Dailion</w:t>
       </w:r>
-      <w:proofErr w:type="spellEnd"/>
       <w:r>
         <w:t>, a greater demon boomed. “Operation kick-start Early Incursion has begun. I have sent subconscious messages to countless humans</w:t>
       </w:r>
@@ -1294,7 +1287,7 @@
           <w:noProof/>
         </w:rPr>
         <w:pict>
-          <v:shape id="Picture 3" o:spid="_x0000_i1025" type="#_x0000_t75" style="width:22.45pt;height:8.9pt;visibility:visible" o:bullet="t">
+          <v:shape id="Picture 3" o:spid="_x0000_i1025" type="#_x0000_t75" style="width:22.55pt;height:8.7pt;visibility:visible" o:bullet="t">
             <v:imagedata r:id="rId13" o:title="MC900065312[1]"/>
           </v:shape>
         </w:pict>
@@ -1414,86 +1407,73 @@
         <w:t>,”</w:t>
       </w:r>
       <w:r>
+        <w:t xml:space="preserve"> Dailion, now a</w:t>
+      </w:r>
+      <w:r>
         <w:t xml:space="preserve"> </w:t>
       </w:r>
+      <w:r>
+        <w:t>d</w:t>
+      </w:r>
+      <w:r>
+        <w:t xml:space="preserve">emon </w:t>
+      </w:r>
+      <w:r>
+        <w:t>l</w:t>
+      </w:r>
+      <w:r>
+        <w:t>ord</w:t>
+      </w:r>
+      <w:r>
+        <w:t>,</w:t>
+      </w:r>
+      <w:r>
+        <w:t xml:space="preserve"> </w:t>
+      </w:r>
+      <w:r>
+        <w:t>promise</w:t>
+      </w:r>
+      <w:r>
+        <w:t>d</w:t>
+      </w:r>
+      <w:r>
+        <w:t xml:space="preserve"> as he stare</w:t>
+      </w:r>
+      <w:r>
+        <w:t>d</w:t>
+      </w:r>
+      <w:r>
+        <w:t xml:space="preserve"> in hidden disgust at his </w:t>
+      </w:r>
+      <w:r>
+        <w:t xml:space="preserve">crappy </w:t>
+      </w:r>
+      <w:r>
+        <w:t>tool.</w:t>
+      </w:r>
+      <w:r>
+        <w:t xml:space="preserve"> Outwardly </w:t>
+      </w:r>
+      <w:r>
+        <w:t xml:space="preserve">Dailion gave </w:t>
+      </w:r>
+      <w:r>
+        <w:t xml:space="preserve">the subordinate his </w:t>
+      </w:r>
+      <w:r>
+        <w:t>dazzling</w:t>
+      </w:r>
+      <w:r>
+        <w:t xml:space="preserve"> but fake smile.</w:t>
+      </w:r>
+    </w:p>
+    <w:p>
       <w:proofErr w:type="spellStart"/>
       <w:r>
-        <w:t>Dailion</w:t>
+        <w:t>Dalbos</w:t>
       </w:r>
       <w:proofErr w:type="spellEnd"/>
       <w:r>
-        <w:t>, now a</w:t>
-      </w:r>
-      <w:r>
-        <w:t xml:space="preserve"> </w:t>
-      </w:r>
-      <w:r>
-        <w:t>d</w:t>
-      </w:r>
-      <w:r>
-        <w:t xml:space="preserve">emon </w:t>
-      </w:r>
-      <w:r>
-        <w:t>l</w:t>
-      </w:r>
-      <w:r>
-        <w:t>ord</w:t>
-      </w:r>
-      <w:r>
-        <w:t>,</w:t>
-      </w:r>
-      <w:r>
-        <w:t xml:space="preserve"> </w:t>
-      </w:r>
-      <w:r>
-        <w:t>promise</w:t>
-      </w:r>
-      <w:r>
-        <w:t>d</w:t>
-      </w:r>
-      <w:r>
-        <w:t xml:space="preserve"> as he stare</w:t>
-      </w:r>
-      <w:r>
-        <w:t>d</w:t>
-      </w:r>
-      <w:r>
-        <w:t xml:space="preserve"> in hidden disgust at his </w:t>
-      </w:r>
-      <w:r>
-        <w:t xml:space="preserve">crappy </w:t>
-      </w:r>
-      <w:r>
-        <w:t>tool.</w:t>
-      </w:r>
-      <w:r>
-        <w:t xml:space="preserve"> Outwardly </w:t>
-      </w:r>
-      <w:proofErr w:type="spellStart"/>
-      <w:r>
-        <w:t>Dailion</w:t>
-      </w:r>
-      <w:proofErr w:type="spellEnd"/>
-      <w:r>
-        <w:t xml:space="preserve"> gave </w:t>
-      </w:r>
-      <w:r>
-        <w:t xml:space="preserve">the subordinate his </w:t>
-      </w:r>
-      <w:r>
-        <w:t>dazzling</w:t>
-      </w:r>
-      <w:r>
-        <w:t xml:space="preserve"> but fake smile.</w:t>
-      </w:r>
-    </w:p>
-    <w:p>
-      <w:proofErr w:type="spellStart"/>
-      <w:r>
-        <w:t>Dalbos</w:t>
-      </w:r>
-      <w:proofErr w:type="spellEnd"/>
-      <w:r>
         <w:t xml:space="preserve"> had no brains, but he </w:t>
       </w:r>
       <w:r>
@@ -1526,15 +1506,7 @@
         <w:t>I</w:t>
       </w:r>
       <w:r>
-        <w:t xml:space="preserve"> finally achieved a milestone,” </w:t>
-      </w:r>
-      <w:proofErr w:type="spellStart"/>
-      <w:r>
-        <w:t>Dailion</w:t>
-      </w:r>
-      <w:proofErr w:type="spellEnd"/>
-      <w:r>
-        <w:t xml:space="preserve"> </w:t>
+        <w:t xml:space="preserve"> finally achieved a milestone,” Dailion </w:t>
       </w:r>
       <w:r>
         <w:t>said</w:t>
@@ -1595,15 +1567,7 @@
         <w:t xml:space="preserve">Unfortunately </w:t>
       </w:r>
       <w:r>
-        <w:t xml:space="preserve">for </w:t>
-      </w:r>
-      <w:proofErr w:type="spellStart"/>
-      <w:r>
-        <w:t>Dailion</w:t>
-      </w:r>
-      <w:proofErr w:type="spellEnd"/>
-      <w:r>
-        <w:t>, thoughts of gratitude never crossed the other demons’ minds</w:t>
+        <w:t>for Dailion, thoughts of gratitude never crossed the other demons’ minds</w:t>
       </w:r>
       <w:r>
         <w:t xml:space="preserve">. Their only thoughts were how to claim the glory for </w:t>
@@ -1670,13 +1634,8 @@
         </w:rPr>
         <w:t xml:space="preserve"> dimwitted buffoon, </w:t>
       </w:r>
-      <w:proofErr w:type="spellStart"/>
-      <w:r>
-        <w:t>Dailion</w:t>
-      </w:r>
-      <w:proofErr w:type="spellEnd"/>
-      <w:r>
-        <w:t xml:space="preserve"> </w:t>
+      <w:r>
+        <w:t xml:space="preserve">Dailion </w:t>
       </w:r>
       <w:r>
         <w:t>said</w:t>
@@ -1752,14 +1711,12 @@
         </w:rPr>
         <w:t xml:space="preserve"> Yes, Demon King </w:t>
       </w:r>
-      <w:proofErr w:type="spellStart"/>
       <w:r>
         <w:rPr>
           <w:i/>
         </w:rPr>
         <w:t>Dailion</w:t>
       </w:r>
-      <w:proofErr w:type="spellEnd"/>
       <w:r>
         <w:rPr>
           <w:i/>
@@ -21535,15 +21492,7 @@
     </w:p>
     <w:p>
       <w:r>
-        <w:t>“</w:t>
-      </w:r>
-      <w:proofErr w:type="spellStart"/>
-      <w:r>
-        <w:t>Pyro</w:t>
-      </w:r>
-      <w:proofErr w:type="spellEnd"/>
-      <w:r>
-        <w:t xml:space="preserve">,” I </w:t>
+        <w:t xml:space="preserve">“Pyro,” I </w:t>
       </w:r>
       <w:r>
         <w:t>said</w:t>
@@ -57583,7 +57532,7 @@
             <w:rPr>
               <w:noProof/>
             </w:rPr>
-            <w:t>11</w:t>
+            <w:t>251</w:t>
           </w:r>
         </w:fldSimple>
       </w:p>
@@ -57850,7 +57799,7 @@
         <v:path o:extrusionok="f" gradientshapeok="t" o:connecttype="rect"/>
         <o:lock v:ext="edit" aspectratio="t"/>
       </v:shapetype>
-      <v:shape id="_x0000_i1028" type="#_x0000_t75" style="width:3in;height:3in;visibility:visible" o:bullet="t">
+      <v:shape id="_x0000_i1045" type="#_x0000_t75" style="width:3in;height:3in;visibility:visible" o:bullet="t">
         <v:imagedata r:id="rId1" o:title="MC900065312[1]"/>
       </v:shape>
     </w:pict>
@@ -60564,7 +60513,7 @@
 </file>
 
 <file path=customXml/itemProps1.xml><?xml version="1.0" encoding="utf-8"?>
-<ds:datastoreItem xmlns:ds="http://schemas.openxmlformats.org/officeDocument/2006/customXml" ds:itemID="{16783843-7D82-4A5F-88F3-8DD9DD4C0DD5}">
+<ds:datastoreItem xmlns:ds="http://schemas.openxmlformats.org/officeDocument/2006/customXml" ds:itemID="{5A390FBC-4980-4503-81A3-F741DDF2C149}">
   <ds:schemaRefs>
     <ds:schemaRef ds:uri="http://schemas.openxmlformats.org/officeDocument/2006/bibliography"/>
   </ds:schemaRefs>

--- a/Books/RPG_Books/ThePrincessAndThePlayer/Book_ThePrincessAndThePlayer.docx
+++ b/Books/RPG_Books/ThePrincessAndThePlayer/Book_ThePrincessAndThePlayer.docx
@@ -400,14 +400,7 @@
             <w:rStyle w:val="Hyperlink"/>
             <w:noProof/>
           </w:rPr>
-          <w:t>4. Learning to Leve</w:t>
-        </w:r>
-        <w:r>
-          <w:rPr>
-            <w:rStyle w:val="Hyperlink"/>
-            <w:noProof/>
-          </w:rPr>
-          <w:t>l</w:t>
+          <w:t>4. Learning to Level</w:t>
         </w:r>
         <w:r>
           <w:rPr>
@@ -16278,27 +16271,23 @@
       <w:r>
         <w:t xml:space="preserve">“I am </w:t>
       </w:r>
+      <w:r>
+        <w:t>Taranis</w:t>
+      </w:r>
+      <w:r>
+        <w:t xml:space="preserve"> </w:t>
+      </w:r>
       <w:proofErr w:type="spellStart"/>
       <w:r>
+        <w:t>Luftwing</w:t>
+      </w:r>
+      <w:proofErr w:type="spellEnd"/>
+      <w:r>
+        <w:t xml:space="preserve">,” </w:t>
+      </w:r>
+      <w:r>
         <w:t>Taranis</w:t>
       </w:r>
-      <w:proofErr w:type="spellEnd"/>
-      <w:r>
-        <w:t xml:space="preserve"> </w:t>
-      </w:r>
-      <w:proofErr w:type="spellStart"/>
-      <w:r>
-        <w:t>Luftwing</w:t>
-      </w:r>
-      <w:proofErr w:type="spellEnd"/>
-      <w:r>
-        <w:t xml:space="preserve">,” </w:t>
-      </w:r>
-      <w:proofErr w:type="spellStart"/>
-      <w:r>
-        <w:t>Taranis</w:t>
-      </w:r>
-      <w:proofErr w:type="spellEnd"/>
       <w:r>
         <w:t xml:space="preserve"> </w:t>
       </w:r>
@@ -19900,1010 +19889,989 @@
       <w:bookmarkStart w:id="4" w:name="_Toc237717569"/>
       <w:r>
         <w:lastRenderedPageBreak/>
-        <w:t>The Boundless Expanse</w:t>
+        <w:t xml:space="preserve">5. </w:t>
       </w:r>
       <w:bookmarkEnd w:id="4"/>
+      <w:proofErr w:type="gramStart"/>
+      <w:r>
+        <w:t>It’s</w:t>
+      </w:r>
+      <w:proofErr w:type="gramEnd"/>
+      <w:r>
+        <w:t xml:space="preserve"> time to Party Up</w:t>
+      </w:r>
     </w:p>
     <w:p>
       <w:pPr>
         <w:pStyle w:val="Quote1"/>
       </w:pPr>
       <w:r>
-        <w:t>Be like a child in front of the Boundless Expanse,</w:t>
-      </w:r>
-    </w:p>
-    <w:p>
-      <w:pPr>
-        <w:pStyle w:val="Quote1"/>
-      </w:pPr>
-      <w:r>
-        <w:t>A place where our worries are but dust,</w:t>
-      </w:r>
-    </w:p>
-    <w:p>
-      <w:pPr>
-        <w:pStyle w:val="Quote1"/>
-      </w:pPr>
-      <w:r>
-        <w:t>And our wonder is incapable of grasping</w:t>
-      </w:r>
-    </w:p>
-    <w:p>
+        <w:t>Friends shouldn’t let friends fight monsters alone</w:t>
+      </w:r>
+    </w:p>
+    <w:p>
+      <w:r>
+        <w:t>Taranis</w:t>
+      </w:r>
+      <w:r>
+        <w:t xml:space="preserve"> vanishe</w:t>
+      </w:r>
+      <w:r>
+        <w:t>d</w:t>
+      </w:r>
+      <w:r>
+        <w:t xml:space="preserve"> before I c</w:t>
+      </w:r>
+      <w:r>
+        <w:t>ould</w:t>
+      </w:r>
+      <w:r>
+        <w:t xml:space="preserve"> respond. How the hell did he know my real name?</w:t>
+      </w:r>
+    </w:p>
+    <w:p>
+      <w:r>
+        <w:t xml:space="preserve">That was freaky. Damn. </w:t>
+      </w:r>
+      <w:r>
+        <w:t>Was</w:t>
+      </w:r>
+      <w:r>
+        <w:t xml:space="preserve"> this place real? </w:t>
+      </w:r>
+      <w:r>
+        <w:t>Were</w:t>
+      </w:r>
+      <w:r>
+        <w:t xml:space="preserve"> these people real?</w:t>
+      </w:r>
+    </w:p>
+    <w:p>
+      <w:r>
+        <w:t>Sure</w:t>
+      </w:r>
+      <w:r>
+        <w:t>,</w:t>
+      </w:r>
+      <w:r>
+        <w:t xml:space="preserve"> the game knew who I was, but why would it break immersion by using my real name?</w:t>
+      </w:r>
+    </w:p>
+    <w:p>
+      <w:r>
+        <w:t xml:space="preserve">I focused on my spell and constructed </w:t>
+      </w:r>
+      <w:r>
+        <w:t>a new</w:t>
+      </w:r>
+      <w:r>
+        <w:t xml:space="preserve"> array.</w:t>
+      </w:r>
+      <w:r>
+        <w:t xml:space="preserve"> Charging up the array, I </w:t>
+      </w:r>
+      <w:r>
+        <w:t>released the construct</w:t>
+      </w:r>
+      <w:r>
+        <w:t xml:space="preserve"> and watched the fireball hit the target.</w:t>
+      </w:r>
+    </w:p>
+    <w:p>
+      <w:r>
+        <w:t xml:space="preserve">Eric </w:t>
+      </w:r>
+      <w:r>
+        <w:t>walked</w:t>
+      </w:r>
+      <w:r>
+        <w:t xml:space="preserve"> up to me</w:t>
+      </w:r>
+      <w:r>
+        <w:t>, startling me</w:t>
+      </w:r>
+      <w:r>
+        <w:t>.</w:t>
+      </w:r>
+    </w:p>
+    <w:p>
+      <w:r>
+        <w:t xml:space="preserve">“So that is wizard training,” Eric </w:t>
+      </w:r>
+      <w:r>
+        <w:t>said, impressed</w:t>
+      </w:r>
+      <w:r>
+        <w:t>. “I could</w:t>
+      </w:r>
+      <w:r>
+        <w:t xml:space="preserve">n’t follow what you were doing, but the fireballs </w:t>
+      </w:r>
+      <w:r>
+        <w:t>are</w:t>
+      </w:r>
+      <w:r>
+        <w:t xml:space="preserve"> amazing.”</w:t>
+      </w:r>
+    </w:p>
+    <w:p>
+      <w:r>
+        <w:t>“Were you waiting for me?</w:t>
+      </w:r>
+      <w:r>
+        <w:t xml:space="preserve"> </w:t>
+      </w:r>
+      <w:r>
+        <w:t xml:space="preserve">Weren’t you bored watching?” I asked as I </w:t>
+      </w:r>
+      <w:r>
+        <w:t>constructed a new spell array</w:t>
+      </w:r>
+      <w:r>
+        <w:t>.</w:t>
+      </w:r>
+    </w:p>
+    <w:p>
+      <w:r>
+        <w:t xml:space="preserve">“Actually it was rather entertaining. I saw something few people who played this game ever saw. No one on YouTube </w:t>
+      </w:r>
+      <w:r>
+        <w:t xml:space="preserve">or TicTok </w:t>
+      </w:r>
+      <w:r>
+        <w:t>mentioned you could learn spells,” Eric said, shrugging. “Unfortunately I c</w:t>
+      </w:r>
+      <w:r>
+        <w:t>an</w:t>
+      </w:r>
+      <w:r>
+        <w:t xml:space="preserve">’t see what you </w:t>
+      </w:r>
+      <w:r>
+        <w:t>are</w:t>
+      </w:r>
+      <w:r>
+        <w:t xml:space="preserve"> doing with your hands. Is that part of the spell?”</w:t>
+      </w:r>
+    </w:p>
+    <w:p>
+      <w:r>
+        <w:t>“I need to practice or I’ll forget,” I said. “No. The spell is 100% mental.”</w:t>
+      </w:r>
+    </w:p>
+    <w:p>
+      <w:r>
+        <w:t>“By the way, I got a system message warning me not to share what I saw with anyone,” Eric said.</w:t>
+      </w:r>
+    </w:p>
+    <w:p>
+      <w:r>
+        <w:t>The array completed and I launched the fireball.</w:t>
+      </w:r>
+      <w:r>
+        <w:t xml:space="preserve"> </w:t>
+      </w:r>
+      <w:r>
+        <w:t>As before</w:t>
+      </w:r>
+      <w:r>
+        <w:t xml:space="preserve"> the array disappeared with the launch.</w:t>
+      </w:r>
+    </w:p>
+    <w:p>
+      <w:r>
+        <w:lastRenderedPageBreak/>
+        <w:t>“I don’t know why,” I said. “None of this makes any sense. You would think they would advertise it. After</w:t>
+      </w:r>
+      <w:r>
+        <w:t xml:space="preserve"> all, this is surprisingly fun. It’s like having an arm you didn’t know existed, and you can </w:t>
+      </w:r>
+      <w:r>
+        <w:t xml:space="preserve">do </w:t>
+      </w:r>
+      <w:r>
+        <w:t>all sort of cool things with it.”</w:t>
+      </w:r>
+    </w:p>
+    <w:p>
+      <w:r>
+        <w:t>“Do you want training?</w:t>
+      </w:r>
+      <w:r>
+        <w:t xml:space="preserve"> Taranis said anyone </w:t>
+      </w:r>
+      <w:r>
+        <w:t xml:space="preserve">with high enough brain stats </w:t>
+      </w:r>
+      <w:r>
+        <w:t>can learn,</w:t>
+      </w:r>
+      <w:r>
+        <w:t xml:space="preserve">” I asked </w:t>
+      </w:r>
+      <w:r>
+        <w:t>as I once again proceeded to create a new fireball.</w:t>
+      </w:r>
+    </w:p>
+    <w:p>
+      <w:r>
+        <w:t>“</w:t>
+      </w:r>
+      <w:r>
+        <w:t xml:space="preserve">Confine, </w:t>
+      </w:r>
+      <w:r>
+        <w:t xml:space="preserve">Fire, </w:t>
+      </w:r>
+      <w:r>
+        <w:t>Compress, Launch,” I said aloud.</w:t>
+      </w:r>
+    </w:p>
+    <w:p>
+      <w:r>
+        <w:t xml:space="preserve">Eric waited patiently as I created </w:t>
+      </w:r>
+      <w:r>
+        <w:t>and launched another fireball</w:t>
+      </w:r>
+      <w:r>
+        <w:t>.</w:t>
+      </w:r>
+    </w:p>
+    <w:p>
+      <w:r>
+        <w:t xml:space="preserve">“No way,” Eric </w:t>
+      </w:r>
+      <w:r>
+        <w:t>object</w:t>
+      </w:r>
+      <w:r>
+        <w:t>ed</w:t>
+      </w:r>
+      <w:r>
+        <w:t>. “It seems like too much trouble, especially when I can just get a wizard to join my team.”</w:t>
+      </w:r>
+    </w:p>
+    <w:p>
+      <w:r>
+        <w:t xml:space="preserve">“That was </w:t>
+      </w:r>
+      <w:r>
+        <w:t xml:space="preserve">almost </w:t>
+      </w:r>
+      <w:r>
+        <w:t>a</w:t>
+      </w:r>
+      <w:r>
+        <w:t xml:space="preserve"> minute</w:t>
+      </w:r>
+      <w:r>
+        <w:t xml:space="preserve"> of intense concentration</w:t>
+      </w:r>
+      <w:r>
+        <w:t>,” I grumble</w:t>
+      </w:r>
+      <w:r>
+        <w:t>d</w:t>
+      </w:r>
+      <w:r>
+        <w:t xml:space="preserve">. </w:t>
+      </w:r>
+      <w:r>
+        <w:t>“</w:t>
+      </w:r>
+      <w:r>
+        <w:t>I need to reduce the formation, charge and launch time, or it will be useless in battle</w:t>
+      </w:r>
+      <w:r>
+        <w:t xml:space="preserve">. </w:t>
+      </w:r>
+      <w:r>
+        <w:t xml:space="preserve">I need to get a </w:t>
+      </w:r>
+      <w:r>
+        <w:t>glaive</w:t>
+      </w:r>
+      <w:r>
+        <w:t xml:space="preserve"> and then train with it.”</w:t>
+      </w:r>
+    </w:p>
+    <w:p>
+      <w:r>
+        <w:t>“</w:t>
+      </w:r>
+      <w:r>
+        <w:t>If y</w:t>
+      </w:r>
+      <w:r>
+        <w:t>ou are done with training</w:t>
+      </w:r>
+      <w:r>
+        <w:t>,</w:t>
+      </w:r>
+      <w:r>
+        <w:t xml:space="preserve"> I know a good shop,” Eric </w:t>
+      </w:r>
+      <w:r>
+        <w:t>said</w:t>
+      </w:r>
+      <w:r>
+        <w:t>.</w:t>
+      </w:r>
+      <w:r>
+        <w:t xml:space="preserve"> “The rest of my team is there. I had to come here to get some quests.”</w:t>
+      </w:r>
+    </w:p>
+    <w:p>
+      <w:r>
+        <w:t xml:space="preserve">“Lead the way my good man,” I </w:t>
+      </w:r>
+      <w:r>
+        <w:t>said</w:t>
+      </w:r>
+      <w:r>
+        <w:t xml:space="preserve"> and follow Eric.</w:t>
+      </w:r>
+    </w:p>
+    <w:p>
+      <w:r>
+        <w:t xml:space="preserve">I </w:t>
+      </w:r>
+      <w:r>
+        <w:t xml:space="preserve">formed the </w:t>
+      </w:r>
+      <w:r>
+        <w:t>array</w:t>
+      </w:r>
+      <w:r>
+        <w:t xml:space="preserve"> </w:t>
+      </w:r>
+      <w:r>
+        <w:t>as we walk</w:t>
+      </w:r>
+      <w:r>
+        <w:t>ed</w:t>
+      </w:r>
+      <w:r>
+        <w:t>, but d</w:t>
+      </w:r>
+      <w:r>
+        <w:t>id</w:t>
+      </w:r>
+      <w:r>
+        <w:t xml:space="preserve">n’t activate </w:t>
+      </w:r>
+      <w:r>
+        <w:t>it</w:t>
+      </w:r>
+      <w:r>
+        <w:t>. Instead I disperse</w:t>
+      </w:r>
+      <w:r>
+        <w:t>d</w:t>
+      </w:r>
+      <w:r>
+        <w:t xml:space="preserve"> </w:t>
+      </w:r>
+      <w:r>
+        <w:t xml:space="preserve">the </w:t>
+      </w:r>
+      <w:r>
+        <w:t xml:space="preserve">Runes </w:t>
+      </w:r>
+      <w:r>
+        <w:t>and tr</w:t>
+      </w:r>
+      <w:r>
+        <w:t>ied</w:t>
+      </w:r>
+      <w:r>
+        <w:t xml:space="preserve"> again.</w:t>
+      </w:r>
+    </w:p>
+    <w:p>
+      <w:r>
+        <w:t xml:space="preserve">“How come you told that NPC your real name?” Eric </w:t>
+      </w:r>
+      <w:r>
+        <w:t>asked</w:t>
+      </w:r>
+      <w:r>
+        <w:t>.</w:t>
+      </w:r>
+    </w:p>
+    <w:p>
+      <w:r>
+        <w:t xml:space="preserve">“I didn’t,” I </w:t>
+      </w:r>
+      <w:r>
+        <w:t>said</w:t>
+      </w:r>
+      <w:r>
+        <w:t xml:space="preserve">. “I have no idea </w:t>
+      </w:r>
+      <w:r>
+        <w:t>how he knew my real name is Luke. The more I play this game, the weirder it gets.”</w:t>
+      </w:r>
+    </w:p>
+    <w:p>
+      <w:r>
+        <w:t xml:space="preserve">“Like the fact we can’t get naked?” Eric </w:t>
+      </w:r>
+      <w:r>
+        <w:t>asked</w:t>
+      </w:r>
+      <w:r>
+        <w:t xml:space="preserve"> with a chuckle.</w:t>
+      </w:r>
+    </w:p>
+    <w:p>
+      <w:r>
+        <w:t>I did get naked, but I d</w:t>
+      </w:r>
+      <w:r>
+        <w:t>id</w:t>
+      </w:r>
+      <w:r>
+        <w:t>n’t mention that.</w:t>
+      </w:r>
+    </w:p>
+    <w:p>
+      <w:r>
+        <w:lastRenderedPageBreak/>
+        <w:t>“</w:t>
+      </w:r>
+      <w:r>
+        <w:t>No, it goes deeper than that,</w:t>
+      </w:r>
+      <w:r>
+        <w:t xml:space="preserve">” I </w:t>
+      </w:r>
+      <w:r>
+        <w:t>said</w:t>
+      </w:r>
+      <w:r>
+        <w:t>.</w:t>
+      </w:r>
+      <w:r>
+        <w:t xml:space="preserve"> “Right now it’s just a feeling.”</w:t>
+      </w:r>
+    </w:p>
+    <w:p>
+      <w:r>
+        <w:t xml:space="preserve">A short walk later </w:t>
+      </w:r>
+      <w:r>
+        <w:t xml:space="preserve">and </w:t>
+      </w:r>
+      <w:r>
+        <w:t xml:space="preserve">we </w:t>
+      </w:r>
+      <w:r>
+        <w:t xml:space="preserve">arrived </w:t>
+      </w:r>
+      <w:r>
+        <w:t>at an outfitting store.</w:t>
+      </w:r>
+    </w:p>
+    <w:p>
+      <w:r>
+        <w:t>I step</w:t>
+      </w:r>
+      <w:r>
+        <w:t>ped</w:t>
+      </w:r>
+      <w:r>
+        <w:t xml:space="preserve"> in and s</w:t>
+      </w:r>
+      <w:r>
+        <w:t>aw</w:t>
+      </w:r>
+      <w:r>
+        <w:t xml:space="preserve"> a sign saying, ‘all storage devices are disabled while in the store. To emphasize the fact I g</w:t>
+      </w:r>
+      <w:r>
+        <w:t>o</w:t>
+      </w:r>
+      <w:r>
+        <w:t xml:space="preserve">t a </w:t>
+      </w:r>
+      <w:r>
+        <w:t xml:space="preserve">neuralnet </w:t>
+      </w:r>
+      <w:r>
+        <w:t>message.</w:t>
+      </w:r>
+    </w:p>
+    <w:p>
+      <w:pPr>
+        <w:pStyle w:val="StatusMessage"/>
+      </w:pPr>
+      <w:r>
+        <w:t>All storage devices disabled</w:t>
+      </w:r>
+    </w:p>
+    <w:p>
+      <w:r>
+        <w:t>“</w:t>
+      </w:r>
+      <w:r>
+        <w:t xml:space="preserve">Welcome to Keith’s Emporium. </w:t>
+      </w:r>
+      <w:r>
+        <w:t xml:space="preserve">How may I help you?” </w:t>
+      </w:r>
+      <w:r>
+        <w:t xml:space="preserve">Keith </w:t>
+      </w:r>
+      <w:r>
+        <w:t xml:space="preserve">the clerk </w:t>
+      </w:r>
+      <w:r>
+        <w:t>asked</w:t>
+      </w:r>
+      <w:r>
+        <w:t>.</w:t>
+      </w:r>
+    </w:p>
+    <w:p>
+      <w:r>
+        <w:t xml:space="preserve">“I need a </w:t>
+      </w:r>
+      <w:r>
+        <w:t>glaive</w:t>
+      </w:r>
+      <w:r>
+        <w:t xml:space="preserve"> or halberd</w:t>
+      </w:r>
+      <w:r>
+        <w:t>,</w:t>
+      </w:r>
+      <w:r>
+        <w:t xml:space="preserve"> </w:t>
+      </w:r>
+      <w:r>
+        <w:t>o</w:t>
+      </w:r>
+      <w:r>
+        <w:t xml:space="preserve">ne that is light,” I </w:t>
+      </w:r>
+      <w:r>
+        <w:t>said</w:t>
+      </w:r>
+      <w:r>
+        <w:t>.</w:t>
+      </w:r>
+    </w:p>
+    <w:p>
+      <w:r>
+        <w:t xml:space="preserve">“Please follow me and I’ll show you my selection,” the clerk </w:t>
+      </w:r>
+      <w:r>
+        <w:t>said</w:t>
+      </w:r>
+      <w:r>
+        <w:t>.</w:t>
+      </w:r>
+    </w:p>
+    <w:p>
+      <w:r>
+        <w:t>I followed the clerk to the section containing the specified weapons.</w:t>
+      </w:r>
+    </w:p>
+    <w:p>
+      <w:r>
+        <w:t>In the background I heard Eric and his friends talk.</w:t>
+      </w:r>
+    </w:p>
+    <w:p>
+      <w:r>
+        <w:t xml:space="preserve">“Eric, what took you so long?” </w:t>
+      </w:r>
+      <w:r>
+        <w:t xml:space="preserve">the Artemis girl I saw previously </w:t>
+      </w:r>
+      <w:r>
+        <w:t>asked</w:t>
+      </w:r>
+      <w:r>
+        <w:t xml:space="preserve"> angrily</w:t>
+      </w:r>
+      <w:r>
+        <w:t xml:space="preserve">. What was her </w:t>
+      </w:r>
+      <w:r>
+        <w:t xml:space="preserve">real </w:t>
+      </w:r>
+      <w:r>
+        <w:t xml:space="preserve">name? It was Simone. </w:t>
+      </w:r>
+      <w:r>
+        <w:t>I look</w:t>
+      </w:r>
+      <w:r>
+        <w:t>ed</w:t>
+      </w:r>
+      <w:r>
+        <w:t xml:space="preserve"> at the name</w:t>
+      </w:r>
+      <w:r>
+        <w:t xml:space="preserve"> </w:t>
+      </w:r>
+      <w:r>
+        <w:t>‘</w:t>
+      </w:r>
+      <w:r>
+        <w:t>Artemis</w:t>
+      </w:r>
+      <w:r>
+        <w:t xml:space="preserve"> </w:t>
+      </w:r>
+      <w:r>
+        <w:t>One-Shot</w:t>
+      </w:r>
+      <w:r>
+        <w:t xml:space="preserve"> </w:t>
+      </w:r>
+      <w:r>
+        <w:t>(</w:t>
+      </w:r>
+      <w:r>
+        <w:t>Player</w:t>
+      </w:r>
+      <w:r>
+        <w:t>)</w:t>
+      </w:r>
+      <w:r>
+        <w:t>’ hovering over her head</w:t>
+      </w:r>
+      <w:r>
+        <w:t>.</w:t>
+      </w:r>
+    </w:p>
+    <w:p>
+      <w:r>
+        <w:t>“I was watching a wizard get trained to cast spells,” Eric said. “It was entertaining.”</w:t>
+      </w:r>
+    </w:p>
+    <w:p>
+      <w:r>
+        <w:t xml:space="preserve">“But that was over </w:t>
+      </w:r>
+      <w:r>
+        <w:t xml:space="preserve">almost 2 </w:t>
+      </w:r>
+      <w:r>
+        <w:t>hour</w:t>
+      </w:r>
+      <w:r>
+        <w:t>s</w:t>
+      </w:r>
+      <w:r>
+        <w:t>,” Artemis said angrily.</w:t>
+      </w:r>
+    </w:p>
+    <w:p>
+      <w:r>
+        <w:t xml:space="preserve">“Why </w:t>
+      </w:r>
+      <w:r>
+        <w:t>does</w:t>
+      </w:r>
+      <w:r>
+        <w:t xml:space="preserve"> </w:t>
+      </w:r>
+      <w:r>
+        <w:t>anyone</w:t>
+      </w:r>
+      <w:r>
+        <w:t xml:space="preserve"> need training?” the </w:t>
+      </w:r>
+      <w:r>
+        <w:t>Evelyn</w:t>
+      </w:r>
+      <w:r>
+        <w:t xml:space="preserve"> Graywaters I saw previously asked</w:t>
+      </w:r>
+      <w:r>
+        <w:t xml:space="preserve"> Eric</w:t>
+      </w:r>
+      <w:r>
+        <w:t xml:space="preserve">. “You just buy an artifact </w:t>
+      </w:r>
+      <w:r>
+        <w:t xml:space="preserve">or a </w:t>
+      </w:r>
+      <w:r>
+        <w:t>spell</w:t>
+      </w:r>
+      <w:r>
+        <w:t xml:space="preserve"> scroll </w:t>
+      </w:r>
+      <w:r>
+        <w:t>and it just works.”</w:t>
+      </w:r>
+    </w:p>
+    <w:p>
+      <w:r>
+        <w:t>“I can’t decide which to use,” I said to the clerk.</w:t>
+      </w:r>
+    </w:p>
+    <w:p>
+      <w:r>
+        <w:t xml:space="preserve">“There is a training yard </w:t>
+      </w:r>
+      <w:r>
+        <w:t>with practice weapons. Please follow me</w:t>
+      </w:r>
+      <w:r>
+        <w:t>,” the clerk said</w:t>
+      </w:r>
+      <w:r>
+        <w:t xml:space="preserve"> and led the way</w:t>
+      </w:r>
+      <w:r>
+        <w:t>.</w:t>
+      </w:r>
+    </w:p>
+    <w:p>
+      <w:r>
+        <w:lastRenderedPageBreak/>
+        <w:t>The practice yard contained a rack of weapons, targets and dummies. Grabbing a pole weapon</w:t>
+      </w:r>
+      <w:r>
+        <w:t xml:space="preserve"> I spun it around and then attacked a dummy.</w:t>
+      </w:r>
+    </w:p>
+    <w:p>
+      <w:r>
+        <w:t xml:space="preserve">The glaives looked like ornate swords attached to poles, with a spike on the opposite end. The halberds looked </w:t>
+      </w:r>
+      <w:r>
+        <w:t>like 2-meter poles with a double-headed axe-head</w:t>
+      </w:r>
+      <w:r>
+        <w:t>.</w:t>
+      </w:r>
+    </w:p>
+    <w:p>
+      <w:r>
+        <w:t>While practicing, Eric came up to me. The others followed.</w:t>
+      </w:r>
+    </w:p>
+    <w:p>
+      <w:r>
+        <w:t xml:space="preserve">“Raven, this is </w:t>
+      </w:r>
+      <w:r>
+        <w:t>Artemis</w:t>
+      </w:r>
+      <w:r>
+        <w:t xml:space="preserve"> Everworth. She is our Ranger. This is </w:t>
+      </w:r>
+      <w:r>
+        <w:t>Evelyn</w:t>
+      </w:r>
+      <w:r>
+        <w:t xml:space="preserve"> Graywaters. He is our Cleric. I’m our leader and the manliest Barbarian you will ever meet,” Eric said.</w:t>
+      </w:r>
+    </w:p>
+    <w:p>
+      <w:r>
+        <w:t xml:space="preserve">“I can believe that,” I </w:t>
+      </w:r>
+      <w:r>
+        <w:t>said</w:t>
+      </w:r>
+      <w:r>
+        <w:t xml:space="preserve"> with a wry smile as I grabbed another weapon.</w:t>
+      </w:r>
+    </w:p>
+    <w:p>
+      <w:r>
+        <w:t>“Do you belong to a party?” Eric asked.</w:t>
+      </w:r>
+    </w:p>
+    <w:p>
+      <w:r>
+        <w:t xml:space="preserve">“Nope,” I </w:t>
+      </w:r>
+      <w:r>
+        <w:t>said</w:t>
+      </w:r>
+      <w:r>
+        <w:t>, wondering what he was getting at.</w:t>
+      </w:r>
+    </w:p>
+    <w:p>
+      <w:r>
+        <w:t xml:space="preserve">“The only thing we are missing is a Wizard,” Eric said. “How would you like to join? I just have to warn you. </w:t>
+      </w:r>
+      <w:r>
+        <w:t>Artemis</w:t>
+      </w:r>
+      <w:r>
+        <w:t xml:space="preserve"> is my eye candy.”</w:t>
+      </w:r>
+    </w:p>
+    <w:p>
+      <w:r>
+        <w:t xml:space="preserve">“In this game, that’s all you get,” </w:t>
+      </w:r>
+      <w:r>
+        <w:t>Artemis</w:t>
+      </w:r>
+      <w:r>
+        <w:t xml:space="preserve"> joked.</w:t>
+      </w:r>
+    </w:p>
+    <w:p>
+      <w:r>
+        <w:t>“Not even that,” Eric said sadly.</w:t>
+      </w:r>
+    </w:p>
+    <w:p>
+      <w:r>
+        <w:t xml:space="preserve">“You should be grateful to the System,” </w:t>
+      </w:r>
+      <w:r>
+        <w:t>Evelyn</w:t>
+      </w:r>
+      <w:r>
+        <w:t xml:space="preserve"> scolded. “It is protecting you from great sin.”</w:t>
+      </w:r>
+    </w:p>
+    <w:p>
+      <w:r>
+        <w:t xml:space="preserve">“I like your group,” I said with a laugh. “You are all into your roles. I must warn you. I only know one spell, and I </w:t>
+      </w:r>
+      <w:r>
+        <w:t>just learnt it</w:t>
+      </w:r>
+      <w:r>
+        <w:t>. I can’t use it in battle. Also, my physical stats are crap.”</w:t>
+      </w:r>
+    </w:p>
+    <w:p>
+      <w:r>
+        <w:t>“Everyone knows magic users are all squishy,” Eric said with a booming laugh.</w:t>
+      </w:r>
+    </w:p>
+    <w:p>
+      <w:r>
+        <w:lastRenderedPageBreak/>
+        <w:t>“Why do you need to practice?” Evelyn asked. “You just point and shoot.”</w:t>
+      </w:r>
+    </w:p>
+    <w:p>
+      <w:r>
+        <w:t xml:space="preserve">“Raven didn’t buy his fireball spell,” Eric </w:t>
+      </w:r>
+      <w:r>
+        <w:t>said</w:t>
+      </w:r>
+      <w:r>
+        <w:t>. “A wizard named Taranis thought him. It was so amazing that I just had to stay and s</w:t>
+      </w:r>
+      <w:r>
+        <w:t>nag him before anyone else did. Why settle for a mage when I can get a wizard?”</w:t>
+      </w:r>
+    </w:p>
+    <w:p>
+      <w:r>
+        <w:t xml:space="preserve">“If you mean </w:t>
+      </w:r>
+      <w:r>
+        <w:t>Grand</w:t>
+      </w:r>
+      <w:r>
+        <w:t xml:space="preserve"> Wizard Taranis </w:t>
+      </w:r>
       <w:proofErr w:type="spellStart"/>
       <w:r>
-        <w:t>Taranis</w:t>
+        <w:t>Luftwing</w:t>
       </w:r>
       <w:proofErr w:type="spellEnd"/>
       <w:r>
-        <w:t xml:space="preserve"> vanishe</w:t>
-      </w:r>
-      <w:r>
-        <w:t>d</w:t>
-      </w:r>
-      <w:r>
-        <w:t xml:space="preserve"> before I c</w:t>
-      </w:r>
-      <w:r>
-        <w:t>ould</w:t>
-      </w:r>
-      <w:r>
-        <w:t xml:space="preserve"> respond. How the hell did he know my real name?</w:t>
-      </w:r>
-    </w:p>
-    <w:p>
-      <w:r>
-        <w:t xml:space="preserve">That was freaky. Damn. </w:t>
-      </w:r>
-      <w:r>
-        <w:t>Was</w:t>
-      </w:r>
-      <w:r>
-        <w:t xml:space="preserve"> this place real? </w:t>
-      </w:r>
-      <w:r>
-        <w:t>Were</w:t>
-      </w:r>
-      <w:r>
-        <w:t xml:space="preserve"> these people real?</w:t>
-      </w:r>
-    </w:p>
-    <w:p>
-      <w:r>
-        <w:t>Sure the game knew who I was, but why would it break immersion by using my real name?</w:t>
-      </w:r>
-    </w:p>
-    <w:p>
-      <w:r>
-        <w:t xml:space="preserve">I focused on my spell and constructed </w:t>
-      </w:r>
-      <w:r>
-        <w:t>a new</w:t>
-      </w:r>
-      <w:r>
-        <w:t xml:space="preserve"> array.</w:t>
-      </w:r>
-      <w:r>
-        <w:t xml:space="preserve"> Charging up the array, I let go and watched the fireball hit the target.</w:t>
-      </w:r>
-    </w:p>
-    <w:p>
-      <w:r>
-        <w:t xml:space="preserve">Eric </w:t>
-      </w:r>
-      <w:r>
-        <w:t>walked</w:t>
-      </w:r>
-      <w:r>
-        <w:t xml:space="preserve"> up to me</w:t>
-      </w:r>
-      <w:r>
-        <w:t>, startling me</w:t>
-      </w:r>
-      <w:r>
-        <w:t>.</w:t>
-      </w:r>
-    </w:p>
-    <w:p>
-      <w:r>
-        <w:t xml:space="preserve">“So that is wizard training,” Eric </w:t>
-      </w:r>
-      <w:r>
-        <w:t>said, impressed</w:t>
-      </w:r>
-      <w:r>
-        <w:t>. “I could</w:t>
-      </w:r>
-      <w:r>
-        <w:t xml:space="preserve">n’t follow what you were doing, but the fireballs </w:t>
-      </w:r>
-      <w:r>
-        <w:t>are</w:t>
-      </w:r>
-      <w:r>
-        <w:t xml:space="preserve"> amazing.”</w:t>
-      </w:r>
-    </w:p>
-    <w:p>
-      <w:r>
-        <w:t>“Were you waiting for me?</w:t>
-      </w:r>
-      <w:r>
-        <w:t xml:space="preserve"> </w:t>
-      </w:r>
-      <w:r>
-        <w:t>Weren’t you bored watching?” I asked as I concentrated on my task.</w:t>
-      </w:r>
-    </w:p>
-    <w:p>
-      <w:r>
-        <w:t xml:space="preserve">“Actually it was rather entertaining. I saw something few people who played this game ever saw. No one on YouTube </w:t>
-      </w:r>
-      <w:r>
-        <w:t xml:space="preserve">or TicTok </w:t>
-      </w:r>
-      <w:r>
-        <w:t>mentioned you could learn spells,” Eric said, shrugging. “Unfortunately I c</w:t>
-      </w:r>
-      <w:r>
-        <w:t>an</w:t>
-      </w:r>
-      <w:r>
-        <w:t xml:space="preserve">’t see what you </w:t>
-      </w:r>
-      <w:r>
-        <w:t>are</w:t>
-      </w:r>
-      <w:r>
-        <w:t xml:space="preserve"> doing with your hands. Is that part of the spell?”</w:t>
-      </w:r>
-    </w:p>
-    <w:p>
-      <w:r>
-        <w:t>“I need to practice or I’ll forget,” I said. “No. The spell is 100% mental.”</w:t>
-      </w:r>
-    </w:p>
-    <w:p>
-      <w:r>
-        <w:t>“By the way, I got a system message warning me not to share what I saw with anyone,” Eric said.</w:t>
+        <w:t>, then you are blessed indeed. He only trains high nobility. Are you high nobility?” the clerk asked.</w:t>
+      </w:r>
+    </w:p>
+    <w:p>
+      <w:r>
+        <w:t>“Sorry,” I said. “I have amnesia. I am currently travelling to find my past.”</w:t>
+      </w:r>
+    </w:p>
+    <w:p>
+      <w:r>
+        <w:t>“Sweet,” Eric exclaimed. “Now that’s a great back story. Now I definitely want you.”</w:t>
+      </w:r>
+    </w:p>
+    <w:p>
+      <w:r>
+        <w:t>“I’m happy to join,” I said.</w:t>
+      </w:r>
+    </w:p>
+    <w:p>
+      <w:pPr>
+        <w:pStyle w:val="StatusMessage"/>
+      </w:pPr>
+      <w:r>
+        <w:t>You are invited to Deep Divers</w:t>
+      </w:r>
+    </w:p>
+    <w:p>
+      <w:pPr>
+        <w:pStyle w:val="StatusMessage"/>
+      </w:pPr>
+      <w:r>
+        <w:t>Do you accept?</w:t>
+      </w:r>
+    </w:p>
+    <w:p>
+      <w:pPr>
+        <w:pStyle w:val="StatusMessage"/>
+      </w:pPr>
+      <w:r>
+        <w:t>Yes/No</w:t>
+      </w:r>
+    </w:p>
+    <w:p>
+      <w:r>
+        <w:t>I selected ‘Yes.’</w:t>
+      </w:r>
+    </w:p>
+    <w:p>
+      <w:r>
+        <w:t>I turned to the clerk and said, “I like this one.”</w:t>
+      </w:r>
+    </w:p>
+    <w:p>
+      <w:r>
+        <w:t xml:space="preserve">The clerk </w:t>
+      </w:r>
+      <w:r>
+        <w:t xml:space="preserve">put the weapon away </w:t>
+      </w:r>
+      <w:r>
+        <w:t>and said, “Please follow me.”</w:t>
+      </w:r>
+    </w:p>
+    <w:p>
+      <w:r>
+        <w:t>Everyone</w:t>
+      </w:r>
+      <w:r>
+        <w:t xml:space="preserve"> went back to the store and the clerk handed me a new glaive. I took it and paid.</w:t>
+      </w:r>
+    </w:p>
+    <w:p>
+      <w:r>
+        <w:t>I was now broke – Unless you counted 5 silvers and some copper.</w:t>
       </w:r>
     </w:p>
     <w:p>
       <w:r>
         <w:lastRenderedPageBreak/>
-        <w:t>The array completed and I launched the fireball.</w:t>
-      </w:r>
-      <w:r>
-        <w:t xml:space="preserve"> </w:t>
-      </w:r>
-      <w:r>
-        <w:t>As before</w:t>
-      </w:r>
-      <w:r>
-        <w:t xml:space="preserve"> the array disappeared with the launch.</w:t>
-      </w:r>
-    </w:p>
-    <w:p>
-      <w:r>
-        <w:t>“I don’t know why,” I said. “None of this makes any sense. You would think they would advertise it. After</w:t>
-      </w:r>
-      <w:r>
-        <w:t xml:space="preserve"> all, this is surprisingly fun. It’s like having an arm you didn’t know existed, and you can </w:t>
-      </w:r>
-      <w:r>
-        <w:t xml:space="preserve">do </w:t>
-      </w:r>
-      <w:r>
-        <w:t>all sort of cool things with it.”</w:t>
-      </w:r>
-    </w:p>
-    <w:p>
-      <w:r>
-        <w:t>I repeated the sequence and hit the target with another fire ball.</w:t>
-      </w:r>
-    </w:p>
-    <w:p>
-      <w:r>
-        <w:t>“Do you want training?</w:t>
-      </w:r>
-      <w:r>
-        <w:t xml:space="preserve"> Taranis said anyone </w:t>
-      </w:r>
-      <w:r>
-        <w:t xml:space="preserve">with high enough brain stats </w:t>
-      </w:r>
-      <w:r>
-        <w:t>can learn,</w:t>
-      </w:r>
-      <w:r>
-        <w:t>” I asked as I tried again.</w:t>
-      </w:r>
-    </w:p>
-    <w:p>
-      <w:r>
-        <w:t>“</w:t>
-      </w:r>
-      <w:r>
-        <w:t xml:space="preserve">Confine, </w:t>
-      </w:r>
-      <w:r>
-        <w:t xml:space="preserve">Fire, </w:t>
-      </w:r>
-      <w:r>
-        <w:t>Compress, Launch,” I said aloud.</w:t>
-      </w:r>
-    </w:p>
-    <w:p>
-      <w:r>
-        <w:t xml:space="preserve">Eric waited patiently as I created </w:t>
-      </w:r>
-      <w:r>
-        <w:t>and launched another fireball</w:t>
-      </w:r>
-      <w:r>
-        <w:t>.</w:t>
-      </w:r>
-    </w:p>
-    <w:p>
-      <w:r>
-        <w:t xml:space="preserve">“No way,” Eric </w:t>
-      </w:r>
-      <w:r>
-        <w:t>object</w:t>
-      </w:r>
-      <w:r>
-        <w:t>ed</w:t>
-      </w:r>
-      <w:r>
-        <w:t xml:space="preserve"> as </w:t>
-      </w:r>
-      <w:r>
-        <w:t>another</w:t>
-      </w:r>
-      <w:r>
-        <w:t xml:space="preserve"> ball hit the target</w:t>
-      </w:r>
-      <w:r>
-        <w:t>. “It seems like too much trouble, especially when I can just get a wizard to join my team.”</w:t>
-      </w:r>
-    </w:p>
-    <w:p>
-      <w:r>
-        <w:t xml:space="preserve">“That was </w:t>
-      </w:r>
-      <w:r>
-        <w:t xml:space="preserve">almost </w:t>
-      </w:r>
-      <w:r>
-        <w:t>a</w:t>
-      </w:r>
-      <w:r>
-        <w:t xml:space="preserve"> minute</w:t>
-      </w:r>
-      <w:r>
-        <w:t xml:space="preserve"> of intense concentration</w:t>
-      </w:r>
-      <w:r>
-        <w:t>,” I grumble</w:t>
-      </w:r>
-      <w:r>
-        <w:t>d</w:t>
-      </w:r>
-      <w:r>
-        <w:t xml:space="preserve">. </w:t>
-      </w:r>
-      <w:r>
-        <w:t>“</w:t>
-      </w:r>
-      <w:r>
-        <w:t>I need to reduce the formation, charge and launch time, or it will be useless in battle</w:t>
-      </w:r>
-      <w:r>
-        <w:t xml:space="preserve">. </w:t>
-      </w:r>
-      <w:r>
-        <w:t xml:space="preserve">I need to get a </w:t>
-      </w:r>
-      <w:r>
-        <w:t>glaive</w:t>
-      </w:r>
-      <w:r>
-        <w:t xml:space="preserve"> and then train with it.”</w:t>
-      </w:r>
-    </w:p>
-    <w:p>
-      <w:r>
-        <w:t>“</w:t>
-      </w:r>
-      <w:r>
-        <w:t>If y</w:t>
-      </w:r>
-      <w:r>
-        <w:t>ou are done with training</w:t>
-      </w:r>
-      <w:r>
-        <w:t>,</w:t>
-      </w:r>
-      <w:r>
-        <w:t xml:space="preserve"> I know a good shop,” Eric </w:t>
-      </w:r>
-      <w:r>
-        <w:t>said</w:t>
-      </w:r>
-      <w:r>
-        <w:t>.</w:t>
-      </w:r>
-      <w:r>
-        <w:t xml:space="preserve"> “The rest of my team is there. I had to come here to get some quests.”</w:t>
-      </w:r>
-    </w:p>
-    <w:p>
-      <w:r>
-        <w:t xml:space="preserve">“Lead the way my good man,” I </w:t>
-      </w:r>
-      <w:r>
-        <w:t>said</w:t>
-      </w:r>
-      <w:r>
-        <w:t xml:space="preserve"> and follow Eric.</w:t>
-      </w:r>
-    </w:p>
-    <w:p>
-      <w:r>
-        <w:t xml:space="preserve">I </w:t>
-      </w:r>
-      <w:r>
-        <w:t xml:space="preserve">formed the </w:t>
-      </w:r>
-      <w:r>
-        <w:t>array</w:t>
-      </w:r>
-      <w:r>
-        <w:t xml:space="preserve"> </w:t>
-      </w:r>
-      <w:r>
-        <w:t>as we walk</w:t>
-      </w:r>
-      <w:r>
-        <w:t>ed</w:t>
-      </w:r>
-      <w:r>
-        <w:t>, but d</w:t>
-      </w:r>
-      <w:r>
-        <w:t>id</w:t>
-      </w:r>
-      <w:r>
-        <w:t xml:space="preserve">n’t activate </w:t>
-      </w:r>
-      <w:r>
-        <w:t>it</w:t>
-      </w:r>
-      <w:r>
-        <w:t>. Instead I disperse</w:t>
-      </w:r>
-      <w:r>
-        <w:t>d</w:t>
-      </w:r>
-      <w:r>
-        <w:t xml:space="preserve"> </w:t>
-      </w:r>
-      <w:r>
-        <w:t xml:space="preserve">the </w:t>
-      </w:r>
-      <w:r>
-        <w:t xml:space="preserve">Runes </w:t>
-      </w:r>
-      <w:r>
-        <w:t>and tr</w:t>
-      </w:r>
-      <w:r>
-        <w:t>ied</w:t>
-      </w:r>
-      <w:r>
-        <w:t xml:space="preserve"> again.</w:t>
-      </w:r>
-    </w:p>
-    <w:p>
-      <w:r>
-        <w:t xml:space="preserve">“How come you told that NPC your real name?” Eric </w:t>
-      </w:r>
-      <w:r>
-        <w:t>asked</w:t>
-      </w:r>
-      <w:r>
-        <w:t>.</w:t>
-      </w:r>
-    </w:p>
-    <w:p>
-      <w:r>
-        <w:lastRenderedPageBreak/>
-        <w:t xml:space="preserve">“I didn’t,” I </w:t>
-      </w:r>
-      <w:r>
-        <w:t>said</w:t>
-      </w:r>
-      <w:r>
-        <w:t xml:space="preserve">. “I have no idea </w:t>
-      </w:r>
-      <w:r>
-        <w:t>how he knew my real name is Luke. The more I play this game, the weirder it gets.”</w:t>
-      </w:r>
-    </w:p>
-    <w:p>
-      <w:r>
-        <w:t xml:space="preserve">“Like the fact we can’t get naked?” Eric </w:t>
-      </w:r>
-      <w:r>
-        <w:t>asked</w:t>
-      </w:r>
-      <w:r>
-        <w:t xml:space="preserve"> with a chuckle.</w:t>
-      </w:r>
-    </w:p>
-    <w:p>
-      <w:r>
-        <w:t>I did get naked, but I d</w:t>
-      </w:r>
-      <w:r>
-        <w:t>id</w:t>
-      </w:r>
-      <w:r>
-        <w:t>n’t mention that.</w:t>
-      </w:r>
-    </w:p>
-    <w:p>
-      <w:r>
-        <w:t>“</w:t>
-      </w:r>
-      <w:r>
-        <w:t>No, it goes deeper than that,</w:t>
-      </w:r>
-      <w:r>
-        <w:t xml:space="preserve">” I </w:t>
-      </w:r>
-      <w:r>
-        <w:t>said</w:t>
-      </w:r>
-      <w:r>
-        <w:t>.</w:t>
-      </w:r>
-      <w:r>
-        <w:t xml:space="preserve"> “Right now it’s just a feeling.”</w:t>
-      </w:r>
-    </w:p>
-    <w:p>
-      <w:r>
-        <w:t xml:space="preserve">A short walk later </w:t>
-      </w:r>
-      <w:r>
-        <w:t xml:space="preserve">and </w:t>
-      </w:r>
-      <w:r>
-        <w:t xml:space="preserve">we </w:t>
-      </w:r>
-      <w:r>
-        <w:t xml:space="preserve">arrived </w:t>
-      </w:r>
-      <w:r>
-        <w:t>at an outfitting store.</w:t>
-      </w:r>
-    </w:p>
-    <w:p>
-      <w:r>
-        <w:t>I step</w:t>
-      </w:r>
-      <w:r>
-        <w:t>ped</w:t>
-      </w:r>
-      <w:r>
-        <w:t xml:space="preserve"> in and s</w:t>
-      </w:r>
-      <w:r>
-        <w:t>aw</w:t>
-      </w:r>
-      <w:r>
-        <w:t xml:space="preserve"> a sign saying, ‘all storage devices are disabled while in the store. To emphasize the fact I g</w:t>
-      </w:r>
-      <w:r>
-        <w:t>o</w:t>
-      </w:r>
-      <w:r>
-        <w:t xml:space="preserve">t a </w:t>
-      </w:r>
-      <w:r>
-        <w:t xml:space="preserve">neuralnet </w:t>
-      </w:r>
-      <w:r>
-        <w:t>message.</w:t>
-      </w:r>
-    </w:p>
-    <w:p>
-      <w:pPr>
-        <w:pStyle w:val="StatusMessage"/>
-      </w:pPr>
-      <w:r>
-        <w:t>All storage devices disabled</w:t>
-      </w:r>
-    </w:p>
-    <w:p>
-      <w:r>
-        <w:t>“</w:t>
-      </w:r>
-      <w:r>
-        <w:t xml:space="preserve">Welcome to Keith’s Emporium. </w:t>
-      </w:r>
-      <w:r>
-        <w:t xml:space="preserve">How may I help you?” the clerk </w:t>
-      </w:r>
-      <w:r>
-        <w:t>asked</w:t>
-      </w:r>
-      <w:r>
-        <w:t>.</w:t>
-      </w:r>
-    </w:p>
-    <w:p>
-      <w:r>
-        <w:t xml:space="preserve">“I need a </w:t>
-      </w:r>
-      <w:r>
-        <w:t>glaive</w:t>
-      </w:r>
-      <w:r>
-        <w:t xml:space="preserve"> or halberd</w:t>
-      </w:r>
-      <w:r>
-        <w:t>,</w:t>
-      </w:r>
-      <w:r>
-        <w:t xml:space="preserve"> </w:t>
-      </w:r>
-      <w:r>
-        <w:t>o</w:t>
-      </w:r>
-      <w:r>
-        <w:t xml:space="preserve">ne that is light,” I </w:t>
-      </w:r>
-      <w:r>
-        <w:t>said</w:t>
-      </w:r>
-      <w:r>
-        <w:t>.</w:t>
-      </w:r>
-    </w:p>
-    <w:p>
-      <w:r>
-        <w:t xml:space="preserve">“Please follow me and I’ll show you my selection,” the clerk </w:t>
-      </w:r>
-      <w:r>
-        <w:t>said</w:t>
-      </w:r>
-      <w:r>
-        <w:t>.</w:t>
-      </w:r>
-    </w:p>
-    <w:p>
-      <w:r>
-        <w:t>I followed the clerk to the section containing the specified weapons.</w:t>
-      </w:r>
-    </w:p>
-    <w:p>
-      <w:r>
-        <w:t>In the background I heard Eric and his friends talk.</w:t>
-      </w:r>
-    </w:p>
-    <w:p>
-      <w:r>
-        <w:t xml:space="preserve">“Eric, what took you so long?” </w:t>
-      </w:r>
-      <w:r>
-        <w:t xml:space="preserve">the Artemis girl I saw previously </w:t>
-      </w:r>
-      <w:r>
-        <w:t>asked</w:t>
-      </w:r>
-      <w:r>
-        <w:t xml:space="preserve"> angrily</w:t>
-      </w:r>
-      <w:r>
-        <w:t xml:space="preserve">. What was her </w:t>
-      </w:r>
-      <w:r>
-        <w:t xml:space="preserve">real </w:t>
-      </w:r>
-      <w:r>
-        <w:t xml:space="preserve">name? It was Simone. </w:t>
-      </w:r>
-      <w:r>
-        <w:t>I look</w:t>
-      </w:r>
-      <w:r>
-        <w:t>ed</w:t>
-      </w:r>
-      <w:r>
-        <w:t xml:space="preserve"> at the name</w:t>
-      </w:r>
-      <w:r>
-        <w:t xml:space="preserve"> </w:t>
-      </w:r>
-      <w:r>
-        <w:t>‘</w:t>
-      </w:r>
-      <w:r>
-        <w:t>Artemis</w:t>
-      </w:r>
-      <w:r>
-        <w:t xml:space="preserve"> </w:t>
-      </w:r>
-      <w:r>
-        <w:t>One-Shot</w:t>
-      </w:r>
-      <w:r>
-        <w:t xml:space="preserve"> </w:t>
-      </w:r>
-      <w:r>
-        <w:t>(</w:t>
-      </w:r>
-      <w:r>
-        <w:t>Player</w:t>
-      </w:r>
-      <w:r>
-        <w:t>)</w:t>
-      </w:r>
-      <w:r>
-        <w:t>’ hovering over her head</w:t>
-      </w:r>
-      <w:r>
-        <w:t>.</w:t>
-      </w:r>
-    </w:p>
-    <w:p>
-      <w:r>
-        <w:t>“I was watching a wizard get trained to cast spells,” Eric said. “It was entertaining.”</w:t>
-      </w:r>
-    </w:p>
-    <w:p>
-      <w:r>
-        <w:t xml:space="preserve">“But that was over </w:t>
-      </w:r>
-      <w:r>
-        <w:t xml:space="preserve">almost 2 </w:t>
-      </w:r>
-      <w:r>
-        <w:t>hour</w:t>
-      </w:r>
-      <w:r>
-        <w:t>s</w:t>
-      </w:r>
-      <w:r>
-        <w:t>,” Artemis said angrily.</w:t>
-      </w:r>
-    </w:p>
-    <w:p>
-      <w:r>
-        <w:lastRenderedPageBreak/>
-        <w:t xml:space="preserve">“Why </w:t>
-      </w:r>
-      <w:r>
-        <w:t>does</w:t>
-      </w:r>
-      <w:r>
-        <w:t xml:space="preserve"> </w:t>
-      </w:r>
-      <w:r>
-        <w:t>anyone</w:t>
-      </w:r>
-      <w:r>
-        <w:t xml:space="preserve"> need training?” the </w:t>
-      </w:r>
-      <w:r>
-        <w:t>Evelyn</w:t>
-      </w:r>
-      <w:r>
-        <w:t xml:space="preserve"> </w:t>
-      </w:r>
-      <w:proofErr w:type="spellStart"/>
-      <w:r>
-        <w:t>Graywaters</w:t>
-      </w:r>
-      <w:proofErr w:type="spellEnd"/>
-      <w:r>
-        <w:t xml:space="preserve"> I saw previously asked</w:t>
-      </w:r>
-      <w:r>
-        <w:t xml:space="preserve"> Eric</w:t>
-      </w:r>
-      <w:r>
-        <w:t xml:space="preserve">. “You just buy an artifact </w:t>
-      </w:r>
-      <w:r>
-        <w:t xml:space="preserve">or a </w:t>
-      </w:r>
-      <w:r>
-        <w:t>spell</w:t>
-      </w:r>
-      <w:r>
-        <w:t xml:space="preserve"> scroll </w:t>
-      </w:r>
-      <w:r>
-        <w:t>and it just works.”</w:t>
-      </w:r>
-    </w:p>
-    <w:p>
-      <w:r>
-        <w:t>“I can’t decide which to use,” I said to the clerk.</w:t>
-      </w:r>
-    </w:p>
-    <w:p>
-      <w:r>
-        <w:t xml:space="preserve">“There is a training yard </w:t>
-      </w:r>
-      <w:r>
-        <w:t>with practice weapons. Please follow me</w:t>
-      </w:r>
-      <w:r>
-        <w:t>,” the clerk said</w:t>
-      </w:r>
-      <w:r>
-        <w:t xml:space="preserve"> and led the way</w:t>
-      </w:r>
-      <w:r>
-        <w:t>.</w:t>
-      </w:r>
-    </w:p>
-    <w:p>
-      <w:r>
-        <w:t>The practice yard contained a rack of weapons, targets and dummies. Grabbing a pole weapon</w:t>
-      </w:r>
-      <w:r>
-        <w:t xml:space="preserve"> I spun it around and then attacked a dummy.</w:t>
-      </w:r>
-    </w:p>
-    <w:p>
-      <w:r>
-        <w:t xml:space="preserve">The glaives looked like ornate swords attached to poles, with a spike on the opposite end. The halberds looked </w:t>
-      </w:r>
-      <w:r>
-        <w:t>like 2-meter poles with a double-headed axe-head</w:t>
-      </w:r>
-      <w:r>
-        <w:t>.</w:t>
-      </w:r>
-    </w:p>
-    <w:p>
-      <w:r>
-        <w:t>While practicing, Eric came up to me. The others followed.</w:t>
-      </w:r>
-    </w:p>
-    <w:p>
-      <w:r>
-        <w:t xml:space="preserve">“Raven, this is </w:t>
-      </w:r>
-      <w:r>
-        <w:t>Artemis</w:t>
-      </w:r>
-      <w:r>
-        <w:t xml:space="preserve"> Everworth. She is our Ranger. This is </w:t>
-      </w:r>
-      <w:r>
-        <w:t>Evelyn</w:t>
-      </w:r>
-      <w:r>
-        <w:t xml:space="preserve"> </w:t>
-      </w:r>
-      <w:proofErr w:type="spellStart"/>
-      <w:r>
-        <w:t>Graywaters</w:t>
-      </w:r>
-      <w:proofErr w:type="spellEnd"/>
-      <w:r>
-        <w:t>. He is our Cleric. I’m our leader and the manliest Barbarian you will ever meet,” Eric said.</w:t>
-      </w:r>
-    </w:p>
-    <w:p>
-      <w:r>
-        <w:t xml:space="preserve">“I can believe that,” I </w:t>
-      </w:r>
-      <w:r>
-        <w:t>said</w:t>
-      </w:r>
-      <w:r>
-        <w:t xml:space="preserve"> with a wry smile as I grabbed another weapon.</w:t>
-      </w:r>
-    </w:p>
-    <w:p>
-      <w:r>
-        <w:t>“Do you belong to a party?” Eric asked.</w:t>
-      </w:r>
-    </w:p>
-    <w:p>
-      <w:r>
-        <w:t xml:space="preserve">“Nope,” I </w:t>
-      </w:r>
-      <w:r>
-        <w:t>said</w:t>
-      </w:r>
-      <w:r>
-        <w:t>, wondering what he was getting at.</w:t>
-      </w:r>
-    </w:p>
-    <w:p>
-      <w:r>
-        <w:t xml:space="preserve">“The only thing we are missing is a Wizard,” Eric said. “How would you like to join? I just have to warn you. </w:t>
-      </w:r>
-      <w:r>
-        <w:t>Artemis</w:t>
-      </w:r>
-      <w:r>
-        <w:t xml:space="preserve"> is my eye candy.”</w:t>
-      </w:r>
-    </w:p>
-    <w:p>
-      <w:r>
-        <w:t xml:space="preserve">“In this game, that’s all you get,” </w:t>
-      </w:r>
-      <w:r>
-        <w:t>Artemis</w:t>
-      </w:r>
-      <w:r>
-        <w:t xml:space="preserve"> joked.</w:t>
-      </w:r>
-    </w:p>
-    <w:p>
-      <w:r>
-        <w:t>“Not even that,” Eric said sadly.</w:t>
-      </w:r>
-    </w:p>
-    <w:p>
-      <w:r>
-        <w:lastRenderedPageBreak/>
-        <w:t xml:space="preserve">“You should be grateful to the System,” </w:t>
-      </w:r>
-      <w:r>
-        <w:t>Evelyn</w:t>
-      </w:r>
-      <w:r>
-        <w:t xml:space="preserve"> scolded. “It is protecting you from great sin.”</w:t>
-      </w:r>
-    </w:p>
-    <w:p>
-      <w:r>
-        <w:t xml:space="preserve">“I like your group,” I said with a laugh. “You are all into your roles. I must warn you. I only know one spell, and I </w:t>
-      </w:r>
-      <w:r>
-        <w:t>just learnt it</w:t>
-      </w:r>
-      <w:r>
-        <w:t>. I can’t use it in battle. Also, my physical stats are crap.”</w:t>
-      </w:r>
-    </w:p>
-    <w:p>
-      <w:r>
-        <w:t>“Everyone knows magic users are all squishy,” Eric said with a booming laugh.</w:t>
-      </w:r>
-    </w:p>
-    <w:p>
-      <w:r>
-        <w:t>“Why do you need to practice?” Evelyn asked. “You just point and shoot.”</w:t>
-      </w:r>
-    </w:p>
-    <w:p>
-      <w:r>
-        <w:t xml:space="preserve">“Raven didn’t buy his fireball spell,” Eric </w:t>
-      </w:r>
-      <w:r>
-        <w:t>said</w:t>
-      </w:r>
-      <w:r>
-        <w:t>. “A wizard named Taranis thought him. It was so amazing that I just had to stay and s</w:t>
-      </w:r>
-      <w:r>
-        <w:t>nag him before anyone else did. Why settle for a mage when I can get a wizard?”</w:t>
-      </w:r>
-    </w:p>
-    <w:p>
-      <w:r>
-        <w:t xml:space="preserve">“If you mean </w:t>
-      </w:r>
-      <w:r>
-        <w:t>Grand</w:t>
-      </w:r>
-      <w:r>
-        <w:t xml:space="preserve"> Wizard </w:t>
-      </w:r>
-      <w:proofErr w:type="spellStart"/>
-      <w:r>
-        <w:t>Taranis</w:t>
-      </w:r>
-      <w:proofErr w:type="spellEnd"/>
-      <w:r>
-        <w:t xml:space="preserve"> </w:t>
-      </w:r>
-      <w:proofErr w:type="spellStart"/>
-      <w:r>
-        <w:t>Luftwing</w:t>
-      </w:r>
-      <w:proofErr w:type="spellEnd"/>
-      <w:r>
-        <w:t>, then you are blessed indeed. He only trains high nobility. Are you high nobility?” the clerk asked.</w:t>
-      </w:r>
-    </w:p>
-    <w:p>
-      <w:r>
-        <w:t>“Sorry,” I said. “I have amnesia. I am currently travelling to find my past.”</w:t>
-      </w:r>
-    </w:p>
-    <w:p>
-      <w:r>
-        <w:t>“Sweet,” Eric exclaimed. “Now that’s a great back story. Now I definitely want you.”</w:t>
-      </w:r>
-    </w:p>
-    <w:p>
-      <w:r>
-        <w:t>“I’m happy to join,” I said.</w:t>
-      </w:r>
-    </w:p>
-    <w:p>
-      <w:pPr>
-        <w:pStyle w:val="StatusMessage"/>
-      </w:pPr>
-      <w:r>
-        <w:t>You are invited to Deep Divers</w:t>
-      </w:r>
-    </w:p>
-    <w:p>
-      <w:pPr>
-        <w:pStyle w:val="StatusMessage"/>
-      </w:pPr>
-      <w:r>
-        <w:t>Do you accept?</w:t>
-      </w:r>
-    </w:p>
-    <w:p>
-      <w:pPr>
-        <w:pStyle w:val="StatusMessage"/>
-      </w:pPr>
-      <w:r>
-        <w:t>Yes/No</w:t>
-      </w:r>
-    </w:p>
-    <w:p>
-      <w:r>
-        <w:t>I selected ‘Yes.’</w:t>
-      </w:r>
-    </w:p>
-    <w:p>
-      <w:r>
-        <w:lastRenderedPageBreak/>
-        <w:t>I turned to the clerk and said, “I like this one.”</w:t>
-      </w:r>
-    </w:p>
-    <w:p>
-      <w:r>
-        <w:t xml:space="preserve">The clerk </w:t>
-      </w:r>
-      <w:r>
-        <w:t xml:space="preserve">put the weapon away </w:t>
-      </w:r>
-      <w:r>
-        <w:t>and said, “Please follow me.”</w:t>
-      </w:r>
-    </w:p>
-    <w:p>
-      <w:r>
-        <w:t>Everyone</w:t>
-      </w:r>
-      <w:r>
-        <w:t xml:space="preserve"> went back to the store and the clerk handed me a new glaive. I took it and paid.</w:t>
-      </w:r>
-    </w:p>
-    <w:p>
-      <w:r>
-        <w:t>I was now broke – Unless you counted 5 silvers and some copper.</w:t>
-      </w:r>
-    </w:p>
-    <w:p>
-      <w:r>
         <w:t xml:space="preserve">“Come, let’s have lunch and then we’ll go questing,” Eric </w:t>
       </w:r>
       <w:r>
@@ -21099,7 +21067,18 @@
         <w:t>said</w:t>
       </w:r>
       <w:r>
-        <w:t>, “I</w:t>
+        <w:t>, “</w:t>
+      </w:r>
+      <w:r>
+        <w:t>I feel confident that I won’t forget the spell.</w:t>
+      </w:r>
+    </w:p>
+    <w:p>
+      <w:r>
+        <w:t>“</w:t>
+      </w:r>
+      <w:r>
+        <w:t>I</w:t>
       </w:r>
       <w:r>
         <w:t xml:space="preserve">t </w:t>
@@ -21142,31 +21121,137 @@
     </w:p>
     <w:p>
       <w:r>
+        <w:t xml:space="preserve">“You shouldn’t worry </w:t>
+      </w:r>
+      <w:r>
+        <w:t>so</w:t>
+      </w:r>
+      <w:r>
+        <w:t xml:space="preserve"> much about that,” Eric </w:t>
+      </w:r>
+      <w:r>
+        <w:t>said</w:t>
+      </w:r>
+      <w:r>
+        <w:t xml:space="preserve"> with a laugh. “Remember</w:t>
+      </w:r>
+      <w:r>
+        <w:t>,</w:t>
+      </w:r>
+      <w:r>
+        <w:t xml:space="preserve"> I am the tank. It’s my job to protect you squishy types.”</w:t>
+      </w:r>
+    </w:p>
+    <w:p>
+      <w:r>
+        <w:t xml:space="preserve">“In that case, I’m ready to go,” I </w:t>
+      </w:r>
+      <w:r>
+        <w:t>said</w:t>
+      </w:r>
+      <w:r>
+        <w:t>.</w:t>
+      </w:r>
+    </w:p>
+    <w:p>
+      <w:r>
         <w:lastRenderedPageBreak/>
-        <w:t xml:space="preserve">“You shouldn’t worry </w:t>
-      </w:r>
-      <w:r>
-        <w:t>so</w:t>
-      </w:r>
-      <w:r>
-        <w:t xml:space="preserve"> much about that,” Eric </w:t>
+        <w:t xml:space="preserve">“You’re in luck,” Eric </w:t>
       </w:r>
       <w:r>
         <w:t>said</w:t>
       </w:r>
       <w:r>
-        <w:t xml:space="preserve"> with a laugh. “Remember</w:t>
+        <w:t xml:space="preserve">. “We didn’t get to </w:t>
+      </w:r>
+      <w:r>
+        <w:t>finish</w:t>
+      </w:r>
+      <w:r>
+        <w:t xml:space="preserve"> the rat quest yesterday. We can do that now.”</w:t>
+      </w:r>
+    </w:p>
+    <w:p>
+      <w:r>
+        <w:t xml:space="preserve">We </w:t>
+      </w:r>
+      <w:r>
+        <w:t>headed</w:t>
+      </w:r>
+      <w:r>
+        <w:t xml:space="preserve"> out.</w:t>
+      </w:r>
+    </w:p>
+    <w:p>
+      <w:r>
+        <w:t xml:space="preserve">“World renowned wizard Raven Solarsmith, conqueror of rats,” I </w:t>
+      </w:r>
+      <w:r>
+        <w:t>said</w:t>
+      </w:r>
+      <w:r>
+        <w:t xml:space="preserve">. “By the way, </w:t>
+      </w:r>
+      <w:r>
+        <w:t xml:space="preserve">my build doesn’t allow classes or class bonuses. How </w:t>
+      </w:r>
+      <w:r>
+        <w:t>is</w:t>
+      </w:r>
+      <w:r>
+        <w:t xml:space="preserve"> it for you?”</w:t>
+      </w:r>
+    </w:p>
+    <w:p>
+      <w:r>
+        <w:t>“</w:t>
+      </w:r>
+      <w:r>
+        <w:t>You’re hard core, aren’t you?” Eric said, impressed. “</w:t>
+      </w:r>
+      <w:r>
+        <w:t>Artemis</w:t>
       </w:r>
       <w:r>
         <w:t>,</w:t>
       </w:r>
       <w:r>
-        <w:t xml:space="preserve"> I am the tank. It’s my job to protect you squishy types.”</w:t>
-      </w:r>
-    </w:p>
-    <w:p>
-      <w:r>
-        <w:t xml:space="preserve">“In that case, I’m ready to go,” I </w:t>
+        <w:t xml:space="preserve"> </w:t>
+      </w:r>
+      <w:r>
+        <w:t>Evelyn</w:t>
+      </w:r>
+      <w:r>
+        <w:t xml:space="preserve"> </w:t>
+      </w:r>
+      <w:r>
+        <w:t xml:space="preserve">and I </w:t>
+      </w:r>
+      <w:r>
+        <w:t>just got to choose, just after setting difficulty</w:t>
+      </w:r>
+      <w:r>
+        <w:t>.</w:t>
+      </w:r>
+      <w:r>
+        <w:t>”</w:t>
+      </w:r>
+    </w:p>
+    <w:p>
+      <w:r>
+        <w:t xml:space="preserve">“The System already knew </w:t>
+      </w:r>
+      <w:r>
+        <w:t>Eric</w:t>
+      </w:r>
+      <w:r>
+        <w:t xml:space="preserve"> was a barbarian. It just acknowledged the truth,” </w:t>
+      </w:r>
+      <w:r>
+        <w:t>Artemis</w:t>
+      </w:r>
+      <w:r>
+        <w:t xml:space="preserve"> </w:t>
       </w:r>
       <w:r>
         <w:t>said</w:t>
@@ -21177,19 +21262,170 @@
     </w:p>
     <w:p>
       <w:r>
-        <w:t xml:space="preserve">“You’re in luck,” Eric </w:t>
+        <w:t>“What difficulty did you select?” I asked.</w:t>
+      </w:r>
+      <w:r>
+        <w:t xml:space="preserve"> “Also, do you have auto-targeting and such?”</w:t>
+      </w:r>
+    </w:p>
+    <w:p>
+      <w:r>
+        <w:t xml:space="preserve">“Artemis and </w:t>
+      </w:r>
+      <w:r>
+        <w:t>Evelyn</w:t>
+      </w:r>
+      <w:r>
+        <w:t xml:space="preserve"> are both on Easy,” Eric said. “I’m on No Pain, </w:t>
+      </w:r>
+      <w:r>
+        <w:t>No Gain, since I’m a barbarian.</w:t>
+      </w:r>
+    </w:p>
+    <w:p>
+      <w:r>
+        <w:t>“We all have AI assisted targeting and skill assistance. It’s just part of our class bonuses. There’s no way I could swing this sword without monster training.”</w:t>
+      </w:r>
+    </w:p>
+    <w:p>
+      <w:r>
+        <w:t xml:space="preserve">“Did it </w:t>
+      </w:r>
+      <w:r>
+        <w:t>ask</w:t>
+      </w:r>
+      <w:r>
+        <w:t xml:space="preserve"> to choose between </w:t>
+      </w:r>
+      <w:r>
+        <w:t>XP</w:t>
+      </w:r>
+      <w:r>
+        <w:t xml:space="preserve"> Allocation </w:t>
+      </w:r>
+      <w:r>
+        <w:t>and</w:t>
+      </w:r>
+      <w:r>
+        <w:t xml:space="preserve"> </w:t>
+      </w:r>
+      <w:r>
+        <w:t>Essence</w:t>
+      </w:r>
+      <w:r>
+        <w:t xml:space="preserve"> Allocation?” I </w:t>
+      </w:r>
+      <w:r>
+        <w:t>asked</w:t>
+      </w:r>
+      <w:r>
+        <w:t>.</w:t>
+      </w:r>
+    </w:p>
+    <w:p>
+      <w:r>
+        <w:t xml:space="preserve">“Nope,” Eric </w:t>
       </w:r>
       <w:r>
         <w:t>said</w:t>
       </w:r>
       <w:r>
-        <w:t xml:space="preserve">. “We didn’t get to </w:t>
-      </w:r>
-      <w:r>
-        <w:t>finish</w:t>
-      </w:r>
-      <w:r>
-        <w:t xml:space="preserve"> the rat quest yesterday. We can do that now.”</w:t>
+        <w:t>.</w:t>
+      </w:r>
+      <w:r>
+        <w:t xml:space="preserve"> “Don’t know what that means.”</w:t>
+      </w:r>
+    </w:p>
+    <w:p>
+      <w:r>
+        <w:t>Once again the warning icon appeared.</w:t>
+      </w:r>
+    </w:p>
+    <w:p>
+      <w:r>
+        <w:t>“</w:t>
+      </w:r>
+      <w:r>
+        <w:t>I told Eric</w:t>
+      </w:r>
+      <w:r>
+        <w:t>,</w:t>
+      </w:r>
+      <w:r>
+        <w:t xml:space="preserve"> but for the record I am </w:t>
+      </w:r>
+      <w:r>
+        <w:t xml:space="preserve">a </w:t>
+      </w:r>
+      <w:r>
+        <w:t xml:space="preserve">content creator. </w:t>
+      </w:r>
+      <w:r>
+        <w:t>I use my AI assistant to create daily episodes of approximately 1 hour</w:t>
+      </w:r>
+      <w:r>
+        <w:t xml:space="preserve">, as well as </w:t>
+      </w:r>
+      <w:r>
+        <w:t>shorts</w:t>
+      </w:r>
+      <w:r>
+        <w:t xml:space="preserve">. My channel name is </w:t>
+      </w:r>
+      <w:r>
+        <w:t xml:space="preserve">Gaming with </w:t>
+      </w:r>
+      <w:r>
+        <w:t>Raven</w:t>
+      </w:r>
+      <w:r>
+        <w:t>,</w:t>
+      </w:r>
+      <w:r>
+        <w:t>”</w:t>
+      </w:r>
+      <w:r>
+        <w:t xml:space="preserve"> I </w:t>
+      </w:r>
+      <w:r>
+        <w:t>said</w:t>
+      </w:r>
+      <w:r>
+        <w:t>.</w:t>
+      </w:r>
+    </w:p>
+    <w:p>
+      <w:r>
+        <w:lastRenderedPageBreak/>
+        <w:t xml:space="preserve">“That explains the camera,” </w:t>
+      </w:r>
+      <w:r>
+        <w:t>Artemis</w:t>
+      </w:r>
+      <w:r>
+        <w:t xml:space="preserve"> said, looking at the floating eyeball camera.</w:t>
+      </w:r>
+    </w:p>
+    <w:p>
+      <w:r>
+        <w:t xml:space="preserve">“Did you buy anything from the store?” </w:t>
+      </w:r>
+      <w:r>
+        <w:t>Evelyn</w:t>
+      </w:r>
+      <w:r>
+        <w:t xml:space="preserve"> asked.</w:t>
+      </w:r>
+    </w:p>
+    <w:p>
+      <w:r>
+        <w:t xml:space="preserve">“Only the </w:t>
+      </w:r>
+      <w:r>
+        <w:t xml:space="preserve">basic streaming package, including the </w:t>
+      </w:r>
+      <w:r>
+        <w:t>eyeball camera and an invisible selfie camera,” I said. “I didn’t want to spoil the fun for my viewers.”</w:t>
       </w:r>
     </w:p>
     <w:p>
@@ -21197,30 +21433,139 @@
         <w:t xml:space="preserve">We </w:t>
       </w:r>
       <w:r>
-        <w:t>headed</w:t>
-      </w:r>
-      <w:r>
-        <w:t xml:space="preserve"> out.</w:t>
-      </w:r>
-    </w:p>
-    <w:p>
-      <w:r>
-        <w:t xml:space="preserve">“World renowned wizard Raven Solarsmith, conqueror of rats,” I </w:t>
+        <w:t xml:space="preserve">arrived </w:t>
+      </w:r>
+      <w:r>
+        <w:t>at massive steel doors built against a stone building.</w:t>
+      </w:r>
+    </w:p>
+    <w:p>
+      <w:r>
+        <w:t>“It’s time for us to d</w:t>
+      </w:r>
+      <w:r>
+        <w:t>ive</w:t>
+      </w:r>
+      <w:r>
+        <w:t xml:space="preserve"> deep boys and girls</w:t>
+      </w:r>
+      <w:r>
+        <w:t>.</w:t>
+      </w:r>
+      <w:r>
+        <w:t xml:space="preserve"> Woo-Hoo</w:t>
+      </w:r>
+      <w:r>
+        <w:t xml:space="preserve">,” Eric </w:t>
+      </w:r>
+      <w:r>
+        <w:t>screamed</w:t>
+      </w:r>
+      <w:r>
+        <w:t>.</w:t>
+      </w:r>
+    </w:p>
+    <w:p>
+      <w:r>
+        <w:t>Eric</w:t>
+      </w:r>
+      <w:r>
+        <w:t xml:space="preserve"> </w:t>
+      </w:r>
+      <w:r>
+        <w:t>touched</w:t>
+      </w:r>
+      <w:r>
+        <w:t xml:space="preserve"> the door with an item and the doors </w:t>
+      </w:r>
+      <w:r>
+        <w:t>swung</w:t>
+      </w:r>
+      <w:r>
+        <w:t xml:space="preserve"> inwards.</w:t>
+      </w:r>
+    </w:p>
+    <w:p>
+      <w:r>
+        <w:t xml:space="preserve">“Crap, I don’t have a torch,” I </w:t>
       </w:r>
       <w:r>
         <w:t>said</w:t>
       </w:r>
       <w:r>
-        <w:t xml:space="preserve">. “By the way, </w:t>
-      </w:r>
-      <w:r>
-        <w:t xml:space="preserve">my build doesn’t allow classes or class bonuses. How </w:t>
-      </w:r>
-      <w:r>
-        <w:t>is</w:t>
-      </w:r>
-      <w:r>
-        <w:t xml:space="preserve"> it for you?”</w:t>
+        <w:t xml:space="preserve">. My fears </w:t>
+      </w:r>
+      <w:r>
+        <w:t>were</w:t>
+      </w:r>
+      <w:r>
+        <w:t xml:space="preserve"> unfounded, as the interior </w:t>
+      </w:r>
+      <w:r>
+        <w:t>was</w:t>
+      </w:r>
+      <w:r>
+        <w:t xml:space="preserve"> well lighted with torches burning every </w:t>
+      </w:r>
+      <w:r>
+        <w:t>five</w:t>
+      </w:r>
+      <w:r>
+        <w:t xml:space="preserve"> meters</w:t>
+      </w:r>
+      <w:r>
+        <w:t>, staggered</w:t>
+      </w:r>
+      <w:r>
+        <w:t>.</w:t>
+      </w:r>
+    </w:p>
+    <w:p>
+      <w:r>
+        <w:t>We head</w:t>
+      </w:r>
+      <w:r>
+        <w:t>ed</w:t>
+      </w:r>
+      <w:r>
+        <w:t xml:space="preserve"> downwards through a well</w:t>
+      </w:r>
+      <w:r>
+        <w:t>-</w:t>
+      </w:r>
+      <w:r>
+        <w:t>built tunnel.</w:t>
+      </w:r>
+    </w:p>
+    <w:p>
+      <w:r>
+        <w:t xml:space="preserve">As we </w:t>
+      </w:r>
+      <w:r>
+        <w:t>walked,</w:t>
+      </w:r>
+      <w:r>
+        <w:t xml:space="preserve"> I </w:t>
+      </w:r>
+      <w:r>
+        <w:t>asked</w:t>
+      </w:r>
+      <w:r>
+        <w:t>, “How does this Party thing work?”</w:t>
+      </w:r>
+    </w:p>
+    <w:p>
+      <w:r>
+        <w:t xml:space="preserve">“Party members share equally in all XP received, and automatic loot collection,” Eric </w:t>
+      </w:r>
+      <w:r>
+        <w:t>said</w:t>
+      </w:r>
+      <w:r>
+        <w:t>.</w:t>
+      </w:r>
+      <w:r>
+        <w:t xml:space="preserve"> “We also have a party chat function.”</w:t>
       </w:r>
     </w:p>
     <w:p>
@@ -21228,130 +21573,70 @@
         <w:t>“</w:t>
       </w:r>
       <w:r>
-        <w:t>You’re hard core, aren’t you?” Eric said, impressed. “</w:t>
-      </w:r>
-      <w:r>
-        <w:t>Artemis</w:t>
-      </w:r>
-      <w:r>
-        <w:t>,</w:t>
+        <w:t>XP and loot sharing only works in Newbie City</w:t>
+      </w:r>
+      <w:r>
+        <w:t xml:space="preserve">,” </w:t>
+      </w:r>
+      <w:r>
+        <w:t>Evelyn</w:t>
       </w:r>
       <w:r>
         <w:t xml:space="preserve"> </w:t>
       </w:r>
       <w:r>
-        <w:t>Evelyn</w:t>
-      </w:r>
-      <w:r>
-        <w:t xml:space="preserve"> </w:t>
-      </w:r>
-      <w:r>
-        <w:t xml:space="preserve">and I </w:t>
-      </w:r>
-      <w:r>
-        <w:t>just got to choose, just after setting difficulty</w:t>
-      </w:r>
-      <w:r>
-        <w:t>.</w:t>
-      </w:r>
-      <w:r>
-        <w:t>”</w:t>
-      </w:r>
-    </w:p>
-    <w:p>
-      <w:r>
-        <w:t xml:space="preserve">“The System already knew </w:t>
-      </w:r>
-      <w:r>
-        <w:t>Eric</w:t>
-      </w:r>
-      <w:r>
-        <w:t xml:space="preserve"> was a barbarian. It just acknowledged the truth,” </w:t>
-      </w:r>
-      <w:r>
-        <w:t>Artemis</w:t>
-      </w:r>
-      <w:r>
-        <w:t xml:space="preserve"> </w:t>
+        <w:t>added</w:t>
+      </w:r>
+      <w:r>
+        <w:t>.</w:t>
+      </w:r>
+    </w:p>
+    <w:p>
+      <w:r>
+        <w:t>“How long will you be staying in the game?”</w:t>
+      </w:r>
+      <w:r>
+        <w:t xml:space="preserve"> Eric </w:t>
+      </w:r>
+      <w:r>
+        <w:t>asked</w:t>
+      </w:r>
+      <w:r>
+        <w:t>.</w:t>
+      </w:r>
+    </w:p>
+    <w:p>
+      <w:r>
+        <w:t xml:space="preserve">“Until </w:t>
+      </w:r>
+      <w:r>
+        <w:t xml:space="preserve">week before </w:t>
+      </w:r>
+      <w:r>
+        <w:t>Labor Day</w:t>
+      </w:r>
+      <w:r>
+        <w:t xml:space="preserve"> weekend</w:t>
+      </w:r>
+      <w:r>
+        <w:t xml:space="preserve">,” I </w:t>
       </w:r>
       <w:r>
         <w:t>said</w:t>
       </w:r>
       <w:r>
-        <w:t>.</w:t>
-      </w:r>
-    </w:p>
-    <w:p>
-      <w:r>
-        <w:t>“What difficulty did you select?” I asked.</w:t>
-      </w:r>
-      <w:r>
-        <w:t xml:space="preserve"> “Also, do you have auto-targeting and such?”</w:t>
-      </w:r>
-    </w:p>
-    <w:p>
-      <w:r>
-        <w:t xml:space="preserve">“Artemis and </w:t>
-      </w:r>
-      <w:r>
-        <w:t>Evelyn</w:t>
-      </w:r>
-      <w:r>
-        <w:t xml:space="preserve"> are both on Easy,” Eric said. “I’m on No Pain, </w:t>
-      </w:r>
-      <w:r>
-        <w:t>No Gain, since I’m a barbarian.</w:t>
-      </w:r>
-    </w:p>
-    <w:p>
-      <w:r>
-        <w:t>“We all have AI assisted targeting and skill assistance. It’s just part of our class bonuses. There’s no way I could swing this sword without monster training.”</w:t>
-      </w:r>
-    </w:p>
-    <w:p>
-      <w:r>
-        <w:t xml:space="preserve">“Did it </w:t>
-      </w:r>
-      <w:r>
-        <w:t>ask</w:t>
-      </w:r>
-      <w:r>
-        <w:t xml:space="preserve"> to choose between </w:t>
-      </w:r>
-      <w:r>
-        <w:t>[</w:t>
-      </w:r>
-      <w:r>
-        <w:t>XP</w:t>
-      </w:r>
-      <w:r>
-        <w:t>]</w:t>
-      </w:r>
-      <w:r>
-        <w:t xml:space="preserve"> Allocation </w:t>
-      </w:r>
-      <w:r>
-        <w:t>and</w:t>
-      </w:r>
-      <w:r>
-        <w:t xml:space="preserve"> </w:t>
-      </w:r>
-      <w:r>
-        <w:t>Essence</w:t>
-      </w:r>
-      <w:r>
-        <w:t xml:space="preserve"> Allocation?” I </w:t>
-      </w:r>
-      <w:r>
-        <w:t>asked</w:t>
-      </w:r>
-      <w:r>
-        <w:t>.</w:t>
-      </w:r>
-    </w:p>
-    <w:p>
-      <w:r>
-        <w:t xml:space="preserve">“Nope,” Eric </w:t>
+        <w:t>. “</w:t>
+      </w:r>
+      <w:r>
+        <w:t xml:space="preserve">I have to go back to </w:t>
+      </w:r>
+      <w:r>
+        <w:t>school.”</w:t>
+      </w:r>
+    </w:p>
+    <w:p>
+      <w:r>
+        <w:t xml:space="preserve">“Same for us,” Eric </w:t>
       </w:r>
       <w:r>
         <w:t>said</w:t>
@@ -21360,318 +21645,12 @@
         <w:t>.</w:t>
       </w:r>
       <w:r>
-        <w:t xml:space="preserve"> “Don’t know what that means.”</w:t>
-      </w:r>
-    </w:p>
-    <w:p>
-      <w:r>
-        <w:t>Once again the warning icon appeared.</w:t>
+        <w:t xml:space="preserve"> “Where in America do you live?”</w:t>
       </w:r>
     </w:p>
     <w:p>
       <w:r>
         <w:lastRenderedPageBreak/>
-        <w:t>“</w:t>
-      </w:r>
-      <w:r>
-        <w:t>I told Eric</w:t>
-      </w:r>
-      <w:r>
-        <w:t>,</w:t>
-      </w:r>
-      <w:r>
-        <w:t xml:space="preserve"> but for the record I am </w:t>
-      </w:r>
-      <w:r>
-        <w:t xml:space="preserve">a </w:t>
-      </w:r>
-      <w:r>
-        <w:t xml:space="preserve">content creator. </w:t>
-      </w:r>
-      <w:r>
-        <w:t>I use my AI assistant to create daily episodes of approximately 1 hour</w:t>
-      </w:r>
-      <w:r>
-        <w:t xml:space="preserve">, as well as </w:t>
-      </w:r>
-      <w:r>
-        <w:t>shorts</w:t>
-      </w:r>
-      <w:r>
-        <w:t xml:space="preserve">. My channel name is </w:t>
-      </w:r>
-      <w:r>
-        <w:t xml:space="preserve">Gaming with </w:t>
-      </w:r>
-      <w:r>
-        <w:t>Raven</w:t>
-      </w:r>
-      <w:r>
-        <w:t>,</w:t>
-      </w:r>
-      <w:r>
-        <w:t>”</w:t>
-      </w:r>
-      <w:r>
-        <w:t xml:space="preserve"> I </w:t>
-      </w:r>
-      <w:r>
-        <w:t>said</w:t>
-      </w:r>
-      <w:r>
-        <w:t>.</w:t>
-      </w:r>
-    </w:p>
-    <w:p>
-      <w:r>
-        <w:t xml:space="preserve">“That explains the camera,” </w:t>
-      </w:r>
-      <w:r>
-        <w:t>Artemis</w:t>
-      </w:r>
-      <w:r>
-        <w:t xml:space="preserve"> said, looking at the floating eyeball camera.</w:t>
-      </w:r>
-    </w:p>
-    <w:p>
-      <w:r>
-        <w:t xml:space="preserve">“Did you buy anything from the store?” </w:t>
-      </w:r>
-      <w:r>
-        <w:t>Evelyn</w:t>
-      </w:r>
-      <w:r>
-        <w:t xml:space="preserve"> asked.</w:t>
-      </w:r>
-    </w:p>
-    <w:p>
-      <w:r>
-        <w:t>“Only the eyeball camera and an invisible selfie camera,” I said. “I didn’t want to spoil the fun for my viewers.”</w:t>
-      </w:r>
-    </w:p>
-    <w:p>
-      <w:r>
-        <w:t xml:space="preserve">We </w:t>
-      </w:r>
-      <w:r>
-        <w:t xml:space="preserve">arrived </w:t>
-      </w:r>
-      <w:r>
-        <w:t>at massive steel doors built against a stone building.</w:t>
-      </w:r>
-    </w:p>
-    <w:p>
-      <w:r>
-        <w:t>“It’s time for us to d</w:t>
-      </w:r>
-      <w:r>
-        <w:t>ive</w:t>
-      </w:r>
-      <w:r>
-        <w:t xml:space="preserve"> deep boys and girls</w:t>
-      </w:r>
-      <w:r>
-        <w:t>.</w:t>
-      </w:r>
-      <w:r>
-        <w:t xml:space="preserve"> Woo-Hoo</w:t>
-      </w:r>
-      <w:r>
-        <w:t xml:space="preserve">,” Eric </w:t>
-      </w:r>
-      <w:r>
-        <w:t>screamed</w:t>
-      </w:r>
-      <w:r>
-        <w:t>.</w:t>
-      </w:r>
-    </w:p>
-    <w:p>
-      <w:r>
-        <w:t>Eric</w:t>
-      </w:r>
-      <w:r>
-        <w:t xml:space="preserve"> </w:t>
-      </w:r>
-      <w:r>
-        <w:t>touched</w:t>
-      </w:r>
-      <w:r>
-        <w:t xml:space="preserve"> the door with an item and the doors </w:t>
-      </w:r>
-      <w:r>
-        <w:t>swung</w:t>
-      </w:r>
-      <w:r>
-        <w:t xml:space="preserve"> inwards.</w:t>
-      </w:r>
-    </w:p>
-    <w:p>
-      <w:r>
-        <w:t xml:space="preserve">“Crap, I don’t have a torch,” I </w:t>
-      </w:r>
-      <w:r>
-        <w:t>said</w:t>
-      </w:r>
-      <w:r>
-        <w:t xml:space="preserve">. My fears </w:t>
-      </w:r>
-      <w:r>
-        <w:t>were</w:t>
-      </w:r>
-      <w:r>
-        <w:t xml:space="preserve"> unfounded, as the interior </w:t>
-      </w:r>
-      <w:r>
-        <w:t>was</w:t>
-      </w:r>
-      <w:r>
-        <w:t xml:space="preserve"> well lighted with torches burning every </w:t>
-      </w:r>
-      <w:r>
-        <w:t>five</w:t>
-      </w:r>
-      <w:r>
-        <w:t xml:space="preserve"> meters</w:t>
-      </w:r>
-      <w:r>
-        <w:t>, staggered</w:t>
-      </w:r>
-      <w:r>
-        <w:t>.</w:t>
-      </w:r>
-    </w:p>
-    <w:p>
-      <w:r>
-        <w:t>We head</w:t>
-      </w:r>
-      <w:r>
-        <w:t>ed</w:t>
-      </w:r>
-      <w:r>
-        <w:t xml:space="preserve"> downwards through a well</w:t>
-      </w:r>
-      <w:r>
-        <w:t>-</w:t>
-      </w:r>
-      <w:r>
-        <w:t>built tunnel.</w:t>
-      </w:r>
-    </w:p>
-    <w:p>
-      <w:r>
-        <w:t xml:space="preserve">As we </w:t>
-      </w:r>
-      <w:r>
-        <w:t>walked,</w:t>
-      </w:r>
-      <w:r>
-        <w:t xml:space="preserve"> I </w:t>
-      </w:r>
-      <w:r>
-        <w:t>asked</w:t>
-      </w:r>
-      <w:r>
-        <w:t>, “How does this Party thing work?”</w:t>
-      </w:r>
-    </w:p>
-    <w:p>
-      <w:r>
-        <w:t xml:space="preserve">“Party members share equally in all XP received, and automatic loot collection,” Eric </w:t>
-      </w:r>
-      <w:r>
-        <w:t>said</w:t>
-      </w:r>
-      <w:r>
-        <w:t>.</w:t>
-      </w:r>
-      <w:r>
-        <w:t xml:space="preserve"> “We also have a party chat function.”</w:t>
-      </w:r>
-    </w:p>
-    <w:p>
-      <w:r>
-        <w:t>“</w:t>
-      </w:r>
-      <w:r>
-        <w:t>XP and loot sharing only works in Newbie City</w:t>
-      </w:r>
-      <w:r>
-        <w:t xml:space="preserve">,” </w:t>
-      </w:r>
-      <w:r>
-        <w:t>Evelyn</w:t>
-      </w:r>
-      <w:r>
-        <w:t xml:space="preserve"> </w:t>
-      </w:r>
-      <w:r>
-        <w:t>added</w:t>
-      </w:r>
-      <w:r>
-        <w:t>.</w:t>
-      </w:r>
-    </w:p>
-    <w:p>
-      <w:r>
-        <w:t>“How long will you be staying in the game?”</w:t>
-      </w:r>
-      <w:r>
-        <w:t xml:space="preserve"> Eric </w:t>
-      </w:r>
-      <w:r>
-        <w:t>asked</w:t>
-      </w:r>
-      <w:r>
-        <w:t>.</w:t>
-      </w:r>
-    </w:p>
-    <w:p>
-      <w:r>
-        <w:t xml:space="preserve">“Until </w:t>
-      </w:r>
-      <w:r>
-        <w:t xml:space="preserve">week before </w:t>
-      </w:r>
-      <w:r>
-        <w:t>Labor Day</w:t>
-      </w:r>
-      <w:r>
-        <w:t xml:space="preserve"> weekend</w:t>
-      </w:r>
-      <w:r>
-        <w:t xml:space="preserve">,” I </w:t>
-      </w:r>
-      <w:r>
-        <w:t>said</w:t>
-      </w:r>
-      <w:r>
-        <w:t>. “</w:t>
-      </w:r>
-      <w:r>
-        <w:t xml:space="preserve">I have to go back to </w:t>
-      </w:r>
-      <w:r>
-        <w:t>school.”</w:t>
-      </w:r>
-    </w:p>
-    <w:p>
-      <w:r>
-        <w:lastRenderedPageBreak/>
-        <w:t xml:space="preserve">“Same for us,” Eric </w:t>
-      </w:r>
-      <w:r>
-        <w:t>said</w:t>
-      </w:r>
-      <w:r>
-        <w:t>.</w:t>
-      </w:r>
-      <w:r>
-        <w:t xml:space="preserve"> “Where in America do you live?”</w:t>
-      </w:r>
-    </w:p>
-    <w:p>
-      <w:r>
         <w:t xml:space="preserve">“I’m from Canada,” I </w:t>
       </w:r>
       <w:r>
@@ -24400,7 +24379,16 @@
     </w:p>
     <w:p>
       <w:r>
-        <w:t>“Sweet,” Eric said.</w:t>
+        <w:t>“Sweet,” Eric said</w:t>
+      </w:r>
+      <w:r>
+        <w:t xml:space="preserve"> happily</w:t>
+      </w:r>
+      <w:r>
+        <w:t>.</w:t>
+      </w:r>
+      <w:r>
+        <w:t>&lt;&gt;</w:t>
       </w:r>
     </w:p>
     <w:p>
@@ -51998,15 +51986,7 @@
     </w:p>
     <w:p>
       <w:r>
-        <w:t xml:space="preserve">“Everyone, this is Royal Wizard </w:t>
-      </w:r>
-      <w:proofErr w:type="spellStart"/>
-      <w:r>
-        <w:t>Taranis</w:t>
-      </w:r>
-      <w:proofErr w:type="spellEnd"/>
-      <w:r>
-        <w:t xml:space="preserve"> </w:t>
+        <w:t xml:space="preserve">“Everyone, this is Royal Wizard Taranis </w:t>
       </w:r>
       <w:proofErr w:type="spellStart"/>
       <w:r>
@@ -57855,7 +57835,7 @@
             <w:rPr>
               <w:noProof/>
             </w:rPr>
-            <w:t>68</w:t>
+            <w:t>84</w:t>
           </w:r>
         </w:fldSimple>
       </w:p>
@@ -57886,7 +57866,7 @@
             <w:rPr>
               <w:noProof/>
             </w:rPr>
-            <w:t>67</w:t>
+            <w:t>85</w:t>
           </w:r>
         </w:fldSimple>
       </w:p>
@@ -58153,7 +58133,7 @@
         <v:path o:extrusionok="f" gradientshapeok="t" o:connecttype="rect"/>
         <o:lock v:ext="edit" aspectratio="t"/>
       </v:shapetype>
-      <v:shape id="_x0000_i1118" type="#_x0000_t75" style="width:3in;height:3in;visibility:visible" o:bullet="t">
+      <v:shape id="_x0000_i1040" type="#_x0000_t75" style="width:3in;height:3in;visibility:visible" o:bullet="t">
         <v:imagedata r:id="rId1" o:title="MC900065312[1]"/>
       </v:shape>
     </w:pict>
@@ -60867,7 +60847,7 @@
 </file>
 
 <file path=customXml/itemProps1.xml><?xml version="1.0" encoding="utf-8"?>
-<ds:datastoreItem xmlns:ds="http://schemas.openxmlformats.org/officeDocument/2006/customXml" ds:itemID="{928A8292-9A45-46C6-8E97-1A46A3932EF3}">
+<ds:datastoreItem xmlns:ds="http://schemas.openxmlformats.org/officeDocument/2006/customXml" ds:itemID="{AA77F0AD-D915-467C-B0EC-B68F9107C0AC}">
   <ds:schemaRefs>
     <ds:schemaRef ds:uri="http://schemas.openxmlformats.org/officeDocument/2006/bibliography"/>
   </ds:schemaRefs>
